--- a/Investigation.docx
+++ b/Investigation.docx
@@ -7,6 +7,7 @@
         <w:pStyle w:val="Title"/>
         <w:rPr>
           <w:b/>
+          <w:bCs/>
           <w:sz w:val="72"/>
           <w:szCs w:val="72"/>
         </w:rPr>
@@ -21,7 +22,6 @@
         <w:t>Filmtopia Project Investigation</w:t>
       </w:r>
     </w:p>
-    <w:p/>
     <w:p>
       <w:pPr>
         <w:jc w:val="center"/>
@@ -81,10 +81,150 @@
       </w:r>
     </w:p>
     <w:p>
-      <w:r>
-        <w:t xml:space="preserve"> </w:t>
-      </w:r>
-    </w:p>
+      <w:pPr>
+        <w:jc w:val="center"/>
+        <w:rPr>
+          <w:b/>
+          <w:bCs/>
+          <w:sz w:val="36"/>
+          <w:szCs w:val="36"/>
+        </w:rPr>
+      </w:pPr>
+      <w:r>
+        <w:rPr>
+          <w:b/>
+          <w:bCs/>
+          <w:sz w:val="36"/>
+          <w:szCs w:val="36"/>
+        </w:rPr>
+        <w:t>Stakeholder Analysis</w:t>
+      </w:r>
+    </w:p>
+    <w:p>
+      <w:r>
+        <w:t>Before any meaningful investigation can take place it is important to identify all of the stakeholders involved with the existing Filmtopia system and the proposed new solution. A stakeholder is any individual, group or organisation that has an interest in the system, will be affected by changes to it or has the power to influence how the system is developed and used. Identifying stakeholders early in the investigation process helps to ensure that the requirements gathered from interviews, questionnaires and observation cover every perspective rather than focusing on a single group. It also helps to highlight competing or conflicting requirements at an early stage, which can then be balanced or prioritised during the design phase.</w:t>
+      </w:r>
+    </w:p>
+    <w:p>
+      <w:r>
+        <w:t>The stakeholders for the Filmtopia system have been categorised into primary, secondary and tertiary groups. Primary stakeholders are those who will use the system directly on a daily basis. Secondary stakeholders are those who interact with the system indirectly or whose work is affected by the system without them necessarily using it. Tertiary stakeholders are external parties who do not interact with the system directly but whose interests are nonetheless relevant to its design and operation.</w:t>
+      </w:r>
+    </w:p>
+    <w:p>
+      <w:r>
+        <w:rPr>
+          <w:b/>
+          <w:bCs/>
+        </w:rPr>
+        <w:t>Primary Stakeholders</w:t>
+      </w:r>
+    </w:p>
+    <w:p>
+      <w:r>
+        <w:t xml:space="preserve">The first primary stakeholder is the cinema manager, </w:t>
+      </w:r>
+      <w:r>
+        <w:rPr>
+          <w:b/>
+          <w:bCs/>
+        </w:rPr>
+        <w:t>Sarah Henshaw</w:t>
+      </w:r>
+      <w:r>
+        <w:t>. As the person who commissioned this project Sarah has the highest level of influence over the requirements of the system. She will be the main user of the management functions including adding films, scheduling screenings, viewing sales reports and managing access for other users. Sarah's primary interests are in operational efficiency, accurate reporting, reduced customer complaints and the long term reliability of the system. She has indicated in her interview that ease of use is critical because the cinema operates with a small team and cannot afford lengthy training sessions for new staff. Her level of technical confidence is moderate, meaning the system must be intuitive enough that she can use it without specialist knowledge.</w:t>
+      </w:r>
+    </w:p>
+    <w:p>
+      <w:r>
+        <w:t xml:space="preserve">The second primary stakeholder is the box office staff. This group includes </w:t>
+      </w:r>
+      <w:r>
+        <w:rPr>
+          <w:b/>
+          <w:bCs/>
+        </w:rPr>
+        <w:t>Jake Pemberton</w:t>
+      </w:r>
+      <w:r>
+        <w:t xml:space="preserve"> and other members of the team who handle ticket sales and customer enquiries on a day to day basis. Their interests focus on speed of operation during busy periods, clarity of the user interface, accuracy of seat allocation and the elimination of awkward situations caused by double bookings. Staff members have varying levels of </w:t>
+      </w:r>
+      <w:r>
+        <w:lastRenderedPageBreak/>
+        <w:t>technical confidence and the system must therefore cater to the lowest common denominator in terms of usability. The booking interface must be designed so that even a brand new member of staff can complete a transaction quickly with minimal training.</w:t>
+      </w:r>
+    </w:p>
+    <w:p>
+      <w:r>
+        <w:t>The third primary stakeholder is the customer base of Filmtopia. Customers interact with the system either directly through the proposed self service kiosk or indirectly when staff use the system to process their bookings. Customer interests centre on convenience, transparency, accurate seat allocation, short queue times and the ability to combine ticket and food purchases into a single transaction. The questionnaire results discussed later in this investigation confirm that 85% of customers would prefer self service ticketing, 85% find specific seat selection important and 80% would value combined food and ticket ordering. These figures indicate that customer expectations are aligned with the proposed solution but also raise the bar for how polished and reliable the kiosk interface needs to be.</w:t>
+      </w:r>
+    </w:p>
+    <w:p>
+      <w:r>
+        <w:rPr>
+          <w:b/>
+          <w:bCs/>
+        </w:rPr>
+        <w:t>Secondary Stakeholders</w:t>
+      </w:r>
+    </w:p>
+    <w:p>
+      <w:r>
+        <w:t>The first secondary stakeholder is the concessions team. While the concessions staff do not currently use the existing booking system, the proposed Filmtopia system will integrate food and drink orders with ticket bookings. This means orders placed through the kiosk or by box office staff will need to be visible to the concessions team in some way. Their interest is in receiving accurate, legible orders in a timely manner so that they can prepare food correctly and deliver it to the right customer or seat. The current handwritten note system has been criticised by Jake Pemberton as disjointed and prone to error.</w:t>
+      </w:r>
+    </w:p>
+    <w:p>
+      <w:r>
+        <w:t>The second secondary stakeholder is the cleaning and maintenance team. Although they will not use the booking system directly, their schedules are influenced by the cinema's screening times and customer footfall. Accurate sales reports and screening schedules generated by the new system could in future inform their work patterns more efficiently. Their interest in this project is therefore indirect but real.</w:t>
+      </w:r>
+    </w:p>
+    <w:p>
+      <w:r>
+        <w:t>The third secondary stakeholder is the IT support function for the cinema. Filmtopia is a small business and currently has no dedicated IT staff, with technical issues handled by Sarah herself or by an external contractor on an ad hoc basis. The proposed system must therefore be designed in a way that is robust, well documented and easy to maintain without specialist intervention. Backup procedures, error handling and data integrity safeguards must all be considered with this stakeholder in mind.</w:t>
+      </w:r>
+    </w:p>
+    <w:p>
+      <w:r>
+        <w:rPr>
+          <w:b/>
+          <w:bCs/>
+        </w:rPr>
+        <w:t>Tertiary Stakeholders</w:t>
+      </w:r>
+    </w:p>
+    <w:p>
+      <w:r>
+        <w:t>The first tertiary stakeholder is the group of film distributors who supply Filmtopia with the rights to screen particular films. Although distributors do not interact with the cinema management system directly, they are relevant because the system will store information about which films are being shown, on what dates and at what prices. This data may in future be used to fulfil reporting obligations to distributors regarding ticket sales for their films. The system therefore needs to be capable of producing accurate, exportable reports.</w:t>
+      </w:r>
+    </w:p>
+    <w:p>
+      <w:r>
+        <w:t xml:space="preserve">The second tertiary stakeholder is HMRC and other regulatory bodies. As Filmtopia is a registered UK business it is required to keep accurate financial records for tax purposes. The new system, by virtue of recording every booking and food order with a timestamp and price, will form part of that financial record. This places a quiet but important </w:t>
+      </w:r>
+      <w:r>
+        <w:lastRenderedPageBreak/>
+        <w:t>constraint on the system, namely that historical records must not be deletable or alterable after the fact in a way that would compromise audit trails.</w:t>
+      </w:r>
+    </w:p>
+    <w:p>
+      <w:r>
+        <w:t>The third tertiary stakeholder is competing cinemas in the local area, particularly Vue and Odeon at the Trafford Centre. While these cinemas have no direct involvement with Filmtopia, their existing booking systems set customer expectations for what a cinema booking experience should look like. The desk based research conducted later in this investigation directly compares Filmtopia's proposed system against these competitors to ensure the new system meets or exceeds modern industry standards.</w:t>
+      </w:r>
+    </w:p>
+    <w:p>
+      <w:r>
+        <w:rPr>
+          <w:b/>
+          <w:bCs/>
+        </w:rPr>
+        <w:t>Conclusion of Stakeholder Analysis</w:t>
+      </w:r>
+    </w:p>
+    <w:p>
+      <w:r>
+        <w:t>The stakeholder analysis above demonstrates that the Filmtopia system is not simply a tool for the cinema manager but a piece of infrastructure that touches a wide range of internal and external parties. The investigation that follows has been designed with this in mind, drawing primary insights from interviews with the manager and a staff member, supplemented by a customer questionnaire, direct observation and desk based research into competing systems. By approaching the investigation in this layered way the resulting requirements specification reflects the realities of how Filmtopia actually operates rather than just the wishes of any single individual</w:t>
+      </w:r>
+    </w:p>
+    <w:p/>
     <w:p>
       <w:pPr>
         <w:tabs>
@@ -115,10 +255,10 @@
         <w:tblLook w:val="04A0" w:firstRow="1" w:lastRow="0" w:firstColumn="1" w:lastColumn="0" w:noHBand="0" w:noVBand="1"/>
       </w:tblPr>
       <w:tblGrid>
-        <w:gridCol w:w="3487"/>
-        <w:gridCol w:w="3487"/>
-        <w:gridCol w:w="3487"/>
-        <w:gridCol w:w="3487"/>
+        <w:gridCol w:w="2371"/>
+        <w:gridCol w:w="2011"/>
+        <w:gridCol w:w="2317"/>
+        <w:gridCol w:w="2317"/>
       </w:tblGrid>
       <w:tr>
         <w:tc>
@@ -271,7 +411,6 @@
                 <w:b/>
                 <w:bCs/>
               </w:rPr>
-              <w:lastRenderedPageBreak/>
               <w:t xml:space="preserve">Interview with cinema manager (Sarah Henshaw) </w:t>
             </w:r>
           </w:p>
@@ -510,7 +649,11 @@
           </w:tcPr>
           <w:p>
             <w:r>
-              <w:t xml:space="preserve"> Observe box office operations during a live evening screening</w:t>
+              <w:t xml:space="preserve"> Observe box office operations during a </w:t>
+            </w:r>
+            <w:r>
+              <w:lastRenderedPageBreak/>
+              <w:t>live evening screening</w:t>
             </w:r>
           </w:p>
         </w:tc>
@@ -532,6 +675,7 @@
                 <w:b/>
                 <w:bCs/>
               </w:rPr>
+              <w:lastRenderedPageBreak/>
               <w:t xml:space="preserve">Desk based research — Vue Cinema (myvue.com) </w:t>
             </w:r>
           </w:p>
@@ -792,7 +936,6 @@
                 <w:b/>
                 <w:bCs/>
               </w:rPr>
-              <w:lastRenderedPageBreak/>
               <w:t xml:space="preserve">Limitations of proposed solution </w:t>
             </w:r>
           </w:p>
@@ -1020,7 +1163,6 @@
     </w:p>
     <w:p>
       <w:r>
-        <w:lastRenderedPageBreak/>
         <w:t>A: Mainly the box office staff and myself. The staff need something simple that they can use quickly during busy periods. They cannot be spending five minutes trying to figure out how to add a booking. I would need a separate manager view where I can see reports and make changes to the system that staff should not be able to access.</w:t>
       </w:r>
     </w:p>
@@ -1105,31 +1247,31 @@
           <w:b/>
           <w:bCs/>
         </w:rPr>
+        <w:t>Q: What problems do you regularly run into with the current system?</w:t>
+      </w:r>
+    </w:p>
+    <w:p>
+      <w:pPr>
+        <w:tabs>
+          <w:tab w:val="num" w:pos="1440"/>
+        </w:tabs>
+      </w:pPr>
+      <w:r>
+        <w:t>A: The biggest one is not knowing if a seat is already taken. Sometimes a customer picks a specific seat and we say yes, then another member of staff has already given that seat to someone else and we do not know until they both turn up. It causes a lot of awkward situations. Also finding information takes too long. If someone asks what time a film starts or how many seats are left I have to physically look through the diary.</w:t>
+      </w:r>
+    </w:p>
+    <w:p>
+      <w:pPr>
+        <w:tabs>
+          <w:tab w:val="num" w:pos="1440"/>
+        </w:tabs>
+      </w:pPr>
+      <w:r>
+        <w:rPr>
+          <w:b/>
+          <w:bCs/>
+        </w:rPr>
         <w:lastRenderedPageBreak/>
-        <w:t>Q: What problems do you regularly run into with the current system?</w:t>
-      </w:r>
-    </w:p>
-    <w:p>
-      <w:pPr>
-        <w:tabs>
-          <w:tab w:val="num" w:pos="1440"/>
-        </w:tabs>
-      </w:pPr>
-      <w:r>
-        <w:t>A: The biggest one is not knowing if a seat is already taken. Sometimes a customer picks a specific seat and we say yes, then another member of staff has already given that seat to someone else and we do not know until they both turn up. It causes a lot of awkward situations. Also finding information takes too long. If someone asks what time a film starts or how many seats are left I have to physically look through the diary.</w:t>
-      </w:r>
-    </w:p>
-    <w:p>
-      <w:pPr>
-        <w:tabs>
-          <w:tab w:val="num" w:pos="1440"/>
-        </w:tabs>
-      </w:pPr>
-      <w:r>
-        <w:rPr>
-          <w:b/>
-          <w:bCs/>
-        </w:rPr>
         <w:t>Q: How do you currently handle food and drink orders alongside ticketing?</w:t>
       </w:r>
     </w:p>
@@ -1188,7 +1330,6 @@
         </w:tabs>
       </w:pPr>
       <w:r>
-        <w:lastRenderedPageBreak/>
         <w:t>A: As long as it is straightforward to use I am fine with it. I am not very technical so if it is complicated I will struggle during busy periods. It needs to be quick. I cannot be spending ages clicking through menus when there is a queue of people waiting.</w:t>
       </w:r>
     </w:p>
@@ -1379,7 +1520,6 @@
           </w:tcPr>
           <w:p>
             <w:r>
-              <w:lastRenderedPageBreak/>
               <w:t xml:space="preserve">I book in advance by phone </w:t>
             </w:r>
           </w:p>
@@ -1652,7 +1792,14 @@
           </w:tcPr>
           <w:p>
             <w:r>
-              <w:t xml:space="preserve">Seat already taken when I arrived </w:t>
+              <w:lastRenderedPageBreak/>
+              <w:t>Seat already taken when I arrived</w:t>
+            </w:r>
+            <w:r>
+              <w:t>, Other customers given the same seat number.</w:t>
+            </w:r>
+            <w:r>
+              <w:t xml:space="preserve"> </w:t>
             </w:r>
           </w:p>
         </w:tc>
@@ -1799,7 +1946,6 @@
           </w:tcPr>
           <w:p>
             <w:r>
-              <w:lastRenderedPageBreak/>
               <w:t xml:space="preserve">Yes definitely </w:t>
             </w:r>
           </w:p>
@@ -2250,6 +2396,7 @@
         </w:tabs>
       </w:pPr>
       <w:r>
+        <w:lastRenderedPageBreak/>
         <w:t>As part of my investigation</w:t>
       </w:r>
       <w:r>
@@ -2284,7 +2431,9 @@
         </w:tabs>
       </w:pPr>
       <w:r>
-        <w:lastRenderedPageBreak/>
+        <w:rPr>
+          <w:noProof/>
+        </w:rPr>
         <w:drawing>
           <wp:inline distT="0" distB="0" distL="0" distR="0" wp14:anchorId="0F0FFE2C" wp14:editId="7863C73D">
             <wp:extent cx="7549827" cy="3467100"/>
@@ -2347,17 +2496,20 @@
           <w:b/>
           <w:bCs/>
         </w:rPr>
+        <w:t>Screening Times Page</w:t>
+      </w:r>
+    </w:p>
+    <w:p>
+      <w:pPr>
+        <w:tabs>
+          <w:tab w:val="num" w:pos="1440"/>
+        </w:tabs>
+      </w:pPr>
+      <w:r>
+        <w:rPr>
+          <w:noProof/>
+        </w:rPr>
         <w:lastRenderedPageBreak/>
-        <w:t>Screening Times Page</w:t>
-      </w:r>
-    </w:p>
-    <w:p>
-      <w:pPr>
-        <w:tabs>
-          <w:tab w:val="num" w:pos="1440"/>
-        </w:tabs>
-      </w:pPr>
-      <w:r>
         <w:drawing>
           <wp:inline distT="0" distB="0" distL="0" distR="0" wp14:anchorId="36245FF1" wp14:editId="095576EB">
             <wp:extent cx="4743450" cy="4240517"/>
@@ -2402,40 +2554,40 @@
         </w:tabs>
       </w:pPr>
       <w:r>
-        <w:t xml:space="preserve">When a film is selected Vue displays all upcoming showings for that film at the chosen venue, organised by date and time. Each screening card shows the start and end time, the screen number and the ticket price. Accessibility information such as audio </w:t>
-      </w:r>
-      <w:r>
+        <w:t>When a film is selected Vue displays all upcoming showings for that film at the chosen venue, organised by date and time. Each screening card shows the start and end time, the screen number and the ticket price. Accessibility information such as audio description and wheelchair access is also clearly displayed. This level of detail is something I aim to replicate in Filmtopia, where staff and customers should be able to see all relevant information about a screening at a glance without having to search through multiple menus.</w:t>
+      </w:r>
+    </w:p>
+    <w:p>
+      <w:pPr>
+        <w:tabs>
+          <w:tab w:val="num" w:pos="1440"/>
+        </w:tabs>
+        <w:rPr>
+          <w:b/>
+          <w:bCs/>
+        </w:rPr>
+      </w:pPr>
+      <w:r>
+        <w:rPr>
+          <w:b/>
+          <w:bCs/>
+        </w:rPr>
+        <w:t>Seat Selection Screen</w:t>
+      </w:r>
+    </w:p>
+    <w:p>
+      <w:pPr>
+        <w:tabs>
+          <w:tab w:val="num" w:pos="1440"/>
+        </w:tabs>
+      </w:pPr>
+      <w:r>
+        <w:rPr>
+          <w:noProof/>
+        </w:rPr>
         <w:lastRenderedPageBreak/>
-        <w:t>description and wheelchair access is also clearly displayed. This level of detail is something I aim to replicate in Filmtopia, where staff and customers should be able to see all relevant information about a screening at a glance without having to search through multiple menus.</w:t>
-      </w:r>
-    </w:p>
-    <w:p>
-      <w:pPr>
-        <w:tabs>
-          <w:tab w:val="num" w:pos="1440"/>
-        </w:tabs>
-        <w:rPr>
-          <w:b/>
-          <w:bCs/>
-        </w:rPr>
-      </w:pPr>
-      <w:r>
-        <w:rPr>
-          <w:b/>
-          <w:bCs/>
-        </w:rPr>
-        <w:t>Seat Selection Screen</w:t>
-      </w:r>
-    </w:p>
-    <w:p>
-      <w:pPr>
-        <w:tabs>
-          <w:tab w:val="num" w:pos="1440"/>
-        </w:tabs>
-      </w:pPr>
-      <w:r>
         <w:drawing>
-          <wp:inline distT="0" distB="0" distL="0" distR="0" wp14:anchorId="3DB26D46" wp14:editId="663959AE">
+          <wp:inline distT="0" distB="0" distL="0" distR="0" wp14:anchorId="3DB26D46" wp14:editId="3B322940">
             <wp:extent cx="7747481" cy="3933825"/>
             <wp:effectExtent l="0" t="0" r="6350" b="0"/>
             <wp:docPr id="854855114" name="Picture 1"/>
@@ -2478,7 +2630,6 @@
         </w:tabs>
       </w:pPr>
       <w:r>
-        <w:lastRenderedPageBreak/>
         <w:t>Vue's seat selection interface is a standout feature of their system. It displays a graphical layout of the screen showing every seat as a coloured icon, with different colours representing different seat types and prices. VIP seats are shown in orange at £8.49, Regular seats in black at £7.49, Saver seats in green at £6.49 and Super Saver seats in red at £4.99. Occupied seats are shown in grey so customers can immediately see what is available. Rows are labelled alphabetically on the left hand side. This graphical seat selection is a key feature I plan to implement in Filmtopia as it directly addresses the double booking problem identified in the interviews. By showing customers and staff exactly which seats are taken in real time the system eliminates the risk of two people being assigned the same seat.</w:t>
       </w:r>
     </w:p>
@@ -2573,43 +2724,46 @@
         </w:tabs>
       </w:pPr>
       <w:r>
+        <w:t>A quick search function allowing users to find screenings by film, date and time</w:t>
+      </w:r>
+    </w:p>
+    <w:p>
+      <w:pPr>
+        <w:tabs>
+          <w:tab w:val="num" w:pos="1440"/>
+        </w:tabs>
+        <w:rPr>
+          <w:b/>
+          <w:bCs/>
+        </w:rPr>
+      </w:pPr>
+    </w:p>
+    <w:p>
+      <w:pPr>
+        <w:tabs>
+          <w:tab w:val="num" w:pos="1440"/>
+        </w:tabs>
+      </w:pPr>
+      <w:r>
+        <w:rPr>
+          <w:b/>
+          <w:bCs/>
+        </w:rPr>
+        <w:t>Desk Based Research – Odeon Cinema (odeon.co.uk)</w:t>
+      </w:r>
+    </w:p>
+    <w:p>
+      <w:pPr>
+        <w:tabs>
+          <w:tab w:val="num" w:pos="1440"/>
+        </w:tabs>
+      </w:pPr>
+      <w:r>
+        <w:t xml:space="preserve">The second system I researched was Odeon, which is the largest cinema chain in the UK. Odeon operates over 120 cinemas across the UK and Ireland and their online </w:t>
+      </w:r>
+      <w:r>
         <w:lastRenderedPageBreak/>
-        <w:t>A quick search function allowing users to find screenings by film, date and time</w:t>
-      </w:r>
-    </w:p>
-    <w:p>
-      <w:pPr>
-        <w:tabs>
-          <w:tab w:val="num" w:pos="1440"/>
-        </w:tabs>
-        <w:rPr>
-          <w:b/>
-          <w:bCs/>
-        </w:rPr>
-      </w:pPr>
-    </w:p>
-    <w:p>
-      <w:pPr>
-        <w:tabs>
-          <w:tab w:val="num" w:pos="1440"/>
-        </w:tabs>
-      </w:pPr>
-      <w:r>
-        <w:rPr>
-          <w:b/>
-          <w:bCs/>
-        </w:rPr>
-        <w:t>Desk Based Research – Odeon Cinema (odeon.co.uk)</w:t>
-      </w:r>
-    </w:p>
-    <w:p>
-      <w:pPr>
-        <w:tabs>
-          <w:tab w:val="num" w:pos="1440"/>
-        </w:tabs>
-      </w:pPr>
-      <w:r>
-        <w:t>The second system I researched was Odeon, which is the largest cinema chain in the UK. Odeon operates over 120 cinemas across the UK and Ireland and their online booking system offered several useful features to compare against Vue and to inform the design of Filmtopia.</w:t>
+        <w:t>booking system offered several useful features to compare against Vue and to inform the design of Filmtopia.</w:t>
       </w:r>
     </w:p>
     <w:p>
@@ -2637,7 +2791,9 @@
         </w:tabs>
       </w:pPr>
       <w:r>
-        <w:lastRenderedPageBreak/>
+        <w:rPr>
+          <w:noProof/>
+        </w:rPr>
         <w:drawing>
           <wp:inline distT="0" distB="0" distL="0" distR="0" wp14:anchorId="371730D0" wp14:editId="66E01729">
             <wp:extent cx="5731510" cy="5603875"/>
@@ -2682,7 +2838,6 @@
         </w:tabs>
       </w:pPr>
       <w:r>
-        <w:lastRenderedPageBreak/>
         <w:t>Similar to Vue, Odeon presents films using large poster images organised under a Top Films heading. However Odeon includes additional information directly on the film page such as the director, cast, runtime, release date and genre tags. This richer level of detail gives customers more context before making a booking decision. Odeon also includes a quick search bar at the bottom of the page allowing users to filter by cinema, film, date and time. One notable difference from Vue is that Odeon uses a darker navy blue colour scheme throughout which creates a more premium feel. For Filmtopia I will aim to display key film information clearly on the customer kiosk so customers can make informed decisions quickly.</w:t>
       </w:r>
     </w:p>
@@ -2711,6 +2866,9 @@
         </w:tabs>
       </w:pPr>
       <w:r>
+        <w:rPr>
+          <w:noProof/>
+        </w:rPr>
         <w:lastRenderedPageBreak/>
         <w:drawing>
           <wp:inline distT="0" distB="0" distL="0" distR="0" wp14:anchorId="4285E1BF" wp14:editId="29C80826">
@@ -2756,7 +2914,6 @@
         </w:tabs>
       </w:pPr>
       <w:r>
-        <w:lastRenderedPageBreak/>
         <w:t>Odeon's screening times page clearly displays the film title, runtime, release date and genre alongside all available showtimes. Screenings are organised by date across the top of the page and grouped by cinema location below. Each screening card shows the start time, screen number and format such as 3D. A "Book Now" button is displayed prominently on each card making the next action immediately obvious. This clear layout is something I will replicate in Filmtopia where staff should be able to see all screenings for a given film at a glance.</w:t>
       </w:r>
     </w:p>
@@ -2785,6 +2942,9 @@
         </w:tabs>
       </w:pPr>
       <w:r>
+        <w:rPr>
+          <w:noProof/>
+        </w:rPr>
         <w:lastRenderedPageBreak/>
         <w:drawing>
           <wp:inline distT="0" distB="0" distL="0" distR="0" wp14:anchorId="1EB8E141" wp14:editId="745A0419">
@@ -2830,11 +2990,7 @@
         </w:tabs>
       </w:pPr>
       <w:r>
-        <w:t xml:space="preserve">Odeon's seat selection screen is particularly well designed and shows several features worth incorporating into Filmtopia. The screen displays a graphical layout of the entire auditorium with seats colour coded by type and price. Green seats represent Classic Saver at </w:t>
-      </w:r>
-      <w:r>
-        <w:lastRenderedPageBreak/>
-        <w:t>£14.99, cream seats represent Classic at £16.49 and orange seats represent Classic Popular at £17.99. Unavailable seats are shown with an X so it is immediately clear which seats cannot be booked. A seat key at the bottom explains the colour coding including wheelchair and companion seat options. The booking process is also clearly structured using a step by step tab navigation at the top showing Seats, Sign In, Tickets, Food, Summary and Payment. This staged approach guides the user through the process logically and reduces confusion. For Filmtopia I will incorporate a similar colour coded seat map and a clear step by step flow for the customer kiosk booking process.</w:t>
+        <w:t>Odeon's seat selection screen is particularly well designed and shows several features worth incorporating into Filmtopia. The screen displays a graphical layout of the entire auditorium with seats colour coded by type and price. Green seats represent Classic Saver at £14.99, cream seats represent Classic at £16.49 and orange seats represent Classic Popular at £17.99. Unavailable seats are shown with an X so it is immediately clear which seats cannot be booked. A seat key at the bottom explains the colour coding including wheelchair and companion seat options. The booking process is also clearly structured using a step by step tab navigation at the top showing Seats, Sign In, Tickets, Food, Summary and Payment. This staged approach guides the user through the process logically and reduces confusion. For Filmtopia I will incorporate a similar colour coded seat map and a clear step by step flow for the customer kiosk booking process.</w:t>
       </w:r>
     </w:p>
     <w:p>
@@ -2928,6 +3084,7 @@
         </w:tabs>
       </w:pPr>
       <w:r>
+        <w:lastRenderedPageBreak/>
         <w:t>Prominent call to action buttons making the next step always obvious</w:t>
       </w:r>
     </w:p>
@@ -2952,7 +3109,6 @@
           <w:sz w:val="36"/>
           <w:szCs w:val="36"/>
         </w:rPr>
-        <w:lastRenderedPageBreak/>
         <w:t>Data Flow Diagrams</w:t>
       </w:r>
     </w:p>
@@ -2964,6 +3120,9 @@
         <w:jc w:val="center"/>
       </w:pPr>
       <w:r>
+        <w:rPr>
+          <w:noProof/>
+        </w:rPr>
         <w:drawing>
           <wp:inline distT="0" distB="0" distL="0" distR="0" wp14:anchorId="54F16FFC" wp14:editId="47D1E6D0">
             <wp:extent cx="6066867" cy="4791075"/>
@@ -3091,6 +3250,7 @@
         </w:tabs>
       </w:pPr>
       <w:r>
+        <w:lastRenderedPageBreak/>
         <w:t>When a customer purchases food or drinks at the concessions area, a staff member writes the order on a notepad which is then passed to the kitchen or concessions team. No electronic record is made of this transaction at the point of sale.</w:t>
       </w:r>
     </w:p>
@@ -3101,162 +3261,163 @@
         </w:tabs>
       </w:pPr>
       <w:r>
+        <w:t>When a new film is added to the schedule or a screening time changes, the manager manually updates a separate paper schedule that is kept at the box office. There is no automated way of notifying staff of changes to the schedule.</w:t>
+      </w:r>
+    </w:p>
+    <w:p>
+      <w:pPr>
+        <w:tabs>
+          <w:tab w:val="num" w:pos="1440"/>
+        </w:tabs>
+      </w:pPr>
+      <w:r>
+        <w:t>Stock levels for food and drink are updated manually on a spreadsheet by the manager or a designated staff member after stock counts are carried out. This is done periodically rather than in real time.</w:t>
+      </w:r>
+    </w:p>
+    <w:p>
+      <w:pPr>
+        <w:tabs>
+          <w:tab w:val="num" w:pos="1440"/>
+        </w:tabs>
+      </w:pPr>
+      <w:r>
+        <w:rPr>
+          <w:b/>
+          <w:bCs/>
+        </w:rPr>
+        <w:t>Outputs from the Existing System</w:t>
+      </w:r>
+    </w:p>
+    <w:p>
+      <w:pPr>
+        <w:tabs>
+          <w:tab w:val="num" w:pos="1440"/>
+        </w:tabs>
+      </w:pPr>
+      <w:r>
+        <w:t>The outputs from the existing system are limited and largely paper based.</w:t>
+      </w:r>
+    </w:p>
+    <w:p>
+      <w:pPr>
+        <w:tabs>
+          <w:tab w:val="num" w:pos="1440"/>
+        </w:tabs>
+      </w:pPr>
+      <w:r>
+        <w:t>When a customer completes a ticket booking, the staff member prints a ticket stub from a basic template on a computer and hands it to the customer. This ticket stub contains the film name, screening time and seat number but is not linked to any database.</w:t>
+      </w:r>
+    </w:p>
+    <w:p>
+      <w:pPr>
+        <w:tabs>
+          <w:tab w:val="num" w:pos="1440"/>
+        </w:tabs>
+      </w:pPr>
+      <w:r>
+        <w:t>At the end of each day or week the manager manually compiles sales figures by counting through the entries in the paper booking diary and cross referencing with till receipts. This produces a handwritten or basic spreadsheet based sales summary which is used to assess the cinema's performance.</w:t>
+      </w:r>
+    </w:p>
+    <w:p>
+      <w:pPr>
+        <w:tabs>
+          <w:tab w:val="num" w:pos="1440"/>
+        </w:tabs>
+      </w:pPr>
+      <w:r>
+        <w:t>Staff rotas are produced by the manager in a spreadsheet and printed out for staff to view. There is no digital way for staff to check their rota remotely.</w:t>
+      </w:r>
+    </w:p>
+    <w:p>
+      <w:pPr>
+        <w:tabs>
+          <w:tab w:val="num" w:pos="1440"/>
+        </w:tabs>
+      </w:pPr>
+      <w:r>
+        <w:rPr>
+          <w:b/>
+          <w:bCs/>
+        </w:rPr>
+        <w:t>Processing in the Existing System</w:t>
+      </w:r>
+    </w:p>
+    <w:p>
+      <w:pPr>
+        <w:tabs>
+          <w:tab w:val="num" w:pos="1440"/>
+        </w:tabs>
+      </w:pPr>
+      <w:r>
+        <w:t>The processing that takes place in the existing system is entirely manual and carried out by staff members rather than any software.</w:t>
+      </w:r>
+    </w:p>
+    <w:p>
+      <w:pPr>
+        <w:tabs>
+          <w:tab w:val="num" w:pos="1440"/>
+        </w:tabs>
+      </w:pPr>
+      <w:r>
+        <w:t>When a customer requests a specific seat for a screening, a staff member must physically look through the paper booking diary to check whether that seat has already been assigned to another customer. This check is slow and unreliable, particularly during busy periods when multiple staff members may be taking bookings simultaneously.</w:t>
+      </w:r>
+    </w:p>
+    <w:p>
+      <w:pPr>
+        <w:tabs>
+          <w:tab w:val="num" w:pos="1440"/>
+        </w:tabs>
+      </w:pPr>
+      <w:r>
+        <w:t>When a customer books tickets, the staff member must calculate the total cost manually based on the number of tickets and the ticket price for that screening. There is no automated pricing or discount system.</w:t>
+      </w:r>
+    </w:p>
+    <w:p>
+      <w:pPr>
+        <w:tabs>
+          <w:tab w:val="num" w:pos="1440"/>
+        </w:tabs>
+      </w:pPr>
+      <w:r>
+        <w:t>At the end of a trading period the manager must manually count through all bookings recorded in the diary and cross reference with food and drink sales to produce any kind of performance summary. This process can take a significant amount of time and is prone to human error.</w:t>
+      </w:r>
+    </w:p>
+    <w:p>
+      <w:pPr>
+        <w:tabs>
+          <w:tab w:val="num" w:pos="1440"/>
+        </w:tabs>
+      </w:pPr>
+      <w:r>
+        <w:rPr>
+          <w:b/>
+          <w:bCs/>
+        </w:rPr>
+        <w:t>Limitations of the Existing System</w:t>
+      </w:r>
+    </w:p>
+    <w:p>
+      <w:pPr>
+        <w:tabs>
+          <w:tab w:val="num" w:pos="1440"/>
+        </w:tabs>
+      </w:pPr>
+      <w:r>
+        <w:t>The existing system has several significant limitations that have been identified through the investigation.</w:t>
+      </w:r>
+    </w:p>
+    <w:p>
+      <w:pPr>
+        <w:tabs>
+          <w:tab w:val="num" w:pos="1440"/>
+        </w:tabs>
+      </w:pPr>
+      <w:r>
+        <w:t xml:space="preserve">The most serious limitation is the risk of double bookings. Because there is no centralised real time record of seat allocations, two members of staff can independently assign the same seat to two different customers without either being </w:t>
+      </w:r>
+      <w:r>
         <w:lastRenderedPageBreak/>
-        <w:t>When a new film is added to the schedule or a screening time changes, the manager manually updates a separate paper schedule that is kept at the box office. There is no automated way of notifying staff of changes to the schedule.</w:t>
-      </w:r>
-    </w:p>
-    <w:p>
-      <w:pPr>
-        <w:tabs>
-          <w:tab w:val="num" w:pos="1440"/>
-        </w:tabs>
-      </w:pPr>
-      <w:r>
-        <w:t>Stock levels for food and drink are updated manually on a spreadsheet by the manager or a designated staff member after stock counts are carried out. This is done periodically rather than in real time.</w:t>
-      </w:r>
-    </w:p>
-    <w:p>
-      <w:pPr>
-        <w:tabs>
-          <w:tab w:val="num" w:pos="1440"/>
-        </w:tabs>
-      </w:pPr>
-      <w:r>
-        <w:rPr>
-          <w:b/>
-          <w:bCs/>
-        </w:rPr>
-        <w:t>Outputs from the Existing System</w:t>
-      </w:r>
-    </w:p>
-    <w:p>
-      <w:pPr>
-        <w:tabs>
-          <w:tab w:val="num" w:pos="1440"/>
-        </w:tabs>
-      </w:pPr>
-      <w:r>
-        <w:t>The outputs from the existing system are limited and largely paper based.</w:t>
-      </w:r>
-    </w:p>
-    <w:p>
-      <w:pPr>
-        <w:tabs>
-          <w:tab w:val="num" w:pos="1440"/>
-        </w:tabs>
-      </w:pPr>
-      <w:r>
-        <w:t>When a customer completes a ticket booking, the staff member prints a ticket stub from a basic template on a computer and hands it to the customer. This ticket stub contains the film name, screening time and seat number but is not linked to any database.</w:t>
-      </w:r>
-    </w:p>
-    <w:p>
-      <w:pPr>
-        <w:tabs>
-          <w:tab w:val="num" w:pos="1440"/>
-        </w:tabs>
-      </w:pPr>
-      <w:r>
-        <w:t>At the end of each day or week the manager manually compiles sales figures by counting through the entries in the paper booking diary and cross referencing with till receipts. This produces a handwritten or basic spreadsheet based sales summary which is used to assess the cinema's performance.</w:t>
-      </w:r>
-    </w:p>
-    <w:p>
-      <w:pPr>
-        <w:tabs>
-          <w:tab w:val="num" w:pos="1440"/>
-        </w:tabs>
-      </w:pPr>
-      <w:r>
-        <w:t>Staff rotas are produced by the manager in a spreadsheet and printed out for staff to view. There is no digital way for staff to check their rota remotely.</w:t>
-      </w:r>
-    </w:p>
-    <w:p>
-      <w:pPr>
-        <w:tabs>
-          <w:tab w:val="num" w:pos="1440"/>
-        </w:tabs>
-      </w:pPr>
-      <w:r>
-        <w:rPr>
-          <w:b/>
-          <w:bCs/>
-        </w:rPr>
-        <w:lastRenderedPageBreak/>
-        <w:t>Processing in the Existing System</w:t>
-      </w:r>
-    </w:p>
-    <w:p>
-      <w:pPr>
-        <w:tabs>
-          <w:tab w:val="num" w:pos="1440"/>
-        </w:tabs>
-      </w:pPr>
-      <w:r>
-        <w:t>The processing that takes place in the existing system is entirely manual and carried out by staff members rather than any software.</w:t>
-      </w:r>
-    </w:p>
-    <w:p>
-      <w:pPr>
-        <w:tabs>
-          <w:tab w:val="num" w:pos="1440"/>
-        </w:tabs>
-      </w:pPr>
-      <w:r>
-        <w:t>When a customer requests a specific seat for a screening, a staff member must physically look through the paper booking diary to check whether that seat has already been assigned to another customer. This check is slow and unreliable, particularly during busy periods when multiple staff members may be taking bookings simultaneously.</w:t>
-      </w:r>
-    </w:p>
-    <w:p>
-      <w:pPr>
-        <w:tabs>
-          <w:tab w:val="num" w:pos="1440"/>
-        </w:tabs>
-      </w:pPr>
-      <w:r>
-        <w:t>When a customer books tickets, the staff member must calculate the total cost manually based on the number of tickets and the ticket price for that screening. There is no automated pricing or discount system.</w:t>
-      </w:r>
-    </w:p>
-    <w:p>
-      <w:pPr>
-        <w:tabs>
-          <w:tab w:val="num" w:pos="1440"/>
-        </w:tabs>
-      </w:pPr>
-      <w:r>
-        <w:t>At the end of a trading period the manager must manually count through all bookings recorded in the diary and cross reference with food and drink sales to produce any kind of performance summary. This process can take a significant amount of time and is prone to human error.</w:t>
-      </w:r>
-    </w:p>
-    <w:p>
-      <w:pPr>
-        <w:tabs>
-          <w:tab w:val="num" w:pos="1440"/>
-        </w:tabs>
-      </w:pPr>
-      <w:r>
-        <w:rPr>
-          <w:b/>
-          <w:bCs/>
-        </w:rPr>
-        <w:t>Limitations of the Existing System</w:t>
-      </w:r>
-    </w:p>
-    <w:p>
-      <w:pPr>
-        <w:tabs>
-          <w:tab w:val="num" w:pos="1440"/>
-        </w:tabs>
-      </w:pPr>
-      <w:r>
-        <w:t>The existing system has several significant limitations that have been identified through the investigation.</w:t>
-      </w:r>
-    </w:p>
-    <w:p>
-      <w:pPr>
-        <w:tabs>
-          <w:tab w:val="num" w:pos="1440"/>
-        </w:tabs>
-      </w:pPr>
-      <w:r>
-        <w:lastRenderedPageBreak/>
-        <w:t>The most serious limitation is the risk of double bookings. Because there is no centralised real time record of seat allocations, two members of staff can independently assign the same seat to two different customers without either being aware. This was confirmed by both Sarah Henshaw and Jake Pemberton in their interviews and by 65% of customers in the questionnaire.</w:t>
+        <w:t>aware. This was confirmed by both Sarah Henshaw and Jake Pemberton in their interviews and by 65% of customers in the questionnaire.</w:t>
       </w:r>
     </w:p>
     <w:p>
@@ -3336,62 +3497,64 @@
         </w:tabs>
       </w:pPr>
       <w:r>
+        <w:t>Having thoroughly investigated the existing system at Filmtopia through interviews with the cinema manager Sarah Henshaw and box office staff member Jake Pemberton, a customer questionnaire, observation of the current processes and desk based research into similar cinema systems, it is now possible to clearly define the problem that the proposed solution must address.</w:t>
+      </w:r>
+    </w:p>
+    <w:p>
+      <w:pPr>
+        <w:tabs>
+          <w:tab w:val="num" w:pos="1440"/>
+        </w:tabs>
+      </w:pPr>
+      <w:r>
+        <w:t>Filmtopia is a small independent cinema that is currently managing all of its business operations using paper records and disconnected spreadsheets. This approach was adequate when the cinema was first established but has become increasingly problematic as the demands on the system have grown. The core problem is that the existing system is unreliable, slow and disconnected, resulting in a poor experience for both customers and staff.</w:t>
+      </w:r>
+    </w:p>
+    <w:p>
+      <w:pPr>
+        <w:tabs>
+          <w:tab w:val="num" w:pos="1440"/>
+        </w:tabs>
+      </w:pPr>
+      <w:r>
+        <w:t>The most critical issue is the risk of double bookings. Because seat allocations are recorded manually in a paper diary with no real time updating, two members of staff can independently assign the same seat to different customers without either being aware. This directly damages customer satisfaction and the reputation of the cinema. This issue will be addressed by Objective 1 in the following section.</w:t>
+      </w:r>
+    </w:p>
+    <w:p>
+      <w:pPr>
+        <w:tabs>
+          <w:tab w:val="num" w:pos="1440"/>
+        </w:tabs>
+      </w:pPr>
+      <w:r>
+        <w:t>A secondary but equally significant problem is the disconnected nature of the existing system. Ticketing, food and drink ordering, stock management and staff scheduling are all handled through separate paper or spreadsheet based systems that do not communicate with each other. This means that the manager has no way of viewing a complete picture of the cinema's operations without manually compiling data from multiple sources. This will be addressed by Objectives 2 and 3.</w:t>
+      </w:r>
+    </w:p>
+    <w:p>
+      <w:pPr>
+        <w:tabs>
+          <w:tab w:val="num" w:pos="1440"/>
+        </w:tabs>
+      </w:pPr>
+      <w:r>
+        <w:t xml:space="preserve">The customer facing experience is also severely limited by the current system. The touchscreen kiosk installed at the cinema can only handle food and drink orders and cannot sell tickets, which forces customers to queue at both the kiosk and the box office. Research into similar systems such as Vue and Odeon has shown that </w:t>
+      </w:r>
+      <w:r>
         <w:lastRenderedPageBreak/>
-        <w:t>Having thoroughly investigated the existing system at Filmtopia through interviews with the cinema manager Sarah Henshaw and box office staff member Jake Pemberton, a customer questionnaire, observation of the current processes and desk based research into similar cinema systems, it is now possible to clearly define the problem that the proposed solution must address.</w:t>
-      </w:r>
-    </w:p>
-    <w:p>
-      <w:pPr>
-        <w:tabs>
-          <w:tab w:val="num" w:pos="1440"/>
-        </w:tabs>
-      </w:pPr>
-      <w:r>
-        <w:t>Filmtopia is a small independent cinema that is currently managing all of its business operations using paper records and disconnected spreadsheets. This approach was adequate when the cinema was first established but has become increasingly problematic as the demands on the system have grown. The core problem is that the existing system is unreliable, slow and disconnected, resulting in a poor experience for both customers and staff.</w:t>
-      </w:r>
-    </w:p>
-    <w:p>
-      <w:pPr>
-        <w:tabs>
-          <w:tab w:val="num" w:pos="1440"/>
-        </w:tabs>
-      </w:pPr>
-      <w:r>
-        <w:t>The most critical issue is the risk of double bookings. Because seat allocations are recorded manually in a paper diary with no real time updating, two members of staff can independently assign the same seat to different customers without either being aware. This directly damages customer satisfaction and the reputation of the cinema. This issue will be addressed by Objective 1 in the following section.</w:t>
-      </w:r>
-    </w:p>
-    <w:p>
-      <w:pPr>
-        <w:tabs>
-          <w:tab w:val="num" w:pos="1440"/>
-        </w:tabs>
-      </w:pPr>
-      <w:r>
-        <w:t>A secondary but equally significant problem is the disconnected nature of the existing system. Ticketing, food and drink ordering, stock management and staff scheduling are all handled through separate paper or spreadsheet based systems that do not communicate with each other. This means that the manager has no way of viewing a complete picture of the cinema's operations without manually compiling data from multiple sources. This will be addressed by Objectives 2 and 3.</w:t>
-      </w:r>
-    </w:p>
-    <w:p>
-      <w:pPr>
-        <w:tabs>
-          <w:tab w:val="num" w:pos="1440"/>
-        </w:tabs>
-      </w:pPr>
-      <w:r>
-        <w:lastRenderedPageBreak/>
-        <w:t>The customer facing experience is also severely limited by the current system. The touchscreen kiosk installed at the cinema can only handle food and drink orders and cannot sell tickets, which forces customers to queue at both the kiosk and the box office. Research into similar systems such as Vue and Odeon has shown that customers expect to be able to purchase tickets and food through a single self service interface. This will be addressed by Objective 4.</w:t>
-      </w:r>
-    </w:p>
-    <w:p>
-      <w:pPr>
-        <w:tabs>
-          <w:tab w:val="num" w:pos="1440"/>
-        </w:tabs>
-      </w:pPr>
-      <w:r>
-        <w:t>The proposed solution is a Visual Basic .NET Windows Forms application built in Visual Studio, using OleDb to manage the connection between the application and a Microsoft Access database. Visual Basic .NET has been chosen because it allows rapid development of graphical Windows applications with a professional user interface and is the language used throughout this course. OleDb has been chosen as the database connectivity method because it provides a straightforward and reliable way of connecting a Visual Basic .NET application to a Microsoft Access .</w:t>
-      </w:r>
-      <w:r>
-        <w:t>m</w:t>
+        <w:t>customers expect to be able to purchase tickets and food through a single self service interface. This will be addressed by Objective 4.</w:t>
+      </w:r>
+    </w:p>
+    <w:p>
+      <w:pPr>
+        <w:tabs>
+          <w:tab w:val="num" w:pos="1440"/>
+        </w:tabs>
+      </w:pPr>
+      <w:r>
+        <w:t xml:space="preserve">The proposed solution is a Visual Basic .NET Windows Forms application built in Visual Studio, using OleDb to manage the connection between the application and a Microsoft Access database. Visual Basic .NET has been chosen because it allows rapid development of graphical Windows applications with a professional user interface and is the language used throughout this course. OleDb has been chosen as the database connectivity method because it provides a straightforward and reliable way of connecting a Visual Basic .NET application to a Microsoft Access </w:t>
+      </w:r>
+      <w:r>
+        <w:t>.m</w:t>
       </w:r>
       <w:r>
         <w:t>db file, allowing SQL queries to be executed directly from the application code to insert, update, delete and retrieve records. Microsoft Access has been chosen as the database solution because it provides a relational database structure that can enforce data integrity, prevent duplicate records and store all of Filmtopia's data in one centralised location. This combination of technologies directly addresses the core problems identified in the investigation and will allow the development of a fully functioning cinema management system within the scope of this project.</w:t>
@@ -3424,78 +3587,77 @@
           <w:sz w:val="36"/>
           <w:szCs w:val="36"/>
         </w:rPr>
+        <w:t>Limitations of Proposed Solution</w:t>
+      </w:r>
+    </w:p>
+    <w:p>
+      <w:pPr>
+        <w:tabs>
+          <w:tab w:val="num" w:pos="1440"/>
+        </w:tabs>
+      </w:pPr>
+      <w:r>
+        <w:t>Whilst the proposed Filmtopia system will address the core problems identified in the investigation, there are several areas that will not be included in the solution due to constraints of time, scope and available hardware and software. These limitations are outlined below.</w:t>
+      </w:r>
+    </w:p>
+    <w:p>
+      <w:pPr>
+        <w:tabs>
+          <w:tab w:val="num" w:pos="1440"/>
+        </w:tabs>
+      </w:pPr>
+      <w:r>
+        <w:t>The system will not include online booking functionality. Developing a web based booking system that allows customers to purchase tickets remotely would require a web server, a publicly accessible database and a payment processing integration, all of which are beyond the scope of an A Level project. The system will instead focus on in-cinema operations at the box office and customer kiosk.</w:t>
+      </w:r>
+    </w:p>
+    <w:p>
+      <w:pPr>
+        <w:tabs>
+          <w:tab w:val="num" w:pos="1440"/>
+        </w:tabs>
+      </w:pPr>
+      <w:r>
+        <w:t>The system will not include a real payment processing system. Taking card or cash payments involves integration with chip and pin hardware and payment gateway APIs which are not available for this project. Payment will be simulated within the system and the process of actually collecting money from the customer will be assumed to happen separately.</w:t>
+      </w:r>
+    </w:p>
+    <w:p>
+      <w:pPr>
+        <w:tabs>
+          <w:tab w:val="num" w:pos="1440"/>
+        </w:tabs>
+      </w:pPr>
+      <w:r>
+        <w:t>The system will not include a mobile application. Developing iOS or Android applications would require additional software, hardware and significant development time beyond what is available for this project.</w:t>
+      </w:r>
+    </w:p>
+    <w:p>
+      <w:pPr>
+        <w:tabs>
+          <w:tab w:val="num" w:pos="1440"/>
+        </w:tabs>
+      </w:pPr>
+      <w:r>
+        <w:t>The system will not support multiple simultaneous users over a network. Whilst OleDb connections to a Microsoft Access database can technically support multiple users, developing a fully networked multi-user system with appropriate concurrency controls and conflict resolution is beyond the scope of this project. The system will be designed for use on a single machine or a small number of machines accessing the same .</w:t>
+      </w:r>
+      <w:r>
+        <w:t>m</w:t>
+      </w:r>
+      <w:r>
+        <w:t>db database file locally.</w:t>
+      </w:r>
+    </w:p>
+    <w:p>
+      <w:pPr>
+        <w:tabs>
+          <w:tab w:val="num" w:pos="1440"/>
+        </w:tabs>
+      </w:pPr>
+      <w:r>
+        <w:t xml:space="preserve">The system will not include automated staff scheduling or payroll functionality. Managing staff rotas and wages involves complex business logic and legal </w:t>
+      </w:r>
+      <w:r>
         <w:lastRenderedPageBreak/>
-        <w:t>Limitations of Proposed Solution</w:t>
-      </w:r>
-    </w:p>
-    <w:p>
-      <w:pPr>
-        <w:tabs>
-          <w:tab w:val="num" w:pos="1440"/>
-        </w:tabs>
-      </w:pPr>
-      <w:r>
-        <w:t>Whilst the proposed Filmtopia system will address the core problems identified in the investigation, there are several areas that will not be included in the solution due to constraints of time, scope and available hardware and software. These limitations are outlined below.</w:t>
-      </w:r>
-    </w:p>
-    <w:p>
-      <w:pPr>
-        <w:tabs>
-          <w:tab w:val="num" w:pos="1440"/>
-        </w:tabs>
-      </w:pPr>
-      <w:r>
-        <w:t>The system will not include online booking functionality. Developing a web based booking system that allows customers to purchase tickets remotely would require a web server, a publicly accessible database and a payment processing integration, all of which are beyond the scope of an A Level project. The system will instead focus on in-cinema operations at the box office and customer kiosk.</w:t>
-      </w:r>
-    </w:p>
-    <w:p>
-      <w:pPr>
-        <w:tabs>
-          <w:tab w:val="num" w:pos="1440"/>
-        </w:tabs>
-      </w:pPr>
-      <w:r>
-        <w:t>The system will not include a real payment processing system. Taking card or cash payments involves integration with chip and pin hardware and payment gateway APIs which are not available for this project. Payment will be simulated within the system and the process of actually collecting money from the customer will be assumed to happen separately.</w:t>
-      </w:r>
-    </w:p>
-    <w:p>
-      <w:pPr>
-        <w:tabs>
-          <w:tab w:val="num" w:pos="1440"/>
-        </w:tabs>
-      </w:pPr>
-      <w:r>
-        <w:t>The system will not include a mobile application. Developing iOS or Android applications would require additional software, hardware and significant development time beyond what is available for this project.</w:t>
-      </w:r>
-    </w:p>
-    <w:p>
-      <w:pPr>
-        <w:tabs>
-          <w:tab w:val="num" w:pos="1440"/>
-        </w:tabs>
-      </w:pPr>
-      <w:r>
-        <w:t xml:space="preserve">The system will not support multiple simultaneous users over a network. Whilst OleDb connections to a Microsoft Access database can technically support multiple users, developing a fully networked multi-user system with appropriate concurrency controls and conflict </w:t>
-      </w:r>
-      <w:r>
-        <w:lastRenderedPageBreak/>
-        <w:t>resolution is beyond the scope of this project. The system will be designed for use on a single machine or a small number of machines accessing the same .</w:t>
-      </w:r>
-      <w:r>
-        <w:t>m</w:t>
-      </w:r>
-      <w:r>
-        <w:t>db database file locally.</w:t>
-      </w:r>
-    </w:p>
-    <w:p>
-      <w:pPr>
-        <w:tabs>
-          <w:tab w:val="num" w:pos="1440"/>
-        </w:tabs>
-      </w:pPr>
-      <w:r>
-        <w:t>The system will not include automated staff scheduling or payroll functionality. Managing staff rotas and wages involves complex business logic and legal considerations that are outside the scope of this project. Staff management features will be limited to basic record keeping.</w:t>
+        <w:t>considerations that are outside the scope of this project. Staff management features will be limited to basic record keeping.</w:t>
       </w:r>
     </w:p>
     <w:p>
@@ -3559,286 +3721,289 @@
           <w:b/>
           <w:bCs/>
         </w:rPr>
+        <w:t>Objective 1: The system must allow staff to add new customer ticket bookings for a selected screening, recording the customer name, chosen seats and number of tickets.</w:t>
+      </w:r>
+    </w:p>
+    <w:p>
+      <w:pPr>
+        <w:tabs>
+          <w:tab w:val="num" w:pos="1440"/>
+        </w:tabs>
+      </w:pPr>
+      <w:r>
+        <w:t>Success Criteria: A new booking should be added to the Microsoft Access database in under 30 seconds. The booking record should appear immediately in the database with the correct customer name, screening, seat numbers and ticket quantity. Validation should prevent a booking being saved without all required fields completed.</w:t>
+      </w:r>
+    </w:p>
+    <w:p>
+      <w:pPr>
+        <w:tabs>
+          <w:tab w:val="num" w:pos="1440"/>
+        </w:tabs>
+      </w:pPr>
+      <w:r>
+        <w:rPr>
+          <w:b/>
+          <w:bCs/>
+        </w:rPr>
+        <w:t>Objective 2: The system must prevent double bookings by ensuring that a seat which has already been allocated to a customer cannot be selected by another customer for the same screening.</w:t>
+      </w:r>
+    </w:p>
+    <w:p>
+      <w:pPr>
+        <w:tabs>
+          <w:tab w:val="num" w:pos="1440"/>
+        </w:tabs>
+      </w:pPr>
+      <w:r>
+        <w:t>Success Criteria: When a seat is already booked for a screening it should be visually marked as unavailable on the seat selection interface and it should be impossible to select or book it. Attempting to book an already taken seat should display a clear error message.</w:t>
+      </w:r>
+    </w:p>
+    <w:p>
+      <w:pPr>
+        <w:tabs>
+          <w:tab w:val="num" w:pos="1440"/>
+        </w:tabs>
+      </w:pPr>
+      <w:r>
+        <w:rPr>
+          <w:b/>
+          <w:bCs/>
+        </w:rPr>
+        <w:t>Objective 3: The system must display a graphical seat map for each screening showing which seats are available and which are already booked.</w:t>
+      </w:r>
+    </w:p>
+    <w:p>
+      <w:pPr>
+        <w:tabs>
+          <w:tab w:val="num" w:pos="1440"/>
+        </w:tabs>
+      </w:pPr>
+      <w:r>
+        <w:t>Success Criteria: The seat map should load within 3 seconds of a screening being selected. Available seats and booked seats should be displayed in clearly distinguishable colours. The seat map should accurately reflect the current state of the database at the time of loading.</w:t>
+      </w:r>
+    </w:p>
+    <w:p>
+      <w:pPr>
+        <w:tabs>
+          <w:tab w:val="num" w:pos="1440"/>
+        </w:tabs>
+      </w:pPr>
+      <w:r>
+        <w:rPr>
+          <w:b/>
+          <w:bCs/>
+        </w:rPr>
+        <w:t>Objective 4: The system must allow customers to purchase tickets through a self-service kiosk interface, selecting a film, screening time, seats and completing their booking without staff assistance.</w:t>
+      </w:r>
+    </w:p>
+    <w:p>
+      <w:pPr>
+        <w:tabs>
+          <w:tab w:val="num" w:pos="1440"/>
+        </w:tabs>
+      </w:pPr>
+      <w:r>
+        <w:t>Success Criteria: A customer should be able to complete a full ticket booking through the kiosk interface in under 2 minutes. The kiosk should guide the customer through each stage clearly using buttons and on screen instructions. The completed booking should be recorded in the database correctly.</w:t>
+      </w:r>
+    </w:p>
+    <w:p>
+      <w:pPr>
+        <w:tabs>
+          <w:tab w:val="num" w:pos="1440"/>
+        </w:tabs>
+      </w:pPr>
+      <w:r>
+        <w:rPr>
+          <w:b/>
+          <w:bCs/>
+        </w:rPr>
+        <w:t>Objective 5: The system must allow customers to add food and drink items to their order at the same time as booking tickets, with the combined order saved to the database.</w:t>
+      </w:r>
+    </w:p>
+    <w:p>
+      <w:pPr>
+        <w:tabs>
+          <w:tab w:val="num" w:pos="1440"/>
+        </w:tabs>
+      </w:pPr>
+      <w:r>
+        <w:t xml:space="preserve">Success Criteria: Food and drink items should be displayed on a clearly navigable menu during the booking process. A customer should be able to add multiple items to their </w:t>
+      </w:r>
+      <w:r>
         <w:lastRenderedPageBreak/>
-        <w:t>Objective 1: The system must allow staff to add new customer ticket bookings for a selected screening, recording the customer name, chosen seats and number of tickets.</w:t>
-      </w:r>
-    </w:p>
-    <w:p>
-      <w:pPr>
-        <w:tabs>
-          <w:tab w:val="num" w:pos="1440"/>
-        </w:tabs>
-      </w:pPr>
-      <w:r>
-        <w:t>Success Criteria: A new booking should be added to the Microsoft Access database in under 30 seconds. The booking record should appear immediately in the database with the correct customer name, screening, seat numbers and ticket quantity. Validation should prevent a booking being saved without all required fields completed.</w:t>
-      </w:r>
-    </w:p>
-    <w:p>
-      <w:pPr>
-        <w:tabs>
-          <w:tab w:val="num" w:pos="1440"/>
-        </w:tabs>
-      </w:pPr>
-      <w:r>
-        <w:rPr>
-          <w:b/>
-          <w:bCs/>
-        </w:rPr>
-        <w:t>Objective 2: The system must prevent double bookings by ensuring that a seat which has already been allocated to a customer cannot be selected by another customer for the same screening.</w:t>
-      </w:r>
-    </w:p>
-    <w:p>
-      <w:pPr>
-        <w:tabs>
-          <w:tab w:val="num" w:pos="1440"/>
-        </w:tabs>
-      </w:pPr>
-      <w:r>
-        <w:t>Success Criteria: When a seat is already booked for a screening it should be visually marked as unavailable on the seat selection interface and it should be impossible to select or book it. Attempting to book an already taken seat should display a clear error message.</w:t>
-      </w:r>
-    </w:p>
-    <w:p>
-      <w:pPr>
-        <w:tabs>
-          <w:tab w:val="num" w:pos="1440"/>
-        </w:tabs>
-      </w:pPr>
-      <w:r>
-        <w:rPr>
-          <w:b/>
-          <w:bCs/>
-        </w:rPr>
-        <w:t>Objective 3: The system must display a graphical seat map for each screening showing which seats are available and which are already booked.</w:t>
-      </w:r>
-    </w:p>
-    <w:p>
-      <w:pPr>
-        <w:tabs>
-          <w:tab w:val="num" w:pos="1440"/>
-        </w:tabs>
-      </w:pPr>
-      <w:r>
-        <w:t>Success Criteria: The seat map should load within 3 seconds of a screening being selected. Available seats and booked seats should be displayed in clearly distinguishable colours. The seat map should accurately reflect the current state of the database at the time of loading.</w:t>
-      </w:r>
-    </w:p>
-    <w:p>
-      <w:pPr>
-        <w:tabs>
-          <w:tab w:val="num" w:pos="1440"/>
-        </w:tabs>
-      </w:pPr>
-      <w:r>
-        <w:rPr>
-          <w:b/>
-          <w:bCs/>
-        </w:rPr>
+        <w:t>order. The food and drink order should be saved to the database linked to the correct booking record.</w:t>
+      </w:r>
+    </w:p>
+    <w:p>
+      <w:pPr>
+        <w:tabs>
+          <w:tab w:val="num" w:pos="1440"/>
+        </w:tabs>
+      </w:pPr>
+      <w:r>
+        <w:rPr>
+          <w:b/>
+          <w:bCs/>
+        </w:rPr>
+        <w:t>Objective 6: The system must allow staff and managers to add new films to the system, including the film title, age rating, duration and description.</w:t>
+      </w:r>
+    </w:p>
+    <w:p>
+      <w:pPr>
+        <w:tabs>
+          <w:tab w:val="num" w:pos="1440"/>
+        </w:tabs>
+      </w:pPr>
+      <w:r>
+        <w:t>Success Criteria: A new film record should be saved to the database in under 20 seconds with all required fields validated. The film should immediately appear in the list of available films when adding a new screening. Duplicate film titles should be prevented through validation.</w:t>
+      </w:r>
+    </w:p>
+    <w:p>
+      <w:pPr>
+        <w:tabs>
+          <w:tab w:val="num" w:pos="1440"/>
+        </w:tabs>
+      </w:pPr>
+      <w:r>
+        <w:rPr>
+          <w:b/>
+          <w:bCs/>
+        </w:rPr>
+        <w:t>Objective 7: The system must allow staff and managers to add new screenings for existing films, specifying the screen, date, time and ticket price.</w:t>
+      </w:r>
+    </w:p>
+    <w:p>
+      <w:pPr>
+        <w:tabs>
+          <w:tab w:val="num" w:pos="1440"/>
+        </w:tabs>
+      </w:pPr>
+      <w:r>
+        <w:t>Success Criteria: A new screening record should be saved to the database correctly linked to the selected film. The screening should immediately appear in the list of available screenings on the customer kiosk. Validation should prevent a screening being added without a valid date, time, screen and ticket price.</w:t>
+      </w:r>
+    </w:p>
+    <w:p>
+      <w:pPr>
+        <w:tabs>
+          <w:tab w:val="num" w:pos="1440"/>
+        </w:tabs>
+      </w:pPr>
+      <w:r>
+        <w:rPr>
+          <w:b/>
+          <w:bCs/>
+        </w:rPr>
+        <w:t>Objective 8: The system must allow the manager to view a sales report showing total ticket sales and revenue for a selected date range.</w:t>
+      </w:r>
+    </w:p>
+    <w:p>
+      <w:pPr>
+        <w:tabs>
+          <w:tab w:val="num" w:pos="1440"/>
+        </w:tabs>
+      </w:pPr>
+      <w:r>
+        <w:t>Success Criteria: The report should be generated using an SQL query through the OleDb connection and displayed on screen within 5 seconds of the date range being selected. The report should show the correct total number of tickets sold and total revenue for the selected period, calculated directly from the bookings in the database.</w:t>
+      </w:r>
+    </w:p>
+    <w:p>
+      <w:pPr>
+        <w:tabs>
+          <w:tab w:val="num" w:pos="1440"/>
+        </w:tabs>
+      </w:pPr>
+      <w:r>
+        <w:rPr>
+          <w:b/>
+          <w:bCs/>
+        </w:rPr>
+        <w:t>Objective 9: The system must allow the manager to view a list of all bookings for a selected screening, showing customer names, seat numbers and the number of tickets booked.</w:t>
+      </w:r>
+    </w:p>
+    <w:p>
+      <w:pPr>
+        <w:tabs>
+          <w:tab w:val="num" w:pos="1440"/>
+        </w:tabs>
+      </w:pPr>
+      <w:r>
+        <w:t>Success Criteria: The booking list should load within 3 seconds of a screening being selected. All bookings for that screening should be displayed accurately. The list should be printable or exportable for use as a physical register.</w:t>
+      </w:r>
+    </w:p>
+    <w:p>
+      <w:pPr>
+        <w:tabs>
+          <w:tab w:val="num" w:pos="1440"/>
+        </w:tabs>
+      </w:pPr>
+      <w:r>
+        <w:rPr>
+          <w:b/>
+          <w:bCs/>
+        </w:rPr>
+        <w:t>Objective 10: The system must enforce access levels so that customers using the kiosk can only access booking functions, whilst staff can access management functions and managers can access all areas of the system.</w:t>
+      </w:r>
+    </w:p>
+    <w:p>
+      <w:pPr>
+        <w:tabs>
+          <w:tab w:val="num" w:pos="1440"/>
+        </w:tabs>
+      </w:pPr>
+      <w:r>
+        <w:t>Success Criteria: The kiosk interface should not display any staff or manager options. Staff should be able to log in with a username and password and access staff functions only. The manager login should provide access to all areas of the system. Attempting to access a restricted area without the correct login should be prevented.</w:t>
+      </w:r>
+    </w:p>
+    <w:p>
+      <w:pPr>
+        <w:tabs>
+          <w:tab w:val="num" w:pos="1440"/>
+        </w:tabs>
+      </w:pPr>
+      <w:r>
+        <w:rPr>
+          <w:b/>
+          <w:bCs/>
+        </w:rPr>
+        <w:t>Objective 11: The system must allow staff to search for an existing booking by customer name or booking reference.</w:t>
+      </w:r>
+    </w:p>
+    <w:p>
+      <w:pPr>
+        <w:tabs>
+          <w:tab w:val="num" w:pos="1440"/>
+        </w:tabs>
+      </w:pPr>
+      <w:r>
+        <w:t>Success Criteria: A search by customer surname should return all matching bookings within 2 seconds. The search should work with partial name entries. The correct booking record should be displayed with all associated details including film, screening, seats and food order.</w:t>
+      </w:r>
+    </w:p>
+    <w:p>
+      <w:pPr>
+        <w:tabs>
+          <w:tab w:val="num" w:pos="1440"/>
+        </w:tabs>
+      </w:pPr>
+      <w:r>
+        <w:rPr>
+          <w:b/>
+          <w:bCs/>
+        </w:rPr>
+        <w:t>Objective 12: The system must allow staff to cancel an existing booking, removing the seat allocation from the database and making those seats available again.</w:t>
+      </w:r>
+    </w:p>
+    <w:p>
+      <w:pPr>
+        <w:tabs>
+          <w:tab w:val="num" w:pos="1440"/>
+        </w:tabs>
+      </w:pPr>
+      <w:r>
+        <w:t xml:space="preserve">Success Criteria: Cancelling a booking should update the database immediately so the seats become available for other customers. A confirmation prompt should be </w:t>
+      </w:r>
+      <w:r>
         <w:lastRenderedPageBreak/>
-        <w:t>Objective 4: The system must allow customers to purchase tickets through a self-service kiosk interface, selecting a film, screening time, seats and completing their booking without staff assistance.</w:t>
-      </w:r>
-    </w:p>
-    <w:p>
-      <w:pPr>
-        <w:tabs>
-          <w:tab w:val="num" w:pos="1440"/>
-        </w:tabs>
-      </w:pPr>
-      <w:r>
-        <w:t>Success Criteria: A customer should be able to complete a full ticket booking through the kiosk interface in under 2 minutes. The kiosk should guide the customer through each stage clearly using buttons and on screen instructions. The completed booking should be recorded in the database correctly.</w:t>
-      </w:r>
-    </w:p>
-    <w:p>
-      <w:pPr>
-        <w:tabs>
-          <w:tab w:val="num" w:pos="1440"/>
-        </w:tabs>
-      </w:pPr>
-      <w:r>
-        <w:rPr>
-          <w:b/>
-          <w:bCs/>
-        </w:rPr>
-        <w:t>Objective 5: The system must allow customers to add food and drink items to their order at the same time as booking tickets, with the combined order saved to the database.</w:t>
-      </w:r>
-    </w:p>
-    <w:p>
-      <w:pPr>
-        <w:tabs>
-          <w:tab w:val="num" w:pos="1440"/>
-        </w:tabs>
-      </w:pPr>
-      <w:r>
-        <w:t>Success Criteria: Food and drink items should be displayed on a clearly navigable menu during the booking process. A customer should be able to add multiple items to their order. The food and drink order should be saved to the database linked to the correct booking record.</w:t>
-      </w:r>
-    </w:p>
-    <w:p>
-      <w:pPr>
-        <w:tabs>
-          <w:tab w:val="num" w:pos="1440"/>
-        </w:tabs>
-      </w:pPr>
-      <w:r>
-        <w:rPr>
-          <w:b/>
-          <w:bCs/>
-        </w:rPr>
-        <w:t>Objective 6: The system must allow staff and managers to add new films to the system, including the film title, age rating, duration and description.</w:t>
-      </w:r>
-    </w:p>
-    <w:p>
-      <w:pPr>
-        <w:tabs>
-          <w:tab w:val="num" w:pos="1440"/>
-        </w:tabs>
-      </w:pPr>
-      <w:r>
-        <w:lastRenderedPageBreak/>
-        <w:t>Success Criteria: A new film record should be saved to the database in under 20 seconds with all required fields validated. The film should immediately appear in the list of available films when adding a new screening. Duplicate film titles should be prevented through validation.</w:t>
-      </w:r>
-    </w:p>
-    <w:p>
-      <w:pPr>
-        <w:tabs>
-          <w:tab w:val="num" w:pos="1440"/>
-        </w:tabs>
-      </w:pPr>
-      <w:r>
-        <w:rPr>
-          <w:b/>
-          <w:bCs/>
-        </w:rPr>
-        <w:t>Objective 7: The system must allow staff and managers to add new screenings for existing films, specifying the screen, date, time and ticket price.</w:t>
-      </w:r>
-    </w:p>
-    <w:p>
-      <w:pPr>
-        <w:tabs>
-          <w:tab w:val="num" w:pos="1440"/>
-        </w:tabs>
-      </w:pPr>
-      <w:r>
-        <w:t>Success Criteria: A new screening record should be saved to the database correctly linked to the selected film. The screening should immediately appear in the list of available screenings on the customer kiosk. Validation should prevent a screening being added without a valid date, time, screen and ticket price.</w:t>
-      </w:r>
-    </w:p>
-    <w:p>
-      <w:pPr>
-        <w:tabs>
-          <w:tab w:val="num" w:pos="1440"/>
-        </w:tabs>
-      </w:pPr>
-      <w:r>
-        <w:rPr>
-          <w:b/>
-          <w:bCs/>
-        </w:rPr>
-        <w:t>Objective 8: The system must allow the manager to view a sales report showing total ticket sales and revenue for a selected date range.</w:t>
-      </w:r>
-    </w:p>
-    <w:p>
-      <w:pPr>
-        <w:tabs>
-          <w:tab w:val="num" w:pos="1440"/>
-        </w:tabs>
-      </w:pPr>
-      <w:r>
-        <w:t>Success Criteria: The report should be generated using an SQL query through the OleDb connection and displayed on screen within 5 seconds of the date range being selected. The report should show the correct total number of tickets sold and total revenue for the selected period, calculated directly from the bookings in the database.</w:t>
-      </w:r>
-    </w:p>
-    <w:p>
-      <w:pPr>
-        <w:tabs>
-          <w:tab w:val="num" w:pos="1440"/>
-        </w:tabs>
-      </w:pPr>
-      <w:r>
-        <w:rPr>
-          <w:b/>
-          <w:bCs/>
-        </w:rPr>
-        <w:lastRenderedPageBreak/>
-        <w:t>Objective 9: The system must allow the manager to view a list of all bookings for a selected screening, showing customer names, seat numbers and the number of tickets booked.</w:t>
-      </w:r>
-    </w:p>
-    <w:p>
-      <w:pPr>
-        <w:tabs>
-          <w:tab w:val="num" w:pos="1440"/>
-        </w:tabs>
-      </w:pPr>
-      <w:r>
-        <w:t>Success Criteria: The booking list should load within 3 seconds of a screening being selected. All bookings for that screening should be displayed accurately. The list should be printable or exportable for use as a physical register.</w:t>
-      </w:r>
-    </w:p>
-    <w:p>
-      <w:pPr>
-        <w:tabs>
-          <w:tab w:val="num" w:pos="1440"/>
-        </w:tabs>
-      </w:pPr>
-      <w:r>
-        <w:rPr>
-          <w:b/>
-          <w:bCs/>
-        </w:rPr>
-        <w:t>Objective 10: The system must enforce access levels so that customers using the kiosk can only access booking functions, whilst staff can access management functions and managers can access all areas of the system.</w:t>
-      </w:r>
-    </w:p>
-    <w:p>
-      <w:pPr>
-        <w:tabs>
-          <w:tab w:val="num" w:pos="1440"/>
-        </w:tabs>
-      </w:pPr>
-      <w:r>
-        <w:t>Success Criteria: The kiosk interface should not display any staff or manager options. Staff should be able to log in with a username and password and access staff functions only. The manager login should provide access to all areas of the system. Attempting to access a restricted area without the correct login should be prevented.</w:t>
-      </w:r>
-    </w:p>
-    <w:p>
-      <w:pPr>
-        <w:tabs>
-          <w:tab w:val="num" w:pos="1440"/>
-        </w:tabs>
-      </w:pPr>
-      <w:r>
-        <w:rPr>
-          <w:b/>
-          <w:bCs/>
-        </w:rPr>
-        <w:t>Objective 11: The system must allow staff to search for an existing booking by customer name or booking reference.</w:t>
-      </w:r>
-    </w:p>
-    <w:p>
-      <w:pPr>
-        <w:tabs>
-          <w:tab w:val="num" w:pos="1440"/>
-        </w:tabs>
-      </w:pPr>
-      <w:r>
-        <w:t>Success Criteria: A search by customer surname should return all matching bookings within 2 seconds. The search should work with partial name entries. The correct booking record should be displayed with all associated details including film, screening, seats and food order.</w:t>
-      </w:r>
-    </w:p>
-    <w:p>
-      <w:pPr>
-        <w:tabs>
-          <w:tab w:val="num" w:pos="1440"/>
-        </w:tabs>
-      </w:pPr>
-      <w:r>
-        <w:rPr>
-          <w:b/>
-          <w:bCs/>
-        </w:rPr>
-        <w:lastRenderedPageBreak/>
-        <w:t>Objective 12: The system must allow staff to cancel an existing booking, removing the seat allocation from the database and making those seats available again.</w:t>
-      </w:r>
-    </w:p>
-    <w:p>
-      <w:pPr>
-        <w:tabs>
-          <w:tab w:val="num" w:pos="1440"/>
-        </w:tabs>
-      </w:pPr>
-      <w:r>
-        <w:t>Success Criteria: Cancelling a booking should update the database immediately so the seats become available for other customers. A confirmation prompt should be displayed before any booking is deleted. The cancelled booking should no longer appear in the active bookings list.</w:t>
+        <w:t>displayed before any booking is deleted. The cancelled booking should no longer appear in the active bookings list.</w:t>
       </w:r>
     </w:p>
     <w:p>
@@ -3886,7 +4051,6 @@
         </w:tabs>
       </w:pPr>
       <w:r>
-        <w:lastRenderedPageBreak/>
         <w:t>Success Criteria: All forms should use the same colour scheme, font and button placement. Navigation buttons should appear in consistent positions across all forms. The system should look professional and be immediately recognisable as a Filmtopia branded application.</w:t>
       </w:r>
     </w:p>
@@ -3929,7 +4093,7 @@
       <w:footerReference w:type="default" r:id="rId18"/>
       <w:headerReference w:type="first" r:id="rId19"/>
       <w:footerReference w:type="first" r:id="rId20"/>
-      <w:pgSz w:w="16838" w:h="11906" w:orient="landscape"/>
+      <w:pgSz w:w="11906" w:h="16838"/>
       <w:pgMar w:top="1440" w:right="1440" w:bottom="1440" w:left="1440" w:header="708" w:footer="708" w:gutter="0"/>
       <w:cols w:space="708"/>
       <w:docGrid w:linePitch="360"/>
@@ -3943,7 +4107,7 @@
   <w:endnote w:type="separator" w:id="-1">
     <w:p>
       <w:pPr>
-        <w:spacing w:after="0" w:line="240" w:lineRule="auto"/>
+        <w:spacing w:after="0"/>
       </w:pPr>
       <w:r>
         <w:separator/>
@@ -3953,7 +4117,7 @@
   <w:endnote w:type="continuationSeparator" w:id="0">
     <w:p>
       <w:pPr>
-        <w:spacing w:after="0" w:line="240" w:lineRule="auto"/>
+        <w:spacing w:after="0"/>
       </w:pPr>
       <w:r>
         <w:continuationSeparator/>
@@ -3998,7 +4162,7 @@
   <w:footnote w:type="separator" w:id="-1">
     <w:p>
       <w:pPr>
-        <w:spacing w:after="0" w:line="240" w:lineRule="auto"/>
+        <w:spacing w:after="0"/>
       </w:pPr>
       <w:r>
         <w:separator/>
@@ -4008,7 +4172,7 @@
   <w:footnote w:type="continuationSeparator" w:id="0">
     <w:p>
       <w:pPr>
-        <w:spacing w:after="0" w:line="240" w:lineRule="auto"/>
+        <w:spacing w:after="0"/>
       </w:pPr>
       <w:r>
         <w:continuationSeparator/>
@@ -4042,6 +4206,7 @@
           <w:docPartUnique/>
         </w:docPartObj>
       </w:sdtPr>
+      <w:sdtEndPr/>
       <w:sdtContent>
         <w:r>
           <w:pict w14:anchorId="2D6D8023">
@@ -4086,8 +4251,12 @@
           <w:docPartUnique/>
         </w:docPartObj>
       </w:sdtPr>
+      <w:sdtEndPr/>
       <w:sdtContent>
         <w:r>
+          <w:rPr>
+            <w:noProof/>
+          </w:rPr>
           <mc:AlternateContent>
             <mc:Choice Requires="wps">
               <w:drawing>
@@ -4101,7 +4270,7 @@
                     </mc:Choice>
                     <mc:Fallback>
                       <wp:positionH relativeFrom="page">
-                        <wp:posOffset>8004810</wp:posOffset>
+                        <wp:posOffset>5499100</wp:posOffset>
                       </wp:positionH>
                     </mc:Fallback>
                   </mc:AlternateContent>
@@ -4746,7 +4915,7 @@
     </w:rPrDefault>
     <w:pPrDefault>
       <w:pPr>
-        <w:spacing w:after="160" w:line="480" w:lineRule="auto"/>
+        <w:spacing w:after="80"/>
       </w:pPr>
     </w:pPrDefault>
   </w:docDefaults>
@@ -5143,7 +5312,7 @@
     <w:pPr>
       <w:keepNext/>
       <w:keepLines/>
-      <w:spacing w:before="360" w:after="80"/>
+      <w:spacing w:before="360"/>
       <w:outlineLvl w:val="0"/>
     </w:pPr>
     <w:rPr>
@@ -5166,7 +5335,7 @@
     <w:pPr>
       <w:keepNext/>
       <w:keepLines/>
-      <w:spacing w:before="160" w:after="80"/>
+      <w:spacing w:before="160"/>
       <w:outlineLvl w:val="1"/>
     </w:pPr>
     <w:rPr>
@@ -5189,7 +5358,7 @@
     <w:pPr>
       <w:keepNext/>
       <w:keepLines/>
-      <w:spacing w:before="160" w:after="80"/>
+      <w:spacing w:before="160"/>
       <w:outlineLvl w:val="2"/>
     </w:pPr>
     <w:rPr>
@@ -5334,6 +5503,7 @@
   <w:style w:type="character" w:default="1" w:styleId="DefaultParagraphFont">
     <w:name w:val="Default Paragraph Font"/>
     <w:uiPriority w:val="1"/>
+    <w:semiHidden/>
     <w:unhideWhenUsed/>
   </w:style>
   <w:style w:type="table" w:default="1" w:styleId="TableNormal">
@@ -5485,7 +5655,6 @@
     <w:qFormat/>
     <w:rsid w:val="007808C9"/>
     <w:pPr>
-      <w:spacing w:after="80" w:line="240" w:lineRule="auto"/>
       <w:contextualSpacing/>
     </w:pPr>
     <w:rPr>
@@ -5653,7 +5822,7 @@
     <w:uiPriority w:val="39"/>
     <w:rsid w:val="006B6E9E"/>
     <w:pPr>
-      <w:spacing w:after="0" w:line="240" w:lineRule="auto"/>
+      <w:spacing w:after="0"/>
     </w:pPr>
     <w:tblPr>
       <w:tblBorders>
@@ -5671,7 +5840,7 @@
     <w:basedOn w:val="Normal"/>
     <w:rsid w:val="00FD5B77"/>
     <w:pPr>
-      <w:spacing w:before="100" w:beforeAutospacing="1" w:after="100" w:afterAutospacing="1" w:line="240" w:lineRule="auto"/>
+      <w:spacing w:before="100" w:beforeAutospacing="1" w:after="100" w:afterAutospacing="1"/>
     </w:pPr>
     <w:rPr>
       <w:rFonts w:ascii="Times New Roman" w:eastAsia="Times New Roman" w:hAnsi="Times New Roman" w:cs="Times New Roman"/>
@@ -5714,7 +5883,7 @@
         <w:tab w:val="center" w:pos="4680"/>
         <w:tab w:val="right" w:pos="9360"/>
       </w:tabs>
-      <w:spacing w:after="0" w:line="240" w:lineRule="auto"/>
+      <w:spacing w:after="0"/>
     </w:pPr>
   </w:style>
   <w:style w:type="character" w:customStyle="1" w:styleId="HeaderChar">
@@ -5736,7 +5905,7 @@
         <w:tab w:val="center" w:pos="4680"/>
         <w:tab w:val="right" w:pos="9360"/>
       </w:tabs>
-      <w:spacing w:after="0" w:line="240" w:lineRule="auto"/>
+      <w:spacing w:after="0"/>
     </w:pPr>
   </w:style>
   <w:style w:type="character" w:customStyle="1" w:styleId="FooterChar">
@@ -5751,9 +5920,9 @@
     <w:link w:val="NoSpacingChar"/>
     <w:uiPriority w:val="1"/>
     <w:qFormat/>
-    <w:rsid w:val="001354D4"/>
+    <w:rsid w:val="00E36065"/>
     <w:pPr>
-      <w:spacing w:after="0" w:line="240" w:lineRule="auto"/>
+      <w:spacing w:after="0"/>
     </w:pPr>
     <w:rPr>
       <w:rFonts w:eastAsiaTheme="minorEastAsia"/>
@@ -5769,7 +5938,7 @@
     <w:basedOn w:val="DefaultParagraphFont"/>
     <w:link w:val="NoSpacing"/>
     <w:uiPriority w:val="1"/>
-    <w:rsid w:val="001354D4"/>
+    <w:rsid w:val="00E36065"/>
     <w:rPr>
       <w:rFonts w:eastAsiaTheme="minorEastAsia"/>
       <w:kern w:val="0"/>

--- a/Investigation.docx
+++ b/Investigation.docx
@@ -12,6 +12,7 @@
           <w:szCs w:val="72"/>
         </w:rPr>
       </w:pPr>
+      <w:proofErr w:type="spellStart"/>
       <w:r>
         <w:rPr>
           <w:b/>
@@ -19,7 +20,17 @@
           <w:sz w:val="72"/>
           <w:szCs w:val="72"/>
         </w:rPr>
-        <w:t>Filmtopia Project Investigation</w:t>
+        <w:t>Filmtopia</w:t>
+      </w:r>
+      <w:proofErr w:type="spellEnd"/>
+      <w:r>
+        <w:rPr>
+          <w:b/>
+          <w:bCs/>
+          <w:sz w:val="72"/>
+          <w:szCs w:val="72"/>
+        </w:rPr>
+        <w:t xml:space="preserve"> Project Investigation</w:t>
       </w:r>
     </w:p>
     <w:p>
@@ -43,45 +54,34 @@
       </w:r>
     </w:p>
     <w:p>
-      <w:r>
-        <w:t xml:space="preserve">Filmtopia is a small independent cinema theatre who is currently managing all </w:t>
-      </w:r>
-      <w:r>
-        <w:t xml:space="preserve">business data using spreadsheets and paper. They </w:t>
-      </w:r>
-      <w:r>
-        <w:t xml:space="preserve">sell food drinks and tickets using a variety of means such as a touchscreen kiosk which can only handle food and drinks </w:t>
-      </w:r>
-      <w:r>
-        <w:t>and a concessions area where employees handle the business.</w:t>
-      </w:r>
-      <w:r>
-        <w:t xml:space="preserve"> The management of filmtopia has </w:t>
-      </w:r>
-      <w:r>
-        <w:t>come</w:t>
-      </w:r>
-      <w:r>
-        <w:t xml:space="preserve"> to notice that they are falling back on managing and analysing the cinema, this means keeping track of sales records, </w:t>
-      </w:r>
-      <w:r>
-        <w:t xml:space="preserve">screening analytics and a customer interest evaluation. </w:t>
-      </w:r>
-      <w:r>
-        <w:t xml:space="preserve">I am now going to investigate further on how filmtopia functions </w:t>
-      </w:r>
-      <w:r>
-        <w:t>to</w:t>
-      </w:r>
-      <w:r>
-        <w:t xml:space="preserve"> get a better understanding of how I should </w:t>
-      </w:r>
-      <w:r>
-        <w:t>move with this project.</w:t>
-      </w:r>
-    </w:p>
-    <w:p>
-      <w:pPr>
+      <w:proofErr w:type="spellStart"/>
+      <w:r>
+        <w:t>Filmtopia</w:t>
+      </w:r>
+      <w:proofErr w:type="spellEnd"/>
+      <w:r>
+        <w:t xml:space="preserve"> is a small independent cinema theatre who is currently managing all business data using spreadsheets and paper. They sell food drinks and tickets using a variety of means such as a touchscreen kiosk which can only handle food and drinks and a concessions area where employees handle the business. The management of </w:t>
+      </w:r>
+      <w:proofErr w:type="spellStart"/>
+      <w:r>
+        <w:t>filmtopia</w:t>
+      </w:r>
+      <w:proofErr w:type="spellEnd"/>
+      <w:r>
+        <w:t xml:space="preserve"> has come to notice that they are falling back on managing and analysing the cinema, this means keeping track of sales records, screening analytics and a customer interest evaluation. I am now going to investigate further on how </w:t>
+      </w:r>
+      <w:proofErr w:type="spellStart"/>
+      <w:r>
+        <w:t>filmtopia</w:t>
+      </w:r>
+      <w:proofErr w:type="spellEnd"/>
+      <w:r>
+        <w:t xml:space="preserve"> functions to get a better understanding of how I should move with this project.</w:t>
+      </w:r>
+    </w:p>
+    <w:p>
+      <w:pPr>
+        <w:spacing w:after="80"/>
         <w:jc w:val="center"/>
         <w:rPr>
           <w:b/>
@@ -101,129 +101,131 @@
       </w:r>
     </w:p>
     <w:p>
-      <w:r>
-        <w:t>Before any meaningful investigation can take place it is important to identify all of the stakeholders involved with the existing Filmtopia system and the proposed new solution. A stakeholder is any individual, group or organisation that has an interest in the system, will be affected by changes to it or has the power to influence how the system is developed and used. Identifying stakeholders early in the investigation process helps to ensure that the requirements gathered from interviews, questionnaires and observation cover every perspective rather than focusing on a single group. It also helps to highlight competing or conflicting requirements at an early stage, which can then be balanced or prioritised during the design phase.</w:t>
-      </w:r>
-    </w:p>
-    <w:p>
-      <w:r>
-        <w:t>The stakeholders for the Filmtopia system have been categorised into primary, secondary and tertiary groups. Primary stakeholders are those who will use the system directly on a daily basis. Secondary stakeholders are those who interact with the system indirectly or whose work is affected by the system without them necessarily using it. Tertiary stakeholders are external parties who do not interact with the system directly but whose interests are nonetheless relevant to its design and operation.</w:t>
-      </w:r>
-    </w:p>
-    <w:p>
-      <w:r>
-        <w:rPr>
-          <w:b/>
-          <w:bCs/>
-        </w:rPr>
-        <w:t>Primary Stakeholders</w:t>
-      </w:r>
-    </w:p>
-    <w:p>
-      <w:r>
-        <w:t xml:space="preserve">The first primary stakeholder is the cinema manager, </w:t>
-      </w:r>
-      <w:r>
-        <w:rPr>
-          <w:b/>
-          <w:bCs/>
-        </w:rPr>
-        <w:t>Sarah Henshaw</w:t>
-      </w:r>
-      <w:r>
-        <w:t>. As the person who commissioned this project Sarah has the highest level of influence over the requirements of the system. She will be the main user of the management functions including adding films, scheduling screenings, viewing sales reports and managing access for other users. Sarah's primary interests are in operational efficiency, accurate reporting, reduced customer complaints and the long term reliability of the system. She has indicated in her interview that ease of use is critical because the cinema operates with a small team and cannot afford lengthy training sessions for new staff. Her level of technical confidence is moderate, meaning the system must be intuitive enough that she can use it without specialist knowledge.</w:t>
-      </w:r>
-    </w:p>
-    <w:p>
-      <w:r>
-        <w:t xml:space="preserve">The second primary stakeholder is the box office staff. This group includes </w:t>
-      </w:r>
-      <w:r>
-        <w:rPr>
-          <w:b/>
-          <w:bCs/>
-        </w:rPr>
-        <w:t>Jake Pemberton</w:t>
-      </w:r>
-      <w:r>
-        <w:t xml:space="preserve"> and other members of the team who handle ticket sales and customer enquiries on a day to day basis. Their interests focus on speed of operation during busy periods, clarity of the user interface, accuracy of seat allocation and the elimination of awkward situations caused by double bookings. Staff members have varying levels of </w:t>
+      <w:pPr>
+        <w:spacing w:after="80"/>
+      </w:pPr>
+      <w:r>
+        <w:t>Before beginning the investigation it is important to identify who the stakeholders are for this project. A stakeholder is any individual or group who has an interest in the system, will be affected by it or has the power to influence how it is developed. Identifying stakeholders early on ensures that the requirements gathered throughout the investigation reflect the needs of everyone involved rather than just one person.</w:t>
+      </w:r>
+    </w:p>
+    <w:p>
+      <w:pPr>
+        <w:spacing w:after="80"/>
+      </w:pPr>
+      <w:r>
+        <w:t xml:space="preserve">For the </w:t>
+      </w:r>
+      <w:proofErr w:type="spellStart"/>
+      <w:r>
+        <w:t>Filmtopia</w:t>
+      </w:r>
+      <w:proofErr w:type="spellEnd"/>
+      <w:r>
+        <w:t xml:space="preserve"> system the stakeholders can be split into two groups, primary and secondary. Primary stakeholders are those who will interact with the system directly on a regular basis. Secondary stakeholders are those who are affected by the system indirectly or whose work is influenced by it without them necessarily using it themselves.</w:t>
+      </w:r>
+    </w:p>
+    <w:p>
+      <w:pPr>
+        <w:spacing w:after="80"/>
+      </w:pPr>
+      <w:r>
+        <w:t>Starting with the primary stakeholders, the most important of these is the cinema manager Sarah Henshaw. As the person who commissioned this project she has the highest level of influence over what the system needs to do. She will use the management side of the system on a daily basis, for example adding new films, scheduling screenings and viewing sales reports. Her main priorities are operational efficiency, accurate reporting and a reduction in the customer complaints that are currently caused by the manual booking process. She has described herself as tech aware but not highly technical which means the system needs to be intuitive enough to use without specialist knowledge or extensive training.</w:t>
+      </w:r>
+    </w:p>
+    <w:p>
+      <w:pPr>
+        <w:spacing w:after="80"/>
+      </w:pPr>
+      <w:r>
+        <w:t>The next primary stakeholder group is the box office staff. These are the people who handle ticket sales and customer enquiries on a day to day basis and who will use the booking interface most frequently. Their priorities are speed and simplicity. During busy periods a member of staff cannot afford to spend several minutes navigating a complicated interface to add a single booking. The system therefore needs to be designed with efficiency in mind so that even a brand new member of staff could use it confidently with minimal training.</w:t>
+      </w:r>
+    </w:p>
+    <w:p>
+      <w:pPr>
+        <w:spacing w:after="80"/>
+      </w:pPr>
+      <w:r>
+        <w:t xml:space="preserve">The third primary stakeholder is the customer base of </w:t>
+      </w:r>
+      <w:proofErr w:type="spellStart"/>
+      <w:r>
+        <w:t>Filmtopia</w:t>
+      </w:r>
+      <w:proofErr w:type="spellEnd"/>
+      <w:r>
+        <w:t xml:space="preserve">. Customers interact with the system either directly through the proposed </w:t>
+      </w:r>
+      <w:proofErr w:type="spellStart"/>
+      <w:r>
+        <w:t>self service</w:t>
+      </w:r>
+      <w:proofErr w:type="spellEnd"/>
+      <w:r>
+        <w:t xml:space="preserve"> kiosk or indirectly when staff process their bookings on their behalf. Their main interests are convenience, short queue times and the assurance that the seat they have been allocated will actually be available when they arrive. The questionnaire results discussed later in this investigation show that a large majority of customers would prefer </w:t>
+      </w:r>
+      <w:proofErr w:type="spellStart"/>
+      <w:r>
+        <w:t>self service</w:t>
+      </w:r>
+      <w:proofErr w:type="spellEnd"/>
+      <w:r>
+        <w:t xml:space="preserve"> ticketing and that seat selection is considered important by most respondents. This means the bar for </w:t>
       </w:r>
       <w:r>
         <w:lastRenderedPageBreak/>
-        <w:t>technical confidence and the system must therefore cater to the lowest common denominator in terms of usability. The booking interface must be designed so that even a brand new member of staff can complete a transaction quickly with minimal training.</w:t>
-      </w:r>
-    </w:p>
-    <w:p>
-      <w:r>
-        <w:t>The third primary stakeholder is the customer base of Filmtopia. Customers interact with the system either directly through the proposed self service kiosk or indirectly when staff use the system to process their bookings. Customer interests centre on convenience, transparency, accurate seat allocation, short queue times and the ability to combine ticket and food purchases into a single transaction. The questionnaire results discussed later in this investigation confirm that 85% of customers would prefer self service ticketing, 85% find specific seat selection important and 80% would value combined food and ticket ordering. These figures indicate that customer expectations are aligned with the proposed solution but also raise the bar for how polished and reliable the kiosk interface needs to be.</w:t>
-      </w:r>
-    </w:p>
-    <w:p>
-      <w:r>
-        <w:rPr>
-          <w:b/>
-          <w:bCs/>
-        </w:rPr>
-        <w:t>Secondary Stakeholders</w:t>
-      </w:r>
-    </w:p>
-    <w:p>
-      <w:r>
-        <w:t>The first secondary stakeholder is the concessions team. While the concessions staff do not currently use the existing booking system, the proposed Filmtopia system will integrate food and drink orders with ticket bookings. This means orders placed through the kiosk or by box office staff will need to be visible to the concessions team in some way. Their interest is in receiving accurate, legible orders in a timely manner so that they can prepare food correctly and deliver it to the right customer or seat. The current handwritten note system has been criticised by Jake Pemberton as disjointed and prone to error.</w:t>
-      </w:r>
-    </w:p>
-    <w:p>
-      <w:r>
-        <w:t>The second secondary stakeholder is the cleaning and maintenance team. Although they will not use the booking system directly, their schedules are influenced by the cinema's screening times and customer footfall. Accurate sales reports and screening schedules generated by the new system could in future inform their work patterns more efficiently. Their interest in this project is therefore indirect but real.</w:t>
-      </w:r>
-    </w:p>
-    <w:p>
-      <w:r>
-        <w:t>The third secondary stakeholder is the IT support function for the cinema. Filmtopia is a small business and currently has no dedicated IT staff, with technical issues handled by Sarah herself or by an external contractor on an ad hoc basis. The proposed system must therefore be designed in a way that is robust, well documented and easy to maintain without specialist intervention. Backup procedures, error handling and data integrity safeguards must all be considered with this stakeholder in mind.</w:t>
-      </w:r>
-    </w:p>
-    <w:p>
-      <w:r>
-        <w:rPr>
-          <w:b/>
-          <w:bCs/>
-        </w:rPr>
-        <w:t>Tertiary Stakeholders</w:t>
-      </w:r>
-    </w:p>
-    <w:p>
-      <w:r>
-        <w:t>The first tertiary stakeholder is the group of film distributors who supply Filmtopia with the rights to screen particular films. Although distributors do not interact with the cinema management system directly, they are relevant because the system will store information about which films are being shown, on what dates and at what prices. This data may in future be used to fulfil reporting obligations to distributors regarding ticket sales for their films. The system therefore needs to be capable of producing accurate, exportable reports.</w:t>
-      </w:r>
-    </w:p>
-    <w:p>
-      <w:r>
-        <w:t xml:space="preserve">The second tertiary stakeholder is HMRC and other regulatory bodies. As Filmtopia is a registered UK business it is required to keep accurate financial records for tax purposes. The new system, by virtue of recording every booking and food order with a timestamp and price, will form part of that financial record. This places a quiet but important </w:t>
-      </w:r>
-      <w:r>
-        <w:lastRenderedPageBreak/>
-        <w:t>constraint on the system, namely that historical records must not be deletable or alterable after the fact in a way that would compromise audit trails.</w:t>
-      </w:r>
-    </w:p>
-    <w:p>
-      <w:r>
-        <w:t>The third tertiary stakeholder is competing cinemas in the local area, particularly Vue and Odeon at the Trafford Centre. While these cinemas have no direct involvement with Filmtopia, their existing booking systems set customer expectations for what a cinema booking experience should look like. The desk based research conducted later in this investigation directly compares Filmtopia's proposed system against these competitors to ensure the new system meets or exceeds modern industry standards.</w:t>
-      </w:r>
-    </w:p>
-    <w:p>
-      <w:r>
-        <w:rPr>
-          <w:b/>
-          <w:bCs/>
-        </w:rPr>
-        <w:t>Conclusion of Stakeholder Analysis</w:t>
-      </w:r>
-    </w:p>
-    <w:p>
-      <w:r>
-        <w:t>The stakeholder analysis above demonstrates that the Filmtopia system is not simply a tool for the cinema manager but a piece of infrastructure that touches a wide range of internal and external parties. The investigation that follows has been designed with this in mind, drawing primary insights from interviews with the manager and a staff member, supplemented by a customer questionnaire, direct observation and desk based research into competing systems. By approaching the investigation in this layered way the resulting requirements specification reflects the realities of how Filmtopia actually operates rather than just the wishes of any single individual</w:t>
-      </w:r>
-    </w:p>
+        <w:t>the kiosk interface is high and it needs to be clean and simple enough for any customer to use without assistance.</w:t>
+      </w:r>
+    </w:p>
+    <w:p>
+      <w:pPr>
+        <w:spacing w:after="80"/>
+      </w:pPr>
+      <w:r>
+        <w:t>Moving on to the secondary stakeholders, the concessions team is worth considering here. Although they do not use the booking system directly the proposed solution will integrate food and drink ordering with ticket purchases which means orders placed through the kiosk will need to reach the concessions team accurately and in a timely manner. The current system of passing handwritten notes is described by staff as disjointed and prone to error so the new system needs to address this.</w:t>
+      </w:r>
+    </w:p>
+    <w:p>
+      <w:pPr>
+        <w:spacing w:after="80"/>
+      </w:pPr>
+      <w:r>
+        <w:t xml:space="preserve">Another secondary stakeholder is any external IT support that </w:t>
+      </w:r>
+      <w:proofErr w:type="spellStart"/>
+      <w:r>
+        <w:t>Filmtopia</w:t>
+      </w:r>
+      <w:proofErr w:type="spellEnd"/>
+      <w:r>
+        <w:t xml:space="preserve"> uses. As a small independent cinema there is no dedicated IT department meaning the system must be robust and straightforward to maintain. Complex setups that require specialist knowledge to troubleshoot would be impractical for a business of this size.</w:t>
+      </w:r>
+    </w:p>
+    <w:p>
+      <w:pPr>
+        <w:spacing w:after="80"/>
+      </w:pPr>
+      <w:r>
+        <w:t>Finally it is worth briefly noting the tertiary stakeholders. Film distributors have an indirect interest in the system because accurate sales data for their titles may need to be reported back to them. HMRC and other regulatory bodies also have an indirect interest given that the system will record financial transactions which form part of the cinema's business records. These stakeholders do not influence the day to day design of the system but they do place constraints on it, particularly around data accuracy and record keeping.</w:t>
+      </w:r>
+    </w:p>
+    <w:p>
+      <w:pPr>
+        <w:spacing w:after="80"/>
+      </w:pPr>
+      <w:r>
+        <w:t xml:space="preserve">In summary the stakeholder analysis makes clear that the </w:t>
+      </w:r>
+      <w:proofErr w:type="spellStart"/>
+      <w:r>
+        <w:t>Filmtopia</w:t>
+      </w:r>
+      <w:proofErr w:type="spellEnd"/>
+      <w:r>
+        <w:t xml:space="preserve"> system needs to serve a wide range of users with different levels of technical confidence and different priorities. The investigation that follows has been designed to gather requirements from as many of these stakeholders as possible to ensure the final system genuinely reflects the needs of everyone who will be affected by it.</w:t>
+      </w:r>
+    </w:p>
+    <w:p/>
+    <w:p/>
     <w:p/>
     <w:p>
       <w:pPr>
@@ -255,10 +257,10 @@
         <w:tblLook w:val="04A0" w:firstRow="1" w:lastRow="0" w:firstColumn="1" w:lastColumn="0" w:noHBand="0" w:noVBand="1"/>
       </w:tblPr>
       <w:tblGrid>
-        <w:gridCol w:w="2371"/>
-        <w:gridCol w:w="2011"/>
-        <w:gridCol w:w="2317"/>
-        <w:gridCol w:w="2317"/>
+        <w:gridCol w:w="2696"/>
+        <w:gridCol w:w="2442"/>
+        <w:gridCol w:w="2659"/>
+        <w:gridCol w:w="2659"/>
       </w:tblGrid>
       <w:tr>
         <w:tc>
@@ -567,6 +569,7 @@
                 <w:b/>
                 <w:bCs/>
               </w:rPr>
+              <w:lastRenderedPageBreak/>
               <w:t xml:space="preserve">Customer questionnaire analysis </w:t>
             </w:r>
           </w:p>
@@ -596,9 +599,53 @@
             <w:tcW w:w="3487" w:type="dxa"/>
           </w:tcPr>
           <w:p>
-            <w:r>
-              <w:t xml:space="preserve"> Summarise and interpret questionnaire responses</w:t>
-            </w:r>
+            <w:pPr>
+              <w:rPr>
+                <w:lang w:val="fr-FR"/>
+              </w:rPr>
+            </w:pPr>
+            <w:r>
+              <w:rPr>
+                <w:lang w:val="fr-FR"/>
+              </w:rPr>
+              <w:t xml:space="preserve"> </w:t>
+            </w:r>
+            <w:proofErr w:type="spellStart"/>
+            <w:r>
+              <w:rPr>
+                <w:lang w:val="fr-FR"/>
+              </w:rPr>
+              <w:t>Summarise</w:t>
+            </w:r>
+            <w:proofErr w:type="spellEnd"/>
+            <w:r>
+              <w:rPr>
+                <w:lang w:val="fr-FR"/>
+              </w:rPr>
+              <w:t xml:space="preserve"> and </w:t>
+            </w:r>
+            <w:proofErr w:type="spellStart"/>
+            <w:r>
+              <w:rPr>
+                <w:lang w:val="fr-FR"/>
+              </w:rPr>
+              <w:t>interpret</w:t>
+            </w:r>
+            <w:proofErr w:type="spellEnd"/>
+            <w:r>
+              <w:rPr>
+                <w:lang w:val="fr-FR"/>
+              </w:rPr>
+              <w:t xml:space="preserve"> questionnaire </w:t>
+            </w:r>
+            <w:proofErr w:type="spellStart"/>
+            <w:r>
+              <w:rPr>
+                <w:lang w:val="fr-FR"/>
+              </w:rPr>
+              <w:t>responses</w:t>
+            </w:r>
+            <w:proofErr w:type="spellEnd"/>
           </w:p>
         </w:tc>
       </w:tr>
@@ -649,11 +696,7 @@
           </w:tcPr>
           <w:p>
             <w:r>
-              <w:t xml:space="preserve"> Observe box office operations during a </w:t>
-            </w:r>
-            <w:r>
-              <w:lastRenderedPageBreak/>
-              <w:t>live evening screening</w:t>
+              <w:t xml:space="preserve"> Observe box office operations during a live evening screening</w:t>
             </w:r>
           </w:p>
         </w:tc>
@@ -675,7 +718,6 @@
                 <w:b/>
                 <w:bCs/>
               </w:rPr>
-              <w:lastRenderedPageBreak/>
               <w:t xml:space="preserve">Desk based research — Vue Cinema (myvue.com) </w:t>
             </w:r>
           </w:p>
@@ -1029,6 +1071,7 @@
         <w:tabs>
           <w:tab w:val="num" w:pos="1440"/>
         </w:tabs>
+        <w:spacing w:after="80"/>
         <w:jc w:val="center"/>
         <w:rPr>
           <w:b/>
@@ -1037,79 +1080,166 @@
           <w:szCs w:val="36"/>
         </w:rPr>
       </w:pPr>
-    </w:p>
-    <w:p>
-      <w:pPr>
-        <w:tabs>
-          <w:tab w:val="num" w:pos="1440"/>
-        </w:tabs>
-        <w:jc w:val="center"/>
+      <w:r>
         <w:rPr>
           <w:b/>
           <w:bCs/>
           <w:sz w:val="36"/>
           <w:szCs w:val="36"/>
         </w:rPr>
-      </w:pPr>
-      <w:r>
+        <w:t>Methodology for investigating</w:t>
+      </w:r>
+    </w:p>
+    <w:p>
+      <w:pPr>
+        <w:tabs>
+          <w:tab w:val="num" w:pos="1440"/>
+        </w:tabs>
+        <w:spacing w:after="80"/>
+      </w:pPr>
+      <w:r>
+        <w:t>Before carrying out the investigation it is important to think carefully about which methods to use to gather information. Different methods have different strengths and weaknesses and relying on just one would not give a complete enough picture of the existing system or what the new one needs to do. For this investigation four methods were chosen: face-to-face interviews, a customer questionnaire, direct observation and desk based research.</w:t>
+      </w:r>
+    </w:p>
+    <w:p>
+      <w:pPr>
+        <w:tabs>
+          <w:tab w:val="num" w:pos="1440"/>
+        </w:tabs>
+        <w:spacing w:after="80"/>
+      </w:pPr>
+      <w:r>
+        <w:t xml:space="preserve">Starting with interviews, these were chosen as the main method for gathering requirements from the key stakeholders. The reason for this is that an interview allows open ended questions to be asked and the conversation can naturally go in directions that were not planned in advance. This is important because some of the most useful information gathered during an investigation comes from things that the person being interviewed mentions without being directly asked. A written survey would not allow for this kind of flexibility. The limitation of interviews however is that they are time consuming and the quality of what comes out of them depends heavily on how well the questions are prepared. To address this the questions were written in advance and kept open ended to avoid leading the person being interviewed towards a particular answer. Two interviews were conducted for this </w:t>
+      </w:r>
+      <w:r>
+        <w:lastRenderedPageBreak/>
+        <w:t>investigation, one with the cinema manager and one with a member of the box office staff, as these two stakeholders gave the most complete view of how the existing system operates day to day.</w:t>
+      </w:r>
+    </w:p>
+    <w:p>
+      <w:pPr>
+        <w:tabs>
+          <w:tab w:val="num" w:pos="1440"/>
+        </w:tabs>
+        <w:spacing w:after="80"/>
+      </w:pPr>
+      <w:r>
+        <w:t xml:space="preserve">Moving on to the customer questionnaire, this was chosen because it allowed a much larger group of stakeholders to contribute to the investigation than would have been possible through interviews alone. Interviewing every customer individually would not be realistic, so a questionnaire was the most practical way to gather their views. The key advantage of a questionnaire is that it produces quantitative data which is easier to summarise and use as justification for design decisions. For example knowing that a large majority of customers would prefer a </w:t>
+      </w:r>
+      <w:proofErr w:type="spellStart"/>
+      <w:r>
+        <w:t>self service</w:t>
+      </w:r>
+      <w:proofErr w:type="spellEnd"/>
+      <w:r>
+        <w:t xml:space="preserve"> kiosk is a much stronger argument for including that feature than one person mentioning it in an interview. The limitation of a questionnaire is that the questions are fixed which means there is no opportunity to follow up on responses or ask for more detail. To partially work around this some of the questions included a list of options rather than just a yes or no answer which produced more useful and specific data.</w:t>
+      </w:r>
+    </w:p>
+    <w:p>
+      <w:pPr>
+        <w:tabs>
+          <w:tab w:val="num" w:pos="1440"/>
+        </w:tabs>
+        <w:spacing w:after="80"/>
+      </w:pPr>
+      <w:r>
+        <w:t>Transitioning to direct observation, this was included because interviews and questionnaires rely on people describing the system from memory which is not always accurate. Watching the system being used in real time makes it possible to see problems that the people involved might not even be aware of because they have become used to working around them. The observation was carried out during a busy evening period deliberately, since the existing system's weaknesses are most likely to show up under pressure rather than during a quiet period. The main limitation of observation is the Hawthorne Effect, which is the tendency for people to change their behaviour when they know they are being watched. This was minimised by keeping the observation as low key as possible.</w:t>
+      </w:r>
+    </w:p>
+    <w:p>
+      <w:pPr>
+        <w:tabs>
+          <w:tab w:val="num" w:pos="1440"/>
+        </w:tabs>
+        <w:spacing w:after="80"/>
+      </w:pPr>
+      <w:r>
+        <w:t>Finally, desk based research was used to look at how similar systems are designed in the real world. By researching the booking systems of established cinema chains it is possible to identify features and design patterns that set the standard for what customers already expect. This is useful because stakeholders do not always know what to ask for, particularly if they have not seen what is possible. The limitation of this method is that the systems being researched are built by large commercial teams with significant resources, so not everything observed will be feasible within the scope of this project. The research has therefore been used to inform and inspire the design rather than to copy it directly.</w:t>
+      </w:r>
+    </w:p>
+    <w:p>
+      <w:pPr>
+        <w:tabs>
+          <w:tab w:val="num" w:pos="1440"/>
+        </w:tabs>
+      </w:pPr>
+      <w:r>
+        <w:t>The reason all four methods were used together is that each one compensates for the weaknesses of the others. Interviews provide depth, the questionnaire provides breadth, observation provides real world evidence and desk based research provides industry context. Where the same issue or requirement appears across multiple methods it can be treated with much greater confidence than if it had only come from one source.</w:t>
+      </w:r>
+    </w:p>
+    <w:p>
+      <w:pPr>
+        <w:tabs>
+          <w:tab w:val="num" w:pos="1440"/>
+        </w:tabs>
+      </w:pPr>
+    </w:p>
+    <w:p>
+      <w:pPr>
+        <w:tabs>
+          <w:tab w:val="num" w:pos="1440"/>
+        </w:tabs>
+        <w:jc w:val="center"/>
         <w:rPr>
           <w:b/>
           <w:bCs/>
           <w:sz w:val="36"/>
           <w:szCs w:val="36"/>
         </w:rPr>
+      </w:pPr>
+      <w:r>
+        <w:rPr>
+          <w:b/>
+          <w:bCs/>
+          <w:sz w:val="36"/>
+          <w:szCs w:val="36"/>
+        </w:rPr>
         <w:t>Interviews</w:t>
       </w:r>
     </w:p>
     <w:p>
-      <w:r>
+      <w:pPr>
         <w:rPr>
           <w:rStyle w:val="Strong"/>
+          <w:sz w:val="28"/>
+          <w:szCs w:val="28"/>
+        </w:rPr>
+      </w:pPr>
+      <w:r>
+        <w:rPr>
+          <w:rStyle w:val="Strong"/>
+          <w:sz w:val="28"/>
+          <w:szCs w:val="28"/>
         </w:rPr>
         <w:t>Interview with Sarah Henshaw – Cinema Manager</w:t>
       </w:r>
     </w:p>
-    <w:p>
-      <w:pPr>
-        <w:rPr>
-          <w:i/>
-          <w:iCs/>
-        </w:rPr>
-      </w:pPr>
-      <w:r>
-        <w:rPr>
-          <w:rStyle w:val="Emphasis"/>
-          <w:i w:val="0"/>
-          <w:iCs w:val="0"/>
-        </w:rPr>
-        <w:t>Date of Interview: 14th January 2026</w:t>
-      </w:r>
-      <w:r>
-        <w:rPr>
-          <w:i/>
-          <w:iCs/>
-        </w:rPr>
-        <w:t xml:space="preserve"> </w:t>
-      </w:r>
-      <w:r>
-        <w:rPr>
-          <w:rStyle w:val="Emphasis"/>
-          <w:i w:val="0"/>
-          <w:iCs w:val="0"/>
-        </w:rPr>
-        <w:t>Method: Face-to-face interview conducted at Filmtopia cinema, Bury</w:t>
-      </w:r>
-    </w:p>
+    <w:p/>
     <w:p>
       <w:r>
         <w:rPr>
           <w:rStyle w:val="Strong"/>
         </w:rPr>
-        <w:t>Q: Can you describe how Filmtopia currently manages its ticketing and bookings?</w:t>
-      </w:r>
-    </w:p>
-    <w:p>
-      <w:r>
+        <w:t xml:space="preserve">Q: Can you describe how </w:t>
+      </w:r>
+      <w:proofErr w:type="spellStart"/>
+      <w:r>
+        <w:rPr>
+          <w:rStyle w:val="Strong"/>
+        </w:rPr>
+        <w:t>Filmtopia</w:t>
+      </w:r>
+      <w:proofErr w:type="spellEnd"/>
+      <w:r>
+        <w:rPr>
+          <w:rStyle w:val="Strong"/>
+        </w:rPr>
+        <w:t xml:space="preserve"> currently manages its ticketing and bookings?</w:t>
+      </w:r>
+    </w:p>
+    <w:p>
+      <w:r>
+        <w:lastRenderedPageBreak/>
         <w:t>A: At the moment everything is done manually. When a customer comes in, staff write their booking down in a paper diary. We have a touchscreen kiosk but it can only handle food and drink orders. It cannot sell tickets at all which is a real problem during busy periods because customers have to queue twice.</w:t>
       </w:r>
     </w:p>
@@ -1123,7 +1253,6 @@
     </w:p>
     <w:p>
       <w:r>
-        <w:lastRenderedPageBreak/>
         <w:t>A: Double bookings are a nightmare. Because everything is written on paper, if two members of staff take a booking for the same screening at the same time we do not find out until the customer arrives. We have had some very unhappy customers because of this. Also I have no real way of seeing how well the cinema is doing without physically going through every piece of paper we have.</w:t>
       </w:r>
     </w:p>
@@ -1132,7 +1261,21 @@
         <w:rPr>
           <w:rStyle w:val="Strong"/>
         </w:rPr>
-        <w:t>Q: What data does Filmtopia currently store and how?</w:t>
+        <w:t xml:space="preserve">Q: What data does </w:t>
+      </w:r>
+      <w:proofErr w:type="spellStart"/>
+      <w:r>
+        <w:rPr>
+          <w:rStyle w:val="Strong"/>
+        </w:rPr>
+        <w:t>Filmtopia</w:t>
+      </w:r>
+      <w:proofErr w:type="spellEnd"/>
+      <w:r>
+        <w:rPr>
+          <w:rStyle w:val="Strong"/>
+        </w:rPr>
+        <w:t xml:space="preserve"> currently store and how?</w:t>
       </w:r>
     </w:p>
     <w:p>
@@ -1193,11 +1336,19 @@
         <w:tabs>
           <w:tab w:val="num" w:pos="1440"/>
         </w:tabs>
-      </w:pPr>
-      <w:r>
-        <w:rPr>
-          <w:b/>
-          <w:bCs/>
+        <w:rPr>
+          <w:b/>
+          <w:bCs/>
+          <w:sz w:val="28"/>
+          <w:szCs w:val="28"/>
+        </w:rPr>
+      </w:pPr>
+      <w:r>
+        <w:rPr>
+          <w:b/>
+          <w:bCs/>
+          <w:sz w:val="28"/>
+          <w:szCs w:val="28"/>
         </w:rPr>
         <w:t>Interview with Jake Pemberton – Box Office Staff Member</w:t>
       </w:r>
@@ -1208,9 +1359,6 @@
           <w:tab w:val="num" w:pos="1440"/>
         </w:tabs>
       </w:pPr>
-      <w:r>
-        <w:t>Date of Interview: 14th January 2026 Method: Face-to-face interview conducted at Filmtopia cinema, Bury</w:t>
-      </w:r>
     </w:p>
     <w:p>
       <w:pPr>
@@ -1257,6 +1405,7 @@
         </w:tabs>
       </w:pPr>
       <w:r>
+        <w:lastRenderedPageBreak/>
         <w:t>A: The biggest one is not knowing if a seat is already taken. Sometimes a customer picks a specific seat and we say yes, then another member of staff has already given that seat to someone else and we do not know until they both turn up. It causes a lot of awkward situations. Also finding information takes too long. If someone asks what time a film starts or how many seats are left I have to physically look through the diary.</w:t>
       </w:r>
     </w:p>
@@ -1271,7 +1420,6 @@
           <w:b/>
           <w:bCs/>
         </w:rPr>
-        <w:lastRenderedPageBreak/>
         <w:t>Q: How do you currently handle food and drink orders alongside ticketing?</w:t>
       </w:r>
     </w:p>
@@ -1378,7 +1526,23 @@
           <w:b/>
           <w:bCs/>
         </w:rPr>
-        <w:t>Questionnaire – Filmtopia Customer Survey</w:t>
+        <w:t xml:space="preserve">Questionnaire – </w:t>
+      </w:r>
+      <w:proofErr w:type="spellStart"/>
+      <w:r>
+        <w:rPr>
+          <w:b/>
+          <w:bCs/>
+        </w:rPr>
+        <w:t>Filmtopia</w:t>
+      </w:r>
+      <w:proofErr w:type="spellEnd"/>
+      <w:r>
+        <w:rPr>
+          <w:b/>
+          <w:bCs/>
+        </w:rPr>
+        <w:t xml:space="preserve"> Customer Survey</w:t>
       </w:r>
     </w:p>
     <w:p>
@@ -1418,25 +1582,49 @@
         </w:tabs>
       </w:pPr>
       <w:r>
-        <w:t>A questionnaire was distributed to customers visiting Filmtopia in order to gather feedback on their experience with the current system and to understand what they would want from a new one. The questions and summarised responses are as follows.</w:t>
-      </w:r>
-    </w:p>
-    <w:p>
-      <w:pPr>
-        <w:tabs>
-          <w:tab w:val="num" w:pos="1440"/>
-        </w:tabs>
-        <w:rPr>
-          <w:b/>
-          <w:bCs/>
-        </w:rPr>
-      </w:pPr>
-      <w:r>
-        <w:rPr>
-          <w:b/>
-          <w:bCs/>
-        </w:rPr>
-        <w:t>Q1: How do you currently purchase your tickets at Filmtopia?</w:t>
+        <w:t xml:space="preserve">A questionnaire was distributed to customers visiting </w:t>
+      </w:r>
+      <w:proofErr w:type="spellStart"/>
+      <w:r>
+        <w:t>Filmtopia</w:t>
+      </w:r>
+      <w:proofErr w:type="spellEnd"/>
+      <w:r>
+        <w:t xml:space="preserve"> in order to gather feedback on their experience with the current system and to understand what they would want from a new one. The questions and summarised responses are as follows.</w:t>
+      </w:r>
+    </w:p>
+    <w:p>
+      <w:pPr>
+        <w:tabs>
+          <w:tab w:val="num" w:pos="1440"/>
+        </w:tabs>
+        <w:rPr>
+          <w:b/>
+          <w:bCs/>
+        </w:rPr>
+      </w:pPr>
+      <w:r>
+        <w:rPr>
+          <w:b/>
+          <w:bCs/>
+        </w:rPr>
+        <w:t xml:space="preserve">Q1: How do you currently purchase your tickets at </w:t>
+      </w:r>
+      <w:proofErr w:type="spellStart"/>
+      <w:r>
+        <w:rPr>
+          <w:b/>
+          <w:bCs/>
+        </w:rPr>
+        <w:t>Filmtopia</w:t>
+      </w:r>
+      <w:proofErr w:type="spellEnd"/>
+      <w:r>
+        <w:rPr>
+          <w:b/>
+          <w:bCs/>
+        </w:rPr>
+        <w:t>?</w:t>
       </w:r>
     </w:p>
     <w:tbl>
@@ -1583,7 +1771,23 @@
           <w:b/>
           <w:bCs/>
         </w:rPr>
-        <w:t>Q2: Have you ever experienced a problem when booking tickets at Filmtopia?</w:t>
+        <w:t xml:space="preserve">Q2: Have you ever experienced a problem when booking tickets at </w:t>
+      </w:r>
+      <w:proofErr w:type="spellStart"/>
+      <w:r>
+        <w:rPr>
+          <w:b/>
+          <w:bCs/>
+        </w:rPr>
+        <w:t>Filmtopia</w:t>
+      </w:r>
+      <w:proofErr w:type="spellEnd"/>
+      <w:r>
+        <w:rPr>
+          <w:b/>
+          <w:bCs/>
+        </w:rPr>
+        <w:t>?</w:t>
       </w:r>
     </w:p>
     <w:tbl>
@@ -1613,6 +1817,7 @@
                 <w:b/>
                 <w:bCs/>
               </w:rPr>
+              <w:lastRenderedPageBreak/>
               <w:t xml:space="preserve">Response </w:t>
             </w:r>
           </w:p>
@@ -1792,14 +1997,7 @@
           </w:tcPr>
           <w:p>
             <w:r>
-              <w:lastRenderedPageBreak/>
-              <w:t>Seat already taken when I arrived</w:t>
-            </w:r>
-            <w:r>
-              <w:t>, Other customers given the same seat number.</w:t>
-            </w:r>
-            <w:r>
-              <w:t xml:space="preserve"> </w:t>
+              <w:t xml:space="preserve">Seat already taken when I arrived, Other customers given the same seat number. </w:t>
             </w:r>
           </w:p>
         </w:tc>
@@ -2182,7 +2380,15 @@
         </w:tabs>
       </w:pPr>
       <w:r>
-        <w:t>85% of customers felt seat selection was at least quite important. This supports the planned graphical seat selection feature in the Filmtopia system.</w:t>
+        <w:t xml:space="preserve">85% of customers felt seat selection was at least quite important. This supports the planned graphical seat selection feature in the </w:t>
+      </w:r>
+      <w:proofErr w:type="spellStart"/>
+      <w:r>
+        <w:t>Filmtopia</w:t>
+      </w:r>
+      <w:proofErr w:type="spellEnd"/>
+      <w:r>
+        <w:t xml:space="preserve"> system.</w:t>
       </w:r>
     </w:p>
     <w:p>
@@ -2342,8 +2548,27 @@
         </w:tabs>
       </w:pPr>
       <w:r>
-        <w:t>The questionnaire results clearly show that customers are experiencing real problems with the current system at Filmtopia. The most significant issues are long queues at the box office, errors with seat allocation and the inability to book tickets through the kiosk. The results also show strong demand for a self-service ticketing kiosk, graphical seat selection and combined food and drink ordering. These findings have directly informed the objectives set out later in this investigation.</w:t>
-      </w:r>
+        <w:t xml:space="preserve">The questionnaire results clearly show that customers are experiencing real problems with the current system at </w:t>
+      </w:r>
+      <w:proofErr w:type="spellStart"/>
+      <w:r>
+        <w:t>Filmtopia</w:t>
+      </w:r>
+      <w:proofErr w:type="spellEnd"/>
+      <w:r>
+        <w:t xml:space="preserve">. The most significant issues are long queues at the box office, errors with seat allocation and the inability to book tickets through the kiosk. The results also show strong </w:t>
+      </w:r>
+      <w:r>
+        <w:lastRenderedPageBreak/>
+        <w:t>demand for a self-service ticketing kiosk, graphical seat selection and combined food and drink ordering. These findings have directly informed the objectives set out later in this investigation.</w:t>
+      </w:r>
+    </w:p>
+    <w:p>
+      <w:pPr>
+        <w:tabs>
+          <w:tab w:val="num" w:pos="1440"/>
+        </w:tabs>
+      </w:pPr>
     </w:p>
     <w:p>
       <w:pPr>
@@ -2372,6 +2597,106 @@
           <w:sz w:val="36"/>
           <w:szCs w:val="36"/>
         </w:rPr>
+        <w:t>Direct Observation</w:t>
+      </w:r>
+    </w:p>
+    <w:p>
+      <w:pPr>
+        <w:tabs>
+          <w:tab w:val="num" w:pos="1440"/>
+        </w:tabs>
+        <w:spacing w:after="80"/>
+      </w:pPr>
+      <w:r>
+        <w:t xml:space="preserve">As part of the investigation I visited </w:t>
+      </w:r>
+      <w:proofErr w:type="spellStart"/>
+      <w:r>
+        <w:t>Filmtopia</w:t>
+      </w:r>
+      <w:proofErr w:type="spellEnd"/>
+      <w:r>
+        <w:t xml:space="preserve"> during an evening showing to observe how the current system operates in practice. Rather than asking questions or interrupting the workflow I simply watched how staff handled customers during the pre-screening period when the cinema was at its busiest. The aim was to see the existing system in action and to identify any problems that might not have come up during the interviews or questionnaire.</w:t>
+      </w:r>
+    </w:p>
+    <w:p>
+      <w:pPr>
+        <w:tabs>
+          <w:tab w:val="num" w:pos="1440"/>
+        </w:tabs>
+        <w:spacing w:after="80"/>
+      </w:pPr>
+      <w:r>
+        <w:t>The first thing that stood out was how the paper booking diary was being used by two members of staff at the same time. On more than one occasion both staff members reached for the diary simultaneously to check seat availability for the same screening. This caused a brief but noticeable delay in serving customers and illustrated exactly the kind of risk that the interviews had described, where two staff members could independently assign the same seat without either realising.</w:t>
+      </w:r>
+    </w:p>
+    <w:p>
+      <w:pPr>
+        <w:tabs>
+          <w:tab w:val="num" w:pos="1440"/>
+        </w:tabs>
+        <w:spacing w:after="80"/>
+      </w:pPr>
+      <w:r>
+        <w:t>It was also clear that customers who had already used the kiosk to order food and drinks were then joining the box office queue to buy their tickets separately. This meant some customers were effectively queuing twice before they could take their seat. During the observation period this happened repeatedly and on a couple of occasions customers waiting in the box office queue made comments about having already waited at the kiosk. This confirmed what the staff interviews had suggested about the kiosk and ticketing systems being completely disconnected from each other.</w:t>
+      </w:r>
+    </w:p>
+    <w:p>
+      <w:pPr>
+        <w:tabs>
+          <w:tab w:val="num" w:pos="1440"/>
+        </w:tabs>
+        <w:spacing w:after="80"/>
+      </w:pPr>
+      <w:r>
+        <w:t>Another thing worth noting was how long it took a staff member to answer a simple question about seat availability. When a customer asked which seats were still free for a particular screening the staff member had to manually look through several pages of the diary before being able to give an answer. This took around 90 seconds and caused the queue behind that customer to grow noticeably during that time. In a busier cinema this kind of delay would quickly become a serious problem.</w:t>
+      </w:r>
+    </w:p>
+    <w:p>
+      <w:pPr>
+        <w:tabs>
+          <w:tab w:val="num" w:pos="1440"/>
+        </w:tabs>
+        <w:spacing w:after="80"/>
+      </w:pPr>
+      <w:r>
+        <w:t>Overall the observation confirmed and added detail to the problems that had already been identified through the interviews and questionnaire. Seeing the existing system in action made it clear that the issues are not occasional or minor but are a regular feature of how the cinema operates during busy periods. The findings from this observation have directly informed the objectives set out later in this investigation.</w:t>
+      </w:r>
+    </w:p>
+    <w:p>
+      <w:pPr>
+        <w:tabs>
+          <w:tab w:val="num" w:pos="1440"/>
+        </w:tabs>
+      </w:pPr>
+    </w:p>
+    <w:p>
+      <w:pPr>
+        <w:tabs>
+          <w:tab w:val="num" w:pos="1440"/>
+        </w:tabs>
+      </w:pPr>
+    </w:p>
+    <w:p>
+      <w:pPr>
+        <w:tabs>
+          <w:tab w:val="num" w:pos="1440"/>
+        </w:tabs>
+        <w:jc w:val="center"/>
+        <w:rPr>
+          <w:b/>
+          <w:bCs/>
+          <w:sz w:val="36"/>
+          <w:szCs w:val="36"/>
+        </w:rPr>
+      </w:pPr>
+      <w:r>
+        <w:rPr>
+          <w:b/>
+          <w:bCs/>
+          <w:sz w:val="36"/>
+          <w:szCs w:val="36"/>
+        </w:rPr>
         <w:t>Desk-based Research</w:t>
       </w:r>
     </w:p>
@@ -2396,14 +2721,11 @@
         </w:tabs>
       </w:pPr>
       <w:r>
+        <w:t xml:space="preserve">As part of my investigation, I researched the Vue Cinema booking system, which is one of the largest cinema chains in the UK. Vue operates 94 cinemas across the UK and Ireland and their online booking </w:t>
+      </w:r>
+      <w:r>
         <w:lastRenderedPageBreak/>
-        <w:t>As part of my investigation</w:t>
-      </w:r>
-      <w:r>
-        <w:t>,</w:t>
-      </w:r>
-      <w:r>
-        <w:t xml:space="preserve"> I researched the Vue Cinema booking system, which is one of the largest cinema chains in the UK. Vue operates 94 cinemas across the UK and Ireland and their online booking system provides a useful reference point for what a professional cinema management system should look like.</w:t>
+        <w:t>system provides a useful reference point for what a professional cinema management system should look like.</w:t>
       </w:r>
     </w:p>
     <w:p>
@@ -2431,11 +2753,8 @@
         </w:tabs>
       </w:pPr>
       <w:r>
-        <w:rPr>
-          <w:noProof/>
-        </w:rPr>
         <w:drawing>
-          <wp:inline distT="0" distB="0" distL="0" distR="0" wp14:anchorId="0F0FFE2C" wp14:editId="7863C73D">
+          <wp:inline distT="0" distB="0" distL="0" distR="0" wp14:anchorId="5F3958F4" wp14:editId="3616646E">
             <wp:extent cx="7549827" cy="3467100"/>
             <wp:effectExtent l="0" t="0" r="0" b="0"/>
             <wp:docPr id="1715657347" name="Picture 1"/>
@@ -2450,7 +2769,7 @@
                     <pic:cNvPicPr/>
                   </pic:nvPicPr>
                   <pic:blipFill>
-                    <a:blip r:embed="rId8"/>
+                    <a:blip r:embed="rId5"/>
                     <a:stretch>
                       <a:fillRect/>
                     </a:stretch>
@@ -2478,7 +2797,15 @@
         </w:tabs>
       </w:pPr>
       <w:r>
-        <w:t>The Vue homepage presents films visually using large poster images organised under a "Top Films" heading. Each film is displayed with its title clearly beneath it and the page includes a Quick Book bar at the bottom allowing users to search by venue, film, date and time simultaneously. This is a clean and intuitive way of presenting information that allows customers to find what they want quickly without having to navigate through multiple pages. For the Filmtopia system I will incorporate a similar visual approach to displaying films on the customer kiosk, ensuring that screenings are easy to browse and select.</w:t>
+        <w:t xml:space="preserve">The Vue homepage presents films visually using large poster images organised under a "Top Films" heading. Each film is displayed with its title clearly beneath it and the page includes a Quick Book bar at the bottom allowing users to search by venue, film, date and time simultaneously. This is a clean and intuitive way of presenting information that allows customers to find what they want quickly without having to navigate through multiple pages. For the </w:t>
+      </w:r>
+      <w:proofErr w:type="spellStart"/>
+      <w:r>
+        <w:t>Filmtopia</w:t>
+      </w:r>
+      <w:proofErr w:type="spellEnd"/>
+      <w:r>
+        <w:t xml:space="preserve"> system I will incorporate a similar visual approach to displaying films on the customer kiosk, ensuring that screenings are easy to browse and select.</w:t>
       </w:r>
     </w:p>
     <w:p>
@@ -2506,12 +2833,9 @@
         </w:tabs>
       </w:pPr>
       <w:r>
-        <w:rPr>
-          <w:noProof/>
-        </w:rPr>
         <w:lastRenderedPageBreak/>
         <w:drawing>
-          <wp:inline distT="0" distB="0" distL="0" distR="0" wp14:anchorId="36245FF1" wp14:editId="095576EB">
+          <wp:inline distT="0" distB="0" distL="0" distR="0" wp14:anchorId="141796FF" wp14:editId="68086F9A">
             <wp:extent cx="4743450" cy="4240517"/>
             <wp:effectExtent l="0" t="0" r="0" b="8255"/>
             <wp:docPr id="1579868581" name="Picture 1"/>
@@ -2526,7 +2850,7 @@
                     <pic:cNvPicPr/>
                   </pic:nvPicPr>
                   <pic:blipFill>
-                    <a:blip r:embed="rId9"/>
+                    <a:blip r:embed="rId6"/>
                     <a:stretch>
                       <a:fillRect/>
                     </a:stretch>
@@ -2554,7 +2878,15 @@
         </w:tabs>
       </w:pPr>
       <w:r>
-        <w:t>When a film is selected Vue displays all upcoming showings for that film at the chosen venue, organised by date and time. Each screening card shows the start and end time, the screen number and the ticket price. Accessibility information such as audio description and wheelchair access is also clearly displayed. This level of detail is something I aim to replicate in Filmtopia, where staff and customers should be able to see all relevant information about a screening at a glance without having to search through multiple menus.</w:t>
+        <w:t xml:space="preserve">When a film is selected Vue displays all upcoming showings for that film at the chosen venue, organised by date and time. Each screening card shows the start and end time, the screen number and the ticket price. Accessibility information such as audio description and wheelchair access is also clearly displayed. This level of detail is something I aim to replicate in </w:t>
+      </w:r>
+      <w:proofErr w:type="spellStart"/>
+      <w:r>
+        <w:t>Filmtopia</w:t>
+      </w:r>
+      <w:proofErr w:type="spellEnd"/>
+      <w:r>
+        <w:t>, where staff and customers should be able to see all relevant information about a screening at a glance without having to search through multiple menus.</w:t>
       </w:r>
     </w:p>
     <w:p>
@@ -2582,12 +2914,9 @@
         </w:tabs>
       </w:pPr>
       <w:r>
-        <w:rPr>
-          <w:noProof/>
-        </w:rPr>
         <w:lastRenderedPageBreak/>
         <w:drawing>
-          <wp:inline distT="0" distB="0" distL="0" distR="0" wp14:anchorId="3DB26D46" wp14:editId="3B322940">
+          <wp:inline distT="0" distB="0" distL="0" distR="0" wp14:anchorId="26AE6547" wp14:editId="0B7011B7">
             <wp:extent cx="7747481" cy="3933825"/>
             <wp:effectExtent l="0" t="0" r="6350" b="0"/>
             <wp:docPr id="854855114" name="Picture 1"/>
@@ -2602,7 +2931,7 @@
                     <pic:cNvPicPr/>
                   </pic:nvPicPr>
                   <pic:blipFill>
-                    <a:blip r:embed="rId10"/>
+                    <a:blip r:embed="rId7"/>
                     <a:stretch>
                       <a:fillRect/>
                     </a:stretch>
@@ -2630,38 +2959,63 @@
         </w:tabs>
       </w:pPr>
       <w:r>
-        <w:t>Vue's seat selection interface is a standout feature of their system. It displays a graphical layout of the screen showing every seat as a coloured icon, with different colours representing different seat types and prices. VIP seats are shown in orange at £8.49, Regular seats in black at £7.49, Saver seats in green at £6.49 and Super Saver seats in red at £4.99. Occupied seats are shown in grey so customers can immediately see what is available. Rows are labelled alphabetically on the left hand side. This graphical seat selection is a key feature I plan to implement in Filmtopia as it directly addresses the double booking problem identified in the interviews. By showing customers and staff exactly which seats are taken in real time the system eliminates the risk of two people being assigned the same seat.</w:t>
-      </w:r>
-    </w:p>
-    <w:p>
-      <w:pPr>
-        <w:tabs>
-          <w:tab w:val="num" w:pos="1440"/>
-        </w:tabs>
-      </w:pPr>
-      <w:r>
-        <w:rPr>
-          <w:b/>
-          <w:bCs/>
-        </w:rPr>
-        <w:t>Features Identified for Filmtopia</w:t>
-      </w:r>
-    </w:p>
-    <w:p>
-      <w:pPr>
-        <w:tabs>
-          <w:tab w:val="num" w:pos="1440"/>
-        </w:tabs>
-      </w:pPr>
-      <w:r>
-        <w:t>From researching Vue's system I have identified the following features that I will incorporate into the Filmtopia system:</w:t>
+        <w:t xml:space="preserve">Vue's seat selection interface is a standout feature of their system. It displays a graphical layout of the screen showing every seat as a coloured icon, with different colours representing different seat types and prices. VIP seats are shown in orange at £8.49, Regular seats in black at £7.49, Saver seats in green at £6.49 and Super Saver seats in red at £4.99. Occupied seats are shown in grey so customers can immediately see what is available. Rows are labelled alphabetically on the left hand side. This graphical seat selection is a key feature I plan to implement in </w:t>
+      </w:r>
+      <w:proofErr w:type="spellStart"/>
+      <w:r>
+        <w:t>Filmtopia</w:t>
+      </w:r>
+      <w:proofErr w:type="spellEnd"/>
+      <w:r>
+        <w:t xml:space="preserve"> as it directly addresses the double booking problem identified in the interviews. By showing customers and staff exactly which seats are taken in real time the system eliminates the risk of two people being assigned the same seat.</w:t>
+      </w:r>
+    </w:p>
+    <w:p>
+      <w:pPr>
+        <w:tabs>
+          <w:tab w:val="num" w:pos="1440"/>
+        </w:tabs>
+      </w:pPr>
+      <w:r>
+        <w:rPr>
+          <w:b/>
+          <w:bCs/>
+        </w:rPr>
+        <w:t xml:space="preserve">Features Identified for </w:t>
+      </w:r>
+      <w:proofErr w:type="spellStart"/>
+      <w:r>
+        <w:rPr>
+          <w:b/>
+          <w:bCs/>
+        </w:rPr>
+        <w:t>Filmtopia</w:t>
+      </w:r>
+      <w:proofErr w:type="spellEnd"/>
+    </w:p>
+    <w:p>
+      <w:pPr>
+        <w:tabs>
+          <w:tab w:val="num" w:pos="1440"/>
+        </w:tabs>
+      </w:pPr>
+      <w:r>
+        <w:t xml:space="preserve">From researching Vue's system I have identified the following features that I will incorporate into the </w:t>
+      </w:r>
+      <w:proofErr w:type="spellStart"/>
+      <w:r>
+        <w:t>Filmtopia</w:t>
+      </w:r>
+      <w:proofErr w:type="spellEnd"/>
+      <w:r>
+        <w:t xml:space="preserve"> system:</w:t>
       </w:r>
     </w:p>
     <w:p>
       <w:pPr>
         <w:numPr>
           <w:ilvl w:val="0"/>
-          <w:numId w:val="2"/>
+          <w:numId w:val="1"/>
         </w:numPr>
         <w:tabs>
           <w:tab w:val="num" w:pos="1440"/>
@@ -2675,7 +3029,7 @@
       <w:pPr>
         <w:numPr>
           <w:ilvl w:val="0"/>
-          <w:numId w:val="2"/>
+          <w:numId w:val="1"/>
         </w:numPr>
         <w:tabs>
           <w:tab w:val="num" w:pos="1440"/>
@@ -2689,7 +3043,7 @@
       <w:pPr>
         <w:numPr>
           <w:ilvl w:val="0"/>
-          <w:numId w:val="2"/>
+          <w:numId w:val="1"/>
         </w:numPr>
         <w:tabs>
           <w:tab w:val="num" w:pos="1440"/>
@@ -2703,7 +3057,7 @@
       <w:pPr>
         <w:numPr>
           <w:ilvl w:val="0"/>
-          <w:numId w:val="2"/>
+          <w:numId w:val="1"/>
         </w:numPr>
         <w:tabs>
           <w:tab w:val="num" w:pos="1440"/>
@@ -2717,7 +3071,7 @@
       <w:pPr>
         <w:numPr>
           <w:ilvl w:val="0"/>
-          <w:numId w:val="2"/>
+          <w:numId w:val="1"/>
         </w:numPr>
         <w:tabs>
           <w:tab w:val="num" w:pos="1440"/>
@@ -2759,11 +3113,16 @@
         </w:tabs>
       </w:pPr>
       <w:r>
-        <w:t xml:space="preserve">The second system I researched was Odeon, which is the largest cinema chain in the UK. Odeon operates over 120 cinemas across the UK and Ireland and their online </w:t>
-      </w:r>
-      <w:r>
         <w:lastRenderedPageBreak/>
-        <w:t>booking system offered several useful features to compare against Vue and to inform the design of Filmtopia.</w:t>
+        <w:t xml:space="preserve">The second system I researched was Odeon, which is the largest cinema chain in the UK. Odeon operates over 120 cinemas across the UK and Ireland and their online booking system offered several useful features to compare against Vue and to inform the design of </w:t>
+      </w:r>
+      <w:proofErr w:type="spellStart"/>
+      <w:r>
+        <w:t>Filmtopia</w:t>
+      </w:r>
+      <w:proofErr w:type="spellEnd"/>
+      <w:r>
+        <w:t>.</w:t>
       </w:r>
     </w:p>
     <w:p>
@@ -2791,11 +3150,8 @@
         </w:tabs>
       </w:pPr>
       <w:r>
-        <w:rPr>
-          <w:noProof/>
-        </w:rPr>
         <w:drawing>
-          <wp:inline distT="0" distB="0" distL="0" distR="0" wp14:anchorId="371730D0" wp14:editId="66E01729">
+          <wp:inline distT="0" distB="0" distL="0" distR="0" wp14:anchorId="65644071" wp14:editId="52091A46">
             <wp:extent cx="5731510" cy="5603875"/>
             <wp:effectExtent l="0" t="0" r="2540" b="0"/>
             <wp:docPr id="244003220" name="Picture 1"/>
@@ -2810,7 +3166,7 @@
                     <pic:cNvPicPr/>
                   </pic:nvPicPr>
                   <pic:blipFill>
-                    <a:blip r:embed="rId11"/>
+                    <a:blip r:embed="rId8"/>
                     <a:stretch>
                       <a:fillRect/>
                     </a:stretch>
@@ -2838,7 +3194,15 @@
         </w:tabs>
       </w:pPr>
       <w:r>
-        <w:t>Similar to Vue, Odeon presents films using large poster images organised under a Top Films heading. However Odeon includes additional information directly on the film page such as the director, cast, runtime, release date and genre tags. This richer level of detail gives customers more context before making a booking decision. Odeon also includes a quick search bar at the bottom of the page allowing users to filter by cinema, film, date and time. One notable difference from Vue is that Odeon uses a darker navy blue colour scheme throughout which creates a more premium feel. For Filmtopia I will aim to display key film information clearly on the customer kiosk so customers can make informed decisions quickly.</w:t>
+        <w:t xml:space="preserve">Similar to Vue, Odeon presents films using large poster images organised under a Top Films heading. However Odeon includes additional information directly on the film page such as the director, cast, runtime, release date and genre tags. This richer level of detail gives customers more context before making a booking decision. Odeon also includes a quick search bar at the bottom of the page allowing users to filter by cinema, film, date and time. One notable difference from Vue is that Odeon uses a darker navy blue colour scheme throughout which creates a more premium feel. For </w:t>
+      </w:r>
+      <w:proofErr w:type="spellStart"/>
+      <w:r>
+        <w:t>Filmtopia</w:t>
+      </w:r>
+      <w:proofErr w:type="spellEnd"/>
+      <w:r>
+        <w:t xml:space="preserve"> I will aim to display key film information clearly on the customer kiosk so customers can make informed decisions quickly.</w:t>
       </w:r>
     </w:p>
     <w:p>
@@ -2866,12 +3230,9 @@
         </w:tabs>
       </w:pPr>
       <w:r>
-        <w:rPr>
-          <w:noProof/>
-        </w:rPr>
         <w:lastRenderedPageBreak/>
         <w:drawing>
-          <wp:inline distT="0" distB="0" distL="0" distR="0" wp14:anchorId="4285E1BF" wp14:editId="29C80826">
+          <wp:inline distT="0" distB="0" distL="0" distR="0" wp14:anchorId="4241C67F" wp14:editId="7068D285">
             <wp:extent cx="6017614" cy="6103620"/>
             <wp:effectExtent l="0" t="0" r="2540" b="0"/>
             <wp:docPr id="140139721" name="Picture 1"/>
@@ -2886,7 +3247,7 @@
                     <pic:cNvPicPr/>
                   </pic:nvPicPr>
                   <pic:blipFill>
-                    <a:blip r:embed="rId12"/>
+                    <a:blip r:embed="rId9"/>
                     <a:stretch>
                       <a:fillRect/>
                     </a:stretch>
@@ -2914,7 +3275,15 @@
         </w:tabs>
       </w:pPr>
       <w:r>
-        <w:t>Odeon's screening times page clearly displays the film title, runtime, release date and genre alongside all available showtimes. Screenings are organised by date across the top of the page and grouped by cinema location below. Each screening card shows the start time, screen number and format such as 3D. A "Book Now" button is displayed prominently on each card making the next action immediately obvious. This clear layout is something I will replicate in Filmtopia where staff should be able to see all screenings for a given film at a glance.</w:t>
+        <w:t xml:space="preserve">Odeon's screening times page clearly displays the film title, runtime, release date and genre alongside all available showtimes. Screenings are organised by date across the top of the page and grouped by cinema location below. Each screening card shows the start time, screen number and format such as 3D. A "Book Now" button is displayed prominently on each card making the next action immediately obvious. This clear layout is something I will replicate in </w:t>
+      </w:r>
+      <w:proofErr w:type="spellStart"/>
+      <w:r>
+        <w:t>Filmtopia</w:t>
+      </w:r>
+      <w:proofErr w:type="spellEnd"/>
+      <w:r>
+        <w:t xml:space="preserve"> where staff should be able to see all screenings for a given film at a glance.</w:t>
       </w:r>
     </w:p>
     <w:p>
@@ -2942,12 +3311,9 @@
         </w:tabs>
       </w:pPr>
       <w:r>
-        <w:rPr>
-          <w:noProof/>
-        </w:rPr>
         <w:lastRenderedPageBreak/>
         <w:drawing>
-          <wp:inline distT="0" distB="0" distL="0" distR="0" wp14:anchorId="1EB8E141" wp14:editId="745A0419">
+          <wp:inline distT="0" distB="0" distL="0" distR="0" wp14:anchorId="00613719" wp14:editId="2C8B7A72">
             <wp:extent cx="5882724" cy="4619625"/>
             <wp:effectExtent l="0" t="0" r="3810" b="0"/>
             <wp:docPr id="1531703411" name="Picture 1"/>
@@ -2962,7 +3328,7 @@
                     <pic:cNvPicPr/>
                   </pic:nvPicPr>
                   <pic:blipFill>
-                    <a:blip r:embed="rId13"/>
+                    <a:blip r:embed="rId10"/>
                     <a:stretch>
                       <a:fillRect/>
                     </a:stretch>
@@ -2990,38 +3356,71 @@
         </w:tabs>
       </w:pPr>
       <w:r>
-        <w:t>Odeon's seat selection screen is particularly well designed and shows several features worth incorporating into Filmtopia. The screen displays a graphical layout of the entire auditorium with seats colour coded by type and price. Green seats represent Classic Saver at £14.99, cream seats represent Classic at £16.49 and orange seats represent Classic Popular at £17.99. Unavailable seats are shown with an X so it is immediately clear which seats cannot be booked. A seat key at the bottom explains the colour coding including wheelchair and companion seat options. The booking process is also clearly structured using a step by step tab navigation at the top showing Seats, Sign In, Tickets, Food, Summary and Payment. This staged approach guides the user through the process logically and reduces confusion. For Filmtopia I will incorporate a similar colour coded seat map and a clear step by step flow for the customer kiosk booking process.</w:t>
-      </w:r>
-    </w:p>
-    <w:p>
-      <w:pPr>
-        <w:tabs>
-          <w:tab w:val="num" w:pos="1440"/>
-        </w:tabs>
-      </w:pPr>
-      <w:r>
-        <w:rPr>
-          <w:b/>
-          <w:bCs/>
-        </w:rPr>
-        <w:t>Features Identified for Filmtopia</w:t>
-      </w:r>
-    </w:p>
-    <w:p>
-      <w:pPr>
-        <w:tabs>
-          <w:tab w:val="num" w:pos="1440"/>
-        </w:tabs>
-      </w:pPr>
-      <w:r>
-        <w:t>From researching Odeon's system I have identified the following additional features to incorporate into Filmtopia:</w:t>
+        <w:t xml:space="preserve">Odeon's seat selection screen is particularly well designed and shows several features worth incorporating into </w:t>
+      </w:r>
+      <w:proofErr w:type="spellStart"/>
+      <w:r>
+        <w:t>Filmtopia</w:t>
+      </w:r>
+      <w:proofErr w:type="spellEnd"/>
+      <w:r>
+        <w:t xml:space="preserve">. The screen displays a graphical layout of the entire auditorium with seats colour coded by type and price. Green seats represent Classic Saver at £14.99, cream seats represent Classic at £16.49 and orange seats represent Classic Popular at £17.99. Unavailable seats are shown with an X so it is immediately clear which seats cannot be booked. A seat key at the bottom explains the colour coding including wheelchair and companion seat options. The booking process is also clearly structured using a step by step tab navigation at the top showing Seats, Sign In, Tickets, Food, Summary and Payment. This staged approach guides the user through the process logically and reduces confusion. For </w:t>
+      </w:r>
+      <w:proofErr w:type="spellStart"/>
+      <w:r>
+        <w:t>Filmtopia</w:t>
+      </w:r>
+      <w:proofErr w:type="spellEnd"/>
+      <w:r>
+        <w:t xml:space="preserve"> I will incorporate a similar colour coded seat map and a clear step by step flow for the customer kiosk booking process.</w:t>
+      </w:r>
+    </w:p>
+    <w:p>
+      <w:pPr>
+        <w:tabs>
+          <w:tab w:val="num" w:pos="1440"/>
+        </w:tabs>
+      </w:pPr>
+      <w:r>
+        <w:rPr>
+          <w:b/>
+          <w:bCs/>
+        </w:rPr>
+        <w:t xml:space="preserve">Features Identified for </w:t>
+      </w:r>
+      <w:proofErr w:type="spellStart"/>
+      <w:r>
+        <w:rPr>
+          <w:b/>
+          <w:bCs/>
+        </w:rPr>
+        <w:t>Filmtopia</w:t>
+      </w:r>
+      <w:proofErr w:type="spellEnd"/>
+    </w:p>
+    <w:p>
+      <w:pPr>
+        <w:tabs>
+          <w:tab w:val="num" w:pos="1440"/>
+        </w:tabs>
+      </w:pPr>
+      <w:r>
+        <w:t xml:space="preserve">From researching Odeon's system I have identified the following additional features to incorporate into </w:t>
+      </w:r>
+      <w:proofErr w:type="spellStart"/>
+      <w:r>
+        <w:t>Filmtopia</w:t>
+      </w:r>
+      <w:proofErr w:type="spellEnd"/>
+      <w:r>
+        <w:t>:</w:t>
       </w:r>
     </w:p>
     <w:p>
       <w:pPr>
         <w:numPr>
           <w:ilvl w:val="0"/>
-          <w:numId w:val="3"/>
+          <w:numId w:val="2"/>
         </w:numPr>
         <w:tabs>
           <w:tab w:val="num" w:pos="1440"/>
@@ -3035,7 +3434,7 @@
       <w:pPr>
         <w:numPr>
           <w:ilvl w:val="0"/>
-          <w:numId w:val="3"/>
+          <w:numId w:val="2"/>
         </w:numPr>
         <w:tabs>
           <w:tab w:val="num" w:pos="1440"/>
@@ -3049,7 +3448,7 @@
       <w:pPr>
         <w:numPr>
           <w:ilvl w:val="0"/>
-          <w:numId w:val="3"/>
+          <w:numId w:val="2"/>
         </w:numPr>
         <w:tabs>
           <w:tab w:val="num" w:pos="1440"/>
@@ -3063,7 +3462,7 @@
       <w:pPr>
         <w:numPr>
           <w:ilvl w:val="0"/>
-          <w:numId w:val="3"/>
+          <w:numId w:val="2"/>
         </w:numPr>
         <w:tabs>
           <w:tab w:val="num" w:pos="1440"/>
@@ -3077,14 +3476,13 @@
       <w:pPr>
         <w:numPr>
           <w:ilvl w:val="0"/>
-          <w:numId w:val="3"/>
+          <w:numId w:val="2"/>
         </w:numPr>
         <w:tabs>
           <w:tab w:val="num" w:pos="1440"/>
         </w:tabs>
       </w:pPr>
       <w:r>
-        <w:lastRenderedPageBreak/>
         <w:t>Prominent call to action buttons making the next step always obvious</w:t>
       </w:r>
     </w:p>
@@ -3109,6 +3507,7 @@
           <w:sz w:val="36"/>
           <w:szCs w:val="36"/>
         </w:rPr>
+        <w:lastRenderedPageBreak/>
         <w:t>Data Flow Diagrams</w:t>
       </w:r>
     </w:p>
@@ -3120,11 +3519,8 @@
         <w:jc w:val="center"/>
       </w:pPr>
       <w:r>
-        <w:rPr>
-          <w:noProof/>
-        </w:rPr>
         <w:drawing>
-          <wp:inline distT="0" distB="0" distL="0" distR="0" wp14:anchorId="54F16FFC" wp14:editId="47D1E6D0">
+          <wp:inline distT="0" distB="0" distL="0" distR="0" wp14:anchorId="7DE54260" wp14:editId="5F3058BB">
             <wp:extent cx="6066867" cy="4791075"/>
             <wp:effectExtent l="0" t="0" r="0" b="0"/>
             <wp:docPr id="2123417598" name="Picture 1"/>
@@ -3139,7 +3535,7 @@
                     <pic:cNvPicPr/>
                   </pic:nvPicPr>
                   <pic:blipFill rotWithShape="1">
-                    <a:blip r:embed="rId14"/>
+                    <a:blip r:embed="rId11"/>
                     <a:srcRect b="7067"/>
                     <a:stretch>
                       <a:fillRect/>
@@ -3181,6 +3577,7 @@
         <w:tabs>
           <w:tab w:val="num" w:pos="1440"/>
         </w:tabs>
+        <w:spacing w:after="80"/>
         <w:jc w:val="center"/>
         <w:rPr>
           <w:b/>
@@ -3204,261 +3601,212 @@
         <w:tabs>
           <w:tab w:val="num" w:pos="1440"/>
         </w:tabs>
-      </w:pPr>
-      <w:r>
-        <w:t>Filmtopia is a small independent cinema that currently manages all of its business operations using a combination of paper records and spreadsheets. The system has no centralised database and no integrated software solution. The following sections break down how the existing system functions in terms of its inputs, outputs, processing and limitations.</w:t>
-      </w:r>
-    </w:p>
-    <w:p>
-      <w:pPr>
-        <w:tabs>
-          <w:tab w:val="num" w:pos="1440"/>
-        </w:tabs>
-      </w:pPr>
-      <w:r>
-        <w:rPr>
-          <w:b/>
-          <w:bCs/>
-        </w:rPr>
-        <w:t>Inputs into the Existing System</w:t>
-      </w:r>
-    </w:p>
-    <w:p>
-      <w:pPr>
-        <w:tabs>
-          <w:tab w:val="num" w:pos="1440"/>
-        </w:tabs>
-      </w:pPr>
-      <w:r>
-        <w:t>The existing system receives several types of input, all of which are entered manually by staff members or the manager.</w:t>
-      </w:r>
-    </w:p>
-    <w:p>
-      <w:pPr>
-        <w:tabs>
-          <w:tab w:val="num" w:pos="1440"/>
-        </w:tabs>
-      </w:pPr>
-      <w:r>
-        <w:t>When a customer wishes to book tickets for a screening, a member of staff writes the customer's name, chosen film, screening time, number of tickets and preferred seats into a paper booking diary. This input is entirely manual and relies on staff handwriting being legible and accurate.</w:t>
-      </w:r>
-    </w:p>
-    <w:p>
-      <w:pPr>
-        <w:tabs>
-          <w:tab w:val="num" w:pos="1440"/>
-        </w:tabs>
+        <w:spacing w:after="80"/>
+      </w:pPr>
+      <w:r>
+        <w:t>Before designing and building a new system it is important to fully understand how the existing one works. This includes looking at what data goes into the system, what comes out of it, how that data is processed in between and where the system falls short. Without this understanding there is a risk of building something that solves the wrong problems or misses important requirements entirely.</w:t>
+      </w:r>
+    </w:p>
+    <w:p>
+      <w:pPr>
+        <w:tabs>
+          <w:tab w:val="num" w:pos="1440"/>
+        </w:tabs>
+        <w:spacing w:after="80"/>
+      </w:pPr>
+      <w:r>
+        <w:rPr>
+          <w:b/>
+          <w:bCs/>
+        </w:rPr>
+        <w:t>Inputs</w:t>
+      </w:r>
+    </w:p>
+    <w:p>
+      <w:pPr>
+        <w:tabs>
+          <w:tab w:val="num" w:pos="1440"/>
+        </w:tabs>
+        <w:spacing w:after="80"/>
+      </w:pPr>
+      <w:r>
+        <w:t xml:space="preserve">The existing system at </w:t>
+      </w:r>
+      <w:proofErr w:type="spellStart"/>
+      <w:r>
+        <w:t>Filmtopia</w:t>
+      </w:r>
+      <w:proofErr w:type="spellEnd"/>
+      <w:r>
+        <w:t xml:space="preserve"> receives several types of input, all of which are entered manually by staff or the manager. When a customer arrives to book tickets a member of staff writes the customer's name, chosen film, screening time, number of tickets and preferred seats into a paper booking diary. There is no digital record of this at the point of entry meaning the accuracy of the data depends entirely on the staff member's handwriting and attention to detail.</w:t>
+      </w:r>
+    </w:p>
+    <w:p>
+      <w:pPr>
+        <w:tabs>
+          <w:tab w:val="num" w:pos="1440"/>
+        </w:tabs>
+        <w:spacing w:after="80"/>
+      </w:pPr>
+      <w:r>
+        <w:t>When a customer purchases food or drinks at the concessions area their order is written on a notepad by a staff member and passed to the kitchen team. This is a completely separate process from the ticket booking and the two are never linked together in any way. If a customer wants to book tickets and order food at the same time they have to interact with two different systems and two different members of staff.</w:t>
+      </w:r>
+    </w:p>
+    <w:p>
+      <w:pPr>
+        <w:tabs>
+          <w:tab w:val="num" w:pos="1440"/>
+        </w:tabs>
+        <w:spacing w:after="80"/>
       </w:pPr>
       <w:r>
         <w:lastRenderedPageBreak/>
-        <w:t>When a customer purchases food or drinks at the concessions area, a staff member writes the order on a notepad which is then passed to the kitchen or concessions team. No electronic record is made of this transaction at the point of sale.</w:t>
-      </w:r>
-    </w:p>
-    <w:p>
-      <w:pPr>
-        <w:tabs>
-          <w:tab w:val="num" w:pos="1440"/>
-        </w:tabs>
-      </w:pPr>
-      <w:r>
-        <w:t>When a new film is added to the schedule or a screening time changes, the manager manually updates a separate paper schedule that is kept at the box office. There is no automated way of notifying staff of changes to the schedule.</w:t>
-      </w:r>
-    </w:p>
-    <w:p>
-      <w:pPr>
-        <w:tabs>
-          <w:tab w:val="num" w:pos="1440"/>
-        </w:tabs>
-      </w:pPr>
-      <w:r>
-        <w:t>Stock levels for food and drink are updated manually on a spreadsheet by the manager or a designated staff member after stock counts are carried out. This is done periodically rather than in real time.</w:t>
-      </w:r>
-    </w:p>
-    <w:p>
-      <w:pPr>
-        <w:tabs>
-          <w:tab w:val="num" w:pos="1440"/>
-        </w:tabs>
-      </w:pPr>
-      <w:r>
-        <w:rPr>
-          <w:b/>
-          <w:bCs/>
-        </w:rPr>
-        <w:t>Outputs from the Existing System</w:t>
-      </w:r>
-    </w:p>
-    <w:p>
-      <w:pPr>
-        <w:tabs>
-          <w:tab w:val="num" w:pos="1440"/>
-        </w:tabs>
-      </w:pPr>
-      <w:r>
-        <w:t>The outputs from the existing system are limited and largely paper based.</w:t>
-      </w:r>
-    </w:p>
-    <w:p>
-      <w:pPr>
-        <w:tabs>
-          <w:tab w:val="num" w:pos="1440"/>
-        </w:tabs>
-      </w:pPr>
-      <w:r>
-        <w:t>When a customer completes a ticket booking, the staff member prints a ticket stub from a basic template on a computer and hands it to the customer. This ticket stub contains the film name, screening time and seat number but is not linked to any database.</w:t>
-      </w:r>
-    </w:p>
-    <w:p>
-      <w:pPr>
-        <w:tabs>
-          <w:tab w:val="num" w:pos="1440"/>
-        </w:tabs>
-      </w:pPr>
-      <w:r>
-        <w:t>At the end of each day or week the manager manually compiles sales figures by counting through the entries in the paper booking diary and cross referencing with till receipts. This produces a handwritten or basic spreadsheet based sales summary which is used to assess the cinema's performance.</w:t>
-      </w:r>
-    </w:p>
-    <w:p>
-      <w:pPr>
-        <w:tabs>
-          <w:tab w:val="num" w:pos="1440"/>
-        </w:tabs>
-      </w:pPr>
-      <w:r>
-        <w:t>Staff rotas are produced by the manager in a spreadsheet and printed out for staff to view. There is no digital way for staff to check their rota remotely.</w:t>
-      </w:r>
-    </w:p>
-    <w:p>
-      <w:pPr>
-        <w:tabs>
-          <w:tab w:val="num" w:pos="1440"/>
-        </w:tabs>
-      </w:pPr>
-      <w:r>
-        <w:rPr>
-          <w:b/>
-          <w:bCs/>
-        </w:rPr>
-        <w:t>Processing in the Existing System</w:t>
-      </w:r>
-    </w:p>
-    <w:p>
-      <w:pPr>
-        <w:tabs>
-          <w:tab w:val="num" w:pos="1440"/>
-        </w:tabs>
-      </w:pPr>
-      <w:r>
-        <w:t>The processing that takes place in the existing system is entirely manual and carried out by staff members rather than any software.</w:t>
-      </w:r>
-    </w:p>
-    <w:p>
-      <w:pPr>
-        <w:tabs>
-          <w:tab w:val="num" w:pos="1440"/>
-        </w:tabs>
-      </w:pPr>
-      <w:r>
-        <w:t>When a customer requests a specific seat for a screening, a staff member must physically look through the paper booking diary to check whether that seat has already been assigned to another customer. This check is slow and unreliable, particularly during busy periods when multiple staff members may be taking bookings simultaneously.</w:t>
-      </w:r>
-    </w:p>
-    <w:p>
-      <w:pPr>
-        <w:tabs>
-          <w:tab w:val="num" w:pos="1440"/>
-        </w:tabs>
-      </w:pPr>
-      <w:r>
-        <w:t>When a customer books tickets, the staff member must calculate the total cost manually based on the number of tickets and the ticket price for that screening. There is no automated pricing or discount system.</w:t>
-      </w:r>
-    </w:p>
-    <w:p>
-      <w:pPr>
-        <w:tabs>
-          <w:tab w:val="num" w:pos="1440"/>
-        </w:tabs>
-      </w:pPr>
-      <w:r>
-        <w:t>At the end of a trading period the manager must manually count through all bookings recorded in the diary and cross reference with food and drink sales to produce any kind of performance summary. This process can take a significant amount of time and is prone to human error.</w:t>
-      </w:r>
-    </w:p>
-    <w:p>
-      <w:pPr>
-        <w:tabs>
-          <w:tab w:val="num" w:pos="1440"/>
-        </w:tabs>
-      </w:pPr>
-      <w:r>
-        <w:rPr>
-          <w:b/>
-          <w:bCs/>
-        </w:rPr>
-        <w:t>Limitations of the Existing System</w:t>
-      </w:r>
-    </w:p>
-    <w:p>
-      <w:pPr>
-        <w:tabs>
-          <w:tab w:val="num" w:pos="1440"/>
-        </w:tabs>
-      </w:pPr>
-      <w:r>
-        <w:t>The existing system has several significant limitations that have been identified through the investigation.</w:t>
-      </w:r>
-    </w:p>
-    <w:p>
-      <w:pPr>
-        <w:tabs>
-          <w:tab w:val="num" w:pos="1440"/>
-        </w:tabs>
-      </w:pPr>
-      <w:r>
-        <w:t xml:space="preserve">The most serious limitation is the risk of double bookings. Because there is no centralised real time record of seat allocations, two members of staff can independently assign the same seat to two different customers without either being </w:t>
+        <w:t>When a new film is added to the schedule or a screening time changes the manager updates a paper schedule kept at the box office. There is no automated way of notifying staff of changes which means it is possible for staff to be working from outdated information without realising. Stock levels for food and drink are updated on a spreadsheet periodically by the manager, meaning the data is never truly up to date and relies on manual stock counts being carried out regularly.</w:t>
+      </w:r>
+    </w:p>
+    <w:p>
+      <w:pPr>
+        <w:tabs>
+          <w:tab w:val="num" w:pos="1440"/>
+        </w:tabs>
+        <w:spacing w:after="80"/>
+      </w:pPr>
+      <w:r>
+        <w:rPr>
+          <w:b/>
+          <w:bCs/>
+        </w:rPr>
+        <w:t>Processing</w:t>
+      </w:r>
+    </w:p>
+    <w:p>
+      <w:pPr>
+        <w:tabs>
+          <w:tab w:val="num" w:pos="1440"/>
+        </w:tabs>
+        <w:spacing w:after="80"/>
+      </w:pPr>
+      <w:r>
+        <w:t>The processing that takes place in the existing system is carried out entirely by hand rather than by any software. When a customer asks for a specific seat a staff member must physically look through the paper booking diary to check whether that seat has already been assigned for that screening. This process is slow and becomes increasingly unreliable during busy periods when multiple staff members are taking bookings at the same time. Because there is no central record that updates in real time two members of staff can independently assign the same seat to different customers without either being aware of it until the customers arrive.</w:t>
+      </w:r>
+    </w:p>
+    <w:p>
+      <w:pPr>
+        <w:tabs>
+          <w:tab w:val="num" w:pos="1440"/>
+        </w:tabs>
+        <w:spacing w:after="80"/>
+      </w:pPr>
+      <w:r>
+        <w:t>When a customer books tickets the total cost is calculated manually by the staff member based on the number of tickets and the price for that screening. There is no automated pricing system meaning human error in the calculation is possible. At the end of a trading period the manager must manually count through all entries in the booking diary and cross reference with till receipts to produce any kind of sales summary. This is a time consuming process that the manager has described as unreliable because it depends on the handwritten records being complete and legible.</w:t>
+      </w:r>
+    </w:p>
+    <w:p>
+      <w:pPr>
+        <w:tabs>
+          <w:tab w:val="num" w:pos="1440"/>
+        </w:tabs>
+        <w:spacing w:after="80"/>
+      </w:pPr>
+      <w:r>
+        <w:rPr>
+          <w:b/>
+          <w:bCs/>
+        </w:rPr>
+        <w:t>Outputs</w:t>
+      </w:r>
+    </w:p>
+    <w:p>
+      <w:pPr>
+        <w:tabs>
+          <w:tab w:val="num" w:pos="1440"/>
+        </w:tabs>
+        <w:spacing w:after="80"/>
+      </w:pPr>
+      <w:r>
+        <w:t>The outputs from the existing system are limited and almost entirely paper based. When a customer completes a ticket booking a staff member prints a ticket stub from a basic template on a computer and hands it to the customer. This ticket stub is not linked to any database and contains only the information that the staff member manually entered into the template at the time of printing.</w:t>
+      </w:r>
+    </w:p>
+    <w:p>
+      <w:pPr>
+        <w:tabs>
+          <w:tab w:val="num" w:pos="1440"/>
+        </w:tabs>
+        <w:spacing w:after="80"/>
+      </w:pPr>
+      <w:r>
+        <w:t>At the end of each week the manager produces a handwritten or basic spreadsheet summary of sales figures by counting through the booking diary. This is the only form of reporting available to the manager and it provides no breakdown by film, screening time or seat type. Staff rotas are produced by the manager in a spreadsheet and printed out for staff to view. There is no digital way for staff to check their rota without physically being at the cinema.</w:t>
+      </w:r>
+    </w:p>
+    <w:p>
+      <w:pPr>
+        <w:tabs>
+          <w:tab w:val="num" w:pos="1440"/>
+        </w:tabs>
+        <w:spacing w:after="80"/>
+      </w:pPr>
+      <w:r>
+        <w:rPr>
+          <w:b/>
+          <w:bCs/>
+        </w:rPr>
+        <w:t>Limitations</w:t>
+      </w:r>
+    </w:p>
+    <w:p>
+      <w:pPr>
+        <w:tabs>
+          <w:tab w:val="num" w:pos="1440"/>
+        </w:tabs>
+        <w:spacing w:after="80"/>
+      </w:pPr>
+      <w:r>
+        <w:t>The existing system has several significant limitations that have been clearly identified through the investigation. The most serious of these is the risk of double bookings. Because there is no centralised real time record of seat allocations the same seat can be assigned to two different customers for the same screening. This has happened on multiple occasions and has resulted in customers arriving to find their seat already occupied. Not only is this a poor experience for the customer but it reflects badly on the cinema and undermines trust in the booking process.</w:t>
+      </w:r>
+    </w:p>
+    <w:p>
+      <w:pPr>
+        <w:tabs>
+          <w:tab w:val="num" w:pos="1440"/>
+        </w:tabs>
+        <w:spacing w:after="80"/>
+      </w:pPr>
+      <w:r>
+        <w:t>Another significant limitation is the complete lack of meaningful reporting. The manager currently has no way of knowing how many tickets have been sold for a particular film, which screenings are most popular or what the cinema's total revenue is for a given period without manually processing a large amount of paper records. This makes it very difficult to make informed business decisions.</w:t>
+      </w:r>
+    </w:p>
+    <w:p>
+      <w:pPr>
+        <w:tabs>
+          <w:tab w:val="num" w:pos="1440"/>
+        </w:tabs>
+        <w:spacing w:after="80"/>
+      </w:pPr>
+      <w:r>
+        <w:t xml:space="preserve">The customer facing experience is also heavily limited by the current setup. The touchscreen kiosk that is already installed in the cinema can handle food and drink orders but cannot sell tickets. This </w:t>
       </w:r>
       <w:r>
         <w:lastRenderedPageBreak/>
-        <w:t>aware. This was confirmed by both Sarah Henshaw and Jake Pemberton in their interviews and by 65% of customers in the questionnaire.</w:t>
-      </w:r>
-    </w:p>
-    <w:p>
-      <w:pPr>
-        <w:tabs>
-          <w:tab w:val="num" w:pos="1440"/>
-        </w:tabs>
-      </w:pPr>
-      <w:r>
-        <w:t>The system has no way of generating meaningful reports automatically. Any analysis of sales performance requires the manager to manually process paper records which is time consuming and likely to contain errors.</w:t>
-      </w:r>
-    </w:p>
-    <w:p>
-      <w:pPr>
-        <w:tabs>
-          <w:tab w:val="num" w:pos="1440"/>
-        </w:tabs>
-      </w:pPr>
-      <w:r>
-        <w:t>The current kiosk can only handle food and drink orders and cannot sell tickets. This forces customers to queue twice, once at the kiosk and once at the box office, which creates a poor customer experience and increases wait times during busy periods.</w:t>
-      </w:r>
-    </w:p>
-    <w:p>
-      <w:pPr>
-        <w:tabs>
-          <w:tab w:val="num" w:pos="1440"/>
-        </w:tabs>
-      </w:pPr>
-      <w:r>
-        <w:t>There is no way for customers to book tickets in advance online or through any digital means. All bookings must be made in person at the box office which limits accessibility and convenience.</w:t>
-      </w:r>
-    </w:p>
-    <w:p>
-      <w:pPr>
-        <w:tabs>
-          <w:tab w:val="num" w:pos="1440"/>
-        </w:tabs>
-      </w:pPr>
-      <w:r>
-        <w:t>Data is stored across multiple disconnected systems including the paper booking diary, a food and drink stock spreadsheet and a staff rota spreadsheet. None of these systems communicate with each other making it impossible to get a complete picture of the cinema's operations in one place.</w:t>
-      </w:r>
+        <w:t>forces customers to queue at both the kiosk and the box office which is inefficient and frustrating. Several customers raised this issue in the questionnaire and it was also clearly visible during the observation visit.</w:t>
+      </w:r>
+    </w:p>
+    <w:p>
+      <w:pPr>
+        <w:tabs>
+          <w:tab w:val="num" w:pos="1440"/>
+        </w:tabs>
+        <w:spacing w:after="80"/>
+      </w:pPr>
+      <w:r>
+        <w:t>Finally the data in the existing system is spread across multiple completely disconnected sources including the paper booking diary, a food and drink stock spreadsheet and a staff rota spreadsheet. None of these communicate with each other which makes it impossible to get a complete and accurate picture of the cinema's operations in one place. This disconnection is at the root of many of the other problems identified in the investigation.</w:t>
+      </w:r>
+    </w:p>
+    <w:p>
+      <w:pPr>
+        <w:tabs>
+          <w:tab w:val="num" w:pos="1440"/>
+        </w:tabs>
+      </w:pPr>
     </w:p>
     <w:p>
       <w:pPr>
@@ -3495,70 +3843,345 @@
         <w:tabs>
           <w:tab w:val="num" w:pos="1440"/>
         </w:tabs>
-      </w:pPr>
-      <w:r>
-        <w:t>Having thoroughly investigated the existing system at Filmtopia through interviews with the cinema manager Sarah Henshaw and box office staff member Jake Pemberton, a customer questionnaire, observation of the current processes and desk based research into similar cinema systems, it is now possible to clearly define the problem that the proposed solution must address.</w:t>
-      </w:r>
-    </w:p>
-    <w:p>
-      <w:pPr>
-        <w:tabs>
-          <w:tab w:val="num" w:pos="1440"/>
-        </w:tabs>
-      </w:pPr>
-      <w:r>
-        <w:t>Filmtopia is a small independent cinema that is currently managing all of its business operations using paper records and disconnected spreadsheets. This approach was adequate when the cinema was first established but has become increasingly problematic as the demands on the system have grown. The core problem is that the existing system is unreliable, slow and disconnected, resulting in a poor experience for both customers and staff.</w:t>
-      </w:r>
-    </w:p>
-    <w:p>
-      <w:pPr>
-        <w:tabs>
-          <w:tab w:val="num" w:pos="1440"/>
-        </w:tabs>
-      </w:pPr>
-      <w:r>
-        <w:t>The most critical issue is the risk of double bookings. Because seat allocations are recorded manually in a paper diary with no real time updating, two members of staff can independently assign the same seat to different customers without either being aware. This directly damages customer satisfaction and the reputation of the cinema. This issue will be addressed by Objective 1 in the following section.</w:t>
-      </w:r>
-    </w:p>
-    <w:p>
-      <w:pPr>
-        <w:tabs>
-          <w:tab w:val="num" w:pos="1440"/>
-        </w:tabs>
-      </w:pPr>
-      <w:r>
-        <w:t>A secondary but equally significant problem is the disconnected nature of the existing system. Ticketing, food and drink ordering, stock management and staff scheduling are all handled through separate paper or spreadsheet based systems that do not communicate with each other. This means that the manager has no way of viewing a complete picture of the cinema's operations without manually compiling data from multiple sources. This will be addressed by Objectives 2 and 3.</w:t>
-      </w:r>
-    </w:p>
-    <w:p>
-      <w:pPr>
-        <w:tabs>
-          <w:tab w:val="num" w:pos="1440"/>
-        </w:tabs>
-      </w:pPr>
-      <w:r>
-        <w:t xml:space="preserve">The customer facing experience is also severely limited by the current system. The touchscreen kiosk installed at the cinema can only handle food and drink orders and cannot sell tickets, which forces customers to queue at both the kiosk and the box office. Research into similar systems such as Vue and Odeon has shown that </w:t>
-      </w:r>
-      <w:r>
+        <w:spacing w:after="80"/>
+        <w:rPr>
+          <w:lang w:val="en-US"/>
+        </w:rPr>
+      </w:pPr>
+      <w:r>
+        <w:rPr>
+          <w:lang w:val="en-US"/>
+        </w:rPr>
+        <w:t>Having completed the investigation through interviews, a customer questionnaire, direct observation and desk based research, it is now possible to clearly define the problem that the proposed solution needs to address. The purpose of this section is to bring together the key findings from the investigation and explain precisely what needs to change and why.</w:t>
+      </w:r>
+    </w:p>
+    <w:p>
+      <w:pPr>
+        <w:tabs>
+          <w:tab w:val="num" w:pos="1440"/>
+        </w:tabs>
+        <w:spacing w:after="80"/>
+        <w:rPr>
+          <w:lang w:val="en-US"/>
+        </w:rPr>
+      </w:pPr>
+      <w:proofErr w:type="spellStart"/>
+      <w:r>
+        <w:rPr>
+          <w:lang w:val="en-US"/>
+        </w:rPr>
+        <w:t>Filmtopia</w:t>
+      </w:r>
+      <w:proofErr w:type="spellEnd"/>
+      <w:r>
+        <w:rPr>
+          <w:lang w:val="en-US"/>
+        </w:rPr>
+        <w:t xml:space="preserve"> is a small independent cinema that is currently managing all of its operations using a combination of paper records and disconnected spreadsheets. This approach may have been adequate when the cinema first opened but it has become increasingly problematic as the demands on the system have grown. The core problem is that the existing system is unreliable, slow and disconnected, and this is having a direct negative impact on both staff and customers.</w:t>
+      </w:r>
+    </w:p>
+    <w:p>
+      <w:pPr>
+        <w:tabs>
+          <w:tab w:val="num" w:pos="1440"/>
+        </w:tabs>
+        <w:spacing w:after="80"/>
+        <w:rPr>
+          <w:lang w:val="en-US"/>
+        </w:rPr>
+      </w:pPr>
+      <w:r>
+        <w:rPr>
+          <w:lang w:val="en-US"/>
+        </w:rPr>
+        <w:t xml:space="preserve">The most critical issue identified through the investigation is the risk of double bookings. Because seat allocations are recorded manually in a paper diary with no real time updating, two members of staff can independently assign the same seat to different customers for the same screening without either being aware of it. This was confirmed by both members of staff interviewed and by 65% of customers in the questionnaire who reported having experienced a problem when booking at </w:t>
+      </w:r>
+      <w:proofErr w:type="spellStart"/>
+      <w:r>
+        <w:rPr>
+          <w:lang w:val="en-US"/>
+        </w:rPr>
+        <w:t>Filmtopia</w:t>
+      </w:r>
+      <w:proofErr w:type="spellEnd"/>
+      <w:r>
+        <w:rPr>
+          <w:lang w:val="en-US"/>
+        </w:rPr>
+        <w:t>. It was also directly observed during the site visit. This is not an occasional or minor issue but a fundamental flaw in how the existing system manages booking data. A relational database with referential integrity enforced between the relevant tables will directly address this by ensuring that once a seat is recorded as booked for a particular screening it cannot be booked again.</w:t>
+      </w:r>
+    </w:p>
+    <w:p>
+      <w:pPr>
+        <w:tabs>
+          <w:tab w:val="num" w:pos="1440"/>
+        </w:tabs>
+        <w:spacing w:after="80"/>
+        <w:rPr>
+          <w:lang w:val="en-US"/>
+        </w:rPr>
+      </w:pPr>
+      <w:r>
+        <w:rPr>
+          <w:lang w:val="en-US"/>
+        </w:rPr>
+        <w:t xml:space="preserve">The second major problem is the disconnected nature of the existing system. Ticketing, food and drink ordering, stock management and staff scheduling are all handled through separate paper or spreadsheet based systems that do not communicate with each other in any way. This means the manager has no way of viewing a complete picture of the cinema's operations without manually compiling data from multiple sources which is both time consuming and prone to error. A </w:t>
+      </w:r>
+      <w:proofErr w:type="spellStart"/>
+      <w:r>
+        <w:rPr>
+          <w:lang w:val="en-US"/>
+        </w:rPr>
+        <w:t>centralised</w:t>
+      </w:r>
+      <w:proofErr w:type="spellEnd"/>
+      <w:r>
+        <w:rPr>
+          <w:lang w:val="en-US"/>
+        </w:rPr>
+        <w:t xml:space="preserve"> relational database will resolve this by storing all of the cinema's operational data in one place with clearly defined relationships between tables, making it possible to retrieve and cross reference data quickly and accurately.</w:t>
+      </w:r>
+    </w:p>
+    <w:p>
+      <w:pPr>
+        <w:tabs>
+          <w:tab w:val="num" w:pos="1440"/>
+        </w:tabs>
+        <w:spacing w:after="80"/>
+        <w:rPr>
+          <w:lang w:val="en-US"/>
+        </w:rPr>
+      </w:pPr>
+      <w:r>
+        <w:rPr>
+          <w:lang w:val="en-US"/>
+        </w:rPr>
+        <w:t xml:space="preserve">The third significant problem is the poor customer facing experience. The kiosk currently installed in the cinema can only handle food and drink orders and cannot sell tickets, which forces customers to queue at both the kiosk and the box office. This was raised by multiple customers in the questionnaire and observed directly during the site visit. The proposed solution will address this by providing a </w:t>
+      </w:r>
+      <w:r>
+        <w:rPr>
+          <w:lang w:val="en-US"/>
+        </w:rPr>
         <w:lastRenderedPageBreak/>
-        <w:t>customers expect to be able to purchase tickets and food through a single self service interface. This will be addressed by Objective 4.</w:t>
-      </w:r>
-    </w:p>
-    <w:p>
-      <w:pPr>
-        <w:tabs>
-          <w:tab w:val="num" w:pos="1440"/>
-        </w:tabs>
-      </w:pPr>
-      <w:r>
-        <w:t xml:space="preserve">The proposed solution is a Visual Basic .NET Windows Forms application built in Visual Studio, using OleDb to manage the connection between the application and a Microsoft Access database. Visual Basic .NET has been chosen because it allows rapid development of graphical Windows applications with a professional user interface and is the language used throughout this course. OleDb has been chosen as the database connectivity method because it provides a straightforward and reliable way of connecting a Visual Basic .NET application to a Microsoft Access </w:t>
-      </w:r>
-      <w:r>
-        <w:t>.m</w:t>
-      </w:r>
-      <w:r>
-        <w:t>db file, allowing SQL queries to be executed directly from the application code to insert, update, delete and retrieve records. Microsoft Access has been chosen as the database solution because it provides a relational database structure that can enforce data integrity, prevent duplicate records and store all of Filmtopia's data in one centralised location. This combination of technologies directly addresses the core problems identified in the investigation and will allow the development of a fully functioning cinema management system within the scope of this project.</w:t>
-      </w:r>
+        <w:t>customer kiosk interface through which customers can browse films, select a screening, choose their seats and add food and drink items to their order in a single joined up process.</w:t>
+      </w:r>
+    </w:p>
+    <w:p>
+      <w:pPr>
+        <w:tabs>
+          <w:tab w:val="num" w:pos="1440"/>
+        </w:tabs>
+        <w:spacing w:after="80"/>
+        <w:rPr>
+          <w:lang w:val="en-US"/>
+        </w:rPr>
+      </w:pPr>
+      <w:r>
+        <w:rPr>
+          <w:b/>
+          <w:bCs/>
+          <w:lang w:val="en-US"/>
+        </w:rPr>
+        <w:t>Requirements Analysis</w:t>
+      </w:r>
+    </w:p>
+    <w:p>
+      <w:pPr>
+        <w:tabs>
+          <w:tab w:val="num" w:pos="1440"/>
+        </w:tabs>
+        <w:spacing w:after="80"/>
+        <w:rPr>
+          <w:lang w:val="en-US"/>
+        </w:rPr>
+      </w:pPr>
+      <w:r>
+        <w:rPr>
+          <w:lang w:val="en-US"/>
+        </w:rPr>
+        <w:t>To ensure the proposed solution fully addresses the problems identified above it is helpful to break the requirements down into two categories: functional requirements and non-functional requirements.</w:t>
+      </w:r>
+    </w:p>
+    <w:p>
+      <w:pPr>
+        <w:tabs>
+          <w:tab w:val="num" w:pos="1440"/>
+        </w:tabs>
+        <w:spacing w:after="80"/>
+        <w:rPr>
+          <w:lang w:val="en-US"/>
+        </w:rPr>
+      </w:pPr>
+      <w:r>
+        <w:rPr>
+          <w:lang w:val="en-US"/>
+        </w:rPr>
+        <w:t xml:space="preserve">Functional requirements are the specific things the system must be able to do. For </w:t>
+      </w:r>
+      <w:proofErr w:type="spellStart"/>
+      <w:r>
+        <w:rPr>
+          <w:lang w:val="en-US"/>
+        </w:rPr>
+        <w:t>Filmtopia</w:t>
+      </w:r>
+      <w:proofErr w:type="spellEnd"/>
+      <w:r>
+        <w:rPr>
+          <w:lang w:val="en-US"/>
+        </w:rPr>
+        <w:t xml:space="preserve"> these include the ability to add and manage films and screenings, to display a graphical seat map showing which seats are available and which are already booked, to process customer bookings and link them to specific seats and screenings, to allow food and drink orders to be added to a booking and to generate sales reports for the manager. These requirements map directly to the objectives set out later in this investigation.</w:t>
+      </w:r>
+    </w:p>
+    <w:p>
+      <w:pPr>
+        <w:tabs>
+          <w:tab w:val="num" w:pos="1440"/>
+        </w:tabs>
+        <w:spacing w:after="80"/>
+        <w:rPr>
+          <w:lang w:val="en-US"/>
+        </w:rPr>
+      </w:pPr>
+      <w:r>
+        <w:rPr>
+          <w:lang w:val="en-US"/>
+        </w:rPr>
+        <w:t xml:space="preserve">Non-functional requirements are the qualities the system must have rather than the specific things it must do. For </w:t>
+      </w:r>
+      <w:proofErr w:type="spellStart"/>
+      <w:r>
+        <w:rPr>
+          <w:lang w:val="en-US"/>
+        </w:rPr>
+        <w:t>Filmtopia</w:t>
+      </w:r>
+      <w:proofErr w:type="spellEnd"/>
+      <w:r>
+        <w:rPr>
+          <w:lang w:val="en-US"/>
+        </w:rPr>
+        <w:t xml:space="preserve"> the most important non-functional requirements are reliability, usability and data integrity. The system must be reliable enough to be used continuously during opening hours without crashing or producing errors. It must be usable by staff with varying levels of technical confidence without extensive training. And it must maintain data integrity at all times, meaning it should never be possible for the database to reach a state where bookings are duplicated, records are incomplete or data is inconsistent between tables.</w:t>
+      </w:r>
+    </w:p>
+    <w:p>
+      <w:pPr>
+        <w:tabs>
+          <w:tab w:val="num" w:pos="1440"/>
+        </w:tabs>
+        <w:spacing w:after="80"/>
+        <w:rPr>
+          <w:lang w:val="en-US"/>
+        </w:rPr>
+      </w:pPr>
+      <w:r>
+        <w:rPr>
+          <w:b/>
+          <w:bCs/>
+          <w:lang w:val="en-US"/>
+        </w:rPr>
+        <w:t>Proposed Solution</w:t>
+      </w:r>
+    </w:p>
+    <w:p>
+      <w:pPr>
+        <w:tabs>
+          <w:tab w:val="num" w:pos="1440"/>
+        </w:tabs>
+        <w:spacing w:after="80"/>
+        <w:rPr>
+          <w:lang w:val="en-US"/>
+        </w:rPr>
+      </w:pPr>
+      <w:r>
+        <w:rPr>
+          <w:lang w:val="en-US"/>
+        </w:rPr>
+        <w:t xml:space="preserve">The proposed solution is a Visual Basic .NET Windows Forms application built in Visual Studio, using </w:t>
+      </w:r>
+      <w:proofErr w:type="spellStart"/>
+      <w:r>
+        <w:rPr>
+          <w:lang w:val="en-US"/>
+        </w:rPr>
+        <w:t>OleDb</w:t>
+      </w:r>
+      <w:proofErr w:type="spellEnd"/>
+      <w:r>
+        <w:rPr>
+          <w:lang w:val="en-US"/>
+        </w:rPr>
+        <w:t xml:space="preserve"> to manage the connection between the application and a Microsoft Access database stored in the Access 2002 to 2003 .</w:t>
+      </w:r>
+      <w:proofErr w:type="spellStart"/>
+      <w:r>
+        <w:rPr>
+          <w:lang w:val="en-US"/>
+        </w:rPr>
+        <w:t>mdb</w:t>
+      </w:r>
+      <w:proofErr w:type="spellEnd"/>
+      <w:r>
+        <w:rPr>
+          <w:lang w:val="en-US"/>
+        </w:rPr>
+        <w:t xml:space="preserve"> format. Visual Basic .NET has been chosen because it is the language used throughout this course and it allows the rapid development of graphical Windows applications with a professional user interface. </w:t>
+      </w:r>
+      <w:proofErr w:type="spellStart"/>
+      <w:r>
+        <w:rPr>
+          <w:lang w:val="en-US"/>
+        </w:rPr>
+        <w:t>OleDb</w:t>
+      </w:r>
+      <w:proofErr w:type="spellEnd"/>
+      <w:r>
+        <w:rPr>
+          <w:lang w:val="en-US"/>
+        </w:rPr>
+        <w:t xml:space="preserve"> has been chosen as the database connectivity method because it provides a straightforward and reliable way of connecting a Visual Basic .NET application to a Microsoft Access database, allowing SQL queries to be executed directly from the application code to insert, update, delete and retrieve records. Microsoft Access has been chosen as the database because it supports a full relational structure with primary keys, foreign keys and referential integrity which directly addresses the data management problems identified in the investigation.</w:t>
+      </w:r>
+    </w:p>
+    <w:p>
+      <w:pPr>
+        <w:tabs>
+          <w:tab w:val="num" w:pos="1440"/>
+        </w:tabs>
+        <w:spacing w:after="80"/>
+        <w:rPr>
+          <w:lang w:val="en-US"/>
+        </w:rPr>
+      </w:pPr>
+      <w:r>
+        <w:rPr>
+          <w:lang w:val="en-US"/>
+        </w:rPr>
+        <w:t xml:space="preserve">The system will support three distinct user types each with their own interface and access level. Customers will access the system through a </w:t>
+      </w:r>
+      <w:proofErr w:type="spellStart"/>
+      <w:r>
+        <w:rPr>
+          <w:lang w:val="en-US"/>
+        </w:rPr>
+        <w:t>self service</w:t>
+      </w:r>
+      <w:proofErr w:type="spellEnd"/>
+      <w:r>
+        <w:rPr>
+          <w:lang w:val="en-US"/>
+        </w:rPr>
+        <w:t xml:space="preserve"> kiosk interface. Staff will be able to log in to manage bookings and screenings. The manager will have full access to all areas of the system including film management and sales reporting. Access levels will be enforced through the login system to ensure that users can only access the parts of the system that are relevant to their role.</w:t>
+      </w:r>
+    </w:p>
+    <w:p>
+      <w:pPr>
+        <w:tabs>
+          <w:tab w:val="num" w:pos="1440"/>
+        </w:tabs>
+        <w:rPr>
+          <w:lang w:val="en-US"/>
+        </w:rPr>
+      </w:pPr>
     </w:p>
     <w:p>
       <w:pPr>
@@ -3597,7 +4220,16 @@
         </w:tabs>
       </w:pPr>
       <w:r>
-        <w:t>Whilst the proposed Filmtopia system will address the core problems identified in the investigation, there are several areas that will not be included in the solution due to constraints of time, scope and available hardware and software. These limitations are outlined below.</w:t>
+        <w:lastRenderedPageBreak/>
+        <w:t xml:space="preserve">Whilst the proposed </w:t>
+      </w:r>
+      <w:proofErr w:type="spellStart"/>
+      <w:r>
+        <w:t>Filmtopia</w:t>
+      </w:r>
+      <w:proofErr w:type="spellEnd"/>
+      <w:r>
+        <w:t xml:space="preserve"> system will address the core problems identified in the investigation, there are several areas that will not be included in the solution due to constraints of time, scope and available hardware and software. These limitations are outlined below.</w:t>
       </w:r>
     </w:p>
     <w:p>
@@ -3637,27 +4269,33 @@
         </w:tabs>
       </w:pPr>
       <w:r>
-        <w:t>The system will not support multiple simultaneous users over a network. Whilst OleDb connections to a Microsoft Access database can technically support multiple users, developing a fully networked multi-user system with appropriate concurrency controls and conflict resolution is beyond the scope of this project. The system will be designed for use on a single machine or a small number of machines accessing the same .</w:t>
-      </w:r>
-      <w:r>
-        <w:t>m</w:t>
-      </w:r>
-      <w:r>
-        <w:t>db database file locally.</w:t>
-      </w:r>
-    </w:p>
-    <w:p>
-      <w:pPr>
-        <w:tabs>
-          <w:tab w:val="num" w:pos="1440"/>
-        </w:tabs>
-      </w:pPr>
-      <w:r>
-        <w:t xml:space="preserve">The system will not include automated staff scheduling or payroll functionality. Managing staff rotas and wages involves complex business logic and legal </w:t>
-      </w:r>
-      <w:r>
-        <w:lastRenderedPageBreak/>
-        <w:t>considerations that are outside the scope of this project. Staff management features will be limited to basic record keeping.</w:t>
+        <w:t xml:space="preserve">The system will not support multiple simultaneous users over a network. Whilst </w:t>
+      </w:r>
+      <w:proofErr w:type="spellStart"/>
+      <w:r>
+        <w:t>OleDb</w:t>
+      </w:r>
+      <w:proofErr w:type="spellEnd"/>
+      <w:r>
+        <w:t xml:space="preserve"> connections to a Microsoft Access database can technically support multiple users, developing a fully networked multi-user system with appropriate concurrency controls and conflict resolution is beyond the scope of this project. The system will be designed for use on a single machine or a small number of machines accessing the same .</w:t>
+      </w:r>
+      <w:proofErr w:type="spellStart"/>
+      <w:r>
+        <w:t>mdb</w:t>
+      </w:r>
+      <w:proofErr w:type="spellEnd"/>
+      <w:r>
+        <w:t xml:space="preserve"> database file locally.</w:t>
+      </w:r>
+    </w:p>
+    <w:p>
+      <w:pPr>
+        <w:tabs>
+          <w:tab w:val="num" w:pos="1440"/>
+        </w:tabs>
+      </w:pPr>
+      <w:r>
+        <w:t>The system will not include automated staff scheduling or payroll functionality. Managing staff rotas and wages involves complex business logic and legal considerations that are outside the scope of this project. Staff management features will be limited to basic record keeping.</w:t>
       </w:r>
     </w:p>
     <w:p>
@@ -3745,6 +4383,7 @@
           <w:b/>
           <w:bCs/>
         </w:rPr>
+        <w:lastRenderedPageBreak/>
         <w:t>Objective 2: The system must prevent double bookings by ensuring that a seat which has already been allocated to a customer cannot be selected by another customer for the same screening.</w:t>
       </w:r>
     </w:p>
@@ -3827,83 +4466,91 @@
         </w:tabs>
       </w:pPr>
       <w:r>
-        <w:t xml:space="preserve">Success Criteria: Food and drink items should be displayed on a clearly navigable menu during the booking process. A customer should be able to add multiple items to their </w:t>
+        <w:t>Success Criteria: Food and drink items should be displayed on a clearly navigable menu during the booking process. A customer should be able to add multiple items to their order. The food and drink order should be saved to the database linked to the correct booking record.</w:t>
+      </w:r>
+    </w:p>
+    <w:p>
+      <w:pPr>
+        <w:tabs>
+          <w:tab w:val="num" w:pos="1440"/>
+        </w:tabs>
+      </w:pPr>
+      <w:r>
+        <w:rPr>
+          <w:b/>
+          <w:bCs/>
+        </w:rPr>
+        <w:t>Objective 6: The system must allow staff and managers to add new films to the system, including the film title, age rating, duration and description.</w:t>
+      </w:r>
+    </w:p>
+    <w:p>
+      <w:pPr>
+        <w:tabs>
+          <w:tab w:val="num" w:pos="1440"/>
+        </w:tabs>
+      </w:pPr>
+      <w:r>
+        <w:t>Success Criteria: A new film record should be saved to the database in under 20 seconds with all required fields validated. The film should immediately appear in the list of available films when adding a new screening. Duplicate film titles should be prevented through validation.</w:t>
+      </w:r>
+    </w:p>
+    <w:p>
+      <w:pPr>
+        <w:tabs>
+          <w:tab w:val="num" w:pos="1440"/>
+        </w:tabs>
+      </w:pPr>
+      <w:r>
+        <w:rPr>
+          <w:b/>
+          <w:bCs/>
+        </w:rPr>
+        <w:t>Objective 7: The system must allow staff and managers to add new screenings for existing films, specifying the screen, date, time and ticket price.</w:t>
+      </w:r>
+    </w:p>
+    <w:p>
+      <w:pPr>
+        <w:tabs>
+          <w:tab w:val="num" w:pos="1440"/>
+        </w:tabs>
+      </w:pPr>
+      <w:r>
+        <w:t>Success Criteria: A new screening record should be saved to the database correctly linked to the selected film. The screening should immediately appear in the list of available screenings on the customer kiosk. Validation should prevent a screening being added without a valid date, time, screen and ticket price.</w:t>
+      </w:r>
+    </w:p>
+    <w:p>
+      <w:pPr>
+        <w:tabs>
+          <w:tab w:val="num" w:pos="1440"/>
+        </w:tabs>
+      </w:pPr>
+      <w:r>
+        <w:rPr>
+          <w:b/>
+          <w:bCs/>
+        </w:rPr>
+        <w:t>Objective 8: The system must allow the manager to view a sales report showing total ticket sales and revenue for a selected date range.</w:t>
+      </w:r>
+    </w:p>
+    <w:p>
+      <w:pPr>
+        <w:tabs>
+          <w:tab w:val="num" w:pos="1440"/>
+        </w:tabs>
+      </w:pPr>
+      <w:r>
+        <w:t xml:space="preserve">Success Criteria: The report should be generated using an SQL query through the </w:t>
+      </w:r>
+      <w:proofErr w:type="spellStart"/>
+      <w:r>
+        <w:t>OleDb</w:t>
+      </w:r>
+      <w:proofErr w:type="spellEnd"/>
+      <w:r>
+        <w:t xml:space="preserve"> connection and displayed on screen within 5 seconds of the date range being selected. The report should show </w:t>
       </w:r>
       <w:r>
         <w:lastRenderedPageBreak/>
-        <w:t>order. The food and drink order should be saved to the database linked to the correct booking record.</w:t>
-      </w:r>
-    </w:p>
-    <w:p>
-      <w:pPr>
-        <w:tabs>
-          <w:tab w:val="num" w:pos="1440"/>
-        </w:tabs>
-      </w:pPr>
-      <w:r>
-        <w:rPr>
-          <w:b/>
-          <w:bCs/>
-        </w:rPr>
-        <w:t>Objective 6: The system must allow staff and managers to add new films to the system, including the film title, age rating, duration and description.</w:t>
-      </w:r>
-    </w:p>
-    <w:p>
-      <w:pPr>
-        <w:tabs>
-          <w:tab w:val="num" w:pos="1440"/>
-        </w:tabs>
-      </w:pPr>
-      <w:r>
-        <w:t>Success Criteria: A new film record should be saved to the database in under 20 seconds with all required fields validated. The film should immediately appear in the list of available films when adding a new screening. Duplicate film titles should be prevented through validation.</w:t>
-      </w:r>
-    </w:p>
-    <w:p>
-      <w:pPr>
-        <w:tabs>
-          <w:tab w:val="num" w:pos="1440"/>
-        </w:tabs>
-      </w:pPr>
-      <w:r>
-        <w:rPr>
-          <w:b/>
-          <w:bCs/>
-        </w:rPr>
-        <w:t>Objective 7: The system must allow staff and managers to add new screenings for existing films, specifying the screen, date, time and ticket price.</w:t>
-      </w:r>
-    </w:p>
-    <w:p>
-      <w:pPr>
-        <w:tabs>
-          <w:tab w:val="num" w:pos="1440"/>
-        </w:tabs>
-      </w:pPr>
-      <w:r>
-        <w:t>Success Criteria: A new screening record should be saved to the database correctly linked to the selected film. The screening should immediately appear in the list of available screenings on the customer kiosk. Validation should prevent a screening being added without a valid date, time, screen and ticket price.</w:t>
-      </w:r>
-    </w:p>
-    <w:p>
-      <w:pPr>
-        <w:tabs>
-          <w:tab w:val="num" w:pos="1440"/>
-        </w:tabs>
-      </w:pPr>
-      <w:r>
-        <w:rPr>
-          <w:b/>
-          <w:bCs/>
-        </w:rPr>
-        <w:t>Objective 8: The system must allow the manager to view a sales report showing total ticket sales and revenue for a selected date range.</w:t>
-      </w:r>
-    </w:p>
-    <w:p>
-      <w:pPr>
-        <w:tabs>
-          <w:tab w:val="num" w:pos="1440"/>
-        </w:tabs>
-      </w:pPr>
-      <w:r>
-        <w:t>Success Criteria: The report should be generated using an SQL query through the OleDb connection and displayed on screen within 5 seconds of the date range being selected. The report should show the correct total number of tickets sold and total revenue for the selected period, calculated directly from the bookings in the database.</w:t>
+        <w:t>the correct total number of tickets sold and total revenue for the selected period, calculated directly from the bookings in the database.</w:t>
       </w:r>
     </w:p>
     <w:p>
@@ -3999,82 +4646,87 @@
         </w:tabs>
       </w:pPr>
       <w:r>
-        <w:t xml:space="preserve">Success Criteria: Cancelling a booking should update the database immediately so the seats become available for other customers. A confirmation prompt should be </w:t>
-      </w:r>
+        <w:t>Success Criteria: Cancelling a booking should update the database immediately so the seats become available for other customers. A confirmation prompt should be displayed before any booking is deleted. The cancelled booking should no longer appear in the active bookings list.</w:t>
+      </w:r>
+    </w:p>
+    <w:p>
+      <w:pPr>
+        <w:tabs>
+          <w:tab w:val="num" w:pos="1440"/>
+        </w:tabs>
+      </w:pPr>
+      <w:r>
+        <w:rPr>
+          <w:b/>
+          <w:bCs/>
+        </w:rPr>
+        <w:t>Objective 13: The system must validate all data entered by users to prevent invalid or incomplete records being saved to the database.</w:t>
+      </w:r>
+    </w:p>
+    <w:p>
+      <w:pPr>
+        <w:tabs>
+          <w:tab w:val="num" w:pos="1440"/>
+        </w:tabs>
+      </w:pPr>
+      <w:r>
+        <w:t>Success Criteria: All required fields should be validated before a record is saved. Numeric fields should only accept numbers. Date fields should only accept valid dates. Text fields should have appropriate maximum lengths enforced. An informative error message should be displayed for each validation failure explaining what needs to be corrected.</w:t>
+      </w:r>
+    </w:p>
+    <w:p>
+      <w:pPr>
+        <w:tabs>
+          <w:tab w:val="num" w:pos="1440"/>
+        </w:tabs>
+      </w:pPr>
+      <w:r>
+        <w:rPr>
+          <w:b/>
+          <w:bCs/>
+        </w:rPr>
+        <w:t>Objective 14: The system must have a consistent and professional user interface across all forms, using a uniform colour scheme, layout and naming convention throughout.</w:t>
+      </w:r>
+    </w:p>
+    <w:p>
+      <w:pPr>
+        <w:tabs>
+          <w:tab w:val="num" w:pos="1440"/>
+        </w:tabs>
+      </w:pPr>
+      <w:r>
+        <w:t xml:space="preserve">Success Criteria: All forms should use the same colour scheme, font and button placement. Navigation buttons should appear in consistent positions across all forms. The system should look professional and be immediately recognisable as a </w:t>
+      </w:r>
+      <w:proofErr w:type="spellStart"/>
+      <w:r>
+        <w:t>Filmtopia</w:t>
+      </w:r>
+      <w:proofErr w:type="spellEnd"/>
+      <w:r>
+        <w:t xml:space="preserve"> branded application.</w:t>
+      </w:r>
+    </w:p>
+    <w:p>
+      <w:pPr>
+        <w:tabs>
+          <w:tab w:val="num" w:pos="1440"/>
+        </w:tabs>
+      </w:pPr>
+      <w:r>
+        <w:rPr>
+          <w:b/>
+          <w:bCs/>
+        </w:rPr>
+        <w:t>Objective 15: The system must be easy to navigate, with clearly labelled menus and buttons that allow staff and customers to find the function they need without requiring technical knowledge.</w:t>
+      </w:r>
+    </w:p>
+    <w:p>
+      <w:pPr>
+        <w:tabs>
+          <w:tab w:val="num" w:pos="1440"/>
+        </w:tabs>
+      </w:pPr>
       <w:r>
         <w:lastRenderedPageBreak/>
-        <w:t>displayed before any booking is deleted. The cancelled booking should no longer appear in the active bookings list.</w:t>
-      </w:r>
-    </w:p>
-    <w:p>
-      <w:pPr>
-        <w:tabs>
-          <w:tab w:val="num" w:pos="1440"/>
-        </w:tabs>
-      </w:pPr>
-      <w:r>
-        <w:rPr>
-          <w:b/>
-          <w:bCs/>
-        </w:rPr>
-        <w:t>Objective 13: The system must validate all data entered by users to prevent invalid or incomplete records being saved to the database.</w:t>
-      </w:r>
-    </w:p>
-    <w:p>
-      <w:pPr>
-        <w:tabs>
-          <w:tab w:val="num" w:pos="1440"/>
-        </w:tabs>
-      </w:pPr>
-      <w:r>
-        <w:t>Success Criteria: All required fields should be validated before a record is saved. Numeric fields should only accept numbers. Date fields should only accept valid dates. Text fields should have appropriate maximum lengths enforced. An informative error message should be displayed for each validation failure explaining what needs to be corrected.</w:t>
-      </w:r>
-    </w:p>
-    <w:p>
-      <w:pPr>
-        <w:tabs>
-          <w:tab w:val="num" w:pos="1440"/>
-        </w:tabs>
-      </w:pPr>
-      <w:r>
-        <w:rPr>
-          <w:b/>
-          <w:bCs/>
-        </w:rPr>
-        <w:t>Objective 14: The system must have a consistent and professional user interface across all forms, using a uniform colour scheme, layout and naming convention throughout.</w:t>
-      </w:r>
-    </w:p>
-    <w:p>
-      <w:pPr>
-        <w:tabs>
-          <w:tab w:val="num" w:pos="1440"/>
-        </w:tabs>
-      </w:pPr>
-      <w:r>
-        <w:t>Success Criteria: All forms should use the same colour scheme, font and button placement. Navigation buttons should appear in consistent positions across all forms. The system should look professional and be immediately recognisable as a Filmtopia branded application.</w:t>
-      </w:r>
-    </w:p>
-    <w:p>
-      <w:pPr>
-        <w:tabs>
-          <w:tab w:val="num" w:pos="1440"/>
-        </w:tabs>
-      </w:pPr>
-      <w:r>
-        <w:rPr>
-          <w:b/>
-          <w:bCs/>
-        </w:rPr>
-        <w:t>Objective 15: The system must be easy to navigate, with clearly labelled menus and buttons that allow staff and customers to find the function they need without requiring technical knowledge.</w:t>
-      </w:r>
-    </w:p>
-    <w:p>
-      <w:pPr>
-        <w:tabs>
-          <w:tab w:val="num" w:pos="1440"/>
-        </w:tabs>
-      </w:pPr>
-      <w:r>
         <w:t>Success Criteria: A new member of staff should be able to complete a basic booking using the system without any training beyond a brief introduction. All buttons and menu options should use clear plain English labels. The system should never reach a state where the user cannot navigate back to the main menu.</w:t>
       </w:r>
     </w:p>
@@ -4085,16 +4737,12 @@
         </w:tabs>
       </w:pPr>
     </w:p>
+    <w:p/>
     <w:p/>
     <w:sectPr>
-      <w:headerReference w:type="even" r:id="rId15"/>
-      <w:headerReference w:type="default" r:id="rId16"/>
-      <w:footerReference w:type="even" r:id="rId17"/>
-      <w:footerReference w:type="default" r:id="rId18"/>
-      <w:headerReference w:type="first" r:id="rId19"/>
-      <w:footerReference w:type="first" r:id="rId20"/>
-      <w:pgSz w:w="11906" w:h="16838"/>
-      <w:pgMar w:top="1440" w:right="1440" w:bottom="1440" w:left="1440" w:header="708" w:footer="708" w:gutter="0"/>
+      <w:headerReference w:type="default" r:id="rId12"/>
+      <w:pgSz w:w="11906" w:h="16838" w:code="9"/>
+      <w:pgMar w:top="720" w:right="720" w:bottom="720" w:left="720" w:header="708" w:footer="708" w:gutter="0"/>
       <w:cols w:space="708"/>
       <w:docGrid w:linePitch="360"/>
     </w:sectPr>
@@ -4102,97 +4750,7 @@
 </w:document>
 </file>
 
-<file path=word/endnotes.xml><?xml version="1.0" encoding="utf-8"?>
-<w:endnotes xmlns:wpc="http://schemas.microsoft.com/office/word/2010/wordprocessingCanvas" xmlns:cx="http://schemas.microsoft.com/office/drawing/2014/chartex" xmlns:cx1="http://schemas.microsoft.com/office/drawing/2015/9/8/chartex" xmlns:cx2="http://schemas.microsoft.com/office/drawing/2015/10/21/chartex" xmlns:cx3="http://schemas.microsoft.com/office/drawing/2016/5/9/chartex" xmlns:cx4="http://schemas.microsoft.com/office/drawing/2016/5/10/chartex" xmlns:cx5="http://schemas.microsoft.com/office/drawing/2016/5/11/chartex" xmlns:cx6="http://schemas.microsoft.com/office/drawing/2016/5/12/chartex" xmlns:cx7="http://schemas.microsoft.com/office/drawing/2016/5/13/chartex" xmlns:cx8="http://schemas.microsoft.com/office/drawing/2016/5/14/chartex" xmlns:mc="http://schemas.openxmlformats.org/markup-compatibility/2006" xmlns:aink="http://schemas.microsoft.com/office/drawing/2016/ink" xmlns:am3d="http://schemas.microsoft.com/office/drawing/2017/model3d" xmlns:o="urn:schemas-microsoft-com:office:office" xmlns:oel="http://schemas.microsoft.com/office/2019/extlst" xmlns:r="http://schemas.openxmlformats.org/officeDocument/2006/relationships" xmlns:m="http://schemas.openxmlformats.org/officeDocument/2006/math" xmlns:v="urn:schemas-microsoft-com:vml" xmlns:wp14="http://schemas.microsoft.com/office/word/2010/wordprocessingDrawing" xmlns:wp="http://schemas.openxmlformats.org/drawingml/2006/wordprocessingDrawing" xmlns:w10="urn:schemas-microsoft-com:office:word" xmlns:w="http://schemas.openxmlformats.org/wordprocessingml/2006/main" xmlns:w14="http://schemas.microsoft.com/office/word/2010/wordml" xmlns:w15="http://schemas.microsoft.com/office/word/2012/wordml" xmlns:w16cex="http://schemas.microsoft.com/office/word/2018/wordml/cex" xmlns:w16cid="http://schemas.microsoft.com/office/word/2016/wordml/cid" xmlns:w16="http://schemas.microsoft.com/office/word/2018/wordml" xmlns:w16du="http://schemas.microsoft.com/office/word/2023/wordml/word16du" xmlns:w16sdtdh="http://schemas.microsoft.com/office/word/2020/wordml/sdtdatahash" xmlns:w16sdtfl="http://schemas.microsoft.com/office/word/2024/wordml/sdtformatlock" xmlns:w16se="http://schemas.microsoft.com/office/word/2015/wordml/symex" xmlns:wpg="http://schemas.microsoft.com/office/word/2010/wordprocessingGroup" xmlns:wpi="http://schemas.microsoft.com/office/word/2010/wordprocessingInk" xmlns:wne="http://schemas.microsoft.com/office/word/2006/wordml" xmlns:wps="http://schemas.microsoft.com/office/word/2010/wordprocessingShape" mc:Ignorable="w14 w15 w16se w16cid w16 w16cex w16sdtdh w16sdtfl w16du wp14">
-  <w:endnote w:type="separator" w:id="-1">
-    <w:p>
-      <w:pPr>
-        <w:spacing w:after="0"/>
-      </w:pPr>
-      <w:r>
-        <w:separator/>
-      </w:r>
-    </w:p>
-  </w:endnote>
-  <w:endnote w:type="continuationSeparator" w:id="0">
-    <w:p>
-      <w:pPr>
-        <w:spacing w:after="0"/>
-      </w:pPr>
-      <w:r>
-        <w:continuationSeparator/>
-      </w:r>
-    </w:p>
-  </w:endnote>
-</w:endnotes>
-</file>
-
-<file path=word/footer1.xml><?xml version="1.0" encoding="utf-8"?>
-<w:ftr xmlns:wpc="http://schemas.microsoft.com/office/word/2010/wordprocessingCanvas" xmlns:cx="http://schemas.microsoft.com/office/drawing/2014/chartex" xmlns:cx1="http://schemas.microsoft.com/office/drawing/2015/9/8/chartex" xmlns:cx2="http://schemas.microsoft.com/office/drawing/2015/10/21/chartex" xmlns:cx3="http://schemas.microsoft.com/office/drawing/2016/5/9/chartex" xmlns:cx4="http://schemas.microsoft.com/office/drawing/2016/5/10/chartex" xmlns:cx5="http://schemas.microsoft.com/office/drawing/2016/5/11/chartex" xmlns:cx6="http://schemas.microsoft.com/office/drawing/2016/5/12/chartex" xmlns:cx7="http://schemas.microsoft.com/office/drawing/2016/5/13/chartex" xmlns:cx8="http://schemas.microsoft.com/office/drawing/2016/5/14/chartex" xmlns:mc="http://schemas.openxmlformats.org/markup-compatibility/2006" xmlns:aink="http://schemas.microsoft.com/office/drawing/2016/ink" xmlns:am3d="http://schemas.microsoft.com/office/drawing/2017/model3d" xmlns:o="urn:schemas-microsoft-com:office:office" xmlns:oel="http://schemas.microsoft.com/office/2019/extlst" xmlns:r="http://schemas.openxmlformats.org/officeDocument/2006/relationships" xmlns:m="http://schemas.openxmlformats.org/officeDocument/2006/math" xmlns:v="urn:schemas-microsoft-com:vml" xmlns:wp14="http://schemas.microsoft.com/office/word/2010/wordprocessingDrawing" xmlns:wp="http://schemas.openxmlformats.org/drawingml/2006/wordprocessingDrawing" xmlns:w10="urn:schemas-microsoft-com:office:word" xmlns:w="http://schemas.openxmlformats.org/wordprocessingml/2006/main" xmlns:w14="http://schemas.microsoft.com/office/word/2010/wordml" xmlns:w15="http://schemas.microsoft.com/office/word/2012/wordml" xmlns:w16cex="http://schemas.microsoft.com/office/word/2018/wordml/cex" xmlns:w16cid="http://schemas.microsoft.com/office/word/2016/wordml/cid" xmlns:w16="http://schemas.microsoft.com/office/word/2018/wordml" xmlns:w16du="http://schemas.microsoft.com/office/word/2023/wordml/word16du" xmlns:w16sdtdh="http://schemas.microsoft.com/office/word/2020/wordml/sdtdatahash" xmlns:w16sdtfl="http://schemas.microsoft.com/office/word/2024/wordml/sdtformatlock" xmlns:w16se="http://schemas.microsoft.com/office/word/2015/wordml/symex" xmlns:wpg="http://schemas.microsoft.com/office/word/2010/wordprocessingGroup" xmlns:wpi="http://schemas.microsoft.com/office/word/2010/wordprocessingInk" xmlns:wne="http://schemas.microsoft.com/office/word/2006/wordml" xmlns:wps="http://schemas.microsoft.com/office/word/2010/wordprocessingShape" mc:Ignorable="w14 w15 w16se w16cid w16 w16cex w16sdtdh w16sdtfl w16du wp14">
-  <w:p>
-    <w:pPr>
-      <w:pStyle w:val="Footer"/>
-    </w:pPr>
-  </w:p>
-</w:ftr>
-</file>
-
-<file path=word/footer2.xml><?xml version="1.0" encoding="utf-8"?>
-<w:ftr xmlns:wpc="http://schemas.microsoft.com/office/word/2010/wordprocessingCanvas" xmlns:cx="http://schemas.microsoft.com/office/drawing/2014/chartex" xmlns:cx1="http://schemas.microsoft.com/office/drawing/2015/9/8/chartex" xmlns:cx2="http://schemas.microsoft.com/office/drawing/2015/10/21/chartex" xmlns:cx3="http://schemas.microsoft.com/office/drawing/2016/5/9/chartex" xmlns:cx4="http://schemas.microsoft.com/office/drawing/2016/5/10/chartex" xmlns:cx5="http://schemas.microsoft.com/office/drawing/2016/5/11/chartex" xmlns:cx6="http://schemas.microsoft.com/office/drawing/2016/5/12/chartex" xmlns:cx7="http://schemas.microsoft.com/office/drawing/2016/5/13/chartex" xmlns:cx8="http://schemas.microsoft.com/office/drawing/2016/5/14/chartex" xmlns:mc="http://schemas.openxmlformats.org/markup-compatibility/2006" xmlns:aink="http://schemas.microsoft.com/office/drawing/2016/ink" xmlns:am3d="http://schemas.microsoft.com/office/drawing/2017/model3d" xmlns:o="urn:schemas-microsoft-com:office:office" xmlns:oel="http://schemas.microsoft.com/office/2019/extlst" xmlns:r="http://schemas.openxmlformats.org/officeDocument/2006/relationships" xmlns:m="http://schemas.openxmlformats.org/officeDocument/2006/math" xmlns:v="urn:schemas-microsoft-com:vml" xmlns:wp14="http://schemas.microsoft.com/office/word/2010/wordprocessingDrawing" xmlns:wp="http://schemas.openxmlformats.org/drawingml/2006/wordprocessingDrawing" xmlns:w10="urn:schemas-microsoft-com:office:word" xmlns:w="http://schemas.openxmlformats.org/wordprocessingml/2006/main" xmlns:w14="http://schemas.microsoft.com/office/word/2010/wordml" xmlns:w15="http://schemas.microsoft.com/office/word/2012/wordml" xmlns:w16cex="http://schemas.microsoft.com/office/word/2018/wordml/cex" xmlns:w16cid="http://schemas.microsoft.com/office/word/2016/wordml/cid" xmlns:w16="http://schemas.microsoft.com/office/word/2018/wordml" xmlns:w16du="http://schemas.microsoft.com/office/word/2023/wordml/word16du" xmlns:w16sdtdh="http://schemas.microsoft.com/office/word/2020/wordml/sdtdatahash" xmlns:w16sdtfl="http://schemas.microsoft.com/office/word/2024/wordml/sdtformatlock" xmlns:w16se="http://schemas.microsoft.com/office/word/2015/wordml/symex" xmlns:wpg="http://schemas.microsoft.com/office/word/2010/wordprocessingGroup" xmlns:wpi="http://schemas.microsoft.com/office/word/2010/wordprocessingInk" xmlns:wne="http://schemas.microsoft.com/office/word/2006/wordml" xmlns:wps="http://schemas.microsoft.com/office/word/2010/wordprocessingShape" mc:Ignorable="w14 w15 w16se w16cid w16 w16cex w16sdtdh w16sdtfl w16du wp14">
-  <w:p>
-    <w:pPr>
-      <w:pStyle w:val="Footer"/>
-    </w:pPr>
-  </w:p>
-</w:ftr>
-</file>
-
-<file path=word/footer3.xml><?xml version="1.0" encoding="utf-8"?>
-<w:ftr xmlns:wpc="http://schemas.microsoft.com/office/word/2010/wordprocessingCanvas" xmlns:cx="http://schemas.microsoft.com/office/drawing/2014/chartex" xmlns:cx1="http://schemas.microsoft.com/office/drawing/2015/9/8/chartex" xmlns:cx2="http://schemas.microsoft.com/office/drawing/2015/10/21/chartex" xmlns:cx3="http://schemas.microsoft.com/office/drawing/2016/5/9/chartex" xmlns:cx4="http://schemas.microsoft.com/office/drawing/2016/5/10/chartex" xmlns:cx5="http://schemas.microsoft.com/office/drawing/2016/5/11/chartex" xmlns:cx6="http://schemas.microsoft.com/office/drawing/2016/5/12/chartex" xmlns:cx7="http://schemas.microsoft.com/office/drawing/2016/5/13/chartex" xmlns:cx8="http://schemas.microsoft.com/office/drawing/2016/5/14/chartex" xmlns:mc="http://schemas.openxmlformats.org/markup-compatibility/2006" xmlns:aink="http://schemas.microsoft.com/office/drawing/2016/ink" xmlns:am3d="http://schemas.microsoft.com/office/drawing/2017/model3d" xmlns:o="urn:schemas-microsoft-com:office:office" xmlns:oel="http://schemas.microsoft.com/office/2019/extlst" xmlns:r="http://schemas.openxmlformats.org/officeDocument/2006/relationships" xmlns:m="http://schemas.openxmlformats.org/officeDocument/2006/math" xmlns:v="urn:schemas-microsoft-com:vml" xmlns:wp14="http://schemas.microsoft.com/office/word/2010/wordprocessingDrawing" xmlns:wp="http://schemas.openxmlformats.org/drawingml/2006/wordprocessingDrawing" xmlns:w10="urn:schemas-microsoft-com:office:word" xmlns:w="http://schemas.openxmlformats.org/wordprocessingml/2006/main" xmlns:w14="http://schemas.microsoft.com/office/word/2010/wordml" xmlns:w15="http://schemas.microsoft.com/office/word/2012/wordml" xmlns:w16cex="http://schemas.microsoft.com/office/word/2018/wordml/cex" xmlns:w16cid="http://schemas.microsoft.com/office/word/2016/wordml/cid" xmlns:w16="http://schemas.microsoft.com/office/word/2018/wordml" xmlns:w16du="http://schemas.microsoft.com/office/word/2023/wordml/word16du" xmlns:w16sdtdh="http://schemas.microsoft.com/office/word/2020/wordml/sdtdatahash" xmlns:w16sdtfl="http://schemas.microsoft.com/office/word/2024/wordml/sdtformatlock" xmlns:w16se="http://schemas.microsoft.com/office/word/2015/wordml/symex" xmlns:wpg="http://schemas.microsoft.com/office/word/2010/wordprocessingGroup" xmlns:wpi="http://schemas.microsoft.com/office/word/2010/wordprocessingInk" xmlns:wne="http://schemas.microsoft.com/office/word/2006/wordml" xmlns:wps="http://schemas.microsoft.com/office/word/2010/wordprocessingShape" mc:Ignorable="w14 w15 w16se w16cid w16 w16cex w16sdtdh w16sdtfl w16du wp14">
-  <w:p>
-    <w:pPr>
-      <w:pStyle w:val="Footer"/>
-    </w:pPr>
-  </w:p>
-</w:ftr>
-</file>
-
-<file path=word/footnotes.xml><?xml version="1.0" encoding="utf-8"?>
-<w:footnotes xmlns:wpc="http://schemas.microsoft.com/office/word/2010/wordprocessingCanvas" xmlns:cx="http://schemas.microsoft.com/office/drawing/2014/chartex" xmlns:cx1="http://schemas.microsoft.com/office/drawing/2015/9/8/chartex" xmlns:cx2="http://schemas.microsoft.com/office/drawing/2015/10/21/chartex" xmlns:cx3="http://schemas.microsoft.com/office/drawing/2016/5/9/chartex" xmlns:cx4="http://schemas.microsoft.com/office/drawing/2016/5/10/chartex" xmlns:cx5="http://schemas.microsoft.com/office/drawing/2016/5/11/chartex" xmlns:cx6="http://schemas.microsoft.com/office/drawing/2016/5/12/chartex" xmlns:cx7="http://schemas.microsoft.com/office/drawing/2016/5/13/chartex" xmlns:cx8="http://schemas.microsoft.com/office/drawing/2016/5/14/chartex" xmlns:mc="http://schemas.openxmlformats.org/markup-compatibility/2006" xmlns:aink="http://schemas.microsoft.com/office/drawing/2016/ink" xmlns:am3d="http://schemas.microsoft.com/office/drawing/2017/model3d" xmlns:o="urn:schemas-microsoft-com:office:office" xmlns:oel="http://schemas.microsoft.com/office/2019/extlst" xmlns:r="http://schemas.openxmlformats.org/officeDocument/2006/relationships" xmlns:m="http://schemas.openxmlformats.org/officeDocument/2006/math" xmlns:v="urn:schemas-microsoft-com:vml" xmlns:wp14="http://schemas.microsoft.com/office/word/2010/wordprocessingDrawing" xmlns:wp="http://schemas.openxmlformats.org/drawingml/2006/wordprocessingDrawing" xmlns:w10="urn:schemas-microsoft-com:office:word" xmlns:w="http://schemas.openxmlformats.org/wordprocessingml/2006/main" xmlns:w14="http://schemas.microsoft.com/office/word/2010/wordml" xmlns:w15="http://schemas.microsoft.com/office/word/2012/wordml" xmlns:w16cex="http://schemas.microsoft.com/office/word/2018/wordml/cex" xmlns:w16cid="http://schemas.microsoft.com/office/word/2016/wordml/cid" xmlns:w16="http://schemas.microsoft.com/office/word/2018/wordml" xmlns:w16du="http://schemas.microsoft.com/office/word/2023/wordml/word16du" xmlns:w16sdtdh="http://schemas.microsoft.com/office/word/2020/wordml/sdtdatahash" xmlns:w16sdtfl="http://schemas.microsoft.com/office/word/2024/wordml/sdtformatlock" xmlns:w16se="http://schemas.microsoft.com/office/word/2015/wordml/symex" xmlns:wpg="http://schemas.microsoft.com/office/word/2010/wordprocessingGroup" xmlns:wpi="http://schemas.microsoft.com/office/word/2010/wordprocessingInk" xmlns:wne="http://schemas.microsoft.com/office/word/2006/wordml" xmlns:wps="http://schemas.microsoft.com/office/word/2010/wordprocessingShape" mc:Ignorable="w14 w15 w16se w16cid w16 w16cex w16sdtdh w16sdtfl w16du wp14">
-  <w:footnote w:type="separator" w:id="-1">
-    <w:p>
-      <w:pPr>
-        <w:spacing w:after="0"/>
-      </w:pPr>
-      <w:r>
-        <w:separator/>
-      </w:r>
-    </w:p>
-  </w:footnote>
-  <w:footnote w:type="continuationSeparator" w:id="0">
-    <w:p>
-      <w:pPr>
-        <w:spacing w:after="0"/>
-      </w:pPr>
-      <w:r>
-        <w:continuationSeparator/>
-      </w:r>
-    </w:p>
-  </w:footnote>
-</w:footnotes>
-</file>
-
 <file path=word/header1.xml><?xml version="1.0" encoding="utf-8"?>
-<w:hdr xmlns:wpc="http://schemas.microsoft.com/office/word/2010/wordprocessingCanvas" xmlns:cx="http://schemas.microsoft.com/office/drawing/2014/chartex" xmlns:cx1="http://schemas.microsoft.com/office/drawing/2015/9/8/chartex" xmlns:cx2="http://schemas.microsoft.com/office/drawing/2015/10/21/chartex" xmlns:cx3="http://schemas.microsoft.com/office/drawing/2016/5/9/chartex" xmlns:cx4="http://schemas.microsoft.com/office/drawing/2016/5/10/chartex" xmlns:cx5="http://schemas.microsoft.com/office/drawing/2016/5/11/chartex" xmlns:cx6="http://schemas.microsoft.com/office/drawing/2016/5/12/chartex" xmlns:cx7="http://schemas.microsoft.com/office/drawing/2016/5/13/chartex" xmlns:cx8="http://schemas.microsoft.com/office/drawing/2016/5/14/chartex" xmlns:mc="http://schemas.openxmlformats.org/markup-compatibility/2006" xmlns:aink="http://schemas.microsoft.com/office/drawing/2016/ink" xmlns:am3d="http://schemas.microsoft.com/office/drawing/2017/model3d" xmlns:o="urn:schemas-microsoft-com:office:office" xmlns:oel="http://schemas.microsoft.com/office/2019/extlst" xmlns:r="http://schemas.openxmlformats.org/officeDocument/2006/relationships" xmlns:m="http://schemas.openxmlformats.org/officeDocument/2006/math" xmlns:v="urn:schemas-microsoft-com:vml" xmlns:wp14="http://schemas.microsoft.com/office/word/2010/wordprocessingDrawing" xmlns:wp="http://schemas.openxmlformats.org/drawingml/2006/wordprocessingDrawing" xmlns:w10="urn:schemas-microsoft-com:office:word" xmlns:w="http://schemas.openxmlformats.org/wordprocessingml/2006/main" xmlns:w14="http://schemas.microsoft.com/office/word/2010/wordml" xmlns:w15="http://schemas.microsoft.com/office/word/2012/wordml" xmlns:w16cex="http://schemas.microsoft.com/office/word/2018/wordml/cex" xmlns:w16cid="http://schemas.microsoft.com/office/word/2016/wordml/cid" xmlns:w16="http://schemas.microsoft.com/office/word/2018/wordml" xmlns:w16du="http://schemas.microsoft.com/office/word/2023/wordml/word16du" xmlns:w16sdtdh="http://schemas.microsoft.com/office/word/2020/wordml/sdtdatahash" xmlns:w16sdtfl="http://schemas.microsoft.com/office/word/2024/wordml/sdtformatlock" xmlns:w16se="http://schemas.microsoft.com/office/word/2015/wordml/symex" xmlns:wpg="http://schemas.microsoft.com/office/word/2010/wordprocessingGroup" xmlns:wpi="http://schemas.microsoft.com/office/word/2010/wordprocessingInk" xmlns:wne="http://schemas.microsoft.com/office/word/2006/wordml" xmlns:wps="http://schemas.microsoft.com/office/word/2010/wordprocessingShape" mc:Ignorable="w14 w15 w16se w16cid w16 w16cex w16sdtdh w16sdtfl w16du wp14">
-  <w:p>
-    <w:pPr>
-      <w:pStyle w:val="Header"/>
-    </w:pPr>
-  </w:p>
-</w:hdr>
-</file>
-
-<file path=word/header2.xml><?xml version="1.0" encoding="utf-8"?>
 <w:hdr xmlns:wpc="http://schemas.microsoft.com/office/word/2010/wordprocessingCanvas" xmlns:cx="http://schemas.microsoft.com/office/drawing/2014/chartex" xmlns:cx1="http://schemas.microsoft.com/office/drawing/2015/9/8/chartex" xmlns:cx2="http://schemas.microsoft.com/office/drawing/2015/10/21/chartex" xmlns:cx3="http://schemas.microsoft.com/office/drawing/2016/5/9/chartex" xmlns:cx4="http://schemas.microsoft.com/office/drawing/2016/5/10/chartex" xmlns:cx5="http://schemas.microsoft.com/office/drawing/2016/5/11/chartex" xmlns:cx6="http://schemas.microsoft.com/office/drawing/2016/5/12/chartex" xmlns:cx7="http://schemas.microsoft.com/office/drawing/2016/5/13/chartex" xmlns:cx8="http://schemas.microsoft.com/office/drawing/2016/5/14/chartex" xmlns:mc="http://schemas.openxmlformats.org/markup-compatibility/2006" xmlns:aink="http://schemas.microsoft.com/office/drawing/2016/ink" xmlns:am3d="http://schemas.microsoft.com/office/drawing/2017/model3d" xmlns:o="urn:schemas-microsoft-com:office:office" xmlns:oel="http://schemas.microsoft.com/office/2019/extlst" xmlns:r="http://schemas.openxmlformats.org/officeDocument/2006/relationships" xmlns:m="http://schemas.openxmlformats.org/officeDocument/2006/math" xmlns:v="urn:schemas-microsoft-com:vml" xmlns:wp14="http://schemas.microsoft.com/office/word/2010/wordprocessingDrawing" xmlns:wp="http://schemas.openxmlformats.org/drawingml/2006/wordprocessingDrawing" xmlns:w10="urn:schemas-microsoft-com:office:word" xmlns:w="http://schemas.openxmlformats.org/wordprocessingml/2006/main" xmlns:w14="http://schemas.microsoft.com/office/word/2010/wordml" xmlns:w15="http://schemas.microsoft.com/office/word/2012/wordml" xmlns:w16cex="http://schemas.microsoft.com/office/word/2018/wordml/cex" xmlns:w16cid="http://schemas.microsoft.com/office/word/2016/wordml/cid" xmlns:w16="http://schemas.microsoft.com/office/word/2018/wordml" xmlns:w16du="http://schemas.microsoft.com/office/word/2023/wordml/word16du" xmlns:w16sdtdh="http://schemas.microsoft.com/office/word/2020/wordml/sdtdatahash" xmlns:w16sdtfl="http://schemas.microsoft.com/office/word/2024/wordml/sdtformatlock" xmlns:w16se="http://schemas.microsoft.com/office/word/2015/wordml/symex" xmlns:wpg="http://schemas.microsoft.com/office/word/2010/wordprocessingGroup" xmlns:wpi="http://schemas.microsoft.com/office/word/2010/wordprocessingInk" xmlns:wne="http://schemas.microsoft.com/office/word/2006/wordml" xmlns:wps="http://schemas.microsoft.com/office/word/2010/wordprocessingShape" mc:Ignorable="w14 w15 w16se w16cid w16 w16cex w16sdtdh w16sdtfl w16du wp14">
   <w:p>
     <w:pPr>
@@ -4209,7 +4767,7 @@
       <w:sdtEndPr/>
       <w:sdtContent>
         <w:r>
-          <w:pict w14:anchorId="2D6D8023">
+          <w:pict w14:anchorId="5CC8E183">
             <v:shapetype id="_x0000_t136" coordsize="21600,21600" o:spt="136" adj="10800" path="m@7,l@8,m@5,21600l@6,21600e">
               <v:formulas>
                 <v:f eqn="sum #0 0 10800"/>
@@ -4234,7 +4792,7 @@
               </v:handles>
               <o:lock v:ext="edit" text="t" shapetype="t"/>
             </v:shapetype>
-            <v:shape id="PowerPlusWaterMarkObject379970" o:spid="_x0000_s1025" type="#_x0000_t136" style="position:absolute;margin-left:0;margin-top:0;width:489.45pt;height:146.8pt;rotation:315;z-index:-251658240;mso-position-horizontal:center;mso-position-horizontal-relative:margin;mso-position-vertical:center;mso-position-vertical-relative:margin" o:allowincell="f" fillcolor="#d8d8d8 [2732]" stroked="f">
+            <v:shape id="PowerPlusWaterMarkObject379970" o:spid="_x0000_s1025" type="#_x0000_t136" style="position:absolute;margin-left:0;margin-top:0;width:489.45pt;height:146.8pt;rotation:315;z-index:-251656192;mso-position-horizontal:center;mso-position-horizontal-relative:margin;mso-position-vertical:center;mso-position-vertical-relative:margin" o:allowincell="f" fillcolor="#d8d8d8 [2732]" stroked="f">
               <v:fill opacity=".5"/>
               <v:textpath style="font-family:&quot;calibri&quot;;font-size:1pt" string="FILMTOPIA"/>
               <w10:wrap anchorx="margin" anchory="margin"/>
@@ -4254,13 +4812,10 @@
       <w:sdtEndPr/>
       <w:sdtContent>
         <w:r>
-          <w:rPr>
-            <w:noProof/>
-          </w:rPr>
           <mc:AlternateContent>
             <mc:Choice Requires="wps">
               <w:drawing>
-                <wp:anchor distT="0" distB="0" distL="114300" distR="114300" simplePos="0" relativeHeight="251657216" behindDoc="0" locked="0" layoutInCell="0" allowOverlap="1" wp14:anchorId="7847BDF5" wp14:editId="3786FD71">
+                <wp:anchor distT="0" distB="0" distL="114300" distR="114300" simplePos="0" relativeHeight="251659264" behindDoc="0" locked="0" layoutInCell="0" allowOverlap="1" wp14:anchorId="74431925" wp14:editId="4D288EA9">
                   <wp:simplePos x="0" y="0"/>
                   <mc:AlternateContent>
                     <mc:Choice Requires="wp14">
@@ -4270,7 +4825,7 @@
                     </mc:Choice>
                     <mc:Fallback>
                       <wp:positionH relativeFrom="page">
-                        <wp:posOffset>5499100</wp:posOffset>
+                        <wp:posOffset>5773420</wp:posOffset>
                       </wp:positionH>
                     </mc:Fallback>
                   </mc:AlternateContent>
@@ -4380,7 +4935,7 @@
             </mc:Choice>
             <mc:Fallback>
               <w:pict>
-                <v:rect w14:anchorId="7847BDF5" id="Rectangle 1" o:spid="_x0000_s1026" style="position:absolute;margin-left:0;margin-top:28.8pt;width:142.65pt;height:106.05pt;z-index:251657216;visibility:visible;mso-wrap-style:square;mso-width-percent:0;mso-height-percent:0;mso-left-percent:800;mso-wrap-distance-left:9pt;mso-wrap-distance-top:0;mso-wrap-distance-right:9pt;mso-wrap-distance-bottom:0;mso-position-horizontal-relative:margin;mso-position-vertical:absolute;mso-position-vertical-relative:page;mso-width-percent:0;mso-height-percent:0;mso-left-percent:800;mso-width-relative:page;mso-height-relative:page;v-text-anchor:top" o:gfxdata="UEsDBBQABgAIAAAAIQC2gziS/gAAAOEBAAATAAAAW0NvbnRlbnRfVHlwZXNdLnhtbJSRQU7DMBBF&#10;90jcwfIWJU67QAgl6YK0S0CoHGBkTxKLZGx5TGhvj5O2G0SRWNoz/78nu9wcxkFMGNg6quQqL6RA&#10;0s5Y6ir5vt9lD1JwBDIwOMJKHpHlpr69KfdHjyxSmriSfYz+USnWPY7AufNIadK6MEJMx9ApD/oD&#10;OlTrorhX2lFEilmcO2RdNtjC5xDF9pCuTyYBB5bi6bQ4syoJ3g9WQ0ymaiLzg5KdCXlKLjvcW893&#10;SUOqXwnz5DrgnHtJTxOsQfEKIT7DmDSUCaxw7Rqn8787ZsmRM9e2VmPeBN4uqYvTtW7jvijg9N/y&#10;JsXecLq0q+WD6m8AAAD//wMAUEsDBBQABgAIAAAAIQA4/SH/1gAAAJQBAAALAAAAX3JlbHMvLnJl&#10;bHOkkMFqwzAMhu+DvYPRfXGawxijTi+j0GvpHsDYimMaW0Yy2fr2M4PBMnrbUb/Q94l/f/hMi1qR&#10;JVI2sOt6UJgd+ZiDgffL8ekFlFSbvV0oo4EbChzGx4f9GRdb25HMsYhqlCwG5lrLq9biZkxWOiqY&#10;22YiTra2kYMu1l1tQD30/bPm3wwYN0x18gb45AdQl1tp5j/sFB2T0FQ7R0nTNEV3j6o9feQzro1i&#10;OWA14Fm+Q8a1a8+Bvu/d/dMb2JY5uiPbhG/ktn4cqGU/er3pcvwCAAD//wMAUEsDBBQABgAIAAAA&#10;IQB5m2OY7gEAAMEDAAAOAAAAZHJzL2Uyb0RvYy54bWysU8Fu2zAMvQ/YPwi6L47TJMuMOEWRIsOA&#10;bh3Q9QNkWbaFyaJGKbGzrx+lpGmw3Yr5IJAi9cT39Ly+HXvDDgq9BlvyfDLlTFkJtbZtyZ9/7D6s&#10;OPNB2FoYsKrkR+X57eb9u/XgCjWDDkytkBGI9cXgSt6F4Ios87JTvfATcMpSsQHsRaAU26xGMRB6&#10;b7LZdLrMBsDaIUjlPe3en4p8k/CbRsnw2DReBWZKTrOFtGJaq7hmm7UoWhSu0/I8hnjDFL3Qli69&#10;QN2LINge9T9QvZYIHpowkdBn0DRaqsSB2OTTv9g8dcKpxIXE8e4ik/9/sPLb4cl9xzi6dw8gf3pm&#10;YdsJ26o7RBg6JWq6Lo9CZYPzxeVATDwdZdXwFWp6WrEPkDQYG+wjILFjY5L6eJFajYFJ2sxXeb5c&#10;LDiTVMtv5svVzSLdIYqX4w59+KygZzEoOdJbJnhxePAhjiOKl5Y0Phhd77QxKcG22hpkB0Hvvkvf&#10;Gd1ftxkbmy3EYyfEuJN4RmrRRb4IYzVSMYYV1EdijHDyEfmegg7wN2cDeajk/tdeoOLMfLGk2qd8&#10;Po+mS8l88XFGCV5XquuKsJKgSh44O4XbcDLq3qFuO7opT/wt3JHSjU4avE51npt8kqQ5ezoa8TpP&#10;Xa9/3uYPAAAA//8DAFBLAwQUAAYACAAAACEA63qpq98AAAAHAQAADwAAAGRycy9kb3ducmV2Lnht&#10;bEyPwU7DMBBE70j8g7VI3KhDIGkT4lQICQTlQCl8gBsvSSBem9htA1/PcoLbjmY087ZaTnYQexxD&#10;70jB+SwBgdQ401Or4PXl9mwBIkRNRg+OUMEXBljWx0eVLo070DPuN7EVXEKh1Aq6GH0pZWg6tDrM&#10;nEdi782NVkeWYyvNqA9cbgeZJkkure6JFzrt8abD5mOzswruisyufbu6f7h06WNcF9+f/uldqdOT&#10;6foKRMQp/oXhF5/RoWamrduRCWJQwI9EBdk8B8FuusguQGz5yIs5yLqS//nrHwAAAP//AwBQSwEC&#10;LQAUAAYACAAAACEAtoM4kv4AAADhAQAAEwAAAAAAAAAAAAAAAAAAAAAAW0NvbnRlbnRfVHlwZXNd&#10;LnhtbFBLAQItABQABgAIAAAAIQA4/SH/1gAAAJQBAAALAAAAAAAAAAAAAAAAAC8BAABfcmVscy8u&#10;cmVsc1BLAQItABQABgAIAAAAIQB5m2OY7gEAAMEDAAAOAAAAAAAAAAAAAAAAAC4CAABkcnMvZTJv&#10;RG9jLnhtbFBLAQItABQABgAIAAAAIQDreqmr3wAAAAcBAAAPAAAAAAAAAAAAAAAAAEgEAABkcnMv&#10;ZG93bnJldi54bWxQSwUGAAAAAAQABADzAAAAVAUAAAAA&#10;" o:allowincell="f" stroked="f">
+                <v:rect w14:anchorId="74431925" id="Rectangle 1" o:spid="_x0000_s1026" style="position:absolute;margin-left:0;margin-top:28.8pt;width:142.65pt;height:106.05pt;z-index:251659264;visibility:visible;mso-wrap-style:square;mso-width-percent:0;mso-height-percent:0;mso-left-percent:800;mso-wrap-distance-left:9pt;mso-wrap-distance-top:0;mso-wrap-distance-right:9pt;mso-wrap-distance-bottom:0;mso-position-horizontal-relative:margin;mso-position-vertical:absolute;mso-position-vertical-relative:page;mso-width-percent:0;mso-height-percent:0;mso-left-percent:800;mso-width-relative:page;mso-height-relative:page;v-text-anchor:top" o:gfxdata="UEsDBBQABgAIAAAAIQC2gziS/gAAAOEBAAATAAAAW0NvbnRlbnRfVHlwZXNdLnhtbJSRQU7DMBBF&#10;90jcwfIWJU67QAgl6YK0S0CoHGBkTxKLZGx5TGhvj5O2G0SRWNoz/78nu9wcxkFMGNg6quQqL6RA&#10;0s5Y6ir5vt9lD1JwBDIwOMJKHpHlpr69KfdHjyxSmriSfYz+USnWPY7AufNIadK6MEJMx9ApD/oD&#10;OlTrorhX2lFEilmcO2RdNtjC5xDF9pCuTyYBB5bi6bQ4syoJ3g9WQ0ymaiLzg5KdCXlKLjvcW893&#10;SUOqXwnz5DrgnHtJTxOsQfEKIT7DmDSUCaxw7Rqn8787ZsmRM9e2VmPeBN4uqYvTtW7jvijg9N/y&#10;JsXecLq0q+WD6m8AAAD//wMAUEsDBBQABgAIAAAAIQA4/SH/1gAAAJQBAAALAAAAX3JlbHMvLnJl&#10;bHOkkMFqwzAMhu+DvYPRfXGawxijTi+j0GvpHsDYimMaW0Yy2fr2M4PBMnrbUb/Q94l/f/hMi1qR&#10;JVI2sOt6UJgd+ZiDgffL8ekFlFSbvV0oo4EbChzGx4f9GRdb25HMsYhqlCwG5lrLq9biZkxWOiqY&#10;22YiTra2kYMu1l1tQD30/bPm3wwYN0x18gb45AdQl1tp5j/sFB2T0FQ7R0nTNEV3j6o9feQzro1i&#10;OWA14Fm+Q8a1a8+Bvu/d/dMb2JY5uiPbhG/ktn4cqGU/er3pcvwCAAD//wMAUEsDBBQABgAIAAAA&#10;IQB5m2OY7gEAAMEDAAAOAAAAZHJzL2Uyb0RvYy54bWysU8Fu2zAMvQ/YPwi6L47TJMuMOEWRIsOA&#10;bh3Q9QNkWbaFyaJGKbGzrx+lpGmw3Yr5IJAi9cT39Ly+HXvDDgq9BlvyfDLlTFkJtbZtyZ9/7D6s&#10;OPNB2FoYsKrkR+X57eb9u/XgCjWDDkytkBGI9cXgSt6F4Ios87JTvfATcMpSsQHsRaAU26xGMRB6&#10;b7LZdLrMBsDaIUjlPe3en4p8k/CbRsnw2DReBWZKTrOFtGJaq7hmm7UoWhSu0/I8hnjDFL3Qli69&#10;QN2LINge9T9QvZYIHpowkdBn0DRaqsSB2OTTv9g8dcKpxIXE8e4ik/9/sPLb4cl9xzi6dw8gf3pm&#10;YdsJ26o7RBg6JWq6Lo9CZYPzxeVATDwdZdXwFWp6WrEPkDQYG+wjILFjY5L6eJFajYFJ2sxXeb5c&#10;LDiTVMtv5svVzSLdIYqX4w59+KygZzEoOdJbJnhxePAhjiOKl5Y0Phhd77QxKcG22hpkB0Hvvkvf&#10;Gd1ftxkbmy3EYyfEuJN4RmrRRb4IYzVSMYYV1EdijHDyEfmegg7wN2cDeajk/tdeoOLMfLGk2qd8&#10;Po+mS8l88XFGCV5XquuKsJKgSh44O4XbcDLq3qFuO7opT/wt3JHSjU4avE51npt8kqQ5ezoa8TpP&#10;Xa9/3uYPAAAA//8DAFBLAwQUAAYACAAAACEA63qpq98AAAAHAQAADwAAAGRycy9kb3ducmV2Lnht&#10;bEyPwU7DMBBE70j8g7VI3KhDIGkT4lQICQTlQCl8gBsvSSBem9htA1/PcoLbjmY087ZaTnYQexxD&#10;70jB+SwBgdQ401Or4PXl9mwBIkRNRg+OUMEXBljWx0eVLo070DPuN7EVXEKh1Aq6GH0pZWg6tDrM&#10;nEdi782NVkeWYyvNqA9cbgeZJkkure6JFzrt8abD5mOzswruisyufbu6f7h06WNcF9+f/uldqdOT&#10;6foKRMQp/oXhF5/RoWamrduRCWJQwI9EBdk8B8FuusguQGz5yIs5yLqS//nrHwAAAP//AwBQSwEC&#10;LQAUAAYACAAAACEAtoM4kv4AAADhAQAAEwAAAAAAAAAAAAAAAAAAAAAAW0NvbnRlbnRfVHlwZXNd&#10;LnhtbFBLAQItABQABgAIAAAAIQA4/SH/1gAAAJQBAAALAAAAAAAAAAAAAAAAAC8BAABfcmVscy8u&#10;cmVsc1BLAQItABQABgAIAAAAIQB5m2OY7gEAAMEDAAAOAAAAAAAAAAAAAAAAAC4CAABkcnMvZTJv&#10;RG9jLnhtbFBLAQItABQABgAIAAAAIQDreqmr3wAAAAcBAAAPAAAAAAAAAAAAAAAAAEgEAABkcnMv&#10;ZG93bnJldi54bWxQSwUGAAAAAAQABADzAAAAVAUAAAAA&#10;" o:allowincell="f" stroked="f">
                   <v:textbox>
                     <w:txbxContent>
                       <w:p>
@@ -4439,158 +4994,9 @@
 </w:hdr>
 </file>
 
-<file path=word/header3.xml><?xml version="1.0" encoding="utf-8"?>
-<w:hdr xmlns:wpc="http://schemas.microsoft.com/office/word/2010/wordprocessingCanvas" xmlns:cx="http://schemas.microsoft.com/office/drawing/2014/chartex" xmlns:cx1="http://schemas.microsoft.com/office/drawing/2015/9/8/chartex" xmlns:cx2="http://schemas.microsoft.com/office/drawing/2015/10/21/chartex" xmlns:cx3="http://schemas.microsoft.com/office/drawing/2016/5/9/chartex" xmlns:cx4="http://schemas.microsoft.com/office/drawing/2016/5/10/chartex" xmlns:cx5="http://schemas.microsoft.com/office/drawing/2016/5/11/chartex" xmlns:cx6="http://schemas.microsoft.com/office/drawing/2016/5/12/chartex" xmlns:cx7="http://schemas.microsoft.com/office/drawing/2016/5/13/chartex" xmlns:cx8="http://schemas.microsoft.com/office/drawing/2016/5/14/chartex" xmlns:mc="http://schemas.openxmlformats.org/markup-compatibility/2006" xmlns:aink="http://schemas.microsoft.com/office/drawing/2016/ink" xmlns:am3d="http://schemas.microsoft.com/office/drawing/2017/model3d" xmlns:o="urn:schemas-microsoft-com:office:office" xmlns:oel="http://schemas.microsoft.com/office/2019/extlst" xmlns:r="http://schemas.openxmlformats.org/officeDocument/2006/relationships" xmlns:m="http://schemas.openxmlformats.org/officeDocument/2006/math" xmlns:v="urn:schemas-microsoft-com:vml" xmlns:wp14="http://schemas.microsoft.com/office/word/2010/wordprocessingDrawing" xmlns:wp="http://schemas.openxmlformats.org/drawingml/2006/wordprocessingDrawing" xmlns:w10="urn:schemas-microsoft-com:office:word" xmlns:w="http://schemas.openxmlformats.org/wordprocessingml/2006/main" xmlns:w14="http://schemas.microsoft.com/office/word/2010/wordml" xmlns:w15="http://schemas.microsoft.com/office/word/2012/wordml" xmlns:w16cex="http://schemas.microsoft.com/office/word/2018/wordml/cex" xmlns:w16cid="http://schemas.microsoft.com/office/word/2016/wordml/cid" xmlns:w16="http://schemas.microsoft.com/office/word/2018/wordml" xmlns:w16du="http://schemas.microsoft.com/office/word/2023/wordml/word16du" xmlns:w16sdtdh="http://schemas.microsoft.com/office/word/2020/wordml/sdtdatahash" xmlns:w16sdtfl="http://schemas.microsoft.com/office/word/2024/wordml/sdtformatlock" xmlns:w16se="http://schemas.microsoft.com/office/word/2015/wordml/symex" xmlns:wpg="http://schemas.microsoft.com/office/word/2010/wordprocessingGroup" xmlns:wpi="http://schemas.microsoft.com/office/word/2010/wordprocessingInk" xmlns:wne="http://schemas.microsoft.com/office/word/2006/wordml" xmlns:wps="http://schemas.microsoft.com/office/word/2010/wordprocessingShape" mc:Ignorable="w14 w15 w16se w16cid w16 w16cex w16sdtdh w16sdtfl w16du wp14">
-  <w:p>
-    <w:pPr>
-      <w:pStyle w:val="Header"/>
-    </w:pPr>
-  </w:p>
-</w:hdr>
-</file>
-
 <file path=word/numbering.xml><?xml version="1.0" encoding="utf-8"?>
 <w:numbering xmlns:wpc="http://schemas.microsoft.com/office/word/2010/wordprocessingCanvas" xmlns:cx="http://schemas.microsoft.com/office/drawing/2014/chartex" xmlns:cx1="http://schemas.microsoft.com/office/drawing/2015/9/8/chartex" xmlns:cx2="http://schemas.microsoft.com/office/drawing/2015/10/21/chartex" xmlns:cx3="http://schemas.microsoft.com/office/drawing/2016/5/9/chartex" xmlns:cx4="http://schemas.microsoft.com/office/drawing/2016/5/10/chartex" xmlns:cx5="http://schemas.microsoft.com/office/drawing/2016/5/11/chartex" xmlns:cx6="http://schemas.microsoft.com/office/drawing/2016/5/12/chartex" xmlns:cx7="http://schemas.microsoft.com/office/drawing/2016/5/13/chartex" xmlns:cx8="http://schemas.microsoft.com/office/drawing/2016/5/14/chartex" xmlns:mc="http://schemas.openxmlformats.org/markup-compatibility/2006" xmlns:aink="http://schemas.microsoft.com/office/drawing/2016/ink" xmlns:am3d="http://schemas.microsoft.com/office/drawing/2017/model3d" xmlns:o="urn:schemas-microsoft-com:office:office" xmlns:oel="http://schemas.microsoft.com/office/2019/extlst" xmlns:r="http://schemas.openxmlformats.org/officeDocument/2006/relationships" xmlns:m="http://schemas.openxmlformats.org/officeDocument/2006/math" xmlns:v="urn:schemas-microsoft-com:vml" xmlns:wp14="http://schemas.microsoft.com/office/word/2010/wordprocessingDrawing" xmlns:wp="http://schemas.openxmlformats.org/drawingml/2006/wordprocessingDrawing" xmlns:w10="urn:schemas-microsoft-com:office:word" xmlns:w="http://schemas.openxmlformats.org/wordprocessingml/2006/main" xmlns:w14="http://schemas.microsoft.com/office/word/2010/wordml" xmlns:w15="http://schemas.microsoft.com/office/word/2012/wordml" xmlns:w16cex="http://schemas.microsoft.com/office/word/2018/wordml/cex" xmlns:w16cid="http://schemas.microsoft.com/office/word/2016/wordml/cid" xmlns:w16="http://schemas.microsoft.com/office/word/2018/wordml" xmlns:w16du="http://schemas.microsoft.com/office/word/2023/wordml/word16du" xmlns:w16sdtdh="http://schemas.microsoft.com/office/word/2020/wordml/sdtdatahash" xmlns:w16sdtfl="http://schemas.microsoft.com/office/word/2024/wordml/sdtformatlock" xmlns:w16se="http://schemas.microsoft.com/office/word/2015/wordml/symex" xmlns:wpg="http://schemas.microsoft.com/office/word/2010/wordprocessingGroup" xmlns:wpi="http://schemas.microsoft.com/office/word/2010/wordprocessingInk" xmlns:wne="http://schemas.microsoft.com/office/word/2006/wordml" xmlns:wps="http://schemas.microsoft.com/office/word/2010/wordprocessingShape" mc:Ignorable="w14 w15 w16se w16cid w16 w16cex w16sdtdh w16sdtfl w16du wp14">
   <w:abstractNum w:abstractNumId="0" w15:restartNumberingAfterBreak="0">
-    <w:nsid w:val="4B780047"/>
-    <w:multiLevelType w:val="hybridMultilevel"/>
-    <w:tmpl w:val="6FEC1ABA"/>
-    <w:lvl w:ilvl="0" w:tplc="CC56B290">
-      <w:start w:val="1"/>
-      <w:numFmt w:val="bullet"/>
-      <w:lvlText w:val=""/>
-      <w:lvlJc w:val="left"/>
-      <w:pPr>
-        <w:tabs>
-          <w:tab w:val="num" w:pos="360"/>
-        </w:tabs>
-        <w:ind w:left="360" w:hanging="360"/>
-      </w:pPr>
-      <w:rPr>
-        <w:rFonts w:ascii="Wingdings" w:hAnsi="Wingdings" w:hint="default"/>
-      </w:rPr>
-    </w:lvl>
-    <w:lvl w:ilvl="1" w:tplc="AFB8C766">
-      <w:numFmt w:val="bullet"/>
-      <w:lvlText w:val=""/>
-      <w:lvlJc w:val="left"/>
-      <w:pPr>
-        <w:tabs>
-          <w:tab w:val="num" w:pos="1080"/>
-        </w:tabs>
-        <w:ind w:left="1080" w:hanging="360"/>
-      </w:pPr>
-      <w:rPr>
-        <w:rFonts w:ascii="Wingdings 2" w:hAnsi="Wingdings 2" w:hint="default"/>
-      </w:rPr>
-    </w:lvl>
-    <w:lvl w:ilvl="2" w:tplc="49E65AE6" w:tentative="1">
-      <w:start w:val="1"/>
-      <w:numFmt w:val="bullet"/>
-      <w:lvlText w:val=""/>
-      <w:lvlJc w:val="left"/>
-      <w:pPr>
-        <w:tabs>
-          <w:tab w:val="num" w:pos="1800"/>
-        </w:tabs>
-        <w:ind w:left="1800" w:hanging="360"/>
-      </w:pPr>
-      <w:rPr>
-        <w:rFonts w:ascii="Wingdings" w:hAnsi="Wingdings" w:hint="default"/>
-      </w:rPr>
-    </w:lvl>
-    <w:lvl w:ilvl="3" w:tplc="BC56A2CC" w:tentative="1">
-      <w:start w:val="1"/>
-      <w:numFmt w:val="bullet"/>
-      <w:lvlText w:val=""/>
-      <w:lvlJc w:val="left"/>
-      <w:pPr>
-        <w:tabs>
-          <w:tab w:val="num" w:pos="2520"/>
-        </w:tabs>
-        <w:ind w:left="2520" w:hanging="360"/>
-      </w:pPr>
-      <w:rPr>
-        <w:rFonts w:ascii="Wingdings" w:hAnsi="Wingdings" w:hint="default"/>
-      </w:rPr>
-    </w:lvl>
-    <w:lvl w:ilvl="4" w:tplc="DB96A0DC" w:tentative="1">
-      <w:start w:val="1"/>
-      <w:numFmt w:val="bullet"/>
-      <w:lvlText w:val=""/>
-      <w:lvlJc w:val="left"/>
-      <w:pPr>
-        <w:tabs>
-          <w:tab w:val="num" w:pos="3240"/>
-        </w:tabs>
-        <w:ind w:left="3240" w:hanging="360"/>
-      </w:pPr>
-      <w:rPr>
-        <w:rFonts w:ascii="Wingdings" w:hAnsi="Wingdings" w:hint="default"/>
-      </w:rPr>
-    </w:lvl>
-    <w:lvl w:ilvl="5" w:tplc="BE6CAA10" w:tentative="1">
-      <w:start w:val="1"/>
-      <w:numFmt w:val="bullet"/>
-      <w:lvlText w:val=""/>
-      <w:lvlJc w:val="left"/>
-      <w:pPr>
-        <w:tabs>
-          <w:tab w:val="num" w:pos="3960"/>
-        </w:tabs>
-        <w:ind w:left="3960" w:hanging="360"/>
-      </w:pPr>
-      <w:rPr>
-        <w:rFonts w:ascii="Wingdings" w:hAnsi="Wingdings" w:hint="default"/>
-      </w:rPr>
-    </w:lvl>
-    <w:lvl w:ilvl="6" w:tplc="9BD4B00A" w:tentative="1">
-      <w:start w:val="1"/>
-      <w:numFmt w:val="bullet"/>
-      <w:lvlText w:val=""/>
-      <w:lvlJc w:val="left"/>
-      <w:pPr>
-        <w:tabs>
-          <w:tab w:val="num" w:pos="4680"/>
-        </w:tabs>
-        <w:ind w:left="4680" w:hanging="360"/>
-      </w:pPr>
-      <w:rPr>
-        <w:rFonts w:ascii="Wingdings" w:hAnsi="Wingdings" w:hint="default"/>
-      </w:rPr>
-    </w:lvl>
-    <w:lvl w:ilvl="7" w:tplc="F6D4BF0A" w:tentative="1">
-      <w:start w:val="1"/>
-      <w:numFmt w:val="bullet"/>
-      <w:lvlText w:val=""/>
-      <w:lvlJc w:val="left"/>
-      <w:pPr>
-        <w:tabs>
-          <w:tab w:val="num" w:pos="5400"/>
-        </w:tabs>
-        <w:ind w:left="5400" w:hanging="360"/>
-      </w:pPr>
-      <w:rPr>
-        <w:rFonts w:ascii="Wingdings" w:hAnsi="Wingdings" w:hint="default"/>
-      </w:rPr>
-    </w:lvl>
-    <w:lvl w:ilvl="8" w:tplc="8AEE68F2" w:tentative="1">
-      <w:start w:val="1"/>
-      <w:numFmt w:val="bullet"/>
-      <w:lvlText w:val=""/>
-      <w:lvlJc w:val="left"/>
-      <w:pPr>
-        <w:tabs>
-          <w:tab w:val="num" w:pos="6120"/>
-        </w:tabs>
-        <w:ind w:left="6120" w:hanging="360"/>
-      </w:pPr>
-      <w:rPr>
-        <w:rFonts w:ascii="Wingdings" w:hAnsi="Wingdings" w:hint="default"/>
-      </w:rPr>
-    </w:lvl>
-  </w:abstractNum>
-  <w:abstractNum w:abstractNumId="1" w15:restartNumberingAfterBreak="0">
     <w:nsid w:val="5047057B"/>
     <w:multiLevelType w:val="multilevel"/>
     <w:tmpl w:val="FF10AEFA"/>
@@ -4739,7 +5145,7 @@
       </w:rPr>
     </w:lvl>
   </w:abstractNum>
-  <w:abstractNum w:abstractNumId="2" w15:restartNumberingAfterBreak="0">
+  <w:abstractNum w:abstractNumId="1" w15:restartNumberingAfterBreak="0">
     <w:nsid w:val="5F2552D3"/>
     <w:multiLevelType w:val="multilevel"/>
     <w:tmpl w:val="66C2B382"/>
@@ -4888,14 +5294,11 @@
       </w:rPr>
     </w:lvl>
   </w:abstractNum>
-  <w:num w:numId="1" w16cid:durableId="1156187300">
+  <w:num w:numId="1" w16cid:durableId="297339460">
     <w:abstractNumId w:val="0"/>
   </w:num>
-  <w:num w:numId="2" w16cid:durableId="297339460">
+  <w:num w:numId="2" w16cid:durableId="2108963924">
     <w:abstractNumId w:val="1"/>
-  </w:num>
-  <w:num w:numId="3" w16cid:durableId="2108963924">
-    <w:abstractNumId w:val="2"/>
   </w:num>
 </w:numbering>
 </file>
@@ -4909,13 +5312,13 @@
         <w:kern w:val="2"/>
         <w:sz w:val="24"/>
         <w:szCs w:val="24"/>
-        <w:lang w:val="en-GB" w:eastAsia="en-US" w:bidi="ar-SA"/>
+        <w:lang w:val="en-US" w:eastAsia="en-US" w:bidi="ar-SA"/>
         <w14:ligatures w14:val="standardContextual"/>
       </w:rPr>
     </w:rPrDefault>
     <w:pPrDefault>
       <w:pPr>
-        <w:spacing w:after="80"/>
+        <w:spacing w:after="160" w:line="278" w:lineRule="auto"/>
       </w:pPr>
     </w:pPrDefault>
   </w:docDefaults>
@@ -5300,6 +5703,10 @@
   <w:style w:type="paragraph" w:default="1" w:styleId="Normal">
     <w:name w:val="Normal"/>
     <w:qFormat/>
+    <w:rsid w:val="00A4628D"/>
+    <w:rPr>
+      <w:lang w:val="en-GB"/>
+    </w:rPr>
   </w:style>
   <w:style w:type="paragraph" w:styleId="Heading1">
     <w:name w:val="heading 1"/>
@@ -5308,11 +5715,11 @@
     <w:link w:val="Heading1Char"/>
     <w:uiPriority w:val="9"/>
     <w:qFormat/>
-    <w:rsid w:val="007808C9"/>
+    <w:rsid w:val="00237A39"/>
     <w:pPr>
       <w:keepNext/>
       <w:keepLines/>
-      <w:spacing w:before="360"/>
+      <w:spacing w:before="360" w:after="80"/>
       <w:outlineLvl w:val="0"/>
     </w:pPr>
     <w:rPr>
@@ -5331,11 +5738,11 @@
     <w:semiHidden/>
     <w:unhideWhenUsed/>
     <w:qFormat/>
-    <w:rsid w:val="007808C9"/>
+    <w:rsid w:val="00237A39"/>
     <w:pPr>
       <w:keepNext/>
       <w:keepLines/>
-      <w:spacing w:before="160"/>
+      <w:spacing w:before="160" w:after="80"/>
       <w:outlineLvl w:val="1"/>
     </w:pPr>
     <w:rPr>
@@ -5354,11 +5761,11 @@
     <w:semiHidden/>
     <w:unhideWhenUsed/>
     <w:qFormat/>
-    <w:rsid w:val="007808C9"/>
+    <w:rsid w:val="00237A39"/>
     <w:pPr>
       <w:keepNext/>
       <w:keepLines/>
-      <w:spacing w:before="160"/>
+      <w:spacing w:before="160" w:after="80"/>
       <w:outlineLvl w:val="2"/>
     </w:pPr>
     <w:rPr>
@@ -5377,7 +5784,7 @@
     <w:semiHidden/>
     <w:unhideWhenUsed/>
     <w:qFormat/>
-    <w:rsid w:val="007808C9"/>
+    <w:rsid w:val="00237A39"/>
     <w:pPr>
       <w:keepNext/>
       <w:keepLines/>
@@ -5400,7 +5807,7 @@
     <w:semiHidden/>
     <w:unhideWhenUsed/>
     <w:qFormat/>
-    <w:rsid w:val="007808C9"/>
+    <w:rsid w:val="00237A39"/>
     <w:pPr>
       <w:keepNext/>
       <w:keepLines/>
@@ -5421,7 +5828,7 @@
     <w:semiHidden/>
     <w:unhideWhenUsed/>
     <w:qFormat/>
-    <w:rsid w:val="007808C9"/>
+    <w:rsid w:val="00237A39"/>
     <w:pPr>
       <w:keepNext/>
       <w:keepLines/>
@@ -5444,7 +5851,7 @@
     <w:semiHidden/>
     <w:unhideWhenUsed/>
     <w:qFormat/>
-    <w:rsid w:val="007808C9"/>
+    <w:rsid w:val="00237A39"/>
     <w:pPr>
       <w:keepNext/>
       <w:keepLines/>
@@ -5465,7 +5872,7 @@
     <w:semiHidden/>
     <w:unhideWhenUsed/>
     <w:qFormat/>
-    <w:rsid w:val="007808C9"/>
+    <w:rsid w:val="00237A39"/>
     <w:pPr>
       <w:keepNext/>
       <w:keepLines/>
@@ -5488,7 +5895,7 @@
     <w:semiHidden/>
     <w:unhideWhenUsed/>
     <w:qFormat/>
-    <w:rsid w:val="007808C9"/>
+    <w:rsid w:val="00237A39"/>
     <w:pPr>
       <w:keepNext/>
       <w:keepLines/>
@@ -5532,12 +5939,13 @@
     <w:basedOn w:val="DefaultParagraphFont"/>
     <w:link w:val="Heading1"/>
     <w:uiPriority w:val="9"/>
-    <w:rsid w:val="007808C9"/>
+    <w:rsid w:val="00237A39"/>
     <w:rPr>
       <w:rFonts w:asciiTheme="majorHAnsi" w:eastAsiaTheme="majorEastAsia" w:hAnsiTheme="majorHAnsi" w:cstheme="majorBidi"/>
       <w:color w:val="0F4761" w:themeColor="accent1" w:themeShade="BF"/>
       <w:sz w:val="40"/>
       <w:szCs w:val="40"/>
+      <w:lang w:val="en-GB"/>
     </w:rPr>
   </w:style>
   <w:style w:type="character" w:customStyle="1" w:styleId="Heading2Char">
@@ -5546,12 +5954,13 @@
     <w:link w:val="Heading2"/>
     <w:uiPriority w:val="9"/>
     <w:semiHidden/>
-    <w:rsid w:val="007808C9"/>
+    <w:rsid w:val="00237A39"/>
     <w:rPr>
       <w:rFonts w:asciiTheme="majorHAnsi" w:eastAsiaTheme="majorEastAsia" w:hAnsiTheme="majorHAnsi" w:cstheme="majorBidi"/>
       <w:color w:val="0F4761" w:themeColor="accent1" w:themeShade="BF"/>
       <w:sz w:val="32"/>
       <w:szCs w:val="32"/>
+      <w:lang w:val="en-GB"/>
     </w:rPr>
   </w:style>
   <w:style w:type="character" w:customStyle="1" w:styleId="Heading3Char">
@@ -5560,12 +5969,13 @@
     <w:link w:val="Heading3"/>
     <w:uiPriority w:val="9"/>
     <w:semiHidden/>
-    <w:rsid w:val="007808C9"/>
+    <w:rsid w:val="00237A39"/>
     <w:rPr>
       <w:rFonts w:eastAsiaTheme="majorEastAsia" w:cstheme="majorBidi"/>
       <w:color w:val="0F4761" w:themeColor="accent1" w:themeShade="BF"/>
       <w:sz w:val="28"/>
       <w:szCs w:val="28"/>
+      <w:lang w:val="en-GB"/>
     </w:rPr>
   </w:style>
   <w:style w:type="character" w:customStyle="1" w:styleId="Heading4Char">
@@ -5574,12 +5984,13 @@
     <w:link w:val="Heading4"/>
     <w:uiPriority w:val="9"/>
     <w:semiHidden/>
-    <w:rsid w:val="007808C9"/>
+    <w:rsid w:val="00237A39"/>
     <w:rPr>
       <w:rFonts w:eastAsiaTheme="majorEastAsia" w:cstheme="majorBidi"/>
       <w:i/>
       <w:iCs/>
       <w:color w:val="0F4761" w:themeColor="accent1" w:themeShade="BF"/>
+      <w:lang w:val="en-GB"/>
     </w:rPr>
   </w:style>
   <w:style w:type="character" w:customStyle="1" w:styleId="Heading5Char">
@@ -5588,10 +5999,11 @@
     <w:link w:val="Heading5"/>
     <w:uiPriority w:val="9"/>
     <w:semiHidden/>
-    <w:rsid w:val="007808C9"/>
+    <w:rsid w:val="00237A39"/>
     <w:rPr>
       <w:rFonts w:eastAsiaTheme="majorEastAsia" w:cstheme="majorBidi"/>
       <w:color w:val="0F4761" w:themeColor="accent1" w:themeShade="BF"/>
+      <w:lang w:val="en-GB"/>
     </w:rPr>
   </w:style>
   <w:style w:type="character" w:customStyle="1" w:styleId="Heading6Char">
@@ -5600,12 +6012,13 @@
     <w:link w:val="Heading6"/>
     <w:uiPriority w:val="9"/>
     <w:semiHidden/>
-    <w:rsid w:val="007808C9"/>
+    <w:rsid w:val="00237A39"/>
     <w:rPr>
       <w:rFonts w:eastAsiaTheme="majorEastAsia" w:cstheme="majorBidi"/>
       <w:i/>
       <w:iCs/>
       <w:color w:val="595959" w:themeColor="text1" w:themeTint="A6"/>
+      <w:lang w:val="en-GB"/>
     </w:rPr>
   </w:style>
   <w:style w:type="character" w:customStyle="1" w:styleId="Heading7Char">
@@ -5614,10 +6027,11 @@
     <w:link w:val="Heading7"/>
     <w:uiPriority w:val="9"/>
     <w:semiHidden/>
-    <w:rsid w:val="007808C9"/>
+    <w:rsid w:val="00237A39"/>
     <w:rPr>
       <w:rFonts w:eastAsiaTheme="majorEastAsia" w:cstheme="majorBidi"/>
       <w:color w:val="595959" w:themeColor="text1" w:themeTint="A6"/>
+      <w:lang w:val="en-GB"/>
     </w:rPr>
   </w:style>
   <w:style w:type="character" w:customStyle="1" w:styleId="Heading8Char">
@@ -5626,12 +6040,13 @@
     <w:link w:val="Heading8"/>
     <w:uiPriority w:val="9"/>
     <w:semiHidden/>
-    <w:rsid w:val="007808C9"/>
+    <w:rsid w:val="00237A39"/>
     <w:rPr>
       <w:rFonts w:eastAsiaTheme="majorEastAsia" w:cstheme="majorBidi"/>
       <w:i/>
       <w:iCs/>
       <w:color w:val="272727" w:themeColor="text1" w:themeTint="D8"/>
+      <w:lang w:val="en-GB"/>
     </w:rPr>
   </w:style>
   <w:style w:type="character" w:customStyle="1" w:styleId="Heading9Char">
@@ -5640,10 +6055,11 @@
     <w:link w:val="Heading9"/>
     <w:uiPriority w:val="9"/>
     <w:semiHidden/>
-    <w:rsid w:val="007808C9"/>
+    <w:rsid w:val="00237A39"/>
     <w:rPr>
       <w:rFonts w:eastAsiaTheme="majorEastAsia" w:cstheme="majorBidi"/>
       <w:color w:val="272727" w:themeColor="text1" w:themeTint="D8"/>
+      <w:lang w:val="en-GB"/>
     </w:rPr>
   </w:style>
   <w:style w:type="paragraph" w:styleId="Title">
@@ -5653,8 +6069,9 @@
     <w:link w:val="TitleChar"/>
     <w:uiPriority w:val="10"/>
     <w:qFormat/>
-    <w:rsid w:val="007808C9"/>
+    <w:rsid w:val="00237A39"/>
     <w:pPr>
+      <w:spacing w:after="80" w:line="240" w:lineRule="auto"/>
       <w:contextualSpacing/>
     </w:pPr>
     <w:rPr>
@@ -5670,13 +6087,14 @@
     <w:basedOn w:val="DefaultParagraphFont"/>
     <w:link w:val="Title"/>
     <w:uiPriority w:val="10"/>
-    <w:rsid w:val="007808C9"/>
+    <w:rsid w:val="00237A39"/>
     <w:rPr>
       <w:rFonts w:asciiTheme="majorHAnsi" w:eastAsiaTheme="majorEastAsia" w:hAnsiTheme="majorHAnsi" w:cstheme="majorBidi"/>
       <w:spacing w:val="-10"/>
       <w:kern w:val="28"/>
       <w:sz w:val="56"/>
       <w:szCs w:val="56"/>
+      <w:lang w:val="en-GB"/>
     </w:rPr>
   </w:style>
   <w:style w:type="paragraph" w:styleId="Subtitle">
@@ -5686,7 +6104,7 @@
     <w:link w:val="SubtitleChar"/>
     <w:uiPriority w:val="11"/>
     <w:qFormat/>
-    <w:rsid w:val="007808C9"/>
+    <w:rsid w:val="00237A39"/>
     <w:pPr>
       <w:numPr>
         <w:ilvl w:val="1"/>
@@ -5705,13 +6123,14 @@
     <w:basedOn w:val="DefaultParagraphFont"/>
     <w:link w:val="Subtitle"/>
     <w:uiPriority w:val="11"/>
-    <w:rsid w:val="007808C9"/>
+    <w:rsid w:val="00237A39"/>
     <w:rPr>
       <w:rFonts w:eastAsiaTheme="majorEastAsia" w:cstheme="majorBidi"/>
       <w:color w:val="595959" w:themeColor="text1" w:themeTint="A6"/>
       <w:spacing w:val="15"/>
       <w:sz w:val="28"/>
       <w:szCs w:val="28"/>
+      <w:lang w:val="en-GB"/>
     </w:rPr>
   </w:style>
   <w:style w:type="paragraph" w:styleId="Quote">
@@ -5721,7 +6140,7 @@
     <w:link w:val="QuoteChar"/>
     <w:uiPriority w:val="29"/>
     <w:qFormat/>
-    <w:rsid w:val="007808C9"/>
+    <w:rsid w:val="00237A39"/>
     <w:pPr>
       <w:spacing w:before="160"/>
       <w:jc w:val="center"/>
@@ -5737,11 +6156,12 @@
     <w:basedOn w:val="DefaultParagraphFont"/>
     <w:link w:val="Quote"/>
     <w:uiPriority w:val="29"/>
-    <w:rsid w:val="007808C9"/>
+    <w:rsid w:val="00237A39"/>
     <w:rPr>
       <w:i/>
       <w:iCs/>
       <w:color w:val="404040" w:themeColor="text1" w:themeTint="BF"/>
+      <w:lang w:val="en-GB"/>
     </w:rPr>
   </w:style>
   <w:style w:type="paragraph" w:styleId="ListParagraph">
@@ -5749,7 +6169,7 @@
     <w:basedOn w:val="Normal"/>
     <w:uiPriority w:val="34"/>
     <w:qFormat/>
-    <w:rsid w:val="007808C9"/>
+    <w:rsid w:val="00237A39"/>
     <w:pPr>
       <w:ind w:left="720"/>
       <w:contextualSpacing/>
@@ -5760,7 +6180,7 @@
     <w:basedOn w:val="DefaultParagraphFont"/>
     <w:uiPriority w:val="21"/>
     <w:qFormat/>
-    <w:rsid w:val="007808C9"/>
+    <w:rsid w:val="00237A39"/>
     <w:rPr>
       <w:i/>
       <w:iCs/>
@@ -5774,7 +6194,7 @@
     <w:link w:val="IntenseQuoteChar"/>
     <w:uiPriority w:val="30"/>
     <w:qFormat/>
-    <w:rsid w:val="007808C9"/>
+    <w:rsid w:val="00237A39"/>
     <w:pPr>
       <w:pBdr>
         <w:top w:val="single" w:sz="4" w:space="10" w:color="0F4761" w:themeColor="accent1" w:themeShade="BF"/>
@@ -5795,11 +6215,12 @@
     <w:basedOn w:val="DefaultParagraphFont"/>
     <w:link w:val="IntenseQuote"/>
     <w:uiPriority w:val="30"/>
-    <w:rsid w:val="007808C9"/>
+    <w:rsid w:val="00237A39"/>
     <w:rPr>
       <w:i/>
       <w:iCs/>
       <w:color w:val="0F4761" w:themeColor="accent1" w:themeShade="BF"/>
+      <w:lang w:val="en-GB"/>
     </w:rPr>
   </w:style>
   <w:style w:type="character" w:styleId="IntenseReference">
@@ -5807,7 +6228,7 @@
     <w:basedOn w:val="DefaultParagraphFont"/>
     <w:uiPriority w:val="32"/>
     <w:qFormat/>
-    <w:rsid w:val="007808C9"/>
+    <w:rsid w:val="00237A39"/>
     <w:rPr>
       <w:b/>
       <w:bCs/>
@@ -5820,10 +6241,13 @@
     <w:name w:val="Table Grid"/>
     <w:basedOn w:val="TableNormal"/>
     <w:uiPriority w:val="39"/>
-    <w:rsid w:val="006B6E9E"/>
+    <w:rsid w:val="00A4628D"/>
     <w:pPr>
-      <w:spacing w:after="0"/>
+      <w:spacing w:after="0" w:line="240" w:lineRule="auto"/>
     </w:pPr>
+    <w:rPr>
+      <w:lang w:val="en-GB"/>
+    </w:rPr>
     <w:tblPr>
       <w:tblBorders>
         <w:top w:val="single" w:sz="4" w:space="0" w:color="auto"/>
@@ -5838,7 +6262,7 @@
   <w:style w:type="paragraph" w:customStyle="1" w:styleId="font-claude-response-body">
     <w:name w:val="font-claude-response-body"/>
     <w:basedOn w:val="Normal"/>
-    <w:rsid w:val="00FD5B77"/>
+    <w:rsid w:val="00A4628D"/>
     <w:pPr>
       <w:spacing w:before="100" w:beforeAutospacing="1" w:after="100" w:afterAutospacing="1"/>
     </w:pPr>
@@ -5854,21 +6278,10 @@
     <w:basedOn w:val="DefaultParagraphFont"/>
     <w:uiPriority w:val="22"/>
     <w:qFormat/>
-    <w:rsid w:val="00FD5B77"/>
+    <w:rsid w:val="00A4628D"/>
     <w:rPr>
       <w:b/>
       <w:bCs/>
-    </w:rPr>
-  </w:style>
-  <w:style w:type="character" w:styleId="Emphasis">
-    <w:name w:val="Emphasis"/>
-    <w:basedOn w:val="DefaultParagraphFont"/>
-    <w:uiPriority w:val="20"/>
-    <w:qFormat/>
-    <w:rsid w:val="00FD5B77"/>
-    <w:rPr>
-      <w:i/>
-      <w:iCs/>
     </w:rPr>
   </w:style>
   <w:style w:type="paragraph" w:styleId="Header">
@@ -5877,7 +6290,7 @@
     <w:link w:val="HeaderChar"/>
     <w:uiPriority w:val="99"/>
     <w:unhideWhenUsed/>
-    <w:rsid w:val="00BE1E91"/>
+    <w:rsid w:val="00A4628D"/>
     <w:pPr>
       <w:tabs>
         <w:tab w:val="center" w:pos="4680"/>
@@ -5891,61 +6304,9 @@
     <w:basedOn w:val="DefaultParagraphFont"/>
     <w:link w:val="Header"/>
     <w:uiPriority w:val="99"/>
-    <w:rsid w:val="00BE1E91"/>
-  </w:style>
-  <w:style w:type="paragraph" w:styleId="Footer">
-    <w:name w:val="footer"/>
-    <w:basedOn w:val="Normal"/>
-    <w:link w:val="FooterChar"/>
-    <w:uiPriority w:val="99"/>
-    <w:unhideWhenUsed/>
-    <w:rsid w:val="00BE1E91"/>
-    <w:pPr>
-      <w:tabs>
-        <w:tab w:val="center" w:pos="4680"/>
-        <w:tab w:val="right" w:pos="9360"/>
-      </w:tabs>
-      <w:spacing w:after="0"/>
-    </w:pPr>
-  </w:style>
-  <w:style w:type="character" w:customStyle="1" w:styleId="FooterChar">
-    <w:name w:val="Footer Char"/>
-    <w:basedOn w:val="DefaultParagraphFont"/>
-    <w:link w:val="Footer"/>
-    <w:uiPriority w:val="99"/>
-    <w:rsid w:val="00BE1E91"/>
-  </w:style>
-  <w:style w:type="paragraph" w:styleId="NoSpacing">
-    <w:name w:val="No Spacing"/>
-    <w:link w:val="NoSpacingChar"/>
-    <w:uiPriority w:val="1"/>
-    <w:qFormat/>
-    <w:rsid w:val="00E36065"/>
-    <w:pPr>
-      <w:spacing w:after="0"/>
-    </w:pPr>
+    <w:rsid w:val="00A4628D"/>
     <w:rPr>
-      <w:rFonts w:eastAsiaTheme="minorEastAsia"/>
-      <w:kern w:val="0"/>
-      <w:sz w:val="22"/>
-      <w:szCs w:val="22"/>
-      <w:lang w:eastAsia="en-GB"/>
-      <w14:ligatures w14:val="none"/>
-    </w:rPr>
-  </w:style>
-  <w:style w:type="character" w:customStyle="1" w:styleId="NoSpacingChar">
-    <w:name w:val="No Spacing Char"/>
-    <w:basedOn w:val="DefaultParagraphFont"/>
-    <w:link w:val="NoSpacing"/>
-    <w:uiPriority w:val="1"/>
-    <w:rsid w:val="00E36065"/>
-    <w:rPr>
-      <w:rFonts w:eastAsiaTheme="minorEastAsia"/>
-      <w:kern w:val="0"/>
-      <w:sz w:val="22"/>
-      <w:szCs w:val="22"/>
-      <w:lang w:eastAsia="en-GB"/>
-      <w14:ligatures w14:val="none"/>
+      <w:lang w:val="en-GB"/>
     </w:rPr>
   </w:style>
 </w:styles>
@@ -6157,6 +6518,13 @@
         </a:gradFill>
       </a:fillStyleLst>
       <a:lnStyleLst>
+        <a:ln w="6350" cap="flat" cmpd="sng" algn="ctr">
+          <a:solidFill>
+            <a:schemeClr val="phClr"/>
+          </a:solidFill>
+          <a:prstDash val="solid"/>
+          <a:miter lim="800000"/>
+        </a:ln>
         <a:ln w="12700" cap="flat" cmpd="sng" algn="ctr">
           <a:solidFill>
             <a:schemeClr val="phClr"/>
@@ -6165,13 +6533,6 @@
           <a:miter lim="800000"/>
         </a:ln>
         <a:ln w="19050" cap="flat" cmpd="sng" algn="ctr">
-          <a:solidFill>
-            <a:schemeClr val="phClr"/>
-          </a:solidFill>
-          <a:prstDash val="solid"/>
-          <a:miter lim="800000"/>
-        </a:ln>
-        <a:ln w="25400" cap="flat" cmpd="sng" algn="ctr">
           <a:solidFill>
             <a:schemeClr val="phClr"/>
           </a:solidFill>
@@ -6236,27 +6597,7 @@
       </a:bgFillStyleLst>
     </a:fmtScheme>
   </a:themeElements>
-  <a:objectDefaults>
-    <a:lnDef>
-      <a:spPr/>
-      <a:bodyPr/>
-      <a:lstStyle/>
-      <a:style>
-        <a:lnRef idx="2">
-          <a:schemeClr val="accent1"/>
-        </a:lnRef>
-        <a:fillRef idx="0">
-          <a:schemeClr val="accent1"/>
-        </a:fillRef>
-        <a:effectRef idx="1">
-          <a:schemeClr val="accent1"/>
-        </a:effectRef>
-        <a:fontRef idx="minor">
-          <a:schemeClr val="tx1"/>
-        </a:fontRef>
-      </a:style>
-    </a:lnDef>
-  </a:objectDefaults>
+  <a:objectDefaults/>
   <a:extraClrSchemeLst/>
   <a:extLst>
     <a:ext uri="{05A4C25C-085E-4340-85A3-A5531E510DB2}">
@@ -6264,16 +6605,4 @@
     </a:ext>
   </a:extLst>
 </a:theme>
-</file>
-
-<file path=customXml/item1.xml><?xml version="1.0" encoding="utf-8"?>
-<b:Sources xmlns:b="http://schemas.openxmlformats.org/officeDocument/2006/bibliography" xmlns="http://schemas.openxmlformats.org/officeDocument/2006/bibliography" SelectedStyle="\APASixthEditionOfficeOnline.xsl" StyleName="APA" Version="6"/>
-</file>
-
-<file path=customXml/itemProps1.xml><?xml version="1.0" encoding="utf-8"?>
-<ds:datastoreItem xmlns:ds="http://schemas.openxmlformats.org/officeDocument/2006/customXml" ds:itemID="{8CB45FE1-5DF5-483E-B83B-4708DF8D3E7C}">
-  <ds:schemaRefs>
-    <ds:schemaRef ds:uri="http://schemas.openxmlformats.org/officeDocument/2006/bibliography"/>
-  </ds:schemaRefs>
-</ds:datastoreItem>
 </file>
--- a/Investigation.docx
+++ b/Investigation.docx
@@ -12,7 +12,6 @@
           <w:szCs w:val="72"/>
         </w:rPr>
       </w:pPr>
-      <w:proofErr w:type="spellStart"/>
       <w:r>
         <w:rPr>
           <w:b/>
@@ -20,17 +19,7 @@
           <w:sz w:val="72"/>
           <w:szCs w:val="72"/>
         </w:rPr>
-        <w:t>Filmtopia</w:t>
-      </w:r>
-      <w:proofErr w:type="spellEnd"/>
-      <w:r>
-        <w:rPr>
-          <w:b/>
-          <w:bCs/>
-          <w:sz w:val="72"/>
-          <w:szCs w:val="72"/>
-        </w:rPr>
-        <w:t xml:space="preserve"> Project Investigation</w:t>
+        <w:t>Filmtopia Project Investigation</w:t>
       </w:r>
     </w:p>
     <w:p>
@@ -54,29 +43,8 @@
       </w:r>
     </w:p>
     <w:p>
-      <w:proofErr w:type="spellStart"/>
-      <w:r>
-        <w:t>Filmtopia</w:t>
-      </w:r>
-      <w:proofErr w:type="spellEnd"/>
-      <w:r>
-        <w:t xml:space="preserve"> is a small independent cinema theatre who is currently managing all business data using spreadsheets and paper. They sell food drinks and tickets using a variety of means such as a touchscreen kiosk which can only handle food and drinks and a concessions area where employees handle the business. The management of </w:t>
-      </w:r>
-      <w:proofErr w:type="spellStart"/>
-      <w:r>
-        <w:t>filmtopia</w:t>
-      </w:r>
-      <w:proofErr w:type="spellEnd"/>
-      <w:r>
-        <w:t xml:space="preserve"> has come to notice that they are falling back on managing and analysing the cinema, this means keeping track of sales records, screening analytics and a customer interest evaluation. I am now going to investigate further on how </w:t>
-      </w:r>
-      <w:proofErr w:type="spellStart"/>
-      <w:r>
-        <w:t>filmtopia</w:t>
-      </w:r>
-      <w:proofErr w:type="spellEnd"/>
-      <w:r>
-        <w:t xml:space="preserve"> functions to get a better understanding of how I should move with this project.</w:t>
+      <w:r>
+        <w:t>Filmtopia is a small independent cinema theatre who is currently managing all business data using spreadsheets and paper. They sell food drinks and tickets using a variety of means such as a touchscreen kiosk which can only handle food and drinks and a concessions area where employees handle the business. The management of filmtopia has come to notice that they are falling back on managing and analysing the cinema, this means keeping track of sales records, screening analytics and a customer interest evaluation. I am now going to investigate further on how filmtopia functions to get a better understanding of how I should move with this project.</w:t>
       </w:r>
     </w:p>
     <w:p>
@@ -113,15 +81,7 @@
         <w:spacing w:after="80"/>
       </w:pPr>
       <w:r>
-        <w:t xml:space="preserve">For the </w:t>
-      </w:r>
-      <w:proofErr w:type="spellStart"/>
-      <w:r>
-        <w:t>Filmtopia</w:t>
-      </w:r>
-      <w:proofErr w:type="spellEnd"/>
-      <w:r>
-        <w:t xml:space="preserve"> system the stakeholders can be split into two groups, primary and secondary. Primary stakeholders are those who will interact with the system directly on a regular basis. Secondary stakeholders are those who are affected by the system indirectly or whose work is influenced by it without them necessarily using it themselves.</w:t>
+        <w:t>For the Filmtopia system the stakeholders can be split into two groups, primary and secondary. Primary stakeholders are those who will interact with the system directly on a regular basis. Secondary stakeholders are those who are affected by the system indirectly or whose work is influenced by it without them necessarily using it themselves.</w:t>
       </w:r>
     </w:p>
     <w:p>
@@ -145,31 +105,7 @@
         <w:spacing w:after="80"/>
       </w:pPr>
       <w:r>
-        <w:t xml:space="preserve">The third primary stakeholder is the customer base of </w:t>
-      </w:r>
-      <w:proofErr w:type="spellStart"/>
-      <w:r>
-        <w:t>Filmtopia</w:t>
-      </w:r>
-      <w:proofErr w:type="spellEnd"/>
-      <w:r>
-        <w:t xml:space="preserve">. Customers interact with the system either directly through the proposed </w:t>
-      </w:r>
-      <w:proofErr w:type="spellStart"/>
-      <w:r>
-        <w:t>self service</w:t>
-      </w:r>
-      <w:proofErr w:type="spellEnd"/>
-      <w:r>
-        <w:t xml:space="preserve"> kiosk or indirectly when staff process their bookings on their behalf. Their main interests are convenience, short queue times and the assurance that the seat they have been allocated will actually be available when they arrive. The questionnaire results discussed later in this investigation show that a large majority of customers would prefer </w:t>
-      </w:r>
-      <w:proofErr w:type="spellStart"/>
-      <w:r>
-        <w:t>self service</w:t>
-      </w:r>
-      <w:proofErr w:type="spellEnd"/>
-      <w:r>
-        <w:t xml:space="preserve"> ticketing and that seat selection is considered important by most respondents. This means the bar for </w:t>
+        <w:t xml:space="preserve">The third primary stakeholder is the customer base of Filmtopia. Customers interact with the system either directly through the proposed self service kiosk or indirectly when staff process their bookings on their behalf. Their main interests are convenience, short queue times and the assurance that the seat they have been allocated will actually be available when they arrive. The questionnaire results discussed later in this investigation show that a large majority of customers would prefer self service ticketing and that seat selection is considered important by most respondents. This means the bar for </w:t>
       </w:r>
       <w:r>
         <w:lastRenderedPageBreak/>
@@ -189,15 +125,7 @@
         <w:spacing w:after="80"/>
       </w:pPr>
       <w:r>
-        <w:t xml:space="preserve">Another secondary stakeholder is any external IT support that </w:t>
-      </w:r>
-      <w:proofErr w:type="spellStart"/>
-      <w:r>
-        <w:t>Filmtopia</w:t>
-      </w:r>
-      <w:proofErr w:type="spellEnd"/>
-      <w:r>
-        <w:t xml:space="preserve"> uses. As a small independent cinema there is no dedicated IT department meaning the system must be robust and straightforward to maintain. Complex setups that require specialist knowledge to troubleshoot would be impractical for a business of this size.</w:t>
+        <w:t>Another secondary stakeholder is any external IT support that Filmtopia uses. As a small independent cinema there is no dedicated IT department meaning the system must be robust and straightforward to maintain. Complex setups that require specialist knowledge to troubleshoot would be impractical for a business of this size.</w:t>
       </w:r>
     </w:p>
     <w:p>
@@ -205,23 +133,7 @@
         <w:spacing w:after="80"/>
       </w:pPr>
       <w:r>
-        <w:t>Finally it is worth briefly noting the tertiary stakeholders. Film distributors have an indirect interest in the system because accurate sales data for their titles may need to be reported back to them. HMRC and other regulatory bodies also have an indirect interest given that the system will record financial transactions which form part of the cinema's business records. These stakeholders do not influence the day to day design of the system but they do place constraints on it, particularly around data accuracy and record keeping.</w:t>
-      </w:r>
-    </w:p>
-    <w:p>
-      <w:pPr>
-        <w:spacing w:after="80"/>
-      </w:pPr>
-      <w:r>
-        <w:t xml:space="preserve">In summary the stakeholder analysis makes clear that the </w:t>
-      </w:r>
-      <w:proofErr w:type="spellStart"/>
-      <w:r>
-        <w:t>Filmtopia</w:t>
-      </w:r>
-      <w:proofErr w:type="spellEnd"/>
-      <w:r>
-        <w:t xml:space="preserve"> system needs to serve a wide range of users with different levels of technical confidence and different priorities. The investigation that follows has been designed to gather requirements from as many of these stakeholders as possible to ensure the final system genuinely reflects the needs of everyone who will be affected by it.</w:t>
+        <w:t>In summary the stakeholder analysis makes clear that the Filmtopia system needs to serve a wide range of users with different levels of technical confidence and different priorities. The investigation that follows has been designed to gather requirements from as many of these stakeholders as possible to ensure the final system genuinely reflects the needs of everyone who will be affected by it.</w:t>
       </w:r>
     </w:p>
     <w:p/>
@@ -569,7 +481,6 @@
                 <w:b/>
                 <w:bCs/>
               </w:rPr>
-              <w:lastRenderedPageBreak/>
               <w:t xml:space="preserve">Customer questionnaire analysis </w:t>
             </w:r>
           </w:p>
@@ -608,44 +519,8 @@
               <w:rPr>
                 <w:lang w:val="fr-FR"/>
               </w:rPr>
-              <w:t xml:space="preserve"> </w:t>
-            </w:r>
-            <w:proofErr w:type="spellStart"/>
-            <w:r>
-              <w:rPr>
-                <w:lang w:val="fr-FR"/>
-              </w:rPr>
-              <w:t>Summarise</w:t>
-            </w:r>
-            <w:proofErr w:type="spellEnd"/>
-            <w:r>
-              <w:rPr>
-                <w:lang w:val="fr-FR"/>
-              </w:rPr>
-              <w:t xml:space="preserve"> and </w:t>
-            </w:r>
-            <w:proofErr w:type="spellStart"/>
-            <w:r>
-              <w:rPr>
-                <w:lang w:val="fr-FR"/>
-              </w:rPr>
-              <w:t>interpret</w:t>
-            </w:r>
-            <w:proofErr w:type="spellEnd"/>
-            <w:r>
-              <w:rPr>
-                <w:lang w:val="fr-FR"/>
-              </w:rPr>
-              <w:t xml:space="preserve"> questionnaire </w:t>
-            </w:r>
-            <w:proofErr w:type="spellStart"/>
-            <w:r>
-              <w:rPr>
-                <w:lang w:val="fr-FR"/>
-              </w:rPr>
-              <w:t>responses</w:t>
-            </w:r>
-            <w:proofErr w:type="spellEnd"/>
+              <w:t xml:space="preserve"> Summarise and interpret questionnaire responses</w:t>
+            </w:r>
           </w:p>
         </w:tc>
       </w:tr>
@@ -718,6 +593,7 @@
                 <w:b/>
                 <w:bCs/>
               </w:rPr>
+              <w:lastRenderedPageBreak/>
               <w:t xml:space="preserve">Desk based research — Vue Cinema (myvue.com) </w:t>
             </w:r>
           </w:p>
@@ -1109,30 +985,22 @@
         <w:spacing w:after="80"/>
       </w:pPr>
       <w:r>
-        <w:t xml:space="preserve">Starting with interviews, these were chosen as the main method for gathering requirements from the key stakeholders. The reason for this is that an interview allows open ended questions to be asked and the conversation can naturally go in directions that were not planned in advance. This is important because some of the most useful information gathered during an investigation comes from things that the person being interviewed mentions without being directly asked. A written survey would not allow for this kind of flexibility. The limitation of interviews however is that they are time consuming and the quality of what comes out of them depends heavily on how well the questions are prepared. To address this the questions were written in advance and kept open ended to avoid leading the person being interviewed towards a particular answer. Two interviews were conducted for this </w:t>
+        <w:t>Starting with interviews, these were chosen as the main method for gathering requirements from the key stakeholders. The reason for this is that an interview allows open ended questions to be asked and the conversation can naturally go in directions that were not planned in advance. This is important because some of the most useful information gathered during an investigation comes from things that the person being interviewed mentions without being directly asked. A written survey would not allow for this kind of flexibility. The limitation of interviews however is that they are time consuming and the quality of what comes out of them depends heavily on how well the questions are prepared. To address this the questions were written in advance and kept open ended to avoid leading the person being interviewed towards a particular answer. Two interviews were conducted for this investigation, one with the cinema manager and one with a member of the box office staff, as these two stakeholders gave the most complete view of how the existing system operates day to day.</w:t>
+      </w:r>
+    </w:p>
+    <w:p>
+      <w:pPr>
+        <w:tabs>
+          <w:tab w:val="num" w:pos="1440"/>
+        </w:tabs>
+        <w:spacing w:after="80"/>
+      </w:pPr>
+      <w:r>
+        <w:t xml:space="preserve">Moving on to the customer questionnaire, this was chosen because it allowed a much larger group of stakeholders to contribute to the investigation than would have been possible through interviews alone. Interviewing every customer individually would not be realistic, so a questionnaire was the </w:t>
       </w:r>
       <w:r>
         <w:lastRenderedPageBreak/>
-        <w:t>investigation, one with the cinema manager and one with a member of the box office staff, as these two stakeholders gave the most complete view of how the existing system operates day to day.</w:t>
-      </w:r>
-    </w:p>
-    <w:p>
-      <w:pPr>
-        <w:tabs>
-          <w:tab w:val="num" w:pos="1440"/>
-        </w:tabs>
-        <w:spacing w:after="80"/>
-      </w:pPr>
-      <w:r>
-        <w:t xml:space="preserve">Moving on to the customer questionnaire, this was chosen because it allowed a much larger group of stakeholders to contribute to the investigation than would have been possible through interviews alone. Interviewing every customer individually would not be realistic, so a questionnaire was the most practical way to gather their views. The key advantage of a questionnaire is that it produces quantitative data which is easier to summarise and use as justification for design decisions. For example knowing that a large majority of customers would prefer a </w:t>
-      </w:r>
-      <w:proofErr w:type="spellStart"/>
-      <w:r>
-        <w:t>self service</w:t>
-      </w:r>
-      <w:proofErr w:type="spellEnd"/>
-      <w:r>
-        <w:t xml:space="preserve"> kiosk is a much stronger argument for including that feature than one person mentioning it in an interview. The limitation of a questionnaire is that the questions are fixed which means there is no opportunity to follow up on responses or ask for more detail. To partially work around this some of the questions included a list of options rather than just a yes or no answer which produced more useful and specific data.</w:t>
+        <w:t>most practical way to gather their views. The key advantage of a questionnaire is that it produces quantitative data which is easier to summarise and use as justification for design decisions. For example knowing that a large majority of customers would prefer a self service kiosk is a much stronger argument for including that feature than one person mentioning it in an interview. The limitation of a questionnaire is that the questions are fixed which means there is no opportunity to follow up on responses or ask for more detail. To partially work around this some of the questions included a list of options rather than just a yes or no answer which produced more useful and specific data.</w:t>
       </w:r>
     </w:p>
     <w:p>
@@ -1220,62 +1088,34 @@
         <w:rPr>
           <w:rStyle w:val="Strong"/>
         </w:rPr>
-        <w:t xml:space="preserve">Q: Can you describe how </w:t>
-      </w:r>
-      <w:proofErr w:type="spellStart"/>
+        <w:t>Q: Can you describe how Filmtopia currently manages its ticketing and bookings?</w:t>
+      </w:r>
+    </w:p>
+    <w:p>
+      <w:r>
+        <w:t>A: At the moment everything is done manually. When a customer comes in, staff write their booking down in a paper diary. We have a touchscreen kiosk but it can only handle food and drink orders. It cannot sell tickets at all which is a real problem during busy periods because customers have to queue twice.</w:t>
+      </w:r>
+    </w:p>
+    <w:p>
       <w:r>
         <w:rPr>
           <w:rStyle w:val="Strong"/>
         </w:rPr>
-        <w:t>Filmtopia</w:t>
-      </w:r>
-      <w:proofErr w:type="spellEnd"/>
+        <w:t>Q: What are the biggest problems you face with the current system?</w:t>
+      </w:r>
+    </w:p>
+    <w:p>
+      <w:r>
+        <w:lastRenderedPageBreak/>
+        <w:t>A: Double bookings are a nightmare. Because everything is written on paper, if two members of staff take a booking for the same screening at the same time we do not find out until the customer arrives. We have had some very unhappy customers because of this. Also I have no real way of seeing how well the cinema is doing without physically going through every piece of paper we have.</w:t>
+      </w:r>
+    </w:p>
+    <w:p>
       <w:r>
         <w:rPr>
           <w:rStyle w:val="Strong"/>
         </w:rPr>
-        <w:t xml:space="preserve"> currently manages its ticketing and bookings?</w:t>
-      </w:r>
-    </w:p>
-    <w:p>
-      <w:r>
-        <w:lastRenderedPageBreak/>
-        <w:t>A: At the moment everything is done manually. When a customer comes in, staff write their booking down in a paper diary. We have a touchscreen kiosk but it can only handle food and drink orders. It cannot sell tickets at all which is a real problem during busy periods because customers have to queue twice.</w:t>
-      </w:r>
-    </w:p>
-    <w:p>
-      <w:r>
-        <w:rPr>
-          <w:rStyle w:val="Strong"/>
-        </w:rPr>
-        <w:t>Q: What are the biggest problems you face with the current system?</w:t>
-      </w:r>
-    </w:p>
-    <w:p>
-      <w:r>
-        <w:t>A: Double bookings are a nightmare. Because everything is written on paper, if two members of staff take a booking for the same screening at the same time we do not find out until the customer arrives. We have had some very unhappy customers because of this. Also I have no real way of seeing how well the cinema is doing without physically going through every piece of paper we have.</w:t>
-      </w:r>
-    </w:p>
-    <w:p>
-      <w:r>
-        <w:rPr>
-          <w:rStyle w:val="Strong"/>
-        </w:rPr>
-        <w:t xml:space="preserve">Q: What data does </w:t>
-      </w:r>
-      <w:proofErr w:type="spellStart"/>
-      <w:r>
-        <w:rPr>
-          <w:rStyle w:val="Strong"/>
-        </w:rPr>
-        <w:t>Filmtopia</w:t>
-      </w:r>
-      <w:proofErr w:type="spellEnd"/>
-      <w:r>
-        <w:rPr>
-          <w:rStyle w:val="Strong"/>
-        </w:rPr>
-        <w:t xml:space="preserve"> currently store and how?</w:t>
+        <w:t>Q: What data does Filmtopia currently store and how?</w:t>
       </w:r>
     </w:p>
     <w:p>
@@ -1405,21 +1245,21 @@
         </w:tabs>
       </w:pPr>
       <w:r>
+        <w:t>A: The biggest one is not knowing if a seat is already taken. Sometimes a customer picks a specific seat and we say yes, then another member of staff has already given that seat to someone else and we do not know until they both turn up. It causes a lot of awkward situations. Also finding information takes too long. If someone asks what time a film starts or how many seats are left I have to physically look through the diary.</w:t>
+      </w:r>
+    </w:p>
+    <w:p>
+      <w:pPr>
+        <w:tabs>
+          <w:tab w:val="num" w:pos="1440"/>
+        </w:tabs>
+      </w:pPr>
+      <w:r>
+        <w:rPr>
+          <w:b/>
+          <w:bCs/>
+        </w:rPr>
         <w:lastRenderedPageBreak/>
-        <w:t>A: The biggest one is not knowing if a seat is already taken. Sometimes a customer picks a specific seat and we say yes, then another member of staff has already given that seat to someone else and we do not know until they both turn up. It causes a lot of awkward situations. Also finding information takes too long. If someone asks what time a film starts or how many seats are left I have to physically look through the diary.</w:t>
-      </w:r>
-    </w:p>
-    <w:p>
-      <w:pPr>
-        <w:tabs>
-          <w:tab w:val="num" w:pos="1440"/>
-        </w:tabs>
-      </w:pPr>
-      <w:r>
-        <w:rPr>
-          <w:b/>
-          <w:bCs/>
-        </w:rPr>
         <w:t>Q: How do you currently handle food and drink orders alongside ticketing?</w:t>
       </w:r>
     </w:p>
@@ -1526,23 +1366,7 @@
           <w:b/>
           <w:bCs/>
         </w:rPr>
-        <w:t xml:space="preserve">Questionnaire – </w:t>
-      </w:r>
-      <w:proofErr w:type="spellStart"/>
-      <w:r>
-        <w:rPr>
-          <w:b/>
-          <w:bCs/>
-        </w:rPr>
-        <w:t>Filmtopia</w:t>
-      </w:r>
-      <w:proofErr w:type="spellEnd"/>
-      <w:r>
-        <w:rPr>
-          <w:b/>
-          <w:bCs/>
-        </w:rPr>
-        <w:t xml:space="preserve"> Customer Survey</w:t>
+        <w:t>Questionnaire – Filmtopia Customer Survey</w:t>
       </w:r>
     </w:p>
     <w:p>
@@ -1582,49 +1406,25 @@
         </w:tabs>
       </w:pPr>
       <w:r>
-        <w:t xml:space="preserve">A questionnaire was distributed to customers visiting </w:t>
-      </w:r>
-      <w:proofErr w:type="spellStart"/>
-      <w:r>
-        <w:t>Filmtopia</w:t>
-      </w:r>
-      <w:proofErr w:type="spellEnd"/>
-      <w:r>
-        <w:t xml:space="preserve"> in order to gather feedback on their experience with the current system and to understand what they would want from a new one. The questions and summarised responses are as follows.</w:t>
-      </w:r>
-    </w:p>
-    <w:p>
-      <w:pPr>
-        <w:tabs>
-          <w:tab w:val="num" w:pos="1440"/>
-        </w:tabs>
-        <w:rPr>
-          <w:b/>
-          <w:bCs/>
-        </w:rPr>
-      </w:pPr>
-      <w:r>
-        <w:rPr>
-          <w:b/>
-          <w:bCs/>
-        </w:rPr>
-        <w:t xml:space="preserve">Q1: How do you currently purchase your tickets at </w:t>
-      </w:r>
-      <w:proofErr w:type="spellStart"/>
-      <w:r>
-        <w:rPr>
-          <w:b/>
-          <w:bCs/>
-        </w:rPr>
-        <w:t>Filmtopia</w:t>
-      </w:r>
-      <w:proofErr w:type="spellEnd"/>
-      <w:r>
-        <w:rPr>
-          <w:b/>
-          <w:bCs/>
-        </w:rPr>
-        <w:t>?</w:t>
+        <w:t>A questionnaire was distributed to customers visiting Filmtopia in order to gather feedback on their experience with the current system and to understand what they would want from a new one. The questions and summarised responses are as follows.</w:t>
+      </w:r>
+    </w:p>
+    <w:p>
+      <w:pPr>
+        <w:tabs>
+          <w:tab w:val="num" w:pos="1440"/>
+        </w:tabs>
+        <w:rPr>
+          <w:b/>
+          <w:bCs/>
+        </w:rPr>
+      </w:pPr>
+      <w:r>
+        <w:rPr>
+          <w:b/>
+          <w:bCs/>
+        </w:rPr>
+        <w:t>Q1: How do you currently purchase your tickets at Filmtopia?</w:t>
       </w:r>
     </w:p>
     <w:tbl>
@@ -1771,23 +1571,7 @@
           <w:b/>
           <w:bCs/>
         </w:rPr>
-        <w:t xml:space="preserve">Q2: Have you ever experienced a problem when booking tickets at </w:t>
-      </w:r>
-      <w:proofErr w:type="spellStart"/>
-      <w:r>
-        <w:rPr>
-          <w:b/>
-          <w:bCs/>
-        </w:rPr>
-        <w:t>Filmtopia</w:t>
-      </w:r>
-      <w:proofErr w:type="spellEnd"/>
-      <w:r>
-        <w:rPr>
-          <w:b/>
-          <w:bCs/>
-        </w:rPr>
-        <w:t>?</w:t>
+        <w:t>Q2: Have you ever experienced a problem when booking tickets at Filmtopia?</w:t>
       </w:r>
     </w:p>
     <w:tbl>
@@ -1817,7 +1601,6 @@
                 <w:b/>
                 <w:bCs/>
               </w:rPr>
-              <w:lastRenderedPageBreak/>
               <w:t xml:space="preserve">Response </w:t>
             </w:r>
           </w:p>
@@ -1913,6 +1696,7 @@
           <w:b/>
           <w:bCs/>
         </w:rPr>
+        <w:lastRenderedPageBreak/>
         <w:t>Q3: If yes, what was the problem you experienced?</w:t>
       </w:r>
     </w:p>
@@ -2380,15 +2164,7 @@
         </w:tabs>
       </w:pPr>
       <w:r>
-        <w:t xml:space="preserve">85% of customers felt seat selection was at least quite important. This supports the planned graphical seat selection feature in the </w:t>
-      </w:r>
-      <w:proofErr w:type="spellStart"/>
-      <w:r>
-        <w:t>Filmtopia</w:t>
-      </w:r>
-      <w:proofErr w:type="spellEnd"/>
-      <w:r>
-        <w:t xml:space="preserve"> system.</w:t>
+        <w:t>85% of customers felt seat selection was at least quite important. This supports the planned graphical seat selection feature in the Filmtopia system.</w:t>
       </w:r>
     </w:p>
     <w:p>
@@ -2548,19 +2324,7 @@
         </w:tabs>
       </w:pPr>
       <w:r>
-        <w:t xml:space="preserve">The questionnaire results clearly show that customers are experiencing real problems with the current system at </w:t>
-      </w:r>
-      <w:proofErr w:type="spellStart"/>
-      <w:r>
-        <w:t>Filmtopia</w:t>
-      </w:r>
-      <w:proofErr w:type="spellEnd"/>
-      <w:r>
-        <w:t xml:space="preserve">. The most significant issues are long queues at the box office, errors with seat allocation and the inability to book tickets through the kiosk. The results also show strong </w:t>
-      </w:r>
-      <w:r>
-        <w:lastRenderedPageBreak/>
-        <w:t>demand for a self-service ticketing kiosk, graphical seat selection and combined food and drink ordering. These findings have directly informed the objectives set out later in this investigation.</w:t>
+        <w:t>The questionnaire results clearly show that customers are experiencing real problems with the current system at Filmtopia. The most significant issues are long queues at the box office, errors with seat allocation and the inability to book tickets through the kiosk. The results also show strong demand for a self-service ticketing kiosk, graphical seat selection and combined food and drink ordering. These findings have directly informed the objectives set out later in this investigation.</w:t>
       </w:r>
     </w:p>
     <w:p>
@@ -2597,6 +2361,7 @@
           <w:sz w:val="36"/>
           <w:szCs w:val="36"/>
         </w:rPr>
+        <w:lastRenderedPageBreak/>
         <w:t>Direct Observation</w:t>
       </w:r>
     </w:p>
@@ -2608,15 +2373,7 @@
         <w:spacing w:after="80"/>
       </w:pPr>
       <w:r>
-        <w:t xml:space="preserve">As part of the investigation I visited </w:t>
-      </w:r>
-      <w:proofErr w:type="spellStart"/>
-      <w:r>
-        <w:t>Filmtopia</w:t>
-      </w:r>
-      <w:proofErr w:type="spellEnd"/>
-      <w:r>
-        <w:t xml:space="preserve"> during an evening showing to observe how the current system operates in practice. Rather than asking questions or interrupting the workflow I simply watched how staff handled customers during the pre-screening period when the cinema was at its busiest. The aim was to see the existing system in action and to identify any problems that might not have come up during the interviews or questionnaire.</w:t>
+        <w:t>As part of the investigation I visited Filmtopia during an evening showing to observe how the current system operates in practice. Rather than asking questions or interrupting the workflow I simply watched how staff handled customers during the pre-screening period when the cinema was at its busiest. The aim was to see the existing system in action and to identify any problems that might not have come up during the interviews or questionnaire.</w:t>
       </w:r>
     </w:p>
     <w:p>
@@ -2721,38 +2478,38 @@
         </w:tabs>
       </w:pPr>
       <w:r>
-        <w:t xml:space="preserve">As part of my investigation, I researched the Vue Cinema booking system, which is one of the largest cinema chains in the UK. Vue operates 94 cinemas across the UK and Ireland and their online booking </w:t>
-      </w:r>
-      <w:r>
+        <w:t>As part of my investigation, I researched the Vue Cinema booking system, which is one of the largest cinema chains in the UK. Vue operates 94 cinemas across the UK and Ireland and their online booking system provides a useful reference point for what a professional cinema management system should look like.</w:t>
+      </w:r>
+    </w:p>
+    <w:p>
+      <w:pPr>
+        <w:tabs>
+          <w:tab w:val="num" w:pos="1440"/>
+        </w:tabs>
+        <w:rPr>
+          <w:b/>
+          <w:bCs/>
+        </w:rPr>
+      </w:pPr>
+      <w:r>
+        <w:rPr>
+          <w:b/>
+          <w:bCs/>
+        </w:rPr>
+        <w:t>Film Listings Page</w:t>
+      </w:r>
+    </w:p>
+    <w:p>
+      <w:pPr>
+        <w:tabs>
+          <w:tab w:val="num" w:pos="1440"/>
+        </w:tabs>
+      </w:pPr>
+      <w:r>
+        <w:rPr>
+          <w:noProof/>
+        </w:rPr>
         <w:lastRenderedPageBreak/>
-        <w:t>system provides a useful reference point for what a professional cinema management system should look like.</w:t>
-      </w:r>
-    </w:p>
-    <w:p>
-      <w:pPr>
-        <w:tabs>
-          <w:tab w:val="num" w:pos="1440"/>
-        </w:tabs>
-        <w:rPr>
-          <w:b/>
-          <w:bCs/>
-        </w:rPr>
-      </w:pPr>
-      <w:r>
-        <w:rPr>
-          <w:b/>
-          <w:bCs/>
-        </w:rPr>
-        <w:t>Film Listings Page</w:t>
-      </w:r>
-    </w:p>
-    <w:p>
-      <w:pPr>
-        <w:tabs>
-          <w:tab w:val="num" w:pos="1440"/>
-        </w:tabs>
-      </w:pPr>
-      <w:r>
         <w:drawing>
           <wp:inline distT="0" distB="0" distL="0" distR="0" wp14:anchorId="5F3958F4" wp14:editId="3616646E">
             <wp:extent cx="7549827" cy="3467100"/>
@@ -2769,7 +2526,7 @@
                     <pic:cNvPicPr/>
                   </pic:nvPicPr>
                   <pic:blipFill>
-                    <a:blip r:embed="rId5"/>
+                    <a:blip r:embed="rId7"/>
                     <a:stretch>
                       <a:fillRect/>
                     </a:stretch>
@@ -2797,15 +2554,7 @@
         </w:tabs>
       </w:pPr>
       <w:r>
-        <w:t xml:space="preserve">The Vue homepage presents films visually using large poster images organised under a "Top Films" heading. Each film is displayed with its title clearly beneath it and the page includes a Quick Book bar at the bottom allowing users to search by venue, film, date and time simultaneously. This is a clean and intuitive way of presenting information that allows customers to find what they want quickly without having to navigate through multiple pages. For the </w:t>
-      </w:r>
-      <w:proofErr w:type="spellStart"/>
-      <w:r>
-        <w:t>Filmtopia</w:t>
-      </w:r>
-      <w:proofErr w:type="spellEnd"/>
-      <w:r>
-        <w:t xml:space="preserve"> system I will incorporate a similar visual approach to displaying films on the customer kiosk, ensuring that screenings are easy to browse and select.</w:t>
+        <w:t>The Vue homepage presents films visually using large poster images organised under a "Top Films" heading. Each film is displayed with its title clearly beneath it and the page includes a Quick Book bar at the bottom allowing users to search by venue, film, date and time simultaneously. This is a clean and intuitive way of presenting information that allows customers to find what they want quickly without having to navigate through multiple pages. For the Filmtopia system I will incorporate a similar visual approach to displaying films on the customer kiosk, ensuring that screenings are easy to browse and select.</w:t>
       </w:r>
     </w:p>
     <w:p>
@@ -2833,6 +2582,9 @@
         </w:tabs>
       </w:pPr>
       <w:r>
+        <w:rPr>
+          <w:noProof/>
+        </w:rPr>
         <w:lastRenderedPageBreak/>
         <w:drawing>
           <wp:inline distT="0" distB="0" distL="0" distR="0" wp14:anchorId="141796FF" wp14:editId="68086F9A">
@@ -2850,7 +2602,7 @@
                     <pic:cNvPicPr/>
                   </pic:nvPicPr>
                   <pic:blipFill>
-                    <a:blip r:embed="rId6"/>
+                    <a:blip r:embed="rId8"/>
                     <a:stretch>
                       <a:fillRect/>
                     </a:stretch>
@@ -2878,15 +2630,7 @@
         </w:tabs>
       </w:pPr>
       <w:r>
-        <w:t xml:space="preserve">When a film is selected Vue displays all upcoming showings for that film at the chosen venue, organised by date and time. Each screening card shows the start and end time, the screen number and the ticket price. Accessibility information such as audio description and wheelchair access is also clearly displayed. This level of detail is something I aim to replicate in </w:t>
-      </w:r>
-      <w:proofErr w:type="spellStart"/>
-      <w:r>
-        <w:t>Filmtopia</w:t>
-      </w:r>
-      <w:proofErr w:type="spellEnd"/>
-      <w:r>
-        <w:t>, where staff and customers should be able to see all relevant information about a screening at a glance without having to search through multiple menus.</w:t>
+        <w:t>When a film is selected Vue displays all upcoming showings for that film at the chosen venue, organised by date and time. Each screening card shows the start and end time, the screen number and the ticket price. Accessibility information such as audio description and wheelchair access is also clearly displayed. This level of detail is something I aim to replicate in Filmtopia, where staff and customers should be able to see all relevant information about a screening at a glance without having to search through multiple menus.</w:t>
       </w:r>
     </w:p>
     <w:p>
@@ -2914,6 +2658,9 @@
         </w:tabs>
       </w:pPr>
       <w:r>
+        <w:rPr>
+          <w:noProof/>
+        </w:rPr>
         <w:lastRenderedPageBreak/>
         <w:drawing>
           <wp:inline distT="0" distB="0" distL="0" distR="0" wp14:anchorId="26AE6547" wp14:editId="0B7011B7">
@@ -2931,7 +2678,7 @@
                     <pic:cNvPicPr/>
                   </pic:nvPicPr>
                   <pic:blipFill>
-                    <a:blip r:embed="rId7"/>
+                    <a:blip r:embed="rId9"/>
                     <a:stretch>
                       <a:fillRect/>
                     </a:stretch>
@@ -2959,56 +2706,31 @@
         </w:tabs>
       </w:pPr>
       <w:r>
-        <w:t xml:space="preserve">Vue's seat selection interface is a standout feature of their system. It displays a graphical layout of the screen showing every seat as a coloured icon, with different colours representing different seat types and prices. VIP seats are shown in orange at £8.49, Regular seats in black at £7.49, Saver seats in green at £6.49 and Super Saver seats in red at £4.99. Occupied seats are shown in grey so customers can immediately see what is available. Rows are labelled alphabetically on the left hand side. This graphical seat selection is a key feature I plan to implement in </w:t>
-      </w:r>
-      <w:proofErr w:type="spellStart"/>
-      <w:r>
-        <w:t>Filmtopia</w:t>
-      </w:r>
-      <w:proofErr w:type="spellEnd"/>
-      <w:r>
-        <w:t xml:space="preserve"> as it directly addresses the double booking problem identified in the interviews. By showing customers and staff exactly which seats are taken in real time the system eliminates the risk of two people being assigned the same seat.</w:t>
-      </w:r>
-    </w:p>
-    <w:p>
-      <w:pPr>
-        <w:tabs>
-          <w:tab w:val="num" w:pos="1440"/>
-        </w:tabs>
-      </w:pPr>
-      <w:r>
-        <w:rPr>
-          <w:b/>
-          <w:bCs/>
-        </w:rPr>
-        <w:t xml:space="preserve">Features Identified for </w:t>
-      </w:r>
-      <w:proofErr w:type="spellStart"/>
-      <w:r>
-        <w:rPr>
-          <w:b/>
-          <w:bCs/>
-        </w:rPr>
-        <w:t>Filmtopia</w:t>
-      </w:r>
-      <w:proofErr w:type="spellEnd"/>
-    </w:p>
-    <w:p>
-      <w:pPr>
-        <w:tabs>
-          <w:tab w:val="num" w:pos="1440"/>
-        </w:tabs>
-      </w:pPr>
-      <w:r>
-        <w:t xml:space="preserve">From researching Vue's system I have identified the following features that I will incorporate into the </w:t>
-      </w:r>
-      <w:proofErr w:type="spellStart"/>
-      <w:r>
-        <w:t>Filmtopia</w:t>
-      </w:r>
-      <w:proofErr w:type="spellEnd"/>
-      <w:r>
-        <w:t xml:space="preserve"> system:</w:t>
+        <w:t>Vue's seat selection interface is a standout feature of their system. It displays a graphical layout of the screen showing every seat as a coloured icon, with different colours representing different seat types and prices. VIP seats are shown in orange at £8.49, Regular seats in black at £7.49, Saver seats in green at £6.49 and Super Saver seats in red at £4.99. Occupied seats are shown in grey so customers can immediately see what is available. Rows are labelled alphabetically on the left hand side. This graphical seat selection is a key feature I plan to implement in Filmtopia as it directly addresses the double booking problem identified in the interviews. By showing customers and staff exactly which seats are taken in real time the system eliminates the risk of two people being assigned the same seat.</w:t>
+      </w:r>
+    </w:p>
+    <w:p>
+      <w:pPr>
+        <w:tabs>
+          <w:tab w:val="num" w:pos="1440"/>
+        </w:tabs>
+      </w:pPr>
+      <w:r>
+        <w:rPr>
+          <w:b/>
+          <w:bCs/>
+        </w:rPr>
+        <w:t>Features Identified for Filmtopia</w:t>
+      </w:r>
+    </w:p>
+    <w:p>
+      <w:pPr>
+        <w:tabs>
+          <w:tab w:val="num" w:pos="1440"/>
+        </w:tabs>
+      </w:pPr>
+      <w:r>
+        <w:t>From researching Vue's system I have identified the following features that I will incorporate into the Filmtopia system:</w:t>
       </w:r>
     </w:p>
     <w:p>
@@ -3114,15 +2836,7 @@
       </w:pPr>
       <w:r>
         <w:lastRenderedPageBreak/>
-        <w:t xml:space="preserve">The second system I researched was Odeon, which is the largest cinema chain in the UK. Odeon operates over 120 cinemas across the UK and Ireland and their online booking system offered several useful features to compare against Vue and to inform the design of </w:t>
-      </w:r>
-      <w:proofErr w:type="spellStart"/>
-      <w:r>
-        <w:t>Filmtopia</w:t>
-      </w:r>
-      <w:proofErr w:type="spellEnd"/>
-      <w:r>
-        <w:t>.</w:t>
+        <w:t>The second system I researched was Odeon, which is the largest cinema chain in the UK. Odeon operates over 120 cinemas across the UK and Ireland and their online booking system offered several useful features to compare against Vue and to inform the design of Filmtopia.</w:t>
       </w:r>
     </w:p>
     <w:p>
@@ -3150,6 +2864,9 @@
         </w:tabs>
       </w:pPr>
       <w:r>
+        <w:rPr>
+          <w:noProof/>
+        </w:rPr>
         <w:drawing>
           <wp:inline distT="0" distB="0" distL="0" distR="0" wp14:anchorId="65644071" wp14:editId="52091A46">
             <wp:extent cx="5731510" cy="5603875"/>
@@ -3166,7 +2883,7 @@
                     <pic:cNvPicPr/>
                   </pic:nvPicPr>
                   <pic:blipFill>
-                    <a:blip r:embed="rId8"/>
+                    <a:blip r:embed="rId10"/>
                     <a:stretch>
                       <a:fillRect/>
                     </a:stretch>
@@ -3194,15 +2911,7 @@
         </w:tabs>
       </w:pPr>
       <w:r>
-        <w:t xml:space="preserve">Similar to Vue, Odeon presents films using large poster images organised under a Top Films heading. However Odeon includes additional information directly on the film page such as the director, cast, runtime, release date and genre tags. This richer level of detail gives customers more context before making a booking decision. Odeon also includes a quick search bar at the bottom of the page allowing users to filter by cinema, film, date and time. One notable difference from Vue is that Odeon uses a darker navy blue colour scheme throughout which creates a more premium feel. For </w:t>
-      </w:r>
-      <w:proofErr w:type="spellStart"/>
-      <w:r>
-        <w:t>Filmtopia</w:t>
-      </w:r>
-      <w:proofErr w:type="spellEnd"/>
-      <w:r>
-        <w:t xml:space="preserve"> I will aim to display key film information clearly on the customer kiosk so customers can make informed decisions quickly.</w:t>
+        <w:t>Similar to Vue, Odeon presents films using large poster images organised under a Top Films heading. However Odeon includes additional information directly on the film page such as the director, cast, runtime, release date and genre tags. This richer level of detail gives customers more context before making a booking decision. Odeon also includes a quick search bar at the bottom of the page allowing users to filter by cinema, film, date and time. One notable difference from Vue is that Odeon uses a darker navy blue colour scheme throughout which creates a more premium feel. For Filmtopia I will aim to display key film information clearly on the customer kiosk so customers can make informed decisions quickly.</w:t>
       </w:r>
     </w:p>
     <w:p>
@@ -3230,6 +2939,9 @@
         </w:tabs>
       </w:pPr>
       <w:r>
+        <w:rPr>
+          <w:noProof/>
+        </w:rPr>
         <w:lastRenderedPageBreak/>
         <w:drawing>
           <wp:inline distT="0" distB="0" distL="0" distR="0" wp14:anchorId="4241C67F" wp14:editId="7068D285">
@@ -3247,7 +2959,7 @@
                     <pic:cNvPicPr/>
                   </pic:nvPicPr>
                   <pic:blipFill>
-                    <a:blip r:embed="rId9"/>
+                    <a:blip r:embed="rId11"/>
                     <a:stretch>
                       <a:fillRect/>
                     </a:stretch>
@@ -3275,15 +2987,7 @@
         </w:tabs>
       </w:pPr>
       <w:r>
-        <w:t xml:space="preserve">Odeon's screening times page clearly displays the film title, runtime, release date and genre alongside all available showtimes. Screenings are organised by date across the top of the page and grouped by cinema location below. Each screening card shows the start time, screen number and format such as 3D. A "Book Now" button is displayed prominently on each card making the next action immediately obvious. This clear layout is something I will replicate in </w:t>
-      </w:r>
-      <w:proofErr w:type="spellStart"/>
-      <w:r>
-        <w:t>Filmtopia</w:t>
-      </w:r>
-      <w:proofErr w:type="spellEnd"/>
-      <w:r>
-        <w:t xml:space="preserve"> where staff should be able to see all screenings for a given film at a glance.</w:t>
+        <w:t>Odeon's screening times page clearly displays the film title, runtime, release date and genre alongside all available showtimes. Screenings are organised by date across the top of the page and grouped by cinema location below. Each screening card shows the start time, screen number and format such as 3D. A "Book Now" button is displayed prominently on each card making the next action immediately obvious. This clear layout is something I will replicate in Filmtopia where staff should be able to see all screenings for a given film at a glance.</w:t>
       </w:r>
     </w:p>
     <w:p>
@@ -3311,6 +3015,9 @@
         </w:tabs>
       </w:pPr>
       <w:r>
+        <w:rPr>
+          <w:noProof/>
+        </w:rPr>
         <w:lastRenderedPageBreak/>
         <w:drawing>
           <wp:inline distT="0" distB="0" distL="0" distR="0" wp14:anchorId="00613719" wp14:editId="2C8B7A72">
@@ -3328,7 +3035,7 @@
                     <pic:cNvPicPr/>
                   </pic:nvPicPr>
                   <pic:blipFill>
-                    <a:blip r:embed="rId10"/>
+                    <a:blip r:embed="rId12"/>
                     <a:stretch>
                       <a:fillRect/>
                     </a:stretch>
@@ -3356,64 +3063,31 @@
         </w:tabs>
       </w:pPr>
       <w:r>
-        <w:t xml:space="preserve">Odeon's seat selection screen is particularly well designed and shows several features worth incorporating into </w:t>
-      </w:r>
-      <w:proofErr w:type="spellStart"/>
-      <w:r>
-        <w:t>Filmtopia</w:t>
-      </w:r>
-      <w:proofErr w:type="spellEnd"/>
-      <w:r>
-        <w:t xml:space="preserve">. The screen displays a graphical layout of the entire auditorium with seats colour coded by type and price. Green seats represent Classic Saver at £14.99, cream seats represent Classic at £16.49 and orange seats represent Classic Popular at £17.99. Unavailable seats are shown with an X so it is immediately clear which seats cannot be booked. A seat key at the bottom explains the colour coding including wheelchair and companion seat options. The booking process is also clearly structured using a step by step tab navigation at the top showing Seats, Sign In, Tickets, Food, Summary and Payment. This staged approach guides the user through the process logically and reduces confusion. For </w:t>
-      </w:r>
-      <w:proofErr w:type="spellStart"/>
-      <w:r>
-        <w:t>Filmtopia</w:t>
-      </w:r>
-      <w:proofErr w:type="spellEnd"/>
-      <w:r>
-        <w:t xml:space="preserve"> I will incorporate a similar colour coded seat map and a clear step by step flow for the customer kiosk booking process.</w:t>
-      </w:r>
-    </w:p>
-    <w:p>
-      <w:pPr>
-        <w:tabs>
-          <w:tab w:val="num" w:pos="1440"/>
-        </w:tabs>
-      </w:pPr>
-      <w:r>
-        <w:rPr>
-          <w:b/>
-          <w:bCs/>
-        </w:rPr>
-        <w:t xml:space="preserve">Features Identified for </w:t>
-      </w:r>
-      <w:proofErr w:type="spellStart"/>
-      <w:r>
-        <w:rPr>
-          <w:b/>
-          <w:bCs/>
-        </w:rPr>
-        <w:t>Filmtopia</w:t>
-      </w:r>
-      <w:proofErr w:type="spellEnd"/>
-    </w:p>
-    <w:p>
-      <w:pPr>
-        <w:tabs>
-          <w:tab w:val="num" w:pos="1440"/>
-        </w:tabs>
-      </w:pPr>
-      <w:r>
-        <w:t xml:space="preserve">From researching Odeon's system I have identified the following additional features to incorporate into </w:t>
-      </w:r>
-      <w:proofErr w:type="spellStart"/>
-      <w:r>
-        <w:t>Filmtopia</w:t>
-      </w:r>
-      <w:proofErr w:type="spellEnd"/>
-      <w:r>
-        <w:t>:</w:t>
+        <w:t>Odeon's seat selection screen is particularly well designed and shows several features worth incorporating into Filmtopia. The screen displays a graphical layout of the entire auditorium with seats colour coded by type and price. Green seats represent Classic Saver at £14.99, cream seats represent Classic at £16.49 and orange seats represent Classic Popular at £17.99. Unavailable seats are shown with an X so it is immediately clear which seats cannot be booked. A seat key at the bottom explains the colour coding including wheelchair and companion seat options. The booking process is also clearly structured using a step by step tab navigation at the top showing Seats, Sign In, Tickets, Food, Summary and Payment. This staged approach guides the user through the process logically and reduces confusion. For Filmtopia I will incorporate a similar colour coded seat map and a clear step by step flow for the customer kiosk booking process.</w:t>
+      </w:r>
+    </w:p>
+    <w:p>
+      <w:pPr>
+        <w:tabs>
+          <w:tab w:val="num" w:pos="1440"/>
+        </w:tabs>
+      </w:pPr>
+      <w:r>
+        <w:rPr>
+          <w:b/>
+          <w:bCs/>
+        </w:rPr>
+        <w:t>Features Identified for Filmtopia</w:t>
+      </w:r>
+    </w:p>
+    <w:p>
+      <w:pPr>
+        <w:tabs>
+          <w:tab w:val="num" w:pos="1440"/>
+        </w:tabs>
+      </w:pPr>
+      <w:r>
+        <w:t>From researching Odeon's system I have identified the following additional features to incorporate into Filmtopia:</w:t>
       </w:r>
     </w:p>
     <w:p>
@@ -3519,6 +3193,9 @@
         <w:jc w:val="center"/>
       </w:pPr>
       <w:r>
+        <w:rPr>
+          <w:noProof/>
+        </w:rPr>
         <w:drawing>
           <wp:inline distT="0" distB="0" distL="0" distR="0" wp14:anchorId="7DE54260" wp14:editId="5F3058BB">
             <wp:extent cx="6066867" cy="4791075"/>
@@ -3535,7 +3212,7 @@
                     <pic:cNvPicPr/>
                   </pic:nvPicPr>
                   <pic:blipFill rotWithShape="1">
-                    <a:blip r:embed="rId11"/>
+                    <a:blip r:embed="rId13"/>
                     <a:srcRect b="7067"/>
                     <a:stretch>
                       <a:fillRect/>
@@ -3630,15 +3307,7 @@
         <w:spacing w:after="80"/>
       </w:pPr>
       <w:r>
-        <w:t xml:space="preserve">The existing system at </w:t>
-      </w:r>
-      <w:proofErr w:type="spellStart"/>
-      <w:r>
-        <w:t>Filmtopia</w:t>
-      </w:r>
-      <w:proofErr w:type="spellEnd"/>
-      <w:r>
-        <w:t xml:space="preserve"> receives several types of input, all of which are entered manually by staff or the manager. When a customer arrives to book tickets a member of staff writes the customer's name, chosen film, screening time, number of tickets and preferred seats into a paper booking diary. There is no digital record of this at the point of entry meaning the accuracy of the data depends entirely on the staff member's handwriting and attention to detail.</w:t>
+        <w:t>The existing system at Filmtopia receives several types of input, all of which are entered manually by staff or the manager. When a customer arrives to book tickets a member of staff writes the customer's name, chosen film, screening time, number of tickets and preferred seats into a paper booking diary. There is no digital record of this at the point of entry meaning the accuracy of the data depends entirely on the staff member's handwriting and attention to detail.</w:t>
       </w:r>
     </w:p>
     <w:p>
@@ -3865,19 +3534,28 @@
           <w:lang w:val="en-US"/>
         </w:rPr>
       </w:pPr>
-      <w:proofErr w:type="spellStart"/>
       <w:r>
         <w:rPr>
           <w:lang w:val="en-US"/>
         </w:rPr>
-        <w:t>Filmtopia</w:t>
-      </w:r>
-      <w:proofErr w:type="spellEnd"/>
-      <w:r>
+        <w:t>Filmtopia is a small independent cinema that is currently managing all of its operations using a combination of paper records and disconnected spreadsheets. This approach may have been adequate when the cinema first opened but it has become increasingly problematic as the demands on the system have grown. The core problem is that the existing system is unreliable, slow and disconnected, and this is having a direct negative impact on both staff and customers.</w:t>
+      </w:r>
+    </w:p>
+    <w:p>
+      <w:pPr>
+        <w:tabs>
+          <w:tab w:val="num" w:pos="1440"/>
+        </w:tabs>
+        <w:spacing w:after="80"/>
         <w:rPr>
           <w:lang w:val="en-US"/>
         </w:rPr>
-        <w:t xml:space="preserve"> is a small independent cinema that is currently managing all of its operations using a combination of paper records and disconnected spreadsheets. This approach may have been adequate when the cinema first opened but it has become increasingly problematic as the demands on the system have grown. The core problem is that the existing system is unreliable, slow and disconnected, and this is having a direct negative impact on both staff and customers.</w:t>
+      </w:pPr>
+      <w:r>
+        <w:rPr>
+          <w:lang w:val="en-US"/>
+        </w:rPr>
+        <w:t>The most critical issue identified through the investigation is the risk of double bookings. Because seat allocations are recorded manually in a paper diary with no real time updating, two members of staff can independently assign the same seat to different customers for the same screening without either being aware of it. This was confirmed by both members of staff interviewed and by 65% of customers in the questionnaire who reported having experienced a problem when booking at Filmtopia. It was also directly observed during the site visit. This is not an occasional or minor issue but a fundamental flaw in how the existing system manages booking data. A relational database with referential integrity enforced between the relevant tables will directly address this by ensuring that once a seat is recorded as booked for a particular screening it cannot be booked again.</w:t>
       </w:r>
     </w:p>
     <w:p>
@@ -3894,52 +3572,7 @@
         <w:rPr>
           <w:lang w:val="en-US"/>
         </w:rPr>
-        <w:t xml:space="preserve">The most critical issue identified through the investigation is the risk of double bookings. Because seat allocations are recorded manually in a paper diary with no real time updating, two members of staff can independently assign the same seat to different customers for the same screening without either being aware of it. This was confirmed by both members of staff interviewed and by 65% of customers in the questionnaire who reported having experienced a problem when booking at </w:t>
-      </w:r>
-      <w:proofErr w:type="spellStart"/>
-      <w:r>
-        <w:rPr>
-          <w:lang w:val="en-US"/>
-        </w:rPr>
-        <w:t>Filmtopia</w:t>
-      </w:r>
-      <w:proofErr w:type="spellEnd"/>
-      <w:r>
-        <w:rPr>
-          <w:lang w:val="en-US"/>
-        </w:rPr>
-        <w:t>. It was also directly observed during the site visit. This is not an occasional or minor issue but a fundamental flaw in how the existing system manages booking data. A relational database with referential integrity enforced between the relevant tables will directly address this by ensuring that once a seat is recorded as booked for a particular screening it cannot be booked again.</w:t>
-      </w:r>
-    </w:p>
-    <w:p>
-      <w:pPr>
-        <w:tabs>
-          <w:tab w:val="num" w:pos="1440"/>
-        </w:tabs>
-        <w:spacing w:after="80"/>
-        <w:rPr>
-          <w:lang w:val="en-US"/>
-        </w:rPr>
-      </w:pPr>
-      <w:r>
-        <w:rPr>
-          <w:lang w:val="en-US"/>
-        </w:rPr>
-        <w:t xml:space="preserve">The second major problem is the disconnected nature of the existing system. Ticketing, food and drink ordering, stock management and staff scheduling are all handled through separate paper or spreadsheet based systems that do not communicate with each other in any way. This means the manager has no way of viewing a complete picture of the cinema's operations without manually compiling data from multiple sources which is both time consuming and prone to error. A </w:t>
-      </w:r>
-      <w:proofErr w:type="spellStart"/>
-      <w:r>
-        <w:rPr>
-          <w:lang w:val="en-US"/>
-        </w:rPr>
-        <w:t>centralised</w:t>
-      </w:r>
-      <w:proofErr w:type="spellEnd"/>
-      <w:r>
-        <w:rPr>
-          <w:lang w:val="en-US"/>
-        </w:rPr>
-        <w:t xml:space="preserve"> relational database will resolve this by storing all of the cinema's operational data in one place with clearly defined relationships between tables, making it possible to retrieve and cross reference data quickly and accurately.</w:t>
+        <w:t>The second major problem is the disconnected nature of the existing system. Ticketing, food and drink ordering, stock management and staff scheduling are all handled through separate paper or spreadsheet based systems that do not communicate with each other in any way. This means the manager has no way of viewing a complete picture of the cinema's operations without manually compiling data from multiple sources which is both time consuming and prone to error. A centralised relational database will resolve this by storing all of the cinema's operational data in one place with clearly defined relationships between tables, making it possible to retrieve and cross reference data quickly and accurately.</w:t>
       </w:r>
     </w:p>
     <w:p>
@@ -4016,21 +3649,24 @@
         <w:rPr>
           <w:lang w:val="en-US"/>
         </w:rPr>
-        <w:t xml:space="preserve">Functional requirements are the specific things the system must be able to do. For </w:t>
-      </w:r>
-      <w:proofErr w:type="spellStart"/>
-      <w:r>
+        <w:t>Functional requirements are the specific things the system must be able to do. For Filmtopia these include the ability to add and manage films and screenings, to display a graphical seat map showing which seats are available and which are already booked, to process customer bookings and link them to specific seats and screenings, to allow food and drink orders to be added to a booking and to generate sales reports for the manager. These requirements map directly to the objectives set out later in this investigation.</w:t>
+      </w:r>
+    </w:p>
+    <w:p>
+      <w:pPr>
+        <w:tabs>
+          <w:tab w:val="num" w:pos="1440"/>
+        </w:tabs>
+        <w:spacing w:after="80"/>
         <w:rPr>
           <w:lang w:val="en-US"/>
         </w:rPr>
-        <w:t>Filmtopia</w:t>
-      </w:r>
-      <w:proofErr w:type="spellEnd"/>
+      </w:pPr>
       <w:r>
         <w:rPr>
           <w:lang w:val="en-US"/>
         </w:rPr>
-        <w:t xml:space="preserve"> these include the ability to add and manage films and screenings, to display a graphical seat map showing which seats are available and which are already booked, to process customer bookings and link them to specific seats and screenings, to allow food and drink orders to be added to a booking and to generate sales reports for the manager. These requirements map directly to the objectives set out later in this investigation.</w:t>
+        <w:t>Non-functional requirements are the qualities the system must have rather than the specific things it must do. For Filmtopia the most important non-functional requirements are reliability, usability and data integrity. The system must be reliable enough to be used continuously during opening hours without crashing or producing errors. It must be usable by staff with varying levels of technical confidence without extensive training. And it must maintain data integrity at all times, meaning it should never be possible for the database to reach a state where bookings are duplicated, records are incomplete or data is inconsistent between tables.</w:t>
       </w:r>
     </w:p>
     <w:p>
@@ -4045,23 +3681,28 @@
       </w:pPr>
       <w:r>
         <w:rPr>
+          <w:b/>
+          <w:bCs/>
           <w:lang w:val="en-US"/>
         </w:rPr>
-        <w:t xml:space="preserve">Non-functional requirements are the qualities the system must have rather than the specific things it must do. For </w:t>
-      </w:r>
-      <w:proofErr w:type="spellStart"/>
-      <w:r>
+        <w:t>Proposed Solution</w:t>
+      </w:r>
+    </w:p>
+    <w:p>
+      <w:pPr>
+        <w:tabs>
+          <w:tab w:val="num" w:pos="1440"/>
+        </w:tabs>
+        <w:spacing w:after="80"/>
         <w:rPr>
           <w:lang w:val="en-US"/>
         </w:rPr>
-        <w:t>Filmtopia</w:t>
-      </w:r>
-      <w:proofErr w:type="spellEnd"/>
+      </w:pPr>
       <w:r>
         <w:rPr>
           <w:lang w:val="en-US"/>
         </w:rPr>
-        <w:t xml:space="preserve"> the most important non-functional requirements are reliability, usability and data integrity. The system must be reliable enough to be used continuously during opening hours without crashing or producing errors. It must be usable by staff with varying levels of technical confidence without extensive training. And it must maintain data integrity at all times, meaning it should never be possible for the database to reach a state where bookings are duplicated, records are incomplete or data is inconsistent between tables.</w:t>
+        <w:t>The proposed solution is a Visual Basic .NET Windows Forms application built in Visual Studio, using OleDb to manage the connection between the application and a Microsoft Access database stored in the Access 2002 to 2003 .mdb format. Visual Basic .NET has been chosen because it is the language used throughout this course and it allows the rapid development of graphical Windows applications with a professional user interface. OleDb has been chosen as the database connectivity method because it provides a straightforward and reliable way of connecting a Visual Basic .NET application to a Microsoft Access database, allowing SQL queries to be executed directly from the application code to insert, update, delete and retrieve records. Microsoft Access has been chosen as the database because it supports a full relational structure with primary keys, foreign keys and referential integrity which directly addresses the data management problems identified in the investigation.</w:t>
       </w:r>
     </w:p>
     <w:p>
@@ -4076,101 +3717,9 @@
       </w:pPr>
       <w:r>
         <w:rPr>
-          <w:b/>
-          <w:bCs/>
           <w:lang w:val="en-US"/>
         </w:rPr>
-        <w:t>Proposed Solution</w:t>
-      </w:r>
-    </w:p>
-    <w:p>
-      <w:pPr>
-        <w:tabs>
-          <w:tab w:val="num" w:pos="1440"/>
-        </w:tabs>
-        <w:spacing w:after="80"/>
-        <w:rPr>
-          <w:lang w:val="en-US"/>
-        </w:rPr>
-      </w:pPr>
-      <w:r>
-        <w:rPr>
-          <w:lang w:val="en-US"/>
-        </w:rPr>
-        <w:t xml:space="preserve">The proposed solution is a Visual Basic .NET Windows Forms application built in Visual Studio, using </w:t>
-      </w:r>
-      <w:proofErr w:type="spellStart"/>
-      <w:r>
-        <w:rPr>
-          <w:lang w:val="en-US"/>
-        </w:rPr>
-        <w:t>OleDb</w:t>
-      </w:r>
-      <w:proofErr w:type="spellEnd"/>
-      <w:r>
-        <w:rPr>
-          <w:lang w:val="en-US"/>
-        </w:rPr>
-        <w:t xml:space="preserve"> to manage the connection between the application and a Microsoft Access database stored in the Access 2002 to 2003 .</w:t>
-      </w:r>
-      <w:proofErr w:type="spellStart"/>
-      <w:r>
-        <w:rPr>
-          <w:lang w:val="en-US"/>
-        </w:rPr>
-        <w:t>mdb</w:t>
-      </w:r>
-      <w:proofErr w:type="spellEnd"/>
-      <w:r>
-        <w:rPr>
-          <w:lang w:val="en-US"/>
-        </w:rPr>
-        <w:t xml:space="preserve"> format. Visual Basic .NET has been chosen because it is the language used throughout this course and it allows the rapid development of graphical Windows applications with a professional user interface. </w:t>
-      </w:r>
-      <w:proofErr w:type="spellStart"/>
-      <w:r>
-        <w:rPr>
-          <w:lang w:val="en-US"/>
-        </w:rPr>
-        <w:t>OleDb</w:t>
-      </w:r>
-      <w:proofErr w:type="spellEnd"/>
-      <w:r>
-        <w:rPr>
-          <w:lang w:val="en-US"/>
-        </w:rPr>
-        <w:t xml:space="preserve"> has been chosen as the database connectivity method because it provides a straightforward and reliable way of connecting a Visual Basic .NET application to a Microsoft Access database, allowing SQL queries to be executed directly from the application code to insert, update, delete and retrieve records. Microsoft Access has been chosen as the database because it supports a full relational structure with primary keys, foreign keys and referential integrity which directly addresses the data management problems identified in the investigation.</w:t>
-      </w:r>
-    </w:p>
-    <w:p>
-      <w:pPr>
-        <w:tabs>
-          <w:tab w:val="num" w:pos="1440"/>
-        </w:tabs>
-        <w:spacing w:after="80"/>
-        <w:rPr>
-          <w:lang w:val="en-US"/>
-        </w:rPr>
-      </w:pPr>
-      <w:r>
-        <w:rPr>
-          <w:lang w:val="en-US"/>
-        </w:rPr>
-        <w:t xml:space="preserve">The system will support three distinct user types each with their own interface and access level. Customers will access the system through a </w:t>
-      </w:r>
-      <w:proofErr w:type="spellStart"/>
-      <w:r>
-        <w:rPr>
-          <w:lang w:val="en-US"/>
-        </w:rPr>
-        <w:t>self service</w:t>
-      </w:r>
-      <w:proofErr w:type="spellEnd"/>
-      <w:r>
-        <w:rPr>
-          <w:lang w:val="en-US"/>
-        </w:rPr>
-        <w:t xml:space="preserve"> kiosk interface. Staff will be able to log in to manage bookings and screenings. The manager will have full access to all areas of the system including film management and sales reporting. Access levels will be enforced through the login system to ensure that users can only access the parts of the system that are relevant to their role.</w:t>
+        <w:t>The system will support three distinct user types each with their own interface and access level. Customers will access the system through a self service kiosk interface. Staff will be able to log in to manage bookings and screenings. The manager will have full access to all areas of the system including film management and sales reporting. Access levels will be enforced through the login system to ensure that users can only access the parts of the system that are relevant to their role.</w:t>
       </w:r>
     </w:p>
     <w:p>
@@ -4221,15 +3770,7 @@
       </w:pPr>
       <w:r>
         <w:lastRenderedPageBreak/>
-        <w:t xml:space="preserve">Whilst the proposed </w:t>
-      </w:r>
-      <w:proofErr w:type="spellStart"/>
-      <w:r>
-        <w:t>Filmtopia</w:t>
-      </w:r>
-      <w:proofErr w:type="spellEnd"/>
-      <w:r>
-        <w:t xml:space="preserve"> system will address the core problems identified in the investigation, there are several areas that will not be included in the solution due to constraints of time, scope and available hardware and software. These limitations are outlined below.</w:t>
+        <w:t>Whilst the proposed Filmtopia system will address the core problems identified in the investigation, there are several areas that will not be included in the solution due to constraints of time, scope and available hardware and software. These limitations are outlined below.</w:t>
       </w:r>
     </w:p>
     <w:p>
@@ -4269,23 +3810,7 @@
         </w:tabs>
       </w:pPr>
       <w:r>
-        <w:t xml:space="preserve">The system will not support multiple simultaneous users over a network. Whilst </w:t>
-      </w:r>
-      <w:proofErr w:type="spellStart"/>
-      <w:r>
-        <w:t>OleDb</w:t>
-      </w:r>
-      <w:proofErr w:type="spellEnd"/>
-      <w:r>
-        <w:t xml:space="preserve"> connections to a Microsoft Access database can technically support multiple users, developing a fully networked multi-user system with appropriate concurrency controls and conflict resolution is beyond the scope of this project. The system will be designed for use on a single machine or a small number of machines accessing the same .</w:t>
-      </w:r>
-      <w:proofErr w:type="spellStart"/>
-      <w:r>
-        <w:t>mdb</w:t>
-      </w:r>
-      <w:proofErr w:type="spellEnd"/>
-      <w:r>
-        <w:t xml:space="preserve"> database file locally.</w:t>
+        <w:t>The system will not support multiple simultaneous users over a network. Whilst OleDb connections to a Microsoft Access database can technically support multiple users, developing a fully networked multi-user system with appropriate concurrency controls and conflict resolution is beyond the scope of this project. The system will be designed for use on a single machine or a small number of machines accessing the same .mdb database file locally.</w:t>
       </w:r>
     </w:p>
     <w:p>
@@ -4538,15 +4063,7 @@
         </w:tabs>
       </w:pPr>
       <w:r>
-        <w:t xml:space="preserve">Success Criteria: The report should be generated using an SQL query through the </w:t>
-      </w:r>
-      <w:proofErr w:type="spellStart"/>
-      <w:r>
-        <w:t>OleDb</w:t>
-      </w:r>
-      <w:proofErr w:type="spellEnd"/>
-      <w:r>
-        <w:t xml:space="preserve"> connection and displayed on screen within 5 seconds of the date range being selected. The report should show </w:t>
+        <w:t xml:space="preserve">Success Criteria: The report should be generated using an SQL query through the OleDb connection and displayed on screen within 5 seconds of the date range being selected. The report should show </w:t>
       </w:r>
       <w:r>
         <w:lastRenderedPageBreak/>
@@ -4694,15 +4211,7 @@
         </w:tabs>
       </w:pPr>
       <w:r>
-        <w:t xml:space="preserve">Success Criteria: All forms should use the same colour scheme, font and button placement. Navigation buttons should appear in consistent positions across all forms. The system should look professional and be immediately recognisable as a </w:t>
-      </w:r>
-      <w:proofErr w:type="spellStart"/>
-      <w:r>
-        <w:t>Filmtopia</w:t>
-      </w:r>
-      <w:proofErr w:type="spellEnd"/>
-      <w:r>
-        <w:t xml:space="preserve"> branded application.</w:t>
+        <w:t>Success Criteria: All forms should use the same colour scheme, font and button placement. Navigation buttons should appear in consistent positions across all forms. The system should look professional and be immediately recognisable as a Filmtopia branded application.</w:t>
       </w:r>
     </w:p>
     <w:p>
@@ -4740,7 +4249,7 @@
     <w:p/>
     <w:p/>
     <w:sectPr>
-      <w:headerReference w:type="default" r:id="rId12"/>
+      <w:headerReference w:type="default" r:id="rId14"/>
       <w:pgSz w:w="11906" w:h="16838" w:code="9"/>
       <w:pgMar w:top="720" w:right="720" w:bottom="720" w:left="720" w:header="708" w:footer="708" w:gutter="0"/>
       <w:cols w:space="708"/>
@@ -4748,6 +4257,56 @@
     </w:sectPr>
   </w:body>
 </w:document>
+</file>
+
+<file path=word/endnotes.xml><?xml version="1.0" encoding="utf-8"?>
+<w:endnotes xmlns:wpc="http://schemas.microsoft.com/office/word/2010/wordprocessingCanvas" xmlns:cx="http://schemas.microsoft.com/office/drawing/2014/chartex" xmlns:cx1="http://schemas.microsoft.com/office/drawing/2015/9/8/chartex" xmlns:cx2="http://schemas.microsoft.com/office/drawing/2015/10/21/chartex" xmlns:cx3="http://schemas.microsoft.com/office/drawing/2016/5/9/chartex" xmlns:cx4="http://schemas.microsoft.com/office/drawing/2016/5/10/chartex" xmlns:cx5="http://schemas.microsoft.com/office/drawing/2016/5/11/chartex" xmlns:cx6="http://schemas.microsoft.com/office/drawing/2016/5/12/chartex" xmlns:cx7="http://schemas.microsoft.com/office/drawing/2016/5/13/chartex" xmlns:cx8="http://schemas.microsoft.com/office/drawing/2016/5/14/chartex" xmlns:mc="http://schemas.openxmlformats.org/markup-compatibility/2006" xmlns:aink="http://schemas.microsoft.com/office/drawing/2016/ink" xmlns:am3d="http://schemas.microsoft.com/office/drawing/2017/model3d" xmlns:o="urn:schemas-microsoft-com:office:office" xmlns:oel="http://schemas.microsoft.com/office/2019/extlst" xmlns:r="http://schemas.openxmlformats.org/officeDocument/2006/relationships" xmlns:m="http://schemas.openxmlformats.org/officeDocument/2006/math" xmlns:v="urn:schemas-microsoft-com:vml" xmlns:wp14="http://schemas.microsoft.com/office/word/2010/wordprocessingDrawing" xmlns:wp="http://schemas.openxmlformats.org/drawingml/2006/wordprocessingDrawing" xmlns:w10="urn:schemas-microsoft-com:office:word" xmlns:w="http://schemas.openxmlformats.org/wordprocessingml/2006/main" xmlns:w14="http://schemas.microsoft.com/office/word/2010/wordml" xmlns:w15="http://schemas.microsoft.com/office/word/2012/wordml" xmlns:w16cex="http://schemas.microsoft.com/office/word/2018/wordml/cex" xmlns:w16cid="http://schemas.microsoft.com/office/word/2016/wordml/cid" xmlns:w16="http://schemas.microsoft.com/office/word/2018/wordml" xmlns:w16du="http://schemas.microsoft.com/office/word/2023/wordml/word16du" xmlns:w16sdtdh="http://schemas.microsoft.com/office/word/2020/wordml/sdtdatahash" xmlns:w16sdtfl="http://schemas.microsoft.com/office/word/2024/wordml/sdtformatlock" xmlns:w16se="http://schemas.microsoft.com/office/word/2015/wordml/symex" xmlns:wpg="http://schemas.microsoft.com/office/word/2010/wordprocessingGroup" xmlns:wpi="http://schemas.microsoft.com/office/word/2010/wordprocessingInk" xmlns:wne="http://schemas.microsoft.com/office/word/2006/wordml" xmlns:wps="http://schemas.microsoft.com/office/word/2010/wordprocessingShape" mc:Ignorable="w14 w15 w16se w16cid w16 w16cex w16sdtdh w16sdtfl w16du wp14">
+  <w:endnote w:type="separator" w:id="-1">
+    <w:p>
+      <w:pPr>
+        <w:spacing w:after="0" w:line="240" w:lineRule="auto"/>
+      </w:pPr>
+      <w:r>
+        <w:separator/>
+      </w:r>
+    </w:p>
+  </w:endnote>
+  <w:endnote w:type="continuationSeparator" w:id="0">
+    <w:p>
+      <w:pPr>
+        <w:spacing w:after="0" w:line="240" w:lineRule="auto"/>
+      </w:pPr>
+      <w:r>
+        <w:continuationSeparator/>
+      </w:r>
+    </w:p>
+  </w:endnote>
+</w:endnotes>
+</file>
+
+<file path=word/footnotes.xml><?xml version="1.0" encoding="utf-8"?>
+<w:footnotes xmlns:wpc="http://schemas.microsoft.com/office/word/2010/wordprocessingCanvas" xmlns:cx="http://schemas.microsoft.com/office/drawing/2014/chartex" xmlns:cx1="http://schemas.microsoft.com/office/drawing/2015/9/8/chartex" xmlns:cx2="http://schemas.microsoft.com/office/drawing/2015/10/21/chartex" xmlns:cx3="http://schemas.microsoft.com/office/drawing/2016/5/9/chartex" xmlns:cx4="http://schemas.microsoft.com/office/drawing/2016/5/10/chartex" xmlns:cx5="http://schemas.microsoft.com/office/drawing/2016/5/11/chartex" xmlns:cx6="http://schemas.microsoft.com/office/drawing/2016/5/12/chartex" xmlns:cx7="http://schemas.microsoft.com/office/drawing/2016/5/13/chartex" xmlns:cx8="http://schemas.microsoft.com/office/drawing/2016/5/14/chartex" xmlns:mc="http://schemas.openxmlformats.org/markup-compatibility/2006" xmlns:aink="http://schemas.microsoft.com/office/drawing/2016/ink" xmlns:am3d="http://schemas.microsoft.com/office/drawing/2017/model3d" xmlns:o="urn:schemas-microsoft-com:office:office" xmlns:oel="http://schemas.microsoft.com/office/2019/extlst" xmlns:r="http://schemas.openxmlformats.org/officeDocument/2006/relationships" xmlns:m="http://schemas.openxmlformats.org/officeDocument/2006/math" xmlns:v="urn:schemas-microsoft-com:vml" xmlns:wp14="http://schemas.microsoft.com/office/word/2010/wordprocessingDrawing" xmlns:wp="http://schemas.openxmlformats.org/drawingml/2006/wordprocessingDrawing" xmlns:w10="urn:schemas-microsoft-com:office:word" xmlns:w="http://schemas.openxmlformats.org/wordprocessingml/2006/main" xmlns:w14="http://schemas.microsoft.com/office/word/2010/wordml" xmlns:w15="http://schemas.microsoft.com/office/word/2012/wordml" xmlns:w16cex="http://schemas.microsoft.com/office/word/2018/wordml/cex" xmlns:w16cid="http://schemas.microsoft.com/office/word/2016/wordml/cid" xmlns:w16="http://schemas.microsoft.com/office/word/2018/wordml" xmlns:w16du="http://schemas.microsoft.com/office/word/2023/wordml/word16du" xmlns:w16sdtdh="http://schemas.microsoft.com/office/word/2020/wordml/sdtdatahash" xmlns:w16sdtfl="http://schemas.microsoft.com/office/word/2024/wordml/sdtformatlock" xmlns:w16se="http://schemas.microsoft.com/office/word/2015/wordml/symex" xmlns:wpg="http://schemas.microsoft.com/office/word/2010/wordprocessingGroup" xmlns:wpi="http://schemas.microsoft.com/office/word/2010/wordprocessingInk" xmlns:wne="http://schemas.microsoft.com/office/word/2006/wordml" xmlns:wps="http://schemas.microsoft.com/office/word/2010/wordprocessingShape" mc:Ignorable="w14 w15 w16se w16cid w16 w16cex w16sdtdh w16sdtfl w16du wp14">
+  <w:footnote w:type="separator" w:id="-1">
+    <w:p>
+      <w:pPr>
+        <w:spacing w:after="0" w:line="240" w:lineRule="auto"/>
+      </w:pPr>
+      <w:r>
+        <w:separator/>
+      </w:r>
+    </w:p>
+  </w:footnote>
+  <w:footnote w:type="continuationSeparator" w:id="0">
+    <w:p>
+      <w:pPr>
+        <w:spacing w:after="0" w:line="240" w:lineRule="auto"/>
+      </w:pPr>
+      <w:r>
+        <w:continuationSeparator/>
+      </w:r>
+    </w:p>
+  </w:footnote>
+</w:footnotes>
 </file>
 
 <file path=word/header1.xml><?xml version="1.0" encoding="utf-8"?>
@@ -4764,7 +4323,6 @@
           <w:docPartUnique/>
         </w:docPartObj>
       </w:sdtPr>
-      <w:sdtEndPr/>
       <w:sdtContent>
         <w:r>
           <w:pict w14:anchorId="5CC8E183">
@@ -4792,7 +4350,7 @@
               </v:handles>
               <o:lock v:ext="edit" text="t" shapetype="t"/>
             </v:shapetype>
-            <v:shape id="PowerPlusWaterMarkObject379970" o:spid="_x0000_s1025" type="#_x0000_t136" style="position:absolute;margin-left:0;margin-top:0;width:489.45pt;height:146.8pt;rotation:315;z-index:-251656192;mso-position-horizontal:center;mso-position-horizontal-relative:margin;mso-position-vertical:center;mso-position-vertical-relative:margin" o:allowincell="f" fillcolor="#d8d8d8 [2732]" stroked="f">
+            <v:shape id="PowerPlusWaterMarkObject379970" o:spid="_x0000_s1025" type="#_x0000_t136" style="position:absolute;margin-left:0;margin-top:0;width:489.45pt;height:146.8pt;rotation:315;z-index:-251658240;mso-position-horizontal:center;mso-position-horizontal-relative:margin;mso-position-vertical:center;mso-position-vertical-relative:margin" o:allowincell="f" fillcolor="#d8d8d8 [2732]" stroked="f">
               <v:fill opacity=".5"/>
               <v:textpath style="font-family:&quot;calibri&quot;;font-size:1pt" string="FILMTOPIA"/>
               <w10:wrap anchorx="margin" anchory="margin"/>
@@ -4809,13 +4367,15 @@
           <w:docPartUnique/>
         </w:docPartObj>
       </w:sdtPr>
-      <w:sdtEndPr/>
       <w:sdtContent>
         <w:r>
+          <w:rPr>
+            <w:noProof/>
+          </w:rPr>
           <mc:AlternateContent>
             <mc:Choice Requires="wps">
               <w:drawing>
-                <wp:anchor distT="0" distB="0" distL="114300" distR="114300" simplePos="0" relativeHeight="251659264" behindDoc="0" locked="0" layoutInCell="0" allowOverlap="1" wp14:anchorId="74431925" wp14:editId="4D288EA9">
+                <wp:anchor distT="0" distB="0" distL="114300" distR="114300" simplePos="0" relativeHeight="251657216" behindDoc="0" locked="0" layoutInCell="0" allowOverlap="1" wp14:anchorId="74431925" wp14:editId="4D288EA9">
                   <wp:simplePos x="0" y="0"/>
                   <mc:AlternateContent>
                     <mc:Choice Requires="wp14">

--- a/Investigation.docx
+++ b/Investigation.docx
@@ -2,7 +2,82 @@
 <file path=word/document.xml><?xml version="1.0" encoding="utf-8"?>
 <w:document xmlns:wpc="http://schemas.microsoft.com/office/word/2010/wordprocessingCanvas" xmlns:cx="http://schemas.microsoft.com/office/drawing/2014/chartex" xmlns:cx1="http://schemas.microsoft.com/office/drawing/2015/9/8/chartex" xmlns:cx2="http://schemas.microsoft.com/office/drawing/2015/10/21/chartex" xmlns:cx3="http://schemas.microsoft.com/office/drawing/2016/5/9/chartex" xmlns:cx4="http://schemas.microsoft.com/office/drawing/2016/5/10/chartex" xmlns:cx5="http://schemas.microsoft.com/office/drawing/2016/5/11/chartex" xmlns:cx6="http://schemas.microsoft.com/office/drawing/2016/5/12/chartex" xmlns:cx7="http://schemas.microsoft.com/office/drawing/2016/5/13/chartex" xmlns:cx8="http://schemas.microsoft.com/office/drawing/2016/5/14/chartex" xmlns:mc="http://schemas.openxmlformats.org/markup-compatibility/2006" xmlns:aink="http://schemas.microsoft.com/office/drawing/2016/ink" xmlns:am3d="http://schemas.microsoft.com/office/drawing/2017/model3d" xmlns:o="urn:schemas-microsoft-com:office:office" xmlns:oel="http://schemas.microsoft.com/office/2019/extlst" xmlns:r="http://schemas.openxmlformats.org/officeDocument/2006/relationships" xmlns:m="http://schemas.openxmlformats.org/officeDocument/2006/math" xmlns:v="urn:schemas-microsoft-com:vml" xmlns:wp14="http://schemas.microsoft.com/office/word/2010/wordprocessingDrawing" xmlns:wp="http://schemas.openxmlformats.org/drawingml/2006/wordprocessingDrawing" xmlns:w10="urn:schemas-microsoft-com:office:word" xmlns:w="http://schemas.openxmlformats.org/wordprocessingml/2006/main" xmlns:w14="http://schemas.microsoft.com/office/word/2010/wordml" xmlns:w15="http://schemas.microsoft.com/office/word/2012/wordml" xmlns:w16cex="http://schemas.microsoft.com/office/word/2018/wordml/cex" xmlns:w16cid="http://schemas.microsoft.com/office/word/2016/wordml/cid" xmlns:w16="http://schemas.microsoft.com/office/word/2018/wordml" xmlns:w16du="http://schemas.microsoft.com/office/word/2023/wordml/word16du" xmlns:w16sdtdh="http://schemas.microsoft.com/office/word/2020/wordml/sdtdatahash" xmlns:w16sdtfl="http://schemas.microsoft.com/office/word/2024/wordml/sdtformatlock" xmlns:w16se="http://schemas.microsoft.com/office/word/2015/wordml/symex" xmlns:wpg="http://schemas.microsoft.com/office/word/2010/wordprocessingGroup" xmlns:wpi="http://schemas.microsoft.com/office/word/2010/wordprocessingInk" xmlns:wne="http://schemas.microsoft.com/office/word/2006/wordml" xmlns:wps="http://schemas.microsoft.com/office/word/2010/wordprocessingShape" mc:Ignorable="w14 w15 w16se w16cid w16 w16cex w16sdtdh w16sdtfl w16du wp14">
   <w:body>
-    <w:p/>
+    <w:p>
+      <w:pPr>
+        <w:pStyle w:val="Heading1"/>
+        <w:rPr>
+          <w:b/>
+          <w:color w:val="000000" w:themeColor="text1"/>
+        </w:rPr>
+      </w:pPr>
+      <w:proofErr w:type="spellStart"/>
+      <w:r>
+        <w:rPr>
+          <w:b/>
+          <w:color w:val="000000" w:themeColor="text1"/>
+        </w:rPr>
+        <w:t>Filmtopia</w:t>
+      </w:r>
+      <w:proofErr w:type="spellEnd"/>
+      <w:r>
+        <w:rPr>
+          <w:b/>
+          <w:color w:val="000000" w:themeColor="text1"/>
+        </w:rPr>
+        <w:t xml:space="preserve"> Project Investigation</w:t>
+      </w:r>
+    </w:p>
+    <w:p>
+      <w:pPr>
+        <w:pStyle w:val="Heading2"/>
+        <w:rPr>
+          <w:b/>
+          <w:color w:val="000000" w:themeColor="text1"/>
+        </w:rPr>
+      </w:pPr>
+      <w:r>
+        <w:rPr>
+          <w:b/>
+          <w:color w:val="000000" w:themeColor="text1"/>
+        </w:rPr>
+        <w:t>Introduction</w:t>
+      </w:r>
+    </w:p>
+    <w:p>
+      <w:pPr>
+        <w:spacing w:line="276" w:lineRule="auto"/>
+      </w:pPr>
+      <w:proofErr w:type="spellStart"/>
+      <w:r>
+        <w:t>Filmtopia</w:t>
+      </w:r>
+      <w:proofErr w:type="spellEnd"/>
+      <w:r>
+        <w:t xml:space="preserve"> is a small independent cinema theatre who is currently managing all business data using spreadsheets and paper. They sell food drinks and tickets using a variety of means such as a touchscreen kiosk which can only handle food and drinks and a concessions area where employees handle the business. The management of </w:t>
+      </w:r>
+      <w:proofErr w:type="spellStart"/>
+      <w:r>
+        <w:t>Filmtopia</w:t>
+      </w:r>
+      <w:proofErr w:type="spellEnd"/>
+      <w:r>
+        <w:t xml:space="preserve"> has come to notice that they are falling back on managing and analysing the cinema, this means keeping track of sales records, screening analytics and a customer interest evaluation. I am now going to investigate further on how </w:t>
+      </w:r>
+      <w:proofErr w:type="spellStart"/>
+      <w:r>
+        <w:t>Filmtopia</w:t>
+      </w:r>
+      <w:proofErr w:type="spellEnd"/>
+      <w:r>
+        <w:t xml:space="preserve"> functions to get a better understanding of how I should move with this project.</w:t>
+      </w:r>
+    </w:p>
+    <w:p>
+      <w:pPr>
+        <w:pStyle w:val="Heading1mine"/>
+        <w:ind w:left="0"/>
+      </w:pPr>
+    </w:p>
     <w:sectPr>
       <w:headerReference w:type="even" r:id="rId7"/>
       <w:headerReference w:type="default" r:id="rId8"/>
@@ -125,7 +200,6 @@
         <w:docPartUnique/>
       </w:docPartObj>
     </w:sdtPr>
-    <w:sdtEndPr/>
     <w:sdtContent>
       <w:p>
         <w:pPr>
@@ -614,7 +688,6 @@
     <w:next w:val="Normal"/>
     <w:link w:val="Heading2Char"/>
     <w:uiPriority w:val="9"/>
-    <w:semiHidden/>
     <w:unhideWhenUsed/>
     <w:qFormat/>
     <w:rsid w:val="00D55B24"/>
@@ -832,7 +905,6 @@
     <w:basedOn w:val="DefaultParagraphFont"/>
     <w:link w:val="Heading2"/>
     <w:uiPriority w:val="9"/>
-    <w:semiHidden/>
     <w:rsid w:val="00D55B24"/>
     <w:rPr>
       <w:rFonts w:asciiTheme="majorHAnsi" w:eastAsiaTheme="majorEastAsia" w:hAnsiTheme="majorHAnsi" w:cstheme="majorBidi"/>
@@ -1163,6 +1235,35 @@
     <w:uiPriority w:val="99"/>
     <w:rsid w:val="00533093"/>
     <w:rPr>
+      <w:lang w:val="en-GB"/>
+    </w:rPr>
+  </w:style>
+  <w:style w:type="paragraph" w:customStyle="1" w:styleId="Heading1mine">
+    <w:name w:val="Heading 1 (mine)"/>
+    <w:basedOn w:val="Heading1"/>
+    <w:link w:val="Heading1mineChar"/>
+    <w:qFormat/>
+    <w:rsid w:val="00E9012A"/>
+    <w:pPr>
+      <w:spacing w:line="240" w:lineRule="auto"/>
+      <w:ind w:left="720"/>
+    </w:pPr>
+    <w:rPr>
+      <w:b/>
+      <w:color w:val="000000" w:themeColor="text1"/>
+    </w:rPr>
+  </w:style>
+  <w:style w:type="character" w:customStyle="1" w:styleId="Heading1mineChar">
+    <w:name w:val="Heading 1 (mine) Char"/>
+    <w:basedOn w:val="Heading1Char"/>
+    <w:link w:val="Heading1mine"/>
+    <w:rsid w:val="00E9012A"/>
+    <w:rPr>
+      <w:rFonts w:asciiTheme="majorHAnsi" w:eastAsiaTheme="majorEastAsia" w:hAnsiTheme="majorHAnsi" w:cstheme="majorBidi"/>
+      <w:b/>
+      <w:color w:val="000000" w:themeColor="text1"/>
+      <w:sz w:val="40"/>
+      <w:szCs w:val="40"/>
       <w:lang w:val="en-GB"/>
     </w:rPr>
   </w:style>

--- a/Investigation.docx
+++ b/Investigation.docx
@@ -74,8 +74,48 @@
     </w:p>
     <w:p>
       <w:pPr>
-        <w:pStyle w:val="Heading1mine"/>
-        <w:ind w:left="0"/>
+        <w:spacing w:line="276" w:lineRule="auto"/>
+      </w:pPr>
+      <w:r>
+        <w:tab/>
+      </w:r>
+      <w:r>
+        <w:tab/>
+      </w:r>
+      <w:r>
+        <w:tab/>
+      </w:r>
+      <w:r>
+        <w:tab/>
+      </w:r>
+      <w:r>
+        <w:tab/>
+      </w:r>
+      <w:r>
+        <w:tab/>
+      </w:r>
+      <w:r>
+        <w:tab/>
+      </w:r>
+    </w:p>
+    <w:p>
+      <w:pPr>
+        <w:pStyle w:val="Heading2"/>
+        <w:rPr>
+          <w:color w:val="000000" w:themeColor="text1"/>
+        </w:rPr>
+      </w:pPr>
+      <w:r>
+        <w:rPr>
+          <w:color w:val="000000" w:themeColor="text1"/>
+        </w:rPr>
+        <w:t>Stakeholder Analysis</w:t>
+      </w:r>
+    </w:p>
+    <w:p/>
+    <w:p>
+      <w:pPr>
+        <w:pStyle w:val="Heading3"/>
       </w:pPr>
     </w:p>
     <w:sectPr>
@@ -710,7 +750,6 @@
     <w:next w:val="Normal"/>
     <w:link w:val="Heading3Char"/>
     <w:uiPriority w:val="9"/>
-    <w:semiHidden/>
     <w:unhideWhenUsed/>
     <w:qFormat/>
     <w:rsid w:val="00D55B24"/>
@@ -919,7 +958,6 @@
     <w:basedOn w:val="DefaultParagraphFont"/>
     <w:link w:val="Heading3"/>
     <w:uiPriority w:val="9"/>
-    <w:semiHidden/>
     <w:rsid w:val="00D55B24"/>
     <w:rPr>
       <w:rFonts w:eastAsiaTheme="majorEastAsia" w:cstheme="majorBidi"/>

--- a/Investigation.docx
+++ b/Investigation.docx
@@ -71,51 +71,1491 @@
       <w:r>
         <w:t xml:space="preserve"> functions to get a better understanding of how I should move with this project.</w:t>
       </w:r>
+      <w:r>
+        <w:tab/>
+      </w:r>
+    </w:p>
+    <w:p>
+      <w:pPr>
+        <w:pStyle w:val="Heading2"/>
+        <w:rPr>
+          <w:b/>
+          <w:bCs/>
+          <w:color w:val="000000" w:themeColor="text1"/>
+        </w:rPr>
+      </w:pPr>
+      <w:r>
+        <w:rPr>
+          <w:b/>
+          <w:bCs/>
+          <w:color w:val="000000" w:themeColor="text1"/>
+        </w:rPr>
+        <w:t>Stakeholder Analysis</w:t>
+      </w:r>
     </w:p>
     <w:p>
       <w:pPr>
         <w:spacing w:line="276" w:lineRule="auto"/>
       </w:pPr>
       <w:r>
-        <w:tab/>
-      </w:r>
-      <w:r>
-        <w:tab/>
-      </w:r>
-      <w:r>
-        <w:tab/>
-      </w:r>
-      <w:r>
-        <w:tab/>
-      </w:r>
-      <w:r>
-        <w:tab/>
-      </w:r>
-      <w:r>
-        <w:tab/>
-      </w:r>
-      <w:r>
-        <w:tab/>
+        <w:t>Before beginning the investigation it is important to identify who the stakeholders are for this project. A stakeholder is any individual or group who has an interest in the system, will be affected by it or has the power to influence how it is developed. Identifying stakeholders early on ensures that the requirements gathered throughout the investigation reflect the needs of everyone involved rather than just one person.</w:t>
+      </w:r>
+    </w:p>
+    <w:p>
+      <w:pPr>
+        <w:spacing w:line="276" w:lineRule="auto"/>
+      </w:pPr>
+      <w:r>
+        <w:t xml:space="preserve">For the </w:t>
+      </w:r>
+      <w:proofErr w:type="spellStart"/>
+      <w:r>
+        <w:t>Filmtopia</w:t>
+      </w:r>
+      <w:proofErr w:type="spellEnd"/>
+      <w:r>
+        <w:t xml:space="preserve"> system the stakeholders can be split into two groups, primary and secondary. Primary stakeholders are those who will interact with the system directly on a regular basis. Secondary stakeholders are those who are affected by the system indirectly or whose work is influenced by it without them necessarily using it themselves.</w:t>
+      </w:r>
+    </w:p>
+    <w:p>
+      <w:pPr>
+        <w:spacing w:line="276" w:lineRule="auto"/>
+      </w:pPr>
+      <w:r>
+        <w:t>Starting with the primary stakeholders, the most important of these is the cinema manager Sarah Henshaw. As the person who commissioned this project she has the highest level of influence over what the system needs to do. She will use the management side of the system on a daily basis, for example adding new films, scheduling screenings and viewing sales reports. Her main priorities are operational efficiency, accurate reporting and a reduction in the customer complaints that are currently caused by the manual booking process. She has described herself as tech aware but not highly technical which means the system needs to be intuitive enough to use without specialist knowledge or extensive training.</w:t>
+      </w:r>
+    </w:p>
+    <w:p>
+      <w:pPr>
+        <w:spacing w:line="276" w:lineRule="auto"/>
+      </w:pPr>
+      <w:r>
+        <w:t xml:space="preserve">The next primary stakeholder group is the box office staff. These are the people who handle ticket sales and customer enquiries on a day to day basis and who will use the booking interface most frequently. Their priorities are speed and simplicity. During busy periods a member of staff cannot afford to spend several minutes navigating a complicated interface </w:t>
+      </w:r>
+      <w:r>
+        <w:lastRenderedPageBreak/>
+        <w:t>to add a single booking. The system therefore needs to be designed with efficiency in mind so that even a brand new member of staff could use it confidently with minimal training.</w:t>
+      </w:r>
+    </w:p>
+    <w:p>
+      <w:pPr>
+        <w:spacing w:line="276" w:lineRule="auto"/>
+      </w:pPr>
+      <w:r>
+        <w:t xml:space="preserve">The third primary stakeholder is the customer base of </w:t>
+      </w:r>
+      <w:proofErr w:type="spellStart"/>
+      <w:r>
+        <w:t>Filmtopia</w:t>
+      </w:r>
+      <w:proofErr w:type="spellEnd"/>
+      <w:r>
+        <w:t xml:space="preserve">. Customers interact with the system either directly through the proposed </w:t>
+      </w:r>
+      <w:proofErr w:type="spellStart"/>
+      <w:r>
+        <w:t>self service</w:t>
+      </w:r>
+      <w:proofErr w:type="spellEnd"/>
+      <w:r>
+        <w:t xml:space="preserve"> kiosk or indirectly when staff process their bookings on their behalf. Their main interests are convenience, short queue times and the assurance that the seat they have been allocated will actually be available when they arrive. The questionnaire results discussed later in this investigation show that a large majority of customers would prefer </w:t>
+      </w:r>
+      <w:proofErr w:type="spellStart"/>
+      <w:r>
+        <w:t>self service</w:t>
+      </w:r>
+      <w:proofErr w:type="spellEnd"/>
+      <w:r>
+        <w:t xml:space="preserve"> ticketing and that seat selection is considered important by most respondents. This means the bar for the kiosk interface is high and it needs to be clean and simple enough for any customer to use without assistance.</w:t>
+      </w:r>
+    </w:p>
+    <w:p>
+      <w:pPr>
+        <w:spacing w:line="276" w:lineRule="auto"/>
+      </w:pPr>
+      <w:r>
+        <w:t>Moving on to the secondary stakeholders, the concessions team is worth considering here. Although they do not use the booking system directly the proposed solution will integrate food and drink ordering with ticket purchases which means orders placed through the kiosk will need to reach the concessions team accurately and in a timely manner. The current system of passing handwritten notes is described by staff as disjointed and prone to error so the new system needs to address this.</w:t>
+      </w:r>
+    </w:p>
+    <w:p>
+      <w:pPr>
+        <w:spacing w:line="276" w:lineRule="auto"/>
+      </w:pPr>
+      <w:r>
+        <w:t xml:space="preserve">Another secondary stakeholder is any external IT support that </w:t>
+      </w:r>
+      <w:proofErr w:type="spellStart"/>
+      <w:r>
+        <w:t>Filmtopia</w:t>
+      </w:r>
+      <w:proofErr w:type="spellEnd"/>
+      <w:r>
+        <w:t xml:space="preserve"> uses. As a small independent cinema there is no dedicated IT department meaning the system must be robust and straightforward to maintain. Complex setups that require specialist knowledge to troubleshoot would be impractical for a business of this size.</w:t>
+      </w:r>
+    </w:p>
+    <w:p>
+      <w:r>
+        <w:t xml:space="preserve">In summary the stakeholder analysis makes clear that the </w:t>
+      </w:r>
+      <w:proofErr w:type="spellStart"/>
+      <w:r>
+        <w:t>Filmtopia</w:t>
+      </w:r>
+      <w:proofErr w:type="spellEnd"/>
+      <w:r>
+        <w:t xml:space="preserve"> system needs to serve a wide range of users with different levels of technical confidence and different priorities. The investigation that follows has been designed to gather requirements from as many of these stakeholders as possible to ensure the final system genuinely reflects the needs of everyone who will be affected by it.</w:t>
       </w:r>
     </w:p>
     <w:p>
       <w:pPr>
         <w:pStyle w:val="Heading2"/>
         <w:rPr>
+          <w:b/>
+          <w:bCs/>
           <w:color w:val="000000" w:themeColor="text1"/>
         </w:rPr>
       </w:pPr>
       <w:r>
         <w:rPr>
+          <w:b/>
+          <w:bCs/>
           <w:color w:val="000000" w:themeColor="text1"/>
         </w:rPr>
-        <w:t>Stakeholder Analysis</w:t>
+        <w:t>Investigation Plan</w:t>
       </w:r>
     </w:p>
+    <w:p>
+      <w:pPr>
+        <w:spacing w:line="276" w:lineRule="auto"/>
+      </w:pPr>
+      <w:r>
+        <w:t>The table below sets out the plan I followed to investigate the existing system. It lists each task, roughly how long it took, the method used and a short note on what the task was intended to achieve. The plan was put together so that the methods complement each other and so that every part of the existing system would be covered by the time the investigation was finished.</w:t>
+      </w:r>
+    </w:p>
+    <w:tbl>
+      <w:tblPr>
+        <w:tblW w:w="9360" w:type="dxa"/>
+        <w:tblBorders>
+          <w:top w:val="single" w:sz="1" w:space="0" w:color="BFBFBF"/>
+          <w:left w:val="single" w:sz="1" w:space="0" w:color="BFBFBF"/>
+          <w:bottom w:val="single" w:sz="1" w:space="0" w:color="BFBFBF"/>
+          <w:right w:val="single" w:sz="1" w:space="0" w:color="BFBFBF"/>
+          <w:insideH w:val="single" w:sz="1" w:space="0" w:color="BFBFBF"/>
+          <w:insideV w:val="single" w:sz="1" w:space="0" w:color="BFBFBF"/>
+        </w:tblBorders>
+        <w:tblCellMar>
+          <w:left w:w="10" w:type="dxa"/>
+          <w:right w:w="10" w:type="dxa"/>
+        </w:tblCellMar>
+        <w:tblLook w:val="04A0" w:firstRow="1" w:lastRow="0" w:firstColumn="1" w:lastColumn="0" w:noHBand="0" w:noVBand="1"/>
+      </w:tblPr>
+      <w:tblGrid>
+        <w:gridCol w:w="3500"/>
+        <w:gridCol w:w="1300"/>
+        <w:gridCol w:w="2200"/>
+        <w:gridCol w:w="2360"/>
+      </w:tblGrid>
+      <w:tr>
+        <w:tc>
+          <w:tcPr>
+            <w:tcW w:w="3500" w:type="dxa"/>
+            <w:shd w:val="clear" w:color="auto" w:fill="D9E2F3"/>
+            <w:tcMar>
+              <w:top w:w="60" w:type="dxa"/>
+              <w:left w:w="100" w:type="dxa"/>
+              <w:bottom w:w="60" w:type="dxa"/>
+              <w:right w:w="100" w:type="dxa"/>
+            </w:tcMar>
+          </w:tcPr>
+          <w:p>
+            <w:r>
+              <w:rPr>
+                <w:b/>
+                <w:bCs/>
+                <w:sz w:val="20"/>
+                <w:szCs w:val="20"/>
+              </w:rPr>
+              <w:t>Task Description</w:t>
+            </w:r>
+          </w:p>
+        </w:tc>
+        <w:tc>
+          <w:tcPr>
+            <w:tcW w:w="1300" w:type="dxa"/>
+            <w:shd w:val="clear" w:color="auto" w:fill="D9E2F3"/>
+            <w:tcMar>
+              <w:top w:w="60" w:type="dxa"/>
+              <w:left w:w="100" w:type="dxa"/>
+              <w:bottom w:w="60" w:type="dxa"/>
+              <w:right w:w="100" w:type="dxa"/>
+            </w:tcMar>
+          </w:tcPr>
+          <w:p>
+            <w:r>
+              <w:rPr>
+                <w:b/>
+                <w:bCs/>
+                <w:sz w:val="20"/>
+                <w:szCs w:val="20"/>
+              </w:rPr>
+              <w:t>Duration</w:t>
+            </w:r>
+          </w:p>
+        </w:tc>
+        <w:tc>
+          <w:tcPr>
+            <w:tcW w:w="2200" w:type="dxa"/>
+            <w:shd w:val="clear" w:color="auto" w:fill="D9E2F3"/>
+            <w:tcMar>
+              <w:top w:w="60" w:type="dxa"/>
+              <w:left w:w="100" w:type="dxa"/>
+              <w:bottom w:w="60" w:type="dxa"/>
+              <w:right w:w="100" w:type="dxa"/>
+            </w:tcMar>
+          </w:tcPr>
+          <w:p>
+            <w:r>
+              <w:rPr>
+                <w:b/>
+                <w:bCs/>
+                <w:sz w:val="20"/>
+                <w:szCs w:val="20"/>
+              </w:rPr>
+              <w:t>Method</w:t>
+            </w:r>
+          </w:p>
+        </w:tc>
+        <w:tc>
+          <w:tcPr>
+            <w:tcW w:w="2360" w:type="dxa"/>
+            <w:shd w:val="clear" w:color="auto" w:fill="D9E2F3"/>
+            <w:tcMar>
+              <w:top w:w="60" w:type="dxa"/>
+              <w:left w:w="100" w:type="dxa"/>
+              <w:bottom w:w="60" w:type="dxa"/>
+              <w:right w:w="100" w:type="dxa"/>
+            </w:tcMar>
+          </w:tcPr>
+          <w:p>
+            <w:r>
+              <w:rPr>
+                <w:b/>
+                <w:bCs/>
+                <w:sz w:val="20"/>
+                <w:szCs w:val="20"/>
+              </w:rPr>
+              <w:t>Comments</w:t>
+            </w:r>
+          </w:p>
+        </w:tc>
+      </w:tr>
+      <w:tr>
+        <w:tc>
+          <w:tcPr>
+            <w:tcW w:w="3500" w:type="dxa"/>
+            <w:tcMar>
+              <w:top w:w="60" w:type="dxa"/>
+              <w:left w:w="100" w:type="dxa"/>
+              <w:bottom w:w="60" w:type="dxa"/>
+              <w:right w:w="100" w:type="dxa"/>
+            </w:tcMar>
+          </w:tcPr>
+          <w:p>
+            <w:r>
+              <w:rPr>
+                <w:sz w:val="20"/>
+                <w:szCs w:val="20"/>
+              </w:rPr>
+              <w:lastRenderedPageBreak/>
+              <w:t>Initial meeting with client (Sarah Henshaw) to discuss project scope</w:t>
+            </w:r>
+          </w:p>
+        </w:tc>
+        <w:tc>
+          <w:tcPr>
+            <w:tcW w:w="1300" w:type="dxa"/>
+            <w:tcMar>
+              <w:top w:w="60" w:type="dxa"/>
+              <w:left w:w="100" w:type="dxa"/>
+              <w:bottom w:w="60" w:type="dxa"/>
+              <w:right w:w="100" w:type="dxa"/>
+            </w:tcMar>
+          </w:tcPr>
+          <w:p>
+            <w:r>
+              <w:rPr>
+                <w:sz w:val="20"/>
+                <w:szCs w:val="20"/>
+              </w:rPr>
+              <w:t>1 day</w:t>
+            </w:r>
+          </w:p>
+        </w:tc>
+        <w:tc>
+          <w:tcPr>
+            <w:tcW w:w="2200" w:type="dxa"/>
+            <w:tcMar>
+              <w:top w:w="60" w:type="dxa"/>
+              <w:left w:w="100" w:type="dxa"/>
+              <w:bottom w:w="60" w:type="dxa"/>
+              <w:right w:w="100" w:type="dxa"/>
+            </w:tcMar>
+          </w:tcPr>
+          <w:p>
+            <w:r>
+              <w:rPr>
+                <w:sz w:val="20"/>
+                <w:szCs w:val="20"/>
+              </w:rPr>
+              <w:t>Face-to-face meeting</w:t>
+            </w:r>
+          </w:p>
+        </w:tc>
+        <w:tc>
+          <w:tcPr>
+            <w:tcW w:w="2360" w:type="dxa"/>
+            <w:tcMar>
+              <w:top w:w="60" w:type="dxa"/>
+              <w:left w:w="100" w:type="dxa"/>
+              <w:bottom w:w="60" w:type="dxa"/>
+              <w:right w:w="100" w:type="dxa"/>
+            </w:tcMar>
+          </w:tcPr>
+          <w:p>
+            <w:r>
+              <w:rPr>
+                <w:sz w:val="20"/>
+                <w:szCs w:val="20"/>
+              </w:rPr>
+              <w:t>Establish what the client needs and agree on the direction of the project</w:t>
+            </w:r>
+          </w:p>
+        </w:tc>
+      </w:tr>
+      <w:tr>
+        <w:tc>
+          <w:tcPr>
+            <w:tcW w:w="3500" w:type="dxa"/>
+            <w:tcMar>
+              <w:top w:w="60" w:type="dxa"/>
+              <w:left w:w="100" w:type="dxa"/>
+              <w:bottom w:w="60" w:type="dxa"/>
+              <w:right w:w="100" w:type="dxa"/>
+            </w:tcMar>
+          </w:tcPr>
+          <w:p>
+            <w:r>
+              <w:rPr>
+                <w:sz w:val="20"/>
+                <w:szCs w:val="20"/>
+              </w:rPr>
+              <w:t>Interview with cinema manager (Sarah Henshaw)</w:t>
+            </w:r>
+          </w:p>
+        </w:tc>
+        <w:tc>
+          <w:tcPr>
+            <w:tcW w:w="1300" w:type="dxa"/>
+            <w:tcMar>
+              <w:top w:w="60" w:type="dxa"/>
+              <w:left w:w="100" w:type="dxa"/>
+              <w:bottom w:w="60" w:type="dxa"/>
+              <w:right w:w="100" w:type="dxa"/>
+            </w:tcMar>
+          </w:tcPr>
+          <w:p>
+            <w:r>
+              <w:rPr>
+                <w:sz w:val="20"/>
+                <w:szCs w:val="20"/>
+              </w:rPr>
+              <w:t>1 day</w:t>
+            </w:r>
+          </w:p>
+        </w:tc>
+        <w:tc>
+          <w:tcPr>
+            <w:tcW w:w="2200" w:type="dxa"/>
+            <w:tcMar>
+              <w:top w:w="60" w:type="dxa"/>
+              <w:left w:w="100" w:type="dxa"/>
+              <w:bottom w:w="60" w:type="dxa"/>
+              <w:right w:w="100" w:type="dxa"/>
+            </w:tcMar>
+          </w:tcPr>
+          <w:p>
+            <w:r>
+              <w:rPr>
+                <w:sz w:val="20"/>
+                <w:szCs w:val="20"/>
+              </w:rPr>
+              <w:t>Face-to-face interview</w:t>
+            </w:r>
+          </w:p>
+        </w:tc>
+        <w:tc>
+          <w:tcPr>
+            <w:tcW w:w="2360" w:type="dxa"/>
+            <w:tcMar>
+              <w:top w:w="60" w:type="dxa"/>
+              <w:left w:w="100" w:type="dxa"/>
+              <w:bottom w:w="60" w:type="dxa"/>
+              <w:right w:w="100" w:type="dxa"/>
+            </w:tcMar>
+          </w:tcPr>
+          <w:p>
+            <w:r>
+              <w:rPr>
+                <w:sz w:val="20"/>
+                <w:szCs w:val="20"/>
+              </w:rPr>
+              <w:t>Gather detailed information about the existing system and requirements from a management perspective</w:t>
+            </w:r>
+          </w:p>
+        </w:tc>
+      </w:tr>
+      <w:tr>
+        <w:tc>
+          <w:tcPr>
+            <w:tcW w:w="3500" w:type="dxa"/>
+            <w:tcMar>
+              <w:top w:w="60" w:type="dxa"/>
+              <w:left w:w="100" w:type="dxa"/>
+              <w:bottom w:w="60" w:type="dxa"/>
+              <w:right w:w="100" w:type="dxa"/>
+            </w:tcMar>
+          </w:tcPr>
+          <w:p>
+            <w:r>
+              <w:rPr>
+                <w:sz w:val="20"/>
+                <w:szCs w:val="20"/>
+              </w:rPr>
+              <w:t>Interview with box office staff member (Jake Pemberton)</w:t>
+            </w:r>
+          </w:p>
+        </w:tc>
+        <w:tc>
+          <w:tcPr>
+            <w:tcW w:w="1300" w:type="dxa"/>
+            <w:tcMar>
+              <w:top w:w="60" w:type="dxa"/>
+              <w:left w:w="100" w:type="dxa"/>
+              <w:bottom w:w="60" w:type="dxa"/>
+              <w:right w:w="100" w:type="dxa"/>
+            </w:tcMar>
+          </w:tcPr>
+          <w:p>
+            <w:r>
+              <w:rPr>
+                <w:sz w:val="20"/>
+                <w:szCs w:val="20"/>
+              </w:rPr>
+              <w:t>1 day</w:t>
+            </w:r>
+          </w:p>
+        </w:tc>
+        <w:tc>
+          <w:tcPr>
+            <w:tcW w:w="2200" w:type="dxa"/>
+            <w:tcMar>
+              <w:top w:w="60" w:type="dxa"/>
+              <w:left w:w="100" w:type="dxa"/>
+              <w:bottom w:w="60" w:type="dxa"/>
+              <w:right w:w="100" w:type="dxa"/>
+            </w:tcMar>
+          </w:tcPr>
+          <w:p>
+            <w:r>
+              <w:rPr>
+                <w:sz w:val="20"/>
+                <w:szCs w:val="20"/>
+              </w:rPr>
+              <w:t>Face-to-face interview</w:t>
+            </w:r>
+          </w:p>
+        </w:tc>
+        <w:tc>
+          <w:tcPr>
+            <w:tcW w:w="2360" w:type="dxa"/>
+            <w:tcMar>
+              <w:top w:w="60" w:type="dxa"/>
+              <w:left w:w="100" w:type="dxa"/>
+              <w:bottom w:w="60" w:type="dxa"/>
+              <w:right w:w="100" w:type="dxa"/>
+            </w:tcMar>
+          </w:tcPr>
+          <w:p>
+            <w:r>
+              <w:rPr>
+                <w:sz w:val="20"/>
+                <w:szCs w:val="20"/>
+              </w:rPr>
+              <w:t>Understand day-to-day operational problems from a staff perspective</w:t>
+            </w:r>
+          </w:p>
+        </w:tc>
+      </w:tr>
+      <w:tr>
+        <w:tc>
+          <w:tcPr>
+            <w:tcW w:w="3500" w:type="dxa"/>
+            <w:tcMar>
+              <w:top w:w="60" w:type="dxa"/>
+              <w:left w:w="100" w:type="dxa"/>
+              <w:bottom w:w="60" w:type="dxa"/>
+              <w:right w:w="100" w:type="dxa"/>
+            </w:tcMar>
+          </w:tcPr>
+          <w:p>
+            <w:r>
+              <w:rPr>
+                <w:sz w:val="20"/>
+                <w:szCs w:val="20"/>
+              </w:rPr>
+              <w:t>Customer questionnaire design and distribution</w:t>
+            </w:r>
+          </w:p>
+        </w:tc>
+        <w:tc>
+          <w:tcPr>
+            <w:tcW w:w="1300" w:type="dxa"/>
+            <w:tcMar>
+              <w:top w:w="60" w:type="dxa"/>
+              <w:left w:w="100" w:type="dxa"/>
+              <w:bottom w:w="60" w:type="dxa"/>
+              <w:right w:w="100" w:type="dxa"/>
+            </w:tcMar>
+          </w:tcPr>
+          <w:p>
+            <w:r>
+              <w:rPr>
+                <w:sz w:val="20"/>
+                <w:szCs w:val="20"/>
+              </w:rPr>
+              <w:t>1 day</w:t>
+            </w:r>
+          </w:p>
+        </w:tc>
+        <w:tc>
+          <w:tcPr>
+            <w:tcW w:w="2200" w:type="dxa"/>
+            <w:tcMar>
+              <w:top w:w="60" w:type="dxa"/>
+              <w:left w:w="100" w:type="dxa"/>
+              <w:bottom w:w="60" w:type="dxa"/>
+              <w:right w:w="100" w:type="dxa"/>
+            </w:tcMar>
+          </w:tcPr>
+          <w:p>
+            <w:r>
+              <w:rPr>
+                <w:sz w:val="20"/>
+                <w:szCs w:val="20"/>
+              </w:rPr>
+              <w:t>Paper questionnaire</w:t>
+            </w:r>
+          </w:p>
+        </w:tc>
+        <w:tc>
+          <w:tcPr>
+            <w:tcW w:w="2360" w:type="dxa"/>
+            <w:tcMar>
+              <w:top w:w="60" w:type="dxa"/>
+              <w:left w:w="100" w:type="dxa"/>
+              <w:bottom w:w="60" w:type="dxa"/>
+              <w:right w:w="100" w:type="dxa"/>
+            </w:tcMar>
+          </w:tcPr>
+          <w:p>
+            <w:r>
+              <w:rPr>
+                <w:sz w:val="20"/>
+                <w:szCs w:val="20"/>
+              </w:rPr>
+              <w:t>Distribute to 20 cinema customers to gather end user requirements</w:t>
+            </w:r>
+          </w:p>
+        </w:tc>
+      </w:tr>
+      <w:tr>
+        <w:tc>
+          <w:tcPr>
+            <w:tcW w:w="3500" w:type="dxa"/>
+            <w:tcMar>
+              <w:top w:w="60" w:type="dxa"/>
+              <w:left w:w="100" w:type="dxa"/>
+              <w:bottom w:w="60" w:type="dxa"/>
+              <w:right w:w="100" w:type="dxa"/>
+            </w:tcMar>
+          </w:tcPr>
+          <w:p>
+            <w:r>
+              <w:rPr>
+                <w:sz w:val="20"/>
+                <w:szCs w:val="20"/>
+              </w:rPr>
+              <w:t>Customer questionnaire analysis</w:t>
+            </w:r>
+          </w:p>
+        </w:tc>
+        <w:tc>
+          <w:tcPr>
+            <w:tcW w:w="1300" w:type="dxa"/>
+            <w:tcMar>
+              <w:top w:w="60" w:type="dxa"/>
+              <w:left w:w="100" w:type="dxa"/>
+              <w:bottom w:w="60" w:type="dxa"/>
+              <w:right w:w="100" w:type="dxa"/>
+            </w:tcMar>
+          </w:tcPr>
+          <w:p>
+            <w:r>
+              <w:rPr>
+                <w:sz w:val="20"/>
+                <w:szCs w:val="20"/>
+              </w:rPr>
+              <w:t>1 day</w:t>
+            </w:r>
+          </w:p>
+        </w:tc>
+        <w:tc>
+          <w:tcPr>
+            <w:tcW w:w="2200" w:type="dxa"/>
+            <w:tcMar>
+              <w:top w:w="60" w:type="dxa"/>
+              <w:left w:w="100" w:type="dxa"/>
+              <w:bottom w:w="60" w:type="dxa"/>
+              <w:right w:w="100" w:type="dxa"/>
+            </w:tcMar>
+          </w:tcPr>
+          <w:p>
+            <w:r>
+              <w:rPr>
+                <w:sz w:val="20"/>
+                <w:szCs w:val="20"/>
+              </w:rPr>
+              <w:t>Data analysis</w:t>
+            </w:r>
+          </w:p>
+        </w:tc>
+        <w:tc>
+          <w:tcPr>
+            <w:tcW w:w="2360" w:type="dxa"/>
+            <w:tcMar>
+              <w:top w:w="60" w:type="dxa"/>
+              <w:left w:w="100" w:type="dxa"/>
+              <w:bottom w:w="60" w:type="dxa"/>
+              <w:right w:w="100" w:type="dxa"/>
+            </w:tcMar>
+          </w:tcPr>
+          <w:p>
+            <w:pPr>
+              <w:rPr>
+                <w:lang w:val="fr-FR"/>
+              </w:rPr>
+            </w:pPr>
+            <w:proofErr w:type="spellStart"/>
+            <w:r>
+              <w:rPr>
+                <w:sz w:val="20"/>
+                <w:szCs w:val="20"/>
+                <w:lang w:val="fr-FR"/>
+              </w:rPr>
+              <w:t>Summarise</w:t>
+            </w:r>
+            <w:proofErr w:type="spellEnd"/>
+            <w:r>
+              <w:rPr>
+                <w:sz w:val="20"/>
+                <w:szCs w:val="20"/>
+                <w:lang w:val="fr-FR"/>
+              </w:rPr>
+              <w:t xml:space="preserve"> and </w:t>
+            </w:r>
+            <w:proofErr w:type="spellStart"/>
+            <w:r>
+              <w:rPr>
+                <w:sz w:val="20"/>
+                <w:szCs w:val="20"/>
+                <w:lang w:val="fr-FR"/>
+              </w:rPr>
+              <w:t>interpret</w:t>
+            </w:r>
+            <w:proofErr w:type="spellEnd"/>
+            <w:r>
+              <w:rPr>
+                <w:sz w:val="20"/>
+                <w:szCs w:val="20"/>
+                <w:lang w:val="fr-FR"/>
+              </w:rPr>
+              <w:t xml:space="preserve"> questionnaire </w:t>
+            </w:r>
+            <w:proofErr w:type="spellStart"/>
+            <w:r>
+              <w:rPr>
+                <w:sz w:val="20"/>
+                <w:szCs w:val="20"/>
+                <w:lang w:val="fr-FR"/>
+              </w:rPr>
+              <w:t>responses</w:t>
+            </w:r>
+            <w:proofErr w:type="spellEnd"/>
+          </w:p>
+        </w:tc>
+      </w:tr>
+      <w:tr>
+        <w:tc>
+          <w:tcPr>
+            <w:tcW w:w="3500" w:type="dxa"/>
+            <w:tcMar>
+              <w:top w:w="60" w:type="dxa"/>
+              <w:left w:w="100" w:type="dxa"/>
+              <w:bottom w:w="60" w:type="dxa"/>
+              <w:right w:w="100" w:type="dxa"/>
+            </w:tcMar>
+          </w:tcPr>
+          <w:p>
+            <w:r>
+              <w:rPr>
+                <w:sz w:val="20"/>
+                <w:szCs w:val="20"/>
+              </w:rPr>
+              <w:t>Direct observation of existing system</w:t>
+            </w:r>
+          </w:p>
+        </w:tc>
+        <w:tc>
+          <w:tcPr>
+            <w:tcW w:w="1300" w:type="dxa"/>
+            <w:tcMar>
+              <w:top w:w="60" w:type="dxa"/>
+              <w:left w:w="100" w:type="dxa"/>
+              <w:bottom w:w="60" w:type="dxa"/>
+              <w:right w:w="100" w:type="dxa"/>
+            </w:tcMar>
+          </w:tcPr>
+          <w:p>
+            <w:r>
+              <w:rPr>
+                <w:sz w:val="20"/>
+                <w:szCs w:val="20"/>
+              </w:rPr>
+              <w:t>1 day</w:t>
+            </w:r>
+          </w:p>
+        </w:tc>
+        <w:tc>
+          <w:tcPr>
+            <w:tcW w:w="2200" w:type="dxa"/>
+            <w:tcMar>
+              <w:top w:w="60" w:type="dxa"/>
+              <w:left w:w="100" w:type="dxa"/>
+              <w:bottom w:w="60" w:type="dxa"/>
+              <w:right w:w="100" w:type="dxa"/>
+            </w:tcMar>
+          </w:tcPr>
+          <w:p>
+            <w:r>
+              <w:rPr>
+                <w:sz w:val="20"/>
+                <w:szCs w:val="20"/>
+              </w:rPr>
+              <w:t>Observation</w:t>
+            </w:r>
+          </w:p>
+        </w:tc>
+        <w:tc>
+          <w:tcPr>
+            <w:tcW w:w="2360" w:type="dxa"/>
+            <w:tcMar>
+              <w:top w:w="60" w:type="dxa"/>
+              <w:left w:w="100" w:type="dxa"/>
+              <w:bottom w:w="60" w:type="dxa"/>
+              <w:right w:w="100" w:type="dxa"/>
+            </w:tcMar>
+          </w:tcPr>
+          <w:p>
+            <w:r>
+              <w:rPr>
+                <w:sz w:val="20"/>
+                <w:szCs w:val="20"/>
+              </w:rPr>
+              <w:t>Observe box office operations during a live evening screening</w:t>
+            </w:r>
+          </w:p>
+        </w:tc>
+      </w:tr>
+      <w:tr>
+        <w:tc>
+          <w:tcPr>
+            <w:tcW w:w="3500" w:type="dxa"/>
+            <w:tcMar>
+              <w:top w:w="60" w:type="dxa"/>
+              <w:left w:w="100" w:type="dxa"/>
+              <w:bottom w:w="60" w:type="dxa"/>
+              <w:right w:w="100" w:type="dxa"/>
+            </w:tcMar>
+          </w:tcPr>
+          <w:p>
+            <w:r>
+              <w:rPr>
+                <w:sz w:val="20"/>
+                <w:szCs w:val="20"/>
+              </w:rPr>
+              <w:t>Examine existing records and documents</w:t>
+            </w:r>
+          </w:p>
+        </w:tc>
+        <w:tc>
+          <w:tcPr>
+            <w:tcW w:w="1300" w:type="dxa"/>
+            <w:tcMar>
+              <w:top w:w="60" w:type="dxa"/>
+              <w:left w:w="100" w:type="dxa"/>
+              <w:bottom w:w="60" w:type="dxa"/>
+              <w:right w:w="100" w:type="dxa"/>
+            </w:tcMar>
+          </w:tcPr>
+          <w:p>
+            <w:r>
+              <w:rPr>
+                <w:sz w:val="20"/>
+                <w:szCs w:val="20"/>
+              </w:rPr>
+              <w:t>1 day</w:t>
+            </w:r>
+          </w:p>
+        </w:tc>
+        <w:tc>
+          <w:tcPr>
+            <w:tcW w:w="2200" w:type="dxa"/>
+            <w:tcMar>
+              <w:top w:w="60" w:type="dxa"/>
+              <w:left w:w="100" w:type="dxa"/>
+              <w:bottom w:w="60" w:type="dxa"/>
+              <w:right w:w="100" w:type="dxa"/>
+            </w:tcMar>
+          </w:tcPr>
+          <w:p>
+            <w:r>
+              <w:rPr>
+                <w:sz w:val="20"/>
+                <w:szCs w:val="20"/>
+              </w:rPr>
+              <w:t>Document inspection</w:t>
+            </w:r>
+          </w:p>
+        </w:tc>
+        <w:tc>
+          <w:tcPr>
+            <w:tcW w:w="2360" w:type="dxa"/>
+            <w:tcMar>
+              <w:top w:w="60" w:type="dxa"/>
+              <w:left w:w="100" w:type="dxa"/>
+              <w:bottom w:w="60" w:type="dxa"/>
+              <w:right w:w="100" w:type="dxa"/>
+            </w:tcMar>
+          </w:tcPr>
+          <w:p>
+            <w:r>
+              <w:rPr>
+                <w:sz w:val="20"/>
+                <w:szCs w:val="20"/>
+              </w:rPr>
+              <w:t>Look at the paper booking diary, stock and rota spreadsheets and ticket stub to see what data is actually captured</w:t>
+            </w:r>
+          </w:p>
+        </w:tc>
+      </w:tr>
+      <w:tr>
+        <w:tc>
+          <w:tcPr>
+            <w:tcW w:w="3500" w:type="dxa"/>
+            <w:tcMar>
+              <w:top w:w="60" w:type="dxa"/>
+              <w:left w:w="100" w:type="dxa"/>
+              <w:bottom w:w="60" w:type="dxa"/>
+              <w:right w:w="100" w:type="dxa"/>
+            </w:tcMar>
+          </w:tcPr>
+          <w:p>
+            <w:r>
+              <w:rPr>
+                <w:sz w:val="20"/>
+                <w:szCs w:val="20"/>
+              </w:rPr>
+              <w:t>Desk based research - Vue Cinema (myvue.com)</w:t>
+            </w:r>
+          </w:p>
+        </w:tc>
+        <w:tc>
+          <w:tcPr>
+            <w:tcW w:w="1300" w:type="dxa"/>
+            <w:tcMar>
+              <w:top w:w="60" w:type="dxa"/>
+              <w:left w:w="100" w:type="dxa"/>
+              <w:bottom w:w="60" w:type="dxa"/>
+              <w:right w:w="100" w:type="dxa"/>
+            </w:tcMar>
+          </w:tcPr>
+          <w:p>
+            <w:r>
+              <w:rPr>
+                <w:sz w:val="20"/>
+                <w:szCs w:val="20"/>
+              </w:rPr>
+              <w:t>1 day</w:t>
+            </w:r>
+          </w:p>
+        </w:tc>
+        <w:tc>
+          <w:tcPr>
+            <w:tcW w:w="2200" w:type="dxa"/>
+            <w:tcMar>
+              <w:top w:w="60" w:type="dxa"/>
+              <w:left w:w="100" w:type="dxa"/>
+              <w:bottom w:w="60" w:type="dxa"/>
+              <w:right w:w="100" w:type="dxa"/>
+            </w:tcMar>
+          </w:tcPr>
+          <w:p>
+            <w:r>
+              <w:rPr>
+                <w:sz w:val="20"/>
+                <w:szCs w:val="20"/>
+              </w:rPr>
+              <w:t>Online research and screenshots</w:t>
+            </w:r>
+          </w:p>
+        </w:tc>
+        <w:tc>
+          <w:tcPr>
+            <w:tcW w:w="2360" w:type="dxa"/>
+            <w:tcMar>
+              <w:top w:w="60" w:type="dxa"/>
+              <w:left w:w="100" w:type="dxa"/>
+              <w:bottom w:w="60" w:type="dxa"/>
+              <w:right w:w="100" w:type="dxa"/>
+            </w:tcMar>
+          </w:tcPr>
+          <w:p>
+            <w:r>
+              <w:rPr>
+                <w:sz w:val="20"/>
+                <w:szCs w:val="20"/>
+              </w:rPr>
+              <w:t>Analyse features of a professional existing cinema booking system</w:t>
+            </w:r>
+          </w:p>
+        </w:tc>
+      </w:tr>
+      <w:tr>
+        <w:tc>
+          <w:tcPr>
+            <w:tcW w:w="3500" w:type="dxa"/>
+            <w:tcMar>
+              <w:top w:w="60" w:type="dxa"/>
+              <w:left w:w="100" w:type="dxa"/>
+              <w:bottom w:w="60" w:type="dxa"/>
+              <w:right w:w="100" w:type="dxa"/>
+            </w:tcMar>
+          </w:tcPr>
+          <w:p>
+            <w:r>
+              <w:rPr>
+                <w:sz w:val="20"/>
+                <w:szCs w:val="20"/>
+              </w:rPr>
+              <w:t>Desk based research - Odeon Cinema (odeon.co.uk)</w:t>
+            </w:r>
+          </w:p>
+        </w:tc>
+        <w:tc>
+          <w:tcPr>
+            <w:tcW w:w="1300" w:type="dxa"/>
+            <w:tcMar>
+              <w:top w:w="60" w:type="dxa"/>
+              <w:left w:w="100" w:type="dxa"/>
+              <w:bottom w:w="60" w:type="dxa"/>
+              <w:right w:w="100" w:type="dxa"/>
+            </w:tcMar>
+          </w:tcPr>
+          <w:p>
+            <w:r>
+              <w:rPr>
+                <w:sz w:val="20"/>
+                <w:szCs w:val="20"/>
+              </w:rPr>
+              <w:t>1 day</w:t>
+            </w:r>
+          </w:p>
+        </w:tc>
+        <w:tc>
+          <w:tcPr>
+            <w:tcW w:w="2200" w:type="dxa"/>
+            <w:tcMar>
+              <w:top w:w="60" w:type="dxa"/>
+              <w:left w:w="100" w:type="dxa"/>
+              <w:bottom w:w="60" w:type="dxa"/>
+              <w:right w:w="100" w:type="dxa"/>
+            </w:tcMar>
+          </w:tcPr>
+          <w:p>
+            <w:r>
+              <w:rPr>
+                <w:sz w:val="20"/>
+                <w:szCs w:val="20"/>
+              </w:rPr>
+              <w:t>Online research and screenshots</w:t>
+            </w:r>
+          </w:p>
+        </w:tc>
+        <w:tc>
+          <w:tcPr>
+            <w:tcW w:w="2360" w:type="dxa"/>
+            <w:tcMar>
+              <w:top w:w="60" w:type="dxa"/>
+              <w:left w:w="100" w:type="dxa"/>
+              <w:bottom w:w="60" w:type="dxa"/>
+              <w:right w:w="100" w:type="dxa"/>
+            </w:tcMar>
+          </w:tcPr>
+          <w:p>
+            <w:r>
+              <w:rPr>
+                <w:sz w:val="20"/>
+                <w:szCs w:val="20"/>
+              </w:rPr>
+              <w:t>Compare a second professional system and identify additional features</w:t>
+            </w:r>
+          </w:p>
+        </w:tc>
+      </w:tr>
+      <w:tr>
+        <w:tc>
+          <w:tcPr>
+            <w:tcW w:w="3500" w:type="dxa"/>
+            <w:tcMar>
+              <w:top w:w="60" w:type="dxa"/>
+              <w:left w:w="100" w:type="dxa"/>
+              <w:bottom w:w="60" w:type="dxa"/>
+              <w:right w:w="100" w:type="dxa"/>
+            </w:tcMar>
+          </w:tcPr>
+          <w:p>
+            <w:r>
+              <w:rPr>
+                <w:sz w:val="20"/>
+                <w:szCs w:val="20"/>
+              </w:rPr>
+              <w:t>Data flow diagram - existing system</w:t>
+            </w:r>
+          </w:p>
+        </w:tc>
+        <w:tc>
+          <w:tcPr>
+            <w:tcW w:w="1300" w:type="dxa"/>
+            <w:tcMar>
+              <w:top w:w="60" w:type="dxa"/>
+              <w:left w:w="100" w:type="dxa"/>
+              <w:bottom w:w="60" w:type="dxa"/>
+              <w:right w:w="100" w:type="dxa"/>
+            </w:tcMar>
+          </w:tcPr>
+          <w:p>
+            <w:r>
+              <w:rPr>
+                <w:sz w:val="20"/>
+                <w:szCs w:val="20"/>
+              </w:rPr>
+              <w:t>2 days</w:t>
+            </w:r>
+          </w:p>
+        </w:tc>
+        <w:tc>
+          <w:tcPr>
+            <w:tcW w:w="2200" w:type="dxa"/>
+            <w:tcMar>
+              <w:top w:w="60" w:type="dxa"/>
+              <w:left w:w="100" w:type="dxa"/>
+              <w:bottom w:w="60" w:type="dxa"/>
+              <w:right w:w="100" w:type="dxa"/>
+            </w:tcMar>
+          </w:tcPr>
+          <w:p>
+            <w:r>
+              <w:rPr>
+                <w:sz w:val="20"/>
+                <w:szCs w:val="20"/>
+              </w:rPr>
+              <w:t>Diagram</w:t>
+            </w:r>
+          </w:p>
+        </w:tc>
+        <w:tc>
+          <w:tcPr>
+            <w:tcW w:w="2360" w:type="dxa"/>
+            <w:tcMar>
+              <w:top w:w="60" w:type="dxa"/>
+              <w:left w:w="100" w:type="dxa"/>
+              <w:bottom w:w="60" w:type="dxa"/>
+              <w:right w:w="100" w:type="dxa"/>
+            </w:tcMar>
+          </w:tcPr>
+          <w:p>
+            <w:r>
+              <w:rPr>
+                <w:sz w:val="20"/>
+                <w:szCs w:val="20"/>
+              </w:rPr>
+              <w:t xml:space="preserve">Produce a DFD showing how data moves through </w:t>
+            </w:r>
+            <w:r>
+              <w:rPr>
+                <w:sz w:val="20"/>
+                <w:szCs w:val="20"/>
+              </w:rPr>
+              <w:lastRenderedPageBreak/>
+              <w:t>the current paper based system</w:t>
+            </w:r>
+          </w:p>
+        </w:tc>
+      </w:tr>
+      <w:tr>
+        <w:tc>
+          <w:tcPr>
+            <w:tcW w:w="3500" w:type="dxa"/>
+            <w:tcMar>
+              <w:top w:w="60" w:type="dxa"/>
+              <w:left w:w="100" w:type="dxa"/>
+              <w:bottom w:w="60" w:type="dxa"/>
+              <w:right w:w="100" w:type="dxa"/>
+            </w:tcMar>
+          </w:tcPr>
+          <w:p>
+            <w:r>
+              <w:rPr>
+                <w:sz w:val="20"/>
+                <w:szCs w:val="20"/>
+              </w:rPr>
+              <w:lastRenderedPageBreak/>
+              <w:t>Overview of existing system</w:t>
+            </w:r>
+          </w:p>
+        </w:tc>
+        <w:tc>
+          <w:tcPr>
+            <w:tcW w:w="1300" w:type="dxa"/>
+            <w:tcMar>
+              <w:top w:w="60" w:type="dxa"/>
+              <w:left w:w="100" w:type="dxa"/>
+              <w:bottom w:w="60" w:type="dxa"/>
+              <w:right w:w="100" w:type="dxa"/>
+            </w:tcMar>
+          </w:tcPr>
+          <w:p>
+            <w:r>
+              <w:rPr>
+                <w:sz w:val="20"/>
+                <w:szCs w:val="20"/>
+              </w:rPr>
+              <w:t>2 days</w:t>
+            </w:r>
+          </w:p>
+        </w:tc>
+        <w:tc>
+          <w:tcPr>
+            <w:tcW w:w="2200" w:type="dxa"/>
+            <w:tcMar>
+              <w:top w:w="60" w:type="dxa"/>
+              <w:left w:w="100" w:type="dxa"/>
+              <w:bottom w:w="60" w:type="dxa"/>
+              <w:right w:w="100" w:type="dxa"/>
+            </w:tcMar>
+          </w:tcPr>
+          <w:p>
+            <w:r>
+              <w:rPr>
+                <w:sz w:val="20"/>
+                <w:szCs w:val="20"/>
+              </w:rPr>
+              <w:t>Written analysis</w:t>
+            </w:r>
+          </w:p>
+        </w:tc>
+        <w:tc>
+          <w:tcPr>
+            <w:tcW w:w="2360" w:type="dxa"/>
+            <w:tcMar>
+              <w:top w:w="60" w:type="dxa"/>
+              <w:left w:w="100" w:type="dxa"/>
+              <w:bottom w:w="60" w:type="dxa"/>
+              <w:right w:w="100" w:type="dxa"/>
+            </w:tcMar>
+          </w:tcPr>
+          <w:p>
+            <w:r>
+              <w:rPr>
+                <w:sz w:val="20"/>
+                <w:szCs w:val="20"/>
+              </w:rPr>
+              <w:t>Document inputs, outputs, processing and limitations of the current system</w:t>
+            </w:r>
+          </w:p>
+        </w:tc>
+      </w:tr>
+      <w:tr>
+        <w:tc>
+          <w:tcPr>
+            <w:tcW w:w="3500" w:type="dxa"/>
+            <w:tcMar>
+              <w:top w:w="60" w:type="dxa"/>
+              <w:left w:w="100" w:type="dxa"/>
+              <w:bottom w:w="60" w:type="dxa"/>
+              <w:right w:w="100" w:type="dxa"/>
+            </w:tcMar>
+          </w:tcPr>
+          <w:p>
+            <w:r>
+              <w:rPr>
+                <w:sz w:val="20"/>
+                <w:szCs w:val="20"/>
+              </w:rPr>
+              <w:t>Problem definition</w:t>
+            </w:r>
+          </w:p>
+        </w:tc>
+        <w:tc>
+          <w:tcPr>
+            <w:tcW w:w="1300" w:type="dxa"/>
+            <w:tcMar>
+              <w:top w:w="60" w:type="dxa"/>
+              <w:left w:w="100" w:type="dxa"/>
+              <w:bottom w:w="60" w:type="dxa"/>
+              <w:right w:w="100" w:type="dxa"/>
+            </w:tcMar>
+          </w:tcPr>
+          <w:p>
+            <w:r>
+              <w:rPr>
+                <w:sz w:val="20"/>
+                <w:szCs w:val="20"/>
+              </w:rPr>
+              <w:t>1 day</w:t>
+            </w:r>
+          </w:p>
+        </w:tc>
+        <w:tc>
+          <w:tcPr>
+            <w:tcW w:w="2200" w:type="dxa"/>
+            <w:tcMar>
+              <w:top w:w="60" w:type="dxa"/>
+              <w:left w:w="100" w:type="dxa"/>
+              <w:bottom w:w="60" w:type="dxa"/>
+              <w:right w:w="100" w:type="dxa"/>
+            </w:tcMar>
+          </w:tcPr>
+          <w:p>
+            <w:r>
+              <w:rPr>
+                <w:sz w:val="20"/>
+                <w:szCs w:val="20"/>
+              </w:rPr>
+              <w:t>Written analysis</w:t>
+            </w:r>
+          </w:p>
+        </w:tc>
+        <w:tc>
+          <w:tcPr>
+            <w:tcW w:w="2360" w:type="dxa"/>
+            <w:tcMar>
+              <w:top w:w="60" w:type="dxa"/>
+              <w:left w:w="100" w:type="dxa"/>
+              <w:bottom w:w="60" w:type="dxa"/>
+              <w:right w:w="100" w:type="dxa"/>
+            </w:tcMar>
+          </w:tcPr>
+          <w:p>
+            <w:r>
+              <w:rPr>
+                <w:sz w:val="20"/>
+                <w:szCs w:val="20"/>
+              </w:rPr>
+              <w:t>Clearly define the core problems the proposed solution must address</w:t>
+            </w:r>
+          </w:p>
+        </w:tc>
+      </w:tr>
+      <w:tr>
+        <w:tc>
+          <w:tcPr>
+            <w:tcW w:w="3500" w:type="dxa"/>
+            <w:tcMar>
+              <w:top w:w="60" w:type="dxa"/>
+              <w:left w:w="100" w:type="dxa"/>
+              <w:bottom w:w="60" w:type="dxa"/>
+              <w:right w:w="100" w:type="dxa"/>
+            </w:tcMar>
+          </w:tcPr>
+          <w:p>
+            <w:r>
+              <w:rPr>
+                <w:sz w:val="20"/>
+                <w:szCs w:val="20"/>
+              </w:rPr>
+              <w:t>Limitations of proposed solution</w:t>
+            </w:r>
+          </w:p>
+        </w:tc>
+        <w:tc>
+          <w:tcPr>
+            <w:tcW w:w="1300" w:type="dxa"/>
+            <w:tcMar>
+              <w:top w:w="60" w:type="dxa"/>
+              <w:left w:w="100" w:type="dxa"/>
+              <w:bottom w:w="60" w:type="dxa"/>
+              <w:right w:w="100" w:type="dxa"/>
+            </w:tcMar>
+          </w:tcPr>
+          <w:p>
+            <w:r>
+              <w:rPr>
+                <w:sz w:val="20"/>
+                <w:szCs w:val="20"/>
+              </w:rPr>
+              <w:t>1 day</w:t>
+            </w:r>
+          </w:p>
+        </w:tc>
+        <w:tc>
+          <w:tcPr>
+            <w:tcW w:w="2200" w:type="dxa"/>
+            <w:tcMar>
+              <w:top w:w="60" w:type="dxa"/>
+              <w:left w:w="100" w:type="dxa"/>
+              <w:bottom w:w="60" w:type="dxa"/>
+              <w:right w:w="100" w:type="dxa"/>
+            </w:tcMar>
+          </w:tcPr>
+          <w:p>
+            <w:r>
+              <w:rPr>
+                <w:sz w:val="20"/>
+                <w:szCs w:val="20"/>
+              </w:rPr>
+              <w:t>Written analysis</w:t>
+            </w:r>
+          </w:p>
+        </w:tc>
+        <w:tc>
+          <w:tcPr>
+            <w:tcW w:w="2360" w:type="dxa"/>
+            <w:tcMar>
+              <w:top w:w="60" w:type="dxa"/>
+              <w:left w:w="100" w:type="dxa"/>
+              <w:bottom w:w="60" w:type="dxa"/>
+              <w:right w:w="100" w:type="dxa"/>
+            </w:tcMar>
+          </w:tcPr>
+          <w:p>
+            <w:r>
+              <w:rPr>
+                <w:sz w:val="20"/>
+                <w:szCs w:val="20"/>
+              </w:rPr>
+              <w:t>Identify what the system will not include and explain why</w:t>
+            </w:r>
+          </w:p>
+        </w:tc>
+      </w:tr>
+      <w:tr>
+        <w:tc>
+          <w:tcPr>
+            <w:tcW w:w="3500" w:type="dxa"/>
+            <w:tcMar>
+              <w:top w:w="60" w:type="dxa"/>
+              <w:left w:w="100" w:type="dxa"/>
+              <w:bottom w:w="60" w:type="dxa"/>
+              <w:right w:w="100" w:type="dxa"/>
+            </w:tcMar>
+          </w:tcPr>
+          <w:p>
+            <w:r>
+              <w:rPr>
+                <w:sz w:val="20"/>
+                <w:szCs w:val="20"/>
+              </w:rPr>
+              <w:t>Objectives and evaluation criteria</w:t>
+            </w:r>
+          </w:p>
+        </w:tc>
+        <w:tc>
+          <w:tcPr>
+            <w:tcW w:w="1300" w:type="dxa"/>
+            <w:tcMar>
+              <w:top w:w="60" w:type="dxa"/>
+              <w:left w:w="100" w:type="dxa"/>
+              <w:bottom w:w="60" w:type="dxa"/>
+              <w:right w:w="100" w:type="dxa"/>
+            </w:tcMar>
+          </w:tcPr>
+          <w:p>
+            <w:r>
+              <w:rPr>
+                <w:sz w:val="20"/>
+                <w:szCs w:val="20"/>
+              </w:rPr>
+              <w:t>2 days</w:t>
+            </w:r>
+          </w:p>
+        </w:tc>
+        <w:tc>
+          <w:tcPr>
+            <w:tcW w:w="2200" w:type="dxa"/>
+            <w:tcMar>
+              <w:top w:w="60" w:type="dxa"/>
+              <w:left w:w="100" w:type="dxa"/>
+              <w:bottom w:w="60" w:type="dxa"/>
+              <w:right w:w="100" w:type="dxa"/>
+            </w:tcMar>
+          </w:tcPr>
+          <w:p>
+            <w:r>
+              <w:rPr>
+                <w:sz w:val="20"/>
+                <w:szCs w:val="20"/>
+              </w:rPr>
+              <w:t>Written analysis</w:t>
+            </w:r>
+          </w:p>
+        </w:tc>
+        <w:tc>
+          <w:tcPr>
+            <w:tcW w:w="2360" w:type="dxa"/>
+            <w:tcMar>
+              <w:top w:w="60" w:type="dxa"/>
+              <w:left w:w="100" w:type="dxa"/>
+              <w:bottom w:w="60" w:type="dxa"/>
+              <w:right w:w="100" w:type="dxa"/>
+            </w:tcMar>
+          </w:tcPr>
+          <w:p>
+            <w:r>
+              <w:rPr>
+                <w:sz w:val="20"/>
+                <w:szCs w:val="20"/>
+              </w:rPr>
+              <w:t>Produce 15 numbered objectives each with a measurable success criteria</w:t>
+            </w:r>
+          </w:p>
+        </w:tc>
+      </w:tr>
+    </w:tbl>
     <w:p/>
     <w:p>
       <w:pPr>
-        <w:pStyle w:val="Heading3"/>
+        <w:pStyle w:val="Heading2"/>
       </w:pPr>
     </w:p>
     <w:sectPr>

--- a/Investigation.docx
+++ b/Investigation.docx
@@ -1556,8 +1556,94 @@
     <w:p>
       <w:pPr>
         <w:pStyle w:val="Heading2"/>
+        <w:rPr>
+          <w:b/>
+          <w:bCs/>
+          <w:color w:val="000000" w:themeColor="text1"/>
+        </w:rPr>
       </w:pPr>
+      <w:r>
+        <w:rPr>
+          <w:b/>
+          <w:bCs/>
+          <w:color w:val="000000" w:themeColor="text1"/>
+        </w:rPr>
+        <w:t>Methodology for Investigating</w:t>
+      </w:r>
     </w:p>
+    <w:p>
+      <w:pPr>
+        <w:spacing w:line="276" w:lineRule="auto"/>
+      </w:pPr>
+      <w:r>
+        <w:t>Before carrying out the investigation it is important to think carefully about which methods to use to gather information. Different methods have different strengths and weaknesses and relying on just one would not give a complete enough picture of the existing system or what the new one needs to do. For this investigation the methods chosen were face-to-face interviews, a customer questionnaire, direct observation, an examination of the records and documents the cinema uses and desk based research.</w:t>
+      </w:r>
+    </w:p>
+    <w:p>
+      <w:pPr>
+        <w:spacing w:line="276" w:lineRule="auto"/>
+      </w:pPr>
+      <w:r>
+        <w:t xml:space="preserve">Starting with interviews, these were chosen as the main method for gathering requirements from the key stakeholders. The reason for this is that an interview allows open ended questions to be asked and the conversation can naturally go in directions that were not planned in advance. This is important because some of the most useful information gathered during an investigation comes from things that the person being interviewed mentions without being directly asked. A written survey would not allow for this kind of flexibility. The limitation of interviews however is that they are time consuming and the quality of what comes out of them depends heavily on how well the questions are prepared. To address this the questions were written in advance and kept open ended to avoid leading the person being interviewed towards a particular answer. Two interviews were conducted for this investigation, one with the cinema manager and one with a </w:t>
+      </w:r>
+      <w:r>
+        <w:lastRenderedPageBreak/>
+        <w:t>member of the box office staff, as these two stakeholders gave the most complete view of how the existing system operates day to day.</w:t>
+      </w:r>
+    </w:p>
+    <w:p>
+      <w:pPr>
+        <w:spacing w:line="276" w:lineRule="auto"/>
+      </w:pPr>
+      <w:r>
+        <w:t xml:space="preserve">Moving on to the customer questionnaire, this was chosen because it allowed a much larger group of stakeholders to contribute to the investigation than would have been possible through interviews alone. Interviewing every customer individually would not be realistic, so a questionnaire was the most practical way to gather their views. The key advantage of a questionnaire is that it produces quantitative data which is easier to summarise and use as justification for design decisions. For example knowing that a large majority of customers would prefer a </w:t>
+      </w:r>
+      <w:proofErr w:type="spellStart"/>
+      <w:r>
+        <w:t>self service</w:t>
+      </w:r>
+      <w:proofErr w:type="spellEnd"/>
+      <w:r>
+        <w:t xml:space="preserve"> kiosk is a much stronger argument for including that feature than one person mentioning it in an interview. The limitation of a questionnaire is that the questions are fixed which means there is no opportunity to follow up on responses or ask for more detail. To partially work around this some of the questions included a list of options rather than just a yes or no answer which produced more useful and specific data.</w:t>
+      </w:r>
+    </w:p>
+    <w:p>
+      <w:pPr>
+        <w:spacing w:line="276" w:lineRule="auto"/>
+      </w:pPr>
+      <w:r>
+        <w:t>Transitioning to direct observation, this was included because interviews and questionnaires rely on people describing the system from memory which is not always accurate. Watching the system being used in real time makes it possible to see problems that the people involved might not even be aware of because they have become used to working around them. The observation was carried out during a busy evening period deliberately, since the existing system's weaknesses are most likely to show up under pressure rather than during a quiet period. The main limitation of observation is the Hawthorne Effect, which is the tendency for people to change their behaviour when they know they are being watched. This was minimised by keeping the observation as low key as possible.</w:t>
+      </w:r>
+    </w:p>
+    <w:p>
+      <w:pPr>
+        <w:spacing w:line="276" w:lineRule="auto"/>
+      </w:pPr>
+      <w:r>
+        <w:t>I also examined the actual records and documents the cinema relies on, such as the paper booking diary and the spreadsheets used for stock and staff rotas. Looking at the real paperwork was worthwhile because it shows exactly what data is being captured at the moment rather than what people remember being captured, and it tends to reveal small but important details that nobody thinks to mention in an interview because they are so used to them.</w:t>
+      </w:r>
+    </w:p>
+    <w:p>
+      <w:pPr>
+        <w:spacing w:line="276" w:lineRule="auto"/>
+      </w:pPr>
+      <w:r>
+        <w:t xml:space="preserve">Finally, desk based research was used to look at how similar systems are designed in the real world. By researching the booking systems of established cinema chains it is possible to identify features and design patterns that set the standard for what customers already expect. This is useful because stakeholders do not always know what to ask for, particularly if they have not seen what is possible. The limitation of this method is that the systems being researched are built by large commercial teams with significant resources, </w:t>
+      </w:r>
+      <w:r>
+        <w:lastRenderedPageBreak/>
+        <w:t>so not everything observed will be feasible within the scope of this project. The research has therefore been used to inform and inspire the design rather than to copy it directly.</w:t>
+      </w:r>
+    </w:p>
+    <w:p>
+      <w:pPr>
+        <w:spacing w:line="276" w:lineRule="auto"/>
+      </w:pPr>
+      <w:r>
+        <w:t>The reason all of these methods were used together is that each one compensates for the weaknesses of the others. Interviews provide depth, the questionnaire provides breadth, observation and the documents provide real world evidence and desk based research provides industry context. Where the same issue or requirement appears across multiple methods it can be treated with much greater confidence than if it had only come from one source.</w:t>
+      </w:r>
+    </w:p>
+    <w:p/>
     <w:sectPr>
       <w:headerReference w:type="even" r:id="rId7"/>
       <w:headerReference w:type="default" r:id="rId8"/>

--- a/Investigation.docx
+++ b/Investigation.docx
@@ -130,11 +130,7 @@
         <w:spacing w:line="276" w:lineRule="auto"/>
       </w:pPr>
       <w:r>
-        <w:t xml:space="preserve">The next primary stakeholder group is the box office staff. These are the people who handle ticket sales and customer enquiries on a day to day basis and who will use the booking interface most frequently. Their priorities are speed and simplicity. During busy periods a member of staff cannot afford to spend several minutes navigating a complicated interface </w:t>
-      </w:r>
-      <w:r>
-        <w:lastRenderedPageBreak/>
-        <w:t>to add a single booking. The system therefore needs to be designed with efficiency in mind so that even a brand new member of staff could use it confidently with minimal training.</w:t>
+        <w:t>The next primary stakeholder group is the box office staff. These are the people who handle ticket sales and customer enquiries on a day to day basis and who will use the booking interface most frequently. Their priorities are speed and simplicity. During busy periods a member of staff cannot afford to spend several minutes navigating a complicated interface to add a single booking. The system therefore needs to be designed with efficiency in mind so that even a brand new member of staff could use it confidently with minimal training.</w:t>
       </w:r>
     </w:p>
     <w:p>
@@ -366,7 +362,6 @@
                 <w:sz w:val="20"/>
                 <w:szCs w:val="20"/>
               </w:rPr>
-              <w:lastRenderedPageBreak/>
               <w:t>Initial meeting with client (Sarah Henshaw) to discuss project scope</w:t>
             </w:r>
           </w:p>
@@ -1209,15 +1204,7 @@
                 <w:sz w:val="20"/>
                 <w:szCs w:val="20"/>
               </w:rPr>
-              <w:t xml:space="preserve">Produce a DFD showing how data moves through </w:t>
-            </w:r>
-            <w:r>
-              <w:rPr>
-                <w:sz w:val="20"/>
-                <w:szCs w:val="20"/>
-              </w:rPr>
-              <w:lastRenderedPageBreak/>
-              <w:t>the current paper based system</w:t>
+              <w:t>Produce a DFD showing how data moves through the current paper based system</w:t>
             </w:r>
           </w:p>
         </w:tc>
@@ -1239,7 +1226,6 @@
                 <w:sz w:val="20"/>
                 <w:szCs w:val="20"/>
               </w:rPr>
-              <w:lastRenderedPageBreak/>
               <w:t>Overview of existing system</w:t>
             </w:r>
           </w:p>
@@ -1584,11 +1570,7 @@
         <w:spacing w:line="276" w:lineRule="auto"/>
       </w:pPr>
       <w:r>
-        <w:t xml:space="preserve">Starting with interviews, these were chosen as the main method for gathering requirements from the key stakeholders. The reason for this is that an interview allows open ended questions to be asked and the conversation can naturally go in directions that were not planned in advance. This is important because some of the most useful information gathered during an investigation comes from things that the person being interviewed mentions without being directly asked. A written survey would not allow for this kind of flexibility. The limitation of interviews however is that they are time consuming and the quality of what comes out of them depends heavily on how well the questions are prepared. To address this the questions were written in advance and kept open ended to avoid leading the person being interviewed towards a particular answer. Two interviews were conducted for this investigation, one with the cinema manager and one with a </w:t>
-      </w:r>
-      <w:r>
-        <w:lastRenderedPageBreak/>
-        <w:t>member of the box office staff, as these two stakeholders gave the most complete view of how the existing system operates day to day.</w:t>
+        <w:t>Starting with interviews, these were chosen as the main method for gathering requirements from the key stakeholders. The reason for this is that an interview allows open ended questions to be asked and the conversation can naturally go in directions that were not planned in advance. This is important because some of the most useful information gathered during an investigation comes from things that the person being interviewed mentions without being directly asked. A written survey would not allow for this kind of flexibility. The limitation of interviews however is that they are time consuming and the quality of what comes out of them depends heavily on how well the questions are prepared. To address this the questions were written in advance and kept open ended to avoid leading the person being interviewed towards a particular answer. Two interviews were conducted for this investigation, one with the cinema manager and one with a member of the box office staff, as these two stakeholders gave the most complete view of how the existing system operates day to day.</w:t>
       </w:r>
     </w:p>
     <w:p>
@@ -1628,11 +1610,7 @@
         <w:spacing w:line="276" w:lineRule="auto"/>
       </w:pPr>
       <w:r>
-        <w:t xml:space="preserve">Finally, desk based research was used to look at how similar systems are designed in the real world. By researching the booking systems of established cinema chains it is possible to identify features and design patterns that set the standard for what customers already expect. This is useful because stakeholders do not always know what to ask for, particularly if they have not seen what is possible. The limitation of this method is that the systems being researched are built by large commercial teams with significant resources, </w:t>
-      </w:r>
-      <w:r>
-        <w:lastRenderedPageBreak/>
-        <w:t>so not everything observed will be feasible within the scope of this project. The research has therefore been used to inform and inspire the design rather than to copy it directly.</w:t>
+        <w:t>Finally, desk based research was used to look at how similar systems are designed in the real world. By researching the booking systems of established cinema chains it is possible to identify features and design patterns that set the standard for what customers already expect. This is useful because stakeholders do not always know what to ask for, particularly if they have not seen what is possible. The limitation of this method is that the systems being researched are built by large commercial teams with significant resources, so not everything observed will be feasible within the scope of this project. The research has therefore been used to inform and inspire the design rather than to copy it directly.</w:t>
       </w:r>
     </w:p>
     <w:p>
@@ -1641,6 +1619,331 @@
       </w:pPr>
       <w:r>
         <w:t>The reason all of these methods were used together is that each one compensates for the weaknesses of the others. Interviews provide depth, the questionnaire provides breadth, observation and the documents provide real world evidence and desk based research provides industry context. Where the same issue or requirement appears across multiple methods it can be treated with much greater confidence than if it had only come from one source.</w:t>
+      </w:r>
+    </w:p>
+    <w:p/>
+    <w:p>
+      <w:pPr>
+        <w:pStyle w:val="Heading2"/>
+        <w:rPr>
+          <w:b/>
+          <w:bCs/>
+          <w:color w:val="000000" w:themeColor="text1"/>
+        </w:rPr>
+      </w:pPr>
+      <w:r>
+        <w:rPr>
+          <w:b/>
+          <w:bCs/>
+          <w:color w:val="000000" w:themeColor="text1"/>
+        </w:rPr>
+        <w:t>Investigation</w:t>
+      </w:r>
+    </w:p>
+    <w:p>
+      <w:pPr>
+        <w:pStyle w:val="Heading3"/>
+        <w:rPr>
+          <w:b/>
+          <w:bCs/>
+          <w:color w:val="000000" w:themeColor="text1"/>
+        </w:rPr>
+      </w:pPr>
+      <w:r>
+        <w:rPr>
+          <w:b/>
+          <w:bCs/>
+          <w:color w:val="000000" w:themeColor="text1"/>
+        </w:rPr>
+        <w:t>Interviews</w:t>
+      </w:r>
+    </w:p>
+    <w:p>
+      <w:pPr>
+        <w:pStyle w:val="Heading4"/>
+        <w:rPr>
+          <w:b/>
+          <w:bCs/>
+          <w:color w:val="000000" w:themeColor="text1"/>
+        </w:rPr>
+      </w:pPr>
+      <w:r>
+        <w:rPr>
+          <w:b/>
+          <w:bCs/>
+          <w:color w:val="000000" w:themeColor="text1"/>
+        </w:rPr>
+        <w:t>Interview with Sarah Henshaw - Cinema Manager</w:t>
+      </w:r>
+    </w:p>
+    <w:p>
+      <w:pPr>
+        <w:spacing w:before="120" w:after="40"/>
+      </w:pPr>
+      <w:r>
+        <w:rPr>
+          <w:b/>
+          <w:bCs/>
+        </w:rPr>
+        <w:t xml:space="preserve">Q: Can you describe how </w:t>
+      </w:r>
+      <w:proofErr w:type="spellStart"/>
+      <w:r>
+        <w:rPr>
+          <w:b/>
+          <w:bCs/>
+        </w:rPr>
+        <w:t>Filmtopia</w:t>
+      </w:r>
+      <w:proofErr w:type="spellEnd"/>
+      <w:r>
+        <w:rPr>
+          <w:b/>
+          <w:bCs/>
+        </w:rPr>
+        <w:t xml:space="preserve"> currently manages its ticketing and bookings?</w:t>
+      </w:r>
+    </w:p>
+    <w:p>
+      <w:pPr>
+        <w:spacing w:after="120" w:line="276" w:lineRule="auto"/>
+      </w:pPr>
+      <w:r>
+        <w:t>A: At the moment everything is done manually. When a customer comes in, staff write their booking down in a paper diary. We have a touchscreen kiosk but it can only handle food and drink orders. It cannot sell tickets at all which is a real problem during busy periods because customers have to queue twice.</w:t>
+      </w:r>
+    </w:p>
+    <w:p>
+      <w:pPr>
+        <w:spacing w:before="120" w:after="40"/>
+      </w:pPr>
+      <w:r>
+        <w:rPr>
+          <w:b/>
+          <w:bCs/>
+        </w:rPr>
+        <w:t>Q: What are the biggest problems you face with the current system?</w:t>
+      </w:r>
+    </w:p>
+    <w:p>
+      <w:pPr>
+        <w:spacing w:after="120" w:line="276" w:lineRule="auto"/>
+      </w:pPr>
+      <w:r>
+        <w:t>A: Double bookings are a nightmare. Because everything is written on paper, if two members of staff take a booking for the same screening at the same time we do not find out until the customer arrives. We have had some very unhappy customers because of this. Also I have no real way of seeing how well the cinema is doing without physically going through every piece of paper we have.</w:t>
+      </w:r>
+    </w:p>
+    <w:p>
+      <w:pPr>
+        <w:spacing w:before="120" w:after="40"/>
+      </w:pPr>
+      <w:r>
+        <w:rPr>
+          <w:b/>
+          <w:bCs/>
+        </w:rPr>
+        <w:t xml:space="preserve">Q: What data does </w:t>
+      </w:r>
+      <w:proofErr w:type="spellStart"/>
+      <w:r>
+        <w:rPr>
+          <w:b/>
+          <w:bCs/>
+        </w:rPr>
+        <w:t>Filmtopia</w:t>
+      </w:r>
+      <w:proofErr w:type="spellEnd"/>
+      <w:r>
+        <w:rPr>
+          <w:b/>
+          <w:bCs/>
+        </w:rPr>
+        <w:t xml:space="preserve"> currently store and how?</w:t>
+      </w:r>
+    </w:p>
+    <w:p>
+      <w:pPr>
+        <w:spacing w:after="120" w:line="276" w:lineRule="auto"/>
+      </w:pPr>
+      <w:r>
+        <w:t>A: We keep a paper diary for bookings, a spreadsheet for staff rotas and another spreadsheet for food and drink stock. None of these connect to each other. If I want to know how many tickets we sold for a particular film last month I have to manually count through pages of handwritten notes.</w:t>
+      </w:r>
+    </w:p>
+    <w:p>
+      <w:pPr>
+        <w:spacing w:before="120" w:after="40"/>
+      </w:pPr>
+      <w:r>
+        <w:rPr>
+          <w:b/>
+          <w:bCs/>
+        </w:rPr>
+        <w:t>Q: What would you most want a new computerised system to do?</w:t>
+      </w:r>
+    </w:p>
+    <w:p>
+      <w:pPr>
+        <w:spacing w:after="120" w:line="276" w:lineRule="auto"/>
+      </w:pPr>
+      <w:r>
+        <w:t>A: The most important thing for me is being able to see everything in one place. I want to know how many seats are available for any screening at a glance, see sales figures without digging through paperwork and be able to add new films and screenings quickly and easily. I also want customers to be able to buy tickets through the kiosk rather than having to come to the desk.</w:t>
+      </w:r>
+    </w:p>
+    <w:p>
+      <w:pPr>
+        <w:spacing w:before="120" w:after="40"/>
+      </w:pPr>
+      <w:r>
+        <w:rPr>
+          <w:b/>
+          <w:bCs/>
+        </w:rPr>
+        <w:t>Q: Who would be using this system on a day to day basis?</w:t>
+      </w:r>
+    </w:p>
+    <w:p>
+      <w:pPr>
+        <w:spacing w:after="120" w:line="276" w:lineRule="auto"/>
+      </w:pPr>
+      <w:r>
+        <w:t>A: Mainly the box office staff and myself. The staff need something simple that they can use quickly during busy periods. They cannot be spending five minutes trying to figure out how to add a booking. I would need a separate manager view where I can see reports and make changes to the system that staff should not be able to access.</w:t>
+      </w:r>
+    </w:p>
+    <w:p>
+      <w:pPr>
+        <w:spacing w:before="120" w:after="40"/>
+      </w:pPr>
+      <w:r>
+        <w:rPr>
+          <w:b/>
+          <w:bCs/>
+        </w:rPr>
+        <w:t>Q: Are there any constraints we should be aware of?</w:t>
+      </w:r>
+    </w:p>
+    <w:p>
+      <w:pPr>
+        <w:spacing w:after="120" w:line="276" w:lineRule="auto"/>
+      </w:pPr>
+      <w:r>
+        <w:t>A: Budget is tight as we are an independent cinema so whatever is built needs to run on our existing computers. We are also only a small team so the system needs to be genuinely easy to use without much training.</w:t>
+      </w:r>
+    </w:p>
+    <w:p>
+      <w:pPr>
+        <w:pStyle w:val="Heading4"/>
+        <w:rPr>
+          <w:b/>
+          <w:bCs/>
+          <w:color w:val="000000" w:themeColor="text1"/>
+        </w:rPr>
+      </w:pPr>
+      <w:r>
+        <w:rPr>
+          <w:b/>
+          <w:bCs/>
+          <w:color w:val="000000" w:themeColor="text1"/>
+        </w:rPr>
+        <w:t>Interview with Jake Pemberton - Box Office Staff Member</w:t>
+      </w:r>
+    </w:p>
+    <w:p>
+      <w:pPr>
+        <w:spacing w:before="120" w:after="40"/>
+      </w:pPr>
+      <w:r>
+        <w:rPr>
+          <w:b/>
+          <w:bCs/>
+        </w:rPr>
+        <w:t>Q: Can you describe what your typical working day looks like at the box office?</w:t>
+      </w:r>
+    </w:p>
+    <w:p>
+      <w:pPr>
+        <w:spacing w:after="120" w:line="276" w:lineRule="auto"/>
+      </w:pPr>
+      <w:r>
+        <w:t>A: It is pretty hectic on weekends. Customers come up to buy tickets, we check the paper diary to see if there are seats available, write down their details, take payment and give them a ticket stub we print from a template. During busy periods there can be a queue of ten or more people and it gets really stressful trying to manage everything manually.</w:t>
+      </w:r>
+    </w:p>
+    <w:p>
+      <w:pPr>
+        <w:spacing w:before="120" w:after="40"/>
+      </w:pPr>
+      <w:r>
+        <w:rPr>
+          <w:b/>
+          <w:bCs/>
+        </w:rPr>
+        <w:t>Q: What problems do you regularly run into with the current system?</w:t>
+      </w:r>
+    </w:p>
+    <w:p>
+      <w:pPr>
+        <w:spacing w:after="120" w:line="276" w:lineRule="auto"/>
+      </w:pPr>
+      <w:r>
+        <w:t>A: The biggest one is not knowing if a seat is already taken. Sometimes a customer picks a specific seat and we say yes, then another member of staff has already given that seat to someone else and we do not know until they both turn up. It causes a lot of awkward situations. Also finding information takes too long. If someone asks what time a film starts or how many seats are left I have to physically look through the diary.</w:t>
+      </w:r>
+    </w:p>
+    <w:p>
+      <w:pPr>
+        <w:spacing w:before="120" w:after="40"/>
+      </w:pPr>
+      <w:r>
+        <w:rPr>
+          <w:b/>
+          <w:bCs/>
+        </w:rPr>
+        <w:t>Q: How do you currently handle food and drink orders alongside ticketing?</w:t>
+      </w:r>
+    </w:p>
+    <w:p>
+      <w:pPr>
+        <w:spacing w:after="120" w:line="276" w:lineRule="auto"/>
+      </w:pPr>
+      <w:r>
+        <w:t>A: They are completely separate which makes no sense. The kiosk handles food and drinks but not tickets so a customer might queue at the kiosk for snacks and then have to queue again at the desk for their ticket. If they want to order food to be brought to their seat during a screening that is done on a notepad and passed to the concessions team. Nothing is joined up.</w:t>
+      </w:r>
+    </w:p>
+    <w:p>
+      <w:pPr>
+        <w:spacing w:before="120" w:after="40"/>
+      </w:pPr>
+      <w:r>
+        <w:rPr>
+          <w:b/>
+          <w:bCs/>
+        </w:rPr>
+        <w:t>Q: What would make your job easier?</w:t>
+      </w:r>
+    </w:p>
+    <w:p>
+      <w:pPr>
+        <w:spacing w:after="120" w:line="276" w:lineRule="auto"/>
+      </w:pPr>
+      <w:r>
+        <w:t>A: Something on a screen that shows me exactly which seats are taken and which are free for any screening. Being able to add a booking in a few clicks rather than writing it all down. It would be great if food orders could be linked to a ticket booking so everything is in one place.</w:t>
+      </w:r>
+    </w:p>
+    <w:p>
+      <w:pPr>
+        <w:spacing w:before="120" w:after="40"/>
+      </w:pPr>
+      <w:r>
+        <w:rPr>
+          <w:b/>
+          <w:bCs/>
+        </w:rPr>
+        <w:t>Q: Do you have any concerns about moving to a computerised system?</w:t>
+      </w:r>
+    </w:p>
+    <w:p>
+      <w:pPr>
+        <w:spacing w:after="120" w:line="276" w:lineRule="auto"/>
+      </w:pPr>
+      <w:r>
+        <w:t>A: As long as it is straightforward to use I am fine with it. I am not very technical so if it is complicated I will struggle during busy periods. It needs to be quick. I cannot be spending ages clicking through menus when there is a queue of people waiting.</w:t>
       </w:r>
     </w:p>
     <w:p/>
@@ -2298,7 +2601,6 @@
     <w:next w:val="Normal"/>
     <w:link w:val="Heading4Char"/>
     <w:uiPriority w:val="9"/>
-    <w:semiHidden/>
     <w:unhideWhenUsed/>
     <w:qFormat/>
     <w:rsid w:val="00D55B24"/>
@@ -2498,7 +2800,6 @@
     <w:basedOn w:val="DefaultParagraphFont"/>
     <w:link w:val="Heading4"/>
     <w:uiPriority w:val="9"/>
-    <w:semiHidden/>
     <w:rsid w:val="00D55B24"/>
     <w:rPr>
       <w:rFonts w:eastAsiaTheme="majorEastAsia" w:cstheme="majorBidi"/>

--- a/Investigation.docx
+++ b/Investigation.docx
@@ -1947,13 +1947,2570 @@
       </w:r>
     </w:p>
     <w:p/>
+    <w:p>
+      <w:pPr>
+        <w:pStyle w:val="Heading3"/>
+        <w:rPr>
+          <w:b/>
+          <w:bCs/>
+          <w:color w:val="000000" w:themeColor="text1"/>
+        </w:rPr>
+      </w:pPr>
+      <w:r>
+        <w:rPr>
+          <w:b/>
+          <w:bCs/>
+          <w:color w:val="000000" w:themeColor="text1"/>
+        </w:rPr>
+        <w:t>Questionnaire</w:t>
+      </w:r>
+    </w:p>
+    <w:p>
+      <w:pPr>
+        <w:spacing w:line="276" w:lineRule="auto"/>
+      </w:pPr>
+      <w:r>
+        <w:t xml:space="preserve">A questionnaire was distributed to customers visiting </w:t>
+      </w:r>
+      <w:proofErr w:type="spellStart"/>
+      <w:r>
+        <w:t>Filmtopia</w:t>
+      </w:r>
+      <w:proofErr w:type="spellEnd"/>
+      <w:r>
+        <w:t xml:space="preserve"> in order to gather feedback on their experience with the current system and to understand what they would want from a new one. It was administered on the 15th of January 2026 as a paper questionnaire handed to customers at the cinema, and 20 responses were collected. The questions and summarised responses are as follows.</w:t>
+      </w:r>
+    </w:p>
+    <w:p>
+      <w:pPr>
+        <w:pStyle w:val="Heading4"/>
+        <w:rPr>
+          <w:b/>
+          <w:bCs/>
+          <w:color w:val="000000" w:themeColor="text1"/>
+        </w:rPr>
+      </w:pPr>
+      <w:r>
+        <w:rPr>
+          <w:b/>
+          <w:bCs/>
+          <w:color w:val="000000" w:themeColor="text1"/>
+        </w:rPr>
+        <w:t xml:space="preserve">Q1: How do you currently purchase your tickets at </w:t>
+      </w:r>
+      <w:proofErr w:type="spellStart"/>
+      <w:r>
+        <w:rPr>
+          <w:b/>
+          <w:bCs/>
+          <w:color w:val="000000" w:themeColor="text1"/>
+        </w:rPr>
+        <w:t>Filmtopia</w:t>
+      </w:r>
+      <w:proofErr w:type="spellEnd"/>
+      <w:r>
+        <w:rPr>
+          <w:b/>
+          <w:bCs/>
+          <w:color w:val="000000" w:themeColor="text1"/>
+        </w:rPr>
+        <w:t>?</w:t>
+      </w:r>
+    </w:p>
+    <w:tbl>
+      <w:tblPr>
+        <w:tblW w:w="9360" w:type="dxa"/>
+        <w:tblBorders>
+          <w:top w:val="single" w:sz="1" w:space="0" w:color="BFBFBF"/>
+          <w:left w:val="single" w:sz="1" w:space="0" w:color="BFBFBF"/>
+          <w:bottom w:val="single" w:sz="1" w:space="0" w:color="BFBFBF"/>
+          <w:right w:val="single" w:sz="1" w:space="0" w:color="BFBFBF"/>
+          <w:insideH w:val="single" w:sz="1" w:space="0" w:color="BFBFBF"/>
+          <w:insideV w:val="single" w:sz="1" w:space="0" w:color="BFBFBF"/>
+        </w:tblBorders>
+        <w:tblCellMar>
+          <w:left w:w="10" w:type="dxa"/>
+          <w:right w:w="10" w:type="dxa"/>
+        </w:tblCellMar>
+        <w:tblLook w:val="04A0" w:firstRow="1" w:lastRow="0" w:firstColumn="1" w:lastColumn="0" w:noHBand="0" w:noVBand="1"/>
+      </w:tblPr>
+      <w:tblGrid>
+        <w:gridCol w:w="6360"/>
+        <w:gridCol w:w="3000"/>
+      </w:tblGrid>
+      <w:tr>
+        <w:tc>
+          <w:tcPr>
+            <w:tcW w:w="6360" w:type="dxa"/>
+            <w:shd w:val="clear" w:color="auto" w:fill="D9E2F3"/>
+            <w:tcMar>
+              <w:top w:w="60" w:type="dxa"/>
+              <w:left w:w="100" w:type="dxa"/>
+              <w:bottom w:w="60" w:type="dxa"/>
+              <w:right w:w="100" w:type="dxa"/>
+            </w:tcMar>
+          </w:tcPr>
+          <w:p>
+            <w:r>
+              <w:rPr>
+                <w:b/>
+                <w:bCs/>
+                <w:sz w:val="20"/>
+                <w:szCs w:val="20"/>
+              </w:rPr>
+              <w:t>Response</w:t>
+            </w:r>
+          </w:p>
+        </w:tc>
+        <w:tc>
+          <w:tcPr>
+            <w:tcW w:w="3000" w:type="dxa"/>
+            <w:shd w:val="clear" w:color="auto" w:fill="D9E2F3"/>
+            <w:tcMar>
+              <w:top w:w="60" w:type="dxa"/>
+              <w:left w:w="100" w:type="dxa"/>
+              <w:bottom w:w="60" w:type="dxa"/>
+              <w:right w:w="100" w:type="dxa"/>
+            </w:tcMar>
+          </w:tcPr>
+          <w:p>
+            <w:r>
+              <w:rPr>
+                <w:b/>
+                <w:bCs/>
+                <w:sz w:val="20"/>
+                <w:szCs w:val="20"/>
+              </w:rPr>
+              <w:t>Number of Customers</w:t>
+            </w:r>
+          </w:p>
+        </w:tc>
+      </w:tr>
+      <w:tr>
+        <w:tc>
+          <w:tcPr>
+            <w:tcW w:w="6360" w:type="dxa"/>
+            <w:tcMar>
+              <w:top w:w="60" w:type="dxa"/>
+              <w:left w:w="100" w:type="dxa"/>
+              <w:bottom w:w="60" w:type="dxa"/>
+              <w:right w:w="100" w:type="dxa"/>
+            </w:tcMar>
+          </w:tcPr>
+          <w:p>
+            <w:r>
+              <w:rPr>
+                <w:sz w:val="20"/>
+                <w:szCs w:val="20"/>
+              </w:rPr>
+              <w:t>At the box office desk</w:t>
+            </w:r>
+          </w:p>
+        </w:tc>
+        <w:tc>
+          <w:tcPr>
+            <w:tcW w:w="3000" w:type="dxa"/>
+            <w:tcMar>
+              <w:top w:w="60" w:type="dxa"/>
+              <w:left w:w="100" w:type="dxa"/>
+              <w:bottom w:w="60" w:type="dxa"/>
+              <w:right w:w="100" w:type="dxa"/>
+            </w:tcMar>
+          </w:tcPr>
+          <w:p>
+            <w:r>
+              <w:rPr>
+                <w:sz w:val="20"/>
+                <w:szCs w:val="20"/>
+              </w:rPr>
+              <w:t>14</w:t>
+            </w:r>
+          </w:p>
+        </w:tc>
+      </w:tr>
+      <w:tr>
+        <w:tc>
+          <w:tcPr>
+            <w:tcW w:w="6360" w:type="dxa"/>
+            <w:tcMar>
+              <w:top w:w="60" w:type="dxa"/>
+              <w:left w:w="100" w:type="dxa"/>
+              <w:bottom w:w="60" w:type="dxa"/>
+              <w:right w:w="100" w:type="dxa"/>
+            </w:tcMar>
+          </w:tcPr>
+          <w:p>
+            <w:r>
+              <w:rPr>
+                <w:sz w:val="20"/>
+                <w:szCs w:val="20"/>
+              </w:rPr>
+              <w:t>I book in advance by phone</w:t>
+            </w:r>
+          </w:p>
+        </w:tc>
+        <w:tc>
+          <w:tcPr>
+            <w:tcW w:w="3000" w:type="dxa"/>
+            <w:tcMar>
+              <w:top w:w="60" w:type="dxa"/>
+              <w:left w:w="100" w:type="dxa"/>
+              <w:bottom w:w="60" w:type="dxa"/>
+              <w:right w:w="100" w:type="dxa"/>
+            </w:tcMar>
+          </w:tcPr>
+          <w:p>
+            <w:r>
+              <w:rPr>
+                <w:sz w:val="20"/>
+                <w:szCs w:val="20"/>
+              </w:rPr>
+              <w:t>4</w:t>
+            </w:r>
+          </w:p>
+        </w:tc>
+      </w:tr>
+      <w:tr>
+        <w:tc>
+          <w:tcPr>
+            <w:tcW w:w="6360" w:type="dxa"/>
+            <w:tcMar>
+              <w:top w:w="60" w:type="dxa"/>
+              <w:left w:w="100" w:type="dxa"/>
+              <w:bottom w:w="60" w:type="dxa"/>
+              <w:right w:w="100" w:type="dxa"/>
+            </w:tcMar>
+          </w:tcPr>
+          <w:p>
+            <w:r>
+              <w:rPr>
+                <w:sz w:val="20"/>
+                <w:szCs w:val="20"/>
+              </w:rPr>
+              <w:t>Other</w:t>
+            </w:r>
+          </w:p>
+        </w:tc>
+        <w:tc>
+          <w:tcPr>
+            <w:tcW w:w="3000" w:type="dxa"/>
+            <w:tcMar>
+              <w:top w:w="60" w:type="dxa"/>
+              <w:left w:w="100" w:type="dxa"/>
+              <w:bottom w:w="60" w:type="dxa"/>
+              <w:right w:w="100" w:type="dxa"/>
+            </w:tcMar>
+          </w:tcPr>
+          <w:p>
+            <w:r>
+              <w:rPr>
+                <w:sz w:val="20"/>
+                <w:szCs w:val="20"/>
+              </w:rPr>
+              <w:t>2</w:t>
+            </w:r>
+          </w:p>
+        </w:tc>
+      </w:tr>
+    </w:tbl>
+    <w:p>
+      <w:pPr>
+        <w:spacing w:line="276" w:lineRule="auto"/>
+      </w:pPr>
+      <w:r>
+        <w:t>The majority of customers purchase tickets directly at the box office. No customers reported being able to book online or through a kiosk which confirms that the current system offers very limited options for customers.</w:t>
+      </w:r>
+    </w:p>
+    <w:p>
+      <w:pPr>
+        <w:pStyle w:val="Heading4"/>
+        <w:rPr>
+          <w:b/>
+          <w:bCs/>
+          <w:color w:val="000000" w:themeColor="text1"/>
+        </w:rPr>
+      </w:pPr>
+      <w:r>
+        <w:rPr>
+          <w:b/>
+          <w:bCs/>
+          <w:color w:val="000000" w:themeColor="text1"/>
+        </w:rPr>
+        <w:t xml:space="preserve">Q2: Have you ever experienced a problem when booking tickets at </w:t>
+      </w:r>
+      <w:proofErr w:type="spellStart"/>
+      <w:r>
+        <w:rPr>
+          <w:b/>
+          <w:bCs/>
+          <w:color w:val="000000" w:themeColor="text1"/>
+        </w:rPr>
+        <w:t>Filmtopia</w:t>
+      </w:r>
+      <w:proofErr w:type="spellEnd"/>
+      <w:r>
+        <w:rPr>
+          <w:b/>
+          <w:bCs/>
+          <w:color w:val="000000" w:themeColor="text1"/>
+        </w:rPr>
+        <w:t>?</w:t>
+      </w:r>
+    </w:p>
+    <w:tbl>
+      <w:tblPr>
+        <w:tblW w:w="9360" w:type="dxa"/>
+        <w:tblBorders>
+          <w:top w:val="single" w:sz="1" w:space="0" w:color="BFBFBF"/>
+          <w:left w:val="single" w:sz="1" w:space="0" w:color="BFBFBF"/>
+          <w:bottom w:val="single" w:sz="1" w:space="0" w:color="BFBFBF"/>
+          <w:right w:val="single" w:sz="1" w:space="0" w:color="BFBFBF"/>
+          <w:insideH w:val="single" w:sz="1" w:space="0" w:color="BFBFBF"/>
+          <w:insideV w:val="single" w:sz="1" w:space="0" w:color="BFBFBF"/>
+        </w:tblBorders>
+        <w:tblCellMar>
+          <w:left w:w="10" w:type="dxa"/>
+          <w:right w:w="10" w:type="dxa"/>
+        </w:tblCellMar>
+        <w:tblLook w:val="04A0" w:firstRow="1" w:lastRow="0" w:firstColumn="1" w:lastColumn="0" w:noHBand="0" w:noVBand="1"/>
+      </w:tblPr>
+      <w:tblGrid>
+        <w:gridCol w:w="6360"/>
+        <w:gridCol w:w="3000"/>
+      </w:tblGrid>
+      <w:tr>
+        <w:tc>
+          <w:tcPr>
+            <w:tcW w:w="6360" w:type="dxa"/>
+            <w:shd w:val="clear" w:color="auto" w:fill="D9E2F3"/>
+            <w:tcMar>
+              <w:top w:w="60" w:type="dxa"/>
+              <w:left w:w="100" w:type="dxa"/>
+              <w:bottom w:w="60" w:type="dxa"/>
+              <w:right w:w="100" w:type="dxa"/>
+            </w:tcMar>
+          </w:tcPr>
+          <w:p>
+            <w:r>
+              <w:rPr>
+                <w:b/>
+                <w:bCs/>
+                <w:sz w:val="20"/>
+                <w:szCs w:val="20"/>
+              </w:rPr>
+              <w:t>Response</w:t>
+            </w:r>
+          </w:p>
+        </w:tc>
+        <w:tc>
+          <w:tcPr>
+            <w:tcW w:w="3000" w:type="dxa"/>
+            <w:shd w:val="clear" w:color="auto" w:fill="D9E2F3"/>
+            <w:tcMar>
+              <w:top w:w="60" w:type="dxa"/>
+              <w:left w:w="100" w:type="dxa"/>
+              <w:bottom w:w="60" w:type="dxa"/>
+              <w:right w:w="100" w:type="dxa"/>
+            </w:tcMar>
+          </w:tcPr>
+          <w:p>
+            <w:r>
+              <w:rPr>
+                <w:b/>
+                <w:bCs/>
+                <w:sz w:val="20"/>
+                <w:szCs w:val="20"/>
+              </w:rPr>
+              <w:t>Number of Customers</w:t>
+            </w:r>
+          </w:p>
+        </w:tc>
+      </w:tr>
+      <w:tr>
+        <w:tc>
+          <w:tcPr>
+            <w:tcW w:w="6360" w:type="dxa"/>
+            <w:tcMar>
+              <w:top w:w="60" w:type="dxa"/>
+              <w:left w:w="100" w:type="dxa"/>
+              <w:bottom w:w="60" w:type="dxa"/>
+              <w:right w:w="100" w:type="dxa"/>
+            </w:tcMar>
+          </w:tcPr>
+          <w:p>
+            <w:r>
+              <w:rPr>
+                <w:sz w:val="20"/>
+                <w:szCs w:val="20"/>
+              </w:rPr>
+              <w:t>Yes</w:t>
+            </w:r>
+          </w:p>
+        </w:tc>
+        <w:tc>
+          <w:tcPr>
+            <w:tcW w:w="3000" w:type="dxa"/>
+            <w:tcMar>
+              <w:top w:w="60" w:type="dxa"/>
+              <w:left w:w="100" w:type="dxa"/>
+              <w:bottom w:w="60" w:type="dxa"/>
+              <w:right w:w="100" w:type="dxa"/>
+            </w:tcMar>
+          </w:tcPr>
+          <w:p>
+            <w:r>
+              <w:rPr>
+                <w:sz w:val="20"/>
+                <w:szCs w:val="20"/>
+              </w:rPr>
+              <w:t>13</w:t>
+            </w:r>
+          </w:p>
+        </w:tc>
+      </w:tr>
+      <w:tr>
+        <w:tc>
+          <w:tcPr>
+            <w:tcW w:w="6360" w:type="dxa"/>
+            <w:tcMar>
+              <w:top w:w="60" w:type="dxa"/>
+              <w:left w:w="100" w:type="dxa"/>
+              <w:bottom w:w="60" w:type="dxa"/>
+              <w:right w:w="100" w:type="dxa"/>
+            </w:tcMar>
+          </w:tcPr>
+          <w:p>
+            <w:r>
+              <w:rPr>
+                <w:sz w:val="20"/>
+                <w:szCs w:val="20"/>
+              </w:rPr>
+              <w:t>No</w:t>
+            </w:r>
+          </w:p>
+        </w:tc>
+        <w:tc>
+          <w:tcPr>
+            <w:tcW w:w="3000" w:type="dxa"/>
+            <w:tcMar>
+              <w:top w:w="60" w:type="dxa"/>
+              <w:left w:w="100" w:type="dxa"/>
+              <w:bottom w:w="60" w:type="dxa"/>
+              <w:right w:w="100" w:type="dxa"/>
+            </w:tcMar>
+          </w:tcPr>
+          <w:p>
+            <w:r>
+              <w:rPr>
+                <w:sz w:val="20"/>
+                <w:szCs w:val="20"/>
+              </w:rPr>
+              <w:t>7</w:t>
+            </w:r>
+          </w:p>
+        </w:tc>
+      </w:tr>
+    </w:tbl>
+    <w:p>
+      <w:pPr>
+        <w:spacing w:line="276" w:lineRule="auto"/>
+      </w:pPr>
+      <w:r>
+        <w:t>65% of customers reported experiencing a problem. This is a significant finding and strongly supports the need for a new system.</w:t>
+      </w:r>
+    </w:p>
+    <w:p>
+      <w:pPr>
+        <w:pStyle w:val="Heading4"/>
+        <w:rPr>
+          <w:b/>
+          <w:bCs/>
+          <w:color w:val="000000" w:themeColor="text1"/>
+        </w:rPr>
+      </w:pPr>
+      <w:r>
+        <w:rPr>
+          <w:b/>
+          <w:bCs/>
+          <w:color w:val="000000" w:themeColor="text1"/>
+        </w:rPr>
+        <w:t>Q3: If yes, what was the problem you experienced?</w:t>
+      </w:r>
+    </w:p>
+    <w:tbl>
+      <w:tblPr>
+        <w:tblW w:w="9360" w:type="dxa"/>
+        <w:tblBorders>
+          <w:top w:val="single" w:sz="1" w:space="0" w:color="BFBFBF"/>
+          <w:left w:val="single" w:sz="1" w:space="0" w:color="BFBFBF"/>
+          <w:bottom w:val="single" w:sz="1" w:space="0" w:color="BFBFBF"/>
+          <w:right w:val="single" w:sz="1" w:space="0" w:color="BFBFBF"/>
+          <w:insideH w:val="single" w:sz="1" w:space="0" w:color="BFBFBF"/>
+          <w:insideV w:val="single" w:sz="1" w:space="0" w:color="BFBFBF"/>
+        </w:tblBorders>
+        <w:tblCellMar>
+          <w:left w:w="10" w:type="dxa"/>
+          <w:right w:w="10" w:type="dxa"/>
+        </w:tblCellMar>
+        <w:tblLook w:val="04A0" w:firstRow="1" w:lastRow="0" w:firstColumn="1" w:lastColumn="0" w:noHBand="0" w:noVBand="1"/>
+      </w:tblPr>
+      <w:tblGrid>
+        <w:gridCol w:w="6360"/>
+        <w:gridCol w:w="3000"/>
+      </w:tblGrid>
+      <w:tr>
+        <w:tc>
+          <w:tcPr>
+            <w:tcW w:w="6360" w:type="dxa"/>
+            <w:shd w:val="clear" w:color="auto" w:fill="D9E2F3"/>
+            <w:tcMar>
+              <w:top w:w="60" w:type="dxa"/>
+              <w:left w:w="100" w:type="dxa"/>
+              <w:bottom w:w="60" w:type="dxa"/>
+              <w:right w:w="100" w:type="dxa"/>
+            </w:tcMar>
+          </w:tcPr>
+          <w:p>
+            <w:r>
+              <w:rPr>
+                <w:b/>
+                <w:bCs/>
+                <w:sz w:val="20"/>
+                <w:szCs w:val="20"/>
+              </w:rPr>
+              <w:t>Problem</w:t>
+            </w:r>
+          </w:p>
+        </w:tc>
+        <w:tc>
+          <w:tcPr>
+            <w:tcW w:w="3000" w:type="dxa"/>
+            <w:shd w:val="clear" w:color="auto" w:fill="D9E2F3"/>
+            <w:tcMar>
+              <w:top w:w="60" w:type="dxa"/>
+              <w:left w:w="100" w:type="dxa"/>
+              <w:bottom w:w="60" w:type="dxa"/>
+              <w:right w:w="100" w:type="dxa"/>
+            </w:tcMar>
+          </w:tcPr>
+          <w:p>
+            <w:r>
+              <w:rPr>
+                <w:b/>
+                <w:bCs/>
+                <w:sz w:val="20"/>
+                <w:szCs w:val="20"/>
+              </w:rPr>
+              <w:t>Number of Customers</w:t>
+            </w:r>
+          </w:p>
+        </w:tc>
+      </w:tr>
+      <w:tr>
+        <w:tc>
+          <w:tcPr>
+            <w:tcW w:w="6360" w:type="dxa"/>
+            <w:tcMar>
+              <w:top w:w="60" w:type="dxa"/>
+              <w:left w:w="100" w:type="dxa"/>
+              <w:bottom w:w="60" w:type="dxa"/>
+              <w:right w:w="100" w:type="dxa"/>
+            </w:tcMar>
+          </w:tcPr>
+          <w:p>
+            <w:r>
+              <w:rPr>
+                <w:sz w:val="20"/>
+                <w:szCs w:val="20"/>
+              </w:rPr>
+              <w:t>Long queues at the box office</w:t>
+            </w:r>
+          </w:p>
+        </w:tc>
+        <w:tc>
+          <w:tcPr>
+            <w:tcW w:w="3000" w:type="dxa"/>
+            <w:tcMar>
+              <w:top w:w="60" w:type="dxa"/>
+              <w:left w:w="100" w:type="dxa"/>
+              <w:bottom w:w="60" w:type="dxa"/>
+              <w:right w:w="100" w:type="dxa"/>
+            </w:tcMar>
+          </w:tcPr>
+          <w:p>
+            <w:r>
+              <w:rPr>
+                <w:sz w:val="20"/>
+                <w:szCs w:val="20"/>
+              </w:rPr>
+              <w:t>9</w:t>
+            </w:r>
+          </w:p>
+        </w:tc>
+      </w:tr>
+      <w:tr>
+        <w:tc>
+          <w:tcPr>
+            <w:tcW w:w="6360" w:type="dxa"/>
+            <w:tcMar>
+              <w:top w:w="60" w:type="dxa"/>
+              <w:left w:w="100" w:type="dxa"/>
+              <w:bottom w:w="60" w:type="dxa"/>
+              <w:right w:w="100" w:type="dxa"/>
+            </w:tcMar>
+          </w:tcPr>
+          <w:p>
+            <w:r>
+              <w:rPr>
+                <w:sz w:val="20"/>
+                <w:szCs w:val="20"/>
+              </w:rPr>
+              <w:t>Seat already taken when I arrived / same seat number given to others</w:t>
+            </w:r>
+          </w:p>
+        </w:tc>
+        <w:tc>
+          <w:tcPr>
+            <w:tcW w:w="3000" w:type="dxa"/>
+            <w:tcMar>
+              <w:top w:w="60" w:type="dxa"/>
+              <w:left w:w="100" w:type="dxa"/>
+              <w:bottom w:w="60" w:type="dxa"/>
+              <w:right w:w="100" w:type="dxa"/>
+            </w:tcMar>
+          </w:tcPr>
+          <w:p>
+            <w:r>
+              <w:rPr>
+                <w:sz w:val="20"/>
+                <w:szCs w:val="20"/>
+              </w:rPr>
+              <w:t>5</w:t>
+            </w:r>
+          </w:p>
+        </w:tc>
+      </w:tr>
+      <w:tr>
+        <w:tc>
+          <w:tcPr>
+            <w:tcW w:w="6360" w:type="dxa"/>
+            <w:tcMar>
+              <w:top w:w="60" w:type="dxa"/>
+              <w:left w:w="100" w:type="dxa"/>
+              <w:bottom w:w="60" w:type="dxa"/>
+              <w:right w:w="100" w:type="dxa"/>
+            </w:tcMar>
+          </w:tcPr>
+          <w:p>
+            <w:r>
+              <w:rPr>
+                <w:sz w:val="20"/>
+                <w:szCs w:val="20"/>
+              </w:rPr>
+              <w:t>Told screening was full when it was not</w:t>
+            </w:r>
+          </w:p>
+        </w:tc>
+        <w:tc>
+          <w:tcPr>
+            <w:tcW w:w="3000" w:type="dxa"/>
+            <w:tcMar>
+              <w:top w:w="60" w:type="dxa"/>
+              <w:left w:w="100" w:type="dxa"/>
+              <w:bottom w:w="60" w:type="dxa"/>
+              <w:right w:w="100" w:type="dxa"/>
+            </w:tcMar>
+          </w:tcPr>
+          <w:p>
+            <w:r>
+              <w:rPr>
+                <w:sz w:val="20"/>
+                <w:szCs w:val="20"/>
+              </w:rPr>
+              <w:t>3</w:t>
+            </w:r>
+          </w:p>
+        </w:tc>
+      </w:tr>
+      <w:tr>
+        <w:tc>
+          <w:tcPr>
+            <w:tcW w:w="6360" w:type="dxa"/>
+            <w:tcMar>
+              <w:top w:w="60" w:type="dxa"/>
+              <w:left w:w="100" w:type="dxa"/>
+              <w:bottom w:w="60" w:type="dxa"/>
+              <w:right w:w="100" w:type="dxa"/>
+            </w:tcMar>
+          </w:tcPr>
+          <w:p>
+            <w:r>
+              <w:rPr>
+                <w:sz w:val="20"/>
+                <w:szCs w:val="20"/>
+              </w:rPr>
+              <w:t>Other</w:t>
+            </w:r>
+          </w:p>
+        </w:tc>
+        <w:tc>
+          <w:tcPr>
+            <w:tcW w:w="3000" w:type="dxa"/>
+            <w:tcMar>
+              <w:top w:w="60" w:type="dxa"/>
+              <w:left w:w="100" w:type="dxa"/>
+              <w:bottom w:w="60" w:type="dxa"/>
+              <w:right w:w="100" w:type="dxa"/>
+            </w:tcMar>
+          </w:tcPr>
+          <w:p>
+            <w:r>
+              <w:rPr>
+                <w:sz w:val="20"/>
+                <w:szCs w:val="20"/>
+              </w:rPr>
+              <w:t>2</w:t>
+            </w:r>
+          </w:p>
+        </w:tc>
+      </w:tr>
+    </w:tbl>
+    <w:p>
+      <w:pPr>
+        <w:spacing w:line="276" w:lineRule="auto"/>
+      </w:pPr>
+      <w:r>
+        <w:t>Long queues and seat allocation errors were the most commonly reported problems. These directly reflect the issues raised by Sarah Henshaw and Jake Pemberton in their interviews.</w:t>
+      </w:r>
+    </w:p>
+    <w:p>
+      <w:pPr>
+        <w:pStyle w:val="Heading4"/>
+        <w:rPr>
+          <w:b/>
+          <w:bCs/>
+          <w:color w:val="000000" w:themeColor="text1"/>
+        </w:rPr>
+      </w:pPr>
+      <w:r>
+        <w:rPr>
+          <w:b/>
+          <w:bCs/>
+          <w:color w:val="000000" w:themeColor="text1"/>
+        </w:rPr>
+        <w:t>Q4: Would you use a self-service kiosk to buy tickets if one was available?</w:t>
+      </w:r>
+    </w:p>
+    <w:tbl>
+      <w:tblPr>
+        <w:tblW w:w="9360" w:type="dxa"/>
+        <w:tblBorders>
+          <w:top w:val="single" w:sz="1" w:space="0" w:color="BFBFBF"/>
+          <w:left w:val="single" w:sz="1" w:space="0" w:color="BFBFBF"/>
+          <w:bottom w:val="single" w:sz="1" w:space="0" w:color="BFBFBF"/>
+          <w:right w:val="single" w:sz="1" w:space="0" w:color="BFBFBF"/>
+          <w:insideH w:val="single" w:sz="1" w:space="0" w:color="BFBFBF"/>
+          <w:insideV w:val="single" w:sz="1" w:space="0" w:color="BFBFBF"/>
+        </w:tblBorders>
+        <w:tblCellMar>
+          <w:left w:w="10" w:type="dxa"/>
+          <w:right w:w="10" w:type="dxa"/>
+        </w:tblCellMar>
+        <w:tblLook w:val="04A0" w:firstRow="1" w:lastRow="0" w:firstColumn="1" w:lastColumn="0" w:noHBand="0" w:noVBand="1"/>
+      </w:tblPr>
+      <w:tblGrid>
+        <w:gridCol w:w="6360"/>
+        <w:gridCol w:w="3000"/>
+      </w:tblGrid>
+      <w:tr>
+        <w:tc>
+          <w:tcPr>
+            <w:tcW w:w="6360" w:type="dxa"/>
+            <w:shd w:val="clear" w:color="auto" w:fill="D9E2F3"/>
+            <w:tcMar>
+              <w:top w:w="60" w:type="dxa"/>
+              <w:left w:w="100" w:type="dxa"/>
+              <w:bottom w:w="60" w:type="dxa"/>
+              <w:right w:w="100" w:type="dxa"/>
+            </w:tcMar>
+          </w:tcPr>
+          <w:p>
+            <w:r>
+              <w:rPr>
+                <w:b/>
+                <w:bCs/>
+                <w:sz w:val="20"/>
+                <w:szCs w:val="20"/>
+              </w:rPr>
+              <w:t>Response</w:t>
+            </w:r>
+          </w:p>
+        </w:tc>
+        <w:tc>
+          <w:tcPr>
+            <w:tcW w:w="3000" w:type="dxa"/>
+            <w:shd w:val="clear" w:color="auto" w:fill="D9E2F3"/>
+            <w:tcMar>
+              <w:top w:w="60" w:type="dxa"/>
+              <w:left w:w="100" w:type="dxa"/>
+              <w:bottom w:w="60" w:type="dxa"/>
+              <w:right w:w="100" w:type="dxa"/>
+            </w:tcMar>
+          </w:tcPr>
+          <w:p>
+            <w:r>
+              <w:rPr>
+                <w:b/>
+                <w:bCs/>
+                <w:sz w:val="20"/>
+                <w:szCs w:val="20"/>
+              </w:rPr>
+              <w:t>Number of Customers</w:t>
+            </w:r>
+          </w:p>
+        </w:tc>
+      </w:tr>
+      <w:tr>
+        <w:tc>
+          <w:tcPr>
+            <w:tcW w:w="6360" w:type="dxa"/>
+            <w:tcMar>
+              <w:top w:w="60" w:type="dxa"/>
+              <w:left w:w="100" w:type="dxa"/>
+              <w:bottom w:w="60" w:type="dxa"/>
+              <w:right w:w="100" w:type="dxa"/>
+            </w:tcMar>
+          </w:tcPr>
+          <w:p>
+            <w:r>
+              <w:rPr>
+                <w:sz w:val="20"/>
+                <w:szCs w:val="20"/>
+              </w:rPr>
+              <w:t>Yes definitely</w:t>
+            </w:r>
+          </w:p>
+        </w:tc>
+        <w:tc>
+          <w:tcPr>
+            <w:tcW w:w="3000" w:type="dxa"/>
+            <w:tcMar>
+              <w:top w:w="60" w:type="dxa"/>
+              <w:left w:w="100" w:type="dxa"/>
+              <w:bottom w:w="60" w:type="dxa"/>
+              <w:right w:w="100" w:type="dxa"/>
+            </w:tcMar>
+          </w:tcPr>
+          <w:p>
+            <w:r>
+              <w:rPr>
+                <w:sz w:val="20"/>
+                <w:szCs w:val="20"/>
+              </w:rPr>
+              <w:t>12</w:t>
+            </w:r>
+          </w:p>
+        </w:tc>
+      </w:tr>
+      <w:tr>
+        <w:tc>
+          <w:tcPr>
+            <w:tcW w:w="6360" w:type="dxa"/>
+            <w:tcMar>
+              <w:top w:w="60" w:type="dxa"/>
+              <w:left w:w="100" w:type="dxa"/>
+              <w:bottom w:w="60" w:type="dxa"/>
+              <w:right w:w="100" w:type="dxa"/>
+            </w:tcMar>
+          </w:tcPr>
+          <w:p>
+            <w:r>
+              <w:rPr>
+                <w:sz w:val="20"/>
+                <w:szCs w:val="20"/>
+              </w:rPr>
+              <w:t>Probably yes</w:t>
+            </w:r>
+          </w:p>
+        </w:tc>
+        <w:tc>
+          <w:tcPr>
+            <w:tcW w:w="3000" w:type="dxa"/>
+            <w:tcMar>
+              <w:top w:w="60" w:type="dxa"/>
+              <w:left w:w="100" w:type="dxa"/>
+              <w:bottom w:w="60" w:type="dxa"/>
+              <w:right w:w="100" w:type="dxa"/>
+            </w:tcMar>
+          </w:tcPr>
+          <w:p>
+            <w:r>
+              <w:rPr>
+                <w:sz w:val="20"/>
+                <w:szCs w:val="20"/>
+              </w:rPr>
+              <w:t>5</w:t>
+            </w:r>
+          </w:p>
+        </w:tc>
+      </w:tr>
+      <w:tr>
+        <w:tc>
+          <w:tcPr>
+            <w:tcW w:w="6360" w:type="dxa"/>
+            <w:tcMar>
+              <w:top w:w="60" w:type="dxa"/>
+              <w:left w:w="100" w:type="dxa"/>
+              <w:bottom w:w="60" w:type="dxa"/>
+              <w:right w:w="100" w:type="dxa"/>
+            </w:tcMar>
+          </w:tcPr>
+          <w:p>
+            <w:r>
+              <w:rPr>
+                <w:sz w:val="20"/>
+                <w:szCs w:val="20"/>
+              </w:rPr>
+              <w:t>Not sure</w:t>
+            </w:r>
+          </w:p>
+        </w:tc>
+        <w:tc>
+          <w:tcPr>
+            <w:tcW w:w="3000" w:type="dxa"/>
+            <w:tcMar>
+              <w:top w:w="60" w:type="dxa"/>
+              <w:left w:w="100" w:type="dxa"/>
+              <w:bottom w:w="60" w:type="dxa"/>
+              <w:right w:w="100" w:type="dxa"/>
+            </w:tcMar>
+          </w:tcPr>
+          <w:p>
+            <w:r>
+              <w:rPr>
+                <w:sz w:val="20"/>
+                <w:szCs w:val="20"/>
+              </w:rPr>
+              <w:t>2</w:t>
+            </w:r>
+          </w:p>
+        </w:tc>
+      </w:tr>
+      <w:tr>
+        <w:tc>
+          <w:tcPr>
+            <w:tcW w:w="6360" w:type="dxa"/>
+            <w:tcMar>
+              <w:top w:w="60" w:type="dxa"/>
+              <w:left w:w="100" w:type="dxa"/>
+              <w:bottom w:w="60" w:type="dxa"/>
+              <w:right w:w="100" w:type="dxa"/>
+            </w:tcMar>
+          </w:tcPr>
+          <w:p>
+            <w:r>
+              <w:rPr>
+                <w:sz w:val="20"/>
+                <w:szCs w:val="20"/>
+              </w:rPr>
+              <w:t>No</w:t>
+            </w:r>
+          </w:p>
+        </w:tc>
+        <w:tc>
+          <w:tcPr>
+            <w:tcW w:w="3000" w:type="dxa"/>
+            <w:tcMar>
+              <w:top w:w="60" w:type="dxa"/>
+              <w:left w:w="100" w:type="dxa"/>
+              <w:bottom w:w="60" w:type="dxa"/>
+              <w:right w:w="100" w:type="dxa"/>
+            </w:tcMar>
+          </w:tcPr>
+          <w:p>
+            <w:r>
+              <w:rPr>
+                <w:sz w:val="20"/>
+                <w:szCs w:val="20"/>
+              </w:rPr>
+              <w:t>1</w:t>
+            </w:r>
+          </w:p>
+        </w:tc>
+      </w:tr>
+    </w:tbl>
+    <w:p>
+      <w:pPr>
+        <w:spacing w:line="276" w:lineRule="auto"/>
+      </w:pPr>
+      <w:r>
+        <w:t>85% of customers indicated they would use a self-service kiosk for tickets. This strongly justifies the inclusion of a customer-facing kiosk interface in the proposed system.</w:t>
+      </w:r>
+    </w:p>
+    <w:p>
+      <w:pPr>
+        <w:pStyle w:val="Heading4"/>
+        <w:rPr>
+          <w:b/>
+          <w:bCs/>
+          <w:color w:val="000000" w:themeColor="text1"/>
+        </w:rPr>
+      </w:pPr>
+      <w:r>
+        <w:rPr>
+          <w:b/>
+          <w:bCs/>
+          <w:color w:val="000000" w:themeColor="text1"/>
+        </w:rPr>
+        <w:t>Q5: How important is it to you to be able to choose your specific seat when booking?</w:t>
+      </w:r>
+    </w:p>
+    <w:tbl>
+      <w:tblPr>
+        <w:tblW w:w="9360" w:type="dxa"/>
+        <w:tblBorders>
+          <w:top w:val="single" w:sz="1" w:space="0" w:color="BFBFBF"/>
+          <w:left w:val="single" w:sz="1" w:space="0" w:color="BFBFBF"/>
+          <w:bottom w:val="single" w:sz="1" w:space="0" w:color="BFBFBF"/>
+          <w:right w:val="single" w:sz="1" w:space="0" w:color="BFBFBF"/>
+          <w:insideH w:val="single" w:sz="1" w:space="0" w:color="BFBFBF"/>
+          <w:insideV w:val="single" w:sz="1" w:space="0" w:color="BFBFBF"/>
+        </w:tblBorders>
+        <w:tblCellMar>
+          <w:left w:w="10" w:type="dxa"/>
+          <w:right w:w="10" w:type="dxa"/>
+        </w:tblCellMar>
+        <w:tblLook w:val="04A0" w:firstRow="1" w:lastRow="0" w:firstColumn="1" w:lastColumn="0" w:noHBand="0" w:noVBand="1"/>
+      </w:tblPr>
+      <w:tblGrid>
+        <w:gridCol w:w="6360"/>
+        <w:gridCol w:w="3000"/>
+      </w:tblGrid>
+      <w:tr>
+        <w:tc>
+          <w:tcPr>
+            <w:tcW w:w="6360" w:type="dxa"/>
+            <w:shd w:val="clear" w:color="auto" w:fill="D9E2F3"/>
+            <w:tcMar>
+              <w:top w:w="60" w:type="dxa"/>
+              <w:left w:w="100" w:type="dxa"/>
+              <w:bottom w:w="60" w:type="dxa"/>
+              <w:right w:w="100" w:type="dxa"/>
+            </w:tcMar>
+          </w:tcPr>
+          <w:p>
+            <w:r>
+              <w:rPr>
+                <w:b/>
+                <w:bCs/>
+                <w:sz w:val="20"/>
+                <w:szCs w:val="20"/>
+              </w:rPr>
+              <w:t>Response</w:t>
+            </w:r>
+          </w:p>
+        </w:tc>
+        <w:tc>
+          <w:tcPr>
+            <w:tcW w:w="3000" w:type="dxa"/>
+            <w:shd w:val="clear" w:color="auto" w:fill="D9E2F3"/>
+            <w:tcMar>
+              <w:top w:w="60" w:type="dxa"/>
+              <w:left w:w="100" w:type="dxa"/>
+              <w:bottom w:w="60" w:type="dxa"/>
+              <w:right w:w="100" w:type="dxa"/>
+            </w:tcMar>
+          </w:tcPr>
+          <w:p>
+            <w:r>
+              <w:rPr>
+                <w:b/>
+                <w:bCs/>
+                <w:sz w:val="20"/>
+                <w:szCs w:val="20"/>
+              </w:rPr>
+              <w:t>Number of Customers</w:t>
+            </w:r>
+          </w:p>
+        </w:tc>
+      </w:tr>
+      <w:tr>
+        <w:tc>
+          <w:tcPr>
+            <w:tcW w:w="6360" w:type="dxa"/>
+            <w:tcMar>
+              <w:top w:w="60" w:type="dxa"/>
+              <w:left w:w="100" w:type="dxa"/>
+              <w:bottom w:w="60" w:type="dxa"/>
+              <w:right w:w="100" w:type="dxa"/>
+            </w:tcMar>
+          </w:tcPr>
+          <w:p>
+            <w:r>
+              <w:rPr>
+                <w:sz w:val="20"/>
+                <w:szCs w:val="20"/>
+              </w:rPr>
+              <w:t>Very important</w:t>
+            </w:r>
+          </w:p>
+        </w:tc>
+        <w:tc>
+          <w:tcPr>
+            <w:tcW w:w="3000" w:type="dxa"/>
+            <w:tcMar>
+              <w:top w:w="60" w:type="dxa"/>
+              <w:left w:w="100" w:type="dxa"/>
+              <w:bottom w:w="60" w:type="dxa"/>
+              <w:right w:w="100" w:type="dxa"/>
+            </w:tcMar>
+          </w:tcPr>
+          <w:p>
+            <w:r>
+              <w:rPr>
+                <w:sz w:val="20"/>
+                <w:szCs w:val="20"/>
+              </w:rPr>
+              <w:t>11</w:t>
+            </w:r>
+          </w:p>
+        </w:tc>
+      </w:tr>
+      <w:tr>
+        <w:tc>
+          <w:tcPr>
+            <w:tcW w:w="6360" w:type="dxa"/>
+            <w:tcMar>
+              <w:top w:w="60" w:type="dxa"/>
+              <w:left w:w="100" w:type="dxa"/>
+              <w:bottom w:w="60" w:type="dxa"/>
+              <w:right w:w="100" w:type="dxa"/>
+            </w:tcMar>
+          </w:tcPr>
+          <w:p>
+            <w:r>
+              <w:rPr>
+                <w:sz w:val="20"/>
+                <w:szCs w:val="20"/>
+              </w:rPr>
+              <w:t>Quite important</w:t>
+            </w:r>
+          </w:p>
+        </w:tc>
+        <w:tc>
+          <w:tcPr>
+            <w:tcW w:w="3000" w:type="dxa"/>
+            <w:tcMar>
+              <w:top w:w="60" w:type="dxa"/>
+              <w:left w:w="100" w:type="dxa"/>
+              <w:bottom w:w="60" w:type="dxa"/>
+              <w:right w:w="100" w:type="dxa"/>
+            </w:tcMar>
+          </w:tcPr>
+          <w:p>
+            <w:r>
+              <w:rPr>
+                <w:sz w:val="20"/>
+                <w:szCs w:val="20"/>
+              </w:rPr>
+              <w:t>6</w:t>
+            </w:r>
+          </w:p>
+        </w:tc>
+      </w:tr>
+      <w:tr>
+        <w:tc>
+          <w:tcPr>
+            <w:tcW w:w="6360" w:type="dxa"/>
+            <w:tcMar>
+              <w:top w:w="60" w:type="dxa"/>
+              <w:left w:w="100" w:type="dxa"/>
+              <w:bottom w:w="60" w:type="dxa"/>
+              <w:right w:w="100" w:type="dxa"/>
+            </w:tcMar>
+          </w:tcPr>
+          <w:p>
+            <w:r>
+              <w:rPr>
+                <w:sz w:val="20"/>
+                <w:szCs w:val="20"/>
+              </w:rPr>
+              <w:t>Not important</w:t>
+            </w:r>
+          </w:p>
+        </w:tc>
+        <w:tc>
+          <w:tcPr>
+            <w:tcW w:w="3000" w:type="dxa"/>
+            <w:tcMar>
+              <w:top w:w="60" w:type="dxa"/>
+              <w:left w:w="100" w:type="dxa"/>
+              <w:bottom w:w="60" w:type="dxa"/>
+              <w:right w:w="100" w:type="dxa"/>
+            </w:tcMar>
+          </w:tcPr>
+          <w:p>
+            <w:r>
+              <w:rPr>
+                <w:sz w:val="20"/>
+                <w:szCs w:val="20"/>
+              </w:rPr>
+              <w:t>3</w:t>
+            </w:r>
+          </w:p>
+        </w:tc>
+      </w:tr>
+    </w:tbl>
+    <w:p>
+      <w:pPr>
+        <w:spacing w:line="276" w:lineRule="auto"/>
+      </w:pPr>
+      <w:r>
+        <w:t xml:space="preserve">85% of customers felt seat selection was at least quite important. This supports the planned graphical seat selection feature in the </w:t>
+      </w:r>
+      <w:proofErr w:type="spellStart"/>
+      <w:r>
+        <w:t>Filmtopia</w:t>
+      </w:r>
+      <w:proofErr w:type="spellEnd"/>
+      <w:r>
+        <w:t xml:space="preserve"> system.</w:t>
+      </w:r>
+    </w:p>
+    <w:p>
+      <w:pPr>
+        <w:pStyle w:val="Heading4"/>
+        <w:rPr>
+          <w:b/>
+          <w:bCs/>
+          <w:color w:val="000000" w:themeColor="text1"/>
+        </w:rPr>
+      </w:pPr>
+      <w:r>
+        <w:rPr>
+          <w:b/>
+          <w:bCs/>
+          <w:color w:val="000000" w:themeColor="text1"/>
+        </w:rPr>
+        <w:t>Q6: Would you find it useful to be able to order food and drinks at the same time as buying your ticket?</w:t>
+      </w:r>
+    </w:p>
+    <w:tbl>
+      <w:tblPr>
+        <w:tblW w:w="9360" w:type="dxa"/>
+        <w:tblBorders>
+          <w:top w:val="single" w:sz="1" w:space="0" w:color="BFBFBF"/>
+          <w:left w:val="single" w:sz="1" w:space="0" w:color="BFBFBF"/>
+          <w:bottom w:val="single" w:sz="1" w:space="0" w:color="BFBFBF"/>
+          <w:right w:val="single" w:sz="1" w:space="0" w:color="BFBFBF"/>
+          <w:insideH w:val="single" w:sz="1" w:space="0" w:color="BFBFBF"/>
+          <w:insideV w:val="single" w:sz="1" w:space="0" w:color="BFBFBF"/>
+        </w:tblBorders>
+        <w:tblCellMar>
+          <w:left w:w="10" w:type="dxa"/>
+          <w:right w:w="10" w:type="dxa"/>
+        </w:tblCellMar>
+        <w:tblLook w:val="04A0" w:firstRow="1" w:lastRow="0" w:firstColumn="1" w:lastColumn="0" w:noHBand="0" w:noVBand="1"/>
+      </w:tblPr>
+      <w:tblGrid>
+        <w:gridCol w:w="6360"/>
+        <w:gridCol w:w="3000"/>
+      </w:tblGrid>
+      <w:tr>
+        <w:tc>
+          <w:tcPr>
+            <w:tcW w:w="6360" w:type="dxa"/>
+            <w:shd w:val="clear" w:color="auto" w:fill="D9E2F3"/>
+            <w:tcMar>
+              <w:top w:w="60" w:type="dxa"/>
+              <w:left w:w="100" w:type="dxa"/>
+              <w:bottom w:w="60" w:type="dxa"/>
+              <w:right w:w="100" w:type="dxa"/>
+            </w:tcMar>
+          </w:tcPr>
+          <w:p>
+            <w:r>
+              <w:rPr>
+                <w:b/>
+                <w:bCs/>
+                <w:sz w:val="20"/>
+                <w:szCs w:val="20"/>
+              </w:rPr>
+              <w:t>Response</w:t>
+            </w:r>
+          </w:p>
+        </w:tc>
+        <w:tc>
+          <w:tcPr>
+            <w:tcW w:w="3000" w:type="dxa"/>
+            <w:shd w:val="clear" w:color="auto" w:fill="D9E2F3"/>
+            <w:tcMar>
+              <w:top w:w="60" w:type="dxa"/>
+              <w:left w:w="100" w:type="dxa"/>
+              <w:bottom w:w="60" w:type="dxa"/>
+              <w:right w:w="100" w:type="dxa"/>
+            </w:tcMar>
+          </w:tcPr>
+          <w:p>
+            <w:r>
+              <w:rPr>
+                <w:b/>
+                <w:bCs/>
+                <w:sz w:val="20"/>
+                <w:szCs w:val="20"/>
+              </w:rPr>
+              <w:t>Number of Customers</w:t>
+            </w:r>
+          </w:p>
+        </w:tc>
+      </w:tr>
+      <w:tr>
+        <w:tc>
+          <w:tcPr>
+            <w:tcW w:w="6360" w:type="dxa"/>
+            <w:tcMar>
+              <w:top w:w="60" w:type="dxa"/>
+              <w:left w:w="100" w:type="dxa"/>
+              <w:bottom w:w="60" w:type="dxa"/>
+              <w:right w:w="100" w:type="dxa"/>
+            </w:tcMar>
+          </w:tcPr>
+          <w:p>
+            <w:r>
+              <w:rPr>
+                <w:sz w:val="20"/>
+                <w:szCs w:val="20"/>
+              </w:rPr>
+              <w:t>Yes</w:t>
+            </w:r>
+          </w:p>
+        </w:tc>
+        <w:tc>
+          <w:tcPr>
+            <w:tcW w:w="3000" w:type="dxa"/>
+            <w:tcMar>
+              <w:top w:w="60" w:type="dxa"/>
+              <w:left w:w="100" w:type="dxa"/>
+              <w:bottom w:w="60" w:type="dxa"/>
+              <w:right w:w="100" w:type="dxa"/>
+            </w:tcMar>
+          </w:tcPr>
+          <w:p>
+            <w:r>
+              <w:rPr>
+                <w:sz w:val="20"/>
+                <w:szCs w:val="20"/>
+              </w:rPr>
+              <w:t>16</w:t>
+            </w:r>
+          </w:p>
+        </w:tc>
+      </w:tr>
+      <w:tr>
+        <w:tc>
+          <w:tcPr>
+            <w:tcW w:w="6360" w:type="dxa"/>
+            <w:tcMar>
+              <w:top w:w="60" w:type="dxa"/>
+              <w:left w:w="100" w:type="dxa"/>
+              <w:bottom w:w="60" w:type="dxa"/>
+              <w:right w:w="100" w:type="dxa"/>
+            </w:tcMar>
+          </w:tcPr>
+          <w:p>
+            <w:r>
+              <w:rPr>
+                <w:sz w:val="20"/>
+                <w:szCs w:val="20"/>
+              </w:rPr>
+              <w:t>No</w:t>
+            </w:r>
+          </w:p>
+        </w:tc>
+        <w:tc>
+          <w:tcPr>
+            <w:tcW w:w="3000" w:type="dxa"/>
+            <w:tcMar>
+              <w:top w:w="60" w:type="dxa"/>
+              <w:left w:w="100" w:type="dxa"/>
+              <w:bottom w:w="60" w:type="dxa"/>
+              <w:right w:w="100" w:type="dxa"/>
+            </w:tcMar>
+          </w:tcPr>
+          <w:p>
+            <w:r>
+              <w:rPr>
+                <w:sz w:val="20"/>
+                <w:szCs w:val="20"/>
+              </w:rPr>
+              <w:t>4</w:t>
+            </w:r>
+          </w:p>
+        </w:tc>
+      </w:tr>
+    </w:tbl>
+    <w:p>
+      <w:pPr>
+        <w:spacing w:line="276" w:lineRule="auto"/>
+      </w:pPr>
+      <w:r>
+        <w:t>80% of customers would find combined ticketing and food ordering useful. This confirms that integrating food and drink ordering with ticket booking is a worthwhile feature.</w:t>
+      </w:r>
+    </w:p>
+    <w:p>
+      <w:pPr>
+        <w:pStyle w:val="Heading4"/>
+        <w:rPr>
+          <w:b/>
+          <w:bCs/>
+          <w:color w:val="000000" w:themeColor="text1"/>
+        </w:rPr>
+      </w:pPr>
+      <w:r>
+        <w:rPr>
+          <w:b/>
+          <w:bCs/>
+          <w:color w:val="000000" w:themeColor="text1"/>
+        </w:rPr>
+        <w:t>Summary of Questionnaire Findings</w:t>
+      </w:r>
+    </w:p>
+    <w:p>
+      <w:pPr>
+        <w:spacing w:line="276" w:lineRule="auto"/>
+      </w:pPr>
+      <w:r>
+        <w:t xml:space="preserve">The questionnaire results clearly show that customers are experiencing real problems with the current system at </w:t>
+      </w:r>
+      <w:proofErr w:type="spellStart"/>
+      <w:r>
+        <w:t>Filmtopia</w:t>
+      </w:r>
+      <w:proofErr w:type="spellEnd"/>
+      <w:r>
+        <w:t>. The most significant issues are long queues at the box office, errors with seat allocation and the inability to book tickets through the kiosk. The results also show strong demand for a self-service ticketing kiosk, graphical seat selection and combined food and drink ordering. These findings have directly informed the objectives set out later in this investigation.</w:t>
+      </w:r>
+    </w:p>
+    <w:p>
+      <w:pPr>
+        <w:pStyle w:val="Heading3"/>
+        <w:rPr>
+          <w:b/>
+          <w:bCs/>
+          <w:color w:val="000000" w:themeColor="text1"/>
+        </w:rPr>
+      </w:pPr>
+      <w:r>
+        <w:rPr>
+          <w:b/>
+          <w:bCs/>
+          <w:color w:val="000000" w:themeColor="text1"/>
+        </w:rPr>
+        <w:t>Direct Observation</w:t>
+      </w:r>
+    </w:p>
+    <w:p>
+      <w:pPr>
+        <w:spacing w:line="276" w:lineRule="auto"/>
+      </w:pPr>
+      <w:r>
+        <w:t xml:space="preserve">As part of the investigation I visited </w:t>
+      </w:r>
+      <w:proofErr w:type="spellStart"/>
+      <w:r>
+        <w:t>Filmtopia</w:t>
+      </w:r>
+      <w:proofErr w:type="spellEnd"/>
+      <w:r>
+        <w:t xml:space="preserve"> during an evening showing to observe how the current system operates in practice. Rather than asking questions or interrupting the workflow I simply watched how staff handled customers during the pre-screening period when the cinema was at its busiest. The aim was to see the existing system in action and to identify any problems that might not have come up during the interviews or questionnaire.</w:t>
+      </w:r>
+    </w:p>
+    <w:p>
+      <w:pPr>
+        <w:spacing w:line="276" w:lineRule="auto"/>
+      </w:pPr>
+      <w:r>
+        <w:t>The first thing that stood out was how the paper booking diary was being used by two members of staff at the same time. On more than one occasion both staff members reached for the diary simultaneously to check seat availability for the same screening. This caused a brief but noticeable delay in serving customers and illustrated exactly the kind of risk that the interviews had described, where two staff members could independently assign the same seat without either realising.</w:t>
+      </w:r>
+    </w:p>
+    <w:p>
+      <w:pPr>
+        <w:spacing w:line="276" w:lineRule="auto"/>
+      </w:pPr>
+      <w:r>
+        <w:t>It was also clear that customers who had already used the kiosk to order food and drinks were then joining the box office queue to buy their tickets separately. This meant some customers were effectively queuing twice before they could take their seat. During the observation period this happened repeatedly and on a couple of occasions customers waiting in the box office queue made comments about having already waited at the kiosk. This confirmed what the staff interviews had suggested about the kiosk and ticketing systems being completely disconnected from each other.</w:t>
+      </w:r>
+    </w:p>
+    <w:p>
+      <w:pPr>
+        <w:spacing w:line="276" w:lineRule="auto"/>
+      </w:pPr>
+      <w:r>
+        <w:t>Another thing worth noting was how long it took a staff member to answer a simple question about seat availability. When a customer asked which seats were still free for a particular screening the staff member had to manually look through several pages of the diary before being able to give an answer. This took around 90 seconds and caused the queue behind that customer to grow noticeably during that time. In a busier cinema this kind of delay would quickly become a serious problem.</w:t>
+      </w:r>
+    </w:p>
+    <w:p>
+      <w:pPr>
+        <w:spacing w:line="276" w:lineRule="auto"/>
+      </w:pPr>
+      <w:r>
+        <w:t>Overall the observation confirmed and added detail to the problems that had already been identified through the interviews and questionnaire. Seeing the existing system in action made it clear that the issues are not occasional or minor but are a regular feature of how the cinema operates during busy periods. The findings from this observation have directly informed the objectives set out later in this investigation.</w:t>
+      </w:r>
+    </w:p>
+    <w:p>
+      <w:pPr>
+        <w:pStyle w:val="Heading3"/>
+        <w:rPr>
+          <w:b/>
+          <w:bCs/>
+          <w:color w:val="000000" w:themeColor="text1"/>
+        </w:rPr>
+      </w:pPr>
+      <w:r>
+        <w:rPr>
+          <w:b/>
+          <w:bCs/>
+          <w:color w:val="000000" w:themeColor="text1"/>
+        </w:rPr>
+        <w:t>Records and Documents Examined</w:t>
+      </w:r>
+    </w:p>
+    <w:p>
+      <w:pPr>
+        <w:spacing w:line="276" w:lineRule="auto"/>
+      </w:pPr>
+      <w:r>
+        <w:t>Alongside the interviews, questionnaire and observation I also asked to look at the actual records and documents that the cinema uses day to day. Looking at the real paperwork is useful because it shows exactly what data is being captured at the moment, and it often reveals small details that nobody thinks to mention in an interview simply because they are so used to them. Four documents were examined and each one is described below.</w:t>
+      </w:r>
+    </w:p>
+    <w:p>
+      <w:pPr>
+        <w:pStyle w:val="Heading4"/>
+        <w:rPr>
+          <w:b/>
+          <w:bCs/>
+          <w:color w:val="000000" w:themeColor="text1"/>
+        </w:rPr>
+      </w:pPr>
+      <w:r>
+        <w:rPr>
+          <w:b/>
+          <w:bCs/>
+          <w:color w:val="000000" w:themeColor="text1"/>
+        </w:rPr>
+        <w:t>The Paper Booking Diary</w:t>
+      </w:r>
+    </w:p>
+    <w:p>
+      <w:pPr>
+        <w:shd w:val="clear" w:color="auto" w:fill="F2F2F2"/>
+        <w:spacing w:before="100" w:after="140"/>
+      </w:pPr>
+      <w:r>
+        <w:rPr>
+          <w:i/>
+          <w:iCs/>
+          <w:color w:val="666666"/>
+        </w:rPr>
+        <w:t>[ Insert photo of the paper booking diary, ideally a page showing a day's bookings ]</w:t>
+      </w:r>
+    </w:p>
+    <w:p>
+      <w:pPr>
+        <w:spacing w:line="276" w:lineRule="auto"/>
+      </w:pPr>
+      <w:r>
+        <w:t>The first document I examined was the paper booking diary. Each day is given its own page and bookings are written in by hand as customers arrive, with the customer name, the film, the screening time and the number of tickets noted down, and a seat number sometimes squeezed into the margin. There is no fixed structure to how a booking is recorded, so the level of detail varies from one entry to the next depending on which member of staff took it. This immediately showed me why seat clashes happen, because there is no clear column or layout showing which seats have already gone for a particular screening, so a member of staff has no quick way of checking before promising a seat to a customer.</w:t>
+      </w:r>
+    </w:p>
+    <w:p>
+      <w:pPr>
+        <w:pStyle w:val="Heading4"/>
+        <w:rPr>
+          <w:b/>
+          <w:bCs/>
+          <w:color w:val="000000" w:themeColor="text1"/>
+        </w:rPr>
+      </w:pPr>
+      <w:r>
+        <w:rPr>
+          <w:b/>
+          <w:bCs/>
+          <w:color w:val="000000" w:themeColor="text1"/>
+        </w:rPr>
+        <w:t>The Food and Drink Stock Spreadsheet</w:t>
+      </w:r>
+    </w:p>
+    <w:p>
+      <w:pPr>
+        <w:shd w:val="clear" w:color="auto" w:fill="F2F2F2"/>
+        <w:spacing w:before="100" w:after="140"/>
+      </w:pPr>
+      <w:r>
+        <w:rPr>
+          <w:i/>
+          <w:iCs/>
+          <w:color w:val="666666"/>
+        </w:rPr>
+        <w:t>[ Insert screenshot or photo of the stock spreadsheet ]</w:t>
+      </w:r>
+    </w:p>
+    <w:p>
+      <w:pPr>
+        <w:spacing w:line="276" w:lineRule="auto"/>
+      </w:pPr>
+      <w:r>
+        <w:t>The second document was the spreadsheet used to track food and drink stock. It lists each item alongside a quantity that the manager updates by hand after a manual stock count. Because the figures are only correct as of the last time someone counted, the spreadsheet is rarely an accurate picture of what is actually in the building, and nothing about it is linked to what gets sold at the concessions area or the kiosk. Seeing it confirmed how disconnected the stock side of the business is from everything else.</w:t>
+      </w:r>
+    </w:p>
+    <w:p>
+      <w:pPr>
+        <w:pStyle w:val="Heading4"/>
+        <w:rPr>
+          <w:b/>
+          <w:bCs/>
+          <w:color w:val="000000" w:themeColor="text1"/>
+        </w:rPr>
+      </w:pPr>
+      <w:r>
+        <w:rPr>
+          <w:b/>
+          <w:bCs/>
+          <w:color w:val="000000" w:themeColor="text1"/>
+        </w:rPr>
+        <w:t>The Staff Rota Spreadsheet</w:t>
+      </w:r>
+    </w:p>
+    <w:p>
+      <w:pPr>
+        <w:shd w:val="clear" w:color="auto" w:fill="F2F2F2"/>
+        <w:spacing w:before="100" w:after="140"/>
+      </w:pPr>
+      <w:r>
+        <w:rPr>
+          <w:i/>
+          <w:iCs/>
+          <w:color w:val="666666"/>
+        </w:rPr>
+        <w:t>[ Insert screenshot or photo of the staff rota spreadsheet ]</w:t>
+      </w:r>
+    </w:p>
+    <w:p>
+      <w:pPr>
+        <w:spacing w:line="276" w:lineRule="auto"/>
+      </w:pPr>
+      <w:r>
+        <w:t>The third document was the staff rota spreadsheet, which the manager fills in and prints out for the team. It is kept completely separate from the booking and stock records, and the only way for a member of staff to check when they are working is to be physically at the cinema where the printout is pinned up. While staff scheduling is not a core part of the problem this project is solving, looking at the rota helped confirm just how scattered the cinema's information is across separate files that do not talk to each other.</w:t>
+      </w:r>
+    </w:p>
+    <w:p>
+      <w:pPr>
+        <w:pStyle w:val="Heading4"/>
+        <w:rPr>
+          <w:b/>
+          <w:bCs/>
+          <w:color w:val="000000" w:themeColor="text1"/>
+        </w:rPr>
+      </w:pPr>
+      <w:r>
+        <w:rPr>
+          <w:b/>
+          <w:bCs/>
+          <w:color w:val="000000" w:themeColor="text1"/>
+        </w:rPr>
+        <w:t>The Ticket Stub</w:t>
+      </w:r>
+    </w:p>
+    <w:p>
+      <w:pPr>
+        <w:shd w:val="clear" w:color="auto" w:fill="F2F2F2"/>
+        <w:spacing w:before="100" w:after="140"/>
+      </w:pPr>
+      <w:r>
+        <w:rPr>
+          <w:i/>
+          <w:iCs/>
+          <w:color w:val="666666"/>
+        </w:rPr>
+        <w:t>[ Insert photo or scan of a printed ticket stub ]</w:t>
+      </w:r>
+    </w:p>
+    <w:p>
+      <w:pPr>
+        <w:spacing w:line="276" w:lineRule="auto"/>
+      </w:pPr>
+      <w:r>
+        <w:t>Finally I looked at the ticket stub that customers are given when they book. It is printed from a basic template on the box office computer, and a member of staff types the details in by hand each time before printing. The stub is not connected to any stored record, so once it has been printed there is no link between the piece of paper the customer is holding and any data the cinema keeps. This means a lost or disputed ticket cannot easily be checked against anything, which is another consequence of there being no central record of bookings.</w:t>
+      </w:r>
+    </w:p>
+    <w:p>
+      <w:pPr>
+        <w:spacing w:line="276" w:lineRule="auto"/>
+      </w:pPr>
+      <w:r>
+        <w:t>Taken together these documents painted a clear picture of a business whose data lives in several separate places, none of which are joined up. This directly supports the case for a single central database made later in this investigation, and it reinforces the double booking problem that the seat handling in Objectives 2 and 3 is designed to solve.</w:t>
+      </w:r>
+    </w:p>
+    <w:p>
+      <w:pPr>
+        <w:pStyle w:val="Heading3"/>
+        <w:rPr>
+          <w:b/>
+          <w:bCs/>
+          <w:color w:val="000000" w:themeColor="text1"/>
+        </w:rPr>
+      </w:pPr>
+      <w:r>
+        <w:rPr>
+          <w:b/>
+          <w:bCs/>
+          <w:color w:val="000000" w:themeColor="text1"/>
+        </w:rPr>
+        <w:t>Desk-based Research</w:t>
+      </w:r>
+    </w:p>
+    <w:p>
+      <w:pPr>
+        <w:pStyle w:val="Heading4"/>
+        <w:rPr>
+          <w:b/>
+          <w:bCs/>
+          <w:color w:val="000000" w:themeColor="text1"/>
+        </w:rPr>
+      </w:pPr>
+      <w:r>
+        <w:rPr>
+          <w:b/>
+          <w:bCs/>
+          <w:color w:val="000000" w:themeColor="text1"/>
+        </w:rPr>
+        <w:t>Desk Based Research - Vue Cinema (myvue.com)</w:t>
+      </w:r>
+    </w:p>
+    <w:p>
+      <w:pPr>
+        <w:spacing w:line="276" w:lineRule="auto"/>
+      </w:pPr>
+      <w:r>
+        <w:t>As part of my investigation I researched the Vue Cinema booking system, which is one of the largest cinema chains in the UK. Vue operates 94 cinemas across the UK and Ireland and their online booking system provides a useful reference point for what a professional cinema management system should look like.</w:t>
+      </w:r>
+    </w:p>
+    <w:p>
+      <w:pPr>
+        <w:spacing w:before="80" w:after="40"/>
+      </w:pPr>
+      <w:r>
+        <w:rPr>
+          <w:b/>
+          <w:bCs/>
+        </w:rPr>
+        <w:t>Film Listings Page</w:t>
+      </w:r>
+    </w:p>
+    <w:p>
+      <w:pPr>
+        <w:spacing w:before="120"/>
+        <w:jc w:val="center"/>
+      </w:pPr>
+      <w:r>
+        <w:rPr>
+          <w:noProof/>
+        </w:rPr>
+        <w:drawing>
+          <wp:inline distT="0" distB="0" distL="0" distR="0" wp14:anchorId="1D0AA7F7" wp14:editId="3CDA7A8F">
+            <wp:extent cx="5524500" cy="2533650"/>
+            <wp:effectExtent l="0" t="0" r="0" b="0"/>
+            <wp:docPr id="1" name="Picture 1"/>
+            <wp:cNvGraphicFramePr>
+              <a:graphicFrameLocks xmlns:a="http://schemas.openxmlformats.org/drawingml/2006/main" noChangeAspect="1"/>
+            </wp:cNvGraphicFramePr>
+            <a:graphic xmlns:a="http://schemas.openxmlformats.org/drawingml/2006/main">
+              <a:graphicData uri="http://schemas.openxmlformats.org/drawingml/2006/picture">
+                <pic:pic xmlns:pic="http://schemas.openxmlformats.org/drawingml/2006/picture">
+                  <pic:nvPicPr>
+                    <pic:cNvPr id="0" name=""/>
+                    <pic:cNvPicPr>
+                      <a:picLocks noChangeAspect="1" noChangeArrowheads="1"/>
+                    </pic:cNvPicPr>
+                  </pic:nvPicPr>
+                  <pic:blipFill>
+                    <a:blip r:embed="rId8"/>
+                    <a:srcRect/>
+                    <a:stretch>
+                      <a:fillRect/>
+                    </a:stretch>
+                  </pic:blipFill>
+                  <pic:spPr bwMode="auto">
+                    <a:xfrm>
+                      <a:off x="0" y="0"/>
+                      <a:ext cx="5524500" cy="2533650"/>
+                    </a:xfrm>
+                    <a:prstGeom prst="rect">
+                      <a:avLst/>
+                    </a:prstGeom>
+                  </pic:spPr>
+                </pic:pic>
+              </a:graphicData>
+            </a:graphic>
+          </wp:inline>
+        </w:drawing>
+      </w:r>
+    </w:p>
+    <w:p>
+      <w:pPr>
+        <w:spacing w:after="200"/>
+        <w:jc w:val="center"/>
+        <w:rPr>
+          <w:lang w:val="fr-FR"/>
+        </w:rPr>
+      </w:pPr>
+      <w:r>
+        <w:rPr>
+          <w:i/>
+          <w:iCs/>
+          <w:color w:val="595959"/>
+          <w:sz w:val="20"/>
+          <w:szCs w:val="20"/>
+          <w:lang w:val="fr-FR"/>
+        </w:rPr>
+        <w:t>Figure 1: Vue film listings page (myvue.com)</w:t>
+      </w:r>
+    </w:p>
+    <w:p>
+      <w:pPr>
+        <w:spacing w:line="276" w:lineRule="auto"/>
+      </w:pPr>
+      <w:r>
+        <w:t xml:space="preserve">The Vue homepage presents films visually using large poster images organised under a Top Films heading. Each film is displayed with its title clearly beneath it and the page includes a Quick Book bar at the bottom allowing users to search by venue, film, date and time simultaneously. This is a clean and intuitive way of presenting information that allows customers to find what they want quickly without having to navigate through multiple pages. For the </w:t>
+      </w:r>
+      <w:proofErr w:type="spellStart"/>
+      <w:r>
+        <w:t>Filmtopia</w:t>
+      </w:r>
+      <w:proofErr w:type="spellEnd"/>
+      <w:r>
+        <w:t xml:space="preserve"> system I will incorporate a similar visual approach to displaying films on the customer kiosk, ensuring that screenings are easy to browse and select.</w:t>
+      </w:r>
+    </w:p>
+    <w:p>
+      <w:pPr>
+        <w:spacing w:before="80" w:after="40"/>
+      </w:pPr>
+      <w:r>
+        <w:rPr>
+          <w:b/>
+          <w:bCs/>
+        </w:rPr>
+        <w:t>Screening Times Page</w:t>
+      </w:r>
+    </w:p>
+    <w:p>
+      <w:pPr>
+        <w:spacing w:before="120"/>
+        <w:jc w:val="center"/>
+      </w:pPr>
+      <w:r>
+        <w:rPr>
+          <w:noProof/>
+        </w:rPr>
+        <w:drawing>
+          <wp:inline distT="0" distB="0" distL="0" distR="0" wp14:anchorId="249C92E6" wp14:editId="25BC37F4">
+            <wp:extent cx="4381500" cy="3914775"/>
+            <wp:effectExtent l="0" t="0" r="0" b="0"/>
+            <wp:docPr id="1144634544" name="Picture 1144634544"/>
+            <wp:cNvGraphicFramePr>
+              <a:graphicFrameLocks xmlns:a="http://schemas.openxmlformats.org/drawingml/2006/main" noChangeAspect="1"/>
+            </wp:cNvGraphicFramePr>
+            <a:graphic xmlns:a="http://schemas.openxmlformats.org/drawingml/2006/main">
+              <a:graphicData uri="http://schemas.openxmlformats.org/drawingml/2006/picture">
+                <pic:pic xmlns:pic="http://schemas.openxmlformats.org/drawingml/2006/picture">
+                  <pic:nvPicPr>
+                    <pic:cNvPr id="0" name=""/>
+                    <pic:cNvPicPr>
+                      <a:picLocks noChangeAspect="1" noChangeArrowheads="1"/>
+                    </pic:cNvPicPr>
+                  </pic:nvPicPr>
+                  <pic:blipFill>
+                    <a:blip r:embed="rId9"/>
+                    <a:srcRect/>
+                    <a:stretch>
+                      <a:fillRect/>
+                    </a:stretch>
+                  </pic:blipFill>
+                  <pic:spPr bwMode="auto">
+                    <a:xfrm>
+                      <a:off x="0" y="0"/>
+                      <a:ext cx="4381500" cy="3914775"/>
+                    </a:xfrm>
+                    <a:prstGeom prst="rect">
+                      <a:avLst/>
+                    </a:prstGeom>
+                  </pic:spPr>
+                </pic:pic>
+              </a:graphicData>
+            </a:graphic>
+          </wp:inline>
+        </w:drawing>
+      </w:r>
+    </w:p>
+    <w:p>
+      <w:pPr>
+        <w:spacing w:after="200"/>
+        <w:jc w:val="center"/>
+      </w:pPr>
+      <w:r>
+        <w:rPr>
+          <w:i/>
+          <w:iCs/>
+          <w:color w:val="595959"/>
+          <w:sz w:val="20"/>
+          <w:szCs w:val="20"/>
+        </w:rPr>
+        <w:t>Figure 2: Vue screening times page (myvue.com)</w:t>
+      </w:r>
+    </w:p>
+    <w:p>
+      <w:pPr>
+        <w:spacing w:line="276" w:lineRule="auto"/>
+      </w:pPr>
+      <w:r>
+        <w:t xml:space="preserve">When a film is selected Vue displays all upcoming showings for that film at the chosen venue, organised by date and time. Each screening card shows the start and end time, the screen number and the ticket price. Accessibility information such as audio description and wheelchair access is also clearly displayed. This level of detail is something I aim to replicate in </w:t>
+      </w:r>
+      <w:proofErr w:type="spellStart"/>
+      <w:r>
+        <w:t>Filmtopia</w:t>
+      </w:r>
+      <w:proofErr w:type="spellEnd"/>
+      <w:r>
+        <w:t>, where staff and customers should be able to see all relevant information about a screening at a glance without having to search through multiple menus.</w:t>
+      </w:r>
+    </w:p>
+    <w:p>
+      <w:pPr>
+        <w:spacing w:before="80" w:after="40"/>
+      </w:pPr>
+      <w:r>
+        <w:rPr>
+          <w:b/>
+          <w:bCs/>
+        </w:rPr>
+        <w:t>Seat Selection Screen</w:t>
+      </w:r>
+    </w:p>
+    <w:p>
+      <w:pPr>
+        <w:spacing w:before="120"/>
+        <w:jc w:val="center"/>
+      </w:pPr>
+      <w:r>
+        <w:rPr>
+          <w:noProof/>
+        </w:rPr>
+        <w:drawing>
+          <wp:inline distT="0" distB="0" distL="0" distR="0" wp14:anchorId="40BB6089" wp14:editId="6F7339E3">
+            <wp:extent cx="5524500" cy="2809875"/>
+            <wp:effectExtent l="0" t="0" r="0" b="0"/>
+            <wp:docPr id="1968098163" name="Picture 1968098163"/>
+            <wp:cNvGraphicFramePr>
+              <a:graphicFrameLocks xmlns:a="http://schemas.openxmlformats.org/drawingml/2006/main" noChangeAspect="1"/>
+            </wp:cNvGraphicFramePr>
+            <a:graphic xmlns:a="http://schemas.openxmlformats.org/drawingml/2006/main">
+              <a:graphicData uri="http://schemas.openxmlformats.org/drawingml/2006/picture">
+                <pic:pic xmlns:pic="http://schemas.openxmlformats.org/drawingml/2006/picture">
+                  <pic:nvPicPr>
+                    <pic:cNvPr id="0" name=""/>
+                    <pic:cNvPicPr>
+                      <a:picLocks noChangeAspect="1" noChangeArrowheads="1"/>
+                    </pic:cNvPicPr>
+                  </pic:nvPicPr>
+                  <pic:blipFill>
+                    <a:blip r:embed="rId10"/>
+                    <a:srcRect/>
+                    <a:stretch>
+                      <a:fillRect/>
+                    </a:stretch>
+                  </pic:blipFill>
+                  <pic:spPr bwMode="auto">
+                    <a:xfrm>
+                      <a:off x="0" y="0"/>
+                      <a:ext cx="5524500" cy="2809875"/>
+                    </a:xfrm>
+                    <a:prstGeom prst="rect">
+                      <a:avLst/>
+                    </a:prstGeom>
+                  </pic:spPr>
+                </pic:pic>
+              </a:graphicData>
+            </a:graphic>
+          </wp:inline>
+        </w:drawing>
+      </w:r>
+    </w:p>
+    <w:p>
+      <w:pPr>
+        <w:spacing w:after="200"/>
+        <w:jc w:val="center"/>
+      </w:pPr>
+      <w:r>
+        <w:rPr>
+          <w:i/>
+          <w:iCs/>
+          <w:color w:val="595959"/>
+          <w:sz w:val="20"/>
+          <w:szCs w:val="20"/>
+        </w:rPr>
+        <w:t>Figure 3: Vue graphical seat selection screen (myvue.com)</w:t>
+      </w:r>
+    </w:p>
+    <w:p>
+      <w:pPr>
+        <w:spacing w:line="276" w:lineRule="auto"/>
+      </w:pPr>
+      <w:r>
+        <w:t xml:space="preserve">Vue's seat selection interface is a standout feature of their system. It displays a graphical layout of the screen showing every seat as a coloured icon, with different colours representing different seat types and prices. VIP seats are shown in orange at £8.49, Regular seats in black at £7.49, Saver seats in green at £6.49 and Super Saver seats in red at £4.99. Occupied seats are shown in grey so customers can immediately see what is available. Rows are labelled alphabetically on the left hand side. This graphical seat selection is a key feature I plan to implement in </w:t>
+      </w:r>
+      <w:proofErr w:type="spellStart"/>
+      <w:r>
+        <w:t>Filmtopia</w:t>
+      </w:r>
+      <w:proofErr w:type="spellEnd"/>
+      <w:r>
+        <w:t xml:space="preserve"> as it directly addresses the double booking problem identified in the interviews. By showing customers and staff exactly which seats are taken in real time the system eliminates the risk of two people being assigned the same seat.</w:t>
+      </w:r>
+    </w:p>
+    <w:p>
+      <w:pPr>
+        <w:spacing w:before="80" w:after="40"/>
+      </w:pPr>
+      <w:r>
+        <w:rPr>
+          <w:b/>
+          <w:bCs/>
+        </w:rPr>
+        <w:t xml:space="preserve">Features Identified for </w:t>
+      </w:r>
+      <w:proofErr w:type="spellStart"/>
+      <w:r>
+        <w:rPr>
+          <w:b/>
+          <w:bCs/>
+        </w:rPr>
+        <w:t>Filmtopia</w:t>
+      </w:r>
+      <w:proofErr w:type="spellEnd"/>
+    </w:p>
+    <w:p>
+      <w:pPr>
+        <w:pStyle w:val="ListParagraph"/>
+        <w:numPr>
+          <w:ilvl w:val="0"/>
+          <w:numId w:val="1"/>
+        </w:numPr>
+        <w:spacing w:after="60" w:line="276" w:lineRule="auto"/>
+        <w:contextualSpacing w:val="0"/>
+      </w:pPr>
+      <w:r>
+        <w:t>A visual film listings interface showing posters and screening times clearly</w:t>
+      </w:r>
+    </w:p>
+    <w:p>
+      <w:pPr>
+        <w:pStyle w:val="ListParagraph"/>
+        <w:numPr>
+          <w:ilvl w:val="0"/>
+          <w:numId w:val="1"/>
+        </w:numPr>
+        <w:spacing w:after="60" w:line="276" w:lineRule="auto"/>
+        <w:contextualSpacing w:val="0"/>
+      </w:pPr>
+      <w:r>
+        <w:t>A graphical seat map showing available and occupied seats in real time</w:t>
+      </w:r>
+    </w:p>
+    <w:p>
+      <w:pPr>
+        <w:pStyle w:val="ListParagraph"/>
+        <w:numPr>
+          <w:ilvl w:val="0"/>
+          <w:numId w:val="1"/>
+        </w:numPr>
+        <w:spacing w:after="60" w:line="276" w:lineRule="auto"/>
+        <w:contextualSpacing w:val="0"/>
+      </w:pPr>
+      <w:r>
+        <w:t>Colour coding to distinguish between different types of seats or statuses</w:t>
+      </w:r>
+    </w:p>
+    <w:p>
+      <w:pPr>
+        <w:pStyle w:val="ListParagraph"/>
+        <w:numPr>
+          <w:ilvl w:val="0"/>
+          <w:numId w:val="1"/>
+        </w:numPr>
+        <w:spacing w:after="60" w:line="276" w:lineRule="auto"/>
+        <w:contextualSpacing w:val="0"/>
+      </w:pPr>
+      <w:r>
+        <w:t>Clear display of screening information including screen number, time and date</w:t>
+      </w:r>
+    </w:p>
+    <w:p>
+      <w:pPr>
+        <w:pStyle w:val="ListParagraph"/>
+        <w:numPr>
+          <w:ilvl w:val="0"/>
+          <w:numId w:val="1"/>
+        </w:numPr>
+        <w:spacing w:after="60" w:line="276" w:lineRule="auto"/>
+        <w:contextualSpacing w:val="0"/>
+      </w:pPr>
+      <w:r>
+        <w:t>A quick search function allowing users to find screenings by film, date and time</w:t>
+      </w:r>
+    </w:p>
+    <w:p>
+      <w:pPr>
+        <w:pStyle w:val="Heading4"/>
+        <w:rPr>
+          <w:b/>
+          <w:bCs/>
+          <w:color w:val="000000" w:themeColor="text1"/>
+        </w:rPr>
+      </w:pPr>
+      <w:r>
+        <w:rPr>
+          <w:b/>
+          <w:bCs/>
+          <w:color w:val="000000" w:themeColor="text1"/>
+        </w:rPr>
+        <w:t>Desk Based Research - Odeon Cinema (odeon.co.uk)</w:t>
+      </w:r>
+    </w:p>
+    <w:p>
+      <w:pPr>
+        <w:spacing w:line="276" w:lineRule="auto"/>
+      </w:pPr>
+      <w:r>
+        <w:t xml:space="preserve">The second system I researched was Odeon, which is the largest cinema chain in the UK. Odeon operates over 120 cinemas across the UK and Ireland and their online booking system offered several useful features to compare against Vue and to inform the design of </w:t>
+      </w:r>
+      <w:proofErr w:type="spellStart"/>
+      <w:r>
+        <w:t>Filmtopia</w:t>
+      </w:r>
+      <w:proofErr w:type="spellEnd"/>
+      <w:r>
+        <w:t>.</w:t>
+      </w:r>
+    </w:p>
+    <w:p>
+      <w:pPr>
+        <w:spacing w:before="80" w:after="40"/>
+      </w:pPr>
+      <w:r>
+        <w:rPr>
+          <w:b/>
+          <w:bCs/>
+        </w:rPr>
+        <w:t>Film Listings Page</w:t>
+      </w:r>
+    </w:p>
+    <w:p>
+      <w:pPr>
+        <w:spacing w:before="120"/>
+        <w:jc w:val="center"/>
+      </w:pPr>
+      <w:r>
+        <w:rPr>
+          <w:noProof/>
+        </w:rPr>
+        <w:drawing>
+          <wp:inline distT="0" distB="0" distL="0" distR="0" wp14:anchorId="3280BCAA" wp14:editId="0FD2A1B3">
+            <wp:extent cx="4476750" cy="4381500"/>
+            <wp:effectExtent l="0" t="0" r="0" b="0"/>
+            <wp:docPr id="2009319500" name="Picture 2009319500"/>
+            <wp:cNvGraphicFramePr>
+              <a:graphicFrameLocks xmlns:a="http://schemas.openxmlformats.org/drawingml/2006/main" noChangeAspect="1"/>
+            </wp:cNvGraphicFramePr>
+            <a:graphic xmlns:a="http://schemas.openxmlformats.org/drawingml/2006/main">
+              <a:graphicData uri="http://schemas.openxmlformats.org/drawingml/2006/picture">
+                <pic:pic xmlns:pic="http://schemas.openxmlformats.org/drawingml/2006/picture">
+                  <pic:nvPicPr>
+                    <pic:cNvPr id="0" name=""/>
+                    <pic:cNvPicPr>
+                      <a:picLocks noChangeAspect="1" noChangeArrowheads="1"/>
+                    </pic:cNvPicPr>
+                  </pic:nvPicPr>
+                  <pic:blipFill>
+                    <a:blip r:embed="rId11"/>
+                    <a:srcRect/>
+                    <a:stretch>
+                      <a:fillRect/>
+                    </a:stretch>
+                  </pic:blipFill>
+                  <pic:spPr bwMode="auto">
+                    <a:xfrm>
+                      <a:off x="0" y="0"/>
+                      <a:ext cx="4476750" cy="4381500"/>
+                    </a:xfrm>
+                    <a:prstGeom prst="rect">
+                      <a:avLst/>
+                    </a:prstGeom>
+                  </pic:spPr>
+                </pic:pic>
+              </a:graphicData>
+            </a:graphic>
+          </wp:inline>
+        </w:drawing>
+      </w:r>
+    </w:p>
+    <w:p>
+      <w:pPr>
+        <w:spacing w:after="200"/>
+        <w:jc w:val="center"/>
+      </w:pPr>
+      <w:r>
+        <w:rPr>
+          <w:i/>
+          <w:iCs/>
+          <w:color w:val="595959"/>
+          <w:sz w:val="20"/>
+          <w:szCs w:val="20"/>
+        </w:rPr>
+        <w:t>Figure 4: Odeon film listings page (odeon.co.uk)</w:t>
+      </w:r>
+    </w:p>
+    <w:p>
+      <w:pPr>
+        <w:spacing w:line="276" w:lineRule="auto"/>
+      </w:pPr>
+      <w:r>
+        <w:t xml:space="preserve">Similar to Vue, Odeon presents films using large poster images organised under a Top Films heading. However Odeon includes additional information directly on the film page such as the director, cast, runtime, release date and genre tags. This richer level of detail gives customers more context before making a booking decision. Odeon also includes a quick search bar at the bottom of the page allowing users to filter by cinema, film, date and time. One notable difference from Vue is that Odeon uses a darker navy blue colour scheme throughout which creates a more premium feel. For </w:t>
+      </w:r>
+      <w:proofErr w:type="spellStart"/>
+      <w:r>
+        <w:t>Filmtopia</w:t>
+      </w:r>
+      <w:proofErr w:type="spellEnd"/>
+      <w:r>
+        <w:t xml:space="preserve"> I will aim to display key film information clearly on the customer kiosk so customers can make informed decisions quickly.</w:t>
+      </w:r>
+    </w:p>
+    <w:p>
+      <w:pPr>
+        <w:spacing w:before="80" w:after="40"/>
+      </w:pPr>
+      <w:r>
+        <w:rPr>
+          <w:b/>
+          <w:bCs/>
+        </w:rPr>
+        <w:t>Screening Times Page</w:t>
+      </w:r>
+    </w:p>
+    <w:p>
+      <w:pPr>
+        <w:spacing w:before="120"/>
+        <w:jc w:val="center"/>
+      </w:pPr>
+      <w:r>
+        <w:rPr>
+          <w:noProof/>
+        </w:rPr>
+        <w:drawing>
+          <wp:inline distT="0" distB="0" distL="0" distR="0" wp14:anchorId="1E91FEA3" wp14:editId="61E265F1">
+            <wp:extent cx="4286250" cy="4343400"/>
+            <wp:effectExtent l="0" t="0" r="0" b="0"/>
+            <wp:docPr id="1339000641" name="Picture 1339000641"/>
+            <wp:cNvGraphicFramePr>
+              <a:graphicFrameLocks xmlns:a="http://schemas.openxmlformats.org/drawingml/2006/main" noChangeAspect="1"/>
+            </wp:cNvGraphicFramePr>
+            <a:graphic xmlns:a="http://schemas.openxmlformats.org/drawingml/2006/main">
+              <a:graphicData uri="http://schemas.openxmlformats.org/drawingml/2006/picture">
+                <pic:pic xmlns:pic="http://schemas.openxmlformats.org/drawingml/2006/picture">
+                  <pic:nvPicPr>
+                    <pic:cNvPr id="0" name=""/>
+                    <pic:cNvPicPr>
+                      <a:picLocks noChangeAspect="1" noChangeArrowheads="1"/>
+                    </pic:cNvPicPr>
+                  </pic:nvPicPr>
+                  <pic:blipFill>
+                    <a:blip r:embed="rId12"/>
+                    <a:srcRect/>
+                    <a:stretch>
+                      <a:fillRect/>
+                    </a:stretch>
+                  </pic:blipFill>
+                  <pic:spPr bwMode="auto">
+                    <a:xfrm>
+                      <a:off x="0" y="0"/>
+                      <a:ext cx="4286250" cy="4343400"/>
+                    </a:xfrm>
+                    <a:prstGeom prst="rect">
+                      <a:avLst/>
+                    </a:prstGeom>
+                  </pic:spPr>
+                </pic:pic>
+              </a:graphicData>
+            </a:graphic>
+          </wp:inline>
+        </w:drawing>
+      </w:r>
+    </w:p>
+    <w:p>
+      <w:pPr>
+        <w:spacing w:after="200"/>
+        <w:jc w:val="center"/>
+      </w:pPr>
+      <w:r>
+        <w:rPr>
+          <w:i/>
+          <w:iCs/>
+          <w:color w:val="595959"/>
+          <w:sz w:val="20"/>
+          <w:szCs w:val="20"/>
+        </w:rPr>
+        <w:t>Figure 5: Odeon screening times page (odeon.co.uk)</w:t>
+      </w:r>
+    </w:p>
+    <w:p>
+      <w:pPr>
+        <w:spacing w:line="276" w:lineRule="auto"/>
+      </w:pPr>
+      <w:r>
+        <w:t xml:space="preserve">Odeon's screening times page clearly displays the film title, runtime, release date and genre alongside all available showtimes. Screenings are organised by date across the top of the page and grouped by cinema location below. Each screening card shows the start time, screen number and format such as 3D. A Book Now button is displayed prominently on each card making the next action immediately obvious. This clear layout is something I will replicate in </w:t>
+      </w:r>
+      <w:proofErr w:type="spellStart"/>
+      <w:r>
+        <w:t>Filmtopia</w:t>
+      </w:r>
+      <w:proofErr w:type="spellEnd"/>
+      <w:r>
+        <w:t xml:space="preserve"> where staff should be able to see all screenings for a given film at a glance.</w:t>
+      </w:r>
+    </w:p>
+    <w:p>
+      <w:pPr>
+        <w:spacing w:before="80" w:after="40"/>
+      </w:pPr>
+      <w:r>
+        <w:rPr>
+          <w:b/>
+          <w:bCs/>
+        </w:rPr>
+        <w:t>Seat Selection Screen</w:t>
+      </w:r>
+    </w:p>
+    <w:p>
+      <w:pPr>
+        <w:spacing w:before="120"/>
+        <w:jc w:val="center"/>
+      </w:pPr>
+      <w:r>
+        <w:rPr>
+          <w:noProof/>
+        </w:rPr>
+        <w:drawing>
+          <wp:inline distT="0" distB="0" distL="0" distR="0" wp14:anchorId="456DA744" wp14:editId="1AB6B7F1">
+            <wp:extent cx="5143500" cy="4038600"/>
+            <wp:effectExtent l="0" t="0" r="0" b="0"/>
+            <wp:docPr id="899379480" name="Picture 899379480"/>
+            <wp:cNvGraphicFramePr>
+              <a:graphicFrameLocks xmlns:a="http://schemas.openxmlformats.org/drawingml/2006/main" noChangeAspect="1"/>
+            </wp:cNvGraphicFramePr>
+            <a:graphic xmlns:a="http://schemas.openxmlformats.org/drawingml/2006/main">
+              <a:graphicData uri="http://schemas.openxmlformats.org/drawingml/2006/picture">
+                <pic:pic xmlns:pic="http://schemas.openxmlformats.org/drawingml/2006/picture">
+                  <pic:nvPicPr>
+                    <pic:cNvPr id="0" name=""/>
+                    <pic:cNvPicPr>
+                      <a:picLocks noChangeAspect="1" noChangeArrowheads="1"/>
+                    </pic:cNvPicPr>
+                  </pic:nvPicPr>
+                  <pic:blipFill>
+                    <a:blip r:embed="rId13"/>
+                    <a:srcRect/>
+                    <a:stretch>
+                      <a:fillRect/>
+                    </a:stretch>
+                  </pic:blipFill>
+                  <pic:spPr bwMode="auto">
+                    <a:xfrm>
+                      <a:off x="0" y="0"/>
+                      <a:ext cx="5143500" cy="4038600"/>
+                    </a:xfrm>
+                    <a:prstGeom prst="rect">
+                      <a:avLst/>
+                    </a:prstGeom>
+                  </pic:spPr>
+                </pic:pic>
+              </a:graphicData>
+            </a:graphic>
+          </wp:inline>
+        </w:drawing>
+      </w:r>
+    </w:p>
+    <w:p>
+      <w:pPr>
+        <w:spacing w:after="200"/>
+        <w:jc w:val="center"/>
+      </w:pPr>
+      <w:r>
+        <w:rPr>
+          <w:i/>
+          <w:iCs/>
+          <w:color w:val="595959"/>
+          <w:sz w:val="20"/>
+          <w:szCs w:val="20"/>
+        </w:rPr>
+        <w:t>Figure 6: Odeon seat selection screen (odeon.co.uk)</w:t>
+      </w:r>
+    </w:p>
+    <w:p>
+      <w:pPr>
+        <w:spacing w:line="276" w:lineRule="auto"/>
+      </w:pPr>
+      <w:r>
+        <w:t xml:space="preserve">Odeon's seat selection screen is particularly well designed and shows several features worth incorporating into </w:t>
+      </w:r>
+      <w:proofErr w:type="spellStart"/>
+      <w:r>
+        <w:t>Filmtopia</w:t>
+      </w:r>
+      <w:proofErr w:type="spellEnd"/>
+      <w:r>
+        <w:t xml:space="preserve">. The screen displays a graphical layout of the entire auditorium with seats colour coded by type and price. Green seats represent Classic Saver at £14.99, cream seats represent Classic at £16.49 and orange seats represent Classic Popular at £17.99. Unavailable seats are shown with an X so it is immediately clear which seats cannot be booked. A seat key at the bottom explains the colour coding including wheelchair and companion seat options. The booking process is also clearly structured using a step by step tab navigation at the top showing Seats, Sign In, Tickets, Food, Summary and Payment. This staged approach guides the user through the process logically and reduces confusion. For </w:t>
+      </w:r>
+      <w:proofErr w:type="spellStart"/>
+      <w:r>
+        <w:t>Filmtopia</w:t>
+      </w:r>
+      <w:proofErr w:type="spellEnd"/>
+      <w:r>
+        <w:t xml:space="preserve"> I will incorporate a similar colour coded seat map and a clear step by step flow for the customer kiosk booking process.</w:t>
+      </w:r>
+    </w:p>
+    <w:p>
+      <w:pPr>
+        <w:spacing w:before="80" w:after="40"/>
+      </w:pPr>
+      <w:r>
+        <w:rPr>
+          <w:b/>
+          <w:bCs/>
+        </w:rPr>
+        <w:t xml:space="preserve">Features Identified for </w:t>
+      </w:r>
+      <w:proofErr w:type="spellStart"/>
+      <w:r>
+        <w:rPr>
+          <w:b/>
+          <w:bCs/>
+        </w:rPr>
+        <w:t>Filmtopia</w:t>
+      </w:r>
+      <w:proofErr w:type="spellEnd"/>
+    </w:p>
+    <w:p>
+      <w:pPr>
+        <w:pStyle w:val="ListParagraph"/>
+        <w:numPr>
+          <w:ilvl w:val="0"/>
+          <w:numId w:val="1"/>
+        </w:numPr>
+        <w:spacing w:after="60" w:line="276" w:lineRule="auto"/>
+        <w:contextualSpacing w:val="0"/>
+      </w:pPr>
+      <w:r>
+        <w:t>Detailed film information displayed alongside the listing including runtime and genre</w:t>
+      </w:r>
+    </w:p>
+    <w:p>
+      <w:pPr>
+        <w:pStyle w:val="ListParagraph"/>
+        <w:numPr>
+          <w:ilvl w:val="0"/>
+          <w:numId w:val="1"/>
+        </w:numPr>
+        <w:spacing w:after="60" w:line="276" w:lineRule="auto"/>
+        <w:contextualSpacing w:val="0"/>
+      </w:pPr>
+      <w:r>
+        <w:t>Colour coded seat map with a clear seat key explaining each colour</w:t>
+      </w:r>
+    </w:p>
+    <w:p>
+      <w:pPr>
+        <w:pStyle w:val="ListParagraph"/>
+        <w:numPr>
+          <w:ilvl w:val="0"/>
+          <w:numId w:val="1"/>
+        </w:numPr>
+        <w:spacing w:after="60" w:line="276" w:lineRule="auto"/>
+        <w:contextualSpacing w:val="0"/>
+      </w:pPr>
+      <w:r>
+        <w:t>Unavailable seats clearly marked so users cannot accidentally select them</w:t>
+      </w:r>
+    </w:p>
+    <w:p>
+      <w:pPr>
+        <w:pStyle w:val="ListParagraph"/>
+        <w:numPr>
+          <w:ilvl w:val="0"/>
+          <w:numId w:val="1"/>
+        </w:numPr>
+        <w:spacing w:after="60" w:line="276" w:lineRule="auto"/>
+        <w:contextualSpacing w:val="0"/>
+      </w:pPr>
+      <w:r>
+        <w:t>A stepped booking process guiding users through each stage in order</w:t>
+      </w:r>
+    </w:p>
+    <w:p>
+      <w:pPr>
+        <w:pStyle w:val="ListParagraph"/>
+        <w:numPr>
+          <w:ilvl w:val="0"/>
+          <w:numId w:val="1"/>
+        </w:numPr>
+        <w:spacing w:after="60" w:line="276" w:lineRule="auto"/>
+        <w:contextualSpacing w:val="0"/>
+      </w:pPr>
+      <w:r>
+        <w:t>Prominent call to action buttons making the next step always obvious</w:t>
+      </w:r>
+    </w:p>
+    <w:p>
+      <w:pPr>
+        <w:pStyle w:val="Heading4"/>
+      </w:pPr>
+    </w:p>
+    <w:p>
+      <w:pPr>
+        <w:pStyle w:val="Heading2"/>
+        <w:rPr>
+          <w:b/>
+          <w:bCs/>
+          <w:color w:val="000000" w:themeColor="text1"/>
+        </w:rPr>
+      </w:pPr>
+      <w:r>
+        <w:rPr>
+          <w:b/>
+          <w:bCs/>
+          <w:color w:val="000000" w:themeColor="text1"/>
+        </w:rPr>
+        <w:t>Data Flow Diagram</w:t>
+      </w:r>
+    </w:p>
     <w:sectPr>
-      <w:headerReference w:type="even" r:id="rId7"/>
-      <w:headerReference w:type="default" r:id="rId8"/>
-      <w:footerReference w:type="even" r:id="rId9"/>
-      <w:footerReference w:type="default" r:id="rId10"/>
-      <w:headerReference w:type="first" r:id="rId11"/>
-      <w:footerReference w:type="first" r:id="rId12"/>
+      <w:headerReference w:type="even" r:id="rId14"/>
+      <w:headerReference w:type="default" r:id="rId15"/>
+      <w:footerReference w:type="even" r:id="rId16"/>
+      <w:footerReference w:type="default" r:id="rId17"/>
+      <w:headerReference w:type="first" r:id="rId18"/>
+      <w:footerReference w:type="first" r:id="rId19"/>
       <w:pgSz w:w="12240" w:h="15840"/>
       <w:pgMar w:top="1440" w:right="1440" w:bottom="1440" w:left="1440" w:header="720" w:footer="720" w:gutter="0"/>
       <w:pgBorders w:offsetFrom="page">
@@ -2124,6 +4681,71 @@
     </w:pPr>
   </w:p>
 </w:hdr>
+</file>
+
+<file path=word/numbering.xml><?xml version="1.0" encoding="utf-8"?>
+<w:numbering xmlns:wpc="http://schemas.microsoft.com/office/word/2010/wordprocessingCanvas" xmlns:cx="http://schemas.microsoft.com/office/drawing/2014/chartex" xmlns:cx1="http://schemas.microsoft.com/office/drawing/2015/9/8/chartex" xmlns:cx2="http://schemas.microsoft.com/office/drawing/2015/10/21/chartex" xmlns:cx3="http://schemas.microsoft.com/office/drawing/2016/5/9/chartex" xmlns:cx4="http://schemas.microsoft.com/office/drawing/2016/5/10/chartex" xmlns:cx5="http://schemas.microsoft.com/office/drawing/2016/5/11/chartex" xmlns:cx6="http://schemas.microsoft.com/office/drawing/2016/5/12/chartex" xmlns:cx7="http://schemas.microsoft.com/office/drawing/2016/5/13/chartex" xmlns:cx8="http://schemas.microsoft.com/office/drawing/2016/5/14/chartex" xmlns:mc="http://schemas.openxmlformats.org/markup-compatibility/2006" xmlns:aink="http://schemas.microsoft.com/office/drawing/2016/ink" xmlns:am3d="http://schemas.microsoft.com/office/drawing/2017/model3d" xmlns:o="urn:schemas-microsoft-com:office:office" xmlns:oel="http://schemas.microsoft.com/office/2019/extlst" xmlns:r="http://schemas.openxmlformats.org/officeDocument/2006/relationships" xmlns:m="http://schemas.openxmlformats.org/officeDocument/2006/math" xmlns:v="urn:schemas-microsoft-com:vml" xmlns:wp14="http://schemas.microsoft.com/office/word/2010/wordprocessingDrawing" xmlns:wp="http://schemas.openxmlformats.org/drawingml/2006/wordprocessingDrawing" xmlns:w10="urn:schemas-microsoft-com:office:word" xmlns:w="http://schemas.openxmlformats.org/wordprocessingml/2006/main" xmlns:w14="http://schemas.microsoft.com/office/word/2010/wordml" xmlns:w15="http://schemas.microsoft.com/office/word/2012/wordml" xmlns:w16cex="http://schemas.microsoft.com/office/word/2018/wordml/cex" xmlns:w16cid="http://schemas.microsoft.com/office/word/2016/wordml/cid" xmlns:w16="http://schemas.microsoft.com/office/word/2018/wordml" xmlns:w16du="http://schemas.microsoft.com/office/word/2023/wordml/word16du" xmlns:w16sdtdh="http://schemas.microsoft.com/office/word/2020/wordml/sdtdatahash" xmlns:w16sdtfl="http://schemas.microsoft.com/office/word/2024/wordml/sdtformatlock" xmlns:w16se="http://schemas.microsoft.com/office/word/2015/wordml/symex" xmlns:wpg="http://schemas.microsoft.com/office/word/2010/wordprocessingGroup" xmlns:wpi="http://schemas.microsoft.com/office/word/2010/wordprocessingInk" xmlns:wne="http://schemas.microsoft.com/office/word/2006/wordml" xmlns:wps="http://schemas.microsoft.com/office/word/2010/wordprocessingShape" mc:Ignorable="w14 w15 w16se w16cid w16 w16cex w16sdtdh w16sdtfl w16du wp14">
+  <w:abstractNum w:abstractNumId="0" w15:restartNumberingAfterBreak="0">
+    <w:nsid w:val="26D61795"/>
+    <w:multiLevelType w:val="hybridMultilevel"/>
+    <w:tmpl w:val="C748C870"/>
+    <w:lvl w:ilvl="0" w:tplc="FDCE737E">
+      <w:start w:val="1"/>
+      <w:numFmt w:val="bullet"/>
+      <w:lvlText w:val="•"/>
+      <w:lvlJc w:val="left"/>
+      <w:pPr>
+        <w:ind w:left="720" w:hanging="360"/>
+      </w:pPr>
+    </w:lvl>
+    <w:lvl w:ilvl="1" w:tplc="2856AD8A">
+      <w:numFmt w:val="decimal"/>
+      <w:lvlText w:val=""/>
+      <w:lvlJc w:val="left"/>
+    </w:lvl>
+    <w:lvl w:ilvl="2" w:tplc="347CFDE4">
+      <w:numFmt w:val="decimal"/>
+      <w:lvlText w:val=""/>
+      <w:lvlJc w:val="left"/>
+    </w:lvl>
+    <w:lvl w:ilvl="3" w:tplc="D018CB36">
+      <w:numFmt w:val="decimal"/>
+      <w:lvlText w:val=""/>
+      <w:lvlJc w:val="left"/>
+    </w:lvl>
+    <w:lvl w:ilvl="4" w:tplc="525263D4">
+      <w:numFmt w:val="decimal"/>
+      <w:lvlText w:val=""/>
+      <w:lvlJc w:val="left"/>
+    </w:lvl>
+    <w:lvl w:ilvl="5" w:tplc="1966DB16">
+      <w:numFmt w:val="decimal"/>
+      <w:lvlText w:val=""/>
+      <w:lvlJc w:val="left"/>
+    </w:lvl>
+    <w:lvl w:ilvl="6" w:tplc="9E12B880">
+      <w:numFmt w:val="decimal"/>
+      <w:lvlText w:val=""/>
+      <w:lvlJc w:val="left"/>
+    </w:lvl>
+    <w:lvl w:ilvl="7" w:tplc="B14886E8">
+      <w:numFmt w:val="decimal"/>
+      <w:lvlText w:val=""/>
+      <w:lvlJc w:val="left"/>
+    </w:lvl>
+    <w:lvl w:ilvl="8" w:tplc="04847F28">
+      <w:numFmt w:val="decimal"/>
+      <w:lvlText w:val=""/>
+      <w:lvlJc w:val="left"/>
+    </w:lvl>
+  </w:abstractNum>
+  <w:num w:numId="1" w16cid:durableId="677075470">
+    <w:abstractNumId w:val="0"/>
+    <w:lvlOverride w:ilvl="0">
+      <w:startOverride w:val="1"/>
+    </w:lvlOverride>
+  </w:num>
+</w:numbering>
 </file>
 
 <file path=word/styles.xml><?xml version="1.0" encoding="utf-8"?>
@@ -2325,7 +4947,7 @@
     <w:lsdException w:name="Medium Shading 2 Accent 1" w:uiPriority="64"/>
     <w:lsdException w:name="Medium List 1 Accent 1" w:uiPriority="65"/>
     <w:lsdException w:name="Revision" w:semiHidden="1"/>
-    <w:lsdException w:name="List Paragraph" w:uiPriority="34" w:qFormat="1"/>
+    <w:lsdException w:name="List Paragraph" w:uiPriority="0" w:qFormat="1"/>
     <w:lsdException w:name="Quote" w:uiPriority="29" w:qFormat="1"/>
     <w:lsdException w:name="Intense Quote" w:uiPriority="30" w:qFormat="1"/>
     <w:lsdException w:name="Medium List 2 Accent 1" w:uiPriority="66"/>
@@ -2983,7 +5605,6 @@
   <w:style w:type="paragraph" w:styleId="ListParagraph">
     <w:name w:val="List Paragraph"/>
     <w:basedOn w:val="Normal"/>
-    <w:uiPriority w:val="34"/>
     <w:qFormat/>
     <w:rsid w:val="00D55B24"/>
     <w:pPr>

--- a/Investigation.docx
+++ b/Investigation.docx
@@ -4504,13 +4504,89 @@
         <w:t>Data Flow Diagram</w:t>
       </w:r>
     </w:p>
+    <w:p>
+      <w:pPr>
+        <w:spacing w:line="276" w:lineRule="auto"/>
+      </w:pPr>
+      <w:r>
+        <w:t>The data flow diagram below shows how data currently moves through the existing system. It identifies the external entities involved, namely the customer, the staff member and the manager, the processes that act on the data, and the data stores where information ends up such as the paper booking diary and the stock and rota spreadsheets. The labelled arrows show the data that passes between them.</w:t>
+      </w:r>
+    </w:p>
+    <w:p>
+      <w:pPr>
+        <w:spacing w:before="120"/>
+        <w:jc w:val="center"/>
+      </w:pPr>
+      <w:r>
+        <w:rPr>
+          <w:noProof/>
+        </w:rPr>
+        <w:lastRenderedPageBreak/>
+        <w:drawing>
+          <wp:inline distT="0" distB="0" distL="0" distR="0" wp14:anchorId="694FBE44" wp14:editId="33432AEB">
+            <wp:extent cx="5524500" cy="4714875"/>
+            <wp:effectExtent l="0" t="0" r="0" b="0"/>
+            <wp:docPr id="1931937112" name="Picture 1931937112"/>
+            <wp:cNvGraphicFramePr>
+              <a:graphicFrameLocks xmlns:a="http://schemas.openxmlformats.org/drawingml/2006/main" noChangeAspect="1"/>
+            </wp:cNvGraphicFramePr>
+            <a:graphic xmlns:a="http://schemas.openxmlformats.org/drawingml/2006/main">
+              <a:graphicData uri="http://schemas.openxmlformats.org/drawingml/2006/picture">
+                <pic:pic xmlns:pic="http://schemas.openxmlformats.org/drawingml/2006/picture">
+                  <pic:nvPicPr>
+                    <pic:cNvPr id="0" name=""/>
+                    <pic:cNvPicPr>
+                      <a:picLocks noChangeAspect="1" noChangeArrowheads="1"/>
+                    </pic:cNvPicPr>
+                  </pic:nvPicPr>
+                  <pic:blipFill>
+                    <a:blip r:embed="rId14"/>
+                    <a:srcRect/>
+                    <a:stretch>
+                      <a:fillRect/>
+                    </a:stretch>
+                  </pic:blipFill>
+                  <pic:spPr bwMode="auto">
+                    <a:xfrm>
+                      <a:off x="0" y="0"/>
+                      <a:ext cx="5524500" cy="4714875"/>
+                    </a:xfrm>
+                    <a:prstGeom prst="rect">
+                      <a:avLst/>
+                    </a:prstGeom>
+                  </pic:spPr>
+                </pic:pic>
+              </a:graphicData>
+            </a:graphic>
+          </wp:inline>
+        </w:drawing>
+      </w:r>
+    </w:p>
+    <w:p>
+      <w:pPr>
+        <w:spacing w:after="200"/>
+        <w:jc w:val="center"/>
+        <w:rPr>
+          <w:color w:val="000000" w:themeColor="text1"/>
+        </w:rPr>
+      </w:pPr>
+      <w:r>
+        <w:rPr>
+          <w:color w:val="000000" w:themeColor="text1"/>
+          <w:sz w:val="20"/>
+          <w:szCs w:val="20"/>
+        </w:rPr>
+        <w:t>Figure 7: Data flow diagram of the existing system</w:t>
+      </w:r>
+    </w:p>
+    <w:p/>
     <w:sectPr>
-      <w:headerReference w:type="even" r:id="rId14"/>
-      <w:headerReference w:type="default" r:id="rId15"/>
-      <w:footerReference w:type="even" r:id="rId16"/>
-      <w:footerReference w:type="default" r:id="rId17"/>
-      <w:headerReference w:type="first" r:id="rId18"/>
-      <w:footerReference w:type="first" r:id="rId19"/>
+      <w:headerReference w:type="even" r:id="rId15"/>
+      <w:headerReference w:type="default" r:id="rId16"/>
+      <w:footerReference w:type="even" r:id="rId17"/>
+      <w:footerReference w:type="default" r:id="rId18"/>
+      <w:headerReference w:type="first" r:id="rId19"/>
+      <w:footerReference w:type="first" r:id="rId20"/>
       <w:pgSz w:w="12240" w:h="15840"/>
       <w:pgMar w:top="1440" w:right="1440" w:bottom="1440" w:left="1440" w:header="720" w:footer="720" w:gutter="0"/>
       <w:pgBorders w:offsetFrom="page">

--- a/Investigation.docx
+++ b/Investigation.docx
@@ -4521,12 +4521,11 @@
         <w:rPr>
           <w:noProof/>
         </w:rPr>
-        <w:lastRenderedPageBreak/>
         <w:drawing>
-          <wp:inline distT="0" distB="0" distL="0" distR="0" wp14:anchorId="694FBE44" wp14:editId="33432AEB">
-            <wp:extent cx="5524500" cy="4714875"/>
+          <wp:inline distT="0" distB="0" distL="0" distR="0" wp14:anchorId="3C5CE701" wp14:editId="190075C6">
+            <wp:extent cx="4366260" cy="3948760"/>
             <wp:effectExtent l="0" t="0" r="0" b="0"/>
-            <wp:docPr id="1931937112" name="Picture 1931937112"/>
+            <wp:docPr id="1085132071" name="Graphic 1"/>
             <wp:cNvGraphicFramePr>
               <a:graphicFrameLocks xmlns:a="http://schemas.openxmlformats.org/drawingml/2006/main" noChangeAspect="1"/>
             </wp:cNvGraphicFramePr>
@@ -4534,22 +4533,25 @@
               <a:graphicData uri="http://schemas.openxmlformats.org/drawingml/2006/picture">
                 <pic:pic xmlns:pic="http://schemas.openxmlformats.org/drawingml/2006/picture">
                   <pic:nvPicPr>
-                    <pic:cNvPr id="0" name=""/>
-                    <pic:cNvPicPr>
-                      <a:picLocks noChangeAspect="1" noChangeArrowheads="1"/>
-                    </pic:cNvPicPr>
+                    <pic:cNvPr id="1085132071" name="Graphic 1085132071"/>
+                    <pic:cNvPicPr/>
                   </pic:nvPicPr>
                   <pic:blipFill>
-                    <a:blip r:embed="rId14"/>
-                    <a:srcRect/>
+                    <a:blip r:embed="rId14">
+                      <a:extLst>
+                        <a:ext uri="{96DAC541-7B7A-43D3-8B79-37D633B846F1}">
+                          <asvg:svgBlip xmlns:asvg="http://schemas.microsoft.com/office/drawing/2016/SVG/main" r:embed="rId15"/>
+                        </a:ext>
+                      </a:extLst>
+                    </a:blip>
                     <a:stretch>
                       <a:fillRect/>
                     </a:stretch>
                   </pic:blipFill>
-                  <pic:spPr bwMode="auto">
+                  <pic:spPr>
                     <a:xfrm>
                       <a:off x="0" y="0"/>
-                      <a:ext cx="5524500" cy="4714875"/>
+                      <a:ext cx="4386213" cy="3966806"/>
                     </a:xfrm>
                     <a:prstGeom prst="rect">
                       <a:avLst/>
@@ -4581,12 +4583,12 @@
     </w:p>
     <w:p/>
     <w:sectPr>
-      <w:headerReference w:type="even" r:id="rId15"/>
-      <w:headerReference w:type="default" r:id="rId16"/>
-      <w:footerReference w:type="even" r:id="rId17"/>
-      <w:footerReference w:type="default" r:id="rId18"/>
-      <w:headerReference w:type="first" r:id="rId19"/>
-      <w:footerReference w:type="first" r:id="rId20"/>
+      <w:headerReference w:type="even" r:id="rId16"/>
+      <w:headerReference w:type="default" r:id="rId17"/>
+      <w:footerReference w:type="even" r:id="rId18"/>
+      <w:footerReference w:type="default" r:id="rId19"/>
+      <w:headerReference w:type="first" r:id="rId20"/>
+      <w:footerReference w:type="first" r:id="rId21"/>
       <w:pgSz w:w="12240" w:h="15840"/>
       <w:pgMar w:top="1440" w:right="1440" w:bottom="1440" w:left="1440" w:header="720" w:footer="720" w:gutter="0"/>
       <w:pgBorders w:offsetFrom="page">

--- a/Investigation.docx
+++ b/Investigation.docx
@@ -4579,6 +4579,235 @@
           <w:szCs w:val="20"/>
         </w:rPr>
         <w:t>Figure 7: Data flow diagram of the existing system</w:t>
+      </w:r>
+    </w:p>
+    <w:p/>
+    <w:p>
+      <w:pPr>
+        <w:pStyle w:val="Heading2"/>
+        <w:rPr>
+          <w:b/>
+          <w:bCs/>
+          <w:color w:val="000000" w:themeColor="text1"/>
+        </w:rPr>
+      </w:pPr>
+      <w:r>
+        <w:rPr>
+          <w:b/>
+          <w:bCs/>
+          <w:color w:val="000000" w:themeColor="text1"/>
+        </w:rPr>
+        <w:t>Overview of the Existing System</w:t>
+      </w:r>
+    </w:p>
+    <w:p>
+      <w:pPr>
+        <w:spacing w:line="276" w:lineRule="auto"/>
+      </w:pPr>
+      <w:r>
+        <w:t>Before designing and building a new system it is important to fully understand how the existing one works. This includes looking at what data goes into the system, what comes out of it, how that data is processed in between and where the system falls short. Without this understanding there is a risk of building something that solves the wrong problems or misses important requirements entirely.</w:t>
+      </w:r>
+    </w:p>
+    <w:p>
+      <w:pPr>
+        <w:pStyle w:val="Heading3"/>
+        <w:rPr>
+          <w:b/>
+          <w:bCs/>
+          <w:color w:val="000000" w:themeColor="text1"/>
+        </w:rPr>
+      </w:pPr>
+      <w:r>
+        <w:rPr>
+          <w:b/>
+          <w:bCs/>
+          <w:color w:val="000000" w:themeColor="text1"/>
+        </w:rPr>
+        <w:t>Inputs</w:t>
+      </w:r>
+    </w:p>
+    <w:p>
+      <w:pPr>
+        <w:spacing w:line="276" w:lineRule="auto"/>
+      </w:pPr>
+      <w:r>
+        <w:t xml:space="preserve">The existing system at </w:t>
+      </w:r>
+      <w:proofErr w:type="spellStart"/>
+      <w:r>
+        <w:t>Filmtopia</w:t>
+      </w:r>
+      <w:proofErr w:type="spellEnd"/>
+      <w:r>
+        <w:t xml:space="preserve"> receives several types of input, all of which are entered manually by staff or the manager. When a customer arrives to book tickets a member of staff writes the customer's name, chosen film, screening time, number of tickets and preferred seats into a paper booking diary. There is no digital record of this at the point of entry meaning the accuracy of the data depends entirely on the staff member's handwriting and attention to detail.</w:t>
+      </w:r>
+    </w:p>
+    <w:p>
+      <w:pPr>
+        <w:spacing w:line="276" w:lineRule="auto"/>
+      </w:pPr>
+      <w:r>
+        <w:t>When a customer purchases food or drinks at the concessions area their order is written on a notepad by a staff member and passed to the kitchen team. This is a completely separate process from the ticket booking and the two are never linked together in any way. If a customer wants to book tickets and order food at the same time they have to interact with two different systems and two different members of staff.</w:t>
+      </w:r>
+    </w:p>
+    <w:p>
+      <w:pPr>
+        <w:spacing w:line="276" w:lineRule="auto"/>
+      </w:pPr>
+      <w:r>
+        <w:t>When a new film is added to the schedule or a screening time changes the manager updates a paper schedule kept at the box office. There is no automated way of notifying staff of changes which means it is possible for staff to be working from outdated information without realising. Stock levels for food and drink are updated on a spreadsheet periodically by the manager, meaning the data is never truly up to date and relies on manual stock counts being carried out regularly.</w:t>
+      </w:r>
+    </w:p>
+    <w:p>
+      <w:pPr>
+        <w:pStyle w:val="Heading3"/>
+        <w:rPr>
+          <w:b/>
+          <w:bCs/>
+          <w:color w:val="000000" w:themeColor="text1"/>
+        </w:rPr>
+      </w:pPr>
+      <w:r>
+        <w:rPr>
+          <w:b/>
+          <w:bCs/>
+          <w:color w:val="000000" w:themeColor="text1"/>
+        </w:rPr>
+        <w:t>Processing</w:t>
+      </w:r>
+    </w:p>
+    <w:p>
+      <w:pPr>
+        <w:spacing w:line="276" w:lineRule="auto"/>
+      </w:pPr>
+      <w:r>
+        <w:t>The processing that takes place in the existing system is carried out entirely by hand rather than by any software. When a customer asks for a specific seat a staff member must physically look through the paper booking diary to check whether that seat has already been assigned for that screening. This process is slow and becomes increasingly unreliable during busy periods when multiple staff members are taking bookings at the same time. Because there is no central record that updates in real time two members of staff can independently assign the same seat to different customers without either being aware of it until the customers arrive.</w:t>
+      </w:r>
+    </w:p>
+    <w:p>
+      <w:pPr>
+        <w:spacing w:line="276" w:lineRule="auto"/>
+      </w:pPr>
+      <w:r>
+        <w:t>When a customer books tickets the total cost is calculated manually by the staff member based on the number of tickets and the price for that screening. There is no automated pricing system meaning human error in the calculation is possible. At the end of a trading period the manager must manually count through all entries in the booking diary and cross reference with till receipts to produce any kind of sales summary. This is a time consuming process that the manager has described as unreliable because it depends on the handwritten records being complete and legible.</w:t>
+      </w:r>
+    </w:p>
+    <w:p>
+      <w:pPr>
+        <w:pStyle w:val="Heading3"/>
+        <w:rPr>
+          <w:b/>
+          <w:bCs/>
+          <w:color w:val="000000" w:themeColor="text1"/>
+        </w:rPr>
+      </w:pPr>
+      <w:r>
+        <w:rPr>
+          <w:b/>
+          <w:bCs/>
+          <w:color w:val="000000" w:themeColor="text1"/>
+        </w:rPr>
+        <w:t>Outputs</w:t>
+      </w:r>
+    </w:p>
+    <w:p>
+      <w:pPr>
+        <w:spacing w:line="276" w:lineRule="auto"/>
+      </w:pPr>
+      <w:r>
+        <w:t>The outputs from the existing system are limited and almost entirely paper based. When a customer completes a ticket booking a staff member prints a ticket stub from a basic template on a computer and hands it to the customer. This ticket stub is not linked to any database and contains only the information that the staff member manually entered into the template at the time of printing.</w:t>
+      </w:r>
+    </w:p>
+    <w:p>
+      <w:pPr>
+        <w:spacing w:line="276" w:lineRule="auto"/>
+      </w:pPr>
+      <w:r>
+        <w:t>At the end of each week the manager produces a handwritten or basic spreadsheet summary of sales figures by counting through the booking diary. This is the only form of reporting available to the manager and it provides no breakdown by film, screening time or seat type. Staff rotas are produced by the manager in a spreadsheet and printed out for staff to view. There is no digital way for staff to check their rota without physically being at the cinema.</w:t>
+      </w:r>
+    </w:p>
+    <w:p>
+      <w:pPr>
+        <w:pStyle w:val="Heading3"/>
+        <w:rPr>
+          <w:b/>
+          <w:bCs/>
+          <w:color w:val="000000" w:themeColor="text1"/>
+        </w:rPr>
+      </w:pPr>
+      <w:r>
+        <w:rPr>
+          <w:b/>
+          <w:bCs/>
+          <w:color w:val="000000" w:themeColor="text1"/>
+        </w:rPr>
+        <w:t>Strengths of the Existing System</w:t>
+      </w:r>
+    </w:p>
+    <w:p>
+      <w:pPr>
+        <w:spacing w:line="276" w:lineRule="auto"/>
+      </w:pPr>
+      <w:r>
+        <w:t>It would be unfair to look only at what is wrong with the existing system without acknowledging that it does have some genuine strengths, and understanding these matters because the new system needs to hold on to them rather than lose them. The first strength is that it is extremely cheap to run. Paper diaries and spreadsheets cost almost nothing and there are no licensing fees or special hardware requirements beyond the computer the cinema already owns. The second strength is that the staff are completely familiar with it. Because there is nothing technical about writing in a diary, a new member of staff can be shown how it works in a couple of minutes and there is no real training overhead at all. The third strength is that it keeps working when technology does not. A paper system cannot crash, it does not depend on a database connection and it carries on functioning during a power cut or a computer fault.</w:t>
+      </w:r>
+    </w:p>
+    <w:p>
+      <w:pPr>
+        <w:spacing w:line="276" w:lineRule="auto"/>
+      </w:pPr>
+      <w:r>
+        <w:t>These are real advantages and they set a standard the proposed system has to meet rather than ignore. The new system needs to run on the existing hardware so it stays cheap, it needs to be easy enough to use that staff need almost no training, and it needs to be reliable enough that staff trust it as much as they currently trust the diary. This is part of the reason Objectives 14 and 15, which deal with a consistent professional interface and easy navigation, are included later in this investigation.</w:t>
+      </w:r>
+    </w:p>
+    <w:p>
+      <w:pPr>
+        <w:pStyle w:val="Heading3"/>
+        <w:rPr>
+          <w:b/>
+          <w:bCs/>
+          <w:color w:val="000000" w:themeColor="text1"/>
+        </w:rPr>
+      </w:pPr>
+      <w:r>
+        <w:rPr>
+          <w:b/>
+          <w:bCs/>
+          <w:color w:val="000000" w:themeColor="text1"/>
+        </w:rPr>
+        <w:t>Limitations</w:t>
+      </w:r>
+    </w:p>
+    <w:p>
+      <w:pPr>
+        <w:spacing w:line="276" w:lineRule="auto"/>
+      </w:pPr>
+      <w:r>
+        <w:t>The existing system has several significant limitations that have been clearly identified through the investigation. The most serious of these is the risk of double bookings. Because there is no centralised real time record of seat allocations the same seat can be assigned to two different customers for the same screening. This has happened on multiple occasions and has resulted in customers arriving to find their seat already occupied. Not only is this a poor experience for the customer but it reflects badly on the cinema and undermines trust in the booking process.</w:t>
+      </w:r>
+    </w:p>
+    <w:p>
+      <w:pPr>
+        <w:spacing w:line="276" w:lineRule="auto"/>
+      </w:pPr>
+      <w:r>
+        <w:t>Another significant limitation is the complete lack of meaningful reporting. The manager currently has no way of knowing how many tickets have been sold for a particular film, which screenings are most popular or what the cinema's total revenue is for a given period without manually processing a large amount of paper records. This makes it very difficult to make informed business decisions.</w:t>
+      </w:r>
+    </w:p>
+    <w:p>
+      <w:pPr>
+        <w:spacing w:line="276" w:lineRule="auto"/>
+      </w:pPr>
+      <w:r>
+        <w:t>The customer facing experience is also heavily limited by the current setup. The touchscreen kiosk that is already installed in the cinema can handle food and drink orders but cannot sell tickets. This forces customers to queue at both the kiosk and the box office which is inefficient and frustrating. Several customers raised this issue in the questionnaire and it was also clearly visible during the observation visit.</w:t>
+      </w:r>
+    </w:p>
+    <w:p>
+      <w:pPr>
+        <w:spacing w:line="276" w:lineRule="auto"/>
+      </w:pPr>
+      <w:r>
+        <w:t>Finally the data in the existing system is spread across multiple completely disconnected sources including the paper booking diary, a food and drink stock spreadsheet and a staff rota spreadsheet. None of these communicate with each other which makes it impossible to get a complete and accurate picture of the cinema's operations in one place. This disconnection is at the root of many of the other problems identified in the investigation.</w:t>
       </w:r>
     </w:p>
     <w:p/>

--- a/Investigation.docx
+++ b/Investigation.docx
@@ -10,21 +10,12 @@
           <w:color w:val="000000" w:themeColor="text1"/>
         </w:rPr>
       </w:pPr>
-      <w:proofErr w:type="spellStart"/>
-      <w:r>
-        <w:rPr>
-          <w:b/>
-          <w:color w:val="000000" w:themeColor="text1"/>
-        </w:rPr>
-        <w:t>Filmtopia</w:t>
-      </w:r>
-      <w:proofErr w:type="spellEnd"/>
-      <w:r>
-        <w:rPr>
-          <w:b/>
-          <w:color w:val="000000" w:themeColor="text1"/>
-        </w:rPr>
-        <w:t xml:space="preserve"> Project Investigation</w:t>
+      <w:r>
+        <w:rPr>
+          <w:b/>
+          <w:color w:val="000000" w:themeColor="text1"/>
+        </w:rPr>
+        <w:t>Filmtopia Project Investigation</w:t>
       </w:r>
     </w:p>
     <w:p>
@@ -47,29 +38,8 @@
       <w:pPr>
         <w:spacing w:line="276" w:lineRule="auto"/>
       </w:pPr>
-      <w:proofErr w:type="spellStart"/>
-      <w:r>
-        <w:t>Filmtopia</w:t>
-      </w:r>
-      <w:proofErr w:type="spellEnd"/>
-      <w:r>
-        <w:t xml:space="preserve"> is a small independent cinema theatre who is currently managing all business data using spreadsheets and paper. They sell food drinks and tickets using a variety of means such as a touchscreen kiosk which can only handle food and drinks and a concessions area where employees handle the business. The management of </w:t>
-      </w:r>
-      <w:proofErr w:type="spellStart"/>
-      <w:r>
-        <w:t>Filmtopia</w:t>
-      </w:r>
-      <w:proofErr w:type="spellEnd"/>
-      <w:r>
-        <w:t xml:space="preserve"> has come to notice that they are falling back on managing and analysing the cinema, this means keeping track of sales records, screening analytics and a customer interest evaluation. I am now going to investigate further on how </w:t>
-      </w:r>
-      <w:proofErr w:type="spellStart"/>
-      <w:r>
-        <w:t>Filmtopia</w:t>
-      </w:r>
-      <w:proofErr w:type="spellEnd"/>
-      <w:r>
-        <w:t xml:space="preserve"> functions to get a better understanding of how I should move with this project.</w:t>
+      <w:r>
+        <w:t>Filmtopia is a small independent cinema theatre who is currently managing all business data using spreadsheets and paper. They sell food drinks and tickets using a variety of means such as a touchscreen kiosk which can only handle food and drinks and a concessions area where employees handle the business. The management of Filmtopia has come to notice that they are falling back on managing and analysing the cinema, this means keeping track of sales records, screening analytics and a customer interest evaluation. I am now going to investigate further on how Filmtopia functions to get a better understanding of how I should move with this project.</w:t>
       </w:r>
       <w:r>
         <w:tab/>
@@ -106,15 +76,7 @@
         <w:spacing w:line="276" w:lineRule="auto"/>
       </w:pPr>
       <w:r>
-        <w:t xml:space="preserve">For the </w:t>
-      </w:r>
-      <w:proofErr w:type="spellStart"/>
-      <w:r>
-        <w:t>Filmtopia</w:t>
-      </w:r>
-      <w:proofErr w:type="spellEnd"/>
-      <w:r>
-        <w:t xml:space="preserve"> system the stakeholders can be split into two groups, primary and secondary. Primary stakeholders are those who will interact with the system directly on a regular basis. Secondary stakeholders are those who are affected by the system indirectly or whose work is influenced by it without them necessarily using it themselves.</w:t>
+        <w:t>For the Filmtopia system the stakeholders can be split into two groups, primary and secondary. Primary stakeholders are those who will interact with the system directly on a regular basis. Secondary stakeholders are those who are affected by the system indirectly or whose work is influenced by it without them necessarily using it themselves.</w:t>
       </w:r>
     </w:p>
     <w:p>
@@ -138,31 +100,7 @@
         <w:spacing w:line="276" w:lineRule="auto"/>
       </w:pPr>
       <w:r>
-        <w:t xml:space="preserve">The third primary stakeholder is the customer base of </w:t>
-      </w:r>
-      <w:proofErr w:type="spellStart"/>
-      <w:r>
-        <w:t>Filmtopia</w:t>
-      </w:r>
-      <w:proofErr w:type="spellEnd"/>
-      <w:r>
-        <w:t xml:space="preserve">. Customers interact with the system either directly through the proposed </w:t>
-      </w:r>
-      <w:proofErr w:type="spellStart"/>
-      <w:r>
-        <w:t>self service</w:t>
-      </w:r>
-      <w:proofErr w:type="spellEnd"/>
-      <w:r>
-        <w:t xml:space="preserve"> kiosk or indirectly when staff process their bookings on their behalf. Their main interests are convenience, short queue times and the assurance that the seat they have been allocated will actually be available when they arrive. The questionnaire results discussed later in this investigation show that a large majority of customers would prefer </w:t>
-      </w:r>
-      <w:proofErr w:type="spellStart"/>
-      <w:r>
-        <w:t>self service</w:t>
-      </w:r>
-      <w:proofErr w:type="spellEnd"/>
-      <w:r>
-        <w:t xml:space="preserve"> ticketing and that seat selection is considered important by most respondents. This means the bar for the kiosk interface is high and it needs to be clean and simple enough for any customer to use without assistance.</w:t>
+        <w:t>The third primary stakeholder is the customer base of Filmtopia. Customers interact with the system either directly through the proposed self service kiosk or indirectly when staff process their bookings on their behalf. Their main interests are convenience, short queue times and the assurance that the seat they have been allocated will actually be available when they arrive. The questionnaire results discussed later in this investigation show that a large majority of customers would prefer self service ticketing and that seat selection is considered important by most respondents. This means the bar for the kiosk interface is high and it needs to be clean and simple enough for any customer to use without assistance.</w:t>
       </w:r>
     </w:p>
     <w:p>
@@ -178,28 +116,12 @@
         <w:spacing w:line="276" w:lineRule="auto"/>
       </w:pPr>
       <w:r>
-        <w:t xml:space="preserve">Another secondary stakeholder is any external IT support that </w:t>
-      </w:r>
-      <w:proofErr w:type="spellStart"/>
-      <w:r>
-        <w:t>Filmtopia</w:t>
-      </w:r>
-      <w:proofErr w:type="spellEnd"/>
-      <w:r>
-        <w:t xml:space="preserve"> uses. As a small independent cinema there is no dedicated IT department meaning the system must be robust and straightforward to maintain. Complex setups that require specialist knowledge to troubleshoot would be impractical for a business of this size.</w:t>
-      </w:r>
-    </w:p>
-    <w:p>
-      <w:r>
-        <w:t xml:space="preserve">In summary the stakeholder analysis makes clear that the </w:t>
-      </w:r>
-      <w:proofErr w:type="spellStart"/>
-      <w:r>
-        <w:t>Filmtopia</w:t>
-      </w:r>
-      <w:proofErr w:type="spellEnd"/>
-      <w:r>
-        <w:t xml:space="preserve"> system needs to serve a wide range of users with different levels of technical confidence and different priorities. The investigation that follows has been designed to gather requirements from as many of these stakeholders as possible to ensure the final system genuinely reflects the needs of everyone who will be affected by it.</w:t>
+        <w:t>Another secondary stakeholder is any external IT support that Filmtopia uses. As a small independent cinema there is no dedicated IT department meaning the system must be robust and straightforward to maintain. Complex setups that require specialist knowledge to troubleshoot would be impractical for a business of this size.</w:t>
+      </w:r>
+    </w:p>
+    <w:p>
+      <w:r>
+        <w:t>In summary the stakeholder analysis makes clear that the Filmtopia system needs to serve a wide range of users with different levels of technical confidence and different priorities. The investigation that follows has been designed to gather requirements from as many of these stakeholders as possible to ensure the final system genuinely reflects the needs of everyone who will be affected by it.</w:t>
       </w:r>
     </w:p>
     <w:p>
@@ -750,52 +672,14 @@
                 <w:lang w:val="fr-FR"/>
               </w:rPr>
             </w:pPr>
-            <w:proofErr w:type="spellStart"/>
             <w:r>
               <w:rPr>
                 <w:sz w:val="20"/>
                 <w:szCs w:val="20"/>
                 <w:lang w:val="fr-FR"/>
               </w:rPr>
-              <w:t>Summarise</w:t>
-            </w:r>
-            <w:proofErr w:type="spellEnd"/>
-            <w:r>
-              <w:rPr>
-                <w:sz w:val="20"/>
-                <w:szCs w:val="20"/>
-                <w:lang w:val="fr-FR"/>
-              </w:rPr>
-              <w:t xml:space="preserve"> and </w:t>
-            </w:r>
-            <w:proofErr w:type="spellStart"/>
-            <w:r>
-              <w:rPr>
-                <w:sz w:val="20"/>
-                <w:szCs w:val="20"/>
-                <w:lang w:val="fr-FR"/>
-              </w:rPr>
-              <w:t>interpret</w:t>
-            </w:r>
-            <w:proofErr w:type="spellEnd"/>
-            <w:r>
-              <w:rPr>
-                <w:sz w:val="20"/>
-                <w:szCs w:val="20"/>
-                <w:lang w:val="fr-FR"/>
-              </w:rPr>
-              <w:t xml:space="preserve"> questionnaire </w:t>
-            </w:r>
-            <w:proofErr w:type="spellStart"/>
-            <w:r>
-              <w:rPr>
-                <w:sz w:val="20"/>
-                <w:szCs w:val="20"/>
-                <w:lang w:val="fr-FR"/>
-              </w:rPr>
-              <w:t>responses</w:t>
-            </w:r>
-            <w:proofErr w:type="spellEnd"/>
+              <w:t>Summarise and interpret questionnaire responses</w:t>
+            </w:r>
           </w:p>
         </w:tc>
       </w:tr>
@@ -1578,15 +1462,7 @@
         <w:spacing w:line="276" w:lineRule="auto"/>
       </w:pPr>
       <w:r>
-        <w:t xml:space="preserve">Moving on to the customer questionnaire, this was chosen because it allowed a much larger group of stakeholders to contribute to the investigation than would have been possible through interviews alone. Interviewing every customer individually would not be realistic, so a questionnaire was the most practical way to gather their views. The key advantage of a questionnaire is that it produces quantitative data which is easier to summarise and use as justification for design decisions. For example knowing that a large majority of customers would prefer a </w:t>
-      </w:r>
-      <w:proofErr w:type="spellStart"/>
-      <w:r>
-        <w:t>self service</w:t>
-      </w:r>
-      <w:proofErr w:type="spellEnd"/>
-      <w:r>
-        <w:t xml:space="preserve"> kiosk is a much stronger argument for including that feature than one person mentioning it in an interview. The limitation of a questionnaire is that the questions are fixed which means there is no opportunity to follow up on responses or ask for more detail. To partially work around this some of the questions included a list of options rather than just a yes or no answer which produced more useful and specific data.</w:t>
+        <w:t>Moving on to the customer questionnaire, this was chosen because it allowed a much larger group of stakeholders to contribute to the investigation than would have been possible through interviews alone. Interviewing every customer individually would not be realistic, so a questionnaire was the most practical way to gather their views. The key advantage of a questionnaire is that it produces quantitative data which is easier to summarise and use as justification for design decisions. For example knowing that a large majority of customers would prefer a self service kiosk is a much stronger argument for including that feature than one person mentioning it in an interview. The limitation of a questionnaire is that the questions are fixed which means there is no opportunity to follow up on responses or ask for more detail. To partially work around this some of the questions included a list of options rather than just a yes or no answer which produced more useful and specific data.</w:t>
       </w:r>
     </w:p>
     <w:p>
@@ -1685,23 +1561,7 @@
           <w:b/>
           <w:bCs/>
         </w:rPr>
-        <w:t xml:space="preserve">Q: Can you describe how </w:t>
-      </w:r>
-      <w:proofErr w:type="spellStart"/>
-      <w:r>
-        <w:rPr>
-          <w:b/>
-          <w:bCs/>
-        </w:rPr>
-        <w:t>Filmtopia</w:t>
-      </w:r>
-      <w:proofErr w:type="spellEnd"/>
-      <w:r>
-        <w:rPr>
-          <w:b/>
-          <w:bCs/>
-        </w:rPr>
-        <w:t xml:space="preserve"> currently manages its ticketing and bookings?</w:t>
+        <w:t>Q: Can you describe how Filmtopia currently manages its ticketing and bookings?</w:t>
       </w:r>
     </w:p>
     <w:p>
@@ -1741,23 +1601,7 @@
           <w:b/>
           <w:bCs/>
         </w:rPr>
-        <w:t xml:space="preserve">Q: What data does </w:t>
-      </w:r>
-      <w:proofErr w:type="spellStart"/>
-      <w:r>
-        <w:rPr>
-          <w:b/>
-          <w:bCs/>
-        </w:rPr>
-        <w:t>Filmtopia</w:t>
-      </w:r>
-      <w:proofErr w:type="spellEnd"/>
-      <w:r>
-        <w:rPr>
-          <w:b/>
-          <w:bCs/>
-        </w:rPr>
-        <w:t xml:space="preserve"> currently store and how?</w:t>
+        <w:t>Q: What data does Filmtopia currently store and how?</w:t>
       </w:r>
     </w:p>
     <w:p>
@@ -1970,15 +1814,7 @@
         <w:spacing w:line="276" w:lineRule="auto"/>
       </w:pPr>
       <w:r>
-        <w:t xml:space="preserve">A questionnaire was distributed to customers visiting </w:t>
-      </w:r>
-      <w:proofErr w:type="spellStart"/>
-      <w:r>
-        <w:t>Filmtopia</w:t>
-      </w:r>
-      <w:proofErr w:type="spellEnd"/>
-      <w:r>
-        <w:t xml:space="preserve"> in order to gather feedback on their experience with the current system and to understand what they would want from a new one. It was administered on the 15th of January 2026 as a paper questionnaire handed to customers at the cinema, and 20 responses were collected. The questions and summarised responses are as follows.</w:t>
+        <w:t>A questionnaire was distributed to customers visiting Filmtopia in order to gather feedback on their experience with the current system and to understand what they would want from a new one. It was administered on the 15th of January 2026 as a paper questionnaire handed to customers at the cinema, and 20 responses were collected. The questions and summarised responses are as follows.</w:t>
       </w:r>
     </w:p>
     <w:p>
@@ -1996,25 +1832,7 @@
           <w:bCs/>
           <w:color w:val="000000" w:themeColor="text1"/>
         </w:rPr>
-        <w:t xml:space="preserve">Q1: How do you currently purchase your tickets at </w:t>
-      </w:r>
-      <w:proofErr w:type="spellStart"/>
-      <w:r>
-        <w:rPr>
-          <w:b/>
-          <w:bCs/>
-          <w:color w:val="000000" w:themeColor="text1"/>
-        </w:rPr>
-        <w:t>Filmtopia</w:t>
-      </w:r>
-      <w:proofErr w:type="spellEnd"/>
-      <w:r>
-        <w:rPr>
-          <w:b/>
-          <w:bCs/>
-          <w:color w:val="000000" w:themeColor="text1"/>
-        </w:rPr>
-        <w:t>?</w:t>
+        <w:t>Q1: How do you currently purchase your tickets at Filmtopia?</w:t>
       </w:r>
     </w:p>
     <w:tbl>
@@ -2236,25 +2054,7 @@
           <w:bCs/>
           <w:color w:val="000000" w:themeColor="text1"/>
         </w:rPr>
-        <w:t xml:space="preserve">Q2: Have you ever experienced a problem when booking tickets at </w:t>
-      </w:r>
-      <w:proofErr w:type="spellStart"/>
-      <w:r>
-        <w:rPr>
-          <w:b/>
-          <w:bCs/>
-          <w:color w:val="000000" w:themeColor="text1"/>
-        </w:rPr>
-        <w:t>Filmtopia</w:t>
-      </w:r>
-      <w:proofErr w:type="spellEnd"/>
-      <w:r>
-        <w:rPr>
-          <w:b/>
-          <w:bCs/>
-          <w:color w:val="000000" w:themeColor="text1"/>
-        </w:rPr>
-        <w:t>?</w:t>
+        <w:t>Q2: Have you ever experienced a problem when booking tickets at Filmtopia?</w:t>
       </w:r>
     </w:p>
     <w:tbl>
@@ -3166,15 +2966,7 @@
         <w:spacing w:line="276" w:lineRule="auto"/>
       </w:pPr>
       <w:r>
-        <w:t xml:space="preserve">85% of customers felt seat selection was at least quite important. This supports the planned graphical seat selection feature in the </w:t>
-      </w:r>
-      <w:proofErr w:type="spellStart"/>
-      <w:r>
-        <w:t>Filmtopia</w:t>
-      </w:r>
-      <w:proofErr w:type="spellEnd"/>
-      <w:r>
-        <w:t xml:space="preserve"> system.</w:t>
+        <w:t>85% of customers felt seat selection was at least quite important. This supports the planned graphical seat selection feature in the Filmtopia system.</w:t>
       </w:r>
     </w:p>
     <w:p>
@@ -3380,15 +3172,7 @@
         <w:spacing w:line="276" w:lineRule="auto"/>
       </w:pPr>
       <w:r>
-        <w:t xml:space="preserve">The questionnaire results clearly show that customers are experiencing real problems with the current system at </w:t>
-      </w:r>
-      <w:proofErr w:type="spellStart"/>
-      <w:r>
-        <w:t>Filmtopia</w:t>
-      </w:r>
-      <w:proofErr w:type="spellEnd"/>
-      <w:r>
-        <w:t>. The most significant issues are long queues at the box office, errors with seat allocation and the inability to book tickets through the kiosk. The results also show strong demand for a self-service ticketing kiosk, graphical seat selection and combined food and drink ordering. These findings have directly informed the objectives set out later in this investigation.</w:t>
+        <w:t>The questionnaire results clearly show that customers are experiencing real problems with the current system at Filmtopia. The most significant issues are long queues at the box office, errors with seat allocation and the inability to book tickets through the kiosk. The results also show strong demand for a self-service ticketing kiosk, graphical seat selection and combined food and drink ordering. These findings have directly informed the objectives set out later in this investigation.</w:t>
       </w:r>
     </w:p>
     <w:p>
@@ -3414,15 +3198,7 @@
         <w:spacing w:line="276" w:lineRule="auto"/>
       </w:pPr>
       <w:r>
-        <w:t xml:space="preserve">As part of the investigation I visited </w:t>
-      </w:r>
-      <w:proofErr w:type="spellStart"/>
-      <w:r>
-        <w:t>Filmtopia</w:t>
-      </w:r>
-      <w:proofErr w:type="spellEnd"/>
-      <w:r>
-        <w:t xml:space="preserve"> during an evening showing to observe how the current system operates in practice. Rather than asking questions or interrupting the workflow I simply watched how staff handled customers during the pre-screening period when the cinema was at its busiest. The aim was to see the existing system in action and to identify any problems that might not have come up during the interviews or questionnaire.</w:t>
+        <w:t>As part of the investigation I visited Filmtopia during an evening showing to observe how the current system operates in practice. Rather than asking questions or interrupting the workflow I simply watched how staff handled customers during the pre-screening period when the cinema was at its busiest. The aim was to see the existing system in action and to identify any problems that might not have come up during the interviews or questionnaire.</w:t>
       </w:r>
     </w:p>
     <w:p>
@@ -3781,15 +3557,7 @@
         <w:spacing w:line="276" w:lineRule="auto"/>
       </w:pPr>
       <w:r>
-        <w:t xml:space="preserve">The Vue homepage presents films visually using large poster images organised under a Top Films heading. Each film is displayed with its title clearly beneath it and the page includes a Quick Book bar at the bottom allowing users to search by venue, film, date and time simultaneously. This is a clean and intuitive way of presenting information that allows customers to find what they want quickly without having to navigate through multiple pages. For the </w:t>
-      </w:r>
-      <w:proofErr w:type="spellStart"/>
-      <w:r>
-        <w:t>Filmtopia</w:t>
-      </w:r>
-      <w:proofErr w:type="spellEnd"/>
-      <w:r>
-        <w:t xml:space="preserve"> system I will incorporate a similar visual approach to displaying films on the customer kiosk, ensuring that screenings are easy to browse and select.</w:t>
+        <w:t>The Vue homepage presents films visually using large poster images organised under a Top Films heading. Each film is displayed with its title clearly beneath it and the page includes a Quick Book bar at the bottom allowing users to search by venue, film, date and time simultaneously. This is a clean and intuitive way of presenting information that allows customers to find what they want quickly without having to navigate through multiple pages. For the Filmtopia system I will incorporate a similar visual approach to displaying films on the customer kiosk, ensuring that screenings are easy to browse and select.</w:t>
       </w:r>
     </w:p>
     <w:p>
@@ -3874,15 +3642,7 @@
         <w:spacing w:line="276" w:lineRule="auto"/>
       </w:pPr>
       <w:r>
-        <w:t xml:space="preserve">When a film is selected Vue displays all upcoming showings for that film at the chosen venue, organised by date and time. Each screening card shows the start and end time, the screen number and the ticket price. Accessibility information such as audio description and wheelchair access is also clearly displayed. This level of detail is something I aim to replicate in </w:t>
-      </w:r>
-      <w:proofErr w:type="spellStart"/>
-      <w:r>
-        <w:t>Filmtopia</w:t>
-      </w:r>
-      <w:proofErr w:type="spellEnd"/>
-      <w:r>
-        <w:t>, where staff and customers should be able to see all relevant information about a screening at a glance without having to search through multiple menus.</w:t>
+        <w:t>When a film is selected Vue displays all upcoming showings for that film at the chosen venue, organised by date and time. Each screening card shows the start and end time, the screen number and the ticket price. Accessibility information such as audio description and wheelchair access is also clearly displayed. This level of detail is something I aim to replicate in Filmtopia, where staff and customers should be able to see all relevant information about a screening at a glance without having to search through multiple menus.</w:t>
       </w:r>
     </w:p>
     <w:p>
@@ -3967,15 +3727,7 @@
         <w:spacing w:line="276" w:lineRule="auto"/>
       </w:pPr>
       <w:r>
-        <w:t xml:space="preserve">Vue's seat selection interface is a standout feature of their system. It displays a graphical layout of the screen showing every seat as a coloured icon, with different colours representing different seat types and prices. VIP seats are shown in orange at £8.49, Regular seats in black at £7.49, Saver seats in green at £6.49 and Super Saver seats in red at £4.99. Occupied seats are shown in grey so customers can immediately see what is available. Rows are labelled alphabetically on the left hand side. This graphical seat selection is a key feature I plan to implement in </w:t>
-      </w:r>
-      <w:proofErr w:type="spellStart"/>
-      <w:r>
-        <w:t>Filmtopia</w:t>
-      </w:r>
-      <w:proofErr w:type="spellEnd"/>
-      <w:r>
-        <w:t xml:space="preserve"> as it directly addresses the double booking problem identified in the interviews. By showing customers and staff exactly which seats are taken in real time the system eliminates the risk of two people being assigned the same seat.</w:t>
+        <w:t>Vue's seat selection interface is a standout feature of their system. It displays a graphical layout of the screen showing every seat as a coloured icon, with different colours representing different seat types and prices. VIP seats are shown in orange at £8.49, Regular seats in black at £7.49, Saver seats in green at £6.49 and Super Saver seats in red at £4.99. Occupied seats are shown in grey so customers can immediately see what is available. Rows are labelled alphabetically on the left hand side. This graphical seat selection is a key feature I plan to implement in Filmtopia as it directly addresses the double booking problem identified in the interviews. By showing customers and staff exactly which seats are taken in real time the system eliminates the risk of two people being assigned the same seat.</w:t>
       </w:r>
     </w:p>
     <w:p>
@@ -3987,17 +3739,8 @@
           <w:b/>
           <w:bCs/>
         </w:rPr>
-        <w:t xml:space="preserve">Features Identified for </w:t>
-      </w:r>
-      <w:proofErr w:type="spellStart"/>
-      <w:r>
-        <w:rPr>
-          <w:b/>
-          <w:bCs/>
-        </w:rPr>
-        <w:t>Filmtopia</w:t>
-      </w:r>
-      <w:proofErr w:type="spellEnd"/>
+        <w:t>Features Identified for Filmtopia</w:t>
+      </w:r>
     </w:p>
     <w:p>
       <w:pPr>
@@ -4092,15 +3835,7 @@
         <w:spacing w:line="276" w:lineRule="auto"/>
       </w:pPr>
       <w:r>
-        <w:t xml:space="preserve">The second system I researched was Odeon, which is the largest cinema chain in the UK. Odeon operates over 120 cinemas across the UK and Ireland and their online booking system offered several useful features to compare against Vue and to inform the design of </w:t>
-      </w:r>
-      <w:proofErr w:type="spellStart"/>
-      <w:r>
-        <w:t>Filmtopia</w:t>
-      </w:r>
-      <w:proofErr w:type="spellEnd"/>
-      <w:r>
-        <w:t>.</w:t>
+        <w:t>The second system I researched was Odeon, which is the largest cinema chain in the UK. Odeon operates over 120 cinemas across the UK and Ireland and their online booking system offered several useful features to compare against Vue and to inform the design of Filmtopia.</w:t>
       </w:r>
     </w:p>
     <w:p>
@@ -4185,15 +3920,7 @@
         <w:spacing w:line="276" w:lineRule="auto"/>
       </w:pPr>
       <w:r>
-        <w:t xml:space="preserve">Similar to Vue, Odeon presents films using large poster images organised under a Top Films heading. However Odeon includes additional information directly on the film page such as the director, cast, runtime, release date and genre tags. This richer level of detail gives customers more context before making a booking decision. Odeon also includes a quick search bar at the bottom of the page allowing users to filter by cinema, film, date and time. One notable difference from Vue is that Odeon uses a darker navy blue colour scheme throughout which creates a more premium feel. For </w:t>
-      </w:r>
-      <w:proofErr w:type="spellStart"/>
-      <w:r>
-        <w:t>Filmtopia</w:t>
-      </w:r>
-      <w:proofErr w:type="spellEnd"/>
-      <w:r>
-        <w:t xml:space="preserve"> I will aim to display key film information clearly on the customer kiosk so customers can make informed decisions quickly.</w:t>
+        <w:t>Similar to Vue, Odeon presents films using large poster images organised under a Top Films heading. However Odeon includes additional information directly on the film page such as the director, cast, runtime, release date and genre tags. This richer level of detail gives customers more context before making a booking decision. Odeon also includes a quick search bar at the bottom of the page allowing users to filter by cinema, film, date and time. One notable difference from Vue is that Odeon uses a darker navy blue colour scheme throughout which creates a more premium feel. For Filmtopia I will aim to display key film information clearly on the customer kiosk so customers can make informed decisions quickly.</w:t>
       </w:r>
     </w:p>
     <w:p>
@@ -4278,15 +4005,7 @@
         <w:spacing w:line="276" w:lineRule="auto"/>
       </w:pPr>
       <w:r>
-        <w:t xml:space="preserve">Odeon's screening times page clearly displays the film title, runtime, release date and genre alongside all available showtimes. Screenings are organised by date across the top of the page and grouped by cinema location below. Each screening card shows the start time, screen number and format such as 3D. A Book Now button is displayed prominently on each card making the next action immediately obvious. This clear layout is something I will replicate in </w:t>
-      </w:r>
-      <w:proofErr w:type="spellStart"/>
-      <w:r>
-        <w:t>Filmtopia</w:t>
-      </w:r>
-      <w:proofErr w:type="spellEnd"/>
-      <w:r>
-        <w:t xml:space="preserve"> where staff should be able to see all screenings for a given film at a glance.</w:t>
+        <w:t>Odeon's screening times page clearly displays the film title, runtime, release date and genre alongside all available showtimes. Screenings are organised by date across the top of the page and grouped by cinema location below. Each screening card shows the start time, screen number and format such as 3D. A Book Now button is displayed prominently on each card making the next action immediately obvious. This clear layout is something I will replicate in Filmtopia where staff should be able to see all screenings for a given film at a glance.</w:t>
       </w:r>
     </w:p>
     <w:p>
@@ -4371,23 +4090,7 @@
         <w:spacing w:line="276" w:lineRule="auto"/>
       </w:pPr>
       <w:r>
-        <w:t xml:space="preserve">Odeon's seat selection screen is particularly well designed and shows several features worth incorporating into </w:t>
-      </w:r>
-      <w:proofErr w:type="spellStart"/>
-      <w:r>
-        <w:t>Filmtopia</w:t>
-      </w:r>
-      <w:proofErr w:type="spellEnd"/>
-      <w:r>
-        <w:t xml:space="preserve">. The screen displays a graphical layout of the entire auditorium with seats colour coded by type and price. Green seats represent Classic Saver at £14.99, cream seats represent Classic at £16.49 and orange seats represent Classic Popular at £17.99. Unavailable seats are shown with an X so it is immediately clear which seats cannot be booked. A seat key at the bottom explains the colour coding including wheelchair and companion seat options. The booking process is also clearly structured using a step by step tab navigation at the top showing Seats, Sign In, Tickets, Food, Summary and Payment. This staged approach guides the user through the process logically and reduces confusion. For </w:t>
-      </w:r>
-      <w:proofErr w:type="spellStart"/>
-      <w:r>
-        <w:t>Filmtopia</w:t>
-      </w:r>
-      <w:proofErr w:type="spellEnd"/>
-      <w:r>
-        <w:t xml:space="preserve"> I will incorporate a similar colour coded seat map and a clear step by step flow for the customer kiosk booking process.</w:t>
+        <w:t>Odeon's seat selection screen is particularly well designed and shows several features worth incorporating into Filmtopia. The screen displays a graphical layout of the entire auditorium with seats colour coded by type and price. Green seats represent Classic Saver at £14.99, cream seats represent Classic at £16.49 and orange seats represent Classic Popular at £17.99. Unavailable seats are shown with an X so it is immediately clear which seats cannot be booked. A seat key at the bottom explains the colour coding including wheelchair and companion seat options. The booking process is also clearly structured using a step by step tab navigation at the top showing Seats, Sign In, Tickets, Food, Summary and Payment. This staged approach guides the user through the process logically and reduces confusion. For Filmtopia I will incorporate a similar colour coded seat map and a clear step by step flow for the customer kiosk booking process.</w:t>
       </w:r>
     </w:p>
     <w:p>
@@ -4399,17 +4102,8 @@
           <w:b/>
           <w:bCs/>
         </w:rPr>
-        <w:t xml:space="preserve">Features Identified for </w:t>
-      </w:r>
-      <w:proofErr w:type="spellStart"/>
-      <w:r>
-        <w:rPr>
-          <w:b/>
-          <w:bCs/>
-        </w:rPr>
-        <w:t>Filmtopia</w:t>
-      </w:r>
-      <w:proofErr w:type="spellEnd"/>
+        <w:t>Features Identified for Filmtopia</w:t>
+      </w:r>
     </w:p>
     <w:p>
       <w:pPr>
@@ -4631,15 +4325,7 @@
         <w:spacing w:line="276" w:lineRule="auto"/>
       </w:pPr>
       <w:r>
-        <w:t xml:space="preserve">The existing system at </w:t>
-      </w:r>
-      <w:proofErr w:type="spellStart"/>
-      <w:r>
-        <w:t>Filmtopia</w:t>
-      </w:r>
-      <w:proofErr w:type="spellEnd"/>
-      <w:r>
-        <w:t xml:space="preserve"> receives several types of input, all of which are entered manually by staff or the manager. When a customer arrives to book tickets a member of staff writes the customer's name, chosen film, screening time, number of tickets and preferred seats into a paper booking diary. There is no digital record of this at the point of entry meaning the accuracy of the data depends entirely on the staff member's handwriting and attention to detail.</w:t>
+        <w:t>The existing system at Filmtopia receives several types of input, all of which are entered manually by staff or the manager. When a customer arrives to book tickets a member of staff writes the customer's name, chosen film, screening time, number of tickets and preferred seats into a paper booking diary. There is no digital record of this at the point of entry meaning the accuracy of the data depends entirely on the staff member's handwriting and attention to detail.</w:t>
       </w:r>
     </w:p>
     <w:p>
@@ -4811,6 +4497,149 @@
       </w:r>
     </w:p>
     <w:p/>
+    <w:p>
+      <w:pPr>
+        <w:pStyle w:val="Heading2"/>
+        <w:rPr>
+          <w:b/>
+          <w:bCs/>
+          <w:color w:val="000000" w:themeColor="text1"/>
+        </w:rPr>
+      </w:pPr>
+      <w:r>
+        <w:rPr>
+          <w:b/>
+          <w:bCs/>
+          <w:color w:val="000000" w:themeColor="text1"/>
+        </w:rPr>
+        <w:t>Problem Definition</w:t>
+      </w:r>
+    </w:p>
+    <w:p>
+      <w:pPr>
+        <w:spacing w:line="276" w:lineRule="auto"/>
+      </w:pPr>
+      <w:r>
+        <w:t>Having completed the investigation through interviews, a customer questionnaire, direct observation, an examination of the cinema's records and desk based research, it is now possible to clearly define the problem that the proposed solution needs to address. The purpose of this section is to bring together the key findings from the investigation and explain precisely what needs to change and why, and to point to the objectives in the next section that will deal with each part of the problem.</w:t>
+      </w:r>
+    </w:p>
+    <w:p>
+      <w:pPr>
+        <w:spacing w:line="276" w:lineRule="auto"/>
+      </w:pPr>
+      <w:r>
+        <w:t>Filmtopia is a small independent cinema that is currently managing all of its operations using a combination of paper records and disconnected spreadsheets. This approach may have been adequate when the cinema first opened but it has become increasingly problematic as the demands on the system have grown. The core problem is that the existing system is unreliable, slow and disconnected, and this is having a direct negative impact on both staff and customers.</w:t>
+      </w:r>
+    </w:p>
+    <w:p>
+      <w:pPr>
+        <w:spacing w:line="276" w:lineRule="auto"/>
+      </w:pPr>
+      <w:r>
+        <w:t>The most critical issue identified through the investigation is the risk of double bookings. Because seat allocations are recorded manually in a paper diary with no real time updating, two members of staff can independently assign the same seat to different customers for the same screening without either being aware of it. This was confirmed by both members of staff interviewed and by 65% of customers in the questionnaire who reported having experienced a problem when booking at Filmtopia. It was also directly observed during the site visit. This is not an occasional or minor issue but a fundamental flaw in how the existing system manages booking data. A relational database with referential integrity enforced between the relevant tables will directly address this by ensuring that once a seat is recorded as booked for a particular screening it cannot be booked again. This is dealt with by Objective 2 in the next section and supported by Objective 3, which covers the graphical seat map that makes taken seats visible at a glance.</w:t>
+      </w:r>
+    </w:p>
+    <w:p>
+      <w:pPr>
+        <w:spacing w:line="276" w:lineRule="auto"/>
+      </w:pPr>
+      <w:r>
+        <w:t>The second major problem is the disconnected nature of the existing system. Ticketing, food and drink ordering, stock management and staff scheduling are all handled through separate paper or spreadsheet based systems that do not communicate with each other in any way. This means the manager has no way of viewing a complete picture of the cinema's operations without manually compiling data from multiple sources which is both time consuming and prone to error. A centralised relational database will resolve this by storing all of the cinema's operational data in one place with clearly defined relationships between tables, making it possible to retrieve and cross reference data quickly and accurately. This is dealt with by Objectives 6 and 7, which cover film and screening management, and by Objectives 8 and 9, which cover sales reporting and viewing the bookings for a screening.</w:t>
+      </w:r>
+    </w:p>
+    <w:p>
+      <w:pPr>
+        <w:spacing w:line="276" w:lineRule="auto"/>
+      </w:pPr>
+      <w:r>
+        <w:t>The third significant problem is the poor customer facing experience. The kiosk currently installed in the cinema can only handle food and drink orders and cannot sell tickets, which forces customers to queue at both the kiosk and the box office. This was raised by multiple customers in the questionnaire and observed directly during the site visit. The proposed solution will address this by providing a customer kiosk interface through which customers can browse films, select a screening, choose their seats and add food and drink items to their order in a single joined up process. This is dealt with by Objective 4, which covers the self service kiosk, and Objective 5, which covers adding food and drink to a booking.</w:t>
+      </w:r>
+    </w:p>
+    <w:p>
+      <w:pPr>
+        <w:pStyle w:val="Heading3"/>
+        <w:rPr>
+          <w:b/>
+          <w:bCs/>
+          <w:color w:val="000000" w:themeColor="text1"/>
+        </w:rPr>
+      </w:pPr>
+      <w:r>
+        <w:rPr>
+          <w:b/>
+          <w:bCs/>
+          <w:color w:val="000000" w:themeColor="text1"/>
+        </w:rPr>
+        <w:t>Requirements Analysis</w:t>
+      </w:r>
+    </w:p>
+    <w:p>
+      <w:pPr>
+        <w:spacing w:line="276" w:lineRule="auto"/>
+      </w:pPr>
+      <w:r>
+        <w:t>To ensure the proposed solution fully addresses the problems identified above it is helpful to break the requirements down into two categories: functional requirements and non-functional requirements.</w:t>
+      </w:r>
+    </w:p>
+    <w:p>
+      <w:pPr>
+        <w:spacing w:line="276" w:lineRule="auto"/>
+      </w:pPr>
+      <w:r>
+        <w:t>Functional requirements are the specific things the system must be able to do. For Filmtopia these include the ability to add and manage films and screenings (Objectives 6 and 7), to display a graphical seat map showing which seats are available and which are already booked (Objective 3), to process customer bookings and link them to specific seats and screenings (Objectives 1 and 2), to allow food and drink orders to be added to a booking (Objective 5) and to generate sales reports for the manager (Objective 8). These requirements map directly to the objectives set out later in this investigation.</w:t>
+      </w:r>
+    </w:p>
+    <w:p>
+      <w:pPr>
+        <w:spacing w:line="276" w:lineRule="auto"/>
+      </w:pPr>
+      <w:r>
+        <w:t>Non-functional requirements are the qualities the system must have rather than the specific things it must do. For Filmtopia the most important non-functional requirements are reliability, usability and data integrity. The system must be reliable enough to be used continuously during opening hours without crashing or producing errors. It must be usable by staff with varying levels of technical confidence without extensive training, which is reflected in Objectives 14 and 15. And it must maintain data integrity at all times, meaning it should never be possible for the database to reach a state where bookings are duplicated, records are incomplete or data is inconsistent between tables, which is reflected in Objectives 2 and 13.</w:t>
+      </w:r>
+    </w:p>
+    <w:p>
+      <w:pPr>
+        <w:pStyle w:val="Heading3"/>
+        <w:rPr>
+          <w:b/>
+          <w:bCs/>
+          <w:color w:val="000000" w:themeColor="text1"/>
+        </w:rPr>
+      </w:pPr>
+      <w:r>
+        <w:rPr>
+          <w:b/>
+          <w:bCs/>
+          <w:color w:val="000000" w:themeColor="text1"/>
+        </w:rPr>
+        <w:t>Proposed Solution</w:t>
+      </w:r>
+    </w:p>
+    <w:p>
+      <w:pPr>
+        <w:spacing w:line="276" w:lineRule="auto"/>
+      </w:pPr>
+      <w:r>
+        <w:t>The proposed solution is a Visual Basic .NET Windows Forms application built in Visual Studio, using OleDb to manage the connection between the application and a Microsoft Access database stored in the Access 2002 to 2003 .mdb format. Visual Basic .NET has been chosen because it is the language used throughout this course and it allows the rapid development of graphical Windows applications with a professional user interface. OleDb has been chosen as the database connectivity method because it provides a straightforward and reliable way of connecting a Visual Basic .NET application to a Microsoft Access database, allowing SQL queries to be executed directly from the application code to insert, update, delete and retrieve records. Microsoft Access has been chosen as the database because it supports a full relational structure with primary keys, foreign keys and referential integrity which directly addresses the data management problems identified in the investigation.</w:t>
+      </w:r>
+    </w:p>
+    <w:p>
+      <w:pPr>
+        <w:spacing w:line="276" w:lineRule="auto"/>
+      </w:pPr>
+      <w:r>
+        <w:t>The system will support three distinct user types each with their own interface and access level. Customers will access the system through a self service kiosk interface. Staff will be able to log in to manage bookings and screenings. The manager will have full access to all areas of the system including film management and sales reporting. Access levels will be enforced through the login system to ensure that users can only access the parts of the system that are relevant to their role, which is dealt with by Objective 10.</w:t>
+      </w:r>
+    </w:p>
+    <w:p/>
+    <w:p>
+      <w:pPr>
+        <w:pStyle w:val="Heading2"/>
+      </w:pPr>
+      <w:r>
+        <w:t>L</w:t>
+      </w:r>
+    </w:p>
     <w:sectPr>
       <w:headerReference w:type="even" r:id="rId16"/>
       <w:headerReference w:type="default" r:id="rId17"/>

--- a/Investigation.docx
+++ b/Investigation.docx
@@ -10,12 +10,21 @@
           <w:color w:val="000000" w:themeColor="text1"/>
         </w:rPr>
       </w:pPr>
-      <w:r>
-        <w:rPr>
-          <w:b/>
-          <w:color w:val="000000" w:themeColor="text1"/>
-        </w:rPr>
-        <w:t>Filmtopia Project Investigation</w:t>
+      <w:proofErr w:type="spellStart"/>
+      <w:r>
+        <w:rPr>
+          <w:b/>
+          <w:color w:val="000000" w:themeColor="text1"/>
+        </w:rPr>
+        <w:t>Filmtopia</w:t>
+      </w:r>
+      <w:proofErr w:type="spellEnd"/>
+      <w:r>
+        <w:rPr>
+          <w:b/>
+          <w:color w:val="000000" w:themeColor="text1"/>
+        </w:rPr>
+        <w:t xml:space="preserve"> Project Investigation</w:t>
       </w:r>
     </w:p>
     <w:p>
@@ -38,8 +47,29 @@
       <w:pPr>
         <w:spacing w:line="276" w:lineRule="auto"/>
       </w:pPr>
-      <w:r>
-        <w:t>Filmtopia is a small independent cinema theatre who is currently managing all business data using spreadsheets and paper. They sell food drinks and tickets using a variety of means such as a touchscreen kiosk which can only handle food and drinks and a concessions area where employees handle the business. The management of Filmtopia has come to notice that they are falling back on managing and analysing the cinema, this means keeping track of sales records, screening analytics and a customer interest evaluation. I am now going to investigate further on how Filmtopia functions to get a better understanding of how I should move with this project.</w:t>
+      <w:proofErr w:type="spellStart"/>
+      <w:r>
+        <w:t>Filmtopia</w:t>
+      </w:r>
+      <w:proofErr w:type="spellEnd"/>
+      <w:r>
+        <w:t xml:space="preserve"> is a small independent cinema theatre who is currently managing all business data using spreadsheets and paper. They sell food drinks and tickets using a variety of means such as a touchscreen kiosk which can only handle food and drinks and a concessions area where employees handle the business. The management of </w:t>
+      </w:r>
+      <w:proofErr w:type="spellStart"/>
+      <w:r>
+        <w:t>Filmtopia</w:t>
+      </w:r>
+      <w:proofErr w:type="spellEnd"/>
+      <w:r>
+        <w:t xml:space="preserve"> has come to notice that they are falling back on managing and analysing the cinema, this means keeping track of sales records, screening analytics and a customer interest evaluation. I am now going to investigate further on how </w:t>
+      </w:r>
+      <w:proofErr w:type="spellStart"/>
+      <w:r>
+        <w:t>Filmtopia</w:t>
+      </w:r>
+      <w:proofErr w:type="spellEnd"/>
+      <w:r>
+        <w:t xml:space="preserve"> functions to get a better understanding of how I should move with this project.</w:t>
       </w:r>
       <w:r>
         <w:tab/>
@@ -76,7 +106,15 @@
         <w:spacing w:line="276" w:lineRule="auto"/>
       </w:pPr>
       <w:r>
-        <w:t>For the Filmtopia system the stakeholders can be split into two groups, primary and secondary. Primary stakeholders are those who will interact with the system directly on a regular basis. Secondary stakeholders are those who are affected by the system indirectly or whose work is influenced by it without them necessarily using it themselves.</w:t>
+        <w:t xml:space="preserve">For the </w:t>
+      </w:r>
+      <w:proofErr w:type="spellStart"/>
+      <w:r>
+        <w:t>Filmtopia</w:t>
+      </w:r>
+      <w:proofErr w:type="spellEnd"/>
+      <w:r>
+        <w:t xml:space="preserve"> system the stakeholders can be split into two groups, primary and secondary. Primary stakeholders are those who will interact with the system directly on a regular basis. Secondary stakeholders are those who are affected by the system indirectly or whose work is influenced by it without them necessarily using it themselves.</w:t>
       </w:r>
     </w:p>
     <w:p>
@@ -100,7 +138,31 @@
         <w:spacing w:line="276" w:lineRule="auto"/>
       </w:pPr>
       <w:r>
-        <w:t>The third primary stakeholder is the customer base of Filmtopia. Customers interact with the system either directly through the proposed self service kiosk or indirectly when staff process their bookings on their behalf. Their main interests are convenience, short queue times and the assurance that the seat they have been allocated will actually be available when they arrive. The questionnaire results discussed later in this investigation show that a large majority of customers would prefer self service ticketing and that seat selection is considered important by most respondents. This means the bar for the kiosk interface is high and it needs to be clean and simple enough for any customer to use without assistance.</w:t>
+        <w:t xml:space="preserve">The third primary stakeholder is the customer base of </w:t>
+      </w:r>
+      <w:proofErr w:type="spellStart"/>
+      <w:r>
+        <w:t>Filmtopia</w:t>
+      </w:r>
+      <w:proofErr w:type="spellEnd"/>
+      <w:r>
+        <w:t xml:space="preserve">. Customers interact with the system either directly through the proposed </w:t>
+      </w:r>
+      <w:proofErr w:type="spellStart"/>
+      <w:r>
+        <w:t>self service</w:t>
+      </w:r>
+      <w:proofErr w:type="spellEnd"/>
+      <w:r>
+        <w:t xml:space="preserve"> kiosk or indirectly when staff process their bookings on their behalf. Their main interests are convenience, short queue times and the assurance that the seat they have been allocated will actually be available when they arrive. The questionnaire results discussed later in this investigation show that a large majority of customers would prefer </w:t>
+      </w:r>
+      <w:proofErr w:type="spellStart"/>
+      <w:r>
+        <w:t>self service</w:t>
+      </w:r>
+      <w:proofErr w:type="spellEnd"/>
+      <w:r>
+        <w:t xml:space="preserve"> ticketing and that seat selection is considered important by most respondents. This means the bar for the kiosk interface is high and it needs to be clean and simple enough for any customer to use without assistance.</w:t>
       </w:r>
     </w:p>
     <w:p>
@@ -116,12 +178,28 @@
         <w:spacing w:line="276" w:lineRule="auto"/>
       </w:pPr>
       <w:r>
-        <w:t>Another secondary stakeholder is any external IT support that Filmtopia uses. As a small independent cinema there is no dedicated IT department meaning the system must be robust and straightforward to maintain. Complex setups that require specialist knowledge to troubleshoot would be impractical for a business of this size.</w:t>
-      </w:r>
-    </w:p>
-    <w:p>
-      <w:r>
-        <w:t>In summary the stakeholder analysis makes clear that the Filmtopia system needs to serve a wide range of users with different levels of technical confidence and different priorities. The investigation that follows has been designed to gather requirements from as many of these stakeholders as possible to ensure the final system genuinely reflects the needs of everyone who will be affected by it.</w:t>
+        <w:t xml:space="preserve">Another secondary stakeholder is any external IT support that </w:t>
+      </w:r>
+      <w:proofErr w:type="spellStart"/>
+      <w:r>
+        <w:t>Filmtopia</w:t>
+      </w:r>
+      <w:proofErr w:type="spellEnd"/>
+      <w:r>
+        <w:t xml:space="preserve"> uses. As a small independent cinema there is no dedicated IT department meaning the system must be robust and straightforward to maintain. Complex setups that require specialist knowledge to troubleshoot would be impractical for a business of this size.</w:t>
+      </w:r>
+    </w:p>
+    <w:p>
+      <w:r>
+        <w:t xml:space="preserve">In summary the stakeholder analysis makes clear that the </w:t>
+      </w:r>
+      <w:proofErr w:type="spellStart"/>
+      <w:r>
+        <w:t>Filmtopia</w:t>
+      </w:r>
+      <w:proofErr w:type="spellEnd"/>
+      <w:r>
+        <w:t xml:space="preserve"> system needs to serve a wide range of users with different levels of technical confidence and different priorities. The investigation that follows has been designed to gather requirements from as many of these stakeholders as possible to ensure the final system genuinely reflects the needs of everyone who will be affected by it.</w:t>
       </w:r>
     </w:p>
     <w:p>
@@ -672,14 +750,52 @@
                 <w:lang w:val="fr-FR"/>
               </w:rPr>
             </w:pPr>
+            <w:proofErr w:type="spellStart"/>
             <w:r>
               <w:rPr>
                 <w:sz w:val="20"/>
                 <w:szCs w:val="20"/>
                 <w:lang w:val="fr-FR"/>
               </w:rPr>
-              <w:t>Summarise and interpret questionnaire responses</w:t>
-            </w:r>
+              <w:t>Summarise</w:t>
+            </w:r>
+            <w:proofErr w:type="spellEnd"/>
+            <w:r>
+              <w:rPr>
+                <w:sz w:val="20"/>
+                <w:szCs w:val="20"/>
+                <w:lang w:val="fr-FR"/>
+              </w:rPr>
+              <w:t xml:space="preserve"> and </w:t>
+            </w:r>
+            <w:proofErr w:type="spellStart"/>
+            <w:r>
+              <w:rPr>
+                <w:sz w:val="20"/>
+                <w:szCs w:val="20"/>
+                <w:lang w:val="fr-FR"/>
+              </w:rPr>
+              <w:t>interpret</w:t>
+            </w:r>
+            <w:proofErr w:type="spellEnd"/>
+            <w:r>
+              <w:rPr>
+                <w:sz w:val="20"/>
+                <w:szCs w:val="20"/>
+                <w:lang w:val="fr-FR"/>
+              </w:rPr>
+              <w:t xml:space="preserve"> questionnaire </w:t>
+            </w:r>
+            <w:proofErr w:type="spellStart"/>
+            <w:r>
+              <w:rPr>
+                <w:sz w:val="20"/>
+                <w:szCs w:val="20"/>
+                <w:lang w:val="fr-FR"/>
+              </w:rPr>
+              <w:t>responses</w:t>
+            </w:r>
+            <w:proofErr w:type="spellEnd"/>
           </w:p>
         </w:tc>
       </w:tr>
@@ -1462,7 +1578,15 @@
         <w:spacing w:line="276" w:lineRule="auto"/>
       </w:pPr>
       <w:r>
-        <w:t>Moving on to the customer questionnaire, this was chosen because it allowed a much larger group of stakeholders to contribute to the investigation than would have been possible through interviews alone. Interviewing every customer individually would not be realistic, so a questionnaire was the most practical way to gather their views. The key advantage of a questionnaire is that it produces quantitative data which is easier to summarise and use as justification for design decisions. For example knowing that a large majority of customers would prefer a self service kiosk is a much stronger argument for including that feature than one person mentioning it in an interview. The limitation of a questionnaire is that the questions are fixed which means there is no opportunity to follow up on responses or ask for more detail. To partially work around this some of the questions included a list of options rather than just a yes or no answer which produced more useful and specific data.</w:t>
+        <w:t xml:space="preserve">Moving on to the customer questionnaire, this was chosen because it allowed a much larger group of stakeholders to contribute to the investigation than would have been possible through interviews alone. Interviewing every customer individually would not be realistic, so a questionnaire was the most practical way to gather their views. The key advantage of a questionnaire is that it produces quantitative data which is easier to summarise and use as justification for design decisions. For example knowing that a large majority of customers would prefer a </w:t>
+      </w:r>
+      <w:proofErr w:type="spellStart"/>
+      <w:r>
+        <w:t>self service</w:t>
+      </w:r>
+      <w:proofErr w:type="spellEnd"/>
+      <w:r>
+        <w:t xml:space="preserve"> kiosk is a much stronger argument for including that feature than one person mentioning it in an interview. The limitation of a questionnaire is that the questions are fixed which means there is no opportunity to follow up on responses or ask for more detail. To partially work around this some of the questions included a list of options rather than just a yes or no answer which produced more useful and specific data.</w:t>
       </w:r>
     </w:p>
     <w:p>
@@ -1561,7 +1685,23 @@
           <w:b/>
           <w:bCs/>
         </w:rPr>
-        <w:t>Q: Can you describe how Filmtopia currently manages its ticketing and bookings?</w:t>
+        <w:t xml:space="preserve">Q: Can you describe how </w:t>
+      </w:r>
+      <w:proofErr w:type="spellStart"/>
+      <w:r>
+        <w:rPr>
+          <w:b/>
+          <w:bCs/>
+        </w:rPr>
+        <w:t>Filmtopia</w:t>
+      </w:r>
+      <w:proofErr w:type="spellEnd"/>
+      <w:r>
+        <w:rPr>
+          <w:b/>
+          <w:bCs/>
+        </w:rPr>
+        <w:t xml:space="preserve"> currently manages its ticketing and bookings?</w:t>
       </w:r>
     </w:p>
     <w:p>
@@ -1601,7 +1741,23 @@
           <w:b/>
           <w:bCs/>
         </w:rPr>
-        <w:t>Q: What data does Filmtopia currently store and how?</w:t>
+        <w:t xml:space="preserve">Q: What data does </w:t>
+      </w:r>
+      <w:proofErr w:type="spellStart"/>
+      <w:r>
+        <w:rPr>
+          <w:b/>
+          <w:bCs/>
+        </w:rPr>
+        <w:t>Filmtopia</w:t>
+      </w:r>
+      <w:proofErr w:type="spellEnd"/>
+      <w:r>
+        <w:rPr>
+          <w:b/>
+          <w:bCs/>
+        </w:rPr>
+        <w:t xml:space="preserve"> currently store and how?</w:t>
       </w:r>
     </w:p>
     <w:p>
@@ -1814,7 +1970,15 @@
         <w:spacing w:line="276" w:lineRule="auto"/>
       </w:pPr>
       <w:r>
-        <w:t>A questionnaire was distributed to customers visiting Filmtopia in order to gather feedback on their experience with the current system and to understand what they would want from a new one. It was administered on the 15th of January 2026 as a paper questionnaire handed to customers at the cinema, and 20 responses were collected. The questions and summarised responses are as follows.</w:t>
+        <w:t xml:space="preserve">A questionnaire was distributed to customers visiting </w:t>
+      </w:r>
+      <w:proofErr w:type="spellStart"/>
+      <w:r>
+        <w:t>Filmtopia</w:t>
+      </w:r>
+      <w:proofErr w:type="spellEnd"/>
+      <w:r>
+        <w:t xml:space="preserve"> in order to gather feedback on their experience with the current system and to understand what they would want from a new one. It was administered on the 15th of January 2026 as a paper questionnaire handed to customers at the cinema, and 20 responses were collected. The questions and summarised responses are as follows.</w:t>
       </w:r>
     </w:p>
     <w:p>
@@ -1832,7 +1996,25 @@
           <w:bCs/>
           <w:color w:val="000000" w:themeColor="text1"/>
         </w:rPr>
-        <w:t>Q1: How do you currently purchase your tickets at Filmtopia?</w:t>
+        <w:t xml:space="preserve">Q1: How do you currently purchase your tickets at </w:t>
+      </w:r>
+      <w:proofErr w:type="spellStart"/>
+      <w:r>
+        <w:rPr>
+          <w:b/>
+          <w:bCs/>
+          <w:color w:val="000000" w:themeColor="text1"/>
+        </w:rPr>
+        <w:t>Filmtopia</w:t>
+      </w:r>
+      <w:proofErr w:type="spellEnd"/>
+      <w:r>
+        <w:rPr>
+          <w:b/>
+          <w:bCs/>
+          <w:color w:val="000000" w:themeColor="text1"/>
+        </w:rPr>
+        <w:t>?</w:t>
       </w:r>
     </w:p>
     <w:tbl>
@@ -2054,7 +2236,25 @@
           <w:bCs/>
           <w:color w:val="000000" w:themeColor="text1"/>
         </w:rPr>
-        <w:t>Q2: Have you ever experienced a problem when booking tickets at Filmtopia?</w:t>
+        <w:t xml:space="preserve">Q2: Have you ever experienced a problem when booking tickets at </w:t>
+      </w:r>
+      <w:proofErr w:type="spellStart"/>
+      <w:r>
+        <w:rPr>
+          <w:b/>
+          <w:bCs/>
+          <w:color w:val="000000" w:themeColor="text1"/>
+        </w:rPr>
+        <w:t>Filmtopia</w:t>
+      </w:r>
+      <w:proofErr w:type="spellEnd"/>
+      <w:r>
+        <w:rPr>
+          <w:b/>
+          <w:bCs/>
+          <w:color w:val="000000" w:themeColor="text1"/>
+        </w:rPr>
+        <w:t>?</w:t>
       </w:r>
     </w:p>
     <w:tbl>
@@ -2966,7 +3166,15 @@
         <w:spacing w:line="276" w:lineRule="auto"/>
       </w:pPr>
       <w:r>
-        <w:t>85% of customers felt seat selection was at least quite important. This supports the planned graphical seat selection feature in the Filmtopia system.</w:t>
+        <w:t xml:space="preserve">85% of customers felt seat selection was at least quite important. This supports the planned graphical seat selection feature in the </w:t>
+      </w:r>
+      <w:proofErr w:type="spellStart"/>
+      <w:r>
+        <w:t>Filmtopia</w:t>
+      </w:r>
+      <w:proofErr w:type="spellEnd"/>
+      <w:r>
+        <w:t xml:space="preserve"> system.</w:t>
       </w:r>
     </w:p>
     <w:p>
@@ -3172,7 +3380,15 @@
         <w:spacing w:line="276" w:lineRule="auto"/>
       </w:pPr>
       <w:r>
-        <w:t>The questionnaire results clearly show that customers are experiencing real problems with the current system at Filmtopia. The most significant issues are long queues at the box office, errors with seat allocation and the inability to book tickets through the kiosk. The results also show strong demand for a self-service ticketing kiosk, graphical seat selection and combined food and drink ordering. These findings have directly informed the objectives set out later in this investigation.</w:t>
+        <w:t xml:space="preserve">The questionnaire results clearly show that customers are experiencing real problems with the current system at </w:t>
+      </w:r>
+      <w:proofErr w:type="spellStart"/>
+      <w:r>
+        <w:t>Filmtopia</w:t>
+      </w:r>
+      <w:proofErr w:type="spellEnd"/>
+      <w:r>
+        <w:t>. The most significant issues are long queues at the box office, errors with seat allocation and the inability to book tickets through the kiosk. The results also show strong demand for a self-service ticketing kiosk, graphical seat selection and combined food and drink ordering. These findings have directly informed the objectives set out later in this investigation.</w:t>
       </w:r>
     </w:p>
     <w:p>
@@ -3198,7 +3414,15 @@
         <w:spacing w:line="276" w:lineRule="auto"/>
       </w:pPr>
       <w:r>
-        <w:t>As part of the investigation I visited Filmtopia during an evening showing to observe how the current system operates in practice. Rather than asking questions or interrupting the workflow I simply watched how staff handled customers during the pre-screening period when the cinema was at its busiest. The aim was to see the existing system in action and to identify any problems that might not have come up during the interviews or questionnaire.</w:t>
+        <w:t xml:space="preserve">As part of the investigation I visited </w:t>
+      </w:r>
+      <w:proofErr w:type="spellStart"/>
+      <w:r>
+        <w:t>Filmtopia</w:t>
+      </w:r>
+      <w:proofErr w:type="spellEnd"/>
+      <w:r>
+        <w:t xml:space="preserve"> during an evening showing to observe how the current system operates in practice. Rather than asking questions or interrupting the workflow I simply watched how staff handled customers during the pre-screening period when the cinema was at its busiest. The aim was to see the existing system in action and to identify any problems that might not have come up during the interviews or questionnaire.</w:t>
       </w:r>
     </w:p>
     <w:p>
@@ -3557,7 +3781,15 @@
         <w:spacing w:line="276" w:lineRule="auto"/>
       </w:pPr>
       <w:r>
-        <w:t>The Vue homepage presents films visually using large poster images organised under a Top Films heading. Each film is displayed with its title clearly beneath it and the page includes a Quick Book bar at the bottom allowing users to search by venue, film, date and time simultaneously. This is a clean and intuitive way of presenting information that allows customers to find what they want quickly without having to navigate through multiple pages. For the Filmtopia system I will incorporate a similar visual approach to displaying films on the customer kiosk, ensuring that screenings are easy to browse and select.</w:t>
+        <w:t xml:space="preserve">The Vue homepage presents films visually using large poster images organised under a Top Films heading. Each film is displayed with its title clearly beneath it and the page includes a Quick Book bar at the bottom allowing users to search by venue, film, date and time simultaneously. This is a clean and intuitive way of presenting information that allows customers to find what they want quickly without having to navigate through multiple pages. For the </w:t>
+      </w:r>
+      <w:proofErr w:type="spellStart"/>
+      <w:r>
+        <w:t>Filmtopia</w:t>
+      </w:r>
+      <w:proofErr w:type="spellEnd"/>
+      <w:r>
+        <w:t xml:space="preserve"> system I will incorporate a similar visual approach to displaying films on the customer kiosk, ensuring that screenings are easy to browse and select.</w:t>
       </w:r>
     </w:p>
     <w:p>
@@ -3642,7 +3874,15 @@
         <w:spacing w:line="276" w:lineRule="auto"/>
       </w:pPr>
       <w:r>
-        <w:t>When a film is selected Vue displays all upcoming showings for that film at the chosen venue, organised by date and time. Each screening card shows the start and end time, the screen number and the ticket price. Accessibility information such as audio description and wheelchair access is also clearly displayed. This level of detail is something I aim to replicate in Filmtopia, where staff and customers should be able to see all relevant information about a screening at a glance without having to search through multiple menus.</w:t>
+        <w:t xml:space="preserve">When a film is selected Vue displays all upcoming showings for that film at the chosen venue, organised by date and time. Each screening card shows the start and end time, the screen number and the ticket price. Accessibility information such as audio description and wheelchair access is also clearly displayed. This level of detail is something I aim to replicate in </w:t>
+      </w:r>
+      <w:proofErr w:type="spellStart"/>
+      <w:r>
+        <w:t>Filmtopia</w:t>
+      </w:r>
+      <w:proofErr w:type="spellEnd"/>
+      <w:r>
+        <w:t>, where staff and customers should be able to see all relevant information about a screening at a glance without having to search through multiple menus.</w:t>
       </w:r>
     </w:p>
     <w:p>
@@ -3727,7 +3967,15 @@
         <w:spacing w:line="276" w:lineRule="auto"/>
       </w:pPr>
       <w:r>
-        <w:t>Vue's seat selection interface is a standout feature of their system. It displays a graphical layout of the screen showing every seat as a coloured icon, with different colours representing different seat types and prices. VIP seats are shown in orange at £8.49, Regular seats in black at £7.49, Saver seats in green at £6.49 and Super Saver seats in red at £4.99. Occupied seats are shown in grey so customers can immediately see what is available. Rows are labelled alphabetically on the left hand side. This graphical seat selection is a key feature I plan to implement in Filmtopia as it directly addresses the double booking problem identified in the interviews. By showing customers and staff exactly which seats are taken in real time the system eliminates the risk of two people being assigned the same seat.</w:t>
+        <w:t xml:space="preserve">Vue's seat selection interface is a standout feature of their system. It displays a graphical layout of the screen showing every seat as a coloured icon, with different colours representing different seat types and prices. VIP seats are shown in orange at £8.49, Regular seats in black at £7.49, Saver seats in green at £6.49 and Super Saver seats in red at £4.99. Occupied seats are shown in grey so customers can immediately see what is available. Rows are labelled alphabetically on the left hand side. This graphical seat selection is a key feature I plan to implement in </w:t>
+      </w:r>
+      <w:proofErr w:type="spellStart"/>
+      <w:r>
+        <w:t>Filmtopia</w:t>
+      </w:r>
+      <w:proofErr w:type="spellEnd"/>
+      <w:r>
+        <w:t xml:space="preserve"> as it directly addresses the double booking problem identified in the interviews. By showing customers and staff exactly which seats are taken in real time the system eliminates the risk of two people being assigned the same seat.</w:t>
       </w:r>
     </w:p>
     <w:p>
@@ -3739,8 +3987,17 @@
           <w:b/>
           <w:bCs/>
         </w:rPr>
-        <w:t>Features Identified for Filmtopia</w:t>
-      </w:r>
+        <w:t xml:space="preserve">Features Identified for </w:t>
+      </w:r>
+      <w:proofErr w:type="spellStart"/>
+      <w:r>
+        <w:rPr>
+          <w:b/>
+          <w:bCs/>
+        </w:rPr>
+        <w:t>Filmtopia</w:t>
+      </w:r>
+      <w:proofErr w:type="spellEnd"/>
     </w:p>
     <w:p>
       <w:pPr>
@@ -3835,7 +4092,15 @@
         <w:spacing w:line="276" w:lineRule="auto"/>
       </w:pPr>
       <w:r>
-        <w:t>The second system I researched was Odeon, which is the largest cinema chain in the UK. Odeon operates over 120 cinemas across the UK and Ireland and their online booking system offered several useful features to compare against Vue and to inform the design of Filmtopia.</w:t>
+        <w:t xml:space="preserve">The second system I researched was Odeon, which is the largest cinema chain in the UK. Odeon operates over 120 cinemas across the UK and Ireland and their online booking system offered several useful features to compare against Vue and to inform the design of </w:t>
+      </w:r>
+      <w:proofErr w:type="spellStart"/>
+      <w:r>
+        <w:t>Filmtopia</w:t>
+      </w:r>
+      <w:proofErr w:type="spellEnd"/>
+      <w:r>
+        <w:t>.</w:t>
       </w:r>
     </w:p>
     <w:p>
@@ -3920,7 +4185,15 @@
         <w:spacing w:line="276" w:lineRule="auto"/>
       </w:pPr>
       <w:r>
-        <w:t>Similar to Vue, Odeon presents films using large poster images organised under a Top Films heading. However Odeon includes additional information directly on the film page such as the director, cast, runtime, release date and genre tags. This richer level of detail gives customers more context before making a booking decision. Odeon also includes a quick search bar at the bottom of the page allowing users to filter by cinema, film, date and time. One notable difference from Vue is that Odeon uses a darker navy blue colour scheme throughout which creates a more premium feel. For Filmtopia I will aim to display key film information clearly on the customer kiosk so customers can make informed decisions quickly.</w:t>
+        <w:t xml:space="preserve">Similar to Vue, Odeon presents films using large poster images organised under a Top Films heading. However Odeon includes additional information directly on the film page such as the director, cast, runtime, release date and genre tags. This richer level of detail gives customers more context before making a booking decision. Odeon also includes a quick search bar at the bottom of the page allowing users to filter by cinema, film, date and time. One notable difference from Vue is that Odeon uses a darker navy blue colour scheme throughout which creates a more premium feel. For </w:t>
+      </w:r>
+      <w:proofErr w:type="spellStart"/>
+      <w:r>
+        <w:t>Filmtopia</w:t>
+      </w:r>
+      <w:proofErr w:type="spellEnd"/>
+      <w:r>
+        <w:t xml:space="preserve"> I will aim to display key film information clearly on the customer kiosk so customers can make informed decisions quickly.</w:t>
       </w:r>
     </w:p>
     <w:p>
@@ -4005,7 +4278,15 @@
         <w:spacing w:line="276" w:lineRule="auto"/>
       </w:pPr>
       <w:r>
-        <w:t>Odeon's screening times page clearly displays the film title, runtime, release date and genre alongside all available showtimes. Screenings are organised by date across the top of the page and grouped by cinema location below. Each screening card shows the start time, screen number and format such as 3D. A Book Now button is displayed prominently on each card making the next action immediately obvious. This clear layout is something I will replicate in Filmtopia where staff should be able to see all screenings for a given film at a glance.</w:t>
+        <w:t xml:space="preserve">Odeon's screening times page clearly displays the film title, runtime, release date and genre alongside all available showtimes. Screenings are organised by date across the top of the page and grouped by cinema location below. Each screening card shows the start time, screen number and format such as 3D. A Book Now button is displayed prominently on each card making the next action immediately obvious. This clear layout is something I will replicate in </w:t>
+      </w:r>
+      <w:proofErr w:type="spellStart"/>
+      <w:r>
+        <w:t>Filmtopia</w:t>
+      </w:r>
+      <w:proofErr w:type="spellEnd"/>
+      <w:r>
+        <w:t xml:space="preserve"> where staff should be able to see all screenings for a given film at a glance.</w:t>
       </w:r>
     </w:p>
     <w:p>
@@ -4090,7 +4371,23 @@
         <w:spacing w:line="276" w:lineRule="auto"/>
       </w:pPr>
       <w:r>
-        <w:t>Odeon's seat selection screen is particularly well designed and shows several features worth incorporating into Filmtopia. The screen displays a graphical layout of the entire auditorium with seats colour coded by type and price. Green seats represent Classic Saver at £14.99, cream seats represent Classic at £16.49 and orange seats represent Classic Popular at £17.99. Unavailable seats are shown with an X so it is immediately clear which seats cannot be booked. A seat key at the bottom explains the colour coding including wheelchair and companion seat options. The booking process is also clearly structured using a step by step tab navigation at the top showing Seats, Sign In, Tickets, Food, Summary and Payment. This staged approach guides the user through the process logically and reduces confusion. For Filmtopia I will incorporate a similar colour coded seat map and a clear step by step flow for the customer kiosk booking process.</w:t>
+        <w:t xml:space="preserve">Odeon's seat selection screen is particularly well designed and shows several features worth incorporating into </w:t>
+      </w:r>
+      <w:proofErr w:type="spellStart"/>
+      <w:r>
+        <w:t>Filmtopia</w:t>
+      </w:r>
+      <w:proofErr w:type="spellEnd"/>
+      <w:r>
+        <w:t xml:space="preserve">. The screen displays a graphical layout of the entire auditorium with seats colour coded by type and price. Green seats represent Classic Saver at £14.99, cream seats represent Classic at £16.49 and orange seats represent Classic Popular at £17.99. Unavailable seats are shown with an X so it is immediately clear which seats cannot be booked. A seat key at the bottom explains the colour coding including wheelchair and companion seat options. The booking process is also clearly structured using a step by step tab navigation at the top showing Seats, Sign In, Tickets, Food, Summary and Payment. This staged approach guides the user through the process logically and reduces confusion. For </w:t>
+      </w:r>
+      <w:proofErr w:type="spellStart"/>
+      <w:r>
+        <w:t>Filmtopia</w:t>
+      </w:r>
+      <w:proofErr w:type="spellEnd"/>
+      <w:r>
+        <w:t xml:space="preserve"> I will incorporate a similar colour coded seat map and a clear step by step flow for the customer kiosk booking process.</w:t>
       </w:r>
     </w:p>
     <w:p>
@@ -4102,8 +4399,17 @@
           <w:b/>
           <w:bCs/>
         </w:rPr>
-        <w:t>Features Identified for Filmtopia</w:t>
-      </w:r>
+        <w:t xml:space="preserve">Features Identified for </w:t>
+      </w:r>
+      <w:proofErr w:type="spellStart"/>
+      <w:r>
+        <w:rPr>
+          <w:b/>
+          <w:bCs/>
+        </w:rPr>
+        <w:t>Filmtopia</w:t>
+      </w:r>
+      <w:proofErr w:type="spellEnd"/>
     </w:p>
     <w:p>
       <w:pPr>
@@ -4325,7 +4631,15 @@
         <w:spacing w:line="276" w:lineRule="auto"/>
       </w:pPr>
       <w:r>
-        <w:t>The existing system at Filmtopia receives several types of input, all of which are entered manually by staff or the manager. When a customer arrives to book tickets a member of staff writes the customer's name, chosen film, screening time, number of tickets and preferred seats into a paper booking diary. There is no digital record of this at the point of entry meaning the accuracy of the data depends entirely on the staff member's handwriting and attention to detail.</w:t>
+        <w:t xml:space="preserve">The existing system at </w:t>
+      </w:r>
+      <w:proofErr w:type="spellStart"/>
+      <w:r>
+        <w:t>Filmtopia</w:t>
+      </w:r>
+      <w:proofErr w:type="spellEnd"/>
+      <w:r>
+        <w:t xml:space="preserve"> receives several types of input, all of which are entered manually by staff or the manager. When a customer arrives to book tickets a member of staff writes the customer's name, chosen film, screening time, number of tickets and preferred seats into a paper booking diary. There is no digital record of this at the point of entry meaning the accuracy of the data depends entirely on the staff member's handwriting and attention to detail.</w:t>
       </w:r>
     </w:p>
     <w:p>
@@ -4527,16 +4841,29 @@
       <w:pPr>
         <w:spacing w:line="276" w:lineRule="auto"/>
       </w:pPr>
-      <w:r>
-        <w:t>Filmtopia is a small independent cinema that is currently managing all of its operations using a combination of paper records and disconnected spreadsheets. This approach may have been adequate when the cinema first opened but it has become increasingly problematic as the demands on the system have grown. The core problem is that the existing system is unreliable, slow and disconnected, and this is having a direct negative impact on both staff and customers.</w:t>
-      </w:r>
-    </w:p>
-    <w:p>
-      <w:pPr>
-        <w:spacing w:line="276" w:lineRule="auto"/>
-      </w:pPr>
-      <w:r>
-        <w:t>The most critical issue identified through the investigation is the risk of double bookings. Because seat allocations are recorded manually in a paper diary with no real time updating, two members of staff can independently assign the same seat to different customers for the same screening without either being aware of it. This was confirmed by both members of staff interviewed and by 65% of customers in the questionnaire who reported having experienced a problem when booking at Filmtopia. It was also directly observed during the site visit. This is not an occasional or minor issue but a fundamental flaw in how the existing system manages booking data. A relational database with referential integrity enforced between the relevant tables will directly address this by ensuring that once a seat is recorded as booked for a particular screening it cannot be booked again. This is dealt with by Objective 2 in the next section and supported by Objective 3, which covers the graphical seat map that makes taken seats visible at a glance.</w:t>
+      <w:proofErr w:type="spellStart"/>
+      <w:r>
+        <w:t>Filmtopia</w:t>
+      </w:r>
+      <w:proofErr w:type="spellEnd"/>
+      <w:r>
+        <w:t xml:space="preserve"> is a small independent cinema that is currently managing all of its operations using a combination of paper records and disconnected spreadsheets. This approach may have been adequate when the cinema first opened but it has become increasingly problematic as the demands on the system have grown. The core problem is that the existing system is unreliable, slow and disconnected, and this is having a direct negative impact on both staff and customers.</w:t>
+      </w:r>
+    </w:p>
+    <w:p>
+      <w:pPr>
+        <w:spacing w:line="276" w:lineRule="auto"/>
+      </w:pPr>
+      <w:r>
+        <w:t xml:space="preserve">The most critical issue identified through the investigation is the risk of double bookings. Because seat allocations are recorded manually in a paper diary with no real time updating, two members of staff can independently assign the same seat to different customers for the same screening without either being aware of it. This was confirmed by both members of staff interviewed and by 65% of customers in the questionnaire who reported having experienced a problem when booking at </w:t>
+      </w:r>
+      <w:proofErr w:type="spellStart"/>
+      <w:r>
+        <w:t>Filmtopia</w:t>
+      </w:r>
+      <w:proofErr w:type="spellEnd"/>
+      <w:r>
+        <w:t>. It was also directly observed during the site visit. This is not an occasional or minor issue but a fundamental flaw in how the existing system manages booking data. A relational database with referential integrity enforced between the relevant tables will directly address this by ensuring that once a seat is recorded as booked for a particular screening it cannot be booked again. This is dealt with by Objective 2 in the next section and supported by Objective 3, which covers the graphical seat map that makes taken seats visible at a glance.</w:t>
       </w:r>
     </w:p>
     <w:p>
@@ -4552,7 +4879,15 @@
         <w:spacing w:line="276" w:lineRule="auto"/>
       </w:pPr>
       <w:r>
-        <w:t>The third significant problem is the poor customer facing experience. The kiosk currently installed in the cinema can only handle food and drink orders and cannot sell tickets, which forces customers to queue at both the kiosk and the box office. This was raised by multiple customers in the questionnaire and observed directly during the site visit. The proposed solution will address this by providing a customer kiosk interface through which customers can browse films, select a screening, choose their seats and add food and drink items to their order in a single joined up process. This is dealt with by Objective 4, which covers the self service kiosk, and Objective 5, which covers adding food and drink to a booking.</w:t>
+        <w:t xml:space="preserve">The third significant problem is the poor customer facing experience. The kiosk currently installed in the cinema can only handle food and drink orders and cannot sell tickets, which forces customers to queue at both the kiosk and the box office. This was raised by multiple customers in the questionnaire and observed directly during the site visit. The proposed solution will address this by providing a customer kiosk interface through which customers can browse films, select a screening, choose their seats and add food and drink items to their order in a single joined up process. This is dealt with by Objective 4, which covers the </w:t>
+      </w:r>
+      <w:proofErr w:type="spellStart"/>
+      <w:r>
+        <w:t>self service</w:t>
+      </w:r>
+      <w:proofErr w:type="spellEnd"/>
+      <w:r>
+        <w:t xml:space="preserve"> kiosk, and Objective 5, which covers adding food and drink to a booking.</w:t>
       </w:r>
     </w:p>
     <w:p>
@@ -4586,15 +4921,31 @@
         <w:spacing w:line="276" w:lineRule="auto"/>
       </w:pPr>
       <w:r>
-        <w:t>Functional requirements are the specific things the system must be able to do. For Filmtopia these include the ability to add and manage films and screenings (Objectives 6 and 7), to display a graphical seat map showing which seats are available and which are already booked (Objective 3), to process customer bookings and link them to specific seats and screenings (Objectives 1 and 2), to allow food and drink orders to be added to a booking (Objective 5) and to generate sales reports for the manager (Objective 8). These requirements map directly to the objectives set out later in this investigation.</w:t>
-      </w:r>
-    </w:p>
-    <w:p>
-      <w:pPr>
-        <w:spacing w:line="276" w:lineRule="auto"/>
-      </w:pPr>
-      <w:r>
-        <w:t>Non-functional requirements are the qualities the system must have rather than the specific things it must do. For Filmtopia the most important non-functional requirements are reliability, usability and data integrity. The system must be reliable enough to be used continuously during opening hours without crashing or producing errors. It must be usable by staff with varying levels of technical confidence without extensive training, which is reflected in Objectives 14 and 15. And it must maintain data integrity at all times, meaning it should never be possible for the database to reach a state where bookings are duplicated, records are incomplete or data is inconsistent between tables, which is reflected in Objectives 2 and 13.</w:t>
+        <w:t xml:space="preserve">Functional requirements are the specific things the system must be able to do. For </w:t>
+      </w:r>
+      <w:proofErr w:type="spellStart"/>
+      <w:r>
+        <w:t>Filmtopia</w:t>
+      </w:r>
+      <w:proofErr w:type="spellEnd"/>
+      <w:r>
+        <w:t xml:space="preserve"> these include the ability to add and manage films and screenings (Objectives 6 and 7), to display a graphical seat map showing which seats are available and which are already booked (Objective 3), to process customer bookings and link them to specific seats and screenings (Objectives 1 and 2), to allow food and drink orders to be added to a booking (Objective 5) and to generate sales reports for the manager (Objective 8). These requirements map directly to the objectives set out later in this investigation.</w:t>
+      </w:r>
+    </w:p>
+    <w:p>
+      <w:pPr>
+        <w:spacing w:line="276" w:lineRule="auto"/>
+      </w:pPr>
+      <w:r>
+        <w:t xml:space="preserve">Non-functional requirements are the qualities the system must have rather than the specific things it must do. For </w:t>
+      </w:r>
+      <w:proofErr w:type="spellStart"/>
+      <w:r>
+        <w:t>Filmtopia</w:t>
+      </w:r>
+      <w:proofErr w:type="spellEnd"/>
+      <w:r>
+        <w:t xml:space="preserve"> the most important non-functional requirements are reliability, usability and data integrity. The system must be reliable enough to be used continuously during opening hours without crashing or producing errors. It must be usable by staff with varying levels of technical confidence without extensive training, which is reflected in Objectives 14 and 15. And it must maintain data integrity at all times, meaning it should never be possible for the database to reach a state where bookings are duplicated, records are incomplete or data is inconsistent between tables, which is reflected in Objectives 2 and 13.</w:t>
       </w:r>
     </w:p>
     <w:p>
@@ -4620,26 +4971,157 @@
         <w:spacing w:line="276" w:lineRule="auto"/>
       </w:pPr>
       <w:r>
-        <w:t>The proposed solution is a Visual Basic .NET Windows Forms application built in Visual Studio, using OleDb to manage the connection between the application and a Microsoft Access database stored in the Access 2002 to 2003 .mdb format. Visual Basic .NET has been chosen because it is the language used throughout this course and it allows the rapid development of graphical Windows applications with a professional user interface. OleDb has been chosen as the database connectivity method because it provides a straightforward and reliable way of connecting a Visual Basic .NET application to a Microsoft Access database, allowing SQL queries to be executed directly from the application code to insert, update, delete and retrieve records. Microsoft Access has been chosen as the database because it supports a full relational structure with primary keys, foreign keys and referential integrity which directly addresses the data management problems identified in the investigation.</w:t>
-      </w:r>
-    </w:p>
-    <w:p>
-      <w:pPr>
-        <w:spacing w:line="276" w:lineRule="auto"/>
-      </w:pPr>
-      <w:r>
-        <w:t>The system will support three distinct user types each with their own interface and access level. Customers will access the system through a self service kiosk interface. Staff will be able to log in to manage bookings and screenings. The manager will have full access to all areas of the system including film management and sales reporting. Access levels will be enforced through the login system to ensure that users can only access the parts of the system that are relevant to their role, which is dealt with by Objective 10.</w:t>
+        <w:t xml:space="preserve">The proposed solution is a Visual Basic .NET Windows Forms application built in Visual Studio, using </w:t>
+      </w:r>
+      <w:proofErr w:type="spellStart"/>
+      <w:r>
+        <w:t>OleDb</w:t>
+      </w:r>
+      <w:proofErr w:type="spellEnd"/>
+      <w:r>
+        <w:t xml:space="preserve"> to manage the connection between the application and a Microsoft Access database stored in the Access 2002 to 2003 .</w:t>
+      </w:r>
+      <w:proofErr w:type="spellStart"/>
+      <w:r>
+        <w:t>mdb</w:t>
+      </w:r>
+      <w:proofErr w:type="spellEnd"/>
+      <w:r>
+        <w:t xml:space="preserve"> format. Visual Basic .NET has been chosen because it is the language used throughout this course and it allows the rapid development of graphical Windows applications with a professional user interface. </w:t>
+      </w:r>
+      <w:proofErr w:type="spellStart"/>
+      <w:r>
+        <w:t>OleDb</w:t>
+      </w:r>
+      <w:proofErr w:type="spellEnd"/>
+      <w:r>
+        <w:t xml:space="preserve"> has been chosen as the database connectivity method because it provides a straightforward and reliable way of connecting a Visual Basic .NET application to a Microsoft Access database, allowing SQL queries to be executed directly from the application code to insert, update, delete and retrieve records. Microsoft Access has been chosen as the database because it supports a full relational structure with primary keys, foreign keys and referential integrity which directly addresses the data management problems identified in the investigation.</w:t>
+      </w:r>
+    </w:p>
+    <w:p>
+      <w:pPr>
+        <w:spacing w:line="276" w:lineRule="auto"/>
+      </w:pPr>
+      <w:r>
+        <w:t xml:space="preserve">The system will support three distinct user types each with their own interface and access level. Customers will access the system through a </w:t>
+      </w:r>
+      <w:proofErr w:type="spellStart"/>
+      <w:r>
+        <w:t>self service</w:t>
+      </w:r>
+      <w:proofErr w:type="spellEnd"/>
+      <w:r>
+        <w:t xml:space="preserve"> kiosk interface. Staff will be able to log in to manage bookings and screenings. The manager will have full access to all areas of the system including film management and sales reporting. Access levels will be enforced through the login system to ensure that users can only access the parts of the system that are relevant to their role, which is dealt with by Objective 10.</w:t>
       </w:r>
     </w:p>
     <w:p/>
     <w:p>
       <w:pPr>
         <w:pStyle w:val="Heading2"/>
-      </w:pPr>
-      <w:r>
+        <w:rPr>
+          <w:b/>
+          <w:bCs/>
+          <w:color w:val="000000" w:themeColor="text1"/>
+        </w:rPr>
+      </w:pPr>
+      <w:r>
+        <w:rPr>
+          <w:b/>
+          <w:bCs/>
+          <w:color w:val="000000" w:themeColor="text1"/>
+        </w:rPr>
         <w:t>L</w:t>
       </w:r>
-    </w:p>
+      <w:r>
+        <w:rPr>
+          <w:b/>
+          <w:bCs/>
+          <w:color w:val="000000" w:themeColor="text1"/>
+        </w:rPr>
+        <w:t>imitations of Proposed Solution</w:t>
+      </w:r>
+    </w:p>
+    <w:p>
+      <w:pPr>
+        <w:spacing w:line="276" w:lineRule="auto"/>
+      </w:pPr>
+      <w:r>
+        <w:t xml:space="preserve">Whilst the proposed </w:t>
+      </w:r>
+      <w:proofErr w:type="spellStart"/>
+      <w:r>
+        <w:t>Filmtopia</w:t>
+      </w:r>
+      <w:proofErr w:type="spellEnd"/>
+      <w:r>
+        <w:t xml:space="preserve"> system will address the core problems identified in the investigation, there are several areas that will not be included in the solution due to constraints of time, scope and available hardware and software. These limitations are outlined below.</w:t>
+      </w:r>
+    </w:p>
+    <w:p>
+      <w:pPr>
+        <w:spacing w:line="276" w:lineRule="auto"/>
+      </w:pPr>
+      <w:r>
+        <w:t>The system will not include online booking functionality. Developing a web based booking system that allows customers to purchase tickets remotely would require a web server, a publicly accessible database and a payment processing integration, all of which are beyond the scope of an A Level project. The system will instead focus on in-cinema operations at the box office and customer kiosk.</w:t>
+      </w:r>
+    </w:p>
+    <w:p>
+      <w:pPr>
+        <w:spacing w:line="276" w:lineRule="auto"/>
+      </w:pPr>
+      <w:r>
+        <w:t>The system will not include a real payment processing system. Taking card or cash payments involves integration with chip and pin hardware and payment gateway APIs which are not available for this project. Payment will be simulated within the system and the process of actually collecting money from the customer will be assumed to happen separately.</w:t>
+      </w:r>
+    </w:p>
+    <w:p>
+      <w:pPr>
+        <w:spacing w:line="276" w:lineRule="auto"/>
+      </w:pPr>
+      <w:r>
+        <w:t>The system will not include a mobile application. Developing iOS or Android applications would require additional software, hardware and significant development time beyond what is available for this project.</w:t>
+      </w:r>
+    </w:p>
+    <w:p>
+      <w:pPr>
+        <w:spacing w:line="276" w:lineRule="auto"/>
+      </w:pPr>
+      <w:r>
+        <w:t xml:space="preserve">The system will not support multiple simultaneous users over a network. Whilst </w:t>
+      </w:r>
+      <w:proofErr w:type="spellStart"/>
+      <w:r>
+        <w:t>OleDb</w:t>
+      </w:r>
+      <w:proofErr w:type="spellEnd"/>
+      <w:r>
+        <w:t xml:space="preserve"> connections to a Microsoft Access database can technically support multiple users, developing a fully networked multi-user system with appropriate concurrency controls and conflict resolution is beyond the scope of this project. The system will be designed for use on a single machine or a small number of machines accessing the same .</w:t>
+      </w:r>
+      <w:proofErr w:type="spellStart"/>
+      <w:r>
+        <w:t>mdb</w:t>
+      </w:r>
+      <w:proofErr w:type="spellEnd"/>
+      <w:r>
+        <w:t xml:space="preserve"> database file locally.</w:t>
+      </w:r>
+    </w:p>
+    <w:p>
+      <w:pPr>
+        <w:spacing w:line="276" w:lineRule="auto"/>
+      </w:pPr>
+      <w:r>
+        <w:t>The system will not include automated staff scheduling or payroll functionality. Managing staff rotas and wages involves complex business logic and legal considerations that are outside the scope of this project. Staff management features will be limited to basic record keeping.</w:t>
+      </w:r>
+    </w:p>
+    <w:p>
+      <w:pPr>
+        <w:spacing w:line="276" w:lineRule="auto"/>
+      </w:pPr>
+      <w:r>
+        <w:t>The system will not send automated notifications or emails to customers. Whilst it would be useful to send booking confirmation emails or screening reminders, this would require email server integration and SMTP configuration which is not available within the Visual Studio development environment used for this project.</w:t>
+      </w:r>
+    </w:p>
+    <w:p/>
     <w:sectPr>
       <w:headerReference w:type="even" r:id="rId16"/>
       <w:headerReference w:type="default" r:id="rId17"/>

--- a/Investigation.docx
+++ b/Investigation.docx
@@ -130,7 +130,11 @@
         <w:spacing w:line="276" w:lineRule="auto"/>
       </w:pPr>
       <w:r>
-        <w:t>The next primary stakeholder group is the box office staff. These are the people who handle ticket sales and customer enquiries on a day to day basis and who will use the booking interface most frequently. Their priorities are speed and simplicity. During busy periods a member of staff cannot afford to spend several minutes navigating a complicated interface to add a single booking. The system therefore needs to be designed with efficiency in mind so that even a brand new member of staff could use it confidently with minimal training.</w:t>
+        <w:t xml:space="preserve">The next primary stakeholder group is the box office staff. These are the people who handle ticket sales and customer enquiries on a day to day basis and who will use the booking interface most frequently. Their priorities are speed and simplicity. During busy periods a member of staff cannot afford to spend several minutes navigating a complicated interface </w:t>
+      </w:r>
+      <w:r>
+        <w:lastRenderedPageBreak/>
+        <w:t>to add a single booking. The system therefore needs to be designed with efficiency in mind so that even a brand new member of staff could use it confidently with minimal training.</w:t>
       </w:r>
     </w:p>
     <w:p>
@@ -362,6 +366,7 @@
                 <w:sz w:val="20"/>
                 <w:szCs w:val="20"/>
               </w:rPr>
+              <w:lastRenderedPageBreak/>
               <w:t>Initial meeting with client (Sarah Henshaw) to discuss project scope</w:t>
             </w:r>
           </w:p>
@@ -1204,7 +1209,15 @@
                 <w:sz w:val="20"/>
                 <w:szCs w:val="20"/>
               </w:rPr>
-              <w:t>Produce a DFD showing how data moves through the current paper based system</w:t>
+              <w:t xml:space="preserve">Produce a DFD showing how data moves through </w:t>
+            </w:r>
+            <w:r>
+              <w:rPr>
+                <w:sz w:val="20"/>
+                <w:szCs w:val="20"/>
+              </w:rPr>
+              <w:lastRenderedPageBreak/>
+              <w:t>the current paper based system</w:t>
             </w:r>
           </w:p>
         </w:tc>
@@ -1226,6 +1239,7 @@
                 <w:sz w:val="20"/>
                 <w:szCs w:val="20"/>
               </w:rPr>
+              <w:lastRenderedPageBreak/>
               <w:t>Overview of existing system</w:t>
             </w:r>
           </w:p>
@@ -1570,7 +1584,11 @@
         <w:spacing w:line="276" w:lineRule="auto"/>
       </w:pPr>
       <w:r>
-        <w:t>Starting with interviews, these were chosen as the main method for gathering requirements from the key stakeholders. The reason for this is that an interview allows open ended questions to be asked and the conversation can naturally go in directions that were not planned in advance. This is important because some of the most useful information gathered during an investigation comes from things that the person being interviewed mentions without being directly asked. A written survey would not allow for this kind of flexibility. The limitation of interviews however is that they are time consuming and the quality of what comes out of them depends heavily on how well the questions are prepared. To address this the questions were written in advance and kept open ended to avoid leading the person being interviewed towards a particular answer. Two interviews were conducted for this investigation, one with the cinema manager and one with a member of the box office staff, as these two stakeholders gave the most complete view of how the existing system operates day to day.</w:t>
+        <w:t xml:space="preserve">Starting with interviews, these were chosen as the main method for gathering requirements from the key stakeholders. The reason for this is that an interview allows open ended questions to be asked and the conversation can naturally go in directions that were not planned in advance. This is important because some of the most useful information gathered during an investigation comes from things that the person being interviewed mentions without being directly asked. A written survey would not allow for this kind of flexibility. The limitation of interviews however is that they are time consuming and the quality of what comes out of them depends heavily on how well the questions are prepared. To address this the questions were written in advance and kept open ended to avoid leading the person being interviewed towards a particular answer. Two interviews were conducted for this investigation, one with the cinema manager and one with a </w:t>
+      </w:r>
+      <w:r>
+        <w:lastRenderedPageBreak/>
+        <w:t>member of the box office staff, as these two stakeholders gave the most complete view of how the existing system operates day to day.</w:t>
       </w:r>
     </w:p>
     <w:p>
@@ -1610,7 +1628,11 @@
         <w:spacing w:line="276" w:lineRule="auto"/>
       </w:pPr>
       <w:r>
-        <w:t>Finally, desk based research was used to look at how similar systems are designed in the real world. By researching the booking systems of established cinema chains it is possible to identify features and design patterns that set the standard for what customers already expect. This is useful because stakeholders do not always know what to ask for, particularly if they have not seen what is possible. The limitation of this method is that the systems being researched are built by large commercial teams with significant resources, so not everything observed will be feasible within the scope of this project. The research has therefore been used to inform and inspire the design rather than to copy it directly.</w:t>
+        <w:t xml:space="preserve">Finally, desk based research was used to look at how similar systems are designed in the real world. By researching the booking systems of established cinema chains it is possible to identify features and design patterns that set the standard for what customers already expect. This is useful because stakeholders do not always know what to ask for, particularly if they have not seen what is possible. The limitation of this method is that the systems being researched are built by large commercial teams with significant resources, </w:t>
+      </w:r>
+      <w:r>
+        <w:lastRenderedPageBreak/>
+        <w:t>so not everything observed will be feasible within the scope of this project. The research has therefore been used to inform and inspire the design rather than to copy it directly.</w:t>
       </w:r>
     </w:p>
     <w:p>
@@ -1785,7 +1807,11 @@
         <w:spacing w:after="120" w:line="276" w:lineRule="auto"/>
       </w:pPr>
       <w:r>
-        <w:t>A: The most important thing for me is being able to see everything in one place. I want to know how many seats are available for any screening at a glance, see sales figures without digging through paperwork and be able to add new films and screenings quickly and easily. I also want customers to be able to buy tickets through the kiosk rather than having to come to the desk.</w:t>
+        <w:t xml:space="preserve">A: The most important thing for me is being able to see everything in one place. I want to know how many seats are available for any screening at a glance, see sales figures without digging through paperwork and be able to add new films and screenings quickly and easily. </w:t>
+      </w:r>
+      <w:r>
+        <w:lastRenderedPageBreak/>
+        <w:t>I also want customers to be able to buy tickets through the kiosk rather than having to come to the desk.</w:t>
       </w:r>
     </w:p>
     <w:p>
@@ -1935,6 +1961,7 @@
           <w:b/>
           <w:bCs/>
         </w:rPr>
+        <w:lastRenderedPageBreak/>
         <w:t>Q: Do you have any concerns about moving to a computerised system?</w:t>
       </w:r>
     </w:p>
@@ -2565,6 +2592,7 @@
                 <w:sz w:val="20"/>
                 <w:szCs w:val="20"/>
               </w:rPr>
+              <w:lastRenderedPageBreak/>
               <w:t>Seat already taken when I arrived / same seat number given to others</w:t>
             </w:r>
           </w:p>
@@ -3354,6 +3382,7 @@
         <w:spacing w:line="276" w:lineRule="auto"/>
       </w:pPr>
       <w:r>
+        <w:lastRenderedPageBreak/>
         <w:t>80% of customers would find combined ticketing and food ordering useful. This confirms that integrating food and drink ordering with ticket booking is a worthwhile feature.</w:t>
       </w:r>
     </w:p>
@@ -3454,6 +3483,7 @@
         <w:spacing w:line="276" w:lineRule="auto"/>
       </w:pPr>
       <w:r>
+        <w:lastRenderedPageBreak/>
         <w:t>Overall the observation confirmed and added detail to the problems that had already been identified through the interviews and questionnaire. Seeing the existing system in action made it clear that the issues are not occasional or minor but are a regular feature of how the cinema operates during busy periods. The findings from this observation have directly informed the objectives set out later in this investigation.</w:t>
       </w:r>
     </w:p>
@@ -3600,7 +3630,11 @@
         <w:spacing w:line="276" w:lineRule="auto"/>
       </w:pPr>
       <w:r>
-        <w:t>The third document was the staff rota spreadsheet, which the manager fills in and prints out for the team. It is kept completely separate from the booking and stock records, and the only way for a member of staff to check when they are working is to be physically at the cinema where the printout is pinned up. While staff scheduling is not a core part of the problem this project is solving, looking at the rota helped confirm just how scattered the cinema's information is across separate files that do not talk to each other.</w:t>
+        <w:t xml:space="preserve">The third document was the staff rota spreadsheet, which the manager fills in and prints out for the team. It is kept completely separate from the booking and stock records, and the only way for a member of staff to check when they are working is to be physically at the </w:t>
+      </w:r>
+      <w:r>
+        <w:lastRenderedPageBreak/>
+        <w:t>cinema where the printout is pinned up. While staff scheduling is not a core part of the problem this project is solving, looking at the rota helped confirm just how scattered the cinema's information is across separate files that do not talk to each other.</w:t>
       </w:r>
     </w:p>
     <w:p>
@@ -3773,6 +3807,7 @@
           <w:szCs w:val="20"/>
           <w:lang w:val="fr-FR"/>
         </w:rPr>
+        <w:lastRenderedPageBreak/>
         <w:t>Figure 1: Vue film listings page (myvue.com)</w:t>
       </w:r>
     </w:p>
@@ -3894,6 +3929,7 @@
           <w:b/>
           <w:bCs/>
         </w:rPr>
+        <w:lastRenderedPageBreak/>
         <w:t>Seat Selection Screen</w:t>
       </w:r>
     </w:p>
@@ -4092,7 +4128,11 @@
         <w:spacing w:line="276" w:lineRule="auto"/>
       </w:pPr>
       <w:r>
-        <w:t xml:space="preserve">The second system I researched was Odeon, which is the largest cinema chain in the UK. Odeon operates over 120 cinemas across the UK and Ireland and their online booking system offered several useful features to compare against Vue and to inform the design of </w:t>
+        <w:t xml:space="preserve">The second system I researched was Odeon, which is the largest cinema chain in the UK. Odeon operates over 120 cinemas across the UK and Ireland and their online booking </w:t>
+      </w:r>
+      <w:r>
+        <w:lastRenderedPageBreak/>
+        <w:t xml:space="preserve">system offered several useful features to compare against Vue and to inform the design of </w:t>
       </w:r>
       <w:proofErr w:type="spellStart"/>
       <w:r>
@@ -4217,6 +4257,7 @@
         <w:rPr>
           <w:noProof/>
         </w:rPr>
+        <w:lastRenderedPageBreak/>
         <w:drawing>
           <wp:inline distT="0" distB="0" distL="0" distR="0" wp14:anchorId="1E91FEA3" wp14:editId="61E265F1">
             <wp:extent cx="4286250" cy="4343400"/>
@@ -4310,6 +4351,7 @@
         <w:rPr>
           <w:noProof/>
         </w:rPr>
+        <w:lastRenderedPageBreak/>
         <w:drawing>
           <wp:inline distT="0" distB="0" distL="0" distR="0" wp14:anchorId="456DA744" wp14:editId="1AB6B7F1">
             <wp:extent cx="5143500" cy="4038600"/>
@@ -4464,6 +4506,7 @@
         <w:contextualSpacing w:val="0"/>
       </w:pPr>
       <w:r>
+        <w:lastRenderedPageBreak/>
         <w:t>A stepped booking process guiding users through each stage in order</w:t>
       </w:r>
     </w:p>
@@ -4605,7 +4648,11 @@
         <w:spacing w:line="276" w:lineRule="auto"/>
       </w:pPr>
       <w:r>
-        <w:t>Before designing and building a new system it is important to fully understand how the existing one works. This includes looking at what data goes into the system, what comes out of it, how that data is processed in between and where the system falls short. Without this understanding there is a risk of building something that solves the wrong problems or misses important requirements entirely.</w:t>
+        <w:t xml:space="preserve">Before designing and building a new system it is important to fully understand how the existing one works. This includes looking at what data goes into the system, what comes out of it, how that data is processed in between and where the system falls short. Without </w:t>
+      </w:r>
+      <w:r>
+        <w:lastRenderedPageBreak/>
+        <w:t>this understanding there is a risk of building something that solves the wrong problems or misses important requirements entirely.</w:t>
       </w:r>
     </w:p>
     <w:p>
@@ -4689,7 +4736,11 @@
         <w:spacing w:line="276" w:lineRule="auto"/>
       </w:pPr>
       <w:r>
-        <w:t>When a customer books tickets the total cost is calculated manually by the staff member based on the number of tickets and the price for that screening. There is no automated pricing system meaning human error in the calculation is possible. At the end of a trading period the manager must manually count through all entries in the booking diary and cross reference with till receipts to produce any kind of sales summary. This is a time consuming process that the manager has described as unreliable because it depends on the handwritten records being complete and legible.</w:t>
+        <w:t xml:space="preserve">When a customer books tickets the total cost is calculated manually by the staff member based on the number of tickets and the price for that screening. There is no automated pricing system meaning human error in the calculation is possible. At the end of a trading period the manager must manually count through all entries in the booking diary and cross reference with till receipts to produce any kind of sales summary. This is a time consuming </w:t>
+      </w:r>
+      <w:r>
+        <w:lastRenderedPageBreak/>
+        <w:t>process that the manager has described as unreliable because it depends on the handwritten records being complete and legible.</w:t>
       </w:r>
     </w:p>
     <w:p>
@@ -4775,6 +4826,7 @@
           <w:bCs/>
           <w:color w:val="000000" w:themeColor="text1"/>
         </w:rPr>
+        <w:lastRenderedPageBreak/>
         <w:t>Limitations</w:t>
       </w:r>
     </w:p>
@@ -4847,7 +4899,11 @@
       </w:r>
       <w:proofErr w:type="spellEnd"/>
       <w:r>
-        <w:t xml:space="preserve"> is a small independent cinema that is currently managing all of its operations using a combination of paper records and disconnected spreadsheets. This approach may have been adequate when the cinema first opened but it has become increasingly problematic as the demands on the system have grown. The core problem is that the existing system is unreliable, slow and disconnected, and this is having a direct negative impact on both staff and customers.</w:t>
+        <w:t xml:space="preserve"> is a small independent cinema that is currently managing all of its operations using a combination of paper records and disconnected spreadsheets. This approach may have been adequate when the cinema first opened but it has become increasingly </w:t>
+      </w:r>
+      <w:r>
+        <w:lastRenderedPageBreak/>
+        <w:t>problematic as the demands on the system have grown. The core problem is that the existing system is unreliable, slow and disconnected, and this is having a direct negative impact on both staff and customers.</w:t>
       </w:r>
     </w:p>
     <w:p>
@@ -4905,6 +4961,7 @@
           <w:bCs/>
           <w:color w:val="000000" w:themeColor="text1"/>
         </w:rPr>
+        <w:lastRenderedPageBreak/>
         <w:t>Requirements Analysis</w:t>
       </w:r>
     </w:p>
@@ -5011,7 +5068,11 @@
       </w:r>
       <w:proofErr w:type="spellEnd"/>
       <w:r>
-        <w:t xml:space="preserve"> kiosk interface. Staff will be able to log in to manage bookings and screenings. The manager will have full access to all areas of the system including film management and sales reporting. Access levels will be enforced through the login system to ensure that users can only access the parts of the system that are relevant to their role, which is dealt with by Objective 10.</w:t>
+        <w:t xml:space="preserve"> kiosk interface. Staff will be </w:t>
+      </w:r>
+      <w:r>
+        <w:lastRenderedPageBreak/>
+        <w:t>able to log in to manage bookings and screenings. The manager will have full access to all areas of the system including film management and sales reporting. Access levels will be enforced through the login system to ensure that users can only access the parts of the system that are relevant to their role, which is dealt with by Objective 10.</w:t>
       </w:r>
     </w:p>
     <w:p/>
@@ -5118,7 +5179,462 @@
         <w:spacing w:line="276" w:lineRule="auto"/>
       </w:pPr>
       <w:r>
+        <w:lastRenderedPageBreak/>
         <w:t>The system will not send automated notifications or emails to customers. Whilst it would be useful to send booking confirmation emails or screening reminders, this would require email server integration and SMTP configuration which is not available within the Visual Studio development environment used for this project.</w:t>
+      </w:r>
+    </w:p>
+    <w:p/>
+    <w:p>
+      <w:pPr>
+        <w:pStyle w:val="Heading2"/>
+        <w:rPr>
+          <w:b/>
+          <w:bCs/>
+          <w:color w:val="000000" w:themeColor="text1"/>
+        </w:rPr>
+      </w:pPr>
+      <w:r>
+        <w:rPr>
+          <w:b/>
+          <w:bCs/>
+          <w:color w:val="000000" w:themeColor="text1"/>
+        </w:rPr>
+        <w:t>Objectives and Evaluation Criteria</w:t>
+      </w:r>
+    </w:p>
+    <w:p>
+      <w:pPr>
+        <w:spacing w:line="276" w:lineRule="auto"/>
+      </w:pPr>
+      <w:r>
+        <w:t>The following objectives have been produced based on the findings of the investigation. Each objective is numbered and includes a success criteria which will be used to evaluate whether the objective has been met when the project is complete.</w:t>
+      </w:r>
+    </w:p>
+    <w:p>
+      <w:pPr>
+        <w:spacing w:before="200" w:after="40"/>
+      </w:pPr>
+      <w:r>
+        <w:rPr>
+          <w:b/>
+          <w:bCs/>
+        </w:rPr>
+        <w:t>Objective 1: The system must allow staff to add new customer ticket bookings for a selected screening, recording the customer name, chosen seats and number of tickets.</w:t>
+      </w:r>
+    </w:p>
+    <w:p>
+      <w:pPr>
+        <w:spacing w:after="80" w:line="276" w:lineRule="auto"/>
+      </w:pPr>
+      <w:r>
+        <w:rPr>
+          <w:b/>
+          <w:bCs/>
+        </w:rPr>
+        <w:t xml:space="preserve">Success Criteria: </w:t>
+      </w:r>
+      <w:r>
+        <w:t>A new booking should be added to the Microsoft Access database in under 30 seconds. The booking record should appear immediately in the database with the correct customer name, screening, seat numbers and ticket quantity. Validation should prevent a booking being saved without all required fields completed.</w:t>
+      </w:r>
+    </w:p>
+    <w:p>
+      <w:pPr>
+        <w:spacing w:before="200" w:after="40"/>
+      </w:pPr>
+      <w:r>
+        <w:rPr>
+          <w:b/>
+          <w:bCs/>
+        </w:rPr>
+        <w:t>Objective 2: The system must prevent double bookings by ensuring that a seat which has already been allocated to a customer cannot be selected by another customer for the same screening.</w:t>
+      </w:r>
+    </w:p>
+    <w:p>
+      <w:pPr>
+        <w:spacing w:after="80" w:line="276" w:lineRule="auto"/>
+      </w:pPr>
+      <w:r>
+        <w:rPr>
+          <w:b/>
+          <w:bCs/>
+        </w:rPr>
+        <w:t xml:space="preserve">Success Criteria: </w:t>
+      </w:r>
+      <w:r>
+        <w:t>When a seat is already booked for a screening it should be visually marked as unavailable on the seat selection interface and it should be impossible to select or book it. Attempting to book an already taken seat should display a clear error message.</w:t>
+      </w:r>
+    </w:p>
+    <w:p>
+      <w:pPr>
+        <w:spacing w:before="200" w:after="40"/>
+      </w:pPr>
+      <w:r>
+        <w:rPr>
+          <w:b/>
+          <w:bCs/>
+        </w:rPr>
+        <w:t>Objective 3: The system must display a graphical seat map for each screening showing which seats are available and which are already booked.</w:t>
+      </w:r>
+    </w:p>
+    <w:p>
+      <w:pPr>
+        <w:spacing w:after="80" w:line="276" w:lineRule="auto"/>
+      </w:pPr>
+      <w:r>
+        <w:rPr>
+          <w:b/>
+          <w:bCs/>
+        </w:rPr>
+        <w:t xml:space="preserve">Success Criteria: </w:t>
+      </w:r>
+      <w:r>
+        <w:t>The seat map should load within 3 seconds of a screening being selected. Available seats and booked seats should be displayed in clearly distinguishable colours. The seat map should accurately reflect the current state of the database at the time of loading.</w:t>
+      </w:r>
+    </w:p>
+    <w:p>
+      <w:pPr>
+        <w:spacing w:before="200" w:after="40"/>
+      </w:pPr>
+      <w:r>
+        <w:rPr>
+          <w:b/>
+          <w:bCs/>
+        </w:rPr>
+        <w:t>Objective 4: The system must allow customers to purchase tickets through a self-service kiosk interface, selecting a film, screening time, seats and completing their booking without staff assistance.</w:t>
+      </w:r>
+    </w:p>
+    <w:p>
+      <w:pPr>
+        <w:spacing w:after="80" w:line="276" w:lineRule="auto"/>
+      </w:pPr>
+      <w:r>
+        <w:rPr>
+          <w:b/>
+          <w:bCs/>
+        </w:rPr>
+        <w:t xml:space="preserve">Success Criteria: </w:t>
+      </w:r>
+      <w:r>
+        <w:t xml:space="preserve">A customer should be able to complete a full ticket booking through the kiosk interface in under 2 minutes. The kiosk should guide the customer through each </w:t>
+      </w:r>
+      <w:r>
+        <w:lastRenderedPageBreak/>
+        <w:t>stage clearly using buttons and on screen instructions. The completed booking should be recorded in the database correctly.</w:t>
+      </w:r>
+    </w:p>
+    <w:p>
+      <w:pPr>
+        <w:spacing w:before="200" w:after="40"/>
+      </w:pPr>
+      <w:r>
+        <w:rPr>
+          <w:b/>
+          <w:bCs/>
+        </w:rPr>
+        <w:t>Objective 5: The system must allow customers to add food and drink items to their order at the same time as booking tickets, with the combined order saved to the database.</w:t>
+      </w:r>
+    </w:p>
+    <w:p>
+      <w:pPr>
+        <w:spacing w:after="80" w:line="276" w:lineRule="auto"/>
+      </w:pPr>
+      <w:r>
+        <w:rPr>
+          <w:b/>
+          <w:bCs/>
+        </w:rPr>
+        <w:t xml:space="preserve">Success Criteria: </w:t>
+      </w:r>
+      <w:r>
+        <w:t>Food and drink items should be displayed on a clearly navigable menu during the booking process. A customer should be able to add multiple items to their order. The food and drink order should be saved to the database linked to the correct booking record.</w:t>
+      </w:r>
+    </w:p>
+    <w:p>
+      <w:pPr>
+        <w:spacing w:before="200" w:after="40"/>
+      </w:pPr>
+      <w:r>
+        <w:rPr>
+          <w:b/>
+          <w:bCs/>
+        </w:rPr>
+        <w:t>Objective 6: The system must allow staff and managers to add new films to the system, including the film title, age rating, duration and description.</w:t>
+      </w:r>
+    </w:p>
+    <w:p>
+      <w:pPr>
+        <w:spacing w:after="80" w:line="276" w:lineRule="auto"/>
+      </w:pPr>
+      <w:r>
+        <w:rPr>
+          <w:b/>
+          <w:bCs/>
+        </w:rPr>
+        <w:t xml:space="preserve">Success Criteria: </w:t>
+      </w:r>
+      <w:r>
+        <w:t>A new film record should be saved to the database in under 20 seconds with all required fields validated. The film should immediately appear in the list of available films when adding a new screening. Duplicate film titles should be prevented through validation.</w:t>
+      </w:r>
+    </w:p>
+    <w:p>
+      <w:pPr>
+        <w:spacing w:before="200" w:after="40"/>
+      </w:pPr>
+      <w:r>
+        <w:rPr>
+          <w:b/>
+          <w:bCs/>
+        </w:rPr>
+        <w:t>Objective 7: The system must allow staff and managers to add new screenings for existing films, specifying the screen, date, time and ticket price.</w:t>
+      </w:r>
+    </w:p>
+    <w:p>
+      <w:pPr>
+        <w:spacing w:after="80" w:line="276" w:lineRule="auto"/>
+      </w:pPr>
+      <w:r>
+        <w:rPr>
+          <w:b/>
+          <w:bCs/>
+        </w:rPr>
+        <w:t xml:space="preserve">Success Criteria: </w:t>
+      </w:r>
+      <w:r>
+        <w:t>A new screening record should be saved to the database correctly linked to the selected film. The screening should immediately appear in the list of available screenings on the customer kiosk. Validation should prevent a screening being added without a valid date, time, screen and ticket price.</w:t>
+      </w:r>
+    </w:p>
+    <w:p>
+      <w:pPr>
+        <w:spacing w:before="200" w:after="40"/>
+      </w:pPr>
+      <w:r>
+        <w:rPr>
+          <w:b/>
+          <w:bCs/>
+        </w:rPr>
+        <w:t>Objective 8: The system must allow the manager to view a sales report showing total ticket sales and revenue for a selected date range.</w:t>
+      </w:r>
+    </w:p>
+    <w:p>
+      <w:pPr>
+        <w:spacing w:after="80" w:line="276" w:lineRule="auto"/>
+      </w:pPr>
+      <w:r>
+        <w:rPr>
+          <w:b/>
+          <w:bCs/>
+        </w:rPr>
+        <w:t xml:space="preserve">Success Criteria: </w:t>
+      </w:r>
+      <w:r>
+        <w:t xml:space="preserve">The report should be generated using an SQL query through the </w:t>
+      </w:r>
+      <w:proofErr w:type="spellStart"/>
+      <w:r>
+        <w:t>OleDb</w:t>
+      </w:r>
+      <w:proofErr w:type="spellEnd"/>
+      <w:r>
+        <w:t xml:space="preserve"> connection and displayed on screen within 5 seconds of the date range being selected. The report should show the correct total number of tickets sold and total revenue for the selected period, calculated directly from the bookings in the database.</w:t>
+      </w:r>
+    </w:p>
+    <w:p>
+      <w:pPr>
+        <w:spacing w:before="200" w:after="40"/>
+      </w:pPr>
+      <w:r>
+        <w:rPr>
+          <w:b/>
+          <w:bCs/>
+        </w:rPr>
+        <w:t>Objective 9: The system must allow the manager to view a list of all bookings for a selected screening, showing customer names, seat numbers and the number of tickets booked.</w:t>
+      </w:r>
+    </w:p>
+    <w:p>
+      <w:pPr>
+        <w:spacing w:after="80" w:line="276" w:lineRule="auto"/>
+      </w:pPr>
+      <w:r>
+        <w:rPr>
+          <w:b/>
+          <w:bCs/>
+        </w:rPr>
+        <w:t xml:space="preserve">Success Criteria: </w:t>
+      </w:r>
+      <w:r>
+        <w:t>The booking list should load within 3 seconds of a screening being selected. All bookings for that screening should be displayed accurately. The list should be printable or exportable for use as a physical register.</w:t>
+      </w:r>
+    </w:p>
+    <w:p>
+      <w:pPr>
+        <w:spacing w:before="200" w:after="40"/>
+      </w:pPr>
+      <w:r>
+        <w:rPr>
+          <w:b/>
+          <w:bCs/>
+        </w:rPr>
+        <w:lastRenderedPageBreak/>
+        <w:t>Objective 10: The system must enforce access levels so that customers using the kiosk can only access booking functions, whilst staff can access management functions and managers can access all areas of the system.</w:t>
+      </w:r>
+    </w:p>
+    <w:p>
+      <w:pPr>
+        <w:spacing w:after="80" w:line="276" w:lineRule="auto"/>
+      </w:pPr>
+      <w:r>
+        <w:rPr>
+          <w:b/>
+          <w:bCs/>
+        </w:rPr>
+        <w:t xml:space="preserve">Success Criteria: </w:t>
+      </w:r>
+      <w:r>
+        <w:t>The kiosk interface should not display any staff or manager options. Staff should be able to log in with a username and password and access staff functions only. The manager login should provide access to all areas of the system. Attempting to access a restricted area without the correct login should be prevented.</w:t>
+      </w:r>
+    </w:p>
+    <w:p>
+      <w:pPr>
+        <w:spacing w:before="200" w:after="40"/>
+      </w:pPr>
+      <w:r>
+        <w:rPr>
+          <w:b/>
+          <w:bCs/>
+        </w:rPr>
+        <w:t>Objective 11: The system must allow staff to search for an existing booking by customer name or booking reference.</w:t>
+      </w:r>
+    </w:p>
+    <w:p>
+      <w:pPr>
+        <w:spacing w:after="80" w:line="276" w:lineRule="auto"/>
+      </w:pPr>
+      <w:r>
+        <w:rPr>
+          <w:b/>
+          <w:bCs/>
+        </w:rPr>
+        <w:t xml:space="preserve">Success Criteria: </w:t>
+      </w:r>
+      <w:r>
+        <w:t>A search by customer surname should return all matching bookings within 2 seconds. The search should work with partial name entries. The correct booking record should be displayed with all associated details including film, screening, seats and food order.</w:t>
+      </w:r>
+    </w:p>
+    <w:p>
+      <w:pPr>
+        <w:spacing w:before="200" w:after="40"/>
+      </w:pPr>
+      <w:r>
+        <w:rPr>
+          <w:b/>
+          <w:bCs/>
+        </w:rPr>
+        <w:t>Objective 12: The system must allow staff to cancel an existing booking, removing the seat allocation from the database and making those seats available again.</w:t>
+      </w:r>
+    </w:p>
+    <w:p>
+      <w:pPr>
+        <w:spacing w:after="80" w:line="276" w:lineRule="auto"/>
+      </w:pPr>
+      <w:r>
+        <w:rPr>
+          <w:b/>
+          <w:bCs/>
+        </w:rPr>
+        <w:t xml:space="preserve">Success Criteria: </w:t>
+      </w:r>
+      <w:r>
+        <w:t>Cancelling a booking should update the database immediately so the seats become available for other customers. A confirmation prompt should be displayed before any booking is deleted. The cancelled booking should no longer appear in the active bookings list.</w:t>
+      </w:r>
+    </w:p>
+    <w:p>
+      <w:pPr>
+        <w:spacing w:before="200" w:after="40"/>
+      </w:pPr>
+      <w:r>
+        <w:rPr>
+          <w:b/>
+          <w:bCs/>
+        </w:rPr>
+        <w:t>Objective 13: The system must validate all data entered by users to prevent invalid or incomplete records being saved to the database.</w:t>
+      </w:r>
+    </w:p>
+    <w:p>
+      <w:pPr>
+        <w:spacing w:after="80" w:line="276" w:lineRule="auto"/>
+      </w:pPr>
+      <w:r>
+        <w:rPr>
+          <w:b/>
+          <w:bCs/>
+        </w:rPr>
+        <w:t xml:space="preserve">Success Criteria: </w:t>
+      </w:r>
+      <w:r>
+        <w:t>All required fields should be validated before a record is saved. Numeric fields should only accept numbers. Date fields should only accept valid dates. Text fields should have appropriate maximum lengths enforced. An informative error message should be displayed for each validation failure explaining what needs to be corrected.</w:t>
+      </w:r>
+    </w:p>
+    <w:p>
+      <w:pPr>
+        <w:spacing w:before="200" w:after="40"/>
+      </w:pPr>
+      <w:r>
+        <w:rPr>
+          <w:b/>
+          <w:bCs/>
+        </w:rPr>
+        <w:t>Objective 14: The system must have a consistent and professional user interface across all forms, using a uniform colour scheme, layout and naming convention throughout.</w:t>
+      </w:r>
+    </w:p>
+    <w:p>
+      <w:pPr>
+        <w:spacing w:after="80" w:line="276" w:lineRule="auto"/>
+      </w:pPr>
+      <w:r>
+        <w:rPr>
+          <w:b/>
+          <w:bCs/>
+        </w:rPr>
+        <w:t xml:space="preserve">Success Criteria: </w:t>
+      </w:r>
+      <w:r>
+        <w:t xml:space="preserve">All forms should use the same colour scheme, font and button placement. Navigation buttons should appear in consistent positions across all forms. The system should look professional and be immediately recognisable as a </w:t>
+      </w:r>
+      <w:proofErr w:type="spellStart"/>
+      <w:r>
+        <w:t>Filmtopia</w:t>
+      </w:r>
+      <w:proofErr w:type="spellEnd"/>
+      <w:r>
+        <w:t xml:space="preserve"> branded application.</w:t>
+      </w:r>
+    </w:p>
+    <w:p>
+      <w:pPr>
+        <w:spacing w:before="200" w:after="40"/>
+      </w:pPr>
+      <w:r>
+        <w:rPr>
+          <w:b/>
+          <w:bCs/>
+        </w:rPr>
+        <w:lastRenderedPageBreak/>
+        <w:t>Objective 15: The system must be easy to navigate, with clearly labelled menus and buttons that allow staff and customers to find the function they need without requiring technical knowledge.</w:t>
+      </w:r>
+    </w:p>
+    <w:p>
+      <w:pPr>
+        <w:spacing w:after="80" w:line="276" w:lineRule="auto"/>
+      </w:pPr>
+      <w:r>
+        <w:rPr>
+          <w:b/>
+          <w:bCs/>
+        </w:rPr>
+        <w:t xml:space="preserve">Success Criteria: </w:t>
+      </w:r>
+      <w:r>
+        <w:t>A new member of staff should be able to complete a basic booking using the system without any training beyond a brief introduction. All buttons and menu options should use clear plain English labels. The system should never reach a state where the user cannot navigate back to the main menu.</w:t>
       </w:r>
     </w:p>
     <w:p/>

--- a/Investigation.docx
+++ b/Investigation.docx
@@ -10,21 +10,12 @@
           <w:color w:val="000000" w:themeColor="text1"/>
         </w:rPr>
       </w:pPr>
-      <w:proofErr w:type="spellStart"/>
-      <w:r>
-        <w:rPr>
-          <w:b/>
-          <w:color w:val="000000" w:themeColor="text1"/>
-        </w:rPr>
-        <w:t>Filmtopia</w:t>
-      </w:r>
-      <w:proofErr w:type="spellEnd"/>
-      <w:r>
-        <w:rPr>
-          <w:b/>
-          <w:color w:val="000000" w:themeColor="text1"/>
-        </w:rPr>
-        <w:t xml:space="preserve"> Project Investigation</w:t>
+      <w:r>
+        <w:rPr>
+          <w:b/>
+          <w:color w:val="000000" w:themeColor="text1"/>
+        </w:rPr>
+        <w:t>Filmtopia Project Investigation</w:t>
       </w:r>
     </w:p>
     <w:p>
@@ -47,29 +38,8 @@
       <w:pPr>
         <w:spacing w:line="276" w:lineRule="auto"/>
       </w:pPr>
-      <w:proofErr w:type="spellStart"/>
-      <w:r>
-        <w:t>Filmtopia</w:t>
-      </w:r>
-      <w:proofErr w:type="spellEnd"/>
-      <w:r>
-        <w:t xml:space="preserve"> is a small independent cinema theatre who is currently managing all business data using spreadsheets and paper. They sell food drinks and tickets using a variety of means such as a touchscreen kiosk which can only handle food and drinks and a concessions area where employees handle the business. The management of </w:t>
-      </w:r>
-      <w:proofErr w:type="spellStart"/>
-      <w:r>
-        <w:t>Filmtopia</w:t>
-      </w:r>
-      <w:proofErr w:type="spellEnd"/>
-      <w:r>
-        <w:t xml:space="preserve"> has come to notice that they are falling back on managing and analysing the cinema, this means keeping track of sales records, screening analytics and a customer interest evaluation. I am now going to investigate further on how </w:t>
-      </w:r>
-      <w:proofErr w:type="spellStart"/>
-      <w:r>
-        <w:t>Filmtopia</w:t>
-      </w:r>
-      <w:proofErr w:type="spellEnd"/>
-      <w:r>
-        <w:t xml:space="preserve"> functions to get a better understanding of how I should move with this project.</w:t>
+      <w:r>
+        <w:t>Filmtopia is a small independent cinema theatre who is currently managing all business data using spreadsheets and paper. They sell food drinks and tickets using a variety of means such as a touchscreen kiosk which can only handle food and drinks and a concessions area where employees handle the business. The management of Filmtopia has come to notice that they are falling back on managing and analysing the cinema, this means keeping track of sales records, screening analytics and a customer interest evaluation. I am now going to investigate further on how Filmtopia functions to get a better understanding of how I should move with this project.</w:t>
       </w:r>
       <w:r>
         <w:tab/>
@@ -106,15 +76,7 @@
         <w:spacing w:line="276" w:lineRule="auto"/>
       </w:pPr>
       <w:r>
-        <w:t xml:space="preserve">For the </w:t>
-      </w:r>
-      <w:proofErr w:type="spellStart"/>
-      <w:r>
-        <w:t>Filmtopia</w:t>
-      </w:r>
-      <w:proofErr w:type="spellEnd"/>
-      <w:r>
-        <w:t xml:space="preserve"> system the stakeholders can be split into two groups, primary and secondary. Primary stakeholders are those who will interact with the system directly on a regular basis. Secondary stakeholders are those who are affected by the system indirectly or whose work is influenced by it without them necessarily using it themselves.</w:t>
+        <w:t>For the Filmtopia system the stakeholders can be split into two groups, primary and secondary. Primary stakeholders are those who will interact with the system directly on a regular basis. Secondary stakeholders are those who are affected by the system indirectly or whose work is influenced by it without them necessarily using it themselves.</w:t>
       </w:r>
     </w:p>
     <w:p>
@@ -142,31 +104,7 @@
         <w:spacing w:line="276" w:lineRule="auto"/>
       </w:pPr>
       <w:r>
-        <w:t xml:space="preserve">The third primary stakeholder is the customer base of </w:t>
-      </w:r>
-      <w:proofErr w:type="spellStart"/>
-      <w:r>
-        <w:t>Filmtopia</w:t>
-      </w:r>
-      <w:proofErr w:type="spellEnd"/>
-      <w:r>
-        <w:t xml:space="preserve">. Customers interact with the system either directly through the proposed </w:t>
-      </w:r>
-      <w:proofErr w:type="spellStart"/>
-      <w:r>
-        <w:t>self service</w:t>
-      </w:r>
-      <w:proofErr w:type="spellEnd"/>
-      <w:r>
-        <w:t xml:space="preserve"> kiosk or indirectly when staff process their bookings on their behalf. Their main interests are convenience, short queue times and the assurance that the seat they have been allocated will actually be available when they arrive. The questionnaire results discussed later in this investigation show that a large majority of customers would prefer </w:t>
-      </w:r>
-      <w:proofErr w:type="spellStart"/>
-      <w:r>
-        <w:t>self service</w:t>
-      </w:r>
-      <w:proofErr w:type="spellEnd"/>
-      <w:r>
-        <w:t xml:space="preserve"> ticketing and that seat selection is considered important by most respondents. This means the bar for the kiosk interface is high and it needs to be clean and simple enough for any customer to use without assistance.</w:t>
+        <w:t>The third primary stakeholder is the customer base of Filmtopia. Customers interact with the system either directly through the proposed self service kiosk or indirectly when staff process their bookings on their behalf. Their main interests are convenience, short queue times and the assurance that the seat they have been allocated will actually be available when they arrive. The questionnaire results discussed later in this investigation show that a large majority of customers would prefer self service ticketing and that seat selection is considered important by most respondents. This means the bar for the kiosk interface is high and it needs to be clean and simple enough for any customer to use without assistance.</w:t>
       </w:r>
     </w:p>
     <w:p>
@@ -182,28 +120,12 @@
         <w:spacing w:line="276" w:lineRule="auto"/>
       </w:pPr>
       <w:r>
-        <w:t xml:space="preserve">Another secondary stakeholder is any external IT support that </w:t>
-      </w:r>
-      <w:proofErr w:type="spellStart"/>
-      <w:r>
-        <w:t>Filmtopia</w:t>
-      </w:r>
-      <w:proofErr w:type="spellEnd"/>
-      <w:r>
-        <w:t xml:space="preserve"> uses. As a small independent cinema there is no dedicated IT department meaning the system must be robust and straightforward to maintain. Complex setups that require specialist knowledge to troubleshoot would be impractical for a business of this size.</w:t>
-      </w:r>
-    </w:p>
-    <w:p>
-      <w:r>
-        <w:t xml:space="preserve">In summary the stakeholder analysis makes clear that the </w:t>
-      </w:r>
-      <w:proofErr w:type="spellStart"/>
-      <w:r>
-        <w:t>Filmtopia</w:t>
-      </w:r>
-      <w:proofErr w:type="spellEnd"/>
-      <w:r>
-        <w:t xml:space="preserve"> system needs to serve a wide range of users with different levels of technical confidence and different priorities. The investigation that follows has been designed to gather requirements from as many of these stakeholders as possible to ensure the final system genuinely reflects the needs of everyone who will be affected by it.</w:t>
+        <w:t>Another secondary stakeholder is any external IT support that Filmtopia uses. As a small independent cinema there is no dedicated IT department meaning the system must be robust and straightforward to maintain. Complex setups that require specialist knowledge to troubleshoot would be impractical for a business of this size.</w:t>
+      </w:r>
+    </w:p>
+    <w:p>
+      <w:r>
+        <w:t>In summary the stakeholder analysis makes clear that the Filmtopia system needs to serve a wide range of users with different levels of technical confidence and different priorities. The investigation that follows has been designed to gather requirements from as many of these stakeholders as possible to ensure the final system genuinely reflects the needs of everyone who will be affected by it.</w:t>
       </w:r>
     </w:p>
     <w:p>
@@ -755,52 +677,14 @@
                 <w:lang w:val="fr-FR"/>
               </w:rPr>
             </w:pPr>
-            <w:proofErr w:type="spellStart"/>
             <w:r>
               <w:rPr>
                 <w:sz w:val="20"/>
                 <w:szCs w:val="20"/>
                 <w:lang w:val="fr-FR"/>
               </w:rPr>
-              <w:t>Summarise</w:t>
-            </w:r>
-            <w:proofErr w:type="spellEnd"/>
-            <w:r>
-              <w:rPr>
-                <w:sz w:val="20"/>
-                <w:szCs w:val="20"/>
-                <w:lang w:val="fr-FR"/>
-              </w:rPr>
-              <w:t xml:space="preserve"> and </w:t>
-            </w:r>
-            <w:proofErr w:type="spellStart"/>
-            <w:r>
-              <w:rPr>
-                <w:sz w:val="20"/>
-                <w:szCs w:val="20"/>
-                <w:lang w:val="fr-FR"/>
-              </w:rPr>
-              <w:t>interpret</w:t>
-            </w:r>
-            <w:proofErr w:type="spellEnd"/>
-            <w:r>
-              <w:rPr>
-                <w:sz w:val="20"/>
-                <w:szCs w:val="20"/>
-                <w:lang w:val="fr-FR"/>
-              </w:rPr>
-              <w:t xml:space="preserve"> questionnaire </w:t>
-            </w:r>
-            <w:proofErr w:type="spellStart"/>
-            <w:r>
-              <w:rPr>
-                <w:sz w:val="20"/>
-                <w:szCs w:val="20"/>
-                <w:lang w:val="fr-FR"/>
-              </w:rPr>
-              <w:t>responses</w:t>
-            </w:r>
-            <w:proofErr w:type="spellEnd"/>
+              <w:t>Summarise and interpret questionnaire responses</w:t>
+            </w:r>
           </w:p>
         </w:tc>
       </w:tr>
@@ -1596,15 +1480,7 @@
         <w:spacing w:line="276" w:lineRule="auto"/>
       </w:pPr>
       <w:r>
-        <w:t xml:space="preserve">Moving on to the customer questionnaire, this was chosen because it allowed a much larger group of stakeholders to contribute to the investigation than would have been possible through interviews alone. Interviewing every customer individually would not be realistic, so a questionnaire was the most practical way to gather their views. The key advantage of a questionnaire is that it produces quantitative data which is easier to summarise and use as justification for design decisions. For example knowing that a large majority of customers would prefer a </w:t>
-      </w:r>
-      <w:proofErr w:type="spellStart"/>
-      <w:r>
-        <w:t>self service</w:t>
-      </w:r>
-      <w:proofErr w:type="spellEnd"/>
-      <w:r>
-        <w:t xml:space="preserve"> kiosk is a much stronger argument for including that feature than one person mentioning it in an interview. The limitation of a questionnaire is that the questions are fixed which means there is no opportunity to follow up on responses or ask for more detail. To partially work around this some of the questions included a list of options rather than just a yes or no answer which produced more useful and specific data.</w:t>
+        <w:t>Moving on to the customer questionnaire, this was chosen because it allowed a much larger group of stakeholders to contribute to the investigation than would have been possible through interviews alone. Interviewing every customer individually would not be realistic, so a questionnaire was the most practical way to gather their views. The key advantage of a questionnaire is that it produces quantitative data which is easier to summarise and use as justification for design decisions. For example knowing that a large majority of customers would prefer a self service kiosk is a much stronger argument for including that feature than one person mentioning it in an interview. The limitation of a questionnaire is that the questions are fixed which means there is no opportunity to follow up on responses or ask for more detail. To partially work around this some of the questions included a list of options rather than just a yes or no answer which produced more useful and specific data.</w:t>
       </w:r>
     </w:p>
     <w:p>
@@ -1707,23 +1583,7 @@
           <w:b/>
           <w:bCs/>
         </w:rPr>
-        <w:t xml:space="preserve">Q: Can you describe how </w:t>
-      </w:r>
-      <w:proofErr w:type="spellStart"/>
-      <w:r>
-        <w:rPr>
-          <w:b/>
-          <w:bCs/>
-        </w:rPr>
-        <w:t>Filmtopia</w:t>
-      </w:r>
-      <w:proofErr w:type="spellEnd"/>
-      <w:r>
-        <w:rPr>
-          <w:b/>
-          <w:bCs/>
-        </w:rPr>
-        <w:t xml:space="preserve"> currently manages its ticketing and bookings?</w:t>
+        <w:t>Q: Can you describe how Filmtopia currently manages its ticketing and bookings?</w:t>
       </w:r>
     </w:p>
     <w:p>
@@ -1763,23 +1623,7 @@
           <w:b/>
           <w:bCs/>
         </w:rPr>
-        <w:t xml:space="preserve">Q: What data does </w:t>
-      </w:r>
-      <w:proofErr w:type="spellStart"/>
-      <w:r>
-        <w:rPr>
-          <w:b/>
-          <w:bCs/>
-        </w:rPr>
-        <w:t>Filmtopia</w:t>
-      </w:r>
-      <w:proofErr w:type="spellEnd"/>
-      <w:r>
-        <w:rPr>
-          <w:b/>
-          <w:bCs/>
-        </w:rPr>
-        <w:t xml:space="preserve"> currently store and how?</w:t>
+        <w:t>Q: What data does Filmtopia currently store and how?</w:t>
       </w:r>
     </w:p>
     <w:p>
@@ -1997,15 +1841,7 @@
         <w:spacing w:line="276" w:lineRule="auto"/>
       </w:pPr>
       <w:r>
-        <w:t xml:space="preserve">A questionnaire was distributed to customers visiting </w:t>
-      </w:r>
-      <w:proofErr w:type="spellStart"/>
-      <w:r>
-        <w:t>Filmtopia</w:t>
-      </w:r>
-      <w:proofErr w:type="spellEnd"/>
-      <w:r>
-        <w:t xml:space="preserve"> in order to gather feedback on their experience with the current system and to understand what they would want from a new one. It was administered on the 15th of January 2026 as a paper questionnaire handed to customers at the cinema, and 20 responses were collected. The questions and summarised responses are as follows.</w:t>
+        <w:t>A questionnaire was distributed to customers visiting Filmtopia in order to gather feedback on their experience with the current system and to understand what they would want from a new one. It was administered on the 15th of January 2026 as a paper questionnaire handed to customers at the cinema, and 20 responses were collected. The questions and summarised responses are as follows.</w:t>
       </w:r>
     </w:p>
     <w:p>
@@ -2023,25 +1859,7 @@
           <w:bCs/>
           <w:color w:val="000000" w:themeColor="text1"/>
         </w:rPr>
-        <w:t xml:space="preserve">Q1: How do you currently purchase your tickets at </w:t>
-      </w:r>
-      <w:proofErr w:type="spellStart"/>
-      <w:r>
-        <w:rPr>
-          <w:b/>
-          <w:bCs/>
-          <w:color w:val="000000" w:themeColor="text1"/>
-        </w:rPr>
-        <w:t>Filmtopia</w:t>
-      </w:r>
-      <w:proofErr w:type="spellEnd"/>
-      <w:r>
-        <w:rPr>
-          <w:b/>
-          <w:bCs/>
-          <w:color w:val="000000" w:themeColor="text1"/>
-        </w:rPr>
-        <w:t>?</w:t>
+        <w:t>Q1: How do you currently purchase your tickets at Filmtopia?</w:t>
       </w:r>
     </w:p>
     <w:tbl>
@@ -2263,25 +2081,7 @@
           <w:bCs/>
           <w:color w:val="000000" w:themeColor="text1"/>
         </w:rPr>
-        <w:t xml:space="preserve">Q2: Have you ever experienced a problem when booking tickets at </w:t>
-      </w:r>
-      <w:proofErr w:type="spellStart"/>
-      <w:r>
-        <w:rPr>
-          <w:b/>
-          <w:bCs/>
-          <w:color w:val="000000" w:themeColor="text1"/>
-        </w:rPr>
-        <w:t>Filmtopia</w:t>
-      </w:r>
-      <w:proofErr w:type="spellEnd"/>
-      <w:r>
-        <w:rPr>
-          <w:b/>
-          <w:bCs/>
-          <w:color w:val="000000" w:themeColor="text1"/>
-        </w:rPr>
-        <w:t>?</w:t>
+        <w:t>Q2: Have you ever experienced a problem when booking tickets at Filmtopia?</w:t>
       </w:r>
     </w:p>
     <w:tbl>
@@ -3194,15 +2994,7 @@
         <w:spacing w:line="276" w:lineRule="auto"/>
       </w:pPr>
       <w:r>
-        <w:t xml:space="preserve">85% of customers felt seat selection was at least quite important. This supports the planned graphical seat selection feature in the </w:t>
-      </w:r>
-      <w:proofErr w:type="spellStart"/>
-      <w:r>
-        <w:t>Filmtopia</w:t>
-      </w:r>
-      <w:proofErr w:type="spellEnd"/>
-      <w:r>
-        <w:t xml:space="preserve"> system.</w:t>
+        <w:t>85% of customers felt seat selection was at least quite important. This supports the planned graphical seat selection feature in the Filmtopia system.</w:t>
       </w:r>
     </w:p>
     <w:p>
@@ -3382,7 +3174,30 @@
         <w:spacing w:line="276" w:lineRule="auto"/>
       </w:pPr>
       <w:r>
+        <w:rPr>
+          <w:noProof/>
+        </w:rPr>
         <w:lastRenderedPageBreak/>
+        <w:drawing>
+          <wp:inline distT="0" distB="0" distL="0" distR="0" wp14:anchorId="2A379110" wp14:editId="2221F54E">
+            <wp:extent cx="5486400" cy="3200400"/>
+            <wp:effectExtent l="0" t="0" r="0" b="0"/>
+            <wp:docPr id="901803336" name="Chart 5"/>
+            <wp:cNvGraphicFramePr/>
+            <a:graphic xmlns:a="http://schemas.openxmlformats.org/drawingml/2006/main">
+              <a:graphicData uri="http://schemas.openxmlformats.org/drawingml/2006/chart">
+                <c:chart xmlns:c="http://schemas.openxmlformats.org/drawingml/2006/chart" xmlns:r="http://schemas.openxmlformats.org/officeDocument/2006/relationships" r:id="rId8"/>
+              </a:graphicData>
+            </a:graphic>
+          </wp:inline>
+        </w:drawing>
+      </w:r>
+    </w:p>
+    <w:p>
+      <w:pPr>
+        <w:spacing w:line="276" w:lineRule="auto"/>
+      </w:pPr>
+      <w:r>
         <w:t>80% of customers would find combined ticketing and food ordering useful. This confirms that integrating food and drink ordering with ticket booking is a worthwhile feature.</w:t>
       </w:r>
     </w:p>
@@ -3409,15 +3224,7 @@
         <w:spacing w:line="276" w:lineRule="auto"/>
       </w:pPr>
       <w:r>
-        <w:t xml:space="preserve">The questionnaire results clearly show that customers are experiencing real problems with the current system at </w:t>
-      </w:r>
-      <w:proofErr w:type="spellStart"/>
-      <w:r>
-        <w:t>Filmtopia</w:t>
-      </w:r>
-      <w:proofErr w:type="spellEnd"/>
-      <w:r>
-        <w:t>. The most significant issues are long queues at the box office, errors with seat allocation and the inability to book tickets through the kiosk. The results also show strong demand for a self-service ticketing kiosk, graphical seat selection and combined food and drink ordering. These findings have directly informed the objectives set out later in this investigation.</w:t>
+        <w:t>The questionnaire results clearly show that customers are experiencing real problems with the current system at Filmtopia. The most significant issues are long queues at the box office, errors with seat allocation and the inability to book tickets through the kiosk. The results also show strong demand for a self-service ticketing kiosk, graphical seat selection and combined food and drink ordering. These findings have directly informed the objectives set out later in this investigation.</w:t>
       </w:r>
     </w:p>
     <w:p>
@@ -3443,15 +3250,7 @@
         <w:spacing w:line="276" w:lineRule="auto"/>
       </w:pPr>
       <w:r>
-        <w:t xml:space="preserve">As part of the investigation I visited </w:t>
-      </w:r>
-      <w:proofErr w:type="spellStart"/>
-      <w:r>
-        <w:t>Filmtopia</w:t>
-      </w:r>
-      <w:proofErr w:type="spellEnd"/>
-      <w:r>
-        <w:t xml:space="preserve"> during an evening showing to observe how the current system operates in practice. Rather than asking questions or interrupting the workflow I simply watched how staff handled customers during the pre-screening period when the cinema was at its busiest. The aim was to see the existing system in action and to identify any problems that might not have come up during the interviews or questionnaire.</w:t>
+        <w:t>As part of the investigation I visited Filmtopia during an evening showing to observe how the current system operates in practice. Rather than asking questions or interrupting the workflow I simply watched how staff handled customers during the pre-screening period when the cinema was at its busiest. The aim was to see the existing system in action and to identify any problems that might not have come up during the interviews or questionnaire.</w:t>
       </w:r>
     </w:p>
     <w:p>
@@ -3467,6 +3266,7 @@
         <w:spacing w:line="276" w:lineRule="auto"/>
       </w:pPr>
       <w:r>
+        <w:lastRenderedPageBreak/>
         <w:t>It was also clear that customers who had already used the kiosk to order food and drinks were then joining the box office queue to buy their tickets separately. This meant some customers were effectively queuing twice before they could take their seat. During the observation period this happened repeatedly and on a couple of occasions customers waiting in the box office queue made comments about having already waited at the kiosk. This confirmed what the staff interviews had suggested about the kiosk and ticketing systems being completely disconnected from each other.</w:t>
       </w:r>
     </w:p>
@@ -3483,278 +3283,76 @@
         <w:spacing w:line="276" w:lineRule="auto"/>
       </w:pPr>
       <w:r>
+        <w:t>Overall the observation confirmed and added detail to the problems that had already been identified through the interviews and questionnaire. Seeing the existing system in action made it clear that the issues are not occasional or minor but are a regular feature of how the cinema operates during busy periods. The findings from this observation have directly informed the objectives set out later in this investigation.</w:t>
+      </w:r>
+    </w:p>
+    <w:p>
+      <w:pPr>
+        <w:pStyle w:val="Heading3"/>
+        <w:rPr>
+          <w:b/>
+          <w:bCs/>
+          <w:color w:val="000000" w:themeColor="text1"/>
+        </w:rPr>
+      </w:pPr>
+      <w:r>
+        <w:rPr>
+          <w:b/>
+          <w:bCs/>
+          <w:color w:val="000000" w:themeColor="text1"/>
+        </w:rPr>
+        <w:t>Records and Documents Examined</w:t>
+      </w:r>
+    </w:p>
+    <w:p>
+      <w:pPr>
+        <w:spacing w:line="276" w:lineRule="auto"/>
+      </w:pPr>
+      <w:r>
+        <w:t>Alongside the interviews, questionnaire and observation I also asked to look at the actual records and documents that the cinema uses day to day. Looking at the real paperwork is useful because it shows exactly what data is being captured at the moment, and it often reveals small details that nobody thinks to mention in an interview simply because they are so used to them. Four documents were examined and each one is described below.</w:t>
+      </w:r>
+    </w:p>
+    <w:p>
+      <w:pPr>
+        <w:pStyle w:val="Heading4"/>
+        <w:rPr>
+          <w:b/>
+          <w:bCs/>
+          <w:color w:val="000000" w:themeColor="text1"/>
+        </w:rPr>
+      </w:pPr>
+      <w:r>
+        <w:rPr>
+          <w:b/>
+          <w:bCs/>
+          <w:color w:val="000000" w:themeColor="text1"/>
+        </w:rPr>
         <w:lastRenderedPageBreak/>
-        <w:t>Overall the observation confirmed and added detail to the problems that had already been identified through the interviews and questionnaire. Seeing the existing system in action made it clear that the issues are not occasional or minor but are a regular feature of how the cinema operates during busy periods. The findings from this observation have directly informed the objectives set out later in this investigation.</w:t>
-      </w:r>
-    </w:p>
-    <w:p>
-      <w:pPr>
-        <w:pStyle w:val="Heading3"/>
-        <w:rPr>
-          <w:b/>
-          <w:bCs/>
-          <w:color w:val="000000" w:themeColor="text1"/>
-        </w:rPr>
-      </w:pPr>
-      <w:r>
-        <w:rPr>
-          <w:b/>
-          <w:bCs/>
-          <w:color w:val="000000" w:themeColor="text1"/>
-        </w:rPr>
-        <w:t>Records and Documents Examined</w:t>
-      </w:r>
-    </w:p>
-    <w:p>
-      <w:pPr>
-        <w:spacing w:line="276" w:lineRule="auto"/>
-      </w:pPr>
-      <w:r>
-        <w:t>Alongside the interviews, questionnaire and observation I also asked to look at the actual records and documents that the cinema uses day to day. Looking at the real paperwork is useful because it shows exactly what data is being captured at the moment, and it often reveals small details that nobody thinks to mention in an interview simply because they are so used to them. Four documents were examined and each one is described below.</w:t>
-      </w:r>
-    </w:p>
-    <w:p>
-      <w:pPr>
-        <w:pStyle w:val="Heading4"/>
-        <w:rPr>
-          <w:b/>
-          <w:bCs/>
-          <w:color w:val="000000" w:themeColor="text1"/>
-        </w:rPr>
-      </w:pPr>
-      <w:r>
-        <w:rPr>
-          <w:b/>
-          <w:bCs/>
-          <w:color w:val="000000" w:themeColor="text1"/>
-        </w:rPr>
         <w:t>The Paper Booking Diary</w:t>
       </w:r>
     </w:p>
     <w:p>
       <w:pPr>
-        <w:shd w:val="clear" w:color="auto" w:fill="F2F2F2"/>
-        <w:spacing w:before="100" w:after="140"/>
-      </w:pPr>
-      <w:r>
+        <w:spacing w:line="276" w:lineRule="auto"/>
+        <w:jc w:val="center"/>
         <w:rPr>
           <w:i/>
           <w:iCs/>
           <w:color w:val="666666"/>
         </w:rPr>
-        <w:t>[ Insert photo of the paper booking diary, ideally a page showing a day's bookings ]</w:t>
-      </w:r>
-    </w:p>
-    <w:p>
-      <w:pPr>
-        <w:spacing w:line="276" w:lineRule="auto"/>
-      </w:pPr>
-      <w:r>
-        <w:t>The first document I examined was the paper booking diary. Each day is given its own page and bookings are written in by hand as customers arrive, with the customer name, the film, the screening time and the number of tickets noted down, and a seat number sometimes squeezed into the margin. There is no fixed structure to how a booking is recorded, so the level of detail varies from one entry to the next depending on which member of staff took it. This immediately showed me why seat clashes happen, because there is no clear column or layout showing which seats have already gone for a particular screening, so a member of staff has no quick way of checking before promising a seat to a customer.</w:t>
-      </w:r>
-    </w:p>
-    <w:p>
-      <w:pPr>
-        <w:pStyle w:val="Heading4"/>
-        <w:rPr>
-          <w:b/>
-          <w:bCs/>
-          <w:color w:val="000000" w:themeColor="text1"/>
-        </w:rPr>
-      </w:pPr>
-      <w:r>
-        <w:rPr>
-          <w:b/>
-          <w:bCs/>
-          <w:color w:val="000000" w:themeColor="text1"/>
-        </w:rPr>
-        <w:t>The Food and Drink Stock Spreadsheet</w:t>
-      </w:r>
-    </w:p>
-    <w:p>
-      <w:pPr>
-        <w:shd w:val="clear" w:color="auto" w:fill="F2F2F2"/>
-        <w:spacing w:before="100" w:after="140"/>
       </w:pPr>
       <w:r>
         <w:rPr>
           <w:i/>
           <w:iCs/>
+          <w:noProof/>
           <w:color w:val="666666"/>
         </w:rPr>
-        <w:t>[ Insert screenshot or photo of the stock spreadsheet ]</w:t>
-      </w:r>
-    </w:p>
-    <w:p>
-      <w:pPr>
-        <w:spacing w:line="276" w:lineRule="auto"/>
-      </w:pPr>
-      <w:r>
-        <w:t>The second document was the spreadsheet used to track food and drink stock. It lists each item alongside a quantity that the manager updates by hand after a manual stock count. Because the figures are only correct as of the last time someone counted, the spreadsheet is rarely an accurate picture of what is actually in the building, and nothing about it is linked to what gets sold at the concessions area or the kiosk. Seeing it confirmed how disconnected the stock side of the business is from everything else.</w:t>
-      </w:r>
-    </w:p>
-    <w:p>
-      <w:pPr>
-        <w:pStyle w:val="Heading4"/>
-        <w:rPr>
-          <w:b/>
-          <w:bCs/>
-          <w:color w:val="000000" w:themeColor="text1"/>
-        </w:rPr>
-      </w:pPr>
-      <w:r>
-        <w:rPr>
-          <w:b/>
-          <w:bCs/>
-          <w:color w:val="000000" w:themeColor="text1"/>
-        </w:rPr>
-        <w:t>The Staff Rota Spreadsheet</w:t>
-      </w:r>
-    </w:p>
-    <w:p>
-      <w:pPr>
-        <w:shd w:val="clear" w:color="auto" w:fill="F2F2F2"/>
-        <w:spacing w:before="100" w:after="140"/>
-      </w:pPr>
-      <w:r>
-        <w:rPr>
-          <w:i/>
-          <w:iCs/>
-          <w:color w:val="666666"/>
-        </w:rPr>
-        <w:t>[ Insert screenshot or photo of the staff rota spreadsheet ]</w:t>
-      </w:r>
-    </w:p>
-    <w:p>
-      <w:pPr>
-        <w:spacing w:line="276" w:lineRule="auto"/>
-      </w:pPr>
-      <w:r>
-        <w:t xml:space="preserve">The third document was the staff rota spreadsheet, which the manager fills in and prints out for the team. It is kept completely separate from the booking and stock records, and the only way for a member of staff to check when they are working is to be physically at the </w:t>
-      </w:r>
-      <w:r>
-        <w:lastRenderedPageBreak/>
-        <w:t>cinema where the printout is pinned up. While staff scheduling is not a core part of the problem this project is solving, looking at the rota helped confirm just how scattered the cinema's information is across separate files that do not talk to each other.</w:t>
-      </w:r>
-    </w:p>
-    <w:p>
-      <w:pPr>
-        <w:pStyle w:val="Heading4"/>
-        <w:rPr>
-          <w:b/>
-          <w:bCs/>
-          <w:color w:val="000000" w:themeColor="text1"/>
-        </w:rPr>
-      </w:pPr>
-      <w:r>
-        <w:rPr>
-          <w:b/>
-          <w:bCs/>
-          <w:color w:val="000000" w:themeColor="text1"/>
-        </w:rPr>
-        <w:t>The Ticket Stub</w:t>
-      </w:r>
-    </w:p>
-    <w:p>
-      <w:pPr>
-        <w:shd w:val="clear" w:color="auto" w:fill="F2F2F2"/>
-        <w:spacing w:before="100" w:after="140"/>
-      </w:pPr>
-      <w:r>
-        <w:rPr>
-          <w:i/>
-          <w:iCs/>
-          <w:color w:val="666666"/>
-        </w:rPr>
-        <w:t>[ Insert photo or scan of a printed ticket stub ]</w:t>
-      </w:r>
-    </w:p>
-    <w:p>
-      <w:pPr>
-        <w:spacing w:line="276" w:lineRule="auto"/>
-      </w:pPr>
-      <w:r>
-        <w:t>Finally I looked at the ticket stub that customers are given when they book. It is printed from a basic template on the box office computer, and a member of staff types the details in by hand each time before printing. The stub is not connected to any stored record, so once it has been printed there is no link between the piece of paper the customer is holding and any data the cinema keeps. This means a lost or disputed ticket cannot easily be checked against anything, which is another consequence of there being no central record of bookings.</w:t>
-      </w:r>
-    </w:p>
-    <w:p>
-      <w:pPr>
-        <w:spacing w:line="276" w:lineRule="auto"/>
-      </w:pPr>
-      <w:r>
-        <w:t>Taken together these documents painted a clear picture of a business whose data lives in several separate places, none of which are joined up. This directly supports the case for a single central database made later in this investigation, and it reinforces the double booking problem that the seat handling in Objectives 2 and 3 is designed to solve.</w:t>
-      </w:r>
-    </w:p>
-    <w:p>
-      <w:pPr>
-        <w:pStyle w:val="Heading3"/>
-        <w:rPr>
-          <w:b/>
-          <w:bCs/>
-          <w:color w:val="000000" w:themeColor="text1"/>
-        </w:rPr>
-      </w:pPr>
-      <w:r>
-        <w:rPr>
-          <w:b/>
-          <w:bCs/>
-          <w:color w:val="000000" w:themeColor="text1"/>
-        </w:rPr>
-        <w:t>Desk-based Research</w:t>
-      </w:r>
-    </w:p>
-    <w:p>
-      <w:pPr>
-        <w:pStyle w:val="Heading4"/>
-        <w:rPr>
-          <w:b/>
-          <w:bCs/>
-          <w:color w:val="000000" w:themeColor="text1"/>
-        </w:rPr>
-      </w:pPr>
-      <w:r>
-        <w:rPr>
-          <w:b/>
-          <w:bCs/>
-          <w:color w:val="000000" w:themeColor="text1"/>
-        </w:rPr>
-        <w:t>Desk Based Research - Vue Cinema (myvue.com)</w:t>
-      </w:r>
-    </w:p>
-    <w:p>
-      <w:pPr>
-        <w:spacing w:line="276" w:lineRule="auto"/>
-      </w:pPr>
-      <w:r>
-        <w:t>As part of my investigation I researched the Vue Cinema booking system, which is one of the largest cinema chains in the UK. Vue operates 94 cinemas across the UK and Ireland and their online booking system provides a useful reference point for what a professional cinema management system should look like.</w:t>
-      </w:r>
-    </w:p>
-    <w:p>
-      <w:pPr>
-        <w:spacing w:before="80" w:after="40"/>
-      </w:pPr>
-      <w:r>
-        <w:rPr>
-          <w:b/>
-          <w:bCs/>
-        </w:rPr>
-        <w:t>Film Listings Page</w:t>
-      </w:r>
-    </w:p>
-    <w:p>
-      <w:pPr>
-        <w:spacing w:before="120"/>
-        <w:jc w:val="center"/>
-      </w:pPr>
-      <w:r>
-        <w:rPr>
-          <w:noProof/>
-        </w:rPr>
         <w:drawing>
-          <wp:inline distT="0" distB="0" distL="0" distR="0" wp14:anchorId="1D0AA7F7" wp14:editId="3CDA7A8F">
-            <wp:extent cx="5524500" cy="2533650"/>
-            <wp:effectExtent l="0" t="0" r="0" b="0"/>
-            <wp:docPr id="1" name="Picture 1"/>
+          <wp:inline distT="0" distB="0" distL="0" distR="0" wp14:anchorId="3A21A1BE" wp14:editId="45B62F6F">
+            <wp:extent cx="2468880" cy="3291840"/>
+            <wp:effectExtent l="0" t="0" r="7620" b="3810"/>
+            <wp:docPr id="1849664123" name="Picture 2"/>
             <wp:cNvGraphicFramePr>
               <a:graphicFrameLocks xmlns:a="http://schemas.openxmlformats.org/drawingml/2006/main" noChangeAspect="1"/>
             </wp:cNvGraphicFramePr>
@@ -3762,13 +3360,19 @@
               <a:graphicData uri="http://schemas.openxmlformats.org/drawingml/2006/picture">
                 <pic:pic xmlns:pic="http://schemas.openxmlformats.org/drawingml/2006/picture">
                   <pic:nvPicPr>
-                    <pic:cNvPr id="0" name=""/>
+                    <pic:cNvPr id="0" name="Picture 3"/>
                     <pic:cNvPicPr>
                       <a:picLocks noChangeAspect="1" noChangeArrowheads="1"/>
                     </pic:cNvPicPr>
                   </pic:nvPicPr>
                   <pic:blipFill>
-                    <a:blip r:embed="rId8"/>
+                    <a:blip r:embed="rId9" cstate="print">
+                      <a:extLst>
+                        <a:ext uri="{28A0092B-C50C-407E-A947-70E740481C1C}">
+                          <a14:useLocalDpi xmlns:a14="http://schemas.microsoft.com/office/drawing/2010/main" val="0"/>
+                        </a:ext>
+                      </a:extLst>
+                    </a:blip>
                     <a:srcRect/>
                     <a:stretch>
                       <a:fillRect/>
@@ -3777,11 +3381,15 @@
                   <pic:spPr bwMode="auto">
                     <a:xfrm>
                       <a:off x="0" y="0"/>
-                      <a:ext cx="5524500" cy="2533650"/>
+                      <a:ext cx="2468880" cy="3291840"/>
                     </a:xfrm>
                     <a:prstGeom prst="rect">
                       <a:avLst/>
                     </a:prstGeom>
+                    <a:noFill/>
+                    <a:ln>
+                      <a:noFill/>
+                    </a:ln>
                   </pic:spPr>
                 </pic:pic>
               </a:graphicData>
@@ -3792,39 +3400,183 @@
     </w:p>
     <w:p>
       <w:pPr>
-        <w:spacing w:after="200"/>
-        <w:jc w:val="center"/>
-        <w:rPr>
-          <w:lang w:val="fr-FR"/>
-        </w:rPr>
+        <w:spacing w:line="276" w:lineRule="auto"/>
+      </w:pPr>
+      <w:r>
+        <w:t>The first document I examined was the paper booking diary. Each day is given its own page and bookings are written in by hand as customers arrive, with the customer name, the film, the screening time and the number of tickets noted down, and a seat number sometimes squeezed into the margin. There is no fixed structure to how a booking is recorded, so the level of detail varies from one entry to the next depending on which member of staff took it. This immediately showed me why seat clashes happen, because there is no clear column or layout showing which seats have already gone for a particular screening, so a member of staff has no quick way of checking before promising a seat to a customer.</w:t>
+      </w:r>
+    </w:p>
+    <w:p>
+      <w:pPr>
+        <w:pStyle w:val="Heading4"/>
+        <w:rPr>
+          <w:b/>
+          <w:bCs/>
+          <w:color w:val="000000" w:themeColor="text1"/>
+        </w:rPr>
+      </w:pPr>
+      <w:r>
+        <w:rPr>
+          <w:b/>
+          <w:bCs/>
+          <w:color w:val="000000" w:themeColor="text1"/>
+        </w:rPr>
+        <w:t>The Food and Drink Stock Spreadsheet</w:t>
+      </w:r>
+    </w:p>
+    <w:p>
+      <w:pPr>
+        <w:shd w:val="clear" w:color="auto" w:fill="F2F2F2"/>
+        <w:spacing w:before="100" w:after="140"/>
       </w:pPr>
       <w:r>
         <w:rPr>
           <w:i/>
           <w:iCs/>
-          <w:color w:val="595959"/>
-          <w:sz w:val="20"/>
-          <w:szCs w:val="20"/>
-          <w:lang w:val="fr-FR"/>
-        </w:rPr>
+          <w:color w:val="666666"/>
+        </w:rPr>
+        <w:t>[ Insert screenshot or photo of the stock spreadsheet ]</w:t>
+      </w:r>
+    </w:p>
+    <w:p>
+      <w:pPr>
+        <w:spacing w:line="276" w:lineRule="auto"/>
+      </w:pPr>
+      <w:r>
+        <w:t>The second document was the spreadsheet used to track food and drink stock. It lists each item alongside a quantity that the manager updates by hand after a manual stock count. Because the figures are only correct as of the last time someone counted, the spreadsheet is rarely an accurate picture of what is actually in the building, and nothing about it is linked to what gets sold at the concessions area or the kiosk. Seeing it confirmed how disconnected the stock side of the business is from everything else.</w:t>
+      </w:r>
+    </w:p>
+    <w:p>
+      <w:pPr>
+        <w:pStyle w:val="Heading4"/>
+        <w:rPr>
+          <w:b/>
+          <w:bCs/>
+          <w:color w:val="000000" w:themeColor="text1"/>
+        </w:rPr>
+      </w:pPr>
+      <w:r>
+        <w:rPr>
+          <w:b/>
+          <w:bCs/>
+          <w:color w:val="000000" w:themeColor="text1"/>
+        </w:rPr>
+        <w:t>The Staff Rota Spreadsheet</w:t>
+      </w:r>
+    </w:p>
+    <w:p>
+      <w:pPr>
+        <w:shd w:val="clear" w:color="auto" w:fill="F2F2F2"/>
+        <w:spacing w:before="100" w:after="140"/>
+      </w:pPr>
+      <w:r>
+        <w:rPr>
+          <w:i/>
+          <w:iCs/>
+          <w:color w:val="666666"/>
+        </w:rPr>
+        <w:t>[ Insert screenshot or photo of the staff rota spreadsheet ]</w:t>
+      </w:r>
+    </w:p>
+    <w:p>
+      <w:pPr>
+        <w:spacing w:line="276" w:lineRule="auto"/>
+      </w:pPr>
+      <w:r>
         <w:lastRenderedPageBreak/>
-        <w:t>Figure 1: Vue film listings page (myvue.com)</w:t>
-      </w:r>
-    </w:p>
-    <w:p>
-      <w:pPr>
-        <w:spacing w:line="276" w:lineRule="auto"/>
-      </w:pPr>
-      <w:r>
-        <w:t xml:space="preserve">The Vue homepage presents films visually using large poster images organised under a Top Films heading. Each film is displayed with its title clearly beneath it and the page includes a Quick Book bar at the bottom allowing users to search by venue, film, date and time simultaneously. This is a clean and intuitive way of presenting information that allows customers to find what they want quickly without having to navigate through multiple pages. For the </w:t>
-      </w:r>
-      <w:proofErr w:type="spellStart"/>
-      <w:r>
-        <w:t>Filmtopia</w:t>
-      </w:r>
-      <w:proofErr w:type="spellEnd"/>
-      <w:r>
-        <w:t xml:space="preserve"> system I will incorporate a similar visual approach to displaying films on the customer kiosk, ensuring that screenings are easy to browse and select.</w:t>
+        <w:t>The third document was the staff rota spreadsheet, which the manager fills in and prints out for the team. It is kept completely separate from the booking and stock records, and the only way for a member of staff to check when they are working is to be physically at the cinema where the printout is pinned up. While staff scheduling is not a core part of the problem this project is solving, looking at the rota helped confirm just how scattered the cinema's information is across separate files that do not talk to each other.</w:t>
+      </w:r>
+    </w:p>
+    <w:p>
+      <w:pPr>
+        <w:pStyle w:val="Heading4"/>
+        <w:rPr>
+          <w:b/>
+          <w:bCs/>
+          <w:color w:val="000000" w:themeColor="text1"/>
+        </w:rPr>
+      </w:pPr>
+      <w:r>
+        <w:rPr>
+          <w:b/>
+          <w:bCs/>
+          <w:color w:val="000000" w:themeColor="text1"/>
+        </w:rPr>
+        <w:t>The Ticket Stub</w:t>
+      </w:r>
+    </w:p>
+    <w:p>
+      <w:pPr>
+        <w:shd w:val="clear" w:color="auto" w:fill="F2F2F2"/>
+        <w:spacing w:before="100" w:after="140"/>
+      </w:pPr>
+      <w:r>
+        <w:rPr>
+          <w:i/>
+          <w:iCs/>
+          <w:color w:val="666666"/>
+        </w:rPr>
+        <w:t>[ Insert photo or scan of a printed ticket stub ]</w:t>
+      </w:r>
+    </w:p>
+    <w:p>
+      <w:pPr>
+        <w:spacing w:line="276" w:lineRule="auto"/>
+      </w:pPr>
+      <w:r>
+        <w:t>Finally I looked at the ticket stub that customers are given when they book. It is printed from a basic template on the box office computer, and a member of staff types the details in by hand each time before printing. The stub is not connected to any stored record, so once it has been printed there is no link between the piece of paper the customer is holding and any data the cinema keeps. This means a lost or disputed ticket cannot easily be checked against anything, which is another consequence of there being no central record of bookings.</w:t>
+      </w:r>
+    </w:p>
+    <w:p>
+      <w:pPr>
+        <w:spacing w:line="276" w:lineRule="auto"/>
+      </w:pPr>
+      <w:r>
+        <w:t>Taken together these documents painted a clear picture of a business whose data lives in several separate places, none of which are joined up. This directly supports the case for a single central database made later in this investigation, and it reinforces the double booking problem that the seat handling in Objectives 2 and 3 is designed to solve.</w:t>
+      </w:r>
+    </w:p>
+    <w:p>
+      <w:pPr>
+        <w:pStyle w:val="Heading3"/>
+        <w:rPr>
+          <w:b/>
+          <w:bCs/>
+          <w:color w:val="000000" w:themeColor="text1"/>
+        </w:rPr>
+      </w:pPr>
+      <w:r>
+        <w:rPr>
+          <w:b/>
+          <w:bCs/>
+          <w:color w:val="000000" w:themeColor="text1"/>
+        </w:rPr>
+        <w:t>Desk-based Research</w:t>
+      </w:r>
+    </w:p>
+    <w:p>
+      <w:pPr>
+        <w:pStyle w:val="Heading4"/>
+        <w:rPr>
+          <w:b/>
+          <w:bCs/>
+          <w:color w:val="000000" w:themeColor="text1"/>
+        </w:rPr>
+      </w:pPr>
+      <w:r>
+        <w:rPr>
+          <w:b/>
+          <w:bCs/>
+          <w:color w:val="000000" w:themeColor="text1"/>
+        </w:rPr>
+        <w:t>Desk Based Research - Vue Cinema (myvue.com)</w:t>
+      </w:r>
+    </w:p>
+    <w:p>
+      <w:pPr>
+        <w:spacing w:line="276" w:lineRule="auto"/>
+      </w:pPr>
+      <w:r>
+        <w:t>As part of my investigation I researched the Vue Cinema booking system, which is one of the largest cinema chains in the UK. Vue operates 94 cinemas across the UK and Ireland and their online booking system provides a useful reference point for what a professional cinema management system should look like.</w:t>
       </w:r>
     </w:p>
     <w:p>
@@ -3836,7 +3588,7 @@
           <w:b/>
           <w:bCs/>
         </w:rPr>
-        <w:t>Screening Times Page</w:t>
+        <w:t>Film Listings Page</w:t>
       </w:r>
     </w:p>
     <w:p>
@@ -3848,105 +3600,12 @@
         <w:rPr>
           <w:noProof/>
         </w:rPr>
+        <w:lastRenderedPageBreak/>
         <w:drawing>
-          <wp:inline distT="0" distB="0" distL="0" distR="0" wp14:anchorId="249C92E6" wp14:editId="25BC37F4">
-            <wp:extent cx="4381500" cy="3914775"/>
+          <wp:inline distT="0" distB="0" distL="0" distR="0" wp14:anchorId="1D0AA7F7" wp14:editId="3CDA7A8F">
+            <wp:extent cx="5524500" cy="2533650"/>
             <wp:effectExtent l="0" t="0" r="0" b="0"/>
-            <wp:docPr id="1144634544" name="Picture 1144634544"/>
-            <wp:cNvGraphicFramePr>
-              <a:graphicFrameLocks xmlns:a="http://schemas.openxmlformats.org/drawingml/2006/main" noChangeAspect="1"/>
-            </wp:cNvGraphicFramePr>
-            <a:graphic xmlns:a="http://schemas.openxmlformats.org/drawingml/2006/main">
-              <a:graphicData uri="http://schemas.openxmlformats.org/drawingml/2006/picture">
-                <pic:pic xmlns:pic="http://schemas.openxmlformats.org/drawingml/2006/picture">
-                  <pic:nvPicPr>
-                    <pic:cNvPr id="0" name=""/>
-                    <pic:cNvPicPr>
-                      <a:picLocks noChangeAspect="1" noChangeArrowheads="1"/>
-                    </pic:cNvPicPr>
-                  </pic:nvPicPr>
-                  <pic:blipFill>
-                    <a:blip r:embed="rId9"/>
-                    <a:srcRect/>
-                    <a:stretch>
-                      <a:fillRect/>
-                    </a:stretch>
-                  </pic:blipFill>
-                  <pic:spPr bwMode="auto">
-                    <a:xfrm>
-                      <a:off x="0" y="0"/>
-                      <a:ext cx="4381500" cy="3914775"/>
-                    </a:xfrm>
-                    <a:prstGeom prst="rect">
-                      <a:avLst/>
-                    </a:prstGeom>
-                  </pic:spPr>
-                </pic:pic>
-              </a:graphicData>
-            </a:graphic>
-          </wp:inline>
-        </w:drawing>
-      </w:r>
-    </w:p>
-    <w:p>
-      <w:pPr>
-        <w:spacing w:after="200"/>
-        <w:jc w:val="center"/>
-      </w:pPr>
-      <w:r>
-        <w:rPr>
-          <w:i/>
-          <w:iCs/>
-          <w:color w:val="595959"/>
-          <w:sz w:val="20"/>
-          <w:szCs w:val="20"/>
-        </w:rPr>
-        <w:t>Figure 2: Vue screening times page (myvue.com)</w:t>
-      </w:r>
-    </w:p>
-    <w:p>
-      <w:pPr>
-        <w:spacing w:line="276" w:lineRule="auto"/>
-      </w:pPr>
-      <w:r>
-        <w:t xml:space="preserve">When a film is selected Vue displays all upcoming showings for that film at the chosen venue, organised by date and time. Each screening card shows the start and end time, the screen number and the ticket price. Accessibility information such as audio description and wheelchair access is also clearly displayed. This level of detail is something I aim to replicate in </w:t>
-      </w:r>
-      <w:proofErr w:type="spellStart"/>
-      <w:r>
-        <w:t>Filmtopia</w:t>
-      </w:r>
-      <w:proofErr w:type="spellEnd"/>
-      <w:r>
-        <w:t>, where staff and customers should be able to see all relevant information about a screening at a glance without having to search through multiple menus.</w:t>
-      </w:r>
-    </w:p>
-    <w:p>
-      <w:pPr>
-        <w:spacing w:before="80" w:after="40"/>
-      </w:pPr>
-      <w:r>
-        <w:rPr>
-          <w:b/>
-          <w:bCs/>
-        </w:rPr>
-        <w:lastRenderedPageBreak/>
-        <w:t>Seat Selection Screen</w:t>
-      </w:r>
-    </w:p>
-    <w:p>
-      <w:pPr>
-        <w:spacing w:before="120"/>
-        <w:jc w:val="center"/>
-      </w:pPr>
-      <w:r>
-        <w:rPr>
-          <w:noProof/>
-        </w:rPr>
-        <w:drawing>
-          <wp:inline distT="0" distB="0" distL="0" distR="0" wp14:anchorId="40BB6089" wp14:editId="6F7339E3">
-            <wp:extent cx="5524500" cy="2809875"/>
-            <wp:effectExtent l="0" t="0" r="0" b="0"/>
-            <wp:docPr id="1968098163" name="Picture 1968098163"/>
+            <wp:docPr id="1" name="Picture 1"/>
             <wp:cNvGraphicFramePr>
               <a:graphicFrameLocks xmlns:a="http://schemas.openxmlformats.org/drawingml/2006/main" noChangeAspect="1"/>
             </wp:cNvGraphicFramePr>
@@ -3969,7 +3628,7 @@
                   <pic:spPr bwMode="auto">
                     <a:xfrm>
                       <a:off x="0" y="0"/>
-                      <a:ext cx="5524500" cy="2809875"/>
+                      <a:ext cx="5524500" cy="2533650"/>
                     </a:xfrm>
                     <a:prstGeom prst="rect">
                       <a:avLst/>
@@ -3986,6 +3645,9 @@
       <w:pPr>
         <w:spacing w:after="200"/>
         <w:jc w:val="center"/>
+        <w:rPr>
+          <w:lang w:val="fr-FR"/>
+        </w:rPr>
       </w:pPr>
       <w:r>
         <w:rPr>
@@ -3994,24 +3656,17 @@
           <w:color w:val="595959"/>
           <w:sz w:val="20"/>
           <w:szCs w:val="20"/>
-        </w:rPr>
-        <w:t>Figure 3: Vue graphical seat selection screen (myvue.com)</w:t>
-      </w:r>
-    </w:p>
-    <w:p>
-      <w:pPr>
-        <w:spacing w:line="276" w:lineRule="auto"/>
-      </w:pPr>
-      <w:r>
-        <w:t xml:space="preserve">Vue's seat selection interface is a standout feature of their system. It displays a graphical layout of the screen showing every seat as a coloured icon, with different colours representing different seat types and prices. VIP seats are shown in orange at £8.49, Regular seats in black at £7.49, Saver seats in green at £6.49 and Super Saver seats in red at £4.99. Occupied seats are shown in grey so customers can immediately see what is available. Rows are labelled alphabetically on the left hand side. This graphical seat selection is a key feature I plan to implement in </w:t>
-      </w:r>
-      <w:proofErr w:type="spellStart"/>
-      <w:r>
-        <w:t>Filmtopia</w:t>
-      </w:r>
-      <w:proofErr w:type="spellEnd"/>
-      <w:r>
-        <w:t xml:space="preserve"> as it directly addresses the double booking problem identified in the interviews. By showing customers and staff exactly which seats are taken in real time the system eliminates the risk of two people being assigned the same seat.</w:t>
+          <w:lang w:val="fr-FR"/>
+        </w:rPr>
+        <w:t>Figure 1: Vue film listings page (myvue.com)</w:t>
+      </w:r>
+    </w:p>
+    <w:p>
+      <w:pPr>
+        <w:spacing w:line="276" w:lineRule="auto"/>
+      </w:pPr>
+      <w:r>
+        <w:t>The Vue homepage presents films visually using large poster images organised under a Top Films heading. Each film is displayed with its title clearly beneath it and the page includes a Quick Book bar at the bottom allowing users to search by venue, film, date and time simultaneously. This is a clean and intuitive way of presenting information that allows customers to find what they want quickly without having to navigate through multiple pages. For the Filmtopia system I will incorporate a similar visual approach to displaying films on the customer kiosk, ensuring that screenings are easy to browse and select.</w:t>
       </w:r>
     </w:p>
     <w:p>
@@ -4023,136 +3678,7 @@
           <w:b/>
           <w:bCs/>
         </w:rPr>
-        <w:t xml:space="preserve">Features Identified for </w:t>
-      </w:r>
-      <w:proofErr w:type="spellStart"/>
-      <w:r>
-        <w:rPr>
-          <w:b/>
-          <w:bCs/>
-        </w:rPr>
-        <w:t>Filmtopia</w:t>
-      </w:r>
-      <w:proofErr w:type="spellEnd"/>
-    </w:p>
-    <w:p>
-      <w:pPr>
-        <w:pStyle w:val="ListParagraph"/>
-        <w:numPr>
-          <w:ilvl w:val="0"/>
-          <w:numId w:val="1"/>
-        </w:numPr>
-        <w:spacing w:after="60" w:line="276" w:lineRule="auto"/>
-        <w:contextualSpacing w:val="0"/>
-      </w:pPr>
-      <w:r>
-        <w:t>A visual film listings interface showing posters and screening times clearly</w:t>
-      </w:r>
-    </w:p>
-    <w:p>
-      <w:pPr>
-        <w:pStyle w:val="ListParagraph"/>
-        <w:numPr>
-          <w:ilvl w:val="0"/>
-          <w:numId w:val="1"/>
-        </w:numPr>
-        <w:spacing w:after="60" w:line="276" w:lineRule="auto"/>
-        <w:contextualSpacing w:val="0"/>
-      </w:pPr>
-      <w:r>
-        <w:t>A graphical seat map showing available and occupied seats in real time</w:t>
-      </w:r>
-    </w:p>
-    <w:p>
-      <w:pPr>
-        <w:pStyle w:val="ListParagraph"/>
-        <w:numPr>
-          <w:ilvl w:val="0"/>
-          <w:numId w:val="1"/>
-        </w:numPr>
-        <w:spacing w:after="60" w:line="276" w:lineRule="auto"/>
-        <w:contextualSpacing w:val="0"/>
-      </w:pPr>
-      <w:r>
-        <w:t>Colour coding to distinguish between different types of seats or statuses</w:t>
-      </w:r>
-    </w:p>
-    <w:p>
-      <w:pPr>
-        <w:pStyle w:val="ListParagraph"/>
-        <w:numPr>
-          <w:ilvl w:val="0"/>
-          <w:numId w:val="1"/>
-        </w:numPr>
-        <w:spacing w:after="60" w:line="276" w:lineRule="auto"/>
-        <w:contextualSpacing w:val="0"/>
-      </w:pPr>
-      <w:r>
-        <w:t>Clear display of screening information including screen number, time and date</w:t>
-      </w:r>
-    </w:p>
-    <w:p>
-      <w:pPr>
-        <w:pStyle w:val="ListParagraph"/>
-        <w:numPr>
-          <w:ilvl w:val="0"/>
-          <w:numId w:val="1"/>
-        </w:numPr>
-        <w:spacing w:after="60" w:line="276" w:lineRule="auto"/>
-        <w:contextualSpacing w:val="0"/>
-      </w:pPr>
-      <w:r>
-        <w:t>A quick search function allowing users to find screenings by film, date and time</w:t>
-      </w:r>
-    </w:p>
-    <w:p>
-      <w:pPr>
-        <w:pStyle w:val="Heading4"/>
-        <w:rPr>
-          <w:b/>
-          <w:bCs/>
-          <w:color w:val="000000" w:themeColor="text1"/>
-        </w:rPr>
-      </w:pPr>
-      <w:r>
-        <w:rPr>
-          <w:b/>
-          <w:bCs/>
-          <w:color w:val="000000" w:themeColor="text1"/>
-        </w:rPr>
-        <w:t>Desk Based Research - Odeon Cinema (odeon.co.uk)</w:t>
-      </w:r>
-    </w:p>
-    <w:p>
-      <w:pPr>
-        <w:spacing w:line="276" w:lineRule="auto"/>
-      </w:pPr>
-      <w:r>
-        <w:t xml:space="preserve">The second system I researched was Odeon, which is the largest cinema chain in the UK. Odeon operates over 120 cinemas across the UK and Ireland and their online booking </w:t>
-      </w:r>
-      <w:r>
-        <w:lastRenderedPageBreak/>
-        <w:t xml:space="preserve">system offered several useful features to compare against Vue and to inform the design of </w:t>
-      </w:r>
-      <w:proofErr w:type="spellStart"/>
-      <w:r>
-        <w:t>Filmtopia</w:t>
-      </w:r>
-      <w:proofErr w:type="spellEnd"/>
-      <w:r>
-        <w:t>.</w:t>
-      </w:r>
-    </w:p>
-    <w:p>
-      <w:pPr>
-        <w:spacing w:before="80" w:after="40"/>
-      </w:pPr>
-      <w:r>
-        <w:rPr>
-          <w:b/>
-          <w:bCs/>
-        </w:rPr>
-        <w:t>Film Listings Page</w:t>
+        <w:t>Screening Times Page</w:t>
       </w:r>
     </w:p>
     <w:p>
@@ -4164,11 +3690,12 @@
         <w:rPr>
           <w:noProof/>
         </w:rPr>
+        <w:lastRenderedPageBreak/>
         <w:drawing>
-          <wp:inline distT="0" distB="0" distL="0" distR="0" wp14:anchorId="3280BCAA" wp14:editId="0FD2A1B3">
-            <wp:extent cx="4476750" cy="4381500"/>
+          <wp:inline distT="0" distB="0" distL="0" distR="0" wp14:anchorId="249C92E6" wp14:editId="25BC37F4">
+            <wp:extent cx="4381500" cy="3914775"/>
             <wp:effectExtent l="0" t="0" r="0" b="0"/>
-            <wp:docPr id="2009319500" name="Picture 2009319500"/>
+            <wp:docPr id="1144634544" name="Picture 1144634544"/>
             <wp:cNvGraphicFramePr>
               <a:graphicFrameLocks xmlns:a="http://schemas.openxmlformats.org/drawingml/2006/main" noChangeAspect="1"/>
             </wp:cNvGraphicFramePr>
@@ -4191,7 +3718,7 @@
                   <pic:spPr bwMode="auto">
                     <a:xfrm>
                       <a:off x="0" y="0"/>
-                      <a:ext cx="4476750" cy="4381500"/>
+                      <a:ext cx="4381500" cy="3914775"/>
                     </a:xfrm>
                     <a:prstGeom prst="rect">
                       <a:avLst/>
@@ -4217,23 +3744,15 @@
           <w:sz w:val="20"/>
           <w:szCs w:val="20"/>
         </w:rPr>
-        <w:t>Figure 4: Odeon film listings page (odeon.co.uk)</w:t>
-      </w:r>
-    </w:p>
-    <w:p>
-      <w:pPr>
-        <w:spacing w:line="276" w:lineRule="auto"/>
-      </w:pPr>
-      <w:r>
-        <w:t xml:space="preserve">Similar to Vue, Odeon presents films using large poster images organised under a Top Films heading. However Odeon includes additional information directly on the film page such as the director, cast, runtime, release date and genre tags. This richer level of detail gives customers more context before making a booking decision. Odeon also includes a quick search bar at the bottom of the page allowing users to filter by cinema, film, date and time. One notable difference from Vue is that Odeon uses a darker navy blue colour scheme throughout which creates a more premium feel. For </w:t>
-      </w:r>
-      <w:proofErr w:type="spellStart"/>
-      <w:r>
-        <w:t>Filmtopia</w:t>
-      </w:r>
-      <w:proofErr w:type="spellEnd"/>
-      <w:r>
-        <w:t xml:space="preserve"> I will aim to display key film information clearly on the customer kiosk so customers can make informed decisions quickly.</w:t>
+        <w:t>Figure 2: Vue screening times page (myvue.com)</w:t>
+      </w:r>
+    </w:p>
+    <w:p>
+      <w:pPr>
+        <w:spacing w:line="276" w:lineRule="auto"/>
+      </w:pPr>
+      <w:r>
+        <w:t>When a film is selected Vue displays all upcoming showings for that film at the chosen venue, organised by date and time. Each screening card shows the start and end time, the screen number and the ticket price. Accessibility information such as audio description and wheelchair access is also clearly displayed. This level of detail is something I aim to replicate in Filmtopia, where staff and customers should be able to see all relevant information about a screening at a glance without having to search through multiple menus.</w:t>
       </w:r>
     </w:p>
     <w:p>
@@ -4245,7 +3764,7 @@
           <w:b/>
           <w:bCs/>
         </w:rPr>
-        <w:t>Screening Times Page</w:t>
+        <w:t>Seat Selection Screen</w:t>
       </w:r>
     </w:p>
     <w:p>
@@ -4259,10 +3778,10 @@
         </w:rPr>
         <w:lastRenderedPageBreak/>
         <w:drawing>
-          <wp:inline distT="0" distB="0" distL="0" distR="0" wp14:anchorId="1E91FEA3" wp14:editId="61E265F1">
-            <wp:extent cx="4286250" cy="4343400"/>
+          <wp:inline distT="0" distB="0" distL="0" distR="0" wp14:anchorId="40BB6089" wp14:editId="6F7339E3">
+            <wp:extent cx="5524500" cy="2809875"/>
             <wp:effectExtent l="0" t="0" r="0" b="0"/>
-            <wp:docPr id="1339000641" name="Picture 1339000641"/>
+            <wp:docPr id="1968098163" name="Picture 1968098163"/>
             <wp:cNvGraphicFramePr>
               <a:graphicFrameLocks xmlns:a="http://schemas.openxmlformats.org/drawingml/2006/main" noChangeAspect="1"/>
             </wp:cNvGraphicFramePr>
@@ -4285,7 +3804,7 @@
                   <pic:spPr bwMode="auto">
                     <a:xfrm>
                       <a:off x="0" y="0"/>
-                      <a:ext cx="4286250" cy="4343400"/>
+                      <a:ext cx="5524500" cy="2809875"/>
                     </a:xfrm>
                     <a:prstGeom prst="rect">
                       <a:avLst/>
@@ -4311,23 +3830,15 @@
           <w:sz w:val="20"/>
           <w:szCs w:val="20"/>
         </w:rPr>
-        <w:t>Figure 5: Odeon screening times page (odeon.co.uk)</w:t>
-      </w:r>
-    </w:p>
-    <w:p>
-      <w:pPr>
-        <w:spacing w:line="276" w:lineRule="auto"/>
-      </w:pPr>
-      <w:r>
-        <w:t xml:space="preserve">Odeon's screening times page clearly displays the film title, runtime, release date and genre alongside all available showtimes. Screenings are organised by date across the top of the page and grouped by cinema location below. Each screening card shows the start time, screen number and format such as 3D. A Book Now button is displayed prominently on each card making the next action immediately obvious. This clear layout is something I will replicate in </w:t>
-      </w:r>
-      <w:proofErr w:type="spellStart"/>
-      <w:r>
-        <w:t>Filmtopia</w:t>
-      </w:r>
-      <w:proofErr w:type="spellEnd"/>
-      <w:r>
-        <w:t xml:space="preserve"> where staff should be able to see all screenings for a given film at a glance.</w:t>
+        <w:t>Figure 3: Vue graphical seat selection screen (myvue.com)</w:t>
+      </w:r>
+    </w:p>
+    <w:p>
+      <w:pPr>
+        <w:spacing w:line="276" w:lineRule="auto"/>
+      </w:pPr>
+      <w:r>
+        <w:t>Vue's seat selection interface is a standout feature of their system. It displays a graphical layout of the screen showing every seat as a coloured icon, with different colours representing different seat types and prices. VIP seats are shown in orange at £8.49, Regular seats in black at £7.49, Saver seats in green at £6.49 and Super Saver seats in red at £4.99. Occupied seats are shown in grey so customers can immediately see what is available. Rows are labelled alphabetically on the left hand side. This graphical seat selection is a key feature I plan to implement in Filmtopia as it directly addresses the double booking problem identified in the interviews. By showing customers and staff exactly which seats are taken in real time the system eliminates the risk of two people being assigned the same seat.</w:t>
       </w:r>
     </w:p>
     <w:p>
@@ -4339,7 +3850,116 @@
           <w:b/>
           <w:bCs/>
         </w:rPr>
-        <w:t>Seat Selection Screen</w:t>
+        <w:t>Features Identified for Filmtopia</w:t>
+      </w:r>
+    </w:p>
+    <w:p>
+      <w:pPr>
+        <w:pStyle w:val="ListParagraph"/>
+        <w:numPr>
+          <w:ilvl w:val="0"/>
+          <w:numId w:val="1"/>
+        </w:numPr>
+        <w:spacing w:after="60" w:line="276" w:lineRule="auto"/>
+        <w:contextualSpacing w:val="0"/>
+      </w:pPr>
+      <w:r>
+        <w:t>A visual film listings interface showing posters and screening times clearly</w:t>
+      </w:r>
+    </w:p>
+    <w:p>
+      <w:pPr>
+        <w:pStyle w:val="ListParagraph"/>
+        <w:numPr>
+          <w:ilvl w:val="0"/>
+          <w:numId w:val="1"/>
+        </w:numPr>
+        <w:spacing w:after="60" w:line="276" w:lineRule="auto"/>
+        <w:contextualSpacing w:val="0"/>
+      </w:pPr>
+      <w:r>
+        <w:t>A graphical seat map showing available and occupied seats in real time</w:t>
+      </w:r>
+    </w:p>
+    <w:p>
+      <w:pPr>
+        <w:pStyle w:val="ListParagraph"/>
+        <w:numPr>
+          <w:ilvl w:val="0"/>
+          <w:numId w:val="1"/>
+        </w:numPr>
+        <w:spacing w:after="60" w:line="276" w:lineRule="auto"/>
+        <w:contextualSpacing w:val="0"/>
+      </w:pPr>
+      <w:r>
+        <w:t>Colour coding to distinguish between different types of seats or statuses</w:t>
+      </w:r>
+    </w:p>
+    <w:p>
+      <w:pPr>
+        <w:pStyle w:val="ListParagraph"/>
+        <w:numPr>
+          <w:ilvl w:val="0"/>
+          <w:numId w:val="1"/>
+        </w:numPr>
+        <w:spacing w:after="60" w:line="276" w:lineRule="auto"/>
+        <w:contextualSpacing w:val="0"/>
+      </w:pPr>
+      <w:r>
+        <w:t>Clear display of screening information including screen number, time and date</w:t>
+      </w:r>
+    </w:p>
+    <w:p>
+      <w:pPr>
+        <w:pStyle w:val="ListParagraph"/>
+        <w:numPr>
+          <w:ilvl w:val="0"/>
+          <w:numId w:val="1"/>
+        </w:numPr>
+        <w:spacing w:after="60" w:line="276" w:lineRule="auto"/>
+        <w:contextualSpacing w:val="0"/>
+      </w:pPr>
+      <w:r>
+        <w:t>A quick search function allowing users to find screenings by film, date and time</w:t>
+      </w:r>
+    </w:p>
+    <w:p>
+      <w:pPr>
+        <w:pStyle w:val="Heading4"/>
+        <w:rPr>
+          <w:b/>
+          <w:bCs/>
+          <w:color w:val="000000" w:themeColor="text1"/>
+        </w:rPr>
+      </w:pPr>
+      <w:r>
+        <w:rPr>
+          <w:b/>
+          <w:bCs/>
+          <w:color w:val="000000" w:themeColor="text1"/>
+        </w:rPr>
+        <w:t>Desk Based Research - Odeon Cinema (odeon.co.uk)</w:t>
+      </w:r>
+    </w:p>
+    <w:p>
+      <w:pPr>
+        <w:spacing w:line="276" w:lineRule="auto"/>
+      </w:pPr>
+      <w:r>
+        <w:t>The second system I researched was Odeon, which is the largest cinema chain in the UK. Odeon operates over 120 cinemas across the UK and Ireland and their online booking system offered several useful features to compare against Vue and to inform the design of Filmtopia.</w:t>
+      </w:r>
+    </w:p>
+    <w:p>
+      <w:pPr>
+        <w:spacing w:before="80" w:after="40"/>
+      </w:pPr>
+      <w:r>
+        <w:rPr>
+          <w:b/>
+          <w:bCs/>
+        </w:rPr>
+        <w:lastRenderedPageBreak/>
+        <w:t>Film Listings Page</w:t>
       </w:r>
     </w:p>
     <w:p>
@@ -4351,12 +3971,11 @@
         <w:rPr>
           <w:noProof/>
         </w:rPr>
-        <w:lastRenderedPageBreak/>
         <w:drawing>
-          <wp:inline distT="0" distB="0" distL="0" distR="0" wp14:anchorId="456DA744" wp14:editId="1AB6B7F1">
-            <wp:extent cx="5143500" cy="4038600"/>
+          <wp:inline distT="0" distB="0" distL="0" distR="0" wp14:anchorId="3280BCAA" wp14:editId="0FD2A1B3">
+            <wp:extent cx="4476750" cy="4381500"/>
             <wp:effectExtent l="0" t="0" r="0" b="0"/>
-            <wp:docPr id="899379480" name="Picture 899379480"/>
+            <wp:docPr id="2009319500" name="Picture 2009319500"/>
             <wp:cNvGraphicFramePr>
               <a:graphicFrameLocks xmlns:a="http://schemas.openxmlformats.org/drawingml/2006/main" noChangeAspect="1"/>
             </wp:cNvGraphicFramePr>
@@ -4379,6 +3998,178 @@
                   <pic:spPr bwMode="auto">
                     <a:xfrm>
                       <a:off x="0" y="0"/>
+                      <a:ext cx="4476750" cy="4381500"/>
+                    </a:xfrm>
+                    <a:prstGeom prst="rect">
+                      <a:avLst/>
+                    </a:prstGeom>
+                  </pic:spPr>
+                </pic:pic>
+              </a:graphicData>
+            </a:graphic>
+          </wp:inline>
+        </w:drawing>
+      </w:r>
+    </w:p>
+    <w:p>
+      <w:pPr>
+        <w:spacing w:after="200"/>
+        <w:jc w:val="center"/>
+      </w:pPr>
+      <w:r>
+        <w:rPr>
+          <w:i/>
+          <w:iCs/>
+          <w:color w:val="595959"/>
+          <w:sz w:val="20"/>
+          <w:szCs w:val="20"/>
+        </w:rPr>
+        <w:t>Figure 4: Odeon film listings page (odeon.co.uk)</w:t>
+      </w:r>
+    </w:p>
+    <w:p>
+      <w:pPr>
+        <w:spacing w:line="276" w:lineRule="auto"/>
+      </w:pPr>
+      <w:r>
+        <w:t>Similar to Vue, Odeon presents films using large poster images organised under a Top Films heading. However Odeon includes additional information directly on the film page such as the director, cast, runtime, release date and genre tags. This richer level of detail gives customers more context before making a booking decision. Odeon also includes a quick search bar at the bottom of the page allowing users to filter by cinema, film, date and time. One notable difference from Vue is that Odeon uses a darker navy blue colour scheme throughout which creates a more premium feel. For Filmtopia I will aim to display key film information clearly on the customer kiosk so customers can make informed decisions quickly.</w:t>
+      </w:r>
+    </w:p>
+    <w:p>
+      <w:pPr>
+        <w:spacing w:before="80" w:after="40"/>
+      </w:pPr>
+      <w:r>
+        <w:rPr>
+          <w:b/>
+          <w:bCs/>
+        </w:rPr>
+        <w:t>Screening Times Page</w:t>
+      </w:r>
+    </w:p>
+    <w:p>
+      <w:pPr>
+        <w:spacing w:before="120"/>
+        <w:jc w:val="center"/>
+      </w:pPr>
+      <w:r>
+        <w:rPr>
+          <w:noProof/>
+        </w:rPr>
+        <w:lastRenderedPageBreak/>
+        <w:drawing>
+          <wp:inline distT="0" distB="0" distL="0" distR="0" wp14:anchorId="1E91FEA3" wp14:editId="61E265F1">
+            <wp:extent cx="4286250" cy="4343400"/>
+            <wp:effectExtent l="0" t="0" r="0" b="0"/>
+            <wp:docPr id="1339000641" name="Picture 1339000641"/>
+            <wp:cNvGraphicFramePr>
+              <a:graphicFrameLocks xmlns:a="http://schemas.openxmlformats.org/drawingml/2006/main" noChangeAspect="1"/>
+            </wp:cNvGraphicFramePr>
+            <a:graphic xmlns:a="http://schemas.openxmlformats.org/drawingml/2006/main">
+              <a:graphicData uri="http://schemas.openxmlformats.org/drawingml/2006/picture">
+                <pic:pic xmlns:pic="http://schemas.openxmlformats.org/drawingml/2006/picture">
+                  <pic:nvPicPr>
+                    <pic:cNvPr id="0" name=""/>
+                    <pic:cNvPicPr>
+                      <a:picLocks noChangeAspect="1" noChangeArrowheads="1"/>
+                    </pic:cNvPicPr>
+                  </pic:nvPicPr>
+                  <pic:blipFill>
+                    <a:blip r:embed="rId14"/>
+                    <a:srcRect/>
+                    <a:stretch>
+                      <a:fillRect/>
+                    </a:stretch>
+                  </pic:blipFill>
+                  <pic:spPr bwMode="auto">
+                    <a:xfrm>
+                      <a:off x="0" y="0"/>
+                      <a:ext cx="4286250" cy="4343400"/>
+                    </a:xfrm>
+                    <a:prstGeom prst="rect">
+                      <a:avLst/>
+                    </a:prstGeom>
+                  </pic:spPr>
+                </pic:pic>
+              </a:graphicData>
+            </a:graphic>
+          </wp:inline>
+        </w:drawing>
+      </w:r>
+    </w:p>
+    <w:p>
+      <w:pPr>
+        <w:spacing w:after="200"/>
+        <w:jc w:val="center"/>
+      </w:pPr>
+      <w:r>
+        <w:rPr>
+          <w:i/>
+          <w:iCs/>
+          <w:color w:val="595959"/>
+          <w:sz w:val="20"/>
+          <w:szCs w:val="20"/>
+        </w:rPr>
+        <w:t>Figure 5: Odeon screening times page (odeon.co.uk)</w:t>
+      </w:r>
+    </w:p>
+    <w:p>
+      <w:pPr>
+        <w:spacing w:line="276" w:lineRule="auto"/>
+      </w:pPr>
+      <w:r>
+        <w:t>Odeon's screening times page clearly displays the film title, runtime, release date and genre alongside all available showtimes. Screenings are organised by date across the top of the page and grouped by cinema location below. Each screening card shows the start time, screen number and format such as 3D. A Book Now button is displayed prominently on each card making the next action immediately obvious. This clear layout is something I will replicate in Filmtopia where staff should be able to see all screenings for a given film at a glance.</w:t>
+      </w:r>
+    </w:p>
+    <w:p>
+      <w:pPr>
+        <w:spacing w:before="80" w:after="40"/>
+      </w:pPr>
+      <w:r>
+        <w:rPr>
+          <w:b/>
+          <w:bCs/>
+        </w:rPr>
+        <w:t>Seat Selection Screen</w:t>
+      </w:r>
+    </w:p>
+    <w:p>
+      <w:pPr>
+        <w:spacing w:before="120"/>
+        <w:jc w:val="center"/>
+      </w:pPr>
+      <w:r>
+        <w:rPr>
+          <w:noProof/>
+        </w:rPr>
+        <w:lastRenderedPageBreak/>
+        <w:drawing>
+          <wp:inline distT="0" distB="0" distL="0" distR="0" wp14:anchorId="456DA744" wp14:editId="1AB6B7F1">
+            <wp:extent cx="5143500" cy="4038600"/>
+            <wp:effectExtent l="0" t="0" r="0" b="0"/>
+            <wp:docPr id="899379480" name="Picture 899379480"/>
+            <wp:cNvGraphicFramePr>
+              <a:graphicFrameLocks xmlns:a="http://schemas.openxmlformats.org/drawingml/2006/main" noChangeAspect="1"/>
+            </wp:cNvGraphicFramePr>
+            <a:graphic xmlns:a="http://schemas.openxmlformats.org/drawingml/2006/main">
+              <a:graphicData uri="http://schemas.openxmlformats.org/drawingml/2006/picture">
+                <pic:pic xmlns:pic="http://schemas.openxmlformats.org/drawingml/2006/picture">
+                  <pic:nvPicPr>
+                    <pic:cNvPr id="0" name=""/>
+                    <pic:cNvPicPr>
+                      <a:picLocks noChangeAspect="1" noChangeArrowheads="1"/>
+                    </pic:cNvPicPr>
+                  </pic:nvPicPr>
+                  <pic:blipFill>
+                    <a:blip r:embed="rId15"/>
+                    <a:srcRect/>
+                    <a:stretch>
+                      <a:fillRect/>
+                    </a:stretch>
+                  </pic:blipFill>
+                  <pic:spPr bwMode="auto">
+                    <a:xfrm>
+                      <a:off x="0" y="0"/>
                       <a:ext cx="5143500" cy="4038600"/>
                     </a:xfrm>
                     <a:prstGeom prst="rect">
@@ -4413,23 +4204,7 @@
         <w:spacing w:line="276" w:lineRule="auto"/>
       </w:pPr>
       <w:r>
-        <w:t xml:space="preserve">Odeon's seat selection screen is particularly well designed and shows several features worth incorporating into </w:t>
-      </w:r>
-      <w:proofErr w:type="spellStart"/>
-      <w:r>
-        <w:t>Filmtopia</w:t>
-      </w:r>
-      <w:proofErr w:type="spellEnd"/>
-      <w:r>
-        <w:t xml:space="preserve">. The screen displays a graphical layout of the entire auditorium with seats colour coded by type and price. Green seats represent Classic Saver at £14.99, cream seats represent Classic at £16.49 and orange seats represent Classic Popular at £17.99. Unavailable seats are shown with an X so it is immediately clear which seats cannot be booked. A seat key at the bottom explains the colour coding including wheelchair and companion seat options. The booking process is also clearly structured using a step by step tab navigation at the top showing Seats, Sign In, Tickets, Food, Summary and Payment. This staged approach guides the user through the process logically and reduces confusion. For </w:t>
-      </w:r>
-      <w:proofErr w:type="spellStart"/>
-      <w:r>
-        <w:t>Filmtopia</w:t>
-      </w:r>
-      <w:proofErr w:type="spellEnd"/>
-      <w:r>
-        <w:t xml:space="preserve"> I will incorporate a similar colour coded seat map and a clear step by step flow for the customer kiosk booking process.</w:t>
+        <w:t>Odeon's seat selection screen is particularly well designed and shows several features worth incorporating into Filmtopia. The screen displays a graphical layout of the entire auditorium with seats colour coded by type and price. Green seats represent Classic Saver at £14.99, cream seats represent Classic at £16.49 and orange seats represent Classic Popular at £17.99. Unavailable seats are shown with an X so it is immediately clear which seats cannot be booked. A seat key at the bottom explains the colour coding including wheelchair and companion seat options. The booking process is also clearly structured using a step by step tab navigation at the top showing Seats, Sign In, Tickets, Food, Summary and Payment. This staged approach guides the user through the process logically and reduces confusion. For Filmtopia I will incorporate a similar colour coded seat map and a clear step by step flow for the customer kiosk booking process.</w:t>
       </w:r>
     </w:p>
     <w:p>
@@ -4441,17 +4216,8 @@
           <w:b/>
           <w:bCs/>
         </w:rPr>
-        <w:t xml:space="preserve">Features Identified for </w:t>
-      </w:r>
-      <w:proofErr w:type="spellStart"/>
-      <w:r>
-        <w:rPr>
-          <w:b/>
-          <w:bCs/>
-        </w:rPr>
-        <w:t>Filmtopia</w:t>
-      </w:r>
-      <w:proofErr w:type="spellEnd"/>
+        <w:t>Features Identified for Filmtopia</w:t>
+      </w:r>
     </w:p>
     <w:p>
       <w:pPr>
@@ -4580,10 +4346,10 @@
                     <pic:cNvPicPr/>
                   </pic:nvPicPr>
                   <pic:blipFill>
-                    <a:blip r:embed="rId14">
+                    <a:blip r:embed="rId16">
                       <a:extLst>
                         <a:ext uri="{96DAC541-7B7A-43D3-8B79-37D633B846F1}">
-                          <asvg:svgBlip xmlns:asvg="http://schemas.microsoft.com/office/drawing/2016/SVG/main" r:embed="rId15"/>
+                          <asvg:svgBlip xmlns:asvg="http://schemas.microsoft.com/office/drawing/2016/SVG/main" r:embed="rId17"/>
                         </a:ext>
                       </a:extLst>
                     </a:blip>
@@ -4678,15 +4444,7 @@
         <w:spacing w:line="276" w:lineRule="auto"/>
       </w:pPr>
       <w:r>
-        <w:t xml:space="preserve">The existing system at </w:t>
-      </w:r>
-      <w:proofErr w:type="spellStart"/>
-      <w:r>
-        <w:t>Filmtopia</w:t>
-      </w:r>
-      <w:proofErr w:type="spellEnd"/>
-      <w:r>
-        <w:t xml:space="preserve"> receives several types of input, all of which are entered manually by staff or the manager. When a customer arrives to book tickets a member of staff writes the customer's name, chosen film, screening time, number of tickets and preferred seats into a paper booking diary. There is no digital record of this at the point of entry meaning the accuracy of the data depends entirely on the staff member's handwriting and attention to detail.</w:t>
+        <w:t>The existing system at Filmtopia receives several types of input, all of which are entered manually by staff or the manager. When a customer arrives to book tickets a member of staff writes the customer's name, chosen film, screening time, number of tickets and preferred seats into a paper booking diary. There is no digital record of this at the point of entry meaning the accuracy of the data depends entirely on the staff member's handwriting and attention to detail.</w:t>
       </w:r>
     </w:p>
     <w:p>
@@ -4893,13 +4651,8 @@
       <w:pPr>
         <w:spacing w:line="276" w:lineRule="auto"/>
       </w:pPr>
-      <w:proofErr w:type="spellStart"/>
-      <w:r>
-        <w:t>Filmtopia</w:t>
-      </w:r>
-      <w:proofErr w:type="spellEnd"/>
-      <w:r>
-        <w:t xml:space="preserve"> is a small independent cinema that is currently managing all of its operations using a combination of paper records and disconnected spreadsheets. This approach may have been adequate when the cinema first opened but it has become increasingly </w:t>
+      <w:r>
+        <w:t xml:space="preserve">Filmtopia is a small independent cinema that is currently managing all of its operations using a combination of paper records and disconnected spreadsheets. This approach may have been adequate when the cinema first opened but it has become increasingly </w:t>
       </w:r>
       <w:r>
         <w:lastRenderedPageBreak/>
@@ -4911,15 +4664,7 @@
         <w:spacing w:line="276" w:lineRule="auto"/>
       </w:pPr>
       <w:r>
-        <w:t xml:space="preserve">The most critical issue identified through the investigation is the risk of double bookings. Because seat allocations are recorded manually in a paper diary with no real time updating, two members of staff can independently assign the same seat to different customers for the same screening without either being aware of it. This was confirmed by both members of staff interviewed and by 65% of customers in the questionnaire who reported having experienced a problem when booking at </w:t>
-      </w:r>
-      <w:proofErr w:type="spellStart"/>
-      <w:r>
-        <w:t>Filmtopia</w:t>
-      </w:r>
-      <w:proofErr w:type="spellEnd"/>
-      <w:r>
-        <w:t>. It was also directly observed during the site visit. This is not an occasional or minor issue but a fundamental flaw in how the existing system manages booking data. A relational database with referential integrity enforced between the relevant tables will directly address this by ensuring that once a seat is recorded as booked for a particular screening it cannot be booked again. This is dealt with by Objective 2 in the next section and supported by Objective 3, which covers the graphical seat map that makes taken seats visible at a glance.</w:t>
+        <w:t>The most critical issue identified through the investigation is the risk of double bookings. Because seat allocations are recorded manually in a paper diary with no real time updating, two members of staff can independently assign the same seat to different customers for the same screening without either being aware of it. This was confirmed by both members of staff interviewed and by 65% of customers in the questionnaire who reported having experienced a problem when booking at Filmtopia. It was also directly observed during the site visit. This is not an occasional or minor issue but a fundamental flaw in how the existing system manages booking data. A relational database with referential integrity enforced between the relevant tables will directly address this by ensuring that once a seat is recorded as booked for a particular screening it cannot be booked again. This is dealt with by Objective 2 in the next section and supported by Objective 3, which covers the graphical seat map that makes taken seats visible at a glance.</w:t>
       </w:r>
     </w:p>
     <w:p>
@@ -4935,15 +4680,7 @@
         <w:spacing w:line="276" w:lineRule="auto"/>
       </w:pPr>
       <w:r>
-        <w:t xml:space="preserve">The third significant problem is the poor customer facing experience. The kiosk currently installed in the cinema can only handle food and drink orders and cannot sell tickets, which forces customers to queue at both the kiosk and the box office. This was raised by multiple customers in the questionnaire and observed directly during the site visit. The proposed solution will address this by providing a customer kiosk interface through which customers can browse films, select a screening, choose their seats and add food and drink items to their order in a single joined up process. This is dealt with by Objective 4, which covers the </w:t>
-      </w:r>
-      <w:proofErr w:type="spellStart"/>
-      <w:r>
-        <w:t>self service</w:t>
-      </w:r>
-      <w:proofErr w:type="spellEnd"/>
-      <w:r>
-        <w:t xml:space="preserve"> kiosk, and Objective 5, which covers adding food and drink to a booking.</w:t>
+        <w:t>The third significant problem is the poor customer facing experience. The kiosk currently installed in the cinema can only handle food and drink orders and cannot sell tickets, which forces customers to queue at both the kiosk and the box office. This was raised by multiple customers in the questionnaire and observed directly during the site visit. The proposed solution will address this by providing a customer kiosk interface through which customers can browse films, select a screening, choose their seats and add food and drink items to their order in a single joined up process. This is dealt with by Objective 4, which covers the self service kiosk, and Objective 5, which covers adding food and drink to a booking.</w:t>
       </w:r>
     </w:p>
     <w:p>
@@ -4978,31 +4715,15 @@
         <w:spacing w:line="276" w:lineRule="auto"/>
       </w:pPr>
       <w:r>
-        <w:t xml:space="preserve">Functional requirements are the specific things the system must be able to do. For </w:t>
-      </w:r>
-      <w:proofErr w:type="spellStart"/>
-      <w:r>
-        <w:t>Filmtopia</w:t>
-      </w:r>
-      <w:proofErr w:type="spellEnd"/>
-      <w:r>
-        <w:t xml:space="preserve"> these include the ability to add and manage films and screenings (Objectives 6 and 7), to display a graphical seat map showing which seats are available and which are already booked (Objective 3), to process customer bookings and link them to specific seats and screenings (Objectives 1 and 2), to allow food and drink orders to be added to a booking (Objective 5) and to generate sales reports for the manager (Objective 8). These requirements map directly to the objectives set out later in this investigation.</w:t>
-      </w:r>
-    </w:p>
-    <w:p>
-      <w:pPr>
-        <w:spacing w:line="276" w:lineRule="auto"/>
-      </w:pPr>
-      <w:r>
-        <w:t xml:space="preserve">Non-functional requirements are the qualities the system must have rather than the specific things it must do. For </w:t>
-      </w:r>
-      <w:proofErr w:type="spellStart"/>
-      <w:r>
-        <w:t>Filmtopia</w:t>
-      </w:r>
-      <w:proofErr w:type="spellEnd"/>
-      <w:r>
-        <w:t xml:space="preserve"> the most important non-functional requirements are reliability, usability and data integrity. The system must be reliable enough to be used continuously during opening hours without crashing or producing errors. It must be usable by staff with varying levels of technical confidence without extensive training, which is reflected in Objectives 14 and 15. And it must maintain data integrity at all times, meaning it should never be possible for the database to reach a state where bookings are duplicated, records are incomplete or data is inconsistent between tables, which is reflected in Objectives 2 and 13.</w:t>
+        <w:t>Functional requirements are the specific things the system must be able to do. For Filmtopia these include the ability to add and manage films and screenings (Objectives 6 and 7), to display a graphical seat map showing which seats are available and which are already booked (Objective 3), to process customer bookings and link them to specific seats and screenings (Objectives 1 and 2), to allow food and drink orders to be added to a booking (Objective 5) and to generate sales reports for the manager (Objective 8). These requirements map directly to the objectives set out later in this investigation.</w:t>
+      </w:r>
+    </w:p>
+    <w:p>
+      <w:pPr>
+        <w:spacing w:line="276" w:lineRule="auto"/>
+      </w:pPr>
+      <w:r>
+        <w:t>Non-functional requirements are the qualities the system must have rather than the specific things it must do. For Filmtopia the most important non-functional requirements are reliability, usability and data integrity. The system must be reliable enough to be used continuously during opening hours without crashing or producing errors. It must be usable by staff with varying levels of technical confidence without extensive training, which is reflected in Objectives 14 and 15. And it must maintain data integrity at all times, meaning it should never be possible for the database to reach a state where bookings are duplicated, records are incomplete or data is inconsistent between tables, which is reflected in Objectives 2 and 13.</w:t>
       </w:r>
     </w:p>
     <w:p>
@@ -5028,47 +4749,15 @@
         <w:spacing w:line="276" w:lineRule="auto"/>
       </w:pPr>
       <w:r>
-        <w:t xml:space="preserve">The proposed solution is a Visual Basic .NET Windows Forms application built in Visual Studio, using </w:t>
-      </w:r>
-      <w:proofErr w:type="spellStart"/>
-      <w:r>
-        <w:t>OleDb</w:t>
-      </w:r>
-      <w:proofErr w:type="spellEnd"/>
-      <w:r>
-        <w:t xml:space="preserve"> to manage the connection between the application and a Microsoft Access database stored in the Access 2002 to 2003 .</w:t>
-      </w:r>
-      <w:proofErr w:type="spellStart"/>
-      <w:r>
-        <w:t>mdb</w:t>
-      </w:r>
-      <w:proofErr w:type="spellEnd"/>
-      <w:r>
-        <w:t xml:space="preserve"> format. Visual Basic .NET has been chosen because it is the language used throughout this course and it allows the rapid development of graphical Windows applications with a professional user interface. </w:t>
-      </w:r>
-      <w:proofErr w:type="spellStart"/>
-      <w:r>
-        <w:t>OleDb</w:t>
-      </w:r>
-      <w:proofErr w:type="spellEnd"/>
-      <w:r>
-        <w:t xml:space="preserve"> has been chosen as the database connectivity method because it provides a straightforward and reliable way of connecting a Visual Basic .NET application to a Microsoft Access database, allowing SQL queries to be executed directly from the application code to insert, update, delete and retrieve records. Microsoft Access has been chosen as the database because it supports a full relational structure with primary keys, foreign keys and referential integrity which directly addresses the data management problems identified in the investigation.</w:t>
-      </w:r>
-    </w:p>
-    <w:p>
-      <w:pPr>
-        <w:spacing w:line="276" w:lineRule="auto"/>
-      </w:pPr>
-      <w:r>
-        <w:t xml:space="preserve">The system will support three distinct user types each with their own interface and access level. Customers will access the system through a </w:t>
-      </w:r>
-      <w:proofErr w:type="spellStart"/>
-      <w:r>
-        <w:t>self service</w:t>
-      </w:r>
-      <w:proofErr w:type="spellEnd"/>
-      <w:r>
-        <w:t xml:space="preserve"> kiosk interface. Staff will be </w:t>
+        <w:t>The proposed solution is a Visual Basic .NET Windows Forms application built in Visual Studio, using OleDb to manage the connection between the application and a Microsoft Access database stored in the Access 2002 to 2003 .mdb format. Visual Basic .NET has been chosen because it is the language used throughout this course and it allows the rapid development of graphical Windows applications with a professional user interface. OleDb has been chosen as the database connectivity method because it provides a straightforward and reliable way of connecting a Visual Basic .NET application to a Microsoft Access database, allowing SQL queries to be executed directly from the application code to insert, update, delete and retrieve records. Microsoft Access has been chosen as the database because it supports a full relational structure with primary keys, foreign keys and referential integrity which directly addresses the data management problems identified in the investigation.</w:t>
+      </w:r>
+    </w:p>
+    <w:p>
+      <w:pPr>
+        <w:spacing w:line="276" w:lineRule="auto"/>
+      </w:pPr>
+      <w:r>
+        <w:t xml:space="preserve">The system will support three distinct user types each with their own interface and access level. Customers will access the system through a self service kiosk interface. Staff will be </w:t>
       </w:r>
       <w:r>
         <w:lastRenderedPageBreak/>
@@ -5107,15 +4796,7 @@
         <w:spacing w:line="276" w:lineRule="auto"/>
       </w:pPr>
       <w:r>
-        <w:t xml:space="preserve">Whilst the proposed </w:t>
-      </w:r>
-      <w:proofErr w:type="spellStart"/>
-      <w:r>
-        <w:t>Filmtopia</w:t>
-      </w:r>
-      <w:proofErr w:type="spellEnd"/>
-      <w:r>
-        <w:t xml:space="preserve"> system will address the core problems identified in the investigation, there are several areas that will not be included in the solution due to constraints of time, scope and available hardware and software. These limitations are outlined below.</w:t>
+        <w:t>Whilst the proposed Filmtopia system will address the core problems identified in the investigation, there are several areas that will not be included in the solution due to constraints of time, scope and available hardware and software. These limitations are outlined below.</w:t>
       </w:r>
     </w:p>
     <w:p>
@@ -5147,23 +4828,7 @@
         <w:spacing w:line="276" w:lineRule="auto"/>
       </w:pPr>
       <w:r>
-        <w:t xml:space="preserve">The system will not support multiple simultaneous users over a network. Whilst </w:t>
-      </w:r>
-      <w:proofErr w:type="spellStart"/>
-      <w:r>
-        <w:t>OleDb</w:t>
-      </w:r>
-      <w:proofErr w:type="spellEnd"/>
-      <w:r>
-        <w:t xml:space="preserve"> connections to a Microsoft Access database can technically support multiple users, developing a fully networked multi-user system with appropriate concurrency controls and conflict resolution is beyond the scope of this project. The system will be designed for use on a single machine or a small number of machines accessing the same .</w:t>
-      </w:r>
-      <w:proofErr w:type="spellStart"/>
-      <w:r>
-        <w:t>mdb</w:t>
-      </w:r>
-      <w:proofErr w:type="spellEnd"/>
-      <w:r>
-        <w:t xml:space="preserve"> database file locally.</w:t>
+        <w:t>The system will not support multiple simultaneous users over a network. Whilst OleDb connections to a Microsoft Access database can technically support multiple users, developing a fully networked multi-user system with appropriate concurrency controls and conflict resolution is beyond the scope of this project. The system will be designed for use on a single machine or a small number of machines accessing the same .mdb database file locally.</w:t>
       </w:r>
     </w:p>
     <w:p>
@@ -5427,15 +5092,7 @@
         <w:t xml:space="preserve">Success Criteria: </w:t>
       </w:r>
       <w:r>
-        <w:t xml:space="preserve">The report should be generated using an SQL query through the </w:t>
-      </w:r>
-      <w:proofErr w:type="spellStart"/>
-      <w:r>
-        <w:t>OleDb</w:t>
-      </w:r>
-      <w:proofErr w:type="spellEnd"/>
-      <w:r>
-        <w:t xml:space="preserve"> connection and displayed on screen within 5 seconds of the date range being selected. The report should show the correct total number of tickets sold and total revenue for the selected period, calculated directly from the bookings in the database.</w:t>
+        <w:t>The report should be generated using an SQL query through the OleDb connection and displayed on screen within 5 seconds of the date range being selected. The report should show the correct total number of tickets sold and total revenue for the selected period, calculated directly from the bookings in the database.</w:t>
       </w:r>
     </w:p>
     <w:p>
@@ -5598,15 +5255,7 @@
         <w:t xml:space="preserve">Success Criteria: </w:t>
       </w:r>
       <w:r>
-        <w:t xml:space="preserve">All forms should use the same colour scheme, font and button placement. Navigation buttons should appear in consistent positions across all forms. The system should look professional and be immediately recognisable as a </w:t>
-      </w:r>
-      <w:proofErr w:type="spellStart"/>
-      <w:r>
-        <w:t>Filmtopia</w:t>
-      </w:r>
-      <w:proofErr w:type="spellEnd"/>
-      <w:r>
-        <w:t xml:space="preserve"> branded application.</w:t>
+        <w:t>All forms should use the same colour scheme, font and button placement. Navigation buttons should appear in consistent positions across all forms. The system should look professional and be immediately recognisable as a Filmtopia branded application.</w:t>
       </w:r>
     </w:p>
     <w:p>
@@ -5639,12 +5288,12 @@
     </w:p>
     <w:p/>
     <w:sectPr>
-      <w:headerReference w:type="even" r:id="rId16"/>
-      <w:headerReference w:type="default" r:id="rId17"/>
-      <w:footerReference w:type="even" r:id="rId18"/>
-      <w:footerReference w:type="default" r:id="rId19"/>
-      <w:headerReference w:type="first" r:id="rId20"/>
-      <w:footerReference w:type="first" r:id="rId21"/>
+      <w:headerReference w:type="even" r:id="rId18"/>
+      <w:headerReference w:type="default" r:id="rId19"/>
+      <w:footerReference w:type="even" r:id="rId20"/>
+      <w:footerReference w:type="default" r:id="rId21"/>
+      <w:headerReference w:type="first" r:id="rId22"/>
+      <w:footerReference w:type="first" r:id="rId23"/>
       <w:pgSz w:w="12240" w:h="15840"/>
       <w:pgMar w:top="1440" w:right="1440" w:bottom="1440" w:left="1440" w:header="720" w:footer="720" w:gutter="0"/>
       <w:pgBorders w:offsetFrom="page">
@@ -6890,6 +6539,795 @@
 </w:styles>
 </file>
 
+<file path=word/charts/chart1.xml><?xml version="1.0" encoding="utf-8"?>
+<c:chartSpace xmlns:c="http://schemas.openxmlformats.org/drawingml/2006/chart" xmlns:a="http://schemas.openxmlformats.org/drawingml/2006/main" xmlns:r="http://schemas.openxmlformats.org/officeDocument/2006/relationships" xmlns:c16r2="http://schemas.microsoft.com/office/drawing/2015/06/chart">
+  <c:date1904 val="0"/>
+  <c:lang val="en-US"/>
+  <c:roundedCorners val="0"/>
+  <mc:AlternateContent xmlns:mc="http://schemas.openxmlformats.org/markup-compatibility/2006">
+    <mc:Choice xmlns:c14="http://schemas.microsoft.com/office/drawing/2007/8/2/chart" Requires="c14">
+      <c14:style val="102"/>
+    </mc:Choice>
+    <mc:Fallback>
+      <c:style val="2"/>
+    </mc:Fallback>
+  </mc:AlternateContent>
+  <c:chart>
+    <c:title>
+      <c:overlay val="0"/>
+      <c:spPr>
+        <a:noFill/>
+        <a:ln>
+          <a:noFill/>
+        </a:ln>
+        <a:effectLst/>
+      </c:spPr>
+      <c:txPr>
+        <a:bodyPr rot="0" spcFirstLastPara="1" vertOverflow="ellipsis" vert="horz" wrap="square" anchor="ctr" anchorCtr="1"/>
+        <a:lstStyle/>
+        <a:p>
+          <a:pPr>
+            <a:defRPr sz="1400" b="0" i="0" u="none" strike="noStrike" kern="1200" spc="0" baseline="0">
+              <a:solidFill>
+                <a:schemeClr val="tx1">
+                  <a:lumMod val="65000"/>
+                  <a:lumOff val="35000"/>
+                </a:schemeClr>
+              </a:solidFill>
+              <a:latin typeface="+mn-lt"/>
+              <a:ea typeface="+mn-ea"/>
+              <a:cs typeface="+mn-cs"/>
+            </a:defRPr>
+          </a:pPr>
+          <a:endParaRPr lang="en-US"/>
+        </a:p>
+      </c:txPr>
+    </c:title>
+    <c:autoTitleDeleted val="0"/>
+    <c:plotArea>
+      <c:layout/>
+      <c:pieChart>
+        <c:varyColors val="1"/>
+        <c:ser>
+          <c:idx val="0"/>
+          <c:order val="0"/>
+          <c:tx>
+            <c:strRef>
+              <c:f>Sheet1!$B$1</c:f>
+              <c:strCache>
+                <c:ptCount val="1"/>
+                <c:pt idx="0">
+                  <c:v>Responses</c:v>
+                </c:pt>
+              </c:strCache>
+            </c:strRef>
+          </c:tx>
+          <c:dPt>
+            <c:idx val="0"/>
+            <c:bubble3D val="0"/>
+            <c:spPr>
+              <a:solidFill>
+                <a:schemeClr val="accent1"/>
+              </a:solidFill>
+              <a:ln w="19050">
+                <a:solidFill>
+                  <a:schemeClr val="lt1"/>
+                </a:solidFill>
+              </a:ln>
+              <a:effectLst/>
+            </c:spPr>
+            <c:extLst>
+              <c:ext xmlns:c16="http://schemas.microsoft.com/office/drawing/2014/chart" uri="{C3380CC4-5D6E-409C-BE32-E72D297353CC}">
+                <c16:uniqueId val="{00000001-6DAC-4C62-B5D1-84FFDB1AEECE}"/>
+              </c:ext>
+            </c:extLst>
+          </c:dPt>
+          <c:dPt>
+            <c:idx val="1"/>
+            <c:bubble3D val="0"/>
+            <c:spPr>
+              <a:solidFill>
+                <a:schemeClr val="accent2"/>
+              </a:solidFill>
+              <a:ln w="19050">
+                <a:solidFill>
+                  <a:schemeClr val="lt1"/>
+                </a:solidFill>
+              </a:ln>
+              <a:effectLst/>
+            </c:spPr>
+            <c:extLst>
+              <c:ext xmlns:c16="http://schemas.microsoft.com/office/drawing/2014/chart" uri="{C3380CC4-5D6E-409C-BE32-E72D297353CC}">
+                <c16:uniqueId val="{00000003-6DAC-4C62-B5D1-84FFDB1AEECE}"/>
+              </c:ext>
+            </c:extLst>
+          </c:dPt>
+          <c:cat>
+            <c:strRef>
+              <c:f>Sheet1!$A$2:$A$3</c:f>
+              <c:strCache>
+                <c:ptCount val="2"/>
+                <c:pt idx="0">
+                  <c:v>Yes</c:v>
+                </c:pt>
+                <c:pt idx="1">
+                  <c:v>No</c:v>
+                </c:pt>
+              </c:strCache>
+            </c:strRef>
+          </c:cat>
+          <c:val>
+            <c:numRef>
+              <c:f>Sheet1!$B$2:$B$3</c:f>
+              <c:numCache>
+                <c:formatCode>General</c:formatCode>
+                <c:ptCount val="2"/>
+                <c:pt idx="0">
+                  <c:v>16</c:v>
+                </c:pt>
+                <c:pt idx="1">
+                  <c:v>4</c:v>
+                </c:pt>
+              </c:numCache>
+            </c:numRef>
+          </c:val>
+          <c:extLst>
+            <c:ext xmlns:c16="http://schemas.microsoft.com/office/drawing/2014/chart" uri="{C3380CC4-5D6E-409C-BE32-E72D297353CC}">
+              <c16:uniqueId val="{00000000-2419-4409-BC0D-90986D9D4CAB}"/>
+            </c:ext>
+          </c:extLst>
+        </c:ser>
+        <c:dLbls>
+          <c:showLegendKey val="0"/>
+          <c:showVal val="0"/>
+          <c:showCatName val="0"/>
+          <c:showSerName val="0"/>
+          <c:showPercent val="0"/>
+          <c:showBubbleSize val="0"/>
+          <c:showLeaderLines val="1"/>
+        </c:dLbls>
+        <c:firstSliceAng val="0"/>
+      </c:pieChart>
+      <c:spPr>
+        <a:noFill/>
+        <a:ln>
+          <a:noFill/>
+        </a:ln>
+        <a:effectLst/>
+      </c:spPr>
+    </c:plotArea>
+    <c:legend>
+      <c:legendPos val="b"/>
+      <c:overlay val="0"/>
+      <c:spPr>
+        <a:noFill/>
+        <a:ln>
+          <a:noFill/>
+        </a:ln>
+        <a:effectLst/>
+      </c:spPr>
+      <c:txPr>
+        <a:bodyPr rot="0" spcFirstLastPara="1" vertOverflow="ellipsis" vert="horz" wrap="square" anchor="ctr" anchorCtr="1"/>
+        <a:lstStyle/>
+        <a:p>
+          <a:pPr>
+            <a:defRPr sz="900" b="0" i="0" u="none" strike="noStrike" kern="1200" baseline="0">
+              <a:solidFill>
+                <a:schemeClr val="tx1">
+                  <a:lumMod val="65000"/>
+                  <a:lumOff val="35000"/>
+                </a:schemeClr>
+              </a:solidFill>
+              <a:latin typeface="+mn-lt"/>
+              <a:ea typeface="+mn-ea"/>
+              <a:cs typeface="+mn-cs"/>
+            </a:defRPr>
+          </a:pPr>
+          <a:endParaRPr lang="en-US"/>
+        </a:p>
+      </c:txPr>
+    </c:legend>
+    <c:plotVisOnly val="1"/>
+    <c:dispBlanksAs val="gap"/>
+    <c:showDLblsOverMax val="0"/>
+    <c:extLst>
+      <c:ext xmlns:c16r3="http://schemas.microsoft.com/office/drawing/2017/03/chart" uri="{56B9EC1D-385E-4148-901F-78D8002777C0}">
+        <c16r3:dataDisplayOptions16>
+          <c16r3:dispNaAsBlank val="1"/>
+        </c16r3:dataDisplayOptions16>
+      </c:ext>
+    </c:extLst>
+  </c:chart>
+  <c:spPr>
+    <a:solidFill>
+      <a:schemeClr val="bg1"/>
+    </a:solidFill>
+    <a:ln w="9525" cap="flat" cmpd="sng" algn="ctr">
+      <a:solidFill>
+        <a:schemeClr val="tx1">
+          <a:lumMod val="15000"/>
+          <a:lumOff val="85000"/>
+        </a:schemeClr>
+      </a:solidFill>
+      <a:round/>
+    </a:ln>
+    <a:effectLst/>
+  </c:spPr>
+  <c:txPr>
+    <a:bodyPr/>
+    <a:lstStyle/>
+    <a:p>
+      <a:pPr>
+        <a:defRPr/>
+      </a:pPr>
+      <a:endParaRPr lang="en-US"/>
+    </a:p>
+  </c:txPr>
+  <c:externalData r:id="rId3">
+    <c:autoUpdate val="0"/>
+  </c:externalData>
+</c:chartSpace>
+</file>
+
+<file path=word/charts/colors1.xml><?xml version="1.0" encoding="utf-8"?>
+<cs:colorStyle xmlns:cs="http://schemas.microsoft.com/office/drawing/2012/chartStyle" xmlns:a="http://schemas.openxmlformats.org/drawingml/2006/main" meth="cycle" id="10">
+  <a:schemeClr val="accent1"/>
+  <a:schemeClr val="accent2"/>
+  <a:schemeClr val="accent3"/>
+  <a:schemeClr val="accent4"/>
+  <a:schemeClr val="accent5"/>
+  <a:schemeClr val="accent6"/>
+  <cs:variation/>
+  <cs:variation>
+    <a:lumMod val="60000"/>
+  </cs:variation>
+  <cs:variation>
+    <a:lumMod val="80000"/>
+    <a:lumOff val="20000"/>
+  </cs:variation>
+  <cs:variation>
+    <a:lumMod val="80000"/>
+  </cs:variation>
+  <cs:variation>
+    <a:lumMod val="60000"/>
+    <a:lumOff val="40000"/>
+  </cs:variation>
+  <cs:variation>
+    <a:lumMod val="50000"/>
+  </cs:variation>
+  <cs:variation>
+    <a:lumMod val="70000"/>
+    <a:lumOff val="30000"/>
+  </cs:variation>
+  <cs:variation>
+    <a:lumMod val="70000"/>
+  </cs:variation>
+  <cs:variation>
+    <a:lumMod val="50000"/>
+    <a:lumOff val="50000"/>
+  </cs:variation>
+</cs:colorStyle>
+</file>
+
+<file path=word/charts/style1.xml><?xml version="1.0" encoding="utf-8"?>
+<cs:chartStyle xmlns:cs="http://schemas.microsoft.com/office/drawing/2012/chartStyle" xmlns:a="http://schemas.openxmlformats.org/drawingml/2006/main" id="251">
+  <cs:axisTitle>
+    <cs:lnRef idx="0"/>
+    <cs:fillRef idx="0"/>
+    <cs:effectRef idx="0"/>
+    <cs:fontRef idx="minor">
+      <a:schemeClr val="tx1">
+        <a:lumMod val="65000"/>
+        <a:lumOff val="35000"/>
+      </a:schemeClr>
+    </cs:fontRef>
+    <cs:defRPr sz="1000" kern="1200"/>
+  </cs:axisTitle>
+  <cs:categoryAxis>
+    <cs:lnRef idx="0"/>
+    <cs:fillRef idx="0"/>
+    <cs:effectRef idx="0"/>
+    <cs:fontRef idx="minor">
+      <a:schemeClr val="tx1">
+        <a:lumMod val="65000"/>
+        <a:lumOff val="35000"/>
+      </a:schemeClr>
+    </cs:fontRef>
+    <cs:spPr>
+      <a:ln w="9525" cap="flat" cmpd="sng" algn="ctr">
+        <a:solidFill>
+          <a:schemeClr val="tx1">
+            <a:lumMod val="15000"/>
+            <a:lumOff val="85000"/>
+          </a:schemeClr>
+        </a:solidFill>
+        <a:round/>
+      </a:ln>
+    </cs:spPr>
+    <cs:defRPr sz="900" kern="1200"/>
+  </cs:categoryAxis>
+  <cs:chartArea mods="allowNoFillOverride allowNoLineOverride">
+    <cs:lnRef idx="0"/>
+    <cs:fillRef idx="0"/>
+    <cs:effectRef idx="0"/>
+    <cs:fontRef idx="minor">
+      <a:schemeClr val="tx1"/>
+    </cs:fontRef>
+    <cs:spPr>
+      <a:solidFill>
+        <a:schemeClr val="bg1"/>
+      </a:solidFill>
+      <a:ln w="9525" cap="flat" cmpd="sng" algn="ctr">
+        <a:solidFill>
+          <a:schemeClr val="tx1">
+            <a:lumMod val="15000"/>
+            <a:lumOff val="85000"/>
+          </a:schemeClr>
+        </a:solidFill>
+        <a:round/>
+      </a:ln>
+    </cs:spPr>
+    <cs:defRPr sz="900" kern="1200"/>
+  </cs:chartArea>
+  <cs:dataLabel>
+    <cs:lnRef idx="0"/>
+    <cs:fillRef idx="0"/>
+    <cs:effectRef idx="0"/>
+    <cs:fontRef idx="minor">
+      <a:schemeClr val="tx1">
+        <a:lumMod val="75000"/>
+        <a:lumOff val="25000"/>
+      </a:schemeClr>
+    </cs:fontRef>
+    <cs:defRPr sz="900" kern="1200"/>
+  </cs:dataLabel>
+  <cs:dataLabelCallout>
+    <cs:lnRef idx="0"/>
+    <cs:fillRef idx="0"/>
+    <cs:effectRef idx="0"/>
+    <cs:fontRef idx="minor">
+      <a:schemeClr val="dk1">
+        <a:lumMod val="65000"/>
+        <a:lumOff val="35000"/>
+      </a:schemeClr>
+    </cs:fontRef>
+    <cs:spPr>
+      <a:solidFill>
+        <a:schemeClr val="lt1"/>
+      </a:solidFill>
+      <a:ln>
+        <a:solidFill>
+          <a:schemeClr val="dk1">
+            <a:lumMod val="25000"/>
+            <a:lumOff val="75000"/>
+          </a:schemeClr>
+        </a:solidFill>
+      </a:ln>
+    </cs:spPr>
+    <cs:defRPr sz="900" kern="1200"/>
+    <cs:bodyPr rot="0" spcFirstLastPara="1" vertOverflow="clip" horzOverflow="clip" vert="horz" wrap="square" lIns="36576" tIns="18288" rIns="36576" bIns="18288" anchor="ctr" anchorCtr="1">
+      <a:spAutoFit/>
+    </cs:bodyPr>
+  </cs:dataLabelCallout>
+  <cs:dataPoint>
+    <cs:lnRef idx="0"/>
+    <cs:fillRef idx="1">
+      <cs:styleClr val="auto"/>
+    </cs:fillRef>
+    <cs:effectRef idx="0"/>
+    <cs:fontRef idx="minor">
+      <a:schemeClr val="tx1"/>
+    </cs:fontRef>
+    <cs:spPr>
+      <a:ln w="19050">
+        <a:solidFill>
+          <a:schemeClr val="lt1"/>
+        </a:solidFill>
+      </a:ln>
+    </cs:spPr>
+  </cs:dataPoint>
+  <cs:dataPoint3D>
+    <cs:lnRef idx="0"/>
+    <cs:fillRef idx="1">
+      <cs:styleClr val="auto"/>
+    </cs:fillRef>
+    <cs:effectRef idx="0"/>
+    <cs:fontRef idx="minor">
+      <a:schemeClr val="tx1"/>
+    </cs:fontRef>
+    <cs:spPr>
+      <a:ln w="25400">
+        <a:solidFill>
+          <a:schemeClr val="lt1"/>
+        </a:solidFill>
+      </a:ln>
+    </cs:spPr>
+  </cs:dataPoint3D>
+  <cs:dataPointLine>
+    <cs:lnRef idx="0">
+      <cs:styleClr val="auto"/>
+    </cs:lnRef>
+    <cs:fillRef idx="0"/>
+    <cs:effectRef idx="0"/>
+    <cs:fontRef idx="minor">
+      <a:schemeClr val="tx1"/>
+    </cs:fontRef>
+    <cs:spPr>
+      <a:ln w="28575" cap="rnd">
+        <a:solidFill>
+          <a:schemeClr val="phClr"/>
+        </a:solidFill>
+        <a:round/>
+      </a:ln>
+    </cs:spPr>
+  </cs:dataPointLine>
+  <cs:dataPointMarker>
+    <cs:lnRef idx="0">
+      <cs:styleClr val="auto"/>
+    </cs:lnRef>
+    <cs:fillRef idx="1">
+      <cs:styleClr val="auto"/>
+    </cs:fillRef>
+    <cs:effectRef idx="0"/>
+    <cs:fontRef idx="minor">
+      <a:schemeClr val="tx1"/>
+    </cs:fontRef>
+    <cs:spPr>
+      <a:ln w="9525">
+        <a:solidFill>
+          <a:schemeClr val="phClr"/>
+        </a:solidFill>
+      </a:ln>
+    </cs:spPr>
+  </cs:dataPointMarker>
+  <cs:dataPointMarkerLayout symbol="circle" size="5"/>
+  <cs:dataPointWireframe>
+    <cs:lnRef idx="0">
+      <cs:styleClr val="auto"/>
+    </cs:lnRef>
+    <cs:fillRef idx="0"/>
+    <cs:effectRef idx="0"/>
+    <cs:fontRef idx="minor">
+      <a:schemeClr val="tx1"/>
+    </cs:fontRef>
+    <cs:spPr>
+      <a:ln w="9525" cap="rnd">
+        <a:solidFill>
+          <a:schemeClr val="phClr"/>
+        </a:solidFill>
+        <a:round/>
+      </a:ln>
+    </cs:spPr>
+  </cs:dataPointWireframe>
+  <cs:dataTable>
+    <cs:lnRef idx="0"/>
+    <cs:fillRef idx="0"/>
+    <cs:effectRef idx="0"/>
+    <cs:fontRef idx="minor">
+      <a:schemeClr val="tx1">
+        <a:lumMod val="65000"/>
+        <a:lumOff val="35000"/>
+      </a:schemeClr>
+    </cs:fontRef>
+    <cs:spPr>
+      <a:noFill/>
+      <a:ln w="9525" cap="flat" cmpd="sng" algn="ctr">
+        <a:solidFill>
+          <a:schemeClr val="tx1">
+            <a:lumMod val="15000"/>
+            <a:lumOff val="85000"/>
+          </a:schemeClr>
+        </a:solidFill>
+        <a:round/>
+      </a:ln>
+    </cs:spPr>
+    <cs:defRPr sz="900" kern="1200"/>
+  </cs:dataTable>
+  <cs:downBar>
+    <cs:lnRef idx="0"/>
+    <cs:fillRef idx="0"/>
+    <cs:effectRef idx="0"/>
+    <cs:fontRef idx="minor">
+      <a:schemeClr val="tx1"/>
+    </cs:fontRef>
+    <cs:spPr>
+      <a:solidFill>
+        <a:schemeClr val="dk1">
+          <a:lumMod val="75000"/>
+          <a:lumOff val="25000"/>
+        </a:schemeClr>
+      </a:solidFill>
+      <a:ln w="9525" cap="flat" cmpd="sng" algn="ctr">
+        <a:solidFill>
+          <a:schemeClr val="tx1">
+            <a:lumMod val="65000"/>
+            <a:lumOff val="35000"/>
+          </a:schemeClr>
+        </a:solidFill>
+        <a:round/>
+      </a:ln>
+    </cs:spPr>
+  </cs:downBar>
+  <cs:dropLine>
+    <cs:lnRef idx="0"/>
+    <cs:fillRef idx="0"/>
+    <cs:effectRef idx="0"/>
+    <cs:fontRef idx="minor">
+      <a:schemeClr val="tx1"/>
+    </cs:fontRef>
+    <cs:spPr>
+      <a:ln w="9525" cap="flat" cmpd="sng" algn="ctr">
+        <a:solidFill>
+          <a:schemeClr val="tx1">
+            <a:lumMod val="35000"/>
+            <a:lumOff val="65000"/>
+          </a:schemeClr>
+        </a:solidFill>
+        <a:round/>
+      </a:ln>
+    </cs:spPr>
+  </cs:dropLine>
+  <cs:errorBar>
+    <cs:lnRef idx="0"/>
+    <cs:fillRef idx="0"/>
+    <cs:effectRef idx="0"/>
+    <cs:fontRef idx="minor">
+      <a:schemeClr val="tx1"/>
+    </cs:fontRef>
+    <cs:spPr>
+      <a:ln w="9525" cap="flat" cmpd="sng" algn="ctr">
+        <a:solidFill>
+          <a:schemeClr val="tx1">
+            <a:lumMod val="65000"/>
+            <a:lumOff val="35000"/>
+          </a:schemeClr>
+        </a:solidFill>
+        <a:round/>
+      </a:ln>
+    </cs:spPr>
+  </cs:errorBar>
+  <cs:floor>
+    <cs:lnRef idx="0"/>
+    <cs:fillRef idx="0"/>
+    <cs:effectRef idx="0"/>
+    <cs:fontRef idx="minor">
+      <a:schemeClr val="tx1"/>
+    </cs:fontRef>
+    <cs:spPr>
+      <a:noFill/>
+      <a:ln>
+        <a:noFill/>
+      </a:ln>
+    </cs:spPr>
+  </cs:floor>
+  <cs:gridlineMajor>
+    <cs:lnRef idx="0"/>
+    <cs:fillRef idx="0"/>
+    <cs:effectRef idx="0"/>
+    <cs:fontRef idx="minor">
+      <a:schemeClr val="tx1"/>
+    </cs:fontRef>
+    <cs:spPr>
+      <a:ln w="9525" cap="flat" cmpd="sng" algn="ctr">
+        <a:solidFill>
+          <a:schemeClr val="tx1">
+            <a:lumMod val="15000"/>
+            <a:lumOff val="85000"/>
+          </a:schemeClr>
+        </a:solidFill>
+        <a:round/>
+      </a:ln>
+    </cs:spPr>
+  </cs:gridlineMajor>
+  <cs:gridlineMinor>
+    <cs:lnRef idx="0"/>
+    <cs:fillRef idx="0"/>
+    <cs:effectRef idx="0"/>
+    <cs:fontRef idx="minor">
+      <a:schemeClr val="tx1"/>
+    </cs:fontRef>
+    <cs:spPr>
+      <a:ln w="9525" cap="flat" cmpd="sng" algn="ctr">
+        <a:solidFill>
+          <a:schemeClr val="tx1">
+            <a:lumMod val="5000"/>
+            <a:lumOff val="95000"/>
+          </a:schemeClr>
+        </a:solidFill>
+        <a:round/>
+      </a:ln>
+    </cs:spPr>
+  </cs:gridlineMinor>
+  <cs:hiLoLine>
+    <cs:lnRef idx="0"/>
+    <cs:fillRef idx="0"/>
+    <cs:effectRef idx="0"/>
+    <cs:fontRef idx="minor">
+      <a:schemeClr val="tx1"/>
+    </cs:fontRef>
+    <cs:spPr>
+      <a:ln w="9525" cap="flat" cmpd="sng" algn="ctr">
+        <a:solidFill>
+          <a:schemeClr val="tx1">
+            <a:lumMod val="50000"/>
+            <a:lumOff val="50000"/>
+          </a:schemeClr>
+        </a:solidFill>
+        <a:round/>
+      </a:ln>
+    </cs:spPr>
+  </cs:hiLoLine>
+  <cs:leaderLine>
+    <cs:lnRef idx="0"/>
+    <cs:fillRef idx="0"/>
+    <cs:effectRef idx="0"/>
+    <cs:fontRef idx="minor">
+      <a:schemeClr val="tx1"/>
+    </cs:fontRef>
+    <cs:spPr>
+      <a:ln w="9525" cap="flat" cmpd="sng" algn="ctr">
+        <a:solidFill>
+          <a:schemeClr val="tx1">
+            <a:lumMod val="35000"/>
+            <a:lumOff val="65000"/>
+          </a:schemeClr>
+        </a:solidFill>
+        <a:round/>
+      </a:ln>
+    </cs:spPr>
+  </cs:leaderLine>
+  <cs:legend>
+    <cs:lnRef idx="0"/>
+    <cs:fillRef idx="0"/>
+    <cs:effectRef idx="0"/>
+    <cs:fontRef idx="minor">
+      <a:schemeClr val="tx1">
+        <a:lumMod val="65000"/>
+        <a:lumOff val="35000"/>
+      </a:schemeClr>
+    </cs:fontRef>
+    <cs:defRPr sz="900" kern="1200"/>
+  </cs:legend>
+  <cs:plotArea mods="allowNoFillOverride allowNoLineOverride">
+    <cs:lnRef idx="0"/>
+    <cs:fillRef idx="0"/>
+    <cs:effectRef idx="0"/>
+    <cs:fontRef idx="minor">
+      <a:schemeClr val="tx1"/>
+    </cs:fontRef>
+  </cs:plotArea>
+  <cs:plotArea3D mods="allowNoFillOverride allowNoLineOverride">
+    <cs:lnRef idx="0"/>
+    <cs:fillRef idx="0"/>
+    <cs:effectRef idx="0"/>
+    <cs:fontRef idx="minor">
+      <a:schemeClr val="tx1"/>
+    </cs:fontRef>
+  </cs:plotArea3D>
+  <cs:seriesAxis>
+    <cs:lnRef idx="0"/>
+    <cs:fillRef idx="0"/>
+    <cs:effectRef idx="0"/>
+    <cs:fontRef idx="minor">
+      <a:schemeClr val="tx1">
+        <a:lumMod val="65000"/>
+        <a:lumOff val="35000"/>
+      </a:schemeClr>
+    </cs:fontRef>
+    <cs:defRPr sz="900" kern="1200"/>
+  </cs:seriesAxis>
+  <cs:seriesLine>
+    <cs:lnRef idx="0"/>
+    <cs:fillRef idx="0"/>
+    <cs:effectRef idx="0"/>
+    <cs:fontRef idx="minor">
+      <a:schemeClr val="tx1"/>
+    </cs:fontRef>
+    <cs:spPr>
+      <a:ln w="9525" cap="flat" cmpd="sng" algn="ctr">
+        <a:solidFill>
+          <a:schemeClr val="tx1">
+            <a:lumMod val="35000"/>
+            <a:lumOff val="65000"/>
+          </a:schemeClr>
+        </a:solidFill>
+        <a:round/>
+      </a:ln>
+    </cs:spPr>
+  </cs:seriesLine>
+  <cs:title>
+    <cs:lnRef idx="0"/>
+    <cs:fillRef idx="0"/>
+    <cs:effectRef idx="0"/>
+    <cs:fontRef idx="minor">
+      <a:schemeClr val="tx1">
+        <a:lumMod val="65000"/>
+        <a:lumOff val="35000"/>
+      </a:schemeClr>
+    </cs:fontRef>
+    <cs:defRPr sz="1400" b="0" kern="1200" spc="0" baseline="0"/>
+  </cs:title>
+  <cs:trendline>
+    <cs:lnRef idx="0">
+      <cs:styleClr val="auto"/>
+    </cs:lnRef>
+    <cs:fillRef idx="0"/>
+    <cs:effectRef idx="0"/>
+    <cs:fontRef idx="minor">
+      <a:schemeClr val="tx1"/>
+    </cs:fontRef>
+    <cs:spPr>
+      <a:ln w="19050" cap="rnd">
+        <a:solidFill>
+          <a:schemeClr val="phClr"/>
+        </a:solidFill>
+        <a:prstDash val="sysDot"/>
+      </a:ln>
+    </cs:spPr>
+  </cs:trendline>
+  <cs:trendlineLabel>
+    <cs:lnRef idx="0"/>
+    <cs:fillRef idx="0"/>
+    <cs:effectRef idx="0"/>
+    <cs:fontRef idx="minor">
+      <a:schemeClr val="tx1">
+        <a:lumMod val="65000"/>
+        <a:lumOff val="35000"/>
+      </a:schemeClr>
+    </cs:fontRef>
+    <cs:defRPr sz="900" kern="1200"/>
+  </cs:trendlineLabel>
+  <cs:upBar>
+    <cs:lnRef idx="0"/>
+    <cs:fillRef idx="0"/>
+    <cs:effectRef idx="0"/>
+    <cs:fontRef idx="minor">
+      <a:schemeClr val="tx1"/>
+    </cs:fontRef>
+    <cs:spPr>
+      <a:solidFill>
+        <a:schemeClr val="lt1"/>
+      </a:solidFill>
+      <a:ln w="9525" cap="flat" cmpd="sng" algn="ctr">
+        <a:solidFill>
+          <a:schemeClr val="tx1">
+            <a:lumMod val="65000"/>
+            <a:lumOff val="35000"/>
+          </a:schemeClr>
+        </a:solidFill>
+        <a:round/>
+      </a:ln>
+    </cs:spPr>
+  </cs:upBar>
+  <cs:valueAxis>
+    <cs:lnRef idx="0"/>
+    <cs:fillRef idx="0"/>
+    <cs:effectRef idx="0"/>
+    <cs:fontRef idx="minor">
+      <a:schemeClr val="tx1">
+        <a:lumMod val="65000"/>
+        <a:lumOff val="35000"/>
+      </a:schemeClr>
+    </cs:fontRef>
+    <cs:defRPr sz="900" kern="1200"/>
+  </cs:valueAxis>
+  <cs:wall>
+    <cs:lnRef idx="0"/>
+    <cs:fillRef idx="0"/>
+    <cs:effectRef idx="0"/>
+    <cs:fontRef idx="minor">
+      <a:schemeClr val="tx1"/>
+    </cs:fontRef>
+    <cs:spPr>
+      <a:noFill/>
+      <a:ln>
+        <a:noFill/>
+      </a:ln>
+    </cs:spPr>
+  </cs:wall>
+</cs:chartStyle>
+</file>
+
 <file path=word/theme/theme1.xml><?xml version="1.0" encoding="utf-8"?>
 <a:theme xmlns:a="http://schemas.openxmlformats.org/drawingml/2006/main" name="Office Theme">
   <a:themeElements>

--- a/Investigation.docx
+++ b/Investigation.docx
@@ -10,12 +10,21 @@
           <w:color w:val="000000" w:themeColor="text1"/>
         </w:rPr>
       </w:pPr>
-      <w:r>
-        <w:rPr>
-          <w:b/>
-          <w:color w:val="000000" w:themeColor="text1"/>
-        </w:rPr>
-        <w:t>Filmtopia Project Investigation</w:t>
+      <w:proofErr w:type="spellStart"/>
+      <w:r>
+        <w:rPr>
+          <w:b/>
+          <w:color w:val="000000" w:themeColor="text1"/>
+        </w:rPr>
+        <w:t>Filmtopia</w:t>
+      </w:r>
+      <w:proofErr w:type="spellEnd"/>
+      <w:r>
+        <w:rPr>
+          <w:b/>
+          <w:color w:val="000000" w:themeColor="text1"/>
+        </w:rPr>
+        <w:t xml:space="preserve"> Project Investigation</w:t>
       </w:r>
     </w:p>
     <w:p>
@@ -38,8 +47,29 @@
       <w:pPr>
         <w:spacing w:line="276" w:lineRule="auto"/>
       </w:pPr>
-      <w:r>
-        <w:t>Filmtopia is a small independent cinema theatre who is currently managing all business data using spreadsheets and paper. They sell food drinks and tickets using a variety of means such as a touchscreen kiosk which can only handle food and drinks and a concessions area where employees handle the business. The management of Filmtopia has come to notice that they are falling back on managing and analysing the cinema, this means keeping track of sales records, screening analytics and a customer interest evaluation. I am now going to investigate further on how Filmtopia functions to get a better understanding of how I should move with this project.</w:t>
+      <w:proofErr w:type="spellStart"/>
+      <w:r>
+        <w:t>Filmtopia</w:t>
+      </w:r>
+      <w:proofErr w:type="spellEnd"/>
+      <w:r>
+        <w:t xml:space="preserve"> is a small independent cinema theatre who is currently managing all business data using spreadsheets and paper. They sell food drinks and tickets using a variety of means such as a touchscreen kiosk which can only handle food and drinks and a concessions area where employees handle the business. The management of </w:t>
+      </w:r>
+      <w:proofErr w:type="spellStart"/>
+      <w:r>
+        <w:t>Filmtopia</w:t>
+      </w:r>
+      <w:proofErr w:type="spellEnd"/>
+      <w:r>
+        <w:t xml:space="preserve"> has come to notice that they are falling back on managing and analysing the cinema, this means keeping track of sales records, screening analytics and a customer interest evaluation. I am now going to investigate further on how </w:t>
+      </w:r>
+      <w:proofErr w:type="spellStart"/>
+      <w:r>
+        <w:t>Filmtopia</w:t>
+      </w:r>
+      <w:proofErr w:type="spellEnd"/>
+      <w:r>
+        <w:t xml:space="preserve"> functions to get a better understanding of how I should move with this project.</w:t>
       </w:r>
       <w:r>
         <w:tab/>
@@ -76,7 +106,15 @@
         <w:spacing w:line="276" w:lineRule="auto"/>
       </w:pPr>
       <w:r>
-        <w:t>For the Filmtopia system the stakeholders can be split into two groups, primary and secondary. Primary stakeholders are those who will interact with the system directly on a regular basis. Secondary stakeholders are those who are affected by the system indirectly or whose work is influenced by it without them necessarily using it themselves.</w:t>
+        <w:t xml:space="preserve">For the </w:t>
+      </w:r>
+      <w:proofErr w:type="spellStart"/>
+      <w:r>
+        <w:t>Filmtopia</w:t>
+      </w:r>
+      <w:proofErr w:type="spellEnd"/>
+      <w:r>
+        <w:t xml:space="preserve"> system the stakeholders can be split into two groups, primary and secondary. Primary stakeholders are those who will interact with the system directly on a regular basis. Secondary stakeholders are those who are affected by the system indirectly or whose work is influenced by it without them necessarily using it themselves.</w:t>
       </w:r>
     </w:p>
     <w:p>
@@ -104,7 +142,31 @@
         <w:spacing w:line="276" w:lineRule="auto"/>
       </w:pPr>
       <w:r>
-        <w:t>The third primary stakeholder is the customer base of Filmtopia. Customers interact with the system either directly through the proposed self service kiosk or indirectly when staff process their bookings on their behalf. Their main interests are convenience, short queue times and the assurance that the seat they have been allocated will actually be available when they arrive. The questionnaire results discussed later in this investigation show that a large majority of customers would prefer self service ticketing and that seat selection is considered important by most respondents. This means the bar for the kiosk interface is high and it needs to be clean and simple enough for any customer to use without assistance.</w:t>
+        <w:t xml:space="preserve">The third primary stakeholder is the customer base of </w:t>
+      </w:r>
+      <w:proofErr w:type="spellStart"/>
+      <w:r>
+        <w:t>Filmtopia</w:t>
+      </w:r>
+      <w:proofErr w:type="spellEnd"/>
+      <w:r>
+        <w:t xml:space="preserve">. Customers interact with the system either directly through the proposed </w:t>
+      </w:r>
+      <w:proofErr w:type="spellStart"/>
+      <w:r>
+        <w:t>self service</w:t>
+      </w:r>
+      <w:proofErr w:type="spellEnd"/>
+      <w:r>
+        <w:t xml:space="preserve"> kiosk or indirectly when staff process their bookings on their behalf. Their main interests are convenience, short queue times and the assurance that the seat they have been allocated will actually be available when they arrive. The questionnaire results discussed later in this investigation show that a large majority of customers would prefer </w:t>
+      </w:r>
+      <w:proofErr w:type="spellStart"/>
+      <w:r>
+        <w:t>self service</w:t>
+      </w:r>
+      <w:proofErr w:type="spellEnd"/>
+      <w:r>
+        <w:t xml:space="preserve"> ticketing and that seat selection is considered important by most respondents. This means the bar for the kiosk interface is high and it needs to be clean and simple enough for any customer to use without assistance.</w:t>
       </w:r>
     </w:p>
     <w:p>
@@ -120,12 +182,28 @@
         <w:spacing w:line="276" w:lineRule="auto"/>
       </w:pPr>
       <w:r>
-        <w:t>Another secondary stakeholder is any external IT support that Filmtopia uses. As a small independent cinema there is no dedicated IT department meaning the system must be robust and straightforward to maintain. Complex setups that require specialist knowledge to troubleshoot would be impractical for a business of this size.</w:t>
-      </w:r>
-    </w:p>
-    <w:p>
-      <w:r>
-        <w:t>In summary the stakeholder analysis makes clear that the Filmtopia system needs to serve a wide range of users with different levels of technical confidence and different priorities. The investigation that follows has been designed to gather requirements from as many of these stakeholders as possible to ensure the final system genuinely reflects the needs of everyone who will be affected by it.</w:t>
+        <w:t xml:space="preserve">Another secondary stakeholder is any external IT support that </w:t>
+      </w:r>
+      <w:proofErr w:type="spellStart"/>
+      <w:r>
+        <w:t>Filmtopia</w:t>
+      </w:r>
+      <w:proofErr w:type="spellEnd"/>
+      <w:r>
+        <w:t xml:space="preserve"> uses. As a small independent cinema there is no dedicated IT department meaning the system must be robust and straightforward to maintain. Complex setups that require specialist knowledge to troubleshoot would be impractical for a business of this size.</w:t>
+      </w:r>
+    </w:p>
+    <w:p>
+      <w:r>
+        <w:t xml:space="preserve">In summary the stakeholder analysis makes clear that the </w:t>
+      </w:r>
+      <w:proofErr w:type="spellStart"/>
+      <w:r>
+        <w:t>Filmtopia</w:t>
+      </w:r>
+      <w:proofErr w:type="spellEnd"/>
+      <w:r>
+        <w:t xml:space="preserve"> system needs to serve a wide range of users with different levels of technical confidence and different priorities. The investigation that follows has been designed to gather requirements from as many of these stakeholders as possible to ensure the final system genuinely reflects the needs of everyone who will be affected by it.</w:t>
       </w:r>
     </w:p>
     <w:p>
@@ -677,14 +755,52 @@
                 <w:lang w:val="fr-FR"/>
               </w:rPr>
             </w:pPr>
+            <w:proofErr w:type="spellStart"/>
             <w:r>
               <w:rPr>
                 <w:sz w:val="20"/>
                 <w:szCs w:val="20"/>
                 <w:lang w:val="fr-FR"/>
               </w:rPr>
-              <w:t>Summarise and interpret questionnaire responses</w:t>
-            </w:r>
+              <w:t>Summarise</w:t>
+            </w:r>
+            <w:proofErr w:type="spellEnd"/>
+            <w:r>
+              <w:rPr>
+                <w:sz w:val="20"/>
+                <w:szCs w:val="20"/>
+                <w:lang w:val="fr-FR"/>
+              </w:rPr>
+              <w:t xml:space="preserve"> and </w:t>
+            </w:r>
+            <w:proofErr w:type="spellStart"/>
+            <w:r>
+              <w:rPr>
+                <w:sz w:val="20"/>
+                <w:szCs w:val="20"/>
+                <w:lang w:val="fr-FR"/>
+              </w:rPr>
+              <w:t>interpret</w:t>
+            </w:r>
+            <w:proofErr w:type="spellEnd"/>
+            <w:r>
+              <w:rPr>
+                <w:sz w:val="20"/>
+                <w:szCs w:val="20"/>
+                <w:lang w:val="fr-FR"/>
+              </w:rPr>
+              <w:t xml:space="preserve"> questionnaire </w:t>
+            </w:r>
+            <w:proofErr w:type="spellStart"/>
+            <w:r>
+              <w:rPr>
+                <w:sz w:val="20"/>
+                <w:szCs w:val="20"/>
+                <w:lang w:val="fr-FR"/>
+              </w:rPr>
+              <w:t>responses</w:t>
+            </w:r>
+            <w:proofErr w:type="spellEnd"/>
           </w:p>
         </w:tc>
       </w:tr>
@@ -1480,7 +1596,15 @@
         <w:spacing w:line="276" w:lineRule="auto"/>
       </w:pPr>
       <w:r>
-        <w:t>Moving on to the customer questionnaire, this was chosen because it allowed a much larger group of stakeholders to contribute to the investigation than would have been possible through interviews alone. Interviewing every customer individually would not be realistic, so a questionnaire was the most practical way to gather their views. The key advantage of a questionnaire is that it produces quantitative data which is easier to summarise and use as justification for design decisions. For example knowing that a large majority of customers would prefer a self service kiosk is a much stronger argument for including that feature than one person mentioning it in an interview. The limitation of a questionnaire is that the questions are fixed which means there is no opportunity to follow up on responses or ask for more detail. To partially work around this some of the questions included a list of options rather than just a yes or no answer which produced more useful and specific data.</w:t>
+        <w:t xml:space="preserve">Moving on to the customer questionnaire, this was chosen because it allowed a much larger group of stakeholders to contribute to the investigation than would have been possible through interviews alone. Interviewing every customer individually would not be realistic, so a questionnaire was the most practical way to gather their views. The key advantage of a questionnaire is that it produces quantitative data which is easier to summarise and use as justification for design decisions. For example knowing that a large majority of customers would prefer a </w:t>
+      </w:r>
+      <w:proofErr w:type="spellStart"/>
+      <w:r>
+        <w:t>self service</w:t>
+      </w:r>
+      <w:proofErr w:type="spellEnd"/>
+      <w:r>
+        <w:t xml:space="preserve"> kiosk is a much stronger argument for including that feature than one person mentioning it in an interview. The limitation of a questionnaire is that the questions are fixed which means there is no opportunity to follow up on responses or ask for more detail. To partially work around this some of the questions included a list of options rather than just a yes or no answer which produced more useful and specific data.</w:t>
       </w:r>
     </w:p>
     <w:p>
@@ -1583,7 +1707,23 @@
           <w:b/>
           <w:bCs/>
         </w:rPr>
-        <w:t>Q: Can you describe how Filmtopia currently manages its ticketing and bookings?</w:t>
+        <w:t xml:space="preserve">Q: Can you describe how </w:t>
+      </w:r>
+      <w:proofErr w:type="spellStart"/>
+      <w:r>
+        <w:rPr>
+          <w:b/>
+          <w:bCs/>
+        </w:rPr>
+        <w:t>Filmtopia</w:t>
+      </w:r>
+      <w:proofErr w:type="spellEnd"/>
+      <w:r>
+        <w:rPr>
+          <w:b/>
+          <w:bCs/>
+        </w:rPr>
+        <w:t xml:space="preserve"> currently manages its ticketing and bookings?</w:t>
       </w:r>
     </w:p>
     <w:p>
@@ -1623,7 +1763,23 @@
           <w:b/>
           <w:bCs/>
         </w:rPr>
-        <w:t>Q: What data does Filmtopia currently store and how?</w:t>
+        <w:t xml:space="preserve">Q: What data does </w:t>
+      </w:r>
+      <w:proofErr w:type="spellStart"/>
+      <w:r>
+        <w:rPr>
+          <w:b/>
+          <w:bCs/>
+        </w:rPr>
+        <w:t>Filmtopia</w:t>
+      </w:r>
+      <w:proofErr w:type="spellEnd"/>
+      <w:r>
+        <w:rPr>
+          <w:b/>
+          <w:bCs/>
+        </w:rPr>
+        <w:t xml:space="preserve"> currently store and how?</w:t>
       </w:r>
     </w:p>
     <w:p>
@@ -1841,7 +1997,15 @@
         <w:spacing w:line="276" w:lineRule="auto"/>
       </w:pPr>
       <w:r>
-        <w:t>A questionnaire was distributed to customers visiting Filmtopia in order to gather feedback on their experience with the current system and to understand what they would want from a new one. It was administered on the 15th of January 2026 as a paper questionnaire handed to customers at the cinema, and 20 responses were collected. The questions and summarised responses are as follows.</w:t>
+        <w:t xml:space="preserve">A questionnaire was distributed to customers visiting </w:t>
+      </w:r>
+      <w:proofErr w:type="spellStart"/>
+      <w:r>
+        <w:t>Filmtopia</w:t>
+      </w:r>
+      <w:proofErr w:type="spellEnd"/>
+      <w:r>
+        <w:t xml:space="preserve"> in order to gather feedback on their experience with the current system and to understand what they would want from a new one. It was administered on the 15th of January 2026 as a paper questionnaire handed to customers at the cinema, and 20 responses were collected. The questions and summarised responses are as follows.</w:t>
       </w:r>
     </w:p>
     <w:p>
@@ -1859,7 +2023,25 @@
           <w:bCs/>
           <w:color w:val="000000" w:themeColor="text1"/>
         </w:rPr>
-        <w:t>Q1: How do you currently purchase your tickets at Filmtopia?</w:t>
+        <w:t xml:space="preserve">Q1: How do you currently purchase your tickets at </w:t>
+      </w:r>
+      <w:proofErr w:type="spellStart"/>
+      <w:r>
+        <w:rPr>
+          <w:b/>
+          <w:bCs/>
+          <w:color w:val="000000" w:themeColor="text1"/>
+        </w:rPr>
+        <w:t>Filmtopia</w:t>
+      </w:r>
+      <w:proofErr w:type="spellEnd"/>
+      <w:r>
+        <w:rPr>
+          <w:b/>
+          <w:bCs/>
+          <w:color w:val="000000" w:themeColor="text1"/>
+        </w:rPr>
+        <w:t>?</w:t>
       </w:r>
     </w:p>
     <w:tbl>
@@ -2081,7 +2263,25 @@
           <w:bCs/>
           <w:color w:val="000000" w:themeColor="text1"/>
         </w:rPr>
-        <w:t>Q2: Have you ever experienced a problem when booking tickets at Filmtopia?</w:t>
+        <w:t xml:space="preserve">Q2: Have you ever experienced a problem when booking tickets at </w:t>
+      </w:r>
+      <w:proofErr w:type="spellStart"/>
+      <w:r>
+        <w:rPr>
+          <w:b/>
+          <w:bCs/>
+          <w:color w:val="000000" w:themeColor="text1"/>
+        </w:rPr>
+        <w:t>Filmtopia</w:t>
+      </w:r>
+      <w:proofErr w:type="spellEnd"/>
+      <w:r>
+        <w:rPr>
+          <w:b/>
+          <w:bCs/>
+          <w:color w:val="000000" w:themeColor="text1"/>
+        </w:rPr>
+        <w:t>?</w:t>
       </w:r>
     </w:p>
     <w:tbl>
@@ -2994,7 +3194,15 @@
         <w:spacing w:line="276" w:lineRule="auto"/>
       </w:pPr>
       <w:r>
-        <w:t>85% of customers felt seat selection was at least quite important. This supports the planned graphical seat selection feature in the Filmtopia system.</w:t>
+        <w:t xml:space="preserve">85% of customers felt seat selection was at least quite important. This supports the planned graphical seat selection feature in the </w:t>
+      </w:r>
+      <w:proofErr w:type="spellStart"/>
+      <w:r>
+        <w:t>Filmtopia</w:t>
+      </w:r>
+      <w:proofErr w:type="spellEnd"/>
+      <w:r>
+        <w:t xml:space="preserve"> system.</w:t>
       </w:r>
     </w:p>
     <w:p>
@@ -3224,7 +3432,15 @@
         <w:spacing w:line="276" w:lineRule="auto"/>
       </w:pPr>
       <w:r>
-        <w:t>The questionnaire results clearly show that customers are experiencing real problems with the current system at Filmtopia. The most significant issues are long queues at the box office, errors with seat allocation and the inability to book tickets through the kiosk. The results also show strong demand for a self-service ticketing kiosk, graphical seat selection and combined food and drink ordering. These findings have directly informed the objectives set out later in this investigation.</w:t>
+        <w:t xml:space="preserve">The questionnaire results clearly show that customers are experiencing real problems with the current system at </w:t>
+      </w:r>
+      <w:proofErr w:type="spellStart"/>
+      <w:r>
+        <w:t>Filmtopia</w:t>
+      </w:r>
+      <w:proofErr w:type="spellEnd"/>
+      <w:r>
+        <w:t>. The most significant issues are long queues at the box office, errors with seat allocation and the inability to book tickets through the kiosk. The results also show strong demand for a self-service ticketing kiosk, graphical seat selection and combined food and drink ordering. These findings have directly informed the objectives set out later in this investigation.</w:t>
       </w:r>
     </w:p>
     <w:p>
@@ -3250,7 +3466,15 @@
         <w:spacing w:line="276" w:lineRule="auto"/>
       </w:pPr>
       <w:r>
-        <w:t>As part of the investigation I visited Filmtopia during an evening showing to observe how the current system operates in practice. Rather than asking questions or interrupting the workflow I simply watched how staff handled customers during the pre-screening period when the cinema was at its busiest. The aim was to see the existing system in action and to identify any problems that might not have come up during the interviews or questionnaire.</w:t>
+        <w:t xml:space="preserve">As part of the investigation I visited </w:t>
+      </w:r>
+      <w:proofErr w:type="spellStart"/>
+      <w:r>
+        <w:t>Filmtopia</w:t>
+      </w:r>
+      <w:proofErr w:type="spellEnd"/>
+      <w:r>
+        <w:t xml:space="preserve"> during an evening showing to observe how the current system operates in practice. Rather than asking questions or interrupting the workflow I simply watched how staff handled customers during the pre-screening period when the cinema was at its busiest. The aim was to see the existing system in action and to identify any problems that might not have come up during the interviews or questionnaire.</w:t>
       </w:r>
     </w:p>
     <w:p>
@@ -3421,191 +3645,20 @@
           <w:bCs/>
           <w:color w:val="000000" w:themeColor="text1"/>
         </w:rPr>
+        <w:lastRenderedPageBreak/>
         <w:t>The Food and Drink Stock Spreadsheet</w:t>
       </w:r>
     </w:p>
     <w:p>
       <w:pPr>
-        <w:shd w:val="clear" w:color="auto" w:fill="F2F2F2"/>
-        <w:spacing w:before="100" w:after="140"/>
-      </w:pPr>
-      <w:r>
-        <w:rPr>
-          <w:i/>
-          <w:iCs/>
-          <w:color w:val="666666"/>
-        </w:rPr>
-        <w:t>[ Insert screenshot or photo of the stock spreadsheet ]</w:t>
-      </w:r>
-    </w:p>
-    <w:p>
-      <w:pPr>
         <w:spacing w:line="276" w:lineRule="auto"/>
       </w:pPr>
       <w:r>
-        <w:t>The second document was the spreadsheet used to track food and drink stock. It lists each item alongside a quantity that the manager updates by hand after a manual stock count. Because the figures are only correct as of the last time someone counted, the spreadsheet is rarely an accurate picture of what is actually in the building, and nothing about it is linked to what gets sold at the concessions area or the kiosk. Seeing it confirmed how disconnected the stock side of the business is from everything else.</w:t>
-      </w:r>
-    </w:p>
-    <w:p>
-      <w:pPr>
-        <w:pStyle w:val="Heading4"/>
-        <w:rPr>
-          <w:b/>
-          <w:bCs/>
-          <w:color w:val="000000" w:themeColor="text1"/>
-        </w:rPr>
-      </w:pPr>
-      <w:r>
-        <w:rPr>
-          <w:b/>
-          <w:bCs/>
-          <w:color w:val="000000" w:themeColor="text1"/>
-        </w:rPr>
-        <w:t>The Staff Rota Spreadsheet</w:t>
-      </w:r>
-    </w:p>
-    <w:p>
-      <w:pPr>
-        <w:shd w:val="clear" w:color="auto" w:fill="F2F2F2"/>
-        <w:spacing w:before="100" w:after="140"/>
-      </w:pPr>
-      <w:r>
-        <w:rPr>
-          <w:i/>
-          <w:iCs/>
-          <w:color w:val="666666"/>
-        </w:rPr>
-        <w:t>[ Insert screenshot or photo of the staff rota spreadsheet ]</w:t>
-      </w:r>
-    </w:p>
-    <w:p>
-      <w:pPr>
-        <w:spacing w:line="276" w:lineRule="auto"/>
-      </w:pPr>
-      <w:r>
-        <w:lastRenderedPageBreak/>
-        <w:t>The third document was the staff rota spreadsheet, which the manager fills in and prints out for the team. It is kept completely separate from the booking and stock records, and the only way for a member of staff to check when they are working is to be physically at the cinema where the printout is pinned up. While staff scheduling is not a core part of the problem this project is solving, looking at the rota helped confirm just how scattered the cinema's information is across separate files that do not talk to each other.</w:t>
-      </w:r>
-    </w:p>
-    <w:p>
-      <w:pPr>
-        <w:pStyle w:val="Heading4"/>
-        <w:rPr>
-          <w:b/>
-          <w:bCs/>
-          <w:color w:val="000000" w:themeColor="text1"/>
-        </w:rPr>
-      </w:pPr>
-      <w:r>
-        <w:rPr>
-          <w:b/>
-          <w:bCs/>
-          <w:color w:val="000000" w:themeColor="text1"/>
-        </w:rPr>
-        <w:t>The Ticket Stub</w:t>
-      </w:r>
-    </w:p>
-    <w:p>
-      <w:pPr>
-        <w:shd w:val="clear" w:color="auto" w:fill="F2F2F2"/>
-        <w:spacing w:before="100" w:after="140"/>
-      </w:pPr>
-      <w:r>
-        <w:rPr>
-          <w:i/>
-          <w:iCs/>
-          <w:color w:val="666666"/>
-        </w:rPr>
-        <w:t>[ Insert photo or scan of a printed ticket stub ]</w:t>
-      </w:r>
-    </w:p>
-    <w:p>
-      <w:pPr>
-        <w:spacing w:line="276" w:lineRule="auto"/>
-      </w:pPr>
-      <w:r>
-        <w:t>Finally I looked at the ticket stub that customers are given when they book. It is printed from a basic template on the box office computer, and a member of staff types the details in by hand each time before printing. The stub is not connected to any stored record, so once it has been printed there is no link between the piece of paper the customer is holding and any data the cinema keeps. This means a lost or disputed ticket cannot easily be checked against anything, which is another consequence of there being no central record of bookings.</w:t>
-      </w:r>
-    </w:p>
-    <w:p>
-      <w:pPr>
-        <w:spacing w:line="276" w:lineRule="auto"/>
-      </w:pPr>
-      <w:r>
-        <w:t>Taken together these documents painted a clear picture of a business whose data lives in several separate places, none of which are joined up. This directly supports the case for a single central database made later in this investigation, and it reinforces the double booking problem that the seat handling in Objectives 2 and 3 is designed to solve.</w:t>
-      </w:r>
-    </w:p>
-    <w:p>
-      <w:pPr>
-        <w:pStyle w:val="Heading3"/>
-        <w:rPr>
-          <w:b/>
-          <w:bCs/>
-          <w:color w:val="000000" w:themeColor="text1"/>
-        </w:rPr>
-      </w:pPr>
-      <w:r>
-        <w:rPr>
-          <w:b/>
-          <w:bCs/>
-          <w:color w:val="000000" w:themeColor="text1"/>
-        </w:rPr>
-        <w:t>Desk-based Research</w:t>
-      </w:r>
-    </w:p>
-    <w:p>
-      <w:pPr>
-        <w:pStyle w:val="Heading4"/>
-        <w:rPr>
-          <w:b/>
-          <w:bCs/>
-          <w:color w:val="000000" w:themeColor="text1"/>
-        </w:rPr>
-      </w:pPr>
-      <w:r>
-        <w:rPr>
-          <w:b/>
-          <w:bCs/>
-          <w:color w:val="000000" w:themeColor="text1"/>
-        </w:rPr>
-        <w:t>Desk Based Research - Vue Cinema (myvue.com)</w:t>
-      </w:r>
-    </w:p>
-    <w:p>
-      <w:pPr>
-        <w:spacing w:line="276" w:lineRule="auto"/>
-      </w:pPr>
-      <w:r>
-        <w:t>As part of my investigation I researched the Vue Cinema booking system, which is one of the largest cinema chains in the UK. Vue operates 94 cinemas across the UK and Ireland and their online booking system provides a useful reference point for what a professional cinema management system should look like.</w:t>
-      </w:r>
-    </w:p>
-    <w:p>
-      <w:pPr>
-        <w:spacing w:before="80" w:after="40"/>
-      </w:pPr>
-      <w:r>
-        <w:rPr>
-          <w:b/>
-          <w:bCs/>
-        </w:rPr>
-        <w:t>Film Listings Page</w:t>
-      </w:r>
-    </w:p>
-    <w:p>
-      <w:pPr>
-        <w:spacing w:before="120"/>
-        <w:jc w:val="center"/>
-      </w:pPr>
-      <w:r>
-        <w:rPr>
-          <w:noProof/>
-        </w:rPr>
-        <w:lastRenderedPageBreak/>
         <w:drawing>
-          <wp:inline distT="0" distB="0" distL="0" distR="0" wp14:anchorId="1D0AA7F7" wp14:editId="3CDA7A8F">
-            <wp:extent cx="5524500" cy="2533650"/>
+          <wp:inline distT="0" distB="0" distL="0" distR="0" wp14:anchorId="350CF4B9" wp14:editId="09A65FC9">
+            <wp:extent cx="5943600" cy="4139565"/>
             <wp:effectExtent l="0" t="0" r="0" b="0"/>
-            <wp:docPr id="1" name="Picture 1"/>
+            <wp:docPr id="378205651" name="Picture 1"/>
             <wp:cNvGraphicFramePr>
               <a:graphicFrameLocks xmlns:a="http://schemas.openxmlformats.org/drawingml/2006/main" noChangeAspect="1"/>
             </wp:cNvGraphicFramePr>
@@ -3613,22 +3666,19 @@
               <a:graphicData uri="http://schemas.openxmlformats.org/drawingml/2006/picture">
                 <pic:pic xmlns:pic="http://schemas.openxmlformats.org/drawingml/2006/picture">
                   <pic:nvPicPr>
-                    <pic:cNvPr id="0" name=""/>
-                    <pic:cNvPicPr>
-                      <a:picLocks noChangeAspect="1" noChangeArrowheads="1"/>
-                    </pic:cNvPicPr>
+                    <pic:cNvPr id="378205651" name=""/>
+                    <pic:cNvPicPr/>
                   </pic:nvPicPr>
                   <pic:blipFill>
                     <a:blip r:embed="rId10"/>
-                    <a:srcRect/>
                     <a:stretch>
                       <a:fillRect/>
                     </a:stretch>
                   </pic:blipFill>
-                  <pic:spPr bwMode="auto">
+                  <pic:spPr>
                     <a:xfrm>
                       <a:off x="0" y="0"/>
-                      <a:ext cx="5524500" cy="2533650"/>
+                      <a:ext cx="5943600" cy="4139565"/>
                     </a:xfrm>
                     <a:prstGeom prst="rect">
                       <a:avLst/>
@@ -3643,59 +3693,51 @@
     </w:p>
     <w:p>
       <w:pPr>
-        <w:spacing w:after="200"/>
-        <w:jc w:val="center"/>
-        <w:rPr>
-          <w:lang w:val="fr-FR"/>
-        </w:rPr>
-      </w:pPr>
-      <w:r>
+        <w:spacing w:line="276" w:lineRule="auto"/>
+      </w:pPr>
+      <w:r>
+        <w:t>The second document was the spreadsheet used to track food and drink stock. It lists each item alongside a quantity that the manager updates by hand after a manual stock count. Because the figures are only correct as of the last time someone counted, the spreadsheet is rarely an accurate picture of what is actually in the building, and nothing about it is linked to what gets sold at the concessions area or the kiosk. Seeing it confirmed how disconnected the stock side of the business is from everything else.</w:t>
+      </w:r>
+    </w:p>
+    <w:p>
+      <w:pPr>
+        <w:pStyle w:val="Heading4"/>
+        <w:rPr>
+          <w:b/>
+          <w:bCs/>
+          <w:color w:val="000000" w:themeColor="text1"/>
+        </w:rPr>
+      </w:pPr>
+      <w:r>
+        <w:rPr>
+          <w:b/>
+          <w:bCs/>
+          <w:color w:val="000000" w:themeColor="text1"/>
+        </w:rPr>
+        <w:lastRenderedPageBreak/>
+        <w:t>The Staff Rota Spreadsheet</w:t>
+      </w:r>
+    </w:p>
+    <w:p>
+      <w:pPr>
+        <w:spacing w:line="276" w:lineRule="auto"/>
         <w:rPr>
           <w:i/>
           <w:iCs/>
-          <w:color w:val="595959"/>
-          <w:sz w:val="20"/>
-          <w:szCs w:val="20"/>
-          <w:lang w:val="fr-FR"/>
-        </w:rPr>
-        <w:t>Figure 1: Vue film listings page (myvue.com)</w:t>
-      </w:r>
-    </w:p>
-    <w:p>
-      <w:pPr>
-        <w:spacing w:line="276" w:lineRule="auto"/>
-      </w:pPr>
-      <w:r>
-        <w:t>The Vue homepage presents films visually using large poster images organised under a Top Films heading. Each film is displayed with its title clearly beneath it and the page includes a Quick Book bar at the bottom allowing users to search by venue, film, date and time simultaneously. This is a clean and intuitive way of presenting information that allows customers to find what they want quickly without having to navigate through multiple pages. For the Filmtopia system I will incorporate a similar visual approach to displaying films on the customer kiosk, ensuring that screenings are easy to browse and select.</w:t>
-      </w:r>
-    </w:p>
-    <w:p>
-      <w:pPr>
-        <w:spacing w:before="80" w:after="40"/>
-      </w:pPr>
-      <w:r>
-        <w:rPr>
-          <w:b/>
-          <w:bCs/>
-        </w:rPr>
-        <w:t>Screening Times Page</w:t>
-      </w:r>
-    </w:p>
-    <w:p>
-      <w:pPr>
-        <w:spacing w:before="120"/>
-        <w:jc w:val="center"/>
-      </w:pPr>
-      <w:r>
-        <w:rPr>
-          <w:noProof/>
-        </w:rPr>
-        <w:lastRenderedPageBreak/>
+          <w:color w:val="666666"/>
+        </w:rPr>
+      </w:pPr>
+      <w:r>
+        <w:rPr>
+          <w:i/>
+          <w:iCs/>
+          <w:color w:val="666666"/>
+        </w:rPr>
         <w:drawing>
-          <wp:inline distT="0" distB="0" distL="0" distR="0" wp14:anchorId="249C92E6" wp14:editId="25BC37F4">
-            <wp:extent cx="4381500" cy="3914775"/>
-            <wp:effectExtent l="0" t="0" r="0" b="0"/>
-            <wp:docPr id="1144634544" name="Picture 1144634544"/>
+          <wp:inline distT="0" distB="0" distL="0" distR="0" wp14:anchorId="204DDA19" wp14:editId="660239E7">
+            <wp:extent cx="5943600" cy="4837430"/>
+            <wp:effectExtent l="0" t="0" r="0" b="1270"/>
+            <wp:docPr id="996781924" name="Picture 1"/>
             <wp:cNvGraphicFramePr>
               <a:graphicFrameLocks xmlns:a="http://schemas.openxmlformats.org/drawingml/2006/main" noChangeAspect="1"/>
             </wp:cNvGraphicFramePr>
@@ -3703,22 +3745,19 @@
               <a:graphicData uri="http://schemas.openxmlformats.org/drawingml/2006/picture">
                 <pic:pic xmlns:pic="http://schemas.openxmlformats.org/drawingml/2006/picture">
                   <pic:nvPicPr>
-                    <pic:cNvPr id="0" name=""/>
-                    <pic:cNvPicPr>
-                      <a:picLocks noChangeAspect="1" noChangeArrowheads="1"/>
-                    </pic:cNvPicPr>
+                    <pic:cNvPr id="996781924" name=""/>
+                    <pic:cNvPicPr/>
                   </pic:nvPicPr>
                   <pic:blipFill>
                     <a:blip r:embed="rId11"/>
-                    <a:srcRect/>
                     <a:stretch>
                       <a:fillRect/>
                     </a:stretch>
                   </pic:blipFill>
-                  <pic:spPr bwMode="auto">
+                  <pic:spPr>
                     <a:xfrm>
                       <a:off x="0" y="0"/>
-                      <a:ext cx="4381500" cy="3914775"/>
+                      <a:ext cx="5943600" cy="4837430"/>
                     </a:xfrm>
                     <a:prstGeom prst="rect">
                       <a:avLst/>
@@ -3733,55 +3772,44 @@
     </w:p>
     <w:p>
       <w:pPr>
-        <w:spacing w:after="200"/>
+        <w:spacing w:line="276" w:lineRule="auto"/>
+      </w:pPr>
+      <w:r>
+        <w:t>The third document was the staff rota spreadsheet, which the manager fills in and prints out for the team. It is kept completely separate from the booking and stock records, and the only way for a member of staff to check when they are working is to be physically at the cinema where the printout is pinned up. While staff scheduling is not a core part of the problem this project is solving, looking at the rota helped confirm just how scattered the cinema's information is across separate files that do not talk to each other.</w:t>
+      </w:r>
+    </w:p>
+    <w:p>
+      <w:pPr>
+        <w:pStyle w:val="Heading4"/>
+        <w:rPr>
+          <w:b/>
+          <w:bCs/>
+          <w:color w:val="000000" w:themeColor="text1"/>
+        </w:rPr>
+      </w:pPr>
+      <w:r>
+        <w:rPr>
+          <w:b/>
+          <w:bCs/>
+          <w:color w:val="000000" w:themeColor="text1"/>
+        </w:rPr>
+        <w:lastRenderedPageBreak/>
+        <w:t>The Ticket Stub</w:t>
+      </w:r>
+    </w:p>
+    <w:p>
+      <w:pPr>
         <w:jc w:val="center"/>
       </w:pPr>
       <w:r>
         <w:rPr>
-          <w:i/>
-          <w:iCs/>
-          <w:color w:val="595959"/>
-          <w:sz w:val="20"/>
-          <w:szCs w:val="20"/>
-        </w:rPr>
-        <w:t>Figure 2: Vue screening times page (myvue.com)</w:t>
-      </w:r>
-    </w:p>
-    <w:p>
-      <w:pPr>
-        <w:spacing w:line="276" w:lineRule="auto"/>
-      </w:pPr>
-      <w:r>
-        <w:t>When a film is selected Vue displays all upcoming showings for that film at the chosen venue, organised by date and time. Each screening card shows the start and end time, the screen number and the ticket price. Accessibility information such as audio description and wheelchair access is also clearly displayed. This level of detail is something I aim to replicate in Filmtopia, where staff and customers should be able to see all relevant information about a screening at a glance without having to search through multiple menus.</w:t>
-      </w:r>
-    </w:p>
-    <w:p>
-      <w:pPr>
-        <w:spacing w:before="80" w:after="40"/>
-      </w:pPr>
-      <w:r>
-        <w:rPr>
-          <w:b/>
-          <w:bCs/>
-        </w:rPr>
-        <w:t>Seat Selection Screen</w:t>
-      </w:r>
-    </w:p>
-    <w:p>
-      <w:pPr>
-        <w:spacing w:before="120"/>
-        <w:jc w:val="center"/>
-      </w:pPr>
-      <w:r>
-        <w:rPr>
           <w:noProof/>
         </w:rPr>
-        <w:lastRenderedPageBreak/>
         <w:drawing>
-          <wp:inline distT="0" distB="0" distL="0" distR="0" wp14:anchorId="40BB6089" wp14:editId="6F7339E3">
-            <wp:extent cx="5524500" cy="2809875"/>
+          <wp:inline distT="0" distB="0" distL="0" distR="0" wp14:anchorId="24153706" wp14:editId="7FF22A71">
+            <wp:extent cx="3810000" cy="4724400"/>
             <wp:effectExtent l="0" t="0" r="0" b="0"/>
-            <wp:docPr id="1968098163" name="Picture 1968098163"/>
+            <wp:docPr id="1975685012" name="Graphic 7"/>
             <wp:cNvGraphicFramePr>
               <a:graphicFrameLocks xmlns:a="http://schemas.openxmlformats.org/drawingml/2006/main" noChangeAspect="1"/>
             </wp:cNvGraphicFramePr>
@@ -3789,22 +3817,25 @@
               <a:graphicData uri="http://schemas.openxmlformats.org/drawingml/2006/picture">
                 <pic:pic xmlns:pic="http://schemas.openxmlformats.org/drawingml/2006/picture">
                   <pic:nvPicPr>
-                    <pic:cNvPr id="0" name=""/>
-                    <pic:cNvPicPr>
-                      <a:picLocks noChangeAspect="1" noChangeArrowheads="1"/>
-                    </pic:cNvPicPr>
+                    <pic:cNvPr id="1975685012" name="Graphic 7"/>
+                    <pic:cNvPicPr/>
                   </pic:nvPicPr>
                   <pic:blipFill>
-                    <a:blip r:embed="rId12"/>
-                    <a:srcRect/>
+                    <a:blip r:embed="rId12">
+                      <a:extLst>
+                        <a:ext uri="{96DAC541-7B7A-43D3-8B79-37D633B846F1}">
+                          <asvg:svgBlip xmlns:asvg="http://schemas.microsoft.com/office/drawing/2016/SVG/main" r:embed="rId13"/>
+                        </a:ext>
+                      </a:extLst>
+                    </a:blip>
                     <a:stretch>
                       <a:fillRect/>
                     </a:stretch>
                   </pic:blipFill>
-                  <pic:spPr bwMode="auto">
+                  <pic:spPr>
                     <a:xfrm>
                       <a:off x="0" y="0"/>
-                      <a:ext cx="5524500" cy="2809875"/>
+                      <a:ext cx="3810000" cy="4724400"/>
                     </a:xfrm>
                     <a:prstGeom prst="rect">
                       <a:avLst/>
@@ -3819,26 +3850,63 @@
     </w:p>
     <w:p>
       <w:pPr>
-        <w:spacing w:after="200"/>
-        <w:jc w:val="center"/>
-      </w:pPr>
-      <w:r>
-        <w:rPr>
-          <w:i/>
-          <w:iCs/>
-          <w:color w:val="595959"/>
-          <w:sz w:val="20"/>
-          <w:szCs w:val="20"/>
-        </w:rPr>
-        <w:t>Figure 3: Vue graphical seat selection screen (myvue.com)</w:t>
-      </w:r>
-    </w:p>
-    <w:p>
-      <w:pPr>
         <w:spacing w:line="276" w:lineRule="auto"/>
       </w:pPr>
       <w:r>
-        <w:t>Vue's seat selection interface is a standout feature of their system. It displays a graphical layout of the screen showing every seat as a coloured icon, with different colours representing different seat types and prices. VIP seats are shown in orange at £8.49, Regular seats in black at £7.49, Saver seats in green at £6.49 and Super Saver seats in red at £4.99. Occupied seats are shown in grey so customers can immediately see what is available. Rows are labelled alphabetically on the left hand side. This graphical seat selection is a key feature I plan to implement in Filmtopia as it directly addresses the double booking problem identified in the interviews. By showing customers and staff exactly which seats are taken in real time the system eliminates the risk of two people being assigned the same seat.</w:t>
+        <w:t>Finally I looked at the ticket stub that customers are given when they book. It is printed from a basic template on the box office computer, and a member of staff types the details in by hand each time before printing. The stub is not connected to any stored record, so once it has been printed there is no link between the piece of paper the customer is holding and any data the cinema keeps. This means a lost or disputed ticket cannot easily be checked against anything, which is another consequence of there being no central record of bookings.</w:t>
+      </w:r>
+    </w:p>
+    <w:p>
+      <w:pPr>
+        <w:spacing w:line="276" w:lineRule="auto"/>
+      </w:pPr>
+      <w:r>
+        <w:t>Taken together these documents painted a clear picture of a business whose data lives in several separate places, none of which are joined up. This directly supports the case for a single central database made later in this investigation, and it reinforces the double booking problem that the seat handling in Objectives 2 and 3 is designed to solve.</w:t>
+      </w:r>
+    </w:p>
+    <w:p>
+      <w:pPr>
+        <w:pStyle w:val="Heading3"/>
+        <w:rPr>
+          <w:b/>
+          <w:bCs/>
+          <w:color w:val="000000" w:themeColor="text1"/>
+        </w:rPr>
+      </w:pPr>
+      <w:r>
+        <w:rPr>
+          <w:b/>
+          <w:bCs/>
+          <w:color w:val="000000" w:themeColor="text1"/>
+        </w:rPr>
+        <w:lastRenderedPageBreak/>
+        <w:t>Desk-based Research</w:t>
+      </w:r>
+    </w:p>
+    <w:p>
+      <w:pPr>
+        <w:pStyle w:val="Heading4"/>
+        <w:rPr>
+          <w:b/>
+          <w:bCs/>
+          <w:color w:val="000000" w:themeColor="text1"/>
+        </w:rPr>
+      </w:pPr>
+      <w:r>
+        <w:rPr>
+          <w:b/>
+          <w:bCs/>
+          <w:color w:val="000000" w:themeColor="text1"/>
+        </w:rPr>
+        <w:t>Desk Based Research - Vue Cinema (myvue.com)</w:t>
+      </w:r>
+    </w:p>
+    <w:p>
+      <w:pPr>
+        <w:spacing w:line="276" w:lineRule="auto"/>
+      </w:pPr>
+      <w:r>
+        <w:t>As part of my investigation I researched the Vue Cinema booking system, which is one of the largest cinema chains in the UK. Vue operates 94 cinemas across the UK and Ireland and their online booking system provides a useful reference point for what a professional cinema management system should look like.</w:t>
       </w:r>
     </w:p>
     <w:p>
@@ -3850,115 +3918,6 @@
           <w:b/>
           <w:bCs/>
         </w:rPr>
-        <w:t>Features Identified for Filmtopia</w:t>
-      </w:r>
-    </w:p>
-    <w:p>
-      <w:pPr>
-        <w:pStyle w:val="ListParagraph"/>
-        <w:numPr>
-          <w:ilvl w:val="0"/>
-          <w:numId w:val="1"/>
-        </w:numPr>
-        <w:spacing w:after="60" w:line="276" w:lineRule="auto"/>
-        <w:contextualSpacing w:val="0"/>
-      </w:pPr>
-      <w:r>
-        <w:t>A visual film listings interface showing posters and screening times clearly</w:t>
-      </w:r>
-    </w:p>
-    <w:p>
-      <w:pPr>
-        <w:pStyle w:val="ListParagraph"/>
-        <w:numPr>
-          <w:ilvl w:val="0"/>
-          <w:numId w:val="1"/>
-        </w:numPr>
-        <w:spacing w:after="60" w:line="276" w:lineRule="auto"/>
-        <w:contextualSpacing w:val="0"/>
-      </w:pPr>
-      <w:r>
-        <w:t>A graphical seat map showing available and occupied seats in real time</w:t>
-      </w:r>
-    </w:p>
-    <w:p>
-      <w:pPr>
-        <w:pStyle w:val="ListParagraph"/>
-        <w:numPr>
-          <w:ilvl w:val="0"/>
-          <w:numId w:val="1"/>
-        </w:numPr>
-        <w:spacing w:after="60" w:line="276" w:lineRule="auto"/>
-        <w:contextualSpacing w:val="0"/>
-      </w:pPr>
-      <w:r>
-        <w:t>Colour coding to distinguish between different types of seats or statuses</w:t>
-      </w:r>
-    </w:p>
-    <w:p>
-      <w:pPr>
-        <w:pStyle w:val="ListParagraph"/>
-        <w:numPr>
-          <w:ilvl w:val="0"/>
-          <w:numId w:val="1"/>
-        </w:numPr>
-        <w:spacing w:after="60" w:line="276" w:lineRule="auto"/>
-        <w:contextualSpacing w:val="0"/>
-      </w:pPr>
-      <w:r>
-        <w:t>Clear display of screening information including screen number, time and date</w:t>
-      </w:r>
-    </w:p>
-    <w:p>
-      <w:pPr>
-        <w:pStyle w:val="ListParagraph"/>
-        <w:numPr>
-          <w:ilvl w:val="0"/>
-          <w:numId w:val="1"/>
-        </w:numPr>
-        <w:spacing w:after="60" w:line="276" w:lineRule="auto"/>
-        <w:contextualSpacing w:val="0"/>
-      </w:pPr>
-      <w:r>
-        <w:t>A quick search function allowing users to find screenings by film, date and time</w:t>
-      </w:r>
-    </w:p>
-    <w:p>
-      <w:pPr>
-        <w:pStyle w:val="Heading4"/>
-        <w:rPr>
-          <w:b/>
-          <w:bCs/>
-          <w:color w:val="000000" w:themeColor="text1"/>
-        </w:rPr>
-      </w:pPr>
-      <w:r>
-        <w:rPr>
-          <w:b/>
-          <w:bCs/>
-          <w:color w:val="000000" w:themeColor="text1"/>
-        </w:rPr>
-        <w:t>Desk Based Research - Odeon Cinema (odeon.co.uk)</w:t>
-      </w:r>
-    </w:p>
-    <w:p>
-      <w:pPr>
-        <w:spacing w:line="276" w:lineRule="auto"/>
-      </w:pPr>
-      <w:r>
-        <w:t>The second system I researched was Odeon, which is the largest cinema chain in the UK. Odeon operates over 120 cinemas across the UK and Ireland and their online booking system offered several useful features to compare against Vue and to inform the design of Filmtopia.</w:t>
-      </w:r>
-    </w:p>
-    <w:p>
-      <w:pPr>
-        <w:spacing w:before="80" w:after="40"/>
-      </w:pPr>
-      <w:r>
-        <w:rPr>
-          <w:b/>
-          <w:bCs/>
-        </w:rPr>
-        <w:lastRenderedPageBreak/>
         <w:t>Film Listings Page</w:t>
       </w:r>
     </w:p>
@@ -3972,96 +3931,10 @@
           <w:noProof/>
         </w:rPr>
         <w:drawing>
-          <wp:inline distT="0" distB="0" distL="0" distR="0" wp14:anchorId="3280BCAA" wp14:editId="0FD2A1B3">
-            <wp:extent cx="4476750" cy="4381500"/>
+          <wp:inline distT="0" distB="0" distL="0" distR="0" wp14:anchorId="1D0AA7F7" wp14:editId="3CDA7A8F">
+            <wp:extent cx="5524500" cy="2533650"/>
             <wp:effectExtent l="0" t="0" r="0" b="0"/>
-            <wp:docPr id="2009319500" name="Picture 2009319500"/>
-            <wp:cNvGraphicFramePr>
-              <a:graphicFrameLocks xmlns:a="http://schemas.openxmlformats.org/drawingml/2006/main" noChangeAspect="1"/>
-            </wp:cNvGraphicFramePr>
-            <a:graphic xmlns:a="http://schemas.openxmlformats.org/drawingml/2006/main">
-              <a:graphicData uri="http://schemas.openxmlformats.org/drawingml/2006/picture">
-                <pic:pic xmlns:pic="http://schemas.openxmlformats.org/drawingml/2006/picture">
-                  <pic:nvPicPr>
-                    <pic:cNvPr id="0" name=""/>
-                    <pic:cNvPicPr>
-                      <a:picLocks noChangeAspect="1" noChangeArrowheads="1"/>
-                    </pic:cNvPicPr>
-                  </pic:nvPicPr>
-                  <pic:blipFill>
-                    <a:blip r:embed="rId13"/>
-                    <a:srcRect/>
-                    <a:stretch>
-                      <a:fillRect/>
-                    </a:stretch>
-                  </pic:blipFill>
-                  <pic:spPr bwMode="auto">
-                    <a:xfrm>
-                      <a:off x="0" y="0"/>
-                      <a:ext cx="4476750" cy="4381500"/>
-                    </a:xfrm>
-                    <a:prstGeom prst="rect">
-                      <a:avLst/>
-                    </a:prstGeom>
-                  </pic:spPr>
-                </pic:pic>
-              </a:graphicData>
-            </a:graphic>
-          </wp:inline>
-        </w:drawing>
-      </w:r>
-    </w:p>
-    <w:p>
-      <w:pPr>
-        <w:spacing w:after="200"/>
-        <w:jc w:val="center"/>
-      </w:pPr>
-      <w:r>
-        <w:rPr>
-          <w:i/>
-          <w:iCs/>
-          <w:color w:val="595959"/>
-          <w:sz w:val="20"/>
-          <w:szCs w:val="20"/>
-        </w:rPr>
-        <w:t>Figure 4: Odeon film listings page (odeon.co.uk)</w:t>
-      </w:r>
-    </w:p>
-    <w:p>
-      <w:pPr>
-        <w:spacing w:line="276" w:lineRule="auto"/>
-      </w:pPr>
-      <w:r>
-        <w:t>Similar to Vue, Odeon presents films using large poster images organised under a Top Films heading. However Odeon includes additional information directly on the film page such as the director, cast, runtime, release date and genre tags. This richer level of detail gives customers more context before making a booking decision. Odeon also includes a quick search bar at the bottom of the page allowing users to filter by cinema, film, date and time. One notable difference from Vue is that Odeon uses a darker navy blue colour scheme throughout which creates a more premium feel. For Filmtopia I will aim to display key film information clearly on the customer kiosk so customers can make informed decisions quickly.</w:t>
-      </w:r>
-    </w:p>
-    <w:p>
-      <w:pPr>
-        <w:spacing w:before="80" w:after="40"/>
-      </w:pPr>
-      <w:r>
-        <w:rPr>
-          <w:b/>
-          <w:bCs/>
-        </w:rPr>
-        <w:t>Screening Times Page</w:t>
-      </w:r>
-    </w:p>
-    <w:p>
-      <w:pPr>
-        <w:spacing w:before="120"/>
-        <w:jc w:val="center"/>
-      </w:pPr>
-      <w:r>
-        <w:rPr>
-          <w:noProof/>
-        </w:rPr>
-        <w:lastRenderedPageBreak/>
-        <w:drawing>
-          <wp:inline distT="0" distB="0" distL="0" distR="0" wp14:anchorId="1E91FEA3" wp14:editId="61E265F1">
-            <wp:extent cx="4286250" cy="4343400"/>
-            <wp:effectExtent l="0" t="0" r="0" b="0"/>
-            <wp:docPr id="1339000641" name="Picture 1339000641"/>
+            <wp:docPr id="1" name="Picture 1"/>
             <wp:cNvGraphicFramePr>
               <a:graphicFrameLocks xmlns:a="http://schemas.openxmlformats.org/drawingml/2006/main" noChangeAspect="1"/>
             </wp:cNvGraphicFramePr>
@@ -4084,7 +3957,7 @@
                   <pic:spPr bwMode="auto">
                     <a:xfrm>
                       <a:off x="0" y="0"/>
-                      <a:ext cx="4286250" cy="4343400"/>
+                      <a:ext cx="5524500" cy="2533650"/>
                     </a:xfrm>
                     <a:prstGeom prst="rect">
                       <a:avLst/>
@@ -4101,6 +3974,9 @@
       <w:pPr>
         <w:spacing w:after="200"/>
         <w:jc w:val="center"/>
+        <w:rPr>
+          <w:lang w:val="fr-FR"/>
+        </w:rPr>
       </w:pPr>
       <w:r>
         <w:rPr>
@@ -4109,8 +3985,9 @@
           <w:color w:val="595959"/>
           <w:sz w:val="20"/>
           <w:szCs w:val="20"/>
-        </w:rPr>
-        <w:t>Figure 5: Odeon screening times page (odeon.co.uk)</w:t>
+          <w:lang w:val="fr-FR"/>
+        </w:rPr>
+        <w:t>Figure 1: Vue film listings page (myvue.com)</w:t>
       </w:r>
     </w:p>
     <w:p>
@@ -4118,7 +3995,15 @@
         <w:spacing w:line="276" w:lineRule="auto"/>
       </w:pPr>
       <w:r>
-        <w:t>Odeon's screening times page clearly displays the film title, runtime, release date and genre alongside all available showtimes. Screenings are organised by date across the top of the page and grouped by cinema location below. Each screening card shows the start time, screen number and format such as 3D. A Book Now button is displayed prominently on each card making the next action immediately obvious. This clear layout is something I will replicate in Filmtopia where staff should be able to see all screenings for a given film at a glance.</w:t>
+        <w:t xml:space="preserve">The Vue homepage presents films visually using large poster images organised under a Top Films heading. Each film is displayed with its title clearly beneath it and the page includes a Quick Book bar at the bottom allowing users to search by venue, film, date and time simultaneously. This is a clean and intuitive way of presenting information that allows customers to find what they want quickly without having to navigate through multiple pages. For the </w:t>
+      </w:r>
+      <w:proofErr w:type="spellStart"/>
+      <w:r>
+        <w:t>Filmtopia</w:t>
+      </w:r>
+      <w:proofErr w:type="spellEnd"/>
+      <w:r>
+        <w:t xml:space="preserve"> system I will incorporate a similar visual approach to displaying films on the customer kiosk, ensuring that screenings are easy to browse and select.</w:t>
       </w:r>
     </w:p>
     <w:p>
@@ -4130,7 +4015,7 @@
           <w:b/>
           <w:bCs/>
         </w:rPr>
-        <w:t>Seat Selection Screen</w:t>
+        <w:t>Screening Times Page</w:t>
       </w:r>
     </w:p>
     <w:p>
@@ -4144,10 +4029,10 @@
         </w:rPr>
         <w:lastRenderedPageBreak/>
         <w:drawing>
-          <wp:inline distT="0" distB="0" distL="0" distR="0" wp14:anchorId="456DA744" wp14:editId="1AB6B7F1">
-            <wp:extent cx="5143500" cy="4038600"/>
+          <wp:inline distT="0" distB="0" distL="0" distR="0" wp14:anchorId="249C92E6" wp14:editId="25BC37F4">
+            <wp:extent cx="4381500" cy="3914775"/>
             <wp:effectExtent l="0" t="0" r="0" b="0"/>
-            <wp:docPr id="899379480" name="Picture 899379480"/>
+            <wp:docPr id="1144634544" name="Picture 1144634544"/>
             <wp:cNvGraphicFramePr>
               <a:graphicFrameLocks xmlns:a="http://schemas.openxmlformats.org/drawingml/2006/main" noChangeAspect="1"/>
             </wp:cNvGraphicFramePr>
@@ -4170,6 +4055,507 @@
                   <pic:spPr bwMode="auto">
                     <a:xfrm>
                       <a:off x="0" y="0"/>
+                      <a:ext cx="4381500" cy="3914775"/>
+                    </a:xfrm>
+                    <a:prstGeom prst="rect">
+                      <a:avLst/>
+                    </a:prstGeom>
+                  </pic:spPr>
+                </pic:pic>
+              </a:graphicData>
+            </a:graphic>
+          </wp:inline>
+        </w:drawing>
+      </w:r>
+    </w:p>
+    <w:p>
+      <w:pPr>
+        <w:spacing w:after="200"/>
+        <w:jc w:val="center"/>
+      </w:pPr>
+      <w:r>
+        <w:rPr>
+          <w:i/>
+          <w:iCs/>
+          <w:color w:val="595959"/>
+          <w:sz w:val="20"/>
+          <w:szCs w:val="20"/>
+        </w:rPr>
+        <w:t>Figure 2: Vue screening times page (myvue.com)</w:t>
+      </w:r>
+    </w:p>
+    <w:p>
+      <w:pPr>
+        <w:spacing w:line="276" w:lineRule="auto"/>
+      </w:pPr>
+      <w:r>
+        <w:t xml:space="preserve">When a film is selected Vue displays all upcoming showings for that film at the chosen venue, organised by date and time. Each screening card shows the start and end time, the screen number and the ticket price. Accessibility information such as audio description and wheelchair access is also clearly displayed. This level of detail is something I aim to replicate in </w:t>
+      </w:r>
+      <w:proofErr w:type="spellStart"/>
+      <w:r>
+        <w:t>Filmtopia</w:t>
+      </w:r>
+      <w:proofErr w:type="spellEnd"/>
+      <w:r>
+        <w:t>, where staff and customers should be able to see all relevant information about a screening at a glance without having to search through multiple menus.</w:t>
+      </w:r>
+    </w:p>
+    <w:p>
+      <w:pPr>
+        <w:spacing w:before="80" w:after="40"/>
+      </w:pPr>
+      <w:r>
+        <w:rPr>
+          <w:b/>
+          <w:bCs/>
+        </w:rPr>
+        <w:t>Seat Selection Screen</w:t>
+      </w:r>
+    </w:p>
+    <w:p>
+      <w:pPr>
+        <w:spacing w:before="120"/>
+        <w:jc w:val="center"/>
+      </w:pPr>
+      <w:r>
+        <w:rPr>
+          <w:noProof/>
+        </w:rPr>
+        <w:lastRenderedPageBreak/>
+        <w:drawing>
+          <wp:inline distT="0" distB="0" distL="0" distR="0" wp14:anchorId="40BB6089" wp14:editId="6F7339E3">
+            <wp:extent cx="5524500" cy="2809875"/>
+            <wp:effectExtent l="0" t="0" r="0" b="0"/>
+            <wp:docPr id="1968098163" name="Picture 1968098163"/>
+            <wp:cNvGraphicFramePr>
+              <a:graphicFrameLocks xmlns:a="http://schemas.openxmlformats.org/drawingml/2006/main" noChangeAspect="1"/>
+            </wp:cNvGraphicFramePr>
+            <a:graphic xmlns:a="http://schemas.openxmlformats.org/drawingml/2006/main">
+              <a:graphicData uri="http://schemas.openxmlformats.org/drawingml/2006/picture">
+                <pic:pic xmlns:pic="http://schemas.openxmlformats.org/drawingml/2006/picture">
+                  <pic:nvPicPr>
+                    <pic:cNvPr id="0" name=""/>
+                    <pic:cNvPicPr>
+                      <a:picLocks noChangeAspect="1" noChangeArrowheads="1"/>
+                    </pic:cNvPicPr>
+                  </pic:nvPicPr>
+                  <pic:blipFill>
+                    <a:blip r:embed="rId16"/>
+                    <a:srcRect/>
+                    <a:stretch>
+                      <a:fillRect/>
+                    </a:stretch>
+                  </pic:blipFill>
+                  <pic:spPr bwMode="auto">
+                    <a:xfrm>
+                      <a:off x="0" y="0"/>
+                      <a:ext cx="5524500" cy="2809875"/>
+                    </a:xfrm>
+                    <a:prstGeom prst="rect">
+                      <a:avLst/>
+                    </a:prstGeom>
+                  </pic:spPr>
+                </pic:pic>
+              </a:graphicData>
+            </a:graphic>
+          </wp:inline>
+        </w:drawing>
+      </w:r>
+    </w:p>
+    <w:p>
+      <w:pPr>
+        <w:spacing w:after="200"/>
+        <w:jc w:val="center"/>
+      </w:pPr>
+      <w:r>
+        <w:rPr>
+          <w:i/>
+          <w:iCs/>
+          <w:color w:val="595959"/>
+          <w:sz w:val="20"/>
+          <w:szCs w:val="20"/>
+        </w:rPr>
+        <w:t>Figure 3: Vue graphical seat selection screen (myvue.com)</w:t>
+      </w:r>
+    </w:p>
+    <w:p>
+      <w:pPr>
+        <w:spacing w:line="276" w:lineRule="auto"/>
+      </w:pPr>
+      <w:r>
+        <w:t xml:space="preserve">Vue's seat selection interface is a standout feature of their system. It displays a graphical layout of the screen showing every seat as a coloured icon, with different colours representing different seat types and prices. VIP seats are shown in orange at £8.49, Regular seats in black at £7.49, Saver seats in green at £6.49 and Super Saver seats in red at £4.99. Occupied seats are shown in grey so customers can immediately see what is available. Rows are labelled alphabetically on the left hand side. This graphical seat selection is a key feature I plan to implement in </w:t>
+      </w:r>
+      <w:proofErr w:type="spellStart"/>
+      <w:r>
+        <w:t>Filmtopia</w:t>
+      </w:r>
+      <w:proofErr w:type="spellEnd"/>
+      <w:r>
+        <w:t xml:space="preserve"> as it directly addresses the double booking problem identified in the interviews. By showing customers and staff exactly which seats are taken in real time the system eliminates the risk of two people being assigned the same seat.</w:t>
+      </w:r>
+    </w:p>
+    <w:p>
+      <w:pPr>
+        <w:spacing w:before="80" w:after="40"/>
+      </w:pPr>
+      <w:r>
+        <w:rPr>
+          <w:b/>
+          <w:bCs/>
+        </w:rPr>
+        <w:t xml:space="preserve">Features Identified for </w:t>
+      </w:r>
+      <w:proofErr w:type="spellStart"/>
+      <w:r>
+        <w:rPr>
+          <w:b/>
+          <w:bCs/>
+        </w:rPr>
+        <w:t>Filmtopia</w:t>
+      </w:r>
+      <w:proofErr w:type="spellEnd"/>
+    </w:p>
+    <w:p>
+      <w:pPr>
+        <w:pStyle w:val="ListParagraph"/>
+        <w:numPr>
+          <w:ilvl w:val="0"/>
+          <w:numId w:val="1"/>
+        </w:numPr>
+        <w:spacing w:after="60" w:line="276" w:lineRule="auto"/>
+        <w:contextualSpacing w:val="0"/>
+      </w:pPr>
+      <w:r>
+        <w:t>A visual film listings interface showing posters and screening times clearly</w:t>
+      </w:r>
+    </w:p>
+    <w:p>
+      <w:pPr>
+        <w:pStyle w:val="ListParagraph"/>
+        <w:numPr>
+          <w:ilvl w:val="0"/>
+          <w:numId w:val="1"/>
+        </w:numPr>
+        <w:spacing w:after="60" w:line="276" w:lineRule="auto"/>
+        <w:contextualSpacing w:val="0"/>
+      </w:pPr>
+      <w:r>
+        <w:t>A graphical seat map showing available and occupied seats in real time</w:t>
+      </w:r>
+    </w:p>
+    <w:p>
+      <w:pPr>
+        <w:pStyle w:val="ListParagraph"/>
+        <w:numPr>
+          <w:ilvl w:val="0"/>
+          <w:numId w:val="1"/>
+        </w:numPr>
+        <w:spacing w:after="60" w:line="276" w:lineRule="auto"/>
+        <w:contextualSpacing w:val="0"/>
+      </w:pPr>
+      <w:r>
+        <w:t>Colour coding to distinguish between different types of seats or statuses</w:t>
+      </w:r>
+    </w:p>
+    <w:p>
+      <w:pPr>
+        <w:pStyle w:val="ListParagraph"/>
+        <w:numPr>
+          <w:ilvl w:val="0"/>
+          <w:numId w:val="1"/>
+        </w:numPr>
+        <w:spacing w:after="60" w:line="276" w:lineRule="auto"/>
+        <w:contextualSpacing w:val="0"/>
+      </w:pPr>
+      <w:r>
+        <w:t>Clear display of screening information including screen number, time and date</w:t>
+      </w:r>
+    </w:p>
+    <w:p>
+      <w:pPr>
+        <w:pStyle w:val="ListParagraph"/>
+        <w:numPr>
+          <w:ilvl w:val="0"/>
+          <w:numId w:val="1"/>
+        </w:numPr>
+        <w:spacing w:after="60" w:line="276" w:lineRule="auto"/>
+        <w:contextualSpacing w:val="0"/>
+      </w:pPr>
+      <w:r>
+        <w:t>A quick search function allowing users to find screenings by film, date and time</w:t>
+      </w:r>
+    </w:p>
+    <w:p>
+      <w:pPr>
+        <w:pStyle w:val="Heading4"/>
+        <w:rPr>
+          <w:b/>
+          <w:bCs/>
+          <w:color w:val="000000" w:themeColor="text1"/>
+        </w:rPr>
+      </w:pPr>
+      <w:r>
+        <w:rPr>
+          <w:b/>
+          <w:bCs/>
+          <w:color w:val="000000" w:themeColor="text1"/>
+        </w:rPr>
+        <w:t>Desk Based Research - Odeon Cinema (odeon.co.uk)</w:t>
+      </w:r>
+    </w:p>
+    <w:p>
+      <w:pPr>
+        <w:spacing w:line="276" w:lineRule="auto"/>
+      </w:pPr>
+      <w:r>
+        <w:t xml:space="preserve">The second system I researched was Odeon, which is the largest cinema chain in the UK. Odeon operates over 120 cinemas across the UK and Ireland and their online booking system offered several useful features to compare against Vue and to inform the design of </w:t>
+      </w:r>
+      <w:proofErr w:type="spellStart"/>
+      <w:r>
+        <w:t>Filmtopia</w:t>
+      </w:r>
+      <w:proofErr w:type="spellEnd"/>
+      <w:r>
+        <w:t>.</w:t>
+      </w:r>
+    </w:p>
+    <w:p>
+      <w:pPr>
+        <w:spacing w:before="80" w:after="40"/>
+      </w:pPr>
+      <w:r>
+        <w:rPr>
+          <w:b/>
+          <w:bCs/>
+        </w:rPr>
+        <w:lastRenderedPageBreak/>
+        <w:t>Film Listings Page</w:t>
+      </w:r>
+    </w:p>
+    <w:p>
+      <w:pPr>
+        <w:spacing w:before="120"/>
+        <w:jc w:val="center"/>
+      </w:pPr>
+      <w:r>
+        <w:rPr>
+          <w:noProof/>
+        </w:rPr>
+        <w:drawing>
+          <wp:inline distT="0" distB="0" distL="0" distR="0" wp14:anchorId="3280BCAA" wp14:editId="0FD2A1B3">
+            <wp:extent cx="4476750" cy="4381500"/>
+            <wp:effectExtent l="0" t="0" r="0" b="0"/>
+            <wp:docPr id="2009319500" name="Picture 2009319500"/>
+            <wp:cNvGraphicFramePr>
+              <a:graphicFrameLocks xmlns:a="http://schemas.openxmlformats.org/drawingml/2006/main" noChangeAspect="1"/>
+            </wp:cNvGraphicFramePr>
+            <a:graphic xmlns:a="http://schemas.openxmlformats.org/drawingml/2006/main">
+              <a:graphicData uri="http://schemas.openxmlformats.org/drawingml/2006/picture">
+                <pic:pic xmlns:pic="http://schemas.openxmlformats.org/drawingml/2006/picture">
+                  <pic:nvPicPr>
+                    <pic:cNvPr id="0" name=""/>
+                    <pic:cNvPicPr>
+                      <a:picLocks noChangeAspect="1" noChangeArrowheads="1"/>
+                    </pic:cNvPicPr>
+                  </pic:nvPicPr>
+                  <pic:blipFill>
+                    <a:blip r:embed="rId17"/>
+                    <a:srcRect/>
+                    <a:stretch>
+                      <a:fillRect/>
+                    </a:stretch>
+                  </pic:blipFill>
+                  <pic:spPr bwMode="auto">
+                    <a:xfrm>
+                      <a:off x="0" y="0"/>
+                      <a:ext cx="4476750" cy="4381500"/>
+                    </a:xfrm>
+                    <a:prstGeom prst="rect">
+                      <a:avLst/>
+                    </a:prstGeom>
+                  </pic:spPr>
+                </pic:pic>
+              </a:graphicData>
+            </a:graphic>
+          </wp:inline>
+        </w:drawing>
+      </w:r>
+    </w:p>
+    <w:p>
+      <w:pPr>
+        <w:spacing w:after="200"/>
+        <w:jc w:val="center"/>
+      </w:pPr>
+      <w:r>
+        <w:rPr>
+          <w:i/>
+          <w:iCs/>
+          <w:color w:val="595959"/>
+          <w:sz w:val="20"/>
+          <w:szCs w:val="20"/>
+        </w:rPr>
+        <w:t>Figure 4: Odeon film listings page (odeon.co.uk)</w:t>
+      </w:r>
+    </w:p>
+    <w:p>
+      <w:pPr>
+        <w:spacing w:line="276" w:lineRule="auto"/>
+      </w:pPr>
+      <w:r>
+        <w:t xml:space="preserve">Similar to Vue, Odeon presents films using large poster images organised under a Top Films heading. However Odeon includes additional information directly on the film page such as the director, cast, runtime, release date and genre tags. This richer level of detail gives customers more context before making a booking decision. Odeon also includes a quick search bar at the bottom of the page allowing users to filter by cinema, film, date and time. One notable difference from Vue is that Odeon uses a darker navy blue colour scheme throughout which creates a more premium feel. For </w:t>
+      </w:r>
+      <w:proofErr w:type="spellStart"/>
+      <w:r>
+        <w:t>Filmtopia</w:t>
+      </w:r>
+      <w:proofErr w:type="spellEnd"/>
+      <w:r>
+        <w:t xml:space="preserve"> I will aim to display key film information clearly on the customer kiosk so customers can make informed decisions quickly.</w:t>
+      </w:r>
+    </w:p>
+    <w:p>
+      <w:pPr>
+        <w:spacing w:before="80" w:after="40"/>
+      </w:pPr>
+      <w:r>
+        <w:rPr>
+          <w:b/>
+          <w:bCs/>
+        </w:rPr>
+        <w:t>Screening Times Page</w:t>
+      </w:r>
+    </w:p>
+    <w:p>
+      <w:pPr>
+        <w:spacing w:before="120"/>
+        <w:jc w:val="center"/>
+      </w:pPr>
+      <w:r>
+        <w:rPr>
+          <w:noProof/>
+        </w:rPr>
+        <w:lastRenderedPageBreak/>
+        <w:drawing>
+          <wp:inline distT="0" distB="0" distL="0" distR="0" wp14:anchorId="1E91FEA3" wp14:editId="61E265F1">
+            <wp:extent cx="4286250" cy="4343400"/>
+            <wp:effectExtent l="0" t="0" r="0" b="0"/>
+            <wp:docPr id="1339000641" name="Picture 1339000641"/>
+            <wp:cNvGraphicFramePr>
+              <a:graphicFrameLocks xmlns:a="http://schemas.openxmlformats.org/drawingml/2006/main" noChangeAspect="1"/>
+            </wp:cNvGraphicFramePr>
+            <a:graphic xmlns:a="http://schemas.openxmlformats.org/drawingml/2006/main">
+              <a:graphicData uri="http://schemas.openxmlformats.org/drawingml/2006/picture">
+                <pic:pic xmlns:pic="http://schemas.openxmlformats.org/drawingml/2006/picture">
+                  <pic:nvPicPr>
+                    <pic:cNvPr id="0" name=""/>
+                    <pic:cNvPicPr>
+                      <a:picLocks noChangeAspect="1" noChangeArrowheads="1"/>
+                    </pic:cNvPicPr>
+                  </pic:nvPicPr>
+                  <pic:blipFill>
+                    <a:blip r:embed="rId18"/>
+                    <a:srcRect/>
+                    <a:stretch>
+                      <a:fillRect/>
+                    </a:stretch>
+                  </pic:blipFill>
+                  <pic:spPr bwMode="auto">
+                    <a:xfrm>
+                      <a:off x="0" y="0"/>
+                      <a:ext cx="4286250" cy="4343400"/>
+                    </a:xfrm>
+                    <a:prstGeom prst="rect">
+                      <a:avLst/>
+                    </a:prstGeom>
+                  </pic:spPr>
+                </pic:pic>
+              </a:graphicData>
+            </a:graphic>
+          </wp:inline>
+        </w:drawing>
+      </w:r>
+    </w:p>
+    <w:p>
+      <w:pPr>
+        <w:spacing w:after="200"/>
+        <w:jc w:val="center"/>
+      </w:pPr>
+      <w:r>
+        <w:rPr>
+          <w:i/>
+          <w:iCs/>
+          <w:color w:val="595959"/>
+          <w:sz w:val="20"/>
+          <w:szCs w:val="20"/>
+        </w:rPr>
+        <w:t>Figure 5: Odeon screening times page (odeon.co.uk)</w:t>
+      </w:r>
+    </w:p>
+    <w:p>
+      <w:pPr>
+        <w:spacing w:line="276" w:lineRule="auto"/>
+      </w:pPr>
+      <w:r>
+        <w:t xml:space="preserve">Odeon's screening times page clearly displays the film title, runtime, release date and genre alongside all available showtimes. Screenings are organised by date across the top of the page and grouped by cinema location below. Each screening card shows the start time, screen number and format such as 3D. A Book Now button is displayed prominently on each card making the next action immediately obvious. This clear layout is something I will replicate in </w:t>
+      </w:r>
+      <w:proofErr w:type="spellStart"/>
+      <w:r>
+        <w:t>Filmtopia</w:t>
+      </w:r>
+      <w:proofErr w:type="spellEnd"/>
+      <w:r>
+        <w:t xml:space="preserve"> where staff should be able to see all screenings for a given film at a glance.</w:t>
+      </w:r>
+    </w:p>
+    <w:p>
+      <w:pPr>
+        <w:spacing w:before="80" w:after="40"/>
+      </w:pPr>
+      <w:r>
+        <w:rPr>
+          <w:b/>
+          <w:bCs/>
+        </w:rPr>
+        <w:t>Seat Selection Screen</w:t>
+      </w:r>
+    </w:p>
+    <w:p>
+      <w:pPr>
+        <w:spacing w:before="120"/>
+        <w:jc w:val="center"/>
+      </w:pPr>
+      <w:r>
+        <w:rPr>
+          <w:noProof/>
+        </w:rPr>
+        <w:lastRenderedPageBreak/>
+        <w:drawing>
+          <wp:inline distT="0" distB="0" distL="0" distR="0" wp14:anchorId="456DA744" wp14:editId="1AB6B7F1">
+            <wp:extent cx="5143500" cy="4038600"/>
+            <wp:effectExtent l="0" t="0" r="0" b="0"/>
+            <wp:docPr id="899379480" name="Picture 899379480"/>
+            <wp:cNvGraphicFramePr>
+              <a:graphicFrameLocks xmlns:a="http://schemas.openxmlformats.org/drawingml/2006/main" noChangeAspect="1"/>
+            </wp:cNvGraphicFramePr>
+            <a:graphic xmlns:a="http://schemas.openxmlformats.org/drawingml/2006/main">
+              <a:graphicData uri="http://schemas.openxmlformats.org/drawingml/2006/picture">
+                <pic:pic xmlns:pic="http://schemas.openxmlformats.org/drawingml/2006/picture">
+                  <pic:nvPicPr>
+                    <pic:cNvPr id="0" name=""/>
+                    <pic:cNvPicPr>
+                      <a:picLocks noChangeAspect="1" noChangeArrowheads="1"/>
+                    </pic:cNvPicPr>
+                  </pic:nvPicPr>
+                  <pic:blipFill>
+                    <a:blip r:embed="rId19"/>
+                    <a:srcRect/>
+                    <a:stretch>
+                      <a:fillRect/>
+                    </a:stretch>
+                  </pic:blipFill>
+                  <pic:spPr bwMode="auto">
+                    <a:xfrm>
+                      <a:off x="0" y="0"/>
                       <a:ext cx="5143500" cy="4038600"/>
                     </a:xfrm>
                     <a:prstGeom prst="rect">
@@ -4204,7 +4590,23 @@
         <w:spacing w:line="276" w:lineRule="auto"/>
       </w:pPr>
       <w:r>
-        <w:t>Odeon's seat selection screen is particularly well designed and shows several features worth incorporating into Filmtopia. The screen displays a graphical layout of the entire auditorium with seats colour coded by type and price. Green seats represent Classic Saver at £14.99, cream seats represent Classic at £16.49 and orange seats represent Classic Popular at £17.99. Unavailable seats are shown with an X so it is immediately clear which seats cannot be booked. A seat key at the bottom explains the colour coding including wheelchair and companion seat options. The booking process is also clearly structured using a step by step tab navigation at the top showing Seats, Sign In, Tickets, Food, Summary and Payment. This staged approach guides the user through the process logically and reduces confusion. For Filmtopia I will incorporate a similar colour coded seat map and a clear step by step flow for the customer kiosk booking process.</w:t>
+        <w:t xml:space="preserve">Odeon's seat selection screen is particularly well designed and shows several features worth incorporating into </w:t>
+      </w:r>
+      <w:proofErr w:type="spellStart"/>
+      <w:r>
+        <w:t>Filmtopia</w:t>
+      </w:r>
+      <w:proofErr w:type="spellEnd"/>
+      <w:r>
+        <w:t xml:space="preserve">. The screen displays a graphical layout of the entire auditorium with seats colour coded by type and price. Green seats represent Classic Saver at £14.99, cream seats represent Classic at £16.49 and orange seats represent Classic Popular at £17.99. Unavailable seats are shown with an X so it is immediately clear which seats cannot be booked. A seat key at the bottom explains the colour coding including wheelchair and companion seat options. The booking process is also clearly structured using a step by step tab navigation at the top showing Seats, Sign In, Tickets, Food, Summary and Payment. This staged approach guides the user through the process logically and reduces confusion. For </w:t>
+      </w:r>
+      <w:proofErr w:type="spellStart"/>
+      <w:r>
+        <w:t>Filmtopia</w:t>
+      </w:r>
+      <w:proofErr w:type="spellEnd"/>
+      <w:r>
+        <w:t xml:space="preserve"> I will incorporate a similar colour coded seat map and a clear step by step flow for the customer kiosk booking process.</w:t>
       </w:r>
     </w:p>
     <w:p>
@@ -4216,8 +4618,17 @@
           <w:b/>
           <w:bCs/>
         </w:rPr>
-        <w:t>Features Identified for Filmtopia</w:t>
-      </w:r>
+        <w:t xml:space="preserve">Features Identified for </w:t>
+      </w:r>
+      <w:proofErr w:type="spellStart"/>
+      <w:r>
+        <w:rPr>
+          <w:b/>
+          <w:bCs/>
+        </w:rPr>
+        <w:t>Filmtopia</w:t>
+      </w:r>
+      <w:proofErr w:type="spellEnd"/>
     </w:p>
     <w:p>
       <w:pPr>
@@ -4346,10 +4757,10 @@
                     <pic:cNvPicPr/>
                   </pic:nvPicPr>
                   <pic:blipFill>
-                    <a:blip r:embed="rId16">
+                    <a:blip r:embed="rId20">
                       <a:extLst>
                         <a:ext uri="{96DAC541-7B7A-43D3-8B79-37D633B846F1}">
-                          <asvg:svgBlip xmlns:asvg="http://schemas.microsoft.com/office/drawing/2016/SVG/main" r:embed="rId17"/>
+                          <asvg:svgBlip xmlns:asvg="http://schemas.microsoft.com/office/drawing/2016/SVG/main" r:embed="rId21"/>
                         </a:ext>
                       </a:extLst>
                     </a:blip>
@@ -4444,7 +4855,15 @@
         <w:spacing w:line="276" w:lineRule="auto"/>
       </w:pPr>
       <w:r>
-        <w:t>The existing system at Filmtopia receives several types of input, all of which are entered manually by staff or the manager. When a customer arrives to book tickets a member of staff writes the customer's name, chosen film, screening time, number of tickets and preferred seats into a paper booking diary. There is no digital record of this at the point of entry meaning the accuracy of the data depends entirely on the staff member's handwriting and attention to detail.</w:t>
+        <w:t xml:space="preserve">The existing system at </w:t>
+      </w:r>
+      <w:proofErr w:type="spellStart"/>
+      <w:r>
+        <w:t>Filmtopia</w:t>
+      </w:r>
+      <w:proofErr w:type="spellEnd"/>
+      <w:r>
+        <w:t xml:space="preserve"> receives several types of input, all of which are entered manually by staff or the manager. When a customer arrives to book tickets a member of staff writes the customer's name, chosen film, screening time, number of tickets and preferred seats into a paper booking diary. There is no digital record of this at the point of entry meaning the accuracy of the data depends entirely on the staff member's handwriting and attention to detail.</w:t>
       </w:r>
     </w:p>
     <w:p>
@@ -4651,8 +5070,13 @@
       <w:pPr>
         <w:spacing w:line="276" w:lineRule="auto"/>
       </w:pPr>
-      <w:r>
-        <w:t xml:space="preserve">Filmtopia is a small independent cinema that is currently managing all of its operations using a combination of paper records and disconnected spreadsheets. This approach may have been adequate when the cinema first opened but it has become increasingly </w:t>
+      <w:proofErr w:type="spellStart"/>
+      <w:r>
+        <w:t>Filmtopia</w:t>
+      </w:r>
+      <w:proofErr w:type="spellEnd"/>
+      <w:r>
+        <w:t xml:space="preserve"> is a small independent cinema that is currently managing all of its operations using a combination of paper records and disconnected spreadsheets. This approach may have been adequate when the cinema first opened but it has become increasingly </w:t>
       </w:r>
       <w:r>
         <w:lastRenderedPageBreak/>
@@ -4664,7 +5088,15 @@
         <w:spacing w:line="276" w:lineRule="auto"/>
       </w:pPr>
       <w:r>
-        <w:t>The most critical issue identified through the investigation is the risk of double bookings. Because seat allocations are recorded manually in a paper diary with no real time updating, two members of staff can independently assign the same seat to different customers for the same screening without either being aware of it. This was confirmed by both members of staff interviewed and by 65% of customers in the questionnaire who reported having experienced a problem when booking at Filmtopia. It was also directly observed during the site visit. This is not an occasional or minor issue but a fundamental flaw in how the existing system manages booking data. A relational database with referential integrity enforced between the relevant tables will directly address this by ensuring that once a seat is recorded as booked for a particular screening it cannot be booked again. This is dealt with by Objective 2 in the next section and supported by Objective 3, which covers the graphical seat map that makes taken seats visible at a glance.</w:t>
+        <w:t xml:space="preserve">The most critical issue identified through the investigation is the risk of double bookings. Because seat allocations are recorded manually in a paper diary with no real time updating, two members of staff can independently assign the same seat to different customers for the same screening without either being aware of it. This was confirmed by both members of staff interviewed and by 65% of customers in the questionnaire who reported having experienced a problem when booking at </w:t>
+      </w:r>
+      <w:proofErr w:type="spellStart"/>
+      <w:r>
+        <w:t>Filmtopia</w:t>
+      </w:r>
+      <w:proofErr w:type="spellEnd"/>
+      <w:r>
+        <w:t>. It was also directly observed during the site visit. This is not an occasional or minor issue but a fundamental flaw in how the existing system manages booking data. A relational database with referential integrity enforced between the relevant tables will directly address this by ensuring that once a seat is recorded as booked for a particular screening it cannot be booked again. This is dealt with by Objective 2 in the next section and supported by Objective 3, which covers the graphical seat map that makes taken seats visible at a glance.</w:t>
       </w:r>
     </w:p>
     <w:p>
@@ -4680,7 +5112,15 @@
         <w:spacing w:line="276" w:lineRule="auto"/>
       </w:pPr>
       <w:r>
-        <w:t>The third significant problem is the poor customer facing experience. The kiosk currently installed in the cinema can only handle food and drink orders and cannot sell tickets, which forces customers to queue at both the kiosk and the box office. This was raised by multiple customers in the questionnaire and observed directly during the site visit. The proposed solution will address this by providing a customer kiosk interface through which customers can browse films, select a screening, choose their seats and add food and drink items to their order in a single joined up process. This is dealt with by Objective 4, which covers the self service kiosk, and Objective 5, which covers adding food and drink to a booking.</w:t>
+        <w:t xml:space="preserve">The third significant problem is the poor customer facing experience. The kiosk currently installed in the cinema can only handle food and drink orders and cannot sell tickets, which forces customers to queue at both the kiosk and the box office. This was raised by multiple customers in the questionnaire and observed directly during the site visit. The proposed solution will address this by providing a customer kiosk interface through which customers can browse films, select a screening, choose their seats and add food and drink items to their order in a single joined up process. This is dealt with by Objective 4, which covers the </w:t>
+      </w:r>
+      <w:proofErr w:type="spellStart"/>
+      <w:r>
+        <w:t>self service</w:t>
+      </w:r>
+      <w:proofErr w:type="spellEnd"/>
+      <w:r>
+        <w:t xml:space="preserve"> kiosk, and Objective 5, which covers adding food and drink to a booking.</w:t>
       </w:r>
     </w:p>
     <w:p>
@@ -4715,7 +5155,15 @@
         <w:spacing w:line="276" w:lineRule="auto"/>
       </w:pPr>
       <w:r>
-        <w:t>Functional requirements are the specific things the system must be able to do. For Filmtopia these include the ability to add and manage films and screenings (Objectives 6 and 7), to display a graphical seat map showing which seats are available and which are already booked (Objective 3), to process customer bookings and link them to specific seats and screenings (Objectives 1 and 2), to allow food and drink orders to be added to a booking (Objective 5) and to generate sales reports for the manager (Objective 8). These requirements map directly to the objectives set out later in this investigation.</w:t>
+        <w:t xml:space="preserve">Functional requirements are the specific things the system must be able to do. For </w:t>
+      </w:r>
+      <w:proofErr w:type="spellStart"/>
+      <w:r>
+        <w:t>Filmtopia</w:t>
+      </w:r>
+      <w:proofErr w:type="spellEnd"/>
+      <w:r>
+        <w:t xml:space="preserve"> these include the ability to add and manage films and screenings (Objectives 6 and 7), to display a graphical seat map showing which seats are available and which are already booked (Objective 3), to process customer bookings and link them to specific seats and screenings (Objectives 1 and 2), to allow food and drink orders to be added to a booking (Objective 5) and to generate sales reports for the manager (Objective 8). These requirements map directly to the objectives set out later in this investigation.</w:t>
       </w:r>
     </w:p>
     <w:p>
@@ -4723,7 +5171,15 @@
         <w:spacing w:line="276" w:lineRule="auto"/>
       </w:pPr>
       <w:r>
-        <w:t>Non-functional requirements are the qualities the system must have rather than the specific things it must do. For Filmtopia the most important non-functional requirements are reliability, usability and data integrity. The system must be reliable enough to be used continuously during opening hours without crashing or producing errors. It must be usable by staff with varying levels of technical confidence without extensive training, which is reflected in Objectives 14 and 15. And it must maintain data integrity at all times, meaning it should never be possible for the database to reach a state where bookings are duplicated, records are incomplete or data is inconsistent between tables, which is reflected in Objectives 2 and 13.</w:t>
+        <w:t xml:space="preserve">Non-functional requirements are the qualities the system must have rather than the specific things it must do. For </w:t>
+      </w:r>
+      <w:proofErr w:type="spellStart"/>
+      <w:r>
+        <w:t>Filmtopia</w:t>
+      </w:r>
+      <w:proofErr w:type="spellEnd"/>
+      <w:r>
+        <w:t xml:space="preserve"> the most important non-functional requirements are reliability, usability and data integrity. The system must be reliable enough to be used continuously during opening hours without crashing or producing errors. It must be usable by staff with varying levels of technical confidence without extensive training, which is reflected in Objectives 14 and 15. And it must maintain data integrity at all times, meaning it should never be possible for the database to reach a state where bookings are duplicated, records are incomplete or data is inconsistent between tables, which is reflected in Objectives 2 and 13.</w:t>
       </w:r>
     </w:p>
     <w:p>
@@ -4749,7 +5205,31 @@
         <w:spacing w:line="276" w:lineRule="auto"/>
       </w:pPr>
       <w:r>
-        <w:t>The proposed solution is a Visual Basic .NET Windows Forms application built in Visual Studio, using OleDb to manage the connection between the application and a Microsoft Access database stored in the Access 2002 to 2003 .mdb format. Visual Basic .NET has been chosen because it is the language used throughout this course and it allows the rapid development of graphical Windows applications with a professional user interface. OleDb has been chosen as the database connectivity method because it provides a straightforward and reliable way of connecting a Visual Basic .NET application to a Microsoft Access database, allowing SQL queries to be executed directly from the application code to insert, update, delete and retrieve records. Microsoft Access has been chosen as the database because it supports a full relational structure with primary keys, foreign keys and referential integrity which directly addresses the data management problems identified in the investigation.</w:t>
+        <w:t xml:space="preserve">The proposed solution is a Visual Basic .NET Windows Forms application built in Visual Studio, using </w:t>
+      </w:r>
+      <w:proofErr w:type="spellStart"/>
+      <w:r>
+        <w:t>OleDb</w:t>
+      </w:r>
+      <w:proofErr w:type="spellEnd"/>
+      <w:r>
+        <w:t xml:space="preserve"> to manage the connection between the application and a Microsoft Access database stored in the Access 2002 to 2003 .</w:t>
+      </w:r>
+      <w:proofErr w:type="spellStart"/>
+      <w:r>
+        <w:t>mdb</w:t>
+      </w:r>
+      <w:proofErr w:type="spellEnd"/>
+      <w:r>
+        <w:t xml:space="preserve"> format. Visual Basic .NET has been chosen because it is the language used throughout this course and it allows the rapid development of graphical Windows applications with a professional user interface. </w:t>
+      </w:r>
+      <w:proofErr w:type="spellStart"/>
+      <w:r>
+        <w:t>OleDb</w:t>
+      </w:r>
+      <w:proofErr w:type="spellEnd"/>
+      <w:r>
+        <w:t xml:space="preserve"> has been chosen as the database connectivity method because it provides a straightforward and reliable way of connecting a Visual Basic .NET application to a Microsoft Access database, allowing SQL queries to be executed directly from the application code to insert, update, delete and retrieve records. Microsoft Access has been chosen as the database because it supports a full relational structure with primary keys, foreign keys and referential integrity which directly addresses the data management problems identified in the investigation.</w:t>
       </w:r>
     </w:p>
     <w:p>
@@ -4757,7 +5237,15 @@
         <w:spacing w:line="276" w:lineRule="auto"/>
       </w:pPr>
       <w:r>
-        <w:t xml:space="preserve">The system will support three distinct user types each with their own interface and access level. Customers will access the system through a self service kiosk interface. Staff will be </w:t>
+        <w:t xml:space="preserve">The system will support three distinct user types each with their own interface and access level. Customers will access the system through a </w:t>
+      </w:r>
+      <w:proofErr w:type="spellStart"/>
+      <w:r>
+        <w:t>self service</w:t>
+      </w:r>
+      <w:proofErr w:type="spellEnd"/>
+      <w:r>
+        <w:t xml:space="preserve"> kiosk interface. Staff will be </w:t>
       </w:r>
       <w:r>
         <w:lastRenderedPageBreak/>
@@ -4796,7 +5284,15 @@
         <w:spacing w:line="276" w:lineRule="auto"/>
       </w:pPr>
       <w:r>
-        <w:t>Whilst the proposed Filmtopia system will address the core problems identified in the investigation, there are several areas that will not be included in the solution due to constraints of time, scope and available hardware and software. These limitations are outlined below.</w:t>
+        <w:t xml:space="preserve">Whilst the proposed </w:t>
+      </w:r>
+      <w:proofErr w:type="spellStart"/>
+      <w:r>
+        <w:t>Filmtopia</w:t>
+      </w:r>
+      <w:proofErr w:type="spellEnd"/>
+      <w:r>
+        <w:t xml:space="preserve"> system will address the core problems identified in the investigation, there are several areas that will not be included in the solution due to constraints of time, scope and available hardware and software. These limitations are outlined below.</w:t>
       </w:r>
     </w:p>
     <w:p>
@@ -4828,7 +5324,23 @@
         <w:spacing w:line="276" w:lineRule="auto"/>
       </w:pPr>
       <w:r>
-        <w:t>The system will not support multiple simultaneous users over a network. Whilst OleDb connections to a Microsoft Access database can technically support multiple users, developing a fully networked multi-user system with appropriate concurrency controls and conflict resolution is beyond the scope of this project. The system will be designed for use on a single machine or a small number of machines accessing the same .mdb database file locally.</w:t>
+        <w:t xml:space="preserve">The system will not support multiple simultaneous users over a network. Whilst </w:t>
+      </w:r>
+      <w:proofErr w:type="spellStart"/>
+      <w:r>
+        <w:t>OleDb</w:t>
+      </w:r>
+      <w:proofErr w:type="spellEnd"/>
+      <w:r>
+        <w:t xml:space="preserve"> connections to a Microsoft Access database can technically support multiple users, developing a fully networked multi-user system with appropriate concurrency controls and conflict resolution is beyond the scope of this project. The system will be designed for use on a single machine or a small number of machines accessing the same .</w:t>
+      </w:r>
+      <w:proofErr w:type="spellStart"/>
+      <w:r>
+        <w:t>mdb</w:t>
+      </w:r>
+      <w:proofErr w:type="spellEnd"/>
+      <w:r>
+        <w:t xml:space="preserve"> database file locally.</w:t>
       </w:r>
     </w:p>
     <w:p>
@@ -5092,7 +5604,15 @@
         <w:t xml:space="preserve">Success Criteria: </w:t>
       </w:r>
       <w:r>
-        <w:t>The report should be generated using an SQL query through the OleDb connection and displayed on screen within 5 seconds of the date range being selected. The report should show the correct total number of tickets sold and total revenue for the selected period, calculated directly from the bookings in the database.</w:t>
+        <w:t xml:space="preserve">The report should be generated using an SQL query through the </w:t>
+      </w:r>
+      <w:proofErr w:type="spellStart"/>
+      <w:r>
+        <w:t>OleDb</w:t>
+      </w:r>
+      <w:proofErr w:type="spellEnd"/>
+      <w:r>
+        <w:t xml:space="preserve"> connection and displayed on screen within 5 seconds of the date range being selected. The report should show the correct total number of tickets sold and total revenue for the selected period, calculated directly from the bookings in the database.</w:t>
       </w:r>
     </w:p>
     <w:p>
@@ -5255,7 +5775,15 @@
         <w:t xml:space="preserve">Success Criteria: </w:t>
       </w:r>
       <w:r>
-        <w:t>All forms should use the same colour scheme, font and button placement. Navigation buttons should appear in consistent positions across all forms. The system should look professional and be immediately recognisable as a Filmtopia branded application.</w:t>
+        <w:t xml:space="preserve">All forms should use the same colour scheme, font and button placement. Navigation buttons should appear in consistent positions across all forms. The system should look professional and be immediately recognisable as a </w:t>
+      </w:r>
+      <w:proofErr w:type="spellStart"/>
+      <w:r>
+        <w:t>Filmtopia</w:t>
+      </w:r>
+      <w:proofErr w:type="spellEnd"/>
+      <w:r>
+        <w:t xml:space="preserve"> branded application.</w:t>
       </w:r>
     </w:p>
     <w:p>
@@ -5288,12 +5816,12 @@
     </w:p>
     <w:p/>
     <w:sectPr>
-      <w:headerReference w:type="even" r:id="rId18"/>
-      <w:headerReference w:type="default" r:id="rId19"/>
-      <w:footerReference w:type="even" r:id="rId20"/>
-      <w:footerReference w:type="default" r:id="rId21"/>
-      <w:headerReference w:type="first" r:id="rId22"/>
-      <w:footerReference w:type="first" r:id="rId23"/>
+      <w:headerReference w:type="even" r:id="rId22"/>
+      <w:headerReference w:type="default" r:id="rId23"/>
+      <w:footerReference w:type="even" r:id="rId24"/>
+      <w:footerReference w:type="default" r:id="rId25"/>
+      <w:headerReference w:type="first" r:id="rId26"/>
+      <w:footerReference w:type="first" r:id="rId27"/>
       <w:pgSz w:w="12240" w:h="15840"/>
       <w:pgMar w:top="1440" w:right="1440" w:bottom="1440" w:left="1440" w:header="720" w:footer="720" w:gutter="0"/>
       <w:pgBorders w:offsetFrom="page">
@@ -6618,7 +7146,7 @@
             </c:spPr>
             <c:extLst>
               <c:ext xmlns:c16="http://schemas.microsoft.com/office/drawing/2014/chart" uri="{C3380CC4-5D6E-409C-BE32-E72D297353CC}">
-                <c16:uniqueId val="{00000001-6DAC-4C62-B5D1-84FFDB1AEECE}"/>
+                <c16:uniqueId val="{00000001-26F8-4F47-9DC9-3522B86CDD65}"/>
               </c:ext>
             </c:extLst>
           </c:dPt>
@@ -6638,7 +7166,7 @@
             </c:spPr>
             <c:extLst>
               <c:ext xmlns:c16="http://schemas.microsoft.com/office/drawing/2014/chart" uri="{C3380CC4-5D6E-409C-BE32-E72D297353CC}">
-                <c16:uniqueId val="{00000003-6DAC-4C62-B5D1-84FFDB1AEECE}"/>
+                <c16:uniqueId val="{00000003-26F8-4F47-9DC9-3522B86CDD65}"/>
               </c:ext>
             </c:extLst>
           </c:dPt>

--- a/Investigation.docx
+++ b/Investigation.docx
@@ -10,21 +10,12 @@
           <w:color w:val="000000" w:themeColor="text1"/>
         </w:rPr>
       </w:pPr>
-      <w:proofErr w:type="spellStart"/>
-      <w:r>
-        <w:rPr>
-          <w:b/>
-          <w:color w:val="000000" w:themeColor="text1"/>
-        </w:rPr>
-        <w:t>Filmtopia</w:t>
-      </w:r>
-      <w:proofErr w:type="spellEnd"/>
-      <w:r>
-        <w:rPr>
-          <w:b/>
-          <w:color w:val="000000" w:themeColor="text1"/>
-        </w:rPr>
-        <w:t xml:space="preserve"> Project Investigation</w:t>
+      <w:r>
+        <w:rPr>
+          <w:b/>
+          <w:color w:val="000000" w:themeColor="text1"/>
+        </w:rPr>
+        <w:t>Filmtopia Project Investigation</w:t>
       </w:r>
     </w:p>
     <w:p>
@@ -47,29 +38,8 @@
       <w:pPr>
         <w:spacing w:line="276" w:lineRule="auto"/>
       </w:pPr>
-      <w:proofErr w:type="spellStart"/>
-      <w:r>
-        <w:t>Filmtopia</w:t>
-      </w:r>
-      <w:proofErr w:type="spellEnd"/>
-      <w:r>
-        <w:t xml:space="preserve"> is a small independent cinema theatre who is currently managing all business data using spreadsheets and paper. They sell food drinks and tickets using a variety of means such as a touchscreen kiosk which can only handle food and drinks and a concessions area where employees handle the business. The management of </w:t>
-      </w:r>
-      <w:proofErr w:type="spellStart"/>
-      <w:r>
-        <w:t>Filmtopia</w:t>
-      </w:r>
-      <w:proofErr w:type="spellEnd"/>
-      <w:r>
-        <w:t xml:space="preserve"> has come to notice that they are falling back on managing and analysing the cinema, this means keeping track of sales records, screening analytics and a customer interest evaluation. I am now going to investigate further on how </w:t>
-      </w:r>
-      <w:proofErr w:type="spellStart"/>
-      <w:r>
-        <w:t>Filmtopia</w:t>
-      </w:r>
-      <w:proofErr w:type="spellEnd"/>
-      <w:r>
-        <w:t xml:space="preserve"> functions to get a better understanding of how I should move with this project.</w:t>
+      <w:r>
+        <w:t>Filmtopia is a small independent cinema theatre who is currently managing all business data using spreadsheets and paper. They sell food drinks and tickets using a variety of means such as a touchscreen kiosk which can only handle food and drinks and a concessions area where employees handle the business. The management of Filmtopia has come to notice that they are falling back on managing and analysing the cinema, this means keeping track of sales records, screening analytics and a customer interest evaluation. I am now going to investigate further on how Filmtopia functions to get a better understanding of how I should move with this project.</w:t>
       </w:r>
       <w:r>
         <w:tab/>
@@ -106,15 +76,7 @@
         <w:spacing w:line="276" w:lineRule="auto"/>
       </w:pPr>
       <w:r>
-        <w:t xml:space="preserve">For the </w:t>
-      </w:r>
-      <w:proofErr w:type="spellStart"/>
-      <w:r>
-        <w:t>Filmtopia</w:t>
-      </w:r>
-      <w:proofErr w:type="spellEnd"/>
-      <w:r>
-        <w:t xml:space="preserve"> system the stakeholders can be split into two groups, primary and secondary. Primary stakeholders are those who will interact with the system directly on a regular basis. Secondary stakeholders are those who are affected by the system indirectly or whose work is influenced by it without them necessarily using it themselves.</w:t>
+        <w:t>For the Filmtopia system the stakeholders can be split into two groups, primary and secondary. Primary stakeholders are those who will interact with the system directly on a regular basis. Secondary stakeholders are those who are affected by the system indirectly or whose work is influenced by it without them necessarily using it themselves.</w:t>
       </w:r>
     </w:p>
     <w:p>
@@ -142,31 +104,7 @@
         <w:spacing w:line="276" w:lineRule="auto"/>
       </w:pPr>
       <w:r>
-        <w:t xml:space="preserve">The third primary stakeholder is the customer base of </w:t>
-      </w:r>
-      <w:proofErr w:type="spellStart"/>
-      <w:r>
-        <w:t>Filmtopia</w:t>
-      </w:r>
-      <w:proofErr w:type="spellEnd"/>
-      <w:r>
-        <w:t xml:space="preserve">. Customers interact with the system either directly through the proposed </w:t>
-      </w:r>
-      <w:proofErr w:type="spellStart"/>
-      <w:r>
-        <w:t>self service</w:t>
-      </w:r>
-      <w:proofErr w:type="spellEnd"/>
-      <w:r>
-        <w:t xml:space="preserve"> kiosk or indirectly when staff process their bookings on their behalf. Their main interests are convenience, short queue times and the assurance that the seat they have been allocated will actually be available when they arrive. The questionnaire results discussed later in this investigation show that a large majority of customers would prefer </w:t>
-      </w:r>
-      <w:proofErr w:type="spellStart"/>
-      <w:r>
-        <w:t>self service</w:t>
-      </w:r>
-      <w:proofErr w:type="spellEnd"/>
-      <w:r>
-        <w:t xml:space="preserve"> ticketing and that seat selection is considered important by most respondents. This means the bar for the kiosk interface is high and it needs to be clean and simple enough for any customer to use without assistance.</w:t>
+        <w:t>The third primary stakeholder is the customer base of Filmtopia. Customers interact with the system either directly through the proposed self service kiosk or indirectly when staff process their bookings on their behalf. Their main interests are convenience, short queue times and the assurance that the seat they have been allocated will actually be available when they arrive. The questionnaire results discussed later in this investigation show that a large majority of customers would prefer self service ticketing and that seat selection is considered important by most respondents. This means the bar for the kiosk interface is high and it needs to be clean and simple enough for any customer to use without assistance.</w:t>
       </w:r>
     </w:p>
     <w:p>
@@ -182,28 +120,12 @@
         <w:spacing w:line="276" w:lineRule="auto"/>
       </w:pPr>
       <w:r>
-        <w:t xml:space="preserve">Another secondary stakeholder is any external IT support that </w:t>
-      </w:r>
-      <w:proofErr w:type="spellStart"/>
-      <w:r>
-        <w:t>Filmtopia</w:t>
-      </w:r>
-      <w:proofErr w:type="spellEnd"/>
-      <w:r>
-        <w:t xml:space="preserve"> uses. As a small independent cinema there is no dedicated IT department meaning the system must be robust and straightforward to maintain. Complex setups that require specialist knowledge to troubleshoot would be impractical for a business of this size.</w:t>
-      </w:r>
-    </w:p>
-    <w:p>
-      <w:r>
-        <w:t xml:space="preserve">In summary the stakeholder analysis makes clear that the </w:t>
-      </w:r>
-      <w:proofErr w:type="spellStart"/>
-      <w:r>
-        <w:t>Filmtopia</w:t>
-      </w:r>
-      <w:proofErr w:type="spellEnd"/>
-      <w:r>
-        <w:t xml:space="preserve"> system needs to serve a wide range of users with different levels of technical confidence and different priorities. The investigation that follows has been designed to gather requirements from as many of these stakeholders as possible to ensure the final system genuinely reflects the needs of everyone who will be affected by it.</w:t>
+        <w:t>Another secondary stakeholder is any external IT support that Filmtopia uses. As a small independent cinema there is no dedicated IT department meaning the system must be robust and straightforward to maintain. Complex setups that require specialist knowledge to troubleshoot would be impractical for a business of this size.</w:t>
+      </w:r>
+    </w:p>
+    <w:p>
+      <w:r>
+        <w:t>In summary the stakeholder analysis makes clear that the Filmtopia system needs to serve a wide range of users with different levels of technical confidence and different priorities. The investigation that follows has been designed to gather requirements from as many of these stakeholders as possible to ensure the final system genuinely reflects the needs of everyone who will be affected by it.</w:t>
       </w:r>
     </w:p>
     <w:p>
@@ -755,52 +677,14 @@
                 <w:lang w:val="fr-FR"/>
               </w:rPr>
             </w:pPr>
-            <w:proofErr w:type="spellStart"/>
             <w:r>
               <w:rPr>
                 <w:sz w:val="20"/>
                 <w:szCs w:val="20"/>
                 <w:lang w:val="fr-FR"/>
               </w:rPr>
-              <w:t>Summarise</w:t>
-            </w:r>
-            <w:proofErr w:type="spellEnd"/>
-            <w:r>
-              <w:rPr>
-                <w:sz w:val="20"/>
-                <w:szCs w:val="20"/>
-                <w:lang w:val="fr-FR"/>
-              </w:rPr>
-              <w:t xml:space="preserve"> and </w:t>
-            </w:r>
-            <w:proofErr w:type="spellStart"/>
-            <w:r>
-              <w:rPr>
-                <w:sz w:val="20"/>
-                <w:szCs w:val="20"/>
-                <w:lang w:val="fr-FR"/>
-              </w:rPr>
-              <w:t>interpret</w:t>
-            </w:r>
-            <w:proofErr w:type="spellEnd"/>
-            <w:r>
-              <w:rPr>
-                <w:sz w:val="20"/>
-                <w:szCs w:val="20"/>
-                <w:lang w:val="fr-FR"/>
-              </w:rPr>
-              <w:t xml:space="preserve"> questionnaire </w:t>
-            </w:r>
-            <w:proofErr w:type="spellStart"/>
-            <w:r>
-              <w:rPr>
-                <w:sz w:val="20"/>
-                <w:szCs w:val="20"/>
-                <w:lang w:val="fr-FR"/>
-              </w:rPr>
-              <w:t>responses</w:t>
-            </w:r>
-            <w:proofErr w:type="spellEnd"/>
+              <w:t>Summarise and interpret questionnaire responses</w:t>
+            </w:r>
           </w:p>
         </w:tc>
       </w:tr>
@@ -1596,15 +1480,7 @@
         <w:spacing w:line="276" w:lineRule="auto"/>
       </w:pPr>
       <w:r>
-        <w:t xml:space="preserve">Moving on to the customer questionnaire, this was chosen because it allowed a much larger group of stakeholders to contribute to the investigation than would have been possible through interviews alone. Interviewing every customer individually would not be realistic, so a questionnaire was the most practical way to gather their views. The key advantage of a questionnaire is that it produces quantitative data which is easier to summarise and use as justification for design decisions. For example knowing that a large majority of customers would prefer a </w:t>
-      </w:r>
-      <w:proofErr w:type="spellStart"/>
-      <w:r>
-        <w:t>self service</w:t>
-      </w:r>
-      <w:proofErr w:type="spellEnd"/>
-      <w:r>
-        <w:t xml:space="preserve"> kiosk is a much stronger argument for including that feature than one person mentioning it in an interview. The limitation of a questionnaire is that the questions are fixed which means there is no opportunity to follow up on responses or ask for more detail. To partially work around this some of the questions included a list of options rather than just a yes or no answer which produced more useful and specific data.</w:t>
+        <w:t>Moving on to the customer questionnaire, this was chosen because it allowed a much larger group of stakeholders to contribute to the investigation than would have been possible through interviews alone. Interviewing every customer individually would not be realistic, so a questionnaire was the most practical way to gather their views. The key advantage of a questionnaire is that it produces quantitative data which is easier to summarise and use as justification for design decisions. For example knowing that a large majority of customers would prefer a self service kiosk is a much stronger argument for including that feature than one person mentioning it in an interview. The limitation of a questionnaire is that the questions are fixed which means there is no opportunity to follow up on responses or ask for more detail. To partially work around this some of the questions included a list of options rather than just a yes or no answer which produced more useful and specific data.</w:t>
       </w:r>
     </w:p>
     <w:p>
@@ -1707,23 +1583,7 @@
           <w:b/>
           <w:bCs/>
         </w:rPr>
-        <w:t xml:space="preserve">Q: Can you describe how </w:t>
-      </w:r>
-      <w:proofErr w:type="spellStart"/>
-      <w:r>
-        <w:rPr>
-          <w:b/>
-          <w:bCs/>
-        </w:rPr>
-        <w:t>Filmtopia</w:t>
-      </w:r>
-      <w:proofErr w:type="spellEnd"/>
-      <w:r>
-        <w:rPr>
-          <w:b/>
-          <w:bCs/>
-        </w:rPr>
-        <w:t xml:space="preserve"> currently manages its ticketing and bookings?</w:t>
+        <w:t>Q: Can you describe how Filmtopia currently manages its ticketing and bookings?</w:t>
       </w:r>
     </w:p>
     <w:p>
@@ -1763,23 +1623,7 @@
           <w:b/>
           <w:bCs/>
         </w:rPr>
-        <w:t xml:space="preserve">Q: What data does </w:t>
-      </w:r>
-      <w:proofErr w:type="spellStart"/>
-      <w:r>
-        <w:rPr>
-          <w:b/>
-          <w:bCs/>
-        </w:rPr>
-        <w:t>Filmtopia</w:t>
-      </w:r>
-      <w:proofErr w:type="spellEnd"/>
-      <w:r>
-        <w:rPr>
-          <w:b/>
-          <w:bCs/>
-        </w:rPr>
-        <w:t xml:space="preserve"> currently store and how?</w:t>
+        <w:t>Q: What data does Filmtopia currently store and how?</w:t>
       </w:r>
     </w:p>
     <w:p>
@@ -1997,15 +1841,7 @@
         <w:spacing w:line="276" w:lineRule="auto"/>
       </w:pPr>
       <w:r>
-        <w:t xml:space="preserve">A questionnaire was distributed to customers visiting </w:t>
-      </w:r>
-      <w:proofErr w:type="spellStart"/>
-      <w:r>
-        <w:t>Filmtopia</w:t>
-      </w:r>
-      <w:proofErr w:type="spellEnd"/>
-      <w:r>
-        <w:t xml:space="preserve"> in order to gather feedback on their experience with the current system and to understand what they would want from a new one. It was administered on the 15th of January 2026 as a paper questionnaire handed to customers at the cinema, and 20 responses were collected. The questions and summarised responses are as follows.</w:t>
+        <w:t>A questionnaire was distributed to customers visiting Filmtopia in order to gather feedback on their experience with the current system and to understand what they would want from a new one. It was administered on the 15th of January 2026 as a paper questionnaire handed to customers at the cinema, and 20 responses were collected. The questions and summarised responses are as follows.</w:t>
       </w:r>
     </w:p>
     <w:p>
@@ -2023,25 +1859,7 @@
           <w:bCs/>
           <w:color w:val="000000" w:themeColor="text1"/>
         </w:rPr>
-        <w:t xml:space="preserve">Q1: How do you currently purchase your tickets at </w:t>
-      </w:r>
-      <w:proofErr w:type="spellStart"/>
-      <w:r>
-        <w:rPr>
-          <w:b/>
-          <w:bCs/>
-          <w:color w:val="000000" w:themeColor="text1"/>
-        </w:rPr>
-        <w:t>Filmtopia</w:t>
-      </w:r>
-      <w:proofErr w:type="spellEnd"/>
-      <w:r>
-        <w:rPr>
-          <w:b/>
-          <w:bCs/>
-          <w:color w:val="000000" w:themeColor="text1"/>
-        </w:rPr>
-        <w:t>?</w:t>
+        <w:t>Q1: How do you currently purchase your tickets at Filmtopia?</w:t>
       </w:r>
     </w:p>
     <w:tbl>
@@ -2263,25 +2081,7 @@
           <w:bCs/>
           <w:color w:val="000000" w:themeColor="text1"/>
         </w:rPr>
-        <w:t xml:space="preserve">Q2: Have you ever experienced a problem when booking tickets at </w:t>
-      </w:r>
-      <w:proofErr w:type="spellStart"/>
-      <w:r>
-        <w:rPr>
-          <w:b/>
-          <w:bCs/>
-          <w:color w:val="000000" w:themeColor="text1"/>
-        </w:rPr>
-        <w:t>Filmtopia</w:t>
-      </w:r>
-      <w:proofErr w:type="spellEnd"/>
-      <w:r>
-        <w:rPr>
-          <w:b/>
-          <w:bCs/>
-          <w:color w:val="000000" w:themeColor="text1"/>
-        </w:rPr>
-        <w:t>?</w:t>
+        <w:t>Q2: Have you ever experienced a problem when booking tickets at Filmtopia?</w:t>
       </w:r>
     </w:p>
     <w:tbl>
@@ -3194,15 +2994,7 @@
         <w:spacing w:line="276" w:lineRule="auto"/>
       </w:pPr>
       <w:r>
-        <w:t xml:space="preserve">85% of customers felt seat selection was at least quite important. This supports the planned graphical seat selection feature in the </w:t>
-      </w:r>
-      <w:proofErr w:type="spellStart"/>
-      <w:r>
-        <w:t>Filmtopia</w:t>
-      </w:r>
-      <w:proofErr w:type="spellEnd"/>
-      <w:r>
-        <w:t xml:space="preserve"> system.</w:t>
+        <w:t>85% of customers felt seat selection was at least quite important. This supports the planned graphical seat selection feature in the Filmtopia system.</w:t>
       </w:r>
     </w:p>
     <w:p>
@@ -3432,15 +3224,7 @@
         <w:spacing w:line="276" w:lineRule="auto"/>
       </w:pPr>
       <w:r>
-        <w:t xml:space="preserve">The questionnaire results clearly show that customers are experiencing real problems with the current system at </w:t>
-      </w:r>
-      <w:proofErr w:type="spellStart"/>
-      <w:r>
-        <w:t>Filmtopia</w:t>
-      </w:r>
-      <w:proofErr w:type="spellEnd"/>
-      <w:r>
-        <w:t>. The most significant issues are long queues at the box office, errors with seat allocation and the inability to book tickets through the kiosk. The results also show strong demand for a self-service ticketing kiosk, graphical seat selection and combined food and drink ordering. These findings have directly informed the objectives set out later in this investigation.</w:t>
+        <w:t>The questionnaire results clearly show that customers are experiencing real problems with the current system at Filmtopia. The most significant issues are long queues at the box office, errors with seat allocation and the inability to book tickets through the kiosk. The results also show strong demand for a self-service ticketing kiosk, graphical seat selection and combined food and drink ordering. These findings have directly informed the objectives set out later in this investigation.</w:t>
       </w:r>
     </w:p>
     <w:p>
@@ -3466,15 +3250,7 @@
         <w:spacing w:line="276" w:lineRule="auto"/>
       </w:pPr>
       <w:r>
-        <w:t xml:space="preserve">As part of the investigation I visited </w:t>
-      </w:r>
-      <w:proofErr w:type="spellStart"/>
-      <w:r>
-        <w:t>Filmtopia</w:t>
-      </w:r>
-      <w:proofErr w:type="spellEnd"/>
-      <w:r>
-        <w:t xml:space="preserve"> during an evening showing to observe how the current system operates in practice. Rather than asking questions or interrupting the workflow I simply watched how staff handled customers during the pre-screening period when the cinema was at its busiest. The aim was to see the existing system in action and to identify any problems that might not have come up during the interviews or questionnaire.</w:t>
+        <w:t>As part of the investigation I visited Filmtopia during an evening showing to observe how the current system operates in practice. Rather than asking questions or interrupting the workflow I simply watched how staff handled customers during the pre-screening period when the cinema was at its busiest. The aim was to see the existing system in action and to identify any problems that might not have come up during the interviews or questionnaire.</w:t>
       </w:r>
     </w:p>
     <w:p>
@@ -3542,13 +3318,17 @@
         <w:rPr>
           <w:b/>
           <w:bCs/>
-          <w:color w:val="000000" w:themeColor="text1"/>
-        </w:rPr>
-      </w:pPr>
-      <w:r>
-        <w:rPr>
-          <w:b/>
-          <w:bCs/>
+          <w:i w:val="0"/>
+          <w:iCs w:val="0"/>
+          <w:color w:val="000000" w:themeColor="text1"/>
+        </w:rPr>
+      </w:pPr>
+      <w:r>
+        <w:rPr>
+          <w:b/>
+          <w:bCs/>
+          <w:i w:val="0"/>
+          <w:iCs w:val="0"/>
           <w:color w:val="000000" w:themeColor="text1"/>
         </w:rPr>
         <w:lastRenderedPageBreak/>
@@ -3636,13 +3416,17 @@
         <w:rPr>
           <w:b/>
           <w:bCs/>
-          <w:color w:val="000000" w:themeColor="text1"/>
-        </w:rPr>
-      </w:pPr>
-      <w:r>
-        <w:rPr>
-          <w:b/>
-          <w:bCs/>
+          <w:i w:val="0"/>
+          <w:iCs w:val="0"/>
+          <w:color w:val="000000" w:themeColor="text1"/>
+        </w:rPr>
+      </w:pPr>
+      <w:r>
+        <w:rPr>
+          <w:b/>
+          <w:bCs/>
+          <w:i w:val="0"/>
+          <w:iCs w:val="0"/>
           <w:color w:val="000000" w:themeColor="text1"/>
         </w:rPr>
         <w:lastRenderedPageBreak/>
@@ -3654,6 +3438,9 @@
         <w:spacing w:line="276" w:lineRule="auto"/>
       </w:pPr>
       <w:r>
+        <w:rPr>
+          <w:noProof/>
+        </w:rPr>
         <w:drawing>
           <wp:inline distT="0" distB="0" distL="0" distR="0" wp14:anchorId="350CF4B9" wp14:editId="09A65FC9">
             <wp:extent cx="5943600" cy="4139565"/>
@@ -3705,13 +3492,17 @@
         <w:rPr>
           <w:b/>
           <w:bCs/>
-          <w:color w:val="000000" w:themeColor="text1"/>
-        </w:rPr>
-      </w:pPr>
-      <w:r>
-        <w:rPr>
-          <w:b/>
-          <w:bCs/>
+          <w:i w:val="0"/>
+          <w:iCs w:val="0"/>
+          <w:color w:val="000000" w:themeColor="text1"/>
+        </w:rPr>
+      </w:pPr>
+      <w:r>
+        <w:rPr>
+          <w:b/>
+          <w:bCs/>
+          <w:i w:val="0"/>
+          <w:iCs w:val="0"/>
           <w:color w:val="000000" w:themeColor="text1"/>
         </w:rPr>
         <w:lastRenderedPageBreak/>
@@ -3731,6 +3522,7 @@
         <w:rPr>
           <w:i/>
           <w:iCs/>
+          <w:noProof/>
           <w:color w:val="666666"/>
         </w:rPr>
         <w:drawing>
@@ -3784,13 +3576,17 @@
         <w:rPr>
           <w:b/>
           <w:bCs/>
-          <w:color w:val="000000" w:themeColor="text1"/>
-        </w:rPr>
-      </w:pPr>
-      <w:r>
-        <w:rPr>
-          <w:b/>
-          <w:bCs/>
+          <w:i w:val="0"/>
+          <w:iCs w:val="0"/>
+          <w:color w:val="000000" w:themeColor="text1"/>
+        </w:rPr>
+      </w:pPr>
+      <w:r>
+        <w:rPr>
+          <w:b/>
+          <w:bCs/>
+          <w:i w:val="0"/>
+          <w:iCs w:val="0"/>
           <w:color w:val="000000" w:themeColor="text1"/>
         </w:rPr>
         <w:lastRenderedPageBreak/>
@@ -3995,15 +3791,7 @@
         <w:spacing w:line="276" w:lineRule="auto"/>
       </w:pPr>
       <w:r>
-        <w:t xml:space="preserve">The Vue homepage presents films visually using large poster images organised under a Top Films heading. Each film is displayed with its title clearly beneath it and the page includes a Quick Book bar at the bottom allowing users to search by venue, film, date and time simultaneously. This is a clean and intuitive way of presenting information that allows customers to find what they want quickly without having to navigate through multiple pages. For the </w:t>
-      </w:r>
-      <w:proofErr w:type="spellStart"/>
-      <w:r>
-        <w:t>Filmtopia</w:t>
-      </w:r>
-      <w:proofErr w:type="spellEnd"/>
-      <w:r>
-        <w:t xml:space="preserve"> system I will incorporate a similar visual approach to displaying films on the customer kiosk, ensuring that screenings are easy to browse and select.</w:t>
+        <w:t>The Vue homepage presents films visually using large poster images organised under a Top Films heading. Each film is displayed with its title clearly beneath it and the page includes a Quick Book bar at the bottom allowing users to search by venue, film, date and time simultaneously. This is a clean and intuitive way of presenting information that allows customers to find what they want quickly without having to navigate through multiple pages. For the Filmtopia system I will incorporate a similar visual approach to displaying films on the customer kiosk, ensuring that screenings are easy to browse and select.</w:t>
       </w:r>
     </w:p>
     <w:p>
@@ -4089,15 +3877,7 @@
         <w:spacing w:line="276" w:lineRule="auto"/>
       </w:pPr>
       <w:r>
-        <w:t xml:space="preserve">When a film is selected Vue displays all upcoming showings for that film at the chosen venue, organised by date and time. Each screening card shows the start and end time, the screen number and the ticket price. Accessibility information such as audio description and wheelchair access is also clearly displayed. This level of detail is something I aim to replicate in </w:t>
-      </w:r>
-      <w:proofErr w:type="spellStart"/>
-      <w:r>
-        <w:t>Filmtopia</w:t>
-      </w:r>
-      <w:proofErr w:type="spellEnd"/>
-      <w:r>
-        <w:t>, where staff and customers should be able to see all relevant information about a screening at a glance without having to search through multiple menus.</w:t>
+        <w:t>When a film is selected Vue displays all upcoming showings for that film at the chosen venue, organised by date and time. Each screening card shows the start and end time, the screen number and the ticket price. Accessibility information such as audio description and wheelchair access is also clearly displayed. This level of detail is something I aim to replicate in Filmtopia, where staff and customers should be able to see all relevant information about a screening at a glance without having to search through multiple menus.</w:t>
       </w:r>
     </w:p>
     <w:p>
@@ -4183,15 +3963,7 @@
         <w:spacing w:line="276" w:lineRule="auto"/>
       </w:pPr>
       <w:r>
-        <w:t xml:space="preserve">Vue's seat selection interface is a standout feature of their system. It displays a graphical layout of the screen showing every seat as a coloured icon, with different colours representing different seat types and prices. VIP seats are shown in orange at £8.49, Regular seats in black at £7.49, Saver seats in green at £6.49 and Super Saver seats in red at £4.99. Occupied seats are shown in grey so customers can immediately see what is available. Rows are labelled alphabetically on the left hand side. This graphical seat selection is a key feature I plan to implement in </w:t>
-      </w:r>
-      <w:proofErr w:type="spellStart"/>
-      <w:r>
-        <w:t>Filmtopia</w:t>
-      </w:r>
-      <w:proofErr w:type="spellEnd"/>
-      <w:r>
-        <w:t xml:space="preserve"> as it directly addresses the double booking problem identified in the interviews. By showing customers and staff exactly which seats are taken in real time the system eliminates the risk of two people being assigned the same seat.</w:t>
+        <w:t>Vue's seat selection interface is a standout feature of their system. It displays a graphical layout of the screen showing every seat as a coloured icon, with different colours representing different seat types and prices. VIP seats are shown in orange at £8.49, Regular seats in black at £7.49, Saver seats in green at £6.49 and Super Saver seats in red at £4.99. Occupied seats are shown in grey so customers can immediately see what is available. Rows are labelled alphabetically on the left hand side. This graphical seat selection is a key feature I plan to implement in Filmtopia as it directly addresses the double booking problem identified in the interviews. By showing customers and staff exactly which seats are taken in real time the system eliminates the risk of two people being assigned the same seat.</w:t>
       </w:r>
     </w:p>
     <w:p>
@@ -4203,17 +3975,8 @@
           <w:b/>
           <w:bCs/>
         </w:rPr>
-        <w:t xml:space="preserve">Features Identified for </w:t>
-      </w:r>
-      <w:proofErr w:type="spellStart"/>
-      <w:r>
-        <w:rPr>
-          <w:b/>
-          <w:bCs/>
-        </w:rPr>
-        <w:t>Filmtopia</w:t>
-      </w:r>
-      <w:proofErr w:type="spellEnd"/>
+        <w:t>Features Identified for Filmtopia</w:t>
+      </w:r>
     </w:p>
     <w:p>
       <w:pPr>
@@ -4308,15 +4071,7 @@
         <w:spacing w:line="276" w:lineRule="auto"/>
       </w:pPr>
       <w:r>
-        <w:t xml:space="preserve">The second system I researched was Odeon, which is the largest cinema chain in the UK. Odeon operates over 120 cinemas across the UK and Ireland and their online booking system offered several useful features to compare against Vue and to inform the design of </w:t>
-      </w:r>
-      <w:proofErr w:type="spellStart"/>
-      <w:r>
-        <w:t>Filmtopia</w:t>
-      </w:r>
-      <w:proofErr w:type="spellEnd"/>
-      <w:r>
-        <w:t>.</w:t>
+        <w:t>The second system I researched was Odeon, which is the largest cinema chain in the UK. Odeon operates over 120 cinemas across the UK and Ireland and their online booking system offered several useful features to compare against Vue and to inform the design of Filmtopia.</w:t>
       </w:r>
     </w:p>
     <w:p>
@@ -4402,15 +4157,7 @@
         <w:spacing w:line="276" w:lineRule="auto"/>
       </w:pPr>
       <w:r>
-        <w:t xml:space="preserve">Similar to Vue, Odeon presents films using large poster images organised under a Top Films heading. However Odeon includes additional information directly on the film page such as the director, cast, runtime, release date and genre tags. This richer level of detail gives customers more context before making a booking decision. Odeon also includes a quick search bar at the bottom of the page allowing users to filter by cinema, film, date and time. One notable difference from Vue is that Odeon uses a darker navy blue colour scheme throughout which creates a more premium feel. For </w:t>
-      </w:r>
-      <w:proofErr w:type="spellStart"/>
-      <w:r>
-        <w:t>Filmtopia</w:t>
-      </w:r>
-      <w:proofErr w:type="spellEnd"/>
-      <w:r>
-        <w:t xml:space="preserve"> I will aim to display key film information clearly on the customer kiosk so customers can make informed decisions quickly.</w:t>
+        <w:t>Similar to Vue, Odeon presents films using large poster images organised under a Top Films heading. However Odeon includes additional information directly on the film page such as the director, cast, runtime, release date and genre tags. This richer level of detail gives customers more context before making a booking decision. Odeon also includes a quick search bar at the bottom of the page allowing users to filter by cinema, film, date and time. One notable difference from Vue is that Odeon uses a darker navy blue colour scheme throughout which creates a more premium feel. For Filmtopia I will aim to display key film information clearly on the customer kiosk so customers can make informed decisions quickly.</w:t>
       </w:r>
     </w:p>
     <w:p>
@@ -4496,15 +4243,7 @@
         <w:spacing w:line="276" w:lineRule="auto"/>
       </w:pPr>
       <w:r>
-        <w:t xml:space="preserve">Odeon's screening times page clearly displays the film title, runtime, release date and genre alongside all available showtimes. Screenings are organised by date across the top of the page and grouped by cinema location below. Each screening card shows the start time, screen number and format such as 3D. A Book Now button is displayed prominently on each card making the next action immediately obvious. This clear layout is something I will replicate in </w:t>
-      </w:r>
-      <w:proofErr w:type="spellStart"/>
-      <w:r>
-        <w:t>Filmtopia</w:t>
-      </w:r>
-      <w:proofErr w:type="spellEnd"/>
-      <w:r>
-        <w:t xml:space="preserve"> where staff should be able to see all screenings for a given film at a glance.</w:t>
+        <w:t>Odeon's screening times page clearly displays the film title, runtime, release date and genre alongside all available showtimes. Screenings are organised by date across the top of the page and grouped by cinema location below. Each screening card shows the start time, screen number and format such as 3D. A Book Now button is displayed prominently on each card making the next action immediately obvious. This clear layout is something I will replicate in Filmtopia where staff should be able to see all screenings for a given film at a glance.</w:t>
       </w:r>
     </w:p>
     <w:p>
@@ -4590,23 +4329,7 @@
         <w:spacing w:line="276" w:lineRule="auto"/>
       </w:pPr>
       <w:r>
-        <w:t xml:space="preserve">Odeon's seat selection screen is particularly well designed and shows several features worth incorporating into </w:t>
-      </w:r>
-      <w:proofErr w:type="spellStart"/>
-      <w:r>
-        <w:t>Filmtopia</w:t>
-      </w:r>
-      <w:proofErr w:type="spellEnd"/>
-      <w:r>
-        <w:t xml:space="preserve">. The screen displays a graphical layout of the entire auditorium with seats colour coded by type and price. Green seats represent Classic Saver at £14.99, cream seats represent Classic at £16.49 and orange seats represent Classic Popular at £17.99. Unavailable seats are shown with an X so it is immediately clear which seats cannot be booked. A seat key at the bottom explains the colour coding including wheelchair and companion seat options. The booking process is also clearly structured using a step by step tab navigation at the top showing Seats, Sign In, Tickets, Food, Summary and Payment. This staged approach guides the user through the process logically and reduces confusion. For </w:t>
-      </w:r>
-      <w:proofErr w:type="spellStart"/>
-      <w:r>
-        <w:t>Filmtopia</w:t>
-      </w:r>
-      <w:proofErr w:type="spellEnd"/>
-      <w:r>
-        <w:t xml:space="preserve"> I will incorporate a similar colour coded seat map and a clear step by step flow for the customer kiosk booking process.</w:t>
+        <w:t>Odeon's seat selection screen is particularly well designed and shows several features worth incorporating into Filmtopia. The screen displays a graphical layout of the entire auditorium with seats colour coded by type and price. Green seats represent Classic Saver at £14.99, cream seats represent Classic at £16.49 and orange seats represent Classic Popular at £17.99. Unavailable seats are shown with an X so it is immediately clear which seats cannot be booked. A seat key at the bottom explains the colour coding including wheelchair and companion seat options. The booking process is also clearly structured using a step by step tab navigation at the top showing Seats, Sign In, Tickets, Food, Summary and Payment. This staged approach guides the user through the process logically and reduces confusion. For Filmtopia I will incorporate a similar colour coded seat map and a clear step by step flow for the customer kiosk booking process.</w:t>
       </w:r>
     </w:p>
     <w:p>
@@ -4618,17 +4341,8 @@
           <w:b/>
           <w:bCs/>
         </w:rPr>
-        <w:t xml:space="preserve">Features Identified for </w:t>
-      </w:r>
-      <w:proofErr w:type="spellStart"/>
-      <w:r>
-        <w:rPr>
-          <w:b/>
-          <w:bCs/>
-        </w:rPr>
-        <w:t>Filmtopia</w:t>
-      </w:r>
-      <w:proofErr w:type="spellEnd"/>
+        <w:t>Features Identified for Filmtopia</w:t>
+      </w:r>
     </w:p>
     <w:p>
       <w:pPr>
@@ -4700,11 +4414,6 @@
       <w:r>
         <w:t>Prominent call to action buttons making the next step always obvious</w:t>
       </w:r>
-    </w:p>
-    <w:p>
-      <w:pPr>
-        <w:pStyle w:val="Heading4"/>
-      </w:pPr>
     </w:p>
     <w:p>
       <w:pPr>
@@ -4825,11 +4534,50 @@
         <w:spacing w:line="276" w:lineRule="auto"/>
       </w:pPr>
       <w:r>
-        <w:t xml:space="preserve">Before designing and building a new system it is important to fully understand how the existing one works. This includes looking at what data goes into the system, what comes out of it, how that data is processed in between and where the system falls short. Without </w:t>
-      </w:r>
-      <w:r>
+        <w:t>Before designing and building a new system it is important to fully understand how the existing one works. This includes looking at what data goes into the system, what comes out of it, how that data is processed in between and where the system falls short. Without this understanding there is a risk of building something that solves the wrong problems or misses important requirements entirely.</w:t>
+      </w:r>
+    </w:p>
+    <w:p>
+      <w:pPr>
+        <w:pStyle w:val="Heading3"/>
+        <w:rPr>
+          <w:b/>
+          <w:bCs/>
+          <w:color w:val="000000" w:themeColor="text1"/>
+        </w:rPr>
+      </w:pPr>
+      <w:r>
+        <w:rPr>
+          <w:b/>
+          <w:bCs/>
+          <w:color w:val="000000" w:themeColor="text1"/>
+        </w:rPr>
         <w:lastRenderedPageBreak/>
-        <w:t>this understanding there is a risk of building something that solves the wrong problems or misses important requirements entirely.</w:t>
+        <w:t>Inputs</w:t>
+      </w:r>
+    </w:p>
+    <w:p>
+      <w:pPr>
+        <w:spacing w:line="276" w:lineRule="auto"/>
+      </w:pPr>
+      <w:r>
+        <w:t>The existing system at Filmtopia receives several types of input, all of which are entered manually by staff or the manager. When a customer arrives to book tickets a member of staff writes the customer's name, chosen film, screening time, number of tickets and preferred seats into a paper booking diary. There is no digital record of this at the point of entry meaning the accuracy of the data depends entirely on the staff member's handwriting and attention to detail.</w:t>
+      </w:r>
+    </w:p>
+    <w:p>
+      <w:pPr>
+        <w:spacing w:line="276" w:lineRule="auto"/>
+      </w:pPr>
+      <w:r>
+        <w:t>When a customer purchases food or drinks at the concessions area their order is written on a notepad by a staff member and passed to the kitchen team. This is a completely separate process from the ticket booking and the two are never linked together in any way. If a customer wants to book tickets and order food at the same time they have to interact with two different systems and two different members of staff.</w:t>
+      </w:r>
+    </w:p>
+    <w:p>
+      <w:pPr>
+        <w:spacing w:line="276" w:lineRule="auto"/>
+      </w:pPr>
+      <w:r>
+        <w:t>When a new film is added to the schedule or a screening time changes the manager updates a paper schedule kept at the box office. There is no automated way of notifying staff of changes which means it is possible for staff to be working from outdated information without realising. Stock levels for food and drink are updated on a spreadsheet periodically by the manager, meaning the data is never truly up to date and relies on manual stock counts being carried out regularly.</w:t>
       </w:r>
     </w:p>
     <w:p>
@@ -4847,39 +4595,23 @@
           <w:bCs/>
           <w:color w:val="000000" w:themeColor="text1"/>
         </w:rPr>
-        <w:t>Inputs</w:t>
-      </w:r>
-    </w:p>
-    <w:p>
-      <w:pPr>
-        <w:spacing w:line="276" w:lineRule="auto"/>
-      </w:pPr>
-      <w:r>
-        <w:t xml:space="preserve">The existing system at </w:t>
-      </w:r>
-      <w:proofErr w:type="spellStart"/>
-      <w:r>
-        <w:t>Filmtopia</w:t>
-      </w:r>
-      <w:proofErr w:type="spellEnd"/>
-      <w:r>
-        <w:t xml:space="preserve"> receives several types of input, all of which are entered manually by staff or the manager. When a customer arrives to book tickets a member of staff writes the customer's name, chosen film, screening time, number of tickets and preferred seats into a paper booking diary. There is no digital record of this at the point of entry meaning the accuracy of the data depends entirely on the staff member's handwriting and attention to detail.</w:t>
-      </w:r>
-    </w:p>
-    <w:p>
-      <w:pPr>
-        <w:spacing w:line="276" w:lineRule="auto"/>
-      </w:pPr>
-      <w:r>
-        <w:t>When a customer purchases food or drinks at the concessions area their order is written on a notepad by a staff member and passed to the kitchen team. This is a completely separate process from the ticket booking and the two are never linked together in any way. If a customer wants to book tickets and order food at the same time they have to interact with two different systems and two different members of staff.</w:t>
-      </w:r>
-    </w:p>
-    <w:p>
-      <w:pPr>
-        <w:spacing w:line="276" w:lineRule="auto"/>
-      </w:pPr>
-      <w:r>
-        <w:t>When a new film is added to the schedule or a screening time changes the manager updates a paper schedule kept at the box office. There is no automated way of notifying staff of changes which means it is possible for staff to be working from outdated information without realising. Stock levels for food and drink are updated on a spreadsheet periodically by the manager, meaning the data is never truly up to date and relies on manual stock counts being carried out regularly.</w:t>
+        <w:t>Processing</w:t>
+      </w:r>
+    </w:p>
+    <w:p>
+      <w:pPr>
+        <w:spacing w:line="276" w:lineRule="auto"/>
+      </w:pPr>
+      <w:r>
+        <w:t>The processing that takes place in the existing system is carried out entirely by hand rather than by any software. When a customer asks for a specific seat a staff member must physically look through the paper booking diary to check whether that seat has already been assigned for that screening. This process is slow and becomes increasingly unreliable during busy periods when multiple staff members are taking bookings at the same time. Because there is no central record that updates in real time two members of staff can independently assign the same seat to different customers without either being aware of it until the customers arrive.</w:t>
+      </w:r>
+    </w:p>
+    <w:p>
+      <w:pPr>
+        <w:spacing w:line="276" w:lineRule="auto"/>
+      </w:pPr>
+      <w:r>
+        <w:t>When a customer books tickets the total cost is calculated manually by the staff member based on the number of tickets and the price for that screening. There is no automated pricing system meaning human error in the calculation is possible. At the end of a trading period the manager must manually count through all entries in the booking diary and cross reference with till receipts to produce any kind of sales summary. This is a time consuming process that the manager has described as unreliable because it depends on the handwritten records being complete and legible.</w:t>
       </w:r>
     </w:p>
     <w:p>
@@ -4897,27 +4629,24 @@
           <w:bCs/>
           <w:color w:val="000000" w:themeColor="text1"/>
         </w:rPr>
-        <w:t>Processing</w:t>
-      </w:r>
-    </w:p>
-    <w:p>
-      <w:pPr>
-        <w:spacing w:line="276" w:lineRule="auto"/>
-      </w:pPr>
-      <w:r>
-        <w:t>The processing that takes place in the existing system is carried out entirely by hand rather than by any software. When a customer asks for a specific seat a staff member must physically look through the paper booking diary to check whether that seat has already been assigned for that screening. This process is slow and becomes increasingly unreliable during busy periods when multiple staff members are taking bookings at the same time. Because there is no central record that updates in real time two members of staff can independently assign the same seat to different customers without either being aware of it until the customers arrive.</w:t>
-      </w:r>
-    </w:p>
-    <w:p>
-      <w:pPr>
-        <w:spacing w:line="276" w:lineRule="auto"/>
-      </w:pPr>
-      <w:r>
-        <w:t xml:space="preserve">When a customer books tickets the total cost is calculated manually by the staff member based on the number of tickets and the price for that screening. There is no automated pricing system meaning human error in the calculation is possible. At the end of a trading period the manager must manually count through all entries in the booking diary and cross reference with till receipts to produce any kind of sales summary. This is a time consuming </w:t>
-      </w:r>
-      <w:r>
         <w:lastRenderedPageBreak/>
-        <w:t>process that the manager has described as unreliable because it depends on the handwritten records being complete and legible.</w:t>
+        <w:t>Outputs</w:t>
+      </w:r>
+    </w:p>
+    <w:p>
+      <w:pPr>
+        <w:spacing w:line="276" w:lineRule="auto"/>
+      </w:pPr>
+      <w:r>
+        <w:t>The outputs from the existing system are limited and almost entirely paper based. When a customer completes a ticket booking a staff member prints a ticket stub from a basic template on a computer and hands it to the customer. This ticket stub is not linked to any database and contains only the information that the staff member manually entered into the template at the time of printing.</w:t>
+      </w:r>
+    </w:p>
+    <w:p>
+      <w:pPr>
+        <w:spacing w:line="276" w:lineRule="auto"/>
+      </w:pPr>
+      <w:r>
+        <w:t>At the end of each week the manager produces a handwritten or basic spreadsheet summary of sales figures by counting through the booking diary. This is the only form of reporting available to the manager and it provides no breakdown by film, screening time or seat type. Staff rotas are produced by the manager in a spreadsheet and printed out for staff to view. There is no digital way for staff to check their rota without physically being at the cinema.</w:t>
       </w:r>
     </w:p>
     <w:p>
@@ -4935,23 +4664,23 @@
           <w:bCs/>
           <w:color w:val="000000" w:themeColor="text1"/>
         </w:rPr>
-        <w:t>Outputs</w:t>
-      </w:r>
-    </w:p>
-    <w:p>
-      <w:pPr>
-        <w:spacing w:line="276" w:lineRule="auto"/>
-      </w:pPr>
-      <w:r>
-        <w:t>The outputs from the existing system are limited and almost entirely paper based. When a customer completes a ticket booking a staff member prints a ticket stub from a basic template on a computer and hands it to the customer. This ticket stub is not linked to any database and contains only the information that the staff member manually entered into the template at the time of printing.</w:t>
-      </w:r>
-    </w:p>
-    <w:p>
-      <w:pPr>
-        <w:spacing w:line="276" w:lineRule="auto"/>
-      </w:pPr>
-      <w:r>
-        <w:t>At the end of each week the manager produces a handwritten or basic spreadsheet summary of sales figures by counting through the booking diary. This is the only form of reporting available to the manager and it provides no breakdown by film, screening time or seat type. Staff rotas are produced by the manager in a spreadsheet and printed out for staff to view. There is no digital way for staff to check their rota without physically being at the cinema.</w:t>
+        <w:t>Strengths of the Existing System</w:t>
+      </w:r>
+    </w:p>
+    <w:p>
+      <w:pPr>
+        <w:spacing w:line="276" w:lineRule="auto"/>
+      </w:pPr>
+      <w:r>
+        <w:t>It would be unfair to look only at what is wrong with the existing system without acknowledging that it does have some genuine strengths, and understanding these matters because the new system needs to hold on to them rather than lose them. The first strength is that it is extremely cheap to run. Paper diaries and spreadsheets cost almost nothing and there are no licensing fees or special hardware requirements beyond the computer the cinema already owns. The second strength is that the staff are completely familiar with it. Because there is nothing technical about writing in a diary, a new member of staff can be shown how it works in a couple of minutes and there is no real training overhead at all. The third strength is that it keeps working when technology does not. A paper system cannot crash, it does not depend on a database connection and it carries on functioning during a power cut or a computer fault.</w:t>
+      </w:r>
+    </w:p>
+    <w:p>
+      <w:pPr>
+        <w:spacing w:line="276" w:lineRule="auto"/>
+      </w:pPr>
+      <w:r>
+        <w:t>These are real advantages and they set a standard the proposed system has to meet rather than ignore. The new system needs to run on the existing hardware so it stays cheap, it needs to be easy enough to use that staff need almost no training, and it needs to be reliable enough that staff trust it as much as they currently trust the diary. This is part of the reason Objectives 14 and 15, which deal with a consistent professional interface and easy navigation, are included later in this investigation.</w:t>
       </w:r>
     </w:p>
     <w:p>
@@ -4969,23 +4698,105 @@
           <w:bCs/>
           <w:color w:val="000000" w:themeColor="text1"/>
         </w:rPr>
-        <w:t>Strengths of the Existing System</w:t>
-      </w:r>
-    </w:p>
-    <w:p>
-      <w:pPr>
-        <w:spacing w:line="276" w:lineRule="auto"/>
-      </w:pPr>
-      <w:r>
-        <w:t>It would be unfair to look only at what is wrong with the existing system without acknowledging that it does have some genuine strengths, and understanding these matters because the new system needs to hold on to them rather than lose them. The first strength is that it is extremely cheap to run. Paper diaries and spreadsheets cost almost nothing and there are no licensing fees or special hardware requirements beyond the computer the cinema already owns. The second strength is that the staff are completely familiar with it. Because there is nothing technical about writing in a diary, a new member of staff can be shown how it works in a couple of minutes and there is no real training overhead at all. The third strength is that it keeps working when technology does not. A paper system cannot crash, it does not depend on a database connection and it carries on functioning during a power cut or a computer fault.</w:t>
-      </w:r>
-    </w:p>
-    <w:p>
-      <w:pPr>
-        <w:spacing w:line="276" w:lineRule="auto"/>
-      </w:pPr>
-      <w:r>
-        <w:t>These are real advantages and they set a standard the proposed system has to meet rather than ignore. The new system needs to run on the existing hardware so it stays cheap, it needs to be easy enough to use that staff need almost no training, and it needs to be reliable enough that staff trust it as much as they currently trust the diary. This is part of the reason Objectives 14 and 15, which deal with a consistent professional interface and easy navigation, are included later in this investigation.</w:t>
+        <w:t>Limitations</w:t>
+      </w:r>
+    </w:p>
+    <w:p>
+      <w:pPr>
+        <w:spacing w:line="276" w:lineRule="auto"/>
+      </w:pPr>
+      <w:r>
+        <w:t xml:space="preserve">The existing system has several significant limitations that have been clearly identified through the investigation. The most serious of these is the risk of double bookings. Because there is no centralised real time record of seat allocations the same seat can be assigned to two different customers for the same screening. This has happened on multiple </w:t>
+      </w:r>
+      <w:r>
+        <w:lastRenderedPageBreak/>
+        <w:t>occasions and has resulted in customers arriving to find their seat already occupied. Not only is this a poor experience for the customer but it reflects badly on the cinema and undermines trust in the booking process.</w:t>
+      </w:r>
+    </w:p>
+    <w:p>
+      <w:pPr>
+        <w:spacing w:line="276" w:lineRule="auto"/>
+      </w:pPr>
+      <w:r>
+        <w:t>Another significant limitation is the complete lack of meaningful reporting. The manager currently has no way of knowing how many tickets have been sold for a particular film, which screenings are most popular or what the cinema's total revenue is for a given period without manually processing a large amount of paper records. This makes it very difficult to make informed business decisions.</w:t>
+      </w:r>
+    </w:p>
+    <w:p>
+      <w:pPr>
+        <w:spacing w:line="276" w:lineRule="auto"/>
+      </w:pPr>
+      <w:r>
+        <w:t>The customer facing experience is also heavily limited by the current setup. The touchscreen kiosk that is already installed in the cinema can handle food and drink orders but cannot sell tickets. This forces customers to queue at both the kiosk and the box office which is inefficient and frustrating. Several customers raised this issue in the questionnaire and it was also clearly visible during the observation visit.</w:t>
+      </w:r>
+    </w:p>
+    <w:p>
+      <w:pPr>
+        <w:spacing w:line="276" w:lineRule="auto"/>
+      </w:pPr>
+      <w:r>
+        <w:t>Finally the data in the existing system is spread across multiple completely disconnected sources including the paper booking diary, a food and drink stock spreadsheet and a staff rota spreadsheet. None of these communicate with each other which makes it impossible to get a complete and accurate picture of the cinema's operations in one place. This disconnection is at the root of many of the other problems identified in the investigation.</w:t>
+      </w:r>
+    </w:p>
+    <w:p>
+      <w:pPr>
+        <w:pStyle w:val="Heading2"/>
+        <w:rPr>
+          <w:b/>
+          <w:bCs/>
+          <w:color w:val="000000" w:themeColor="text1"/>
+        </w:rPr>
+      </w:pPr>
+      <w:r>
+        <w:rPr>
+          <w:b/>
+          <w:bCs/>
+          <w:color w:val="000000" w:themeColor="text1"/>
+        </w:rPr>
+        <w:t>Problem Definition</w:t>
+      </w:r>
+    </w:p>
+    <w:p>
+      <w:pPr>
+        <w:spacing w:line="276" w:lineRule="auto"/>
+      </w:pPr>
+      <w:r>
+        <w:t>Having completed the investigation through interviews, a customer questionnaire, direct observation, an examination of the cinema's records and desk based research, it is now possible to clearly define the problem that the proposed solution needs to address. The purpose of this section is to bring together the key findings from the investigation and explain precisely what needs to change and why, and to point to the objectives in the next section that will deal with each part of the problem.</w:t>
+      </w:r>
+    </w:p>
+    <w:p>
+      <w:pPr>
+        <w:spacing w:line="276" w:lineRule="auto"/>
+      </w:pPr>
+      <w:r>
+        <w:t>Filmtopia is a small independent cinema that is currently managing all of its operations using a combination of paper records and disconnected spreadsheets. This approach may have been adequate when the cinema first opened but it has become increasingly problematic as the demands on the system have grown. The core problem is that the existing system is unreliable, slow and disconnected, and this is having a direct negative impact on both staff and customers.</w:t>
+      </w:r>
+    </w:p>
+    <w:p>
+      <w:pPr>
+        <w:spacing w:line="276" w:lineRule="auto"/>
+      </w:pPr>
+      <w:r>
+        <w:t xml:space="preserve">The most critical issue identified through the investigation is the risk of double bookings. Because seat allocations are recorded manually in a paper diary with no real time updating, two members of staff can independently assign the same seat to different customers for the same screening without either being aware of it. This was confirmed by </w:t>
+      </w:r>
+      <w:r>
+        <w:lastRenderedPageBreak/>
+        <w:t>both members of staff interviewed and by 65% of customers in the questionnaire who reported having experienced a problem when booking at Filmtopia. It was also directly observed during the site visit. This is not an occasional or minor issue but a fundamental flaw in how the existing system manages booking data. A relational database with referential integrity enforced between the relevant tables will directly address this by ensuring that once a seat is recorded as booked for a particular screening it cannot be booked again. This is dealt with by Objective 2 in the next section and supported by Objective 3, which covers the graphical seat map that makes taken seats visible at a glance.</w:t>
+      </w:r>
+    </w:p>
+    <w:p>
+      <w:pPr>
+        <w:spacing w:line="276" w:lineRule="auto"/>
+      </w:pPr>
+      <w:r>
+        <w:t>The second major problem is the disconnected nature of the existing system. Ticketing, food and drink ordering, stock management and staff scheduling are all handled through separate paper or spreadsheet based systems that do not communicate with each other in any way. This means the manager has no way of viewing a complete picture of the cinema's operations without manually compiling data from multiple sources which is both time consuming and prone to error. A centralised relational database will resolve this by storing all of the cinema's operational data in one place with clearly defined relationships between tables, making it possible to retrieve and cross reference data quickly and accurately. This is dealt with by Objectives 6 and 7, which cover film and screening management, and by Objectives 8 and 9, which cover sales reporting and viewing the bookings for a screening.</w:t>
+      </w:r>
+    </w:p>
+    <w:p>
+      <w:pPr>
+        <w:spacing w:line="276" w:lineRule="auto"/>
+      </w:pPr>
+      <w:r>
+        <w:t>The third significant problem is the poor customer facing experience. The kiosk currently installed in the cinema can only handle food and drink orders and cannot sell tickets, which forces customers to queue at both the kiosk and the box office. This was raised by multiple customers in the questionnaire and observed directly during the site visit. The proposed solution will address this by providing a customer kiosk interface through which customers can browse films, select a screening, choose their seats and add food and drink items to their order in a single joined up process. This is dealt with by Objective 4, which covers the self service kiosk, and Objective 5, which covers adding food and drink to a booking.</w:t>
       </w:r>
     </w:p>
     <w:p>
@@ -5003,43 +4814,71 @@
           <w:bCs/>
           <w:color w:val="000000" w:themeColor="text1"/>
         </w:rPr>
+        <w:t>Requirements Analysis</w:t>
+      </w:r>
+    </w:p>
+    <w:p>
+      <w:pPr>
+        <w:spacing w:line="276" w:lineRule="auto"/>
+      </w:pPr>
+      <w:r>
+        <w:t>To ensure the proposed solution fully addresses the problems identified above it is helpful to break the requirements down into two categories: functional requirements and non-functional requirements.</w:t>
+      </w:r>
+    </w:p>
+    <w:p>
+      <w:pPr>
+        <w:spacing w:line="276" w:lineRule="auto"/>
+      </w:pPr>
+      <w:r>
+        <w:t xml:space="preserve">Functional requirements are the specific things the system must be able to do. For Filmtopia these include the ability to add and manage films and screenings (Objectives 6 and 7), to display a graphical seat map showing which seats are available and which are already booked (Objective 3), to process customer bookings and link them to specific seats </w:t>
+      </w:r>
+      <w:r>
         <w:lastRenderedPageBreak/>
-        <w:t>Limitations</w:t>
-      </w:r>
-    </w:p>
-    <w:p>
-      <w:pPr>
-        <w:spacing w:line="276" w:lineRule="auto"/>
-      </w:pPr>
-      <w:r>
-        <w:t>The existing system has several significant limitations that have been clearly identified through the investigation. The most serious of these is the risk of double bookings. Because there is no centralised real time record of seat allocations the same seat can be assigned to two different customers for the same screening. This has happened on multiple occasions and has resulted in customers arriving to find their seat already occupied. Not only is this a poor experience for the customer but it reflects badly on the cinema and undermines trust in the booking process.</w:t>
-      </w:r>
-    </w:p>
-    <w:p>
-      <w:pPr>
-        <w:spacing w:line="276" w:lineRule="auto"/>
-      </w:pPr>
-      <w:r>
-        <w:t>Another significant limitation is the complete lack of meaningful reporting. The manager currently has no way of knowing how many tickets have been sold for a particular film, which screenings are most popular or what the cinema's total revenue is for a given period without manually processing a large amount of paper records. This makes it very difficult to make informed business decisions.</w:t>
-      </w:r>
-    </w:p>
-    <w:p>
-      <w:pPr>
-        <w:spacing w:line="276" w:lineRule="auto"/>
-      </w:pPr>
-      <w:r>
-        <w:t>The customer facing experience is also heavily limited by the current setup. The touchscreen kiosk that is already installed in the cinema can handle food and drink orders but cannot sell tickets. This forces customers to queue at both the kiosk and the box office which is inefficient and frustrating. Several customers raised this issue in the questionnaire and it was also clearly visible during the observation visit.</w:t>
-      </w:r>
-    </w:p>
-    <w:p>
-      <w:pPr>
-        <w:spacing w:line="276" w:lineRule="auto"/>
-      </w:pPr>
-      <w:r>
-        <w:t>Finally the data in the existing system is spread across multiple completely disconnected sources including the paper booking diary, a food and drink stock spreadsheet and a staff rota spreadsheet. None of these communicate with each other which makes it impossible to get a complete and accurate picture of the cinema's operations in one place. This disconnection is at the root of many of the other problems identified in the investigation.</w:t>
-      </w:r>
-    </w:p>
-    <w:p/>
+        <w:t>and screenings (Objectives 1 and 2), to allow food and drink orders to be added to a booking (Objective 5) and to generate sales reports for the manager (Objective 8). These requirements map directly to the objectives set out later in this investigation.</w:t>
+      </w:r>
+    </w:p>
+    <w:p>
+      <w:pPr>
+        <w:spacing w:line="276" w:lineRule="auto"/>
+      </w:pPr>
+      <w:r>
+        <w:t>Non-functional requirements are the qualities the system must have rather than the specific things it must do. For Filmtopia the most important non-functional requirements are reliability, usability and data integrity. The system must be reliable enough to be used continuously during opening hours without crashing or producing errors. It must be usable by staff with varying levels of technical confidence without extensive training, which is reflected in Objectives 14 and 15. And it must maintain data integrity at all times, meaning it should never be possible for the database to reach a state where bookings are duplicated, records are incomplete or data is inconsistent between tables, which is reflected in Objectives 2 and 13.</w:t>
+      </w:r>
+    </w:p>
+    <w:p>
+      <w:pPr>
+        <w:pStyle w:val="Heading3"/>
+        <w:rPr>
+          <w:b/>
+          <w:bCs/>
+          <w:color w:val="000000" w:themeColor="text1"/>
+        </w:rPr>
+      </w:pPr>
+      <w:r>
+        <w:rPr>
+          <w:b/>
+          <w:bCs/>
+          <w:color w:val="000000" w:themeColor="text1"/>
+        </w:rPr>
+        <w:t>Proposed Solution</w:t>
+      </w:r>
+    </w:p>
+    <w:p>
+      <w:pPr>
+        <w:spacing w:line="276" w:lineRule="auto"/>
+      </w:pPr>
+      <w:r>
+        <w:t>The proposed solution is a Visual Basic .NET Windows Forms application built in Visual Studio, using OleDb to manage the connection between the application and a Microsoft Access database stored in the Access 2002 to 2003 .mdb format. Visual Basic .NET has been chosen because it is the language used throughout this course and it allows the rapid development of graphical Windows applications with a professional user interface. OleDb has been chosen as the database connectivity method because it provides a straightforward and reliable way of connecting a Visual Basic .NET application to a Microsoft Access database, allowing SQL queries to be executed directly from the application code to insert, update, delete and retrieve records. Microsoft Access has been chosen as the database because it supports a full relational structure with primary keys, foreign keys and referential integrity which directly addresses the data management problems identified in the investigation.</w:t>
+      </w:r>
+    </w:p>
+    <w:p>
+      <w:pPr>
+        <w:spacing w:line="276" w:lineRule="auto"/>
+      </w:pPr>
+      <w:r>
+        <w:t>The system will support three distinct user types each with their own interface and access level. Customers will access the system through a self service kiosk interface. Staff will be able to log in to manage bookings and screenings. The manager will have full access to all areas of the system including film management and sales reporting. Access levels will be enforced through the login system to ensure that users can only access the parts of the system that are relevant to their role, which is dealt with by Objective 10.</w:t>
+      </w:r>
+    </w:p>
     <w:p>
       <w:pPr>
         <w:pStyle w:val="Heading2"/>
@@ -5055,77 +4894,97 @@
           <w:bCs/>
           <w:color w:val="000000" w:themeColor="text1"/>
         </w:rPr>
-        <w:t>Problem Definition</w:t>
-      </w:r>
-    </w:p>
-    <w:p>
-      <w:pPr>
-        <w:spacing w:line="276" w:lineRule="auto"/>
-      </w:pPr>
-      <w:r>
-        <w:t>Having completed the investigation through interviews, a customer questionnaire, direct observation, an examination of the cinema's records and desk based research, it is now possible to clearly define the problem that the proposed solution needs to address. The purpose of this section is to bring together the key findings from the investigation and explain precisely what needs to change and why, and to point to the objectives in the next section that will deal with each part of the problem.</w:t>
-      </w:r>
-    </w:p>
-    <w:p>
-      <w:pPr>
-        <w:spacing w:line="276" w:lineRule="auto"/>
-      </w:pPr>
-      <w:proofErr w:type="spellStart"/>
-      <w:r>
-        <w:t>Filmtopia</w:t>
-      </w:r>
-      <w:proofErr w:type="spellEnd"/>
-      <w:r>
-        <w:t xml:space="preserve"> is a small independent cinema that is currently managing all of its operations using a combination of paper records and disconnected spreadsheets. This approach may have been adequate when the cinema first opened but it has become increasingly </w:t>
+        <w:t>L</w:t>
+      </w:r>
+      <w:r>
+        <w:rPr>
+          <w:b/>
+          <w:bCs/>
+          <w:color w:val="000000" w:themeColor="text1"/>
+        </w:rPr>
+        <w:t>imitations of Proposed Solution</w:t>
+      </w:r>
+    </w:p>
+    <w:p>
+      <w:pPr>
+        <w:spacing w:line="276" w:lineRule="auto"/>
+      </w:pPr>
+      <w:r>
+        <w:t xml:space="preserve">Whilst the proposed Filmtopia system will address the core problems identified in the investigation, there are several areas that will not be included in the solution due to </w:t>
       </w:r>
       <w:r>
         <w:lastRenderedPageBreak/>
-        <w:t>problematic as the demands on the system have grown. The core problem is that the existing system is unreliable, slow and disconnected, and this is having a direct negative impact on both staff and customers.</w:t>
-      </w:r>
-    </w:p>
-    <w:p>
-      <w:pPr>
-        <w:spacing w:line="276" w:lineRule="auto"/>
-      </w:pPr>
-      <w:r>
-        <w:t xml:space="preserve">The most critical issue identified through the investigation is the risk of double bookings. Because seat allocations are recorded manually in a paper diary with no real time updating, two members of staff can independently assign the same seat to different customers for the same screening without either being aware of it. This was confirmed by both members of staff interviewed and by 65% of customers in the questionnaire who reported having experienced a problem when booking at </w:t>
-      </w:r>
-      <w:proofErr w:type="spellStart"/>
-      <w:r>
-        <w:t>Filmtopia</w:t>
-      </w:r>
-      <w:proofErr w:type="spellEnd"/>
-      <w:r>
-        <w:t>. It was also directly observed during the site visit. This is not an occasional or minor issue but a fundamental flaw in how the existing system manages booking data. A relational database with referential integrity enforced between the relevant tables will directly address this by ensuring that once a seat is recorded as booked for a particular screening it cannot be booked again. This is dealt with by Objective 2 in the next section and supported by Objective 3, which covers the graphical seat map that makes taken seats visible at a glance.</w:t>
-      </w:r>
-    </w:p>
-    <w:p>
-      <w:pPr>
-        <w:spacing w:line="276" w:lineRule="auto"/>
-      </w:pPr>
-      <w:r>
-        <w:t>The second major problem is the disconnected nature of the existing system. Ticketing, food and drink ordering, stock management and staff scheduling are all handled through separate paper or spreadsheet based systems that do not communicate with each other in any way. This means the manager has no way of viewing a complete picture of the cinema's operations without manually compiling data from multiple sources which is both time consuming and prone to error. A centralised relational database will resolve this by storing all of the cinema's operational data in one place with clearly defined relationships between tables, making it possible to retrieve and cross reference data quickly and accurately. This is dealt with by Objectives 6 and 7, which cover film and screening management, and by Objectives 8 and 9, which cover sales reporting and viewing the bookings for a screening.</w:t>
-      </w:r>
-    </w:p>
-    <w:p>
-      <w:pPr>
-        <w:spacing w:line="276" w:lineRule="auto"/>
-      </w:pPr>
-      <w:r>
-        <w:t xml:space="preserve">The third significant problem is the poor customer facing experience. The kiosk currently installed in the cinema can only handle food and drink orders and cannot sell tickets, which forces customers to queue at both the kiosk and the box office. This was raised by multiple customers in the questionnaire and observed directly during the site visit. The proposed solution will address this by providing a customer kiosk interface through which customers can browse films, select a screening, choose their seats and add food and drink items to their order in a single joined up process. This is dealt with by Objective 4, which covers the </w:t>
-      </w:r>
-      <w:proofErr w:type="spellStart"/>
-      <w:r>
-        <w:t>self service</w:t>
-      </w:r>
-      <w:proofErr w:type="spellEnd"/>
-      <w:r>
-        <w:t xml:space="preserve"> kiosk, and Objective 5, which covers adding food and drink to a booking.</w:t>
-      </w:r>
-    </w:p>
-    <w:p>
-      <w:pPr>
-        <w:pStyle w:val="Heading3"/>
+        <w:t>constraints of time, scope and available hardware and software. These limitations are outlined below.</w:t>
+      </w:r>
+    </w:p>
+    <w:p>
+      <w:pPr>
+        <w:spacing w:line="276" w:lineRule="auto"/>
+      </w:pPr>
+      <w:r>
+        <w:t>The system will not include online booking functionality. Developing a web based booking system that allows customers to purchase tickets remotely would require a web server, a publicly accessible database and a payment processing integration, all of which are beyond the scope of an A Level project. The system will instead focus on in-cinema operations at the box office and customer kiosk.</w:t>
+      </w:r>
+    </w:p>
+    <w:p>
+      <w:pPr>
+        <w:spacing w:line="276" w:lineRule="auto"/>
+      </w:pPr>
+      <w:r>
+        <w:t>The system will not include a real payment processing system. Taking card or cash payments involves integration with chip and pin hardware and payment gateway APIs which are not available for this project. Payment will be simulated within the system and the process of actually collecting money from the customer will be assumed to happen separately.</w:t>
+      </w:r>
+    </w:p>
+    <w:p>
+      <w:pPr>
+        <w:spacing w:line="276" w:lineRule="auto"/>
+      </w:pPr>
+      <w:r>
+        <w:t>The system will not include a mobile application. Developing iOS or Android applications would require additional software, hardware and significant development time beyond what is available for this project.</w:t>
+      </w:r>
+    </w:p>
+    <w:p>
+      <w:pPr>
+        <w:spacing w:line="276" w:lineRule="auto"/>
+      </w:pPr>
+      <w:r>
+        <w:t>The system will not support multiple simultaneous users over a network. Whilst OleDb connections to a Microsoft Access database can technically support multiple users, developing a fully networked multi-user system with appropriate concurrency controls and conflict resolution is beyond the scope of this project. The system will be designed for use on a single machine or a small number of machines accessing the same .mdb database file locally.</w:t>
+      </w:r>
+    </w:p>
+    <w:p>
+      <w:pPr>
+        <w:spacing w:line="276" w:lineRule="auto"/>
+      </w:pPr>
+      <w:r>
+        <w:t>The system will not include automated staff scheduling or payroll functionality. Managing staff rotas and wages involves complex business logic and legal considerations that are outside the scope of this project. Staff management features will be limited to basic record keeping.</w:t>
+      </w:r>
+    </w:p>
+    <w:p>
+      <w:pPr>
+        <w:spacing w:line="276" w:lineRule="auto"/>
+      </w:pPr>
+      <w:r>
+        <w:t>The system will not send automated notifications or emails to customers. Whilst it would be useful to send booking confirmation emails or screening reminders, this would require email server integration and SMTP configuration which is not available within the Visual Studio development environment used for this project.</w:t>
+      </w:r>
+    </w:p>
+    <w:p>
+      <w:pPr>
+        <w:spacing w:line="276" w:lineRule="auto"/>
+      </w:pPr>
+      <w:r>
+        <w:t>T</w:t>
+      </w:r>
+      <w:r>
+        <w:t xml:space="preserve">he system </w:t>
+      </w:r>
+      <w:r>
+        <w:t>may</w:t>
+      </w:r>
+      <w:r>
+        <w:t xml:space="preserve"> track stock at item level, reducing quantities automatically as items are sold and allowing the manager to adjust counts manually, but it will not handle supplier ordering, deliveries or full stock reconciliation as these fall outside the scope of this project.</w:t>
+      </w:r>
+    </w:p>
+    <w:p>
+      <w:pPr>
+        <w:pStyle w:val="Heading2"/>
         <w:rPr>
           <w:b/>
           <w:bCs/>
@@ -5139,252 +4998,290 @@
           <w:color w:val="000000" w:themeColor="text1"/>
         </w:rPr>
         <w:lastRenderedPageBreak/>
-        <w:t>Requirements Analysis</w:t>
-      </w:r>
-    </w:p>
-    <w:p>
-      <w:pPr>
-        <w:spacing w:line="276" w:lineRule="auto"/>
-      </w:pPr>
-      <w:r>
-        <w:t>To ensure the proposed solution fully addresses the problems identified above it is helpful to break the requirements down into two categories: functional requirements and non-functional requirements.</w:t>
-      </w:r>
-    </w:p>
-    <w:p>
-      <w:pPr>
-        <w:spacing w:line="276" w:lineRule="auto"/>
-      </w:pPr>
-      <w:r>
-        <w:t xml:space="preserve">Functional requirements are the specific things the system must be able to do. For </w:t>
-      </w:r>
-      <w:proofErr w:type="spellStart"/>
-      <w:r>
-        <w:t>Filmtopia</w:t>
-      </w:r>
-      <w:proofErr w:type="spellEnd"/>
-      <w:r>
-        <w:t xml:space="preserve"> these include the ability to add and manage films and screenings (Objectives 6 and 7), to display a graphical seat map showing which seats are available and which are already booked (Objective 3), to process customer bookings and link them to specific seats and screenings (Objectives 1 and 2), to allow food and drink orders to be added to a booking (Objective 5) and to generate sales reports for the manager (Objective 8). These requirements map directly to the objectives set out later in this investigation.</w:t>
-      </w:r>
-    </w:p>
-    <w:p>
-      <w:pPr>
-        <w:spacing w:line="276" w:lineRule="auto"/>
-      </w:pPr>
-      <w:r>
-        <w:t xml:space="preserve">Non-functional requirements are the qualities the system must have rather than the specific things it must do. For </w:t>
-      </w:r>
-      <w:proofErr w:type="spellStart"/>
-      <w:r>
-        <w:t>Filmtopia</w:t>
-      </w:r>
-      <w:proofErr w:type="spellEnd"/>
-      <w:r>
-        <w:t xml:space="preserve"> the most important non-functional requirements are reliability, usability and data integrity. The system must be reliable enough to be used continuously during opening hours without crashing or producing errors. It must be usable by staff with varying levels of technical confidence without extensive training, which is reflected in Objectives 14 and 15. And it must maintain data integrity at all times, meaning it should never be possible for the database to reach a state where bookings are duplicated, records are incomplete or data is inconsistent between tables, which is reflected in Objectives 2 and 13.</w:t>
-      </w:r>
-    </w:p>
-    <w:p>
-      <w:pPr>
-        <w:pStyle w:val="Heading3"/>
-        <w:rPr>
-          <w:b/>
-          <w:bCs/>
-          <w:color w:val="000000" w:themeColor="text1"/>
-        </w:rPr>
-      </w:pPr>
-      <w:r>
-        <w:rPr>
-          <w:b/>
-          <w:bCs/>
-          <w:color w:val="000000" w:themeColor="text1"/>
-        </w:rPr>
-        <w:t>Proposed Solution</w:t>
-      </w:r>
-    </w:p>
-    <w:p>
-      <w:pPr>
-        <w:spacing w:line="276" w:lineRule="auto"/>
-      </w:pPr>
-      <w:r>
-        <w:t xml:space="preserve">The proposed solution is a Visual Basic .NET Windows Forms application built in Visual Studio, using </w:t>
-      </w:r>
-      <w:proofErr w:type="spellStart"/>
-      <w:r>
-        <w:t>OleDb</w:t>
-      </w:r>
-      <w:proofErr w:type="spellEnd"/>
-      <w:r>
-        <w:t xml:space="preserve"> to manage the connection between the application and a Microsoft Access database stored in the Access 2002 to 2003 .</w:t>
-      </w:r>
-      <w:proofErr w:type="spellStart"/>
-      <w:r>
-        <w:t>mdb</w:t>
-      </w:r>
-      <w:proofErr w:type="spellEnd"/>
-      <w:r>
-        <w:t xml:space="preserve"> format. Visual Basic .NET has been chosen because it is the language used throughout this course and it allows the rapid development of graphical Windows applications with a professional user interface. </w:t>
-      </w:r>
-      <w:proofErr w:type="spellStart"/>
-      <w:r>
-        <w:t>OleDb</w:t>
-      </w:r>
-      <w:proofErr w:type="spellEnd"/>
-      <w:r>
-        <w:t xml:space="preserve"> has been chosen as the database connectivity method because it provides a straightforward and reliable way of connecting a Visual Basic .NET application to a Microsoft Access database, allowing SQL queries to be executed directly from the application code to insert, update, delete and retrieve records. Microsoft Access has been chosen as the database because it supports a full relational structure with primary keys, foreign keys and referential integrity which directly addresses the data management problems identified in the investigation.</w:t>
-      </w:r>
-    </w:p>
-    <w:p>
-      <w:pPr>
-        <w:spacing w:line="276" w:lineRule="auto"/>
-      </w:pPr>
-      <w:r>
-        <w:t xml:space="preserve">The system will support three distinct user types each with their own interface and access level. Customers will access the system through a </w:t>
-      </w:r>
-      <w:proofErr w:type="spellStart"/>
-      <w:r>
-        <w:t>self service</w:t>
-      </w:r>
-      <w:proofErr w:type="spellEnd"/>
-      <w:r>
-        <w:t xml:space="preserve"> kiosk interface. Staff will be </w:t>
-      </w:r>
-      <w:r>
+        <w:t>Objectives and Evaluation Criteria</w:t>
+      </w:r>
+    </w:p>
+    <w:p>
+      <w:pPr>
+        <w:spacing w:line="276" w:lineRule="auto"/>
+      </w:pPr>
+      <w:r>
+        <w:t>The following objectives have been produced based on the findings of the investigation. Each objective is numbered and includes a success criteria which will be used to evaluate whether the objective has been met when the project is complete.</w:t>
+      </w:r>
+    </w:p>
+    <w:p>
+      <w:pPr>
+        <w:spacing w:before="200" w:after="40"/>
+      </w:pPr>
+      <w:r>
+        <w:rPr>
+          <w:b/>
+          <w:bCs/>
+        </w:rPr>
+        <w:t>Objective 1: The system must allow staff to add new customer ticket bookings for a selected screening, recording the customer name, chosen seats and number of tickets.</w:t>
+      </w:r>
+    </w:p>
+    <w:p>
+      <w:pPr>
+        <w:spacing w:after="80" w:line="276" w:lineRule="auto"/>
+      </w:pPr>
+      <w:r>
+        <w:rPr>
+          <w:b/>
+          <w:bCs/>
+        </w:rPr>
+        <w:t xml:space="preserve">Success Criteria: </w:t>
+      </w:r>
+      <w:r>
+        <w:t>A new booking should be added to the Microsoft Access database in under 30 seconds. The booking record should appear immediately in the database with the correct customer name, screening, seat numbers and ticket quantity. Validation should prevent a booking being saved without all required fields completed.</w:t>
+      </w:r>
+    </w:p>
+    <w:p>
+      <w:pPr>
+        <w:spacing w:before="200" w:after="40"/>
+      </w:pPr>
+      <w:r>
+        <w:rPr>
+          <w:b/>
+          <w:bCs/>
+        </w:rPr>
+        <w:t>Objective 2: The system must prevent double bookings by ensuring that a seat which has already been allocated to a customer cannot be selected by another customer for the same screening.</w:t>
+      </w:r>
+    </w:p>
+    <w:p>
+      <w:pPr>
+        <w:spacing w:after="80" w:line="276" w:lineRule="auto"/>
+      </w:pPr>
+      <w:r>
+        <w:rPr>
+          <w:b/>
+          <w:bCs/>
+        </w:rPr>
+        <w:t xml:space="preserve">Success Criteria: </w:t>
+      </w:r>
+      <w:r>
+        <w:t>When a seat is already booked for a screening it should be visually marked as unavailable on the seat selection interface and it should be impossible to select or book it. Attempting to book an already taken seat should display a clear error message.</w:t>
+      </w:r>
+    </w:p>
+    <w:p>
+      <w:pPr>
+        <w:spacing w:before="200" w:after="40"/>
+      </w:pPr>
+      <w:r>
+        <w:rPr>
+          <w:b/>
+          <w:bCs/>
+        </w:rPr>
+        <w:t>Objective 3: The system must display a graphical seat map for each screening showing which seats are available and which are already booked.</w:t>
+      </w:r>
+    </w:p>
+    <w:p>
+      <w:pPr>
+        <w:spacing w:after="80" w:line="276" w:lineRule="auto"/>
+      </w:pPr>
+      <w:r>
+        <w:rPr>
+          <w:b/>
+          <w:bCs/>
+        </w:rPr>
+        <w:t xml:space="preserve">Success Criteria: </w:t>
+      </w:r>
+      <w:r>
+        <w:t>The seat map should load within 3 seconds of a screening being selected. Available seats and booked seats should be displayed in clearly distinguishable colours. The seat map should accurately reflect the current state of the database at the time of loading.</w:t>
+      </w:r>
+    </w:p>
+    <w:p>
+      <w:pPr>
+        <w:spacing w:before="200" w:after="40"/>
+      </w:pPr>
+      <w:r>
+        <w:rPr>
+          <w:b/>
+          <w:bCs/>
+        </w:rPr>
+        <w:t>Objective 4: The system must allow customers to purchase tickets through a self-service kiosk interface, selecting a film, screening time, seats and completing their booking without staff assistance.</w:t>
+      </w:r>
+    </w:p>
+    <w:p>
+      <w:pPr>
+        <w:spacing w:after="80" w:line="276" w:lineRule="auto"/>
+      </w:pPr>
+      <w:r>
+        <w:rPr>
+          <w:b/>
+          <w:bCs/>
+        </w:rPr>
+        <w:t xml:space="preserve">Success Criteria: </w:t>
+      </w:r>
+      <w:r>
+        <w:t>A customer should be able to complete a full ticket booking through the kiosk interface in under 2 minutes. The kiosk should guide the customer through each stage clearly using buttons and on screen instructions. The completed booking should be recorded in the database correctly.</w:t>
+      </w:r>
+    </w:p>
+    <w:p>
+      <w:pPr>
+        <w:spacing w:before="200" w:after="40"/>
+      </w:pPr>
+      <w:r>
+        <w:rPr>
+          <w:b/>
+          <w:bCs/>
+        </w:rPr>
+        <w:t>Objective 5: The system must allow customers to add food and drink items to their order at the same time as booking tickets, with the combined order saved to the database.</w:t>
+      </w:r>
+    </w:p>
+    <w:p>
+      <w:pPr>
+        <w:spacing w:after="80" w:line="276" w:lineRule="auto"/>
+      </w:pPr>
+      <w:r>
+        <w:rPr>
+          <w:b/>
+          <w:bCs/>
+        </w:rPr>
         <w:lastRenderedPageBreak/>
-        <w:t>able to log in to manage bookings and screenings. The manager will have full access to all areas of the system including film management and sales reporting. Access levels will be enforced through the login system to ensure that users can only access the parts of the system that are relevant to their role, which is dealt with by Objective 10.</w:t>
-      </w:r>
-    </w:p>
-    <w:p/>
-    <w:p>
-      <w:pPr>
-        <w:pStyle w:val="Heading2"/>
-        <w:rPr>
-          <w:b/>
-          <w:bCs/>
-          <w:color w:val="000000" w:themeColor="text1"/>
-        </w:rPr>
-      </w:pPr>
-      <w:r>
-        <w:rPr>
-          <w:b/>
-          <w:bCs/>
-          <w:color w:val="000000" w:themeColor="text1"/>
-        </w:rPr>
-        <w:t>L</w:t>
-      </w:r>
-      <w:r>
-        <w:rPr>
-          <w:b/>
-          <w:bCs/>
-          <w:color w:val="000000" w:themeColor="text1"/>
-        </w:rPr>
-        <w:t>imitations of Proposed Solution</w:t>
-      </w:r>
-    </w:p>
-    <w:p>
-      <w:pPr>
-        <w:spacing w:line="276" w:lineRule="auto"/>
-      </w:pPr>
-      <w:r>
-        <w:t xml:space="preserve">Whilst the proposed </w:t>
-      </w:r>
-      <w:proofErr w:type="spellStart"/>
-      <w:r>
-        <w:t>Filmtopia</w:t>
-      </w:r>
-      <w:proofErr w:type="spellEnd"/>
-      <w:r>
-        <w:t xml:space="preserve"> system will address the core problems identified in the investigation, there are several areas that will not be included in the solution due to constraints of time, scope and available hardware and software. These limitations are outlined below.</w:t>
-      </w:r>
-    </w:p>
-    <w:p>
-      <w:pPr>
-        <w:spacing w:line="276" w:lineRule="auto"/>
-      </w:pPr>
-      <w:r>
-        <w:t>The system will not include online booking functionality. Developing a web based booking system that allows customers to purchase tickets remotely would require a web server, a publicly accessible database and a payment processing integration, all of which are beyond the scope of an A Level project. The system will instead focus on in-cinema operations at the box office and customer kiosk.</w:t>
-      </w:r>
-    </w:p>
-    <w:p>
-      <w:pPr>
-        <w:spacing w:line="276" w:lineRule="auto"/>
-      </w:pPr>
-      <w:r>
-        <w:t>The system will not include a real payment processing system. Taking card or cash payments involves integration with chip and pin hardware and payment gateway APIs which are not available for this project. Payment will be simulated within the system and the process of actually collecting money from the customer will be assumed to happen separately.</w:t>
-      </w:r>
-    </w:p>
-    <w:p>
-      <w:pPr>
-        <w:spacing w:line="276" w:lineRule="auto"/>
-      </w:pPr>
-      <w:r>
-        <w:t>The system will not include a mobile application. Developing iOS or Android applications would require additional software, hardware and significant development time beyond what is available for this project.</w:t>
-      </w:r>
-    </w:p>
-    <w:p>
-      <w:pPr>
-        <w:spacing w:line="276" w:lineRule="auto"/>
-      </w:pPr>
-      <w:r>
-        <w:t xml:space="preserve">The system will not support multiple simultaneous users over a network. Whilst </w:t>
-      </w:r>
-      <w:proofErr w:type="spellStart"/>
-      <w:r>
-        <w:t>OleDb</w:t>
-      </w:r>
-      <w:proofErr w:type="spellEnd"/>
-      <w:r>
-        <w:t xml:space="preserve"> connections to a Microsoft Access database can technically support multiple users, developing a fully networked multi-user system with appropriate concurrency controls and conflict resolution is beyond the scope of this project. The system will be designed for use on a single machine or a small number of machines accessing the same .</w:t>
-      </w:r>
-      <w:proofErr w:type="spellStart"/>
-      <w:r>
-        <w:t>mdb</w:t>
-      </w:r>
-      <w:proofErr w:type="spellEnd"/>
-      <w:r>
-        <w:t xml:space="preserve"> database file locally.</w:t>
-      </w:r>
-    </w:p>
-    <w:p>
-      <w:pPr>
-        <w:spacing w:line="276" w:lineRule="auto"/>
-      </w:pPr>
-      <w:r>
-        <w:t>The system will not include automated staff scheduling or payroll functionality. Managing staff rotas and wages involves complex business logic and legal considerations that are outside the scope of this project. Staff management features will be limited to basic record keeping.</w:t>
-      </w:r>
-    </w:p>
-    <w:p>
-      <w:pPr>
-        <w:spacing w:line="276" w:lineRule="auto"/>
-      </w:pPr>
+        <w:t xml:space="preserve">Success Criteria: </w:t>
+      </w:r>
+      <w:r>
+        <w:t>Food and drink items should be displayed on a clearly navigable menu during the booking process. A customer should be able to add multiple items to their order. The food and drink order should be saved to the database linked to the correct booking record.</w:t>
+      </w:r>
+    </w:p>
+    <w:p>
+      <w:pPr>
+        <w:spacing w:before="200" w:after="40"/>
+      </w:pPr>
+      <w:r>
+        <w:rPr>
+          <w:b/>
+          <w:bCs/>
+        </w:rPr>
+        <w:t>Objective 6: The system must allow staff and managers to add new films to the system, including the film title, age rating, duration and description.</w:t>
+      </w:r>
+    </w:p>
+    <w:p>
+      <w:pPr>
+        <w:spacing w:after="80" w:line="276" w:lineRule="auto"/>
+      </w:pPr>
+      <w:r>
+        <w:rPr>
+          <w:b/>
+          <w:bCs/>
+        </w:rPr>
+        <w:t xml:space="preserve">Success Criteria: </w:t>
+      </w:r>
+      <w:r>
+        <w:t>A new film record should be saved to the database in under 20 seconds with all required fields validated. The film should immediately appear in the list of available films when adding a new screening. Duplicate film titles should be prevented through validation.</w:t>
+      </w:r>
+    </w:p>
+    <w:p>
+      <w:pPr>
+        <w:spacing w:before="200" w:after="40"/>
+      </w:pPr>
+      <w:r>
+        <w:rPr>
+          <w:b/>
+          <w:bCs/>
+        </w:rPr>
+        <w:t>Objective 7: The system must allow staff and managers to add new screenings for existing films, specifying the screen, date, time and ticket price.</w:t>
+      </w:r>
+    </w:p>
+    <w:p>
+      <w:pPr>
+        <w:spacing w:after="80" w:line="276" w:lineRule="auto"/>
+      </w:pPr>
+      <w:r>
+        <w:rPr>
+          <w:b/>
+          <w:bCs/>
+        </w:rPr>
+        <w:t xml:space="preserve">Success Criteria: </w:t>
+      </w:r>
+      <w:r>
+        <w:t>A new screening record should be saved to the database correctly linked to the selected film. The screening should immediately appear in the list of available screenings on the customer kiosk. Validation should prevent a screening being added without a valid date, time, screen and ticket price.</w:t>
+      </w:r>
+    </w:p>
+    <w:p>
+      <w:pPr>
+        <w:spacing w:before="200" w:after="40"/>
+      </w:pPr>
+      <w:r>
+        <w:rPr>
+          <w:b/>
+          <w:bCs/>
+        </w:rPr>
+        <w:t>Objective 8: The system must allow the manager to view a sales report showing total ticket sales and revenue for a selected date range.</w:t>
+      </w:r>
+    </w:p>
+    <w:p>
+      <w:pPr>
+        <w:spacing w:after="80" w:line="276" w:lineRule="auto"/>
+      </w:pPr>
+      <w:r>
+        <w:rPr>
+          <w:b/>
+          <w:bCs/>
+        </w:rPr>
+        <w:t xml:space="preserve">Success Criteria: </w:t>
+      </w:r>
+      <w:r>
+        <w:t>The report should be generated using an SQL query through the OleDb connection and displayed on screen within 5 seconds of the date range being selected. The report should show the correct total number of tickets sold and total revenue for the selected period, calculated directly from the bookings in the database.</w:t>
+      </w:r>
+    </w:p>
+    <w:p>
+      <w:pPr>
+        <w:spacing w:before="200" w:after="40"/>
+      </w:pPr>
+      <w:r>
+        <w:rPr>
+          <w:b/>
+          <w:bCs/>
+        </w:rPr>
+        <w:t>Objective 9: The system must allow the manager to view a list of all bookings for a selected screening, showing customer names, seat numbers and the number of tickets booked.</w:t>
+      </w:r>
+    </w:p>
+    <w:p>
+      <w:pPr>
+        <w:spacing w:after="80" w:line="276" w:lineRule="auto"/>
+      </w:pPr>
+      <w:r>
+        <w:rPr>
+          <w:b/>
+          <w:bCs/>
+        </w:rPr>
+        <w:t xml:space="preserve">Success Criteria: </w:t>
+      </w:r>
+      <w:r>
+        <w:t>The booking list should load within 3 seconds of a screening being selected. All bookings for that screening should be displayed accurately. The list should be printable or exportable for use as a physical register.</w:t>
+      </w:r>
+    </w:p>
+    <w:p>
+      <w:pPr>
+        <w:spacing w:before="200" w:after="40"/>
+      </w:pPr>
+      <w:r>
+        <w:rPr>
+          <w:b/>
+          <w:bCs/>
+        </w:rPr>
+        <w:t>Objective 10: The system must enforce access levels so that customers using the kiosk can only access booking functions, whilst staff can access management functions and managers can access all areas of the system.</w:t>
+      </w:r>
+    </w:p>
+    <w:p>
+      <w:pPr>
+        <w:spacing w:after="80" w:line="276" w:lineRule="auto"/>
+      </w:pPr>
+      <w:r>
+        <w:rPr>
+          <w:b/>
+          <w:bCs/>
+        </w:rPr>
+        <w:t xml:space="preserve">Success Criteria: </w:t>
+      </w:r>
+      <w:r>
+        <w:t xml:space="preserve">The kiosk interface should not display any staff or manager options. Staff should be able to log in with a username and password and access staff functions </w:t>
+      </w:r>
       <w:r>
         <w:lastRenderedPageBreak/>
-        <w:t>The system will not send automated notifications or emails to customers. Whilst it would be useful to send booking confirmation emails or screening reminders, this would require email server integration and SMTP configuration which is not available within the Visual Studio development environment used for this project.</w:t>
-      </w:r>
-    </w:p>
-    <w:p/>
-    <w:p>
-      <w:pPr>
-        <w:pStyle w:val="Heading2"/>
-        <w:rPr>
-          <w:b/>
-          <w:bCs/>
-          <w:color w:val="000000" w:themeColor="text1"/>
-        </w:rPr>
-      </w:pPr>
-      <w:r>
-        <w:rPr>
-          <w:b/>
-          <w:bCs/>
-          <w:color w:val="000000" w:themeColor="text1"/>
-        </w:rPr>
-        <w:t>Objectives and Evaluation Criteria</w:t>
-      </w:r>
-    </w:p>
-    <w:p>
-      <w:pPr>
-        <w:spacing w:line="276" w:lineRule="auto"/>
-      </w:pPr>
-      <w:r>
-        <w:t>The following objectives have been produced based on the findings of the investigation. Each objective is numbered and includes a success criteria which will be used to evaluate whether the objective has been met when the project is complete.</w:t>
+        <w:t>only. The manager login should provide access to all areas of the system. Attempting to access a restricted area without the correct login should be prevented.</w:t>
       </w:r>
     </w:p>
     <w:p>
@@ -5396,7 +5293,7 @@
           <w:b/>
           <w:bCs/>
         </w:rPr>
-        <w:t>Objective 1: The system must allow staff to add new customer ticket bookings for a selected screening, recording the customer name, chosen seats and number of tickets.</w:t>
+        <w:t>Objective 11: The system must allow staff to search for an existing booking by customer name or booking reference.</w:t>
       </w:r>
     </w:p>
     <w:p>
@@ -5411,7 +5308,7 @@
         <w:t xml:space="preserve">Success Criteria: </w:t>
       </w:r>
       <w:r>
-        <w:t>A new booking should be added to the Microsoft Access database in under 30 seconds. The booking record should appear immediately in the database with the correct customer name, screening, seat numbers and ticket quantity. Validation should prevent a booking being saved without all required fields completed.</w:t>
+        <w:t>A search by customer surname should return all matching bookings within 2 seconds. The search should work with partial name entries. The correct booking record should be displayed with all associated details including film, screening, seats and food order.</w:t>
       </w:r>
     </w:p>
     <w:p>
@@ -5423,7 +5320,7 @@
           <w:b/>
           <w:bCs/>
         </w:rPr>
-        <w:t>Objective 2: The system must prevent double bookings by ensuring that a seat which has already been allocated to a customer cannot be selected by another customer for the same screening.</w:t>
+        <w:t>Objective 12: The system must allow staff to cancel an existing booking, removing the seat allocation from the database and making those seats available again.</w:t>
       </w:r>
     </w:p>
     <w:p>
@@ -5438,7 +5335,7 @@
         <w:t xml:space="preserve">Success Criteria: </w:t>
       </w:r>
       <w:r>
-        <w:t>When a seat is already booked for a screening it should be visually marked as unavailable on the seat selection interface and it should be impossible to select or book it. Attempting to book an already taken seat should display a clear error message.</w:t>
+        <w:t>Cancelling a booking should update the database immediately so the seats become available for other customers. A confirmation prompt should be displayed before any booking is deleted. The cancelled booking should no longer appear in the active bookings list.</w:t>
       </w:r>
     </w:p>
     <w:p>
@@ -5450,7 +5347,7 @@
           <w:b/>
           <w:bCs/>
         </w:rPr>
-        <w:t>Objective 3: The system must display a graphical seat map for each screening showing which seats are available and which are already booked.</w:t>
+        <w:t>Objective 13: The system must validate all data entered by users to prevent invalid or incomplete records being saved to the database.</w:t>
       </w:r>
     </w:p>
     <w:p>
@@ -5465,7 +5362,7 @@
         <w:t xml:space="preserve">Success Criteria: </w:t>
       </w:r>
       <w:r>
-        <w:t>The seat map should load within 3 seconds of a screening being selected. Available seats and booked seats should be displayed in clearly distinguishable colours. The seat map should accurately reflect the current state of the database at the time of loading.</w:t>
+        <w:t>All required fields should be validated before a record is saved. Numeric fields should only accept numbers. Date fields should only accept valid dates. Text fields should have appropriate maximum lengths enforced. An informative error message should be displayed for each validation failure explaining what needs to be corrected.</w:t>
       </w:r>
     </w:p>
     <w:p>
@@ -5477,7 +5374,7 @@
           <w:b/>
           <w:bCs/>
         </w:rPr>
-        <w:t>Objective 4: The system must allow customers to purchase tickets through a self-service kiosk interface, selecting a film, screening time, seats and completing their booking without staff assistance.</w:t>
+        <w:t>Objective 14: The system must have a consistent and professional user interface across all forms, using a uniform colour scheme, layout and naming convention throughout.</w:t>
       </w:r>
     </w:p>
     <w:p>
@@ -5492,11 +5389,7 @@
         <w:t xml:space="preserve">Success Criteria: </w:t>
       </w:r>
       <w:r>
-        <w:t xml:space="preserve">A customer should be able to complete a full ticket booking through the kiosk interface in under 2 minutes. The kiosk should guide the customer through each </w:t>
-      </w:r>
-      <w:r>
-        <w:lastRenderedPageBreak/>
-        <w:t>stage clearly using buttons and on screen instructions. The completed booking should be recorded in the database correctly.</w:t>
+        <w:t>All forms should use the same colour scheme, font and button placement. Navigation buttons should appear in consistent positions across all forms. The system should look professional and be immediately recognisable as a Filmtopia branded application.</w:t>
       </w:r>
     </w:p>
     <w:p>
@@ -5508,294 +5401,6 @@
           <w:b/>
           <w:bCs/>
         </w:rPr>
-        <w:t>Objective 5: The system must allow customers to add food and drink items to their order at the same time as booking tickets, with the combined order saved to the database.</w:t>
-      </w:r>
-    </w:p>
-    <w:p>
-      <w:pPr>
-        <w:spacing w:after="80" w:line="276" w:lineRule="auto"/>
-      </w:pPr>
-      <w:r>
-        <w:rPr>
-          <w:b/>
-          <w:bCs/>
-        </w:rPr>
-        <w:t xml:space="preserve">Success Criteria: </w:t>
-      </w:r>
-      <w:r>
-        <w:t>Food and drink items should be displayed on a clearly navigable menu during the booking process. A customer should be able to add multiple items to their order. The food and drink order should be saved to the database linked to the correct booking record.</w:t>
-      </w:r>
-    </w:p>
-    <w:p>
-      <w:pPr>
-        <w:spacing w:before="200" w:after="40"/>
-      </w:pPr>
-      <w:r>
-        <w:rPr>
-          <w:b/>
-          <w:bCs/>
-        </w:rPr>
-        <w:t>Objective 6: The system must allow staff and managers to add new films to the system, including the film title, age rating, duration and description.</w:t>
-      </w:r>
-    </w:p>
-    <w:p>
-      <w:pPr>
-        <w:spacing w:after="80" w:line="276" w:lineRule="auto"/>
-      </w:pPr>
-      <w:r>
-        <w:rPr>
-          <w:b/>
-          <w:bCs/>
-        </w:rPr>
-        <w:t xml:space="preserve">Success Criteria: </w:t>
-      </w:r>
-      <w:r>
-        <w:t>A new film record should be saved to the database in under 20 seconds with all required fields validated. The film should immediately appear in the list of available films when adding a new screening. Duplicate film titles should be prevented through validation.</w:t>
-      </w:r>
-    </w:p>
-    <w:p>
-      <w:pPr>
-        <w:spacing w:before="200" w:after="40"/>
-      </w:pPr>
-      <w:r>
-        <w:rPr>
-          <w:b/>
-          <w:bCs/>
-        </w:rPr>
-        <w:t>Objective 7: The system must allow staff and managers to add new screenings for existing films, specifying the screen, date, time and ticket price.</w:t>
-      </w:r>
-    </w:p>
-    <w:p>
-      <w:pPr>
-        <w:spacing w:after="80" w:line="276" w:lineRule="auto"/>
-      </w:pPr>
-      <w:r>
-        <w:rPr>
-          <w:b/>
-          <w:bCs/>
-        </w:rPr>
-        <w:t xml:space="preserve">Success Criteria: </w:t>
-      </w:r>
-      <w:r>
-        <w:t>A new screening record should be saved to the database correctly linked to the selected film. The screening should immediately appear in the list of available screenings on the customer kiosk. Validation should prevent a screening being added without a valid date, time, screen and ticket price.</w:t>
-      </w:r>
-    </w:p>
-    <w:p>
-      <w:pPr>
-        <w:spacing w:before="200" w:after="40"/>
-      </w:pPr>
-      <w:r>
-        <w:rPr>
-          <w:b/>
-          <w:bCs/>
-        </w:rPr>
-        <w:t>Objective 8: The system must allow the manager to view a sales report showing total ticket sales and revenue for a selected date range.</w:t>
-      </w:r>
-    </w:p>
-    <w:p>
-      <w:pPr>
-        <w:spacing w:after="80" w:line="276" w:lineRule="auto"/>
-      </w:pPr>
-      <w:r>
-        <w:rPr>
-          <w:b/>
-          <w:bCs/>
-        </w:rPr>
-        <w:t xml:space="preserve">Success Criteria: </w:t>
-      </w:r>
-      <w:r>
-        <w:t xml:space="preserve">The report should be generated using an SQL query through the </w:t>
-      </w:r>
-      <w:proofErr w:type="spellStart"/>
-      <w:r>
-        <w:t>OleDb</w:t>
-      </w:r>
-      <w:proofErr w:type="spellEnd"/>
-      <w:r>
-        <w:t xml:space="preserve"> connection and displayed on screen within 5 seconds of the date range being selected. The report should show the correct total number of tickets sold and total revenue for the selected period, calculated directly from the bookings in the database.</w:t>
-      </w:r>
-    </w:p>
-    <w:p>
-      <w:pPr>
-        <w:spacing w:before="200" w:after="40"/>
-      </w:pPr>
-      <w:r>
-        <w:rPr>
-          <w:b/>
-          <w:bCs/>
-        </w:rPr>
-        <w:t>Objective 9: The system must allow the manager to view a list of all bookings for a selected screening, showing customer names, seat numbers and the number of tickets booked.</w:t>
-      </w:r>
-    </w:p>
-    <w:p>
-      <w:pPr>
-        <w:spacing w:after="80" w:line="276" w:lineRule="auto"/>
-      </w:pPr>
-      <w:r>
-        <w:rPr>
-          <w:b/>
-          <w:bCs/>
-        </w:rPr>
-        <w:t xml:space="preserve">Success Criteria: </w:t>
-      </w:r>
-      <w:r>
-        <w:t>The booking list should load within 3 seconds of a screening being selected. All bookings for that screening should be displayed accurately. The list should be printable or exportable for use as a physical register.</w:t>
-      </w:r>
-    </w:p>
-    <w:p>
-      <w:pPr>
-        <w:spacing w:before="200" w:after="40"/>
-      </w:pPr>
-      <w:r>
-        <w:rPr>
-          <w:b/>
-          <w:bCs/>
-        </w:rPr>
-        <w:lastRenderedPageBreak/>
-        <w:t>Objective 10: The system must enforce access levels so that customers using the kiosk can only access booking functions, whilst staff can access management functions and managers can access all areas of the system.</w:t>
-      </w:r>
-    </w:p>
-    <w:p>
-      <w:pPr>
-        <w:spacing w:after="80" w:line="276" w:lineRule="auto"/>
-      </w:pPr>
-      <w:r>
-        <w:rPr>
-          <w:b/>
-          <w:bCs/>
-        </w:rPr>
-        <w:t xml:space="preserve">Success Criteria: </w:t>
-      </w:r>
-      <w:r>
-        <w:t>The kiosk interface should not display any staff or manager options. Staff should be able to log in with a username and password and access staff functions only. The manager login should provide access to all areas of the system. Attempting to access a restricted area without the correct login should be prevented.</w:t>
-      </w:r>
-    </w:p>
-    <w:p>
-      <w:pPr>
-        <w:spacing w:before="200" w:after="40"/>
-      </w:pPr>
-      <w:r>
-        <w:rPr>
-          <w:b/>
-          <w:bCs/>
-        </w:rPr>
-        <w:t>Objective 11: The system must allow staff to search for an existing booking by customer name or booking reference.</w:t>
-      </w:r>
-    </w:p>
-    <w:p>
-      <w:pPr>
-        <w:spacing w:after="80" w:line="276" w:lineRule="auto"/>
-      </w:pPr>
-      <w:r>
-        <w:rPr>
-          <w:b/>
-          <w:bCs/>
-        </w:rPr>
-        <w:t xml:space="preserve">Success Criteria: </w:t>
-      </w:r>
-      <w:r>
-        <w:t>A search by customer surname should return all matching bookings within 2 seconds. The search should work with partial name entries. The correct booking record should be displayed with all associated details including film, screening, seats and food order.</w:t>
-      </w:r>
-    </w:p>
-    <w:p>
-      <w:pPr>
-        <w:spacing w:before="200" w:after="40"/>
-      </w:pPr>
-      <w:r>
-        <w:rPr>
-          <w:b/>
-          <w:bCs/>
-        </w:rPr>
-        <w:t>Objective 12: The system must allow staff to cancel an existing booking, removing the seat allocation from the database and making those seats available again.</w:t>
-      </w:r>
-    </w:p>
-    <w:p>
-      <w:pPr>
-        <w:spacing w:after="80" w:line="276" w:lineRule="auto"/>
-      </w:pPr>
-      <w:r>
-        <w:rPr>
-          <w:b/>
-          <w:bCs/>
-        </w:rPr>
-        <w:t xml:space="preserve">Success Criteria: </w:t>
-      </w:r>
-      <w:r>
-        <w:t>Cancelling a booking should update the database immediately so the seats become available for other customers. A confirmation prompt should be displayed before any booking is deleted. The cancelled booking should no longer appear in the active bookings list.</w:t>
-      </w:r>
-    </w:p>
-    <w:p>
-      <w:pPr>
-        <w:spacing w:before="200" w:after="40"/>
-      </w:pPr>
-      <w:r>
-        <w:rPr>
-          <w:b/>
-          <w:bCs/>
-        </w:rPr>
-        <w:t>Objective 13: The system must validate all data entered by users to prevent invalid or incomplete records being saved to the database.</w:t>
-      </w:r>
-    </w:p>
-    <w:p>
-      <w:pPr>
-        <w:spacing w:after="80" w:line="276" w:lineRule="auto"/>
-      </w:pPr>
-      <w:r>
-        <w:rPr>
-          <w:b/>
-          <w:bCs/>
-        </w:rPr>
-        <w:t xml:space="preserve">Success Criteria: </w:t>
-      </w:r>
-      <w:r>
-        <w:t>All required fields should be validated before a record is saved. Numeric fields should only accept numbers. Date fields should only accept valid dates. Text fields should have appropriate maximum lengths enforced. An informative error message should be displayed for each validation failure explaining what needs to be corrected.</w:t>
-      </w:r>
-    </w:p>
-    <w:p>
-      <w:pPr>
-        <w:spacing w:before="200" w:after="40"/>
-      </w:pPr>
-      <w:r>
-        <w:rPr>
-          <w:b/>
-          <w:bCs/>
-        </w:rPr>
-        <w:t>Objective 14: The system must have a consistent and professional user interface across all forms, using a uniform colour scheme, layout and naming convention throughout.</w:t>
-      </w:r>
-    </w:p>
-    <w:p>
-      <w:pPr>
-        <w:spacing w:after="80" w:line="276" w:lineRule="auto"/>
-      </w:pPr>
-      <w:r>
-        <w:rPr>
-          <w:b/>
-          <w:bCs/>
-        </w:rPr>
-        <w:t xml:space="preserve">Success Criteria: </w:t>
-      </w:r>
-      <w:r>
-        <w:t xml:space="preserve">All forms should use the same colour scheme, font and button placement. Navigation buttons should appear in consistent positions across all forms. The system should look professional and be immediately recognisable as a </w:t>
-      </w:r>
-      <w:proofErr w:type="spellStart"/>
-      <w:r>
-        <w:t>Filmtopia</w:t>
-      </w:r>
-      <w:proofErr w:type="spellEnd"/>
-      <w:r>
-        <w:t xml:space="preserve"> branded application.</w:t>
-      </w:r>
-    </w:p>
-    <w:p>
-      <w:pPr>
-        <w:spacing w:before="200" w:after="40"/>
-      </w:pPr>
-      <w:r>
-        <w:rPr>
-          <w:b/>
-          <w:bCs/>
-        </w:rPr>
-        <w:lastRenderedPageBreak/>
         <w:t>Objective 15: The system must be easy to navigate, with clearly labelled menus and buttons that allow staff and customers to find the function they need without requiring technical knowledge.</w:t>
       </w:r>
     </w:p>
@@ -5937,6 +5542,7 @@
         <w:docPartUnique/>
       </w:docPartObj>
     </w:sdtPr>
+    <w:sdtEndPr/>
     <w:sdtContent>
       <w:p>
         <w:pPr>
@@ -6662,7 +6268,6 @@
   <w:style w:type="character" w:default="1" w:styleId="DefaultParagraphFont">
     <w:name w:val="Default Paragraph Font"/>
     <w:uiPriority w:val="1"/>
-    <w:semiHidden/>
     <w:unhideWhenUsed/>
   </w:style>
   <w:style w:type="table" w:default="1" w:styleId="TableNormal">

--- a/Investigation.docx
+++ b/Investigation.docx
@@ -7,6 +7,31 @@
         <w:pStyle w:val="Heading1"/>
         <w:rPr>
           <w:b/>
+          <w:color w:val="A02B93" w:themeColor="accent5"/>
+        </w:rPr>
+      </w:pPr>
+      <w:proofErr w:type="spellStart"/>
+      <w:r>
+        <w:rPr>
+          <w:b/>
+          <w:color w:val="A02B93" w:themeColor="accent5"/>
+        </w:rPr>
+        <w:t>Filmtopia</w:t>
+      </w:r>
+      <w:proofErr w:type="spellEnd"/>
+      <w:r>
+        <w:rPr>
+          <w:b/>
+          <w:color w:val="A02B93" w:themeColor="accent5"/>
+        </w:rPr>
+        <w:t xml:space="preserve"> Project Investigation</w:t>
+      </w:r>
+    </w:p>
+    <w:p>
+      <w:pPr>
+        <w:pStyle w:val="Heading2"/>
+        <w:rPr>
+          <w:b/>
           <w:color w:val="000000" w:themeColor="text1"/>
         </w:rPr>
       </w:pPr>
@@ -15,7 +40,39 @@
           <w:b/>
           <w:color w:val="000000" w:themeColor="text1"/>
         </w:rPr>
-        <w:t>Filmtopia Project Investigation</w:t>
+        <w:t>Introduction</w:t>
+      </w:r>
+    </w:p>
+    <w:p>
+      <w:pPr>
+        <w:spacing w:line="276" w:lineRule="auto"/>
+      </w:pPr>
+      <w:proofErr w:type="spellStart"/>
+      <w:r>
+        <w:t>Filmtopia</w:t>
+      </w:r>
+      <w:proofErr w:type="spellEnd"/>
+      <w:r>
+        <w:t xml:space="preserve"> is a small independent cinema theatre who is currently managing all business data using spreadsheets and paper. They sell food drinks and tickets using a variety of means such as a touchscreen kiosk which can only handle food and drinks and a concessions area where employees handle the business. The management of </w:t>
+      </w:r>
+      <w:proofErr w:type="spellStart"/>
+      <w:r>
+        <w:t>Filmtopia</w:t>
+      </w:r>
+      <w:proofErr w:type="spellEnd"/>
+      <w:r>
+        <w:t xml:space="preserve"> has come to notice that they are falling back on managing and analysing the cinema, this means keeping track of sales records, screening analytics and a customer interest evaluation. I am now going to investigate further on how </w:t>
+      </w:r>
+      <w:proofErr w:type="spellStart"/>
+      <w:r>
+        <w:t>Filmtopia</w:t>
+      </w:r>
+      <w:proofErr w:type="spellEnd"/>
+      <w:r>
+        <w:t xml:space="preserve"> functions to get a better understanding of how I should move with this project.</w:t>
+      </w:r>
+      <w:r>
+        <w:tab/>
       </w:r>
     </w:p>
     <w:p>
@@ -23,15 +80,17 @@
         <w:pStyle w:val="Heading2"/>
         <w:rPr>
           <w:b/>
+          <w:bCs/>
           <w:color w:val="000000" w:themeColor="text1"/>
         </w:rPr>
       </w:pPr>
       <w:r>
         <w:rPr>
           <w:b/>
+          <w:bCs/>
           <w:color w:val="000000" w:themeColor="text1"/>
         </w:rPr>
-        <w:t>Introduction</w:t>
+        <w:t>Stakeholder Analysis</w:t>
       </w:r>
     </w:p>
     <w:p>
@@ -39,28 +98,7 @@
         <w:spacing w:line="276" w:lineRule="auto"/>
       </w:pPr>
       <w:r>
-        <w:t>Filmtopia is a small independent cinema theatre who is currently managing all business data using spreadsheets and paper. They sell food drinks and tickets using a variety of means such as a touchscreen kiosk which can only handle food and drinks and a concessions area where employees handle the business. The management of Filmtopia has come to notice that they are falling back on managing and analysing the cinema, this means keeping track of sales records, screening analytics and a customer interest evaluation. I am now going to investigate further on how Filmtopia functions to get a better understanding of how I should move with this project.</w:t>
-      </w:r>
-      <w:r>
-        <w:tab/>
-      </w:r>
-    </w:p>
-    <w:p>
-      <w:pPr>
-        <w:pStyle w:val="Heading2"/>
-        <w:rPr>
-          <w:b/>
-          <w:bCs/>
-          <w:color w:val="000000" w:themeColor="text1"/>
-        </w:rPr>
-      </w:pPr>
-      <w:r>
-        <w:rPr>
-          <w:b/>
-          <w:bCs/>
-          <w:color w:val="000000" w:themeColor="text1"/>
-        </w:rPr>
-        <w:t>Stakeholder Analysis</w:t>
+        <w:t>Before beginning the investigation it is important to identify who the stakeholders are for this project. A stakeholder is any individual or group who has an interest in the system, will be affected by it or has the power to influence how it is developed. Identifying stakeholders early on ensures that the requirements gathered throughout the investigation reflect the needs of everyone involved rather than just one person.</w:t>
       </w:r>
     </w:p>
     <w:p>
@@ -68,15 +106,15 @@
         <w:spacing w:line="276" w:lineRule="auto"/>
       </w:pPr>
       <w:r>
-        <w:t>Before beginning the investigation it is important to identify who the stakeholders are for this project. A stakeholder is any individual or group who has an interest in the system, will be affected by it or has the power to influence how it is developed. Identifying stakeholders early on ensures that the requirements gathered throughout the investigation reflect the needs of everyone involved rather than just one person.</w:t>
-      </w:r>
-    </w:p>
-    <w:p>
-      <w:pPr>
-        <w:spacing w:line="276" w:lineRule="auto"/>
-      </w:pPr>
-      <w:r>
-        <w:t>For the Filmtopia system the stakeholders can be split into two groups, primary and secondary. Primary stakeholders are those who will interact with the system directly on a regular basis. Secondary stakeholders are those who are affected by the system indirectly or whose work is influenced by it without them necessarily using it themselves.</w:t>
+        <w:t xml:space="preserve">For the </w:t>
+      </w:r>
+      <w:proofErr w:type="spellStart"/>
+      <w:r>
+        <w:t>Filmtopia</w:t>
+      </w:r>
+      <w:proofErr w:type="spellEnd"/>
+      <w:r>
+        <w:t xml:space="preserve"> system the stakeholders can be split into two groups, primary and secondary. Primary stakeholders are those who will interact with the system directly on a regular basis. Secondary stakeholders are those who are affected by the system indirectly or whose work is influenced by it without them necessarily using it themselves.</w:t>
       </w:r>
     </w:p>
     <w:p>
@@ -104,7 +142,31 @@
         <w:spacing w:line="276" w:lineRule="auto"/>
       </w:pPr>
       <w:r>
-        <w:t>The third primary stakeholder is the customer base of Filmtopia. Customers interact with the system either directly through the proposed self service kiosk or indirectly when staff process their bookings on their behalf. Their main interests are convenience, short queue times and the assurance that the seat they have been allocated will actually be available when they arrive. The questionnaire results discussed later in this investigation show that a large majority of customers would prefer self service ticketing and that seat selection is considered important by most respondents. This means the bar for the kiosk interface is high and it needs to be clean and simple enough for any customer to use without assistance.</w:t>
+        <w:t xml:space="preserve">The third primary stakeholder is the customer base of </w:t>
+      </w:r>
+      <w:proofErr w:type="spellStart"/>
+      <w:r>
+        <w:t>Filmtopia</w:t>
+      </w:r>
+      <w:proofErr w:type="spellEnd"/>
+      <w:r>
+        <w:t xml:space="preserve">. Customers interact with the system either directly through the proposed </w:t>
+      </w:r>
+      <w:proofErr w:type="spellStart"/>
+      <w:r>
+        <w:t>self service</w:t>
+      </w:r>
+      <w:proofErr w:type="spellEnd"/>
+      <w:r>
+        <w:t xml:space="preserve"> kiosk or indirectly when staff process their bookings on their behalf. Their main interests are convenience, short queue times and the assurance that the seat they have been allocated will actually be available when they arrive. The questionnaire results discussed later in this investigation show that a large majority of customers would prefer </w:t>
+      </w:r>
+      <w:proofErr w:type="spellStart"/>
+      <w:r>
+        <w:t>self service</w:t>
+      </w:r>
+      <w:proofErr w:type="spellEnd"/>
+      <w:r>
+        <w:t xml:space="preserve"> ticketing and that seat selection is considered important by most respondents. This means the bar for the kiosk interface is high and it needs to be clean and simple enough for any customer to use without assistance.</w:t>
       </w:r>
     </w:p>
     <w:p>
@@ -120,12 +182,28 @@
         <w:spacing w:line="276" w:lineRule="auto"/>
       </w:pPr>
       <w:r>
-        <w:t>Another secondary stakeholder is any external IT support that Filmtopia uses. As a small independent cinema there is no dedicated IT department meaning the system must be robust and straightforward to maintain. Complex setups that require specialist knowledge to troubleshoot would be impractical for a business of this size.</w:t>
-      </w:r>
-    </w:p>
-    <w:p>
-      <w:r>
-        <w:t>In summary the stakeholder analysis makes clear that the Filmtopia system needs to serve a wide range of users with different levels of technical confidence and different priorities. The investigation that follows has been designed to gather requirements from as many of these stakeholders as possible to ensure the final system genuinely reflects the needs of everyone who will be affected by it.</w:t>
+        <w:t xml:space="preserve">Another secondary stakeholder is any external IT support that </w:t>
+      </w:r>
+      <w:proofErr w:type="spellStart"/>
+      <w:r>
+        <w:t>Filmtopia</w:t>
+      </w:r>
+      <w:proofErr w:type="spellEnd"/>
+      <w:r>
+        <w:t xml:space="preserve"> uses. As a small independent cinema there is no dedicated IT department meaning the system must be robust and straightforward to maintain. Complex setups that require specialist knowledge to troubleshoot would be impractical for a business of this size.</w:t>
+      </w:r>
+    </w:p>
+    <w:p>
+      <w:r>
+        <w:t xml:space="preserve">In summary the stakeholder analysis makes clear that the </w:t>
+      </w:r>
+      <w:proofErr w:type="spellStart"/>
+      <w:r>
+        <w:t>Filmtopia</w:t>
+      </w:r>
+      <w:proofErr w:type="spellEnd"/>
+      <w:r>
+        <w:t xml:space="preserve"> system needs to serve a wide range of users with different levels of technical confidence and different priorities. The investigation that follows has been designed to gather requirements from as many of these stakeholders as possible to ensure the final system genuinely reflects the needs of everyone who will be affected by it.</w:t>
       </w:r>
     </w:p>
     <w:p>
@@ -677,14 +755,52 @@
                 <w:lang w:val="fr-FR"/>
               </w:rPr>
             </w:pPr>
+            <w:proofErr w:type="spellStart"/>
             <w:r>
               <w:rPr>
                 <w:sz w:val="20"/>
                 <w:szCs w:val="20"/>
                 <w:lang w:val="fr-FR"/>
               </w:rPr>
-              <w:t>Summarise and interpret questionnaire responses</w:t>
-            </w:r>
+              <w:t>Summarise</w:t>
+            </w:r>
+            <w:proofErr w:type="spellEnd"/>
+            <w:r>
+              <w:rPr>
+                <w:sz w:val="20"/>
+                <w:szCs w:val="20"/>
+                <w:lang w:val="fr-FR"/>
+              </w:rPr>
+              <w:t xml:space="preserve"> and </w:t>
+            </w:r>
+            <w:proofErr w:type="spellStart"/>
+            <w:r>
+              <w:rPr>
+                <w:sz w:val="20"/>
+                <w:szCs w:val="20"/>
+                <w:lang w:val="fr-FR"/>
+              </w:rPr>
+              <w:t>interpret</w:t>
+            </w:r>
+            <w:proofErr w:type="spellEnd"/>
+            <w:r>
+              <w:rPr>
+                <w:sz w:val="20"/>
+                <w:szCs w:val="20"/>
+                <w:lang w:val="fr-FR"/>
+              </w:rPr>
+              <w:t xml:space="preserve"> questionnaire </w:t>
+            </w:r>
+            <w:proofErr w:type="spellStart"/>
+            <w:r>
+              <w:rPr>
+                <w:sz w:val="20"/>
+                <w:szCs w:val="20"/>
+                <w:lang w:val="fr-FR"/>
+              </w:rPr>
+              <w:t>responses</w:t>
+            </w:r>
+            <w:proofErr w:type="spellEnd"/>
           </w:p>
         </w:tc>
       </w:tr>
@@ -1480,7 +1596,15 @@
         <w:spacing w:line="276" w:lineRule="auto"/>
       </w:pPr>
       <w:r>
-        <w:t>Moving on to the customer questionnaire, this was chosen because it allowed a much larger group of stakeholders to contribute to the investigation than would have been possible through interviews alone. Interviewing every customer individually would not be realistic, so a questionnaire was the most practical way to gather their views. The key advantage of a questionnaire is that it produces quantitative data which is easier to summarise and use as justification for design decisions. For example knowing that a large majority of customers would prefer a self service kiosk is a much stronger argument for including that feature than one person mentioning it in an interview. The limitation of a questionnaire is that the questions are fixed which means there is no opportunity to follow up on responses or ask for more detail. To partially work around this some of the questions included a list of options rather than just a yes or no answer which produced more useful and specific data.</w:t>
+        <w:t xml:space="preserve">Moving on to the customer questionnaire, this was chosen because it allowed a much larger group of stakeholders to contribute to the investigation than would have been possible through interviews alone. Interviewing every customer individually would not be realistic, so a questionnaire was the most practical way to gather their views. The key advantage of a questionnaire is that it produces quantitative data which is easier to summarise and use as justification for design decisions. For example knowing that a large majority of customers would prefer a </w:t>
+      </w:r>
+      <w:proofErr w:type="spellStart"/>
+      <w:r>
+        <w:t>self service</w:t>
+      </w:r>
+      <w:proofErr w:type="spellEnd"/>
+      <w:r>
+        <w:t xml:space="preserve"> kiosk is a much stronger argument for including that feature than one person mentioning it in an interview. The limitation of a questionnaire is that the questions are fixed which means there is no opportunity to follow up on responses or ask for more detail. To partially work around this some of the questions included a list of options rather than just a yes or no answer which produced more useful and specific data.</w:t>
       </w:r>
     </w:p>
     <w:p>
@@ -1583,7 +1707,23 @@
           <w:b/>
           <w:bCs/>
         </w:rPr>
-        <w:t>Q: Can you describe how Filmtopia currently manages its ticketing and bookings?</w:t>
+        <w:t xml:space="preserve">Q: Can you describe how </w:t>
+      </w:r>
+      <w:proofErr w:type="spellStart"/>
+      <w:r>
+        <w:rPr>
+          <w:b/>
+          <w:bCs/>
+        </w:rPr>
+        <w:t>Filmtopia</w:t>
+      </w:r>
+      <w:proofErr w:type="spellEnd"/>
+      <w:r>
+        <w:rPr>
+          <w:b/>
+          <w:bCs/>
+        </w:rPr>
+        <w:t xml:space="preserve"> currently manages its ticketing and bookings?</w:t>
       </w:r>
     </w:p>
     <w:p>
@@ -1623,7 +1763,23 @@
           <w:b/>
           <w:bCs/>
         </w:rPr>
-        <w:t>Q: What data does Filmtopia currently store and how?</w:t>
+        <w:t xml:space="preserve">Q: What data does </w:t>
+      </w:r>
+      <w:proofErr w:type="spellStart"/>
+      <w:r>
+        <w:rPr>
+          <w:b/>
+          <w:bCs/>
+        </w:rPr>
+        <w:t>Filmtopia</w:t>
+      </w:r>
+      <w:proofErr w:type="spellEnd"/>
+      <w:r>
+        <w:rPr>
+          <w:b/>
+          <w:bCs/>
+        </w:rPr>
+        <w:t xml:space="preserve"> currently store and how?</w:t>
       </w:r>
     </w:p>
     <w:p>
@@ -1841,7 +1997,15 @@
         <w:spacing w:line="276" w:lineRule="auto"/>
       </w:pPr>
       <w:r>
-        <w:t>A questionnaire was distributed to customers visiting Filmtopia in order to gather feedback on their experience with the current system and to understand what they would want from a new one. It was administered on the 15th of January 2026 as a paper questionnaire handed to customers at the cinema, and 20 responses were collected. The questions and summarised responses are as follows.</w:t>
+        <w:t xml:space="preserve">A questionnaire was distributed to customers visiting </w:t>
+      </w:r>
+      <w:proofErr w:type="spellStart"/>
+      <w:r>
+        <w:t>Filmtopia</w:t>
+      </w:r>
+      <w:proofErr w:type="spellEnd"/>
+      <w:r>
+        <w:t xml:space="preserve"> in order to gather feedback on their experience with the current system and to understand what they would want from a new one. It was administered on the 15th of January 2026 as a paper questionnaire handed to customers at the cinema, and 20 responses were collected. The questions and summarised responses are as follows.</w:t>
       </w:r>
     </w:p>
     <w:p>
@@ -1859,7 +2023,25 @@
           <w:bCs/>
           <w:color w:val="000000" w:themeColor="text1"/>
         </w:rPr>
-        <w:t>Q1: How do you currently purchase your tickets at Filmtopia?</w:t>
+        <w:t xml:space="preserve">Q1: How do you currently purchase your tickets at </w:t>
+      </w:r>
+      <w:proofErr w:type="spellStart"/>
+      <w:r>
+        <w:rPr>
+          <w:b/>
+          <w:bCs/>
+          <w:color w:val="000000" w:themeColor="text1"/>
+        </w:rPr>
+        <w:t>Filmtopia</w:t>
+      </w:r>
+      <w:proofErr w:type="spellEnd"/>
+      <w:r>
+        <w:rPr>
+          <w:b/>
+          <w:bCs/>
+          <w:color w:val="000000" w:themeColor="text1"/>
+        </w:rPr>
+        <w:t>?</w:t>
       </w:r>
     </w:p>
     <w:tbl>
@@ -2081,7 +2263,25 @@
           <w:bCs/>
           <w:color w:val="000000" w:themeColor="text1"/>
         </w:rPr>
-        <w:t>Q2: Have you ever experienced a problem when booking tickets at Filmtopia?</w:t>
+        <w:t xml:space="preserve">Q2: Have you ever experienced a problem when booking tickets at </w:t>
+      </w:r>
+      <w:proofErr w:type="spellStart"/>
+      <w:r>
+        <w:rPr>
+          <w:b/>
+          <w:bCs/>
+          <w:color w:val="000000" w:themeColor="text1"/>
+        </w:rPr>
+        <w:t>Filmtopia</w:t>
+      </w:r>
+      <w:proofErr w:type="spellEnd"/>
+      <w:r>
+        <w:rPr>
+          <w:b/>
+          <w:bCs/>
+          <w:color w:val="000000" w:themeColor="text1"/>
+        </w:rPr>
+        <w:t>?</w:t>
       </w:r>
     </w:p>
     <w:tbl>
@@ -2994,7 +3194,15 @@
         <w:spacing w:line="276" w:lineRule="auto"/>
       </w:pPr>
       <w:r>
-        <w:t>85% of customers felt seat selection was at least quite important. This supports the planned graphical seat selection feature in the Filmtopia system.</w:t>
+        <w:t xml:space="preserve">85% of customers felt seat selection was at least quite important. This supports the planned graphical seat selection feature in the </w:t>
+      </w:r>
+      <w:proofErr w:type="spellStart"/>
+      <w:r>
+        <w:t>Filmtopia</w:t>
+      </w:r>
+      <w:proofErr w:type="spellEnd"/>
+      <w:r>
+        <w:t xml:space="preserve"> system.</w:t>
       </w:r>
     </w:p>
     <w:p>
@@ -3224,7 +3432,15 @@
         <w:spacing w:line="276" w:lineRule="auto"/>
       </w:pPr>
       <w:r>
-        <w:t>The questionnaire results clearly show that customers are experiencing real problems with the current system at Filmtopia. The most significant issues are long queues at the box office, errors with seat allocation and the inability to book tickets through the kiosk. The results also show strong demand for a self-service ticketing kiosk, graphical seat selection and combined food and drink ordering. These findings have directly informed the objectives set out later in this investigation.</w:t>
+        <w:t xml:space="preserve">The questionnaire results clearly show that customers are experiencing real problems with the current system at </w:t>
+      </w:r>
+      <w:proofErr w:type="spellStart"/>
+      <w:r>
+        <w:t>Filmtopia</w:t>
+      </w:r>
+      <w:proofErr w:type="spellEnd"/>
+      <w:r>
+        <w:t>. The most significant issues are long queues at the box office, errors with seat allocation and the inability to book tickets through the kiosk. The results also show strong demand for a self-service ticketing kiosk, graphical seat selection and combined food and drink ordering. These findings have directly informed the objectives set out later in this investigation.</w:t>
       </w:r>
     </w:p>
     <w:p>
@@ -3250,7 +3466,15 @@
         <w:spacing w:line="276" w:lineRule="auto"/>
       </w:pPr>
       <w:r>
-        <w:t>As part of the investigation I visited Filmtopia during an evening showing to observe how the current system operates in practice. Rather than asking questions or interrupting the workflow I simply watched how staff handled customers during the pre-screening period when the cinema was at its busiest. The aim was to see the existing system in action and to identify any problems that might not have come up during the interviews or questionnaire.</w:t>
+        <w:t xml:space="preserve">As part of the investigation I visited </w:t>
+      </w:r>
+      <w:proofErr w:type="spellStart"/>
+      <w:r>
+        <w:t>Filmtopia</w:t>
+      </w:r>
+      <w:proofErr w:type="spellEnd"/>
+      <w:r>
+        <w:t xml:space="preserve"> during an evening showing to observe how the current system operates in practice. Rather than asking questions or interrupting the workflow I simply watched how staff handled customers during the pre-screening period when the cinema was at its busiest. The aim was to see the existing system in action and to identify any problems that might not have come up during the interviews or questionnaire.</w:t>
       </w:r>
     </w:p>
     <w:p>
@@ -3791,7 +4015,15 @@
         <w:spacing w:line="276" w:lineRule="auto"/>
       </w:pPr>
       <w:r>
-        <w:t>The Vue homepage presents films visually using large poster images organised under a Top Films heading. Each film is displayed with its title clearly beneath it and the page includes a Quick Book bar at the bottom allowing users to search by venue, film, date and time simultaneously. This is a clean and intuitive way of presenting information that allows customers to find what they want quickly without having to navigate through multiple pages. For the Filmtopia system I will incorporate a similar visual approach to displaying films on the customer kiosk, ensuring that screenings are easy to browse and select.</w:t>
+        <w:t xml:space="preserve">The Vue homepage presents films visually using large poster images organised under a Top Films heading. Each film is displayed with its title clearly beneath it and the page includes a Quick Book bar at the bottom allowing users to search by venue, film, date and time simultaneously. This is a clean and intuitive way of presenting information that allows customers to find what they want quickly without having to navigate through multiple pages. For the </w:t>
+      </w:r>
+      <w:proofErr w:type="spellStart"/>
+      <w:r>
+        <w:t>Filmtopia</w:t>
+      </w:r>
+      <w:proofErr w:type="spellEnd"/>
+      <w:r>
+        <w:t xml:space="preserve"> system I will incorporate a similar visual approach to displaying films on the customer kiosk, ensuring that screenings are easy to browse and select.</w:t>
       </w:r>
     </w:p>
     <w:p>
@@ -3877,7 +4109,15 @@
         <w:spacing w:line="276" w:lineRule="auto"/>
       </w:pPr>
       <w:r>
-        <w:t>When a film is selected Vue displays all upcoming showings for that film at the chosen venue, organised by date and time. Each screening card shows the start and end time, the screen number and the ticket price. Accessibility information such as audio description and wheelchair access is also clearly displayed. This level of detail is something I aim to replicate in Filmtopia, where staff and customers should be able to see all relevant information about a screening at a glance without having to search through multiple menus.</w:t>
+        <w:t xml:space="preserve">When a film is selected Vue displays all upcoming showings for that film at the chosen venue, organised by date and time. Each screening card shows the start and end time, the screen number and the ticket price. Accessibility information such as audio description and wheelchair access is also clearly displayed. This level of detail is something I aim to replicate in </w:t>
+      </w:r>
+      <w:proofErr w:type="spellStart"/>
+      <w:r>
+        <w:t>Filmtopia</w:t>
+      </w:r>
+      <w:proofErr w:type="spellEnd"/>
+      <w:r>
+        <w:t>, where staff and customers should be able to see all relevant information about a screening at a glance without having to search through multiple menus.</w:t>
       </w:r>
     </w:p>
     <w:p>
@@ -3963,7 +4203,15 @@
         <w:spacing w:line="276" w:lineRule="auto"/>
       </w:pPr>
       <w:r>
-        <w:t>Vue's seat selection interface is a standout feature of their system. It displays a graphical layout of the screen showing every seat as a coloured icon, with different colours representing different seat types and prices. VIP seats are shown in orange at £8.49, Regular seats in black at £7.49, Saver seats in green at £6.49 and Super Saver seats in red at £4.99. Occupied seats are shown in grey so customers can immediately see what is available. Rows are labelled alphabetically on the left hand side. This graphical seat selection is a key feature I plan to implement in Filmtopia as it directly addresses the double booking problem identified in the interviews. By showing customers and staff exactly which seats are taken in real time the system eliminates the risk of two people being assigned the same seat.</w:t>
+        <w:t xml:space="preserve">Vue's seat selection interface is a standout feature of their system. It displays a graphical layout of the screen showing every seat as a coloured icon, with different colours representing different seat types and prices. VIP seats are shown in orange at £8.49, Regular seats in black at £7.49, Saver seats in green at £6.49 and Super Saver seats in red at £4.99. Occupied seats are shown in grey so customers can immediately see what is available. Rows are labelled alphabetically on the left hand side. This graphical seat selection is a key feature I plan to implement in </w:t>
+      </w:r>
+      <w:proofErr w:type="spellStart"/>
+      <w:r>
+        <w:t>Filmtopia</w:t>
+      </w:r>
+      <w:proofErr w:type="spellEnd"/>
+      <w:r>
+        <w:t xml:space="preserve"> as it directly addresses the double booking problem identified in the interviews. By showing customers and staff exactly which seats are taken in real time the system eliminates the risk of two people being assigned the same seat.</w:t>
       </w:r>
     </w:p>
     <w:p>
@@ -3975,8 +4223,17 @@
           <w:b/>
           <w:bCs/>
         </w:rPr>
-        <w:t>Features Identified for Filmtopia</w:t>
-      </w:r>
+        <w:t xml:space="preserve">Features Identified for </w:t>
+      </w:r>
+      <w:proofErr w:type="spellStart"/>
+      <w:r>
+        <w:rPr>
+          <w:b/>
+          <w:bCs/>
+        </w:rPr>
+        <w:t>Filmtopia</w:t>
+      </w:r>
+      <w:proofErr w:type="spellEnd"/>
     </w:p>
     <w:p>
       <w:pPr>
@@ -4071,7 +4328,15 @@
         <w:spacing w:line="276" w:lineRule="auto"/>
       </w:pPr>
       <w:r>
-        <w:t>The second system I researched was Odeon, which is the largest cinema chain in the UK. Odeon operates over 120 cinemas across the UK and Ireland and their online booking system offered several useful features to compare against Vue and to inform the design of Filmtopia.</w:t>
+        <w:t xml:space="preserve">The second system I researched was Odeon, which is the largest cinema chain in the UK. Odeon operates over 120 cinemas across the UK and Ireland and their online booking system offered several useful features to compare against Vue and to inform the design of </w:t>
+      </w:r>
+      <w:proofErr w:type="spellStart"/>
+      <w:r>
+        <w:t>Filmtopia</w:t>
+      </w:r>
+      <w:proofErr w:type="spellEnd"/>
+      <w:r>
+        <w:t>.</w:t>
       </w:r>
     </w:p>
     <w:p>
@@ -4157,7 +4422,15 @@
         <w:spacing w:line="276" w:lineRule="auto"/>
       </w:pPr>
       <w:r>
-        <w:t>Similar to Vue, Odeon presents films using large poster images organised under a Top Films heading. However Odeon includes additional information directly on the film page such as the director, cast, runtime, release date and genre tags. This richer level of detail gives customers more context before making a booking decision. Odeon also includes a quick search bar at the bottom of the page allowing users to filter by cinema, film, date and time. One notable difference from Vue is that Odeon uses a darker navy blue colour scheme throughout which creates a more premium feel. For Filmtopia I will aim to display key film information clearly on the customer kiosk so customers can make informed decisions quickly.</w:t>
+        <w:t xml:space="preserve">Similar to Vue, Odeon presents films using large poster images organised under a Top Films heading. However Odeon includes additional information directly on the film page such as the director, cast, runtime, release date and genre tags. This richer level of detail gives customers more context before making a booking decision. Odeon also includes a quick search bar at the bottom of the page allowing users to filter by cinema, film, date and time. One notable difference from Vue is that Odeon uses a darker navy blue colour scheme throughout which creates a more premium feel. For </w:t>
+      </w:r>
+      <w:proofErr w:type="spellStart"/>
+      <w:r>
+        <w:t>Filmtopia</w:t>
+      </w:r>
+      <w:proofErr w:type="spellEnd"/>
+      <w:r>
+        <w:t xml:space="preserve"> I will aim to display key film information clearly on the customer kiosk so customers can make informed decisions quickly.</w:t>
       </w:r>
     </w:p>
     <w:p>
@@ -4243,7 +4516,15 @@
         <w:spacing w:line="276" w:lineRule="auto"/>
       </w:pPr>
       <w:r>
-        <w:t>Odeon's screening times page clearly displays the film title, runtime, release date and genre alongside all available showtimes. Screenings are organised by date across the top of the page and grouped by cinema location below. Each screening card shows the start time, screen number and format such as 3D. A Book Now button is displayed prominently on each card making the next action immediately obvious. This clear layout is something I will replicate in Filmtopia where staff should be able to see all screenings for a given film at a glance.</w:t>
+        <w:t xml:space="preserve">Odeon's screening times page clearly displays the film title, runtime, release date and genre alongside all available showtimes. Screenings are organised by date across the top of the page and grouped by cinema location below. Each screening card shows the start time, screen number and format such as 3D. A Book Now button is displayed prominently on each card making the next action immediately obvious. This clear layout is something I will replicate in </w:t>
+      </w:r>
+      <w:proofErr w:type="spellStart"/>
+      <w:r>
+        <w:t>Filmtopia</w:t>
+      </w:r>
+      <w:proofErr w:type="spellEnd"/>
+      <w:r>
+        <w:t xml:space="preserve"> where staff should be able to see all screenings for a given film at a glance.</w:t>
       </w:r>
     </w:p>
     <w:p>
@@ -4329,7 +4610,23 @@
         <w:spacing w:line="276" w:lineRule="auto"/>
       </w:pPr>
       <w:r>
-        <w:t>Odeon's seat selection screen is particularly well designed and shows several features worth incorporating into Filmtopia. The screen displays a graphical layout of the entire auditorium with seats colour coded by type and price. Green seats represent Classic Saver at £14.99, cream seats represent Classic at £16.49 and orange seats represent Classic Popular at £17.99. Unavailable seats are shown with an X so it is immediately clear which seats cannot be booked. A seat key at the bottom explains the colour coding including wheelchair and companion seat options. The booking process is also clearly structured using a step by step tab navigation at the top showing Seats, Sign In, Tickets, Food, Summary and Payment. This staged approach guides the user through the process logically and reduces confusion. For Filmtopia I will incorporate a similar colour coded seat map and a clear step by step flow for the customer kiosk booking process.</w:t>
+        <w:t xml:space="preserve">Odeon's seat selection screen is particularly well designed and shows several features worth incorporating into </w:t>
+      </w:r>
+      <w:proofErr w:type="spellStart"/>
+      <w:r>
+        <w:t>Filmtopia</w:t>
+      </w:r>
+      <w:proofErr w:type="spellEnd"/>
+      <w:r>
+        <w:t xml:space="preserve">. The screen displays a graphical layout of the entire auditorium with seats colour coded by type and price. Green seats represent Classic Saver at £14.99, cream seats represent Classic at £16.49 and orange seats represent Classic Popular at £17.99. Unavailable seats are shown with an X so it is immediately clear which seats cannot be booked. A seat key at the bottom explains the colour coding including wheelchair and companion seat options. The booking process is also clearly structured using a step by step tab navigation at the top showing Seats, Sign In, Tickets, Food, Summary and Payment. This staged approach guides the user through the process logically and reduces confusion. For </w:t>
+      </w:r>
+      <w:proofErr w:type="spellStart"/>
+      <w:r>
+        <w:t>Filmtopia</w:t>
+      </w:r>
+      <w:proofErr w:type="spellEnd"/>
+      <w:r>
+        <w:t xml:space="preserve"> I will incorporate a similar colour coded seat map and a clear step by step flow for the customer kiosk booking process.</w:t>
       </w:r>
     </w:p>
     <w:p>
@@ -4341,8 +4638,17 @@
           <w:b/>
           <w:bCs/>
         </w:rPr>
-        <w:t>Features Identified for Filmtopia</w:t>
-      </w:r>
+        <w:t xml:space="preserve">Features Identified for </w:t>
+      </w:r>
+      <w:proofErr w:type="spellStart"/>
+      <w:r>
+        <w:rPr>
+          <w:b/>
+          <w:bCs/>
+        </w:rPr>
+        <w:t>Filmtopia</w:t>
+      </w:r>
+      <w:proofErr w:type="spellEnd"/>
     </w:p>
     <w:p>
       <w:pPr>
@@ -4561,7 +4867,15 @@
         <w:spacing w:line="276" w:lineRule="auto"/>
       </w:pPr>
       <w:r>
-        <w:t>The existing system at Filmtopia receives several types of input, all of which are entered manually by staff or the manager. When a customer arrives to book tickets a member of staff writes the customer's name, chosen film, screening time, number of tickets and preferred seats into a paper booking diary. There is no digital record of this at the point of entry meaning the accuracy of the data depends entirely on the staff member's handwriting and attention to detail.</w:t>
+        <w:t xml:space="preserve">The existing system at </w:t>
+      </w:r>
+      <w:proofErr w:type="spellStart"/>
+      <w:r>
+        <w:t>Filmtopia</w:t>
+      </w:r>
+      <w:proofErr w:type="spellEnd"/>
+      <w:r>
+        <w:t xml:space="preserve"> receives several types of input, all of which are entered manually by staff or the manager. When a customer arrives to book tickets a member of staff writes the customer's name, chosen film, screening time, number of tickets and preferred seats into a paper booking diary. There is no digital record of this at the point of entry meaning the accuracy of the data depends entirely on the staff member's handwriting and attention to detail.</w:t>
       </w:r>
     </w:p>
     <w:p>
@@ -4767,8 +5081,13 @@
       <w:pPr>
         <w:spacing w:line="276" w:lineRule="auto"/>
       </w:pPr>
-      <w:r>
-        <w:t>Filmtopia is a small independent cinema that is currently managing all of its operations using a combination of paper records and disconnected spreadsheets. This approach may have been adequate when the cinema first opened but it has become increasingly problematic as the demands on the system have grown. The core problem is that the existing system is unreliable, slow and disconnected, and this is having a direct negative impact on both staff and customers.</w:t>
+      <w:proofErr w:type="spellStart"/>
+      <w:r>
+        <w:t>Filmtopia</w:t>
+      </w:r>
+      <w:proofErr w:type="spellEnd"/>
+      <w:r>
+        <w:t xml:space="preserve"> is a small independent cinema that is currently managing all of its operations using a combination of paper records and disconnected spreadsheets. This approach may have been adequate when the cinema first opened but it has become increasingly problematic as the demands on the system have grown. The core problem is that the existing system is unreliable, slow and disconnected, and this is having a direct negative impact on both staff and customers.</w:t>
       </w:r>
     </w:p>
     <w:p>
@@ -4780,7 +5099,15 @@
       </w:r>
       <w:r>
         <w:lastRenderedPageBreak/>
-        <w:t>both members of staff interviewed and by 65% of customers in the questionnaire who reported having experienced a problem when booking at Filmtopia. It was also directly observed during the site visit. This is not an occasional or minor issue but a fundamental flaw in how the existing system manages booking data. A relational database with referential integrity enforced between the relevant tables will directly address this by ensuring that once a seat is recorded as booked for a particular screening it cannot be booked again. This is dealt with by Objective 2 in the next section and supported by Objective 3, which covers the graphical seat map that makes taken seats visible at a glance.</w:t>
+        <w:t xml:space="preserve">both members of staff interviewed and by 65% of customers in the questionnaire who reported having experienced a problem when booking at </w:t>
+      </w:r>
+      <w:proofErr w:type="spellStart"/>
+      <w:r>
+        <w:t>Filmtopia</w:t>
+      </w:r>
+      <w:proofErr w:type="spellEnd"/>
+      <w:r>
+        <w:t>. It was also directly observed during the site visit. This is not an occasional or minor issue but a fundamental flaw in how the existing system manages booking data. A relational database with referential integrity enforced between the relevant tables will directly address this by ensuring that once a seat is recorded as booked for a particular screening it cannot be booked again. This is dealt with by Objective 2 in the next section and supported by Objective 3, which covers the graphical seat map that makes taken seats visible at a glance.</w:t>
       </w:r>
     </w:p>
     <w:p>
@@ -4796,7 +5123,15 @@
         <w:spacing w:line="276" w:lineRule="auto"/>
       </w:pPr>
       <w:r>
-        <w:t>The third significant problem is the poor customer facing experience. The kiosk currently installed in the cinema can only handle food and drink orders and cannot sell tickets, which forces customers to queue at both the kiosk and the box office. This was raised by multiple customers in the questionnaire and observed directly during the site visit. The proposed solution will address this by providing a customer kiosk interface through which customers can browse films, select a screening, choose their seats and add food and drink items to their order in a single joined up process. This is dealt with by Objective 4, which covers the self service kiosk, and Objective 5, which covers adding food and drink to a booking.</w:t>
+        <w:t xml:space="preserve">The third significant problem is the poor customer facing experience. The kiosk currently installed in the cinema can only handle food and drink orders and cannot sell tickets, which forces customers to queue at both the kiosk and the box office. This was raised by multiple customers in the questionnaire and observed directly during the site visit. The proposed solution will address this by providing a customer kiosk interface through which customers can browse films, select a screening, choose their seats and add food and drink items to their order in a single joined up process. This is dealt with by Objective 4, which covers the </w:t>
+      </w:r>
+      <w:proofErr w:type="spellStart"/>
+      <w:r>
+        <w:t>self service</w:t>
+      </w:r>
+      <w:proofErr w:type="spellEnd"/>
+      <w:r>
+        <w:t xml:space="preserve"> kiosk, and Objective 5, which covers adding food and drink to a booking.</w:t>
       </w:r>
     </w:p>
     <w:p>
@@ -4830,7 +5165,15 @@
         <w:spacing w:line="276" w:lineRule="auto"/>
       </w:pPr>
       <w:r>
-        <w:t xml:space="preserve">Functional requirements are the specific things the system must be able to do. For Filmtopia these include the ability to add and manage films and screenings (Objectives 6 and 7), to display a graphical seat map showing which seats are available and which are already booked (Objective 3), to process customer bookings and link them to specific seats </w:t>
+        <w:t xml:space="preserve">Functional requirements are the specific things the system must be able to do. For </w:t>
+      </w:r>
+      <w:proofErr w:type="spellStart"/>
+      <w:r>
+        <w:t>Filmtopia</w:t>
+      </w:r>
+      <w:proofErr w:type="spellEnd"/>
+      <w:r>
+        <w:t xml:space="preserve"> these include the ability to add and manage films and screenings (Objectives 6 and 7), to display a graphical seat map showing which seats are available and which are already booked (Objective 3), to process customer bookings and link them to specific seats </w:t>
       </w:r>
       <w:r>
         <w:lastRenderedPageBreak/>
@@ -4842,7 +5185,15 @@
         <w:spacing w:line="276" w:lineRule="auto"/>
       </w:pPr>
       <w:r>
-        <w:t>Non-functional requirements are the qualities the system must have rather than the specific things it must do. For Filmtopia the most important non-functional requirements are reliability, usability and data integrity. The system must be reliable enough to be used continuously during opening hours without crashing or producing errors. It must be usable by staff with varying levels of technical confidence without extensive training, which is reflected in Objectives 14 and 15. And it must maintain data integrity at all times, meaning it should never be possible for the database to reach a state where bookings are duplicated, records are incomplete or data is inconsistent between tables, which is reflected in Objectives 2 and 13.</w:t>
+        <w:t xml:space="preserve">Non-functional requirements are the qualities the system must have rather than the specific things it must do. For </w:t>
+      </w:r>
+      <w:proofErr w:type="spellStart"/>
+      <w:r>
+        <w:t>Filmtopia</w:t>
+      </w:r>
+      <w:proofErr w:type="spellEnd"/>
+      <w:r>
+        <w:t xml:space="preserve"> the most important non-functional requirements are reliability, usability and data integrity. The system must be reliable enough to be used continuously during opening hours without crashing or producing errors. It must be usable by staff with varying levels of technical confidence without extensive training, which is reflected in Objectives 14 and 15. And it must maintain data integrity at all times, meaning it should never be possible for the database to reach a state where bookings are duplicated, records are incomplete or data is inconsistent between tables, which is reflected in Objectives 2 and 13.</w:t>
       </w:r>
     </w:p>
     <w:p>
@@ -4868,7 +5219,31 @@
         <w:spacing w:line="276" w:lineRule="auto"/>
       </w:pPr>
       <w:r>
-        <w:t>The proposed solution is a Visual Basic .NET Windows Forms application built in Visual Studio, using OleDb to manage the connection between the application and a Microsoft Access database stored in the Access 2002 to 2003 .mdb format. Visual Basic .NET has been chosen because it is the language used throughout this course and it allows the rapid development of graphical Windows applications with a professional user interface. OleDb has been chosen as the database connectivity method because it provides a straightforward and reliable way of connecting a Visual Basic .NET application to a Microsoft Access database, allowing SQL queries to be executed directly from the application code to insert, update, delete and retrieve records. Microsoft Access has been chosen as the database because it supports a full relational structure with primary keys, foreign keys and referential integrity which directly addresses the data management problems identified in the investigation.</w:t>
+        <w:t xml:space="preserve">The proposed solution is a Visual Basic .NET Windows Forms application built in Visual Studio, using </w:t>
+      </w:r>
+      <w:proofErr w:type="spellStart"/>
+      <w:r>
+        <w:t>OleDb</w:t>
+      </w:r>
+      <w:proofErr w:type="spellEnd"/>
+      <w:r>
+        <w:t xml:space="preserve"> to manage the connection between the application and a Microsoft Access database stored in the Access 2002 to 2003 .</w:t>
+      </w:r>
+      <w:proofErr w:type="spellStart"/>
+      <w:r>
+        <w:t>mdb</w:t>
+      </w:r>
+      <w:proofErr w:type="spellEnd"/>
+      <w:r>
+        <w:t xml:space="preserve"> format. Visual Basic .NET has been chosen because it is the language used throughout this course and it allows the rapid development of graphical Windows applications with a professional user interface. </w:t>
+      </w:r>
+      <w:proofErr w:type="spellStart"/>
+      <w:r>
+        <w:t>OleDb</w:t>
+      </w:r>
+      <w:proofErr w:type="spellEnd"/>
+      <w:r>
+        <w:t xml:space="preserve"> has been chosen as the database connectivity method because it provides a straightforward and reliable way of connecting a Visual Basic .NET application to a Microsoft Access database, allowing SQL queries to be executed directly from the application code to insert, update, delete and retrieve records. Microsoft Access has been chosen as the database because it supports a full relational structure with primary keys, foreign keys and referential integrity which directly addresses the data management problems identified in the investigation.</w:t>
       </w:r>
     </w:p>
     <w:p>
@@ -4876,7 +5251,15 @@
         <w:spacing w:line="276" w:lineRule="auto"/>
       </w:pPr>
       <w:r>
-        <w:t>The system will support three distinct user types each with their own interface and access level. Customers will access the system through a self service kiosk interface. Staff will be able to log in to manage bookings and screenings. The manager will have full access to all areas of the system including film management and sales reporting. Access levels will be enforced through the login system to ensure that users can only access the parts of the system that are relevant to their role, which is dealt with by Objective 10.</w:t>
+        <w:t xml:space="preserve">The system will support three distinct user types each with their own interface and access level. Customers will access the system through a </w:t>
+      </w:r>
+      <w:proofErr w:type="spellStart"/>
+      <w:r>
+        <w:t>self service</w:t>
+      </w:r>
+      <w:proofErr w:type="spellEnd"/>
+      <w:r>
+        <w:t xml:space="preserve"> kiosk interface. Staff will be able to log in to manage bookings and screenings. The manager will have full access to all areas of the system including film management and sales reporting. Access levels will be enforced through the login system to ensure that users can only access the parts of the system that are relevant to their role, which is dealt with by Objective 10.</w:t>
       </w:r>
     </w:p>
     <w:p>
@@ -4910,7 +5293,15 @@
         <w:spacing w:line="276" w:lineRule="auto"/>
       </w:pPr>
       <w:r>
-        <w:t xml:space="preserve">Whilst the proposed Filmtopia system will address the core problems identified in the investigation, there are several areas that will not be included in the solution due to </w:t>
+        <w:t xml:space="preserve">Whilst the proposed </w:t>
+      </w:r>
+      <w:proofErr w:type="spellStart"/>
+      <w:r>
+        <w:t>Filmtopia</w:t>
+      </w:r>
+      <w:proofErr w:type="spellEnd"/>
+      <w:r>
+        <w:t xml:space="preserve"> system will address the core problems identified in the investigation, there are several areas that will not be included in the solution due to </w:t>
       </w:r>
       <w:r>
         <w:lastRenderedPageBreak/>
@@ -4946,7 +5337,23 @@
         <w:spacing w:line="276" w:lineRule="auto"/>
       </w:pPr>
       <w:r>
-        <w:t>The system will not support multiple simultaneous users over a network. Whilst OleDb connections to a Microsoft Access database can technically support multiple users, developing a fully networked multi-user system with appropriate concurrency controls and conflict resolution is beyond the scope of this project. The system will be designed for use on a single machine or a small number of machines accessing the same .mdb database file locally.</w:t>
+        <w:t xml:space="preserve">The system will not support multiple simultaneous users over a network. Whilst </w:t>
+      </w:r>
+      <w:proofErr w:type="spellStart"/>
+      <w:r>
+        <w:t>OleDb</w:t>
+      </w:r>
+      <w:proofErr w:type="spellEnd"/>
+      <w:r>
+        <w:t xml:space="preserve"> connections to a Microsoft Access database can technically support multiple users, developing a fully networked multi-user system with appropriate concurrency controls and conflict resolution is beyond the scope of this project. The system will be designed for use on a single machine or a small number of machines accessing the same .</w:t>
+      </w:r>
+      <w:proofErr w:type="spellStart"/>
+      <w:r>
+        <w:t>mdb</w:t>
+      </w:r>
+      <w:proofErr w:type="spellEnd"/>
+      <w:r>
+        <w:t xml:space="preserve"> database file locally.</w:t>
       </w:r>
     </w:p>
     <w:p>
@@ -5223,7 +5630,15 @@
         <w:t xml:space="preserve">Success Criteria: </w:t>
       </w:r>
       <w:r>
-        <w:t>The report should be generated using an SQL query through the OleDb connection and displayed on screen within 5 seconds of the date range being selected. The report should show the correct total number of tickets sold and total revenue for the selected period, calculated directly from the bookings in the database.</w:t>
+        <w:t xml:space="preserve">The report should be generated using an SQL query through the </w:t>
+      </w:r>
+      <w:proofErr w:type="spellStart"/>
+      <w:r>
+        <w:t>OleDb</w:t>
+      </w:r>
+      <w:proofErr w:type="spellEnd"/>
+      <w:r>
+        <w:t xml:space="preserve"> connection and displayed on screen within 5 seconds of the date range being selected. The report should show the correct total number of tickets sold and total revenue for the selected period, calculated directly from the bookings in the database.</w:t>
       </w:r>
     </w:p>
     <w:p>
@@ -5389,7 +5804,15 @@
         <w:t xml:space="preserve">Success Criteria: </w:t>
       </w:r>
       <w:r>
-        <w:t>All forms should use the same colour scheme, font and button placement. Navigation buttons should appear in consistent positions across all forms. The system should look professional and be immediately recognisable as a Filmtopia branded application.</w:t>
+        <w:t xml:space="preserve">All forms should use the same colour scheme, font and button placement. Navigation buttons should appear in consistent positions across all forms. The system should look professional and be immediately recognisable as a </w:t>
+      </w:r>
+      <w:proofErr w:type="spellStart"/>
+      <w:r>
+        <w:t>Filmtopia</w:t>
+      </w:r>
+      <w:proofErr w:type="spellEnd"/>
+      <w:r>
+        <w:t xml:space="preserve"> branded application.</w:t>
       </w:r>
     </w:p>
     <w:p>
@@ -5542,7 +5965,6 @@
         <w:docPartUnique/>
       </w:docPartObj>
     </w:sdtPr>
-    <w:sdtEndPr/>
     <w:sdtContent>
       <w:p>
         <w:pPr>
@@ -6268,6 +6690,7 @@
   <w:style w:type="character" w:default="1" w:styleId="DefaultParagraphFont">
     <w:name w:val="Default Paragraph Font"/>
     <w:uiPriority w:val="1"/>
+    <w:semiHidden/>
     <w:unhideWhenUsed/>
   </w:style>
   <w:style w:type="table" w:default="1" w:styleId="TableNormal">

--- a/Investigation.docx
+++ b/Investigation.docx
@@ -4007,7 +4007,7 @@
           <w:szCs w:val="20"/>
           <w:lang w:val="fr-FR"/>
         </w:rPr>
-        <w:t>Figure 1: Vue film listings page (myvue.com)</w:t>
+        <w:t>Vue film listings page (myvue.com)</w:t>
       </w:r>
     </w:p>
     <w:p>
@@ -4101,7 +4101,7 @@
           <w:sz w:val="20"/>
           <w:szCs w:val="20"/>
         </w:rPr>
-        <w:t>Figure 2: Vue screening times page (myvue.com)</w:t>
+        <w:t>Vue screening times page (myvue.com)</w:t>
       </w:r>
     </w:p>
     <w:p>
@@ -4195,7 +4195,7 @@
           <w:sz w:val="20"/>
           <w:szCs w:val="20"/>
         </w:rPr>
-        <w:t>Figure 3: Vue graphical seat selection screen (myvue.com)</w:t>
+        <w:t>Vue graphical seat selection screen (myvue.com)</w:t>
       </w:r>
     </w:p>
     <w:p>
@@ -4405,6 +4405,9 @@
       <w:pPr>
         <w:spacing w:after="200"/>
         <w:jc w:val="center"/>
+        <w:rPr>
+          <w:lang w:val="de-DE"/>
+        </w:rPr>
       </w:pPr>
       <w:r>
         <w:rPr>
@@ -4413,8 +4416,81 @@
           <w:color w:val="595959"/>
           <w:sz w:val="20"/>
           <w:szCs w:val="20"/>
-        </w:rPr>
-        <w:t>Figure 4: Odeon film listings page (odeon.co.uk)</w:t>
+          <w:lang w:val="de-DE"/>
+        </w:rPr>
+        <w:t xml:space="preserve">Odeon </w:t>
+      </w:r>
+      <w:proofErr w:type="spellStart"/>
+      <w:r>
+        <w:rPr>
+          <w:i/>
+          <w:iCs/>
+          <w:color w:val="595959"/>
+          <w:sz w:val="20"/>
+          <w:szCs w:val="20"/>
+          <w:lang w:val="de-DE"/>
+        </w:rPr>
+        <w:t>film</w:t>
+      </w:r>
+      <w:proofErr w:type="spellEnd"/>
+      <w:r>
+        <w:rPr>
+          <w:i/>
+          <w:iCs/>
+          <w:color w:val="595959"/>
+          <w:sz w:val="20"/>
+          <w:szCs w:val="20"/>
+          <w:lang w:val="de-DE"/>
+        </w:rPr>
+        <w:t xml:space="preserve"> </w:t>
+      </w:r>
+      <w:proofErr w:type="spellStart"/>
+      <w:r>
+        <w:rPr>
+          <w:i/>
+          <w:iCs/>
+          <w:color w:val="595959"/>
+          <w:sz w:val="20"/>
+          <w:szCs w:val="20"/>
+          <w:lang w:val="de-DE"/>
+        </w:rPr>
+        <w:t>listings</w:t>
+      </w:r>
+      <w:proofErr w:type="spellEnd"/>
+      <w:r>
+        <w:rPr>
+          <w:i/>
+          <w:iCs/>
+          <w:color w:val="595959"/>
+          <w:sz w:val="20"/>
+          <w:szCs w:val="20"/>
+          <w:lang w:val="de-DE"/>
+        </w:rPr>
+        <w:t xml:space="preserve"> </w:t>
+      </w:r>
+      <w:proofErr w:type="spellStart"/>
+      <w:r>
+        <w:rPr>
+          <w:i/>
+          <w:iCs/>
+          <w:color w:val="595959"/>
+          <w:sz w:val="20"/>
+          <w:szCs w:val="20"/>
+          <w:lang w:val="de-DE"/>
+        </w:rPr>
+        <w:t>page</w:t>
+      </w:r>
+      <w:proofErr w:type="spellEnd"/>
+      <w:r>
+        <w:rPr>
+          <w:i/>
+          <w:iCs/>
+          <w:color w:val="595959"/>
+          <w:sz w:val="20"/>
+          <w:szCs w:val="20"/>
+          <w:lang w:val="de-DE"/>
+        </w:rPr>
+        <w:t xml:space="preserve"> (odeon.co.uk)</w:t>
       </w:r>
     </w:p>
     <w:p>
@@ -4508,7 +4584,7 @@
           <w:sz w:val="20"/>
           <w:szCs w:val="20"/>
         </w:rPr>
-        <w:t>Figure 5: Odeon screening times page (odeon.co.uk)</w:t>
+        <w:t>Odeon screening times page (odeon.co.uk)</w:t>
       </w:r>
     </w:p>
     <w:p>
@@ -4602,7 +4678,7 @@
           <w:sz w:val="20"/>
           <w:szCs w:val="20"/>
         </w:rPr>
-        <w:t>Figure 6: Odeon seat selection screen (odeon.co.uk)</w:t>
+        <w:t>Odeon seat selection screen (odeon.co.uk)</w:t>
       </w:r>
     </w:p>
     <w:p>
@@ -4804,16 +4880,20 @@
         <w:spacing w:after="200"/>
         <w:jc w:val="center"/>
         <w:rPr>
+          <w:i/>
+          <w:iCs/>
           <w:color w:val="000000" w:themeColor="text1"/>
         </w:rPr>
       </w:pPr>
       <w:r>
         <w:rPr>
-          <w:color w:val="000000" w:themeColor="text1"/>
+          <w:i/>
+          <w:iCs/>
+          <w:color w:val="808080" w:themeColor="background1" w:themeShade="80"/>
           <w:sz w:val="20"/>
           <w:szCs w:val="20"/>
         </w:rPr>
-        <w:t>Figure 7: Data flow diagram of the existing system</w:t>
+        <w:t>Data flow diagram of the existing system</w:t>
       </w:r>
     </w:p>
     <w:p/>

--- a/Investigation.docx
+++ b/Investigation.docx
@@ -98,7 +98,15 @@
         <w:spacing w:line="276" w:lineRule="auto"/>
       </w:pPr>
       <w:r>
-        <w:t>Before beginning the investigation it is important to identify who the stakeholders are for this project. A stakeholder is any individual or group who has an interest in the system, will be affected by it or has the power to influence how it is developed. Identifying stakeholders early on ensures that the requirements gathered throughout the investigation reflect the needs of everyone involved rather than just one person.</w:t>
+        <w:t xml:space="preserve">Before beginning the </w:t>
+      </w:r>
+      <w:proofErr w:type="gramStart"/>
+      <w:r>
+        <w:t>investigation</w:t>
+      </w:r>
+      <w:proofErr w:type="gramEnd"/>
+      <w:r>
+        <w:t xml:space="preserve"> it is important to identify who the stakeholders are for this project. A stakeholder is any individual or group who has an interest in the system, will be affected by it or has the power to influence how it is developed. Identifying stakeholders early on ensures that the requirements gathered throughout the investigation reflect the needs of everyone involved rather than just one person.</w:t>
       </w:r>
     </w:p>
     <w:p>
@@ -122,7 +130,23 @@
         <w:spacing w:line="276" w:lineRule="auto"/>
       </w:pPr>
       <w:r>
-        <w:t>Starting with the primary stakeholders, the most important of these is the cinema manager Sarah Henshaw. As the person who commissioned this project she has the highest level of influence over what the system needs to do. She will use the management side of the system on a daily basis, for example adding new films, scheduling screenings and viewing sales reports. Her main priorities are operational efficiency, accurate reporting and a reduction in the customer complaints that are currently caused by the manual booking process. She has described herself as tech aware but not highly technical which means the system needs to be intuitive enough to use without specialist knowledge or extensive training.</w:t>
+        <w:t xml:space="preserve">Starting with the primary stakeholders, the most important of these is the cinema manager Sarah Henshaw. As the person who commissioned this </w:t>
+      </w:r>
+      <w:proofErr w:type="gramStart"/>
+      <w:r>
+        <w:t>project</w:t>
+      </w:r>
+      <w:proofErr w:type="gramEnd"/>
+      <w:r>
+        <w:t xml:space="preserve"> she has the highest level of influence over what the system needs to do. She will use the management side of the system </w:t>
+      </w:r>
+      <w:proofErr w:type="gramStart"/>
+      <w:r>
+        <w:t>on a daily basis</w:t>
+      </w:r>
+      <w:proofErr w:type="gramEnd"/>
+      <w:r>
+        <w:t>, for example adding new films, scheduling screenings and viewing sales reports. Her main priorities are operational efficiency, accurate reporting and a reduction in the customer complaints that are currently caused by the manual booking process. She has described herself as tech aware but not highly technical which means the system needs to be intuitive enough to use without specialist knowledge or extensive training.</w:t>
       </w:r>
     </w:p>
     <w:p>
@@ -130,43 +154,69 @@
         <w:spacing w:line="276" w:lineRule="auto"/>
       </w:pPr>
       <w:r>
-        <w:t xml:space="preserve">The next primary stakeholder group is the box office staff. These are the people who handle ticket sales and customer enquiries on a day to day basis and who will use the booking interface most frequently. Their priorities are speed and simplicity. During busy periods a member of staff cannot afford to spend several minutes navigating a complicated interface </w:t>
+        <w:t xml:space="preserve">The next primary stakeholder group is the box office staff. These are the people who handle ticket sales and customer enquiries on a </w:t>
+      </w:r>
+      <w:proofErr w:type="gramStart"/>
+      <w:r>
+        <w:t>day to day</w:t>
+      </w:r>
+      <w:proofErr w:type="gramEnd"/>
+      <w:r>
+        <w:t xml:space="preserve"> basis and who will use the booking interface most frequently. Their priorities are speed and simplicity. During busy periods a member of staff cannot afford to spend several minutes navigating a complicated interface to add a single booking. The system therefore needs to be designed with efficiency in mind so that even a </w:t>
+      </w:r>
+      <w:proofErr w:type="gramStart"/>
+      <w:r>
+        <w:t>brand new</w:t>
+      </w:r>
+      <w:proofErr w:type="gramEnd"/>
+      <w:r>
+        <w:t xml:space="preserve"> member of staff could use it confidently with minimal training.</w:t>
+      </w:r>
+    </w:p>
+    <w:p>
+      <w:pPr>
+        <w:spacing w:line="276" w:lineRule="auto"/>
+      </w:pPr>
+      <w:r>
+        <w:t xml:space="preserve">The third primary stakeholder is the customer base of </w:t>
+      </w:r>
+      <w:proofErr w:type="spellStart"/>
+      <w:r>
+        <w:t>Filmtopia</w:t>
+      </w:r>
+      <w:proofErr w:type="spellEnd"/>
+      <w:r>
+        <w:t xml:space="preserve">. Customers interact with the system either directly through the proposed </w:t>
+      </w:r>
+      <w:proofErr w:type="spellStart"/>
+      <w:proofErr w:type="gramStart"/>
+      <w:r>
+        <w:t>self service</w:t>
+      </w:r>
+      <w:proofErr w:type="spellEnd"/>
+      <w:proofErr w:type="gramEnd"/>
+      <w:r>
+        <w:t xml:space="preserve"> kiosk or indirectly when staff process their bookings on their behalf. Their main interests are convenience, short queue times and the assurance that the seat they have been allocated will </w:t>
+      </w:r>
+      <w:proofErr w:type="gramStart"/>
+      <w:r>
+        <w:t>actually be</w:t>
+      </w:r>
+      <w:proofErr w:type="gramEnd"/>
+      <w:r>
+        <w:t xml:space="preserve"> available when they arrive. The questionnaire results discussed later in this investigation show that a large majority of customers would prefer </w:t>
+      </w:r>
+      <w:proofErr w:type="spellStart"/>
+      <w:r>
+        <w:t>self service</w:t>
+      </w:r>
+      <w:proofErr w:type="spellEnd"/>
+      <w:r>
+        <w:t xml:space="preserve"> ticketing and that seat selection is </w:t>
       </w:r>
       <w:r>
         <w:lastRenderedPageBreak/>
-        <w:t>to add a single booking. The system therefore needs to be designed with efficiency in mind so that even a brand new member of staff could use it confidently with minimal training.</w:t>
-      </w:r>
-    </w:p>
-    <w:p>
-      <w:pPr>
-        <w:spacing w:line="276" w:lineRule="auto"/>
-      </w:pPr>
-      <w:r>
-        <w:t xml:space="preserve">The third primary stakeholder is the customer base of </w:t>
-      </w:r>
-      <w:proofErr w:type="spellStart"/>
-      <w:r>
-        <w:t>Filmtopia</w:t>
-      </w:r>
-      <w:proofErr w:type="spellEnd"/>
-      <w:r>
-        <w:t xml:space="preserve">. Customers interact with the system either directly through the proposed </w:t>
-      </w:r>
-      <w:proofErr w:type="spellStart"/>
-      <w:r>
-        <w:t>self service</w:t>
-      </w:r>
-      <w:proofErr w:type="spellEnd"/>
-      <w:r>
-        <w:t xml:space="preserve"> kiosk or indirectly when staff process their bookings on their behalf. Their main interests are convenience, short queue times and the assurance that the seat they have been allocated will actually be available when they arrive. The questionnaire results discussed later in this investigation show that a large majority of customers would prefer </w:t>
-      </w:r>
-      <w:proofErr w:type="spellStart"/>
-      <w:r>
-        <w:t>self service</w:t>
-      </w:r>
-      <w:proofErr w:type="spellEnd"/>
-      <w:r>
-        <w:t xml:space="preserve"> ticketing and that seat selection is considered important by most respondents. This means the bar for the kiosk interface is high and it needs to be clean and simple enough for any customer to use without assistance.</w:t>
+        <w:t>considered important by most respondents. This means the bar for the kiosk interface is high and it needs to be clean and simple enough for any customer to use without assistance.</w:t>
       </w:r>
     </w:p>
     <w:p>
@@ -366,7 +416,6 @@
                 <w:sz w:val="20"/>
                 <w:szCs w:val="20"/>
               </w:rPr>
-              <w:lastRenderedPageBreak/>
               <w:t>Initial meeting with client (Sarah Henshaw) to discuss project scope</w:t>
             </w:r>
           </w:p>
@@ -755,52 +804,14 @@
                 <w:lang w:val="fr-FR"/>
               </w:rPr>
             </w:pPr>
-            <w:proofErr w:type="spellStart"/>
             <w:r>
               <w:rPr>
                 <w:sz w:val="20"/>
                 <w:szCs w:val="20"/>
                 <w:lang w:val="fr-FR"/>
               </w:rPr>
-              <w:t>Summarise</w:t>
+              <w:t>Summarise and interpret questionnaire responses</w:t>
             </w:r>
-            <w:proofErr w:type="spellEnd"/>
-            <w:r>
-              <w:rPr>
-                <w:sz w:val="20"/>
-                <w:szCs w:val="20"/>
-                <w:lang w:val="fr-FR"/>
-              </w:rPr>
-              <w:t xml:space="preserve"> and </w:t>
-            </w:r>
-            <w:proofErr w:type="spellStart"/>
-            <w:r>
-              <w:rPr>
-                <w:sz w:val="20"/>
-                <w:szCs w:val="20"/>
-                <w:lang w:val="fr-FR"/>
-              </w:rPr>
-              <w:t>interpret</w:t>
-            </w:r>
-            <w:proofErr w:type="spellEnd"/>
-            <w:r>
-              <w:rPr>
-                <w:sz w:val="20"/>
-                <w:szCs w:val="20"/>
-                <w:lang w:val="fr-FR"/>
-              </w:rPr>
-              <w:t xml:space="preserve"> questionnaire </w:t>
-            </w:r>
-            <w:proofErr w:type="spellStart"/>
-            <w:r>
-              <w:rPr>
-                <w:sz w:val="20"/>
-                <w:szCs w:val="20"/>
-                <w:lang w:val="fr-FR"/>
-              </w:rPr>
-              <w:t>responses</w:t>
-            </w:r>
-            <w:proofErr w:type="spellEnd"/>
           </w:p>
         </w:tc>
       </w:tr>
@@ -963,8 +974,17 @@
                 <w:sz w:val="20"/>
                 <w:szCs w:val="20"/>
               </w:rPr>
-              <w:t>Look at the paper booking diary, stock and rota spreadsheets and ticket stub to see what data is actually captured</w:t>
+              <w:t xml:space="preserve">Look at the paper booking diary, stock and rota spreadsheets and ticket stub to see what data is </w:t>
             </w:r>
+            <w:proofErr w:type="gramStart"/>
+            <w:r>
+              <w:rPr>
+                <w:sz w:val="20"/>
+                <w:szCs w:val="20"/>
+              </w:rPr>
+              <w:t>actually captured</w:t>
+            </w:r>
+            <w:proofErr w:type="gramEnd"/>
           </w:p>
         </w:tc>
       </w:tr>
@@ -1209,15 +1229,23 @@
                 <w:sz w:val="20"/>
                 <w:szCs w:val="20"/>
               </w:rPr>
-              <w:t xml:space="preserve">Produce a DFD showing how data moves through </w:t>
+              <w:t xml:space="preserve">Produce a DFD showing how data moves through the current </w:t>
             </w:r>
+            <w:proofErr w:type="gramStart"/>
             <w:r>
               <w:rPr>
                 <w:sz w:val="20"/>
                 <w:szCs w:val="20"/>
               </w:rPr>
-              <w:lastRenderedPageBreak/>
-              <w:t>the current paper based system</w:t>
+              <w:t>paper based</w:t>
+            </w:r>
+            <w:proofErr w:type="gramEnd"/>
+            <w:r>
+              <w:rPr>
+                <w:sz w:val="20"/>
+                <w:szCs w:val="20"/>
+              </w:rPr>
+              <w:t xml:space="preserve"> system</w:t>
             </w:r>
           </w:p>
         </w:tc>
@@ -1239,7 +1267,6 @@
                 <w:sz w:val="20"/>
                 <w:szCs w:val="20"/>
               </w:rPr>
-              <w:lastRenderedPageBreak/>
               <w:t>Overview of existing system</w:t>
             </w:r>
           </w:p>
@@ -1546,8 +1573,17 @@
                 <w:sz w:val="20"/>
                 <w:szCs w:val="20"/>
               </w:rPr>
-              <w:t>Produce 15 numbered objectives each with a measurable success criteria</w:t>
+              <w:t xml:space="preserve">Produce 15 numbered objectives each with a measurable success </w:t>
             </w:r>
+            <w:proofErr w:type="gramStart"/>
+            <w:r>
+              <w:rPr>
+                <w:sz w:val="20"/>
+                <w:szCs w:val="20"/>
+              </w:rPr>
+              <w:t>criteria</w:t>
+            </w:r>
+            <w:proofErr w:type="gramEnd"/>
           </w:p>
         </w:tc>
       </w:tr>
@@ -1576,7 +1612,15 @@
         <w:spacing w:line="276" w:lineRule="auto"/>
       </w:pPr>
       <w:r>
-        <w:t>Before carrying out the investigation it is important to think carefully about which methods to use to gather information. Different methods have different strengths and weaknesses and relying on just one would not give a complete enough picture of the existing system or what the new one needs to do. For this investigation the methods chosen were face-to-face interviews, a customer questionnaire, direct observation, an examination of the records and documents the cinema uses and desk based research.</w:t>
+        <w:t xml:space="preserve">Before carrying out the investigation it is important to think carefully about which methods to use to gather information. Different methods have different strengths and weaknesses and relying on just one would not give a complete enough picture of the existing system or what the new one needs to do. For this investigation the methods chosen were face-to-face interviews, a customer questionnaire, direct observation, an examination of the records and documents the cinema uses and </w:t>
+      </w:r>
+      <w:proofErr w:type="gramStart"/>
+      <w:r>
+        <w:t>desk based</w:t>
+      </w:r>
+      <w:proofErr w:type="gramEnd"/>
+      <w:r>
+        <w:t xml:space="preserve"> research.</w:t>
       </w:r>
     </w:p>
     <w:p>
@@ -1584,11 +1628,15 @@
         <w:spacing w:line="276" w:lineRule="auto"/>
       </w:pPr>
       <w:r>
-        <w:t xml:space="preserve">Starting with interviews, these were chosen as the main method for gathering requirements from the key stakeholders. The reason for this is that an interview allows open ended questions to be asked and the conversation can naturally go in directions that were not planned in advance. This is important because some of the most useful information gathered during an investigation comes from things that the person being interviewed mentions without being directly asked. A written survey would not allow for this kind of flexibility. The limitation of interviews however is that they are time consuming and the quality of what comes out of them depends heavily on how well the questions are prepared. To address this the questions were written in advance and kept open ended to avoid leading the person being interviewed towards a particular answer. Two interviews were conducted for this investigation, one with the cinema manager and one with a </w:t>
-      </w:r>
-      <w:r>
-        <w:lastRenderedPageBreak/>
-        <w:t>member of the box office staff, as these two stakeholders gave the most complete view of how the existing system operates day to day.</w:t>
+        <w:t xml:space="preserve">Starting with interviews, these were chosen as the main method for gathering requirements from the key stakeholders. The reason for this is that an interview allows open ended questions to be asked and the conversation can naturally go in directions that were not </w:t>
+      </w:r>
+      <w:proofErr w:type="gramStart"/>
+      <w:r>
+        <w:t>planned in advance</w:t>
+      </w:r>
+      <w:proofErr w:type="gramEnd"/>
+      <w:r>
+        <w:t>. This is important because some of the most useful information gathered during an investigation comes from things that the person being interviewed mentions without being directly asked. A written survey would not allow for this kind of flexibility. The limitation of interviews however is that they are time consuming and the quality of what comes out of them depends heavily on how well the questions are prepared. To address this the questions were written in advance and kept open ended to avoid leading the person being interviewed towards a particular answer. Two interviews were conducted for this investigation, one with the cinema manager and one with a member of the box office staff, as these two stakeholders gave the most complete view of how the existing system operates day to day.</w:t>
       </w:r>
     </w:p>
     <w:p>
@@ -1596,13 +1644,23 @@
         <w:spacing w:line="276" w:lineRule="auto"/>
       </w:pPr>
       <w:r>
-        <w:t xml:space="preserve">Moving on to the customer questionnaire, this was chosen because it allowed a much larger group of stakeholders to contribute to the investigation than would have been possible through interviews alone. Interviewing every customer individually would not be realistic, so a questionnaire was the most practical way to gather their views. The key advantage of a questionnaire is that it produces quantitative data which is easier to summarise and use as justification for design decisions. For example knowing that a large majority of customers would prefer a </w:t>
+        <w:t xml:space="preserve">Moving on to the customer questionnaire, this was chosen because it allowed a much larger group of stakeholders to contribute to the investigation than would have been possible through interviews alone. Interviewing every customer individually would not be realistic, so a questionnaire was the most practical way to gather their views. The key advantage of a questionnaire is that it produces quantitative data which is easier to summarise and use as justification for design decisions. For </w:t>
+      </w:r>
+      <w:proofErr w:type="gramStart"/>
+      <w:r>
+        <w:t>example</w:t>
+      </w:r>
+      <w:proofErr w:type="gramEnd"/>
+      <w:r>
+        <w:t xml:space="preserve"> knowing that a large majority of customers would prefer a </w:t>
       </w:r>
       <w:proofErr w:type="spellStart"/>
+      <w:proofErr w:type="gramStart"/>
       <w:r>
         <w:t>self service</w:t>
       </w:r>
       <w:proofErr w:type="spellEnd"/>
+      <w:proofErr w:type="gramEnd"/>
       <w:r>
         <w:t xml:space="preserve"> kiosk is a much stronger argument for including that feature than one person mentioning it in an interview. The limitation of a questionnaire is that the questions are fixed which means there is no opportunity to follow up on responses or ask for more detail. To partially work around this some of the questions included a list of options rather than just a yes or no answer which produced more useful and specific data.</w:t>
       </w:r>
@@ -1620,7 +1678,15 @@
         <w:spacing w:line="276" w:lineRule="auto"/>
       </w:pPr>
       <w:r>
-        <w:t>I also examined the actual records and documents the cinema relies on, such as the paper booking diary and the spreadsheets used for stock and staff rotas. Looking at the real paperwork was worthwhile because it shows exactly what data is being captured at the moment rather than what people remember being captured, and it tends to reveal small but important details that nobody thinks to mention in an interview because they are so used to them.</w:t>
+        <w:t xml:space="preserve">I also examined the actual records and documents the cinema relies on, such as the paper booking diary and the spreadsheets used for stock and staff rotas. Looking at the real paperwork was worthwhile because it shows exactly what data is being captured </w:t>
+      </w:r>
+      <w:proofErr w:type="gramStart"/>
+      <w:r>
+        <w:t>at the moment</w:t>
+      </w:r>
+      <w:proofErr w:type="gramEnd"/>
+      <w:r>
+        <w:t xml:space="preserve"> rather than what people remember being captured, and it tends to reveal small but important details that nobody thinks to mention in an interview because they are so used to them.</w:t>
       </w:r>
     </w:p>
     <w:p>
@@ -1628,11 +1694,23 @@
         <w:spacing w:line="276" w:lineRule="auto"/>
       </w:pPr>
       <w:r>
-        <w:t xml:space="preserve">Finally, desk based research was used to look at how similar systems are designed in the real world. By researching the booking systems of established cinema chains it is possible to identify features and design patterns that set the standard for what customers already expect. This is useful because stakeholders do not always know what to ask for, particularly if they have not seen what is possible. The limitation of this method is that the systems being researched are built by large commercial teams with significant resources, </w:t>
-      </w:r>
-      <w:r>
-        <w:lastRenderedPageBreak/>
-        <w:t>so not everything observed will be feasible within the scope of this project. The research has therefore been used to inform and inspire the design rather than to copy it directly.</w:t>
+        <w:t xml:space="preserve">Finally, </w:t>
+      </w:r>
+      <w:proofErr w:type="gramStart"/>
+      <w:r>
+        <w:t>desk based</w:t>
+      </w:r>
+      <w:proofErr w:type="gramEnd"/>
+      <w:r>
+        <w:t xml:space="preserve"> research was used to look at how similar systems are designed in the real world. By researching the booking systems of established cinema </w:t>
+      </w:r>
+      <w:proofErr w:type="gramStart"/>
+      <w:r>
+        <w:t>chains</w:t>
+      </w:r>
+      <w:proofErr w:type="gramEnd"/>
+      <w:r>
+        <w:t xml:space="preserve"> it is possible to identify features and design patterns that set the standard for what customers already expect. This is useful because stakeholders do not always know what to ask for, particularly if they have not seen what is possible. The limitation of this method is that the systems being researched are built by large commercial teams with significant resources, so not everything observed will be feasible within the scope of this project. The research has therefore been used to inform and inspire the design rather than to copy it directly.</w:t>
       </w:r>
     </w:p>
     <w:p>
@@ -1640,7 +1718,23 @@
         <w:spacing w:line="276" w:lineRule="auto"/>
       </w:pPr>
       <w:r>
-        <w:t>The reason all of these methods were used together is that each one compensates for the weaknesses of the others. Interviews provide depth, the questionnaire provides breadth, observation and the documents provide real world evidence and desk based research provides industry context. Where the same issue or requirement appears across multiple methods it can be treated with much greater confidence than if it had only come from one source.</w:t>
+        <w:t xml:space="preserve">The reason </w:t>
+      </w:r>
+      <w:proofErr w:type="gramStart"/>
+      <w:r>
+        <w:t>all of</w:t>
+      </w:r>
+      <w:proofErr w:type="gramEnd"/>
+      <w:r>
+        <w:t xml:space="preserve"> these methods were used together is that each one compensates for the weaknesses of the others. Interviews provide depth, the questionnaire provides breadth, observation and the documents provide real world evidence and </w:t>
+      </w:r>
+      <w:proofErr w:type="gramStart"/>
+      <w:r>
+        <w:t>desk based</w:t>
+      </w:r>
+      <w:proofErr w:type="gramEnd"/>
+      <w:r>
+        <w:t xml:space="preserve"> research provides industry context. Where the same issue or requirement appears across multiple methods it can be treated with much greater confidence than if it had only come from one source.</w:t>
       </w:r>
     </w:p>
     <w:p/>
@@ -1731,7 +1825,31 @@
         <w:spacing w:after="120" w:line="276" w:lineRule="auto"/>
       </w:pPr>
       <w:r>
-        <w:t>A: At the moment everything is done manually. When a customer comes in, staff write their booking down in a paper diary. We have a touchscreen kiosk but it can only handle food and drink orders. It cannot sell tickets at all which is a real problem during busy periods because customers have to queue twice.</w:t>
+        <w:t xml:space="preserve">A: </w:t>
+      </w:r>
+      <w:proofErr w:type="gramStart"/>
+      <w:r>
+        <w:t>At the moment</w:t>
+      </w:r>
+      <w:proofErr w:type="gramEnd"/>
+      <w:r>
+        <w:t xml:space="preserve"> everything is done manually. When a customer comes in, staff write their booking down in a paper diary. We have a touchscreen </w:t>
+      </w:r>
+      <w:proofErr w:type="gramStart"/>
+      <w:r>
+        <w:t>kiosk</w:t>
+      </w:r>
+      <w:proofErr w:type="gramEnd"/>
+      <w:r>
+        <w:t xml:space="preserve"> but it can only handle food and drink orders. It cannot sell tickets at all which is a real problem during busy periods because customers </w:t>
+      </w:r>
+      <w:proofErr w:type="gramStart"/>
+      <w:r>
+        <w:t>have to</w:t>
+      </w:r>
+      <w:proofErr w:type="gramEnd"/>
+      <w:r>
+        <w:t xml:space="preserve"> queue twice.</w:t>
       </w:r>
     </w:p>
     <w:p>
@@ -1751,7 +1869,15 @@
         <w:spacing w:after="120" w:line="276" w:lineRule="auto"/>
       </w:pPr>
       <w:r>
-        <w:t>A: Double bookings are a nightmare. Because everything is written on paper, if two members of staff take a booking for the same screening at the same time we do not find out until the customer arrives. We have had some very unhappy customers because of this. Also I have no real way of seeing how well the cinema is doing without physically going through every piece of paper we have.</w:t>
+        <w:t xml:space="preserve">A: Double bookings are a nightmare. Because everything is written on paper, if two members of staff take a booking for the same screening at the same time we do not find out until the customer arrives. We have had some very unhappy customers because of this. </w:t>
+      </w:r>
+      <w:proofErr w:type="gramStart"/>
+      <w:r>
+        <w:t>Also</w:t>
+      </w:r>
+      <w:proofErr w:type="gramEnd"/>
+      <w:r>
+        <w:t xml:space="preserve"> I have no real way of seeing how well the cinema is doing without physically going through every piece of paper we have.</w:t>
       </w:r>
     </w:p>
     <w:p>
@@ -1787,7 +1913,23 @@
         <w:spacing w:after="120" w:line="276" w:lineRule="auto"/>
       </w:pPr>
       <w:r>
-        <w:t>A: We keep a paper diary for bookings, a spreadsheet for staff rotas and another spreadsheet for food and drink stock. None of these connect to each other. If I want to know how many tickets we sold for a particular film last month I have to manually count through pages of handwritten notes.</w:t>
+        <w:t xml:space="preserve">A: We keep a paper diary for bookings, a spreadsheet for staff rotas and another spreadsheet for food and drink stock. None of these connect to each other. If I want to know how many </w:t>
+      </w:r>
+      <w:proofErr w:type="gramStart"/>
+      <w:r>
+        <w:t>tickets</w:t>
+      </w:r>
+      <w:proofErr w:type="gramEnd"/>
+      <w:r>
+        <w:t xml:space="preserve"> we sold for a particular film last month I </w:t>
+      </w:r>
+      <w:proofErr w:type="gramStart"/>
+      <w:r>
+        <w:t>have to</w:t>
+      </w:r>
+      <w:proofErr w:type="gramEnd"/>
+      <w:r>
+        <w:t xml:space="preserve"> manually count through pages of handwritten notes.</w:t>
       </w:r>
     </w:p>
     <w:p>
@@ -1807,11 +1949,15 @@
         <w:spacing w:after="120" w:line="276" w:lineRule="auto"/>
       </w:pPr>
       <w:r>
-        <w:t xml:space="preserve">A: The most important thing for me is being able to see everything in one place. I want to know how many seats are available for any screening at a glance, see sales figures without digging through paperwork and be able to add new films and screenings quickly and easily. </w:t>
-      </w:r>
-      <w:r>
-        <w:lastRenderedPageBreak/>
-        <w:t>I also want customers to be able to buy tickets through the kiosk rather than having to come to the desk.</w:t>
+        <w:t xml:space="preserve">A: The most important thing for me is being able to see everything in one place. I want to know how many seats are available for any screening </w:t>
+      </w:r>
+      <w:proofErr w:type="gramStart"/>
+      <w:r>
+        <w:t>at a glance</w:t>
+      </w:r>
+      <w:proofErr w:type="gramEnd"/>
+      <w:r>
+        <w:t>, see sales figures without digging through paperwork and be able to add new films and screenings quickly and easily. I also want customers to be able to buy tickets through the kiosk rather than having to come to the desk.</w:t>
       </w:r>
     </w:p>
     <w:p>
@@ -1823,7 +1969,23 @@
           <w:b/>
           <w:bCs/>
         </w:rPr>
-        <w:t>Q: Who would be using this system on a day to day basis?</w:t>
+        <w:t xml:space="preserve">Q: Who would be using this system on a </w:t>
+      </w:r>
+      <w:proofErr w:type="gramStart"/>
+      <w:r>
+        <w:rPr>
+          <w:b/>
+          <w:bCs/>
+        </w:rPr>
+        <w:t>day to day</w:t>
+      </w:r>
+      <w:proofErr w:type="gramEnd"/>
+      <w:r>
+        <w:rPr>
+          <w:b/>
+          <w:bCs/>
+        </w:rPr>
+        <w:t xml:space="preserve"> basis?</w:t>
       </w:r>
     </w:p>
     <w:p>
@@ -1831,7 +1993,15 @@
         <w:spacing w:after="120" w:line="276" w:lineRule="auto"/>
       </w:pPr>
       <w:r>
-        <w:t>A: Mainly the box office staff and myself. The staff need something simple that they can use quickly during busy periods. They cannot be spending five minutes trying to figure out how to add a booking. I would need a separate manager view where I can see reports and make changes to the system that staff should not be able to access.</w:t>
+        <w:t xml:space="preserve">A: Mainly the box office staff and </w:t>
+      </w:r>
+      <w:proofErr w:type="gramStart"/>
+      <w:r>
+        <w:t>myself</w:t>
+      </w:r>
+      <w:proofErr w:type="gramEnd"/>
+      <w:r>
+        <w:t>. The staff need something simple that they can use quickly during busy periods. They cannot be spending five minutes trying to figure out how to add a booking. I would need a separate manager view where I can see reports and make changes to the system that staff should not be able to access.</w:t>
       </w:r>
     </w:p>
     <w:p>
@@ -1851,7 +2021,23 @@
         <w:spacing w:after="120" w:line="276" w:lineRule="auto"/>
       </w:pPr>
       <w:r>
-        <w:t>A: Budget is tight as we are an independent cinema so whatever is built needs to run on our existing computers. We are also only a small team so the system needs to be genuinely easy to use without much training.</w:t>
+        <w:t xml:space="preserve">A: Budget is tight as we are an independent </w:t>
+      </w:r>
+      <w:proofErr w:type="gramStart"/>
+      <w:r>
+        <w:t>cinema</w:t>
+      </w:r>
+      <w:proofErr w:type="gramEnd"/>
+      <w:r>
+        <w:t xml:space="preserve"> so whatever is built needs to run on our existing computers. We are also only a small </w:t>
+      </w:r>
+      <w:proofErr w:type="gramStart"/>
+      <w:r>
+        <w:t>team</w:t>
+      </w:r>
+      <w:proofErr w:type="gramEnd"/>
+      <w:r>
+        <w:t xml:space="preserve"> so the system needs to be genuinely easy to use without much training.</w:t>
       </w:r>
     </w:p>
     <w:p>
@@ -1889,7 +2075,31 @@
         <w:spacing w:after="120" w:line="276" w:lineRule="auto"/>
       </w:pPr>
       <w:r>
-        <w:t>A: It is pretty hectic on weekends. Customers come up to buy tickets, we check the paper diary to see if there are seats available, write down their details, take payment and give them a ticket stub we print from a template. During busy periods there can be a queue of ten or more people and it gets really stressful trying to manage everything manually.</w:t>
+        <w:t xml:space="preserve">A: It is </w:t>
+      </w:r>
+      <w:proofErr w:type="gramStart"/>
+      <w:r>
+        <w:t>pretty hectic</w:t>
+      </w:r>
+      <w:proofErr w:type="gramEnd"/>
+      <w:r>
+        <w:t xml:space="preserve"> on weekends. Customers come up to buy tickets, we check the paper diary to see if there are seats available, write down their details, take payment and give them a ticket stub we print from a template. During busy periods there can be a queue of ten or more </w:t>
+      </w:r>
+      <w:proofErr w:type="gramStart"/>
+      <w:r>
+        <w:t>people</w:t>
+      </w:r>
+      <w:proofErr w:type="gramEnd"/>
+      <w:r>
+        <w:t xml:space="preserve"> and it gets </w:t>
+      </w:r>
+      <w:proofErr w:type="gramStart"/>
+      <w:r>
+        <w:t>really stressful</w:t>
+      </w:r>
+      <w:proofErr w:type="gramEnd"/>
+      <w:r>
+        <w:t xml:space="preserve"> trying to manage everything manually.</w:t>
       </w:r>
     </w:p>
     <w:p>
@@ -1909,7 +2119,23 @@
         <w:spacing w:after="120" w:line="276" w:lineRule="auto"/>
       </w:pPr>
       <w:r>
-        <w:t>A: The biggest one is not knowing if a seat is already taken. Sometimes a customer picks a specific seat and we say yes, then another member of staff has already given that seat to someone else and we do not know until they both turn up. It causes a lot of awkward situations. Also finding information takes too long. If someone asks what time a film starts or how many seats are left I have to physically look through the diary.</w:t>
+        <w:t xml:space="preserve">A: The biggest one is not knowing if a seat is already taken. Sometimes a customer picks a specific seat and we say yes, then another member of staff has already given that seat to someone else and we do not know until they both turn up. It causes a lot of awkward situations. Also finding information takes too long. If someone asks what time a film starts or how many seats are </w:t>
+      </w:r>
+      <w:proofErr w:type="gramStart"/>
+      <w:r>
+        <w:t>left</w:t>
+      </w:r>
+      <w:proofErr w:type="gramEnd"/>
+      <w:r>
+        <w:t xml:space="preserve"> I </w:t>
+      </w:r>
+      <w:proofErr w:type="gramStart"/>
+      <w:r>
+        <w:t>have to</w:t>
+      </w:r>
+      <w:proofErr w:type="gramEnd"/>
+      <w:r>
+        <w:t xml:space="preserve"> physically look through the diary.</w:t>
       </w:r>
     </w:p>
     <w:p>
@@ -1929,7 +2155,23 @@
         <w:spacing w:after="120" w:line="276" w:lineRule="auto"/>
       </w:pPr>
       <w:r>
-        <w:t>A: They are completely separate which makes no sense. The kiosk handles food and drinks but not tickets so a customer might queue at the kiosk for snacks and then have to queue again at the desk for their ticket. If they want to order food to be brought to their seat during a screening that is done on a notepad and passed to the concessions team. Nothing is joined up.</w:t>
+        <w:t xml:space="preserve">A: They are </w:t>
+      </w:r>
+      <w:proofErr w:type="gramStart"/>
+      <w:r>
+        <w:t>completely separate</w:t>
+      </w:r>
+      <w:proofErr w:type="gramEnd"/>
+      <w:r>
+        <w:t xml:space="preserve"> which makes no sense. The kiosk handles food and drinks but not tickets so a customer might queue at the kiosk for snacks and then </w:t>
+      </w:r>
+      <w:proofErr w:type="gramStart"/>
+      <w:r>
+        <w:t>have to</w:t>
+      </w:r>
+      <w:proofErr w:type="gramEnd"/>
+      <w:r>
+        <w:t xml:space="preserve"> queue again at the desk for their ticket. If they want to order food to be brought to their seat during a screening that is done on a notepad and passed to the concessions team. Nothing is joined up.</w:t>
       </w:r>
     </w:p>
     <w:p>
@@ -1949,7 +2191,15 @@
         <w:spacing w:after="120" w:line="276" w:lineRule="auto"/>
       </w:pPr>
       <w:r>
-        <w:t>A: Something on a screen that shows me exactly which seats are taken and which are free for any screening. Being able to add a booking in a few clicks rather than writing it all down. It would be great if food orders could be linked to a ticket booking so everything is in one place.</w:t>
+        <w:t xml:space="preserve">A: Something on a screen that shows me exactly which seats are </w:t>
+      </w:r>
+      <w:proofErr w:type="gramStart"/>
+      <w:r>
+        <w:t>taken</w:t>
+      </w:r>
+      <w:proofErr w:type="gramEnd"/>
+      <w:r>
+        <w:t xml:space="preserve"> and which are free for any screening. Being able to add a booking in a few clicks rather than writing it all down. It would be great if food orders could be linked to a ticket booking so everything is in one place.</w:t>
       </w:r>
     </w:p>
     <w:p>
@@ -1961,7 +2211,6 @@
           <w:b/>
           <w:bCs/>
         </w:rPr>
-        <w:lastRenderedPageBreak/>
         <w:t>Q: Do you have any concerns about moving to a computerised system?</w:t>
       </w:r>
     </w:p>
@@ -1970,7 +2219,31 @@
         <w:spacing w:after="120" w:line="276" w:lineRule="auto"/>
       </w:pPr>
       <w:r>
-        <w:t>A: As long as it is straightforward to use I am fine with it. I am not very technical so if it is complicated I will struggle during busy periods. It needs to be quick. I cannot be spending ages clicking through menus when there is a queue of people waiting.</w:t>
+        <w:t xml:space="preserve">A: </w:t>
+      </w:r>
+      <w:proofErr w:type="gramStart"/>
+      <w:r>
+        <w:t>As long as</w:t>
+      </w:r>
+      <w:proofErr w:type="gramEnd"/>
+      <w:r>
+        <w:t xml:space="preserve"> it is straightforward to </w:t>
+      </w:r>
+      <w:proofErr w:type="gramStart"/>
+      <w:r>
+        <w:t>use</w:t>
+      </w:r>
+      <w:proofErr w:type="gramEnd"/>
+      <w:r>
+        <w:t xml:space="preserve"> I am fine with it. I am not very technical so if it is </w:t>
+      </w:r>
+      <w:proofErr w:type="gramStart"/>
+      <w:r>
+        <w:t>complicated</w:t>
+      </w:r>
+      <w:proofErr w:type="gramEnd"/>
+      <w:r>
+        <w:t xml:space="preserve"> I will struggle during busy periods. It needs to be quick. I cannot be spending ages clicking through menus when there is a queue of people waiting.</w:t>
       </w:r>
     </w:p>
     <w:p/>
@@ -2005,7 +2278,15 @@
       </w:r>
       <w:proofErr w:type="spellEnd"/>
       <w:r>
-        <w:t xml:space="preserve"> in order to gather feedback on their experience with the current system and to understand what they would want from a new one. It was administered on the 15th of January 2026 as a paper questionnaire handed to customers at the cinema, and 20 responses were collected. The questions and summarised responses are as follows.</w:t>
+        <w:t xml:space="preserve"> </w:t>
+      </w:r>
+      <w:proofErr w:type="gramStart"/>
+      <w:r>
+        <w:t>in order to</w:t>
+      </w:r>
+      <w:proofErr w:type="gramEnd"/>
+      <w:r>
+        <w:t xml:space="preserve"> gather feedback on their experience with the current system and to understand what they would want from a new one. It was administered on the 15th of January 2026 as a paper questionnaire handed to customers at the cinema, and 20 responses were collected. The questions and summarised responses are as follows.</w:t>
       </w:r>
     </w:p>
     <w:p>
@@ -2069,7 +2350,7 @@
         <w:tc>
           <w:tcPr>
             <w:tcW w:w="6360" w:type="dxa"/>
-            <w:shd w:val="clear" w:color="auto" w:fill="D9E2F3"/>
+            <w:shd w:val="clear" w:color="auto" w:fill="F2CEED" w:themeFill="accent5" w:themeFillTint="33"/>
             <w:tcMar>
               <w:top w:w="60" w:type="dxa"/>
               <w:left w:w="100" w:type="dxa"/>
@@ -2092,7 +2373,7 @@
         <w:tc>
           <w:tcPr>
             <w:tcW w:w="3000" w:type="dxa"/>
-            <w:shd w:val="clear" w:color="auto" w:fill="D9E2F3"/>
+            <w:shd w:val="clear" w:color="auto" w:fill="F2CEED" w:themeFill="accent5" w:themeFillTint="33"/>
             <w:tcMar>
               <w:top w:w="60" w:type="dxa"/>
               <w:left w:w="100" w:type="dxa"/>
@@ -2172,6 +2453,7 @@
                 <w:sz w:val="20"/>
                 <w:szCs w:val="20"/>
               </w:rPr>
+              <w:lastRenderedPageBreak/>
               <w:t>I book in advance by phone</w:t>
             </w:r>
           </w:p>
@@ -2245,7 +2527,35 @@
         <w:spacing w:line="276" w:lineRule="auto"/>
       </w:pPr>
       <w:r>
-        <w:t>The majority of customers purchase tickets directly at the box office. No customers reported being able to book online or through a kiosk which confirms that the current system offers very limited options for customers.</w:t>
+        <w:rPr>
+          <w:noProof/>
+        </w:rPr>
+        <w:drawing>
+          <wp:inline distT="0" distB="0" distL="0" distR="0" wp14:anchorId="733B6300" wp14:editId="396BA9CD">
+            <wp:extent cx="5486400" cy="3200400"/>
+            <wp:effectExtent l="0" t="0" r="0" b="0"/>
+            <wp:docPr id="1868026989" name="Chart 1"/>
+            <wp:cNvGraphicFramePr/>
+            <a:graphic xmlns:a="http://schemas.openxmlformats.org/drawingml/2006/main">
+              <a:graphicData uri="http://schemas.openxmlformats.org/drawingml/2006/chart">
+                <c:chart xmlns:c="http://schemas.openxmlformats.org/drawingml/2006/chart" xmlns:r="http://schemas.openxmlformats.org/officeDocument/2006/relationships" r:id="rId8"/>
+              </a:graphicData>
+            </a:graphic>
+          </wp:inline>
+        </w:drawing>
+      </w:r>
+    </w:p>
+    <w:p>
+      <w:pPr>
+        <w:spacing w:line="276" w:lineRule="auto"/>
+      </w:pPr>
+      <w:proofErr w:type="gramStart"/>
+      <w:r>
+        <w:t>The majority of</w:t>
+      </w:r>
+      <w:proofErr w:type="gramEnd"/>
+      <w:r>
+        <w:t xml:space="preserve"> customers purchase tickets directly at the box office. No customers reported being able to book online or through a kiosk which confirms that the current system offers very limited options for customers.</w:t>
       </w:r>
     </w:p>
     <w:p>
@@ -2443,6 +2753,29 @@
         <w:spacing w:line="276" w:lineRule="auto"/>
       </w:pPr>
       <w:r>
+        <w:rPr>
+          <w:noProof/>
+        </w:rPr>
+        <w:drawing>
+          <wp:inline distT="0" distB="0" distL="0" distR="0" wp14:anchorId="69DA6D2C" wp14:editId="5CFFC5D0">
+            <wp:extent cx="5486400" cy="3200400"/>
+            <wp:effectExtent l="0" t="0" r="0" b="0"/>
+            <wp:docPr id="1497383632" name="Chart 3"/>
+            <wp:cNvGraphicFramePr/>
+            <a:graphic xmlns:a="http://schemas.openxmlformats.org/drawingml/2006/main">
+              <a:graphicData uri="http://schemas.openxmlformats.org/drawingml/2006/chart">
+                <c:chart xmlns:c="http://schemas.openxmlformats.org/drawingml/2006/chart" xmlns:r="http://schemas.openxmlformats.org/officeDocument/2006/relationships" r:id="rId9"/>
+              </a:graphicData>
+            </a:graphic>
+          </wp:inline>
+        </w:drawing>
+      </w:r>
+    </w:p>
+    <w:p>
+      <w:pPr>
+        <w:spacing w:line="276" w:lineRule="auto"/>
+      </w:pPr>
+      <w:r>
         <w:t>65% of customers reported experiencing a problem. This is a significant finding and strongly supports the need for a new system.</w:t>
       </w:r>
     </w:p>
@@ -2592,7 +2925,6 @@
                 <w:sz w:val="20"/>
                 <w:szCs w:val="20"/>
               </w:rPr>
-              <w:lastRenderedPageBreak/>
               <w:t>Seat already taken when I arrived / same seat number given to others</w:t>
             </w:r>
           </w:p>
@@ -2707,8 +3039,44 @@
       <w:pPr>
         <w:spacing w:line="276" w:lineRule="auto"/>
       </w:pPr>
-      <w:r>
-        <w:t>Long queues and seat allocation errors were the most commonly reported problems. These directly reflect the issues raised by Sarah Henshaw and Jake Pemberton in their interviews.</w:t>
+    </w:p>
+    <w:p>
+      <w:pPr>
+        <w:spacing w:line="276" w:lineRule="auto"/>
+      </w:pPr>
+      <w:r>
+        <w:rPr>
+          <w:noProof/>
+        </w:rPr>
+        <w:drawing>
+          <wp:inline distT="0" distB="0" distL="0" distR="0" wp14:anchorId="355F629B" wp14:editId="2756A0E3">
+            <wp:extent cx="5486400" cy="3200400"/>
+            <wp:effectExtent l="0" t="0" r="0" b="0"/>
+            <wp:docPr id="581705312" name="Chart 4"/>
+            <wp:cNvGraphicFramePr/>
+            <a:graphic xmlns:a="http://schemas.openxmlformats.org/drawingml/2006/main">
+              <a:graphicData uri="http://schemas.openxmlformats.org/drawingml/2006/chart">
+                <c:chart xmlns:c="http://schemas.openxmlformats.org/drawingml/2006/chart" xmlns:r="http://schemas.openxmlformats.org/officeDocument/2006/relationships" r:id="rId10"/>
+              </a:graphicData>
+            </a:graphic>
+          </wp:inline>
+        </w:drawing>
+      </w:r>
+    </w:p>
+    <w:p>
+      <w:pPr>
+        <w:spacing w:line="276" w:lineRule="auto"/>
+      </w:pPr>
+      <w:r>
+        <w:t xml:space="preserve">Long queues and seat allocation errors were the </w:t>
+      </w:r>
+      <w:proofErr w:type="gramStart"/>
+      <w:r>
+        <w:t>most commonly reported</w:t>
+      </w:r>
+      <w:proofErr w:type="gramEnd"/>
+      <w:r>
+        <w:t xml:space="preserve"> problems. These directly reflect the issues raised by Sarah Henshaw and Jake Pemberton in their interviews.</w:t>
       </w:r>
     </w:p>
     <w:p>
@@ -3385,7 +3753,6 @@
         <w:rPr>
           <w:noProof/>
         </w:rPr>
-        <w:lastRenderedPageBreak/>
         <w:drawing>
           <wp:inline distT="0" distB="0" distL="0" distR="0" wp14:anchorId="2A379110" wp14:editId="2221F54E">
             <wp:extent cx="5486400" cy="3200400"/>
@@ -3394,7 +3761,7 @@
             <wp:cNvGraphicFramePr/>
             <a:graphic xmlns:a="http://schemas.openxmlformats.org/drawingml/2006/main">
               <a:graphicData uri="http://schemas.openxmlformats.org/drawingml/2006/chart">
-                <c:chart xmlns:c="http://schemas.openxmlformats.org/drawingml/2006/chart" xmlns:r="http://schemas.openxmlformats.org/officeDocument/2006/relationships" r:id="rId8"/>
+                <c:chart xmlns:c="http://schemas.openxmlformats.org/drawingml/2006/chart" xmlns:r="http://schemas.openxmlformats.org/officeDocument/2006/relationships" r:id="rId11"/>
               </a:graphicData>
             </a:graphic>
           </wp:inline>
@@ -3466,7 +3833,15 @@
         <w:spacing w:line="276" w:lineRule="auto"/>
       </w:pPr>
       <w:r>
-        <w:t xml:space="preserve">As part of the investigation I visited </w:t>
+        <w:t xml:space="preserve">As part of the </w:t>
+      </w:r>
+      <w:proofErr w:type="gramStart"/>
+      <w:r>
+        <w:t>investigation</w:t>
+      </w:r>
+      <w:proofErr w:type="gramEnd"/>
+      <w:r>
+        <w:t xml:space="preserve"> I visited </w:t>
       </w:r>
       <w:proofErr w:type="spellStart"/>
       <w:r>
@@ -3490,7 +3865,6 @@
         <w:spacing w:line="276" w:lineRule="auto"/>
       </w:pPr>
       <w:r>
-        <w:lastRenderedPageBreak/>
         <w:t>It was also clear that customers who had already used the kiosk to order food and drinks were then joining the box office queue to buy their tickets separately. This meant some customers were effectively queuing twice before they could take their seat. During the observation period this happened repeatedly and on a couple of occasions customers waiting in the box office queue made comments about having already waited at the kiosk. This confirmed what the staff interviews had suggested about the kiosk and ticketing systems being completely disconnected from each other.</w:t>
       </w:r>
     </w:p>
@@ -3506,8 +3880,13 @@
       <w:pPr>
         <w:spacing w:line="276" w:lineRule="auto"/>
       </w:pPr>
-      <w:r>
-        <w:t>Overall the observation confirmed and added detail to the problems that had already been identified through the interviews and questionnaire. Seeing the existing system in action made it clear that the issues are not occasional or minor but are a regular feature of how the cinema operates during busy periods. The findings from this observation have directly informed the objectives set out later in this investigation.</w:t>
+      <w:proofErr w:type="gramStart"/>
+      <w:r>
+        <w:t>Overall</w:t>
+      </w:r>
+      <w:proofErr w:type="gramEnd"/>
+      <w:r>
+        <w:t xml:space="preserve"> the observation confirmed and added detail to the problems that had already been identified through the interviews and questionnaire. Seeing the existing system in action made it clear that the issues are not occasional or minor but are a regular feature of how the cinema operates during busy periods. The findings from this observation have directly informed the objectives set out later in this investigation.</w:t>
       </w:r>
     </w:p>
     <w:p>
@@ -3533,7 +3912,15 @@
         <w:spacing w:line="276" w:lineRule="auto"/>
       </w:pPr>
       <w:r>
-        <w:t>Alongside the interviews, questionnaire and observation I also asked to look at the actual records and documents that the cinema uses day to day. Looking at the real paperwork is useful because it shows exactly what data is being captured at the moment, and it often reveals small details that nobody thinks to mention in an interview simply because they are so used to them. Four documents were examined and each one is described below.</w:t>
+        <w:t xml:space="preserve">Alongside the interviews, questionnaire and observation I also asked to look at the actual records and documents that the cinema uses day to day. Looking at the real paperwork is useful because it shows exactly what data is being captured </w:t>
+      </w:r>
+      <w:proofErr w:type="gramStart"/>
+      <w:r>
+        <w:t>at the moment</w:t>
+      </w:r>
+      <w:proofErr w:type="gramEnd"/>
+      <w:r>
+        <w:t>, and it often reveals small details that nobody thinks to mention in an interview simply because they are so used to them. Four documents were examined and each one is described below.</w:t>
       </w:r>
     </w:p>
     <w:p>
@@ -3555,7 +3942,6 @@
           <w:iCs w:val="0"/>
           <w:color w:val="000000" w:themeColor="text1"/>
         </w:rPr>
-        <w:lastRenderedPageBreak/>
         <w:t>The Paper Booking Diary</w:t>
       </w:r>
     </w:p>
@@ -3594,7 +3980,7 @@
                     </pic:cNvPicPr>
                   </pic:nvPicPr>
                   <pic:blipFill>
-                    <a:blip r:embed="rId9" cstate="print">
+                    <a:blip r:embed="rId12" cstate="print">
                       <a:extLst>
                         <a:ext uri="{28A0092B-C50C-407E-A947-70E740481C1C}">
                           <a14:useLocalDpi xmlns:a14="http://schemas.microsoft.com/office/drawing/2010/main" val="0"/>
@@ -3631,7 +4017,23 @@
         <w:spacing w:line="276" w:lineRule="auto"/>
       </w:pPr>
       <w:r>
-        <w:t>The first document I examined was the paper booking diary. Each day is given its own page and bookings are written in by hand as customers arrive, with the customer name, the film, the screening time and the number of tickets noted down, and a seat number sometimes squeezed into the margin. There is no fixed structure to how a booking is recorded, so the level of detail varies from one entry to the next depending on which member of staff took it. This immediately showed me why seat clashes happen, because there is no clear column or layout showing which seats have already gone for a particular screening, so a member of staff has no quick way of checking before promising a seat to a customer.</w:t>
+        <w:t xml:space="preserve">The first document I examined was the paper booking diary. Each day is given its own </w:t>
+      </w:r>
+      <w:proofErr w:type="gramStart"/>
+      <w:r>
+        <w:t>page</w:t>
+      </w:r>
+      <w:proofErr w:type="gramEnd"/>
+      <w:r>
+        <w:t xml:space="preserve"> and bookings are written in by hand as customers arrive, with the </w:t>
+      </w:r>
+      <w:proofErr w:type="gramStart"/>
+      <w:r>
+        <w:t>customer</w:t>
+      </w:r>
+      <w:proofErr w:type="gramEnd"/>
+      <w:r>
+        <w:t xml:space="preserve"> name, the film, the screening time and the number of tickets noted down, and a seat number sometimes squeezed into the margin. There is no fixed structure to how a booking is recorded, so the level of detail varies from one entry to the next depending on which member of staff took it. This immediately showed me why seat clashes happen, because there is no clear column or layout showing which seats have already gone for a particular screening, so a member of staff has no quick way of checking before promising a seat to a customer.</w:t>
       </w:r>
     </w:p>
     <w:p>
@@ -3653,7 +4055,6 @@
           <w:iCs w:val="0"/>
           <w:color w:val="000000" w:themeColor="text1"/>
         </w:rPr>
-        <w:lastRenderedPageBreak/>
         <w:t>The Food and Drink Stock Spreadsheet</w:t>
       </w:r>
     </w:p>
@@ -3681,7 +4082,7 @@
                     <pic:cNvPicPr/>
                   </pic:nvPicPr>
                   <pic:blipFill>
-                    <a:blip r:embed="rId10"/>
+                    <a:blip r:embed="rId13"/>
                     <a:stretch>
                       <a:fillRect/>
                     </a:stretch>
@@ -3707,7 +4108,15 @@
         <w:spacing w:line="276" w:lineRule="auto"/>
       </w:pPr>
       <w:r>
-        <w:t>The second document was the spreadsheet used to track food and drink stock. It lists each item alongside a quantity that the manager updates by hand after a manual stock count. Because the figures are only correct as of the last time someone counted, the spreadsheet is rarely an accurate picture of what is actually in the building, and nothing about it is linked to what gets sold at the concessions area or the kiosk. Seeing it confirmed how disconnected the stock side of the business is from everything else.</w:t>
+        <w:t xml:space="preserve">The second document was the spreadsheet used to track food and drink stock. It lists each item alongside a quantity that the manager updates by hand after a manual stock count. Because the figures are only correct as of the last time someone counted, the spreadsheet is rarely an accurate picture of what is </w:t>
+      </w:r>
+      <w:proofErr w:type="gramStart"/>
+      <w:r>
+        <w:t>actually in</w:t>
+      </w:r>
+      <w:proofErr w:type="gramEnd"/>
+      <w:r>
+        <w:t xml:space="preserve"> the building, and nothing about it is linked to what gets sold at the concessions area or the kiosk. Seeing it confirmed how disconnected the stock side of the business is from everything else.</w:t>
       </w:r>
     </w:p>
     <w:p>
@@ -3729,7 +4138,6 @@
           <w:iCs w:val="0"/>
           <w:color w:val="000000" w:themeColor="text1"/>
         </w:rPr>
-        <w:lastRenderedPageBreak/>
         <w:t>The Staff Rota Spreadsheet</w:t>
       </w:r>
     </w:p>
@@ -3765,7 +4173,7 @@
                     <pic:cNvPicPr/>
                   </pic:nvPicPr>
                   <pic:blipFill>
-                    <a:blip r:embed="rId11"/>
+                    <a:blip r:embed="rId14"/>
                     <a:stretch>
                       <a:fillRect/>
                     </a:stretch>
@@ -3791,7 +4199,15 @@
         <w:spacing w:line="276" w:lineRule="auto"/>
       </w:pPr>
       <w:r>
-        <w:t>The third document was the staff rota spreadsheet, which the manager fills in and prints out for the team. It is kept completely separate from the booking and stock records, and the only way for a member of staff to check when they are working is to be physically at the cinema where the printout is pinned up. While staff scheduling is not a core part of the problem this project is solving, looking at the rota helped confirm just how scattered the cinema's information is across separate files that do not talk to each other.</w:t>
+        <w:t xml:space="preserve">The third document was the staff rota spreadsheet, which the manager fills in and prints out for the team. It is kept </w:t>
+      </w:r>
+      <w:proofErr w:type="gramStart"/>
+      <w:r>
+        <w:t>completely separate</w:t>
+      </w:r>
+      <w:proofErr w:type="gramEnd"/>
+      <w:r>
+        <w:t xml:space="preserve"> from the booking and stock records, and the only way for a member of staff to check when they are working is to be physically at the cinema where the printout is pinned up. While staff scheduling is not a core part of the problem this project is solving, looking at the rota helped confirm just how scattered the cinema's information is across separate files that do not talk to each other.</w:t>
       </w:r>
     </w:p>
     <w:p>
@@ -3813,7 +4229,6 @@
           <w:iCs w:val="0"/>
           <w:color w:val="000000" w:themeColor="text1"/>
         </w:rPr>
-        <w:lastRenderedPageBreak/>
         <w:t>The Ticket Stub</w:t>
       </w:r>
     </w:p>
@@ -3841,10 +4256,10 @@
                     <pic:cNvPicPr/>
                   </pic:nvPicPr>
                   <pic:blipFill>
-                    <a:blip r:embed="rId12">
+                    <a:blip r:embed="rId15">
                       <a:extLst>
                         <a:ext uri="{96DAC541-7B7A-43D3-8B79-37D633B846F1}">
-                          <asvg:svgBlip xmlns:asvg="http://schemas.microsoft.com/office/drawing/2016/SVG/main" r:embed="rId13"/>
+                          <asvg:svgBlip xmlns:asvg="http://schemas.microsoft.com/office/drawing/2016/SVG/main" r:embed="rId16"/>
                         </a:ext>
                       </a:extLst>
                     </a:blip>
@@ -3872,8 +4287,13 @@
       <w:pPr>
         <w:spacing w:line="276" w:lineRule="auto"/>
       </w:pPr>
-      <w:r>
-        <w:t>Finally I looked at the ticket stub that customers are given when they book. It is printed from a basic template on the box office computer, and a member of staff types the details in by hand each time before printing. The stub is not connected to any stored record, so once it has been printed there is no link between the piece of paper the customer is holding and any data the cinema keeps. This means a lost or disputed ticket cannot easily be checked against anything, which is another consequence of there being no central record of bookings.</w:t>
+      <w:proofErr w:type="gramStart"/>
+      <w:r>
+        <w:t>Finally</w:t>
+      </w:r>
+      <w:proofErr w:type="gramEnd"/>
+      <w:r>
+        <w:t xml:space="preserve"> I looked at the ticket stub that customers are given when they book. It is printed from a basic template on the box office computer, and a member of staff types the details in by hand each time before printing. The stub is not connected to any stored record, so once it has been printed there is no link between the piece of paper the customer is holding and any data the cinema keeps. This means a lost or disputed ticket cannot easily be checked against anything, which is another consequence of there being no central record of bookings.</w:t>
       </w:r>
     </w:p>
     <w:p>
@@ -3881,7 +4301,15 @@
         <w:spacing w:line="276" w:lineRule="auto"/>
       </w:pPr>
       <w:r>
-        <w:t>Taken together these documents painted a clear picture of a business whose data lives in several separate places, none of which are joined up. This directly supports the case for a single central database made later in this investigation, and it reinforces the double booking problem that the seat handling in Objectives 2 and 3 is designed to solve.</w:t>
+        <w:t xml:space="preserve">Taken together these documents painted a clear picture of a business whose data lives in several separate places, none of which are joined up. This directly supports the case for a single central database made later in this investigation, and it reinforces the </w:t>
+      </w:r>
+      <w:proofErr w:type="gramStart"/>
+      <w:r>
+        <w:t>double booking</w:t>
+      </w:r>
+      <w:proofErr w:type="gramEnd"/>
+      <w:r>
+        <w:t xml:space="preserve"> problem that the seat handling in Objectives 2 and 3 is designed to solve.</w:t>
       </w:r>
     </w:p>
     <w:p>
@@ -3899,7 +4327,6 @@
           <w:bCs/>
           <w:color w:val="000000" w:themeColor="text1"/>
         </w:rPr>
-        <w:lastRenderedPageBreak/>
         <w:t>Desk-based Research</w:t>
       </w:r>
     </w:p>
@@ -3926,7 +4353,23 @@
         <w:spacing w:line="276" w:lineRule="auto"/>
       </w:pPr>
       <w:r>
-        <w:t>As part of my investigation I researched the Vue Cinema booking system, which is one of the largest cinema chains in the UK. Vue operates 94 cinemas across the UK and Ireland and their online booking system provides a useful reference point for what a professional cinema management system should look like.</w:t>
+        <w:t xml:space="preserve">As part of my </w:t>
+      </w:r>
+      <w:proofErr w:type="gramStart"/>
+      <w:r>
+        <w:t>investigation</w:t>
+      </w:r>
+      <w:proofErr w:type="gramEnd"/>
+      <w:r>
+        <w:t xml:space="preserve"> I researched the Vue Cinema booking system, which is one of the largest cinema chains in the UK. Vue operates 94 cinemas across the UK and </w:t>
+      </w:r>
+      <w:proofErr w:type="gramStart"/>
+      <w:r>
+        <w:t>Ireland</w:t>
+      </w:r>
+      <w:proofErr w:type="gramEnd"/>
+      <w:r>
+        <w:t xml:space="preserve"> and their online booking system provides a useful reference point for what a professional cinema management system should look like.</w:t>
       </w:r>
     </w:p>
     <w:p>
@@ -3955,417 +4398,6 @@
             <wp:extent cx="5524500" cy="2533650"/>
             <wp:effectExtent l="0" t="0" r="0" b="0"/>
             <wp:docPr id="1" name="Picture 1"/>
-            <wp:cNvGraphicFramePr>
-              <a:graphicFrameLocks xmlns:a="http://schemas.openxmlformats.org/drawingml/2006/main" noChangeAspect="1"/>
-            </wp:cNvGraphicFramePr>
-            <a:graphic xmlns:a="http://schemas.openxmlformats.org/drawingml/2006/main">
-              <a:graphicData uri="http://schemas.openxmlformats.org/drawingml/2006/picture">
-                <pic:pic xmlns:pic="http://schemas.openxmlformats.org/drawingml/2006/picture">
-                  <pic:nvPicPr>
-                    <pic:cNvPr id="0" name=""/>
-                    <pic:cNvPicPr>
-                      <a:picLocks noChangeAspect="1" noChangeArrowheads="1"/>
-                    </pic:cNvPicPr>
-                  </pic:nvPicPr>
-                  <pic:blipFill>
-                    <a:blip r:embed="rId14"/>
-                    <a:srcRect/>
-                    <a:stretch>
-                      <a:fillRect/>
-                    </a:stretch>
-                  </pic:blipFill>
-                  <pic:spPr bwMode="auto">
-                    <a:xfrm>
-                      <a:off x="0" y="0"/>
-                      <a:ext cx="5524500" cy="2533650"/>
-                    </a:xfrm>
-                    <a:prstGeom prst="rect">
-                      <a:avLst/>
-                    </a:prstGeom>
-                  </pic:spPr>
-                </pic:pic>
-              </a:graphicData>
-            </a:graphic>
-          </wp:inline>
-        </w:drawing>
-      </w:r>
-    </w:p>
-    <w:p>
-      <w:pPr>
-        <w:spacing w:after="200"/>
-        <w:jc w:val="center"/>
-        <w:rPr>
-          <w:lang w:val="fr-FR"/>
-        </w:rPr>
-      </w:pPr>
-      <w:r>
-        <w:rPr>
-          <w:i/>
-          <w:iCs/>
-          <w:color w:val="595959"/>
-          <w:sz w:val="20"/>
-          <w:szCs w:val="20"/>
-          <w:lang w:val="fr-FR"/>
-        </w:rPr>
-        <w:t>Vue film listings page (myvue.com)</w:t>
-      </w:r>
-    </w:p>
-    <w:p>
-      <w:pPr>
-        <w:spacing w:line="276" w:lineRule="auto"/>
-      </w:pPr>
-      <w:r>
-        <w:t xml:space="preserve">The Vue homepage presents films visually using large poster images organised under a Top Films heading. Each film is displayed with its title clearly beneath it and the page includes a Quick Book bar at the bottom allowing users to search by venue, film, date and time simultaneously. This is a clean and intuitive way of presenting information that allows customers to find what they want quickly without having to navigate through multiple pages. For the </w:t>
-      </w:r>
-      <w:proofErr w:type="spellStart"/>
-      <w:r>
-        <w:t>Filmtopia</w:t>
-      </w:r>
-      <w:proofErr w:type="spellEnd"/>
-      <w:r>
-        <w:t xml:space="preserve"> system I will incorporate a similar visual approach to displaying films on the customer kiosk, ensuring that screenings are easy to browse and select.</w:t>
-      </w:r>
-    </w:p>
-    <w:p>
-      <w:pPr>
-        <w:spacing w:before="80" w:after="40"/>
-      </w:pPr>
-      <w:r>
-        <w:rPr>
-          <w:b/>
-          <w:bCs/>
-        </w:rPr>
-        <w:t>Screening Times Page</w:t>
-      </w:r>
-    </w:p>
-    <w:p>
-      <w:pPr>
-        <w:spacing w:before="120"/>
-        <w:jc w:val="center"/>
-      </w:pPr>
-      <w:r>
-        <w:rPr>
-          <w:noProof/>
-        </w:rPr>
-        <w:lastRenderedPageBreak/>
-        <w:drawing>
-          <wp:inline distT="0" distB="0" distL="0" distR="0" wp14:anchorId="249C92E6" wp14:editId="25BC37F4">
-            <wp:extent cx="4381500" cy="3914775"/>
-            <wp:effectExtent l="0" t="0" r="0" b="0"/>
-            <wp:docPr id="1144634544" name="Picture 1144634544"/>
-            <wp:cNvGraphicFramePr>
-              <a:graphicFrameLocks xmlns:a="http://schemas.openxmlformats.org/drawingml/2006/main" noChangeAspect="1"/>
-            </wp:cNvGraphicFramePr>
-            <a:graphic xmlns:a="http://schemas.openxmlformats.org/drawingml/2006/main">
-              <a:graphicData uri="http://schemas.openxmlformats.org/drawingml/2006/picture">
-                <pic:pic xmlns:pic="http://schemas.openxmlformats.org/drawingml/2006/picture">
-                  <pic:nvPicPr>
-                    <pic:cNvPr id="0" name=""/>
-                    <pic:cNvPicPr>
-                      <a:picLocks noChangeAspect="1" noChangeArrowheads="1"/>
-                    </pic:cNvPicPr>
-                  </pic:nvPicPr>
-                  <pic:blipFill>
-                    <a:blip r:embed="rId15"/>
-                    <a:srcRect/>
-                    <a:stretch>
-                      <a:fillRect/>
-                    </a:stretch>
-                  </pic:blipFill>
-                  <pic:spPr bwMode="auto">
-                    <a:xfrm>
-                      <a:off x="0" y="0"/>
-                      <a:ext cx="4381500" cy="3914775"/>
-                    </a:xfrm>
-                    <a:prstGeom prst="rect">
-                      <a:avLst/>
-                    </a:prstGeom>
-                  </pic:spPr>
-                </pic:pic>
-              </a:graphicData>
-            </a:graphic>
-          </wp:inline>
-        </w:drawing>
-      </w:r>
-    </w:p>
-    <w:p>
-      <w:pPr>
-        <w:spacing w:after="200"/>
-        <w:jc w:val="center"/>
-      </w:pPr>
-      <w:r>
-        <w:rPr>
-          <w:i/>
-          <w:iCs/>
-          <w:color w:val="595959"/>
-          <w:sz w:val="20"/>
-          <w:szCs w:val="20"/>
-        </w:rPr>
-        <w:t>Vue screening times page (myvue.com)</w:t>
-      </w:r>
-    </w:p>
-    <w:p>
-      <w:pPr>
-        <w:spacing w:line="276" w:lineRule="auto"/>
-      </w:pPr>
-      <w:r>
-        <w:t xml:space="preserve">When a film is selected Vue displays all upcoming showings for that film at the chosen venue, organised by date and time. Each screening card shows the start and end time, the screen number and the ticket price. Accessibility information such as audio description and wheelchair access is also clearly displayed. This level of detail is something I aim to replicate in </w:t>
-      </w:r>
-      <w:proofErr w:type="spellStart"/>
-      <w:r>
-        <w:t>Filmtopia</w:t>
-      </w:r>
-      <w:proofErr w:type="spellEnd"/>
-      <w:r>
-        <w:t>, where staff and customers should be able to see all relevant information about a screening at a glance without having to search through multiple menus.</w:t>
-      </w:r>
-    </w:p>
-    <w:p>
-      <w:pPr>
-        <w:spacing w:before="80" w:after="40"/>
-      </w:pPr>
-      <w:r>
-        <w:rPr>
-          <w:b/>
-          <w:bCs/>
-        </w:rPr>
-        <w:t>Seat Selection Screen</w:t>
-      </w:r>
-    </w:p>
-    <w:p>
-      <w:pPr>
-        <w:spacing w:before="120"/>
-        <w:jc w:val="center"/>
-      </w:pPr>
-      <w:r>
-        <w:rPr>
-          <w:noProof/>
-        </w:rPr>
-        <w:lastRenderedPageBreak/>
-        <w:drawing>
-          <wp:inline distT="0" distB="0" distL="0" distR="0" wp14:anchorId="40BB6089" wp14:editId="6F7339E3">
-            <wp:extent cx="5524500" cy="2809875"/>
-            <wp:effectExtent l="0" t="0" r="0" b="0"/>
-            <wp:docPr id="1968098163" name="Picture 1968098163"/>
-            <wp:cNvGraphicFramePr>
-              <a:graphicFrameLocks xmlns:a="http://schemas.openxmlformats.org/drawingml/2006/main" noChangeAspect="1"/>
-            </wp:cNvGraphicFramePr>
-            <a:graphic xmlns:a="http://schemas.openxmlformats.org/drawingml/2006/main">
-              <a:graphicData uri="http://schemas.openxmlformats.org/drawingml/2006/picture">
-                <pic:pic xmlns:pic="http://schemas.openxmlformats.org/drawingml/2006/picture">
-                  <pic:nvPicPr>
-                    <pic:cNvPr id="0" name=""/>
-                    <pic:cNvPicPr>
-                      <a:picLocks noChangeAspect="1" noChangeArrowheads="1"/>
-                    </pic:cNvPicPr>
-                  </pic:nvPicPr>
-                  <pic:blipFill>
-                    <a:blip r:embed="rId16"/>
-                    <a:srcRect/>
-                    <a:stretch>
-                      <a:fillRect/>
-                    </a:stretch>
-                  </pic:blipFill>
-                  <pic:spPr bwMode="auto">
-                    <a:xfrm>
-                      <a:off x="0" y="0"/>
-                      <a:ext cx="5524500" cy="2809875"/>
-                    </a:xfrm>
-                    <a:prstGeom prst="rect">
-                      <a:avLst/>
-                    </a:prstGeom>
-                  </pic:spPr>
-                </pic:pic>
-              </a:graphicData>
-            </a:graphic>
-          </wp:inline>
-        </w:drawing>
-      </w:r>
-    </w:p>
-    <w:p>
-      <w:pPr>
-        <w:spacing w:after="200"/>
-        <w:jc w:val="center"/>
-      </w:pPr>
-      <w:r>
-        <w:rPr>
-          <w:i/>
-          <w:iCs/>
-          <w:color w:val="595959"/>
-          <w:sz w:val="20"/>
-          <w:szCs w:val="20"/>
-        </w:rPr>
-        <w:t>Vue graphical seat selection screen (myvue.com)</w:t>
-      </w:r>
-    </w:p>
-    <w:p>
-      <w:pPr>
-        <w:spacing w:line="276" w:lineRule="auto"/>
-      </w:pPr>
-      <w:r>
-        <w:t xml:space="preserve">Vue's seat selection interface is a standout feature of their system. It displays a graphical layout of the screen showing every seat as a coloured icon, with different colours representing different seat types and prices. VIP seats are shown in orange at £8.49, Regular seats in black at £7.49, Saver seats in green at £6.49 and Super Saver seats in red at £4.99. Occupied seats are shown in grey so customers can immediately see what is available. Rows are labelled alphabetically on the left hand side. This graphical seat selection is a key feature I plan to implement in </w:t>
-      </w:r>
-      <w:proofErr w:type="spellStart"/>
-      <w:r>
-        <w:t>Filmtopia</w:t>
-      </w:r>
-      <w:proofErr w:type="spellEnd"/>
-      <w:r>
-        <w:t xml:space="preserve"> as it directly addresses the double booking problem identified in the interviews. By showing customers and staff exactly which seats are taken in real time the system eliminates the risk of two people being assigned the same seat.</w:t>
-      </w:r>
-    </w:p>
-    <w:p>
-      <w:pPr>
-        <w:spacing w:before="80" w:after="40"/>
-      </w:pPr>
-      <w:r>
-        <w:rPr>
-          <w:b/>
-          <w:bCs/>
-        </w:rPr>
-        <w:t xml:space="preserve">Features Identified for </w:t>
-      </w:r>
-      <w:proofErr w:type="spellStart"/>
-      <w:r>
-        <w:rPr>
-          <w:b/>
-          <w:bCs/>
-        </w:rPr>
-        <w:t>Filmtopia</w:t>
-      </w:r>
-      <w:proofErr w:type="spellEnd"/>
-    </w:p>
-    <w:p>
-      <w:pPr>
-        <w:pStyle w:val="ListParagraph"/>
-        <w:numPr>
-          <w:ilvl w:val="0"/>
-          <w:numId w:val="1"/>
-        </w:numPr>
-        <w:spacing w:after="60" w:line="276" w:lineRule="auto"/>
-        <w:contextualSpacing w:val="0"/>
-      </w:pPr>
-      <w:r>
-        <w:t>A visual film listings interface showing posters and screening times clearly</w:t>
-      </w:r>
-    </w:p>
-    <w:p>
-      <w:pPr>
-        <w:pStyle w:val="ListParagraph"/>
-        <w:numPr>
-          <w:ilvl w:val="0"/>
-          <w:numId w:val="1"/>
-        </w:numPr>
-        <w:spacing w:after="60" w:line="276" w:lineRule="auto"/>
-        <w:contextualSpacing w:val="0"/>
-      </w:pPr>
-      <w:r>
-        <w:t>A graphical seat map showing available and occupied seats in real time</w:t>
-      </w:r>
-    </w:p>
-    <w:p>
-      <w:pPr>
-        <w:pStyle w:val="ListParagraph"/>
-        <w:numPr>
-          <w:ilvl w:val="0"/>
-          <w:numId w:val="1"/>
-        </w:numPr>
-        <w:spacing w:after="60" w:line="276" w:lineRule="auto"/>
-        <w:contextualSpacing w:val="0"/>
-      </w:pPr>
-      <w:r>
-        <w:t>Colour coding to distinguish between different types of seats or statuses</w:t>
-      </w:r>
-    </w:p>
-    <w:p>
-      <w:pPr>
-        <w:pStyle w:val="ListParagraph"/>
-        <w:numPr>
-          <w:ilvl w:val="0"/>
-          <w:numId w:val="1"/>
-        </w:numPr>
-        <w:spacing w:after="60" w:line="276" w:lineRule="auto"/>
-        <w:contextualSpacing w:val="0"/>
-      </w:pPr>
-      <w:r>
-        <w:t>Clear display of screening information including screen number, time and date</w:t>
-      </w:r>
-    </w:p>
-    <w:p>
-      <w:pPr>
-        <w:pStyle w:val="ListParagraph"/>
-        <w:numPr>
-          <w:ilvl w:val="0"/>
-          <w:numId w:val="1"/>
-        </w:numPr>
-        <w:spacing w:after="60" w:line="276" w:lineRule="auto"/>
-        <w:contextualSpacing w:val="0"/>
-      </w:pPr>
-      <w:r>
-        <w:t>A quick search function allowing users to find screenings by film, date and time</w:t>
-      </w:r>
-    </w:p>
-    <w:p>
-      <w:pPr>
-        <w:pStyle w:val="Heading4"/>
-        <w:rPr>
-          <w:b/>
-          <w:bCs/>
-          <w:color w:val="000000" w:themeColor="text1"/>
-        </w:rPr>
-      </w:pPr>
-      <w:r>
-        <w:rPr>
-          <w:b/>
-          <w:bCs/>
-          <w:color w:val="000000" w:themeColor="text1"/>
-        </w:rPr>
-        <w:t>Desk Based Research - Odeon Cinema (odeon.co.uk)</w:t>
-      </w:r>
-    </w:p>
-    <w:p>
-      <w:pPr>
-        <w:spacing w:line="276" w:lineRule="auto"/>
-      </w:pPr>
-      <w:r>
-        <w:t xml:space="preserve">The second system I researched was Odeon, which is the largest cinema chain in the UK. Odeon operates over 120 cinemas across the UK and Ireland and their online booking system offered several useful features to compare against Vue and to inform the design of </w:t>
-      </w:r>
-      <w:proofErr w:type="spellStart"/>
-      <w:r>
-        <w:t>Filmtopia</w:t>
-      </w:r>
-      <w:proofErr w:type="spellEnd"/>
-      <w:r>
-        <w:t>.</w:t>
-      </w:r>
-    </w:p>
-    <w:p>
-      <w:pPr>
-        <w:spacing w:before="80" w:after="40"/>
-      </w:pPr>
-      <w:r>
-        <w:rPr>
-          <w:b/>
-          <w:bCs/>
-        </w:rPr>
-        <w:lastRenderedPageBreak/>
-        <w:t>Film Listings Page</w:t>
-      </w:r>
-    </w:p>
-    <w:p>
-      <w:pPr>
-        <w:spacing w:before="120"/>
-        <w:jc w:val="center"/>
-      </w:pPr>
-      <w:r>
-        <w:rPr>
-          <w:noProof/>
-        </w:rPr>
-        <w:drawing>
-          <wp:inline distT="0" distB="0" distL="0" distR="0" wp14:anchorId="3280BCAA" wp14:editId="0FD2A1B3">
-            <wp:extent cx="4476750" cy="4381500"/>
-            <wp:effectExtent l="0" t="0" r="0" b="0"/>
-            <wp:docPr id="2009319500" name="Picture 2009319500"/>
             <wp:cNvGraphicFramePr>
               <a:graphicFrameLocks xmlns:a="http://schemas.openxmlformats.org/drawingml/2006/main" noChangeAspect="1"/>
             </wp:cNvGraphicFramePr>
@@ -4388,7 +4420,7 @@
                   <pic:spPr bwMode="auto">
                     <a:xfrm>
                       <a:off x="0" y="0"/>
-                      <a:ext cx="4476750" cy="4381500"/>
+                      <a:ext cx="5524500" cy="2533650"/>
                     </a:xfrm>
                     <a:prstGeom prst="rect">
                       <a:avLst/>
@@ -4406,7 +4438,7 @@
         <w:spacing w:after="200"/>
         <w:jc w:val="center"/>
         <w:rPr>
-          <w:lang w:val="de-DE"/>
+          <w:lang w:val="fr-FR"/>
         </w:rPr>
       </w:pPr>
       <w:r>
@@ -4416,97 +4448,25 @@
           <w:color w:val="595959"/>
           <w:sz w:val="20"/>
           <w:szCs w:val="20"/>
-          <w:lang w:val="de-DE"/>
-        </w:rPr>
-        <w:t xml:space="preserve">Odeon </w:t>
+          <w:lang w:val="fr-FR"/>
+        </w:rPr>
+        <w:t>Vue film listings page (myvue.com)</w:t>
+      </w:r>
+    </w:p>
+    <w:p>
+      <w:pPr>
+        <w:spacing w:line="276" w:lineRule="auto"/>
+      </w:pPr>
+      <w:r>
+        <w:t xml:space="preserve">The Vue homepage presents films visually using large poster images organised under a Top Films heading. Each film is displayed with its title clearly beneath it and the page includes a Quick Book bar at the bottom allowing users to search by venue, film, date and time simultaneously. This is a clean and intuitive way of presenting information that allows customers to find what they want quickly without having to navigate through multiple pages. For the </w:t>
       </w:r>
       <w:proofErr w:type="spellStart"/>
       <w:r>
-        <w:rPr>
-          <w:i/>
-          <w:iCs/>
-          <w:color w:val="595959"/>
-          <w:sz w:val="20"/>
-          <w:szCs w:val="20"/>
-          <w:lang w:val="de-DE"/>
-        </w:rPr>
-        <w:t>film</w:t>
+        <w:t>Filmtopia</w:t>
       </w:r>
       <w:proofErr w:type="spellEnd"/>
       <w:r>
-        <w:rPr>
-          <w:i/>
-          <w:iCs/>
-          <w:color w:val="595959"/>
-          <w:sz w:val="20"/>
-          <w:szCs w:val="20"/>
-          <w:lang w:val="de-DE"/>
-        </w:rPr>
-        <w:t xml:space="preserve"> </w:t>
-      </w:r>
-      <w:proofErr w:type="spellStart"/>
-      <w:r>
-        <w:rPr>
-          <w:i/>
-          <w:iCs/>
-          <w:color w:val="595959"/>
-          <w:sz w:val="20"/>
-          <w:szCs w:val="20"/>
-          <w:lang w:val="de-DE"/>
-        </w:rPr>
-        <w:t>listings</w:t>
-      </w:r>
-      <w:proofErr w:type="spellEnd"/>
-      <w:r>
-        <w:rPr>
-          <w:i/>
-          <w:iCs/>
-          <w:color w:val="595959"/>
-          <w:sz w:val="20"/>
-          <w:szCs w:val="20"/>
-          <w:lang w:val="de-DE"/>
-        </w:rPr>
-        <w:t xml:space="preserve"> </w:t>
-      </w:r>
-      <w:proofErr w:type="spellStart"/>
-      <w:r>
-        <w:rPr>
-          <w:i/>
-          <w:iCs/>
-          <w:color w:val="595959"/>
-          <w:sz w:val="20"/>
-          <w:szCs w:val="20"/>
-          <w:lang w:val="de-DE"/>
-        </w:rPr>
-        <w:t>page</w:t>
-      </w:r>
-      <w:proofErr w:type="spellEnd"/>
-      <w:r>
-        <w:rPr>
-          <w:i/>
-          <w:iCs/>
-          <w:color w:val="595959"/>
-          <w:sz w:val="20"/>
-          <w:szCs w:val="20"/>
-          <w:lang w:val="de-DE"/>
-        </w:rPr>
-        <w:t xml:space="preserve"> (odeon.co.uk)</w:t>
-      </w:r>
-    </w:p>
-    <w:p>
-      <w:pPr>
-        <w:spacing w:line="276" w:lineRule="auto"/>
-      </w:pPr>
-      <w:r>
-        <w:t xml:space="preserve">Similar to Vue, Odeon presents films using large poster images organised under a Top Films heading. However Odeon includes additional information directly on the film page such as the director, cast, runtime, release date and genre tags. This richer level of detail gives customers more context before making a booking decision. Odeon also includes a quick search bar at the bottom of the page allowing users to filter by cinema, film, date and time. One notable difference from Vue is that Odeon uses a darker navy blue colour scheme throughout which creates a more premium feel. For </w:t>
-      </w:r>
-      <w:proofErr w:type="spellStart"/>
-      <w:r>
-        <w:t>Filmtopia</w:t>
-      </w:r>
-      <w:proofErr w:type="spellEnd"/>
-      <w:r>
-        <w:t xml:space="preserve"> I will aim to display key film information clearly on the customer kiosk so customers can make informed decisions quickly.</w:t>
+        <w:t xml:space="preserve"> system I will incorporate a similar visual approach to displaying films on the customer kiosk, ensuring that screenings are easy to browse and select.</w:t>
       </w:r>
     </w:p>
     <w:p>
@@ -4530,12 +4490,11 @@
         <w:rPr>
           <w:noProof/>
         </w:rPr>
-        <w:lastRenderedPageBreak/>
         <w:drawing>
-          <wp:inline distT="0" distB="0" distL="0" distR="0" wp14:anchorId="1E91FEA3" wp14:editId="61E265F1">
-            <wp:extent cx="4286250" cy="4343400"/>
+          <wp:inline distT="0" distB="0" distL="0" distR="0" wp14:anchorId="249C92E6" wp14:editId="25BC37F4">
+            <wp:extent cx="4381500" cy="3914775"/>
             <wp:effectExtent l="0" t="0" r="0" b="0"/>
-            <wp:docPr id="1339000641" name="Picture 1339000641"/>
+            <wp:docPr id="1144634544" name="Picture 1144634544"/>
             <wp:cNvGraphicFramePr>
               <a:graphicFrameLocks xmlns:a="http://schemas.openxmlformats.org/drawingml/2006/main" noChangeAspect="1"/>
             </wp:cNvGraphicFramePr>
@@ -4558,7 +4517,7 @@
                   <pic:spPr bwMode="auto">
                     <a:xfrm>
                       <a:off x="0" y="0"/>
-                      <a:ext cx="4286250" cy="4343400"/>
+                      <a:ext cx="4381500" cy="3914775"/>
                     </a:xfrm>
                     <a:prstGeom prst="rect">
                       <a:avLst/>
@@ -4584,7 +4543,7 @@
           <w:sz w:val="20"/>
           <w:szCs w:val="20"/>
         </w:rPr>
-        <w:t>Odeon screening times page (odeon.co.uk)</w:t>
+        <w:t>Vue screening times page (myvue.com)</w:t>
       </w:r>
     </w:p>
     <w:p>
@@ -4592,7 +4551,7 @@
         <w:spacing w:line="276" w:lineRule="auto"/>
       </w:pPr>
       <w:r>
-        <w:t xml:space="preserve">Odeon's screening times page clearly displays the film title, runtime, release date and genre alongside all available showtimes. Screenings are organised by date across the top of the page and grouped by cinema location below. Each screening card shows the start time, screen number and format such as 3D. A Book Now button is displayed prominently on each card making the next action immediately obvious. This clear layout is something I will replicate in </w:t>
+        <w:t xml:space="preserve">When a film is selected Vue displays all upcoming showings for that film at the chosen venue, organised by date and time. Each screening card shows the start and end time, the screen number and the ticket price. Accessibility information such as audio description and wheelchair access is also clearly displayed. This level of detail is something I aim to replicate in </w:t>
       </w:r>
       <w:proofErr w:type="spellStart"/>
       <w:r>
@@ -4600,7 +4559,15 @@
       </w:r>
       <w:proofErr w:type="spellEnd"/>
       <w:r>
-        <w:t xml:space="preserve"> where staff should be able to see all screenings for a given film at a glance.</w:t>
+        <w:t xml:space="preserve">, where staff and customers should be able to see all relevant information about a screening </w:t>
+      </w:r>
+      <w:proofErr w:type="gramStart"/>
+      <w:r>
+        <w:t>at a glance</w:t>
+      </w:r>
+      <w:proofErr w:type="gramEnd"/>
+      <w:r>
+        <w:t xml:space="preserve"> without having to search through multiple menus.</w:t>
       </w:r>
     </w:p>
     <w:p>
@@ -4624,12 +4591,11 @@
         <w:rPr>
           <w:noProof/>
         </w:rPr>
-        <w:lastRenderedPageBreak/>
         <w:drawing>
-          <wp:inline distT="0" distB="0" distL="0" distR="0" wp14:anchorId="456DA744" wp14:editId="1AB6B7F1">
-            <wp:extent cx="5143500" cy="4038600"/>
+          <wp:inline distT="0" distB="0" distL="0" distR="0" wp14:anchorId="40BB6089" wp14:editId="6F7339E3">
+            <wp:extent cx="5524500" cy="2809875"/>
             <wp:effectExtent l="0" t="0" r="0" b="0"/>
-            <wp:docPr id="899379480" name="Picture 899379480"/>
+            <wp:docPr id="1968098163" name="Picture 1968098163"/>
             <wp:cNvGraphicFramePr>
               <a:graphicFrameLocks xmlns:a="http://schemas.openxmlformats.org/drawingml/2006/main" noChangeAspect="1"/>
             </wp:cNvGraphicFramePr>
@@ -4652,6 +4618,459 @@
                   <pic:spPr bwMode="auto">
                     <a:xfrm>
                       <a:off x="0" y="0"/>
+                      <a:ext cx="5524500" cy="2809875"/>
+                    </a:xfrm>
+                    <a:prstGeom prst="rect">
+                      <a:avLst/>
+                    </a:prstGeom>
+                  </pic:spPr>
+                </pic:pic>
+              </a:graphicData>
+            </a:graphic>
+          </wp:inline>
+        </w:drawing>
+      </w:r>
+    </w:p>
+    <w:p>
+      <w:pPr>
+        <w:spacing w:after="200"/>
+        <w:jc w:val="center"/>
+      </w:pPr>
+      <w:r>
+        <w:rPr>
+          <w:i/>
+          <w:iCs/>
+          <w:color w:val="595959"/>
+          <w:sz w:val="20"/>
+          <w:szCs w:val="20"/>
+        </w:rPr>
+        <w:t>Vue graphical seat selection screen (myvue.com)</w:t>
+      </w:r>
+    </w:p>
+    <w:p>
+      <w:pPr>
+        <w:spacing w:line="276" w:lineRule="auto"/>
+      </w:pPr>
+      <w:r>
+        <w:t xml:space="preserve">Vue's seat selection interface is a standout feature of their system. It displays a graphical layout of the screen showing every seat as a coloured icon, with different colours representing different seat types and prices. VIP seats are shown in orange at £8.49, Regular seats in black at £7.49, Saver seats in green at £6.49 and Super Saver seats in red at £4.99. Occupied seats are shown in grey so customers can immediately see what is available. Rows are labelled alphabetically on the </w:t>
+      </w:r>
+      <w:proofErr w:type="gramStart"/>
+      <w:r>
+        <w:t>left hand</w:t>
+      </w:r>
+      <w:proofErr w:type="gramEnd"/>
+      <w:r>
+        <w:t xml:space="preserve"> side. This graphical seat selection is a key feature I plan to implement in </w:t>
+      </w:r>
+      <w:proofErr w:type="spellStart"/>
+      <w:r>
+        <w:t>Filmtopia</w:t>
+      </w:r>
+      <w:proofErr w:type="spellEnd"/>
+      <w:r>
+        <w:t xml:space="preserve"> as it directly addresses the </w:t>
+      </w:r>
+      <w:proofErr w:type="gramStart"/>
+      <w:r>
+        <w:t>double booking</w:t>
+      </w:r>
+      <w:proofErr w:type="gramEnd"/>
+      <w:r>
+        <w:t xml:space="preserve"> problem identified in the interviews. By showing customers and staff exactly which seats are taken in real time the system eliminates the risk of two people being assigned the same seat.</w:t>
+      </w:r>
+    </w:p>
+    <w:p>
+      <w:pPr>
+        <w:spacing w:before="80" w:after="40"/>
+      </w:pPr>
+      <w:r>
+        <w:rPr>
+          <w:b/>
+          <w:bCs/>
+        </w:rPr>
+        <w:t xml:space="preserve">Features Identified for </w:t>
+      </w:r>
+      <w:proofErr w:type="spellStart"/>
+      <w:r>
+        <w:rPr>
+          <w:b/>
+          <w:bCs/>
+        </w:rPr>
+        <w:t>Filmtopia</w:t>
+      </w:r>
+      <w:proofErr w:type="spellEnd"/>
+    </w:p>
+    <w:p>
+      <w:pPr>
+        <w:pStyle w:val="ListParagraph"/>
+        <w:numPr>
+          <w:ilvl w:val="0"/>
+          <w:numId w:val="1"/>
+        </w:numPr>
+        <w:spacing w:after="60" w:line="276" w:lineRule="auto"/>
+        <w:contextualSpacing w:val="0"/>
+      </w:pPr>
+      <w:r>
+        <w:t>A visual film listings interface showing posters and screening times clearly</w:t>
+      </w:r>
+    </w:p>
+    <w:p>
+      <w:pPr>
+        <w:pStyle w:val="ListParagraph"/>
+        <w:numPr>
+          <w:ilvl w:val="0"/>
+          <w:numId w:val="1"/>
+        </w:numPr>
+        <w:spacing w:after="60" w:line="276" w:lineRule="auto"/>
+        <w:contextualSpacing w:val="0"/>
+      </w:pPr>
+      <w:r>
+        <w:t>A graphical seat map showing available and occupied seats in real time</w:t>
+      </w:r>
+    </w:p>
+    <w:p>
+      <w:pPr>
+        <w:pStyle w:val="ListParagraph"/>
+        <w:numPr>
+          <w:ilvl w:val="0"/>
+          <w:numId w:val="1"/>
+        </w:numPr>
+        <w:spacing w:after="60" w:line="276" w:lineRule="auto"/>
+        <w:contextualSpacing w:val="0"/>
+      </w:pPr>
+      <w:r>
+        <w:t>Colour coding to distinguish between different types of seats or statuses</w:t>
+      </w:r>
+    </w:p>
+    <w:p>
+      <w:pPr>
+        <w:pStyle w:val="ListParagraph"/>
+        <w:numPr>
+          <w:ilvl w:val="0"/>
+          <w:numId w:val="1"/>
+        </w:numPr>
+        <w:spacing w:after="60" w:line="276" w:lineRule="auto"/>
+        <w:contextualSpacing w:val="0"/>
+      </w:pPr>
+      <w:r>
+        <w:t>Clear display of screening information including screen number, time and date</w:t>
+      </w:r>
+    </w:p>
+    <w:p>
+      <w:pPr>
+        <w:pStyle w:val="ListParagraph"/>
+        <w:numPr>
+          <w:ilvl w:val="0"/>
+          <w:numId w:val="1"/>
+        </w:numPr>
+        <w:spacing w:after="60" w:line="276" w:lineRule="auto"/>
+        <w:contextualSpacing w:val="0"/>
+      </w:pPr>
+      <w:r>
+        <w:t>A quick search function allowing users to find screenings by film, date and time</w:t>
+      </w:r>
+    </w:p>
+    <w:p>
+      <w:pPr>
+        <w:pStyle w:val="Heading4"/>
+        <w:rPr>
+          <w:b/>
+          <w:bCs/>
+          <w:color w:val="000000" w:themeColor="text1"/>
+        </w:rPr>
+      </w:pPr>
+      <w:r>
+        <w:rPr>
+          <w:b/>
+          <w:bCs/>
+          <w:color w:val="000000" w:themeColor="text1"/>
+        </w:rPr>
+        <w:t>Desk Based Research - Odeon Cinema (odeon.co.uk)</w:t>
+      </w:r>
+    </w:p>
+    <w:p>
+      <w:pPr>
+        <w:spacing w:line="276" w:lineRule="auto"/>
+      </w:pPr>
+      <w:r>
+        <w:t xml:space="preserve">The second system I researched was Odeon, which is the largest cinema chain in the UK. Odeon operates over 120 cinemas across the UK and </w:t>
+      </w:r>
+      <w:proofErr w:type="gramStart"/>
+      <w:r>
+        <w:t>Ireland</w:t>
+      </w:r>
+      <w:proofErr w:type="gramEnd"/>
+      <w:r>
+        <w:t xml:space="preserve"> and their online booking system offered several useful features to compare against Vue and to inform the design of </w:t>
+      </w:r>
+      <w:proofErr w:type="spellStart"/>
+      <w:r>
+        <w:t>Filmtopia</w:t>
+      </w:r>
+      <w:proofErr w:type="spellEnd"/>
+      <w:r>
+        <w:t>.</w:t>
+      </w:r>
+    </w:p>
+    <w:p>
+      <w:pPr>
+        <w:spacing w:before="80" w:after="40"/>
+      </w:pPr>
+      <w:r>
+        <w:rPr>
+          <w:b/>
+          <w:bCs/>
+        </w:rPr>
+        <w:t>Film Listings Page</w:t>
+      </w:r>
+    </w:p>
+    <w:p>
+      <w:pPr>
+        <w:spacing w:before="120"/>
+        <w:jc w:val="center"/>
+      </w:pPr>
+      <w:r>
+        <w:rPr>
+          <w:noProof/>
+        </w:rPr>
+        <w:drawing>
+          <wp:inline distT="0" distB="0" distL="0" distR="0" wp14:anchorId="3280BCAA" wp14:editId="0FD2A1B3">
+            <wp:extent cx="4476750" cy="4381500"/>
+            <wp:effectExtent l="0" t="0" r="0" b="0"/>
+            <wp:docPr id="2009319500" name="Picture 2009319500"/>
+            <wp:cNvGraphicFramePr>
+              <a:graphicFrameLocks xmlns:a="http://schemas.openxmlformats.org/drawingml/2006/main" noChangeAspect="1"/>
+            </wp:cNvGraphicFramePr>
+            <a:graphic xmlns:a="http://schemas.openxmlformats.org/drawingml/2006/main">
+              <a:graphicData uri="http://schemas.openxmlformats.org/drawingml/2006/picture">
+                <pic:pic xmlns:pic="http://schemas.openxmlformats.org/drawingml/2006/picture">
+                  <pic:nvPicPr>
+                    <pic:cNvPr id="0" name=""/>
+                    <pic:cNvPicPr>
+                      <a:picLocks noChangeAspect="1" noChangeArrowheads="1"/>
+                    </pic:cNvPicPr>
+                  </pic:nvPicPr>
+                  <pic:blipFill>
+                    <a:blip r:embed="rId20"/>
+                    <a:srcRect/>
+                    <a:stretch>
+                      <a:fillRect/>
+                    </a:stretch>
+                  </pic:blipFill>
+                  <pic:spPr bwMode="auto">
+                    <a:xfrm>
+                      <a:off x="0" y="0"/>
+                      <a:ext cx="4476750" cy="4381500"/>
+                    </a:xfrm>
+                    <a:prstGeom prst="rect">
+                      <a:avLst/>
+                    </a:prstGeom>
+                  </pic:spPr>
+                </pic:pic>
+              </a:graphicData>
+            </a:graphic>
+          </wp:inline>
+        </w:drawing>
+      </w:r>
+    </w:p>
+    <w:p>
+      <w:pPr>
+        <w:spacing w:after="200"/>
+        <w:jc w:val="center"/>
+        <w:rPr>
+          <w:lang w:val="de-DE"/>
+        </w:rPr>
+      </w:pPr>
+      <w:r>
+        <w:rPr>
+          <w:i/>
+          <w:iCs/>
+          <w:color w:val="595959"/>
+          <w:sz w:val="20"/>
+          <w:szCs w:val="20"/>
+          <w:lang w:val="de-DE"/>
+        </w:rPr>
+        <w:t>Odeon film listings page (odeon.co.uk)</w:t>
+      </w:r>
+    </w:p>
+    <w:p>
+      <w:pPr>
+        <w:spacing w:line="276" w:lineRule="auto"/>
+      </w:pPr>
+      <w:proofErr w:type="gramStart"/>
+      <w:r>
+        <w:t>Similar to</w:t>
+      </w:r>
+      <w:proofErr w:type="gramEnd"/>
+      <w:r>
+        <w:t xml:space="preserve"> Vue, Odeon presents films using large poster images organised under a Top Films heading. </w:t>
+      </w:r>
+      <w:proofErr w:type="gramStart"/>
+      <w:r>
+        <w:t>However</w:t>
+      </w:r>
+      <w:proofErr w:type="gramEnd"/>
+      <w:r>
+        <w:t xml:space="preserve"> Odeon includes additional information directly on the film page such as the director, cast, runtime, release date and genre tags. This richer level of detail gives customers more context before making a booking decision. Odeon also includes a quick search bar at the bottom of the page allowing users to filter by cinema, film, date and time. One notable difference from Vue is that Odeon uses a darker navy blue colour scheme throughout which creates a more premium feel. For </w:t>
+      </w:r>
+      <w:proofErr w:type="spellStart"/>
+      <w:r>
+        <w:t>Filmtopia</w:t>
+      </w:r>
+      <w:proofErr w:type="spellEnd"/>
+      <w:r>
+        <w:t xml:space="preserve"> I will aim to display key film information clearly on the customer kiosk so customers can make informed decisions quickly.</w:t>
+      </w:r>
+    </w:p>
+    <w:p>
+      <w:pPr>
+        <w:spacing w:before="80" w:after="40"/>
+      </w:pPr>
+      <w:r>
+        <w:rPr>
+          <w:b/>
+          <w:bCs/>
+        </w:rPr>
+        <w:t>Screening Times Page</w:t>
+      </w:r>
+    </w:p>
+    <w:p>
+      <w:pPr>
+        <w:spacing w:before="120"/>
+        <w:jc w:val="center"/>
+      </w:pPr>
+      <w:r>
+        <w:rPr>
+          <w:noProof/>
+        </w:rPr>
+        <w:drawing>
+          <wp:inline distT="0" distB="0" distL="0" distR="0" wp14:anchorId="1E91FEA3" wp14:editId="61E265F1">
+            <wp:extent cx="4286250" cy="4343400"/>
+            <wp:effectExtent l="0" t="0" r="0" b="0"/>
+            <wp:docPr id="1339000641" name="Picture 1339000641"/>
+            <wp:cNvGraphicFramePr>
+              <a:graphicFrameLocks xmlns:a="http://schemas.openxmlformats.org/drawingml/2006/main" noChangeAspect="1"/>
+            </wp:cNvGraphicFramePr>
+            <a:graphic xmlns:a="http://schemas.openxmlformats.org/drawingml/2006/main">
+              <a:graphicData uri="http://schemas.openxmlformats.org/drawingml/2006/picture">
+                <pic:pic xmlns:pic="http://schemas.openxmlformats.org/drawingml/2006/picture">
+                  <pic:nvPicPr>
+                    <pic:cNvPr id="0" name=""/>
+                    <pic:cNvPicPr>
+                      <a:picLocks noChangeAspect="1" noChangeArrowheads="1"/>
+                    </pic:cNvPicPr>
+                  </pic:nvPicPr>
+                  <pic:blipFill>
+                    <a:blip r:embed="rId21"/>
+                    <a:srcRect/>
+                    <a:stretch>
+                      <a:fillRect/>
+                    </a:stretch>
+                  </pic:blipFill>
+                  <pic:spPr bwMode="auto">
+                    <a:xfrm>
+                      <a:off x="0" y="0"/>
+                      <a:ext cx="4286250" cy="4343400"/>
+                    </a:xfrm>
+                    <a:prstGeom prst="rect">
+                      <a:avLst/>
+                    </a:prstGeom>
+                  </pic:spPr>
+                </pic:pic>
+              </a:graphicData>
+            </a:graphic>
+          </wp:inline>
+        </w:drawing>
+      </w:r>
+    </w:p>
+    <w:p>
+      <w:pPr>
+        <w:spacing w:after="200"/>
+        <w:jc w:val="center"/>
+      </w:pPr>
+      <w:r>
+        <w:rPr>
+          <w:i/>
+          <w:iCs/>
+          <w:color w:val="595959"/>
+          <w:sz w:val="20"/>
+          <w:szCs w:val="20"/>
+        </w:rPr>
+        <w:t>Odeon screening times page (odeon.co.uk)</w:t>
+      </w:r>
+    </w:p>
+    <w:p>
+      <w:pPr>
+        <w:spacing w:line="276" w:lineRule="auto"/>
+      </w:pPr>
+      <w:r>
+        <w:t xml:space="preserve">Odeon's screening times page clearly displays the film title, runtime, release date and genre alongside all available showtimes. Screenings are organised by date across the top of the page and grouped by cinema location below. Each screening card shows the start time, screen number and format such as 3D. A Book Now button is displayed prominently on each card making the next action immediately obvious. This clear layout is something I will replicate in </w:t>
+      </w:r>
+      <w:proofErr w:type="spellStart"/>
+      <w:r>
+        <w:t>Filmtopia</w:t>
+      </w:r>
+      <w:proofErr w:type="spellEnd"/>
+      <w:r>
+        <w:t xml:space="preserve"> where staff should be able to see all screenings for a given film </w:t>
+      </w:r>
+      <w:proofErr w:type="gramStart"/>
+      <w:r>
+        <w:t>at a glance</w:t>
+      </w:r>
+      <w:proofErr w:type="gramEnd"/>
+      <w:r>
+        <w:t>.</w:t>
+      </w:r>
+    </w:p>
+    <w:p>
+      <w:pPr>
+        <w:spacing w:before="80" w:after="40"/>
+      </w:pPr>
+      <w:r>
+        <w:rPr>
+          <w:b/>
+          <w:bCs/>
+        </w:rPr>
+        <w:t>Seat Selection Screen</w:t>
+      </w:r>
+    </w:p>
+    <w:p>
+      <w:pPr>
+        <w:spacing w:before="120"/>
+        <w:jc w:val="center"/>
+      </w:pPr>
+      <w:r>
+        <w:rPr>
+          <w:noProof/>
+        </w:rPr>
+        <w:drawing>
+          <wp:inline distT="0" distB="0" distL="0" distR="0" wp14:anchorId="456DA744" wp14:editId="1AB6B7F1">
+            <wp:extent cx="5143500" cy="4038600"/>
+            <wp:effectExtent l="0" t="0" r="0" b="0"/>
+            <wp:docPr id="899379480" name="Picture 899379480"/>
+            <wp:cNvGraphicFramePr>
+              <a:graphicFrameLocks xmlns:a="http://schemas.openxmlformats.org/drawingml/2006/main" noChangeAspect="1"/>
+            </wp:cNvGraphicFramePr>
+            <a:graphic xmlns:a="http://schemas.openxmlformats.org/drawingml/2006/main">
+              <a:graphicData uri="http://schemas.openxmlformats.org/drawingml/2006/picture">
+                <pic:pic xmlns:pic="http://schemas.openxmlformats.org/drawingml/2006/picture">
+                  <pic:nvPicPr>
+                    <pic:cNvPr id="0" name=""/>
+                    <pic:cNvPicPr>
+                      <a:picLocks noChangeAspect="1" noChangeArrowheads="1"/>
+                    </pic:cNvPicPr>
+                  </pic:nvPicPr>
+                  <pic:blipFill>
+                    <a:blip r:embed="rId22"/>
+                    <a:srcRect/>
+                    <a:stretch>
+                      <a:fillRect/>
+                    </a:stretch>
+                  </pic:blipFill>
+                  <pic:spPr bwMode="auto">
+                    <a:xfrm>
+                      <a:off x="0" y="0"/>
                       <a:ext cx="5143500" cy="4038600"/>
                     </a:xfrm>
                     <a:prstGeom prst="rect">
@@ -4694,7 +5113,15 @@
       </w:r>
       <w:proofErr w:type="spellEnd"/>
       <w:r>
-        <w:t xml:space="preserve">. The screen displays a graphical layout of the entire auditorium with seats colour coded by type and price. Green seats represent Classic Saver at £14.99, cream seats represent Classic at £16.49 and orange seats represent Classic Popular at £17.99. Unavailable seats are shown with an X so it is immediately clear which seats cannot be booked. A seat key at the bottom explains the colour coding including wheelchair and companion seat options. The booking process is also clearly structured using a step by step tab navigation at the top showing Seats, Sign In, Tickets, Food, Summary and Payment. This staged approach guides the user through the process logically and reduces confusion. For </w:t>
+        <w:t xml:space="preserve">. The screen displays a graphical layout of the entire auditorium with seats colour coded by type and price. Green seats represent Classic Saver at £14.99, cream seats represent Classic at £16.49 and orange seats represent Classic Popular at £17.99. Unavailable seats are shown with an X so it is immediately clear which seats cannot be booked. A seat key at the bottom explains the colour coding including wheelchair and companion seat options. The booking process is also clearly structured using a </w:t>
+      </w:r>
+      <w:proofErr w:type="gramStart"/>
+      <w:r>
+        <w:t>step by step</w:t>
+      </w:r>
+      <w:proofErr w:type="gramEnd"/>
+      <w:r>
+        <w:t xml:space="preserve"> tab navigation at the top showing Seats, Sign In, Tickets, Food, Summary and Payment. This staged approach guides the user through the process logically and reduces confusion. For </w:t>
       </w:r>
       <w:proofErr w:type="spellStart"/>
       <w:r>
@@ -4779,7 +5206,6 @@
         <w:contextualSpacing w:val="0"/>
       </w:pPr>
       <w:r>
-        <w:lastRenderedPageBreak/>
         <w:t>A stepped booking process guiding users through each stage in order</w:t>
       </w:r>
     </w:p>
@@ -4820,7 +5246,11 @@
         <w:spacing w:line="276" w:lineRule="auto"/>
       </w:pPr>
       <w:r>
-        <w:t>The data flow diagram below shows how data currently moves through the existing system. It identifies the external entities involved, namely the customer, the staff member and the manager, the processes that act on the data, and the data stores where information ends up such as the paper booking diary and the stock and rota spreadsheets. The labelled arrows show the data that passes between them.</w:t>
+        <w:t xml:space="preserve">The data flow diagram below shows how data currently moves through the existing system. It identifies the external entities involved, namely the customer, the staff member and the </w:t>
+      </w:r>
+      <w:r>
+        <w:lastRenderedPageBreak/>
+        <w:t>manager, the processes that act on the data, and the data stores where information ends up such as the paper booking diary and the stock and rota spreadsheets. The labelled arrows show the data that passes between them.</w:t>
       </w:r>
     </w:p>
     <w:p>
@@ -4848,10 +5278,10 @@
                     <pic:cNvPicPr/>
                   </pic:nvPicPr>
                   <pic:blipFill>
-                    <a:blip r:embed="rId20">
+                    <a:blip r:embed="rId23">
                       <a:extLst>
                         <a:ext uri="{96DAC541-7B7A-43D3-8B79-37D633B846F1}">
-                          <asvg:svgBlip xmlns:asvg="http://schemas.microsoft.com/office/drawing/2016/SVG/main" r:embed="rId21"/>
+                          <asvg:svgBlip xmlns:asvg="http://schemas.microsoft.com/office/drawing/2016/SVG/main" r:embed="rId24"/>
                         </a:ext>
                       </a:extLst>
                     </a:blip>
@@ -4938,8 +5368,248 @@
           <w:bCs/>
           <w:color w:val="000000" w:themeColor="text1"/>
         </w:rPr>
+        <w:t>Inputs</w:t>
+      </w:r>
+    </w:p>
+    <w:p>
+      <w:pPr>
+        <w:spacing w:line="276" w:lineRule="auto"/>
+      </w:pPr>
+      <w:r>
+        <w:t xml:space="preserve">The existing system at </w:t>
+      </w:r>
+      <w:proofErr w:type="spellStart"/>
+      <w:r>
+        <w:t>Filmtopia</w:t>
+      </w:r>
+      <w:proofErr w:type="spellEnd"/>
+      <w:r>
+        <w:t xml:space="preserve"> receives several types of input, all of which are entered manually by staff or the manager. When a customer arrives to book tickets a member of staff writes the customer's name, chosen film, screening time, number of tickets and preferred seats into a paper booking diary. There is no digital record of this at the point of entry meaning the accuracy of the data depends entirely on the staff member's handwriting and attention to detail.</w:t>
+      </w:r>
+    </w:p>
+    <w:p>
+      <w:pPr>
+        <w:spacing w:line="276" w:lineRule="auto"/>
+      </w:pPr>
+      <w:r>
+        <w:t xml:space="preserve">When a customer purchases food or drinks at the concessions area their order is written on a notepad by a staff member and passed to the kitchen team. This is </w:t>
+      </w:r>
+      <w:proofErr w:type="gramStart"/>
+      <w:r>
+        <w:t>a completely separate</w:t>
+      </w:r>
+      <w:proofErr w:type="gramEnd"/>
+      <w:r>
+        <w:t xml:space="preserve"> process from the ticket booking and the two are never linked together in any way. If a customer wants to book tickets and order food at the same </w:t>
+      </w:r>
+      <w:proofErr w:type="gramStart"/>
+      <w:r>
+        <w:t>time</w:t>
+      </w:r>
+      <w:proofErr w:type="gramEnd"/>
+      <w:r>
+        <w:t xml:space="preserve"> they </w:t>
+      </w:r>
+      <w:proofErr w:type="gramStart"/>
+      <w:r>
+        <w:t>have to</w:t>
+      </w:r>
+      <w:proofErr w:type="gramEnd"/>
+      <w:r>
+        <w:t xml:space="preserve"> interact with two different systems and two different members of staff.</w:t>
+      </w:r>
+    </w:p>
+    <w:p>
+      <w:pPr>
+        <w:spacing w:line="276" w:lineRule="auto"/>
+      </w:pPr>
+      <w:r>
+        <w:t>When a new film is added to the schedule or a screening time changes the manager updates a paper schedule kept at the box office. There is no automated way of notifying staff of changes which means it is possible for staff to be working from outdated information without realising. Stock levels for food and drink are updated on a spreadsheet periodically by the manager, meaning the data is never truly up to date and relies on manual stock counts being carried out regularly.</w:t>
+      </w:r>
+    </w:p>
+    <w:p>
+      <w:pPr>
+        <w:pStyle w:val="Heading3"/>
+        <w:rPr>
+          <w:b/>
+          <w:bCs/>
+          <w:color w:val="000000" w:themeColor="text1"/>
+        </w:rPr>
+      </w:pPr>
+      <w:r>
+        <w:rPr>
+          <w:b/>
+          <w:bCs/>
+          <w:color w:val="000000" w:themeColor="text1"/>
+        </w:rPr>
+        <w:t>Processing</w:t>
+      </w:r>
+    </w:p>
+    <w:p>
+      <w:pPr>
+        <w:spacing w:line="276" w:lineRule="auto"/>
+      </w:pPr>
+      <w:r>
+        <w:t>The processing that takes place in the existing system is carried out entirely by hand rather than by any software. When a customer asks for a specific seat a staff member must physically look through the paper booking diary to check whether that seat has already been assigned for that screening. This process is slow and becomes increasingly unreliable during busy periods when multiple staff members are taking bookings at the same time. Because there is no central record that updates in real time two members of staff can independently assign the same seat to different customers without either being aware of it until the customers arrive.</w:t>
+      </w:r>
+    </w:p>
+    <w:p>
+      <w:pPr>
+        <w:spacing w:line="276" w:lineRule="auto"/>
+      </w:pPr>
+      <w:r>
+        <w:t xml:space="preserve">When a </w:t>
+      </w:r>
+      <w:proofErr w:type="gramStart"/>
+      <w:r>
+        <w:t>customer books</w:t>
+      </w:r>
+      <w:proofErr w:type="gramEnd"/>
+      <w:r>
+        <w:t xml:space="preserve"> tickets the total cost is calculated manually by the staff member based on the number of tickets and the price for that screening. There is no automated pricing system meaning human error in the calculation is possible. At the end of a trading period the manager must manually count through all entries in the booking diary and cross reference with till receipts to produce any kind of sales summary. This is a </w:t>
+      </w:r>
+      <w:proofErr w:type="gramStart"/>
+      <w:r>
+        <w:t>time consuming</w:t>
+      </w:r>
+      <w:proofErr w:type="gramEnd"/>
+      <w:r>
+        <w:t xml:space="preserve"> process that the manager has described as unreliable because it depends on the handwritten records being complete and legible.</w:t>
+      </w:r>
+    </w:p>
+    <w:p>
+      <w:pPr>
+        <w:pStyle w:val="Heading3"/>
+        <w:rPr>
+          <w:b/>
+          <w:bCs/>
+          <w:color w:val="000000" w:themeColor="text1"/>
+        </w:rPr>
+      </w:pPr>
+      <w:r>
+        <w:rPr>
+          <w:b/>
+          <w:bCs/>
+          <w:color w:val="000000" w:themeColor="text1"/>
+        </w:rPr>
+        <w:t>Outputs</w:t>
+      </w:r>
+    </w:p>
+    <w:p>
+      <w:pPr>
+        <w:spacing w:line="276" w:lineRule="auto"/>
+      </w:pPr>
+      <w:r>
+        <w:t xml:space="preserve">The outputs from the existing system are limited and almost entirely paper based. When a customer completes a ticket booking a staff member prints a ticket stub from a basic template on a computer and hands it to the customer. This ticket stub is not linked to any database and contains only the information that the staff member manually </w:t>
+      </w:r>
+      <w:proofErr w:type="gramStart"/>
+      <w:r>
+        <w:t>entered into</w:t>
+      </w:r>
+      <w:proofErr w:type="gramEnd"/>
+      <w:r>
+        <w:t xml:space="preserve"> the template at the time of printing.</w:t>
+      </w:r>
+    </w:p>
+    <w:p>
+      <w:pPr>
+        <w:spacing w:line="276" w:lineRule="auto"/>
+      </w:pPr>
+      <w:r>
+        <w:t xml:space="preserve">At the end of each week the manager produces a handwritten or basic spreadsheet summary of sales figures by counting through the booking diary. This is the only form of reporting available to the </w:t>
+      </w:r>
+      <w:proofErr w:type="gramStart"/>
+      <w:r>
+        <w:t>manager</w:t>
+      </w:r>
+      <w:proofErr w:type="gramEnd"/>
+      <w:r>
+        <w:t xml:space="preserve"> and it provides no breakdown by film, screening time or seat type. Staff rotas are produced by the manager in a spreadsheet and printed out for staff to view. There is no digital way for staff to check their rota without physically being at the cinema.</w:t>
+      </w:r>
+    </w:p>
+    <w:p>
+      <w:pPr>
+        <w:pStyle w:val="Heading3"/>
+        <w:rPr>
+          <w:b/>
+          <w:bCs/>
+          <w:color w:val="000000" w:themeColor="text1"/>
+        </w:rPr>
+      </w:pPr>
+      <w:r>
+        <w:rPr>
+          <w:b/>
+          <w:bCs/>
+          <w:color w:val="000000" w:themeColor="text1"/>
+        </w:rPr>
+        <w:t>Strengths of the Existing System</w:t>
+      </w:r>
+    </w:p>
+    <w:p>
+      <w:pPr>
+        <w:spacing w:line="276" w:lineRule="auto"/>
+      </w:pPr>
+      <w:r>
+        <w:t xml:space="preserve">It would be unfair to look only at what is wrong with the existing system without acknowledging that it does have some genuine </w:t>
+      </w:r>
+      <w:proofErr w:type="gramStart"/>
+      <w:r>
+        <w:t>strengths, and</w:t>
+      </w:r>
+      <w:proofErr w:type="gramEnd"/>
+      <w:r>
+        <w:t xml:space="preserve"> understanding these matters because the new system needs to hold on to them rather than lose them. The first strength is that it is extremely cheap to run. Paper diaries and spreadsheets cost almost nothing and there are no licensing fees or special hardware requirements beyond the computer the cinema already owns. The second strength is that the staff are completely familiar with it. Because there is nothing technical about writing in a diary, a new member of staff can be shown how it works in a couple of minutes and there is no real training overhead at all. The third strength is that it keeps working when technology does not. A paper system cannot crash, it does not depend on a database </w:t>
+      </w:r>
+      <w:proofErr w:type="gramStart"/>
+      <w:r>
+        <w:t>connection</w:t>
+      </w:r>
+      <w:proofErr w:type="gramEnd"/>
+      <w:r>
+        <w:t xml:space="preserve"> and it carries on functioning during a power cut or a computer fault.</w:t>
+      </w:r>
+    </w:p>
+    <w:p>
+      <w:pPr>
+        <w:spacing w:line="276" w:lineRule="auto"/>
+      </w:pPr>
+      <w:r>
+        <w:t xml:space="preserve">These are real advantages and they set a standard the proposed system </w:t>
+      </w:r>
+      <w:proofErr w:type="gramStart"/>
+      <w:r>
+        <w:t>has to</w:t>
+      </w:r>
+      <w:proofErr w:type="gramEnd"/>
+      <w:r>
+        <w:t xml:space="preserve"> meet rather than ignore. The new system needs to run on the existing </w:t>
+      </w:r>
+      <w:proofErr w:type="gramStart"/>
+      <w:r>
+        <w:t>hardware</w:t>
+      </w:r>
+      <w:proofErr w:type="gramEnd"/>
+      <w:r>
+        <w:t xml:space="preserve"> so it stays cheap, it needs to be easy enough to use that staff need almost no training, and it needs to be reliable enough that staff trust it as much as they currently trust the diary. This is part of the reason Objectives 14 and 15, which deal with a consistent professional interface and easy navigation, are included later in this investigation.</w:t>
+      </w:r>
+    </w:p>
+    <w:p>
+      <w:pPr>
+        <w:pStyle w:val="Heading3"/>
+        <w:rPr>
+          <w:b/>
+          <w:bCs/>
+          <w:color w:val="000000" w:themeColor="text1"/>
+        </w:rPr>
+      </w:pPr>
+      <w:r>
+        <w:rPr>
+          <w:b/>
+          <w:bCs/>
+          <w:color w:val="000000" w:themeColor="text1"/>
+        </w:rPr>
         <w:lastRenderedPageBreak/>
-        <w:t>Inputs</w:t>
+        <w:t>Limitations</w:t>
       </w:r>
     </w:p>
     <w:p>
@@ -4947,15 +5617,99 @@
         <w:spacing w:line="276" w:lineRule="auto"/>
       </w:pPr>
       <w:r>
-        <w:t xml:space="preserve">The existing system at </w:t>
-      </w:r>
+        <w:t>The existing system has several significant limitations that have been clearly identified through the investigation. The most serious of these is the risk of double bookings. Because there is no centralised real time record of seat allocations the same seat can be assigned to two different customers for the same screening. This has happened on multiple occasions and has resulted in customers arriving to find their seat already occupied. Not only is this a poor experience for the customer but it reflects badly on the cinema and undermines trust in the booking process.</w:t>
+      </w:r>
+    </w:p>
+    <w:p>
+      <w:pPr>
+        <w:spacing w:line="276" w:lineRule="auto"/>
+      </w:pPr>
+      <w:r>
+        <w:t>Another significant limitation is the complete lack of meaningful reporting. The manager currently has no way of knowing how many tickets have been sold for a particular film, which screenings are most popular or what the cinema's total revenue is for a given period without manually processing a large amount of paper records. This makes it very difficult to make informed business decisions.</w:t>
+      </w:r>
+    </w:p>
+    <w:p>
+      <w:pPr>
+        <w:spacing w:line="276" w:lineRule="auto"/>
+      </w:pPr>
+      <w:r>
+        <w:t xml:space="preserve">The customer facing experience is also heavily limited by the current setup. The touchscreen kiosk that is already installed in the cinema can handle food and drink orders but cannot sell tickets. This forces customers to queue at both the kiosk and the box office which is inefficient and frustrating. Several customers raised this issue in the </w:t>
+      </w:r>
+      <w:proofErr w:type="gramStart"/>
+      <w:r>
+        <w:t>questionnaire</w:t>
+      </w:r>
+      <w:proofErr w:type="gramEnd"/>
+      <w:r>
+        <w:t xml:space="preserve"> and it was also clearly visible during the observation visit.</w:t>
+      </w:r>
+    </w:p>
+    <w:p>
+      <w:pPr>
+        <w:spacing w:line="276" w:lineRule="auto"/>
+      </w:pPr>
+      <w:proofErr w:type="gramStart"/>
+      <w:r>
+        <w:t>Finally</w:t>
+      </w:r>
+      <w:proofErr w:type="gramEnd"/>
+      <w:r>
+        <w:t xml:space="preserve"> the data in the existing system is spread across multiple completely disconnected sources including the paper booking diary, a food and drink stock spreadsheet and a staff rota spreadsheet. None of these communicate with each other which makes it impossible to get a complete and accurate picture of the cinema's operations in one place. This disconnection is at the root of many of the other problems identified in the investigation.</w:t>
+      </w:r>
+    </w:p>
+    <w:p>
+      <w:pPr>
+        <w:pStyle w:val="Heading2"/>
+        <w:rPr>
+          <w:b/>
+          <w:bCs/>
+          <w:color w:val="000000" w:themeColor="text1"/>
+        </w:rPr>
+      </w:pPr>
+      <w:r>
+        <w:rPr>
+          <w:b/>
+          <w:bCs/>
+          <w:color w:val="000000" w:themeColor="text1"/>
+        </w:rPr>
+        <w:t>Problem Definition</w:t>
+      </w:r>
+    </w:p>
+    <w:p>
+      <w:pPr>
+        <w:spacing w:line="276" w:lineRule="auto"/>
+      </w:pPr>
+      <w:r>
+        <w:t xml:space="preserve">Having completed the investigation through interviews, a customer questionnaire, direct observation, an examination of the cinema's records and </w:t>
+      </w:r>
+      <w:proofErr w:type="gramStart"/>
+      <w:r>
+        <w:t>desk based</w:t>
+      </w:r>
+      <w:proofErr w:type="gramEnd"/>
+      <w:r>
+        <w:t xml:space="preserve"> research, it is now possible to clearly define the problem that the proposed solution needs to address. The purpose of this section is to bring together the key findings from the investigation and explain precisely what needs to change and why, and to point to the objectives in the next section that will deal with each part of the problem.</w:t>
+      </w:r>
+    </w:p>
+    <w:p>
+      <w:pPr>
+        <w:spacing w:line="276" w:lineRule="auto"/>
+      </w:pPr>
       <w:proofErr w:type="spellStart"/>
       <w:r>
         <w:t>Filmtopia</w:t>
       </w:r>
       <w:proofErr w:type="spellEnd"/>
       <w:r>
-        <w:t xml:space="preserve"> receives several types of input, all of which are entered manually by staff or the manager. When a customer arrives to book tickets a member of staff writes the customer's name, chosen film, screening time, number of tickets and preferred seats into a paper booking diary. There is no digital record of this at the point of entry meaning the accuracy of the data depends entirely on the staff member's handwriting and attention to detail.</w:t>
+        <w:t xml:space="preserve"> is a small independent cinema that is currently managing </w:t>
+      </w:r>
+      <w:proofErr w:type="gramStart"/>
+      <w:r>
+        <w:t>all of</w:t>
+      </w:r>
+      <w:proofErr w:type="gramEnd"/>
+      <w:r>
+        <w:t xml:space="preserve"> its operations using a combination of paper records and disconnected spreadsheets. This approach may have been adequate when the cinema first opened but it has become increasingly problematic as the demands on the system have grown. The core problem is that the existing system is unreliable, slow and disconnected, and this is having a direct negative impact on both staff and customers.</w:t>
       </w:r>
     </w:p>
     <w:p>
@@ -4963,7 +5717,23 @@
         <w:spacing w:line="276" w:lineRule="auto"/>
       </w:pPr>
       <w:r>
-        <w:t>When a customer purchases food or drinks at the concessions area their order is written on a notepad by a staff member and passed to the kitchen team. This is a completely separate process from the ticket booking and the two are never linked together in any way. If a customer wants to book tickets and order food at the same time they have to interact with two different systems and two different members of staff.</w:t>
+        <w:t xml:space="preserve">The most critical issue identified through the investigation is the risk of double bookings. Because seat allocations are recorded manually in a paper diary with no real time updating, two members of staff can independently assign the same seat to different customers for the same screening without either being aware of it. This was confirmed by both members of staff interviewed and by 65% of customers in the questionnaire who reported having experienced a problem when booking at </w:t>
+      </w:r>
+      <w:proofErr w:type="spellStart"/>
+      <w:r>
+        <w:t>Filmtopia</w:t>
+      </w:r>
+      <w:proofErr w:type="spellEnd"/>
+      <w:r>
+        <w:t xml:space="preserve">. It was also directly observed during the site visit. This is not an occasional or minor issue but a fundamental flaw in how the existing system manages booking data. A relational database with referential integrity enforced between the relevant tables will directly address this by ensuring that once a seat is recorded as booked for a particular screening it cannot be booked again. This is dealt with by Objective 2 in the next section and supported by Objective 3, which covers the graphical seat map that makes taken seats visible </w:t>
+      </w:r>
+      <w:proofErr w:type="gramStart"/>
+      <w:r>
+        <w:t>at a glance</w:t>
+      </w:r>
+      <w:proofErr w:type="gramEnd"/>
+      <w:r>
+        <w:t>.</w:t>
       </w:r>
     </w:p>
     <w:p>
@@ -4971,7 +5741,45 @@
         <w:spacing w:line="276" w:lineRule="auto"/>
       </w:pPr>
       <w:r>
-        <w:t>When a new film is added to the schedule or a screening time changes the manager updates a paper schedule kept at the box office. There is no automated way of notifying staff of changes which means it is possible for staff to be working from outdated information without realising. Stock levels for food and drink are updated on a spreadsheet periodically by the manager, meaning the data is never truly up to date and relies on manual stock counts being carried out regularly.</w:t>
+        <w:t xml:space="preserve">The second major problem is the disconnected nature of the existing system. Ticketing, food and drink ordering, stock management and staff scheduling are all handled through separate paper or </w:t>
+      </w:r>
+      <w:proofErr w:type="gramStart"/>
+      <w:r>
+        <w:t>spreadsheet based</w:t>
+      </w:r>
+      <w:proofErr w:type="gramEnd"/>
+      <w:r>
+        <w:t xml:space="preserve"> systems that do not communicate with each other in any way. This means the manager has no way of viewing a complete picture of the cinema's operations without manually compiling data from multiple sources which is both time consuming and prone to error. A centralised relational database will resolve this by storing </w:t>
+      </w:r>
+      <w:proofErr w:type="gramStart"/>
+      <w:r>
+        <w:t>all of</w:t>
+      </w:r>
+      <w:proofErr w:type="gramEnd"/>
+      <w:r>
+        <w:t xml:space="preserve"> the cinema's operational data in one place with clearly defined relationships between tables, making it possible to retrieve and cross reference data quickly and accurately. This </w:t>
+      </w:r>
+      <w:r>
+        <w:lastRenderedPageBreak/>
+        <w:t>is dealt with by Objectives 6 and 7, which cover film and screening management, and by Objectives 8 and 9, which cover sales reporting and viewing the bookings for a screening.</w:t>
+      </w:r>
+    </w:p>
+    <w:p>
+      <w:pPr>
+        <w:spacing w:line="276" w:lineRule="auto"/>
+      </w:pPr>
+      <w:r>
+        <w:t xml:space="preserve">The third significant problem is the poor customer facing experience. The kiosk currently installed in the cinema can only handle food and drink orders and cannot sell tickets, which forces customers to queue at both the kiosk and the box office. This was raised by multiple customers in the questionnaire and observed directly during the site visit. The proposed solution will address this by providing a customer kiosk interface through which customers can browse films, select a screening, choose their seats and add food and drink items to their order in a single joined up process. This is dealt with by Objective 4, which covers the </w:t>
+      </w:r>
+      <w:proofErr w:type="spellStart"/>
+      <w:proofErr w:type="gramStart"/>
+      <w:r>
+        <w:t>self service</w:t>
+      </w:r>
+      <w:proofErr w:type="spellEnd"/>
+      <w:proofErr w:type="gramEnd"/>
+      <w:r>
+        <w:t xml:space="preserve"> kiosk, and Objective 5, which covers adding food and drink to a booking.</w:t>
       </w:r>
     </w:p>
     <w:p>
@@ -4989,7 +5797,7 @@
           <w:bCs/>
           <w:color w:val="000000" w:themeColor="text1"/>
         </w:rPr>
-        <w:t>Processing</w:t>
+        <w:t>Requirements Analysis</w:t>
       </w:r>
     </w:p>
     <w:p>
@@ -4997,7 +5805,7 @@
         <w:spacing w:line="276" w:lineRule="auto"/>
       </w:pPr>
       <w:r>
-        <w:t>The processing that takes place in the existing system is carried out entirely by hand rather than by any software. When a customer asks for a specific seat a staff member must physically look through the paper booking diary to check whether that seat has already been assigned for that screening. This process is slow and becomes increasingly unreliable during busy periods when multiple staff members are taking bookings at the same time. Because there is no central record that updates in real time two members of staff can independently assign the same seat to different customers without either being aware of it until the customers arrive.</w:t>
+        <w:t>To ensure the proposed solution fully addresses the problems identified above it is helpful to break the requirements down into two categories: functional requirements and non-functional requirements.</w:t>
       </w:r>
     </w:p>
     <w:p>
@@ -5005,7 +5813,31 @@
         <w:spacing w:line="276" w:lineRule="auto"/>
       </w:pPr>
       <w:r>
-        <w:t>When a customer books tickets the total cost is calculated manually by the staff member based on the number of tickets and the price for that screening. There is no automated pricing system meaning human error in the calculation is possible. At the end of a trading period the manager must manually count through all entries in the booking diary and cross reference with till receipts to produce any kind of sales summary. This is a time consuming process that the manager has described as unreliable because it depends on the handwritten records being complete and legible.</w:t>
+        <w:t xml:space="preserve">Functional requirements are the specific things the system must be able to do. For </w:t>
+      </w:r>
+      <w:proofErr w:type="spellStart"/>
+      <w:r>
+        <w:t>Filmtopia</w:t>
+      </w:r>
+      <w:proofErr w:type="spellEnd"/>
+      <w:r>
+        <w:t xml:space="preserve"> these include the ability to add and manage films and screenings (Objectives 6 and 7), to display a graphical seat map showing which seats are available and which are already booked (Objective 3), to process customer bookings and link them to specific seats and screenings (Objectives 1 and 2), to allow food and drink orders to be added to a booking (Objective 5) and to generate sales reports for the manager (Objective 8). These requirements map directly to the objectives set out later in this investigation.</w:t>
+      </w:r>
+    </w:p>
+    <w:p>
+      <w:pPr>
+        <w:spacing w:line="276" w:lineRule="auto"/>
+      </w:pPr>
+      <w:r>
+        <w:t xml:space="preserve">Non-functional requirements are the qualities the system must have rather than the specific things it must do. For </w:t>
+      </w:r>
+      <w:proofErr w:type="spellStart"/>
+      <w:r>
+        <w:t>Filmtopia</w:t>
+      </w:r>
+      <w:proofErr w:type="spellEnd"/>
+      <w:r>
+        <w:t xml:space="preserve"> the most important non-functional requirements are reliability, usability and data integrity. The system must be reliable enough to be used continuously during opening hours without crashing or producing errors. It must be usable by staff with varying levels of technical confidence without extensive training, which is reflected in Objectives 14 and 15. And it must maintain data integrity at all times, meaning it should never be possible for the database to reach a state where bookings are duplicated, records are incomplete or data is inconsistent between tables, which is reflected in Objectives 2 and 13.</w:t>
       </w:r>
     </w:p>
     <w:p>
@@ -5023,8 +5855,167 @@
           <w:bCs/>
           <w:color w:val="000000" w:themeColor="text1"/>
         </w:rPr>
+        <w:t>Proposed Solution</w:t>
+      </w:r>
+    </w:p>
+    <w:p>
+      <w:pPr>
+        <w:spacing w:line="276" w:lineRule="auto"/>
+      </w:pPr>
+      <w:r>
+        <w:t xml:space="preserve">The proposed solution is a Visual Basic .NET Windows Forms application built in Visual Studio, using </w:t>
+      </w:r>
+      <w:proofErr w:type="spellStart"/>
+      <w:r>
+        <w:t>OleDb</w:t>
+      </w:r>
+      <w:proofErr w:type="spellEnd"/>
+      <w:r>
+        <w:t xml:space="preserve"> to manage the connection between the application and a Microsoft Access database stored in the Access 2002 to 2003 .</w:t>
+      </w:r>
+      <w:proofErr w:type="spellStart"/>
+      <w:r>
+        <w:t>mdb</w:t>
+      </w:r>
+      <w:proofErr w:type="spellEnd"/>
+      <w:r>
+        <w:t xml:space="preserve"> format. Visual Basic .NET has been chosen because it is the language used throughout this course and it allows the rapid development of graphical Windows applications with a professional user interface. </w:t>
+      </w:r>
+      <w:proofErr w:type="spellStart"/>
+      <w:r>
+        <w:t>OleDb</w:t>
+      </w:r>
+      <w:proofErr w:type="spellEnd"/>
+      <w:r>
+        <w:t xml:space="preserve"> has been chosen as the database connectivity method because it provides a straightforward and reliable way of connecting a Visual Basic .NET application to a Microsoft Access database, allowing SQL queries to be executed directly from the application code to insert, update, delete and retrieve records. Microsoft Access has been chosen as the database because it supports a full relational structure with primary keys, foreign keys and referential integrity which directly addresses the data management problems identified in the investigation.</w:t>
+      </w:r>
+    </w:p>
+    <w:p>
+      <w:pPr>
+        <w:spacing w:line="276" w:lineRule="auto"/>
+      </w:pPr>
+      <w:r>
+        <w:t xml:space="preserve">The system will support three distinct user types each with their own interface and access level. Customers will access the system through a </w:t>
+      </w:r>
+      <w:proofErr w:type="spellStart"/>
+      <w:proofErr w:type="gramStart"/>
+      <w:r>
+        <w:t>self service</w:t>
+      </w:r>
+      <w:proofErr w:type="spellEnd"/>
+      <w:proofErr w:type="gramEnd"/>
+      <w:r>
+        <w:t xml:space="preserve"> kiosk interface. Staff will be able to log in to manage bookings and screenings. The manager will have full access to all areas of the system including film management and sales reporting. Access levels will be enforced through the login system to ensure that users can only access the parts of the system that are relevant to their role, which is dealt with by Objective 10.</w:t>
+      </w:r>
+    </w:p>
+    <w:p>
+      <w:pPr>
+        <w:pStyle w:val="Heading2"/>
+        <w:rPr>
+          <w:b/>
+          <w:bCs/>
+          <w:color w:val="000000" w:themeColor="text1"/>
+        </w:rPr>
+      </w:pPr>
+      <w:r>
+        <w:rPr>
+          <w:b/>
+          <w:bCs/>
+          <w:color w:val="000000" w:themeColor="text1"/>
+        </w:rPr>
+        <w:t>L</w:t>
+      </w:r>
+      <w:r>
+        <w:rPr>
+          <w:b/>
+          <w:bCs/>
+          <w:color w:val="000000" w:themeColor="text1"/>
+        </w:rPr>
+        <w:t>imitations of Proposed Solution</w:t>
+      </w:r>
+    </w:p>
+    <w:p>
+      <w:pPr>
+        <w:spacing w:line="276" w:lineRule="auto"/>
+      </w:pPr>
+      <w:r>
+        <w:t xml:space="preserve">Whilst the proposed </w:t>
+      </w:r>
+      <w:proofErr w:type="spellStart"/>
+      <w:r>
+        <w:t>Filmtopia</w:t>
+      </w:r>
+      <w:proofErr w:type="spellEnd"/>
+      <w:r>
+        <w:t xml:space="preserve"> system will address the core problems identified in the investigation, there are several areas that will not be included in the solution due to constraints of time, scope and available hardware and software. These limitations are outlined below.</w:t>
+      </w:r>
+    </w:p>
+    <w:p>
+      <w:pPr>
+        <w:spacing w:line="276" w:lineRule="auto"/>
+      </w:pPr>
+      <w:r>
+        <w:t xml:space="preserve">The system will not include online booking functionality. Developing a </w:t>
+      </w:r>
+      <w:proofErr w:type="gramStart"/>
+      <w:r>
+        <w:t>web based</w:t>
+      </w:r>
+      <w:proofErr w:type="gramEnd"/>
+      <w:r>
+        <w:t xml:space="preserve"> booking system that allows customers to purchase tickets remotely would require a web server, a publicly accessible database and a payment processing integration, all of which are beyond the scope of an A Level project. The system will instead focus on in-cinema operations at the box office and customer kiosk.</w:t>
+      </w:r>
+    </w:p>
+    <w:p>
+      <w:pPr>
+        <w:spacing w:line="276" w:lineRule="auto"/>
+      </w:pPr>
+      <w:r>
+        <w:t xml:space="preserve">The system will not include a real payment processing system. Taking card or cash payments involves integration with chip and pin hardware and payment gateway APIs which are not available for this project. Payment will be simulated within the system and the process of </w:t>
+      </w:r>
+      <w:proofErr w:type="gramStart"/>
+      <w:r>
+        <w:t>actually collecting</w:t>
+      </w:r>
+      <w:proofErr w:type="gramEnd"/>
+      <w:r>
+        <w:t xml:space="preserve"> money from the customer will be assumed to happen separately.</w:t>
+      </w:r>
+    </w:p>
+    <w:p>
+      <w:pPr>
+        <w:spacing w:line="276" w:lineRule="auto"/>
+      </w:pPr>
+      <w:r>
+        <w:t>The system will not include a mobile application. Developing iOS or Android applications would require additional software, hardware and significant development time beyond what is available for this project.</w:t>
+      </w:r>
+    </w:p>
+    <w:p>
+      <w:pPr>
+        <w:spacing w:line="276" w:lineRule="auto"/>
+      </w:pPr>
+      <w:r>
+        <w:t xml:space="preserve">The system will not support multiple simultaneous users over a network. Whilst </w:t>
+      </w:r>
+      <w:proofErr w:type="spellStart"/>
+      <w:r>
+        <w:t>OleDb</w:t>
+      </w:r>
+      <w:proofErr w:type="spellEnd"/>
+      <w:r>
+        <w:t xml:space="preserve"> connections to a Microsoft Access database can technically support multiple users, developing a fully networked multi-user system with appropriate concurrency controls and </w:t>
+      </w:r>
+      <w:r>
         <w:lastRenderedPageBreak/>
-        <w:t>Outputs</w:t>
+        <w:t>conflict resolution is beyond the scope of this project. The system will be designed for use on a single machine or a small number of machines accessing the same .</w:t>
+      </w:r>
+      <w:proofErr w:type="spellStart"/>
+      <w:r>
+        <w:t>mdb</w:t>
+      </w:r>
+      <w:proofErr w:type="spellEnd"/>
+      <w:r>
+        <w:t xml:space="preserve"> database file locally.</w:t>
       </w:r>
     </w:p>
     <w:p>
@@ -5032,7 +6023,7 @@
         <w:spacing w:line="276" w:lineRule="auto"/>
       </w:pPr>
       <w:r>
-        <w:t>The outputs from the existing system are limited and almost entirely paper based. When a customer completes a ticket booking a staff member prints a ticket stub from a basic template on a computer and hands it to the customer. This ticket stub is not linked to any database and contains only the information that the staff member manually entered into the template at the time of printing.</w:t>
+        <w:t>The system will not include automated staff scheduling or payroll functionality. Managing staff rotas and wages involves complex business logic and legal considerations that are outside the scope of this project. Staff management features will be limited to basic record keeping.</w:t>
       </w:r>
     </w:p>
     <w:p>
@@ -5040,12 +6031,29 @@
         <w:spacing w:line="276" w:lineRule="auto"/>
       </w:pPr>
       <w:r>
-        <w:t>At the end of each week the manager produces a handwritten or basic spreadsheet summary of sales figures by counting through the booking diary. This is the only form of reporting available to the manager and it provides no breakdown by film, screening time or seat type. Staff rotas are produced by the manager in a spreadsheet and printed out for staff to view. There is no digital way for staff to check their rota without physically being at the cinema.</w:t>
-      </w:r>
-    </w:p>
-    <w:p>
-      <w:pPr>
-        <w:pStyle w:val="Heading3"/>
+        <w:t>The system will not send automated notifications or emails to customers. Whilst it would be useful to send booking confirmation emails or screening reminders, this would require email server integration and SMTP configuration which is not available within the Visual Studio development environment used for this project.</w:t>
+      </w:r>
+    </w:p>
+    <w:p>
+      <w:pPr>
+        <w:spacing w:line="276" w:lineRule="auto"/>
+      </w:pPr>
+      <w:r>
+        <w:t>T</w:t>
+      </w:r>
+      <w:r>
+        <w:t xml:space="preserve">he system </w:t>
+      </w:r>
+      <w:r>
+        <w:t>may</w:t>
+      </w:r>
+      <w:r>
+        <w:t xml:space="preserve"> track stock at item level, reducing quantities automatically as items are sold and allowing the manager to adjust counts manually, but it will not handle supplier ordering, deliveries or full stock reconciliation as these fall outside the scope of this project.</w:t>
+      </w:r>
+    </w:p>
+    <w:p>
+      <w:pPr>
+        <w:pStyle w:val="Heading2"/>
         <w:rPr>
           <w:b/>
           <w:bCs/>
@@ -5058,7 +6066,7 @@
           <w:bCs/>
           <w:color w:val="000000" w:themeColor="text1"/>
         </w:rPr>
-        <w:t>Strengths of the Existing System</w:t>
+        <w:t>Objectives and Evaluation Criteria</w:t>
       </w:r>
     </w:p>
     <w:p>
@@ -5066,434 +6074,15 @@
         <w:spacing w:line="276" w:lineRule="auto"/>
       </w:pPr>
       <w:r>
-        <w:t>It would be unfair to look only at what is wrong with the existing system without acknowledging that it does have some genuine strengths, and understanding these matters because the new system needs to hold on to them rather than lose them. The first strength is that it is extremely cheap to run. Paper diaries and spreadsheets cost almost nothing and there are no licensing fees or special hardware requirements beyond the computer the cinema already owns. The second strength is that the staff are completely familiar with it. Because there is nothing technical about writing in a diary, a new member of staff can be shown how it works in a couple of minutes and there is no real training overhead at all. The third strength is that it keeps working when technology does not. A paper system cannot crash, it does not depend on a database connection and it carries on functioning during a power cut or a computer fault.</w:t>
-      </w:r>
-    </w:p>
-    <w:p>
-      <w:pPr>
-        <w:spacing w:line="276" w:lineRule="auto"/>
-      </w:pPr>
-      <w:r>
-        <w:t>These are real advantages and they set a standard the proposed system has to meet rather than ignore. The new system needs to run on the existing hardware so it stays cheap, it needs to be easy enough to use that staff need almost no training, and it needs to be reliable enough that staff trust it as much as they currently trust the diary. This is part of the reason Objectives 14 and 15, which deal with a consistent professional interface and easy navigation, are included later in this investigation.</w:t>
-      </w:r>
-    </w:p>
-    <w:p>
-      <w:pPr>
-        <w:pStyle w:val="Heading3"/>
-        <w:rPr>
-          <w:b/>
-          <w:bCs/>
-          <w:color w:val="000000" w:themeColor="text1"/>
-        </w:rPr>
-      </w:pPr>
-      <w:r>
-        <w:rPr>
-          <w:b/>
-          <w:bCs/>
-          <w:color w:val="000000" w:themeColor="text1"/>
-        </w:rPr>
-        <w:t>Limitations</w:t>
-      </w:r>
-    </w:p>
-    <w:p>
-      <w:pPr>
-        <w:spacing w:line="276" w:lineRule="auto"/>
-      </w:pPr>
-      <w:r>
-        <w:t xml:space="preserve">The existing system has several significant limitations that have been clearly identified through the investigation. The most serious of these is the risk of double bookings. Because there is no centralised real time record of seat allocations the same seat can be assigned to two different customers for the same screening. This has happened on multiple </w:t>
-      </w:r>
-      <w:r>
-        <w:lastRenderedPageBreak/>
-        <w:t>occasions and has resulted in customers arriving to find their seat already occupied. Not only is this a poor experience for the customer but it reflects badly on the cinema and undermines trust in the booking process.</w:t>
-      </w:r>
-    </w:p>
-    <w:p>
-      <w:pPr>
-        <w:spacing w:line="276" w:lineRule="auto"/>
-      </w:pPr>
-      <w:r>
-        <w:t>Another significant limitation is the complete lack of meaningful reporting. The manager currently has no way of knowing how many tickets have been sold for a particular film, which screenings are most popular or what the cinema's total revenue is for a given period without manually processing a large amount of paper records. This makes it very difficult to make informed business decisions.</w:t>
-      </w:r>
-    </w:p>
-    <w:p>
-      <w:pPr>
-        <w:spacing w:line="276" w:lineRule="auto"/>
-      </w:pPr>
-      <w:r>
-        <w:t>The customer facing experience is also heavily limited by the current setup. The touchscreen kiosk that is already installed in the cinema can handle food and drink orders but cannot sell tickets. This forces customers to queue at both the kiosk and the box office which is inefficient and frustrating. Several customers raised this issue in the questionnaire and it was also clearly visible during the observation visit.</w:t>
-      </w:r>
-    </w:p>
-    <w:p>
-      <w:pPr>
-        <w:spacing w:line="276" w:lineRule="auto"/>
-      </w:pPr>
-      <w:r>
-        <w:t>Finally the data in the existing system is spread across multiple completely disconnected sources including the paper booking diary, a food and drink stock spreadsheet and a staff rota spreadsheet. None of these communicate with each other which makes it impossible to get a complete and accurate picture of the cinema's operations in one place. This disconnection is at the root of many of the other problems identified in the investigation.</w:t>
-      </w:r>
-    </w:p>
-    <w:p>
-      <w:pPr>
-        <w:pStyle w:val="Heading2"/>
-        <w:rPr>
-          <w:b/>
-          <w:bCs/>
-          <w:color w:val="000000" w:themeColor="text1"/>
-        </w:rPr>
-      </w:pPr>
-      <w:r>
-        <w:rPr>
-          <w:b/>
-          <w:bCs/>
-          <w:color w:val="000000" w:themeColor="text1"/>
-        </w:rPr>
-        <w:t>Problem Definition</w:t>
-      </w:r>
-    </w:p>
-    <w:p>
-      <w:pPr>
-        <w:spacing w:line="276" w:lineRule="auto"/>
-      </w:pPr>
-      <w:r>
-        <w:t>Having completed the investigation through interviews, a customer questionnaire, direct observation, an examination of the cinema's records and desk based research, it is now possible to clearly define the problem that the proposed solution needs to address. The purpose of this section is to bring together the key findings from the investigation and explain precisely what needs to change and why, and to point to the objectives in the next section that will deal with each part of the problem.</w:t>
-      </w:r>
-    </w:p>
-    <w:p>
-      <w:pPr>
-        <w:spacing w:line="276" w:lineRule="auto"/>
-      </w:pPr>
-      <w:proofErr w:type="spellStart"/>
-      <w:r>
-        <w:t>Filmtopia</w:t>
-      </w:r>
-      <w:proofErr w:type="spellEnd"/>
-      <w:r>
-        <w:t xml:space="preserve"> is a small independent cinema that is currently managing all of its operations using a combination of paper records and disconnected spreadsheets. This approach may have been adequate when the cinema first opened but it has become increasingly problematic as the demands on the system have grown. The core problem is that the existing system is unreliable, slow and disconnected, and this is having a direct negative impact on both staff and customers.</w:t>
-      </w:r>
-    </w:p>
-    <w:p>
-      <w:pPr>
-        <w:spacing w:line="276" w:lineRule="auto"/>
-      </w:pPr>
-      <w:r>
-        <w:t xml:space="preserve">The most critical issue identified through the investigation is the risk of double bookings. Because seat allocations are recorded manually in a paper diary with no real time updating, two members of staff can independently assign the same seat to different customers for the same screening without either being aware of it. This was confirmed by </w:t>
-      </w:r>
-      <w:r>
-        <w:lastRenderedPageBreak/>
-        <w:t xml:space="preserve">both members of staff interviewed and by 65% of customers in the questionnaire who reported having experienced a problem when booking at </w:t>
-      </w:r>
-      <w:proofErr w:type="spellStart"/>
-      <w:r>
-        <w:t>Filmtopia</w:t>
-      </w:r>
-      <w:proofErr w:type="spellEnd"/>
-      <w:r>
-        <w:t>. It was also directly observed during the site visit. This is not an occasional or minor issue but a fundamental flaw in how the existing system manages booking data. A relational database with referential integrity enforced between the relevant tables will directly address this by ensuring that once a seat is recorded as booked for a particular screening it cannot be booked again. This is dealt with by Objective 2 in the next section and supported by Objective 3, which covers the graphical seat map that makes taken seats visible at a glance.</w:t>
-      </w:r>
-    </w:p>
-    <w:p>
-      <w:pPr>
-        <w:spacing w:line="276" w:lineRule="auto"/>
-      </w:pPr>
-      <w:r>
-        <w:t>The second major problem is the disconnected nature of the existing system. Ticketing, food and drink ordering, stock management and staff scheduling are all handled through separate paper or spreadsheet based systems that do not communicate with each other in any way. This means the manager has no way of viewing a complete picture of the cinema's operations without manually compiling data from multiple sources which is both time consuming and prone to error. A centralised relational database will resolve this by storing all of the cinema's operational data in one place with clearly defined relationships between tables, making it possible to retrieve and cross reference data quickly and accurately. This is dealt with by Objectives 6 and 7, which cover film and screening management, and by Objectives 8 and 9, which cover sales reporting and viewing the bookings for a screening.</w:t>
-      </w:r>
-    </w:p>
-    <w:p>
-      <w:pPr>
-        <w:spacing w:line="276" w:lineRule="auto"/>
-      </w:pPr>
-      <w:r>
-        <w:t xml:space="preserve">The third significant problem is the poor customer facing experience. The kiosk currently installed in the cinema can only handle food and drink orders and cannot sell tickets, which forces customers to queue at both the kiosk and the box office. This was raised by multiple customers in the questionnaire and observed directly during the site visit. The proposed solution will address this by providing a customer kiosk interface through which customers can browse films, select a screening, choose their seats and add food and drink items to their order in a single joined up process. This is dealt with by Objective 4, which covers the </w:t>
-      </w:r>
-      <w:proofErr w:type="spellStart"/>
-      <w:r>
-        <w:t>self service</w:t>
-      </w:r>
-      <w:proofErr w:type="spellEnd"/>
-      <w:r>
-        <w:t xml:space="preserve"> kiosk, and Objective 5, which covers adding food and drink to a booking.</w:t>
-      </w:r>
-    </w:p>
-    <w:p>
-      <w:pPr>
-        <w:pStyle w:val="Heading3"/>
-        <w:rPr>
-          <w:b/>
-          <w:bCs/>
-          <w:color w:val="000000" w:themeColor="text1"/>
-        </w:rPr>
-      </w:pPr>
-      <w:r>
-        <w:rPr>
-          <w:b/>
-          <w:bCs/>
-          <w:color w:val="000000" w:themeColor="text1"/>
-        </w:rPr>
-        <w:t>Requirements Analysis</w:t>
-      </w:r>
-    </w:p>
-    <w:p>
-      <w:pPr>
-        <w:spacing w:line="276" w:lineRule="auto"/>
-      </w:pPr>
-      <w:r>
-        <w:t>To ensure the proposed solution fully addresses the problems identified above it is helpful to break the requirements down into two categories: functional requirements and non-functional requirements.</w:t>
-      </w:r>
-    </w:p>
-    <w:p>
-      <w:pPr>
-        <w:spacing w:line="276" w:lineRule="auto"/>
-      </w:pPr>
-      <w:r>
-        <w:t xml:space="preserve">Functional requirements are the specific things the system must be able to do. For </w:t>
-      </w:r>
-      <w:proofErr w:type="spellStart"/>
-      <w:r>
-        <w:t>Filmtopia</w:t>
-      </w:r>
-      <w:proofErr w:type="spellEnd"/>
-      <w:r>
-        <w:t xml:space="preserve"> these include the ability to add and manage films and screenings (Objectives 6 and 7), to display a graphical seat map showing which seats are available and which are already booked (Objective 3), to process customer bookings and link them to specific seats </w:t>
-      </w:r>
-      <w:r>
-        <w:lastRenderedPageBreak/>
-        <w:t>and screenings (Objectives 1 and 2), to allow food and drink orders to be added to a booking (Objective 5) and to generate sales reports for the manager (Objective 8). These requirements map directly to the objectives set out later in this investigation.</w:t>
-      </w:r>
-    </w:p>
-    <w:p>
-      <w:pPr>
-        <w:spacing w:line="276" w:lineRule="auto"/>
-      </w:pPr>
-      <w:r>
-        <w:t xml:space="preserve">Non-functional requirements are the qualities the system must have rather than the specific things it must do. For </w:t>
-      </w:r>
-      <w:proofErr w:type="spellStart"/>
-      <w:r>
-        <w:t>Filmtopia</w:t>
-      </w:r>
-      <w:proofErr w:type="spellEnd"/>
-      <w:r>
-        <w:t xml:space="preserve"> the most important non-functional requirements are reliability, usability and data integrity. The system must be reliable enough to be used continuously during opening hours without crashing or producing errors. It must be usable by staff with varying levels of technical confidence without extensive training, which is reflected in Objectives 14 and 15. And it must maintain data integrity at all times, meaning it should never be possible for the database to reach a state where bookings are duplicated, records are incomplete or data is inconsistent between tables, which is reflected in Objectives 2 and 13.</w:t>
-      </w:r>
-    </w:p>
-    <w:p>
-      <w:pPr>
-        <w:pStyle w:val="Heading3"/>
-        <w:rPr>
-          <w:b/>
-          <w:bCs/>
-          <w:color w:val="000000" w:themeColor="text1"/>
-        </w:rPr>
-      </w:pPr>
-      <w:r>
-        <w:rPr>
-          <w:b/>
-          <w:bCs/>
-          <w:color w:val="000000" w:themeColor="text1"/>
-        </w:rPr>
-        <w:t>Proposed Solution</w:t>
-      </w:r>
-    </w:p>
-    <w:p>
-      <w:pPr>
-        <w:spacing w:line="276" w:lineRule="auto"/>
-      </w:pPr>
-      <w:r>
-        <w:t xml:space="preserve">The proposed solution is a Visual Basic .NET Windows Forms application built in Visual Studio, using </w:t>
-      </w:r>
-      <w:proofErr w:type="spellStart"/>
-      <w:r>
-        <w:t>OleDb</w:t>
-      </w:r>
-      <w:proofErr w:type="spellEnd"/>
-      <w:r>
-        <w:t xml:space="preserve"> to manage the connection between the application and a Microsoft Access database stored in the Access 2002 to 2003 .</w:t>
-      </w:r>
-      <w:proofErr w:type="spellStart"/>
-      <w:r>
-        <w:t>mdb</w:t>
-      </w:r>
-      <w:proofErr w:type="spellEnd"/>
-      <w:r>
-        <w:t xml:space="preserve"> format. Visual Basic .NET has been chosen because it is the language used throughout this course and it allows the rapid development of graphical Windows applications with a professional user interface. </w:t>
-      </w:r>
-      <w:proofErr w:type="spellStart"/>
-      <w:r>
-        <w:t>OleDb</w:t>
-      </w:r>
-      <w:proofErr w:type="spellEnd"/>
-      <w:r>
-        <w:t xml:space="preserve"> has been chosen as the database connectivity method because it provides a straightforward and reliable way of connecting a Visual Basic .NET application to a Microsoft Access database, allowing SQL queries to be executed directly from the application code to insert, update, delete and retrieve records. Microsoft Access has been chosen as the database because it supports a full relational structure with primary keys, foreign keys and referential integrity which directly addresses the data management problems identified in the investigation.</w:t>
-      </w:r>
-    </w:p>
-    <w:p>
-      <w:pPr>
-        <w:spacing w:line="276" w:lineRule="auto"/>
-      </w:pPr>
-      <w:r>
-        <w:t xml:space="preserve">The system will support three distinct user types each with their own interface and access level. Customers will access the system through a </w:t>
-      </w:r>
-      <w:proofErr w:type="spellStart"/>
-      <w:r>
-        <w:t>self service</w:t>
-      </w:r>
-      <w:proofErr w:type="spellEnd"/>
-      <w:r>
-        <w:t xml:space="preserve"> kiosk interface. Staff will be able to log in to manage bookings and screenings. The manager will have full access to all areas of the system including film management and sales reporting. Access levels will be enforced through the login system to ensure that users can only access the parts of the system that are relevant to their role, which is dealt with by Objective 10.</w:t>
-      </w:r>
-    </w:p>
-    <w:p>
-      <w:pPr>
-        <w:pStyle w:val="Heading2"/>
-        <w:rPr>
-          <w:b/>
-          <w:bCs/>
-          <w:color w:val="000000" w:themeColor="text1"/>
-        </w:rPr>
-      </w:pPr>
-      <w:r>
-        <w:rPr>
-          <w:b/>
-          <w:bCs/>
-          <w:color w:val="000000" w:themeColor="text1"/>
-        </w:rPr>
-        <w:t>L</w:t>
-      </w:r>
-      <w:r>
-        <w:rPr>
-          <w:b/>
-          <w:bCs/>
-          <w:color w:val="000000" w:themeColor="text1"/>
-        </w:rPr>
-        <w:t>imitations of Proposed Solution</w:t>
-      </w:r>
-    </w:p>
-    <w:p>
-      <w:pPr>
-        <w:spacing w:line="276" w:lineRule="auto"/>
-      </w:pPr>
-      <w:r>
-        <w:t xml:space="preserve">Whilst the proposed </w:t>
-      </w:r>
-      <w:proofErr w:type="spellStart"/>
-      <w:r>
-        <w:t>Filmtopia</w:t>
-      </w:r>
-      <w:proofErr w:type="spellEnd"/>
-      <w:r>
-        <w:t xml:space="preserve"> system will address the core problems identified in the investigation, there are several areas that will not be included in the solution due to </w:t>
-      </w:r>
-      <w:r>
-        <w:lastRenderedPageBreak/>
-        <w:t>constraints of time, scope and available hardware and software. These limitations are outlined below.</w:t>
-      </w:r>
-    </w:p>
-    <w:p>
-      <w:pPr>
-        <w:spacing w:line="276" w:lineRule="auto"/>
-      </w:pPr>
-      <w:r>
-        <w:t>The system will not include online booking functionality. Developing a web based booking system that allows customers to purchase tickets remotely would require a web server, a publicly accessible database and a payment processing integration, all of which are beyond the scope of an A Level project. The system will instead focus on in-cinema operations at the box office and customer kiosk.</w:t>
-      </w:r>
-    </w:p>
-    <w:p>
-      <w:pPr>
-        <w:spacing w:line="276" w:lineRule="auto"/>
-      </w:pPr>
-      <w:r>
-        <w:t>The system will not include a real payment processing system. Taking card or cash payments involves integration with chip and pin hardware and payment gateway APIs which are not available for this project. Payment will be simulated within the system and the process of actually collecting money from the customer will be assumed to happen separately.</w:t>
-      </w:r>
-    </w:p>
-    <w:p>
-      <w:pPr>
-        <w:spacing w:line="276" w:lineRule="auto"/>
-      </w:pPr>
-      <w:r>
-        <w:t>The system will not include a mobile application. Developing iOS or Android applications would require additional software, hardware and significant development time beyond what is available for this project.</w:t>
-      </w:r>
-    </w:p>
-    <w:p>
-      <w:pPr>
-        <w:spacing w:line="276" w:lineRule="auto"/>
-      </w:pPr>
-      <w:r>
-        <w:t xml:space="preserve">The system will not support multiple simultaneous users over a network. Whilst </w:t>
-      </w:r>
-      <w:proofErr w:type="spellStart"/>
-      <w:r>
-        <w:t>OleDb</w:t>
-      </w:r>
-      <w:proofErr w:type="spellEnd"/>
-      <w:r>
-        <w:t xml:space="preserve"> connections to a Microsoft Access database can technically support multiple users, developing a fully networked multi-user system with appropriate concurrency controls and conflict resolution is beyond the scope of this project. The system will be designed for use on a single machine or a small number of machines accessing the same .</w:t>
-      </w:r>
-      <w:proofErr w:type="spellStart"/>
-      <w:r>
-        <w:t>mdb</w:t>
-      </w:r>
-      <w:proofErr w:type="spellEnd"/>
-      <w:r>
-        <w:t xml:space="preserve"> database file locally.</w:t>
-      </w:r>
-    </w:p>
-    <w:p>
-      <w:pPr>
-        <w:spacing w:line="276" w:lineRule="auto"/>
-      </w:pPr>
-      <w:r>
-        <w:t>The system will not include automated staff scheduling or payroll functionality. Managing staff rotas and wages involves complex business logic and legal considerations that are outside the scope of this project. Staff management features will be limited to basic record keeping.</w:t>
-      </w:r>
-    </w:p>
-    <w:p>
-      <w:pPr>
-        <w:spacing w:line="276" w:lineRule="auto"/>
-      </w:pPr>
-      <w:r>
-        <w:t>The system will not send automated notifications or emails to customers. Whilst it would be useful to send booking confirmation emails or screening reminders, this would require email server integration and SMTP configuration which is not available within the Visual Studio development environment used for this project.</w:t>
-      </w:r>
-    </w:p>
-    <w:p>
-      <w:pPr>
-        <w:spacing w:line="276" w:lineRule="auto"/>
-      </w:pPr>
-      <w:r>
-        <w:t>T</w:t>
-      </w:r>
-      <w:r>
-        <w:t xml:space="preserve">he system </w:t>
-      </w:r>
-      <w:r>
-        <w:t>may</w:t>
-      </w:r>
-      <w:r>
-        <w:t xml:space="preserve"> track stock at item level, reducing quantities automatically as items are sold and allowing the manager to adjust counts manually, but it will not handle supplier ordering, deliveries or full stock reconciliation as these fall outside the scope of this project.</w:t>
-      </w:r>
-    </w:p>
-    <w:p>
-      <w:pPr>
-        <w:pStyle w:val="Heading2"/>
-        <w:rPr>
-          <w:b/>
-          <w:bCs/>
-          <w:color w:val="000000" w:themeColor="text1"/>
-        </w:rPr>
-      </w:pPr>
-      <w:r>
-        <w:rPr>
-          <w:b/>
-          <w:bCs/>
-          <w:color w:val="000000" w:themeColor="text1"/>
-        </w:rPr>
-        <w:lastRenderedPageBreak/>
-        <w:t>Objectives and Evaluation Criteria</w:t>
-      </w:r>
-    </w:p>
-    <w:p>
-      <w:pPr>
-        <w:spacing w:line="276" w:lineRule="auto"/>
-      </w:pPr>
-      <w:r>
-        <w:t>The following objectives have been produced based on the findings of the investigation. Each objective is numbered and includes a success criteria which will be used to evaluate whether the objective has been met when the project is complete.</w:t>
+        <w:t xml:space="preserve">The following objectives have been produced based on the findings of the investigation. Each objective is numbered and includes a </w:t>
+      </w:r>
+      <w:proofErr w:type="gramStart"/>
+      <w:r>
+        <w:t>success criteria</w:t>
+      </w:r>
+      <w:proofErr w:type="gramEnd"/>
+      <w:r>
+        <w:t xml:space="preserve"> which will be used to evaluate whether the objective has been met when the project is complete.</w:t>
       </w:r>
     </w:p>
     <w:p>
@@ -5505,7 +6094,23 @@
           <w:b/>
           <w:bCs/>
         </w:rPr>
-        <w:t>Objective 1: The system must allow staff to add new customer ticket bookings for a selected screening, recording the customer name, chosen seats and number of tickets.</w:t>
+        <w:t xml:space="preserve">Objective 1: The system must allow staff to add new customer ticket bookings for a selected screening, recording the </w:t>
+      </w:r>
+      <w:proofErr w:type="gramStart"/>
+      <w:r>
+        <w:rPr>
+          <w:b/>
+          <w:bCs/>
+        </w:rPr>
+        <w:t>customer</w:t>
+      </w:r>
+      <w:proofErr w:type="gramEnd"/>
+      <w:r>
+        <w:rPr>
+          <w:b/>
+          <w:bCs/>
+        </w:rPr>
+        <w:t xml:space="preserve"> name, chosen seats and number of tickets.</w:t>
       </w:r>
     </w:p>
     <w:p>
@@ -5520,7 +6125,15 @@
         <w:t xml:space="preserve">Success Criteria: </w:t>
       </w:r>
       <w:r>
-        <w:t>A new booking should be added to the Microsoft Access database in under 30 seconds. The booking record should appear immediately in the database with the correct customer name, screening, seat numbers and ticket quantity. Validation should prevent a booking being saved without all required fields completed.</w:t>
+        <w:t xml:space="preserve">A new booking should be added to the Microsoft Access database in under 30 seconds. The booking record should appear immediately in the database with the correct </w:t>
+      </w:r>
+      <w:proofErr w:type="gramStart"/>
+      <w:r>
+        <w:t>customer</w:t>
+      </w:r>
+      <w:proofErr w:type="gramEnd"/>
+      <w:r>
+        <w:t xml:space="preserve"> name, screening, seat numbers and ticket quantity. Validation should prevent a booking being saved without all required fields completed.</w:t>
       </w:r>
     </w:p>
     <w:p>
@@ -5547,7 +6160,23 @@
         <w:t xml:space="preserve">Success Criteria: </w:t>
       </w:r>
       <w:r>
-        <w:t>When a seat is already booked for a screening it should be visually marked as unavailable on the seat selection interface and it should be impossible to select or book it. Attempting to book an already taken seat should display a clear error message.</w:t>
+        <w:t xml:space="preserve">When a seat is already booked for a </w:t>
+      </w:r>
+      <w:proofErr w:type="gramStart"/>
+      <w:r>
+        <w:t>screening</w:t>
+      </w:r>
+      <w:proofErr w:type="gramEnd"/>
+      <w:r>
+        <w:t xml:space="preserve"> it should be visually marked as unavailable on the seat selection </w:t>
+      </w:r>
+      <w:proofErr w:type="gramStart"/>
+      <w:r>
+        <w:t>interface</w:t>
+      </w:r>
+      <w:proofErr w:type="gramEnd"/>
+      <w:r>
+        <w:t xml:space="preserve"> and it should be impossible to select or book it. Attempting to book an already taken seat should display a clear error message.</w:t>
       </w:r>
     </w:p>
     <w:p>
@@ -5560,60 +6189,6 @@
           <w:bCs/>
         </w:rPr>
         <w:t>Objective 3: The system must display a graphical seat map for each screening showing which seats are available and which are already booked.</w:t>
-      </w:r>
-    </w:p>
-    <w:p>
-      <w:pPr>
-        <w:spacing w:after="80" w:line="276" w:lineRule="auto"/>
-      </w:pPr>
-      <w:r>
-        <w:rPr>
-          <w:b/>
-          <w:bCs/>
-        </w:rPr>
-        <w:t xml:space="preserve">Success Criteria: </w:t>
-      </w:r>
-      <w:r>
-        <w:t>The seat map should load within 3 seconds of a screening being selected. Available seats and booked seats should be displayed in clearly distinguishable colours. The seat map should accurately reflect the current state of the database at the time of loading.</w:t>
-      </w:r>
-    </w:p>
-    <w:p>
-      <w:pPr>
-        <w:spacing w:before="200" w:after="40"/>
-      </w:pPr>
-      <w:r>
-        <w:rPr>
-          <w:b/>
-          <w:bCs/>
-        </w:rPr>
-        <w:t>Objective 4: The system must allow customers to purchase tickets through a self-service kiosk interface, selecting a film, screening time, seats and completing their booking without staff assistance.</w:t>
-      </w:r>
-    </w:p>
-    <w:p>
-      <w:pPr>
-        <w:spacing w:after="80" w:line="276" w:lineRule="auto"/>
-      </w:pPr>
-      <w:r>
-        <w:rPr>
-          <w:b/>
-          <w:bCs/>
-        </w:rPr>
-        <w:t xml:space="preserve">Success Criteria: </w:t>
-      </w:r>
-      <w:r>
-        <w:t>A customer should be able to complete a full ticket booking through the kiosk interface in under 2 minutes. The kiosk should guide the customer through each stage clearly using buttons and on screen instructions. The completed booking should be recorded in the database correctly.</w:t>
-      </w:r>
-    </w:p>
-    <w:p>
-      <w:pPr>
-        <w:spacing w:before="200" w:after="40"/>
-      </w:pPr>
-      <w:r>
-        <w:rPr>
-          <w:b/>
-          <w:bCs/>
-        </w:rPr>
-        <w:t>Objective 5: The system must allow customers to add food and drink items to their order at the same time as booking tickets, with the combined order saved to the database.</w:t>
       </w:r>
     </w:p>
     <w:p>
@@ -5629,6 +6204,68 @@
         <w:t xml:space="preserve">Success Criteria: </w:t>
       </w:r>
       <w:r>
+        <w:t>The seat map should load within 3 seconds of a screening being selected. Available seats and booked seats should be displayed in clearly distinguishable colours. The seat map should accurately reflect the current state of the database at the time of loading.</w:t>
+      </w:r>
+    </w:p>
+    <w:p>
+      <w:pPr>
+        <w:spacing w:before="200" w:after="40"/>
+      </w:pPr>
+      <w:r>
+        <w:rPr>
+          <w:b/>
+          <w:bCs/>
+        </w:rPr>
+        <w:t>Objective 4: The system must allow customers to purchase tickets through a self-service kiosk interface, selecting a film, screening time, seats and completing their booking without staff assistance.</w:t>
+      </w:r>
+    </w:p>
+    <w:p>
+      <w:pPr>
+        <w:spacing w:after="80" w:line="276" w:lineRule="auto"/>
+      </w:pPr>
+      <w:r>
+        <w:rPr>
+          <w:b/>
+          <w:bCs/>
+        </w:rPr>
+        <w:t xml:space="preserve">Success Criteria: </w:t>
+      </w:r>
+      <w:r>
+        <w:t xml:space="preserve">A customer should be able to complete a full ticket booking through the kiosk interface in under 2 minutes. The kiosk should guide the customer through each stage clearly using buttons and </w:t>
+      </w:r>
+      <w:proofErr w:type="gramStart"/>
+      <w:r>
+        <w:t>on screen</w:t>
+      </w:r>
+      <w:proofErr w:type="gramEnd"/>
+      <w:r>
+        <w:t xml:space="preserve"> instructions. The completed booking should be recorded in the database correctly.</w:t>
+      </w:r>
+    </w:p>
+    <w:p>
+      <w:pPr>
+        <w:spacing w:before="200" w:after="40"/>
+      </w:pPr>
+      <w:r>
+        <w:rPr>
+          <w:b/>
+          <w:bCs/>
+        </w:rPr>
+        <w:t>Objective 5: The system must allow customers to add food and drink items to their order at the same time as booking tickets, with the combined order saved to the database.</w:t>
+      </w:r>
+    </w:p>
+    <w:p>
+      <w:pPr>
+        <w:spacing w:after="80" w:line="276" w:lineRule="auto"/>
+      </w:pPr>
+      <w:r>
+        <w:rPr>
+          <w:b/>
+          <w:bCs/>
+        </w:rPr>
+        <w:t xml:space="preserve">Success Criteria: </w:t>
+      </w:r>
+      <w:r>
         <w:t>Food and drink items should be displayed on a clearly navigable menu during the booking process. A customer should be able to add multiple items to their order. The food and drink order should be saved to the database linked to the correct booking record.</w:t>
       </w:r>
     </w:p>
@@ -5718,7 +6355,11 @@
       </w:r>
       <w:proofErr w:type="spellEnd"/>
       <w:r>
-        <w:t xml:space="preserve"> connection and displayed on screen within 5 seconds of the date range being selected. The report should show the correct total number of tickets sold and total revenue for the selected period, calculated directly from the bookings in the database.</w:t>
+        <w:t xml:space="preserve"> connection and displayed on screen within 5 seconds of the date range being selected. The </w:t>
+      </w:r>
+      <w:r>
+        <w:lastRenderedPageBreak/>
+        <w:t>report should show the correct total number of tickets sold and total revenue for the selected period, calculated directly from the bookings in the database.</w:t>
       </w:r>
     </w:p>
     <w:p>
@@ -5772,103 +6413,108 @@
         <w:t xml:space="preserve">Success Criteria: </w:t>
       </w:r>
       <w:r>
-        <w:t xml:space="preserve">The kiosk interface should not display any staff or manager options. Staff should be able to log in with a username and password and access staff functions </w:t>
-      </w:r>
-      <w:r>
+        <w:t xml:space="preserve">The kiosk interface should not display any staff or manager options. Staff should be able to log in with a username and </w:t>
+      </w:r>
+      <w:proofErr w:type="gramStart"/>
+      <w:r>
+        <w:t>password</w:t>
+      </w:r>
+      <w:proofErr w:type="gramEnd"/>
+      <w:r>
+        <w:t xml:space="preserve"> and access staff functions only. The manager login should provide access to all areas of the system. Attempting to access a restricted area without the correct login should be prevented.</w:t>
+      </w:r>
+    </w:p>
+    <w:p>
+      <w:pPr>
+        <w:spacing w:before="200" w:after="40"/>
+      </w:pPr>
+      <w:r>
+        <w:rPr>
+          <w:b/>
+          <w:bCs/>
+        </w:rPr>
+        <w:t>Objective 11: The system must allow staff to search for an existing booking by customer name or booking reference.</w:t>
+      </w:r>
+    </w:p>
+    <w:p>
+      <w:pPr>
+        <w:spacing w:after="80" w:line="276" w:lineRule="auto"/>
+      </w:pPr>
+      <w:r>
+        <w:rPr>
+          <w:b/>
+          <w:bCs/>
+        </w:rPr>
+        <w:t xml:space="preserve">Success Criteria: </w:t>
+      </w:r>
+      <w:r>
+        <w:t>A search by customer surname should return all matching bookings within 2 seconds. The search should work with partial name entries. The correct booking record should be displayed with all associated details including film, screening, seats and food order.</w:t>
+      </w:r>
+    </w:p>
+    <w:p>
+      <w:pPr>
+        <w:spacing w:before="200" w:after="40"/>
+      </w:pPr>
+      <w:r>
+        <w:rPr>
+          <w:b/>
+          <w:bCs/>
+        </w:rPr>
+        <w:t>Objective 12: The system must allow staff to cancel an existing booking, removing the seat allocation from the database and making those seats available again.</w:t>
+      </w:r>
+    </w:p>
+    <w:p>
+      <w:pPr>
+        <w:spacing w:after="80" w:line="276" w:lineRule="auto"/>
+      </w:pPr>
+      <w:r>
+        <w:rPr>
+          <w:b/>
+          <w:bCs/>
+        </w:rPr>
+        <w:t xml:space="preserve">Success Criteria: </w:t>
+      </w:r>
+      <w:r>
+        <w:t>Cancelling a booking should update the database immediately so the seats become available for other customers. A confirmation prompt should be displayed before any booking is deleted. The cancelled booking should no longer appear in the active bookings list.</w:t>
+      </w:r>
+    </w:p>
+    <w:p>
+      <w:pPr>
+        <w:spacing w:before="200" w:after="40"/>
+      </w:pPr>
+      <w:r>
+        <w:rPr>
+          <w:b/>
+          <w:bCs/>
+        </w:rPr>
+        <w:t>Objective 13: The system must validate data entered by users to prevent invalid or incomplete records being saved to the database.</w:t>
+      </w:r>
+    </w:p>
+    <w:p>
+      <w:pPr>
+        <w:spacing w:after="80" w:line="276" w:lineRule="auto"/>
+      </w:pPr>
+      <w:r>
+        <w:rPr>
+          <w:b/>
+          <w:bCs/>
+        </w:rPr>
+        <w:t xml:space="preserve">Success Criteria: </w:t>
+      </w:r>
+      <w:r>
+        <w:t>All required fields should be validated before a record is saved. Numeric fields should only accept numbers. Date fields should only accept valid dates. Text fields should have appropriate maximum lengths enforced. An informative error message should be displayed for each validation failure explaining what needs to be corrected.</w:t>
+      </w:r>
+    </w:p>
+    <w:p>
+      <w:pPr>
+        <w:spacing w:before="200" w:after="40"/>
+      </w:pPr>
+      <w:r>
+        <w:rPr>
+          <w:b/>
+          <w:bCs/>
+        </w:rPr>
         <w:lastRenderedPageBreak/>
-        <w:t>only. The manager login should provide access to all areas of the system. Attempting to access a restricted area without the correct login should be prevented.</w:t>
-      </w:r>
-    </w:p>
-    <w:p>
-      <w:pPr>
-        <w:spacing w:before="200" w:after="40"/>
-      </w:pPr>
-      <w:r>
-        <w:rPr>
-          <w:b/>
-          <w:bCs/>
-        </w:rPr>
-        <w:t>Objective 11: The system must allow staff to search for an existing booking by customer name or booking reference.</w:t>
-      </w:r>
-    </w:p>
-    <w:p>
-      <w:pPr>
-        <w:spacing w:after="80" w:line="276" w:lineRule="auto"/>
-      </w:pPr>
-      <w:r>
-        <w:rPr>
-          <w:b/>
-          <w:bCs/>
-        </w:rPr>
-        <w:t xml:space="preserve">Success Criteria: </w:t>
-      </w:r>
-      <w:r>
-        <w:t>A search by customer surname should return all matching bookings within 2 seconds. The search should work with partial name entries. The correct booking record should be displayed with all associated details including film, screening, seats and food order.</w:t>
-      </w:r>
-    </w:p>
-    <w:p>
-      <w:pPr>
-        <w:spacing w:before="200" w:after="40"/>
-      </w:pPr>
-      <w:r>
-        <w:rPr>
-          <w:b/>
-          <w:bCs/>
-        </w:rPr>
-        <w:t>Objective 12: The system must allow staff to cancel an existing booking, removing the seat allocation from the database and making those seats available again.</w:t>
-      </w:r>
-    </w:p>
-    <w:p>
-      <w:pPr>
-        <w:spacing w:after="80" w:line="276" w:lineRule="auto"/>
-      </w:pPr>
-      <w:r>
-        <w:rPr>
-          <w:b/>
-          <w:bCs/>
-        </w:rPr>
-        <w:t xml:space="preserve">Success Criteria: </w:t>
-      </w:r>
-      <w:r>
-        <w:t>Cancelling a booking should update the database immediately so the seats become available for other customers. A confirmation prompt should be displayed before any booking is deleted. The cancelled booking should no longer appear in the active bookings list.</w:t>
-      </w:r>
-    </w:p>
-    <w:p>
-      <w:pPr>
-        <w:spacing w:before="200" w:after="40"/>
-      </w:pPr>
-      <w:r>
-        <w:rPr>
-          <w:b/>
-          <w:bCs/>
-        </w:rPr>
-        <w:t>Objective 13: The system must validate all data entered by users to prevent invalid or incomplete records being saved to the database.</w:t>
-      </w:r>
-    </w:p>
-    <w:p>
-      <w:pPr>
-        <w:spacing w:after="80" w:line="276" w:lineRule="auto"/>
-      </w:pPr>
-      <w:r>
-        <w:rPr>
-          <w:b/>
-          <w:bCs/>
-        </w:rPr>
-        <w:t xml:space="preserve">Success Criteria: </w:t>
-      </w:r>
-      <w:r>
-        <w:t>All required fields should be validated before a record is saved. Numeric fields should only accept numbers. Date fields should only accept valid dates. Text fields should have appropriate maximum lengths enforced. An informative error message should be displayed for each validation failure explaining what needs to be corrected.</w:t>
-      </w:r>
-    </w:p>
-    <w:p>
-      <w:pPr>
-        <w:spacing w:before="200" w:after="40"/>
-      </w:pPr>
-      <w:r>
-        <w:rPr>
-          <w:b/>
-          <w:bCs/>
-        </w:rPr>
         <w:t>Objective 14: The system must have a consistent and professional user interface across all forms, using a uniform colour scheme, layout and naming convention throughout.</w:t>
       </w:r>
     </w:p>
@@ -5924,12 +6570,12 @@
     </w:p>
     <w:p/>
     <w:sectPr>
-      <w:headerReference w:type="even" r:id="rId22"/>
-      <w:headerReference w:type="default" r:id="rId23"/>
-      <w:footerReference w:type="even" r:id="rId24"/>
-      <w:footerReference w:type="default" r:id="rId25"/>
-      <w:headerReference w:type="first" r:id="rId26"/>
-      <w:footerReference w:type="first" r:id="rId27"/>
+      <w:headerReference w:type="even" r:id="rId25"/>
+      <w:headerReference w:type="default" r:id="rId26"/>
+      <w:footerReference w:type="even" r:id="rId27"/>
+      <w:footerReference w:type="default" r:id="rId28"/>
+      <w:headerReference w:type="first" r:id="rId29"/>
+      <w:footerReference w:type="first" r:id="rId30"/>
       <w:pgSz w:w="12240" w:h="15840"/>
       <w:pgMar w:top="1440" w:right="1440" w:bottom="1440" w:left="1440" w:header="720" w:footer="720" w:gutter="0"/>
       <w:pgBorders w:offsetFrom="page">
@@ -7178,7 +7824,823 @@
 <file path=word/charts/chart1.xml><?xml version="1.0" encoding="utf-8"?>
 <c:chartSpace xmlns:c="http://schemas.openxmlformats.org/drawingml/2006/chart" xmlns:a="http://schemas.openxmlformats.org/drawingml/2006/main" xmlns:r="http://schemas.openxmlformats.org/officeDocument/2006/relationships" xmlns:c16r2="http://schemas.microsoft.com/office/drawing/2015/06/chart">
   <c:date1904 val="0"/>
-  <c:lang val="en-US"/>
+  <c:lang val="en-GB"/>
+  <c:roundedCorners val="0"/>
+  <mc:AlternateContent xmlns:mc="http://schemas.openxmlformats.org/markup-compatibility/2006">
+    <mc:Choice xmlns:c14="http://schemas.microsoft.com/office/drawing/2007/8/2/chart" Requires="c14">
+      <c14:style val="102"/>
+    </mc:Choice>
+    <mc:Fallback>
+      <c:style val="2"/>
+    </mc:Fallback>
+  </mc:AlternateContent>
+  <c:chart>
+    <c:title>
+      <c:overlay val="0"/>
+      <c:spPr>
+        <a:noFill/>
+        <a:ln>
+          <a:noFill/>
+        </a:ln>
+        <a:effectLst/>
+      </c:spPr>
+      <c:txPr>
+        <a:bodyPr rot="0" spcFirstLastPara="1" vertOverflow="ellipsis" vert="horz" wrap="square" anchor="ctr" anchorCtr="1"/>
+        <a:lstStyle/>
+        <a:p>
+          <a:pPr>
+            <a:defRPr sz="1400" b="0" i="0" u="none" strike="noStrike" kern="1200" spc="0" baseline="0">
+              <a:solidFill>
+                <a:schemeClr val="tx1">
+                  <a:lumMod val="65000"/>
+                  <a:lumOff val="35000"/>
+                </a:schemeClr>
+              </a:solidFill>
+              <a:latin typeface="+mn-lt"/>
+              <a:ea typeface="+mn-ea"/>
+              <a:cs typeface="+mn-cs"/>
+            </a:defRPr>
+          </a:pPr>
+          <a:endParaRPr lang="en-US"/>
+        </a:p>
+      </c:txPr>
+    </c:title>
+    <c:autoTitleDeleted val="0"/>
+    <c:plotArea>
+      <c:layout/>
+      <c:pieChart>
+        <c:varyColors val="1"/>
+        <c:ser>
+          <c:idx val="0"/>
+          <c:order val="0"/>
+          <c:tx>
+            <c:strRef>
+              <c:f>Sheet1!$B$1</c:f>
+              <c:strCache>
+                <c:ptCount val="1"/>
+                <c:pt idx="0">
+                  <c:v>Responses</c:v>
+                </c:pt>
+              </c:strCache>
+            </c:strRef>
+          </c:tx>
+          <c:dPt>
+            <c:idx val="0"/>
+            <c:bubble3D val="0"/>
+            <c:spPr>
+              <a:solidFill>
+                <a:schemeClr val="accent1"/>
+              </a:solidFill>
+              <a:ln w="19050">
+                <a:solidFill>
+                  <a:schemeClr val="lt1"/>
+                </a:solidFill>
+              </a:ln>
+              <a:effectLst/>
+            </c:spPr>
+            <c:extLst>
+              <c:ext xmlns:c16="http://schemas.microsoft.com/office/drawing/2014/chart" uri="{C3380CC4-5D6E-409C-BE32-E72D297353CC}">
+                <c16:uniqueId val="{00000001-2DAD-4396-9ED5-530BCE375872}"/>
+              </c:ext>
+            </c:extLst>
+          </c:dPt>
+          <c:dPt>
+            <c:idx val="1"/>
+            <c:bubble3D val="0"/>
+            <c:spPr>
+              <a:solidFill>
+                <a:schemeClr val="accent2"/>
+              </a:solidFill>
+              <a:ln w="19050">
+                <a:solidFill>
+                  <a:schemeClr val="lt1"/>
+                </a:solidFill>
+              </a:ln>
+              <a:effectLst/>
+            </c:spPr>
+            <c:extLst>
+              <c:ext xmlns:c16="http://schemas.microsoft.com/office/drawing/2014/chart" uri="{C3380CC4-5D6E-409C-BE32-E72D297353CC}">
+                <c16:uniqueId val="{00000003-2DAD-4396-9ED5-530BCE375872}"/>
+              </c:ext>
+            </c:extLst>
+          </c:dPt>
+          <c:dPt>
+            <c:idx val="2"/>
+            <c:bubble3D val="0"/>
+            <c:spPr>
+              <a:solidFill>
+                <a:schemeClr val="accent3"/>
+              </a:solidFill>
+              <a:ln w="19050">
+                <a:solidFill>
+                  <a:schemeClr val="lt1"/>
+                </a:solidFill>
+              </a:ln>
+              <a:effectLst/>
+            </c:spPr>
+            <c:extLst>
+              <c:ext xmlns:c16="http://schemas.microsoft.com/office/drawing/2014/chart" uri="{C3380CC4-5D6E-409C-BE32-E72D297353CC}">
+                <c16:uniqueId val="{00000005-2DAD-4396-9ED5-530BCE375872}"/>
+              </c:ext>
+            </c:extLst>
+          </c:dPt>
+          <c:cat>
+            <c:strRef>
+              <c:f>Sheet1!$A$2:$A$4</c:f>
+              <c:strCache>
+                <c:ptCount val="3"/>
+                <c:pt idx="0">
+                  <c:v>At the box office desk</c:v>
+                </c:pt>
+                <c:pt idx="1">
+                  <c:v>I book in advance by phone</c:v>
+                </c:pt>
+                <c:pt idx="2">
+                  <c:v>Other</c:v>
+                </c:pt>
+              </c:strCache>
+            </c:strRef>
+          </c:cat>
+          <c:val>
+            <c:numRef>
+              <c:f>Sheet1!$B$2:$B$4</c:f>
+              <c:numCache>
+                <c:formatCode>General</c:formatCode>
+                <c:ptCount val="3"/>
+                <c:pt idx="0">
+                  <c:v>14</c:v>
+                </c:pt>
+                <c:pt idx="1">
+                  <c:v>4</c:v>
+                </c:pt>
+                <c:pt idx="2">
+                  <c:v>2</c:v>
+                </c:pt>
+              </c:numCache>
+            </c:numRef>
+          </c:val>
+          <c:extLst>
+            <c:ext xmlns:c16="http://schemas.microsoft.com/office/drawing/2014/chart" uri="{C3380CC4-5D6E-409C-BE32-E72D297353CC}">
+              <c16:uniqueId val="{00000000-C692-4CE2-9BFB-9138567AD1B6}"/>
+            </c:ext>
+          </c:extLst>
+        </c:ser>
+        <c:dLbls>
+          <c:showLegendKey val="0"/>
+          <c:showVal val="0"/>
+          <c:showCatName val="0"/>
+          <c:showSerName val="0"/>
+          <c:showPercent val="0"/>
+          <c:showBubbleSize val="0"/>
+          <c:showLeaderLines val="1"/>
+        </c:dLbls>
+        <c:firstSliceAng val="0"/>
+      </c:pieChart>
+      <c:spPr>
+        <a:noFill/>
+        <a:ln>
+          <a:noFill/>
+        </a:ln>
+        <a:effectLst/>
+      </c:spPr>
+    </c:plotArea>
+    <c:legend>
+      <c:legendPos val="b"/>
+      <c:overlay val="0"/>
+      <c:spPr>
+        <a:noFill/>
+        <a:ln>
+          <a:noFill/>
+        </a:ln>
+        <a:effectLst/>
+      </c:spPr>
+      <c:txPr>
+        <a:bodyPr rot="0" spcFirstLastPara="1" vertOverflow="ellipsis" vert="horz" wrap="square" anchor="ctr" anchorCtr="1"/>
+        <a:lstStyle/>
+        <a:p>
+          <a:pPr>
+            <a:defRPr sz="900" b="0" i="0" u="none" strike="noStrike" kern="1200" baseline="0">
+              <a:solidFill>
+                <a:schemeClr val="tx1">
+                  <a:lumMod val="65000"/>
+                  <a:lumOff val="35000"/>
+                </a:schemeClr>
+              </a:solidFill>
+              <a:latin typeface="+mn-lt"/>
+              <a:ea typeface="+mn-ea"/>
+              <a:cs typeface="+mn-cs"/>
+            </a:defRPr>
+          </a:pPr>
+          <a:endParaRPr lang="en-US"/>
+        </a:p>
+      </c:txPr>
+    </c:legend>
+    <c:plotVisOnly val="1"/>
+    <c:dispBlanksAs val="gap"/>
+    <c:showDLblsOverMax val="0"/>
+    <c:extLst>
+      <c:ext xmlns:c16r3="http://schemas.microsoft.com/office/drawing/2017/03/chart" uri="{56B9EC1D-385E-4148-901F-78D8002777C0}">
+        <c16r3:dataDisplayOptions16>
+          <c16r3:dispNaAsBlank val="1"/>
+        </c16r3:dataDisplayOptions16>
+      </c:ext>
+    </c:extLst>
+  </c:chart>
+  <c:spPr>
+    <a:solidFill>
+      <a:schemeClr val="bg1"/>
+    </a:solidFill>
+    <a:ln w="9525" cap="flat" cmpd="sng" algn="ctr">
+      <a:solidFill>
+        <a:schemeClr val="tx1">
+          <a:lumMod val="15000"/>
+          <a:lumOff val="85000"/>
+        </a:schemeClr>
+      </a:solidFill>
+      <a:round/>
+    </a:ln>
+    <a:effectLst/>
+  </c:spPr>
+  <c:txPr>
+    <a:bodyPr/>
+    <a:lstStyle/>
+    <a:p>
+      <a:pPr>
+        <a:defRPr/>
+      </a:pPr>
+      <a:endParaRPr lang="en-US"/>
+    </a:p>
+  </c:txPr>
+  <c:externalData r:id="rId3">
+    <c:autoUpdate val="0"/>
+  </c:externalData>
+</c:chartSpace>
+</file>
+
+<file path=word/charts/chart2.xml><?xml version="1.0" encoding="utf-8"?>
+<c:chartSpace xmlns:c="http://schemas.openxmlformats.org/drawingml/2006/chart" xmlns:a="http://schemas.openxmlformats.org/drawingml/2006/main" xmlns:r="http://schemas.openxmlformats.org/officeDocument/2006/relationships" xmlns:c16r2="http://schemas.microsoft.com/office/drawing/2015/06/chart">
+  <c:date1904 val="0"/>
+  <c:lang val="en-GB"/>
+  <c:roundedCorners val="0"/>
+  <mc:AlternateContent xmlns:mc="http://schemas.openxmlformats.org/markup-compatibility/2006">
+    <mc:Choice xmlns:c14="http://schemas.microsoft.com/office/drawing/2007/8/2/chart" Requires="c14">
+      <c14:style val="102"/>
+    </mc:Choice>
+    <mc:Fallback>
+      <c:style val="2"/>
+    </mc:Fallback>
+  </mc:AlternateContent>
+  <c:chart>
+    <c:title>
+      <c:overlay val="0"/>
+      <c:spPr>
+        <a:noFill/>
+        <a:ln>
+          <a:noFill/>
+        </a:ln>
+        <a:effectLst/>
+      </c:spPr>
+      <c:txPr>
+        <a:bodyPr rot="0" spcFirstLastPara="1" vertOverflow="ellipsis" vert="horz" wrap="square" anchor="ctr" anchorCtr="1"/>
+        <a:lstStyle/>
+        <a:p>
+          <a:pPr>
+            <a:defRPr sz="1400" b="0" i="0" u="none" strike="noStrike" kern="1200" spc="0" baseline="0">
+              <a:solidFill>
+                <a:schemeClr val="tx1">
+                  <a:lumMod val="65000"/>
+                  <a:lumOff val="35000"/>
+                </a:schemeClr>
+              </a:solidFill>
+              <a:latin typeface="+mn-lt"/>
+              <a:ea typeface="+mn-ea"/>
+              <a:cs typeface="+mn-cs"/>
+            </a:defRPr>
+          </a:pPr>
+          <a:endParaRPr lang="en-US"/>
+        </a:p>
+      </c:txPr>
+    </c:title>
+    <c:autoTitleDeleted val="0"/>
+    <c:view3D>
+      <c:rotX val="30"/>
+      <c:rotY val="0"/>
+      <c:depthPercent val="100"/>
+      <c:rAngAx val="0"/>
+    </c:view3D>
+    <c:floor>
+      <c:thickness val="0"/>
+      <c:spPr>
+        <a:noFill/>
+        <a:ln>
+          <a:noFill/>
+        </a:ln>
+        <a:effectLst/>
+        <a:sp3d/>
+      </c:spPr>
+    </c:floor>
+    <c:sideWall>
+      <c:thickness val="0"/>
+      <c:spPr>
+        <a:noFill/>
+        <a:ln>
+          <a:noFill/>
+        </a:ln>
+        <a:effectLst/>
+        <a:sp3d/>
+      </c:spPr>
+    </c:sideWall>
+    <c:backWall>
+      <c:thickness val="0"/>
+      <c:spPr>
+        <a:noFill/>
+        <a:ln>
+          <a:noFill/>
+        </a:ln>
+        <a:effectLst/>
+        <a:sp3d/>
+      </c:spPr>
+    </c:backWall>
+    <c:plotArea>
+      <c:layout/>
+      <c:pie3DChart>
+        <c:varyColors val="1"/>
+        <c:ser>
+          <c:idx val="0"/>
+          <c:order val="0"/>
+          <c:tx>
+            <c:strRef>
+              <c:f>Sheet1!$B$1</c:f>
+              <c:strCache>
+                <c:ptCount val="1"/>
+                <c:pt idx="0">
+                  <c:v>Responses</c:v>
+                </c:pt>
+              </c:strCache>
+            </c:strRef>
+          </c:tx>
+          <c:dPt>
+            <c:idx val="0"/>
+            <c:bubble3D val="0"/>
+            <c:spPr>
+              <a:solidFill>
+                <a:schemeClr val="accent1"/>
+              </a:solidFill>
+              <a:ln w="25400">
+                <a:solidFill>
+                  <a:schemeClr val="lt1"/>
+                </a:solidFill>
+              </a:ln>
+              <a:effectLst/>
+              <a:sp3d contourW="25400">
+                <a:contourClr>
+                  <a:schemeClr val="lt1"/>
+                </a:contourClr>
+              </a:sp3d>
+            </c:spPr>
+            <c:extLst>
+              <c:ext xmlns:c16="http://schemas.microsoft.com/office/drawing/2014/chart" uri="{C3380CC4-5D6E-409C-BE32-E72D297353CC}">
+                <c16:uniqueId val="{00000001-2384-49C1-ADB8-00CC65CFD64A}"/>
+              </c:ext>
+            </c:extLst>
+          </c:dPt>
+          <c:dPt>
+            <c:idx val="1"/>
+            <c:bubble3D val="0"/>
+            <c:spPr>
+              <a:solidFill>
+                <a:schemeClr val="accent2"/>
+              </a:solidFill>
+              <a:ln w="25400">
+                <a:solidFill>
+                  <a:schemeClr val="lt1"/>
+                </a:solidFill>
+              </a:ln>
+              <a:effectLst/>
+              <a:sp3d contourW="25400">
+                <a:contourClr>
+                  <a:schemeClr val="lt1"/>
+                </a:contourClr>
+              </a:sp3d>
+            </c:spPr>
+            <c:extLst>
+              <c:ext xmlns:c16="http://schemas.microsoft.com/office/drawing/2014/chart" uri="{C3380CC4-5D6E-409C-BE32-E72D297353CC}">
+                <c16:uniqueId val="{00000003-2384-49C1-ADB8-00CC65CFD64A}"/>
+              </c:ext>
+            </c:extLst>
+          </c:dPt>
+          <c:cat>
+            <c:strRef>
+              <c:f>Sheet1!$A$2:$A$3</c:f>
+              <c:strCache>
+                <c:ptCount val="2"/>
+                <c:pt idx="0">
+                  <c:v>Yes</c:v>
+                </c:pt>
+                <c:pt idx="1">
+                  <c:v>No</c:v>
+                </c:pt>
+              </c:strCache>
+            </c:strRef>
+          </c:cat>
+          <c:val>
+            <c:numRef>
+              <c:f>Sheet1!$B$2:$B$3</c:f>
+              <c:numCache>
+                <c:formatCode>General</c:formatCode>
+                <c:ptCount val="2"/>
+                <c:pt idx="0">
+                  <c:v>13</c:v>
+                </c:pt>
+                <c:pt idx="1">
+                  <c:v>7</c:v>
+                </c:pt>
+              </c:numCache>
+            </c:numRef>
+          </c:val>
+          <c:extLst>
+            <c:ext xmlns:c16="http://schemas.microsoft.com/office/drawing/2014/chart" uri="{C3380CC4-5D6E-409C-BE32-E72D297353CC}">
+              <c16:uniqueId val="{00000000-D398-4D9B-882D-42779C848312}"/>
+            </c:ext>
+          </c:extLst>
+        </c:ser>
+        <c:dLbls>
+          <c:showLegendKey val="0"/>
+          <c:showVal val="0"/>
+          <c:showCatName val="0"/>
+          <c:showSerName val="0"/>
+          <c:showPercent val="0"/>
+          <c:showBubbleSize val="0"/>
+          <c:showLeaderLines val="1"/>
+        </c:dLbls>
+      </c:pie3DChart>
+      <c:spPr>
+        <a:noFill/>
+        <a:ln>
+          <a:noFill/>
+        </a:ln>
+        <a:effectLst/>
+      </c:spPr>
+    </c:plotArea>
+    <c:legend>
+      <c:legendPos val="b"/>
+      <c:overlay val="0"/>
+      <c:spPr>
+        <a:noFill/>
+        <a:ln>
+          <a:noFill/>
+        </a:ln>
+        <a:effectLst/>
+      </c:spPr>
+      <c:txPr>
+        <a:bodyPr rot="0" spcFirstLastPara="1" vertOverflow="ellipsis" vert="horz" wrap="square" anchor="ctr" anchorCtr="1"/>
+        <a:lstStyle/>
+        <a:p>
+          <a:pPr>
+            <a:defRPr sz="900" b="0" i="0" u="none" strike="noStrike" kern="1200" baseline="0">
+              <a:solidFill>
+                <a:schemeClr val="tx1">
+                  <a:lumMod val="65000"/>
+                  <a:lumOff val="35000"/>
+                </a:schemeClr>
+              </a:solidFill>
+              <a:latin typeface="+mn-lt"/>
+              <a:ea typeface="+mn-ea"/>
+              <a:cs typeface="+mn-cs"/>
+            </a:defRPr>
+          </a:pPr>
+          <a:endParaRPr lang="en-US"/>
+        </a:p>
+      </c:txPr>
+    </c:legend>
+    <c:plotVisOnly val="1"/>
+    <c:dispBlanksAs val="gap"/>
+    <c:showDLblsOverMax val="0"/>
+    <c:extLst>
+      <c:ext xmlns:c16r3="http://schemas.microsoft.com/office/drawing/2017/03/chart" uri="{56B9EC1D-385E-4148-901F-78D8002777C0}">
+        <c16r3:dataDisplayOptions16>
+          <c16r3:dispNaAsBlank val="1"/>
+        </c16r3:dataDisplayOptions16>
+      </c:ext>
+    </c:extLst>
+  </c:chart>
+  <c:spPr>
+    <a:solidFill>
+      <a:schemeClr val="bg1"/>
+    </a:solidFill>
+    <a:ln w="9525" cap="flat" cmpd="sng" algn="ctr">
+      <a:solidFill>
+        <a:schemeClr val="tx1">
+          <a:lumMod val="15000"/>
+          <a:lumOff val="85000"/>
+        </a:schemeClr>
+      </a:solidFill>
+      <a:round/>
+    </a:ln>
+    <a:effectLst/>
+  </c:spPr>
+  <c:txPr>
+    <a:bodyPr/>
+    <a:lstStyle/>
+    <a:p>
+      <a:pPr>
+        <a:defRPr/>
+      </a:pPr>
+      <a:endParaRPr lang="en-US"/>
+    </a:p>
+  </c:txPr>
+  <c:externalData r:id="rId3">
+    <c:autoUpdate val="0"/>
+  </c:externalData>
+</c:chartSpace>
+</file>
+
+<file path=word/charts/chart3.xml><?xml version="1.0" encoding="utf-8"?>
+<c:chartSpace xmlns:c="http://schemas.openxmlformats.org/drawingml/2006/chart" xmlns:a="http://schemas.openxmlformats.org/drawingml/2006/main" xmlns:r="http://schemas.openxmlformats.org/officeDocument/2006/relationships" xmlns:c16r2="http://schemas.microsoft.com/office/drawing/2015/06/chart">
+  <c:date1904 val="0"/>
+  <c:lang val="en-GB"/>
+  <c:roundedCorners val="0"/>
+  <mc:AlternateContent xmlns:mc="http://schemas.openxmlformats.org/markup-compatibility/2006">
+    <mc:Choice xmlns:c14="http://schemas.microsoft.com/office/drawing/2007/8/2/chart" Requires="c14">
+      <c14:style val="102"/>
+    </mc:Choice>
+    <mc:Fallback>
+      <c:style val="2"/>
+    </mc:Fallback>
+  </mc:AlternateContent>
+  <c:chart>
+    <c:title>
+      <c:overlay val="0"/>
+      <c:spPr>
+        <a:noFill/>
+        <a:ln>
+          <a:noFill/>
+        </a:ln>
+        <a:effectLst/>
+      </c:spPr>
+      <c:txPr>
+        <a:bodyPr rot="0" spcFirstLastPara="1" vertOverflow="ellipsis" vert="horz" wrap="square" anchor="ctr" anchorCtr="1"/>
+        <a:lstStyle/>
+        <a:p>
+          <a:pPr>
+            <a:defRPr sz="1400" b="0" i="0" u="none" strike="noStrike" kern="1200" spc="0" baseline="0">
+              <a:solidFill>
+                <a:schemeClr val="tx1">
+                  <a:lumMod val="65000"/>
+                  <a:lumOff val="35000"/>
+                </a:schemeClr>
+              </a:solidFill>
+              <a:latin typeface="+mn-lt"/>
+              <a:ea typeface="+mn-ea"/>
+              <a:cs typeface="+mn-cs"/>
+            </a:defRPr>
+          </a:pPr>
+          <a:endParaRPr lang="en-US"/>
+        </a:p>
+      </c:txPr>
+    </c:title>
+    <c:autoTitleDeleted val="0"/>
+    <c:plotArea>
+      <c:layout/>
+      <c:pieChart>
+        <c:varyColors val="1"/>
+        <c:ser>
+          <c:idx val="0"/>
+          <c:order val="0"/>
+          <c:tx>
+            <c:strRef>
+              <c:f>Sheet1!$B$1</c:f>
+              <c:strCache>
+                <c:ptCount val="1"/>
+                <c:pt idx="0">
+                  <c:v>Sales</c:v>
+                </c:pt>
+              </c:strCache>
+            </c:strRef>
+          </c:tx>
+          <c:dPt>
+            <c:idx val="0"/>
+            <c:bubble3D val="0"/>
+            <c:spPr>
+              <a:solidFill>
+                <a:schemeClr val="accent1"/>
+              </a:solidFill>
+              <a:ln w="19050">
+                <a:solidFill>
+                  <a:schemeClr val="lt1"/>
+                </a:solidFill>
+              </a:ln>
+              <a:effectLst/>
+            </c:spPr>
+            <c:extLst>
+              <c:ext xmlns:c16="http://schemas.microsoft.com/office/drawing/2014/chart" uri="{C3380CC4-5D6E-409C-BE32-E72D297353CC}">
+                <c16:uniqueId val="{00000001-1F1E-4D16-8349-C7ACA4B78424}"/>
+              </c:ext>
+            </c:extLst>
+          </c:dPt>
+          <c:dPt>
+            <c:idx val="1"/>
+            <c:bubble3D val="0"/>
+            <c:spPr>
+              <a:solidFill>
+                <a:schemeClr val="accent2"/>
+              </a:solidFill>
+              <a:ln w="19050">
+                <a:solidFill>
+                  <a:schemeClr val="lt1"/>
+                </a:solidFill>
+              </a:ln>
+              <a:effectLst/>
+            </c:spPr>
+            <c:extLst>
+              <c:ext xmlns:c16="http://schemas.microsoft.com/office/drawing/2014/chart" uri="{C3380CC4-5D6E-409C-BE32-E72D297353CC}">
+                <c16:uniqueId val="{00000003-1F1E-4D16-8349-C7ACA4B78424}"/>
+              </c:ext>
+            </c:extLst>
+          </c:dPt>
+          <c:dPt>
+            <c:idx val="2"/>
+            <c:bubble3D val="0"/>
+            <c:spPr>
+              <a:solidFill>
+                <a:schemeClr val="accent3"/>
+              </a:solidFill>
+              <a:ln w="19050">
+                <a:solidFill>
+                  <a:schemeClr val="lt1"/>
+                </a:solidFill>
+              </a:ln>
+              <a:effectLst/>
+            </c:spPr>
+            <c:extLst>
+              <c:ext xmlns:c16="http://schemas.microsoft.com/office/drawing/2014/chart" uri="{C3380CC4-5D6E-409C-BE32-E72D297353CC}">
+                <c16:uniqueId val="{00000005-1F1E-4D16-8349-C7ACA4B78424}"/>
+              </c:ext>
+            </c:extLst>
+          </c:dPt>
+          <c:dPt>
+            <c:idx val="3"/>
+            <c:bubble3D val="0"/>
+            <c:spPr>
+              <a:solidFill>
+                <a:schemeClr val="accent4"/>
+              </a:solidFill>
+              <a:ln w="19050">
+                <a:solidFill>
+                  <a:schemeClr val="lt1"/>
+                </a:solidFill>
+              </a:ln>
+              <a:effectLst/>
+            </c:spPr>
+            <c:extLst>
+              <c:ext xmlns:c16="http://schemas.microsoft.com/office/drawing/2014/chart" uri="{C3380CC4-5D6E-409C-BE32-E72D297353CC}">
+                <c16:uniqueId val="{00000007-1F1E-4D16-8349-C7ACA4B78424}"/>
+              </c:ext>
+            </c:extLst>
+          </c:dPt>
+          <c:cat>
+            <c:strRef>
+              <c:f>Sheet1!$A$2:$A$5</c:f>
+              <c:strCache>
+                <c:ptCount val="4"/>
+                <c:pt idx="0">
+                  <c:v>1st Qtr</c:v>
+                </c:pt>
+                <c:pt idx="1">
+                  <c:v>2nd Qtr</c:v>
+                </c:pt>
+                <c:pt idx="2">
+                  <c:v>3rd Qtr</c:v>
+                </c:pt>
+                <c:pt idx="3">
+                  <c:v>4th Qtr</c:v>
+                </c:pt>
+              </c:strCache>
+            </c:strRef>
+          </c:cat>
+          <c:val>
+            <c:numRef>
+              <c:f>Sheet1!$B$2:$B$5</c:f>
+              <c:numCache>
+                <c:formatCode>General</c:formatCode>
+                <c:ptCount val="4"/>
+                <c:pt idx="0">
+                  <c:v>8.1999999999999993</c:v>
+                </c:pt>
+                <c:pt idx="1">
+                  <c:v>3.2</c:v>
+                </c:pt>
+                <c:pt idx="2">
+                  <c:v>1.4</c:v>
+                </c:pt>
+                <c:pt idx="3">
+                  <c:v>1.2</c:v>
+                </c:pt>
+              </c:numCache>
+            </c:numRef>
+          </c:val>
+          <c:extLst>
+            <c:ext xmlns:c16="http://schemas.microsoft.com/office/drawing/2014/chart" uri="{C3380CC4-5D6E-409C-BE32-E72D297353CC}">
+              <c16:uniqueId val="{00000000-A4F7-404B-9D21-905243946408}"/>
+            </c:ext>
+          </c:extLst>
+        </c:ser>
+        <c:dLbls>
+          <c:showLegendKey val="0"/>
+          <c:showVal val="0"/>
+          <c:showCatName val="0"/>
+          <c:showSerName val="0"/>
+          <c:showPercent val="0"/>
+          <c:showBubbleSize val="0"/>
+          <c:showLeaderLines val="1"/>
+        </c:dLbls>
+        <c:firstSliceAng val="0"/>
+      </c:pieChart>
+      <c:spPr>
+        <a:noFill/>
+        <a:ln>
+          <a:noFill/>
+        </a:ln>
+        <a:effectLst/>
+      </c:spPr>
+    </c:plotArea>
+    <c:legend>
+      <c:legendPos val="b"/>
+      <c:overlay val="0"/>
+      <c:spPr>
+        <a:noFill/>
+        <a:ln>
+          <a:noFill/>
+        </a:ln>
+        <a:effectLst/>
+      </c:spPr>
+      <c:txPr>
+        <a:bodyPr rot="0" spcFirstLastPara="1" vertOverflow="ellipsis" vert="horz" wrap="square" anchor="ctr" anchorCtr="1"/>
+        <a:lstStyle/>
+        <a:p>
+          <a:pPr>
+            <a:defRPr sz="900" b="0" i="0" u="none" strike="noStrike" kern="1200" baseline="0">
+              <a:solidFill>
+                <a:schemeClr val="tx1">
+                  <a:lumMod val="65000"/>
+                  <a:lumOff val="35000"/>
+                </a:schemeClr>
+              </a:solidFill>
+              <a:latin typeface="+mn-lt"/>
+              <a:ea typeface="+mn-ea"/>
+              <a:cs typeface="+mn-cs"/>
+            </a:defRPr>
+          </a:pPr>
+          <a:endParaRPr lang="en-US"/>
+        </a:p>
+      </c:txPr>
+    </c:legend>
+    <c:plotVisOnly val="1"/>
+    <c:dispBlanksAs val="gap"/>
+    <c:showDLblsOverMax val="0"/>
+    <c:extLst>
+      <c:ext xmlns:c16r3="http://schemas.microsoft.com/office/drawing/2017/03/chart" uri="{56B9EC1D-385E-4148-901F-78D8002777C0}">
+        <c16r3:dataDisplayOptions16>
+          <c16r3:dispNaAsBlank val="1"/>
+        </c16r3:dataDisplayOptions16>
+      </c:ext>
+    </c:extLst>
+  </c:chart>
+  <c:spPr>
+    <a:solidFill>
+      <a:schemeClr val="bg1"/>
+    </a:solidFill>
+    <a:ln w="9525" cap="flat" cmpd="sng" algn="ctr">
+      <a:solidFill>
+        <a:schemeClr val="tx1">
+          <a:lumMod val="15000"/>
+          <a:lumOff val="85000"/>
+        </a:schemeClr>
+      </a:solidFill>
+      <a:round/>
+    </a:ln>
+    <a:effectLst/>
+  </c:spPr>
+  <c:txPr>
+    <a:bodyPr/>
+    <a:lstStyle/>
+    <a:p>
+      <a:pPr>
+        <a:defRPr/>
+      </a:pPr>
+      <a:endParaRPr lang="en-US"/>
+    </a:p>
+  </c:txPr>
+  <c:externalData r:id="rId3">
+    <c:autoUpdate val="0"/>
+  </c:externalData>
+</c:chartSpace>
+</file>
+
+<file path=word/charts/chart4.xml><?xml version="1.0" encoding="utf-8"?>
+<c:chartSpace xmlns:c="http://schemas.openxmlformats.org/drawingml/2006/chart" xmlns:a="http://schemas.openxmlformats.org/drawingml/2006/main" xmlns:r="http://schemas.openxmlformats.org/officeDocument/2006/relationships" xmlns:c16r2="http://schemas.microsoft.com/office/drawing/2015/06/chart">
+  <c:date1904 val="0"/>
+  <c:lang val="en-GB"/>
   <c:roundedCorners val="0"/>
   <mc:AlternateContent xmlns:mc="http://schemas.openxmlformats.org/markup-compatibility/2006">
     <mc:Choice xmlns:c14="http://schemas.microsoft.com/office/drawing/2007/8/2/chart" Requires="c14">
@@ -7445,7 +8907,1684 @@
 </cs:colorStyle>
 </file>
 
+<file path=word/charts/colors2.xml><?xml version="1.0" encoding="utf-8"?>
+<cs:colorStyle xmlns:cs="http://schemas.microsoft.com/office/drawing/2012/chartStyle" xmlns:a="http://schemas.openxmlformats.org/drawingml/2006/main" meth="cycle" id="10">
+  <a:schemeClr val="accent1"/>
+  <a:schemeClr val="accent2"/>
+  <a:schemeClr val="accent3"/>
+  <a:schemeClr val="accent4"/>
+  <a:schemeClr val="accent5"/>
+  <a:schemeClr val="accent6"/>
+  <cs:variation/>
+  <cs:variation>
+    <a:lumMod val="60000"/>
+  </cs:variation>
+  <cs:variation>
+    <a:lumMod val="80000"/>
+    <a:lumOff val="20000"/>
+  </cs:variation>
+  <cs:variation>
+    <a:lumMod val="80000"/>
+  </cs:variation>
+  <cs:variation>
+    <a:lumMod val="60000"/>
+    <a:lumOff val="40000"/>
+  </cs:variation>
+  <cs:variation>
+    <a:lumMod val="50000"/>
+  </cs:variation>
+  <cs:variation>
+    <a:lumMod val="70000"/>
+    <a:lumOff val="30000"/>
+  </cs:variation>
+  <cs:variation>
+    <a:lumMod val="70000"/>
+  </cs:variation>
+  <cs:variation>
+    <a:lumMod val="50000"/>
+    <a:lumOff val="50000"/>
+  </cs:variation>
+</cs:colorStyle>
+</file>
+
+<file path=word/charts/colors3.xml><?xml version="1.0" encoding="utf-8"?>
+<cs:colorStyle xmlns:cs="http://schemas.microsoft.com/office/drawing/2012/chartStyle" xmlns:a="http://schemas.openxmlformats.org/drawingml/2006/main" meth="cycle" id="10">
+  <a:schemeClr val="accent1"/>
+  <a:schemeClr val="accent2"/>
+  <a:schemeClr val="accent3"/>
+  <a:schemeClr val="accent4"/>
+  <a:schemeClr val="accent5"/>
+  <a:schemeClr val="accent6"/>
+  <cs:variation/>
+  <cs:variation>
+    <a:lumMod val="60000"/>
+  </cs:variation>
+  <cs:variation>
+    <a:lumMod val="80000"/>
+    <a:lumOff val="20000"/>
+  </cs:variation>
+  <cs:variation>
+    <a:lumMod val="80000"/>
+  </cs:variation>
+  <cs:variation>
+    <a:lumMod val="60000"/>
+    <a:lumOff val="40000"/>
+  </cs:variation>
+  <cs:variation>
+    <a:lumMod val="50000"/>
+  </cs:variation>
+  <cs:variation>
+    <a:lumMod val="70000"/>
+    <a:lumOff val="30000"/>
+  </cs:variation>
+  <cs:variation>
+    <a:lumMod val="70000"/>
+  </cs:variation>
+  <cs:variation>
+    <a:lumMod val="50000"/>
+    <a:lumOff val="50000"/>
+  </cs:variation>
+</cs:colorStyle>
+</file>
+
+<file path=word/charts/colors4.xml><?xml version="1.0" encoding="utf-8"?>
+<cs:colorStyle xmlns:cs="http://schemas.microsoft.com/office/drawing/2012/chartStyle" xmlns:a="http://schemas.openxmlformats.org/drawingml/2006/main" meth="cycle" id="10">
+  <a:schemeClr val="accent1"/>
+  <a:schemeClr val="accent2"/>
+  <a:schemeClr val="accent3"/>
+  <a:schemeClr val="accent4"/>
+  <a:schemeClr val="accent5"/>
+  <a:schemeClr val="accent6"/>
+  <cs:variation/>
+  <cs:variation>
+    <a:lumMod val="60000"/>
+  </cs:variation>
+  <cs:variation>
+    <a:lumMod val="80000"/>
+    <a:lumOff val="20000"/>
+  </cs:variation>
+  <cs:variation>
+    <a:lumMod val="80000"/>
+  </cs:variation>
+  <cs:variation>
+    <a:lumMod val="60000"/>
+    <a:lumOff val="40000"/>
+  </cs:variation>
+  <cs:variation>
+    <a:lumMod val="50000"/>
+  </cs:variation>
+  <cs:variation>
+    <a:lumMod val="70000"/>
+    <a:lumOff val="30000"/>
+  </cs:variation>
+  <cs:variation>
+    <a:lumMod val="70000"/>
+  </cs:variation>
+  <cs:variation>
+    <a:lumMod val="50000"/>
+    <a:lumOff val="50000"/>
+  </cs:variation>
+</cs:colorStyle>
+</file>
+
 <file path=word/charts/style1.xml><?xml version="1.0" encoding="utf-8"?>
+<cs:chartStyle xmlns:cs="http://schemas.microsoft.com/office/drawing/2012/chartStyle" xmlns:a="http://schemas.openxmlformats.org/drawingml/2006/main" id="251">
+  <cs:axisTitle>
+    <cs:lnRef idx="0"/>
+    <cs:fillRef idx="0"/>
+    <cs:effectRef idx="0"/>
+    <cs:fontRef idx="minor">
+      <a:schemeClr val="tx1">
+        <a:lumMod val="65000"/>
+        <a:lumOff val="35000"/>
+      </a:schemeClr>
+    </cs:fontRef>
+    <cs:defRPr sz="1000" kern="1200"/>
+  </cs:axisTitle>
+  <cs:categoryAxis>
+    <cs:lnRef idx="0"/>
+    <cs:fillRef idx="0"/>
+    <cs:effectRef idx="0"/>
+    <cs:fontRef idx="minor">
+      <a:schemeClr val="tx1">
+        <a:lumMod val="65000"/>
+        <a:lumOff val="35000"/>
+      </a:schemeClr>
+    </cs:fontRef>
+    <cs:spPr>
+      <a:ln w="9525" cap="flat" cmpd="sng" algn="ctr">
+        <a:solidFill>
+          <a:schemeClr val="tx1">
+            <a:lumMod val="15000"/>
+            <a:lumOff val="85000"/>
+          </a:schemeClr>
+        </a:solidFill>
+        <a:round/>
+      </a:ln>
+    </cs:spPr>
+    <cs:defRPr sz="900" kern="1200"/>
+  </cs:categoryAxis>
+  <cs:chartArea mods="allowNoFillOverride allowNoLineOverride">
+    <cs:lnRef idx="0"/>
+    <cs:fillRef idx="0"/>
+    <cs:effectRef idx="0"/>
+    <cs:fontRef idx="minor">
+      <a:schemeClr val="tx1"/>
+    </cs:fontRef>
+    <cs:spPr>
+      <a:solidFill>
+        <a:schemeClr val="bg1"/>
+      </a:solidFill>
+      <a:ln w="9525" cap="flat" cmpd="sng" algn="ctr">
+        <a:solidFill>
+          <a:schemeClr val="tx1">
+            <a:lumMod val="15000"/>
+            <a:lumOff val="85000"/>
+          </a:schemeClr>
+        </a:solidFill>
+        <a:round/>
+      </a:ln>
+    </cs:spPr>
+    <cs:defRPr sz="900" kern="1200"/>
+  </cs:chartArea>
+  <cs:dataLabel>
+    <cs:lnRef idx="0"/>
+    <cs:fillRef idx="0"/>
+    <cs:effectRef idx="0"/>
+    <cs:fontRef idx="minor">
+      <a:schemeClr val="tx1">
+        <a:lumMod val="75000"/>
+        <a:lumOff val="25000"/>
+      </a:schemeClr>
+    </cs:fontRef>
+    <cs:defRPr sz="900" kern="1200"/>
+  </cs:dataLabel>
+  <cs:dataLabelCallout>
+    <cs:lnRef idx="0"/>
+    <cs:fillRef idx="0"/>
+    <cs:effectRef idx="0"/>
+    <cs:fontRef idx="minor">
+      <a:schemeClr val="dk1">
+        <a:lumMod val="65000"/>
+        <a:lumOff val="35000"/>
+      </a:schemeClr>
+    </cs:fontRef>
+    <cs:spPr>
+      <a:solidFill>
+        <a:schemeClr val="lt1"/>
+      </a:solidFill>
+      <a:ln>
+        <a:solidFill>
+          <a:schemeClr val="dk1">
+            <a:lumMod val="25000"/>
+            <a:lumOff val="75000"/>
+          </a:schemeClr>
+        </a:solidFill>
+      </a:ln>
+    </cs:spPr>
+    <cs:defRPr sz="900" kern="1200"/>
+    <cs:bodyPr rot="0" spcFirstLastPara="1" vertOverflow="clip" horzOverflow="clip" vert="horz" wrap="square" lIns="36576" tIns="18288" rIns="36576" bIns="18288" anchor="ctr" anchorCtr="1">
+      <a:spAutoFit/>
+    </cs:bodyPr>
+  </cs:dataLabelCallout>
+  <cs:dataPoint>
+    <cs:lnRef idx="0"/>
+    <cs:fillRef idx="1">
+      <cs:styleClr val="auto"/>
+    </cs:fillRef>
+    <cs:effectRef idx="0"/>
+    <cs:fontRef idx="minor">
+      <a:schemeClr val="tx1"/>
+    </cs:fontRef>
+    <cs:spPr>
+      <a:ln w="19050">
+        <a:solidFill>
+          <a:schemeClr val="lt1"/>
+        </a:solidFill>
+      </a:ln>
+    </cs:spPr>
+  </cs:dataPoint>
+  <cs:dataPoint3D>
+    <cs:lnRef idx="0"/>
+    <cs:fillRef idx="1">
+      <cs:styleClr val="auto"/>
+    </cs:fillRef>
+    <cs:effectRef idx="0"/>
+    <cs:fontRef idx="minor">
+      <a:schemeClr val="tx1"/>
+    </cs:fontRef>
+    <cs:spPr>
+      <a:ln w="25400">
+        <a:solidFill>
+          <a:schemeClr val="lt1"/>
+        </a:solidFill>
+      </a:ln>
+    </cs:spPr>
+  </cs:dataPoint3D>
+  <cs:dataPointLine>
+    <cs:lnRef idx="0">
+      <cs:styleClr val="auto"/>
+    </cs:lnRef>
+    <cs:fillRef idx="0"/>
+    <cs:effectRef idx="0"/>
+    <cs:fontRef idx="minor">
+      <a:schemeClr val="tx1"/>
+    </cs:fontRef>
+    <cs:spPr>
+      <a:ln w="28575" cap="rnd">
+        <a:solidFill>
+          <a:schemeClr val="phClr"/>
+        </a:solidFill>
+        <a:round/>
+      </a:ln>
+    </cs:spPr>
+  </cs:dataPointLine>
+  <cs:dataPointMarker>
+    <cs:lnRef idx="0">
+      <cs:styleClr val="auto"/>
+    </cs:lnRef>
+    <cs:fillRef idx="1">
+      <cs:styleClr val="auto"/>
+    </cs:fillRef>
+    <cs:effectRef idx="0"/>
+    <cs:fontRef idx="minor">
+      <a:schemeClr val="tx1"/>
+    </cs:fontRef>
+    <cs:spPr>
+      <a:ln w="9525">
+        <a:solidFill>
+          <a:schemeClr val="phClr"/>
+        </a:solidFill>
+      </a:ln>
+    </cs:spPr>
+  </cs:dataPointMarker>
+  <cs:dataPointMarkerLayout symbol="circle" size="5"/>
+  <cs:dataPointWireframe>
+    <cs:lnRef idx="0">
+      <cs:styleClr val="auto"/>
+    </cs:lnRef>
+    <cs:fillRef idx="0"/>
+    <cs:effectRef idx="0"/>
+    <cs:fontRef idx="minor">
+      <a:schemeClr val="tx1"/>
+    </cs:fontRef>
+    <cs:spPr>
+      <a:ln w="9525" cap="rnd">
+        <a:solidFill>
+          <a:schemeClr val="phClr"/>
+        </a:solidFill>
+        <a:round/>
+      </a:ln>
+    </cs:spPr>
+  </cs:dataPointWireframe>
+  <cs:dataTable>
+    <cs:lnRef idx="0"/>
+    <cs:fillRef idx="0"/>
+    <cs:effectRef idx="0"/>
+    <cs:fontRef idx="minor">
+      <a:schemeClr val="tx1">
+        <a:lumMod val="65000"/>
+        <a:lumOff val="35000"/>
+      </a:schemeClr>
+    </cs:fontRef>
+    <cs:spPr>
+      <a:noFill/>
+      <a:ln w="9525" cap="flat" cmpd="sng" algn="ctr">
+        <a:solidFill>
+          <a:schemeClr val="tx1">
+            <a:lumMod val="15000"/>
+            <a:lumOff val="85000"/>
+          </a:schemeClr>
+        </a:solidFill>
+        <a:round/>
+      </a:ln>
+    </cs:spPr>
+    <cs:defRPr sz="900" kern="1200"/>
+  </cs:dataTable>
+  <cs:downBar>
+    <cs:lnRef idx="0"/>
+    <cs:fillRef idx="0"/>
+    <cs:effectRef idx="0"/>
+    <cs:fontRef idx="minor">
+      <a:schemeClr val="tx1"/>
+    </cs:fontRef>
+    <cs:spPr>
+      <a:solidFill>
+        <a:schemeClr val="dk1">
+          <a:lumMod val="75000"/>
+          <a:lumOff val="25000"/>
+        </a:schemeClr>
+      </a:solidFill>
+      <a:ln w="9525" cap="flat" cmpd="sng" algn="ctr">
+        <a:solidFill>
+          <a:schemeClr val="tx1">
+            <a:lumMod val="65000"/>
+            <a:lumOff val="35000"/>
+          </a:schemeClr>
+        </a:solidFill>
+        <a:round/>
+      </a:ln>
+    </cs:spPr>
+  </cs:downBar>
+  <cs:dropLine>
+    <cs:lnRef idx="0"/>
+    <cs:fillRef idx="0"/>
+    <cs:effectRef idx="0"/>
+    <cs:fontRef idx="minor">
+      <a:schemeClr val="tx1"/>
+    </cs:fontRef>
+    <cs:spPr>
+      <a:ln w="9525" cap="flat" cmpd="sng" algn="ctr">
+        <a:solidFill>
+          <a:schemeClr val="tx1">
+            <a:lumMod val="35000"/>
+            <a:lumOff val="65000"/>
+          </a:schemeClr>
+        </a:solidFill>
+        <a:round/>
+      </a:ln>
+    </cs:spPr>
+  </cs:dropLine>
+  <cs:errorBar>
+    <cs:lnRef idx="0"/>
+    <cs:fillRef idx="0"/>
+    <cs:effectRef idx="0"/>
+    <cs:fontRef idx="minor">
+      <a:schemeClr val="tx1"/>
+    </cs:fontRef>
+    <cs:spPr>
+      <a:ln w="9525" cap="flat" cmpd="sng" algn="ctr">
+        <a:solidFill>
+          <a:schemeClr val="tx1">
+            <a:lumMod val="65000"/>
+            <a:lumOff val="35000"/>
+          </a:schemeClr>
+        </a:solidFill>
+        <a:round/>
+      </a:ln>
+    </cs:spPr>
+  </cs:errorBar>
+  <cs:floor>
+    <cs:lnRef idx="0"/>
+    <cs:fillRef idx="0"/>
+    <cs:effectRef idx="0"/>
+    <cs:fontRef idx="minor">
+      <a:schemeClr val="tx1"/>
+    </cs:fontRef>
+    <cs:spPr>
+      <a:noFill/>
+      <a:ln>
+        <a:noFill/>
+      </a:ln>
+    </cs:spPr>
+  </cs:floor>
+  <cs:gridlineMajor>
+    <cs:lnRef idx="0"/>
+    <cs:fillRef idx="0"/>
+    <cs:effectRef idx="0"/>
+    <cs:fontRef idx="minor">
+      <a:schemeClr val="tx1"/>
+    </cs:fontRef>
+    <cs:spPr>
+      <a:ln w="9525" cap="flat" cmpd="sng" algn="ctr">
+        <a:solidFill>
+          <a:schemeClr val="tx1">
+            <a:lumMod val="15000"/>
+            <a:lumOff val="85000"/>
+          </a:schemeClr>
+        </a:solidFill>
+        <a:round/>
+      </a:ln>
+    </cs:spPr>
+  </cs:gridlineMajor>
+  <cs:gridlineMinor>
+    <cs:lnRef idx="0"/>
+    <cs:fillRef idx="0"/>
+    <cs:effectRef idx="0"/>
+    <cs:fontRef idx="minor">
+      <a:schemeClr val="tx1"/>
+    </cs:fontRef>
+    <cs:spPr>
+      <a:ln w="9525" cap="flat" cmpd="sng" algn="ctr">
+        <a:solidFill>
+          <a:schemeClr val="tx1">
+            <a:lumMod val="5000"/>
+            <a:lumOff val="95000"/>
+          </a:schemeClr>
+        </a:solidFill>
+        <a:round/>
+      </a:ln>
+    </cs:spPr>
+  </cs:gridlineMinor>
+  <cs:hiLoLine>
+    <cs:lnRef idx="0"/>
+    <cs:fillRef idx="0"/>
+    <cs:effectRef idx="0"/>
+    <cs:fontRef idx="minor">
+      <a:schemeClr val="tx1"/>
+    </cs:fontRef>
+    <cs:spPr>
+      <a:ln w="9525" cap="flat" cmpd="sng" algn="ctr">
+        <a:solidFill>
+          <a:schemeClr val="tx1">
+            <a:lumMod val="50000"/>
+            <a:lumOff val="50000"/>
+          </a:schemeClr>
+        </a:solidFill>
+        <a:round/>
+      </a:ln>
+    </cs:spPr>
+  </cs:hiLoLine>
+  <cs:leaderLine>
+    <cs:lnRef idx="0"/>
+    <cs:fillRef idx="0"/>
+    <cs:effectRef idx="0"/>
+    <cs:fontRef idx="minor">
+      <a:schemeClr val="tx1"/>
+    </cs:fontRef>
+    <cs:spPr>
+      <a:ln w="9525" cap="flat" cmpd="sng" algn="ctr">
+        <a:solidFill>
+          <a:schemeClr val="tx1">
+            <a:lumMod val="35000"/>
+            <a:lumOff val="65000"/>
+          </a:schemeClr>
+        </a:solidFill>
+        <a:round/>
+      </a:ln>
+    </cs:spPr>
+  </cs:leaderLine>
+  <cs:legend>
+    <cs:lnRef idx="0"/>
+    <cs:fillRef idx="0"/>
+    <cs:effectRef idx="0"/>
+    <cs:fontRef idx="minor">
+      <a:schemeClr val="tx1">
+        <a:lumMod val="65000"/>
+        <a:lumOff val="35000"/>
+      </a:schemeClr>
+    </cs:fontRef>
+    <cs:defRPr sz="900" kern="1200"/>
+  </cs:legend>
+  <cs:plotArea mods="allowNoFillOverride allowNoLineOverride">
+    <cs:lnRef idx="0"/>
+    <cs:fillRef idx="0"/>
+    <cs:effectRef idx="0"/>
+    <cs:fontRef idx="minor">
+      <a:schemeClr val="tx1"/>
+    </cs:fontRef>
+  </cs:plotArea>
+  <cs:plotArea3D mods="allowNoFillOverride allowNoLineOverride">
+    <cs:lnRef idx="0"/>
+    <cs:fillRef idx="0"/>
+    <cs:effectRef idx="0"/>
+    <cs:fontRef idx="minor">
+      <a:schemeClr val="tx1"/>
+    </cs:fontRef>
+  </cs:plotArea3D>
+  <cs:seriesAxis>
+    <cs:lnRef idx="0"/>
+    <cs:fillRef idx="0"/>
+    <cs:effectRef idx="0"/>
+    <cs:fontRef idx="minor">
+      <a:schemeClr val="tx1">
+        <a:lumMod val="65000"/>
+        <a:lumOff val="35000"/>
+      </a:schemeClr>
+    </cs:fontRef>
+    <cs:defRPr sz="900" kern="1200"/>
+  </cs:seriesAxis>
+  <cs:seriesLine>
+    <cs:lnRef idx="0"/>
+    <cs:fillRef idx="0"/>
+    <cs:effectRef idx="0"/>
+    <cs:fontRef idx="minor">
+      <a:schemeClr val="tx1"/>
+    </cs:fontRef>
+    <cs:spPr>
+      <a:ln w="9525" cap="flat" cmpd="sng" algn="ctr">
+        <a:solidFill>
+          <a:schemeClr val="tx1">
+            <a:lumMod val="35000"/>
+            <a:lumOff val="65000"/>
+          </a:schemeClr>
+        </a:solidFill>
+        <a:round/>
+      </a:ln>
+    </cs:spPr>
+  </cs:seriesLine>
+  <cs:title>
+    <cs:lnRef idx="0"/>
+    <cs:fillRef idx="0"/>
+    <cs:effectRef idx="0"/>
+    <cs:fontRef idx="minor">
+      <a:schemeClr val="tx1">
+        <a:lumMod val="65000"/>
+        <a:lumOff val="35000"/>
+      </a:schemeClr>
+    </cs:fontRef>
+    <cs:defRPr sz="1400" b="0" kern="1200" spc="0" baseline="0"/>
+  </cs:title>
+  <cs:trendline>
+    <cs:lnRef idx="0">
+      <cs:styleClr val="auto"/>
+    </cs:lnRef>
+    <cs:fillRef idx="0"/>
+    <cs:effectRef idx="0"/>
+    <cs:fontRef idx="minor">
+      <a:schemeClr val="tx1"/>
+    </cs:fontRef>
+    <cs:spPr>
+      <a:ln w="19050" cap="rnd">
+        <a:solidFill>
+          <a:schemeClr val="phClr"/>
+        </a:solidFill>
+        <a:prstDash val="sysDot"/>
+      </a:ln>
+    </cs:spPr>
+  </cs:trendline>
+  <cs:trendlineLabel>
+    <cs:lnRef idx="0"/>
+    <cs:fillRef idx="0"/>
+    <cs:effectRef idx="0"/>
+    <cs:fontRef idx="minor">
+      <a:schemeClr val="tx1">
+        <a:lumMod val="65000"/>
+        <a:lumOff val="35000"/>
+      </a:schemeClr>
+    </cs:fontRef>
+    <cs:defRPr sz="900" kern="1200"/>
+  </cs:trendlineLabel>
+  <cs:upBar>
+    <cs:lnRef idx="0"/>
+    <cs:fillRef idx="0"/>
+    <cs:effectRef idx="0"/>
+    <cs:fontRef idx="minor">
+      <a:schemeClr val="tx1"/>
+    </cs:fontRef>
+    <cs:spPr>
+      <a:solidFill>
+        <a:schemeClr val="lt1"/>
+      </a:solidFill>
+      <a:ln w="9525" cap="flat" cmpd="sng" algn="ctr">
+        <a:solidFill>
+          <a:schemeClr val="tx1">
+            <a:lumMod val="65000"/>
+            <a:lumOff val="35000"/>
+          </a:schemeClr>
+        </a:solidFill>
+        <a:round/>
+      </a:ln>
+    </cs:spPr>
+  </cs:upBar>
+  <cs:valueAxis>
+    <cs:lnRef idx="0"/>
+    <cs:fillRef idx="0"/>
+    <cs:effectRef idx="0"/>
+    <cs:fontRef idx="minor">
+      <a:schemeClr val="tx1">
+        <a:lumMod val="65000"/>
+        <a:lumOff val="35000"/>
+      </a:schemeClr>
+    </cs:fontRef>
+    <cs:defRPr sz="900" kern="1200"/>
+  </cs:valueAxis>
+  <cs:wall>
+    <cs:lnRef idx="0"/>
+    <cs:fillRef idx="0"/>
+    <cs:effectRef idx="0"/>
+    <cs:fontRef idx="minor">
+      <a:schemeClr val="tx1"/>
+    </cs:fontRef>
+    <cs:spPr>
+      <a:noFill/>
+      <a:ln>
+        <a:noFill/>
+      </a:ln>
+    </cs:spPr>
+  </cs:wall>
+</cs:chartStyle>
+</file>
+
+<file path=word/charts/style2.xml><?xml version="1.0" encoding="utf-8"?>
+<cs:chartStyle xmlns:cs="http://schemas.microsoft.com/office/drawing/2012/chartStyle" xmlns:a="http://schemas.openxmlformats.org/drawingml/2006/main" id="262">
+  <cs:axisTitle>
+    <cs:lnRef idx="0"/>
+    <cs:fillRef idx="0"/>
+    <cs:effectRef idx="0"/>
+    <cs:fontRef idx="minor">
+      <a:schemeClr val="tx1">
+        <a:lumMod val="65000"/>
+        <a:lumOff val="35000"/>
+      </a:schemeClr>
+    </cs:fontRef>
+    <cs:defRPr sz="1000" kern="1200"/>
+  </cs:axisTitle>
+  <cs:categoryAxis>
+    <cs:lnRef idx="0"/>
+    <cs:fillRef idx="0"/>
+    <cs:effectRef idx="0"/>
+    <cs:fontRef idx="minor">
+      <a:schemeClr val="tx1">
+        <a:lumMod val="65000"/>
+        <a:lumOff val="35000"/>
+      </a:schemeClr>
+    </cs:fontRef>
+    <cs:spPr>
+      <a:ln w="9525" cap="flat" cmpd="sng" algn="ctr">
+        <a:solidFill>
+          <a:schemeClr val="tx1">
+            <a:lumMod val="15000"/>
+            <a:lumOff val="85000"/>
+          </a:schemeClr>
+        </a:solidFill>
+        <a:round/>
+      </a:ln>
+    </cs:spPr>
+    <cs:defRPr sz="900" kern="1200"/>
+  </cs:categoryAxis>
+  <cs:chartArea mods="allowNoFillOverride allowNoLineOverride">
+    <cs:lnRef idx="0"/>
+    <cs:fillRef idx="0"/>
+    <cs:effectRef idx="0"/>
+    <cs:fontRef idx="minor">
+      <a:schemeClr val="tx1"/>
+    </cs:fontRef>
+    <cs:spPr>
+      <a:solidFill>
+        <a:schemeClr val="bg1"/>
+      </a:solidFill>
+      <a:ln w="9525" cap="flat" cmpd="sng" algn="ctr">
+        <a:solidFill>
+          <a:schemeClr val="tx1">
+            <a:lumMod val="15000"/>
+            <a:lumOff val="85000"/>
+          </a:schemeClr>
+        </a:solidFill>
+        <a:round/>
+      </a:ln>
+    </cs:spPr>
+    <cs:defRPr sz="900" kern="1200"/>
+  </cs:chartArea>
+  <cs:dataLabel>
+    <cs:lnRef idx="0"/>
+    <cs:fillRef idx="0"/>
+    <cs:effectRef idx="0"/>
+    <cs:fontRef idx="minor">
+      <a:schemeClr val="tx1">
+        <a:lumMod val="75000"/>
+        <a:lumOff val="25000"/>
+      </a:schemeClr>
+    </cs:fontRef>
+    <cs:defRPr sz="900" kern="1200"/>
+  </cs:dataLabel>
+  <cs:dataLabelCallout>
+    <cs:lnRef idx="0"/>
+    <cs:fillRef idx="0"/>
+    <cs:effectRef idx="0"/>
+    <cs:fontRef idx="minor">
+      <a:schemeClr val="dk1">
+        <a:lumMod val="65000"/>
+        <a:lumOff val="35000"/>
+      </a:schemeClr>
+    </cs:fontRef>
+    <cs:spPr>
+      <a:solidFill>
+        <a:schemeClr val="lt1"/>
+      </a:solidFill>
+      <a:ln>
+        <a:solidFill>
+          <a:schemeClr val="dk1">
+            <a:lumMod val="25000"/>
+            <a:lumOff val="75000"/>
+          </a:schemeClr>
+        </a:solidFill>
+      </a:ln>
+    </cs:spPr>
+    <cs:defRPr sz="900" kern="1200"/>
+    <cs:bodyPr rot="0" spcFirstLastPara="1" vertOverflow="clip" horzOverflow="clip" vert="horz" wrap="square" lIns="36576" tIns="18288" rIns="36576" bIns="18288" anchor="ctr" anchorCtr="1">
+      <a:spAutoFit/>
+    </cs:bodyPr>
+  </cs:dataLabelCallout>
+  <cs:dataPoint>
+    <cs:lnRef idx="0"/>
+    <cs:fillRef idx="1">
+      <cs:styleClr val="auto"/>
+    </cs:fillRef>
+    <cs:effectRef idx="0"/>
+    <cs:fontRef idx="minor">
+      <a:schemeClr val="tx1"/>
+    </cs:fontRef>
+    <cs:spPr>
+      <a:ln w="19050">
+        <a:solidFill>
+          <a:schemeClr val="lt1"/>
+        </a:solidFill>
+      </a:ln>
+    </cs:spPr>
+  </cs:dataPoint>
+  <cs:dataPoint3D>
+    <cs:lnRef idx="0"/>
+    <cs:fillRef idx="1">
+      <cs:styleClr val="auto"/>
+    </cs:fillRef>
+    <cs:effectRef idx="0"/>
+    <cs:fontRef idx="minor">
+      <a:schemeClr val="tx1"/>
+    </cs:fontRef>
+    <cs:spPr>
+      <a:ln w="25400">
+        <a:solidFill>
+          <a:schemeClr val="lt1"/>
+        </a:solidFill>
+      </a:ln>
+    </cs:spPr>
+  </cs:dataPoint3D>
+  <cs:dataPointLine>
+    <cs:lnRef idx="0">
+      <cs:styleClr val="auto"/>
+    </cs:lnRef>
+    <cs:fillRef idx="0"/>
+    <cs:effectRef idx="0"/>
+    <cs:fontRef idx="minor">
+      <a:schemeClr val="tx1"/>
+    </cs:fontRef>
+    <cs:spPr>
+      <a:ln w="28575" cap="rnd">
+        <a:solidFill>
+          <a:schemeClr val="phClr"/>
+        </a:solidFill>
+        <a:round/>
+      </a:ln>
+    </cs:spPr>
+  </cs:dataPointLine>
+  <cs:dataPointMarker>
+    <cs:lnRef idx="0">
+      <cs:styleClr val="auto"/>
+    </cs:lnRef>
+    <cs:fillRef idx="1">
+      <cs:styleClr val="auto"/>
+    </cs:fillRef>
+    <cs:effectRef idx="0"/>
+    <cs:fontRef idx="minor">
+      <a:schemeClr val="tx1"/>
+    </cs:fontRef>
+    <cs:spPr>
+      <a:ln w="9525">
+        <a:solidFill>
+          <a:schemeClr val="phClr"/>
+        </a:solidFill>
+      </a:ln>
+    </cs:spPr>
+  </cs:dataPointMarker>
+  <cs:dataPointMarkerLayout symbol="circle" size="5"/>
+  <cs:dataPointWireframe>
+    <cs:lnRef idx="0">
+      <cs:styleClr val="auto"/>
+    </cs:lnRef>
+    <cs:fillRef idx="0"/>
+    <cs:effectRef idx="0"/>
+    <cs:fontRef idx="minor">
+      <a:schemeClr val="tx1"/>
+    </cs:fontRef>
+    <cs:spPr>
+      <a:ln w="9525" cap="rnd">
+        <a:solidFill>
+          <a:schemeClr val="phClr"/>
+        </a:solidFill>
+        <a:round/>
+      </a:ln>
+    </cs:spPr>
+  </cs:dataPointWireframe>
+  <cs:dataTable>
+    <cs:lnRef idx="0"/>
+    <cs:fillRef idx="0"/>
+    <cs:effectRef idx="0"/>
+    <cs:fontRef idx="minor">
+      <a:schemeClr val="tx1">
+        <a:lumMod val="65000"/>
+        <a:lumOff val="35000"/>
+      </a:schemeClr>
+    </cs:fontRef>
+    <cs:spPr>
+      <a:noFill/>
+      <a:ln w="9525" cap="flat" cmpd="sng" algn="ctr">
+        <a:solidFill>
+          <a:schemeClr val="tx1">
+            <a:lumMod val="15000"/>
+            <a:lumOff val="85000"/>
+          </a:schemeClr>
+        </a:solidFill>
+        <a:round/>
+      </a:ln>
+    </cs:spPr>
+    <cs:defRPr sz="900" kern="1200"/>
+  </cs:dataTable>
+  <cs:downBar>
+    <cs:lnRef idx="0"/>
+    <cs:fillRef idx="0"/>
+    <cs:effectRef idx="0"/>
+    <cs:fontRef idx="minor">
+      <a:schemeClr val="tx1"/>
+    </cs:fontRef>
+    <cs:spPr>
+      <a:solidFill>
+        <a:schemeClr val="dk1">
+          <a:lumMod val="75000"/>
+          <a:lumOff val="25000"/>
+        </a:schemeClr>
+      </a:solidFill>
+      <a:ln w="9525" cap="flat" cmpd="sng" algn="ctr">
+        <a:solidFill>
+          <a:schemeClr val="tx1">
+            <a:lumMod val="65000"/>
+            <a:lumOff val="35000"/>
+          </a:schemeClr>
+        </a:solidFill>
+        <a:round/>
+      </a:ln>
+    </cs:spPr>
+  </cs:downBar>
+  <cs:dropLine>
+    <cs:lnRef idx="0"/>
+    <cs:fillRef idx="0"/>
+    <cs:effectRef idx="0"/>
+    <cs:fontRef idx="minor">
+      <a:schemeClr val="tx1"/>
+    </cs:fontRef>
+    <cs:spPr>
+      <a:ln w="9525" cap="flat" cmpd="sng" algn="ctr">
+        <a:solidFill>
+          <a:schemeClr val="tx1">
+            <a:lumMod val="35000"/>
+            <a:lumOff val="65000"/>
+          </a:schemeClr>
+        </a:solidFill>
+        <a:round/>
+      </a:ln>
+    </cs:spPr>
+  </cs:dropLine>
+  <cs:errorBar>
+    <cs:lnRef idx="0"/>
+    <cs:fillRef idx="0"/>
+    <cs:effectRef idx="0"/>
+    <cs:fontRef idx="minor">
+      <a:schemeClr val="tx1"/>
+    </cs:fontRef>
+    <cs:spPr>
+      <a:ln w="9525" cap="flat" cmpd="sng" algn="ctr">
+        <a:solidFill>
+          <a:schemeClr val="tx1">
+            <a:lumMod val="65000"/>
+            <a:lumOff val="35000"/>
+          </a:schemeClr>
+        </a:solidFill>
+        <a:round/>
+      </a:ln>
+    </cs:spPr>
+  </cs:errorBar>
+  <cs:floor>
+    <cs:lnRef idx="0"/>
+    <cs:fillRef idx="0"/>
+    <cs:effectRef idx="0"/>
+    <cs:fontRef idx="minor">
+      <a:schemeClr val="tx1"/>
+    </cs:fontRef>
+    <cs:spPr>
+      <a:noFill/>
+      <a:ln>
+        <a:noFill/>
+      </a:ln>
+    </cs:spPr>
+  </cs:floor>
+  <cs:gridlineMajor>
+    <cs:lnRef idx="0"/>
+    <cs:fillRef idx="0"/>
+    <cs:effectRef idx="0"/>
+    <cs:fontRef idx="minor">
+      <a:schemeClr val="tx1"/>
+    </cs:fontRef>
+    <cs:spPr>
+      <a:ln w="9525" cap="flat" cmpd="sng" algn="ctr">
+        <a:solidFill>
+          <a:schemeClr val="tx1">
+            <a:lumMod val="15000"/>
+            <a:lumOff val="85000"/>
+          </a:schemeClr>
+        </a:solidFill>
+        <a:round/>
+      </a:ln>
+    </cs:spPr>
+  </cs:gridlineMajor>
+  <cs:gridlineMinor>
+    <cs:lnRef idx="0"/>
+    <cs:fillRef idx="0"/>
+    <cs:effectRef idx="0"/>
+    <cs:fontRef idx="minor">
+      <a:schemeClr val="tx1"/>
+    </cs:fontRef>
+    <cs:spPr>
+      <a:ln w="9525" cap="flat" cmpd="sng" algn="ctr">
+        <a:solidFill>
+          <a:schemeClr val="tx1">
+            <a:lumMod val="5000"/>
+            <a:lumOff val="95000"/>
+          </a:schemeClr>
+        </a:solidFill>
+        <a:round/>
+      </a:ln>
+    </cs:spPr>
+  </cs:gridlineMinor>
+  <cs:hiLoLine>
+    <cs:lnRef idx="0"/>
+    <cs:fillRef idx="0"/>
+    <cs:effectRef idx="0"/>
+    <cs:fontRef idx="minor">
+      <a:schemeClr val="tx1"/>
+    </cs:fontRef>
+    <cs:spPr>
+      <a:ln w="9525" cap="flat" cmpd="sng" algn="ctr">
+        <a:solidFill>
+          <a:schemeClr val="tx1">
+            <a:lumMod val="50000"/>
+            <a:lumOff val="50000"/>
+          </a:schemeClr>
+        </a:solidFill>
+        <a:round/>
+      </a:ln>
+    </cs:spPr>
+  </cs:hiLoLine>
+  <cs:leaderLine>
+    <cs:lnRef idx="0"/>
+    <cs:fillRef idx="0"/>
+    <cs:effectRef idx="0"/>
+    <cs:fontRef idx="minor">
+      <a:schemeClr val="tx1"/>
+    </cs:fontRef>
+    <cs:spPr>
+      <a:ln w="9525" cap="flat" cmpd="sng" algn="ctr">
+        <a:solidFill>
+          <a:schemeClr val="tx1">
+            <a:lumMod val="35000"/>
+            <a:lumOff val="65000"/>
+          </a:schemeClr>
+        </a:solidFill>
+        <a:round/>
+      </a:ln>
+    </cs:spPr>
+  </cs:leaderLine>
+  <cs:legend>
+    <cs:lnRef idx="0"/>
+    <cs:fillRef idx="0"/>
+    <cs:effectRef idx="0"/>
+    <cs:fontRef idx="minor">
+      <a:schemeClr val="tx1">
+        <a:lumMod val="65000"/>
+        <a:lumOff val="35000"/>
+      </a:schemeClr>
+    </cs:fontRef>
+    <cs:defRPr sz="900" kern="1200"/>
+  </cs:legend>
+  <cs:plotArea mods="allowNoFillOverride allowNoLineOverride">
+    <cs:lnRef idx="0"/>
+    <cs:fillRef idx="0"/>
+    <cs:effectRef idx="0"/>
+    <cs:fontRef idx="minor">
+      <a:schemeClr val="tx1"/>
+    </cs:fontRef>
+  </cs:plotArea>
+  <cs:plotArea3D mods="allowNoFillOverride allowNoLineOverride">
+    <cs:lnRef idx="0"/>
+    <cs:fillRef idx="0"/>
+    <cs:effectRef idx="0"/>
+    <cs:fontRef idx="minor">
+      <a:schemeClr val="tx1"/>
+    </cs:fontRef>
+  </cs:plotArea3D>
+  <cs:seriesAxis>
+    <cs:lnRef idx="0"/>
+    <cs:fillRef idx="0"/>
+    <cs:effectRef idx="0"/>
+    <cs:fontRef idx="minor">
+      <a:schemeClr val="tx1">
+        <a:lumMod val="65000"/>
+        <a:lumOff val="35000"/>
+      </a:schemeClr>
+    </cs:fontRef>
+    <cs:defRPr sz="900" kern="1200"/>
+  </cs:seriesAxis>
+  <cs:seriesLine>
+    <cs:lnRef idx="0"/>
+    <cs:fillRef idx="0"/>
+    <cs:effectRef idx="0"/>
+    <cs:fontRef idx="minor">
+      <a:schemeClr val="tx1"/>
+    </cs:fontRef>
+    <cs:spPr>
+      <a:ln w="9525" cap="flat" cmpd="sng" algn="ctr">
+        <a:solidFill>
+          <a:schemeClr val="tx1">
+            <a:lumMod val="35000"/>
+            <a:lumOff val="65000"/>
+          </a:schemeClr>
+        </a:solidFill>
+        <a:round/>
+      </a:ln>
+    </cs:spPr>
+  </cs:seriesLine>
+  <cs:title>
+    <cs:lnRef idx="0"/>
+    <cs:fillRef idx="0"/>
+    <cs:effectRef idx="0"/>
+    <cs:fontRef idx="minor">
+      <a:schemeClr val="tx1">
+        <a:lumMod val="65000"/>
+        <a:lumOff val="35000"/>
+      </a:schemeClr>
+    </cs:fontRef>
+    <cs:defRPr sz="1400" b="0" kern="1200" spc="0" baseline="0"/>
+  </cs:title>
+  <cs:trendline>
+    <cs:lnRef idx="0">
+      <cs:styleClr val="auto"/>
+    </cs:lnRef>
+    <cs:fillRef idx="0"/>
+    <cs:effectRef idx="0"/>
+    <cs:fontRef idx="minor">
+      <a:schemeClr val="tx1"/>
+    </cs:fontRef>
+    <cs:spPr>
+      <a:ln w="19050" cap="rnd">
+        <a:solidFill>
+          <a:schemeClr val="phClr"/>
+        </a:solidFill>
+        <a:prstDash val="sysDot"/>
+      </a:ln>
+    </cs:spPr>
+  </cs:trendline>
+  <cs:trendlineLabel>
+    <cs:lnRef idx="0"/>
+    <cs:fillRef idx="0"/>
+    <cs:effectRef idx="0"/>
+    <cs:fontRef idx="minor">
+      <a:schemeClr val="tx1">
+        <a:lumMod val="65000"/>
+        <a:lumOff val="35000"/>
+      </a:schemeClr>
+    </cs:fontRef>
+    <cs:defRPr sz="900" kern="1200"/>
+  </cs:trendlineLabel>
+  <cs:upBar>
+    <cs:lnRef idx="0"/>
+    <cs:fillRef idx="0"/>
+    <cs:effectRef idx="0"/>
+    <cs:fontRef idx="minor">
+      <a:schemeClr val="tx1"/>
+    </cs:fontRef>
+    <cs:spPr>
+      <a:solidFill>
+        <a:schemeClr val="lt1"/>
+      </a:solidFill>
+      <a:ln w="9525" cap="flat" cmpd="sng" algn="ctr">
+        <a:solidFill>
+          <a:schemeClr val="tx1">
+            <a:lumMod val="65000"/>
+            <a:lumOff val="35000"/>
+          </a:schemeClr>
+        </a:solidFill>
+        <a:round/>
+      </a:ln>
+    </cs:spPr>
+  </cs:upBar>
+  <cs:valueAxis>
+    <cs:lnRef idx="0"/>
+    <cs:fillRef idx="0"/>
+    <cs:effectRef idx="0"/>
+    <cs:fontRef idx="minor">
+      <a:schemeClr val="tx1">
+        <a:lumMod val="65000"/>
+        <a:lumOff val="35000"/>
+      </a:schemeClr>
+    </cs:fontRef>
+    <cs:defRPr sz="900" kern="1200"/>
+  </cs:valueAxis>
+  <cs:wall>
+    <cs:lnRef idx="0"/>
+    <cs:fillRef idx="0"/>
+    <cs:effectRef idx="0"/>
+    <cs:fontRef idx="minor">
+      <a:schemeClr val="tx1"/>
+    </cs:fontRef>
+    <cs:spPr>
+      <a:noFill/>
+      <a:ln>
+        <a:noFill/>
+      </a:ln>
+    </cs:spPr>
+  </cs:wall>
+</cs:chartStyle>
+</file>
+
+<file path=word/charts/style3.xml><?xml version="1.0" encoding="utf-8"?>
+<cs:chartStyle xmlns:cs="http://schemas.microsoft.com/office/drawing/2012/chartStyle" xmlns:a="http://schemas.openxmlformats.org/drawingml/2006/main" id="251">
+  <cs:axisTitle>
+    <cs:lnRef idx="0"/>
+    <cs:fillRef idx="0"/>
+    <cs:effectRef idx="0"/>
+    <cs:fontRef idx="minor">
+      <a:schemeClr val="tx1">
+        <a:lumMod val="65000"/>
+        <a:lumOff val="35000"/>
+      </a:schemeClr>
+    </cs:fontRef>
+    <cs:defRPr sz="1000" kern="1200"/>
+  </cs:axisTitle>
+  <cs:categoryAxis>
+    <cs:lnRef idx="0"/>
+    <cs:fillRef idx="0"/>
+    <cs:effectRef idx="0"/>
+    <cs:fontRef idx="minor">
+      <a:schemeClr val="tx1">
+        <a:lumMod val="65000"/>
+        <a:lumOff val="35000"/>
+      </a:schemeClr>
+    </cs:fontRef>
+    <cs:spPr>
+      <a:ln w="9525" cap="flat" cmpd="sng" algn="ctr">
+        <a:solidFill>
+          <a:schemeClr val="tx1">
+            <a:lumMod val="15000"/>
+            <a:lumOff val="85000"/>
+          </a:schemeClr>
+        </a:solidFill>
+        <a:round/>
+      </a:ln>
+    </cs:spPr>
+    <cs:defRPr sz="900" kern="1200"/>
+  </cs:categoryAxis>
+  <cs:chartArea mods="allowNoFillOverride allowNoLineOverride">
+    <cs:lnRef idx="0"/>
+    <cs:fillRef idx="0"/>
+    <cs:effectRef idx="0"/>
+    <cs:fontRef idx="minor">
+      <a:schemeClr val="tx1"/>
+    </cs:fontRef>
+    <cs:spPr>
+      <a:solidFill>
+        <a:schemeClr val="bg1"/>
+      </a:solidFill>
+      <a:ln w="9525" cap="flat" cmpd="sng" algn="ctr">
+        <a:solidFill>
+          <a:schemeClr val="tx1">
+            <a:lumMod val="15000"/>
+            <a:lumOff val="85000"/>
+          </a:schemeClr>
+        </a:solidFill>
+        <a:round/>
+      </a:ln>
+    </cs:spPr>
+    <cs:defRPr sz="900" kern="1200"/>
+  </cs:chartArea>
+  <cs:dataLabel>
+    <cs:lnRef idx="0"/>
+    <cs:fillRef idx="0"/>
+    <cs:effectRef idx="0"/>
+    <cs:fontRef idx="minor">
+      <a:schemeClr val="tx1">
+        <a:lumMod val="75000"/>
+        <a:lumOff val="25000"/>
+      </a:schemeClr>
+    </cs:fontRef>
+    <cs:defRPr sz="900" kern="1200"/>
+  </cs:dataLabel>
+  <cs:dataLabelCallout>
+    <cs:lnRef idx="0"/>
+    <cs:fillRef idx="0"/>
+    <cs:effectRef idx="0"/>
+    <cs:fontRef idx="minor">
+      <a:schemeClr val="dk1">
+        <a:lumMod val="65000"/>
+        <a:lumOff val="35000"/>
+      </a:schemeClr>
+    </cs:fontRef>
+    <cs:spPr>
+      <a:solidFill>
+        <a:schemeClr val="lt1"/>
+      </a:solidFill>
+      <a:ln>
+        <a:solidFill>
+          <a:schemeClr val="dk1">
+            <a:lumMod val="25000"/>
+            <a:lumOff val="75000"/>
+          </a:schemeClr>
+        </a:solidFill>
+      </a:ln>
+    </cs:spPr>
+    <cs:defRPr sz="900" kern="1200"/>
+    <cs:bodyPr rot="0" spcFirstLastPara="1" vertOverflow="clip" horzOverflow="clip" vert="horz" wrap="square" lIns="36576" tIns="18288" rIns="36576" bIns="18288" anchor="ctr" anchorCtr="1">
+      <a:spAutoFit/>
+    </cs:bodyPr>
+  </cs:dataLabelCallout>
+  <cs:dataPoint>
+    <cs:lnRef idx="0"/>
+    <cs:fillRef idx="1">
+      <cs:styleClr val="auto"/>
+    </cs:fillRef>
+    <cs:effectRef idx="0"/>
+    <cs:fontRef idx="minor">
+      <a:schemeClr val="tx1"/>
+    </cs:fontRef>
+    <cs:spPr>
+      <a:ln w="19050">
+        <a:solidFill>
+          <a:schemeClr val="lt1"/>
+        </a:solidFill>
+      </a:ln>
+    </cs:spPr>
+  </cs:dataPoint>
+  <cs:dataPoint3D>
+    <cs:lnRef idx="0"/>
+    <cs:fillRef idx="1">
+      <cs:styleClr val="auto"/>
+    </cs:fillRef>
+    <cs:effectRef idx="0"/>
+    <cs:fontRef idx="minor">
+      <a:schemeClr val="tx1"/>
+    </cs:fontRef>
+    <cs:spPr>
+      <a:ln w="25400">
+        <a:solidFill>
+          <a:schemeClr val="lt1"/>
+        </a:solidFill>
+      </a:ln>
+    </cs:spPr>
+  </cs:dataPoint3D>
+  <cs:dataPointLine>
+    <cs:lnRef idx="0">
+      <cs:styleClr val="auto"/>
+    </cs:lnRef>
+    <cs:fillRef idx="0"/>
+    <cs:effectRef idx="0"/>
+    <cs:fontRef idx="minor">
+      <a:schemeClr val="tx1"/>
+    </cs:fontRef>
+    <cs:spPr>
+      <a:ln w="28575" cap="rnd">
+        <a:solidFill>
+          <a:schemeClr val="phClr"/>
+        </a:solidFill>
+        <a:round/>
+      </a:ln>
+    </cs:spPr>
+  </cs:dataPointLine>
+  <cs:dataPointMarker>
+    <cs:lnRef idx="0">
+      <cs:styleClr val="auto"/>
+    </cs:lnRef>
+    <cs:fillRef idx="1">
+      <cs:styleClr val="auto"/>
+    </cs:fillRef>
+    <cs:effectRef idx="0"/>
+    <cs:fontRef idx="minor">
+      <a:schemeClr val="tx1"/>
+    </cs:fontRef>
+    <cs:spPr>
+      <a:ln w="9525">
+        <a:solidFill>
+          <a:schemeClr val="phClr"/>
+        </a:solidFill>
+      </a:ln>
+    </cs:spPr>
+  </cs:dataPointMarker>
+  <cs:dataPointMarkerLayout symbol="circle" size="5"/>
+  <cs:dataPointWireframe>
+    <cs:lnRef idx="0">
+      <cs:styleClr val="auto"/>
+    </cs:lnRef>
+    <cs:fillRef idx="0"/>
+    <cs:effectRef idx="0"/>
+    <cs:fontRef idx="minor">
+      <a:schemeClr val="tx1"/>
+    </cs:fontRef>
+    <cs:spPr>
+      <a:ln w="9525" cap="rnd">
+        <a:solidFill>
+          <a:schemeClr val="phClr"/>
+        </a:solidFill>
+        <a:round/>
+      </a:ln>
+    </cs:spPr>
+  </cs:dataPointWireframe>
+  <cs:dataTable>
+    <cs:lnRef idx="0"/>
+    <cs:fillRef idx="0"/>
+    <cs:effectRef idx="0"/>
+    <cs:fontRef idx="minor">
+      <a:schemeClr val="tx1">
+        <a:lumMod val="65000"/>
+        <a:lumOff val="35000"/>
+      </a:schemeClr>
+    </cs:fontRef>
+    <cs:spPr>
+      <a:noFill/>
+      <a:ln w="9525" cap="flat" cmpd="sng" algn="ctr">
+        <a:solidFill>
+          <a:schemeClr val="tx1">
+            <a:lumMod val="15000"/>
+            <a:lumOff val="85000"/>
+          </a:schemeClr>
+        </a:solidFill>
+        <a:round/>
+      </a:ln>
+    </cs:spPr>
+    <cs:defRPr sz="900" kern="1200"/>
+  </cs:dataTable>
+  <cs:downBar>
+    <cs:lnRef idx="0"/>
+    <cs:fillRef idx="0"/>
+    <cs:effectRef idx="0"/>
+    <cs:fontRef idx="minor">
+      <a:schemeClr val="tx1"/>
+    </cs:fontRef>
+    <cs:spPr>
+      <a:solidFill>
+        <a:schemeClr val="dk1">
+          <a:lumMod val="75000"/>
+          <a:lumOff val="25000"/>
+        </a:schemeClr>
+      </a:solidFill>
+      <a:ln w="9525" cap="flat" cmpd="sng" algn="ctr">
+        <a:solidFill>
+          <a:schemeClr val="tx1">
+            <a:lumMod val="65000"/>
+            <a:lumOff val="35000"/>
+          </a:schemeClr>
+        </a:solidFill>
+        <a:round/>
+      </a:ln>
+    </cs:spPr>
+  </cs:downBar>
+  <cs:dropLine>
+    <cs:lnRef idx="0"/>
+    <cs:fillRef idx="0"/>
+    <cs:effectRef idx="0"/>
+    <cs:fontRef idx="minor">
+      <a:schemeClr val="tx1"/>
+    </cs:fontRef>
+    <cs:spPr>
+      <a:ln w="9525" cap="flat" cmpd="sng" algn="ctr">
+        <a:solidFill>
+          <a:schemeClr val="tx1">
+            <a:lumMod val="35000"/>
+            <a:lumOff val="65000"/>
+          </a:schemeClr>
+        </a:solidFill>
+        <a:round/>
+      </a:ln>
+    </cs:spPr>
+  </cs:dropLine>
+  <cs:errorBar>
+    <cs:lnRef idx="0"/>
+    <cs:fillRef idx="0"/>
+    <cs:effectRef idx="0"/>
+    <cs:fontRef idx="minor">
+      <a:schemeClr val="tx1"/>
+    </cs:fontRef>
+    <cs:spPr>
+      <a:ln w="9525" cap="flat" cmpd="sng" algn="ctr">
+        <a:solidFill>
+          <a:schemeClr val="tx1">
+            <a:lumMod val="65000"/>
+            <a:lumOff val="35000"/>
+          </a:schemeClr>
+        </a:solidFill>
+        <a:round/>
+      </a:ln>
+    </cs:spPr>
+  </cs:errorBar>
+  <cs:floor>
+    <cs:lnRef idx="0"/>
+    <cs:fillRef idx="0"/>
+    <cs:effectRef idx="0"/>
+    <cs:fontRef idx="minor">
+      <a:schemeClr val="tx1"/>
+    </cs:fontRef>
+    <cs:spPr>
+      <a:noFill/>
+      <a:ln>
+        <a:noFill/>
+      </a:ln>
+    </cs:spPr>
+  </cs:floor>
+  <cs:gridlineMajor>
+    <cs:lnRef idx="0"/>
+    <cs:fillRef idx="0"/>
+    <cs:effectRef idx="0"/>
+    <cs:fontRef idx="minor">
+      <a:schemeClr val="tx1"/>
+    </cs:fontRef>
+    <cs:spPr>
+      <a:ln w="9525" cap="flat" cmpd="sng" algn="ctr">
+        <a:solidFill>
+          <a:schemeClr val="tx1">
+            <a:lumMod val="15000"/>
+            <a:lumOff val="85000"/>
+          </a:schemeClr>
+        </a:solidFill>
+        <a:round/>
+      </a:ln>
+    </cs:spPr>
+  </cs:gridlineMajor>
+  <cs:gridlineMinor>
+    <cs:lnRef idx="0"/>
+    <cs:fillRef idx="0"/>
+    <cs:effectRef idx="0"/>
+    <cs:fontRef idx="minor">
+      <a:schemeClr val="tx1"/>
+    </cs:fontRef>
+    <cs:spPr>
+      <a:ln w="9525" cap="flat" cmpd="sng" algn="ctr">
+        <a:solidFill>
+          <a:schemeClr val="tx1">
+            <a:lumMod val="5000"/>
+            <a:lumOff val="95000"/>
+          </a:schemeClr>
+        </a:solidFill>
+        <a:round/>
+      </a:ln>
+    </cs:spPr>
+  </cs:gridlineMinor>
+  <cs:hiLoLine>
+    <cs:lnRef idx="0"/>
+    <cs:fillRef idx="0"/>
+    <cs:effectRef idx="0"/>
+    <cs:fontRef idx="minor">
+      <a:schemeClr val="tx1"/>
+    </cs:fontRef>
+    <cs:spPr>
+      <a:ln w="9525" cap="flat" cmpd="sng" algn="ctr">
+        <a:solidFill>
+          <a:schemeClr val="tx1">
+            <a:lumMod val="50000"/>
+            <a:lumOff val="50000"/>
+          </a:schemeClr>
+        </a:solidFill>
+        <a:round/>
+      </a:ln>
+    </cs:spPr>
+  </cs:hiLoLine>
+  <cs:leaderLine>
+    <cs:lnRef idx="0"/>
+    <cs:fillRef idx="0"/>
+    <cs:effectRef idx="0"/>
+    <cs:fontRef idx="minor">
+      <a:schemeClr val="tx1"/>
+    </cs:fontRef>
+    <cs:spPr>
+      <a:ln w="9525" cap="flat" cmpd="sng" algn="ctr">
+        <a:solidFill>
+          <a:schemeClr val="tx1">
+            <a:lumMod val="35000"/>
+            <a:lumOff val="65000"/>
+          </a:schemeClr>
+        </a:solidFill>
+        <a:round/>
+      </a:ln>
+    </cs:spPr>
+  </cs:leaderLine>
+  <cs:legend>
+    <cs:lnRef idx="0"/>
+    <cs:fillRef idx="0"/>
+    <cs:effectRef idx="0"/>
+    <cs:fontRef idx="minor">
+      <a:schemeClr val="tx1">
+        <a:lumMod val="65000"/>
+        <a:lumOff val="35000"/>
+      </a:schemeClr>
+    </cs:fontRef>
+    <cs:defRPr sz="900" kern="1200"/>
+  </cs:legend>
+  <cs:plotArea mods="allowNoFillOverride allowNoLineOverride">
+    <cs:lnRef idx="0"/>
+    <cs:fillRef idx="0"/>
+    <cs:effectRef idx="0"/>
+    <cs:fontRef idx="minor">
+      <a:schemeClr val="tx1"/>
+    </cs:fontRef>
+  </cs:plotArea>
+  <cs:plotArea3D mods="allowNoFillOverride allowNoLineOverride">
+    <cs:lnRef idx="0"/>
+    <cs:fillRef idx="0"/>
+    <cs:effectRef idx="0"/>
+    <cs:fontRef idx="minor">
+      <a:schemeClr val="tx1"/>
+    </cs:fontRef>
+  </cs:plotArea3D>
+  <cs:seriesAxis>
+    <cs:lnRef idx="0"/>
+    <cs:fillRef idx="0"/>
+    <cs:effectRef idx="0"/>
+    <cs:fontRef idx="minor">
+      <a:schemeClr val="tx1">
+        <a:lumMod val="65000"/>
+        <a:lumOff val="35000"/>
+      </a:schemeClr>
+    </cs:fontRef>
+    <cs:defRPr sz="900" kern="1200"/>
+  </cs:seriesAxis>
+  <cs:seriesLine>
+    <cs:lnRef idx="0"/>
+    <cs:fillRef idx="0"/>
+    <cs:effectRef idx="0"/>
+    <cs:fontRef idx="minor">
+      <a:schemeClr val="tx1"/>
+    </cs:fontRef>
+    <cs:spPr>
+      <a:ln w="9525" cap="flat" cmpd="sng" algn="ctr">
+        <a:solidFill>
+          <a:schemeClr val="tx1">
+            <a:lumMod val="35000"/>
+            <a:lumOff val="65000"/>
+          </a:schemeClr>
+        </a:solidFill>
+        <a:round/>
+      </a:ln>
+    </cs:spPr>
+  </cs:seriesLine>
+  <cs:title>
+    <cs:lnRef idx="0"/>
+    <cs:fillRef idx="0"/>
+    <cs:effectRef idx="0"/>
+    <cs:fontRef idx="minor">
+      <a:schemeClr val="tx1">
+        <a:lumMod val="65000"/>
+        <a:lumOff val="35000"/>
+      </a:schemeClr>
+    </cs:fontRef>
+    <cs:defRPr sz="1400" b="0" kern="1200" spc="0" baseline="0"/>
+  </cs:title>
+  <cs:trendline>
+    <cs:lnRef idx="0">
+      <cs:styleClr val="auto"/>
+    </cs:lnRef>
+    <cs:fillRef idx="0"/>
+    <cs:effectRef idx="0"/>
+    <cs:fontRef idx="minor">
+      <a:schemeClr val="tx1"/>
+    </cs:fontRef>
+    <cs:spPr>
+      <a:ln w="19050" cap="rnd">
+        <a:solidFill>
+          <a:schemeClr val="phClr"/>
+        </a:solidFill>
+        <a:prstDash val="sysDot"/>
+      </a:ln>
+    </cs:spPr>
+  </cs:trendline>
+  <cs:trendlineLabel>
+    <cs:lnRef idx="0"/>
+    <cs:fillRef idx="0"/>
+    <cs:effectRef idx="0"/>
+    <cs:fontRef idx="minor">
+      <a:schemeClr val="tx1">
+        <a:lumMod val="65000"/>
+        <a:lumOff val="35000"/>
+      </a:schemeClr>
+    </cs:fontRef>
+    <cs:defRPr sz="900" kern="1200"/>
+  </cs:trendlineLabel>
+  <cs:upBar>
+    <cs:lnRef idx="0"/>
+    <cs:fillRef idx="0"/>
+    <cs:effectRef idx="0"/>
+    <cs:fontRef idx="minor">
+      <a:schemeClr val="tx1"/>
+    </cs:fontRef>
+    <cs:spPr>
+      <a:solidFill>
+        <a:schemeClr val="lt1"/>
+      </a:solidFill>
+      <a:ln w="9525" cap="flat" cmpd="sng" algn="ctr">
+        <a:solidFill>
+          <a:schemeClr val="tx1">
+            <a:lumMod val="65000"/>
+            <a:lumOff val="35000"/>
+          </a:schemeClr>
+        </a:solidFill>
+        <a:round/>
+      </a:ln>
+    </cs:spPr>
+  </cs:upBar>
+  <cs:valueAxis>
+    <cs:lnRef idx="0"/>
+    <cs:fillRef idx="0"/>
+    <cs:effectRef idx="0"/>
+    <cs:fontRef idx="minor">
+      <a:schemeClr val="tx1">
+        <a:lumMod val="65000"/>
+        <a:lumOff val="35000"/>
+      </a:schemeClr>
+    </cs:fontRef>
+    <cs:defRPr sz="900" kern="1200"/>
+  </cs:valueAxis>
+  <cs:wall>
+    <cs:lnRef idx="0"/>
+    <cs:fillRef idx="0"/>
+    <cs:effectRef idx="0"/>
+    <cs:fontRef idx="minor">
+      <a:schemeClr val="tx1"/>
+    </cs:fontRef>
+    <cs:spPr>
+      <a:noFill/>
+      <a:ln>
+        <a:noFill/>
+      </a:ln>
+    </cs:spPr>
+  </cs:wall>
+</cs:chartStyle>
+</file>
+
+<file path=word/charts/style4.xml><?xml version="1.0" encoding="utf-8"?>
 <cs:chartStyle xmlns:cs="http://schemas.microsoft.com/office/drawing/2012/chartStyle" xmlns:a="http://schemas.openxmlformats.org/drawingml/2006/main" id="251">
   <cs:axisTitle>
     <cs:lnRef idx="0"/>

--- a/Investigation.docx
+++ b/Investigation.docx
@@ -10,21 +10,12 @@
           <w:color w:val="A02B93" w:themeColor="accent5"/>
         </w:rPr>
       </w:pPr>
-      <w:proofErr w:type="spellStart"/>
       <w:r>
         <w:rPr>
           <w:b/>
           <w:color w:val="A02B93" w:themeColor="accent5"/>
         </w:rPr>
-        <w:t>Filmtopia</w:t>
-      </w:r>
-      <w:proofErr w:type="spellEnd"/>
-      <w:r>
-        <w:rPr>
-          <w:b/>
-          <w:color w:val="A02B93" w:themeColor="accent5"/>
-        </w:rPr>
-        <w:t xml:space="preserve"> Project Investigation</w:t>
+        <w:t>Filmtopia Project Investigation</w:t>
       </w:r>
     </w:p>
     <w:p>
@@ -47,29 +38,8 @@
       <w:pPr>
         <w:spacing w:line="276" w:lineRule="auto"/>
       </w:pPr>
-      <w:proofErr w:type="spellStart"/>
-      <w:r>
-        <w:t>Filmtopia</w:t>
-      </w:r>
-      <w:proofErr w:type="spellEnd"/>
-      <w:r>
-        <w:t xml:space="preserve"> is a small independent cinema theatre who is currently managing all business data using spreadsheets and paper. They sell food drinks and tickets using a variety of means such as a touchscreen kiosk which can only handle food and drinks and a concessions area where employees handle the business. The management of </w:t>
-      </w:r>
-      <w:proofErr w:type="spellStart"/>
-      <w:r>
-        <w:t>Filmtopia</w:t>
-      </w:r>
-      <w:proofErr w:type="spellEnd"/>
-      <w:r>
-        <w:t xml:space="preserve"> has come to notice that they are falling back on managing and analysing the cinema, this means keeping track of sales records, screening analytics and a customer interest evaluation. I am now going to investigate further on how </w:t>
-      </w:r>
-      <w:proofErr w:type="spellStart"/>
-      <w:r>
-        <w:t>Filmtopia</w:t>
-      </w:r>
-      <w:proofErr w:type="spellEnd"/>
-      <w:r>
-        <w:t xml:space="preserve"> functions to get a better understanding of how I should move with this project.</w:t>
+      <w:r>
+        <w:t>Filmtopia is a small independent cinema theatre who is currently managing all business data using spreadsheets and paper. They sell food drinks and tickets using a variety of means such as a touchscreen kiosk which can only handle food and drinks and a concessions area where employees handle the business. The management of Filmtopia has come to notice that they are falling back on managing and analysing the cinema, this means keeping track of sales records, screening analytics and a customer interest evaluation. I am now going to investigate further on how Filmtopia functions to get a better understanding of how I should move with this project.</w:t>
       </w:r>
       <w:r>
         <w:tab/>
@@ -98,15 +68,7 @@
         <w:spacing w:line="276" w:lineRule="auto"/>
       </w:pPr>
       <w:r>
-        <w:t xml:space="preserve">Before beginning the </w:t>
-      </w:r>
-      <w:proofErr w:type="gramStart"/>
-      <w:r>
-        <w:t>investigation</w:t>
-      </w:r>
-      <w:proofErr w:type="gramEnd"/>
-      <w:r>
-        <w:t xml:space="preserve"> it is important to identify who the stakeholders are for this project. A stakeholder is any individual or group who has an interest in the system, will be affected by it or has the power to influence how it is developed. Identifying stakeholders early on ensures that the requirements gathered throughout the investigation reflect the needs of everyone involved rather than just one person.</w:t>
+        <w:t>Before beginning the investigation it is important to identify who the stakeholders are for this project. A stakeholder is any individual or group who has an interest in the system, will be affected by it or has the power to influence how it is developed. Identifying stakeholders early on ensures that the requirements gathered throughout the investigation reflect the needs of everyone involved rather than just one person.</w:t>
       </w:r>
     </w:p>
     <w:p>
@@ -114,15 +76,7 @@
         <w:spacing w:line="276" w:lineRule="auto"/>
       </w:pPr>
       <w:r>
-        <w:t xml:space="preserve">For the </w:t>
-      </w:r>
-      <w:proofErr w:type="spellStart"/>
-      <w:r>
-        <w:t>Filmtopia</w:t>
-      </w:r>
-      <w:proofErr w:type="spellEnd"/>
-      <w:r>
-        <w:t xml:space="preserve"> system the stakeholders can be split into two groups, primary and secondary. Primary stakeholders are those who will interact with the system directly on a regular basis. Secondary stakeholders are those who are affected by the system indirectly or whose work is influenced by it without them necessarily using it themselves.</w:t>
+        <w:t>For the Filmtopia system the stakeholders can be split into two groups, primary and secondary. Primary stakeholders are those who will interact with the system directly on a regular basis. Secondary stakeholders are those who are affected by the system indirectly or whose work is influenced by it without them necessarily using it themselves.</w:t>
       </w:r>
     </w:p>
     <w:p>
@@ -130,23 +84,7 @@
         <w:spacing w:line="276" w:lineRule="auto"/>
       </w:pPr>
       <w:r>
-        <w:t xml:space="preserve">Starting with the primary stakeholders, the most important of these is the cinema manager Sarah Henshaw. As the person who commissioned this </w:t>
-      </w:r>
-      <w:proofErr w:type="gramStart"/>
-      <w:r>
-        <w:t>project</w:t>
-      </w:r>
-      <w:proofErr w:type="gramEnd"/>
-      <w:r>
-        <w:t xml:space="preserve"> she has the highest level of influence over what the system needs to do. She will use the management side of the system </w:t>
-      </w:r>
-      <w:proofErr w:type="gramStart"/>
-      <w:r>
-        <w:t>on a daily basis</w:t>
-      </w:r>
-      <w:proofErr w:type="gramEnd"/>
-      <w:r>
-        <w:t>, for example adding new films, scheduling screenings and viewing sales reports. Her main priorities are operational efficiency, accurate reporting and a reduction in the customer complaints that are currently caused by the manual booking process. She has described herself as tech aware but not highly technical which means the system needs to be intuitive enough to use without specialist knowledge or extensive training.</w:t>
+        <w:t>Starting with the primary stakeholders, the most important of these is the cinema manager Sarah Henshaw. As the person who commissioned this project she has the highest level of influence over what the system needs to do. She will use the management side of the system on a daily basis, for example adding new films, scheduling screenings and viewing sales reports. Her main priorities are operational efficiency, accurate reporting and a reduction in the customer complaints that are currently caused by the manual booking process. She has described herself as tech aware but not highly technical which means the system needs to be intuitive enough to use without specialist knowledge or extensive training.</w:t>
       </w:r>
     </w:p>
     <w:p>
@@ -154,23 +92,7 @@
         <w:spacing w:line="276" w:lineRule="auto"/>
       </w:pPr>
       <w:r>
-        <w:t xml:space="preserve">The next primary stakeholder group is the box office staff. These are the people who handle ticket sales and customer enquiries on a </w:t>
-      </w:r>
-      <w:proofErr w:type="gramStart"/>
-      <w:r>
-        <w:t>day to day</w:t>
-      </w:r>
-      <w:proofErr w:type="gramEnd"/>
-      <w:r>
-        <w:t xml:space="preserve"> basis and who will use the booking interface most frequently. Their priorities are speed and simplicity. During busy periods a member of staff cannot afford to spend several minutes navigating a complicated interface to add a single booking. The system therefore needs to be designed with efficiency in mind so that even a </w:t>
-      </w:r>
-      <w:proofErr w:type="gramStart"/>
-      <w:r>
-        <w:t>brand new</w:t>
-      </w:r>
-      <w:proofErr w:type="gramEnd"/>
-      <w:r>
-        <w:t xml:space="preserve"> member of staff could use it confidently with minimal training.</w:t>
+        <w:t>The next primary stakeholder group is the box office staff. These are the people who handle ticket sales and customer enquiries on a day to day basis and who will use the booking interface most frequently. Their priorities are speed and simplicity. During busy periods a member of staff cannot afford to spend several minutes navigating a complicated interface to add a single booking. The system therefore needs to be designed with efficiency in mind so that even a brand new member of staff could use it confidently with minimal training.</w:t>
       </w:r>
     </w:p>
     <w:p>
@@ -178,45 +100,7 @@
         <w:spacing w:line="276" w:lineRule="auto"/>
       </w:pPr>
       <w:r>
-        <w:t xml:space="preserve">The third primary stakeholder is the customer base of </w:t>
-      </w:r>
-      <w:proofErr w:type="spellStart"/>
-      <w:r>
-        <w:t>Filmtopia</w:t>
-      </w:r>
-      <w:proofErr w:type="spellEnd"/>
-      <w:r>
-        <w:t xml:space="preserve">. Customers interact with the system either directly through the proposed </w:t>
-      </w:r>
-      <w:proofErr w:type="spellStart"/>
-      <w:proofErr w:type="gramStart"/>
-      <w:r>
-        <w:t>self service</w:t>
-      </w:r>
-      <w:proofErr w:type="spellEnd"/>
-      <w:proofErr w:type="gramEnd"/>
-      <w:r>
-        <w:t xml:space="preserve"> kiosk or indirectly when staff process their bookings on their behalf. Their main interests are convenience, short queue times and the assurance that the seat they have been allocated will </w:t>
-      </w:r>
-      <w:proofErr w:type="gramStart"/>
-      <w:r>
-        <w:t>actually be</w:t>
-      </w:r>
-      <w:proofErr w:type="gramEnd"/>
-      <w:r>
-        <w:t xml:space="preserve"> available when they arrive. The questionnaire results discussed later in this investigation show that a large majority of customers would prefer </w:t>
-      </w:r>
-      <w:proofErr w:type="spellStart"/>
-      <w:r>
-        <w:t>self service</w:t>
-      </w:r>
-      <w:proofErr w:type="spellEnd"/>
-      <w:r>
-        <w:t xml:space="preserve"> ticketing and that seat selection is </w:t>
-      </w:r>
-      <w:r>
-        <w:lastRenderedPageBreak/>
-        <w:t>considered important by most respondents. This means the bar for the kiosk interface is high and it needs to be clean and simple enough for any customer to use without assistance.</w:t>
+        <w:t>The third primary stakeholder is the customer base of Filmtopia. Customers interact with the system either directly through the proposed self service kiosk or indirectly when staff process their bookings on their behalf. Their main interests are convenience, short queue times and the assurance that the seat they have been allocated will actually be available when they arrive. The questionnaire results discussed later in this investigation show that a large majority of customers would prefer self service ticketing and that seat selection is considered important by most respondents. This means the bar for the kiosk interface is high and it needs to be clean and simple enough for any customer to use without assistance.</w:t>
       </w:r>
     </w:p>
     <w:p>
@@ -232,28 +116,12 @@
         <w:spacing w:line="276" w:lineRule="auto"/>
       </w:pPr>
       <w:r>
-        <w:t xml:space="preserve">Another secondary stakeholder is any external IT support that </w:t>
-      </w:r>
-      <w:proofErr w:type="spellStart"/>
-      <w:r>
-        <w:t>Filmtopia</w:t>
-      </w:r>
-      <w:proofErr w:type="spellEnd"/>
-      <w:r>
-        <w:t xml:space="preserve"> uses. As a small independent cinema there is no dedicated IT department meaning the system must be robust and straightforward to maintain. Complex setups that require specialist knowledge to troubleshoot would be impractical for a business of this size.</w:t>
-      </w:r>
-    </w:p>
-    <w:p>
-      <w:r>
-        <w:t xml:space="preserve">In summary the stakeholder analysis makes clear that the </w:t>
-      </w:r>
-      <w:proofErr w:type="spellStart"/>
-      <w:r>
-        <w:t>Filmtopia</w:t>
-      </w:r>
-      <w:proofErr w:type="spellEnd"/>
-      <w:r>
-        <w:t xml:space="preserve"> system needs to serve a wide range of users with different levels of technical confidence and different priorities. The investigation that follows has been designed to gather requirements from as many of these stakeholders as possible to ensure the final system genuinely reflects the needs of everyone who will be affected by it.</w:t>
+        <w:t>Another secondary stakeholder is any external IT support that Filmtopia uses. As a small independent cinema there is no dedicated IT department meaning the system must be robust and straightforward to maintain. Complex setups that require specialist knowledge to troubleshoot would be impractical for a business of this size.</w:t>
+      </w:r>
+    </w:p>
+    <w:p>
+      <w:r>
+        <w:t>In summary the stakeholder analysis makes clear that the Filmtopia system needs to serve a wide range of users with different levels of technical confidence and different priorities. The investigation that follows has been designed to gather requirements from as many of these stakeholders as possible to ensure the final system genuinely reflects the needs of everyone who will be affected by it.</w:t>
       </w:r>
     </w:p>
     <w:p>
@@ -974,17 +842,8 @@
                 <w:sz w:val="20"/>
                 <w:szCs w:val="20"/>
               </w:rPr>
-              <w:t xml:space="preserve">Look at the paper booking diary, stock and rota spreadsheets and ticket stub to see what data is </w:t>
+              <w:t>Look at the paper booking diary, stock and rota spreadsheets and ticket stub to see what data is actually captured</w:t>
             </w:r>
-            <w:proofErr w:type="gramStart"/>
-            <w:r>
-              <w:rPr>
-                <w:sz w:val="20"/>
-                <w:szCs w:val="20"/>
-              </w:rPr>
-              <w:t>actually captured</w:t>
-            </w:r>
-            <w:proofErr w:type="gramEnd"/>
           </w:p>
         </w:tc>
       </w:tr>
@@ -1229,23 +1088,7 @@
                 <w:sz w:val="20"/>
                 <w:szCs w:val="20"/>
               </w:rPr>
-              <w:t xml:space="preserve">Produce a DFD showing how data moves through the current </w:t>
-            </w:r>
-            <w:proofErr w:type="gramStart"/>
-            <w:r>
-              <w:rPr>
-                <w:sz w:val="20"/>
-                <w:szCs w:val="20"/>
-              </w:rPr>
-              <w:t>paper based</w:t>
-            </w:r>
-            <w:proofErr w:type="gramEnd"/>
-            <w:r>
-              <w:rPr>
-                <w:sz w:val="20"/>
-                <w:szCs w:val="20"/>
-              </w:rPr>
-              <w:t xml:space="preserve"> system</w:t>
+              <w:t>Produce a DFD showing how data moves through the current paper based system</w:t>
             </w:r>
           </w:p>
         </w:tc>
@@ -1573,17 +1416,8 @@
                 <w:sz w:val="20"/>
                 <w:szCs w:val="20"/>
               </w:rPr>
-              <w:t xml:space="preserve">Produce 15 numbered objectives each with a measurable success </w:t>
+              <w:t>Produce 15 numbered objectives each with a measurable success criteria</w:t>
             </w:r>
-            <w:proofErr w:type="gramStart"/>
-            <w:r>
-              <w:rPr>
-                <w:sz w:val="20"/>
-                <w:szCs w:val="20"/>
-              </w:rPr>
-              <w:t>criteria</w:t>
-            </w:r>
-            <w:proofErr w:type="gramEnd"/>
           </w:p>
         </w:tc>
       </w:tr>
@@ -1612,15 +1446,7 @@
         <w:spacing w:line="276" w:lineRule="auto"/>
       </w:pPr>
       <w:r>
-        <w:t xml:space="preserve">Before carrying out the investigation it is important to think carefully about which methods to use to gather information. Different methods have different strengths and weaknesses and relying on just one would not give a complete enough picture of the existing system or what the new one needs to do. For this investigation the methods chosen were face-to-face interviews, a customer questionnaire, direct observation, an examination of the records and documents the cinema uses and </w:t>
-      </w:r>
-      <w:proofErr w:type="gramStart"/>
-      <w:r>
-        <w:t>desk based</w:t>
-      </w:r>
-      <w:proofErr w:type="gramEnd"/>
-      <w:r>
-        <w:t xml:space="preserve"> research.</w:t>
+        <w:t>Before carrying out the investigation it is important to think carefully about which methods to use to gather information. Different methods have different strengths and weaknesses and relying on just one would not give a complete enough picture of the existing system or what the new one needs to do. For this investigation the methods chosen were face-to-face interviews, a customer questionnaire, direct observation, an examination of the records and documents the cinema uses and desk based research.</w:t>
       </w:r>
     </w:p>
     <w:p>
@@ -1628,15 +1454,7 @@
         <w:spacing w:line="276" w:lineRule="auto"/>
       </w:pPr>
       <w:r>
-        <w:t xml:space="preserve">Starting with interviews, these were chosen as the main method for gathering requirements from the key stakeholders. The reason for this is that an interview allows open ended questions to be asked and the conversation can naturally go in directions that were not </w:t>
-      </w:r>
-      <w:proofErr w:type="gramStart"/>
-      <w:r>
-        <w:t>planned in advance</w:t>
-      </w:r>
-      <w:proofErr w:type="gramEnd"/>
-      <w:r>
-        <w:t>. This is important because some of the most useful information gathered during an investigation comes from things that the person being interviewed mentions without being directly asked. A written survey would not allow for this kind of flexibility. The limitation of interviews however is that they are time consuming and the quality of what comes out of them depends heavily on how well the questions are prepared. To address this the questions were written in advance and kept open ended to avoid leading the person being interviewed towards a particular answer. Two interviews were conducted for this investigation, one with the cinema manager and one with a member of the box office staff, as these two stakeholders gave the most complete view of how the existing system operates day to day.</w:t>
+        <w:t>Starting with interviews, these were chosen as the main method for gathering requirements from the key stakeholders. The reason for this is that an interview allows open ended questions to be asked and the conversation can naturally go in directions that were not planned in advance. This is important because some of the most useful information gathered during an investigation comes from things that the person being interviewed mentions without being directly asked. A written survey would not allow for this kind of flexibility. The limitation of interviews however is that they are time consuming and the quality of what comes out of them depends heavily on how well the questions are prepared. To address this the questions were written in advance and kept open ended to avoid leading the person being interviewed towards a particular answer. Two interviews were conducted for this investigation, one with the cinema manager and one with a member of the box office staff, as these two stakeholders gave the most complete view of how the existing system operates day to day.</w:t>
       </w:r>
     </w:p>
     <w:p>
@@ -1644,25 +1462,7 @@
         <w:spacing w:line="276" w:lineRule="auto"/>
       </w:pPr>
       <w:r>
-        <w:t xml:space="preserve">Moving on to the customer questionnaire, this was chosen because it allowed a much larger group of stakeholders to contribute to the investigation than would have been possible through interviews alone. Interviewing every customer individually would not be realistic, so a questionnaire was the most practical way to gather their views. The key advantage of a questionnaire is that it produces quantitative data which is easier to summarise and use as justification for design decisions. For </w:t>
-      </w:r>
-      <w:proofErr w:type="gramStart"/>
-      <w:r>
-        <w:t>example</w:t>
-      </w:r>
-      <w:proofErr w:type="gramEnd"/>
-      <w:r>
-        <w:t xml:space="preserve"> knowing that a large majority of customers would prefer a </w:t>
-      </w:r>
-      <w:proofErr w:type="spellStart"/>
-      <w:proofErr w:type="gramStart"/>
-      <w:r>
-        <w:t>self service</w:t>
-      </w:r>
-      <w:proofErr w:type="spellEnd"/>
-      <w:proofErr w:type="gramEnd"/>
-      <w:r>
-        <w:t xml:space="preserve"> kiosk is a much stronger argument for including that feature than one person mentioning it in an interview. The limitation of a questionnaire is that the questions are fixed which means there is no opportunity to follow up on responses or ask for more detail. To partially work around this some of the questions included a list of options rather than just a yes or no answer which produced more useful and specific data.</w:t>
+        <w:t>Moving on to the customer questionnaire, this was chosen because it allowed a much larger group of stakeholders to contribute to the investigation than would have been possible through interviews alone. Interviewing every customer individually would not be realistic, so a questionnaire was the most practical way to gather their views. The key advantage of a questionnaire is that it produces quantitative data which is easier to summarise and use as justification for design decisions. For example knowing that a large majority of customers would prefer a self service kiosk is a much stronger argument for including that feature than one person mentioning it in an interview. The limitation of a questionnaire is that the questions are fixed which means there is no opportunity to follow up on responses or ask for more detail. To partially work around this some of the questions included a list of options rather than just a yes or no answer which produced more useful and specific data.</w:t>
       </w:r>
     </w:p>
     <w:p>
@@ -1678,15 +1478,7 @@
         <w:spacing w:line="276" w:lineRule="auto"/>
       </w:pPr>
       <w:r>
-        <w:t xml:space="preserve">I also examined the actual records and documents the cinema relies on, such as the paper booking diary and the spreadsheets used for stock and staff rotas. Looking at the real paperwork was worthwhile because it shows exactly what data is being captured </w:t>
-      </w:r>
-      <w:proofErr w:type="gramStart"/>
-      <w:r>
-        <w:t>at the moment</w:t>
-      </w:r>
-      <w:proofErr w:type="gramEnd"/>
-      <w:r>
-        <w:t xml:space="preserve"> rather than what people remember being captured, and it tends to reveal small but important details that nobody thinks to mention in an interview because they are so used to them.</w:t>
+        <w:t>I also examined the actual records and documents the cinema relies on, such as the paper booking diary and the spreadsheets used for stock and staff rotas. Looking at the real paperwork was worthwhile because it shows exactly what data is being captured at the moment rather than what people remember being captured, and it tends to reveal small but important details that nobody thinks to mention in an interview because they are so used to them.</w:t>
       </w:r>
     </w:p>
     <w:p>
@@ -1694,23 +1486,7 @@
         <w:spacing w:line="276" w:lineRule="auto"/>
       </w:pPr>
       <w:r>
-        <w:t xml:space="preserve">Finally, </w:t>
-      </w:r>
-      <w:proofErr w:type="gramStart"/>
-      <w:r>
-        <w:t>desk based</w:t>
-      </w:r>
-      <w:proofErr w:type="gramEnd"/>
-      <w:r>
-        <w:t xml:space="preserve"> research was used to look at how similar systems are designed in the real world. By researching the booking systems of established cinema </w:t>
-      </w:r>
-      <w:proofErr w:type="gramStart"/>
-      <w:r>
-        <w:t>chains</w:t>
-      </w:r>
-      <w:proofErr w:type="gramEnd"/>
-      <w:r>
-        <w:t xml:space="preserve"> it is possible to identify features and design patterns that set the standard for what customers already expect. This is useful because stakeholders do not always know what to ask for, particularly if they have not seen what is possible. The limitation of this method is that the systems being researched are built by large commercial teams with significant resources, so not everything observed will be feasible within the scope of this project. The research has therefore been used to inform and inspire the design rather than to copy it directly.</w:t>
+        <w:t>Finally, desk based research was used to look at how similar systems are designed in the real world. By researching the booking systems of established cinema chains it is possible to identify features and design patterns that set the standard for what customers already expect. This is useful because stakeholders do not always know what to ask for, particularly if they have not seen what is possible. The limitation of this method is that the systems being researched are built by large commercial teams with significant resources, so not everything observed will be feasible within the scope of this project. The research has therefore been used to inform and inspire the design rather than to copy it directly.</w:t>
       </w:r>
     </w:p>
     <w:p>
@@ -1718,23 +1494,7 @@
         <w:spacing w:line="276" w:lineRule="auto"/>
       </w:pPr>
       <w:r>
-        <w:t xml:space="preserve">The reason </w:t>
-      </w:r>
-      <w:proofErr w:type="gramStart"/>
-      <w:r>
-        <w:t>all of</w:t>
-      </w:r>
-      <w:proofErr w:type="gramEnd"/>
-      <w:r>
-        <w:t xml:space="preserve"> these methods were used together is that each one compensates for the weaknesses of the others. Interviews provide depth, the questionnaire provides breadth, observation and the documents provide real world evidence and </w:t>
-      </w:r>
-      <w:proofErr w:type="gramStart"/>
-      <w:r>
-        <w:t>desk based</w:t>
-      </w:r>
-      <w:proofErr w:type="gramEnd"/>
-      <w:r>
-        <w:t xml:space="preserve"> research provides industry context. Where the same issue or requirement appears across multiple methods it can be treated with much greater confidence than if it had only come from one source.</w:t>
+        <w:t>The reason all of these methods were used together is that each one compensates for the weaknesses of the others. Interviews provide depth, the questionnaire provides breadth, observation and the documents provide real world evidence and desk based research provides industry context. Where the same issue or requirement appears across multiple methods it can be treated with much greater confidence than if it had only come from one source.</w:t>
       </w:r>
     </w:p>
     <w:p/>
@@ -1801,23 +1561,47 @@
           <w:b/>
           <w:bCs/>
         </w:rPr>
-        <w:t xml:space="preserve">Q: Can you describe how </w:t>
-      </w:r>
-      <w:proofErr w:type="spellStart"/>
+        <w:t>Q: Can you describe how Filmtopia currently manages its ticketing and bookings?</w:t>
+      </w:r>
+    </w:p>
+    <w:p>
+      <w:pPr>
+        <w:spacing w:after="120" w:line="276" w:lineRule="auto"/>
+      </w:pPr>
+      <w:r>
+        <w:t>A: At the moment everything is done manually. When a customer comes in, staff write their booking down in a paper diary. We have a touchscreen kiosk but it can only handle food and drink orders. It cannot sell tickets at all which is a real problem during busy periods because customers have to queue twice.</w:t>
+      </w:r>
+    </w:p>
+    <w:p>
+      <w:pPr>
+        <w:spacing w:before="120" w:after="40"/>
+      </w:pPr>
       <w:r>
         <w:rPr>
           <w:b/>
           <w:bCs/>
         </w:rPr>
-        <w:t>Filmtopia</w:t>
-      </w:r>
-      <w:proofErr w:type="spellEnd"/>
+        <w:t>Q: What are the biggest problems you face with the current system?</w:t>
+      </w:r>
+    </w:p>
+    <w:p>
+      <w:pPr>
+        <w:spacing w:after="120" w:line="276" w:lineRule="auto"/>
+      </w:pPr>
+      <w:r>
+        <w:t>A: Double bookings are a nightmare. Because everything is written on paper, if two members of staff take a booking for the same screening at the same time we do not find out until the customer arrives. We have had some very unhappy customers because of this. Also I have no real way of seeing how well the cinema is doing without physically going through every piece of paper we have.</w:t>
+      </w:r>
+    </w:p>
+    <w:p>
+      <w:pPr>
+        <w:spacing w:before="120" w:after="40"/>
+      </w:pPr>
       <w:r>
         <w:rPr>
           <w:b/>
           <w:bCs/>
         </w:rPr>
-        <w:t xml:space="preserve"> currently manages its ticketing and bookings?</w:t>
+        <w:t>Q: What data does Filmtopia currently store and how?</w:t>
       </w:r>
     </w:p>
     <w:p>
@@ -1825,31 +1609,7 @@
         <w:spacing w:after="120" w:line="276" w:lineRule="auto"/>
       </w:pPr>
       <w:r>
-        <w:t xml:space="preserve">A: </w:t>
-      </w:r>
-      <w:proofErr w:type="gramStart"/>
-      <w:r>
-        <w:t>At the moment</w:t>
-      </w:r>
-      <w:proofErr w:type="gramEnd"/>
-      <w:r>
-        <w:t xml:space="preserve"> everything is done manually. When a customer comes in, staff write their booking down in a paper diary. We have a touchscreen </w:t>
-      </w:r>
-      <w:proofErr w:type="gramStart"/>
-      <w:r>
-        <w:t>kiosk</w:t>
-      </w:r>
-      <w:proofErr w:type="gramEnd"/>
-      <w:r>
-        <w:t xml:space="preserve"> but it can only handle food and drink orders. It cannot sell tickets at all which is a real problem during busy periods because customers </w:t>
-      </w:r>
-      <w:proofErr w:type="gramStart"/>
-      <w:r>
-        <w:t>have to</w:t>
-      </w:r>
-      <w:proofErr w:type="gramEnd"/>
-      <w:r>
-        <w:t xml:space="preserve"> queue twice.</w:t>
+        <w:t>A: We keep a paper diary for bookings, a spreadsheet for staff rotas and another spreadsheet for food and drink stock. None of these connect to each other. If I want to know how many tickets we sold for a particular film last month I have to manually count through pages of handwritten notes.</w:t>
       </w:r>
     </w:p>
     <w:p>
@@ -1861,7 +1621,7 @@
           <w:b/>
           <w:bCs/>
         </w:rPr>
-        <w:t>Q: What are the biggest problems you face with the current system?</w:t>
+        <w:t>Q: What would you most want a new computerised system to do?</w:t>
       </w:r>
     </w:p>
     <w:p>
@@ -1869,15 +1629,7 @@
         <w:spacing w:after="120" w:line="276" w:lineRule="auto"/>
       </w:pPr>
       <w:r>
-        <w:t xml:space="preserve">A: Double bookings are a nightmare. Because everything is written on paper, if two members of staff take a booking for the same screening at the same time we do not find out until the customer arrives. We have had some very unhappy customers because of this. </w:t>
-      </w:r>
-      <w:proofErr w:type="gramStart"/>
-      <w:r>
-        <w:t>Also</w:t>
-      </w:r>
-      <w:proofErr w:type="gramEnd"/>
-      <w:r>
-        <w:t xml:space="preserve"> I have no real way of seeing how well the cinema is doing without physically going through every piece of paper we have.</w:t>
+        <w:t>A: The most important thing for me is being able to see everything in one place. I want to know how many seats are available for any screening at a glance, see sales figures without digging through paperwork and be able to add new films and screenings quickly and easily. I also want customers to be able to buy tickets through the kiosk rather than having to come to the desk.</w:t>
       </w:r>
     </w:p>
     <w:p>
@@ -1889,23 +1641,27 @@
           <w:b/>
           <w:bCs/>
         </w:rPr>
-        <w:t xml:space="preserve">Q: What data does </w:t>
-      </w:r>
-      <w:proofErr w:type="spellStart"/>
+        <w:t>Q: Who would be using this system on a day to day basis?</w:t>
+      </w:r>
+    </w:p>
+    <w:p>
+      <w:pPr>
+        <w:spacing w:after="120" w:line="276" w:lineRule="auto"/>
+      </w:pPr>
+      <w:r>
+        <w:t>A: Mainly the box office staff and myself. The staff need something simple that they can use quickly during busy periods. They cannot be spending five minutes trying to figure out how to add a booking. I would need a separate manager view where I can see reports and make changes to the system that staff should not be able to access.</w:t>
+      </w:r>
+    </w:p>
+    <w:p>
+      <w:pPr>
+        <w:spacing w:before="120" w:after="40"/>
+      </w:pPr>
       <w:r>
         <w:rPr>
           <w:b/>
           <w:bCs/>
         </w:rPr>
-        <w:t>Filmtopia</w:t>
-      </w:r>
-      <w:proofErr w:type="spellEnd"/>
-      <w:r>
-        <w:rPr>
-          <w:b/>
-          <w:bCs/>
-        </w:rPr>
-        <w:t xml:space="preserve"> currently store and how?</w:t>
+        <w:t>Q: Are there any constraints we should be aware of?</w:t>
       </w:r>
     </w:p>
     <w:p>
@@ -1913,131 +1669,7 @@
         <w:spacing w:after="120" w:line="276" w:lineRule="auto"/>
       </w:pPr>
       <w:r>
-        <w:t xml:space="preserve">A: We keep a paper diary for bookings, a spreadsheet for staff rotas and another spreadsheet for food and drink stock. None of these connect to each other. If I want to know how many </w:t>
-      </w:r>
-      <w:proofErr w:type="gramStart"/>
-      <w:r>
-        <w:t>tickets</w:t>
-      </w:r>
-      <w:proofErr w:type="gramEnd"/>
-      <w:r>
-        <w:t xml:space="preserve"> we sold for a particular film last month I </w:t>
-      </w:r>
-      <w:proofErr w:type="gramStart"/>
-      <w:r>
-        <w:t>have to</w:t>
-      </w:r>
-      <w:proofErr w:type="gramEnd"/>
-      <w:r>
-        <w:t xml:space="preserve"> manually count through pages of handwritten notes.</w:t>
-      </w:r>
-    </w:p>
-    <w:p>
-      <w:pPr>
-        <w:spacing w:before="120" w:after="40"/>
-      </w:pPr>
-      <w:r>
-        <w:rPr>
-          <w:b/>
-          <w:bCs/>
-        </w:rPr>
-        <w:t>Q: What would you most want a new computerised system to do?</w:t>
-      </w:r>
-    </w:p>
-    <w:p>
-      <w:pPr>
-        <w:spacing w:after="120" w:line="276" w:lineRule="auto"/>
-      </w:pPr>
-      <w:r>
-        <w:t xml:space="preserve">A: The most important thing for me is being able to see everything in one place. I want to know how many seats are available for any screening </w:t>
-      </w:r>
-      <w:proofErr w:type="gramStart"/>
-      <w:r>
-        <w:t>at a glance</w:t>
-      </w:r>
-      <w:proofErr w:type="gramEnd"/>
-      <w:r>
-        <w:t>, see sales figures without digging through paperwork and be able to add new films and screenings quickly and easily. I also want customers to be able to buy tickets through the kiosk rather than having to come to the desk.</w:t>
-      </w:r>
-    </w:p>
-    <w:p>
-      <w:pPr>
-        <w:spacing w:before="120" w:after="40"/>
-      </w:pPr>
-      <w:r>
-        <w:rPr>
-          <w:b/>
-          <w:bCs/>
-        </w:rPr>
-        <w:t xml:space="preserve">Q: Who would be using this system on a </w:t>
-      </w:r>
-      <w:proofErr w:type="gramStart"/>
-      <w:r>
-        <w:rPr>
-          <w:b/>
-          <w:bCs/>
-        </w:rPr>
-        <w:t>day to day</w:t>
-      </w:r>
-      <w:proofErr w:type="gramEnd"/>
-      <w:r>
-        <w:rPr>
-          <w:b/>
-          <w:bCs/>
-        </w:rPr>
-        <w:t xml:space="preserve"> basis?</w:t>
-      </w:r>
-    </w:p>
-    <w:p>
-      <w:pPr>
-        <w:spacing w:after="120" w:line="276" w:lineRule="auto"/>
-      </w:pPr>
-      <w:r>
-        <w:t xml:space="preserve">A: Mainly the box office staff and </w:t>
-      </w:r>
-      <w:proofErr w:type="gramStart"/>
-      <w:r>
-        <w:t>myself</w:t>
-      </w:r>
-      <w:proofErr w:type="gramEnd"/>
-      <w:r>
-        <w:t>. The staff need something simple that they can use quickly during busy periods. They cannot be spending five minutes trying to figure out how to add a booking. I would need a separate manager view where I can see reports and make changes to the system that staff should not be able to access.</w:t>
-      </w:r>
-    </w:p>
-    <w:p>
-      <w:pPr>
-        <w:spacing w:before="120" w:after="40"/>
-      </w:pPr>
-      <w:r>
-        <w:rPr>
-          <w:b/>
-          <w:bCs/>
-        </w:rPr>
-        <w:t>Q: Are there any constraints we should be aware of?</w:t>
-      </w:r>
-    </w:p>
-    <w:p>
-      <w:pPr>
-        <w:spacing w:after="120" w:line="276" w:lineRule="auto"/>
-      </w:pPr>
-      <w:r>
-        <w:t xml:space="preserve">A: Budget is tight as we are an independent </w:t>
-      </w:r>
-      <w:proofErr w:type="gramStart"/>
-      <w:r>
-        <w:t>cinema</w:t>
-      </w:r>
-      <w:proofErr w:type="gramEnd"/>
-      <w:r>
-        <w:t xml:space="preserve"> so whatever is built needs to run on our existing computers. We are also only a small </w:t>
-      </w:r>
-      <w:proofErr w:type="gramStart"/>
-      <w:r>
-        <w:t>team</w:t>
-      </w:r>
-      <w:proofErr w:type="gramEnd"/>
-      <w:r>
-        <w:t xml:space="preserve"> so the system needs to be genuinely easy to use without much training.</w:t>
+        <w:t>A: Budget is tight as we are an independent cinema so whatever is built needs to run on our existing computers. We are also only a small team so the system needs to be genuinely easy to use without much training.</w:t>
       </w:r>
     </w:p>
     <w:p>
@@ -2075,31 +1707,7 @@
         <w:spacing w:after="120" w:line="276" w:lineRule="auto"/>
       </w:pPr>
       <w:r>
-        <w:t xml:space="preserve">A: It is </w:t>
-      </w:r>
-      <w:proofErr w:type="gramStart"/>
-      <w:r>
-        <w:t>pretty hectic</w:t>
-      </w:r>
-      <w:proofErr w:type="gramEnd"/>
-      <w:r>
-        <w:t xml:space="preserve"> on weekends. Customers come up to buy tickets, we check the paper diary to see if there are seats available, write down their details, take payment and give them a ticket stub we print from a template. During busy periods there can be a queue of ten or more </w:t>
-      </w:r>
-      <w:proofErr w:type="gramStart"/>
-      <w:r>
-        <w:t>people</w:t>
-      </w:r>
-      <w:proofErr w:type="gramEnd"/>
-      <w:r>
-        <w:t xml:space="preserve"> and it gets </w:t>
-      </w:r>
-      <w:proofErr w:type="gramStart"/>
-      <w:r>
-        <w:t>really stressful</w:t>
-      </w:r>
-      <w:proofErr w:type="gramEnd"/>
-      <w:r>
-        <w:t xml:space="preserve"> trying to manage everything manually.</w:t>
+        <w:t>A: It is pretty hectic on weekends. Customers come up to buy tickets, we check the paper diary to see if there are seats available, write down their details, take payment and give them a ticket stub we print from a template. During busy periods there can be a queue of ten or more people and it gets really stressful trying to manage everything manually.</w:t>
       </w:r>
     </w:p>
     <w:p>
@@ -2119,23 +1727,7 @@
         <w:spacing w:after="120" w:line="276" w:lineRule="auto"/>
       </w:pPr>
       <w:r>
-        <w:t xml:space="preserve">A: The biggest one is not knowing if a seat is already taken. Sometimes a customer picks a specific seat and we say yes, then another member of staff has already given that seat to someone else and we do not know until they both turn up. It causes a lot of awkward situations. Also finding information takes too long. If someone asks what time a film starts or how many seats are </w:t>
-      </w:r>
-      <w:proofErr w:type="gramStart"/>
-      <w:r>
-        <w:t>left</w:t>
-      </w:r>
-      <w:proofErr w:type="gramEnd"/>
-      <w:r>
-        <w:t xml:space="preserve"> I </w:t>
-      </w:r>
-      <w:proofErr w:type="gramStart"/>
-      <w:r>
-        <w:t>have to</w:t>
-      </w:r>
-      <w:proofErr w:type="gramEnd"/>
-      <w:r>
-        <w:t xml:space="preserve"> physically look through the diary.</w:t>
+        <w:t>A: The biggest one is not knowing if a seat is already taken. Sometimes a customer picks a specific seat and we say yes, then another member of staff has already given that seat to someone else and we do not know until they both turn up. It causes a lot of awkward situations. Also finding information takes too long. If someone asks what time a film starts or how many seats are left I have to physically look through the diary.</w:t>
       </w:r>
     </w:p>
     <w:p>
@@ -2155,23 +1747,7 @@
         <w:spacing w:after="120" w:line="276" w:lineRule="auto"/>
       </w:pPr>
       <w:r>
-        <w:t xml:space="preserve">A: They are </w:t>
-      </w:r>
-      <w:proofErr w:type="gramStart"/>
-      <w:r>
-        <w:t>completely separate</w:t>
-      </w:r>
-      <w:proofErr w:type="gramEnd"/>
-      <w:r>
-        <w:t xml:space="preserve"> which makes no sense. The kiosk handles food and drinks but not tickets so a customer might queue at the kiosk for snacks and then </w:t>
-      </w:r>
-      <w:proofErr w:type="gramStart"/>
-      <w:r>
-        <w:t>have to</w:t>
-      </w:r>
-      <w:proofErr w:type="gramEnd"/>
-      <w:r>
-        <w:t xml:space="preserve"> queue again at the desk for their ticket. If they want to order food to be brought to their seat during a screening that is done on a notepad and passed to the concessions team. Nothing is joined up.</w:t>
+        <w:t>A: They are completely separate which makes no sense. The kiosk handles food and drinks but not tickets so a customer might queue at the kiosk for snacks and then have to queue again at the desk for their ticket. If they want to order food to be brought to their seat during a screening that is done on a notepad and passed to the concessions team. Nothing is joined up.</w:t>
       </w:r>
     </w:p>
     <w:p>
@@ -2191,15 +1767,7 @@
         <w:spacing w:after="120" w:line="276" w:lineRule="auto"/>
       </w:pPr>
       <w:r>
-        <w:t xml:space="preserve">A: Something on a screen that shows me exactly which seats are </w:t>
-      </w:r>
-      <w:proofErr w:type="gramStart"/>
-      <w:r>
-        <w:t>taken</w:t>
-      </w:r>
-      <w:proofErr w:type="gramEnd"/>
-      <w:r>
-        <w:t xml:space="preserve"> and which are free for any screening. Being able to add a booking in a few clicks rather than writing it all down. It would be great if food orders could be linked to a ticket booking so everything is in one place.</w:t>
+        <w:t>A: Something on a screen that shows me exactly which seats are taken and which are free for any screening. Being able to add a booking in a few clicks rather than writing it all down. It would be great if food orders could be linked to a ticket booking so everything is in one place.</w:t>
       </w:r>
     </w:p>
     <w:p>
@@ -2219,31 +1787,7 @@
         <w:spacing w:after="120" w:line="276" w:lineRule="auto"/>
       </w:pPr>
       <w:r>
-        <w:t xml:space="preserve">A: </w:t>
-      </w:r>
-      <w:proofErr w:type="gramStart"/>
-      <w:r>
-        <w:t>As long as</w:t>
-      </w:r>
-      <w:proofErr w:type="gramEnd"/>
-      <w:r>
-        <w:t xml:space="preserve"> it is straightforward to </w:t>
-      </w:r>
-      <w:proofErr w:type="gramStart"/>
-      <w:r>
-        <w:t>use</w:t>
-      </w:r>
-      <w:proofErr w:type="gramEnd"/>
-      <w:r>
-        <w:t xml:space="preserve"> I am fine with it. I am not very technical so if it is </w:t>
-      </w:r>
-      <w:proofErr w:type="gramStart"/>
-      <w:r>
-        <w:t>complicated</w:t>
-      </w:r>
-      <w:proofErr w:type="gramEnd"/>
-      <w:r>
-        <w:t xml:space="preserve"> I will struggle during busy periods. It needs to be quick. I cannot be spending ages clicking through menus when there is a queue of people waiting.</w:t>
+        <w:t>A: As long as it is straightforward to use I am fine with it. I am not very technical so if it is complicated I will struggle during busy periods. It needs to be quick. I cannot be spending ages clicking through menus when there is a queue of people waiting.</w:t>
       </w:r>
     </w:p>
     <w:p/>
@@ -2270,23 +1814,50 @@
         <w:spacing w:line="276" w:lineRule="auto"/>
       </w:pPr>
       <w:r>
-        <w:t xml:space="preserve">A questionnaire was distributed to customers visiting </w:t>
-      </w:r>
-      <w:proofErr w:type="spellStart"/>
-      <w:r>
-        <w:t>Filmtopia</w:t>
-      </w:r>
-      <w:proofErr w:type="spellEnd"/>
-      <w:r>
-        <w:t xml:space="preserve"> </w:t>
-      </w:r>
-      <w:proofErr w:type="gramStart"/>
-      <w:r>
-        <w:t>in order to</w:t>
-      </w:r>
-      <w:proofErr w:type="gramEnd"/>
-      <w:r>
-        <w:t xml:space="preserve"> gather feedback on their experience with the current system and to understand what they would want from a new one. It was administered on the 15th of January 2026 as a paper questionnaire handed to customers at the cinema, and 20 responses were collected. The questions and summarised responses are as follows.</w:t>
+        <w:t>A questionnaire was distributed to customers visiting Filmtopia in order to gather feedback on their experience with the current system and to understand what they would want from a new one. It was administered on the 15th of January 2026 as a paper questionnaire handed to customers at the cinema, and 20 responses were collected. The questions and summarised responses are as follows.</w:t>
+      </w:r>
+    </w:p>
+    <w:p>
+      <w:pPr>
+        <w:spacing w:line="276" w:lineRule="auto"/>
+      </w:pPr>
+      <w:r>
+        <w:lastRenderedPageBreak/>
+        <w:drawing>
+          <wp:inline distT="0" distB="0" distL="0" distR="0" wp14:anchorId="1834AB47" wp14:editId="379B8D92">
+            <wp:extent cx="5295900" cy="8229600"/>
+            <wp:effectExtent l="0" t="0" r="0" b="0"/>
+            <wp:docPr id="1117667817" name="Picture 1"/>
+            <wp:cNvGraphicFramePr>
+              <a:graphicFrameLocks xmlns:a="http://schemas.openxmlformats.org/drawingml/2006/main" noChangeAspect="1"/>
+            </wp:cNvGraphicFramePr>
+            <a:graphic xmlns:a="http://schemas.openxmlformats.org/drawingml/2006/main">
+              <a:graphicData uri="http://schemas.openxmlformats.org/drawingml/2006/picture">
+                <pic:pic xmlns:pic="http://schemas.openxmlformats.org/drawingml/2006/picture">
+                  <pic:nvPicPr>
+                    <pic:cNvPr id="1117667817" name=""/>
+                    <pic:cNvPicPr/>
+                  </pic:nvPicPr>
+                  <pic:blipFill>
+                    <a:blip r:embed="rId8"/>
+                    <a:stretch>
+                      <a:fillRect/>
+                    </a:stretch>
+                  </pic:blipFill>
+                  <pic:spPr>
+                    <a:xfrm>
+                      <a:off x="0" y="0"/>
+                      <a:ext cx="5295900" cy="8229600"/>
+                    </a:xfrm>
+                    <a:prstGeom prst="rect">
+                      <a:avLst/>
+                    </a:prstGeom>
+                  </pic:spPr>
+                </pic:pic>
+              </a:graphicData>
+            </a:graphic>
+          </wp:inline>
+        </w:drawing>
       </w:r>
     </w:p>
     <w:p>
@@ -2304,25 +1875,8 @@
           <w:bCs/>
           <w:color w:val="000000" w:themeColor="text1"/>
         </w:rPr>
-        <w:t xml:space="preserve">Q1: How do you currently purchase your tickets at </w:t>
-      </w:r>
-      <w:proofErr w:type="spellStart"/>
-      <w:r>
-        <w:rPr>
-          <w:b/>
-          <w:bCs/>
-          <w:color w:val="000000" w:themeColor="text1"/>
-        </w:rPr>
-        <w:t>Filmtopia</w:t>
-      </w:r>
-      <w:proofErr w:type="spellEnd"/>
-      <w:r>
-        <w:rPr>
-          <w:b/>
-          <w:bCs/>
-          <w:color w:val="000000" w:themeColor="text1"/>
-        </w:rPr>
-        <w:t>?</w:t>
+        <w:lastRenderedPageBreak/>
+        <w:t>Q1: How do you currently purchase your tickets at Filmtopia?</w:t>
       </w:r>
     </w:p>
     <w:tbl>
@@ -2453,7 +2007,6 @@
                 <w:sz w:val="20"/>
                 <w:szCs w:val="20"/>
               </w:rPr>
-              <w:lastRenderedPageBreak/>
               <w:t>I book in advance by phone</w:t>
             </w:r>
           </w:p>
@@ -2531,14 +2084,14 @@
           <w:noProof/>
         </w:rPr>
         <w:drawing>
-          <wp:inline distT="0" distB="0" distL="0" distR="0" wp14:anchorId="733B6300" wp14:editId="396BA9CD">
+          <wp:inline distT="0" distB="0" distL="0" distR="0" wp14:anchorId="733B6300" wp14:editId="7EABBAD7">
             <wp:extent cx="5486400" cy="3200400"/>
             <wp:effectExtent l="0" t="0" r="0" b="0"/>
             <wp:docPr id="1868026989" name="Chart 1"/>
             <wp:cNvGraphicFramePr/>
             <a:graphic xmlns:a="http://schemas.openxmlformats.org/drawingml/2006/main">
               <a:graphicData uri="http://schemas.openxmlformats.org/drawingml/2006/chart">
-                <c:chart xmlns:c="http://schemas.openxmlformats.org/drawingml/2006/chart" xmlns:r="http://schemas.openxmlformats.org/officeDocument/2006/relationships" r:id="rId8"/>
+                <c:chart xmlns:c="http://schemas.openxmlformats.org/drawingml/2006/chart" xmlns:r="http://schemas.openxmlformats.org/officeDocument/2006/relationships" r:id="rId9"/>
               </a:graphicData>
             </a:graphic>
           </wp:inline>
@@ -2549,13 +2102,8 @@
       <w:pPr>
         <w:spacing w:line="276" w:lineRule="auto"/>
       </w:pPr>
-      <w:proofErr w:type="gramStart"/>
-      <w:r>
-        <w:t>The majority of</w:t>
-      </w:r>
-      <w:proofErr w:type="gramEnd"/>
-      <w:r>
-        <w:t xml:space="preserve"> customers purchase tickets directly at the box office. No customers reported being able to book online or through a kiosk which confirms that the current system offers very limited options for customers.</w:t>
+      <w:r>
+        <w:t>The majority of customers purchase tickets directly at the box office. No customers reported being able to book online or through a kiosk which confirms that the current system offers very limited options for customers.</w:t>
       </w:r>
     </w:p>
     <w:p>
@@ -2573,25 +2121,7 @@
           <w:bCs/>
           <w:color w:val="000000" w:themeColor="text1"/>
         </w:rPr>
-        <w:t xml:space="preserve">Q2: Have you ever experienced a problem when booking tickets at </w:t>
-      </w:r>
-      <w:proofErr w:type="spellStart"/>
-      <w:r>
-        <w:rPr>
-          <w:b/>
-          <w:bCs/>
-          <w:color w:val="000000" w:themeColor="text1"/>
-        </w:rPr>
-        <w:t>Filmtopia</w:t>
-      </w:r>
-      <w:proofErr w:type="spellEnd"/>
-      <w:r>
-        <w:rPr>
-          <w:b/>
-          <w:bCs/>
-          <w:color w:val="000000" w:themeColor="text1"/>
-        </w:rPr>
-        <w:t>?</w:t>
+        <w:t>Q2: Have you ever experienced a problem when booking tickets at Filmtopia?</w:t>
       </w:r>
     </w:p>
     <w:tbl>
@@ -2757,14 +2287,14 @@
           <w:noProof/>
         </w:rPr>
         <w:drawing>
-          <wp:inline distT="0" distB="0" distL="0" distR="0" wp14:anchorId="69DA6D2C" wp14:editId="5CFFC5D0">
+          <wp:inline distT="0" distB="0" distL="0" distR="0" wp14:anchorId="271EFD10" wp14:editId="4A85706A">
             <wp:extent cx="5486400" cy="3200400"/>
             <wp:effectExtent l="0" t="0" r="0" b="0"/>
-            <wp:docPr id="1497383632" name="Chart 3"/>
+            <wp:docPr id="1359575701" name="Chart 4"/>
             <wp:cNvGraphicFramePr/>
             <a:graphic xmlns:a="http://schemas.openxmlformats.org/drawingml/2006/main">
               <a:graphicData uri="http://schemas.openxmlformats.org/drawingml/2006/chart">
-                <c:chart xmlns:c="http://schemas.openxmlformats.org/drawingml/2006/chart" xmlns:r="http://schemas.openxmlformats.org/officeDocument/2006/relationships" r:id="rId9"/>
+                <c:chart xmlns:c="http://schemas.openxmlformats.org/drawingml/2006/chart" xmlns:r="http://schemas.openxmlformats.org/officeDocument/2006/relationships" r:id="rId10"/>
               </a:graphicData>
             </a:graphic>
           </wp:inline>
@@ -3049,14 +2579,14 @@
           <w:noProof/>
         </w:rPr>
         <w:drawing>
-          <wp:inline distT="0" distB="0" distL="0" distR="0" wp14:anchorId="355F629B" wp14:editId="2756A0E3">
+          <wp:inline distT="0" distB="0" distL="0" distR="0" wp14:anchorId="75BD7AAD" wp14:editId="0BEB994B">
             <wp:extent cx="5486400" cy="3200400"/>
             <wp:effectExtent l="0" t="0" r="0" b="0"/>
-            <wp:docPr id="581705312" name="Chart 4"/>
+            <wp:docPr id="2065408862" name="Chart 1"/>
             <wp:cNvGraphicFramePr/>
             <a:graphic xmlns:a="http://schemas.openxmlformats.org/drawingml/2006/main">
               <a:graphicData uri="http://schemas.openxmlformats.org/drawingml/2006/chart">
-                <c:chart xmlns:c="http://schemas.openxmlformats.org/drawingml/2006/chart" xmlns:r="http://schemas.openxmlformats.org/officeDocument/2006/relationships" r:id="rId10"/>
+                <c:chart xmlns:c="http://schemas.openxmlformats.org/drawingml/2006/chart" xmlns:r="http://schemas.openxmlformats.org/officeDocument/2006/relationships" r:id="rId11"/>
               </a:graphicData>
             </a:graphic>
           </wp:inline>
@@ -3068,15 +2598,7 @@
         <w:spacing w:line="276" w:lineRule="auto"/>
       </w:pPr>
       <w:r>
-        <w:t xml:space="preserve">Long queues and seat allocation errors were the </w:t>
-      </w:r>
-      <w:proofErr w:type="gramStart"/>
-      <w:r>
-        <w:t>most commonly reported</w:t>
-      </w:r>
-      <w:proofErr w:type="gramEnd"/>
-      <w:r>
-        <w:t xml:space="preserve"> problems. These directly reflect the issues raised by Sarah Henshaw and Jake Pemberton in their interviews.</w:t>
+        <w:t>Long queues and seat allocation errors were the most commonly reported problems. These directly reflect the issues raised by Sarah Henshaw and Jake Pemberton in their interviews.</w:t>
       </w:r>
     </w:p>
     <w:p>
@@ -3340,6 +2862,29 @@
         <w:spacing w:line="276" w:lineRule="auto"/>
       </w:pPr>
       <w:r>
+        <w:rPr>
+          <w:noProof/>
+        </w:rPr>
+        <w:drawing>
+          <wp:inline distT="0" distB="0" distL="0" distR="0" wp14:anchorId="21C5E3C5" wp14:editId="48894816">
+            <wp:extent cx="5486400" cy="3200400"/>
+            <wp:effectExtent l="0" t="0" r="0" b="0"/>
+            <wp:docPr id="1620054380" name="Chart 1"/>
+            <wp:cNvGraphicFramePr/>
+            <a:graphic xmlns:a="http://schemas.openxmlformats.org/drawingml/2006/main">
+              <a:graphicData uri="http://schemas.openxmlformats.org/drawingml/2006/chart">
+                <c:chart xmlns:c="http://schemas.openxmlformats.org/drawingml/2006/chart" xmlns:r="http://schemas.openxmlformats.org/officeDocument/2006/relationships" r:id="rId12"/>
+              </a:graphicData>
+            </a:graphic>
+          </wp:inline>
+        </w:drawing>
+      </w:r>
+    </w:p>
+    <w:p>
+      <w:pPr>
+        <w:spacing w:line="276" w:lineRule="auto"/>
+      </w:pPr>
+      <w:r>
         <w:t>85% of customers indicated they would use a self-service kiosk for tickets. This strongly justifies the inclusion of a customer-facing kiosk interface in the proposed system.</w:t>
       </w:r>
     </w:p>
@@ -3562,15 +3107,30 @@
         <w:spacing w:line="276" w:lineRule="auto"/>
       </w:pPr>
       <w:r>
-        <w:t xml:space="preserve">85% of customers felt seat selection was at least quite important. This supports the planned graphical seat selection feature in the </w:t>
-      </w:r>
-      <w:proofErr w:type="spellStart"/>
-      <w:r>
-        <w:t>Filmtopia</w:t>
-      </w:r>
-      <w:proofErr w:type="spellEnd"/>
-      <w:r>
-        <w:t xml:space="preserve"> system.</w:t>
+        <w:rPr>
+          <w:noProof/>
+        </w:rPr>
+        <w:drawing>
+          <wp:inline distT="0" distB="0" distL="0" distR="0" wp14:anchorId="0E7EEE99" wp14:editId="20D23CE5">
+            <wp:extent cx="5486400" cy="3200400"/>
+            <wp:effectExtent l="0" t="0" r="0" b="0"/>
+            <wp:docPr id="74160229" name="Chart 3"/>
+            <wp:cNvGraphicFramePr/>
+            <a:graphic xmlns:a="http://schemas.openxmlformats.org/drawingml/2006/main">
+              <a:graphicData uri="http://schemas.openxmlformats.org/drawingml/2006/chart">
+                <c:chart xmlns:c="http://schemas.openxmlformats.org/drawingml/2006/chart" xmlns:r="http://schemas.openxmlformats.org/officeDocument/2006/relationships" r:id="rId13"/>
+              </a:graphicData>
+            </a:graphic>
+          </wp:inline>
+        </w:drawing>
+      </w:r>
+    </w:p>
+    <w:p>
+      <w:pPr>
+        <w:spacing w:line="276" w:lineRule="auto"/>
+      </w:pPr>
+      <w:r>
+        <w:t>85% of customers felt seat selection was at least quite important. This supports the planned graphical seat selection feature in the Filmtopia system.</w:t>
       </w:r>
     </w:p>
     <w:p>
@@ -3754,14 +3314,14 @@
           <w:noProof/>
         </w:rPr>
         <w:drawing>
-          <wp:inline distT="0" distB="0" distL="0" distR="0" wp14:anchorId="2A379110" wp14:editId="2221F54E">
+          <wp:inline distT="0" distB="0" distL="0" distR="0" wp14:anchorId="2ED25859" wp14:editId="7750B128">
             <wp:extent cx="5486400" cy="3200400"/>
             <wp:effectExtent l="0" t="0" r="0" b="0"/>
-            <wp:docPr id="901803336" name="Chart 5"/>
+            <wp:docPr id="2108551609" name="Chart 2"/>
             <wp:cNvGraphicFramePr/>
             <a:graphic xmlns:a="http://schemas.openxmlformats.org/drawingml/2006/main">
               <a:graphicData uri="http://schemas.openxmlformats.org/drawingml/2006/chart">
-                <c:chart xmlns:c="http://schemas.openxmlformats.org/drawingml/2006/chart" xmlns:r="http://schemas.openxmlformats.org/officeDocument/2006/relationships" r:id="rId11"/>
+                <c:chart xmlns:c="http://schemas.openxmlformats.org/drawingml/2006/chart" xmlns:r="http://schemas.openxmlformats.org/officeDocument/2006/relationships" r:id="rId14"/>
               </a:graphicData>
             </a:graphic>
           </wp:inline>
@@ -3799,15 +3359,7 @@
         <w:spacing w:line="276" w:lineRule="auto"/>
       </w:pPr>
       <w:r>
-        <w:t xml:space="preserve">The questionnaire results clearly show that customers are experiencing real problems with the current system at </w:t>
-      </w:r>
-      <w:proofErr w:type="spellStart"/>
-      <w:r>
-        <w:t>Filmtopia</w:t>
-      </w:r>
-      <w:proofErr w:type="spellEnd"/>
-      <w:r>
-        <w:t>. The most significant issues are long queues at the box office, errors with seat allocation and the inability to book tickets through the kiosk. The results also show strong demand for a self-service ticketing kiosk, graphical seat selection and combined food and drink ordering. These findings have directly informed the objectives set out later in this investigation.</w:t>
+        <w:t>The questionnaire results clearly show that customers are experiencing real problems with the current system at Filmtopia. The most significant issues are long queues at the box office, errors with seat allocation and the inability to book tickets through the kiosk. The results also show strong demand for a self-service ticketing kiosk, graphical seat selection and combined food and drink ordering. These findings have directly informed the objectives set out later in this investigation.</w:t>
       </w:r>
     </w:p>
     <w:p>
@@ -3833,23 +3385,7 @@
         <w:spacing w:line="276" w:lineRule="auto"/>
       </w:pPr>
       <w:r>
-        <w:t xml:space="preserve">As part of the </w:t>
-      </w:r>
-      <w:proofErr w:type="gramStart"/>
-      <w:r>
-        <w:t>investigation</w:t>
-      </w:r>
-      <w:proofErr w:type="gramEnd"/>
-      <w:r>
-        <w:t xml:space="preserve"> I visited </w:t>
-      </w:r>
-      <w:proofErr w:type="spellStart"/>
-      <w:r>
-        <w:t>Filmtopia</w:t>
-      </w:r>
-      <w:proofErr w:type="spellEnd"/>
-      <w:r>
-        <w:t xml:space="preserve"> during an evening showing to observe how the current system operates in practice. Rather than asking questions or interrupting the workflow I simply watched how staff handled customers during the pre-screening period when the cinema was at its busiest. The aim was to see the existing system in action and to identify any problems that might not have come up during the interviews or questionnaire.</w:t>
+        <w:t>As part of the investigation I visited Filmtopia during an evening showing to observe how the current system operates in practice. Rather than asking questions or interrupting the workflow I simply watched how staff handled customers during the pre-screening period when the cinema was at its busiest. The aim was to see the existing system in action and to identify any problems that might not have come up during the interviews or questionnaire.</w:t>
       </w:r>
     </w:p>
     <w:p>
@@ -3880,13 +3416,8 @@
       <w:pPr>
         <w:spacing w:line="276" w:lineRule="auto"/>
       </w:pPr>
-      <w:proofErr w:type="gramStart"/>
-      <w:r>
-        <w:t>Overall</w:t>
-      </w:r>
-      <w:proofErr w:type="gramEnd"/>
-      <w:r>
-        <w:t xml:space="preserve"> the observation confirmed and added detail to the problems that had already been identified through the interviews and questionnaire. Seeing the existing system in action made it clear that the issues are not occasional or minor but are a regular feature of how the cinema operates during busy periods. The findings from this observation have directly informed the objectives set out later in this investigation.</w:t>
+      <w:r>
+        <w:t>Overall the observation confirmed and added detail to the problems that had already been identified through the interviews and questionnaire. Seeing the existing system in action made it clear that the issues are not occasional or minor but are a regular feature of how the cinema operates during busy periods. The findings from this observation have directly informed the objectives set out later in this investigation.</w:t>
       </w:r>
     </w:p>
     <w:p>
@@ -3912,15 +3443,7 @@
         <w:spacing w:line="276" w:lineRule="auto"/>
       </w:pPr>
       <w:r>
-        <w:t xml:space="preserve">Alongside the interviews, questionnaire and observation I also asked to look at the actual records and documents that the cinema uses day to day. Looking at the real paperwork is useful because it shows exactly what data is being captured </w:t>
-      </w:r>
-      <w:proofErr w:type="gramStart"/>
-      <w:r>
-        <w:t>at the moment</w:t>
-      </w:r>
-      <w:proofErr w:type="gramEnd"/>
-      <w:r>
-        <w:t>, and it often reveals small details that nobody thinks to mention in an interview simply because they are so used to them. Four documents were examined and each one is described below.</w:t>
+        <w:t>Alongside the interviews, questionnaire and observation I also asked to look at the actual records and documents that the cinema uses day to day. Looking at the real paperwork is useful because it shows exactly what data is being captured at the moment, and it often reveals small details that nobody thinks to mention in an interview simply because they are so used to them. Four documents were examined and each one is described below.</w:t>
       </w:r>
     </w:p>
     <w:p>
@@ -3980,7 +3503,7 @@
                     </pic:cNvPicPr>
                   </pic:nvPicPr>
                   <pic:blipFill>
-                    <a:blip r:embed="rId12" cstate="print">
+                    <a:blip r:embed="rId15" cstate="print">
                       <a:extLst>
                         <a:ext uri="{28A0092B-C50C-407E-A947-70E740481C1C}">
                           <a14:useLocalDpi xmlns:a14="http://schemas.microsoft.com/office/drawing/2010/main" val="0"/>
@@ -4017,23 +3540,7 @@
         <w:spacing w:line="276" w:lineRule="auto"/>
       </w:pPr>
       <w:r>
-        <w:t xml:space="preserve">The first document I examined was the paper booking diary. Each day is given its own </w:t>
-      </w:r>
-      <w:proofErr w:type="gramStart"/>
-      <w:r>
-        <w:t>page</w:t>
-      </w:r>
-      <w:proofErr w:type="gramEnd"/>
-      <w:r>
-        <w:t xml:space="preserve"> and bookings are written in by hand as customers arrive, with the </w:t>
-      </w:r>
-      <w:proofErr w:type="gramStart"/>
-      <w:r>
-        <w:t>customer</w:t>
-      </w:r>
-      <w:proofErr w:type="gramEnd"/>
-      <w:r>
-        <w:t xml:space="preserve"> name, the film, the screening time and the number of tickets noted down, and a seat number sometimes squeezed into the margin. There is no fixed structure to how a booking is recorded, so the level of detail varies from one entry to the next depending on which member of staff took it. This immediately showed me why seat clashes happen, because there is no clear column or layout showing which seats have already gone for a particular screening, so a member of staff has no quick way of checking before promising a seat to a customer.</w:t>
+        <w:t>The first document I examined was the paper booking diary. Each day is given its own page and bookings are written in by hand as customers arrive, with the customer name, the film, the screening time and the number of tickets noted down, and a seat number sometimes squeezed into the margin. There is no fixed structure to how a booking is recorded, so the level of detail varies from one entry to the next depending on which member of staff took it. This immediately showed me why seat clashes happen, because there is no clear column or layout showing which seats have already gone for a particular screening, so a member of staff has no quick way of checking before promising a seat to a customer.</w:t>
       </w:r>
     </w:p>
     <w:p>
@@ -4082,7 +3589,7 @@
                     <pic:cNvPicPr/>
                   </pic:nvPicPr>
                   <pic:blipFill>
-                    <a:blip r:embed="rId13"/>
+                    <a:blip r:embed="rId16"/>
                     <a:stretch>
                       <a:fillRect/>
                     </a:stretch>
@@ -4108,15 +3615,7 @@
         <w:spacing w:line="276" w:lineRule="auto"/>
       </w:pPr>
       <w:r>
-        <w:t xml:space="preserve">The second document was the spreadsheet used to track food and drink stock. It lists each item alongside a quantity that the manager updates by hand after a manual stock count. Because the figures are only correct as of the last time someone counted, the spreadsheet is rarely an accurate picture of what is </w:t>
-      </w:r>
-      <w:proofErr w:type="gramStart"/>
-      <w:r>
-        <w:t>actually in</w:t>
-      </w:r>
-      <w:proofErr w:type="gramEnd"/>
-      <w:r>
-        <w:t xml:space="preserve"> the building, and nothing about it is linked to what gets sold at the concessions area or the kiosk. Seeing it confirmed how disconnected the stock side of the business is from everything else.</w:t>
+        <w:t>The second document was the spreadsheet used to track food and drink stock. It lists each item alongside a quantity that the manager updates by hand after a manual stock count. Because the figures are only correct as of the last time someone counted, the spreadsheet is rarely an accurate picture of what is actually in the building, and nothing about it is linked to what gets sold at the concessions area or the kiosk. Seeing it confirmed how disconnected the stock side of the business is from everything else.</w:t>
       </w:r>
     </w:p>
     <w:p>
@@ -4173,7 +3672,7 @@
                     <pic:cNvPicPr/>
                   </pic:nvPicPr>
                   <pic:blipFill>
-                    <a:blip r:embed="rId14"/>
+                    <a:blip r:embed="rId17"/>
                     <a:stretch>
                       <a:fillRect/>
                     </a:stretch>
@@ -4199,15 +3698,7 @@
         <w:spacing w:line="276" w:lineRule="auto"/>
       </w:pPr>
       <w:r>
-        <w:t xml:space="preserve">The third document was the staff rota spreadsheet, which the manager fills in and prints out for the team. It is kept </w:t>
-      </w:r>
-      <w:proofErr w:type="gramStart"/>
-      <w:r>
-        <w:t>completely separate</w:t>
-      </w:r>
-      <w:proofErr w:type="gramEnd"/>
-      <w:r>
-        <w:t xml:space="preserve"> from the booking and stock records, and the only way for a member of staff to check when they are working is to be physically at the cinema where the printout is pinned up. While staff scheduling is not a core part of the problem this project is solving, looking at the rota helped confirm just how scattered the cinema's information is across separate files that do not talk to each other.</w:t>
+        <w:t>The third document was the staff rota spreadsheet, which the manager fills in and prints out for the team. It is kept completely separate from the booking and stock records, and the only way for a member of staff to check when they are working is to be physically at the cinema where the printout is pinned up. While staff scheduling is not a core part of the problem this project is solving, looking at the rota helped confirm just how scattered the cinema's information is across separate files that do not talk to each other.</w:t>
       </w:r>
     </w:p>
     <w:p>
@@ -4256,10 +3747,10 @@
                     <pic:cNvPicPr/>
                   </pic:nvPicPr>
                   <pic:blipFill>
-                    <a:blip r:embed="rId15">
+                    <a:blip r:embed="rId18">
                       <a:extLst>
                         <a:ext uri="{96DAC541-7B7A-43D3-8B79-37D633B846F1}">
-                          <asvg:svgBlip xmlns:asvg="http://schemas.microsoft.com/office/drawing/2016/SVG/main" r:embed="rId16"/>
+                          <asvg:svgBlip xmlns:asvg="http://schemas.microsoft.com/office/drawing/2016/SVG/main" r:embed="rId19"/>
                         </a:ext>
                       </a:extLst>
                     </a:blip>
@@ -4287,13 +3778,8 @@
       <w:pPr>
         <w:spacing w:line="276" w:lineRule="auto"/>
       </w:pPr>
-      <w:proofErr w:type="gramStart"/>
-      <w:r>
-        <w:t>Finally</w:t>
-      </w:r>
-      <w:proofErr w:type="gramEnd"/>
-      <w:r>
-        <w:t xml:space="preserve"> I looked at the ticket stub that customers are given when they book. It is printed from a basic template on the box office computer, and a member of staff types the details in by hand each time before printing. The stub is not connected to any stored record, so once it has been printed there is no link between the piece of paper the customer is holding and any data the cinema keeps. This means a lost or disputed ticket cannot easily be checked against anything, which is another consequence of there being no central record of bookings.</w:t>
+      <w:r>
+        <w:t>Finally I looked at the ticket stub that customers are given when they book. It is printed from a basic template on the box office computer, and a member of staff types the details in by hand each time before printing. The stub is not connected to any stored record, so once it has been printed there is no link between the piece of paper the customer is holding and any data the cinema keeps. This means a lost or disputed ticket cannot easily be checked against anything, which is another consequence of there being no central record of bookings.</w:t>
       </w:r>
     </w:p>
     <w:p>
@@ -4301,15 +3787,7 @@
         <w:spacing w:line="276" w:lineRule="auto"/>
       </w:pPr>
       <w:r>
-        <w:t xml:space="preserve">Taken together these documents painted a clear picture of a business whose data lives in several separate places, none of which are joined up. This directly supports the case for a single central database made later in this investigation, and it reinforces the </w:t>
-      </w:r>
-      <w:proofErr w:type="gramStart"/>
-      <w:r>
-        <w:t>double booking</w:t>
-      </w:r>
-      <w:proofErr w:type="gramEnd"/>
-      <w:r>
-        <w:t xml:space="preserve"> problem that the seat handling in Objectives 2 and 3 is designed to solve.</w:t>
+        <w:t>Taken together these documents painted a clear picture of a business whose data lives in several separate places, none of which are joined up. This directly supports the case for a single central database made later in this investigation, and it reinforces the double booking problem that the seat handling in Objectives 2 and 3 is designed to solve.</w:t>
       </w:r>
     </w:p>
     <w:p>
@@ -4353,23 +3831,7 @@
         <w:spacing w:line="276" w:lineRule="auto"/>
       </w:pPr>
       <w:r>
-        <w:t xml:space="preserve">As part of my </w:t>
-      </w:r>
-      <w:proofErr w:type="gramStart"/>
-      <w:r>
-        <w:t>investigation</w:t>
-      </w:r>
-      <w:proofErr w:type="gramEnd"/>
-      <w:r>
-        <w:t xml:space="preserve"> I researched the Vue Cinema booking system, which is one of the largest cinema chains in the UK. Vue operates 94 cinemas across the UK and </w:t>
-      </w:r>
-      <w:proofErr w:type="gramStart"/>
-      <w:r>
-        <w:t>Ireland</w:t>
-      </w:r>
-      <w:proofErr w:type="gramEnd"/>
-      <w:r>
-        <w:t xml:space="preserve"> and their online booking system provides a useful reference point for what a professional cinema management system should look like.</w:t>
+        <w:t>As part of my investigation I researched the Vue Cinema booking system, which is one of the largest cinema chains in the UK. Vue operates 94 cinemas across the UK and Ireland and their online booking system provides a useful reference point for what a professional cinema management system should look like.</w:t>
       </w:r>
     </w:p>
     <w:p>
@@ -4398,446 +3860,6 @@
             <wp:extent cx="5524500" cy="2533650"/>
             <wp:effectExtent l="0" t="0" r="0" b="0"/>
             <wp:docPr id="1" name="Picture 1"/>
-            <wp:cNvGraphicFramePr>
-              <a:graphicFrameLocks xmlns:a="http://schemas.openxmlformats.org/drawingml/2006/main" noChangeAspect="1"/>
-            </wp:cNvGraphicFramePr>
-            <a:graphic xmlns:a="http://schemas.openxmlformats.org/drawingml/2006/main">
-              <a:graphicData uri="http://schemas.openxmlformats.org/drawingml/2006/picture">
-                <pic:pic xmlns:pic="http://schemas.openxmlformats.org/drawingml/2006/picture">
-                  <pic:nvPicPr>
-                    <pic:cNvPr id="0" name=""/>
-                    <pic:cNvPicPr>
-                      <a:picLocks noChangeAspect="1" noChangeArrowheads="1"/>
-                    </pic:cNvPicPr>
-                  </pic:nvPicPr>
-                  <pic:blipFill>
-                    <a:blip r:embed="rId17"/>
-                    <a:srcRect/>
-                    <a:stretch>
-                      <a:fillRect/>
-                    </a:stretch>
-                  </pic:blipFill>
-                  <pic:spPr bwMode="auto">
-                    <a:xfrm>
-                      <a:off x="0" y="0"/>
-                      <a:ext cx="5524500" cy="2533650"/>
-                    </a:xfrm>
-                    <a:prstGeom prst="rect">
-                      <a:avLst/>
-                    </a:prstGeom>
-                  </pic:spPr>
-                </pic:pic>
-              </a:graphicData>
-            </a:graphic>
-          </wp:inline>
-        </w:drawing>
-      </w:r>
-    </w:p>
-    <w:p>
-      <w:pPr>
-        <w:spacing w:after="200"/>
-        <w:jc w:val="center"/>
-        <w:rPr>
-          <w:lang w:val="fr-FR"/>
-        </w:rPr>
-      </w:pPr>
-      <w:r>
-        <w:rPr>
-          <w:i/>
-          <w:iCs/>
-          <w:color w:val="595959"/>
-          <w:sz w:val="20"/>
-          <w:szCs w:val="20"/>
-          <w:lang w:val="fr-FR"/>
-        </w:rPr>
-        <w:t>Vue film listings page (myvue.com)</w:t>
-      </w:r>
-    </w:p>
-    <w:p>
-      <w:pPr>
-        <w:spacing w:line="276" w:lineRule="auto"/>
-      </w:pPr>
-      <w:r>
-        <w:t xml:space="preserve">The Vue homepage presents films visually using large poster images organised under a Top Films heading. Each film is displayed with its title clearly beneath it and the page includes a Quick Book bar at the bottom allowing users to search by venue, film, date and time simultaneously. This is a clean and intuitive way of presenting information that allows customers to find what they want quickly without having to navigate through multiple pages. For the </w:t>
-      </w:r>
-      <w:proofErr w:type="spellStart"/>
-      <w:r>
-        <w:t>Filmtopia</w:t>
-      </w:r>
-      <w:proofErr w:type="spellEnd"/>
-      <w:r>
-        <w:t xml:space="preserve"> system I will incorporate a similar visual approach to displaying films on the customer kiosk, ensuring that screenings are easy to browse and select.</w:t>
-      </w:r>
-    </w:p>
-    <w:p>
-      <w:pPr>
-        <w:spacing w:before="80" w:after="40"/>
-      </w:pPr>
-      <w:r>
-        <w:rPr>
-          <w:b/>
-          <w:bCs/>
-        </w:rPr>
-        <w:t>Screening Times Page</w:t>
-      </w:r>
-    </w:p>
-    <w:p>
-      <w:pPr>
-        <w:spacing w:before="120"/>
-        <w:jc w:val="center"/>
-      </w:pPr>
-      <w:r>
-        <w:rPr>
-          <w:noProof/>
-        </w:rPr>
-        <w:drawing>
-          <wp:inline distT="0" distB="0" distL="0" distR="0" wp14:anchorId="249C92E6" wp14:editId="25BC37F4">
-            <wp:extent cx="4381500" cy="3914775"/>
-            <wp:effectExtent l="0" t="0" r="0" b="0"/>
-            <wp:docPr id="1144634544" name="Picture 1144634544"/>
-            <wp:cNvGraphicFramePr>
-              <a:graphicFrameLocks xmlns:a="http://schemas.openxmlformats.org/drawingml/2006/main" noChangeAspect="1"/>
-            </wp:cNvGraphicFramePr>
-            <a:graphic xmlns:a="http://schemas.openxmlformats.org/drawingml/2006/main">
-              <a:graphicData uri="http://schemas.openxmlformats.org/drawingml/2006/picture">
-                <pic:pic xmlns:pic="http://schemas.openxmlformats.org/drawingml/2006/picture">
-                  <pic:nvPicPr>
-                    <pic:cNvPr id="0" name=""/>
-                    <pic:cNvPicPr>
-                      <a:picLocks noChangeAspect="1" noChangeArrowheads="1"/>
-                    </pic:cNvPicPr>
-                  </pic:nvPicPr>
-                  <pic:blipFill>
-                    <a:blip r:embed="rId18"/>
-                    <a:srcRect/>
-                    <a:stretch>
-                      <a:fillRect/>
-                    </a:stretch>
-                  </pic:blipFill>
-                  <pic:spPr bwMode="auto">
-                    <a:xfrm>
-                      <a:off x="0" y="0"/>
-                      <a:ext cx="4381500" cy="3914775"/>
-                    </a:xfrm>
-                    <a:prstGeom prst="rect">
-                      <a:avLst/>
-                    </a:prstGeom>
-                  </pic:spPr>
-                </pic:pic>
-              </a:graphicData>
-            </a:graphic>
-          </wp:inline>
-        </w:drawing>
-      </w:r>
-    </w:p>
-    <w:p>
-      <w:pPr>
-        <w:spacing w:after="200"/>
-        <w:jc w:val="center"/>
-      </w:pPr>
-      <w:r>
-        <w:rPr>
-          <w:i/>
-          <w:iCs/>
-          <w:color w:val="595959"/>
-          <w:sz w:val="20"/>
-          <w:szCs w:val="20"/>
-        </w:rPr>
-        <w:t>Vue screening times page (myvue.com)</w:t>
-      </w:r>
-    </w:p>
-    <w:p>
-      <w:pPr>
-        <w:spacing w:line="276" w:lineRule="auto"/>
-      </w:pPr>
-      <w:r>
-        <w:t xml:space="preserve">When a film is selected Vue displays all upcoming showings for that film at the chosen venue, organised by date and time. Each screening card shows the start and end time, the screen number and the ticket price. Accessibility information such as audio description and wheelchair access is also clearly displayed. This level of detail is something I aim to replicate in </w:t>
-      </w:r>
-      <w:proofErr w:type="spellStart"/>
-      <w:r>
-        <w:t>Filmtopia</w:t>
-      </w:r>
-      <w:proofErr w:type="spellEnd"/>
-      <w:r>
-        <w:t xml:space="preserve">, where staff and customers should be able to see all relevant information about a screening </w:t>
-      </w:r>
-      <w:proofErr w:type="gramStart"/>
-      <w:r>
-        <w:t>at a glance</w:t>
-      </w:r>
-      <w:proofErr w:type="gramEnd"/>
-      <w:r>
-        <w:t xml:space="preserve"> without having to search through multiple menus.</w:t>
-      </w:r>
-    </w:p>
-    <w:p>
-      <w:pPr>
-        <w:spacing w:before="80" w:after="40"/>
-      </w:pPr>
-      <w:r>
-        <w:rPr>
-          <w:b/>
-          <w:bCs/>
-        </w:rPr>
-        <w:t>Seat Selection Screen</w:t>
-      </w:r>
-    </w:p>
-    <w:p>
-      <w:pPr>
-        <w:spacing w:before="120"/>
-        <w:jc w:val="center"/>
-      </w:pPr>
-      <w:r>
-        <w:rPr>
-          <w:noProof/>
-        </w:rPr>
-        <w:drawing>
-          <wp:inline distT="0" distB="0" distL="0" distR="0" wp14:anchorId="40BB6089" wp14:editId="6F7339E3">
-            <wp:extent cx="5524500" cy="2809875"/>
-            <wp:effectExtent l="0" t="0" r="0" b="0"/>
-            <wp:docPr id="1968098163" name="Picture 1968098163"/>
-            <wp:cNvGraphicFramePr>
-              <a:graphicFrameLocks xmlns:a="http://schemas.openxmlformats.org/drawingml/2006/main" noChangeAspect="1"/>
-            </wp:cNvGraphicFramePr>
-            <a:graphic xmlns:a="http://schemas.openxmlformats.org/drawingml/2006/main">
-              <a:graphicData uri="http://schemas.openxmlformats.org/drawingml/2006/picture">
-                <pic:pic xmlns:pic="http://schemas.openxmlformats.org/drawingml/2006/picture">
-                  <pic:nvPicPr>
-                    <pic:cNvPr id="0" name=""/>
-                    <pic:cNvPicPr>
-                      <a:picLocks noChangeAspect="1" noChangeArrowheads="1"/>
-                    </pic:cNvPicPr>
-                  </pic:nvPicPr>
-                  <pic:blipFill>
-                    <a:blip r:embed="rId19"/>
-                    <a:srcRect/>
-                    <a:stretch>
-                      <a:fillRect/>
-                    </a:stretch>
-                  </pic:blipFill>
-                  <pic:spPr bwMode="auto">
-                    <a:xfrm>
-                      <a:off x="0" y="0"/>
-                      <a:ext cx="5524500" cy="2809875"/>
-                    </a:xfrm>
-                    <a:prstGeom prst="rect">
-                      <a:avLst/>
-                    </a:prstGeom>
-                  </pic:spPr>
-                </pic:pic>
-              </a:graphicData>
-            </a:graphic>
-          </wp:inline>
-        </w:drawing>
-      </w:r>
-    </w:p>
-    <w:p>
-      <w:pPr>
-        <w:spacing w:after="200"/>
-        <w:jc w:val="center"/>
-      </w:pPr>
-      <w:r>
-        <w:rPr>
-          <w:i/>
-          <w:iCs/>
-          <w:color w:val="595959"/>
-          <w:sz w:val="20"/>
-          <w:szCs w:val="20"/>
-        </w:rPr>
-        <w:t>Vue graphical seat selection screen (myvue.com)</w:t>
-      </w:r>
-    </w:p>
-    <w:p>
-      <w:pPr>
-        <w:spacing w:line="276" w:lineRule="auto"/>
-      </w:pPr>
-      <w:r>
-        <w:t xml:space="preserve">Vue's seat selection interface is a standout feature of their system. It displays a graphical layout of the screen showing every seat as a coloured icon, with different colours representing different seat types and prices. VIP seats are shown in orange at £8.49, Regular seats in black at £7.49, Saver seats in green at £6.49 and Super Saver seats in red at £4.99. Occupied seats are shown in grey so customers can immediately see what is available. Rows are labelled alphabetically on the </w:t>
-      </w:r>
-      <w:proofErr w:type="gramStart"/>
-      <w:r>
-        <w:t>left hand</w:t>
-      </w:r>
-      <w:proofErr w:type="gramEnd"/>
-      <w:r>
-        <w:t xml:space="preserve"> side. This graphical seat selection is a key feature I plan to implement in </w:t>
-      </w:r>
-      <w:proofErr w:type="spellStart"/>
-      <w:r>
-        <w:t>Filmtopia</w:t>
-      </w:r>
-      <w:proofErr w:type="spellEnd"/>
-      <w:r>
-        <w:t xml:space="preserve"> as it directly addresses the </w:t>
-      </w:r>
-      <w:proofErr w:type="gramStart"/>
-      <w:r>
-        <w:t>double booking</w:t>
-      </w:r>
-      <w:proofErr w:type="gramEnd"/>
-      <w:r>
-        <w:t xml:space="preserve"> problem identified in the interviews. By showing customers and staff exactly which seats are taken in real time the system eliminates the risk of two people being assigned the same seat.</w:t>
-      </w:r>
-    </w:p>
-    <w:p>
-      <w:pPr>
-        <w:spacing w:before="80" w:after="40"/>
-      </w:pPr>
-      <w:r>
-        <w:rPr>
-          <w:b/>
-          <w:bCs/>
-        </w:rPr>
-        <w:t xml:space="preserve">Features Identified for </w:t>
-      </w:r>
-      <w:proofErr w:type="spellStart"/>
-      <w:r>
-        <w:rPr>
-          <w:b/>
-          <w:bCs/>
-        </w:rPr>
-        <w:t>Filmtopia</w:t>
-      </w:r>
-      <w:proofErr w:type="spellEnd"/>
-    </w:p>
-    <w:p>
-      <w:pPr>
-        <w:pStyle w:val="ListParagraph"/>
-        <w:numPr>
-          <w:ilvl w:val="0"/>
-          <w:numId w:val="1"/>
-        </w:numPr>
-        <w:spacing w:after="60" w:line="276" w:lineRule="auto"/>
-        <w:contextualSpacing w:val="0"/>
-      </w:pPr>
-      <w:r>
-        <w:t>A visual film listings interface showing posters and screening times clearly</w:t>
-      </w:r>
-    </w:p>
-    <w:p>
-      <w:pPr>
-        <w:pStyle w:val="ListParagraph"/>
-        <w:numPr>
-          <w:ilvl w:val="0"/>
-          <w:numId w:val="1"/>
-        </w:numPr>
-        <w:spacing w:after="60" w:line="276" w:lineRule="auto"/>
-        <w:contextualSpacing w:val="0"/>
-      </w:pPr>
-      <w:r>
-        <w:t>A graphical seat map showing available and occupied seats in real time</w:t>
-      </w:r>
-    </w:p>
-    <w:p>
-      <w:pPr>
-        <w:pStyle w:val="ListParagraph"/>
-        <w:numPr>
-          <w:ilvl w:val="0"/>
-          <w:numId w:val="1"/>
-        </w:numPr>
-        <w:spacing w:after="60" w:line="276" w:lineRule="auto"/>
-        <w:contextualSpacing w:val="0"/>
-      </w:pPr>
-      <w:r>
-        <w:t>Colour coding to distinguish between different types of seats or statuses</w:t>
-      </w:r>
-    </w:p>
-    <w:p>
-      <w:pPr>
-        <w:pStyle w:val="ListParagraph"/>
-        <w:numPr>
-          <w:ilvl w:val="0"/>
-          <w:numId w:val="1"/>
-        </w:numPr>
-        <w:spacing w:after="60" w:line="276" w:lineRule="auto"/>
-        <w:contextualSpacing w:val="0"/>
-      </w:pPr>
-      <w:r>
-        <w:t>Clear display of screening information including screen number, time and date</w:t>
-      </w:r>
-    </w:p>
-    <w:p>
-      <w:pPr>
-        <w:pStyle w:val="ListParagraph"/>
-        <w:numPr>
-          <w:ilvl w:val="0"/>
-          <w:numId w:val="1"/>
-        </w:numPr>
-        <w:spacing w:after="60" w:line="276" w:lineRule="auto"/>
-        <w:contextualSpacing w:val="0"/>
-      </w:pPr>
-      <w:r>
-        <w:t>A quick search function allowing users to find screenings by film, date and time</w:t>
-      </w:r>
-    </w:p>
-    <w:p>
-      <w:pPr>
-        <w:pStyle w:val="Heading4"/>
-        <w:rPr>
-          <w:b/>
-          <w:bCs/>
-          <w:color w:val="000000" w:themeColor="text1"/>
-        </w:rPr>
-      </w:pPr>
-      <w:r>
-        <w:rPr>
-          <w:b/>
-          <w:bCs/>
-          <w:color w:val="000000" w:themeColor="text1"/>
-        </w:rPr>
-        <w:t>Desk Based Research - Odeon Cinema (odeon.co.uk)</w:t>
-      </w:r>
-    </w:p>
-    <w:p>
-      <w:pPr>
-        <w:spacing w:line="276" w:lineRule="auto"/>
-      </w:pPr>
-      <w:r>
-        <w:t xml:space="preserve">The second system I researched was Odeon, which is the largest cinema chain in the UK. Odeon operates over 120 cinemas across the UK and </w:t>
-      </w:r>
-      <w:proofErr w:type="gramStart"/>
-      <w:r>
-        <w:t>Ireland</w:t>
-      </w:r>
-      <w:proofErr w:type="gramEnd"/>
-      <w:r>
-        <w:t xml:space="preserve"> and their online booking system offered several useful features to compare against Vue and to inform the design of </w:t>
-      </w:r>
-      <w:proofErr w:type="spellStart"/>
-      <w:r>
-        <w:t>Filmtopia</w:t>
-      </w:r>
-      <w:proofErr w:type="spellEnd"/>
-      <w:r>
-        <w:t>.</w:t>
-      </w:r>
-    </w:p>
-    <w:p>
-      <w:pPr>
-        <w:spacing w:before="80" w:after="40"/>
-      </w:pPr>
-      <w:r>
-        <w:rPr>
-          <w:b/>
-          <w:bCs/>
-        </w:rPr>
-        <w:t>Film Listings Page</w:t>
-      </w:r>
-    </w:p>
-    <w:p>
-      <w:pPr>
-        <w:spacing w:before="120"/>
-        <w:jc w:val="center"/>
-      </w:pPr>
-      <w:r>
-        <w:rPr>
-          <w:noProof/>
-        </w:rPr>
-        <w:drawing>
-          <wp:inline distT="0" distB="0" distL="0" distR="0" wp14:anchorId="3280BCAA" wp14:editId="0FD2A1B3">
-            <wp:extent cx="4476750" cy="4381500"/>
-            <wp:effectExtent l="0" t="0" r="0" b="0"/>
-            <wp:docPr id="2009319500" name="Picture 2009319500"/>
             <wp:cNvGraphicFramePr>
               <a:graphicFrameLocks xmlns:a="http://schemas.openxmlformats.org/drawingml/2006/main" noChangeAspect="1"/>
             </wp:cNvGraphicFramePr>
@@ -4860,7 +3882,7 @@
                   <pic:spPr bwMode="auto">
                     <a:xfrm>
                       <a:off x="0" y="0"/>
-                      <a:ext cx="4476750" cy="4381500"/>
+                      <a:ext cx="5524500" cy="2533650"/>
                     </a:xfrm>
                     <a:prstGeom prst="rect">
                       <a:avLst/>
@@ -4878,7 +3900,7 @@
         <w:spacing w:after="200"/>
         <w:jc w:val="center"/>
         <w:rPr>
-          <w:lang w:val="de-DE"/>
+          <w:lang w:val="fr-FR"/>
         </w:rPr>
       </w:pPr>
       <w:r>
@@ -4888,38 +3910,17 @@
           <w:color w:val="595959"/>
           <w:sz w:val="20"/>
           <w:szCs w:val="20"/>
-          <w:lang w:val="de-DE"/>
-        </w:rPr>
-        <w:t>Odeon film listings page (odeon.co.uk)</w:t>
+          <w:lang w:val="fr-FR"/>
+        </w:rPr>
+        <w:t>Vue film listings page (myvue.com)</w:t>
       </w:r>
     </w:p>
     <w:p>
       <w:pPr>
         <w:spacing w:line="276" w:lineRule="auto"/>
       </w:pPr>
-      <w:proofErr w:type="gramStart"/>
-      <w:r>
-        <w:t>Similar to</w:t>
-      </w:r>
-      <w:proofErr w:type="gramEnd"/>
-      <w:r>
-        <w:t xml:space="preserve"> Vue, Odeon presents films using large poster images organised under a Top Films heading. </w:t>
-      </w:r>
-      <w:proofErr w:type="gramStart"/>
-      <w:r>
-        <w:t>However</w:t>
-      </w:r>
-      <w:proofErr w:type="gramEnd"/>
-      <w:r>
-        <w:t xml:space="preserve"> Odeon includes additional information directly on the film page such as the director, cast, runtime, release date and genre tags. This richer level of detail gives customers more context before making a booking decision. Odeon also includes a quick search bar at the bottom of the page allowing users to filter by cinema, film, date and time. One notable difference from Vue is that Odeon uses a darker navy blue colour scheme throughout which creates a more premium feel. For </w:t>
-      </w:r>
-      <w:proofErr w:type="spellStart"/>
-      <w:r>
-        <w:t>Filmtopia</w:t>
-      </w:r>
-      <w:proofErr w:type="spellEnd"/>
-      <w:r>
-        <w:t xml:space="preserve"> I will aim to display key film information clearly on the customer kiosk so customers can make informed decisions quickly.</w:t>
+      <w:r>
+        <w:t>The Vue homepage presents films visually using large poster images organised under a Top Films heading. Each film is displayed with its title clearly beneath it and the page includes a Quick Book bar at the bottom allowing users to search by venue, film, date and time simultaneously. This is a clean and intuitive way of presenting information that allows customers to find what they want quickly without having to navigate through multiple pages. For the Filmtopia system I will incorporate a similar visual approach to displaying films on the customer kiosk, ensuring that screenings are easy to browse and select.</w:t>
       </w:r>
     </w:p>
     <w:p>
@@ -4944,10 +3945,10 @@
           <w:noProof/>
         </w:rPr>
         <w:drawing>
-          <wp:inline distT="0" distB="0" distL="0" distR="0" wp14:anchorId="1E91FEA3" wp14:editId="61E265F1">
-            <wp:extent cx="4286250" cy="4343400"/>
+          <wp:inline distT="0" distB="0" distL="0" distR="0" wp14:anchorId="249C92E6" wp14:editId="25BC37F4">
+            <wp:extent cx="4381500" cy="3914775"/>
             <wp:effectExtent l="0" t="0" r="0" b="0"/>
-            <wp:docPr id="1339000641" name="Picture 1339000641"/>
+            <wp:docPr id="1144634544" name="Picture 1144634544"/>
             <wp:cNvGraphicFramePr>
               <a:graphicFrameLocks xmlns:a="http://schemas.openxmlformats.org/drawingml/2006/main" noChangeAspect="1"/>
             </wp:cNvGraphicFramePr>
@@ -4970,7 +3971,7 @@
                   <pic:spPr bwMode="auto">
                     <a:xfrm>
                       <a:off x="0" y="0"/>
-                      <a:ext cx="4286250" cy="4343400"/>
+                      <a:ext cx="4381500" cy="3914775"/>
                     </a:xfrm>
                     <a:prstGeom prst="rect">
                       <a:avLst/>
@@ -4996,7 +3997,7 @@
           <w:sz w:val="20"/>
           <w:szCs w:val="20"/>
         </w:rPr>
-        <w:t>Odeon screening times page (odeon.co.uk)</w:t>
+        <w:t>Vue screening times page (myvue.com)</w:t>
       </w:r>
     </w:p>
     <w:p>
@@ -5004,23 +4005,7 @@
         <w:spacing w:line="276" w:lineRule="auto"/>
       </w:pPr>
       <w:r>
-        <w:t xml:space="preserve">Odeon's screening times page clearly displays the film title, runtime, release date and genre alongside all available showtimes. Screenings are organised by date across the top of the page and grouped by cinema location below. Each screening card shows the start time, screen number and format such as 3D. A Book Now button is displayed prominently on each card making the next action immediately obvious. This clear layout is something I will replicate in </w:t>
-      </w:r>
-      <w:proofErr w:type="spellStart"/>
-      <w:r>
-        <w:t>Filmtopia</w:t>
-      </w:r>
-      <w:proofErr w:type="spellEnd"/>
-      <w:r>
-        <w:t xml:space="preserve"> where staff should be able to see all screenings for a given film </w:t>
-      </w:r>
-      <w:proofErr w:type="gramStart"/>
-      <w:r>
-        <w:t>at a glance</w:t>
-      </w:r>
-      <w:proofErr w:type="gramEnd"/>
-      <w:r>
-        <w:t>.</w:t>
+        <w:t>When a film is selected Vue displays all upcoming showings for that film at the chosen venue, organised by date and time. Each screening card shows the start and end time, the screen number and the ticket price. Accessibility information such as audio description and wheelchair access is also clearly displayed. This level of detail is something I aim to replicate in Filmtopia, where staff and customers should be able to see all relevant information about a screening at a glance without having to search through multiple menus.</w:t>
       </w:r>
     </w:p>
     <w:p>
@@ -5045,10 +4030,10 @@
           <w:noProof/>
         </w:rPr>
         <w:drawing>
-          <wp:inline distT="0" distB="0" distL="0" distR="0" wp14:anchorId="456DA744" wp14:editId="1AB6B7F1">
-            <wp:extent cx="5143500" cy="4038600"/>
+          <wp:inline distT="0" distB="0" distL="0" distR="0" wp14:anchorId="40BB6089" wp14:editId="6F7339E3">
+            <wp:extent cx="5524500" cy="2809875"/>
             <wp:effectExtent l="0" t="0" r="0" b="0"/>
-            <wp:docPr id="899379480" name="Picture 899379480"/>
+            <wp:docPr id="1968098163" name="Picture 1968098163"/>
             <wp:cNvGraphicFramePr>
               <a:graphicFrameLocks xmlns:a="http://schemas.openxmlformats.org/drawingml/2006/main" noChangeAspect="1"/>
             </wp:cNvGraphicFramePr>
@@ -5071,6 +4056,373 @@
                   <pic:spPr bwMode="auto">
                     <a:xfrm>
                       <a:off x="0" y="0"/>
+                      <a:ext cx="5524500" cy="2809875"/>
+                    </a:xfrm>
+                    <a:prstGeom prst="rect">
+                      <a:avLst/>
+                    </a:prstGeom>
+                  </pic:spPr>
+                </pic:pic>
+              </a:graphicData>
+            </a:graphic>
+          </wp:inline>
+        </w:drawing>
+      </w:r>
+    </w:p>
+    <w:p>
+      <w:pPr>
+        <w:spacing w:after="200"/>
+        <w:jc w:val="center"/>
+      </w:pPr>
+      <w:r>
+        <w:rPr>
+          <w:i/>
+          <w:iCs/>
+          <w:color w:val="595959"/>
+          <w:sz w:val="20"/>
+          <w:szCs w:val="20"/>
+        </w:rPr>
+        <w:t>Vue graphical seat selection screen (myvue.com)</w:t>
+      </w:r>
+    </w:p>
+    <w:p>
+      <w:pPr>
+        <w:spacing w:line="276" w:lineRule="auto"/>
+      </w:pPr>
+      <w:r>
+        <w:t>Vue's seat selection interface is a standout feature of their system. It displays a graphical layout of the screen showing every seat as a coloured icon, with different colours representing different seat types and prices. VIP seats are shown in orange at £8.49, Regular seats in black at £7.49, Saver seats in green at £6.49 and Super Saver seats in red at £4.99. Occupied seats are shown in grey so customers can immediately see what is available. Rows are labelled alphabetically on the left hand side. This graphical seat selection is a key feature I plan to implement in Filmtopia as it directly addresses the double booking problem identified in the interviews. By showing customers and staff exactly which seats are taken in real time the system eliminates the risk of two people being assigned the same seat.</w:t>
+      </w:r>
+    </w:p>
+    <w:p>
+      <w:pPr>
+        <w:spacing w:before="80" w:after="40"/>
+      </w:pPr>
+      <w:r>
+        <w:rPr>
+          <w:b/>
+          <w:bCs/>
+        </w:rPr>
+        <w:t>Features Identified for Filmtopia</w:t>
+      </w:r>
+    </w:p>
+    <w:p>
+      <w:pPr>
+        <w:pStyle w:val="ListParagraph"/>
+        <w:numPr>
+          <w:ilvl w:val="0"/>
+          <w:numId w:val="1"/>
+        </w:numPr>
+        <w:spacing w:after="60" w:line="276" w:lineRule="auto"/>
+        <w:contextualSpacing w:val="0"/>
+      </w:pPr>
+      <w:r>
+        <w:t>A visual film listings interface showing posters and screening times clearly</w:t>
+      </w:r>
+    </w:p>
+    <w:p>
+      <w:pPr>
+        <w:pStyle w:val="ListParagraph"/>
+        <w:numPr>
+          <w:ilvl w:val="0"/>
+          <w:numId w:val="1"/>
+        </w:numPr>
+        <w:spacing w:after="60" w:line="276" w:lineRule="auto"/>
+        <w:contextualSpacing w:val="0"/>
+      </w:pPr>
+      <w:r>
+        <w:t>A graphical seat map showing available and occupied seats in real time</w:t>
+      </w:r>
+    </w:p>
+    <w:p>
+      <w:pPr>
+        <w:pStyle w:val="ListParagraph"/>
+        <w:numPr>
+          <w:ilvl w:val="0"/>
+          <w:numId w:val="1"/>
+        </w:numPr>
+        <w:spacing w:after="60" w:line="276" w:lineRule="auto"/>
+        <w:contextualSpacing w:val="0"/>
+      </w:pPr>
+      <w:r>
+        <w:t>Colour coding to distinguish between different types of seats or statuses</w:t>
+      </w:r>
+    </w:p>
+    <w:p>
+      <w:pPr>
+        <w:pStyle w:val="ListParagraph"/>
+        <w:numPr>
+          <w:ilvl w:val="0"/>
+          <w:numId w:val="1"/>
+        </w:numPr>
+        <w:spacing w:after="60" w:line="276" w:lineRule="auto"/>
+        <w:contextualSpacing w:val="0"/>
+      </w:pPr>
+      <w:r>
+        <w:t>Clear display of screening information including screen number, time and date</w:t>
+      </w:r>
+    </w:p>
+    <w:p>
+      <w:pPr>
+        <w:pStyle w:val="ListParagraph"/>
+        <w:numPr>
+          <w:ilvl w:val="0"/>
+          <w:numId w:val="1"/>
+        </w:numPr>
+        <w:spacing w:after="60" w:line="276" w:lineRule="auto"/>
+        <w:contextualSpacing w:val="0"/>
+      </w:pPr>
+      <w:r>
+        <w:t>A quick search function allowing users to find screenings by film, date and time</w:t>
+      </w:r>
+    </w:p>
+    <w:p>
+      <w:pPr>
+        <w:pStyle w:val="Heading4"/>
+        <w:rPr>
+          <w:b/>
+          <w:bCs/>
+          <w:color w:val="000000" w:themeColor="text1"/>
+        </w:rPr>
+      </w:pPr>
+      <w:r>
+        <w:rPr>
+          <w:b/>
+          <w:bCs/>
+          <w:color w:val="000000" w:themeColor="text1"/>
+        </w:rPr>
+        <w:t>Desk Based Research - Odeon Cinema (odeon.co.uk)</w:t>
+      </w:r>
+    </w:p>
+    <w:p>
+      <w:pPr>
+        <w:spacing w:line="276" w:lineRule="auto"/>
+      </w:pPr>
+      <w:r>
+        <w:t>The second system I researched was Odeon, which is the largest cinema chain in the UK. Odeon operates over 120 cinemas across the UK and Ireland and their online booking system offered several useful features to compare against Vue and to inform the design of Filmtopia.</w:t>
+      </w:r>
+    </w:p>
+    <w:p>
+      <w:pPr>
+        <w:spacing w:before="80" w:after="40"/>
+      </w:pPr>
+      <w:r>
+        <w:rPr>
+          <w:b/>
+          <w:bCs/>
+        </w:rPr>
+        <w:t>Film Listings Page</w:t>
+      </w:r>
+    </w:p>
+    <w:p>
+      <w:pPr>
+        <w:spacing w:before="120"/>
+        <w:jc w:val="center"/>
+      </w:pPr>
+      <w:r>
+        <w:rPr>
+          <w:noProof/>
+        </w:rPr>
+        <w:drawing>
+          <wp:inline distT="0" distB="0" distL="0" distR="0" wp14:anchorId="3280BCAA" wp14:editId="0FD2A1B3">
+            <wp:extent cx="4476750" cy="4381500"/>
+            <wp:effectExtent l="0" t="0" r="0" b="0"/>
+            <wp:docPr id="2009319500" name="Picture 2009319500"/>
+            <wp:cNvGraphicFramePr>
+              <a:graphicFrameLocks xmlns:a="http://schemas.openxmlformats.org/drawingml/2006/main" noChangeAspect="1"/>
+            </wp:cNvGraphicFramePr>
+            <a:graphic xmlns:a="http://schemas.openxmlformats.org/drawingml/2006/main">
+              <a:graphicData uri="http://schemas.openxmlformats.org/drawingml/2006/picture">
+                <pic:pic xmlns:pic="http://schemas.openxmlformats.org/drawingml/2006/picture">
+                  <pic:nvPicPr>
+                    <pic:cNvPr id="0" name=""/>
+                    <pic:cNvPicPr>
+                      <a:picLocks noChangeAspect="1" noChangeArrowheads="1"/>
+                    </pic:cNvPicPr>
+                  </pic:nvPicPr>
+                  <pic:blipFill>
+                    <a:blip r:embed="rId23"/>
+                    <a:srcRect/>
+                    <a:stretch>
+                      <a:fillRect/>
+                    </a:stretch>
+                  </pic:blipFill>
+                  <pic:spPr bwMode="auto">
+                    <a:xfrm>
+                      <a:off x="0" y="0"/>
+                      <a:ext cx="4476750" cy="4381500"/>
+                    </a:xfrm>
+                    <a:prstGeom prst="rect">
+                      <a:avLst/>
+                    </a:prstGeom>
+                  </pic:spPr>
+                </pic:pic>
+              </a:graphicData>
+            </a:graphic>
+          </wp:inline>
+        </w:drawing>
+      </w:r>
+    </w:p>
+    <w:p>
+      <w:pPr>
+        <w:spacing w:after="200"/>
+        <w:jc w:val="center"/>
+        <w:rPr>
+          <w:lang w:val="de-DE"/>
+        </w:rPr>
+      </w:pPr>
+      <w:r>
+        <w:rPr>
+          <w:i/>
+          <w:iCs/>
+          <w:color w:val="595959"/>
+          <w:sz w:val="20"/>
+          <w:szCs w:val="20"/>
+          <w:lang w:val="de-DE"/>
+        </w:rPr>
+        <w:t>Odeon film listings page (odeon.co.uk)</w:t>
+      </w:r>
+    </w:p>
+    <w:p>
+      <w:pPr>
+        <w:spacing w:line="276" w:lineRule="auto"/>
+      </w:pPr>
+      <w:r>
+        <w:t>Similar to Vue, Odeon presents films using large poster images organised under a Top Films heading. However Odeon includes additional information directly on the film page such as the director, cast, runtime, release date and genre tags. This richer level of detail gives customers more context before making a booking decision. Odeon also includes a quick search bar at the bottom of the page allowing users to filter by cinema, film, date and time. One notable difference from Vue is that Odeon uses a darker navy blue colour scheme throughout which creates a more premium feel. For Filmtopia I will aim to display key film information clearly on the customer kiosk so customers can make informed decisions quickly.</w:t>
+      </w:r>
+    </w:p>
+    <w:p>
+      <w:pPr>
+        <w:spacing w:before="80" w:after="40"/>
+      </w:pPr>
+      <w:r>
+        <w:rPr>
+          <w:b/>
+          <w:bCs/>
+        </w:rPr>
+        <w:t>Screening Times Page</w:t>
+      </w:r>
+    </w:p>
+    <w:p>
+      <w:pPr>
+        <w:spacing w:before="120"/>
+        <w:jc w:val="center"/>
+      </w:pPr>
+      <w:r>
+        <w:rPr>
+          <w:noProof/>
+        </w:rPr>
+        <w:drawing>
+          <wp:inline distT="0" distB="0" distL="0" distR="0" wp14:anchorId="1E91FEA3" wp14:editId="61E265F1">
+            <wp:extent cx="4286250" cy="4343400"/>
+            <wp:effectExtent l="0" t="0" r="0" b="0"/>
+            <wp:docPr id="1339000641" name="Picture 1339000641"/>
+            <wp:cNvGraphicFramePr>
+              <a:graphicFrameLocks xmlns:a="http://schemas.openxmlformats.org/drawingml/2006/main" noChangeAspect="1"/>
+            </wp:cNvGraphicFramePr>
+            <a:graphic xmlns:a="http://schemas.openxmlformats.org/drawingml/2006/main">
+              <a:graphicData uri="http://schemas.openxmlformats.org/drawingml/2006/picture">
+                <pic:pic xmlns:pic="http://schemas.openxmlformats.org/drawingml/2006/picture">
+                  <pic:nvPicPr>
+                    <pic:cNvPr id="0" name=""/>
+                    <pic:cNvPicPr>
+                      <a:picLocks noChangeAspect="1" noChangeArrowheads="1"/>
+                    </pic:cNvPicPr>
+                  </pic:nvPicPr>
+                  <pic:blipFill>
+                    <a:blip r:embed="rId24"/>
+                    <a:srcRect/>
+                    <a:stretch>
+                      <a:fillRect/>
+                    </a:stretch>
+                  </pic:blipFill>
+                  <pic:spPr bwMode="auto">
+                    <a:xfrm>
+                      <a:off x="0" y="0"/>
+                      <a:ext cx="4286250" cy="4343400"/>
+                    </a:xfrm>
+                    <a:prstGeom prst="rect">
+                      <a:avLst/>
+                    </a:prstGeom>
+                  </pic:spPr>
+                </pic:pic>
+              </a:graphicData>
+            </a:graphic>
+          </wp:inline>
+        </w:drawing>
+      </w:r>
+    </w:p>
+    <w:p>
+      <w:pPr>
+        <w:spacing w:after="200"/>
+        <w:jc w:val="center"/>
+      </w:pPr>
+      <w:r>
+        <w:rPr>
+          <w:i/>
+          <w:iCs/>
+          <w:color w:val="595959"/>
+          <w:sz w:val="20"/>
+          <w:szCs w:val="20"/>
+        </w:rPr>
+        <w:t>Odeon screening times page (odeon.co.uk)</w:t>
+      </w:r>
+    </w:p>
+    <w:p>
+      <w:pPr>
+        <w:spacing w:line="276" w:lineRule="auto"/>
+      </w:pPr>
+      <w:r>
+        <w:t>Odeon's screening times page clearly displays the film title, runtime, release date and genre alongside all available showtimes. Screenings are organised by date across the top of the page and grouped by cinema location below. Each screening card shows the start time, screen number and format such as 3D. A Book Now button is displayed prominently on each card making the next action immediately obvious. This clear layout is something I will replicate in Filmtopia where staff should be able to see all screenings for a given film at a glance.</w:t>
+      </w:r>
+    </w:p>
+    <w:p>
+      <w:pPr>
+        <w:spacing w:before="80" w:after="40"/>
+      </w:pPr>
+      <w:r>
+        <w:rPr>
+          <w:b/>
+          <w:bCs/>
+        </w:rPr>
+        <w:t>Seat Selection Screen</w:t>
+      </w:r>
+    </w:p>
+    <w:p>
+      <w:pPr>
+        <w:spacing w:before="120"/>
+        <w:jc w:val="center"/>
+      </w:pPr>
+      <w:r>
+        <w:rPr>
+          <w:noProof/>
+        </w:rPr>
+        <w:drawing>
+          <wp:inline distT="0" distB="0" distL="0" distR="0" wp14:anchorId="456DA744" wp14:editId="1AB6B7F1">
+            <wp:extent cx="5143500" cy="4038600"/>
+            <wp:effectExtent l="0" t="0" r="0" b="0"/>
+            <wp:docPr id="899379480" name="Picture 899379480"/>
+            <wp:cNvGraphicFramePr>
+              <a:graphicFrameLocks xmlns:a="http://schemas.openxmlformats.org/drawingml/2006/main" noChangeAspect="1"/>
+            </wp:cNvGraphicFramePr>
+            <a:graphic xmlns:a="http://schemas.openxmlformats.org/drawingml/2006/main">
+              <a:graphicData uri="http://schemas.openxmlformats.org/drawingml/2006/picture">
+                <pic:pic xmlns:pic="http://schemas.openxmlformats.org/drawingml/2006/picture">
+                  <pic:nvPicPr>
+                    <pic:cNvPr id="0" name=""/>
+                    <pic:cNvPicPr>
+                      <a:picLocks noChangeAspect="1" noChangeArrowheads="1"/>
+                    </pic:cNvPicPr>
+                  </pic:nvPicPr>
+                  <pic:blipFill>
+                    <a:blip r:embed="rId25"/>
+                    <a:srcRect/>
+                    <a:stretch>
+                      <a:fillRect/>
+                    </a:stretch>
+                  </pic:blipFill>
+                  <pic:spPr bwMode="auto">
+                    <a:xfrm>
+                      <a:off x="0" y="0"/>
                       <a:ext cx="5143500" cy="4038600"/>
                     </a:xfrm>
                     <a:prstGeom prst="rect">
@@ -5105,31 +4457,7 @@
         <w:spacing w:line="276" w:lineRule="auto"/>
       </w:pPr>
       <w:r>
-        <w:t xml:space="preserve">Odeon's seat selection screen is particularly well designed and shows several features worth incorporating into </w:t>
-      </w:r>
-      <w:proofErr w:type="spellStart"/>
-      <w:r>
-        <w:t>Filmtopia</w:t>
-      </w:r>
-      <w:proofErr w:type="spellEnd"/>
-      <w:r>
-        <w:t xml:space="preserve">. The screen displays a graphical layout of the entire auditorium with seats colour coded by type and price. Green seats represent Classic Saver at £14.99, cream seats represent Classic at £16.49 and orange seats represent Classic Popular at £17.99. Unavailable seats are shown with an X so it is immediately clear which seats cannot be booked. A seat key at the bottom explains the colour coding including wheelchair and companion seat options. The booking process is also clearly structured using a </w:t>
-      </w:r>
-      <w:proofErr w:type="gramStart"/>
-      <w:r>
-        <w:t>step by step</w:t>
-      </w:r>
-      <w:proofErr w:type="gramEnd"/>
-      <w:r>
-        <w:t xml:space="preserve"> tab navigation at the top showing Seats, Sign In, Tickets, Food, Summary and Payment. This staged approach guides the user through the process logically and reduces confusion. For </w:t>
-      </w:r>
-      <w:proofErr w:type="spellStart"/>
-      <w:r>
-        <w:t>Filmtopia</w:t>
-      </w:r>
-      <w:proofErr w:type="spellEnd"/>
-      <w:r>
-        <w:t xml:space="preserve"> I will incorporate a similar colour coded seat map and a clear step by step flow for the customer kiosk booking process.</w:t>
+        <w:t>Odeon's seat selection screen is particularly well designed and shows several features worth incorporating into Filmtopia. The screen displays a graphical layout of the entire auditorium with seats colour coded by type and price. Green seats represent Classic Saver at £14.99, cream seats represent Classic at £16.49 and orange seats represent Classic Popular at £17.99. Unavailable seats are shown with an X so it is immediately clear which seats cannot be booked. A seat key at the bottom explains the colour coding including wheelchair and companion seat options. The booking process is also clearly structured using a step by step tab navigation at the top showing Seats, Sign In, Tickets, Food, Summary and Payment. This staged approach guides the user through the process logically and reduces confusion. For Filmtopia I will incorporate a similar colour coded seat map and a clear step by step flow for the customer kiosk booking process.</w:t>
       </w:r>
     </w:p>
     <w:p>
@@ -5141,17 +4469,8 @@
           <w:b/>
           <w:bCs/>
         </w:rPr>
-        <w:t xml:space="preserve">Features Identified for </w:t>
-      </w:r>
-      <w:proofErr w:type="spellStart"/>
-      <w:r>
-        <w:rPr>
-          <w:b/>
-          <w:bCs/>
-        </w:rPr>
-        <w:t>Filmtopia</w:t>
-      </w:r>
-      <w:proofErr w:type="spellEnd"/>
+        <w:t>Features Identified for Filmtopia</w:t>
+      </w:r>
     </w:p>
     <w:p>
       <w:pPr>
@@ -5246,11 +4565,7 @@
         <w:spacing w:line="276" w:lineRule="auto"/>
       </w:pPr>
       <w:r>
-        <w:t xml:space="preserve">The data flow diagram below shows how data currently moves through the existing system. It identifies the external entities involved, namely the customer, the staff member and the </w:t>
-      </w:r>
-      <w:r>
-        <w:lastRenderedPageBreak/>
-        <w:t>manager, the processes that act on the data, and the data stores where information ends up such as the paper booking diary and the stock and rota spreadsheets. The labelled arrows show the data that passes between them.</w:t>
+        <w:t>The data flow diagram below shows how data currently moves through the existing system. It identifies the external entities involved, namely the customer, the staff member and the manager, the processes that act on the data, and the data stores where information ends up such as the paper booking diary and the stock and rota spreadsheets. The labelled arrows show the data that passes between them.</w:t>
       </w:r>
     </w:p>
     <w:p>
@@ -5278,10 +4593,10 @@
                     <pic:cNvPicPr/>
                   </pic:nvPicPr>
                   <pic:blipFill>
-                    <a:blip r:embed="rId23">
+                    <a:blip r:embed="rId26">
                       <a:extLst>
                         <a:ext uri="{96DAC541-7B7A-43D3-8B79-37D633B846F1}">
-                          <asvg:svgBlip xmlns:asvg="http://schemas.microsoft.com/office/drawing/2016/SVG/main" r:embed="rId24"/>
+                          <asvg:svgBlip xmlns:asvg="http://schemas.microsoft.com/office/drawing/2016/SVG/main" r:embed="rId27"/>
                         </a:ext>
                       </a:extLst>
                     </a:blip>
@@ -5342,6 +4657,7 @@
           <w:bCs/>
           <w:color w:val="000000" w:themeColor="text1"/>
         </w:rPr>
+        <w:lastRenderedPageBreak/>
         <w:t>Overview of the Existing System</w:t>
       </w:r>
     </w:p>
@@ -5376,15 +4692,7 @@
         <w:spacing w:line="276" w:lineRule="auto"/>
       </w:pPr>
       <w:r>
-        <w:t xml:space="preserve">The existing system at </w:t>
-      </w:r>
-      <w:proofErr w:type="spellStart"/>
-      <w:r>
-        <w:t>Filmtopia</w:t>
-      </w:r>
-      <w:proofErr w:type="spellEnd"/>
-      <w:r>
-        <w:t xml:space="preserve"> receives several types of input, all of which are entered manually by staff or the manager. When a customer arrives to book tickets a member of staff writes the customer's name, chosen film, screening time, number of tickets and preferred seats into a paper booking diary. There is no digital record of this at the point of entry meaning the accuracy of the data depends entirely on the staff member's handwriting and attention to detail.</w:t>
+        <w:t>The existing system at Filmtopia receives several types of input, all of which are entered manually by staff or the manager. When a customer arrives to book tickets a member of staff writes the customer's name, chosen film, screening time, number of tickets and preferred seats into a paper booking diary. There is no digital record of this at the point of entry meaning the accuracy of the data depends entirely on the staff member's handwriting and attention to detail.</w:t>
       </w:r>
     </w:p>
     <w:p>
@@ -5392,31 +4700,7 @@
         <w:spacing w:line="276" w:lineRule="auto"/>
       </w:pPr>
       <w:r>
-        <w:t xml:space="preserve">When a customer purchases food or drinks at the concessions area their order is written on a notepad by a staff member and passed to the kitchen team. This is </w:t>
-      </w:r>
-      <w:proofErr w:type="gramStart"/>
-      <w:r>
-        <w:t>a completely separate</w:t>
-      </w:r>
-      <w:proofErr w:type="gramEnd"/>
-      <w:r>
-        <w:t xml:space="preserve"> process from the ticket booking and the two are never linked together in any way. If a customer wants to book tickets and order food at the same </w:t>
-      </w:r>
-      <w:proofErr w:type="gramStart"/>
-      <w:r>
-        <w:t>time</w:t>
-      </w:r>
-      <w:proofErr w:type="gramEnd"/>
-      <w:r>
-        <w:t xml:space="preserve"> they </w:t>
-      </w:r>
-      <w:proofErr w:type="gramStart"/>
-      <w:r>
-        <w:t>have to</w:t>
-      </w:r>
-      <w:proofErr w:type="gramEnd"/>
-      <w:r>
-        <w:t xml:space="preserve"> interact with two different systems and two different members of staff.</w:t>
+        <w:t>When a customer purchases food or drinks at the concessions area their order is written on a notepad by a staff member and passed to the kitchen team. This is a completely separate process from the ticket booking and the two are never linked together in any way. If a customer wants to book tickets and order food at the same time they have to interact with two different systems and two different members of staff.</w:t>
       </w:r>
     </w:p>
     <w:p>
@@ -5458,23 +4742,7 @@
         <w:spacing w:line="276" w:lineRule="auto"/>
       </w:pPr>
       <w:r>
-        <w:t xml:space="preserve">When a </w:t>
-      </w:r>
-      <w:proofErr w:type="gramStart"/>
-      <w:r>
-        <w:t>customer books</w:t>
-      </w:r>
-      <w:proofErr w:type="gramEnd"/>
-      <w:r>
-        <w:t xml:space="preserve"> tickets the total cost is calculated manually by the staff member based on the number of tickets and the price for that screening. There is no automated pricing system meaning human error in the calculation is possible. At the end of a trading period the manager must manually count through all entries in the booking diary and cross reference with till receipts to produce any kind of sales summary. This is a </w:t>
-      </w:r>
-      <w:proofErr w:type="gramStart"/>
-      <w:r>
-        <w:t>time consuming</w:t>
-      </w:r>
-      <w:proofErr w:type="gramEnd"/>
-      <w:r>
-        <w:t xml:space="preserve"> process that the manager has described as unreliable because it depends on the handwritten records being complete and legible.</w:t>
+        <w:t>When a customer books tickets the total cost is calculated manually by the staff member based on the number of tickets and the price for that screening. There is no automated pricing system meaning human error in the calculation is possible. At the end of a trading period the manager must manually count through all entries in the booking diary and cross reference with till receipts to produce any kind of sales summary. This is a time consuming process that the manager has described as unreliable because it depends on the handwritten records being complete and legible.</w:t>
       </w:r>
     </w:p>
     <w:p>
@@ -5500,15 +4768,7 @@
         <w:spacing w:line="276" w:lineRule="auto"/>
       </w:pPr>
       <w:r>
-        <w:t xml:space="preserve">The outputs from the existing system are limited and almost entirely paper based. When a customer completes a ticket booking a staff member prints a ticket stub from a basic template on a computer and hands it to the customer. This ticket stub is not linked to any database and contains only the information that the staff member manually </w:t>
-      </w:r>
-      <w:proofErr w:type="gramStart"/>
-      <w:r>
-        <w:t>entered into</w:t>
-      </w:r>
-      <w:proofErr w:type="gramEnd"/>
-      <w:r>
-        <w:t xml:space="preserve"> the template at the time of printing.</w:t>
+        <w:t>The outputs from the existing system are limited and almost entirely paper based. When a customer completes a ticket booking a staff member prints a ticket stub from a basic template on a computer and hands it to the customer. This ticket stub is not linked to any database and contains only the information that the staff member manually entered into the template at the time of printing.</w:t>
       </w:r>
     </w:p>
     <w:p>
@@ -5516,15 +4776,7 @@
         <w:spacing w:line="276" w:lineRule="auto"/>
       </w:pPr>
       <w:r>
-        <w:t xml:space="preserve">At the end of each week the manager produces a handwritten or basic spreadsheet summary of sales figures by counting through the booking diary. This is the only form of reporting available to the </w:t>
-      </w:r>
-      <w:proofErr w:type="gramStart"/>
-      <w:r>
-        <w:t>manager</w:t>
-      </w:r>
-      <w:proofErr w:type="gramEnd"/>
-      <w:r>
-        <w:t xml:space="preserve"> and it provides no breakdown by film, screening time or seat type. Staff rotas are produced by the manager in a spreadsheet and printed out for staff to view. There is no digital way for staff to check their rota without physically being at the cinema.</w:t>
+        <w:t>At the end of each week the manager produces a handwritten or basic spreadsheet summary of sales figures by counting through the booking diary. This is the only form of reporting available to the manager and it provides no breakdown by film, screening time or seat type. Staff rotas are produced by the manager in a spreadsheet and printed out for staff to view. There is no digital way for staff to check their rota without physically being at the cinema.</w:t>
       </w:r>
     </w:p>
     <w:p>
@@ -5550,23 +4802,7 @@
         <w:spacing w:line="276" w:lineRule="auto"/>
       </w:pPr>
       <w:r>
-        <w:t xml:space="preserve">It would be unfair to look only at what is wrong with the existing system without acknowledging that it does have some genuine </w:t>
-      </w:r>
-      <w:proofErr w:type="gramStart"/>
-      <w:r>
-        <w:t>strengths, and</w:t>
-      </w:r>
-      <w:proofErr w:type="gramEnd"/>
-      <w:r>
-        <w:t xml:space="preserve"> understanding these matters because the new system needs to hold on to them rather than lose them. The first strength is that it is extremely cheap to run. Paper diaries and spreadsheets cost almost nothing and there are no licensing fees or special hardware requirements beyond the computer the cinema already owns. The second strength is that the staff are completely familiar with it. Because there is nothing technical about writing in a diary, a new member of staff can be shown how it works in a couple of minutes and there is no real training overhead at all. The third strength is that it keeps working when technology does not. A paper system cannot crash, it does not depend on a database </w:t>
-      </w:r>
-      <w:proofErr w:type="gramStart"/>
-      <w:r>
-        <w:t>connection</w:t>
-      </w:r>
-      <w:proofErr w:type="gramEnd"/>
-      <w:r>
-        <w:t xml:space="preserve"> and it carries on functioning during a power cut or a computer fault.</w:t>
+        <w:t>It would be unfair to look only at what is wrong with the existing system without acknowledging that it does have some genuine strengths, and understanding these matters because the new system needs to hold on to them rather than lose them. The first strength is that it is extremely cheap to run. Paper diaries and spreadsheets cost almost nothing and there are no licensing fees or special hardware requirements beyond the computer the cinema already owns. The second strength is that the staff are completely familiar with it. Because there is nothing technical about writing in a diary, a new member of staff can be shown how it works in a couple of minutes and there is no real training overhead at all. The third strength is that it keeps working when technology does not. A paper system cannot crash, it does not depend on a database connection and it carries on functioning during a power cut or a computer fault.</w:t>
       </w:r>
     </w:p>
     <w:p>
@@ -5574,23 +4810,7 @@
         <w:spacing w:line="276" w:lineRule="auto"/>
       </w:pPr>
       <w:r>
-        <w:t xml:space="preserve">These are real advantages and they set a standard the proposed system </w:t>
-      </w:r>
-      <w:proofErr w:type="gramStart"/>
-      <w:r>
-        <w:t>has to</w:t>
-      </w:r>
-      <w:proofErr w:type="gramEnd"/>
-      <w:r>
-        <w:t xml:space="preserve"> meet rather than ignore. The new system needs to run on the existing </w:t>
-      </w:r>
-      <w:proofErr w:type="gramStart"/>
-      <w:r>
-        <w:t>hardware</w:t>
-      </w:r>
-      <w:proofErr w:type="gramEnd"/>
-      <w:r>
-        <w:t xml:space="preserve"> so it stays cheap, it needs to be easy enough to use that staff need almost no training, and it needs to be reliable enough that staff trust it as much as they currently trust the diary. This is part of the reason Objectives 14 and 15, which deal with a consistent professional interface and easy navigation, are included later in this investigation.</w:t>
+        <w:t>These are real advantages and they set a standard the proposed system has to meet rather than ignore. The new system needs to run on the existing hardware so it stays cheap, it needs to be easy enough to use that staff need almost no training, and it needs to be reliable enough that staff trust it as much as they currently trust the diary. This is part of the reason Objectives 14 and 15, which deal with a consistent professional interface and easy navigation, are included later in this investigation.</w:t>
       </w:r>
     </w:p>
     <w:p>
@@ -5608,7 +4828,6 @@
           <w:bCs/>
           <w:color w:val="000000" w:themeColor="text1"/>
         </w:rPr>
-        <w:lastRenderedPageBreak/>
         <w:t>Limitations</w:t>
       </w:r>
     </w:p>
@@ -5633,28 +4852,15 @@
         <w:spacing w:line="276" w:lineRule="auto"/>
       </w:pPr>
       <w:r>
-        <w:t xml:space="preserve">The customer facing experience is also heavily limited by the current setup. The touchscreen kiosk that is already installed in the cinema can handle food and drink orders but cannot sell tickets. This forces customers to queue at both the kiosk and the box office which is inefficient and frustrating. Several customers raised this issue in the </w:t>
-      </w:r>
-      <w:proofErr w:type="gramStart"/>
-      <w:r>
-        <w:t>questionnaire</w:t>
-      </w:r>
-      <w:proofErr w:type="gramEnd"/>
-      <w:r>
-        <w:t xml:space="preserve"> and it was also clearly visible during the observation visit.</w:t>
+        <w:t>The customer facing experience is also heavily limited by the current setup. The touchscreen kiosk that is already installed in the cinema can handle food and drink orders but cannot sell tickets. This forces customers to queue at both the kiosk and the box office which is inefficient and frustrating. Several customers raised this issue in the questionnaire and it was also clearly visible during the observation visit.</w:t>
       </w:r>
     </w:p>
     <w:p>
       <w:pPr>
         <w:spacing w:line="276" w:lineRule="auto"/>
       </w:pPr>
-      <w:proofErr w:type="gramStart"/>
-      <w:r>
-        <w:t>Finally</w:t>
-      </w:r>
-      <w:proofErr w:type="gramEnd"/>
-      <w:r>
-        <w:t xml:space="preserve"> the data in the existing system is spread across multiple completely disconnected sources including the paper booking diary, a food and drink stock spreadsheet and a staff rota spreadsheet. None of these communicate with each other which makes it impossible to get a complete and accurate picture of the cinema's operations in one place. This disconnection is at the root of many of the other problems identified in the investigation.</w:t>
+      <w:r>
+        <w:t>Finally the data in the existing system is spread across multiple completely disconnected sources including the paper booking diary, a food and drink stock spreadsheet and a staff rota spreadsheet. None of these communicate with each other which makes it impossible to get a complete and accurate picture of the cinema's operations in one place. This disconnection is at the root of many of the other problems identified in the investigation.</w:t>
       </w:r>
     </w:p>
     <w:p>
@@ -5680,36 +4886,15 @@
         <w:spacing w:line="276" w:lineRule="auto"/>
       </w:pPr>
       <w:r>
-        <w:t xml:space="preserve">Having completed the investigation through interviews, a customer questionnaire, direct observation, an examination of the cinema's records and </w:t>
-      </w:r>
-      <w:proofErr w:type="gramStart"/>
-      <w:r>
-        <w:t>desk based</w:t>
-      </w:r>
-      <w:proofErr w:type="gramEnd"/>
-      <w:r>
-        <w:t xml:space="preserve"> research, it is now possible to clearly define the problem that the proposed solution needs to address. The purpose of this section is to bring together the key findings from the investigation and explain precisely what needs to change and why, and to point to the objectives in the next section that will deal with each part of the problem.</w:t>
+        <w:t>Having completed the investigation through interviews, a customer questionnaire, direct observation, an examination of the cinema's records and desk based research, it is now possible to clearly define the problem that the proposed solution needs to address. The purpose of this section is to bring together the key findings from the investigation and explain precisely what needs to change and why, and to point to the objectives in the next section that will deal with each part of the problem.</w:t>
       </w:r>
     </w:p>
     <w:p>
       <w:pPr>
         <w:spacing w:line="276" w:lineRule="auto"/>
       </w:pPr>
-      <w:proofErr w:type="spellStart"/>
-      <w:r>
-        <w:t>Filmtopia</w:t>
-      </w:r>
-      <w:proofErr w:type="spellEnd"/>
-      <w:r>
-        <w:t xml:space="preserve"> is a small independent cinema that is currently managing </w:t>
-      </w:r>
-      <w:proofErr w:type="gramStart"/>
-      <w:r>
-        <w:t>all of</w:t>
-      </w:r>
-      <w:proofErr w:type="gramEnd"/>
-      <w:r>
-        <w:t xml:space="preserve"> its operations using a combination of paper records and disconnected spreadsheets. This approach may have been adequate when the cinema first opened but it has become increasingly problematic as the demands on the system have grown. The core problem is that the existing system is unreliable, slow and disconnected, and this is having a direct negative impact on both staff and customers.</w:t>
+      <w:r>
+        <w:t>Filmtopia is a small independent cinema that is currently managing all of its operations using a combination of paper records and disconnected spreadsheets. This approach may have been adequate when the cinema first opened but it has become increasingly problematic as the demands on the system have grown. The core problem is that the existing system is unreliable, slow and disconnected, and this is having a direct negative impact on both staff and customers.</w:t>
       </w:r>
     </w:p>
     <w:p>
@@ -5717,23 +4902,7 @@
         <w:spacing w:line="276" w:lineRule="auto"/>
       </w:pPr>
       <w:r>
-        <w:t xml:space="preserve">The most critical issue identified through the investigation is the risk of double bookings. Because seat allocations are recorded manually in a paper diary with no real time updating, two members of staff can independently assign the same seat to different customers for the same screening without either being aware of it. This was confirmed by both members of staff interviewed and by 65% of customers in the questionnaire who reported having experienced a problem when booking at </w:t>
-      </w:r>
-      <w:proofErr w:type="spellStart"/>
-      <w:r>
-        <w:t>Filmtopia</w:t>
-      </w:r>
-      <w:proofErr w:type="spellEnd"/>
-      <w:r>
-        <w:t xml:space="preserve">. It was also directly observed during the site visit. This is not an occasional or minor issue but a fundamental flaw in how the existing system manages booking data. A relational database with referential integrity enforced between the relevant tables will directly address this by ensuring that once a seat is recorded as booked for a particular screening it cannot be booked again. This is dealt with by Objective 2 in the next section and supported by Objective 3, which covers the graphical seat map that makes taken seats visible </w:t>
-      </w:r>
-      <w:proofErr w:type="gramStart"/>
-      <w:r>
-        <w:t>at a glance</w:t>
-      </w:r>
-      <w:proofErr w:type="gramEnd"/>
-      <w:r>
-        <w:t>.</w:t>
+        <w:t>The most critical issue identified through the investigation is the risk of double bookings. Because seat allocations are recorded manually in a paper diary with no real time updating, two members of staff can independently assign the same seat to different customers for the same screening without either being aware of it. This was confirmed by both members of staff interviewed and by 65% of customers in the questionnaire who reported having experienced a problem when booking at Filmtopia. It was also directly observed during the site visit. This is not an occasional or minor issue but a fundamental flaw in how the existing system manages booking data. A relational database with referential integrity enforced between the relevant tables will directly address this by ensuring that once a seat is recorded as booked for a particular screening it cannot be booked again. This is dealt with by Objective 2 in the next section and supported by Objective 3, which covers the graphical seat map that makes taken seats visible at a glance.</w:t>
       </w:r>
     </w:p>
     <w:p>
@@ -5741,27 +4910,7 @@
         <w:spacing w:line="276" w:lineRule="auto"/>
       </w:pPr>
       <w:r>
-        <w:t xml:space="preserve">The second major problem is the disconnected nature of the existing system. Ticketing, food and drink ordering, stock management and staff scheduling are all handled through separate paper or </w:t>
-      </w:r>
-      <w:proofErr w:type="gramStart"/>
-      <w:r>
-        <w:t>spreadsheet based</w:t>
-      </w:r>
-      <w:proofErr w:type="gramEnd"/>
-      <w:r>
-        <w:t xml:space="preserve"> systems that do not communicate with each other in any way. This means the manager has no way of viewing a complete picture of the cinema's operations without manually compiling data from multiple sources which is both time consuming and prone to error. A centralised relational database will resolve this by storing </w:t>
-      </w:r>
-      <w:proofErr w:type="gramStart"/>
-      <w:r>
-        <w:t>all of</w:t>
-      </w:r>
-      <w:proofErr w:type="gramEnd"/>
-      <w:r>
-        <w:t xml:space="preserve"> the cinema's operational data in one place with clearly defined relationships between tables, making it possible to retrieve and cross reference data quickly and accurately. This </w:t>
-      </w:r>
-      <w:r>
-        <w:lastRenderedPageBreak/>
-        <w:t>is dealt with by Objectives 6 and 7, which cover film and screening management, and by Objectives 8 and 9, which cover sales reporting and viewing the bookings for a screening.</w:t>
+        <w:t>The second major problem is the disconnected nature of the existing system. Ticketing, food and drink ordering, stock management and staff scheduling are all handled through separate paper or spreadsheet based systems that do not communicate with each other in any way. This means the manager has no way of viewing a complete picture of the cinema's operations without manually compiling data from multiple sources which is both time consuming and prone to error. A centralised relational database will resolve this by storing all of the cinema's operational data in one place with clearly defined relationships between tables, making it possible to retrieve and cross reference data quickly and accurately. This is dealt with by Objectives 6 and 7, which cover film and screening management, and by Objectives 8 and 9, which cover sales reporting and viewing the bookings for a screening.</w:t>
       </w:r>
     </w:p>
     <w:p>
@@ -5769,17 +4918,7 @@
         <w:spacing w:line="276" w:lineRule="auto"/>
       </w:pPr>
       <w:r>
-        <w:t xml:space="preserve">The third significant problem is the poor customer facing experience. The kiosk currently installed in the cinema can only handle food and drink orders and cannot sell tickets, which forces customers to queue at both the kiosk and the box office. This was raised by multiple customers in the questionnaire and observed directly during the site visit. The proposed solution will address this by providing a customer kiosk interface through which customers can browse films, select a screening, choose their seats and add food and drink items to their order in a single joined up process. This is dealt with by Objective 4, which covers the </w:t>
-      </w:r>
-      <w:proofErr w:type="spellStart"/>
-      <w:proofErr w:type="gramStart"/>
-      <w:r>
-        <w:t>self service</w:t>
-      </w:r>
-      <w:proofErr w:type="spellEnd"/>
-      <w:proofErr w:type="gramEnd"/>
-      <w:r>
-        <w:t xml:space="preserve"> kiosk, and Objective 5, which covers adding food and drink to a booking.</w:t>
+        <w:t>The third significant problem is the poor customer facing experience. The kiosk currently installed in the cinema can only handle food and drink orders and cannot sell tickets, which forces customers to queue at both the kiosk and the box office. This was raised by multiple customers in the questionnaire and observed directly during the site visit. The proposed solution will address this by providing a customer kiosk interface through which customers can browse films, select a screening, choose their seats and add food and drink items to their order in a single joined up process. This is dealt with by Objective 4, which covers the self service kiosk, and Objective 5, which covers adding food and drink to a booking.</w:t>
       </w:r>
     </w:p>
     <w:p>
@@ -5813,15 +4952,7 @@
         <w:spacing w:line="276" w:lineRule="auto"/>
       </w:pPr>
       <w:r>
-        <w:t xml:space="preserve">Functional requirements are the specific things the system must be able to do. For </w:t>
-      </w:r>
-      <w:proofErr w:type="spellStart"/>
-      <w:r>
-        <w:t>Filmtopia</w:t>
-      </w:r>
-      <w:proofErr w:type="spellEnd"/>
-      <w:r>
-        <w:t xml:space="preserve"> these include the ability to add and manage films and screenings (Objectives 6 and 7), to display a graphical seat map showing which seats are available and which are already booked (Objective 3), to process customer bookings and link them to specific seats and screenings (Objectives 1 and 2), to allow food and drink orders to be added to a booking (Objective 5) and to generate sales reports for the manager (Objective 8). These requirements map directly to the objectives set out later in this investigation.</w:t>
+        <w:t>Functional requirements are the specific things the system must be able to do. For Filmtopia these include the ability to add and manage films and screenings (Objectives 6 and 7), to display a graphical seat map showing which seats are available and which are already booked (Objective 3), to process customer bookings and link them to specific seats and screenings (Objectives 1 and 2), to allow food and drink orders to be added to a booking (Objective 5) and to generate sales reports for the manager (Objective 8). These requirements map directly to the objectives set out later in this investigation.</w:t>
       </w:r>
     </w:p>
     <w:p>
@@ -5829,15 +4960,7 @@
         <w:spacing w:line="276" w:lineRule="auto"/>
       </w:pPr>
       <w:r>
-        <w:t xml:space="preserve">Non-functional requirements are the qualities the system must have rather than the specific things it must do. For </w:t>
-      </w:r>
-      <w:proofErr w:type="spellStart"/>
-      <w:r>
-        <w:t>Filmtopia</w:t>
-      </w:r>
-      <w:proofErr w:type="spellEnd"/>
-      <w:r>
-        <w:t xml:space="preserve"> the most important non-functional requirements are reliability, usability and data integrity. The system must be reliable enough to be used continuously during opening hours without crashing or producing errors. It must be usable by staff with varying levels of technical confidence without extensive training, which is reflected in Objectives 14 and 15. And it must maintain data integrity at all times, meaning it should never be possible for the database to reach a state where bookings are duplicated, records are incomplete or data is inconsistent between tables, which is reflected in Objectives 2 and 13.</w:t>
+        <w:t>Non-functional requirements are the qualities the system must have rather than the specific things it must do. For Filmtopia the most important non-functional requirements are reliability, usability and data integrity. The system must be reliable enough to be used continuously during opening hours without crashing or producing errors. It must be usable by staff with varying levels of technical confidence without extensive training, which is reflected in Objectives 14 and 15. And it must maintain data integrity at all times, meaning it should never be possible for the database to reach a state where bookings are duplicated, records are incomplete or data is inconsistent between tables, which is reflected in Objectives 2 and 13.</w:t>
       </w:r>
     </w:p>
     <w:p>
@@ -5863,31 +4986,7 @@
         <w:spacing w:line="276" w:lineRule="auto"/>
       </w:pPr>
       <w:r>
-        <w:t xml:space="preserve">The proposed solution is a Visual Basic .NET Windows Forms application built in Visual Studio, using </w:t>
-      </w:r>
-      <w:proofErr w:type="spellStart"/>
-      <w:r>
-        <w:t>OleDb</w:t>
-      </w:r>
-      <w:proofErr w:type="spellEnd"/>
-      <w:r>
-        <w:t xml:space="preserve"> to manage the connection between the application and a Microsoft Access database stored in the Access 2002 to 2003 .</w:t>
-      </w:r>
-      <w:proofErr w:type="spellStart"/>
-      <w:r>
-        <w:t>mdb</w:t>
-      </w:r>
-      <w:proofErr w:type="spellEnd"/>
-      <w:r>
-        <w:t xml:space="preserve"> format. Visual Basic .NET has been chosen because it is the language used throughout this course and it allows the rapid development of graphical Windows applications with a professional user interface. </w:t>
-      </w:r>
-      <w:proofErr w:type="spellStart"/>
-      <w:r>
-        <w:t>OleDb</w:t>
-      </w:r>
-      <w:proofErr w:type="spellEnd"/>
-      <w:r>
-        <w:t xml:space="preserve"> has been chosen as the database connectivity method because it provides a straightforward and reliable way of connecting a Visual Basic .NET application to a Microsoft Access database, allowing SQL queries to be executed directly from the application code to insert, update, delete and retrieve records. Microsoft Access has been chosen as the database because it supports a full relational structure with primary keys, foreign keys and referential integrity which directly addresses the data management problems identified in the investigation.</w:t>
+        <w:t>The proposed solution is a Visual Basic .NET Windows Forms application built in Visual Studio, using OleDb to manage the connection between the application and a Microsoft Access database stored in the Access 2002 to 2003 .mdb format. Visual Basic .NET has been chosen because it is the language used throughout this course and it allows the rapid development of graphical Windows applications with a professional user interface. OleDb has been chosen as the database connectivity method because it provides a straightforward and reliable way of connecting a Visual Basic .NET application to a Microsoft Access database, allowing SQL queries to be executed directly from the application code to insert, update, delete and retrieve records. Microsoft Access has been chosen as the database because it supports a full relational structure with primary keys, foreign keys and referential integrity which directly addresses the data management problems identified in the investigation.</w:t>
       </w:r>
     </w:p>
     <w:p>
@@ -5895,17 +4994,7 @@
         <w:spacing w:line="276" w:lineRule="auto"/>
       </w:pPr>
       <w:r>
-        <w:t xml:space="preserve">The system will support three distinct user types each with their own interface and access level. Customers will access the system through a </w:t>
-      </w:r>
-      <w:proofErr w:type="spellStart"/>
-      <w:proofErr w:type="gramStart"/>
-      <w:r>
-        <w:t>self service</w:t>
-      </w:r>
-      <w:proofErr w:type="spellEnd"/>
-      <w:proofErr w:type="gramEnd"/>
-      <w:r>
-        <w:t xml:space="preserve"> kiosk interface. Staff will be able to log in to manage bookings and screenings. The manager will have full access to all areas of the system including film management and sales reporting. Access levels will be enforced through the login system to ensure that users can only access the parts of the system that are relevant to their role, which is dealt with by Objective 10.</w:t>
+        <w:t>The system will support three distinct user types each with their own interface and access level. Customers will access the system through a self service kiosk interface. Staff will be able to log in to manage bookings and screenings. The manager will have full access to all areas of the system including film management and sales reporting. Access levels will be enforced through the login system to ensure that users can only access the parts of the system that are relevant to their role, which is dealt with by Objective 10.</w:t>
       </w:r>
     </w:p>
     <w:p>
@@ -5939,15 +5028,7 @@
         <w:spacing w:line="276" w:lineRule="auto"/>
       </w:pPr>
       <w:r>
-        <w:t xml:space="preserve">Whilst the proposed </w:t>
-      </w:r>
-      <w:proofErr w:type="spellStart"/>
-      <w:r>
-        <w:t>Filmtopia</w:t>
-      </w:r>
-      <w:proofErr w:type="spellEnd"/>
-      <w:r>
-        <w:t xml:space="preserve"> system will address the core problems identified in the investigation, there are several areas that will not be included in the solution due to constraints of time, scope and available hardware and software. These limitations are outlined below.</w:t>
+        <w:t>Whilst the proposed Filmtopia system will address the core problems identified in the investigation, there are several areas that will not be included in the solution due to constraints of time, scope and available hardware and software. These limitations are outlined below.</w:t>
       </w:r>
     </w:p>
     <w:p>
@@ -5955,15 +5036,7 @@
         <w:spacing w:line="276" w:lineRule="auto"/>
       </w:pPr>
       <w:r>
-        <w:t xml:space="preserve">The system will not include online booking functionality. Developing a </w:t>
-      </w:r>
-      <w:proofErr w:type="gramStart"/>
-      <w:r>
-        <w:t>web based</w:t>
-      </w:r>
-      <w:proofErr w:type="gramEnd"/>
-      <w:r>
-        <w:t xml:space="preserve"> booking system that allows customers to purchase tickets remotely would require a web server, a publicly accessible database and a payment processing integration, all of which are beyond the scope of an A Level project. The system will instead focus on in-cinema operations at the box office and customer kiosk.</w:t>
+        <w:t>The system will not include online booking functionality. Developing a web based booking system that allows customers to purchase tickets remotely would require a web server, a publicly accessible database and a payment processing integration, all of which are beyond the scope of an A Level project. The system will instead focus on in-cinema operations at the box office and customer kiosk.</w:t>
       </w:r>
     </w:p>
     <w:p>
@@ -5971,15 +5044,7 @@
         <w:spacing w:line="276" w:lineRule="auto"/>
       </w:pPr>
       <w:r>
-        <w:t xml:space="preserve">The system will not include a real payment processing system. Taking card or cash payments involves integration with chip and pin hardware and payment gateway APIs which are not available for this project. Payment will be simulated within the system and the process of </w:t>
-      </w:r>
-      <w:proofErr w:type="gramStart"/>
-      <w:r>
-        <w:t>actually collecting</w:t>
-      </w:r>
-      <w:proofErr w:type="gramEnd"/>
-      <w:r>
-        <w:t xml:space="preserve"> money from the customer will be assumed to happen separately.</w:t>
+        <w:t>The system will not include a real payment processing system. Taking card or cash payments involves integration with chip and pin hardware and payment gateway APIs which are not available for this project. Payment will be simulated within the system and the process of actually collecting money from the customer will be assumed to happen separately.</w:t>
       </w:r>
     </w:p>
     <w:p>
@@ -5995,27 +5060,7 @@
         <w:spacing w:line="276" w:lineRule="auto"/>
       </w:pPr>
       <w:r>
-        <w:t xml:space="preserve">The system will not support multiple simultaneous users over a network. Whilst </w:t>
-      </w:r>
-      <w:proofErr w:type="spellStart"/>
-      <w:r>
-        <w:t>OleDb</w:t>
-      </w:r>
-      <w:proofErr w:type="spellEnd"/>
-      <w:r>
-        <w:t xml:space="preserve"> connections to a Microsoft Access database can technically support multiple users, developing a fully networked multi-user system with appropriate concurrency controls and </w:t>
-      </w:r>
-      <w:r>
-        <w:lastRenderedPageBreak/>
-        <w:t>conflict resolution is beyond the scope of this project. The system will be designed for use on a single machine or a small number of machines accessing the same .</w:t>
-      </w:r>
-      <w:proofErr w:type="spellStart"/>
-      <w:r>
-        <w:t>mdb</w:t>
-      </w:r>
-      <w:proofErr w:type="spellEnd"/>
-      <w:r>
-        <w:t xml:space="preserve"> database file locally.</w:t>
+        <w:t>The system will not support multiple simultaneous users over a network. Whilst OleDb connections to a Microsoft Access database can technically support multiple users, developing a fully networked multi-user system with appropriate concurrency controls and conflict resolution is beyond the scope of this project. The system will be designed for use on a single machine or a small number of machines accessing the same .mdb database file locally.</w:t>
       </w:r>
     </w:p>
     <w:p>
@@ -6074,15 +5119,7 @@
         <w:spacing w:line="276" w:lineRule="auto"/>
       </w:pPr>
       <w:r>
-        <w:t xml:space="preserve">The following objectives have been produced based on the findings of the investigation. Each objective is numbered and includes a </w:t>
-      </w:r>
-      <w:proofErr w:type="gramStart"/>
-      <w:r>
-        <w:t>success criteria</w:t>
-      </w:r>
-      <w:proofErr w:type="gramEnd"/>
-      <w:r>
-        <w:t xml:space="preserve"> which will be used to evaluate whether the objective has been met when the project is complete.</w:t>
+        <w:t>The following objectives have been produced based on the findings of the investigation. Each objective is numbered and includes a success criteria which will be used to evaluate whether the objective has been met when the project is complete.</w:t>
       </w:r>
     </w:p>
     <w:p>
@@ -6094,23 +5131,34 @@
           <w:b/>
           <w:bCs/>
         </w:rPr>
-        <w:t xml:space="preserve">Objective 1: The system must allow staff to add new customer ticket bookings for a selected screening, recording the </w:t>
-      </w:r>
-      <w:proofErr w:type="gramStart"/>
+        <w:t>Objective 1: The system must allow staff to add new customer ticket bookings for a selected screening, recording the customer name, chosen seats and number of tickets.</w:t>
+      </w:r>
+    </w:p>
+    <w:p>
+      <w:pPr>
+        <w:spacing w:after="80" w:line="276" w:lineRule="auto"/>
+      </w:pPr>
       <w:r>
         <w:rPr>
           <w:b/>
           <w:bCs/>
         </w:rPr>
-        <w:t>customer</w:t>
-      </w:r>
-      <w:proofErr w:type="gramEnd"/>
+        <w:t xml:space="preserve">Success Criteria: </w:t>
+      </w:r>
+      <w:r>
+        <w:t>A new booking should be added to the Microsoft Access database in under 30 seconds. The booking record should appear immediately in the database with the correct customer name, screening, seat numbers and ticket quantity. Validation should prevent a booking being saved without all required fields completed.</w:t>
+      </w:r>
+    </w:p>
+    <w:p>
+      <w:pPr>
+        <w:spacing w:before="200" w:after="40"/>
+      </w:pPr>
       <w:r>
         <w:rPr>
           <w:b/>
           <w:bCs/>
         </w:rPr>
-        <w:t xml:space="preserve"> name, chosen seats and number of tickets.</w:t>
+        <w:t>Objective 2: The system must prevent double bookings by ensuring that a seat which has already been allocated to a customer cannot be selected by another customer for the same screening.</w:t>
       </w:r>
     </w:p>
     <w:p>
@@ -6125,15 +5173,7 @@
         <w:t xml:space="preserve">Success Criteria: </w:t>
       </w:r>
       <w:r>
-        <w:t xml:space="preserve">A new booking should be added to the Microsoft Access database in under 30 seconds. The booking record should appear immediately in the database with the correct </w:t>
-      </w:r>
-      <w:proofErr w:type="gramStart"/>
-      <w:r>
-        <w:t>customer</w:t>
-      </w:r>
-      <w:proofErr w:type="gramEnd"/>
-      <w:r>
-        <w:t xml:space="preserve"> name, screening, seat numbers and ticket quantity. Validation should prevent a booking being saved without all required fields completed.</w:t>
+        <w:t>When a seat is already booked for a screening it should be visually marked as unavailable on the seat selection interface and it should be impossible to select or book it. Attempting to book an already taken seat should display a clear error message.</w:t>
       </w:r>
     </w:p>
     <w:p>
@@ -6145,7 +5185,7 @@
           <w:b/>
           <w:bCs/>
         </w:rPr>
-        <w:t>Objective 2: The system must prevent double bookings by ensuring that a seat which has already been allocated to a customer cannot be selected by another customer for the same screening.</w:t>
+        <w:t>Objective 3: The system must display a graphical seat map for each screening showing which seats are available and which are already booked.</w:t>
       </w:r>
     </w:p>
     <w:p>
@@ -6160,23 +5200,7 @@
         <w:t xml:space="preserve">Success Criteria: </w:t>
       </w:r>
       <w:r>
-        <w:t xml:space="preserve">When a seat is already booked for a </w:t>
-      </w:r>
-      <w:proofErr w:type="gramStart"/>
-      <w:r>
-        <w:t>screening</w:t>
-      </w:r>
-      <w:proofErr w:type="gramEnd"/>
-      <w:r>
-        <w:t xml:space="preserve"> it should be visually marked as unavailable on the seat selection </w:t>
-      </w:r>
-      <w:proofErr w:type="gramStart"/>
-      <w:r>
-        <w:t>interface</w:t>
-      </w:r>
-      <w:proofErr w:type="gramEnd"/>
-      <w:r>
-        <w:t xml:space="preserve"> and it should be impossible to select or book it. Attempting to book an already taken seat should display a clear error message.</w:t>
+        <w:t>The seat map should load within 3 seconds of a screening being selected. Available seats and booked seats should be displayed in clearly distinguishable colours. The seat map should accurately reflect the current state of the database at the time of loading.</w:t>
       </w:r>
     </w:p>
     <w:p>
@@ -6188,7 +5212,7 @@
           <w:b/>
           <w:bCs/>
         </w:rPr>
-        <w:t>Objective 3: The system must display a graphical seat map for each screening showing which seats are available and which are already booked.</w:t>
+        <w:t>Objective 4: The system must allow customers to purchase tickets through a self-service kiosk interface, selecting a film, screening time, seats and completing their booking without staff assistance.</w:t>
       </w:r>
     </w:p>
     <w:p>
@@ -6200,11 +5224,10 @@
           <w:b/>
           <w:bCs/>
         </w:rPr>
-        <w:lastRenderedPageBreak/>
         <w:t xml:space="preserve">Success Criteria: </w:t>
       </w:r>
       <w:r>
-        <w:t>The seat map should load within 3 seconds of a screening being selected. Available seats and booked seats should be displayed in clearly distinguishable colours. The seat map should accurately reflect the current state of the database at the time of loading.</w:t>
+        <w:t>A customer should be able to complete a full ticket booking through the kiosk interface in under 2 minutes. The kiosk should guide the customer through each stage clearly using buttons and on screen instructions. The completed booking should be recorded in the database correctly.</w:t>
       </w:r>
     </w:p>
     <w:p>
@@ -6216,7 +5239,7 @@
           <w:b/>
           <w:bCs/>
         </w:rPr>
-        <w:t>Objective 4: The system must allow customers to purchase tickets through a self-service kiosk interface, selecting a film, screening time, seats and completing their booking without staff assistance.</w:t>
+        <w:t>Objective 5: The system must allow customers to add food and drink items to their order at the same time as booking tickets, with the combined order saved to the database.</w:t>
       </w:r>
     </w:p>
     <w:p>
@@ -6231,15 +5254,7 @@
         <w:t xml:space="preserve">Success Criteria: </w:t>
       </w:r>
       <w:r>
-        <w:t xml:space="preserve">A customer should be able to complete a full ticket booking through the kiosk interface in under 2 minutes. The kiosk should guide the customer through each stage clearly using buttons and </w:t>
-      </w:r>
-      <w:proofErr w:type="gramStart"/>
-      <w:r>
-        <w:t>on screen</w:t>
-      </w:r>
-      <w:proofErr w:type="gramEnd"/>
-      <w:r>
-        <w:t xml:space="preserve"> instructions. The completed booking should be recorded in the database correctly.</w:t>
+        <w:t>Food and drink items should be displayed on a clearly navigable menu during the booking process. A customer should be able to add multiple items to their order. The food and drink order should be saved to the database linked to the correct booking record.</w:t>
       </w:r>
     </w:p>
     <w:p>
@@ -6251,7 +5266,7 @@
           <w:b/>
           <w:bCs/>
         </w:rPr>
-        <w:t>Objective 5: The system must allow customers to add food and drink items to their order at the same time as booking tickets, with the combined order saved to the database.</w:t>
+        <w:t>Objective 6: The system must allow staff and managers to add new films to the system, including the film title, age rating, duration and description.</w:t>
       </w:r>
     </w:p>
     <w:p>
@@ -6266,7 +5281,7 @@
         <w:t xml:space="preserve">Success Criteria: </w:t>
       </w:r>
       <w:r>
-        <w:t>Food and drink items should be displayed on a clearly navigable menu during the booking process. A customer should be able to add multiple items to their order. The food and drink order should be saved to the database linked to the correct booking record.</w:t>
+        <w:t>A new film record should be saved to the database in under 20 seconds with all required fields validated. The film should immediately appear in the list of available films when adding a new screening. Duplicate film titles should be prevented through validation.</w:t>
       </w:r>
     </w:p>
     <w:p>
@@ -6278,7 +5293,7 @@
           <w:b/>
           <w:bCs/>
         </w:rPr>
-        <w:t>Objective 6: The system must allow staff and managers to add new films to the system, including the film title, age rating, duration and description.</w:t>
+        <w:t>Objective 7: The system must allow staff and managers to add new screenings for existing films, specifying the screen, date, time and ticket price.</w:t>
       </w:r>
     </w:p>
     <w:p>
@@ -6293,7 +5308,7 @@
         <w:t xml:space="preserve">Success Criteria: </w:t>
       </w:r>
       <w:r>
-        <w:t>A new film record should be saved to the database in under 20 seconds with all required fields validated. The film should immediately appear in the list of available films when adding a new screening. Duplicate film titles should be prevented through validation.</w:t>
+        <w:t>A new screening record should be saved to the database correctly linked to the selected film. The screening should immediately appear in the list of available screenings on the customer kiosk. Validation should prevent a screening being added without a valid date, time, screen and ticket price.</w:t>
       </w:r>
     </w:p>
     <w:p>
@@ -6305,7 +5320,7 @@
           <w:b/>
           <w:bCs/>
         </w:rPr>
-        <w:t>Objective 7: The system must allow staff and managers to add new screenings for existing films, specifying the screen, date, time and ticket price.</w:t>
+        <w:t>Objective 8: The system must allow the manager to view a sales report showing total ticket sales and revenue for a selected date range.</w:t>
       </w:r>
     </w:p>
     <w:p>
@@ -6320,7 +5335,7 @@
         <w:t xml:space="preserve">Success Criteria: </w:t>
       </w:r>
       <w:r>
-        <w:t>A new screening record should be saved to the database correctly linked to the selected film. The screening should immediately appear in the list of available screenings on the customer kiosk. Validation should prevent a screening being added without a valid date, time, screen and ticket price.</w:t>
+        <w:t>The report should be generated using an SQL query through the OleDb connection and displayed on screen within 5 seconds of the date range being selected. The report should show the correct total number of tickets sold and total revenue for the selected period, calculated directly from the bookings in the database.</w:t>
       </w:r>
     </w:p>
     <w:p>
@@ -6332,7 +5347,7 @@
           <w:b/>
           <w:bCs/>
         </w:rPr>
-        <w:t>Objective 8: The system must allow the manager to view a sales report showing total ticket sales and revenue for a selected date range.</w:t>
+        <w:t>Objective 9: The system must allow the manager to view a list of all bookings for a selected screening, showing customer names, seat numbers and the number of tickets booked.</w:t>
       </w:r>
     </w:p>
     <w:p>
@@ -6347,19 +5362,7 @@
         <w:t xml:space="preserve">Success Criteria: </w:t>
       </w:r>
       <w:r>
-        <w:t xml:space="preserve">The report should be generated using an SQL query through the </w:t>
-      </w:r>
-      <w:proofErr w:type="spellStart"/>
-      <w:r>
-        <w:t>OleDb</w:t>
-      </w:r>
-      <w:proofErr w:type="spellEnd"/>
-      <w:r>
-        <w:t xml:space="preserve"> connection and displayed on screen within 5 seconds of the date range being selected. The </w:t>
-      </w:r>
-      <w:r>
-        <w:lastRenderedPageBreak/>
-        <w:t>report should show the correct total number of tickets sold and total revenue for the selected period, calculated directly from the bookings in the database.</w:t>
+        <w:t>The booking list should load within 3 seconds of a screening being selected. All bookings for that screening should be displayed accurately. The list should be printable or exportable for use as a physical register.</w:t>
       </w:r>
     </w:p>
     <w:p>
@@ -6371,7 +5374,7 @@
           <w:b/>
           <w:bCs/>
         </w:rPr>
-        <w:t>Objective 9: The system must allow the manager to view a list of all bookings for a selected screening, showing customer names, seat numbers and the number of tickets booked.</w:t>
+        <w:t>Objective 10: The system must enforce access levels so that customers using the kiosk can only access booking functions, whilst staff can access management functions and managers can access all areas of the system.</w:t>
       </w:r>
     </w:p>
     <w:p>
@@ -6386,7 +5389,7 @@
         <w:t xml:space="preserve">Success Criteria: </w:t>
       </w:r>
       <w:r>
-        <w:t>The booking list should load within 3 seconds of a screening being selected. All bookings for that screening should be displayed accurately. The list should be printable or exportable for use as a physical register.</w:t>
+        <w:t>The kiosk interface should not display any staff or manager options. Staff should be able to log in with a username and password and access staff functions only. The manager login should provide access to all areas of the system. Attempting to access a restricted area without the correct login should be prevented.</w:t>
       </w:r>
     </w:p>
     <w:p>
@@ -6398,7 +5401,7 @@
           <w:b/>
           <w:bCs/>
         </w:rPr>
-        <w:t>Objective 10: The system must enforce access levels so that customers using the kiosk can only access booking functions, whilst staff can access management functions and managers can access all areas of the system.</w:t>
+        <w:t>Objective 11: The system must allow staff to search for an existing booking by customer name or booking reference.</w:t>
       </w:r>
     </w:p>
     <w:p>
@@ -6413,15 +5416,7 @@
         <w:t xml:space="preserve">Success Criteria: </w:t>
       </w:r>
       <w:r>
-        <w:t xml:space="preserve">The kiosk interface should not display any staff or manager options. Staff should be able to log in with a username and </w:t>
-      </w:r>
-      <w:proofErr w:type="gramStart"/>
-      <w:r>
-        <w:t>password</w:t>
-      </w:r>
-      <w:proofErr w:type="gramEnd"/>
-      <w:r>
-        <w:t xml:space="preserve"> and access staff functions only. The manager login should provide access to all areas of the system. Attempting to access a restricted area without the correct login should be prevented.</w:t>
+        <w:t>A search by customer surname should return all matching bookings within 2 seconds. The search should work with partial name entries. The correct booking record should be displayed with all associated details including film, screening, seats and food order.</w:t>
       </w:r>
     </w:p>
     <w:p>
@@ -6433,7 +5428,7 @@
           <w:b/>
           <w:bCs/>
         </w:rPr>
-        <w:t>Objective 11: The system must allow staff to search for an existing booking by customer name or booking reference.</w:t>
+        <w:t>Objective 12: The system must allow staff to cancel an existing booking, removing the seat allocation from the database and making those seats available again.</w:t>
       </w:r>
     </w:p>
     <w:p>
@@ -6448,7 +5443,7 @@
         <w:t xml:space="preserve">Success Criteria: </w:t>
       </w:r>
       <w:r>
-        <w:t>A search by customer surname should return all matching bookings within 2 seconds. The search should work with partial name entries. The correct booking record should be displayed with all associated details including film, screening, seats and food order.</w:t>
+        <w:t>Cancelling a booking should update the database immediately so the seats become available for other customers. A confirmation prompt should be displayed before any booking is deleted. The cancelled booking should no longer appear in the active bookings list.</w:t>
       </w:r>
     </w:p>
     <w:p>
@@ -6460,7 +5455,7 @@
           <w:b/>
           <w:bCs/>
         </w:rPr>
-        <w:t>Objective 12: The system must allow staff to cancel an existing booking, removing the seat allocation from the database and making those seats available again.</w:t>
+        <w:t>Objective 13: The system must validate data entered by users to prevent invalid or incomplete records being saved to the database.</w:t>
       </w:r>
     </w:p>
     <w:p>
@@ -6475,7 +5470,7 @@
         <w:t xml:space="preserve">Success Criteria: </w:t>
       </w:r>
       <w:r>
-        <w:t>Cancelling a booking should update the database immediately so the seats become available for other customers. A confirmation prompt should be displayed before any booking is deleted. The cancelled booking should no longer appear in the active bookings list.</w:t>
+        <w:t>All required fields should be validated before a record is saved. Numeric fields should only accept numbers. Date fields should only accept valid dates. Text fields should have appropriate maximum lengths enforced. An informative error message should be displayed for each validation failure explaining what needs to be corrected.</w:t>
       </w:r>
     </w:p>
     <w:p>
@@ -6487,7 +5482,7 @@
           <w:b/>
           <w:bCs/>
         </w:rPr>
-        <w:t>Objective 13: The system must validate data entered by users to prevent invalid or incomplete records being saved to the database.</w:t>
+        <w:t>Objective 14: The system must have a consistent and professional user interface across all forms, using a uniform colour scheme, layout and naming convention throughout.</w:t>
       </w:r>
     </w:p>
     <w:p>
@@ -6502,43 +5497,7 @@
         <w:t xml:space="preserve">Success Criteria: </w:t>
       </w:r>
       <w:r>
-        <w:t>All required fields should be validated before a record is saved. Numeric fields should only accept numbers. Date fields should only accept valid dates. Text fields should have appropriate maximum lengths enforced. An informative error message should be displayed for each validation failure explaining what needs to be corrected.</w:t>
-      </w:r>
-    </w:p>
-    <w:p>
-      <w:pPr>
-        <w:spacing w:before="200" w:after="40"/>
-      </w:pPr>
-      <w:r>
-        <w:rPr>
-          <w:b/>
-          <w:bCs/>
-        </w:rPr>
-        <w:lastRenderedPageBreak/>
-        <w:t>Objective 14: The system must have a consistent and professional user interface across all forms, using a uniform colour scheme, layout and naming convention throughout.</w:t>
-      </w:r>
-    </w:p>
-    <w:p>
-      <w:pPr>
-        <w:spacing w:after="80" w:line="276" w:lineRule="auto"/>
-      </w:pPr>
-      <w:r>
-        <w:rPr>
-          <w:b/>
-          <w:bCs/>
-        </w:rPr>
-        <w:t xml:space="preserve">Success Criteria: </w:t>
-      </w:r>
-      <w:r>
-        <w:t xml:space="preserve">All forms should use the same colour scheme, font and button placement. Navigation buttons should appear in consistent positions across all forms. The system should look professional and be immediately recognisable as a </w:t>
-      </w:r>
-      <w:proofErr w:type="spellStart"/>
-      <w:r>
-        <w:t>Filmtopia</w:t>
-      </w:r>
-      <w:proofErr w:type="spellEnd"/>
-      <w:r>
-        <w:t xml:space="preserve"> branded application.</w:t>
+        <w:t>All forms should use the same colour scheme, font and button placement. Navigation buttons should appear in consistent positions across all forms. The system should look professional and be immediately recognisable as a Filmtopia branded application.</w:t>
       </w:r>
     </w:p>
     <w:p>
@@ -6570,12 +5529,12 @@
     </w:p>
     <w:p/>
     <w:sectPr>
-      <w:headerReference w:type="even" r:id="rId25"/>
-      <w:headerReference w:type="default" r:id="rId26"/>
-      <w:footerReference w:type="even" r:id="rId27"/>
-      <w:footerReference w:type="default" r:id="rId28"/>
-      <w:headerReference w:type="first" r:id="rId29"/>
-      <w:footerReference w:type="first" r:id="rId30"/>
+      <w:headerReference w:type="even" r:id="rId28"/>
+      <w:headerReference w:type="default" r:id="rId29"/>
+      <w:footerReference w:type="even" r:id="rId30"/>
+      <w:footerReference w:type="default" r:id="rId31"/>
+      <w:headerReference w:type="first" r:id="rId32"/>
+      <w:footerReference w:type="first" r:id="rId33"/>
       <w:pgSz w:w="12240" w:h="15840"/>
       <w:pgMar w:top="1440" w:right="1440" w:bottom="1440" w:left="1440" w:header="720" w:footer="720" w:gutter="0"/>
       <w:pgBorders w:offsetFrom="page">
@@ -7828,14 +6787,39 @@
   <c:roundedCorners val="0"/>
   <mc:AlternateContent xmlns:mc="http://schemas.openxmlformats.org/markup-compatibility/2006">
     <mc:Choice xmlns:c14="http://schemas.microsoft.com/office/drawing/2007/8/2/chart" Requires="c14">
-      <c14:style val="102"/>
+      <c14:style val="107"/>
     </mc:Choice>
     <mc:Fallback>
-      <c:style val="2"/>
+      <c:style val="7"/>
     </mc:Fallback>
   </mc:AlternateContent>
   <c:chart>
     <c:title>
+      <c:tx>
+        <c:rich>
+          <a:bodyPr rot="0" spcFirstLastPara="1" vertOverflow="ellipsis" vert="horz" wrap="square" anchor="ctr" anchorCtr="1"/>
+          <a:lstStyle/>
+          <a:p>
+            <a:pPr>
+              <a:defRPr sz="1400" b="1" i="0" u="none" strike="noStrike" kern="1200" cap="all" spc="50" baseline="0">
+                <a:solidFill>
+                  <a:schemeClr val="tx1">
+                    <a:lumMod val="65000"/>
+                    <a:lumOff val="35000"/>
+                  </a:schemeClr>
+                </a:solidFill>
+                <a:latin typeface="+mn-lt"/>
+                <a:ea typeface="+mn-ea"/>
+                <a:cs typeface="+mn-cs"/>
+              </a:defRPr>
+            </a:pPr>
+            <a:r>
+              <a:rPr lang="en-GB"/>
+              <a:t>number of customers</a:t>
+            </a:r>
+          </a:p>
+        </c:rich>
+      </c:tx>
       <c:overlay val="0"/>
       <c:spPr>
         <a:noFill/>
@@ -7849,7 +6833,7 @@
         <a:lstStyle/>
         <a:p>
           <a:pPr>
-            <a:defRPr sz="1400" b="0" i="0" u="none" strike="noStrike" kern="1200" spc="0" baseline="0">
+            <a:defRPr sz="1400" b="1" i="0" u="none" strike="noStrike" kern="1200" cap="all" spc="50" baseline="0">
               <a:solidFill>
                 <a:schemeClr val="tx1">
                   <a:lumMod val="65000"/>
@@ -7889,14 +6873,24 @@
             <c:bubble3D val="0"/>
             <c:spPr>
               <a:solidFill>
-                <a:schemeClr val="accent1"/>
+                <a:schemeClr val="accent5">
+                  <a:shade val="65000"/>
+                </a:schemeClr>
               </a:solidFill>
-              <a:ln w="19050">
-                <a:solidFill>
-                  <a:schemeClr val="lt1"/>
-                </a:solidFill>
+              <a:ln>
+                <a:noFill/>
               </a:ln>
               <a:effectLst/>
+              <a:scene3d>
+                <a:camera prst="orthographicFront"/>
+                <a:lightRig rig="brightRoom" dir="t"/>
+              </a:scene3d>
+              <a:sp3d prstMaterial="flat">
+                <a:bevelT w="50800" h="101600" prst="angle"/>
+                <a:contourClr>
+                  <a:srgbClr val="000000"/>
+                </a:contourClr>
+              </a:sp3d>
             </c:spPr>
             <c:extLst>
               <c:ext xmlns:c16="http://schemas.microsoft.com/office/drawing/2014/chart" uri="{C3380CC4-5D6E-409C-BE32-E72D297353CC}">
@@ -7909,14 +6903,22 @@
             <c:bubble3D val="0"/>
             <c:spPr>
               <a:solidFill>
-                <a:schemeClr val="accent2"/>
+                <a:schemeClr val="accent5"/>
               </a:solidFill>
-              <a:ln w="19050">
-                <a:solidFill>
-                  <a:schemeClr val="lt1"/>
-                </a:solidFill>
+              <a:ln>
+                <a:noFill/>
               </a:ln>
               <a:effectLst/>
+              <a:scene3d>
+                <a:camera prst="orthographicFront"/>
+                <a:lightRig rig="brightRoom" dir="t"/>
+              </a:scene3d>
+              <a:sp3d prstMaterial="flat">
+                <a:bevelT w="50800" h="101600" prst="angle"/>
+                <a:contourClr>
+                  <a:srgbClr val="000000"/>
+                </a:contourClr>
+              </a:sp3d>
             </c:spPr>
             <c:extLst>
               <c:ext xmlns:c16="http://schemas.microsoft.com/office/drawing/2014/chart" uri="{C3380CC4-5D6E-409C-BE32-E72D297353CC}">
@@ -7929,14 +6931,24 @@
             <c:bubble3D val="0"/>
             <c:spPr>
               <a:solidFill>
-                <a:schemeClr val="accent3"/>
+                <a:schemeClr val="accent5">
+                  <a:tint val="65000"/>
+                </a:schemeClr>
               </a:solidFill>
-              <a:ln w="19050">
-                <a:solidFill>
-                  <a:schemeClr val="lt1"/>
-                </a:solidFill>
+              <a:ln>
+                <a:noFill/>
               </a:ln>
               <a:effectLst/>
+              <a:scene3d>
+                <a:camera prst="orthographicFront"/>
+                <a:lightRig rig="brightRoom" dir="t"/>
+              </a:scene3d>
+              <a:sp3d prstMaterial="flat">
+                <a:bevelT w="50800" h="101600" prst="angle"/>
+                <a:contourClr>
+                  <a:srgbClr val="000000"/>
+                </a:contourClr>
+              </a:sp3d>
             </c:spPr>
             <c:extLst>
               <c:ext xmlns:c16="http://schemas.microsoft.com/office/drawing/2014/chart" uri="{C3380CC4-5D6E-409C-BE32-E72D297353CC}">
@@ -7944,6 +6956,59 @@
               </c:ext>
             </c:extLst>
           </c:dPt>
+          <c:dLbls>
+            <c:spPr>
+              <a:noFill/>
+              <a:ln>
+                <a:noFill/>
+              </a:ln>
+              <a:effectLst/>
+            </c:spPr>
+            <c:txPr>
+              <a:bodyPr rot="0" spcFirstLastPara="1" vertOverflow="ellipsis" vert="horz" wrap="square" lIns="38100" tIns="19050" rIns="38100" bIns="19050" anchor="ctr" anchorCtr="1">
+                <a:spAutoFit/>
+              </a:bodyPr>
+              <a:lstStyle/>
+              <a:p>
+                <a:pPr>
+                  <a:defRPr sz="900" b="1" i="0" u="none" strike="noStrike" kern="1200" baseline="0">
+                    <a:solidFill>
+                      <a:schemeClr val="lt1"/>
+                    </a:solidFill>
+                    <a:latin typeface="+mn-lt"/>
+                    <a:ea typeface="+mn-ea"/>
+                    <a:cs typeface="+mn-cs"/>
+                  </a:defRPr>
+                </a:pPr>
+                <a:endParaRPr lang="en-US"/>
+              </a:p>
+            </c:txPr>
+            <c:dLblPos val="inEnd"/>
+            <c:showLegendKey val="0"/>
+            <c:showVal val="0"/>
+            <c:showCatName val="0"/>
+            <c:showSerName val="0"/>
+            <c:showPercent val="1"/>
+            <c:showBubbleSize val="0"/>
+            <c:showLeaderLines val="1"/>
+            <c:leaderLines>
+              <c:spPr>
+                <a:ln w="9525" cap="flat" cmpd="sng" algn="ctr">
+                  <a:solidFill>
+                    <a:schemeClr val="tx1">
+                      <a:lumMod val="35000"/>
+                      <a:lumOff val="65000"/>
+                    </a:schemeClr>
+                  </a:solidFill>
+                  <a:round/>
+                </a:ln>
+                <a:effectLst/>
+              </c:spPr>
+            </c:leaderLines>
+            <c:extLst>
+              <c:ext xmlns:c15="http://schemas.microsoft.com/office/drawing/2012/chart" uri="{CE6537A1-D6FC-4f65-9D91-7224C49458BB}"/>
+            </c:extLst>
+          </c:dLbls>
           <c:cat>
             <c:strRef>
               <c:f>Sheet1!$A$2:$A$4</c:f>
@@ -7986,11 +7051,12 @@
           </c:extLst>
         </c:ser>
         <c:dLbls>
+          <c:dLblPos val="inEnd"/>
           <c:showLegendKey val="0"/>
           <c:showVal val="0"/>
           <c:showCatName val="0"/>
           <c:showSerName val="0"/>
-          <c:showPercent val="0"/>
+          <c:showPercent val="1"/>
           <c:showBubbleSize val="0"/>
           <c:showLeaderLines val="1"/>
         </c:dLbls>
@@ -8005,7 +7071,7 @@
       </c:spPr>
     </c:plotArea>
     <c:legend>
-      <c:legendPos val="b"/>
+      <c:legendPos val="t"/>
       <c:overlay val="0"/>
       <c:spPr>
         <a:noFill/>
@@ -8084,10 +7150,10 @@
   <c:roundedCorners val="0"/>
   <mc:AlternateContent xmlns:mc="http://schemas.openxmlformats.org/markup-compatibility/2006">
     <mc:Choice xmlns:c14="http://schemas.microsoft.com/office/drawing/2007/8/2/chart" Requires="c14">
-      <c14:style val="102"/>
+      <c14:style val="107"/>
     </mc:Choice>
     <mc:Fallback>
-      <c:style val="2"/>
+      <c:style val="7"/>
     </mc:Fallback>
   </mc:AlternateContent>
   <c:chart>
@@ -8105,7 +7171,7 @@
         <a:lstStyle/>
         <a:p>
           <a:pPr>
-            <a:defRPr sz="1400" b="0" i="0" u="none" strike="noStrike" kern="1200" spc="0" baseline="0">
+            <a:defRPr sz="1400" b="1" i="0" u="none" strike="noStrike" kern="1200" cap="all" spc="50" baseline="0">
               <a:solidFill>
                 <a:schemeClr val="tx1">
                   <a:lumMod val="65000"/>
@@ -8122,48 +7188,9 @@
       </c:txPr>
     </c:title>
     <c:autoTitleDeleted val="0"/>
-    <c:view3D>
-      <c:rotX val="30"/>
-      <c:rotY val="0"/>
-      <c:depthPercent val="100"/>
-      <c:rAngAx val="0"/>
-    </c:view3D>
-    <c:floor>
-      <c:thickness val="0"/>
-      <c:spPr>
-        <a:noFill/>
-        <a:ln>
-          <a:noFill/>
-        </a:ln>
-        <a:effectLst/>
-        <a:sp3d/>
-      </c:spPr>
-    </c:floor>
-    <c:sideWall>
-      <c:thickness val="0"/>
-      <c:spPr>
-        <a:noFill/>
-        <a:ln>
-          <a:noFill/>
-        </a:ln>
-        <a:effectLst/>
-        <a:sp3d/>
-      </c:spPr>
-    </c:sideWall>
-    <c:backWall>
-      <c:thickness val="0"/>
-      <c:spPr>
-        <a:noFill/>
-        <a:ln>
-          <a:noFill/>
-        </a:ln>
-        <a:effectLst/>
-        <a:sp3d/>
-      </c:spPr>
-    </c:backWall>
     <c:plotArea>
       <c:layout/>
-      <c:pie3DChart>
+      <c:pieChart>
         <c:varyColors val="1"/>
         <c:ser>
           <c:idx val="0"/>
@@ -8174,7 +7201,7 @@
               <c:strCache>
                 <c:ptCount val="1"/>
                 <c:pt idx="0">
-                  <c:v>Responses</c:v>
+                  <c:v>Number of customers</c:v>
                 </c:pt>
               </c:strCache>
             </c:strRef>
@@ -8184,23 +7211,28 @@
             <c:bubble3D val="0"/>
             <c:spPr>
               <a:solidFill>
-                <a:schemeClr val="accent1"/>
+                <a:schemeClr val="accent5">
+                  <a:shade val="76000"/>
+                </a:schemeClr>
               </a:solidFill>
-              <a:ln w="25400">
-                <a:solidFill>
-                  <a:schemeClr val="lt1"/>
-                </a:solidFill>
+              <a:ln>
+                <a:noFill/>
               </a:ln>
               <a:effectLst/>
-              <a:sp3d contourW="25400">
+              <a:scene3d>
+                <a:camera prst="orthographicFront"/>
+                <a:lightRig rig="brightRoom" dir="t"/>
+              </a:scene3d>
+              <a:sp3d prstMaterial="flat">
+                <a:bevelT w="50800" h="101600" prst="angle"/>
                 <a:contourClr>
-                  <a:schemeClr val="lt1"/>
+                  <a:srgbClr val="000000"/>
                 </a:contourClr>
               </a:sp3d>
             </c:spPr>
             <c:extLst>
               <c:ext xmlns:c16="http://schemas.microsoft.com/office/drawing/2014/chart" uri="{C3380CC4-5D6E-409C-BE32-E72D297353CC}">
-                <c16:uniqueId val="{00000001-2384-49C1-ADB8-00CC65CFD64A}"/>
+                <c16:uniqueId val="{00000001-7FAC-496F-B4AB-8E45CE976795}"/>
               </c:ext>
             </c:extLst>
           </c:dPt>
@@ -8209,26 +7241,84 @@
             <c:bubble3D val="0"/>
             <c:spPr>
               <a:solidFill>
-                <a:schemeClr val="accent2"/>
+                <a:schemeClr val="accent5">
+                  <a:tint val="77000"/>
+                </a:schemeClr>
               </a:solidFill>
-              <a:ln w="25400">
-                <a:solidFill>
-                  <a:schemeClr val="lt1"/>
-                </a:solidFill>
+              <a:ln>
+                <a:noFill/>
               </a:ln>
               <a:effectLst/>
-              <a:sp3d contourW="25400">
+              <a:scene3d>
+                <a:camera prst="orthographicFront"/>
+                <a:lightRig rig="brightRoom" dir="t"/>
+              </a:scene3d>
+              <a:sp3d prstMaterial="flat">
+                <a:bevelT w="50800" h="101600" prst="angle"/>
                 <a:contourClr>
-                  <a:schemeClr val="lt1"/>
+                  <a:srgbClr val="000000"/>
                 </a:contourClr>
               </a:sp3d>
             </c:spPr>
             <c:extLst>
               <c:ext xmlns:c16="http://schemas.microsoft.com/office/drawing/2014/chart" uri="{C3380CC4-5D6E-409C-BE32-E72D297353CC}">
-                <c16:uniqueId val="{00000003-2384-49C1-ADB8-00CC65CFD64A}"/>
+                <c16:uniqueId val="{00000003-7FAC-496F-B4AB-8E45CE976795}"/>
               </c:ext>
             </c:extLst>
           </c:dPt>
+          <c:dLbls>
+            <c:spPr>
+              <a:noFill/>
+              <a:ln>
+                <a:noFill/>
+              </a:ln>
+              <a:effectLst/>
+            </c:spPr>
+            <c:txPr>
+              <a:bodyPr rot="0" spcFirstLastPara="1" vertOverflow="ellipsis" vert="horz" wrap="square" lIns="38100" tIns="19050" rIns="38100" bIns="19050" anchor="ctr" anchorCtr="1">
+                <a:spAutoFit/>
+              </a:bodyPr>
+              <a:lstStyle/>
+              <a:p>
+                <a:pPr>
+                  <a:defRPr sz="900" b="1" i="0" u="none" strike="noStrike" kern="1200" baseline="0">
+                    <a:solidFill>
+                      <a:schemeClr val="lt1"/>
+                    </a:solidFill>
+                    <a:latin typeface="+mn-lt"/>
+                    <a:ea typeface="+mn-ea"/>
+                    <a:cs typeface="+mn-cs"/>
+                  </a:defRPr>
+                </a:pPr>
+                <a:endParaRPr lang="en-US"/>
+              </a:p>
+            </c:txPr>
+            <c:dLblPos val="inEnd"/>
+            <c:showLegendKey val="0"/>
+            <c:showVal val="0"/>
+            <c:showCatName val="0"/>
+            <c:showSerName val="0"/>
+            <c:showPercent val="1"/>
+            <c:showBubbleSize val="0"/>
+            <c:showLeaderLines val="1"/>
+            <c:leaderLines>
+              <c:spPr>
+                <a:ln w="9525" cap="flat" cmpd="sng" algn="ctr">
+                  <a:solidFill>
+                    <a:schemeClr val="tx1">
+                      <a:lumMod val="35000"/>
+                      <a:lumOff val="65000"/>
+                    </a:schemeClr>
+                  </a:solidFill>
+                  <a:round/>
+                </a:ln>
+                <a:effectLst/>
+              </c:spPr>
+            </c:leaderLines>
+            <c:extLst>
+              <c:ext xmlns:c15="http://schemas.microsoft.com/office/drawing/2012/chart" uri="{CE6537A1-D6FC-4f65-9D91-7224C49458BB}"/>
+            </c:extLst>
+          </c:dLbls>
           <c:cat>
             <c:strRef>
               <c:f>Sheet1!$A$2:$A$3</c:f>
@@ -8260,20 +7350,22 @@
           </c:val>
           <c:extLst>
             <c:ext xmlns:c16="http://schemas.microsoft.com/office/drawing/2014/chart" uri="{C3380CC4-5D6E-409C-BE32-E72D297353CC}">
-              <c16:uniqueId val="{00000000-D398-4D9B-882D-42779C848312}"/>
+              <c16:uniqueId val="{00000000-6E54-4313-9732-149AFA5EBFDD}"/>
             </c:ext>
           </c:extLst>
         </c:ser>
         <c:dLbls>
+          <c:dLblPos val="inEnd"/>
           <c:showLegendKey val="0"/>
           <c:showVal val="0"/>
           <c:showCatName val="0"/>
           <c:showSerName val="0"/>
-          <c:showPercent val="0"/>
+          <c:showPercent val="1"/>
           <c:showBubbleSize val="0"/>
           <c:showLeaderLines val="1"/>
         </c:dLbls>
-      </c:pie3DChart>
+        <c:firstSliceAng val="0"/>
+      </c:pieChart>
       <c:spPr>
         <a:noFill/>
         <a:ln>
@@ -8283,7 +7375,7 @@
       </c:spPr>
     </c:plotArea>
     <c:legend>
-      <c:legendPos val="b"/>
+      <c:legendPos val="t"/>
       <c:overlay val="0"/>
       <c:spPr>
         <a:noFill/>
@@ -8362,10 +7454,10 @@
   <c:roundedCorners val="0"/>
   <mc:AlternateContent xmlns:mc="http://schemas.openxmlformats.org/markup-compatibility/2006">
     <mc:Choice xmlns:c14="http://schemas.microsoft.com/office/drawing/2007/8/2/chart" Requires="c14">
-      <c14:style val="102"/>
+      <c14:style val="107"/>
     </mc:Choice>
     <mc:Fallback>
-      <c:style val="2"/>
+      <c:style val="7"/>
     </mc:Fallback>
   </mc:AlternateContent>
   <c:chart>
@@ -8383,7 +7475,7 @@
         <a:lstStyle/>
         <a:p>
           <a:pPr>
-            <a:defRPr sz="1400" b="0" i="0" u="none" strike="noStrike" kern="1200" spc="0" baseline="0">
+            <a:defRPr sz="1400" b="1" i="0" u="none" strike="noStrike" kern="1200" cap="all" spc="50" baseline="0">
               <a:solidFill>
                 <a:schemeClr val="tx1">
                   <a:lumMod val="65000"/>
@@ -8413,7 +7505,7 @@
               <c:strCache>
                 <c:ptCount val="1"/>
                 <c:pt idx="0">
-                  <c:v>Sales</c:v>
+                  <c:v>Customers experiencing a problem</c:v>
                 </c:pt>
               </c:strCache>
             </c:strRef>
@@ -8423,18 +7515,28 @@
             <c:bubble3D val="0"/>
             <c:spPr>
               <a:solidFill>
-                <a:schemeClr val="accent1"/>
+                <a:schemeClr val="accent5">
+                  <a:shade val="58000"/>
+                </a:schemeClr>
               </a:solidFill>
-              <a:ln w="19050">
-                <a:solidFill>
-                  <a:schemeClr val="lt1"/>
-                </a:solidFill>
+              <a:ln>
+                <a:noFill/>
               </a:ln>
               <a:effectLst/>
+              <a:scene3d>
+                <a:camera prst="orthographicFront"/>
+                <a:lightRig rig="brightRoom" dir="t"/>
+              </a:scene3d>
+              <a:sp3d prstMaterial="flat">
+                <a:bevelT w="50800" h="101600" prst="angle"/>
+                <a:contourClr>
+                  <a:srgbClr val="000000"/>
+                </a:contourClr>
+              </a:sp3d>
             </c:spPr>
             <c:extLst>
               <c:ext xmlns:c16="http://schemas.microsoft.com/office/drawing/2014/chart" uri="{C3380CC4-5D6E-409C-BE32-E72D297353CC}">
-                <c16:uniqueId val="{00000001-1F1E-4D16-8349-C7ACA4B78424}"/>
+                <c16:uniqueId val="{00000001-0A3B-4DAB-8ABE-5A4787927A4D}"/>
               </c:ext>
             </c:extLst>
           </c:dPt>
@@ -8443,18 +7545,28 @@
             <c:bubble3D val="0"/>
             <c:spPr>
               <a:solidFill>
-                <a:schemeClr val="accent2"/>
+                <a:schemeClr val="accent5">
+                  <a:shade val="86000"/>
+                </a:schemeClr>
               </a:solidFill>
-              <a:ln w="19050">
-                <a:solidFill>
-                  <a:schemeClr val="lt1"/>
-                </a:solidFill>
+              <a:ln>
+                <a:noFill/>
               </a:ln>
               <a:effectLst/>
+              <a:scene3d>
+                <a:camera prst="orthographicFront"/>
+                <a:lightRig rig="brightRoom" dir="t"/>
+              </a:scene3d>
+              <a:sp3d prstMaterial="flat">
+                <a:bevelT w="50800" h="101600" prst="angle"/>
+                <a:contourClr>
+                  <a:srgbClr val="000000"/>
+                </a:contourClr>
+              </a:sp3d>
             </c:spPr>
             <c:extLst>
               <c:ext xmlns:c16="http://schemas.microsoft.com/office/drawing/2014/chart" uri="{C3380CC4-5D6E-409C-BE32-E72D297353CC}">
-                <c16:uniqueId val="{00000003-1F1E-4D16-8349-C7ACA4B78424}"/>
+                <c16:uniqueId val="{00000003-0A3B-4DAB-8ABE-5A4787927A4D}"/>
               </c:ext>
             </c:extLst>
           </c:dPt>
@@ -8463,18 +7575,28 @@
             <c:bubble3D val="0"/>
             <c:spPr>
               <a:solidFill>
-                <a:schemeClr val="accent3"/>
+                <a:schemeClr val="accent5">
+                  <a:tint val="86000"/>
+                </a:schemeClr>
               </a:solidFill>
-              <a:ln w="19050">
-                <a:solidFill>
-                  <a:schemeClr val="lt1"/>
-                </a:solidFill>
+              <a:ln>
+                <a:noFill/>
               </a:ln>
               <a:effectLst/>
+              <a:scene3d>
+                <a:camera prst="orthographicFront"/>
+                <a:lightRig rig="brightRoom" dir="t"/>
+              </a:scene3d>
+              <a:sp3d prstMaterial="flat">
+                <a:bevelT w="50800" h="101600" prst="angle"/>
+                <a:contourClr>
+                  <a:srgbClr val="000000"/>
+                </a:contourClr>
+              </a:sp3d>
             </c:spPr>
             <c:extLst>
               <c:ext xmlns:c16="http://schemas.microsoft.com/office/drawing/2014/chart" uri="{C3380CC4-5D6E-409C-BE32-E72D297353CC}">
-                <c16:uniqueId val="{00000005-1F1E-4D16-8349-C7ACA4B78424}"/>
+                <c16:uniqueId val="{00000005-0A3B-4DAB-8ABE-5A4787927A4D}"/>
               </c:ext>
             </c:extLst>
           </c:dPt>
@@ -8483,37 +7605,100 @@
             <c:bubble3D val="0"/>
             <c:spPr>
               <a:solidFill>
-                <a:schemeClr val="accent4"/>
+                <a:schemeClr val="accent5">
+                  <a:tint val="58000"/>
+                </a:schemeClr>
               </a:solidFill>
-              <a:ln w="19050">
-                <a:solidFill>
-                  <a:schemeClr val="lt1"/>
-                </a:solidFill>
+              <a:ln>
+                <a:noFill/>
+              </a:ln>
+              <a:effectLst/>
+              <a:scene3d>
+                <a:camera prst="orthographicFront"/>
+                <a:lightRig rig="brightRoom" dir="t"/>
+              </a:scene3d>
+              <a:sp3d prstMaterial="flat">
+                <a:bevelT w="50800" h="101600" prst="angle"/>
+                <a:contourClr>
+                  <a:srgbClr val="000000"/>
+                </a:contourClr>
+              </a:sp3d>
+            </c:spPr>
+            <c:extLst>
+              <c:ext xmlns:c16="http://schemas.microsoft.com/office/drawing/2014/chart" uri="{C3380CC4-5D6E-409C-BE32-E72D297353CC}">
+                <c16:uniqueId val="{00000007-0A3B-4DAB-8ABE-5A4787927A4D}"/>
+              </c:ext>
+            </c:extLst>
+          </c:dPt>
+          <c:dLbls>
+            <c:spPr>
+              <a:noFill/>
+              <a:ln>
+                <a:noFill/>
               </a:ln>
               <a:effectLst/>
             </c:spPr>
+            <c:txPr>
+              <a:bodyPr rot="0" spcFirstLastPara="1" vertOverflow="ellipsis" vert="horz" wrap="square" lIns="38100" tIns="19050" rIns="38100" bIns="19050" anchor="ctr" anchorCtr="1">
+                <a:spAutoFit/>
+              </a:bodyPr>
+              <a:lstStyle/>
+              <a:p>
+                <a:pPr>
+                  <a:defRPr sz="900" b="1" i="0" u="none" strike="noStrike" kern="1200" baseline="0">
+                    <a:solidFill>
+                      <a:schemeClr val="lt1"/>
+                    </a:solidFill>
+                    <a:latin typeface="+mn-lt"/>
+                    <a:ea typeface="+mn-ea"/>
+                    <a:cs typeface="+mn-cs"/>
+                  </a:defRPr>
+                </a:pPr>
+                <a:endParaRPr lang="en-US"/>
+              </a:p>
+            </c:txPr>
+            <c:dLblPos val="inEnd"/>
+            <c:showLegendKey val="0"/>
+            <c:showVal val="0"/>
+            <c:showCatName val="0"/>
+            <c:showSerName val="0"/>
+            <c:showPercent val="1"/>
+            <c:showBubbleSize val="0"/>
+            <c:showLeaderLines val="1"/>
+            <c:leaderLines>
+              <c:spPr>
+                <a:ln w="9525" cap="flat" cmpd="sng" algn="ctr">
+                  <a:solidFill>
+                    <a:schemeClr val="tx1">
+                      <a:lumMod val="35000"/>
+                      <a:lumOff val="65000"/>
+                    </a:schemeClr>
+                  </a:solidFill>
+                  <a:round/>
+                </a:ln>
+                <a:effectLst/>
+              </c:spPr>
+            </c:leaderLines>
             <c:extLst>
-              <c:ext xmlns:c16="http://schemas.microsoft.com/office/drawing/2014/chart" uri="{C3380CC4-5D6E-409C-BE32-E72D297353CC}">
-                <c16:uniqueId val="{00000007-1F1E-4D16-8349-C7ACA4B78424}"/>
-              </c:ext>
+              <c:ext xmlns:c15="http://schemas.microsoft.com/office/drawing/2012/chart" uri="{CE6537A1-D6FC-4f65-9D91-7224C49458BB}"/>
             </c:extLst>
-          </c:dPt>
+          </c:dLbls>
           <c:cat>
             <c:strRef>
               <c:f>Sheet1!$A$2:$A$5</c:f>
               <c:strCache>
                 <c:ptCount val="4"/>
                 <c:pt idx="0">
-                  <c:v>1st Qtr</c:v>
+                  <c:v>Long queues at the box office</c:v>
                 </c:pt>
                 <c:pt idx="1">
-                  <c:v>2nd Qtr</c:v>
+                  <c:v>Seat already taken when I arrived /  same seat number given to others</c:v>
                 </c:pt>
                 <c:pt idx="2">
-                  <c:v>3rd Qtr</c:v>
+                  <c:v>Told screening was full when it was not </c:v>
                 </c:pt>
                 <c:pt idx="3">
-                  <c:v>4th Qtr</c:v>
+                  <c:v>Other </c:v>
                 </c:pt>
               </c:strCache>
             </c:strRef>
@@ -8525,32 +7710,33 @@
                 <c:formatCode>General</c:formatCode>
                 <c:ptCount val="4"/>
                 <c:pt idx="0">
-                  <c:v>8.1999999999999993</c:v>
+                  <c:v>9</c:v>
                 </c:pt>
                 <c:pt idx="1">
-                  <c:v>3.2</c:v>
+                  <c:v>5</c:v>
                 </c:pt>
                 <c:pt idx="2">
-                  <c:v>1.4</c:v>
+                  <c:v>3</c:v>
                 </c:pt>
                 <c:pt idx="3">
-                  <c:v>1.2</c:v>
+                  <c:v>2</c:v>
                 </c:pt>
               </c:numCache>
             </c:numRef>
           </c:val>
           <c:extLst>
             <c:ext xmlns:c16="http://schemas.microsoft.com/office/drawing/2014/chart" uri="{C3380CC4-5D6E-409C-BE32-E72D297353CC}">
-              <c16:uniqueId val="{00000000-A4F7-404B-9D21-905243946408}"/>
+              <c16:uniqueId val="{00000000-BABF-4230-A72C-5C64448756D9}"/>
             </c:ext>
           </c:extLst>
         </c:ser>
         <c:dLbls>
+          <c:dLblPos val="inEnd"/>
           <c:showLegendKey val="0"/>
           <c:showVal val="0"/>
           <c:showCatName val="0"/>
           <c:showSerName val="0"/>
-          <c:showPercent val="0"/>
+          <c:showPercent val="1"/>
           <c:showBubbleSize val="0"/>
           <c:showLeaderLines val="1"/>
         </c:dLbls>
@@ -8565,7 +7751,7 @@
       </c:spPr>
     </c:plotArea>
     <c:legend>
-      <c:legendPos val="b"/>
+      <c:legendPos val="t"/>
       <c:overlay val="0"/>
       <c:spPr>
         <a:noFill/>
@@ -8644,10 +7830,10 @@
   <c:roundedCorners val="0"/>
   <mc:AlternateContent xmlns:mc="http://schemas.openxmlformats.org/markup-compatibility/2006">
     <mc:Choice xmlns:c14="http://schemas.microsoft.com/office/drawing/2007/8/2/chart" Requires="c14">
-      <c14:style val="102"/>
+      <c14:style val="107"/>
     </mc:Choice>
     <mc:Fallback>
-      <c:style val="2"/>
+      <c:style val="7"/>
     </mc:Fallback>
   </mc:AlternateContent>
   <c:chart>
@@ -8665,7 +7851,7 @@
         <a:lstStyle/>
         <a:p>
           <a:pPr>
-            <a:defRPr sz="1400" b="0" i="0" u="none" strike="noStrike" kern="1200" spc="0" baseline="0">
+            <a:defRPr sz="1400" b="1" i="0" u="none" strike="noStrike" kern="1200" cap="all" spc="50" baseline="0">
               <a:solidFill>
                 <a:schemeClr val="tx1">
                   <a:lumMod val="65000"/>
@@ -8695,7 +7881,7 @@
               <c:strCache>
                 <c:ptCount val="1"/>
                 <c:pt idx="0">
-                  <c:v>Responses</c:v>
+                  <c:v>Number of customers</c:v>
                 </c:pt>
               </c:strCache>
             </c:strRef>
@@ -8705,18 +7891,28 @@
             <c:bubble3D val="0"/>
             <c:spPr>
               <a:solidFill>
-                <a:schemeClr val="accent1"/>
+                <a:schemeClr val="accent5">
+                  <a:shade val="58000"/>
+                </a:schemeClr>
               </a:solidFill>
-              <a:ln w="19050">
-                <a:solidFill>
-                  <a:schemeClr val="lt1"/>
-                </a:solidFill>
+              <a:ln>
+                <a:noFill/>
               </a:ln>
               <a:effectLst/>
+              <a:scene3d>
+                <a:camera prst="orthographicFront"/>
+                <a:lightRig rig="brightRoom" dir="t"/>
+              </a:scene3d>
+              <a:sp3d prstMaterial="flat">
+                <a:bevelT w="50800" h="101600" prst="angle"/>
+                <a:contourClr>
+                  <a:srgbClr val="000000"/>
+                </a:contourClr>
+              </a:sp3d>
             </c:spPr>
             <c:extLst>
               <c:ext xmlns:c16="http://schemas.microsoft.com/office/drawing/2014/chart" uri="{C3380CC4-5D6E-409C-BE32-E72D297353CC}">
-                <c16:uniqueId val="{00000001-26F8-4F47-9DC9-3522B86CDD65}"/>
+                <c16:uniqueId val="{00000001-6067-4263-81C8-D631F27ECE44}"/>
               </c:ext>
             </c:extLst>
           </c:dPt>
@@ -8725,21 +7921,798 @@
             <c:bubble3D val="0"/>
             <c:spPr>
               <a:solidFill>
-                <a:schemeClr val="accent2"/>
+                <a:schemeClr val="accent5">
+                  <a:shade val="86000"/>
+                </a:schemeClr>
               </a:solidFill>
-              <a:ln w="19050">
-                <a:solidFill>
-                  <a:schemeClr val="lt1"/>
-                </a:solidFill>
+              <a:ln>
+                <a:noFill/>
+              </a:ln>
+              <a:effectLst/>
+              <a:scene3d>
+                <a:camera prst="orthographicFront"/>
+                <a:lightRig rig="brightRoom" dir="t"/>
+              </a:scene3d>
+              <a:sp3d prstMaterial="flat">
+                <a:bevelT w="50800" h="101600" prst="angle"/>
+                <a:contourClr>
+                  <a:srgbClr val="000000"/>
+                </a:contourClr>
+              </a:sp3d>
+            </c:spPr>
+            <c:extLst>
+              <c:ext xmlns:c16="http://schemas.microsoft.com/office/drawing/2014/chart" uri="{C3380CC4-5D6E-409C-BE32-E72D297353CC}">
+                <c16:uniqueId val="{00000003-6067-4263-81C8-D631F27ECE44}"/>
+              </c:ext>
+            </c:extLst>
+          </c:dPt>
+          <c:dPt>
+            <c:idx val="2"/>
+            <c:bubble3D val="0"/>
+            <c:spPr>
+              <a:solidFill>
+                <a:schemeClr val="accent5">
+                  <a:tint val="86000"/>
+                </a:schemeClr>
+              </a:solidFill>
+              <a:ln>
+                <a:noFill/>
+              </a:ln>
+              <a:effectLst/>
+              <a:scene3d>
+                <a:camera prst="orthographicFront"/>
+                <a:lightRig rig="brightRoom" dir="t"/>
+              </a:scene3d>
+              <a:sp3d prstMaterial="flat">
+                <a:bevelT w="50800" h="101600" prst="angle"/>
+                <a:contourClr>
+                  <a:srgbClr val="000000"/>
+                </a:contourClr>
+              </a:sp3d>
+            </c:spPr>
+            <c:extLst>
+              <c:ext xmlns:c16="http://schemas.microsoft.com/office/drawing/2014/chart" uri="{C3380CC4-5D6E-409C-BE32-E72D297353CC}">
+                <c16:uniqueId val="{00000005-6067-4263-81C8-D631F27ECE44}"/>
+              </c:ext>
+            </c:extLst>
+          </c:dPt>
+          <c:dPt>
+            <c:idx val="3"/>
+            <c:bubble3D val="0"/>
+            <c:spPr>
+              <a:solidFill>
+                <a:schemeClr val="accent5">
+                  <a:tint val="58000"/>
+                </a:schemeClr>
+              </a:solidFill>
+              <a:ln>
+                <a:noFill/>
+              </a:ln>
+              <a:effectLst/>
+              <a:scene3d>
+                <a:camera prst="orthographicFront"/>
+                <a:lightRig rig="brightRoom" dir="t"/>
+              </a:scene3d>
+              <a:sp3d prstMaterial="flat">
+                <a:bevelT w="50800" h="101600" prst="angle"/>
+                <a:contourClr>
+                  <a:srgbClr val="000000"/>
+                </a:contourClr>
+              </a:sp3d>
+            </c:spPr>
+            <c:extLst>
+              <c:ext xmlns:c16="http://schemas.microsoft.com/office/drawing/2014/chart" uri="{C3380CC4-5D6E-409C-BE32-E72D297353CC}">
+                <c16:uniqueId val="{00000007-6067-4263-81C8-D631F27ECE44}"/>
+              </c:ext>
+            </c:extLst>
+          </c:dPt>
+          <c:dLbls>
+            <c:spPr>
+              <a:noFill/>
+              <a:ln>
+                <a:noFill/>
               </a:ln>
               <a:effectLst/>
             </c:spPr>
+            <c:txPr>
+              <a:bodyPr rot="0" spcFirstLastPara="1" vertOverflow="ellipsis" vert="horz" wrap="square" lIns="38100" tIns="19050" rIns="38100" bIns="19050" anchor="ctr" anchorCtr="1">
+                <a:spAutoFit/>
+              </a:bodyPr>
+              <a:lstStyle/>
+              <a:p>
+                <a:pPr>
+                  <a:defRPr sz="900" b="1" i="0" u="none" strike="noStrike" kern="1200" baseline="0">
+                    <a:solidFill>
+                      <a:schemeClr val="lt1"/>
+                    </a:solidFill>
+                    <a:latin typeface="+mn-lt"/>
+                    <a:ea typeface="+mn-ea"/>
+                    <a:cs typeface="+mn-cs"/>
+                  </a:defRPr>
+                </a:pPr>
+                <a:endParaRPr lang="en-US"/>
+              </a:p>
+            </c:txPr>
+            <c:dLblPos val="inEnd"/>
+            <c:showLegendKey val="0"/>
+            <c:showVal val="0"/>
+            <c:showCatName val="0"/>
+            <c:showSerName val="0"/>
+            <c:showPercent val="1"/>
+            <c:showBubbleSize val="0"/>
+            <c:showLeaderLines val="1"/>
+            <c:leaderLines>
+              <c:spPr>
+                <a:ln w="9525" cap="flat" cmpd="sng" algn="ctr">
+                  <a:solidFill>
+                    <a:schemeClr val="tx1">
+                      <a:lumMod val="35000"/>
+                      <a:lumOff val="65000"/>
+                    </a:schemeClr>
+                  </a:solidFill>
+                  <a:round/>
+                </a:ln>
+                <a:effectLst/>
+              </c:spPr>
+            </c:leaderLines>
+            <c:extLst>
+              <c:ext xmlns:c15="http://schemas.microsoft.com/office/drawing/2012/chart" uri="{CE6537A1-D6FC-4f65-9D91-7224C49458BB}"/>
+            </c:extLst>
+          </c:dLbls>
+          <c:cat>
+            <c:strRef>
+              <c:f>Sheet1!$A$2:$A$5</c:f>
+              <c:strCache>
+                <c:ptCount val="4"/>
+                <c:pt idx="0">
+                  <c:v>Yes definitely</c:v>
+                </c:pt>
+                <c:pt idx="1">
+                  <c:v>Probably yes</c:v>
+                </c:pt>
+                <c:pt idx="2">
+                  <c:v>Not sure</c:v>
+                </c:pt>
+                <c:pt idx="3">
+                  <c:v>No</c:v>
+                </c:pt>
+              </c:strCache>
+            </c:strRef>
+          </c:cat>
+          <c:val>
+            <c:numRef>
+              <c:f>Sheet1!$B$2:$B$5</c:f>
+              <c:numCache>
+                <c:formatCode>General</c:formatCode>
+                <c:ptCount val="4"/>
+                <c:pt idx="0">
+                  <c:v>12</c:v>
+                </c:pt>
+                <c:pt idx="1">
+                  <c:v>5</c:v>
+                </c:pt>
+                <c:pt idx="2">
+                  <c:v>2</c:v>
+                </c:pt>
+                <c:pt idx="3">
+                  <c:v>1</c:v>
+                </c:pt>
+              </c:numCache>
+            </c:numRef>
+          </c:val>
+          <c:extLst>
+            <c:ext xmlns:c16="http://schemas.microsoft.com/office/drawing/2014/chart" uri="{C3380CC4-5D6E-409C-BE32-E72D297353CC}">
+              <c16:uniqueId val="{00000000-6075-4E99-B534-088FC2D91617}"/>
+            </c:ext>
+          </c:extLst>
+        </c:ser>
+        <c:dLbls>
+          <c:dLblPos val="inEnd"/>
+          <c:showLegendKey val="0"/>
+          <c:showVal val="0"/>
+          <c:showCatName val="0"/>
+          <c:showSerName val="0"/>
+          <c:showPercent val="1"/>
+          <c:showBubbleSize val="0"/>
+          <c:showLeaderLines val="1"/>
+        </c:dLbls>
+        <c:firstSliceAng val="0"/>
+      </c:pieChart>
+      <c:spPr>
+        <a:noFill/>
+        <a:ln>
+          <a:noFill/>
+        </a:ln>
+        <a:effectLst/>
+      </c:spPr>
+    </c:plotArea>
+    <c:legend>
+      <c:legendPos val="t"/>
+      <c:overlay val="0"/>
+      <c:spPr>
+        <a:noFill/>
+        <a:ln>
+          <a:noFill/>
+        </a:ln>
+        <a:effectLst/>
+      </c:spPr>
+      <c:txPr>
+        <a:bodyPr rot="0" spcFirstLastPara="1" vertOverflow="ellipsis" vert="horz" wrap="square" anchor="ctr" anchorCtr="1"/>
+        <a:lstStyle/>
+        <a:p>
+          <a:pPr>
+            <a:defRPr sz="900" b="0" i="0" u="none" strike="noStrike" kern="1200" baseline="0">
+              <a:solidFill>
+                <a:schemeClr val="tx1">
+                  <a:lumMod val="65000"/>
+                  <a:lumOff val="35000"/>
+                </a:schemeClr>
+              </a:solidFill>
+              <a:latin typeface="+mn-lt"/>
+              <a:ea typeface="+mn-ea"/>
+              <a:cs typeface="+mn-cs"/>
+            </a:defRPr>
+          </a:pPr>
+          <a:endParaRPr lang="en-US"/>
+        </a:p>
+      </c:txPr>
+    </c:legend>
+    <c:plotVisOnly val="1"/>
+    <c:dispBlanksAs val="gap"/>
+    <c:showDLblsOverMax val="0"/>
+    <c:extLst>
+      <c:ext xmlns:c16r3="http://schemas.microsoft.com/office/drawing/2017/03/chart" uri="{56B9EC1D-385E-4148-901F-78D8002777C0}">
+        <c16r3:dataDisplayOptions16>
+          <c16r3:dispNaAsBlank val="1"/>
+        </c16r3:dataDisplayOptions16>
+      </c:ext>
+    </c:extLst>
+  </c:chart>
+  <c:spPr>
+    <a:solidFill>
+      <a:schemeClr val="bg1"/>
+    </a:solidFill>
+    <a:ln w="9525" cap="flat" cmpd="sng" algn="ctr">
+      <a:solidFill>
+        <a:schemeClr val="tx1">
+          <a:lumMod val="15000"/>
+          <a:lumOff val="85000"/>
+        </a:schemeClr>
+      </a:solidFill>
+      <a:round/>
+    </a:ln>
+    <a:effectLst/>
+  </c:spPr>
+  <c:txPr>
+    <a:bodyPr/>
+    <a:lstStyle/>
+    <a:p>
+      <a:pPr>
+        <a:defRPr/>
+      </a:pPr>
+      <a:endParaRPr lang="en-US"/>
+    </a:p>
+  </c:txPr>
+  <c:externalData r:id="rId3">
+    <c:autoUpdate val="0"/>
+  </c:externalData>
+</c:chartSpace>
+</file>
+
+<file path=word/charts/chart5.xml><?xml version="1.0" encoding="utf-8"?>
+<c:chartSpace xmlns:c="http://schemas.openxmlformats.org/drawingml/2006/chart" xmlns:a="http://schemas.openxmlformats.org/drawingml/2006/main" xmlns:r="http://schemas.openxmlformats.org/officeDocument/2006/relationships" xmlns:c16r2="http://schemas.microsoft.com/office/drawing/2015/06/chart">
+  <c:date1904 val="0"/>
+  <c:lang val="en-GB"/>
+  <c:roundedCorners val="0"/>
+  <mc:AlternateContent xmlns:mc="http://schemas.openxmlformats.org/markup-compatibility/2006">
+    <mc:Choice xmlns:c14="http://schemas.microsoft.com/office/drawing/2007/8/2/chart" Requires="c14">
+      <c14:style val="107"/>
+    </mc:Choice>
+    <mc:Fallback>
+      <c:style val="7"/>
+    </mc:Fallback>
+  </mc:AlternateContent>
+  <c:chart>
+    <c:title>
+      <c:overlay val="0"/>
+      <c:spPr>
+        <a:noFill/>
+        <a:ln>
+          <a:noFill/>
+        </a:ln>
+        <a:effectLst/>
+      </c:spPr>
+      <c:txPr>
+        <a:bodyPr rot="0" spcFirstLastPara="1" vertOverflow="ellipsis" vert="horz" wrap="square" anchor="ctr" anchorCtr="1"/>
+        <a:lstStyle/>
+        <a:p>
+          <a:pPr>
+            <a:defRPr sz="1400" b="1" i="0" u="none" strike="noStrike" kern="1200" cap="all" spc="50" baseline="0">
+              <a:solidFill>
+                <a:schemeClr val="tx1">
+                  <a:lumMod val="65000"/>
+                  <a:lumOff val="35000"/>
+                </a:schemeClr>
+              </a:solidFill>
+              <a:latin typeface="+mn-lt"/>
+              <a:ea typeface="+mn-ea"/>
+              <a:cs typeface="+mn-cs"/>
+            </a:defRPr>
+          </a:pPr>
+          <a:endParaRPr lang="en-US"/>
+        </a:p>
+      </c:txPr>
+    </c:title>
+    <c:autoTitleDeleted val="0"/>
+    <c:plotArea>
+      <c:layout/>
+      <c:pieChart>
+        <c:varyColors val="1"/>
+        <c:ser>
+          <c:idx val="0"/>
+          <c:order val="0"/>
+          <c:tx>
+            <c:strRef>
+              <c:f>Sheet1!$B$1</c:f>
+              <c:strCache>
+                <c:ptCount val="1"/>
+                <c:pt idx="0">
+                  <c:v>Number of Customers</c:v>
+                </c:pt>
+              </c:strCache>
+            </c:strRef>
+          </c:tx>
+          <c:dPt>
+            <c:idx val="0"/>
+            <c:bubble3D val="0"/>
+            <c:spPr>
+              <a:solidFill>
+                <a:schemeClr val="accent5">
+                  <a:shade val="65000"/>
+                </a:schemeClr>
+              </a:solidFill>
+              <a:ln>
+                <a:noFill/>
+              </a:ln>
+              <a:effectLst/>
+              <a:scene3d>
+                <a:camera prst="orthographicFront"/>
+                <a:lightRig rig="brightRoom" dir="t"/>
+              </a:scene3d>
+              <a:sp3d prstMaterial="flat">
+                <a:bevelT w="50800" h="101600" prst="angle"/>
+                <a:contourClr>
+                  <a:srgbClr val="000000"/>
+                </a:contourClr>
+              </a:sp3d>
+            </c:spPr>
             <c:extLst>
               <c:ext xmlns:c16="http://schemas.microsoft.com/office/drawing/2014/chart" uri="{C3380CC4-5D6E-409C-BE32-E72D297353CC}">
-                <c16:uniqueId val="{00000003-26F8-4F47-9DC9-3522B86CDD65}"/>
+                <c16:uniqueId val="{00000001-AF81-4338-AD12-122A707895EC}"/>
               </c:ext>
             </c:extLst>
           </c:dPt>
+          <c:dPt>
+            <c:idx val="1"/>
+            <c:bubble3D val="0"/>
+            <c:spPr>
+              <a:solidFill>
+                <a:schemeClr val="accent5"/>
+              </a:solidFill>
+              <a:ln>
+                <a:noFill/>
+              </a:ln>
+              <a:effectLst/>
+              <a:scene3d>
+                <a:camera prst="orthographicFront"/>
+                <a:lightRig rig="brightRoom" dir="t"/>
+              </a:scene3d>
+              <a:sp3d prstMaterial="flat">
+                <a:bevelT w="50800" h="101600" prst="angle"/>
+                <a:contourClr>
+                  <a:srgbClr val="000000"/>
+                </a:contourClr>
+              </a:sp3d>
+            </c:spPr>
+            <c:extLst>
+              <c:ext xmlns:c16="http://schemas.microsoft.com/office/drawing/2014/chart" uri="{C3380CC4-5D6E-409C-BE32-E72D297353CC}">
+                <c16:uniqueId val="{00000003-AF81-4338-AD12-122A707895EC}"/>
+              </c:ext>
+            </c:extLst>
+          </c:dPt>
+          <c:dPt>
+            <c:idx val="2"/>
+            <c:bubble3D val="0"/>
+            <c:spPr>
+              <a:solidFill>
+                <a:schemeClr val="accent5">
+                  <a:tint val="65000"/>
+                </a:schemeClr>
+              </a:solidFill>
+              <a:ln>
+                <a:noFill/>
+              </a:ln>
+              <a:effectLst/>
+              <a:scene3d>
+                <a:camera prst="orthographicFront"/>
+                <a:lightRig rig="brightRoom" dir="t"/>
+              </a:scene3d>
+              <a:sp3d prstMaterial="flat">
+                <a:bevelT w="50800" h="101600" prst="angle"/>
+                <a:contourClr>
+                  <a:srgbClr val="000000"/>
+                </a:contourClr>
+              </a:sp3d>
+            </c:spPr>
+            <c:extLst>
+              <c:ext xmlns:c16="http://schemas.microsoft.com/office/drawing/2014/chart" uri="{C3380CC4-5D6E-409C-BE32-E72D297353CC}">
+                <c16:uniqueId val="{00000005-AF81-4338-AD12-122A707895EC}"/>
+              </c:ext>
+            </c:extLst>
+          </c:dPt>
+          <c:dLbls>
+            <c:spPr>
+              <a:noFill/>
+              <a:ln>
+                <a:noFill/>
+              </a:ln>
+              <a:effectLst/>
+            </c:spPr>
+            <c:txPr>
+              <a:bodyPr rot="0" spcFirstLastPara="1" vertOverflow="ellipsis" vert="horz" wrap="square" lIns="38100" tIns="19050" rIns="38100" bIns="19050" anchor="ctr" anchorCtr="1">
+                <a:spAutoFit/>
+              </a:bodyPr>
+              <a:lstStyle/>
+              <a:p>
+                <a:pPr>
+                  <a:defRPr sz="900" b="1" i="0" u="none" strike="noStrike" kern="1200" baseline="0">
+                    <a:solidFill>
+                      <a:schemeClr val="lt1"/>
+                    </a:solidFill>
+                    <a:latin typeface="+mn-lt"/>
+                    <a:ea typeface="+mn-ea"/>
+                    <a:cs typeface="+mn-cs"/>
+                  </a:defRPr>
+                </a:pPr>
+                <a:endParaRPr lang="en-US"/>
+              </a:p>
+            </c:txPr>
+            <c:dLblPos val="inEnd"/>
+            <c:showLegendKey val="0"/>
+            <c:showVal val="0"/>
+            <c:showCatName val="0"/>
+            <c:showSerName val="0"/>
+            <c:showPercent val="1"/>
+            <c:showBubbleSize val="0"/>
+            <c:showLeaderLines val="1"/>
+            <c:leaderLines>
+              <c:spPr>
+                <a:ln w="9525" cap="flat" cmpd="sng" algn="ctr">
+                  <a:solidFill>
+                    <a:schemeClr val="tx1">
+                      <a:lumMod val="35000"/>
+                      <a:lumOff val="65000"/>
+                    </a:schemeClr>
+                  </a:solidFill>
+                  <a:round/>
+                </a:ln>
+                <a:effectLst/>
+              </c:spPr>
+            </c:leaderLines>
+            <c:extLst>
+              <c:ext xmlns:c15="http://schemas.microsoft.com/office/drawing/2012/chart" uri="{CE6537A1-D6FC-4f65-9D91-7224C49458BB}"/>
+            </c:extLst>
+          </c:dLbls>
+          <c:cat>
+            <c:strRef>
+              <c:f>Sheet1!$A$2:$A$4</c:f>
+              <c:strCache>
+                <c:ptCount val="3"/>
+                <c:pt idx="0">
+                  <c:v>Very important</c:v>
+                </c:pt>
+                <c:pt idx="1">
+                  <c:v>Quite important</c:v>
+                </c:pt>
+                <c:pt idx="2">
+                  <c:v>Not important</c:v>
+                </c:pt>
+              </c:strCache>
+            </c:strRef>
+          </c:cat>
+          <c:val>
+            <c:numRef>
+              <c:f>Sheet1!$B$2:$B$4</c:f>
+              <c:numCache>
+                <c:formatCode>General</c:formatCode>
+                <c:ptCount val="3"/>
+                <c:pt idx="0">
+                  <c:v>11</c:v>
+                </c:pt>
+                <c:pt idx="1">
+                  <c:v>6</c:v>
+                </c:pt>
+                <c:pt idx="2">
+                  <c:v>3</c:v>
+                </c:pt>
+              </c:numCache>
+            </c:numRef>
+          </c:val>
+          <c:extLst>
+            <c:ext xmlns:c16="http://schemas.microsoft.com/office/drawing/2014/chart" uri="{C3380CC4-5D6E-409C-BE32-E72D297353CC}">
+              <c16:uniqueId val="{00000000-A165-4020-A4C1-20FB12770637}"/>
+            </c:ext>
+          </c:extLst>
+        </c:ser>
+        <c:dLbls>
+          <c:dLblPos val="inEnd"/>
+          <c:showLegendKey val="0"/>
+          <c:showVal val="0"/>
+          <c:showCatName val="0"/>
+          <c:showSerName val="0"/>
+          <c:showPercent val="1"/>
+          <c:showBubbleSize val="0"/>
+          <c:showLeaderLines val="1"/>
+        </c:dLbls>
+        <c:firstSliceAng val="0"/>
+      </c:pieChart>
+      <c:spPr>
+        <a:noFill/>
+        <a:ln>
+          <a:noFill/>
+        </a:ln>
+        <a:effectLst/>
+      </c:spPr>
+    </c:plotArea>
+    <c:legend>
+      <c:legendPos val="t"/>
+      <c:overlay val="0"/>
+      <c:spPr>
+        <a:noFill/>
+        <a:ln>
+          <a:noFill/>
+        </a:ln>
+        <a:effectLst/>
+      </c:spPr>
+      <c:txPr>
+        <a:bodyPr rot="0" spcFirstLastPara="1" vertOverflow="ellipsis" vert="horz" wrap="square" anchor="ctr" anchorCtr="1"/>
+        <a:lstStyle/>
+        <a:p>
+          <a:pPr>
+            <a:defRPr sz="900" b="0" i="0" u="none" strike="noStrike" kern="1200" baseline="0">
+              <a:solidFill>
+                <a:schemeClr val="tx1">
+                  <a:lumMod val="65000"/>
+                  <a:lumOff val="35000"/>
+                </a:schemeClr>
+              </a:solidFill>
+              <a:latin typeface="+mn-lt"/>
+              <a:ea typeface="+mn-ea"/>
+              <a:cs typeface="+mn-cs"/>
+            </a:defRPr>
+          </a:pPr>
+          <a:endParaRPr lang="en-US"/>
+        </a:p>
+      </c:txPr>
+    </c:legend>
+    <c:plotVisOnly val="1"/>
+    <c:dispBlanksAs val="gap"/>
+    <c:showDLblsOverMax val="0"/>
+    <c:extLst>
+      <c:ext xmlns:c16r3="http://schemas.microsoft.com/office/drawing/2017/03/chart" uri="{56B9EC1D-385E-4148-901F-78D8002777C0}">
+        <c16r3:dataDisplayOptions16>
+          <c16r3:dispNaAsBlank val="1"/>
+        </c16r3:dataDisplayOptions16>
+      </c:ext>
+    </c:extLst>
+  </c:chart>
+  <c:spPr>
+    <a:solidFill>
+      <a:schemeClr val="bg1"/>
+    </a:solidFill>
+    <a:ln w="9525" cap="flat" cmpd="sng" algn="ctr">
+      <a:solidFill>
+        <a:schemeClr val="tx1">
+          <a:lumMod val="15000"/>
+          <a:lumOff val="85000"/>
+        </a:schemeClr>
+      </a:solidFill>
+      <a:round/>
+    </a:ln>
+    <a:effectLst/>
+  </c:spPr>
+  <c:txPr>
+    <a:bodyPr/>
+    <a:lstStyle/>
+    <a:p>
+      <a:pPr>
+        <a:defRPr/>
+      </a:pPr>
+      <a:endParaRPr lang="en-US"/>
+    </a:p>
+  </c:txPr>
+  <c:externalData r:id="rId3">
+    <c:autoUpdate val="0"/>
+  </c:externalData>
+</c:chartSpace>
+</file>
+
+<file path=word/charts/chart6.xml><?xml version="1.0" encoding="utf-8"?>
+<c:chartSpace xmlns:c="http://schemas.openxmlformats.org/drawingml/2006/chart" xmlns:a="http://schemas.openxmlformats.org/drawingml/2006/main" xmlns:r="http://schemas.openxmlformats.org/officeDocument/2006/relationships" xmlns:c16r2="http://schemas.microsoft.com/office/drawing/2015/06/chart">
+  <c:date1904 val="0"/>
+  <c:lang val="en-GB"/>
+  <c:roundedCorners val="0"/>
+  <mc:AlternateContent xmlns:mc="http://schemas.openxmlformats.org/markup-compatibility/2006">
+    <mc:Choice xmlns:c14="http://schemas.microsoft.com/office/drawing/2007/8/2/chart" Requires="c14">
+      <c14:style val="107"/>
+    </mc:Choice>
+    <mc:Fallback>
+      <c:style val="7"/>
+    </mc:Fallback>
+  </mc:AlternateContent>
+  <c:chart>
+    <c:title>
+      <c:overlay val="0"/>
+      <c:spPr>
+        <a:noFill/>
+        <a:ln>
+          <a:noFill/>
+        </a:ln>
+        <a:effectLst/>
+      </c:spPr>
+      <c:txPr>
+        <a:bodyPr rot="0" spcFirstLastPara="1" vertOverflow="ellipsis" vert="horz" wrap="square" anchor="ctr" anchorCtr="1"/>
+        <a:lstStyle/>
+        <a:p>
+          <a:pPr>
+            <a:defRPr sz="1400" b="1" i="0" u="none" strike="noStrike" kern="1200" cap="all" spc="50" baseline="0">
+              <a:solidFill>
+                <a:schemeClr val="tx1">
+                  <a:lumMod val="65000"/>
+                  <a:lumOff val="35000"/>
+                </a:schemeClr>
+              </a:solidFill>
+              <a:latin typeface="+mn-lt"/>
+              <a:ea typeface="+mn-ea"/>
+              <a:cs typeface="+mn-cs"/>
+            </a:defRPr>
+          </a:pPr>
+          <a:endParaRPr lang="en-US"/>
+        </a:p>
+      </c:txPr>
+    </c:title>
+    <c:autoTitleDeleted val="0"/>
+    <c:plotArea>
+      <c:layout/>
+      <c:pieChart>
+        <c:varyColors val="1"/>
+        <c:ser>
+          <c:idx val="0"/>
+          <c:order val="0"/>
+          <c:tx>
+            <c:strRef>
+              <c:f>Sheet1!$B$1</c:f>
+              <c:strCache>
+                <c:ptCount val="1"/>
+                <c:pt idx="0">
+                  <c:v>Number of Customers</c:v>
+                </c:pt>
+              </c:strCache>
+            </c:strRef>
+          </c:tx>
+          <c:dPt>
+            <c:idx val="0"/>
+            <c:bubble3D val="0"/>
+            <c:spPr>
+              <a:solidFill>
+                <a:schemeClr val="accent5">
+                  <a:shade val="76000"/>
+                </a:schemeClr>
+              </a:solidFill>
+              <a:ln>
+                <a:noFill/>
+              </a:ln>
+              <a:effectLst/>
+              <a:scene3d>
+                <a:camera prst="orthographicFront"/>
+                <a:lightRig rig="brightRoom" dir="t"/>
+              </a:scene3d>
+              <a:sp3d prstMaterial="flat">
+                <a:bevelT w="50800" h="101600" prst="angle"/>
+                <a:contourClr>
+                  <a:srgbClr val="000000"/>
+                </a:contourClr>
+              </a:sp3d>
+            </c:spPr>
+            <c:extLst>
+              <c:ext xmlns:c16="http://schemas.microsoft.com/office/drawing/2014/chart" uri="{C3380CC4-5D6E-409C-BE32-E72D297353CC}">
+                <c16:uniqueId val="{00000001-A746-4F3D-9A54-C2CA238A44BD}"/>
+              </c:ext>
+            </c:extLst>
+          </c:dPt>
+          <c:dPt>
+            <c:idx val="1"/>
+            <c:bubble3D val="0"/>
+            <c:spPr>
+              <a:solidFill>
+                <a:schemeClr val="accent5">
+                  <a:tint val="77000"/>
+                </a:schemeClr>
+              </a:solidFill>
+              <a:ln>
+                <a:noFill/>
+              </a:ln>
+              <a:effectLst/>
+              <a:scene3d>
+                <a:camera prst="orthographicFront"/>
+                <a:lightRig rig="brightRoom" dir="t"/>
+              </a:scene3d>
+              <a:sp3d prstMaterial="flat">
+                <a:bevelT w="50800" h="101600" prst="angle"/>
+                <a:contourClr>
+                  <a:srgbClr val="000000"/>
+                </a:contourClr>
+              </a:sp3d>
+            </c:spPr>
+            <c:extLst>
+              <c:ext xmlns:c16="http://schemas.microsoft.com/office/drawing/2014/chart" uri="{C3380CC4-5D6E-409C-BE32-E72D297353CC}">
+                <c16:uniqueId val="{00000003-A746-4F3D-9A54-C2CA238A44BD}"/>
+              </c:ext>
+            </c:extLst>
+          </c:dPt>
+          <c:dLbls>
+            <c:spPr>
+              <a:noFill/>
+              <a:ln>
+                <a:noFill/>
+              </a:ln>
+              <a:effectLst/>
+            </c:spPr>
+            <c:txPr>
+              <a:bodyPr rot="0" spcFirstLastPara="1" vertOverflow="ellipsis" vert="horz" wrap="square" lIns="38100" tIns="19050" rIns="38100" bIns="19050" anchor="ctr" anchorCtr="1">
+                <a:spAutoFit/>
+              </a:bodyPr>
+              <a:lstStyle/>
+              <a:p>
+                <a:pPr>
+                  <a:defRPr sz="900" b="1" i="0" u="none" strike="noStrike" kern="1200" baseline="0">
+                    <a:solidFill>
+                      <a:schemeClr val="lt1"/>
+                    </a:solidFill>
+                    <a:latin typeface="+mn-lt"/>
+                    <a:ea typeface="+mn-ea"/>
+                    <a:cs typeface="+mn-cs"/>
+                  </a:defRPr>
+                </a:pPr>
+                <a:endParaRPr lang="en-US"/>
+              </a:p>
+            </c:txPr>
+            <c:dLblPos val="inEnd"/>
+            <c:showLegendKey val="0"/>
+            <c:showVal val="0"/>
+            <c:showCatName val="0"/>
+            <c:showSerName val="0"/>
+            <c:showPercent val="1"/>
+            <c:showBubbleSize val="0"/>
+            <c:showLeaderLines val="1"/>
+            <c:leaderLines>
+              <c:spPr>
+                <a:ln w="9525" cap="flat" cmpd="sng" algn="ctr">
+                  <a:solidFill>
+                    <a:schemeClr val="tx1">
+                      <a:lumMod val="35000"/>
+                      <a:lumOff val="65000"/>
+                    </a:schemeClr>
+                  </a:solidFill>
+                  <a:round/>
+                </a:ln>
+                <a:effectLst/>
+              </c:spPr>
+            </c:leaderLines>
+            <c:extLst>
+              <c:ext xmlns:c15="http://schemas.microsoft.com/office/drawing/2012/chart" uri="{CE6537A1-D6FC-4f65-9D91-7224C49458BB}"/>
+            </c:extLst>
+          </c:dLbls>
           <c:cat>
             <c:strRef>
               <c:f>Sheet1!$A$2:$A$3</c:f>
@@ -8771,16 +8744,17 @@
           </c:val>
           <c:extLst>
             <c:ext xmlns:c16="http://schemas.microsoft.com/office/drawing/2014/chart" uri="{C3380CC4-5D6E-409C-BE32-E72D297353CC}">
-              <c16:uniqueId val="{00000000-2419-4409-BC0D-90986D9D4CAB}"/>
+              <c16:uniqueId val="{00000000-15B6-47EA-944D-809B642C02DB}"/>
             </c:ext>
           </c:extLst>
         </c:ser>
         <c:dLbls>
+          <c:dLblPos val="inEnd"/>
           <c:showLegendKey val="0"/>
           <c:showVal val="0"/>
           <c:showCatName val="0"/>
           <c:showSerName val="0"/>
-          <c:showPercent val="0"/>
+          <c:showPercent val="1"/>
           <c:showBubbleSize val="0"/>
           <c:showLeaderLines val="1"/>
         </c:dLbls>
@@ -8795,7 +8769,7 @@
       </c:spPr>
     </c:plotArea>
     <c:legend>
-      <c:legendPos val="b"/>
+      <c:legendPos val="t"/>
       <c:overlay val="0"/>
       <c:spPr>
         <a:noFill/>
@@ -8868,167 +8842,43 @@
 </file>
 
 <file path=word/charts/colors1.xml><?xml version="1.0" encoding="utf-8"?>
-<cs:colorStyle xmlns:cs="http://schemas.microsoft.com/office/drawing/2012/chartStyle" xmlns:a="http://schemas.openxmlformats.org/drawingml/2006/main" meth="cycle" id="10">
-  <a:schemeClr val="accent1"/>
-  <a:schemeClr val="accent2"/>
-  <a:schemeClr val="accent3"/>
-  <a:schemeClr val="accent4"/>
+<cs:colorStyle xmlns:cs="http://schemas.microsoft.com/office/drawing/2012/chartStyle" xmlns:a="http://schemas.openxmlformats.org/drawingml/2006/main" meth="withinLinear" id="18">
   <a:schemeClr val="accent5"/>
-  <a:schemeClr val="accent6"/>
-  <cs:variation/>
-  <cs:variation>
-    <a:lumMod val="60000"/>
-  </cs:variation>
-  <cs:variation>
-    <a:lumMod val="80000"/>
-    <a:lumOff val="20000"/>
-  </cs:variation>
-  <cs:variation>
-    <a:lumMod val="80000"/>
-  </cs:variation>
-  <cs:variation>
-    <a:lumMod val="60000"/>
-    <a:lumOff val="40000"/>
-  </cs:variation>
-  <cs:variation>
-    <a:lumMod val="50000"/>
-  </cs:variation>
-  <cs:variation>
-    <a:lumMod val="70000"/>
-    <a:lumOff val="30000"/>
-  </cs:variation>
-  <cs:variation>
-    <a:lumMod val="70000"/>
-  </cs:variation>
-  <cs:variation>
-    <a:lumMod val="50000"/>
-    <a:lumOff val="50000"/>
-  </cs:variation>
 </cs:colorStyle>
 </file>
 
 <file path=word/charts/colors2.xml><?xml version="1.0" encoding="utf-8"?>
-<cs:colorStyle xmlns:cs="http://schemas.microsoft.com/office/drawing/2012/chartStyle" xmlns:a="http://schemas.openxmlformats.org/drawingml/2006/main" meth="cycle" id="10">
-  <a:schemeClr val="accent1"/>
-  <a:schemeClr val="accent2"/>
-  <a:schemeClr val="accent3"/>
-  <a:schemeClr val="accent4"/>
+<cs:colorStyle xmlns:cs="http://schemas.microsoft.com/office/drawing/2012/chartStyle" xmlns:a="http://schemas.openxmlformats.org/drawingml/2006/main" meth="withinLinear" id="18">
   <a:schemeClr val="accent5"/>
-  <a:schemeClr val="accent6"/>
-  <cs:variation/>
-  <cs:variation>
-    <a:lumMod val="60000"/>
-  </cs:variation>
-  <cs:variation>
-    <a:lumMod val="80000"/>
-    <a:lumOff val="20000"/>
-  </cs:variation>
-  <cs:variation>
-    <a:lumMod val="80000"/>
-  </cs:variation>
-  <cs:variation>
-    <a:lumMod val="60000"/>
-    <a:lumOff val="40000"/>
-  </cs:variation>
-  <cs:variation>
-    <a:lumMod val="50000"/>
-  </cs:variation>
-  <cs:variation>
-    <a:lumMod val="70000"/>
-    <a:lumOff val="30000"/>
-  </cs:variation>
-  <cs:variation>
-    <a:lumMod val="70000"/>
-  </cs:variation>
-  <cs:variation>
-    <a:lumMod val="50000"/>
-    <a:lumOff val="50000"/>
-  </cs:variation>
 </cs:colorStyle>
 </file>
 
 <file path=word/charts/colors3.xml><?xml version="1.0" encoding="utf-8"?>
-<cs:colorStyle xmlns:cs="http://schemas.microsoft.com/office/drawing/2012/chartStyle" xmlns:a="http://schemas.openxmlformats.org/drawingml/2006/main" meth="cycle" id="10">
-  <a:schemeClr val="accent1"/>
-  <a:schemeClr val="accent2"/>
-  <a:schemeClr val="accent3"/>
-  <a:schemeClr val="accent4"/>
+<cs:colorStyle xmlns:cs="http://schemas.microsoft.com/office/drawing/2012/chartStyle" xmlns:a="http://schemas.openxmlformats.org/drawingml/2006/main" meth="withinLinear" id="18">
   <a:schemeClr val="accent5"/>
-  <a:schemeClr val="accent6"/>
-  <cs:variation/>
-  <cs:variation>
-    <a:lumMod val="60000"/>
-  </cs:variation>
-  <cs:variation>
-    <a:lumMod val="80000"/>
-    <a:lumOff val="20000"/>
-  </cs:variation>
-  <cs:variation>
-    <a:lumMod val="80000"/>
-  </cs:variation>
-  <cs:variation>
-    <a:lumMod val="60000"/>
-    <a:lumOff val="40000"/>
-  </cs:variation>
-  <cs:variation>
-    <a:lumMod val="50000"/>
-  </cs:variation>
-  <cs:variation>
-    <a:lumMod val="70000"/>
-    <a:lumOff val="30000"/>
-  </cs:variation>
-  <cs:variation>
-    <a:lumMod val="70000"/>
-  </cs:variation>
-  <cs:variation>
-    <a:lumMod val="50000"/>
-    <a:lumOff val="50000"/>
-  </cs:variation>
 </cs:colorStyle>
 </file>
 
 <file path=word/charts/colors4.xml><?xml version="1.0" encoding="utf-8"?>
-<cs:colorStyle xmlns:cs="http://schemas.microsoft.com/office/drawing/2012/chartStyle" xmlns:a="http://schemas.openxmlformats.org/drawingml/2006/main" meth="cycle" id="10">
-  <a:schemeClr val="accent1"/>
-  <a:schemeClr val="accent2"/>
-  <a:schemeClr val="accent3"/>
-  <a:schemeClr val="accent4"/>
+<cs:colorStyle xmlns:cs="http://schemas.microsoft.com/office/drawing/2012/chartStyle" xmlns:a="http://schemas.openxmlformats.org/drawingml/2006/main" meth="withinLinear" id="18">
   <a:schemeClr val="accent5"/>
-  <a:schemeClr val="accent6"/>
-  <cs:variation/>
-  <cs:variation>
-    <a:lumMod val="60000"/>
-  </cs:variation>
-  <cs:variation>
-    <a:lumMod val="80000"/>
-    <a:lumOff val="20000"/>
-  </cs:variation>
-  <cs:variation>
-    <a:lumMod val="80000"/>
-  </cs:variation>
-  <cs:variation>
-    <a:lumMod val="60000"/>
-    <a:lumOff val="40000"/>
-  </cs:variation>
-  <cs:variation>
-    <a:lumMod val="50000"/>
-  </cs:variation>
-  <cs:variation>
-    <a:lumMod val="70000"/>
-    <a:lumOff val="30000"/>
-  </cs:variation>
-  <cs:variation>
-    <a:lumMod val="70000"/>
-  </cs:variation>
-  <cs:variation>
-    <a:lumMod val="50000"/>
-    <a:lumOff val="50000"/>
-  </cs:variation>
+</cs:colorStyle>
+</file>
+
+<file path=word/charts/colors5.xml><?xml version="1.0" encoding="utf-8"?>
+<cs:colorStyle xmlns:cs="http://schemas.microsoft.com/office/drawing/2012/chartStyle" xmlns:a="http://schemas.openxmlformats.org/drawingml/2006/main" meth="withinLinear" id="18">
+  <a:schemeClr val="accent5"/>
+</cs:colorStyle>
+</file>
+
+<file path=word/charts/colors6.xml><?xml version="1.0" encoding="utf-8"?>
+<cs:colorStyle xmlns:cs="http://schemas.microsoft.com/office/drawing/2012/chartStyle" xmlns:a="http://schemas.openxmlformats.org/drawingml/2006/main" meth="withinLinear" id="18">
+  <a:schemeClr val="accent5"/>
 </cs:colorStyle>
 </file>
 
 <file path=word/charts/style1.xml><?xml version="1.0" encoding="utf-8"?>
-<cs:chartStyle xmlns:cs="http://schemas.microsoft.com/office/drawing/2012/chartStyle" xmlns:a="http://schemas.openxmlformats.org/drawingml/2006/main" id="251">
+<cs:chartStyle xmlns:cs="http://schemas.microsoft.com/office/drawing/2012/chartStyle" xmlns:a="http://schemas.openxmlformats.org/drawingml/2006/main" id="258">
   <cs:axisTitle>
     <cs:lnRef idx="0"/>
     <cs:fillRef idx="0"/>
@@ -9039,7 +8889,7 @@
         <a:lumOff val="35000"/>
       </a:schemeClr>
     </cs:fontRef>
-    <cs:defRPr sz="1000" kern="1200"/>
+    <cs:defRPr sz="900" kern="1200"/>
   </cs:axisTitle>
   <cs:categoryAxis>
     <cs:lnRef idx="0"/>
@@ -9051,17 +8901,6 @@
         <a:lumOff val="35000"/>
       </a:schemeClr>
     </cs:fontRef>
-    <cs:spPr>
-      <a:ln w="9525" cap="flat" cmpd="sng" algn="ctr">
-        <a:solidFill>
-          <a:schemeClr val="tx1">
-            <a:lumMod val="15000"/>
-            <a:lumOff val="85000"/>
-          </a:schemeClr>
-        </a:solidFill>
-        <a:round/>
-      </a:ln>
-    </cs:spPr>
     <cs:defRPr sz="900" kern="1200"/>
   </cs:categoryAxis>
   <cs:chartArea mods="allowNoFillOverride allowNoLineOverride">
@@ -9092,12 +8931,9 @@
     <cs:fillRef idx="0"/>
     <cs:effectRef idx="0"/>
     <cs:fontRef idx="minor">
-      <a:schemeClr val="tx1">
-        <a:lumMod val="75000"/>
-        <a:lumOff val="25000"/>
-      </a:schemeClr>
-    </cs:fontRef>
-    <cs:defRPr sz="900" kern="1200"/>
+      <a:schemeClr val="lt1"/>
+    </cs:fontRef>
+    <cs:defRPr sz="900" b="1" kern="1200"/>
   </cs:dataLabel>
   <cs:dataLabelCallout>
     <cs:lnRef idx="0"/>
@@ -9129,7 +8965,7 @@
   </cs:dataLabelCallout>
   <cs:dataPoint>
     <cs:lnRef idx="0"/>
-    <cs:fillRef idx="1">
+    <cs:fillRef idx="0">
       <cs:styleClr val="auto"/>
     </cs:fillRef>
     <cs:effectRef idx="0"/>
@@ -9137,16 +8973,24 @@
       <a:schemeClr val="tx1"/>
     </cs:fontRef>
     <cs:spPr>
-      <a:ln w="19050">
-        <a:solidFill>
-          <a:schemeClr val="lt1"/>
-        </a:solidFill>
-      </a:ln>
+      <a:solidFill>
+        <a:schemeClr val="phClr"/>
+      </a:solidFill>
+      <a:scene3d>
+        <a:camera prst="orthographicFront"/>
+        <a:lightRig rig="brightRoom" dir="t"/>
+      </a:scene3d>
+      <a:sp3d prstMaterial="flat">
+        <a:bevelT w="50800" h="101600" prst="angle"/>
+        <a:contourClr>
+          <a:srgbClr val="000000"/>
+        </a:contourClr>
+      </a:sp3d>
     </cs:spPr>
   </cs:dataPoint>
   <cs:dataPoint3D>
     <cs:lnRef idx="0"/>
-    <cs:fillRef idx="1">
+    <cs:fillRef idx="0">
       <cs:styleClr val="auto"/>
     </cs:fillRef>
     <cs:effectRef idx="0"/>
@@ -9154,7 +8998,10 @@
       <a:schemeClr val="tx1"/>
     </cs:fontRef>
     <cs:spPr>
-      <a:ln w="25400">
+      <a:solidFill>
+        <a:schemeClr val="phClr"/>
+      </a:solidFill>
+      <a:ln w="19050">
         <a:solidFill>
           <a:schemeClr val="lt1"/>
         </a:solidFill>
@@ -9180,10 +9027,8 @@
     </cs:spPr>
   </cs:dataPointLine>
   <cs:dataPointMarker>
-    <cs:lnRef idx="0">
-      <cs:styleClr val="auto"/>
-    </cs:lnRef>
-    <cs:fillRef idx="1">
+    <cs:lnRef idx="0"/>
+    <cs:fillRef idx="0">
       <cs:styleClr val="auto"/>
     </cs:fillRef>
     <cs:effectRef idx="0"/>
@@ -9191,14 +9036,17 @@
       <a:schemeClr val="tx1"/>
     </cs:fontRef>
     <cs:spPr>
+      <a:solidFill>
+        <a:schemeClr val="phClr"/>
+      </a:solidFill>
       <a:ln w="9525">
         <a:solidFill>
-          <a:schemeClr val="phClr"/>
+          <a:schemeClr val="lt1"/>
         </a:solidFill>
       </a:ln>
     </cs:spPr>
   </cs:dataPointMarker>
-  <cs:dataPointMarkerLayout symbol="circle" size="5"/>
+  <cs:dataPointMarkerLayout symbol="circle" size="6"/>
   <cs:dataPointWireframe>
     <cs:lnRef idx="0">
       <cs:styleClr val="auto"/>
@@ -9463,7 +9311,7 @@
         <a:lumOff val="35000"/>
       </a:schemeClr>
     </cs:fontRef>
-    <cs:defRPr sz="1400" b="0" kern="1200" spc="0" baseline="0"/>
+    <cs:defRPr sz="1400" b="1" i="0" kern="1200" cap="all" spc="50" baseline="0"/>
   </cs:title>
   <cs:trendline>
     <cs:lnRef idx="0">
@@ -9479,7 +9327,7 @@
         <a:solidFill>
           <a:schemeClr val="phClr"/>
         </a:solidFill>
-        <a:prstDash val="sysDot"/>
+        <a:prstDash val="sysDash"/>
       </a:ln>
     </cs:spPr>
   </cs:trendline>
@@ -9547,7 +9395,7 @@
 </file>
 
 <file path=word/charts/style2.xml><?xml version="1.0" encoding="utf-8"?>
-<cs:chartStyle xmlns:cs="http://schemas.microsoft.com/office/drawing/2012/chartStyle" xmlns:a="http://schemas.openxmlformats.org/drawingml/2006/main" id="262">
+<cs:chartStyle xmlns:cs="http://schemas.microsoft.com/office/drawing/2012/chartStyle" xmlns:a="http://schemas.openxmlformats.org/drawingml/2006/main" id="258">
   <cs:axisTitle>
     <cs:lnRef idx="0"/>
     <cs:fillRef idx="0"/>
@@ -9558,7 +9406,7 @@
         <a:lumOff val="35000"/>
       </a:schemeClr>
     </cs:fontRef>
-    <cs:defRPr sz="1000" kern="1200"/>
+    <cs:defRPr sz="900" kern="1200"/>
   </cs:axisTitle>
   <cs:categoryAxis>
     <cs:lnRef idx="0"/>
@@ -9570,17 +9418,6 @@
         <a:lumOff val="35000"/>
       </a:schemeClr>
     </cs:fontRef>
-    <cs:spPr>
-      <a:ln w="9525" cap="flat" cmpd="sng" algn="ctr">
-        <a:solidFill>
-          <a:schemeClr val="tx1">
-            <a:lumMod val="15000"/>
-            <a:lumOff val="85000"/>
-          </a:schemeClr>
-        </a:solidFill>
-        <a:round/>
-      </a:ln>
-    </cs:spPr>
     <cs:defRPr sz="900" kern="1200"/>
   </cs:categoryAxis>
   <cs:chartArea mods="allowNoFillOverride allowNoLineOverride">
@@ -9611,12 +9448,9 @@
     <cs:fillRef idx="0"/>
     <cs:effectRef idx="0"/>
     <cs:fontRef idx="minor">
-      <a:schemeClr val="tx1">
-        <a:lumMod val="75000"/>
-        <a:lumOff val="25000"/>
-      </a:schemeClr>
-    </cs:fontRef>
-    <cs:defRPr sz="900" kern="1200"/>
+      <a:schemeClr val="lt1"/>
+    </cs:fontRef>
+    <cs:defRPr sz="900" b="1" kern="1200"/>
   </cs:dataLabel>
   <cs:dataLabelCallout>
     <cs:lnRef idx="0"/>
@@ -9648,7 +9482,7 @@
   </cs:dataLabelCallout>
   <cs:dataPoint>
     <cs:lnRef idx="0"/>
-    <cs:fillRef idx="1">
+    <cs:fillRef idx="0">
       <cs:styleClr val="auto"/>
     </cs:fillRef>
     <cs:effectRef idx="0"/>
@@ -9656,16 +9490,24 @@
       <a:schemeClr val="tx1"/>
     </cs:fontRef>
     <cs:spPr>
-      <a:ln w="19050">
-        <a:solidFill>
-          <a:schemeClr val="lt1"/>
-        </a:solidFill>
-      </a:ln>
+      <a:solidFill>
+        <a:schemeClr val="phClr"/>
+      </a:solidFill>
+      <a:scene3d>
+        <a:camera prst="orthographicFront"/>
+        <a:lightRig rig="brightRoom" dir="t"/>
+      </a:scene3d>
+      <a:sp3d prstMaterial="flat">
+        <a:bevelT w="50800" h="101600" prst="angle"/>
+        <a:contourClr>
+          <a:srgbClr val="000000"/>
+        </a:contourClr>
+      </a:sp3d>
     </cs:spPr>
   </cs:dataPoint>
   <cs:dataPoint3D>
     <cs:lnRef idx="0"/>
-    <cs:fillRef idx="1">
+    <cs:fillRef idx="0">
       <cs:styleClr val="auto"/>
     </cs:fillRef>
     <cs:effectRef idx="0"/>
@@ -9673,7 +9515,10 @@
       <a:schemeClr val="tx1"/>
     </cs:fontRef>
     <cs:spPr>
-      <a:ln w="25400">
+      <a:solidFill>
+        <a:schemeClr val="phClr"/>
+      </a:solidFill>
+      <a:ln w="19050">
         <a:solidFill>
           <a:schemeClr val="lt1"/>
         </a:solidFill>
@@ -9699,10 +9544,8 @@
     </cs:spPr>
   </cs:dataPointLine>
   <cs:dataPointMarker>
-    <cs:lnRef idx="0">
-      <cs:styleClr val="auto"/>
-    </cs:lnRef>
-    <cs:fillRef idx="1">
+    <cs:lnRef idx="0"/>
+    <cs:fillRef idx="0">
       <cs:styleClr val="auto"/>
     </cs:fillRef>
     <cs:effectRef idx="0"/>
@@ -9710,14 +9553,17 @@
       <a:schemeClr val="tx1"/>
     </cs:fontRef>
     <cs:spPr>
+      <a:solidFill>
+        <a:schemeClr val="phClr"/>
+      </a:solidFill>
       <a:ln w="9525">
         <a:solidFill>
-          <a:schemeClr val="phClr"/>
+          <a:schemeClr val="lt1"/>
         </a:solidFill>
       </a:ln>
     </cs:spPr>
   </cs:dataPointMarker>
-  <cs:dataPointMarkerLayout symbol="circle" size="5"/>
+  <cs:dataPointMarkerLayout symbol="circle" size="6"/>
   <cs:dataPointWireframe>
     <cs:lnRef idx="0">
       <cs:styleClr val="auto"/>
@@ -9982,7 +9828,7 @@
         <a:lumOff val="35000"/>
       </a:schemeClr>
     </cs:fontRef>
-    <cs:defRPr sz="1400" b="0" kern="1200" spc="0" baseline="0"/>
+    <cs:defRPr sz="1400" b="1" i="0" kern="1200" cap="all" spc="50" baseline="0"/>
   </cs:title>
   <cs:trendline>
     <cs:lnRef idx="0">
@@ -9998,7 +9844,7 @@
         <a:solidFill>
           <a:schemeClr val="phClr"/>
         </a:solidFill>
-        <a:prstDash val="sysDot"/>
+        <a:prstDash val="sysDash"/>
       </a:ln>
     </cs:spPr>
   </cs:trendline>
@@ -10066,7 +9912,7 @@
 </file>
 
 <file path=word/charts/style3.xml><?xml version="1.0" encoding="utf-8"?>
-<cs:chartStyle xmlns:cs="http://schemas.microsoft.com/office/drawing/2012/chartStyle" xmlns:a="http://schemas.openxmlformats.org/drawingml/2006/main" id="251">
+<cs:chartStyle xmlns:cs="http://schemas.microsoft.com/office/drawing/2012/chartStyle" xmlns:a="http://schemas.openxmlformats.org/drawingml/2006/main" id="258">
   <cs:axisTitle>
     <cs:lnRef idx="0"/>
     <cs:fillRef idx="0"/>
@@ -10077,7 +9923,7 @@
         <a:lumOff val="35000"/>
       </a:schemeClr>
     </cs:fontRef>
-    <cs:defRPr sz="1000" kern="1200"/>
+    <cs:defRPr sz="900" kern="1200"/>
   </cs:axisTitle>
   <cs:categoryAxis>
     <cs:lnRef idx="0"/>
@@ -10089,17 +9935,6 @@
         <a:lumOff val="35000"/>
       </a:schemeClr>
     </cs:fontRef>
-    <cs:spPr>
-      <a:ln w="9525" cap="flat" cmpd="sng" algn="ctr">
-        <a:solidFill>
-          <a:schemeClr val="tx1">
-            <a:lumMod val="15000"/>
-            <a:lumOff val="85000"/>
-          </a:schemeClr>
-        </a:solidFill>
-        <a:round/>
-      </a:ln>
-    </cs:spPr>
     <cs:defRPr sz="900" kern="1200"/>
   </cs:categoryAxis>
   <cs:chartArea mods="allowNoFillOverride allowNoLineOverride">
@@ -10130,12 +9965,9 @@
     <cs:fillRef idx="0"/>
     <cs:effectRef idx="0"/>
     <cs:fontRef idx="minor">
-      <a:schemeClr val="tx1">
-        <a:lumMod val="75000"/>
-        <a:lumOff val="25000"/>
-      </a:schemeClr>
-    </cs:fontRef>
-    <cs:defRPr sz="900" kern="1200"/>
+      <a:schemeClr val="lt1"/>
+    </cs:fontRef>
+    <cs:defRPr sz="900" b="1" kern="1200"/>
   </cs:dataLabel>
   <cs:dataLabelCallout>
     <cs:lnRef idx="0"/>
@@ -10167,7 +9999,7 @@
   </cs:dataLabelCallout>
   <cs:dataPoint>
     <cs:lnRef idx="0"/>
-    <cs:fillRef idx="1">
+    <cs:fillRef idx="0">
       <cs:styleClr val="auto"/>
     </cs:fillRef>
     <cs:effectRef idx="0"/>
@@ -10175,16 +10007,24 @@
       <a:schemeClr val="tx1"/>
     </cs:fontRef>
     <cs:spPr>
-      <a:ln w="19050">
-        <a:solidFill>
-          <a:schemeClr val="lt1"/>
-        </a:solidFill>
-      </a:ln>
+      <a:solidFill>
+        <a:schemeClr val="phClr"/>
+      </a:solidFill>
+      <a:scene3d>
+        <a:camera prst="orthographicFront"/>
+        <a:lightRig rig="brightRoom" dir="t"/>
+      </a:scene3d>
+      <a:sp3d prstMaterial="flat">
+        <a:bevelT w="50800" h="101600" prst="angle"/>
+        <a:contourClr>
+          <a:srgbClr val="000000"/>
+        </a:contourClr>
+      </a:sp3d>
     </cs:spPr>
   </cs:dataPoint>
   <cs:dataPoint3D>
     <cs:lnRef idx="0"/>
-    <cs:fillRef idx="1">
+    <cs:fillRef idx="0">
       <cs:styleClr val="auto"/>
     </cs:fillRef>
     <cs:effectRef idx="0"/>
@@ -10192,7 +10032,10 @@
       <a:schemeClr val="tx1"/>
     </cs:fontRef>
     <cs:spPr>
-      <a:ln w="25400">
+      <a:solidFill>
+        <a:schemeClr val="phClr"/>
+      </a:solidFill>
+      <a:ln w="19050">
         <a:solidFill>
           <a:schemeClr val="lt1"/>
         </a:solidFill>
@@ -10218,10 +10061,8 @@
     </cs:spPr>
   </cs:dataPointLine>
   <cs:dataPointMarker>
-    <cs:lnRef idx="0">
-      <cs:styleClr val="auto"/>
-    </cs:lnRef>
-    <cs:fillRef idx="1">
+    <cs:lnRef idx="0"/>
+    <cs:fillRef idx="0">
       <cs:styleClr val="auto"/>
     </cs:fillRef>
     <cs:effectRef idx="0"/>
@@ -10229,14 +10070,17 @@
       <a:schemeClr val="tx1"/>
     </cs:fontRef>
     <cs:spPr>
+      <a:solidFill>
+        <a:schemeClr val="phClr"/>
+      </a:solidFill>
       <a:ln w="9525">
         <a:solidFill>
-          <a:schemeClr val="phClr"/>
+          <a:schemeClr val="lt1"/>
         </a:solidFill>
       </a:ln>
     </cs:spPr>
   </cs:dataPointMarker>
-  <cs:dataPointMarkerLayout symbol="circle" size="5"/>
+  <cs:dataPointMarkerLayout symbol="circle" size="6"/>
   <cs:dataPointWireframe>
     <cs:lnRef idx="0">
       <cs:styleClr val="auto"/>
@@ -10501,7 +10345,7 @@
         <a:lumOff val="35000"/>
       </a:schemeClr>
     </cs:fontRef>
-    <cs:defRPr sz="1400" b="0" kern="1200" spc="0" baseline="0"/>
+    <cs:defRPr sz="1400" b="1" i="0" kern="1200" cap="all" spc="50" baseline="0"/>
   </cs:title>
   <cs:trendline>
     <cs:lnRef idx="0">
@@ -10517,7 +10361,7 @@
         <a:solidFill>
           <a:schemeClr val="phClr"/>
         </a:solidFill>
-        <a:prstDash val="sysDot"/>
+        <a:prstDash val="sysDash"/>
       </a:ln>
     </cs:spPr>
   </cs:trendline>
@@ -10585,7 +10429,7 @@
 </file>
 
 <file path=word/charts/style4.xml><?xml version="1.0" encoding="utf-8"?>
-<cs:chartStyle xmlns:cs="http://schemas.microsoft.com/office/drawing/2012/chartStyle" xmlns:a="http://schemas.openxmlformats.org/drawingml/2006/main" id="251">
+<cs:chartStyle xmlns:cs="http://schemas.microsoft.com/office/drawing/2012/chartStyle" xmlns:a="http://schemas.openxmlformats.org/drawingml/2006/main" id="258">
   <cs:axisTitle>
     <cs:lnRef idx="0"/>
     <cs:fillRef idx="0"/>
@@ -10596,7 +10440,7 @@
         <a:lumOff val="35000"/>
       </a:schemeClr>
     </cs:fontRef>
-    <cs:defRPr sz="1000" kern="1200"/>
+    <cs:defRPr sz="900" kern="1200"/>
   </cs:axisTitle>
   <cs:categoryAxis>
     <cs:lnRef idx="0"/>
@@ -10608,17 +10452,6 @@
         <a:lumOff val="35000"/>
       </a:schemeClr>
     </cs:fontRef>
-    <cs:spPr>
-      <a:ln w="9525" cap="flat" cmpd="sng" algn="ctr">
-        <a:solidFill>
-          <a:schemeClr val="tx1">
-            <a:lumMod val="15000"/>
-            <a:lumOff val="85000"/>
-          </a:schemeClr>
-        </a:solidFill>
-        <a:round/>
-      </a:ln>
-    </cs:spPr>
     <cs:defRPr sz="900" kern="1200"/>
   </cs:categoryAxis>
   <cs:chartArea mods="allowNoFillOverride allowNoLineOverride">
@@ -10649,12 +10482,9 @@
     <cs:fillRef idx="0"/>
     <cs:effectRef idx="0"/>
     <cs:fontRef idx="minor">
-      <a:schemeClr val="tx1">
-        <a:lumMod val="75000"/>
-        <a:lumOff val="25000"/>
-      </a:schemeClr>
-    </cs:fontRef>
-    <cs:defRPr sz="900" kern="1200"/>
+      <a:schemeClr val="lt1"/>
+    </cs:fontRef>
+    <cs:defRPr sz="900" b="1" kern="1200"/>
   </cs:dataLabel>
   <cs:dataLabelCallout>
     <cs:lnRef idx="0"/>
@@ -10686,7 +10516,7 @@
   </cs:dataLabelCallout>
   <cs:dataPoint>
     <cs:lnRef idx="0"/>
-    <cs:fillRef idx="1">
+    <cs:fillRef idx="0">
       <cs:styleClr val="auto"/>
     </cs:fillRef>
     <cs:effectRef idx="0"/>
@@ -10694,16 +10524,24 @@
       <a:schemeClr val="tx1"/>
     </cs:fontRef>
     <cs:spPr>
-      <a:ln w="19050">
-        <a:solidFill>
-          <a:schemeClr val="lt1"/>
-        </a:solidFill>
-      </a:ln>
+      <a:solidFill>
+        <a:schemeClr val="phClr"/>
+      </a:solidFill>
+      <a:scene3d>
+        <a:camera prst="orthographicFront"/>
+        <a:lightRig rig="brightRoom" dir="t"/>
+      </a:scene3d>
+      <a:sp3d prstMaterial="flat">
+        <a:bevelT w="50800" h="101600" prst="angle"/>
+        <a:contourClr>
+          <a:srgbClr val="000000"/>
+        </a:contourClr>
+      </a:sp3d>
     </cs:spPr>
   </cs:dataPoint>
   <cs:dataPoint3D>
     <cs:lnRef idx="0"/>
-    <cs:fillRef idx="1">
+    <cs:fillRef idx="0">
       <cs:styleClr val="auto"/>
     </cs:fillRef>
     <cs:effectRef idx="0"/>
@@ -10711,7 +10549,10 @@
       <a:schemeClr val="tx1"/>
     </cs:fontRef>
     <cs:spPr>
-      <a:ln w="25400">
+      <a:solidFill>
+        <a:schemeClr val="phClr"/>
+      </a:solidFill>
+      <a:ln w="19050">
         <a:solidFill>
           <a:schemeClr val="lt1"/>
         </a:solidFill>
@@ -10737,10 +10578,8 @@
     </cs:spPr>
   </cs:dataPointLine>
   <cs:dataPointMarker>
-    <cs:lnRef idx="0">
-      <cs:styleClr val="auto"/>
-    </cs:lnRef>
-    <cs:fillRef idx="1">
+    <cs:lnRef idx="0"/>
+    <cs:fillRef idx="0">
       <cs:styleClr val="auto"/>
     </cs:fillRef>
     <cs:effectRef idx="0"/>
@@ -10748,14 +10587,17 @@
       <a:schemeClr val="tx1"/>
     </cs:fontRef>
     <cs:spPr>
+      <a:solidFill>
+        <a:schemeClr val="phClr"/>
+      </a:solidFill>
       <a:ln w="9525">
         <a:solidFill>
-          <a:schemeClr val="phClr"/>
+          <a:schemeClr val="lt1"/>
         </a:solidFill>
       </a:ln>
     </cs:spPr>
   </cs:dataPointMarker>
-  <cs:dataPointMarkerLayout symbol="circle" size="5"/>
+  <cs:dataPointMarkerLayout symbol="circle" size="6"/>
   <cs:dataPointWireframe>
     <cs:lnRef idx="0">
       <cs:styleClr val="auto"/>
@@ -11020,7 +10862,7 @@
         <a:lumOff val="35000"/>
       </a:schemeClr>
     </cs:fontRef>
-    <cs:defRPr sz="1400" b="0" kern="1200" spc="0" baseline="0"/>
+    <cs:defRPr sz="1400" b="1" i="0" kern="1200" cap="all" spc="50" baseline="0"/>
   </cs:title>
   <cs:trendline>
     <cs:lnRef idx="0">
@@ -11036,7 +10878,1041 @@
         <a:solidFill>
           <a:schemeClr val="phClr"/>
         </a:solidFill>
-        <a:prstDash val="sysDot"/>
+        <a:prstDash val="sysDash"/>
+      </a:ln>
+    </cs:spPr>
+  </cs:trendline>
+  <cs:trendlineLabel>
+    <cs:lnRef idx="0"/>
+    <cs:fillRef idx="0"/>
+    <cs:effectRef idx="0"/>
+    <cs:fontRef idx="minor">
+      <a:schemeClr val="tx1">
+        <a:lumMod val="65000"/>
+        <a:lumOff val="35000"/>
+      </a:schemeClr>
+    </cs:fontRef>
+    <cs:defRPr sz="900" kern="1200"/>
+  </cs:trendlineLabel>
+  <cs:upBar>
+    <cs:lnRef idx="0"/>
+    <cs:fillRef idx="0"/>
+    <cs:effectRef idx="0"/>
+    <cs:fontRef idx="minor">
+      <a:schemeClr val="tx1"/>
+    </cs:fontRef>
+    <cs:spPr>
+      <a:solidFill>
+        <a:schemeClr val="lt1"/>
+      </a:solidFill>
+      <a:ln w="9525" cap="flat" cmpd="sng" algn="ctr">
+        <a:solidFill>
+          <a:schemeClr val="tx1">
+            <a:lumMod val="65000"/>
+            <a:lumOff val="35000"/>
+          </a:schemeClr>
+        </a:solidFill>
+        <a:round/>
+      </a:ln>
+    </cs:spPr>
+  </cs:upBar>
+  <cs:valueAxis>
+    <cs:lnRef idx="0"/>
+    <cs:fillRef idx="0"/>
+    <cs:effectRef idx="0"/>
+    <cs:fontRef idx="minor">
+      <a:schemeClr val="tx1">
+        <a:lumMod val="65000"/>
+        <a:lumOff val="35000"/>
+      </a:schemeClr>
+    </cs:fontRef>
+    <cs:defRPr sz="900" kern="1200"/>
+  </cs:valueAxis>
+  <cs:wall>
+    <cs:lnRef idx="0"/>
+    <cs:fillRef idx="0"/>
+    <cs:effectRef idx="0"/>
+    <cs:fontRef idx="minor">
+      <a:schemeClr val="tx1"/>
+    </cs:fontRef>
+    <cs:spPr>
+      <a:noFill/>
+      <a:ln>
+        <a:noFill/>
+      </a:ln>
+    </cs:spPr>
+  </cs:wall>
+</cs:chartStyle>
+</file>
+
+<file path=word/charts/style5.xml><?xml version="1.0" encoding="utf-8"?>
+<cs:chartStyle xmlns:cs="http://schemas.microsoft.com/office/drawing/2012/chartStyle" xmlns:a="http://schemas.openxmlformats.org/drawingml/2006/main" id="258">
+  <cs:axisTitle>
+    <cs:lnRef idx="0"/>
+    <cs:fillRef idx="0"/>
+    <cs:effectRef idx="0"/>
+    <cs:fontRef idx="minor">
+      <a:schemeClr val="tx1">
+        <a:lumMod val="65000"/>
+        <a:lumOff val="35000"/>
+      </a:schemeClr>
+    </cs:fontRef>
+    <cs:defRPr sz="900" kern="1200"/>
+  </cs:axisTitle>
+  <cs:categoryAxis>
+    <cs:lnRef idx="0"/>
+    <cs:fillRef idx="0"/>
+    <cs:effectRef idx="0"/>
+    <cs:fontRef idx="minor">
+      <a:schemeClr val="tx1">
+        <a:lumMod val="65000"/>
+        <a:lumOff val="35000"/>
+      </a:schemeClr>
+    </cs:fontRef>
+    <cs:defRPr sz="900" kern="1200"/>
+  </cs:categoryAxis>
+  <cs:chartArea mods="allowNoFillOverride allowNoLineOverride">
+    <cs:lnRef idx="0"/>
+    <cs:fillRef idx="0"/>
+    <cs:effectRef idx="0"/>
+    <cs:fontRef idx="minor">
+      <a:schemeClr val="tx1"/>
+    </cs:fontRef>
+    <cs:spPr>
+      <a:solidFill>
+        <a:schemeClr val="bg1"/>
+      </a:solidFill>
+      <a:ln w="9525" cap="flat" cmpd="sng" algn="ctr">
+        <a:solidFill>
+          <a:schemeClr val="tx1">
+            <a:lumMod val="15000"/>
+            <a:lumOff val="85000"/>
+          </a:schemeClr>
+        </a:solidFill>
+        <a:round/>
+      </a:ln>
+    </cs:spPr>
+    <cs:defRPr sz="900" kern="1200"/>
+  </cs:chartArea>
+  <cs:dataLabel>
+    <cs:lnRef idx="0"/>
+    <cs:fillRef idx="0"/>
+    <cs:effectRef idx="0"/>
+    <cs:fontRef idx="minor">
+      <a:schemeClr val="lt1"/>
+    </cs:fontRef>
+    <cs:defRPr sz="900" b="1" kern="1200"/>
+  </cs:dataLabel>
+  <cs:dataLabelCallout>
+    <cs:lnRef idx="0"/>
+    <cs:fillRef idx="0"/>
+    <cs:effectRef idx="0"/>
+    <cs:fontRef idx="minor">
+      <a:schemeClr val="dk1">
+        <a:lumMod val="65000"/>
+        <a:lumOff val="35000"/>
+      </a:schemeClr>
+    </cs:fontRef>
+    <cs:spPr>
+      <a:solidFill>
+        <a:schemeClr val="lt1"/>
+      </a:solidFill>
+      <a:ln>
+        <a:solidFill>
+          <a:schemeClr val="dk1">
+            <a:lumMod val="25000"/>
+            <a:lumOff val="75000"/>
+          </a:schemeClr>
+        </a:solidFill>
+      </a:ln>
+    </cs:spPr>
+    <cs:defRPr sz="900" kern="1200"/>
+    <cs:bodyPr rot="0" spcFirstLastPara="1" vertOverflow="clip" horzOverflow="clip" vert="horz" wrap="square" lIns="36576" tIns="18288" rIns="36576" bIns="18288" anchor="ctr" anchorCtr="1">
+      <a:spAutoFit/>
+    </cs:bodyPr>
+  </cs:dataLabelCallout>
+  <cs:dataPoint>
+    <cs:lnRef idx="0"/>
+    <cs:fillRef idx="0">
+      <cs:styleClr val="auto"/>
+    </cs:fillRef>
+    <cs:effectRef idx="0"/>
+    <cs:fontRef idx="minor">
+      <a:schemeClr val="tx1"/>
+    </cs:fontRef>
+    <cs:spPr>
+      <a:solidFill>
+        <a:schemeClr val="phClr"/>
+      </a:solidFill>
+      <a:scene3d>
+        <a:camera prst="orthographicFront"/>
+        <a:lightRig rig="brightRoom" dir="t"/>
+      </a:scene3d>
+      <a:sp3d prstMaterial="flat">
+        <a:bevelT w="50800" h="101600" prst="angle"/>
+        <a:contourClr>
+          <a:srgbClr val="000000"/>
+        </a:contourClr>
+      </a:sp3d>
+    </cs:spPr>
+  </cs:dataPoint>
+  <cs:dataPoint3D>
+    <cs:lnRef idx="0"/>
+    <cs:fillRef idx="0">
+      <cs:styleClr val="auto"/>
+    </cs:fillRef>
+    <cs:effectRef idx="0"/>
+    <cs:fontRef idx="minor">
+      <a:schemeClr val="tx1"/>
+    </cs:fontRef>
+    <cs:spPr>
+      <a:solidFill>
+        <a:schemeClr val="phClr"/>
+      </a:solidFill>
+      <a:ln w="19050">
+        <a:solidFill>
+          <a:schemeClr val="lt1"/>
+        </a:solidFill>
+      </a:ln>
+    </cs:spPr>
+  </cs:dataPoint3D>
+  <cs:dataPointLine>
+    <cs:lnRef idx="0">
+      <cs:styleClr val="auto"/>
+    </cs:lnRef>
+    <cs:fillRef idx="0"/>
+    <cs:effectRef idx="0"/>
+    <cs:fontRef idx="minor">
+      <a:schemeClr val="tx1"/>
+    </cs:fontRef>
+    <cs:spPr>
+      <a:ln w="28575" cap="rnd">
+        <a:solidFill>
+          <a:schemeClr val="phClr"/>
+        </a:solidFill>
+        <a:round/>
+      </a:ln>
+    </cs:spPr>
+  </cs:dataPointLine>
+  <cs:dataPointMarker>
+    <cs:lnRef idx="0"/>
+    <cs:fillRef idx="0">
+      <cs:styleClr val="auto"/>
+    </cs:fillRef>
+    <cs:effectRef idx="0"/>
+    <cs:fontRef idx="minor">
+      <a:schemeClr val="tx1"/>
+    </cs:fontRef>
+    <cs:spPr>
+      <a:solidFill>
+        <a:schemeClr val="phClr"/>
+      </a:solidFill>
+      <a:ln w="9525">
+        <a:solidFill>
+          <a:schemeClr val="lt1"/>
+        </a:solidFill>
+      </a:ln>
+    </cs:spPr>
+  </cs:dataPointMarker>
+  <cs:dataPointMarkerLayout symbol="circle" size="6"/>
+  <cs:dataPointWireframe>
+    <cs:lnRef idx="0">
+      <cs:styleClr val="auto"/>
+    </cs:lnRef>
+    <cs:fillRef idx="0"/>
+    <cs:effectRef idx="0"/>
+    <cs:fontRef idx="minor">
+      <a:schemeClr val="tx1"/>
+    </cs:fontRef>
+    <cs:spPr>
+      <a:ln w="9525" cap="rnd">
+        <a:solidFill>
+          <a:schemeClr val="phClr"/>
+        </a:solidFill>
+        <a:round/>
+      </a:ln>
+    </cs:spPr>
+  </cs:dataPointWireframe>
+  <cs:dataTable>
+    <cs:lnRef idx="0"/>
+    <cs:fillRef idx="0"/>
+    <cs:effectRef idx="0"/>
+    <cs:fontRef idx="minor">
+      <a:schemeClr val="tx1">
+        <a:lumMod val="65000"/>
+        <a:lumOff val="35000"/>
+      </a:schemeClr>
+    </cs:fontRef>
+    <cs:spPr>
+      <a:noFill/>
+      <a:ln w="9525" cap="flat" cmpd="sng" algn="ctr">
+        <a:solidFill>
+          <a:schemeClr val="tx1">
+            <a:lumMod val="15000"/>
+            <a:lumOff val="85000"/>
+          </a:schemeClr>
+        </a:solidFill>
+        <a:round/>
+      </a:ln>
+    </cs:spPr>
+    <cs:defRPr sz="900" kern="1200"/>
+  </cs:dataTable>
+  <cs:downBar>
+    <cs:lnRef idx="0"/>
+    <cs:fillRef idx="0"/>
+    <cs:effectRef idx="0"/>
+    <cs:fontRef idx="minor">
+      <a:schemeClr val="tx1"/>
+    </cs:fontRef>
+    <cs:spPr>
+      <a:solidFill>
+        <a:schemeClr val="dk1">
+          <a:lumMod val="75000"/>
+          <a:lumOff val="25000"/>
+        </a:schemeClr>
+      </a:solidFill>
+      <a:ln w="9525" cap="flat" cmpd="sng" algn="ctr">
+        <a:solidFill>
+          <a:schemeClr val="tx1">
+            <a:lumMod val="65000"/>
+            <a:lumOff val="35000"/>
+          </a:schemeClr>
+        </a:solidFill>
+        <a:round/>
+      </a:ln>
+    </cs:spPr>
+  </cs:downBar>
+  <cs:dropLine>
+    <cs:lnRef idx="0"/>
+    <cs:fillRef idx="0"/>
+    <cs:effectRef idx="0"/>
+    <cs:fontRef idx="minor">
+      <a:schemeClr val="tx1"/>
+    </cs:fontRef>
+    <cs:spPr>
+      <a:ln w="9525" cap="flat" cmpd="sng" algn="ctr">
+        <a:solidFill>
+          <a:schemeClr val="tx1">
+            <a:lumMod val="35000"/>
+            <a:lumOff val="65000"/>
+          </a:schemeClr>
+        </a:solidFill>
+        <a:round/>
+      </a:ln>
+    </cs:spPr>
+  </cs:dropLine>
+  <cs:errorBar>
+    <cs:lnRef idx="0"/>
+    <cs:fillRef idx="0"/>
+    <cs:effectRef idx="0"/>
+    <cs:fontRef idx="minor">
+      <a:schemeClr val="tx1"/>
+    </cs:fontRef>
+    <cs:spPr>
+      <a:ln w="9525" cap="flat" cmpd="sng" algn="ctr">
+        <a:solidFill>
+          <a:schemeClr val="tx1">
+            <a:lumMod val="65000"/>
+            <a:lumOff val="35000"/>
+          </a:schemeClr>
+        </a:solidFill>
+        <a:round/>
+      </a:ln>
+    </cs:spPr>
+  </cs:errorBar>
+  <cs:floor>
+    <cs:lnRef idx="0"/>
+    <cs:fillRef idx="0"/>
+    <cs:effectRef idx="0"/>
+    <cs:fontRef idx="minor">
+      <a:schemeClr val="tx1"/>
+    </cs:fontRef>
+    <cs:spPr>
+      <a:noFill/>
+      <a:ln>
+        <a:noFill/>
+      </a:ln>
+    </cs:spPr>
+  </cs:floor>
+  <cs:gridlineMajor>
+    <cs:lnRef idx="0"/>
+    <cs:fillRef idx="0"/>
+    <cs:effectRef idx="0"/>
+    <cs:fontRef idx="minor">
+      <a:schemeClr val="tx1"/>
+    </cs:fontRef>
+    <cs:spPr>
+      <a:ln w="9525" cap="flat" cmpd="sng" algn="ctr">
+        <a:solidFill>
+          <a:schemeClr val="tx1">
+            <a:lumMod val="15000"/>
+            <a:lumOff val="85000"/>
+          </a:schemeClr>
+        </a:solidFill>
+        <a:round/>
+      </a:ln>
+    </cs:spPr>
+  </cs:gridlineMajor>
+  <cs:gridlineMinor>
+    <cs:lnRef idx="0"/>
+    <cs:fillRef idx="0"/>
+    <cs:effectRef idx="0"/>
+    <cs:fontRef idx="minor">
+      <a:schemeClr val="tx1"/>
+    </cs:fontRef>
+    <cs:spPr>
+      <a:ln w="9525" cap="flat" cmpd="sng" algn="ctr">
+        <a:solidFill>
+          <a:schemeClr val="tx1">
+            <a:lumMod val="5000"/>
+            <a:lumOff val="95000"/>
+          </a:schemeClr>
+        </a:solidFill>
+        <a:round/>
+      </a:ln>
+    </cs:spPr>
+  </cs:gridlineMinor>
+  <cs:hiLoLine>
+    <cs:lnRef idx="0"/>
+    <cs:fillRef idx="0"/>
+    <cs:effectRef idx="0"/>
+    <cs:fontRef idx="minor">
+      <a:schemeClr val="tx1"/>
+    </cs:fontRef>
+    <cs:spPr>
+      <a:ln w="9525" cap="flat" cmpd="sng" algn="ctr">
+        <a:solidFill>
+          <a:schemeClr val="tx1">
+            <a:lumMod val="50000"/>
+            <a:lumOff val="50000"/>
+          </a:schemeClr>
+        </a:solidFill>
+        <a:round/>
+      </a:ln>
+    </cs:spPr>
+  </cs:hiLoLine>
+  <cs:leaderLine>
+    <cs:lnRef idx="0"/>
+    <cs:fillRef idx="0"/>
+    <cs:effectRef idx="0"/>
+    <cs:fontRef idx="minor">
+      <a:schemeClr val="tx1"/>
+    </cs:fontRef>
+    <cs:spPr>
+      <a:ln w="9525" cap="flat" cmpd="sng" algn="ctr">
+        <a:solidFill>
+          <a:schemeClr val="tx1">
+            <a:lumMod val="35000"/>
+            <a:lumOff val="65000"/>
+          </a:schemeClr>
+        </a:solidFill>
+        <a:round/>
+      </a:ln>
+    </cs:spPr>
+  </cs:leaderLine>
+  <cs:legend>
+    <cs:lnRef idx="0"/>
+    <cs:fillRef idx="0"/>
+    <cs:effectRef idx="0"/>
+    <cs:fontRef idx="minor">
+      <a:schemeClr val="tx1">
+        <a:lumMod val="65000"/>
+        <a:lumOff val="35000"/>
+      </a:schemeClr>
+    </cs:fontRef>
+    <cs:defRPr sz="900" kern="1200"/>
+  </cs:legend>
+  <cs:plotArea mods="allowNoFillOverride allowNoLineOverride">
+    <cs:lnRef idx="0"/>
+    <cs:fillRef idx="0"/>
+    <cs:effectRef idx="0"/>
+    <cs:fontRef idx="minor">
+      <a:schemeClr val="tx1"/>
+    </cs:fontRef>
+  </cs:plotArea>
+  <cs:plotArea3D mods="allowNoFillOverride allowNoLineOverride">
+    <cs:lnRef idx="0"/>
+    <cs:fillRef idx="0"/>
+    <cs:effectRef idx="0"/>
+    <cs:fontRef idx="minor">
+      <a:schemeClr val="tx1"/>
+    </cs:fontRef>
+  </cs:plotArea3D>
+  <cs:seriesAxis>
+    <cs:lnRef idx="0"/>
+    <cs:fillRef idx="0"/>
+    <cs:effectRef idx="0"/>
+    <cs:fontRef idx="minor">
+      <a:schemeClr val="tx1">
+        <a:lumMod val="65000"/>
+        <a:lumOff val="35000"/>
+      </a:schemeClr>
+    </cs:fontRef>
+    <cs:defRPr sz="900" kern="1200"/>
+  </cs:seriesAxis>
+  <cs:seriesLine>
+    <cs:lnRef idx="0"/>
+    <cs:fillRef idx="0"/>
+    <cs:effectRef idx="0"/>
+    <cs:fontRef idx="minor">
+      <a:schemeClr val="tx1"/>
+    </cs:fontRef>
+    <cs:spPr>
+      <a:ln w="9525" cap="flat" cmpd="sng" algn="ctr">
+        <a:solidFill>
+          <a:schemeClr val="tx1">
+            <a:lumMod val="35000"/>
+            <a:lumOff val="65000"/>
+          </a:schemeClr>
+        </a:solidFill>
+        <a:round/>
+      </a:ln>
+    </cs:spPr>
+  </cs:seriesLine>
+  <cs:title>
+    <cs:lnRef idx="0"/>
+    <cs:fillRef idx="0"/>
+    <cs:effectRef idx="0"/>
+    <cs:fontRef idx="minor">
+      <a:schemeClr val="tx1">
+        <a:lumMod val="65000"/>
+        <a:lumOff val="35000"/>
+      </a:schemeClr>
+    </cs:fontRef>
+    <cs:defRPr sz="1400" b="1" i="0" kern="1200" cap="all" spc="50" baseline="0"/>
+  </cs:title>
+  <cs:trendline>
+    <cs:lnRef idx="0">
+      <cs:styleClr val="auto"/>
+    </cs:lnRef>
+    <cs:fillRef idx="0"/>
+    <cs:effectRef idx="0"/>
+    <cs:fontRef idx="minor">
+      <a:schemeClr val="tx1"/>
+    </cs:fontRef>
+    <cs:spPr>
+      <a:ln w="19050" cap="rnd">
+        <a:solidFill>
+          <a:schemeClr val="phClr"/>
+        </a:solidFill>
+        <a:prstDash val="sysDash"/>
+      </a:ln>
+    </cs:spPr>
+  </cs:trendline>
+  <cs:trendlineLabel>
+    <cs:lnRef idx="0"/>
+    <cs:fillRef idx="0"/>
+    <cs:effectRef idx="0"/>
+    <cs:fontRef idx="minor">
+      <a:schemeClr val="tx1">
+        <a:lumMod val="65000"/>
+        <a:lumOff val="35000"/>
+      </a:schemeClr>
+    </cs:fontRef>
+    <cs:defRPr sz="900" kern="1200"/>
+  </cs:trendlineLabel>
+  <cs:upBar>
+    <cs:lnRef idx="0"/>
+    <cs:fillRef idx="0"/>
+    <cs:effectRef idx="0"/>
+    <cs:fontRef idx="minor">
+      <a:schemeClr val="tx1"/>
+    </cs:fontRef>
+    <cs:spPr>
+      <a:solidFill>
+        <a:schemeClr val="lt1"/>
+      </a:solidFill>
+      <a:ln w="9525" cap="flat" cmpd="sng" algn="ctr">
+        <a:solidFill>
+          <a:schemeClr val="tx1">
+            <a:lumMod val="65000"/>
+            <a:lumOff val="35000"/>
+          </a:schemeClr>
+        </a:solidFill>
+        <a:round/>
+      </a:ln>
+    </cs:spPr>
+  </cs:upBar>
+  <cs:valueAxis>
+    <cs:lnRef idx="0"/>
+    <cs:fillRef idx="0"/>
+    <cs:effectRef idx="0"/>
+    <cs:fontRef idx="minor">
+      <a:schemeClr val="tx1">
+        <a:lumMod val="65000"/>
+        <a:lumOff val="35000"/>
+      </a:schemeClr>
+    </cs:fontRef>
+    <cs:defRPr sz="900" kern="1200"/>
+  </cs:valueAxis>
+  <cs:wall>
+    <cs:lnRef idx="0"/>
+    <cs:fillRef idx="0"/>
+    <cs:effectRef idx="0"/>
+    <cs:fontRef idx="minor">
+      <a:schemeClr val="tx1"/>
+    </cs:fontRef>
+    <cs:spPr>
+      <a:noFill/>
+      <a:ln>
+        <a:noFill/>
+      </a:ln>
+    </cs:spPr>
+  </cs:wall>
+</cs:chartStyle>
+</file>
+
+<file path=word/charts/style6.xml><?xml version="1.0" encoding="utf-8"?>
+<cs:chartStyle xmlns:cs="http://schemas.microsoft.com/office/drawing/2012/chartStyle" xmlns:a="http://schemas.openxmlformats.org/drawingml/2006/main" id="258">
+  <cs:axisTitle>
+    <cs:lnRef idx="0"/>
+    <cs:fillRef idx="0"/>
+    <cs:effectRef idx="0"/>
+    <cs:fontRef idx="minor">
+      <a:schemeClr val="tx1">
+        <a:lumMod val="65000"/>
+        <a:lumOff val="35000"/>
+      </a:schemeClr>
+    </cs:fontRef>
+    <cs:defRPr sz="900" kern="1200"/>
+  </cs:axisTitle>
+  <cs:categoryAxis>
+    <cs:lnRef idx="0"/>
+    <cs:fillRef idx="0"/>
+    <cs:effectRef idx="0"/>
+    <cs:fontRef idx="minor">
+      <a:schemeClr val="tx1">
+        <a:lumMod val="65000"/>
+        <a:lumOff val="35000"/>
+      </a:schemeClr>
+    </cs:fontRef>
+    <cs:defRPr sz="900" kern="1200"/>
+  </cs:categoryAxis>
+  <cs:chartArea mods="allowNoFillOverride allowNoLineOverride">
+    <cs:lnRef idx="0"/>
+    <cs:fillRef idx="0"/>
+    <cs:effectRef idx="0"/>
+    <cs:fontRef idx="minor">
+      <a:schemeClr val="tx1"/>
+    </cs:fontRef>
+    <cs:spPr>
+      <a:solidFill>
+        <a:schemeClr val="bg1"/>
+      </a:solidFill>
+      <a:ln w="9525" cap="flat" cmpd="sng" algn="ctr">
+        <a:solidFill>
+          <a:schemeClr val="tx1">
+            <a:lumMod val="15000"/>
+            <a:lumOff val="85000"/>
+          </a:schemeClr>
+        </a:solidFill>
+        <a:round/>
+      </a:ln>
+    </cs:spPr>
+    <cs:defRPr sz="900" kern="1200"/>
+  </cs:chartArea>
+  <cs:dataLabel>
+    <cs:lnRef idx="0"/>
+    <cs:fillRef idx="0"/>
+    <cs:effectRef idx="0"/>
+    <cs:fontRef idx="minor">
+      <a:schemeClr val="lt1"/>
+    </cs:fontRef>
+    <cs:defRPr sz="900" b="1" kern="1200"/>
+  </cs:dataLabel>
+  <cs:dataLabelCallout>
+    <cs:lnRef idx="0"/>
+    <cs:fillRef idx="0"/>
+    <cs:effectRef idx="0"/>
+    <cs:fontRef idx="minor">
+      <a:schemeClr val="dk1">
+        <a:lumMod val="65000"/>
+        <a:lumOff val="35000"/>
+      </a:schemeClr>
+    </cs:fontRef>
+    <cs:spPr>
+      <a:solidFill>
+        <a:schemeClr val="lt1"/>
+      </a:solidFill>
+      <a:ln>
+        <a:solidFill>
+          <a:schemeClr val="dk1">
+            <a:lumMod val="25000"/>
+            <a:lumOff val="75000"/>
+          </a:schemeClr>
+        </a:solidFill>
+      </a:ln>
+    </cs:spPr>
+    <cs:defRPr sz="900" kern="1200"/>
+    <cs:bodyPr rot="0" spcFirstLastPara="1" vertOverflow="clip" horzOverflow="clip" vert="horz" wrap="square" lIns="36576" tIns="18288" rIns="36576" bIns="18288" anchor="ctr" anchorCtr="1">
+      <a:spAutoFit/>
+    </cs:bodyPr>
+  </cs:dataLabelCallout>
+  <cs:dataPoint>
+    <cs:lnRef idx="0"/>
+    <cs:fillRef idx="0">
+      <cs:styleClr val="auto"/>
+    </cs:fillRef>
+    <cs:effectRef idx="0"/>
+    <cs:fontRef idx="minor">
+      <a:schemeClr val="tx1"/>
+    </cs:fontRef>
+    <cs:spPr>
+      <a:solidFill>
+        <a:schemeClr val="phClr"/>
+      </a:solidFill>
+      <a:scene3d>
+        <a:camera prst="orthographicFront"/>
+        <a:lightRig rig="brightRoom" dir="t"/>
+      </a:scene3d>
+      <a:sp3d prstMaterial="flat">
+        <a:bevelT w="50800" h="101600" prst="angle"/>
+        <a:contourClr>
+          <a:srgbClr val="000000"/>
+        </a:contourClr>
+      </a:sp3d>
+    </cs:spPr>
+  </cs:dataPoint>
+  <cs:dataPoint3D>
+    <cs:lnRef idx="0"/>
+    <cs:fillRef idx="0">
+      <cs:styleClr val="auto"/>
+    </cs:fillRef>
+    <cs:effectRef idx="0"/>
+    <cs:fontRef idx="minor">
+      <a:schemeClr val="tx1"/>
+    </cs:fontRef>
+    <cs:spPr>
+      <a:solidFill>
+        <a:schemeClr val="phClr"/>
+      </a:solidFill>
+      <a:ln w="19050">
+        <a:solidFill>
+          <a:schemeClr val="lt1"/>
+        </a:solidFill>
+      </a:ln>
+    </cs:spPr>
+  </cs:dataPoint3D>
+  <cs:dataPointLine>
+    <cs:lnRef idx="0">
+      <cs:styleClr val="auto"/>
+    </cs:lnRef>
+    <cs:fillRef idx="0"/>
+    <cs:effectRef idx="0"/>
+    <cs:fontRef idx="minor">
+      <a:schemeClr val="tx1"/>
+    </cs:fontRef>
+    <cs:spPr>
+      <a:ln w="28575" cap="rnd">
+        <a:solidFill>
+          <a:schemeClr val="phClr"/>
+        </a:solidFill>
+        <a:round/>
+      </a:ln>
+    </cs:spPr>
+  </cs:dataPointLine>
+  <cs:dataPointMarker>
+    <cs:lnRef idx="0"/>
+    <cs:fillRef idx="0">
+      <cs:styleClr val="auto"/>
+    </cs:fillRef>
+    <cs:effectRef idx="0"/>
+    <cs:fontRef idx="minor">
+      <a:schemeClr val="tx1"/>
+    </cs:fontRef>
+    <cs:spPr>
+      <a:solidFill>
+        <a:schemeClr val="phClr"/>
+      </a:solidFill>
+      <a:ln w="9525">
+        <a:solidFill>
+          <a:schemeClr val="lt1"/>
+        </a:solidFill>
+      </a:ln>
+    </cs:spPr>
+  </cs:dataPointMarker>
+  <cs:dataPointMarkerLayout symbol="circle" size="6"/>
+  <cs:dataPointWireframe>
+    <cs:lnRef idx="0">
+      <cs:styleClr val="auto"/>
+    </cs:lnRef>
+    <cs:fillRef idx="0"/>
+    <cs:effectRef idx="0"/>
+    <cs:fontRef idx="minor">
+      <a:schemeClr val="tx1"/>
+    </cs:fontRef>
+    <cs:spPr>
+      <a:ln w="9525" cap="rnd">
+        <a:solidFill>
+          <a:schemeClr val="phClr"/>
+        </a:solidFill>
+        <a:round/>
+      </a:ln>
+    </cs:spPr>
+  </cs:dataPointWireframe>
+  <cs:dataTable>
+    <cs:lnRef idx="0"/>
+    <cs:fillRef idx="0"/>
+    <cs:effectRef idx="0"/>
+    <cs:fontRef idx="minor">
+      <a:schemeClr val="tx1">
+        <a:lumMod val="65000"/>
+        <a:lumOff val="35000"/>
+      </a:schemeClr>
+    </cs:fontRef>
+    <cs:spPr>
+      <a:noFill/>
+      <a:ln w="9525" cap="flat" cmpd="sng" algn="ctr">
+        <a:solidFill>
+          <a:schemeClr val="tx1">
+            <a:lumMod val="15000"/>
+            <a:lumOff val="85000"/>
+          </a:schemeClr>
+        </a:solidFill>
+        <a:round/>
+      </a:ln>
+    </cs:spPr>
+    <cs:defRPr sz="900" kern="1200"/>
+  </cs:dataTable>
+  <cs:downBar>
+    <cs:lnRef idx="0"/>
+    <cs:fillRef idx="0"/>
+    <cs:effectRef idx="0"/>
+    <cs:fontRef idx="minor">
+      <a:schemeClr val="tx1"/>
+    </cs:fontRef>
+    <cs:spPr>
+      <a:solidFill>
+        <a:schemeClr val="dk1">
+          <a:lumMod val="75000"/>
+          <a:lumOff val="25000"/>
+        </a:schemeClr>
+      </a:solidFill>
+      <a:ln w="9525" cap="flat" cmpd="sng" algn="ctr">
+        <a:solidFill>
+          <a:schemeClr val="tx1">
+            <a:lumMod val="65000"/>
+            <a:lumOff val="35000"/>
+          </a:schemeClr>
+        </a:solidFill>
+        <a:round/>
+      </a:ln>
+    </cs:spPr>
+  </cs:downBar>
+  <cs:dropLine>
+    <cs:lnRef idx="0"/>
+    <cs:fillRef idx="0"/>
+    <cs:effectRef idx="0"/>
+    <cs:fontRef idx="minor">
+      <a:schemeClr val="tx1"/>
+    </cs:fontRef>
+    <cs:spPr>
+      <a:ln w="9525" cap="flat" cmpd="sng" algn="ctr">
+        <a:solidFill>
+          <a:schemeClr val="tx1">
+            <a:lumMod val="35000"/>
+            <a:lumOff val="65000"/>
+          </a:schemeClr>
+        </a:solidFill>
+        <a:round/>
+      </a:ln>
+    </cs:spPr>
+  </cs:dropLine>
+  <cs:errorBar>
+    <cs:lnRef idx="0"/>
+    <cs:fillRef idx="0"/>
+    <cs:effectRef idx="0"/>
+    <cs:fontRef idx="minor">
+      <a:schemeClr val="tx1"/>
+    </cs:fontRef>
+    <cs:spPr>
+      <a:ln w="9525" cap="flat" cmpd="sng" algn="ctr">
+        <a:solidFill>
+          <a:schemeClr val="tx1">
+            <a:lumMod val="65000"/>
+            <a:lumOff val="35000"/>
+          </a:schemeClr>
+        </a:solidFill>
+        <a:round/>
+      </a:ln>
+    </cs:spPr>
+  </cs:errorBar>
+  <cs:floor>
+    <cs:lnRef idx="0"/>
+    <cs:fillRef idx="0"/>
+    <cs:effectRef idx="0"/>
+    <cs:fontRef idx="minor">
+      <a:schemeClr val="tx1"/>
+    </cs:fontRef>
+    <cs:spPr>
+      <a:noFill/>
+      <a:ln>
+        <a:noFill/>
+      </a:ln>
+    </cs:spPr>
+  </cs:floor>
+  <cs:gridlineMajor>
+    <cs:lnRef idx="0"/>
+    <cs:fillRef idx="0"/>
+    <cs:effectRef idx="0"/>
+    <cs:fontRef idx="minor">
+      <a:schemeClr val="tx1"/>
+    </cs:fontRef>
+    <cs:spPr>
+      <a:ln w="9525" cap="flat" cmpd="sng" algn="ctr">
+        <a:solidFill>
+          <a:schemeClr val="tx1">
+            <a:lumMod val="15000"/>
+            <a:lumOff val="85000"/>
+          </a:schemeClr>
+        </a:solidFill>
+        <a:round/>
+      </a:ln>
+    </cs:spPr>
+  </cs:gridlineMajor>
+  <cs:gridlineMinor>
+    <cs:lnRef idx="0"/>
+    <cs:fillRef idx="0"/>
+    <cs:effectRef idx="0"/>
+    <cs:fontRef idx="minor">
+      <a:schemeClr val="tx1"/>
+    </cs:fontRef>
+    <cs:spPr>
+      <a:ln w="9525" cap="flat" cmpd="sng" algn="ctr">
+        <a:solidFill>
+          <a:schemeClr val="tx1">
+            <a:lumMod val="5000"/>
+            <a:lumOff val="95000"/>
+          </a:schemeClr>
+        </a:solidFill>
+        <a:round/>
+      </a:ln>
+    </cs:spPr>
+  </cs:gridlineMinor>
+  <cs:hiLoLine>
+    <cs:lnRef idx="0"/>
+    <cs:fillRef idx="0"/>
+    <cs:effectRef idx="0"/>
+    <cs:fontRef idx="minor">
+      <a:schemeClr val="tx1"/>
+    </cs:fontRef>
+    <cs:spPr>
+      <a:ln w="9525" cap="flat" cmpd="sng" algn="ctr">
+        <a:solidFill>
+          <a:schemeClr val="tx1">
+            <a:lumMod val="50000"/>
+            <a:lumOff val="50000"/>
+          </a:schemeClr>
+        </a:solidFill>
+        <a:round/>
+      </a:ln>
+    </cs:spPr>
+  </cs:hiLoLine>
+  <cs:leaderLine>
+    <cs:lnRef idx="0"/>
+    <cs:fillRef idx="0"/>
+    <cs:effectRef idx="0"/>
+    <cs:fontRef idx="minor">
+      <a:schemeClr val="tx1"/>
+    </cs:fontRef>
+    <cs:spPr>
+      <a:ln w="9525" cap="flat" cmpd="sng" algn="ctr">
+        <a:solidFill>
+          <a:schemeClr val="tx1">
+            <a:lumMod val="35000"/>
+            <a:lumOff val="65000"/>
+          </a:schemeClr>
+        </a:solidFill>
+        <a:round/>
+      </a:ln>
+    </cs:spPr>
+  </cs:leaderLine>
+  <cs:legend>
+    <cs:lnRef idx="0"/>
+    <cs:fillRef idx="0"/>
+    <cs:effectRef idx="0"/>
+    <cs:fontRef idx="minor">
+      <a:schemeClr val="tx1">
+        <a:lumMod val="65000"/>
+        <a:lumOff val="35000"/>
+      </a:schemeClr>
+    </cs:fontRef>
+    <cs:defRPr sz="900" kern="1200"/>
+  </cs:legend>
+  <cs:plotArea mods="allowNoFillOverride allowNoLineOverride">
+    <cs:lnRef idx="0"/>
+    <cs:fillRef idx="0"/>
+    <cs:effectRef idx="0"/>
+    <cs:fontRef idx="minor">
+      <a:schemeClr val="tx1"/>
+    </cs:fontRef>
+  </cs:plotArea>
+  <cs:plotArea3D mods="allowNoFillOverride allowNoLineOverride">
+    <cs:lnRef idx="0"/>
+    <cs:fillRef idx="0"/>
+    <cs:effectRef idx="0"/>
+    <cs:fontRef idx="minor">
+      <a:schemeClr val="tx1"/>
+    </cs:fontRef>
+  </cs:plotArea3D>
+  <cs:seriesAxis>
+    <cs:lnRef idx="0"/>
+    <cs:fillRef idx="0"/>
+    <cs:effectRef idx="0"/>
+    <cs:fontRef idx="minor">
+      <a:schemeClr val="tx1">
+        <a:lumMod val="65000"/>
+        <a:lumOff val="35000"/>
+      </a:schemeClr>
+    </cs:fontRef>
+    <cs:defRPr sz="900" kern="1200"/>
+  </cs:seriesAxis>
+  <cs:seriesLine>
+    <cs:lnRef idx="0"/>
+    <cs:fillRef idx="0"/>
+    <cs:effectRef idx="0"/>
+    <cs:fontRef idx="minor">
+      <a:schemeClr val="tx1"/>
+    </cs:fontRef>
+    <cs:spPr>
+      <a:ln w="9525" cap="flat" cmpd="sng" algn="ctr">
+        <a:solidFill>
+          <a:schemeClr val="tx1">
+            <a:lumMod val="35000"/>
+            <a:lumOff val="65000"/>
+          </a:schemeClr>
+        </a:solidFill>
+        <a:round/>
+      </a:ln>
+    </cs:spPr>
+  </cs:seriesLine>
+  <cs:title>
+    <cs:lnRef idx="0"/>
+    <cs:fillRef idx="0"/>
+    <cs:effectRef idx="0"/>
+    <cs:fontRef idx="minor">
+      <a:schemeClr val="tx1">
+        <a:lumMod val="65000"/>
+        <a:lumOff val="35000"/>
+      </a:schemeClr>
+    </cs:fontRef>
+    <cs:defRPr sz="1400" b="1" i="0" kern="1200" cap="all" spc="50" baseline="0"/>
+  </cs:title>
+  <cs:trendline>
+    <cs:lnRef idx="0">
+      <cs:styleClr val="auto"/>
+    </cs:lnRef>
+    <cs:fillRef idx="0"/>
+    <cs:effectRef idx="0"/>
+    <cs:fontRef idx="minor">
+      <a:schemeClr val="tx1"/>
+    </cs:fontRef>
+    <cs:spPr>
+      <a:ln w="19050" cap="rnd">
+        <a:solidFill>
+          <a:schemeClr val="phClr"/>
+        </a:solidFill>
+        <a:prstDash val="sysDash"/>
       </a:ln>
     </cs:spPr>
   </cs:trendline>

--- a/Investigation.docx
+++ b/Investigation.docx
@@ -92,7 +92,11 @@
         <w:spacing w:line="276" w:lineRule="auto"/>
       </w:pPr>
       <w:r>
-        <w:t>The next primary stakeholder group is the box office staff. These are the people who handle ticket sales and customer enquiries on a day to day basis and who will use the booking interface most frequently. Their priorities are speed and simplicity. During busy periods a member of staff cannot afford to spend several minutes navigating a complicated interface to add a single booking. The system therefore needs to be designed with efficiency in mind so that even a brand new member of staff could use it confidently with minimal training.</w:t>
+        <w:t xml:space="preserve">The next primary stakeholder group is the box office staff. These are the people who handle ticket sales and customer enquiries on a day to day basis and who will use the booking interface most frequently. Their priorities are speed and simplicity. During busy periods a member of staff cannot afford to spend several minutes navigating a complicated interface </w:t>
+      </w:r>
+      <w:r>
+        <w:lastRenderedPageBreak/>
+        <w:t>to add a single booking. The system therefore needs to be designed with efficiency in mind so that even a brand new member of staff could use it confidently with minimal training.</w:t>
       </w:r>
     </w:p>
     <w:p>
@@ -177,7 +181,7 @@
         <w:tc>
           <w:tcPr>
             <w:tcW w:w="3500" w:type="dxa"/>
-            <w:shd w:val="clear" w:color="auto" w:fill="D9E2F3"/>
+            <w:shd w:val="clear" w:color="auto" w:fill="F2CEED" w:themeFill="accent5" w:themeFillTint="33"/>
             <w:tcMar>
               <w:top w:w="60" w:type="dxa"/>
               <w:left w:w="100" w:type="dxa"/>
@@ -200,7 +204,7 @@
         <w:tc>
           <w:tcPr>
             <w:tcW w:w="1300" w:type="dxa"/>
-            <w:shd w:val="clear" w:color="auto" w:fill="D9E2F3"/>
+            <w:shd w:val="clear" w:color="auto" w:fill="F2CEED" w:themeFill="accent5" w:themeFillTint="33"/>
             <w:tcMar>
               <w:top w:w="60" w:type="dxa"/>
               <w:left w:w="100" w:type="dxa"/>
@@ -223,7 +227,7 @@
         <w:tc>
           <w:tcPr>
             <w:tcW w:w="2200" w:type="dxa"/>
-            <w:shd w:val="clear" w:color="auto" w:fill="D9E2F3"/>
+            <w:shd w:val="clear" w:color="auto" w:fill="F2CEED" w:themeFill="accent5" w:themeFillTint="33"/>
             <w:tcMar>
               <w:top w:w="60" w:type="dxa"/>
               <w:left w:w="100" w:type="dxa"/>
@@ -246,7 +250,7 @@
         <w:tc>
           <w:tcPr>
             <w:tcW w:w="2360" w:type="dxa"/>
-            <w:shd w:val="clear" w:color="auto" w:fill="D9E2F3"/>
+            <w:shd w:val="clear" w:color="auto" w:fill="F2CEED" w:themeFill="accent5" w:themeFillTint="33"/>
             <w:tcMar>
               <w:top w:w="60" w:type="dxa"/>
               <w:left w:w="100" w:type="dxa"/>
@@ -284,6 +288,7 @@
                 <w:sz w:val="20"/>
                 <w:szCs w:val="20"/>
               </w:rPr>
+              <w:lastRenderedPageBreak/>
               <w:t>Initial meeting with client (Sarah Henshaw) to discuss project scope</w:t>
             </w:r>
           </w:p>
@@ -1088,7 +1093,15 @@
                 <w:sz w:val="20"/>
                 <w:szCs w:val="20"/>
               </w:rPr>
-              <w:t>Produce a DFD showing how data moves through the current paper based system</w:t>
+              <w:t xml:space="preserve">Produce a DFD showing how data moves through </w:t>
+            </w:r>
+            <w:r>
+              <w:rPr>
+                <w:sz w:val="20"/>
+                <w:szCs w:val="20"/>
+              </w:rPr>
+              <w:lastRenderedPageBreak/>
+              <w:t>the current paper based system</w:t>
             </w:r>
           </w:p>
         </w:tc>
@@ -1110,6 +1123,7 @@
                 <w:sz w:val="20"/>
                 <w:szCs w:val="20"/>
               </w:rPr>
+              <w:lastRenderedPageBreak/>
               <w:t>Overview of existing system</w:t>
             </w:r>
           </w:p>
@@ -1454,7 +1468,11 @@
         <w:spacing w:line="276" w:lineRule="auto"/>
       </w:pPr>
       <w:r>
-        <w:t>Starting with interviews, these were chosen as the main method for gathering requirements from the key stakeholders. The reason for this is that an interview allows open ended questions to be asked and the conversation can naturally go in directions that were not planned in advance. This is important because some of the most useful information gathered during an investigation comes from things that the person being interviewed mentions without being directly asked. A written survey would not allow for this kind of flexibility. The limitation of interviews however is that they are time consuming and the quality of what comes out of them depends heavily on how well the questions are prepared. To address this the questions were written in advance and kept open ended to avoid leading the person being interviewed towards a particular answer. Two interviews were conducted for this investigation, one with the cinema manager and one with a member of the box office staff, as these two stakeholders gave the most complete view of how the existing system operates day to day.</w:t>
+        <w:t xml:space="preserve">Starting with interviews, these were chosen as the main method for gathering requirements from the key stakeholders. The reason for this is that an interview allows open ended questions to be asked and the conversation can naturally go in directions that were not planned in advance. This is important because some of the most useful information gathered during an investigation comes from things that the person being interviewed mentions without being directly asked. A written survey would not allow for this kind of flexibility. The limitation of interviews however is that they are time consuming and the quality of what comes out of them depends heavily on how well the questions are prepared. To address this the questions were written in advance and kept open ended to avoid leading the person being interviewed towards a particular answer. Two interviews were conducted for this investigation, one with the cinema manager and one with a </w:t>
+      </w:r>
+      <w:r>
+        <w:lastRenderedPageBreak/>
+        <w:t>member of the box office staff, as these two stakeholders gave the most complete view of how the existing system operates day to day.</w:t>
       </w:r>
     </w:p>
     <w:p>
@@ -1486,7 +1504,11 @@
         <w:spacing w:line="276" w:lineRule="auto"/>
       </w:pPr>
       <w:r>
-        <w:t>Finally, desk based research was used to look at how similar systems are designed in the real world. By researching the booking systems of established cinema chains it is possible to identify features and design patterns that set the standard for what customers already expect. This is useful because stakeholders do not always know what to ask for, particularly if they have not seen what is possible. The limitation of this method is that the systems being researched are built by large commercial teams with significant resources, so not everything observed will be feasible within the scope of this project. The research has therefore been used to inform and inspire the design rather than to copy it directly.</w:t>
+        <w:t xml:space="preserve">Finally, desk based research was used to look at how similar systems are designed in the real world. By researching the booking systems of established cinema chains it is possible to identify features and design patterns that set the standard for what customers already expect. This is useful because stakeholders do not always know what to ask for, particularly if they have not seen what is possible. The limitation of this method is that the systems being researched are built by large commercial teams with significant resources, </w:t>
+      </w:r>
+      <w:r>
+        <w:lastRenderedPageBreak/>
+        <w:t>so not everything observed will be feasible within the scope of this project. The research has therefore been used to inform and inspire the design rather than to copy it directly.</w:t>
       </w:r>
     </w:p>
     <w:p>
@@ -1629,7 +1651,11 @@
         <w:spacing w:after="120" w:line="276" w:lineRule="auto"/>
       </w:pPr>
       <w:r>
-        <w:t>A: The most important thing for me is being able to see everything in one place. I want to know how many seats are available for any screening at a glance, see sales figures without digging through paperwork and be able to add new films and screenings quickly and easily. I also want customers to be able to buy tickets through the kiosk rather than having to come to the desk.</w:t>
+        <w:t xml:space="preserve">A: The most important thing for me is being able to see everything in one place. I want to know how many seats are available for any screening at a glance, see sales figures without digging through paperwork and be able to add new films and screenings quickly and easily. </w:t>
+      </w:r>
+      <w:r>
+        <w:lastRenderedPageBreak/>
+        <w:t>I also want customers to be able to buy tickets through the kiosk rather than having to come to the desk.</w:t>
       </w:r>
     </w:p>
     <w:p>
@@ -1779,6 +1805,7 @@
           <w:b/>
           <w:bCs/>
         </w:rPr>
+        <w:lastRenderedPageBreak/>
         <w:t>Q: Do you have any concerns about moving to a computerised system?</w:t>
       </w:r>
     </w:p>
@@ -1822,6 +1849,9 @@
         <w:spacing w:line="276" w:lineRule="auto"/>
       </w:pPr>
       <w:r>
+        <w:rPr>
+          <w:noProof/>
+        </w:rPr>
         <w:lastRenderedPageBreak/>
         <w:drawing>
           <wp:inline distT="0" distB="0" distL="0" distR="0" wp14:anchorId="1834AB47" wp14:editId="379B8D92">
@@ -2149,7 +2179,7 @@
         <w:tc>
           <w:tcPr>
             <w:tcW w:w="6360" w:type="dxa"/>
-            <w:shd w:val="clear" w:color="auto" w:fill="D9E2F3"/>
+            <w:shd w:val="clear" w:color="auto" w:fill="F2CEED" w:themeFill="accent5" w:themeFillTint="33"/>
             <w:tcMar>
               <w:top w:w="60" w:type="dxa"/>
               <w:left w:w="100" w:type="dxa"/>
@@ -2172,7 +2202,7 @@
         <w:tc>
           <w:tcPr>
             <w:tcW w:w="3000" w:type="dxa"/>
-            <w:shd w:val="clear" w:color="auto" w:fill="D9E2F3"/>
+            <w:shd w:val="clear" w:color="auto" w:fill="F2CEED" w:themeFill="accent5" w:themeFillTint="33"/>
             <w:tcMar>
               <w:top w:w="60" w:type="dxa"/>
               <w:left w:w="100" w:type="dxa"/>
@@ -2286,6 +2316,7 @@
         <w:rPr>
           <w:noProof/>
         </w:rPr>
+        <w:lastRenderedPageBreak/>
         <w:drawing>
           <wp:inline distT="0" distB="0" distL="0" distR="0" wp14:anchorId="271EFD10" wp14:editId="4A85706A">
             <wp:extent cx="5486400" cy="3200400"/>
@@ -2352,7 +2383,7 @@
         <w:tc>
           <w:tcPr>
             <w:tcW w:w="6360" w:type="dxa"/>
-            <w:shd w:val="clear" w:color="auto" w:fill="D9E2F3"/>
+            <w:shd w:val="clear" w:color="auto" w:fill="F2CEED" w:themeFill="accent5" w:themeFillTint="33"/>
             <w:tcMar>
               <w:top w:w="60" w:type="dxa"/>
               <w:left w:w="100" w:type="dxa"/>
@@ -2375,7 +2406,7 @@
         <w:tc>
           <w:tcPr>
             <w:tcW w:w="3000" w:type="dxa"/>
-            <w:shd w:val="clear" w:color="auto" w:fill="D9E2F3"/>
+            <w:shd w:val="clear" w:color="auto" w:fill="F2CEED" w:themeFill="accent5" w:themeFillTint="33"/>
             <w:tcMar>
               <w:top w:w="60" w:type="dxa"/>
               <w:left w:w="100" w:type="dxa"/>
@@ -2578,6 +2609,7 @@
         <w:rPr>
           <w:noProof/>
         </w:rPr>
+        <w:lastRenderedPageBreak/>
         <w:drawing>
           <wp:inline distT="0" distB="0" distL="0" distR="0" wp14:anchorId="75BD7AAD" wp14:editId="0BEB994B">
             <wp:extent cx="5486400" cy="3200400"/>
@@ -2644,7 +2676,7 @@
         <w:tc>
           <w:tcPr>
             <w:tcW w:w="6360" w:type="dxa"/>
-            <w:shd w:val="clear" w:color="auto" w:fill="D9E2F3"/>
+            <w:shd w:val="clear" w:color="auto" w:fill="F2CEED" w:themeFill="accent5" w:themeFillTint="33"/>
             <w:tcMar>
               <w:top w:w="60" w:type="dxa"/>
               <w:left w:w="100" w:type="dxa"/>
@@ -2667,7 +2699,7 @@
         <w:tc>
           <w:tcPr>
             <w:tcW w:w="3000" w:type="dxa"/>
-            <w:shd w:val="clear" w:color="auto" w:fill="D9E2F3"/>
+            <w:shd w:val="clear" w:color="auto" w:fill="F2CEED" w:themeFill="accent5" w:themeFillTint="33"/>
             <w:tcMar>
               <w:top w:w="60" w:type="dxa"/>
               <w:left w:w="100" w:type="dxa"/>
@@ -2865,6 +2897,7 @@
         <w:rPr>
           <w:noProof/>
         </w:rPr>
+        <w:lastRenderedPageBreak/>
         <w:drawing>
           <wp:inline distT="0" distB="0" distL="0" distR="0" wp14:anchorId="21C5E3C5" wp14:editId="48894816">
             <wp:extent cx="5486400" cy="3200400"/>
@@ -2931,7 +2964,7 @@
         <w:tc>
           <w:tcPr>
             <w:tcW w:w="6360" w:type="dxa"/>
-            <w:shd w:val="clear" w:color="auto" w:fill="D9E2F3"/>
+            <w:shd w:val="clear" w:color="auto" w:fill="F2CEED" w:themeFill="accent5" w:themeFillTint="33"/>
             <w:tcMar>
               <w:top w:w="60" w:type="dxa"/>
               <w:left w:w="100" w:type="dxa"/>
@@ -2954,7 +2987,7 @@
         <w:tc>
           <w:tcPr>
             <w:tcW w:w="3000" w:type="dxa"/>
-            <w:shd w:val="clear" w:color="auto" w:fill="D9E2F3"/>
+            <w:shd w:val="clear" w:color="auto" w:fill="F2CEED" w:themeFill="accent5" w:themeFillTint="33"/>
             <w:tcMar>
               <w:top w:w="60" w:type="dxa"/>
               <w:left w:w="100" w:type="dxa"/>
@@ -3110,6 +3143,7 @@
         <w:rPr>
           <w:noProof/>
         </w:rPr>
+        <w:lastRenderedPageBreak/>
         <w:drawing>
           <wp:inline distT="0" distB="0" distL="0" distR="0" wp14:anchorId="0E7EEE99" wp14:editId="20D23CE5">
             <wp:extent cx="5486400" cy="3200400"/>
@@ -3176,7 +3210,7 @@
         <w:tc>
           <w:tcPr>
             <w:tcW w:w="6360" w:type="dxa"/>
-            <w:shd w:val="clear" w:color="auto" w:fill="D9E2F3"/>
+            <w:shd w:val="clear" w:color="auto" w:fill="F2CEED" w:themeFill="accent5" w:themeFillTint="33"/>
             <w:tcMar>
               <w:top w:w="60" w:type="dxa"/>
               <w:left w:w="100" w:type="dxa"/>
@@ -3199,7 +3233,7 @@
         <w:tc>
           <w:tcPr>
             <w:tcW w:w="3000" w:type="dxa"/>
-            <w:shd w:val="clear" w:color="auto" w:fill="D9E2F3"/>
+            <w:shd w:val="clear" w:color="auto" w:fill="F2CEED" w:themeFill="accent5" w:themeFillTint="33"/>
             <w:tcMar>
               <w:top w:w="60" w:type="dxa"/>
               <w:left w:w="100" w:type="dxa"/>
@@ -3313,6 +3347,7 @@
         <w:rPr>
           <w:noProof/>
         </w:rPr>
+        <w:lastRenderedPageBreak/>
         <w:drawing>
           <wp:inline distT="0" distB="0" distL="0" distR="0" wp14:anchorId="2ED25859" wp14:editId="7750B128">
             <wp:extent cx="5486400" cy="3200400"/>
@@ -3401,6 +3436,7 @@
         <w:spacing w:line="276" w:lineRule="auto"/>
       </w:pPr>
       <w:r>
+        <w:lastRenderedPageBreak/>
         <w:t>It was also clear that customers who had already used the kiosk to order food and drinks were then joining the box office queue to buy their tickets separately. This meant some customers were effectively queuing twice before they could take their seat. During the observation period this happened repeatedly and on a couple of occasions customers waiting in the box office queue made comments about having already waited at the kiosk. This confirmed what the staff interviews had suggested about the kiosk and ticketing systems being completely disconnected from each other.</w:t>
       </w:r>
     </w:p>
@@ -3465,6 +3501,7 @@
           <w:iCs w:val="0"/>
           <w:color w:val="000000" w:themeColor="text1"/>
         </w:rPr>
+        <w:lastRenderedPageBreak/>
         <w:t>The Paper Booking Diary</w:t>
       </w:r>
     </w:p>
@@ -3562,6 +3599,7 @@
           <w:iCs w:val="0"/>
           <w:color w:val="000000" w:themeColor="text1"/>
         </w:rPr>
+        <w:lastRenderedPageBreak/>
         <w:t>The Food and Drink Stock Spreadsheet</w:t>
       </w:r>
     </w:p>
@@ -3637,6 +3675,7 @@
           <w:iCs w:val="0"/>
           <w:color w:val="000000" w:themeColor="text1"/>
         </w:rPr>
+        <w:lastRenderedPageBreak/>
         <w:t>The Staff Rota Spreadsheet</w:t>
       </w:r>
     </w:p>
@@ -3720,6 +3759,7 @@
           <w:iCs w:val="0"/>
           <w:color w:val="000000" w:themeColor="text1"/>
         </w:rPr>
+        <w:lastRenderedPageBreak/>
         <w:t>The Ticket Stub</w:t>
       </w:r>
     </w:p>
@@ -3805,6 +3845,7 @@
           <w:bCs/>
           <w:color w:val="000000" w:themeColor="text1"/>
         </w:rPr>
+        <w:lastRenderedPageBreak/>
         <w:t>Desk-based Research</w:t>
       </w:r>
     </w:p>
@@ -3944,6 +3985,7 @@
         <w:rPr>
           <w:noProof/>
         </w:rPr>
+        <w:lastRenderedPageBreak/>
         <w:drawing>
           <wp:inline distT="0" distB="0" distL="0" distR="0" wp14:anchorId="249C92E6" wp14:editId="25BC37F4">
             <wp:extent cx="4381500" cy="3914775"/>
@@ -4029,6 +4071,7 @@
         <w:rPr>
           <w:noProof/>
         </w:rPr>
+        <w:lastRenderedPageBreak/>
         <w:drawing>
           <wp:inline distT="0" distB="0" distL="0" distR="0" wp14:anchorId="40BB6089" wp14:editId="6F7339E3">
             <wp:extent cx="5524500" cy="2809875"/>
@@ -4210,6 +4253,7 @@
           <w:b/>
           <w:bCs/>
         </w:rPr>
+        <w:lastRenderedPageBreak/>
         <w:t>Film Listings Page</w:t>
       </w:r>
     </w:p>
@@ -4311,6 +4355,7 @@
         <w:rPr>
           <w:noProof/>
         </w:rPr>
+        <w:lastRenderedPageBreak/>
         <w:drawing>
           <wp:inline distT="0" distB="0" distL="0" distR="0" wp14:anchorId="1E91FEA3" wp14:editId="61E265F1">
             <wp:extent cx="4286250" cy="4343400"/>
@@ -4396,6 +4441,7 @@
         <w:rPr>
           <w:noProof/>
         </w:rPr>
+        <w:lastRenderedPageBreak/>
         <w:drawing>
           <wp:inline distT="0" distB="0" distL="0" distR="0" wp14:anchorId="456DA744" wp14:editId="1AB6B7F1">
             <wp:extent cx="5143500" cy="4038600"/>
@@ -4525,6 +4571,7 @@
         <w:contextualSpacing w:val="0"/>
       </w:pPr>
       <w:r>
+        <w:lastRenderedPageBreak/>
         <w:t>A stepped booking process guiding users through each stage in order</w:t>
       </w:r>
     </w:p>
@@ -4657,8 +4704,34 @@
           <w:bCs/>
           <w:color w:val="000000" w:themeColor="text1"/>
         </w:rPr>
+        <w:t>Overview of the Existing System</w:t>
+      </w:r>
+    </w:p>
+    <w:p>
+      <w:pPr>
+        <w:spacing w:line="276" w:lineRule="auto"/>
+      </w:pPr>
+      <w:r>
+        <w:t>Before designing and building a new system it is important to fully understand how the existing one works. This includes looking at what data goes into the system, what comes out of it, how that data is processed in between and where the system falls short. Without this understanding there is a risk of building something that solves the wrong problems or misses important requirements entirely.</w:t>
+      </w:r>
+    </w:p>
+    <w:p>
+      <w:pPr>
+        <w:pStyle w:val="Heading3"/>
+        <w:rPr>
+          <w:b/>
+          <w:bCs/>
+          <w:color w:val="000000" w:themeColor="text1"/>
+        </w:rPr>
+      </w:pPr>
+      <w:r>
+        <w:rPr>
+          <w:b/>
+          <w:bCs/>
+          <w:color w:val="000000" w:themeColor="text1"/>
+        </w:rPr>
         <w:lastRenderedPageBreak/>
-        <w:t>Overview of the Existing System</w:t>
+        <w:t>Inputs</w:t>
       </w:r>
     </w:p>
     <w:p>
@@ -4666,7 +4739,23 @@
         <w:spacing w:line="276" w:lineRule="auto"/>
       </w:pPr>
       <w:r>
-        <w:t>Before designing and building a new system it is important to fully understand how the existing one works. This includes looking at what data goes into the system, what comes out of it, how that data is processed in between and where the system falls short. Without this understanding there is a risk of building something that solves the wrong problems or misses important requirements entirely.</w:t>
+        <w:t>The existing system at Filmtopia receives several types of input, all of which are entered manually by staff or the manager. When a customer arrives to book tickets a member of staff writes the customer's name, chosen film, screening time, number of tickets and preferred seats into a paper booking diary. There is no digital record of this at the point of entry meaning the accuracy of the data depends entirely on the staff member's handwriting and attention to detail.</w:t>
+      </w:r>
+    </w:p>
+    <w:p>
+      <w:pPr>
+        <w:spacing w:line="276" w:lineRule="auto"/>
+      </w:pPr>
+      <w:r>
+        <w:t>When a customer purchases food or drinks at the concessions area their order is written on a notepad by a staff member and passed to the kitchen team. This is a completely separate process from the ticket booking and the two are never linked together in any way. If a customer wants to book tickets and order food at the same time they have to interact with two different systems and two different members of staff.</w:t>
+      </w:r>
+    </w:p>
+    <w:p>
+      <w:pPr>
+        <w:spacing w:line="276" w:lineRule="auto"/>
+      </w:pPr>
+      <w:r>
+        <w:t>When a new film is added to the schedule or a screening time changes the manager updates a paper schedule kept at the box office. There is no automated way of notifying staff of changes which means it is possible for staff to be working from outdated information without realising. Stock levels for food and drink are updated on a spreadsheet periodically by the manager, meaning the data is never truly up to date and relies on manual stock counts being carried out regularly.</w:t>
       </w:r>
     </w:p>
     <w:p>
@@ -4684,7 +4773,7 @@
           <w:bCs/>
           <w:color w:val="000000" w:themeColor="text1"/>
         </w:rPr>
-        <w:t>Inputs</w:t>
+        <w:t>Processing</w:t>
       </w:r>
     </w:p>
     <w:p>
@@ -4692,7 +4781,7 @@
         <w:spacing w:line="276" w:lineRule="auto"/>
       </w:pPr>
       <w:r>
-        <w:t>The existing system at Filmtopia receives several types of input, all of which are entered manually by staff or the manager. When a customer arrives to book tickets a member of staff writes the customer's name, chosen film, screening time, number of tickets and preferred seats into a paper booking diary. There is no digital record of this at the point of entry meaning the accuracy of the data depends entirely on the staff member's handwriting and attention to detail.</w:t>
+        <w:t>The processing that takes place in the existing system is carried out entirely by hand rather than by any software. When a customer asks for a specific seat a staff member must physically look through the paper booking diary to check whether that seat has already been assigned for that screening. This process is slow and becomes increasingly unreliable during busy periods when multiple staff members are taking bookings at the same time. Because there is no central record that updates in real time two members of staff can independently assign the same seat to different customers without either being aware of it until the customers arrive.</w:t>
       </w:r>
     </w:p>
     <w:p>
@@ -4700,7 +4789,26 @@
         <w:spacing w:line="276" w:lineRule="auto"/>
       </w:pPr>
       <w:r>
-        <w:t>When a customer purchases food or drinks at the concessions area their order is written on a notepad by a staff member and passed to the kitchen team. This is a completely separate process from the ticket booking and the two are never linked together in any way. If a customer wants to book tickets and order food at the same time they have to interact with two different systems and two different members of staff.</w:t>
+        <w:t>When a customer books tickets the total cost is calculated manually by the staff member based on the number of tickets and the price for that screening. There is no automated pricing system meaning human error in the calculation is possible. At the end of a trading period the manager must manually count through all entries in the booking diary and cross reference with till receipts to produce any kind of sales summary. This is a time consuming process that the manager has described as unreliable because it depends on the handwritten records being complete and legible.</w:t>
+      </w:r>
+    </w:p>
+    <w:p>
+      <w:pPr>
+        <w:pStyle w:val="Heading3"/>
+        <w:rPr>
+          <w:b/>
+          <w:bCs/>
+          <w:color w:val="000000" w:themeColor="text1"/>
+        </w:rPr>
+      </w:pPr>
+      <w:r>
+        <w:rPr>
+          <w:b/>
+          <w:bCs/>
+          <w:color w:val="000000" w:themeColor="text1"/>
+        </w:rPr>
+        <w:lastRenderedPageBreak/>
+        <w:t>Outputs</w:t>
       </w:r>
     </w:p>
     <w:p>
@@ -4708,7 +4816,15 @@
         <w:spacing w:line="276" w:lineRule="auto"/>
       </w:pPr>
       <w:r>
-        <w:t>When a new film is added to the schedule or a screening time changes the manager updates a paper schedule kept at the box office. There is no automated way of notifying staff of changes which means it is possible for staff to be working from outdated information without realising. Stock levels for food and drink are updated on a spreadsheet periodically by the manager, meaning the data is never truly up to date and relies on manual stock counts being carried out regularly.</w:t>
+        <w:t>The outputs from the existing system are limited and almost entirely paper based. When a customer completes a ticket booking a staff member prints a ticket stub from a basic template on a computer and hands it to the customer. This ticket stub is not linked to any database and contains only the information that the staff member manually entered into the template at the time of printing.</w:t>
+      </w:r>
+    </w:p>
+    <w:p>
+      <w:pPr>
+        <w:spacing w:line="276" w:lineRule="auto"/>
+      </w:pPr>
+      <w:r>
+        <w:t>At the end of each week the manager produces a handwritten or basic spreadsheet summary of sales figures by counting through the booking diary. This is the only form of reporting available to the manager and it provides no breakdown by film, screening time or seat type. Staff rotas are produced by the manager in a spreadsheet and printed out for staff to view. There is no digital way for staff to check their rota without physically being at the cinema.</w:t>
       </w:r>
     </w:p>
     <w:p>
@@ -4726,7 +4842,7 @@
           <w:bCs/>
           <w:color w:val="000000" w:themeColor="text1"/>
         </w:rPr>
-        <w:t>Processing</w:t>
+        <w:t>Strengths of the Existing System</w:t>
       </w:r>
     </w:p>
     <w:p>
@@ -4734,7 +4850,7 @@
         <w:spacing w:line="276" w:lineRule="auto"/>
       </w:pPr>
       <w:r>
-        <w:t>The processing that takes place in the existing system is carried out entirely by hand rather than by any software. When a customer asks for a specific seat a staff member must physically look through the paper booking diary to check whether that seat has already been assigned for that screening. This process is slow and becomes increasingly unreliable during busy periods when multiple staff members are taking bookings at the same time. Because there is no central record that updates in real time two members of staff can independently assign the same seat to different customers without either being aware of it until the customers arrive.</w:t>
+        <w:t>It would be unfair to look only at what is wrong with the existing system without acknowledging that it does have some genuine strengths, and understanding these matters because the new system needs to hold on to them rather than lose them. The first strength is that it is extremely cheap to run. Paper diaries and spreadsheets cost almost nothing and there are no licensing fees or special hardware requirements beyond the computer the cinema already owns. The second strength is that the staff are completely familiar with it. Because there is nothing technical about writing in a diary, a new member of staff can be shown how it works in a couple of minutes and there is no real training overhead at all. The third strength is that it keeps working when technology does not. A paper system cannot crash, it does not depend on a database connection and it carries on functioning during a power cut or a computer fault.</w:t>
       </w:r>
     </w:p>
     <w:p>
@@ -4742,7 +4858,7 @@
         <w:spacing w:line="276" w:lineRule="auto"/>
       </w:pPr>
       <w:r>
-        <w:t>When a customer books tickets the total cost is calculated manually by the staff member based on the number of tickets and the price for that screening. There is no automated pricing system meaning human error in the calculation is possible. At the end of a trading period the manager must manually count through all entries in the booking diary and cross reference with till receipts to produce any kind of sales summary. This is a time consuming process that the manager has described as unreliable because it depends on the handwritten records being complete and legible.</w:t>
+        <w:t>These are real advantages and they set a standard the proposed system has to meet rather than ignore. The new system needs to run on the existing hardware so it stays cheap, it needs to be easy enough to use that staff need almost no training, and it needs to be reliable enough that staff trust it as much as they currently trust the diary. This is part of the reason Objectives 14 and 15, which deal with a consistent professional interface and easy navigation, are included later in this investigation.</w:t>
       </w:r>
     </w:p>
     <w:p>
@@ -4760,7 +4876,7 @@
           <w:bCs/>
           <w:color w:val="000000" w:themeColor="text1"/>
         </w:rPr>
-        <w:t>Outputs</w:t>
+        <w:t>Limitations</w:t>
       </w:r>
     </w:p>
     <w:p>
@@ -4768,7 +4884,11 @@
         <w:spacing w:line="276" w:lineRule="auto"/>
       </w:pPr>
       <w:r>
-        <w:t>The outputs from the existing system are limited and almost entirely paper based. When a customer completes a ticket booking a staff member prints a ticket stub from a basic template on a computer and hands it to the customer. This ticket stub is not linked to any database and contains only the information that the staff member manually entered into the template at the time of printing.</w:t>
+        <w:t xml:space="preserve">The existing system has several significant limitations that have been clearly identified through the investigation. The most serious of these is the risk of double bookings. Because there is no centralised real time record of seat allocations the same seat can be assigned to two different customers for the same screening. This has happened on multiple </w:t>
+      </w:r>
+      <w:r>
+        <w:lastRenderedPageBreak/>
+        <w:t>occasions and has resulted in customers arriving to find their seat already occupied. Not only is this a poor experience for the customer but it reflects badly on the cinema and undermines trust in the booking process.</w:t>
       </w:r>
     </w:p>
     <w:p>
@@ -4776,7 +4896,85 @@
         <w:spacing w:line="276" w:lineRule="auto"/>
       </w:pPr>
       <w:r>
-        <w:t>At the end of each week the manager produces a handwritten or basic spreadsheet summary of sales figures by counting through the booking diary. This is the only form of reporting available to the manager and it provides no breakdown by film, screening time or seat type. Staff rotas are produced by the manager in a spreadsheet and printed out for staff to view. There is no digital way for staff to check their rota without physically being at the cinema.</w:t>
+        <w:t>Another significant limitation is the complete lack of meaningful reporting. The manager currently has no way of knowing how many tickets have been sold for a particular film, which screenings are most popular or what the cinema's total revenue is for a given period without manually processing a large amount of paper records. This makes it very difficult to make informed business decisions.</w:t>
+      </w:r>
+    </w:p>
+    <w:p>
+      <w:pPr>
+        <w:spacing w:line="276" w:lineRule="auto"/>
+      </w:pPr>
+      <w:r>
+        <w:t>The customer facing experience is also heavily limited by the current setup. The touchscreen kiosk that is already installed in the cinema can handle food and drink orders but cannot sell tickets. This forces customers to queue at both the kiosk and the box office which is inefficient and frustrating. Several customers raised this issue in the questionnaire and it was also clearly visible during the observation visit.</w:t>
+      </w:r>
+    </w:p>
+    <w:p>
+      <w:pPr>
+        <w:spacing w:line="276" w:lineRule="auto"/>
+      </w:pPr>
+      <w:r>
+        <w:t>Finally the data in the existing system is spread across multiple completely disconnected sources including the paper booking diary, a food and drink stock spreadsheet and a staff rota spreadsheet. None of these communicate with each other which makes it impossible to get a complete and accurate picture of the cinema's operations in one place. This disconnection is at the root of many of the other problems identified in the investigation.</w:t>
+      </w:r>
+    </w:p>
+    <w:p>
+      <w:pPr>
+        <w:pStyle w:val="Heading2"/>
+        <w:rPr>
+          <w:b/>
+          <w:bCs/>
+          <w:color w:val="000000" w:themeColor="text1"/>
+        </w:rPr>
+      </w:pPr>
+      <w:r>
+        <w:rPr>
+          <w:b/>
+          <w:bCs/>
+          <w:color w:val="000000" w:themeColor="text1"/>
+        </w:rPr>
+        <w:t>Problem Definition</w:t>
+      </w:r>
+    </w:p>
+    <w:p>
+      <w:pPr>
+        <w:spacing w:line="276" w:lineRule="auto"/>
+      </w:pPr>
+      <w:r>
+        <w:t>Having completed the investigation through interviews, a customer questionnaire, direct observation, an examination of the cinema's records and desk based research, it is now possible to clearly define the problem that the proposed solution needs to address. The purpose of this section is to bring together the key findings from the investigation and explain precisely what needs to change and why, and to point to the objectives in the next section that will deal with each part of the problem.</w:t>
+      </w:r>
+    </w:p>
+    <w:p>
+      <w:pPr>
+        <w:spacing w:line="276" w:lineRule="auto"/>
+      </w:pPr>
+      <w:r>
+        <w:t>Filmtopia is a small independent cinema that is currently managing all of its operations using a combination of paper records and disconnected spreadsheets. This approach may have been adequate when the cinema first opened but it has become increasingly problematic as the demands on the system have grown. The core problem is that the existing system is unreliable, slow and disconnected, and this is having a direct negative impact on both staff and customers.</w:t>
+      </w:r>
+    </w:p>
+    <w:p>
+      <w:pPr>
+        <w:spacing w:line="276" w:lineRule="auto"/>
+      </w:pPr>
+      <w:r>
+        <w:t xml:space="preserve">The most critical issue identified through the investigation is the risk of double bookings. Because seat allocations are recorded manually in a paper diary with no real time updating, two members of staff can independently assign the same seat to different customers for the same screening without either being aware of it. This was confirmed by </w:t>
+      </w:r>
+      <w:r>
+        <w:lastRenderedPageBreak/>
+        <w:t>both members of staff interviewed and by 65% of customers in the questionnaire who reported having experienced a problem when booking at Filmtopia. It was also directly observed during the site visit. This is not an occasional or minor issue but a fundamental flaw in how the existing system manages booking data. A relational database with referential integrity enforced between the relevant tables will directly address this by ensuring that once a seat is recorded as booked for a particular screening it cannot be booked again. This is dealt with by Objective 2 in the next section and supported by Objective 3, which covers the graphical seat map that makes taken seats visible at a glance.</w:t>
+      </w:r>
+    </w:p>
+    <w:p>
+      <w:pPr>
+        <w:spacing w:line="276" w:lineRule="auto"/>
+      </w:pPr>
+      <w:r>
+        <w:t>The second major problem is the disconnected nature of the existing system. Ticketing, food and drink ordering, stock management and staff scheduling are all handled through separate paper or spreadsheet based systems that do not communicate with each other in any way. This means the manager has no way of viewing a complete picture of the cinema's operations without manually compiling data from multiple sources which is both time consuming and prone to error. A centralised relational database will resolve this by storing all of the cinema's operational data in one place with clearly defined relationships between tables, making it possible to retrieve and cross reference data quickly and accurately. This is dealt with by Objectives 6 and 7, which cover film and screening management, and by Objectives 8 and 9, which cover sales reporting and viewing the bookings for a screening.</w:t>
+      </w:r>
+    </w:p>
+    <w:p>
+      <w:pPr>
+        <w:spacing w:line="276" w:lineRule="auto"/>
+      </w:pPr>
+      <w:r>
+        <w:t>The third significant problem is the poor customer facing experience. The kiosk currently installed in the cinema can only handle food and drink orders and cannot sell tickets, which forces customers to queue at both the kiosk and the box office. This was raised by multiple customers in the questionnaire and observed directly during the site visit. The proposed solution will address this by providing a customer kiosk interface through which customers can browse films, select a screening, choose their seats and add food and drink items to their order in a single joined up process. This is dealt with by Objective 4, which covers the self service kiosk, and Objective 5, which covers adding food and drink to a booking.</w:t>
       </w:r>
     </w:p>
     <w:p>
@@ -4794,7 +4992,7 @@
           <w:bCs/>
           <w:color w:val="000000" w:themeColor="text1"/>
         </w:rPr>
-        <w:t>Strengths of the Existing System</w:t>
+        <w:t>Requirements Analysis</w:t>
       </w:r>
     </w:p>
     <w:p>
@@ -4802,7 +5000,7 @@
         <w:spacing w:line="276" w:lineRule="auto"/>
       </w:pPr>
       <w:r>
-        <w:t>It would be unfair to look only at what is wrong with the existing system without acknowledging that it does have some genuine strengths, and understanding these matters because the new system needs to hold on to them rather than lose them. The first strength is that it is extremely cheap to run. Paper diaries and spreadsheets cost almost nothing and there are no licensing fees or special hardware requirements beyond the computer the cinema already owns. The second strength is that the staff are completely familiar with it. Because there is nothing technical about writing in a diary, a new member of staff can be shown how it works in a couple of minutes and there is no real training overhead at all. The third strength is that it keeps working when technology does not. A paper system cannot crash, it does not depend on a database connection and it carries on functioning during a power cut or a computer fault.</w:t>
+        <w:t>To ensure the proposed solution fully addresses the problems identified above it is helpful to break the requirements down into two categories: functional requirements and non-functional requirements.</w:t>
       </w:r>
     </w:p>
     <w:p>
@@ -4810,7 +5008,19 @@
         <w:spacing w:line="276" w:lineRule="auto"/>
       </w:pPr>
       <w:r>
-        <w:t>These are real advantages and they set a standard the proposed system has to meet rather than ignore. The new system needs to run on the existing hardware so it stays cheap, it needs to be easy enough to use that staff need almost no training, and it needs to be reliable enough that staff trust it as much as they currently trust the diary. This is part of the reason Objectives 14 and 15, which deal with a consistent professional interface and easy navigation, are included later in this investigation.</w:t>
+        <w:t xml:space="preserve">Functional requirements are the specific things the system must be able to do. For Filmtopia these include the ability to add and manage films and screenings (Objectives 6 and 7), to display a graphical seat map showing which seats are available and which are already booked (Objective 3), to process customer bookings and link them to specific seats </w:t>
+      </w:r>
+      <w:r>
+        <w:lastRenderedPageBreak/>
+        <w:t>and screenings (Objectives 1 and 2), to allow food and drink orders to be added to a booking (Objective 5) and to generate sales reports for the manager (Objective 8). These requirements map directly to the objectives set out later in this investigation.</w:t>
+      </w:r>
+    </w:p>
+    <w:p>
+      <w:pPr>
+        <w:spacing w:line="276" w:lineRule="auto"/>
+      </w:pPr>
+      <w:r>
+        <w:t>Non-functional requirements are the qualities the system must have rather than the specific things it must do. For Filmtopia the most important non-functional requirements are reliability, usability and data integrity. The system must be reliable enough to be used continuously during opening hours without crashing or producing errors. It must be usable by staff with varying levels of technical confidence without extensive training, which is reflected in Objectives 14 and 15. And it must maintain data integrity at all times, meaning it should never be possible for the database to reach a state where bookings are duplicated, records are incomplete or data is inconsistent between tables, which is reflected in Objectives 2 and 13.</w:t>
       </w:r>
     </w:p>
     <w:p>
@@ -4828,7 +5038,7 @@
           <w:bCs/>
           <w:color w:val="000000" w:themeColor="text1"/>
         </w:rPr>
-        <w:t>Limitations</w:t>
+        <w:t>Proposed Solution</w:t>
       </w:r>
     </w:p>
     <w:p>
@@ -4836,7 +5046,7 @@
         <w:spacing w:line="276" w:lineRule="auto"/>
       </w:pPr>
       <w:r>
-        <w:t>The existing system has several significant limitations that have been clearly identified through the investigation. The most serious of these is the risk of double bookings. Because there is no centralised real time record of seat allocations the same seat can be assigned to two different customers for the same screening. This has happened on multiple occasions and has resulted in customers arriving to find their seat already occupied. Not only is this a poor experience for the customer but it reflects badly on the cinema and undermines trust in the booking process.</w:t>
+        <w:t>The proposed solution is a Visual Basic .NET Windows Forms application built in Visual Studio, using OleDb to manage the connection between the application and a Microsoft Access database stored in the Access 2002 to 2003 .mdb format. Visual Basic .NET has been chosen because it is the language used throughout this course and it allows the rapid development of graphical Windows applications with a professional user interface. OleDb has been chosen as the database connectivity method because it provides a straightforward and reliable way of connecting a Visual Basic .NET application to a Microsoft Access database, allowing SQL queries to be executed directly from the application code to insert, update, delete and retrieve records. Microsoft Access has been chosen as the database because it supports a full relational structure with primary keys, foreign keys and referential integrity which directly addresses the data management problems identified in the investigation.</w:t>
       </w:r>
     </w:p>
     <w:p>
@@ -4844,7 +5054,33 @@
         <w:spacing w:line="276" w:lineRule="auto"/>
       </w:pPr>
       <w:r>
-        <w:t>Another significant limitation is the complete lack of meaningful reporting. The manager currently has no way of knowing how many tickets have been sold for a particular film, which screenings are most popular or what the cinema's total revenue is for a given period without manually processing a large amount of paper records. This makes it very difficult to make informed business decisions.</w:t>
+        <w:t>The system will support three distinct user types each with their own interface and access level. Customers will access the system through a self service kiosk interface. Staff will be able to log in to manage bookings and screenings. The manager will have full access to all areas of the system including film management and sales reporting. Access levels will be enforced through the login system to ensure that users can only access the parts of the system that are relevant to their role, which is dealt with by Objective 10.</w:t>
+      </w:r>
+    </w:p>
+    <w:p>
+      <w:pPr>
+        <w:pStyle w:val="Heading2"/>
+        <w:rPr>
+          <w:b/>
+          <w:bCs/>
+          <w:color w:val="000000" w:themeColor="text1"/>
+        </w:rPr>
+      </w:pPr>
+      <w:r>
+        <w:rPr>
+          <w:b/>
+          <w:bCs/>
+          <w:color w:val="000000" w:themeColor="text1"/>
+        </w:rPr>
+        <w:t>L</w:t>
+      </w:r>
+      <w:r>
+        <w:rPr>
+          <w:b/>
+          <w:bCs/>
+          <w:color w:val="000000" w:themeColor="text1"/>
+        </w:rPr>
+        <w:t>imitations of Proposed Solution</w:t>
       </w:r>
     </w:p>
     <w:p>
@@ -4852,7 +5088,11 @@
         <w:spacing w:line="276" w:lineRule="auto"/>
       </w:pPr>
       <w:r>
-        <w:t>The customer facing experience is also heavily limited by the current setup. The touchscreen kiosk that is already installed in the cinema can handle food and drink orders but cannot sell tickets. This forces customers to queue at both the kiosk and the box office which is inefficient and frustrating. Several customers raised this issue in the questionnaire and it was also clearly visible during the observation visit.</w:t>
+        <w:t xml:space="preserve">Whilst the proposed Filmtopia system will address the core problems identified in the investigation, there are several areas that will not be included in the solution due to </w:t>
+      </w:r>
+      <w:r>
+        <w:lastRenderedPageBreak/>
+        <w:t>constraints of time, scope and available hardware and software. These limitations are outlined below.</w:t>
       </w:r>
     </w:p>
     <w:p>
@@ -4860,7 +5100,64 @@
         <w:spacing w:line="276" w:lineRule="auto"/>
       </w:pPr>
       <w:r>
-        <w:t>Finally the data in the existing system is spread across multiple completely disconnected sources including the paper booking diary, a food and drink stock spreadsheet and a staff rota spreadsheet. None of these communicate with each other which makes it impossible to get a complete and accurate picture of the cinema's operations in one place. This disconnection is at the root of many of the other problems identified in the investigation.</w:t>
+        <w:t>The system will not include online booking functionality. Developing a web based booking system that allows customers to purchase tickets remotely would require a web server, a publicly accessible database and a payment processing integration, all of which are beyond the scope of an A Level project. The system will instead focus on in-cinema operations at the box office and customer kiosk.</w:t>
+      </w:r>
+    </w:p>
+    <w:p>
+      <w:pPr>
+        <w:spacing w:line="276" w:lineRule="auto"/>
+      </w:pPr>
+      <w:r>
+        <w:t>The system will not include a real payment processing system. Taking card or cash payments involves integration with chip and pin hardware and payment gateway APIs which are not available for this project. Payment will be simulated within the system and the process of actually collecting money from the customer will be assumed to happen separately.</w:t>
+      </w:r>
+    </w:p>
+    <w:p>
+      <w:pPr>
+        <w:spacing w:line="276" w:lineRule="auto"/>
+      </w:pPr>
+      <w:r>
+        <w:t>The system will not include a mobile application. Developing iOS or Android applications would require additional software, hardware and significant development time beyond what is available for this project.</w:t>
+      </w:r>
+    </w:p>
+    <w:p>
+      <w:pPr>
+        <w:spacing w:line="276" w:lineRule="auto"/>
+      </w:pPr>
+      <w:r>
+        <w:t>The system will not support multiple simultaneous users over a network. Whilst OleDb connections to a Microsoft Access database can technically support multiple users, developing a fully networked multi-user system with appropriate concurrency controls and conflict resolution is beyond the scope of this project. The system will be designed for use on a single machine or a small number of machines accessing the same .mdb database file locally.</w:t>
+      </w:r>
+    </w:p>
+    <w:p>
+      <w:pPr>
+        <w:spacing w:line="276" w:lineRule="auto"/>
+      </w:pPr>
+      <w:r>
+        <w:t>The system will not include automated staff scheduling or payroll functionality. Managing staff rotas and wages involves complex business logic and legal considerations that are outside the scope of this project. Staff management features will be limited to basic record keeping.</w:t>
+      </w:r>
+    </w:p>
+    <w:p>
+      <w:pPr>
+        <w:spacing w:line="276" w:lineRule="auto"/>
+      </w:pPr>
+      <w:r>
+        <w:t>The system will not send automated notifications or emails to customers. Whilst it would be useful to send booking confirmation emails or screening reminders, this would require email server integration and SMTP configuration which is not available within the Visual Studio development environment used for this project.</w:t>
+      </w:r>
+    </w:p>
+    <w:p>
+      <w:pPr>
+        <w:spacing w:line="276" w:lineRule="auto"/>
+      </w:pPr>
+      <w:r>
+        <w:t>T</w:t>
+      </w:r>
+      <w:r>
+        <w:t xml:space="preserve">he system </w:t>
+      </w:r>
+      <w:r>
+        <w:t>may</w:t>
+      </w:r>
+      <w:r>
+        <w:t xml:space="preserve"> track stock at item level, reducing quantities automatically as items are sold and allowing the manager to adjust counts manually, but it will not handle supplier ordering, deliveries or full stock reconciliation as these fall outside the scope of this project.</w:t>
       </w:r>
     </w:p>
     <w:p>
@@ -4878,7 +5175,8 @@
           <w:bCs/>
           <w:color w:val="000000" w:themeColor="text1"/>
         </w:rPr>
-        <w:t>Problem Definition</w:t>
+        <w:lastRenderedPageBreak/>
+        <w:t>Objectives and Evaluation Criteria</w:t>
       </w:r>
     </w:p>
     <w:p>
@@ -4886,239 +5184,6 @@
         <w:spacing w:line="276" w:lineRule="auto"/>
       </w:pPr>
       <w:r>
-        <w:t>Having completed the investigation through interviews, a customer questionnaire, direct observation, an examination of the cinema's records and desk based research, it is now possible to clearly define the problem that the proposed solution needs to address. The purpose of this section is to bring together the key findings from the investigation and explain precisely what needs to change and why, and to point to the objectives in the next section that will deal with each part of the problem.</w:t>
-      </w:r>
-    </w:p>
-    <w:p>
-      <w:pPr>
-        <w:spacing w:line="276" w:lineRule="auto"/>
-      </w:pPr>
-      <w:r>
-        <w:t>Filmtopia is a small independent cinema that is currently managing all of its operations using a combination of paper records and disconnected spreadsheets. This approach may have been adequate when the cinema first opened but it has become increasingly problematic as the demands on the system have grown. The core problem is that the existing system is unreliable, slow and disconnected, and this is having a direct negative impact on both staff and customers.</w:t>
-      </w:r>
-    </w:p>
-    <w:p>
-      <w:pPr>
-        <w:spacing w:line="276" w:lineRule="auto"/>
-      </w:pPr>
-      <w:r>
-        <w:t>The most critical issue identified through the investigation is the risk of double bookings. Because seat allocations are recorded manually in a paper diary with no real time updating, two members of staff can independently assign the same seat to different customers for the same screening without either being aware of it. This was confirmed by both members of staff interviewed and by 65% of customers in the questionnaire who reported having experienced a problem when booking at Filmtopia. It was also directly observed during the site visit. This is not an occasional or minor issue but a fundamental flaw in how the existing system manages booking data. A relational database with referential integrity enforced between the relevant tables will directly address this by ensuring that once a seat is recorded as booked for a particular screening it cannot be booked again. This is dealt with by Objective 2 in the next section and supported by Objective 3, which covers the graphical seat map that makes taken seats visible at a glance.</w:t>
-      </w:r>
-    </w:p>
-    <w:p>
-      <w:pPr>
-        <w:spacing w:line="276" w:lineRule="auto"/>
-      </w:pPr>
-      <w:r>
-        <w:t>The second major problem is the disconnected nature of the existing system. Ticketing, food and drink ordering, stock management and staff scheduling are all handled through separate paper or spreadsheet based systems that do not communicate with each other in any way. This means the manager has no way of viewing a complete picture of the cinema's operations without manually compiling data from multiple sources which is both time consuming and prone to error. A centralised relational database will resolve this by storing all of the cinema's operational data in one place with clearly defined relationships between tables, making it possible to retrieve and cross reference data quickly and accurately. This is dealt with by Objectives 6 and 7, which cover film and screening management, and by Objectives 8 and 9, which cover sales reporting and viewing the bookings for a screening.</w:t>
-      </w:r>
-    </w:p>
-    <w:p>
-      <w:pPr>
-        <w:spacing w:line="276" w:lineRule="auto"/>
-      </w:pPr>
-      <w:r>
-        <w:t>The third significant problem is the poor customer facing experience. The kiosk currently installed in the cinema can only handle food and drink orders and cannot sell tickets, which forces customers to queue at both the kiosk and the box office. This was raised by multiple customers in the questionnaire and observed directly during the site visit. The proposed solution will address this by providing a customer kiosk interface through which customers can browse films, select a screening, choose their seats and add food and drink items to their order in a single joined up process. This is dealt with by Objective 4, which covers the self service kiosk, and Objective 5, which covers adding food and drink to a booking.</w:t>
-      </w:r>
-    </w:p>
-    <w:p>
-      <w:pPr>
-        <w:pStyle w:val="Heading3"/>
-        <w:rPr>
-          <w:b/>
-          <w:bCs/>
-          <w:color w:val="000000" w:themeColor="text1"/>
-        </w:rPr>
-      </w:pPr>
-      <w:r>
-        <w:rPr>
-          <w:b/>
-          <w:bCs/>
-          <w:color w:val="000000" w:themeColor="text1"/>
-        </w:rPr>
-        <w:t>Requirements Analysis</w:t>
-      </w:r>
-    </w:p>
-    <w:p>
-      <w:pPr>
-        <w:spacing w:line="276" w:lineRule="auto"/>
-      </w:pPr>
-      <w:r>
-        <w:t>To ensure the proposed solution fully addresses the problems identified above it is helpful to break the requirements down into two categories: functional requirements and non-functional requirements.</w:t>
-      </w:r>
-    </w:p>
-    <w:p>
-      <w:pPr>
-        <w:spacing w:line="276" w:lineRule="auto"/>
-      </w:pPr>
-      <w:r>
-        <w:t>Functional requirements are the specific things the system must be able to do. For Filmtopia these include the ability to add and manage films and screenings (Objectives 6 and 7), to display a graphical seat map showing which seats are available and which are already booked (Objective 3), to process customer bookings and link them to specific seats and screenings (Objectives 1 and 2), to allow food and drink orders to be added to a booking (Objective 5) and to generate sales reports for the manager (Objective 8). These requirements map directly to the objectives set out later in this investigation.</w:t>
-      </w:r>
-    </w:p>
-    <w:p>
-      <w:pPr>
-        <w:spacing w:line="276" w:lineRule="auto"/>
-      </w:pPr>
-      <w:r>
-        <w:t>Non-functional requirements are the qualities the system must have rather than the specific things it must do. For Filmtopia the most important non-functional requirements are reliability, usability and data integrity. The system must be reliable enough to be used continuously during opening hours without crashing or producing errors. It must be usable by staff with varying levels of technical confidence without extensive training, which is reflected in Objectives 14 and 15. And it must maintain data integrity at all times, meaning it should never be possible for the database to reach a state where bookings are duplicated, records are incomplete or data is inconsistent between tables, which is reflected in Objectives 2 and 13.</w:t>
-      </w:r>
-    </w:p>
-    <w:p>
-      <w:pPr>
-        <w:pStyle w:val="Heading3"/>
-        <w:rPr>
-          <w:b/>
-          <w:bCs/>
-          <w:color w:val="000000" w:themeColor="text1"/>
-        </w:rPr>
-      </w:pPr>
-      <w:r>
-        <w:rPr>
-          <w:b/>
-          <w:bCs/>
-          <w:color w:val="000000" w:themeColor="text1"/>
-        </w:rPr>
-        <w:t>Proposed Solution</w:t>
-      </w:r>
-    </w:p>
-    <w:p>
-      <w:pPr>
-        <w:spacing w:line="276" w:lineRule="auto"/>
-      </w:pPr>
-      <w:r>
-        <w:t>The proposed solution is a Visual Basic .NET Windows Forms application built in Visual Studio, using OleDb to manage the connection between the application and a Microsoft Access database stored in the Access 2002 to 2003 .mdb format. Visual Basic .NET has been chosen because it is the language used throughout this course and it allows the rapid development of graphical Windows applications with a professional user interface. OleDb has been chosen as the database connectivity method because it provides a straightforward and reliable way of connecting a Visual Basic .NET application to a Microsoft Access database, allowing SQL queries to be executed directly from the application code to insert, update, delete and retrieve records. Microsoft Access has been chosen as the database because it supports a full relational structure with primary keys, foreign keys and referential integrity which directly addresses the data management problems identified in the investigation.</w:t>
-      </w:r>
-    </w:p>
-    <w:p>
-      <w:pPr>
-        <w:spacing w:line="276" w:lineRule="auto"/>
-      </w:pPr>
-      <w:r>
-        <w:t>The system will support three distinct user types each with their own interface and access level. Customers will access the system through a self service kiosk interface. Staff will be able to log in to manage bookings and screenings. The manager will have full access to all areas of the system including film management and sales reporting. Access levels will be enforced through the login system to ensure that users can only access the parts of the system that are relevant to their role, which is dealt with by Objective 10.</w:t>
-      </w:r>
-    </w:p>
-    <w:p>
-      <w:pPr>
-        <w:pStyle w:val="Heading2"/>
-        <w:rPr>
-          <w:b/>
-          <w:bCs/>
-          <w:color w:val="000000" w:themeColor="text1"/>
-        </w:rPr>
-      </w:pPr>
-      <w:r>
-        <w:rPr>
-          <w:b/>
-          <w:bCs/>
-          <w:color w:val="000000" w:themeColor="text1"/>
-        </w:rPr>
-        <w:t>L</w:t>
-      </w:r>
-      <w:r>
-        <w:rPr>
-          <w:b/>
-          <w:bCs/>
-          <w:color w:val="000000" w:themeColor="text1"/>
-        </w:rPr>
-        <w:t>imitations of Proposed Solution</w:t>
-      </w:r>
-    </w:p>
-    <w:p>
-      <w:pPr>
-        <w:spacing w:line="276" w:lineRule="auto"/>
-      </w:pPr>
-      <w:r>
-        <w:t>Whilst the proposed Filmtopia system will address the core problems identified in the investigation, there are several areas that will not be included in the solution due to constraints of time, scope and available hardware and software. These limitations are outlined below.</w:t>
-      </w:r>
-    </w:p>
-    <w:p>
-      <w:pPr>
-        <w:spacing w:line="276" w:lineRule="auto"/>
-      </w:pPr>
-      <w:r>
-        <w:t>The system will not include online booking functionality. Developing a web based booking system that allows customers to purchase tickets remotely would require a web server, a publicly accessible database and a payment processing integration, all of which are beyond the scope of an A Level project. The system will instead focus on in-cinema operations at the box office and customer kiosk.</w:t>
-      </w:r>
-    </w:p>
-    <w:p>
-      <w:pPr>
-        <w:spacing w:line="276" w:lineRule="auto"/>
-      </w:pPr>
-      <w:r>
-        <w:t>The system will not include a real payment processing system. Taking card or cash payments involves integration with chip and pin hardware and payment gateway APIs which are not available for this project. Payment will be simulated within the system and the process of actually collecting money from the customer will be assumed to happen separately.</w:t>
-      </w:r>
-    </w:p>
-    <w:p>
-      <w:pPr>
-        <w:spacing w:line="276" w:lineRule="auto"/>
-      </w:pPr>
-      <w:r>
-        <w:t>The system will not include a mobile application. Developing iOS or Android applications would require additional software, hardware and significant development time beyond what is available for this project.</w:t>
-      </w:r>
-    </w:p>
-    <w:p>
-      <w:pPr>
-        <w:spacing w:line="276" w:lineRule="auto"/>
-      </w:pPr>
-      <w:r>
-        <w:t>The system will not support multiple simultaneous users over a network. Whilst OleDb connections to a Microsoft Access database can technically support multiple users, developing a fully networked multi-user system with appropriate concurrency controls and conflict resolution is beyond the scope of this project. The system will be designed for use on a single machine or a small number of machines accessing the same .mdb database file locally.</w:t>
-      </w:r>
-    </w:p>
-    <w:p>
-      <w:pPr>
-        <w:spacing w:line="276" w:lineRule="auto"/>
-      </w:pPr>
-      <w:r>
-        <w:t>The system will not include automated staff scheduling or payroll functionality. Managing staff rotas and wages involves complex business logic and legal considerations that are outside the scope of this project. Staff management features will be limited to basic record keeping.</w:t>
-      </w:r>
-    </w:p>
-    <w:p>
-      <w:pPr>
-        <w:spacing w:line="276" w:lineRule="auto"/>
-      </w:pPr>
-      <w:r>
-        <w:t>The system will not send automated notifications or emails to customers. Whilst it would be useful to send booking confirmation emails or screening reminders, this would require email server integration and SMTP configuration which is not available within the Visual Studio development environment used for this project.</w:t>
-      </w:r>
-    </w:p>
-    <w:p>
-      <w:pPr>
-        <w:spacing w:line="276" w:lineRule="auto"/>
-      </w:pPr>
-      <w:r>
-        <w:t>T</w:t>
-      </w:r>
-      <w:r>
-        <w:t xml:space="preserve">he system </w:t>
-      </w:r>
-      <w:r>
-        <w:t>may</w:t>
-      </w:r>
-      <w:r>
-        <w:t xml:space="preserve"> track stock at item level, reducing quantities automatically as items are sold and allowing the manager to adjust counts manually, but it will not handle supplier ordering, deliveries or full stock reconciliation as these fall outside the scope of this project.</w:t>
-      </w:r>
-    </w:p>
-    <w:p>
-      <w:pPr>
-        <w:pStyle w:val="Heading2"/>
-        <w:rPr>
-          <w:b/>
-          <w:bCs/>
-          <w:color w:val="000000" w:themeColor="text1"/>
-        </w:rPr>
-      </w:pPr>
-      <w:r>
-        <w:rPr>
-          <w:b/>
-          <w:bCs/>
-          <w:color w:val="000000" w:themeColor="text1"/>
-        </w:rPr>
-        <w:t>Objectives and Evaluation Criteria</w:t>
-      </w:r>
-    </w:p>
-    <w:p>
-      <w:pPr>
-        <w:spacing w:line="276" w:lineRule="auto"/>
-      </w:pPr>
-      <w:r>
         <w:t>The following objectives have been produced based on the findings of the investigation. Each objective is numbered and includes a success criteria which will be used to evaluate whether the objective has been met when the project is complete.</w:t>
       </w:r>
     </w:p>
@@ -5131,7 +5196,21 @@
           <w:b/>
           <w:bCs/>
         </w:rPr>
-        <w:t>Objective 1: The system must allow staff to add new customer ticket bookings for a selected screening, recording the customer name, chosen seats and number of tickets.</w:t>
+        <w:t>Objective 1</w:t>
+      </w:r>
+      <w:r>
+        <w:rPr>
+          <w:b/>
+          <w:bCs/>
+        </w:rPr>
+        <w:t>(P)</w:t>
+      </w:r>
+      <w:r>
+        <w:rPr>
+          <w:b/>
+          <w:bCs/>
+        </w:rPr>
+        <w:t>: The system must allow staff to add new customer ticket bookings for a selected screening, recording the customer name, chosen seats and number of tickets.</w:t>
       </w:r>
     </w:p>
     <w:p>
@@ -5158,7 +5237,21 @@
           <w:b/>
           <w:bCs/>
         </w:rPr>
-        <w:t>Objective 2: The system must prevent double bookings by ensuring that a seat which has already been allocated to a customer cannot be selected by another customer for the same screening.</w:t>
+        <w:t>Objective 2</w:t>
+      </w:r>
+      <w:r>
+        <w:rPr>
+          <w:b/>
+          <w:bCs/>
+        </w:rPr>
+        <w:t xml:space="preserve"> (P)</w:t>
+      </w:r>
+      <w:r>
+        <w:rPr>
+          <w:b/>
+          <w:bCs/>
+        </w:rPr>
+        <w:t>: The system must prevent double bookings by ensuring that a seat which has already been allocated to a customer cannot be selected by another customer for the same screening.</w:t>
       </w:r>
     </w:p>
     <w:p>
@@ -5185,7 +5278,21 @@
           <w:b/>
           <w:bCs/>
         </w:rPr>
-        <w:t>Objective 3: The system must display a graphical seat map for each screening showing which seats are available and which are already booked.</w:t>
+        <w:t>Objective 3</w:t>
+      </w:r>
+      <w:r>
+        <w:rPr>
+          <w:b/>
+          <w:bCs/>
+        </w:rPr>
+        <w:t xml:space="preserve"> (P)</w:t>
+      </w:r>
+      <w:r>
+        <w:rPr>
+          <w:b/>
+          <w:bCs/>
+        </w:rPr>
+        <w:t>: The system must display a graphical seat map for each screening showing which seats are available and which are already booked.</w:t>
       </w:r>
     </w:p>
     <w:p>
@@ -5239,7 +5346,21 @@
           <w:b/>
           <w:bCs/>
         </w:rPr>
-        <w:t>Objective 5: The system must allow customers to add food and drink items to their order at the same time as booking tickets, with the combined order saved to the database.</w:t>
+        <w:t>Objective 5</w:t>
+      </w:r>
+      <w:r>
+        <w:rPr>
+          <w:b/>
+          <w:bCs/>
+        </w:rPr>
+        <w:t xml:space="preserve"> (P)</w:t>
+      </w:r>
+      <w:r>
+        <w:rPr>
+          <w:b/>
+          <w:bCs/>
+        </w:rPr>
+        <w:t>: The system must allow customers to add food and drink items to their order at the same time as booking tickets, with the combined order saved to the database.</w:t>
       </w:r>
     </w:p>
     <w:p>
@@ -5251,6 +5372,7 @@
           <w:b/>
           <w:bCs/>
         </w:rPr>
+        <w:lastRenderedPageBreak/>
         <w:t xml:space="preserve">Success Criteria: </w:t>
       </w:r>
       <w:r>
@@ -5266,7 +5388,21 @@
           <w:b/>
           <w:bCs/>
         </w:rPr>
-        <w:t>Objective 6: The system must allow staff and managers to add new films to the system, including the film title, age rating, duration and description.</w:t>
+        <w:t>Objective 6</w:t>
+      </w:r>
+      <w:r>
+        <w:rPr>
+          <w:b/>
+          <w:bCs/>
+        </w:rPr>
+        <w:t xml:space="preserve"> (P)</w:t>
+      </w:r>
+      <w:r>
+        <w:rPr>
+          <w:b/>
+          <w:bCs/>
+        </w:rPr>
+        <w:t>: The system must allow staff and managers to add new films to the system, including the film title, age rating, duration and description.</w:t>
       </w:r>
     </w:p>
     <w:p>
@@ -5293,7 +5429,21 @@
           <w:b/>
           <w:bCs/>
         </w:rPr>
-        <w:t>Objective 7: The system must allow staff and managers to add new screenings for existing films, specifying the screen, date, time and ticket price.</w:t>
+        <w:t>Objective 7</w:t>
+      </w:r>
+      <w:r>
+        <w:rPr>
+          <w:b/>
+          <w:bCs/>
+        </w:rPr>
+        <w:t xml:space="preserve"> (P)</w:t>
+      </w:r>
+      <w:r>
+        <w:rPr>
+          <w:b/>
+          <w:bCs/>
+        </w:rPr>
+        <w:t>: The system must allow staff and managers to add new screenings for existing films, specifying the screen, date, time and ticket price.</w:t>
       </w:r>
     </w:p>
     <w:p>
@@ -5320,7 +5470,21 @@
           <w:b/>
           <w:bCs/>
         </w:rPr>
-        <w:t>Objective 8: The system must allow the manager to view a sales report showing total ticket sales and revenue for a selected date range.</w:t>
+        <w:t>Objective 8</w:t>
+      </w:r>
+      <w:r>
+        <w:rPr>
+          <w:b/>
+          <w:bCs/>
+        </w:rPr>
+        <w:t xml:space="preserve"> (P)</w:t>
+      </w:r>
+      <w:r>
+        <w:rPr>
+          <w:b/>
+          <w:bCs/>
+        </w:rPr>
+        <w:t>: The system must allow the manager to view a sales report showing total ticket sales and revenue for a selected date range.</w:t>
       </w:r>
     </w:p>
     <w:p>
@@ -5347,7 +5511,21 @@
           <w:b/>
           <w:bCs/>
         </w:rPr>
-        <w:t>Objective 9: The system must allow the manager to view a list of all bookings for a selected screening, showing customer names, seat numbers and the number of tickets booked.</w:t>
+        <w:t>Objective 9</w:t>
+      </w:r>
+      <w:r>
+        <w:rPr>
+          <w:b/>
+          <w:bCs/>
+        </w:rPr>
+        <w:t xml:space="preserve"> (P)</w:t>
+      </w:r>
+      <w:r>
+        <w:rPr>
+          <w:b/>
+          <w:bCs/>
+        </w:rPr>
+        <w:t>: The system must allow the manager to view a list of all bookings for a selected screening, showing customer names, seat numbers and the number of tickets booked.</w:t>
       </w:r>
     </w:p>
     <w:p>
@@ -5374,7 +5552,21 @@
           <w:b/>
           <w:bCs/>
         </w:rPr>
-        <w:t>Objective 10: The system must enforce access levels so that customers using the kiosk can only access booking functions, whilst staff can access management functions and managers can access all areas of the system.</w:t>
+        <w:t>Objective 10</w:t>
+      </w:r>
+      <w:r>
+        <w:rPr>
+          <w:b/>
+          <w:bCs/>
+        </w:rPr>
+        <w:t xml:space="preserve"> (P)</w:t>
+      </w:r>
+      <w:r>
+        <w:rPr>
+          <w:b/>
+          <w:bCs/>
+        </w:rPr>
+        <w:t>: The system must enforce access levels so that customers using the kiosk can only access booking functions, whilst staff can access management functions and managers can access all areas of the system.</w:t>
       </w:r>
     </w:p>
     <w:p>
@@ -5389,7 +5581,11 @@
         <w:t xml:space="preserve">Success Criteria: </w:t>
       </w:r>
       <w:r>
-        <w:t>The kiosk interface should not display any staff or manager options. Staff should be able to log in with a username and password and access staff functions only. The manager login should provide access to all areas of the system. Attempting to access a restricted area without the correct login should be prevented.</w:t>
+        <w:t xml:space="preserve">The kiosk interface should not display any staff or manager options. Staff should be able to log in with a username and password and access staff functions </w:t>
+      </w:r>
+      <w:r>
+        <w:lastRenderedPageBreak/>
+        <w:t>only. The manager login should provide access to all areas of the system. Attempting to access a restricted area without the correct login should be prevented.</w:t>
       </w:r>
     </w:p>
     <w:p>
@@ -5401,7 +5597,21 @@
           <w:b/>
           <w:bCs/>
         </w:rPr>
-        <w:t>Objective 11: The system must allow staff to search for an existing booking by customer name or booking reference.</w:t>
+        <w:t>Objective 11</w:t>
+      </w:r>
+      <w:r>
+        <w:rPr>
+          <w:b/>
+          <w:bCs/>
+        </w:rPr>
+        <w:t xml:space="preserve"> (P)</w:t>
+      </w:r>
+      <w:r>
+        <w:rPr>
+          <w:b/>
+          <w:bCs/>
+        </w:rPr>
+        <w:t>: The system must allow staff to search for an existing booking by customer name or booking reference.</w:t>
       </w:r>
     </w:p>
     <w:p>
@@ -5428,7 +5638,21 @@
           <w:b/>
           <w:bCs/>
         </w:rPr>
-        <w:t>Objective 12: The system must allow staff to cancel an existing booking, removing the seat allocation from the database and making those seats available again.</w:t>
+        <w:t>Objective 12</w:t>
+      </w:r>
+      <w:r>
+        <w:rPr>
+          <w:b/>
+          <w:bCs/>
+        </w:rPr>
+        <w:t xml:space="preserve"> (P)</w:t>
+      </w:r>
+      <w:r>
+        <w:rPr>
+          <w:b/>
+          <w:bCs/>
+        </w:rPr>
+        <w:t>: The system must allow staff to cancel an existing booking, removing the seat allocation from the database and making those seats available again.</w:t>
       </w:r>
     </w:p>
     <w:p>
@@ -5455,7 +5679,21 @@
           <w:b/>
           <w:bCs/>
         </w:rPr>
-        <w:t>Objective 13: The system must validate data entered by users to prevent invalid or incomplete records being saved to the database.</w:t>
+        <w:t>Objective 13</w:t>
+      </w:r>
+      <w:r>
+        <w:rPr>
+          <w:b/>
+          <w:bCs/>
+        </w:rPr>
+        <w:t xml:space="preserve"> (P)</w:t>
+      </w:r>
+      <w:r>
+        <w:rPr>
+          <w:b/>
+          <w:bCs/>
+        </w:rPr>
+        <w:t>: The system must validate data entered by users to prevent invalid or incomplete records being saved to the database.</w:t>
       </w:r>
     </w:p>
     <w:p>
@@ -5527,7 +5765,117 @@
         <w:t>A new member of staff should be able to complete a basic booking using the system without any training beyond a brief introduction. All buttons and menu options should use clear plain English labels. The system should never reach a state where the user cannot navigate back to the main menu.</w:t>
       </w:r>
     </w:p>
-    <w:p/>
+    <w:p>
+      <w:pPr>
+        <w:spacing w:after="80" w:line="276" w:lineRule="auto"/>
+        <w:rPr>
+          <w:b/>
+          <w:bCs/>
+          <w:lang w:val="nl-NL"/>
+        </w:rPr>
+      </w:pPr>
+      <w:r>
+        <w:rPr>
+          <w:b/>
+          <w:bCs/>
+          <w:lang w:val="nl-NL"/>
+        </w:rPr>
+        <w:lastRenderedPageBreak/>
+        <w:t>Obj 16</w:t>
+      </w:r>
+      <w:r>
+        <w:rPr>
+          <w:b/>
+          <w:bCs/>
+          <w:lang w:val="nl-NL"/>
+        </w:rPr>
+        <w:t xml:space="preserve"> (P)</w:t>
+      </w:r>
+      <w:r>
+        <w:rPr>
+          <w:b/>
+          <w:bCs/>
+          <w:lang w:val="nl-NL"/>
+        </w:rPr>
+        <w:t>: screens</w:t>
+      </w:r>
+      <w:r>
+        <w:rPr>
+          <w:b/>
+          <w:bCs/>
+          <w:lang w:val="nl-NL"/>
+        </w:rPr>
+        <w:t xml:space="preserve"> algorithm</w:t>
+      </w:r>
+    </w:p>
+    <w:p>
+      <w:pPr>
+        <w:spacing w:after="80" w:line="276" w:lineRule="auto"/>
+        <w:rPr>
+          <w:b/>
+          <w:bCs/>
+          <w:lang w:val="nl-NL"/>
+        </w:rPr>
+      </w:pPr>
+      <w:r>
+        <w:rPr>
+          <w:b/>
+          <w:bCs/>
+          <w:lang w:val="nl-NL"/>
+        </w:rPr>
+        <w:t>Obj 17</w:t>
+      </w:r>
+      <w:r>
+        <w:rPr>
+          <w:b/>
+          <w:bCs/>
+          <w:lang w:val="nl-NL"/>
+        </w:rPr>
+        <w:t xml:space="preserve"> (P)</w:t>
+      </w:r>
+      <w:r>
+        <w:rPr>
+          <w:b/>
+          <w:bCs/>
+          <w:lang w:val="nl-NL"/>
+        </w:rPr>
+        <w:t>: Audit logs</w:t>
+      </w:r>
+    </w:p>
+    <w:p>
+      <w:pPr>
+        <w:spacing w:after="80" w:line="276" w:lineRule="auto"/>
+        <w:jc w:val="both"/>
+        <w:rPr>
+          <w:b/>
+          <w:bCs/>
+        </w:rPr>
+      </w:pPr>
+      <w:r>
+        <w:rPr>
+          <w:b/>
+          <w:bCs/>
+        </w:rPr>
+        <w:t>Obj</w:t>
+      </w:r>
+      <w:r>
+        <w:rPr>
+          <w:b/>
+          <w:bCs/>
+        </w:rPr>
+        <w:t xml:space="preserve"> 18: refunds</w:t>
+      </w:r>
+    </w:p>
+    <w:p>
+      <w:pPr>
+        <w:spacing w:after="80" w:line="276" w:lineRule="auto"/>
+        <w:jc w:val="both"/>
+        <w:rPr>
+          <w:b/>
+          <w:bCs/>
+        </w:rPr>
+      </w:pPr>
+    </w:p>
     <w:sectPr>
       <w:headerReference w:type="even" r:id="rId28"/>
       <w:headerReference w:type="default" r:id="rId29"/>
@@ -6783,7 +7131,7 @@
 <file path=word/charts/chart1.xml><?xml version="1.0" encoding="utf-8"?>
 <c:chartSpace xmlns:c="http://schemas.openxmlformats.org/drawingml/2006/chart" xmlns:a="http://schemas.openxmlformats.org/drawingml/2006/main" xmlns:r="http://schemas.openxmlformats.org/officeDocument/2006/relationships" xmlns:c16r2="http://schemas.microsoft.com/office/drawing/2015/06/chart">
   <c:date1904 val="0"/>
-  <c:lang val="en-GB"/>
+  <c:lang val="en-US"/>
   <c:roundedCorners val="0"/>
   <mc:AlternateContent xmlns:mc="http://schemas.openxmlformats.org/markup-compatibility/2006">
     <mc:Choice xmlns:c14="http://schemas.microsoft.com/office/drawing/2007/8/2/chart" Requires="c14">
@@ -7146,7 +7494,7 @@
 <file path=word/charts/chart2.xml><?xml version="1.0" encoding="utf-8"?>
 <c:chartSpace xmlns:c="http://schemas.openxmlformats.org/drawingml/2006/chart" xmlns:a="http://schemas.openxmlformats.org/drawingml/2006/main" xmlns:r="http://schemas.openxmlformats.org/officeDocument/2006/relationships" xmlns:c16r2="http://schemas.microsoft.com/office/drawing/2015/06/chart">
   <c:date1904 val="0"/>
-  <c:lang val="en-GB"/>
+  <c:lang val="en-US"/>
   <c:roundedCorners val="0"/>
   <mc:AlternateContent xmlns:mc="http://schemas.openxmlformats.org/markup-compatibility/2006">
     <mc:Choice xmlns:c14="http://schemas.microsoft.com/office/drawing/2007/8/2/chart" Requires="c14">
@@ -7450,7 +7798,7 @@
 <file path=word/charts/chart3.xml><?xml version="1.0" encoding="utf-8"?>
 <c:chartSpace xmlns:c="http://schemas.openxmlformats.org/drawingml/2006/chart" xmlns:a="http://schemas.openxmlformats.org/drawingml/2006/main" xmlns:r="http://schemas.openxmlformats.org/officeDocument/2006/relationships" xmlns:c16r2="http://schemas.microsoft.com/office/drawing/2015/06/chart">
   <c:date1904 val="0"/>
-  <c:lang val="en-GB"/>
+  <c:lang val="en-US"/>
   <c:roundedCorners val="0"/>
   <mc:AlternateContent xmlns:mc="http://schemas.openxmlformats.org/markup-compatibility/2006">
     <mc:Choice xmlns:c14="http://schemas.microsoft.com/office/drawing/2007/8/2/chart" Requires="c14">
@@ -7826,7 +8174,7 @@
 <file path=word/charts/chart4.xml><?xml version="1.0" encoding="utf-8"?>
 <c:chartSpace xmlns:c="http://schemas.openxmlformats.org/drawingml/2006/chart" xmlns:a="http://schemas.openxmlformats.org/drawingml/2006/main" xmlns:r="http://schemas.openxmlformats.org/officeDocument/2006/relationships" xmlns:c16r2="http://schemas.microsoft.com/office/drawing/2015/06/chart">
   <c:date1904 val="0"/>
-  <c:lang val="en-GB"/>
+  <c:lang val="en-US"/>
   <c:roundedCorners val="0"/>
   <mc:AlternateContent xmlns:mc="http://schemas.openxmlformats.org/markup-compatibility/2006">
     <mc:Choice xmlns:c14="http://schemas.microsoft.com/office/drawing/2007/8/2/chart" Requires="c14">
@@ -8202,7 +8550,7 @@
 <file path=word/charts/chart5.xml><?xml version="1.0" encoding="utf-8"?>
 <c:chartSpace xmlns:c="http://schemas.openxmlformats.org/drawingml/2006/chart" xmlns:a="http://schemas.openxmlformats.org/drawingml/2006/main" xmlns:r="http://schemas.openxmlformats.org/officeDocument/2006/relationships" xmlns:c16r2="http://schemas.microsoft.com/office/drawing/2015/06/chart">
   <c:date1904 val="0"/>
-  <c:lang val="en-GB"/>
+  <c:lang val="en-US"/>
   <c:roundedCorners val="0"/>
   <mc:AlternateContent xmlns:mc="http://schemas.openxmlformats.org/markup-compatibility/2006">
     <mc:Choice xmlns:c14="http://schemas.microsoft.com/office/drawing/2007/8/2/chart" Requires="c14">
@@ -8540,7 +8888,7 @@
 <file path=word/charts/chart6.xml><?xml version="1.0" encoding="utf-8"?>
 <c:chartSpace xmlns:c="http://schemas.openxmlformats.org/drawingml/2006/chart" xmlns:a="http://schemas.openxmlformats.org/drawingml/2006/main" xmlns:r="http://schemas.openxmlformats.org/officeDocument/2006/relationships" xmlns:c16r2="http://schemas.microsoft.com/office/drawing/2015/06/chart">
   <c:date1904 val="0"/>
-  <c:lang val="en-GB"/>
+  <c:lang val="en-US"/>
   <c:roundedCorners val="0"/>
   <mc:AlternateContent xmlns:mc="http://schemas.openxmlformats.org/markup-compatibility/2006">
     <mc:Choice xmlns:c14="http://schemas.microsoft.com/office/drawing/2007/8/2/chart" Requires="c14">

--- a/Investigation.docx
+++ b/Investigation.docx
@@ -10,12 +10,21 @@
           <w:color w:val="A02B93" w:themeColor="accent5"/>
         </w:rPr>
       </w:pPr>
+      <w:proofErr w:type="spellStart"/>
       <w:r>
         <w:rPr>
           <w:b/>
           <w:color w:val="A02B93" w:themeColor="accent5"/>
         </w:rPr>
-        <w:t>Filmtopia Project Investigation</w:t>
+        <w:t>Filmtopia</w:t>
+      </w:r>
+      <w:proofErr w:type="spellEnd"/>
+      <w:r>
+        <w:rPr>
+          <w:b/>
+          <w:color w:val="A02B93" w:themeColor="accent5"/>
+        </w:rPr>
+        <w:t xml:space="preserve"> Project Investigation</w:t>
       </w:r>
     </w:p>
     <w:p>
@@ -38,8 +47,29 @@
       <w:pPr>
         <w:spacing w:line="276" w:lineRule="auto"/>
       </w:pPr>
-      <w:r>
-        <w:t>Filmtopia is a small independent cinema theatre who is currently managing all business data using spreadsheets and paper. They sell food drinks and tickets using a variety of means such as a touchscreen kiosk which can only handle food and drinks and a concessions area where employees handle the business. The management of Filmtopia has come to notice that they are falling back on managing and analysing the cinema, this means keeping track of sales records, screening analytics and a customer interest evaluation. I am now going to investigate further on how Filmtopia functions to get a better understanding of how I should move with this project.</w:t>
+      <w:proofErr w:type="spellStart"/>
+      <w:r>
+        <w:t>Filmtopia</w:t>
+      </w:r>
+      <w:proofErr w:type="spellEnd"/>
+      <w:r>
+        <w:t xml:space="preserve"> is a small independent cinema theatre who is currently managing all business data using spreadsheets and paper. They sell food drinks and tickets using a variety of means such as a touchscreen kiosk which can only handle food and drinks and a concessions area where employees handle the business. The management of </w:t>
+      </w:r>
+      <w:proofErr w:type="spellStart"/>
+      <w:r>
+        <w:t>Filmtopia</w:t>
+      </w:r>
+      <w:proofErr w:type="spellEnd"/>
+      <w:r>
+        <w:t xml:space="preserve"> has come to notice that they are falling back on managing and analysing the cinema, this means keeping track of sales records, screening analytics and a customer interest evaluation. I am now going to investigate further on how </w:t>
+      </w:r>
+      <w:proofErr w:type="spellStart"/>
+      <w:r>
+        <w:t>Filmtopia</w:t>
+      </w:r>
+      <w:proofErr w:type="spellEnd"/>
+      <w:r>
+        <w:t xml:space="preserve"> functions to get a better understanding of how I should move with this project.</w:t>
       </w:r>
       <w:r>
         <w:tab/>
@@ -76,7 +106,15 @@
         <w:spacing w:line="276" w:lineRule="auto"/>
       </w:pPr>
       <w:r>
-        <w:t>For the Filmtopia system the stakeholders can be split into two groups, primary and secondary. Primary stakeholders are those who will interact with the system directly on a regular basis. Secondary stakeholders are those who are affected by the system indirectly or whose work is influenced by it without them necessarily using it themselves.</w:t>
+        <w:t xml:space="preserve">For the </w:t>
+      </w:r>
+      <w:proofErr w:type="spellStart"/>
+      <w:r>
+        <w:t>Filmtopia</w:t>
+      </w:r>
+      <w:proofErr w:type="spellEnd"/>
+      <w:r>
+        <w:t xml:space="preserve"> system the stakeholders can be split into two groups, primary and secondary. Primary stakeholders are those who will interact with the system directly on a regular basis. Secondary stakeholders are those who are affected by the system indirectly or whose work is influenced by it without them necessarily using it themselves.</w:t>
       </w:r>
     </w:p>
     <w:p>
@@ -104,7 +142,31 @@
         <w:spacing w:line="276" w:lineRule="auto"/>
       </w:pPr>
       <w:r>
-        <w:t>The third primary stakeholder is the customer base of Filmtopia. Customers interact with the system either directly through the proposed self service kiosk or indirectly when staff process their bookings on their behalf. Their main interests are convenience, short queue times and the assurance that the seat they have been allocated will actually be available when they arrive. The questionnaire results discussed later in this investigation show that a large majority of customers would prefer self service ticketing and that seat selection is considered important by most respondents. This means the bar for the kiosk interface is high and it needs to be clean and simple enough for any customer to use without assistance.</w:t>
+        <w:t xml:space="preserve">The third primary stakeholder is the customer base of </w:t>
+      </w:r>
+      <w:proofErr w:type="spellStart"/>
+      <w:r>
+        <w:t>Filmtopia</w:t>
+      </w:r>
+      <w:proofErr w:type="spellEnd"/>
+      <w:r>
+        <w:t xml:space="preserve">. Customers interact with the system either directly through the proposed </w:t>
+      </w:r>
+      <w:proofErr w:type="spellStart"/>
+      <w:r>
+        <w:t>self service</w:t>
+      </w:r>
+      <w:proofErr w:type="spellEnd"/>
+      <w:r>
+        <w:t xml:space="preserve"> kiosk or indirectly when staff process their bookings on their behalf. Their main interests are convenience, short queue times and the assurance that the seat they have been allocated will actually be available when they arrive. The questionnaire results discussed later in this investigation show that a large majority of customers would prefer </w:t>
+      </w:r>
+      <w:proofErr w:type="spellStart"/>
+      <w:r>
+        <w:t>self service</w:t>
+      </w:r>
+      <w:proofErr w:type="spellEnd"/>
+      <w:r>
+        <w:t xml:space="preserve"> ticketing and that seat selection is considered important by most respondents. This means the bar for the kiosk interface is high and it needs to be clean and simple enough for any customer to use without assistance.</w:t>
       </w:r>
     </w:p>
     <w:p>
@@ -120,12 +182,28 @@
         <w:spacing w:line="276" w:lineRule="auto"/>
       </w:pPr>
       <w:r>
-        <w:t>Another secondary stakeholder is any external IT support that Filmtopia uses. As a small independent cinema there is no dedicated IT department meaning the system must be robust and straightforward to maintain. Complex setups that require specialist knowledge to troubleshoot would be impractical for a business of this size.</w:t>
-      </w:r>
-    </w:p>
-    <w:p>
-      <w:r>
-        <w:t>In summary the stakeholder analysis makes clear that the Filmtopia system needs to serve a wide range of users with different levels of technical confidence and different priorities. The investigation that follows has been designed to gather requirements from as many of these stakeholders as possible to ensure the final system genuinely reflects the needs of everyone who will be affected by it.</w:t>
+        <w:t xml:space="preserve">Another secondary stakeholder is any external IT support that </w:t>
+      </w:r>
+      <w:proofErr w:type="spellStart"/>
+      <w:r>
+        <w:t>Filmtopia</w:t>
+      </w:r>
+      <w:proofErr w:type="spellEnd"/>
+      <w:r>
+        <w:t xml:space="preserve"> uses. As a small independent cinema there is no dedicated IT department meaning the system must be robust and straightforward to maintain. Complex setups that require specialist knowledge to troubleshoot would be impractical for a business of this size.</w:t>
+      </w:r>
+    </w:p>
+    <w:p>
+      <w:r>
+        <w:t xml:space="preserve">In summary the stakeholder analysis makes clear that the </w:t>
+      </w:r>
+      <w:proofErr w:type="spellStart"/>
+      <w:r>
+        <w:t>Filmtopia</w:t>
+      </w:r>
+      <w:proofErr w:type="spellEnd"/>
+      <w:r>
+        <w:t xml:space="preserve"> system needs to serve a wide range of users with different levels of technical confidence and different priorities. The investigation that follows has been designed to gather requirements from as many of these stakeholders as possible to ensure the final system genuinely reflects the needs of everyone who will be affected by it.</w:t>
       </w:r>
     </w:p>
     <w:p>
@@ -677,14 +755,52 @@
                 <w:lang w:val="fr-FR"/>
               </w:rPr>
             </w:pPr>
+            <w:proofErr w:type="spellStart"/>
             <w:r>
               <w:rPr>
                 <w:sz w:val="20"/>
                 <w:szCs w:val="20"/>
                 <w:lang w:val="fr-FR"/>
               </w:rPr>
-              <w:t>Summarise and interpret questionnaire responses</w:t>
+              <w:t>Summarise</w:t>
             </w:r>
+            <w:proofErr w:type="spellEnd"/>
+            <w:r>
+              <w:rPr>
+                <w:sz w:val="20"/>
+                <w:szCs w:val="20"/>
+                <w:lang w:val="fr-FR"/>
+              </w:rPr>
+              <w:t xml:space="preserve"> and </w:t>
+            </w:r>
+            <w:proofErr w:type="spellStart"/>
+            <w:r>
+              <w:rPr>
+                <w:sz w:val="20"/>
+                <w:szCs w:val="20"/>
+                <w:lang w:val="fr-FR"/>
+              </w:rPr>
+              <w:t>interpret</w:t>
+            </w:r>
+            <w:proofErr w:type="spellEnd"/>
+            <w:r>
+              <w:rPr>
+                <w:sz w:val="20"/>
+                <w:szCs w:val="20"/>
+                <w:lang w:val="fr-FR"/>
+              </w:rPr>
+              <w:t xml:space="preserve"> questionnaire </w:t>
+            </w:r>
+            <w:proofErr w:type="spellStart"/>
+            <w:r>
+              <w:rPr>
+                <w:sz w:val="20"/>
+                <w:szCs w:val="20"/>
+                <w:lang w:val="fr-FR"/>
+              </w:rPr>
+              <w:t>responses</w:t>
+            </w:r>
+            <w:proofErr w:type="spellEnd"/>
           </w:p>
         </w:tc>
       </w:tr>
@@ -1480,7 +1596,15 @@
         <w:spacing w:line="276" w:lineRule="auto"/>
       </w:pPr>
       <w:r>
-        <w:t>Moving on to the customer questionnaire, this was chosen because it allowed a much larger group of stakeholders to contribute to the investigation than would have been possible through interviews alone. Interviewing every customer individually would not be realistic, so a questionnaire was the most practical way to gather their views. The key advantage of a questionnaire is that it produces quantitative data which is easier to summarise and use as justification for design decisions. For example knowing that a large majority of customers would prefer a self service kiosk is a much stronger argument for including that feature than one person mentioning it in an interview. The limitation of a questionnaire is that the questions are fixed which means there is no opportunity to follow up on responses or ask for more detail. To partially work around this some of the questions included a list of options rather than just a yes or no answer which produced more useful and specific data.</w:t>
+        <w:t xml:space="preserve">Moving on to the customer questionnaire, this was chosen because it allowed a much larger group of stakeholders to contribute to the investigation than would have been possible through interviews alone. Interviewing every customer individually would not be realistic, so a questionnaire was the most practical way to gather their views. The key advantage of a questionnaire is that it produces quantitative data which is easier to summarise and use as justification for design decisions. For example knowing that a large majority of customers would prefer a </w:t>
+      </w:r>
+      <w:proofErr w:type="spellStart"/>
+      <w:r>
+        <w:t>self service</w:t>
+      </w:r>
+      <w:proofErr w:type="spellEnd"/>
+      <w:r>
+        <w:t xml:space="preserve"> kiosk is a much stronger argument for including that feature than one person mentioning it in an interview. The limitation of a questionnaire is that the questions are fixed which means there is no opportunity to follow up on responses or ask for more detail. To partially work around this some of the questions included a list of options rather than just a yes or no answer which produced more useful and specific data.</w:t>
       </w:r>
     </w:p>
     <w:p>
@@ -1583,7 +1707,23 @@
           <w:b/>
           <w:bCs/>
         </w:rPr>
-        <w:t>Q: Can you describe how Filmtopia currently manages its ticketing and bookings?</w:t>
+        <w:t xml:space="preserve">Q: Can you describe how </w:t>
+      </w:r>
+      <w:proofErr w:type="spellStart"/>
+      <w:r>
+        <w:rPr>
+          <w:b/>
+          <w:bCs/>
+        </w:rPr>
+        <w:t>Filmtopia</w:t>
+      </w:r>
+      <w:proofErr w:type="spellEnd"/>
+      <w:r>
+        <w:rPr>
+          <w:b/>
+          <w:bCs/>
+        </w:rPr>
+        <w:t xml:space="preserve"> currently manages its ticketing and bookings?</w:t>
       </w:r>
     </w:p>
     <w:p>
@@ -1623,7 +1763,23 @@
           <w:b/>
           <w:bCs/>
         </w:rPr>
-        <w:t>Q: What data does Filmtopia currently store and how?</w:t>
+        <w:t xml:space="preserve">Q: What data does </w:t>
+      </w:r>
+      <w:proofErr w:type="spellStart"/>
+      <w:r>
+        <w:rPr>
+          <w:b/>
+          <w:bCs/>
+        </w:rPr>
+        <w:t>Filmtopia</w:t>
+      </w:r>
+      <w:proofErr w:type="spellEnd"/>
+      <w:r>
+        <w:rPr>
+          <w:b/>
+          <w:bCs/>
+        </w:rPr>
+        <w:t xml:space="preserve"> currently store and how?</w:t>
       </w:r>
     </w:p>
     <w:p>
@@ -1841,7 +1997,15 @@
         <w:spacing w:line="276" w:lineRule="auto"/>
       </w:pPr>
       <w:r>
-        <w:t>A questionnaire was distributed to customers visiting Filmtopia in order to gather feedback on their experience with the current system and to understand what they would want from a new one. It was administered on the 15th of January 2026 as a paper questionnaire handed to customers at the cinema, and 20 responses were collected. The questions and summarised responses are as follows.</w:t>
+        <w:t xml:space="preserve">A questionnaire was distributed to customers visiting </w:t>
+      </w:r>
+      <w:proofErr w:type="spellStart"/>
+      <w:r>
+        <w:t>Filmtopia</w:t>
+      </w:r>
+      <w:proofErr w:type="spellEnd"/>
+      <w:r>
+        <w:t xml:space="preserve"> in order to gather feedback on their experience with the current system and to understand what they would want from a new one. It was administered on the 15th of January 2026 as a paper questionnaire handed to customers at the cinema, and 20 responses were collected. The questions and summarised responses are as follows.</w:t>
       </w:r>
     </w:p>
     <w:p>
@@ -1906,7 +2070,25 @@
           <w:color w:val="000000" w:themeColor="text1"/>
         </w:rPr>
         <w:lastRenderedPageBreak/>
-        <w:t>Q1: How do you currently purchase your tickets at Filmtopia?</w:t>
+        <w:t xml:space="preserve">Q1: How do you currently purchase your tickets at </w:t>
+      </w:r>
+      <w:proofErr w:type="spellStart"/>
+      <w:r>
+        <w:rPr>
+          <w:b/>
+          <w:bCs/>
+          <w:color w:val="000000" w:themeColor="text1"/>
+        </w:rPr>
+        <w:t>Filmtopia</w:t>
+      </w:r>
+      <w:proofErr w:type="spellEnd"/>
+      <w:r>
+        <w:rPr>
+          <w:b/>
+          <w:bCs/>
+          <w:color w:val="000000" w:themeColor="text1"/>
+        </w:rPr>
+        <w:t>?</w:t>
       </w:r>
     </w:p>
     <w:tbl>
@@ -2151,7 +2333,25 @@
           <w:bCs/>
           <w:color w:val="000000" w:themeColor="text1"/>
         </w:rPr>
-        <w:t>Q2: Have you ever experienced a problem when booking tickets at Filmtopia?</w:t>
+        <w:t xml:space="preserve">Q2: Have you ever experienced a problem when booking tickets at </w:t>
+      </w:r>
+      <w:proofErr w:type="spellStart"/>
+      <w:r>
+        <w:rPr>
+          <w:b/>
+          <w:bCs/>
+          <w:color w:val="000000" w:themeColor="text1"/>
+        </w:rPr>
+        <w:t>Filmtopia</w:t>
+      </w:r>
+      <w:proofErr w:type="spellEnd"/>
+      <w:r>
+        <w:rPr>
+          <w:b/>
+          <w:bCs/>
+          <w:color w:val="000000" w:themeColor="text1"/>
+        </w:rPr>
+        <w:t>?</w:t>
       </w:r>
     </w:p>
     <w:tbl>
@@ -3164,7 +3364,15 @@
         <w:spacing w:line="276" w:lineRule="auto"/>
       </w:pPr>
       <w:r>
-        <w:t>85% of customers felt seat selection was at least quite important. This supports the planned graphical seat selection feature in the Filmtopia system.</w:t>
+        <w:t xml:space="preserve">85% of customers felt seat selection was at least quite important. This supports the planned graphical seat selection feature in the </w:t>
+      </w:r>
+      <w:proofErr w:type="spellStart"/>
+      <w:r>
+        <w:t>Filmtopia</w:t>
+      </w:r>
+      <w:proofErr w:type="spellEnd"/>
+      <w:r>
+        <w:t xml:space="preserve"> system.</w:t>
       </w:r>
     </w:p>
     <w:p>
@@ -3394,7 +3602,15 @@
         <w:spacing w:line="276" w:lineRule="auto"/>
       </w:pPr>
       <w:r>
-        <w:t>The questionnaire results clearly show that customers are experiencing real problems with the current system at Filmtopia. The most significant issues are long queues at the box office, errors with seat allocation and the inability to book tickets through the kiosk. The results also show strong demand for a self-service ticketing kiosk, graphical seat selection and combined food and drink ordering. These findings have directly informed the objectives set out later in this investigation.</w:t>
+        <w:t xml:space="preserve">The questionnaire results clearly show that customers are experiencing real problems with the current system at </w:t>
+      </w:r>
+      <w:proofErr w:type="spellStart"/>
+      <w:r>
+        <w:t>Filmtopia</w:t>
+      </w:r>
+      <w:proofErr w:type="spellEnd"/>
+      <w:r>
+        <w:t>. The most significant issues are long queues at the box office, errors with seat allocation and the inability to book tickets through the kiosk. The results also show strong demand for a self-service ticketing kiosk, graphical seat selection and combined food and drink ordering. These findings have directly informed the objectives set out later in this investigation.</w:t>
       </w:r>
     </w:p>
     <w:p>
@@ -3420,7 +3636,15 @@
         <w:spacing w:line="276" w:lineRule="auto"/>
       </w:pPr>
       <w:r>
-        <w:t>As part of the investigation I visited Filmtopia during an evening showing to observe how the current system operates in practice. Rather than asking questions or interrupting the workflow I simply watched how staff handled customers during the pre-screening period when the cinema was at its busiest. The aim was to see the existing system in action and to identify any problems that might not have come up during the interviews or questionnaire.</w:t>
+        <w:t xml:space="preserve">As part of the investigation I visited </w:t>
+      </w:r>
+      <w:proofErr w:type="spellStart"/>
+      <w:r>
+        <w:t>Filmtopia</w:t>
+      </w:r>
+      <w:proofErr w:type="spellEnd"/>
+      <w:r>
+        <w:t xml:space="preserve"> during an evening showing to observe how the current system operates in practice. Rather than asking questions or interrupting the workflow I simply watched how staff handled customers during the pre-screening period when the cinema was at its busiest. The aim was to see the existing system in action and to identify any problems that might not have come up during the interviews or questionnaire.</w:t>
       </w:r>
     </w:p>
     <w:p>
@@ -3961,7 +4185,15 @@
         <w:spacing w:line="276" w:lineRule="auto"/>
       </w:pPr>
       <w:r>
-        <w:t>The Vue homepage presents films visually using large poster images organised under a Top Films heading. Each film is displayed with its title clearly beneath it and the page includes a Quick Book bar at the bottom allowing users to search by venue, film, date and time simultaneously. This is a clean and intuitive way of presenting information that allows customers to find what they want quickly without having to navigate through multiple pages. For the Filmtopia system I will incorporate a similar visual approach to displaying films on the customer kiosk, ensuring that screenings are easy to browse and select.</w:t>
+        <w:t xml:space="preserve">The Vue homepage presents films visually using large poster images organised under a Top Films heading. Each film is displayed with its title clearly beneath it and the page includes a Quick Book bar at the bottom allowing users to search by venue, film, date and time simultaneously. This is a clean and intuitive way of presenting information that allows customers to find what they want quickly without having to navigate through multiple pages. For the </w:t>
+      </w:r>
+      <w:proofErr w:type="spellStart"/>
+      <w:r>
+        <w:t>Filmtopia</w:t>
+      </w:r>
+      <w:proofErr w:type="spellEnd"/>
+      <w:r>
+        <w:t xml:space="preserve"> system I will incorporate a similar visual approach to displaying films on the customer kiosk, ensuring that screenings are easy to browse and select.</w:t>
       </w:r>
     </w:p>
     <w:p>
@@ -4047,7 +4279,15 @@
         <w:spacing w:line="276" w:lineRule="auto"/>
       </w:pPr>
       <w:r>
-        <w:t>When a film is selected Vue displays all upcoming showings for that film at the chosen venue, organised by date and time. Each screening card shows the start and end time, the screen number and the ticket price. Accessibility information such as audio description and wheelchair access is also clearly displayed. This level of detail is something I aim to replicate in Filmtopia, where staff and customers should be able to see all relevant information about a screening at a glance without having to search through multiple menus.</w:t>
+        <w:t xml:space="preserve">When a film is selected Vue displays all upcoming showings for that film at the chosen venue, organised by date and time. Each screening card shows the start and end time, the screen number and the ticket price. Accessibility information such as audio description and wheelchair access is also clearly displayed. This level of detail is something I aim to replicate in </w:t>
+      </w:r>
+      <w:proofErr w:type="spellStart"/>
+      <w:r>
+        <w:t>Filmtopia</w:t>
+      </w:r>
+      <w:proofErr w:type="spellEnd"/>
+      <w:r>
+        <w:t>, where staff and customers should be able to see all relevant information about a screening at a glance without having to search through multiple menus.</w:t>
       </w:r>
     </w:p>
     <w:p>
@@ -4133,7 +4373,15 @@
         <w:spacing w:line="276" w:lineRule="auto"/>
       </w:pPr>
       <w:r>
-        <w:t>Vue's seat selection interface is a standout feature of their system. It displays a graphical layout of the screen showing every seat as a coloured icon, with different colours representing different seat types and prices. VIP seats are shown in orange at £8.49, Regular seats in black at £7.49, Saver seats in green at £6.49 and Super Saver seats in red at £4.99. Occupied seats are shown in grey so customers can immediately see what is available. Rows are labelled alphabetically on the left hand side. This graphical seat selection is a key feature I plan to implement in Filmtopia as it directly addresses the double booking problem identified in the interviews. By showing customers and staff exactly which seats are taken in real time the system eliminates the risk of two people being assigned the same seat.</w:t>
+        <w:t xml:space="preserve">Vue's seat selection interface is a standout feature of their system. It displays a graphical layout of the screen showing every seat as a coloured icon, with different colours representing different seat types and prices. VIP seats are shown in orange at £8.49, Regular seats in black at £7.49, Saver seats in green at £6.49 and Super Saver seats in red at £4.99. Occupied seats are shown in grey so customers can immediately see what is available. Rows are labelled alphabetically on the left hand side. This graphical seat selection is a key feature I plan to implement in </w:t>
+      </w:r>
+      <w:proofErr w:type="spellStart"/>
+      <w:r>
+        <w:t>Filmtopia</w:t>
+      </w:r>
+      <w:proofErr w:type="spellEnd"/>
+      <w:r>
+        <w:t xml:space="preserve"> as it directly addresses the double booking problem identified in the interviews. By showing customers and staff exactly which seats are taken in real time the system eliminates the risk of two people being assigned the same seat.</w:t>
       </w:r>
     </w:p>
     <w:p>
@@ -4145,8 +4393,17 @@
           <w:b/>
           <w:bCs/>
         </w:rPr>
-        <w:t>Features Identified for Filmtopia</w:t>
-      </w:r>
+        <w:t xml:space="preserve">Features Identified for </w:t>
+      </w:r>
+      <w:proofErr w:type="spellStart"/>
+      <w:r>
+        <w:rPr>
+          <w:b/>
+          <w:bCs/>
+        </w:rPr>
+        <w:t>Filmtopia</w:t>
+      </w:r>
+      <w:proofErr w:type="spellEnd"/>
     </w:p>
     <w:p>
       <w:pPr>
@@ -4241,7 +4498,15 @@
         <w:spacing w:line="276" w:lineRule="auto"/>
       </w:pPr>
       <w:r>
-        <w:t>The second system I researched was Odeon, which is the largest cinema chain in the UK. Odeon operates over 120 cinemas across the UK and Ireland and their online booking system offered several useful features to compare against Vue and to inform the design of Filmtopia.</w:t>
+        <w:t xml:space="preserve">The second system I researched was Odeon, which is the largest cinema chain in the UK. Odeon operates over 120 cinemas across the UK and Ireland and their online booking system offered several useful features to compare against Vue and to inform the design of </w:t>
+      </w:r>
+      <w:proofErr w:type="spellStart"/>
+      <w:r>
+        <w:t>Filmtopia</w:t>
+      </w:r>
+      <w:proofErr w:type="spellEnd"/>
+      <w:r>
+        <w:t>.</w:t>
       </w:r>
     </w:p>
     <w:p>
@@ -4323,7 +4588,79 @@
           <w:szCs w:val="20"/>
           <w:lang w:val="de-DE"/>
         </w:rPr>
-        <w:t>Odeon film listings page (odeon.co.uk)</w:t>
+        <w:t xml:space="preserve">Odeon </w:t>
+      </w:r>
+      <w:proofErr w:type="spellStart"/>
+      <w:r>
+        <w:rPr>
+          <w:i/>
+          <w:iCs/>
+          <w:color w:val="595959"/>
+          <w:sz w:val="20"/>
+          <w:szCs w:val="20"/>
+          <w:lang w:val="de-DE"/>
+        </w:rPr>
+        <w:t>film</w:t>
+      </w:r>
+      <w:proofErr w:type="spellEnd"/>
+      <w:r>
+        <w:rPr>
+          <w:i/>
+          <w:iCs/>
+          <w:color w:val="595959"/>
+          <w:sz w:val="20"/>
+          <w:szCs w:val="20"/>
+          <w:lang w:val="de-DE"/>
+        </w:rPr>
+        <w:t xml:space="preserve"> </w:t>
+      </w:r>
+      <w:proofErr w:type="spellStart"/>
+      <w:r>
+        <w:rPr>
+          <w:i/>
+          <w:iCs/>
+          <w:color w:val="595959"/>
+          <w:sz w:val="20"/>
+          <w:szCs w:val="20"/>
+          <w:lang w:val="de-DE"/>
+        </w:rPr>
+        <w:t>listings</w:t>
+      </w:r>
+      <w:proofErr w:type="spellEnd"/>
+      <w:r>
+        <w:rPr>
+          <w:i/>
+          <w:iCs/>
+          <w:color w:val="595959"/>
+          <w:sz w:val="20"/>
+          <w:szCs w:val="20"/>
+          <w:lang w:val="de-DE"/>
+        </w:rPr>
+        <w:t xml:space="preserve"> </w:t>
+      </w:r>
+      <w:proofErr w:type="spellStart"/>
+      <w:r>
+        <w:rPr>
+          <w:i/>
+          <w:iCs/>
+          <w:color w:val="595959"/>
+          <w:sz w:val="20"/>
+          <w:szCs w:val="20"/>
+          <w:lang w:val="de-DE"/>
+        </w:rPr>
+        <w:t>page</w:t>
+      </w:r>
+      <w:proofErr w:type="spellEnd"/>
+      <w:r>
+        <w:rPr>
+          <w:i/>
+          <w:iCs/>
+          <w:color w:val="595959"/>
+          <w:sz w:val="20"/>
+          <w:szCs w:val="20"/>
+          <w:lang w:val="de-DE"/>
+        </w:rPr>
+        <w:t xml:space="preserve"> (odeon.co.uk)</w:t>
       </w:r>
     </w:p>
     <w:p>
@@ -4331,7 +4668,15 @@
         <w:spacing w:line="276" w:lineRule="auto"/>
       </w:pPr>
       <w:r>
-        <w:t>Similar to Vue, Odeon presents films using large poster images organised under a Top Films heading. However Odeon includes additional information directly on the film page such as the director, cast, runtime, release date and genre tags. This richer level of detail gives customers more context before making a booking decision. Odeon also includes a quick search bar at the bottom of the page allowing users to filter by cinema, film, date and time. One notable difference from Vue is that Odeon uses a darker navy blue colour scheme throughout which creates a more premium feel. For Filmtopia I will aim to display key film information clearly on the customer kiosk so customers can make informed decisions quickly.</w:t>
+        <w:t xml:space="preserve">Similar to Vue, Odeon presents films using large poster images organised under a Top Films heading. However Odeon includes additional information directly on the film page such as the director, cast, runtime, release date and genre tags. This richer level of detail gives customers more context before making a booking decision. Odeon also includes a quick search bar at the bottom of the page allowing users to filter by cinema, film, date and time. One notable difference from Vue is that Odeon uses a darker navy blue colour scheme throughout which creates a more premium feel. For </w:t>
+      </w:r>
+      <w:proofErr w:type="spellStart"/>
+      <w:r>
+        <w:t>Filmtopia</w:t>
+      </w:r>
+      <w:proofErr w:type="spellEnd"/>
+      <w:r>
+        <w:t xml:space="preserve"> I will aim to display key film information clearly on the customer kiosk so customers can make informed decisions quickly.</w:t>
       </w:r>
     </w:p>
     <w:p>
@@ -4417,7 +4762,15 @@
         <w:spacing w:line="276" w:lineRule="auto"/>
       </w:pPr>
       <w:r>
-        <w:t>Odeon's screening times page clearly displays the film title, runtime, release date and genre alongside all available showtimes. Screenings are organised by date across the top of the page and grouped by cinema location below. Each screening card shows the start time, screen number and format such as 3D. A Book Now button is displayed prominently on each card making the next action immediately obvious. This clear layout is something I will replicate in Filmtopia where staff should be able to see all screenings for a given film at a glance.</w:t>
+        <w:t xml:space="preserve">Odeon's screening times page clearly displays the film title, runtime, release date and genre alongside all available showtimes. Screenings are organised by date across the top of the page and grouped by cinema location below. Each screening card shows the start time, screen number and format such as 3D. A Book Now button is displayed prominently on each card making the next action immediately obvious. This clear layout is something I will replicate in </w:t>
+      </w:r>
+      <w:proofErr w:type="spellStart"/>
+      <w:r>
+        <w:t>Filmtopia</w:t>
+      </w:r>
+      <w:proofErr w:type="spellEnd"/>
+      <w:r>
+        <w:t xml:space="preserve"> where staff should be able to see all screenings for a given film at a glance.</w:t>
       </w:r>
     </w:p>
     <w:p>
@@ -4503,7 +4856,23 @@
         <w:spacing w:line="276" w:lineRule="auto"/>
       </w:pPr>
       <w:r>
-        <w:t>Odeon's seat selection screen is particularly well designed and shows several features worth incorporating into Filmtopia. The screen displays a graphical layout of the entire auditorium with seats colour coded by type and price. Green seats represent Classic Saver at £14.99, cream seats represent Classic at £16.49 and orange seats represent Classic Popular at £17.99. Unavailable seats are shown with an X so it is immediately clear which seats cannot be booked. A seat key at the bottom explains the colour coding including wheelchair and companion seat options. The booking process is also clearly structured using a step by step tab navigation at the top showing Seats, Sign In, Tickets, Food, Summary and Payment. This staged approach guides the user through the process logically and reduces confusion. For Filmtopia I will incorporate a similar colour coded seat map and a clear step by step flow for the customer kiosk booking process.</w:t>
+        <w:t xml:space="preserve">Odeon's seat selection screen is particularly well designed and shows several features worth incorporating into </w:t>
+      </w:r>
+      <w:proofErr w:type="spellStart"/>
+      <w:r>
+        <w:t>Filmtopia</w:t>
+      </w:r>
+      <w:proofErr w:type="spellEnd"/>
+      <w:r>
+        <w:t xml:space="preserve">. The screen displays a graphical layout of the entire auditorium with seats colour coded by type and price. Green seats represent Classic Saver at £14.99, cream seats represent Classic at £16.49 and orange seats represent Classic Popular at £17.99. Unavailable seats are shown with an X so it is immediately clear which seats cannot be booked. A seat key at the bottom explains the colour coding including wheelchair and companion seat options. The booking process is also clearly structured using a step by step tab navigation at the top showing Seats, Sign In, Tickets, Food, Summary and Payment. This staged approach guides the user through the process logically and reduces confusion. For </w:t>
+      </w:r>
+      <w:proofErr w:type="spellStart"/>
+      <w:r>
+        <w:t>Filmtopia</w:t>
+      </w:r>
+      <w:proofErr w:type="spellEnd"/>
+      <w:r>
+        <w:t xml:space="preserve"> I will incorporate a similar colour coded seat map and a clear step by step flow for the customer kiosk booking process.</w:t>
       </w:r>
     </w:p>
     <w:p>
@@ -4515,8 +4884,17 @@
           <w:b/>
           <w:bCs/>
         </w:rPr>
-        <w:t>Features Identified for Filmtopia</w:t>
-      </w:r>
+        <w:t xml:space="preserve">Features Identified for </w:t>
+      </w:r>
+      <w:proofErr w:type="spellStart"/>
+      <w:r>
+        <w:rPr>
+          <w:b/>
+          <w:bCs/>
+        </w:rPr>
+        <w:t>Filmtopia</w:t>
+      </w:r>
+      <w:proofErr w:type="spellEnd"/>
     </w:p>
     <w:p>
       <w:pPr>
@@ -4739,7 +5117,15 @@
         <w:spacing w:line="276" w:lineRule="auto"/>
       </w:pPr>
       <w:r>
-        <w:t>The existing system at Filmtopia receives several types of input, all of which are entered manually by staff or the manager. When a customer arrives to book tickets a member of staff writes the customer's name, chosen film, screening time, number of tickets and preferred seats into a paper booking diary. There is no digital record of this at the point of entry meaning the accuracy of the data depends entirely on the staff member's handwriting and attention to detail.</w:t>
+        <w:t xml:space="preserve">The existing system at </w:t>
+      </w:r>
+      <w:proofErr w:type="spellStart"/>
+      <w:r>
+        <w:t>Filmtopia</w:t>
+      </w:r>
+      <w:proofErr w:type="spellEnd"/>
+      <w:r>
+        <w:t xml:space="preserve"> receives several types of input, all of which are entered manually by staff or the manager. When a customer arrives to book tickets a member of staff writes the customer's name, chosen film, screening time, number of tickets and preferred seats into a paper booking diary. There is no digital record of this at the point of entry meaning the accuracy of the data depends entirely on the staff member's handwriting and attention to detail.</w:t>
       </w:r>
     </w:p>
     <w:p>
@@ -4945,8 +5331,13 @@
       <w:pPr>
         <w:spacing w:line="276" w:lineRule="auto"/>
       </w:pPr>
-      <w:r>
-        <w:t>Filmtopia is a small independent cinema that is currently managing all of its operations using a combination of paper records and disconnected spreadsheets. This approach may have been adequate when the cinema first opened but it has become increasingly problematic as the demands on the system have grown. The core problem is that the existing system is unreliable, slow and disconnected, and this is having a direct negative impact on both staff and customers.</w:t>
+      <w:proofErr w:type="spellStart"/>
+      <w:r>
+        <w:t>Filmtopia</w:t>
+      </w:r>
+      <w:proofErr w:type="spellEnd"/>
+      <w:r>
+        <w:t xml:space="preserve"> is a small independent cinema that is currently managing all of its operations using a combination of paper records and disconnected spreadsheets. This approach may have been adequate when the cinema first opened but it has become increasingly problematic as the demands on the system have grown. The core problem is that the existing system is unreliable, slow and disconnected, and this is having a direct negative impact on both staff and customers.</w:t>
       </w:r>
     </w:p>
     <w:p>
@@ -4958,7 +5349,15 @@
       </w:r>
       <w:r>
         <w:lastRenderedPageBreak/>
-        <w:t>both members of staff interviewed and by 65% of customers in the questionnaire who reported having experienced a problem when booking at Filmtopia. It was also directly observed during the site visit. This is not an occasional or minor issue but a fundamental flaw in how the existing system manages booking data. A relational database with referential integrity enforced between the relevant tables will directly address this by ensuring that once a seat is recorded as booked for a particular screening it cannot be booked again. This is dealt with by Objective 2 in the next section and supported by Objective 3, which covers the graphical seat map that makes taken seats visible at a glance.</w:t>
+        <w:t xml:space="preserve">both members of staff interviewed and by 65% of customers in the questionnaire who reported having experienced a problem when booking at </w:t>
+      </w:r>
+      <w:proofErr w:type="spellStart"/>
+      <w:r>
+        <w:t>Filmtopia</w:t>
+      </w:r>
+      <w:proofErr w:type="spellEnd"/>
+      <w:r>
+        <w:t>. It was also directly observed during the site visit. This is not an occasional or minor issue but a fundamental flaw in how the existing system manages booking data. A relational database with referential integrity enforced between the relevant tables will directly address this by ensuring that once a seat is recorded as booked for a particular screening it cannot be booked again. This is dealt with by Objective 2 in the next section and supported by Objective 3, which covers the graphical seat map that makes taken seats visible at a glance.</w:t>
       </w:r>
     </w:p>
     <w:p>
@@ -4974,7 +5373,15 @@
         <w:spacing w:line="276" w:lineRule="auto"/>
       </w:pPr>
       <w:r>
-        <w:t>The third significant problem is the poor customer facing experience. The kiosk currently installed in the cinema can only handle food and drink orders and cannot sell tickets, which forces customers to queue at both the kiosk and the box office. This was raised by multiple customers in the questionnaire and observed directly during the site visit. The proposed solution will address this by providing a customer kiosk interface through which customers can browse films, select a screening, choose their seats and add food and drink items to their order in a single joined up process. This is dealt with by Objective 4, which covers the self service kiosk, and Objective 5, which covers adding food and drink to a booking.</w:t>
+        <w:t xml:space="preserve">The third significant problem is the poor customer facing experience. The kiosk currently installed in the cinema can only handle food and drink orders and cannot sell tickets, which forces customers to queue at both the kiosk and the box office. This was raised by multiple customers in the questionnaire and observed directly during the site visit. The proposed solution will address this by providing a customer kiosk interface through which customers can browse films, select a screening, choose their seats and add food and drink items to their order in a single joined up process. This is dealt with by Objective 4, which covers the </w:t>
+      </w:r>
+      <w:proofErr w:type="spellStart"/>
+      <w:r>
+        <w:t>self service</w:t>
+      </w:r>
+      <w:proofErr w:type="spellEnd"/>
+      <w:r>
+        <w:t xml:space="preserve"> kiosk, and Objective 5, which covers adding food and drink to a booking.</w:t>
       </w:r>
     </w:p>
     <w:p>
@@ -5008,7 +5415,15 @@
         <w:spacing w:line="276" w:lineRule="auto"/>
       </w:pPr>
       <w:r>
-        <w:t xml:space="preserve">Functional requirements are the specific things the system must be able to do. For Filmtopia these include the ability to add and manage films and screenings (Objectives 6 and 7), to display a graphical seat map showing which seats are available and which are already booked (Objective 3), to process customer bookings and link them to specific seats </w:t>
+        <w:t xml:space="preserve">Functional requirements are the specific things the system must be able to do. For </w:t>
+      </w:r>
+      <w:proofErr w:type="spellStart"/>
+      <w:r>
+        <w:t>Filmtopia</w:t>
+      </w:r>
+      <w:proofErr w:type="spellEnd"/>
+      <w:r>
+        <w:t xml:space="preserve"> these include the ability to add and manage films and screenings (Objectives 6 and 7), to display a graphical seat map showing which seats are available and which are already booked (Objective 3), to process customer bookings and link them to specific seats </w:t>
       </w:r>
       <w:r>
         <w:lastRenderedPageBreak/>
@@ -5020,7 +5435,15 @@
         <w:spacing w:line="276" w:lineRule="auto"/>
       </w:pPr>
       <w:r>
-        <w:t>Non-functional requirements are the qualities the system must have rather than the specific things it must do. For Filmtopia the most important non-functional requirements are reliability, usability and data integrity. The system must be reliable enough to be used continuously during opening hours without crashing or producing errors. It must be usable by staff with varying levels of technical confidence without extensive training, which is reflected in Objectives 14 and 15. And it must maintain data integrity at all times, meaning it should never be possible for the database to reach a state where bookings are duplicated, records are incomplete or data is inconsistent between tables, which is reflected in Objectives 2 and 13.</w:t>
+        <w:t xml:space="preserve">Non-functional requirements are the qualities the system must have rather than the specific things it must do. For </w:t>
+      </w:r>
+      <w:proofErr w:type="spellStart"/>
+      <w:r>
+        <w:t>Filmtopia</w:t>
+      </w:r>
+      <w:proofErr w:type="spellEnd"/>
+      <w:r>
+        <w:t xml:space="preserve"> the most important non-functional requirements are reliability, usability and data integrity. The system must be reliable enough to be used continuously during opening hours without crashing or producing errors. It must be usable by staff with varying levels of technical confidence without extensive training, which is reflected in Objectives 14 and 15. And it must maintain data integrity at all times, meaning it should never be possible for the database to reach a state where bookings are duplicated, records are incomplete or data is inconsistent between tables, which is reflected in Objectives 2 and 13.</w:t>
       </w:r>
     </w:p>
     <w:p>
@@ -5046,7 +5469,31 @@
         <w:spacing w:line="276" w:lineRule="auto"/>
       </w:pPr>
       <w:r>
-        <w:t>The proposed solution is a Visual Basic .NET Windows Forms application built in Visual Studio, using OleDb to manage the connection between the application and a Microsoft Access database stored in the Access 2002 to 2003 .mdb format. Visual Basic .NET has been chosen because it is the language used throughout this course and it allows the rapid development of graphical Windows applications with a professional user interface. OleDb has been chosen as the database connectivity method because it provides a straightforward and reliable way of connecting a Visual Basic .NET application to a Microsoft Access database, allowing SQL queries to be executed directly from the application code to insert, update, delete and retrieve records. Microsoft Access has been chosen as the database because it supports a full relational structure with primary keys, foreign keys and referential integrity which directly addresses the data management problems identified in the investigation.</w:t>
+        <w:t xml:space="preserve">The proposed solution is a Visual Basic .NET Windows Forms application built in Visual Studio, using </w:t>
+      </w:r>
+      <w:proofErr w:type="spellStart"/>
+      <w:r>
+        <w:t>OleDb</w:t>
+      </w:r>
+      <w:proofErr w:type="spellEnd"/>
+      <w:r>
+        <w:t xml:space="preserve"> to manage the connection between the application and a Microsoft Access database stored in the Access 2002 to 2003 .</w:t>
+      </w:r>
+      <w:proofErr w:type="spellStart"/>
+      <w:r>
+        <w:t>mdb</w:t>
+      </w:r>
+      <w:proofErr w:type="spellEnd"/>
+      <w:r>
+        <w:t xml:space="preserve"> format. Visual Basic .NET has been chosen because it is the language used throughout this course and it allows the rapid development of graphical Windows applications with a professional user interface. </w:t>
+      </w:r>
+      <w:proofErr w:type="spellStart"/>
+      <w:r>
+        <w:t>OleDb</w:t>
+      </w:r>
+      <w:proofErr w:type="spellEnd"/>
+      <w:r>
+        <w:t xml:space="preserve"> has been chosen as the database connectivity method because it provides a straightforward and reliable way of connecting a Visual Basic .NET application to a Microsoft Access database, allowing SQL queries to be executed directly from the application code to insert, update, delete and retrieve records. Microsoft Access has been chosen as the database because it supports a full relational structure with primary keys, foreign keys and referential integrity which directly addresses the data management problems identified in the investigation.</w:t>
       </w:r>
     </w:p>
     <w:p>
@@ -5054,7 +5501,15 @@
         <w:spacing w:line="276" w:lineRule="auto"/>
       </w:pPr>
       <w:r>
-        <w:t>The system will support three distinct user types each with their own interface and access level. Customers will access the system through a self service kiosk interface. Staff will be able to log in to manage bookings and screenings. The manager will have full access to all areas of the system including film management and sales reporting. Access levels will be enforced through the login system to ensure that users can only access the parts of the system that are relevant to their role, which is dealt with by Objective 10.</w:t>
+        <w:t xml:space="preserve">The system will support three distinct user types each with their own interface and access level. Customers will access the system through a </w:t>
+      </w:r>
+      <w:proofErr w:type="spellStart"/>
+      <w:r>
+        <w:t>self service</w:t>
+      </w:r>
+      <w:proofErr w:type="spellEnd"/>
+      <w:r>
+        <w:t xml:space="preserve"> kiosk interface. Staff will be able to log in to manage bookings and screenings. The manager will have full access to all areas of the system including film management and sales reporting. Access levels will be enforced through the login system to ensure that users can only access the parts of the system that are relevant to their role, which is dealt with by Objective 10.</w:t>
       </w:r>
     </w:p>
     <w:p>
@@ -5088,7 +5543,15 @@
         <w:spacing w:line="276" w:lineRule="auto"/>
       </w:pPr>
       <w:r>
-        <w:t xml:space="preserve">Whilst the proposed Filmtopia system will address the core problems identified in the investigation, there are several areas that will not be included in the solution due to </w:t>
+        <w:t xml:space="preserve">Whilst the proposed </w:t>
+      </w:r>
+      <w:proofErr w:type="spellStart"/>
+      <w:r>
+        <w:t>Filmtopia</w:t>
+      </w:r>
+      <w:proofErr w:type="spellEnd"/>
+      <w:r>
+        <w:t xml:space="preserve"> system will address the core problems identified in the investigation, there are several areas that will not be included in the solution due to </w:t>
       </w:r>
       <w:r>
         <w:lastRenderedPageBreak/>
@@ -5124,7 +5587,23 @@
         <w:spacing w:line="276" w:lineRule="auto"/>
       </w:pPr>
       <w:r>
-        <w:t>The system will not support multiple simultaneous users over a network. Whilst OleDb connections to a Microsoft Access database can technically support multiple users, developing a fully networked multi-user system with appropriate concurrency controls and conflict resolution is beyond the scope of this project. The system will be designed for use on a single machine or a small number of machines accessing the same .mdb database file locally.</w:t>
+        <w:t xml:space="preserve">The system will not support multiple simultaneous users over a network. Whilst </w:t>
+      </w:r>
+      <w:proofErr w:type="spellStart"/>
+      <w:r>
+        <w:t>OleDb</w:t>
+      </w:r>
+      <w:proofErr w:type="spellEnd"/>
+      <w:r>
+        <w:t xml:space="preserve"> connections to a Microsoft Access database can technically support multiple users, developing a fully networked multi-user system with appropriate concurrency controls and conflict resolution is beyond the scope of this project. The system will be designed for use on a single machine or a small number of machines accessing the same .</w:t>
+      </w:r>
+      <w:proofErr w:type="spellStart"/>
+      <w:r>
+        <w:t>mdb</w:t>
+      </w:r>
+      <w:proofErr w:type="spellEnd"/>
+      <w:r>
+        <w:t xml:space="preserve"> database file locally.</w:t>
       </w:r>
     </w:p>
     <w:p>
@@ -5499,7 +5978,15 @@
         <w:t xml:space="preserve">Success Criteria: </w:t>
       </w:r>
       <w:r>
-        <w:t>The report should be generated using an SQL query through the OleDb connection and displayed on screen within 5 seconds of the date range being selected. The report should show the correct total number of tickets sold and total revenue for the selected period, calculated directly from the bookings in the database.</w:t>
+        <w:t xml:space="preserve">The report should be generated using an SQL query through the </w:t>
+      </w:r>
+      <w:proofErr w:type="spellStart"/>
+      <w:r>
+        <w:t>OleDb</w:t>
+      </w:r>
+      <w:proofErr w:type="spellEnd"/>
+      <w:r>
+        <w:t xml:space="preserve"> connection and displayed on screen within 5 seconds of the date range being selected. The report should show the correct total number of tickets sold and total revenue for the selected period, calculated directly from the bookings in the database.</w:t>
       </w:r>
     </w:p>
     <w:p>
@@ -5735,7 +6222,15 @@
         <w:t xml:space="preserve">Success Criteria: </w:t>
       </w:r>
       <w:r>
-        <w:t>All forms should use the same colour scheme, font and button placement. Navigation buttons should appear in consistent positions across all forms. The system should look professional and be immediately recognisable as a Filmtopia branded application.</w:t>
+        <w:t xml:space="preserve">All forms should use the same colour scheme, font and button placement. Navigation buttons should appear in consistent positions across all forms. The system should look professional and be immediately recognisable as a </w:t>
+      </w:r>
+      <w:proofErr w:type="spellStart"/>
+      <w:r>
+        <w:t>Filmtopia</w:t>
+      </w:r>
+      <w:proofErr w:type="spellEnd"/>
+      <w:r>
+        <w:t xml:space="preserve"> branded application.</w:t>
       </w:r>
     </w:p>
     <w:p>
@@ -5771,23 +6266,30 @@
         <w:rPr>
           <w:b/>
           <w:bCs/>
-          <w:lang w:val="nl-NL"/>
-        </w:rPr>
-      </w:pPr>
-      <w:r>
-        <w:rPr>
-          <w:b/>
-          <w:bCs/>
-          <w:lang w:val="nl-NL"/>
+        </w:rPr>
+      </w:pPr>
+      <w:r>
+        <w:rPr>
+          <w:b/>
+          <w:bCs/>
+          <w:lang w:val="en-US"/>
         </w:rPr>
         <w:lastRenderedPageBreak/>
-        <w:t>Obj 16</w:t>
-      </w:r>
-      <w:r>
-        <w:rPr>
-          <w:b/>
-          <w:bCs/>
-          <w:lang w:val="nl-NL"/>
+        <w:t>Objective</w:t>
+      </w:r>
+      <w:r>
+        <w:rPr>
+          <w:b/>
+          <w:bCs/>
+          <w:lang w:val="en-US"/>
+        </w:rPr>
+        <w:t xml:space="preserve"> 16</w:t>
+      </w:r>
+      <w:r>
+        <w:rPr>
+          <w:b/>
+          <w:bCs/>
+          <w:lang w:val="en-US"/>
         </w:rPr>
         <w:t xml:space="preserve"> (P)</w:t>
       </w:r>
@@ -5795,41 +6297,73 @@
         <w:rPr>
           <w:b/>
           <w:bCs/>
-          <w:lang w:val="nl-NL"/>
-        </w:rPr>
-        <w:t>: screens</w:t>
-      </w:r>
-      <w:r>
-        <w:rPr>
-          <w:b/>
-          <w:bCs/>
-          <w:lang w:val="nl-NL"/>
-        </w:rPr>
-        <w:t xml:space="preserve"> algorithm</w:t>
+          <w:lang w:val="en-US"/>
+        </w:rPr>
+        <w:t xml:space="preserve">: </w:t>
+      </w:r>
+      <w:r>
+        <w:rPr>
+          <w:b/>
+          <w:bCs/>
+        </w:rPr>
+        <w:t>The system must allow a manager to create a new screen by entering a total number of seats, with the system automatically generating the corresponding seat map and seat records for that screen.</w:t>
       </w:r>
     </w:p>
     <w:p>
       <w:pPr>
         <w:spacing w:after="80" w:line="276" w:lineRule="auto"/>
         <w:rPr>
-          <w:b/>
-          <w:bCs/>
-          <w:lang w:val="nl-NL"/>
-        </w:rPr>
-      </w:pPr>
-      <w:r>
-        <w:rPr>
-          <w:b/>
-          <w:bCs/>
-          <w:lang w:val="nl-NL"/>
-        </w:rPr>
-        <w:t>Obj 17</w:t>
-      </w:r>
-      <w:r>
-        <w:rPr>
-          <w:b/>
-          <w:bCs/>
-          <w:lang w:val="nl-NL"/>
+          <w:lang w:val="en-US"/>
+        </w:rPr>
+      </w:pPr>
+      <w:r>
+        <w:rPr>
+          <w:b/>
+          <w:bCs/>
+        </w:rPr>
+        <w:t>Success Criteria:</w:t>
+      </w:r>
+      <w:r>
+        <w:t xml:space="preserve"> Entering a seat count when creating a screen should generate the correct number of seat records in the database, arranged into rows and columns for a usable seat map. The generated seat map should display correctly when a screening for that screen is selected. Creating a screen with an invalid or missing seat count should be prevented through validation.</w:t>
+      </w:r>
+    </w:p>
+    <w:p>
+      <w:pPr>
+        <w:spacing w:after="80" w:line="276" w:lineRule="auto"/>
+        <w:rPr>
+          <w:b/>
+          <w:bCs/>
+        </w:rPr>
+      </w:pPr>
+      <w:r>
+        <w:rPr>
+          <w:b/>
+          <w:bCs/>
+          <w:lang w:val="en-US"/>
+        </w:rPr>
+        <w:t>Objective</w:t>
+      </w:r>
+      <w:r>
+        <w:rPr>
+          <w:b/>
+          <w:bCs/>
+          <w:lang w:val="en-US"/>
+        </w:rPr>
+        <w:t xml:space="preserve"> </w:t>
+      </w:r>
+      <w:r>
+        <w:rPr>
+          <w:b/>
+          <w:bCs/>
+          <w:lang w:val="en-US"/>
+        </w:rPr>
+        <w:t>17</w:t>
+      </w:r>
+      <w:r>
+        <w:rPr>
+          <w:b/>
+          <w:bCs/>
+          <w:lang w:val="en-US"/>
         </w:rPr>
         <w:t xml:space="preserve"> (P)</w:t>
       </w:r>
@@ -5837,9 +6371,42 @@
         <w:rPr>
           <w:b/>
           <w:bCs/>
-          <w:lang w:val="nl-NL"/>
-        </w:rPr>
-        <w:t>: Audit logs</w:t>
+          <w:lang w:val="en-US"/>
+        </w:rPr>
+        <w:t xml:space="preserve">: </w:t>
+      </w:r>
+      <w:r>
+        <w:rPr>
+          <w:b/>
+          <w:bCs/>
+        </w:rPr>
+        <w:t>The system must maintain an audit log recording key actions carried out by staff and managers, including creating a booking, cancelling a booking and adding a new film or screening record.</w:t>
+      </w:r>
+    </w:p>
+    <w:p>
+      <w:pPr>
+        <w:spacing w:after="80" w:line="276" w:lineRule="auto"/>
+        <w:rPr>
+          <w:lang w:val="en-US"/>
+        </w:rPr>
+      </w:pPr>
+      <w:r>
+        <w:rPr>
+          <w:b/>
+          <w:bCs/>
+        </w:rPr>
+        <w:t>Success Criteria:</w:t>
+      </w:r>
+      <w:r>
+        <w:t xml:space="preserve"> Every booking created, cancelled or amended should generate a log entry showing the username of the staff member responsible along with the date and time of the action. The audit log should be viewable by the manager but should not be editable or </w:t>
+      </w:r>
+      <w:proofErr w:type="spellStart"/>
+      <w:r>
+        <w:t>deletable</w:t>
+      </w:r>
+      <w:proofErr w:type="spellEnd"/>
+      <w:r>
+        <w:t xml:space="preserve"> by staff. The log should accurately reflect every relevant action carried out in the system during normal operation.</w:t>
       </w:r>
     </w:p>
     <w:p>
@@ -5855,15 +6422,47 @@
         <w:rPr>
           <w:b/>
           <w:bCs/>
-        </w:rPr>
-        <w:t>Obj</w:t>
-      </w:r>
-      <w:r>
-        <w:rPr>
-          <w:b/>
-          <w:bCs/>
-        </w:rPr>
-        <w:t xml:space="preserve"> 18: refunds</w:t>
+          <w:lang w:val="en-US"/>
+        </w:rPr>
+        <w:t>Objective</w:t>
+      </w:r>
+      <w:r>
+        <w:rPr>
+          <w:b/>
+          <w:bCs/>
+          <w:lang w:val="en-US"/>
+        </w:rPr>
+        <w:t xml:space="preserve"> </w:t>
+      </w:r>
+      <w:r>
+        <w:rPr>
+          <w:b/>
+          <w:bCs/>
+        </w:rPr>
+        <w:t xml:space="preserve">18: </w:t>
+      </w:r>
+      <w:r>
+        <w:rPr>
+          <w:b/>
+          <w:bCs/>
+        </w:rPr>
+        <w:t>The system must allow staff to process a refund for a cancelled booking, recording the refunded amount against the original booking record.</w:t>
+      </w:r>
+    </w:p>
+    <w:p>
+      <w:pPr>
+        <w:spacing w:after="80" w:line="276" w:lineRule="auto"/>
+        <w:jc w:val="both"/>
+      </w:pPr>
+      <w:r>
+        <w:rPr>
+          <w:b/>
+          <w:bCs/>
+        </w:rPr>
+        <w:t>Success Criteria:</w:t>
+      </w:r>
+      <w:r>
+        <w:t xml:space="preserve"> A refund should only be processable for a booking that has already been cancelled. The refunded amount should be calculated automatically from the ticket price and any food and drink items originally recorded against the booking. The refund should be saved to the database with a timestamp and should be visible when the booking is looked up afterwards.</w:t>
       </w:r>
     </w:p>
     <w:p>
@@ -6723,7 +7322,6 @@
   <w:style w:type="character" w:default="1" w:styleId="DefaultParagraphFont">
     <w:name w:val="Default Paragraph Font"/>
     <w:uiPriority w:val="1"/>
-    <w:semiHidden/>
     <w:unhideWhenUsed/>
   </w:style>
   <w:style w:type="table" w:default="1" w:styleId="TableNormal">

--- a/Investigation.docx
+++ b/Investigation.docx
@@ -6033,6 +6033,9 @@
     <w:p>
       <w:pPr>
         <w:spacing w:before="200" w:after="40"/>
+        <w:rPr>
+          <w:color w:val="EE0000"/>
+        </w:rPr>
       </w:pPr>
       <w:r>
         <w:rPr>
@@ -6055,6 +6058,21 @@
         </w:rPr>
         <w:t>: The system must enforce access levels so that customers using the kiosk can only access booking functions, whilst staff can access management functions and managers can access all areas of the system.</w:t>
       </w:r>
+      <w:r>
+        <w:rPr>
+          <w:b/>
+          <w:bCs/>
+        </w:rPr>
+        <w:t xml:space="preserve"> </w:t>
+      </w:r>
+      <w:r>
+        <w:rPr>
+          <w:b/>
+          <w:bCs/>
+          <w:color w:val="EE0000"/>
+        </w:rPr>
+        <w:t>(*Note: the kiosk is strictly post-prototype material. However, access levels need to be enforced from the prototype.)</w:t>
+      </w:r>
     </w:p>
     <w:p>
       <w:pPr>
@@ -6065,204 +6083,205 @@
           <w:b/>
           <w:bCs/>
         </w:rPr>
+        <w:lastRenderedPageBreak/>
         <w:t xml:space="preserve">Success Criteria: </w:t>
       </w:r>
       <w:r>
-        <w:t xml:space="preserve">The kiosk interface should not display any staff or manager options. Staff should be able to log in with a username and password and access staff functions </w:t>
+        <w:t>The kiosk interface should not display any staff or manager options. Staff should be able to log in with a username and password and access staff functions only. The manager login should provide access to all areas of the system. Attempting to access a restricted area without the correct login should be prevented.</w:t>
+      </w:r>
+    </w:p>
+    <w:p>
+      <w:pPr>
+        <w:spacing w:before="200" w:after="40"/>
+      </w:pPr>
+      <w:r>
+        <w:rPr>
+          <w:b/>
+          <w:bCs/>
+        </w:rPr>
+        <w:t>Objective 11</w:t>
+      </w:r>
+      <w:r>
+        <w:rPr>
+          <w:b/>
+          <w:bCs/>
+        </w:rPr>
+        <w:t xml:space="preserve"> (P)</w:t>
+      </w:r>
+      <w:r>
+        <w:rPr>
+          <w:b/>
+          <w:bCs/>
+        </w:rPr>
+        <w:t>: The system must allow staff to search for an existing booking by customer name or booking reference.</w:t>
+      </w:r>
+    </w:p>
+    <w:p>
+      <w:pPr>
+        <w:spacing w:after="80" w:line="276" w:lineRule="auto"/>
+      </w:pPr>
+      <w:r>
+        <w:rPr>
+          <w:b/>
+          <w:bCs/>
+        </w:rPr>
+        <w:t xml:space="preserve">Success Criteria: </w:t>
+      </w:r>
+      <w:r>
+        <w:t>A search by customer surname should return all matching bookings within 2 seconds. The search should work with partial name entries. The correct booking record should be displayed with all associated details including film, screening, seats and food order.</w:t>
+      </w:r>
+    </w:p>
+    <w:p>
+      <w:pPr>
+        <w:spacing w:before="200" w:after="40"/>
+      </w:pPr>
+      <w:r>
+        <w:rPr>
+          <w:b/>
+          <w:bCs/>
+        </w:rPr>
+        <w:t>Objective 12</w:t>
+      </w:r>
+      <w:r>
+        <w:rPr>
+          <w:b/>
+          <w:bCs/>
+        </w:rPr>
+        <w:t xml:space="preserve"> (P)</w:t>
+      </w:r>
+      <w:r>
+        <w:rPr>
+          <w:b/>
+          <w:bCs/>
+        </w:rPr>
+        <w:t>: The system must allow staff to cancel an existing booking, removing the seat allocation from the database and making those seats available again.</w:t>
+      </w:r>
+    </w:p>
+    <w:p>
+      <w:pPr>
+        <w:spacing w:after="80" w:line="276" w:lineRule="auto"/>
+      </w:pPr>
+      <w:r>
+        <w:rPr>
+          <w:b/>
+          <w:bCs/>
+        </w:rPr>
+        <w:t xml:space="preserve">Success Criteria: </w:t>
+      </w:r>
+      <w:r>
+        <w:t>Cancelling a booking should update the database immediately so the seats become available for other customers. A confirmation prompt should be displayed before any booking is deleted. The cancelled booking should no longer appear in the active bookings list.</w:t>
+      </w:r>
+    </w:p>
+    <w:p>
+      <w:pPr>
+        <w:spacing w:before="200" w:after="40"/>
+      </w:pPr>
+      <w:r>
+        <w:rPr>
+          <w:b/>
+          <w:bCs/>
+        </w:rPr>
+        <w:t>Objective 13</w:t>
+      </w:r>
+      <w:r>
+        <w:rPr>
+          <w:b/>
+          <w:bCs/>
+        </w:rPr>
+        <w:t xml:space="preserve"> (P)</w:t>
+      </w:r>
+      <w:r>
+        <w:rPr>
+          <w:b/>
+          <w:bCs/>
+        </w:rPr>
+        <w:t>: The system must validate data entered by users to prevent invalid or incomplete records being saved to the database.</w:t>
+      </w:r>
+    </w:p>
+    <w:p>
+      <w:pPr>
+        <w:spacing w:after="80" w:line="276" w:lineRule="auto"/>
+      </w:pPr>
+      <w:r>
+        <w:rPr>
+          <w:b/>
+          <w:bCs/>
+        </w:rPr>
+        <w:t xml:space="preserve">Success Criteria: </w:t>
+      </w:r>
+      <w:r>
+        <w:t>All required fields should be validated before a record is saved. Numeric fields should only accept numbers. Date fields should only accept valid dates. Text fields should have appropriate maximum lengths enforced. An informative error message should be displayed for each validation failure explaining what needs to be corrected.</w:t>
+      </w:r>
+    </w:p>
+    <w:p>
+      <w:pPr>
+        <w:spacing w:before="200" w:after="40"/>
+      </w:pPr>
+      <w:r>
+        <w:rPr>
+          <w:b/>
+          <w:bCs/>
+        </w:rPr>
+        <w:t>Objective 14: The system must have a consistent and professional user interface across all forms, using a uniform colour scheme, layout and naming convention throughout.</w:t>
+      </w:r>
+    </w:p>
+    <w:p>
+      <w:pPr>
+        <w:spacing w:after="80" w:line="276" w:lineRule="auto"/>
+      </w:pPr>
+      <w:r>
+        <w:rPr>
+          <w:b/>
+          <w:bCs/>
+        </w:rPr>
+        <w:t xml:space="preserve">Success Criteria: </w:t>
+      </w:r>
+      <w:r>
+        <w:t xml:space="preserve">All forms should use the same colour scheme, font and button placement. Navigation buttons should appear in consistent positions across all forms. The system should look professional and be immediately recognisable as a </w:t>
+      </w:r>
+      <w:proofErr w:type="spellStart"/>
+      <w:r>
+        <w:t>Filmtopia</w:t>
+      </w:r>
+      <w:proofErr w:type="spellEnd"/>
+      <w:r>
+        <w:t xml:space="preserve"> branded application.</w:t>
+      </w:r>
+    </w:p>
+    <w:p>
+      <w:pPr>
+        <w:spacing w:before="200" w:after="40"/>
+      </w:pPr>
+      <w:r>
+        <w:rPr>
+          <w:b/>
+          <w:bCs/>
+        </w:rPr>
+        <w:t>Objective 15: The system must be easy to navigate, with clearly labelled menus and buttons that allow staff and customers to find the function they need without requiring technical knowledge.</w:t>
+      </w:r>
+    </w:p>
+    <w:p>
+      <w:pPr>
+        <w:spacing w:after="80" w:line="276" w:lineRule="auto"/>
+      </w:pPr>
+      <w:r>
+        <w:rPr>
+          <w:b/>
+          <w:bCs/>
+        </w:rPr>
+        <w:t xml:space="preserve">Success Criteria: </w:t>
+      </w:r>
+      <w:r>
+        <w:t xml:space="preserve">A new member of staff should be able to complete a basic booking using the system without any training beyond a brief introduction. All buttons and menu options </w:t>
       </w:r>
       <w:r>
         <w:lastRenderedPageBreak/>
-        <w:t>only. The manager login should provide access to all areas of the system. Attempting to access a restricted area without the correct login should be prevented.</w:t>
-      </w:r>
-    </w:p>
-    <w:p>
-      <w:pPr>
-        <w:spacing w:before="200" w:after="40"/>
-      </w:pPr>
-      <w:r>
-        <w:rPr>
-          <w:b/>
-          <w:bCs/>
-        </w:rPr>
-        <w:t>Objective 11</w:t>
-      </w:r>
-      <w:r>
-        <w:rPr>
-          <w:b/>
-          <w:bCs/>
-        </w:rPr>
-        <w:t xml:space="preserve"> (P)</w:t>
-      </w:r>
-      <w:r>
-        <w:rPr>
-          <w:b/>
-          <w:bCs/>
-        </w:rPr>
-        <w:t>: The system must allow staff to search for an existing booking by customer name or booking reference.</w:t>
+        <w:t>should use clear plain English labels. The system should never reach a state where the user cannot navigate back to the main menu.</w:t>
       </w:r>
     </w:p>
     <w:p>
       <w:pPr>
         <w:spacing w:after="80" w:line="276" w:lineRule="auto"/>
-      </w:pPr>
-      <w:r>
-        <w:rPr>
-          <w:b/>
-          <w:bCs/>
-        </w:rPr>
-        <w:t xml:space="preserve">Success Criteria: </w:t>
-      </w:r>
-      <w:r>
-        <w:t>A search by customer surname should return all matching bookings within 2 seconds. The search should work with partial name entries. The correct booking record should be displayed with all associated details including film, screening, seats and food order.</w:t>
-      </w:r>
-    </w:p>
-    <w:p>
-      <w:pPr>
-        <w:spacing w:before="200" w:after="40"/>
-      </w:pPr>
-      <w:r>
-        <w:rPr>
-          <w:b/>
-          <w:bCs/>
-        </w:rPr>
-        <w:t>Objective 12</w:t>
-      </w:r>
-      <w:r>
-        <w:rPr>
-          <w:b/>
-          <w:bCs/>
-        </w:rPr>
-        <w:t xml:space="preserve"> (P)</w:t>
-      </w:r>
-      <w:r>
-        <w:rPr>
-          <w:b/>
-          <w:bCs/>
-        </w:rPr>
-        <w:t>: The system must allow staff to cancel an existing booking, removing the seat allocation from the database and making those seats available again.</w:t>
-      </w:r>
-    </w:p>
-    <w:p>
-      <w:pPr>
-        <w:spacing w:after="80" w:line="276" w:lineRule="auto"/>
-      </w:pPr>
-      <w:r>
-        <w:rPr>
-          <w:b/>
-          <w:bCs/>
-        </w:rPr>
-        <w:t xml:space="preserve">Success Criteria: </w:t>
-      </w:r>
-      <w:r>
-        <w:t>Cancelling a booking should update the database immediately so the seats become available for other customers. A confirmation prompt should be displayed before any booking is deleted. The cancelled booking should no longer appear in the active bookings list.</w:t>
-      </w:r>
-    </w:p>
-    <w:p>
-      <w:pPr>
-        <w:spacing w:before="200" w:after="40"/>
-      </w:pPr>
-      <w:r>
-        <w:rPr>
-          <w:b/>
-          <w:bCs/>
-        </w:rPr>
-        <w:t>Objective 13</w:t>
-      </w:r>
-      <w:r>
-        <w:rPr>
-          <w:b/>
-          <w:bCs/>
-        </w:rPr>
-        <w:t xml:space="preserve"> (P)</w:t>
-      </w:r>
-      <w:r>
-        <w:rPr>
-          <w:b/>
-          <w:bCs/>
-        </w:rPr>
-        <w:t>: The system must validate data entered by users to prevent invalid or incomplete records being saved to the database.</w:t>
-      </w:r>
-    </w:p>
-    <w:p>
-      <w:pPr>
-        <w:spacing w:after="80" w:line="276" w:lineRule="auto"/>
-      </w:pPr>
-      <w:r>
-        <w:rPr>
-          <w:b/>
-          <w:bCs/>
-        </w:rPr>
-        <w:t xml:space="preserve">Success Criteria: </w:t>
-      </w:r>
-      <w:r>
-        <w:t>All required fields should be validated before a record is saved. Numeric fields should only accept numbers. Date fields should only accept valid dates. Text fields should have appropriate maximum lengths enforced. An informative error message should be displayed for each validation failure explaining what needs to be corrected.</w:t>
-      </w:r>
-    </w:p>
-    <w:p>
-      <w:pPr>
-        <w:spacing w:before="200" w:after="40"/>
-      </w:pPr>
-      <w:r>
-        <w:rPr>
-          <w:b/>
-          <w:bCs/>
-        </w:rPr>
-        <w:t>Objective 14: The system must have a consistent and professional user interface across all forms, using a uniform colour scheme, layout and naming convention throughout.</w:t>
-      </w:r>
-    </w:p>
-    <w:p>
-      <w:pPr>
-        <w:spacing w:after="80" w:line="276" w:lineRule="auto"/>
-      </w:pPr>
-      <w:r>
-        <w:rPr>
-          <w:b/>
-          <w:bCs/>
-        </w:rPr>
-        <w:t xml:space="preserve">Success Criteria: </w:t>
-      </w:r>
-      <w:r>
-        <w:t xml:space="preserve">All forms should use the same colour scheme, font and button placement. Navigation buttons should appear in consistent positions across all forms. The system should look professional and be immediately recognisable as a </w:t>
-      </w:r>
-      <w:proofErr w:type="spellStart"/>
-      <w:r>
-        <w:t>Filmtopia</w:t>
-      </w:r>
-      <w:proofErr w:type="spellEnd"/>
-      <w:r>
-        <w:t xml:space="preserve"> branded application.</w:t>
-      </w:r>
-    </w:p>
-    <w:p>
-      <w:pPr>
-        <w:spacing w:before="200" w:after="40"/>
-      </w:pPr>
-      <w:r>
-        <w:rPr>
-          <w:b/>
-          <w:bCs/>
-        </w:rPr>
-        <w:t>Objective 15: The system must be easy to navigate, with clearly labelled menus and buttons that allow staff and customers to find the function they need without requiring technical knowledge.</w:t>
-      </w:r>
-    </w:p>
-    <w:p>
-      <w:pPr>
-        <w:spacing w:after="80" w:line="276" w:lineRule="auto"/>
-      </w:pPr>
-      <w:r>
-        <w:rPr>
-          <w:b/>
-          <w:bCs/>
-        </w:rPr>
-        <w:t xml:space="preserve">Success Criteria: </w:t>
-      </w:r>
-      <w:r>
-        <w:t>A new member of staff should be able to complete a basic booking using the system without any training beyond a brief introduction. All buttons and menu options should use clear plain English labels. The system should never reach a state where the user cannot navigate back to the main menu.</w:t>
-      </w:r>
-    </w:p>
-    <w:p>
-      <w:pPr>
-        <w:spacing w:after="80" w:line="276" w:lineRule="auto"/>
         <w:rPr>
           <w:b/>
           <w:bCs/>
@@ -6274,7 +6293,6 @@
           <w:bCs/>
           <w:lang w:val="en-US"/>
         </w:rPr>
-        <w:lastRenderedPageBreak/>
         <w:t>Objective</w:t>
       </w:r>
       <w:r>
@@ -7322,6 +7340,7 @@
   <w:style w:type="character" w:default="1" w:styleId="DefaultParagraphFont">
     <w:name w:val="Default Paragraph Font"/>
     <w:uiPriority w:val="1"/>
+    <w:semiHidden/>
     <w:unhideWhenUsed/>
   </w:style>
   <w:style w:type="table" w:default="1" w:styleId="TableNormal">

--- a/Investigation.docx
+++ b/Investigation.docx
@@ -1686,6 +1686,8 @@
         <w:rPr>
           <w:b/>
           <w:bCs/>
+          <w:i w:val="0"/>
+          <w:iCs w:val="0"/>
           <w:color w:val="000000" w:themeColor="text1"/>
         </w:rPr>
       </w:pPr>
@@ -1693,6 +1695,8 @@
         <w:rPr>
           <w:b/>
           <w:bCs/>
+          <w:i w:val="0"/>
+          <w:iCs w:val="0"/>
           <w:color w:val="000000" w:themeColor="text1"/>
         </w:rPr>
         <w:t>Interview with Sarah Henshaw - Cinema Manager</w:t>
@@ -1860,6 +1864,8 @@
         <w:rPr>
           <w:b/>
           <w:bCs/>
+          <w:i w:val="0"/>
+          <w:iCs w:val="0"/>
           <w:color w:val="000000" w:themeColor="text1"/>
         </w:rPr>
       </w:pPr>
@@ -1867,6 +1873,8 @@
         <w:rPr>
           <w:b/>
           <w:bCs/>
+          <w:i w:val="0"/>
+          <w:iCs w:val="0"/>
           <w:color w:val="000000" w:themeColor="text1"/>
         </w:rPr>
         <w:t>Interview with Jake Pemberton - Box Office Staff Member</w:t>
@@ -2060,6 +2068,8 @@
         <w:rPr>
           <w:b/>
           <w:bCs/>
+          <w:i w:val="0"/>
+          <w:iCs w:val="0"/>
           <w:color w:val="000000" w:themeColor="text1"/>
         </w:rPr>
       </w:pPr>
@@ -2067,6 +2077,8 @@
         <w:rPr>
           <w:b/>
           <w:bCs/>
+          <w:i w:val="0"/>
+          <w:iCs w:val="0"/>
           <w:color w:val="000000" w:themeColor="text1"/>
         </w:rPr>
         <w:lastRenderedPageBreak/>
@@ -2077,6 +2089,8 @@
         <w:rPr>
           <w:b/>
           <w:bCs/>
+          <w:i w:val="0"/>
+          <w:iCs w:val="0"/>
           <w:color w:val="000000" w:themeColor="text1"/>
         </w:rPr>
         <w:t>Filmtopia</w:t>
@@ -2086,6 +2100,8 @@
         <w:rPr>
           <w:b/>
           <w:bCs/>
+          <w:i w:val="0"/>
+          <w:iCs w:val="0"/>
           <w:color w:val="000000" w:themeColor="text1"/>
         </w:rPr>
         <w:t>?</w:t>
@@ -2324,6 +2340,8 @@
         <w:rPr>
           <w:b/>
           <w:bCs/>
+          <w:i w:val="0"/>
+          <w:iCs w:val="0"/>
           <w:color w:val="000000" w:themeColor="text1"/>
         </w:rPr>
       </w:pPr>
@@ -2331,6 +2349,8 @@
         <w:rPr>
           <w:b/>
           <w:bCs/>
+          <w:i w:val="0"/>
+          <w:iCs w:val="0"/>
           <w:color w:val="000000" w:themeColor="text1"/>
         </w:rPr>
         <w:t xml:space="preserve">Q2: Have you ever experienced a problem when booking tickets at </w:t>
@@ -2340,6 +2360,8 @@
         <w:rPr>
           <w:b/>
           <w:bCs/>
+          <w:i w:val="0"/>
+          <w:iCs w:val="0"/>
           <w:color w:val="000000" w:themeColor="text1"/>
         </w:rPr>
         <w:t>Filmtopia</w:t>
@@ -2349,6 +2371,8 @@
         <w:rPr>
           <w:b/>
           <w:bCs/>
+          <w:i w:val="0"/>
+          <w:iCs w:val="0"/>
           <w:color w:val="000000" w:themeColor="text1"/>
         </w:rPr>
         <w:t>?</w:t>
@@ -2546,6 +2570,8 @@
         <w:rPr>
           <w:b/>
           <w:bCs/>
+          <w:i w:val="0"/>
+          <w:iCs w:val="0"/>
           <w:color w:val="000000" w:themeColor="text1"/>
         </w:rPr>
       </w:pPr>
@@ -2553,6 +2579,8 @@
         <w:rPr>
           <w:b/>
           <w:bCs/>
+          <w:i w:val="0"/>
+          <w:iCs w:val="0"/>
           <w:color w:val="000000" w:themeColor="text1"/>
         </w:rPr>
         <w:t>Q3: If yes, what was the problem you experienced?</w:t>
@@ -2839,6 +2867,8 @@
         <w:rPr>
           <w:b/>
           <w:bCs/>
+          <w:i w:val="0"/>
+          <w:iCs w:val="0"/>
           <w:color w:val="000000" w:themeColor="text1"/>
         </w:rPr>
       </w:pPr>
@@ -2846,6 +2876,8 @@
         <w:rPr>
           <w:b/>
           <w:bCs/>
+          <w:i w:val="0"/>
+          <w:iCs w:val="0"/>
           <w:color w:val="000000" w:themeColor="text1"/>
         </w:rPr>
         <w:t>Q4: Would you use a self-service kiosk to buy tickets if one was available?</w:t>
@@ -3127,6 +3159,8 @@
         <w:rPr>
           <w:b/>
           <w:bCs/>
+          <w:i w:val="0"/>
+          <w:iCs w:val="0"/>
           <w:color w:val="000000" w:themeColor="text1"/>
         </w:rPr>
       </w:pPr>
@@ -3134,6 +3168,8 @@
         <w:rPr>
           <w:b/>
           <w:bCs/>
+          <w:i w:val="0"/>
+          <w:iCs w:val="0"/>
           <w:color w:val="000000" w:themeColor="text1"/>
         </w:rPr>
         <w:t>Q5: How important is it to you to be able to choose your specific seat when booking?</w:t>
@@ -3381,6 +3417,8 @@
         <w:rPr>
           <w:b/>
           <w:bCs/>
+          <w:i w:val="0"/>
+          <w:iCs w:val="0"/>
           <w:color w:val="000000" w:themeColor="text1"/>
         </w:rPr>
       </w:pPr>
@@ -3388,6 +3426,8 @@
         <w:rPr>
           <w:b/>
           <w:bCs/>
+          <w:i w:val="0"/>
+          <w:iCs w:val="0"/>
           <w:color w:val="000000" w:themeColor="text1"/>
         </w:rPr>
         <w:t>Q6: Would you find it useful to be able to order food and drinks at the same time as buying your ticket?</w:t>
@@ -3585,133 +3625,6 @@
         <w:rPr>
           <w:b/>
           <w:bCs/>
-          <w:color w:val="000000" w:themeColor="text1"/>
-        </w:rPr>
-      </w:pPr>
-      <w:r>
-        <w:rPr>
-          <w:b/>
-          <w:bCs/>
-          <w:color w:val="000000" w:themeColor="text1"/>
-        </w:rPr>
-        <w:t>Summary of Questionnaire Findings</w:t>
-      </w:r>
-    </w:p>
-    <w:p>
-      <w:pPr>
-        <w:spacing w:line="276" w:lineRule="auto"/>
-      </w:pPr>
-      <w:r>
-        <w:t xml:space="preserve">The questionnaire results clearly show that customers are experiencing real problems with the current system at </w:t>
-      </w:r>
-      <w:proofErr w:type="spellStart"/>
-      <w:r>
-        <w:t>Filmtopia</w:t>
-      </w:r>
-      <w:proofErr w:type="spellEnd"/>
-      <w:r>
-        <w:t>. The most significant issues are long queues at the box office, errors with seat allocation and the inability to book tickets through the kiosk. The results also show strong demand for a self-service ticketing kiosk, graphical seat selection and combined food and drink ordering. These findings have directly informed the objectives set out later in this investigation.</w:t>
-      </w:r>
-    </w:p>
-    <w:p>
-      <w:pPr>
-        <w:pStyle w:val="Heading3"/>
-        <w:rPr>
-          <w:b/>
-          <w:bCs/>
-          <w:color w:val="000000" w:themeColor="text1"/>
-        </w:rPr>
-      </w:pPr>
-      <w:r>
-        <w:rPr>
-          <w:b/>
-          <w:bCs/>
-          <w:color w:val="000000" w:themeColor="text1"/>
-        </w:rPr>
-        <w:t>Direct Observation</w:t>
-      </w:r>
-    </w:p>
-    <w:p>
-      <w:pPr>
-        <w:spacing w:line="276" w:lineRule="auto"/>
-      </w:pPr>
-      <w:r>
-        <w:t xml:space="preserve">As part of the investigation I visited </w:t>
-      </w:r>
-      <w:proofErr w:type="spellStart"/>
-      <w:r>
-        <w:t>Filmtopia</w:t>
-      </w:r>
-      <w:proofErr w:type="spellEnd"/>
-      <w:r>
-        <w:t xml:space="preserve"> during an evening showing to observe how the current system operates in practice. Rather than asking questions or interrupting the workflow I simply watched how staff handled customers during the pre-screening period when the cinema was at its busiest. The aim was to see the existing system in action and to identify any problems that might not have come up during the interviews or questionnaire.</w:t>
-      </w:r>
-    </w:p>
-    <w:p>
-      <w:pPr>
-        <w:spacing w:line="276" w:lineRule="auto"/>
-      </w:pPr>
-      <w:r>
-        <w:t>The first thing that stood out was how the paper booking diary was being used by two members of staff at the same time. On more than one occasion both staff members reached for the diary simultaneously to check seat availability for the same screening. This caused a brief but noticeable delay in serving customers and illustrated exactly the kind of risk that the interviews had described, where two staff members could independently assign the same seat without either realising.</w:t>
-      </w:r>
-    </w:p>
-    <w:p>
-      <w:pPr>
-        <w:spacing w:line="276" w:lineRule="auto"/>
-      </w:pPr>
-      <w:r>
-        <w:lastRenderedPageBreak/>
-        <w:t>It was also clear that customers who had already used the kiosk to order food and drinks were then joining the box office queue to buy their tickets separately. This meant some customers were effectively queuing twice before they could take their seat. During the observation period this happened repeatedly and on a couple of occasions customers waiting in the box office queue made comments about having already waited at the kiosk. This confirmed what the staff interviews had suggested about the kiosk and ticketing systems being completely disconnected from each other.</w:t>
-      </w:r>
-    </w:p>
-    <w:p>
-      <w:pPr>
-        <w:spacing w:line="276" w:lineRule="auto"/>
-      </w:pPr>
-      <w:r>
-        <w:t>Another thing worth noting was how long it took a staff member to answer a simple question about seat availability. When a customer asked which seats were still free for a particular screening the staff member had to manually look through several pages of the diary before being able to give an answer. This took around 90 seconds and caused the queue behind that customer to grow noticeably during that time. In a busier cinema this kind of delay would quickly become a serious problem.</w:t>
-      </w:r>
-    </w:p>
-    <w:p>
-      <w:pPr>
-        <w:spacing w:line="276" w:lineRule="auto"/>
-      </w:pPr>
-      <w:r>
-        <w:t>Overall the observation confirmed and added detail to the problems that had already been identified through the interviews and questionnaire. Seeing the existing system in action made it clear that the issues are not occasional or minor but are a regular feature of how the cinema operates during busy periods. The findings from this observation have directly informed the objectives set out later in this investigation.</w:t>
-      </w:r>
-    </w:p>
-    <w:p>
-      <w:pPr>
-        <w:pStyle w:val="Heading3"/>
-        <w:rPr>
-          <w:b/>
-          <w:bCs/>
-          <w:color w:val="000000" w:themeColor="text1"/>
-        </w:rPr>
-      </w:pPr>
-      <w:r>
-        <w:rPr>
-          <w:b/>
-          <w:bCs/>
-          <w:color w:val="000000" w:themeColor="text1"/>
-        </w:rPr>
-        <w:t>Records and Documents Examined</w:t>
-      </w:r>
-    </w:p>
-    <w:p>
-      <w:pPr>
-        <w:spacing w:line="276" w:lineRule="auto"/>
-      </w:pPr>
-      <w:r>
-        <w:t>Alongside the interviews, questionnaire and observation I also asked to look at the actual records and documents that the cinema uses day to day. Looking at the real paperwork is useful because it shows exactly what data is being captured at the moment, and it often reveals small details that nobody thinks to mention in an interview simply because they are so used to them. Four documents were examined and each one is described below.</w:t>
-      </w:r>
-    </w:p>
-    <w:p>
-      <w:pPr>
-        <w:pStyle w:val="Heading4"/>
-        <w:rPr>
-          <w:b/>
-          <w:bCs/>
           <w:i w:val="0"/>
           <w:iCs w:val="0"/>
           <w:color w:val="000000" w:themeColor="text1"/>
@@ -3725,31 +3638,211 @@
           <w:iCs w:val="0"/>
           <w:color w:val="000000" w:themeColor="text1"/>
         </w:rPr>
+        <w:t>Summary of Questionnaire Findings</w:t>
+      </w:r>
+    </w:p>
+    <w:p>
+      <w:pPr>
+        <w:spacing w:line="276" w:lineRule="auto"/>
+      </w:pPr>
+      <w:r>
+        <w:t xml:space="preserve">The questionnaire results clearly show that customers are experiencing real problems with the current system at </w:t>
+      </w:r>
+      <w:proofErr w:type="spellStart"/>
+      <w:r>
+        <w:t>Filmtopia</w:t>
+      </w:r>
+      <w:proofErr w:type="spellEnd"/>
+      <w:r>
+        <w:t>. The most significant issues are long queues at the box office, errors with seat allocation and the inability to book tickets through the kiosk. The results also show strong demand for a self-service ticketing kiosk, graphical seat selection and combined food and drink ordering. These findings have directly informed the objectives set out later in this investigation.</w:t>
+      </w:r>
+    </w:p>
+    <w:p>
+      <w:pPr>
+        <w:pStyle w:val="Heading3"/>
+        <w:rPr>
+          <w:b/>
+          <w:bCs/>
+          <w:color w:val="000000" w:themeColor="text1"/>
+        </w:rPr>
+      </w:pPr>
+      <w:r>
+        <w:rPr>
+          <w:b/>
+          <w:bCs/>
+          <w:color w:val="000000" w:themeColor="text1"/>
+        </w:rPr>
+        <w:t>Direct Observation</w:t>
+      </w:r>
+    </w:p>
+    <w:p>
+      <w:pPr>
+        <w:spacing w:line="276" w:lineRule="auto"/>
+      </w:pPr>
+      <w:r>
+        <w:t xml:space="preserve">As part of the investigation I visited </w:t>
+      </w:r>
+      <w:proofErr w:type="spellStart"/>
+      <w:r>
+        <w:t>Filmtopia</w:t>
+      </w:r>
+      <w:proofErr w:type="spellEnd"/>
+      <w:r>
+        <w:t xml:space="preserve"> during an evening showing to observe how the current system operates in practice. Rather than asking questions or interrupting the workflow I simply watched how staff handled customers during the pre-screening period when the cinema was at its busiest. The aim was to see the existing system in action and to identify any problems that might not have come up during the interviews or questionnaire.</w:t>
+      </w:r>
+    </w:p>
+    <w:p>
+      <w:pPr>
+        <w:spacing w:line="276" w:lineRule="auto"/>
+      </w:pPr>
+      <w:r>
+        <w:t>The first thing that stood out was how the paper booking diary was being used by two members of staff at the same time. On more than one occasion both staff members reached for the diary simultaneously to check seat availability for the same screening. This caused a brief but noticeable delay in serving customers and illustrated exactly the kind of risk that the interviews had described, where two staff members could independently assign the same seat without either realising.</w:t>
+      </w:r>
+    </w:p>
+    <w:p>
+      <w:pPr>
+        <w:spacing w:line="276" w:lineRule="auto"/>
+      </w:pPr>
+      <w:r>
         <w:lastRenderedPageBreak/>
+        <w:t>It was also clear that customers who had already used the kiosk to order food and drinks were then joining the box office queue to buy their tickets separately. This meant some customers were effectively queuing twice before they could take their seat. During the observation period this happened repeatedly and on a couple of occasions customers waiting in the box office queue made comments about having already waited at the kiosk. This confirmed what the staff interviews had suggested about the kiosk and ticketing systems being completely disconnected from each other.</w:t>
+      </w:r>
+    </w:p>
+    <w:p>
+      <w:pPr>
+        <w:spacing w:line="276" w:lineRule="auto"/>
+      </w:pPr>
+      <w:r>
+        <w:t>Another thing worth noting was how long it took a staff member to answer a simple question about seat availability. When a customer asked which seats were still free for a particular screening the staff member had to manually look through several pages of the diary before being able to give an answer. This took around 90 seconds and caused the queue behind that customer to grow noticeably during that time. In a busier cinema this kind of delay would quickly become a serious problem.</w:t>
+      </w:r>
+    </w:p>
+    <w:p>
+      <w:pPr>
+        <w:spacing w:line="276" w:lineRule="auto"/>
+      </w:pPr>
+      <w:r>
+        <w:t>Overall the observation confirmed and added detail to the problems that had already been identified through the interviews and questionnaire. Seeing the existing system in action made it clear that the issues are not occasional or minor but are a regular feature of how the cinema operates during busy periods. The findings from this observation have directly informed the objectives set out later in this investigation.</w:t>
+      </w:r>
+    </w:p>
+    <w:p>
+      <w:pPr>
+        <w:pStyle w:val="Heading3"/>
+        <w:rPr>
+          <w:b/>
+          <w:bCs/>
+          <w:color w:val="000000" w:themeColor="text1"/>
+        </w:rPr>
+      </w:pPr>
+      <w:r>
+        <w:rPr>
+          <w:b/>
+          <w:bCs/>
+          <w:color w:val="000000" w:themeColor="text1"/>
+        </w:rPr>
+        <w:t>Records and Documents Examined</w:t>
+      </w:r>
+    </w:p>
+    <w:p>
+      <w:pPr>
+        <w:spacing w:line="276" w:lineRule="auto"/>
+      </w:pPr>
+      <w:r>
+        <w:t>Alongside the interviews, questionnaire and observation I also asked to look at the actual records and documents that the cinema uses day to day. Looking at the real paperwork is useful because it shows exactly what data is being captured at the moment, and it often reveals small details that nobody thinks to mention in an interview simply because they are so used to them. Four documents were examined and each one is described below.</w:t>
+      </w:r>
+    </w:p>
+    <w:p>
+      <w:pPr>
+        <w:pStyle w:val="Heading4"/>
+        <w:rPr>
+          <w:b/>
+          <w:bCs/>
+          <w:i w:val="0"/>
+          <w:iCs w:val="0"/>
+          <w:color w:val="000000" w:themeColor="text1"/>
+        </w:rPr>
+      </w:pPr>
+      <w:r>
+        <w:rPr>
+          <w:b/>
+          <w:bCs/>
+          <w:i w:val="0"/>
+          <w:iCs w:val="0"/>
+          <w:color w:val="000000" w:themeColor="text1"/>
+        </w:rPr>
         <w:t>The Paper Booking Diary</w:t>
       </w:r>
     </w:p>
     <w:p>
       <w:pPr>
-        <w:spacing w:line="276" w:lineRule="auto"/>
-        <w:jc w:val="center"/>
-        <w:rPr>
-          <w:i/>
-          <w:iCs/>
-          <w:color w:val="666666"/>
-        </w:rPr>
-      </w:pPr>
-      <w:r>
-        <w:rPr>
-          <w:i/>
-          <w:iCs/>
+        <w:pBdr>
+          <w:top w:val="single" w:sz="6" w:space="6" w:color="A02B93"/>
+          <w:left w:val="single" w:sz="6" w:space="6" w:color="A02B93"/>
+          <w:bottom w:val="single" w:sz="6" w:space="6" w:color="A02B93"/>
+          <w:right w:val="single" w:sz="6" w:space="6" w:color="A02B93"/>
+        </w:pBdr>
+        <w:shd w:val="clear" w:color="auto" w:fill="F7E9F3"/>
+        <w:spacing w:before="120" w:after="200"/>
+        <w:rPr>
+          <w:rFonts w:ascii="Aptos" w:eastAsia="Aptos" w:hAnsi="Aptos" w:cs="Aptos"/>
+          <w:b/>
+          <w:bCs/>
+          <w:color w:val="A02B93"/>
+          <w:sz w:val="22"/>
+          <w:szCs w:val="22"/>
+        </w:rPr>
+      </w:pPr>
+      <w:r>
+        <w:rPr>
+          <w:rFonts w:ascii="Aptos" w:eastAsia="Aptos" w:hAnsi="Aptos" w:cs="Aptos"/>
+          <w:b/>
+          <w:bCs/>
+          <w:color w:val="A02B93"/>
+          <w:sz w:val="22"/>
+          <w:szCs w:val="22"/>
+        </w:rPr>
+        <w:t>Paper booking diary</w:t>
+      </w:r>
+      <w:r>
+        <w:rPr>
+          <w:rFonts w:ascii="Aptos" w:eastAsia="Aptos" w:hAnsi="Aptos" w:cs="Aptos"/>
+          <w:b/>
+          <w:bCs/>
+          <w:color w:val="A02B93"/>
+          <w:sz w:val="22"/>
+          <w:szCs w:val="22"/>
+        </w:rPr>
+        <w:t>:</w:t>
+      </w:r>
+    </w:p>
+    <w:p>
+      <w:pPr>
+        <w:pBdr>
+          <w:top w:val="single" w:sz="6" w:space="6" w:color="A02B93"/>
+          <w:left w:val="single" w:sz="6" w:space="6" w:color="A02B93"/>
+          <w:bottom w:val="single" w:sz="6" w:space="6" w:color="A02B93"/>
+          <w:right w:val="single" w:sz="6" w:space="6" w:color="A02B93"/>
+        </w:pBdr>
+        <w:shd w:val="clear" w:color="auto" w:fill="F7E9F3"/>
+        <w:spacing w:before="120" w:after="200"/>
+        <w:rPr>
+          <w:rFonts w:ascii="Aptos" w:eastAsia="Aptos" w:hAnsi="Aptos" w:cs="Aptos"/>
+          <w:b/>
+          <w:bCs/>
+          <w:color w:val="A02B93"/>
+          <w:sz w:val="22"/>
+          <w:szCs w:val="22"/>
+        </w:rPr>
+      </w:pPr>
+      <w:r>
+        <w:rPr>
           <w:noProof/>
           <w:color w:val="666666"/>
         </w:rPr>
+        <w:lastRenderedPageBreak/>
         <w:drawing>
-          <wp:inline distT="0" distB="0" distL="0" distR="0" wp14:anchorId="3A21A1BE" wp14:editId="45B62F6F">
-            <wp:extent cx="2468880" cy="3291840"/>
-            <wp:effectExtent l="0" t="0" r="7620" b="3810"/>
+          <wp:inline distT="0" distB="0" distL="0" distR="0" wp14:anchorId="4F463B4C" wp14:editId="2C15724C">
+            <wp:extent cx="5935980" cy="7914640"/>
+            <wp:effectExtent l="0" t="0" r="7620" b="0"/>
             <wp:docPr id="1849664123" name="Picture 2"/>
             <wp:cNvGraphicFramePr>
               <a:graphicFrameLocks xmlns:a="http://schemas.openxmlformats.org/drawingml/2006/main" noChangeAspect="1"/>
@@ -3779,7 +3872,7 @@
                   <pic:spPr bwMode="auto">
                     <a:xfrm>
                       <a:off x="0" y="0"/>
-                      <a:ext cx="2468880" cy="3291840"/>
+                      <a:ext cx="5935980" cy="7914640"/>
                     </a:xfrm>
                     <a:prstGeom prst="rect">
                       <a:avLst/>
@@ -3801,6 +3894,7 @@
         <w:spacing w:line="276" w:lineRule="auto"/>
       </w:pPr>
       <w:r>
+        <w:lastRenderedPageBreak/>
         <w:t>The first document I examined was the paper booking diary. Each day is given its own page and bookings are written in by hand as customers arrive, with the customer name, the film, the screening time and the number of tickets noted down, and a seat number sometimes squeezed into the margin. There is no fixed structure to how a booking is recorded, so the level of detail varies from one entry to the next depending on which member of staff took it. This immediately showed me why seat clashes happen, because there is no clear column or layout showing which seats have already gone for a particular screening, so a member of staff has no quick way of checking before promising a seat to a customer.</w:t>
       </w:r>
     </w:p>
@@ -3823,20 +3917,76 @@
           <w:iCs w:val="0"/>
           <w:color w:val="000000" w:themeColor="text1"/>
         </w:rPr>
-        <w:lastRenderedPageBreak/>
         <w:t>The Food and Drink Stock Spreadsheet</w:t>
       </w:r>
     </w:p>
     <w:p>
       <w:pPr>
-        <w:spacing w:line="276" w:lineRule="auto"/>
+        <w:pBdr>
+          <w:top w:val="single" w:sz="6" w:space="6" w:color="A02B93"/>
+          <w:left w:val="single" w:sz="6" w:space="6" w:color="A02B93"/>
+          <w:bottom w:val="single" w:sz="6" w:space="6" w:color="A02B93"/>
+          <w:right w:val="single" w:sz="6" w:space="6" w:color="A02B93"/>
+        </w:pBdr>
+        <w:shd w:val="clear" w:color="auto" w:fill="F7E9F3"/>
+        <w:spacing w:before="120" w:after="200"/>
+        <w:rPr>
+          <w:rFonts w:ascii="Aptos" w:eastAsia="Aptos" w:hAnsi="Aptos" w:cs="Aptos"/>
+          <w:b/>
+          <w:bCs/>
+          <w:color w:val="A02B93"/>
+          <w:sz w:val="22"/>
+          <w:szCs w:val="22"/>
+        </w:rPr>
+      </w:pPr>
+      <w:r>
+        <w:rPr>
+          <w:rFonts w:ascii="Aptos" w:eastAsia="Aptos" w:hAnsi="Aptos" w:cs="Aptos"/>
+          <w:b/>
+          <w:bCs/>
+          <w:color w:val="A02B93"/>
+          <w:sz w:val="22"/>
+          <w:szCs w:val="22"/>
+        </w:rPr>
+        <w:t xml:space="preserve">Food and drinks stock </w:t>
+      </w:r>
+      <w:r>
+        <w:rPr>
+          <w:rFonts w:ascii="Aptos" w:eastAsia="Aptos" w:hAnsi="Aptos" w:cs="Aptos"/>
+          <w:b/>
+          <w:bCs/>
+          <w:color w:val="A02B93"/>
+          <w:sz w:val="22"/>
+          <w:szCs w:val="22"/>
+        </w:rPr>
+        <w:t>spreadsheet:</w:t>
+      </w:r>
+    </w:p>
+    <w:p>
+      <w:pPr>
+        <w:pBdr>
+          <w:top w:val="single" w:sz="6" w:space="6" w:color="A02B93"/>
+          <w:left w:val="single" w:sz="6" w:space="6" w:color="A02B93"/>
+          <w:bottom w:val="single" w:sz="6" w:space="6" w:color="A02B93"/>
+          <w:right w:val="single" w:sz="6" w:space="6" w:color="A02B93"/>
+        </w:pBdr>
+        <w:shd w:val="clear" w:color="auto" w:fill="F7E9F3"/>
+        <w:spacing w:before="120" w:after="200"/>
+        <w:rPr>
+          <w:rFonts w:ascii="Aptos" w:eastAsia="Aptos" w:hAnsi="Aptos" w:cs="Aptos"/>
+          <w:b/>
+          <w:bCs/>
+          <w:color w:val="A02B93"/>
+          <w:sz w:val="22"/>
+          <w:szCs w:val="22"/>
+        </w:rPr>
       </w:pPr>
       <w:r>
         <w:rPr>
           <w:noProof/>
         </w:rPr>
         <w:drawing>
-          <wp:inline distT="0" distB="0" distL="0" distR="0" wp14:anchorId="350CF4B9" wp14:editId="09A65FC9">
+          <wp:inline distT="0" distB="0" distL="0" distR="0" wp14:anchorId="396F0D5C" wp14:editId="6B729B4E">
             <wp:extent cx="5943600" cy="4139565"/>
             <wp:effectExtent l="0" t="0" r="0" b="0"/>
             <wp:docPr id="378205651" name="Picture 1"/>
@@ -3905,22 +4055,72 @@
     </w:p>
     <w:p>
       <w:pPr>
-        <w:spacing w:line="276" w:lineRule="auto"/>
-        <w:rPr>
-          <w:i/>
-          <w:iCs/>
-          <w:color w:val="666666"/>
-        </w:rPr>
-      </w:pPr>
-      <w:r>
-        <w:rPr>
-          <w:i/>
-          <w:iCs/>
+        <w:pBdr>
+          <w:top w:val="single" w:sz="6" w:space="6" w:color="A02B93"/>
+          <w:left w:val="single" w:sz="6" w:space="6" w:color="A02B93"/>
+          <w:bottom w:val="single" w:sz="6" w:space="6" w:color="A02B93"/>
+          <w:right w:val="single" w:sz="6" w:space="6" w:color="A02B93"/>
+        </w:pBdr>
+        <w:shd w:val="clear" w:color="auto" w:fill="F7E9F3"/>
+        <w:spacing w:before="120" w:after="200"/>
+        <w:rPr>
+          <w:rFonts w:ascii="Aptos" w:eastAsia="Aptos" w:hAnsi="Aptos" w:cs="Aptos"/>
+          <w:b/>
+          <w:bCs/>
+          <w:color w:val="A02B93"/>
+          <w:sz w:val="22"/>
+          <w:szCs w:val="22"/>
+        </w:rPr>
+      </w:pPr>
+      <w:r>
+        <w:rPr>
+          <w:rFonts w:ascii="Aptos" w:eastAsia="Aptos" w:hAnsi="Aptos" w:cs="Aptos"/>
+          <w:b/>
+          <w:bCs/>
+          <w:color w:val="A02B93"/>
+          <w:sz w:val="22"/>
+          <w:szCs w:val="22"/>
+        </w:rPr>
+        <w:t>Staff rota spreadsheet</w:t>
+      </w:r>
+      <w:r>
+        <w:rPr>
+          <w:rFonts w:ascii="Aptos" w:eastAsia="Aptos" w:hAnsi="Aptos" w:cs="Aptos"/>
+          <w:b/>
+          <w:bCs/>
+          <w:color w:val="A02B93"/>
+          <w:sz w:val="22"/>
+          <w:szCs w:val="22"/>
+        </w:rPr>
+        <w:t>:</w:t>
+      </w:r>
+    </w:p>
+    <w:p>
+      <w:pPr>
+        <w:pBdr>
+          <w:top w:val="single" w:sz="6" w:space="6" w:color="A02B93"/>
+          <w:left w:val="single" w:sz="6" w:space="6" w:color="A02B93"/>
+          <w:bottom w:val="single" w:sz="6" w:space="6" w:color="A02B93"/>
+          <w:right w:val="single" w:sz="6" w:space="6" w:color="A02B93"/>
+        </w:pBdr>
+        <w:shd w:val="clear" w:color="auto" w:fill="F7E9F3"/>
+        <w:spacing w:before="120" w:after="200"/>
+        <w:rPr>
+          <w:rFonts w:ascii="Aptos" w:eastAsia="Aptos" w:hAnsi="Aptos" w:cs="Aptos"/>
+          <w:b/>
+          <w:bCs/>
+          <w:color w:val="A02B93"/>
+          <w:sz w:val="22"/>
+          <w:szCs w:val="22"/>
+        </w:rPr>
+      </w:pPr>
+      <w:r>
+        <w:rPr>
           <w:noProof/>
           <w:color w:val="666666"/>
         </w:rPr>
         <w:drawing>
-          <wp:inline distT="0" distB="0" distL="0" distR="0" wp14:anchorId="204DDA19" wp14:editId="660239E7">
+          <wp:inline distT="0" distB="0" distL="0" distR="0" wp14:anchorId="31364529" wp14:editId="4965EF1D">
             <wp:extent cx="5943600" cy="4837430"/>
             <wp:effectExtent l="0" t="0" r="0" b="1270"/>
             <wp:docPr id="996781924" name="Picture 1"/>
@@ -3983,22 +4183,92 @@
           <w:iCs w:val="0"/>
           <w:color w:val="000000" w:themeColor="text1"/>
         </w:rPr>
+        <w:t>The Ticket Stub</w:t>
+      </w:r>
+    </w:p>
+    <w:p>
+      <w:pPr>
+        <w:pBdr>
+          <w:top w:val="single" w:sz="6" w:space="6" w:color="A02B93"/>
+          <w:left w:val="single" w:sz="6" w:space="6" w:color="A02B93"/>
+          <w:bottom w:val="single" w:sz="6" w:space="6" w:color="A02B93"/>
+          <w:right w:val="single" w:sz="6" w:space="6" w:color="A02B93"/>
+        </w:pBdr>
+        <w:shd w:val="clear" w:color="auto" w:fill="F7E9F3"/>
+        <w:spacing w:before="120" w:after="200"/>
+        <w:rPr>
+          <w:rFonts w:ascii="Aptos" w:eastAsia="Aptos" w:hAnsi="Aptos" w:cs="Aptos"/>
+          <w:b/>
+          <w:bCs/>
+          <w:color w:val="A02B93"/>
+          <w:sz w:val="22"/>
+          <w:szCs w:val="22"/>
+        </w:rPr>
+      </w:pPr>
+      <w:proofErr w:type="spellStart"/>
+      <w:r>
+        <w:rPr>
+          <w:rFonts w:ascii="Aptos" w:eastAsia="Aptos" w:hAnsi="Aptos" w:cs="Aptos"/>
+          <w:b/>
+          <w:bCs/>
+          <w:color w:val="A02B93"/>
+          <w:sz w:val="22"/>
+          <w:szCs w:val="22"/>
+        </w:rPr>
+        <w:t>Filmtopia</w:t>
+      </w:r>
+      <w:proofErr w:type="spellEnd"/>
+      <w:r>
+        <w:rPr>
+          <w:rFonts w:ascii="Aptos" w:eastAsia="Aptos" w:hAnsi="Aptos" w:cs="Aptos"/>
+          <w:b/>
+          <w:bCs/>
+          <w:color w:val="A02B93"/>
+          <w:sz w:val="22"/>
+          <w:szCs w:val="22"/>
+        </w:rPr>
+        <w:t xml:space="preserve"> ticket stub</w:t>
+      </w:r>
+      <w:r>
+        <w:rPr>
+          <w:rFonts w:ascii="Aptos" w:eastAsia="Aptos" w:hAnsi="Aptos" w:cs="Aptos"/>
+          <w:b/>
+          <w:bCs/>
+          <w:color w:val="A02B93"/>
+          <w:sz w:val="22"/>
+          <w:szCs w:val="22"/>
+        </w:rPr>
+        <w:t>:</w:t>
+      </w:r>
+    </w:p>
+    <w:p>
+      <w:pPr>
+        <w:pBdr>
+          <w:top w:val="single" w:sz="6" w:space="6" w:color="A02B93"/>
+          <w:left w:val="single" w:sz="6" w:space="6" w:color="A02B93"/>
+          <w:bottom w:val="single" w:sz="6" w:space="6" w:color="A02B93"/>
+          <w:right w:val="single" w:sz="6" w:space="6" w:color="A02B93"/>
+        </w:pBdr>
+        <w:shd w:val="clear" w:color="auto" w:fill="F7E9F3"/>
+        <w:spacing w:before="120" w:after="200"/>
+        <w:rPr>
+          <w:rFonts w:ascii="Aptos" w:eastAsia="Aptos" w:hAnsi="Aptos" w:cs="Aptos"/>
+          <w:b/>
+          <w:bCs/>
+          <w:color w:val="A02B93"/>
+          <w:sz w:val="22"/>
+          <w:szCs w:val="22"/>
+        </w:rPr>
+      </w:pPr>
+      <w:r>
+        <w:rPr>
+          <w:noProof/>
+        </w:rPr>
         <w:lastRenderedPageBreak/>
-        <w:t>The Ticket Stub</w:t>
-      </w:r>
-    </w:p>
-    <w:p>
-      <w:pPr>
-        <w:jc w:val="center"/>
-      </w:pPr>
-      <w:r>
-        <w:rPr>
-          <w:noProof/>
-        </w:rPr>
         <w:drawing>
-          <wp:inline distT="0" distB="0" distL="0" distR="0" wp14:anchorId="24153706" wp14:editId="7FF22A71">
-            <wp:extent cx="3810000" cy="4724400"/>
-            <wp:effectExtent l="0" t="0" r="0" b="0"/>
+          <wp:inline distT="0" distB="0" distL="0" distR="0" wp14:anchorId="1D21BB76" wp14:editId="7879E331">
+            <wp:extent cx="5926015" cy="7348259"/>
+            <wp:effectExtent l="0" t="0" r="0" b="5080"/>
             <wp:docPr id="1975685012" name="Graphic 7"/>
             <wp:cNvGraphicFramePr>
               <a:graphicFrameLocks xmlns:a="http://schemas.openxmlformats.org/drawingml/2006/main" noChangeAspect="1"/>
@@ -4025,7 +4295,7 @@
                   <pic:spPr>
                     <a:xfrm>
                       <a:off x="0" y="0"/>
-                      <a:ext cx="3810000" cy="4724400"/>
+                      <a:ext cx="5936232" cy="7360928"/>
                     </a:xfrm>
                     <a:prstGeom prst="rect">
                       <a:avLst/>
@@ -4043,7 +4313,11 @@
         <w:spacing w:line="276" w:lineRule="auto"/>
       </w:pPr>
       <w:r>
-        <w:t>Finally I looked at the ticket stub that customers are given when they book. It is printed from a basic template on the box office computer, and a member of staff types the details in by hand each time before printing. The stub is not connected to any stored record, so once it has been printed there is no link between the piece of paper the customer is holding and any data the cinema keeps. This means a lost or disputed ticket cannot easily be checked against anything, which is another consequence of there being no central record of bookings.</w:t>
+        <w:t xml:space="preserve">Finally I looked at the ticket stub that customers are given when they book. It is printed from a basic template on the box office computer, and a member of staff types the details in by hand each time before printing. The stub is not connected to any stored record, so </w:t>
+      </w:r>
+      <w:r>
+        <w:lastRenderedPageBreak/>
+        <w:t>once it has been printed there is no link between the piece of paper the customer is holding and any data the cinema keeps. This means a lost or disputed ticket cannot easily be checked against anything, which is another consequence of there being no central record of bookings.</w:t>
       </w:r>
     </w:p>
     <w:p>
@@ -4069,7 +4343,6 @@
           <w:bCs/>
           <w:color w:val="000000" w:themeColor="text1"/>
         </w:rPr>
-        <w:lastRenderedPageBreak/>
         <w:t>Desk-based Research</w:t>
       </w:r>
     </w:p>
@@ -4079,6 +4352,8 @@
         <w:rPr>
           <w:b/>
           <w:bCs/>
+          <w:i w:val="0"/>
+          <w:iCs w:val="0"/>
           <w:color w:val="000000" w:themeColor="text1"/>
         </w:rPr>
       </w:pPr>
@@ -4086,6 +4361,8 @@
         <w:rPr>
           <w:b/>
           <w:bCs/>
+          <w:i w:val="0"/>
+          <w:iCs w:val="0"/>
           <w:color w:val="000000" w:themeColor="text1"/>
         </w:rPr>
         <w:t>Desk Based Research - Vue Cinema (myvue.com)</w:t>
@@ -4113,17 +4390,84 @@
     </w:p>
     <w:p>
       <w:pPr>
-        <w:spacing w:before="120"/>
-        <w:jc w:val="center"/>
+        <w:pBdr>
+          <w:top w:val="single" w:sz="6" w:space="6" w:color="A02B93"/>
+          <w:left w:val="single" w:sz="6" w:space="6" w:color="A02B93"/>
+          <w:bottom w:val="single" w:sz="6" w:space="6" w:color="A02B93"/>
+          <w:right w:val="single" w:sz="6" w:space="6" w:color="A02B93"/>
+        </w:pBdr>
+        <w:shd w:val="clear" w:color="auto" w:fill="F7E9F3"/>
+        <w:spacing w:before="120" w:after="200"/>
+        <w:rPr>
+          <w:rFonts w:ascii="Aptos" w:eastAsia="Aptos" w:hAnsi="Aptos" w:cs="Aptos"/>
+          <w:b/>
+          <w:bCs/>
+          <w:color w:val="A02B93"/>
+          <w:sz w:val="22"/>
+          <w:szCs w:val="22"/>
+        </w:rPr>
+      </w:pPr>
+      <w:r>
+        <w:rPr>
+          <w:rFonts w:ascii="Aptos" w:eastAsia="Aptos" w:hAnsi="Aptos" w:cs="Aptos"/>
+          <w:b/>
+          <w:bCs/>
+          <w:color w:val="A02B93"/>
+          <w:sz w:val="22"/>
+          <w:szCs w:val="22"/>
+        </w:rPr>
+        <w:t>Vue</w:t>
+      </w:r>
+      <w:r>
+        <w:rPr>
+          <w:rFonts w:ascii="Aptos" w:eastAsia="Aptos" w:hAnsi="Aptos" w:cs="Aptos"/>
+          <w:b/>
+          <w:bCs/>
+          <w:color w:val="A02B93"/>
+          <w:sz w:val="22"/>
+          <w:szCs w:val="22"/>
+        </w:rPr>
+        <w:t xml:space="preserve"> film listings p</w:t>
+      </w:r>
+      <w:r>
+        <w:rPr>
+          <w:rFonts w:ascii="Aptos" w:eastAsia="Aptos" w:hAnsi="Aptos" w:cs="Aptos"/>
+          <w:b/>
+          <w:bCs/>
+          <w:color w:val="A02B93"/>
+          <w:sz w:val="22"/>
+          <w:szCs w:val="22"/>
+        </w:rPr>
+        <w:t>age:</w:t>
+      </w:r>
+    </w:p>
+    <w:p>
+      <w:pPr>
+        <w:pBdr>
+          <w:top w:val="single" w:sz="6" w:space="6" w:color="A02B93"/>
+          <w:left w:val="single" w:sz="6" w:space="6" w:color="A02B93"/>
+          <w:bottom w:val="single" w:sz="6" w:space="6" w:color="A02B93"/>
+          <w:right w:val="single" w:sz="6" w:space="6" w:color="A02B93"/>
+        </w:pBdr>
+        <w:shd w:val="clear" w:color="auto" w:fill="F7E9F3"/>
+        <w:spacing w:before="120" w:after="200"/>
+        <w:rPr>
+          <w:rFonts w:ascii="Aptos" w:eastAsia="Aptos" w:hAnsi="Aptos" w:cs="Aptos"/>
+          <w:b/>
+          <w:bCs/>
+          <w:color w:val="A02B93"/>
+          <w:sz w:val="22"/>
+          <w:szCs w:val="22"/>
+        </w:rPr>
       </w:pPr>
       <w:r>
         <w:rPr>
           <w:noProof/>
         </w:rPr>
         <w:drawing>
-          <wp:inline distT="0" distB="0" distL="0" distR="0" wp14:anchorId="1D0AA7F7" wp14:editId="3CDA7A8F">
-            <wp:extent cx="5524500" cy="2533650"/>
-            <wp:effectExtent l="0" t="0" r="0" b="0"/>
+          <wp:inline distT="0" distB="0" distL="0" distR="0" wp14:anchorId="5E19587D" wp14:editId="1900612E">
+            <wp:extent cx="5936673" cy="2722681"/>
+            <wp:effectExtent l="0" t="0" r="6985" b="1905"/>
             <wp:docPr id="1" name="Picture 1"/>
             <wp:cNvGraphicFramePr>
               <a:graphicFrameLocks xmlns:a="http://schemas.openxmlformats.org/drawingml/2006/main" noChangeAspect="1"/>
@@ -4147,7 +4491,7 @@
                   <pic:spPr bwMode="auto">
                     <a:xfrm>
                       <a:off x="0" y="0"/>
-                      <a:ext cx="5524500" cy="2533650"/>
+                      <a:ext cx="5945377" cy="2726673"/>
                     </a:xfrm>
                     <a:prstGeom prst="rect">
                       <a:avLst/>
@@ -4168,24 +4512,17 @@
           <w:lang w:val="fr-FR"/>
         </w:rPr>
       </w:pPr>
-      <w:r>
-        <w:rPr>
-          <w:i/>
-          <w:iCs/>
-          <w:color w:val="595959"/>
-          <w:sz w:val="20"/>
-          <w:szCs w:val="20"/>
-          <w:lang w:val="fr-FR"/>
-        </w:rPr>
-        <w:t>Vue film listings page (myvue.com)</w:t>
-      </w:r>
     </w:p>
     <w:p>
       <w:pPr>
         <w:spacing w:line="276" w:lineRule="auto"/>
       </w:pPr>
       <w:r>
-        <w:t xml:space="preserve">The Vue homepage presents films visually using large poster images organised under a Top Films heading. Each film is displayed with its title clearly beneath it and the page includes a Quick Book bar at the bottom allowing users to search by venue, film, date and time simultaneously. This is a clean and intuitive way of presenting information that allows customers to find what they want quickly without having to navigate through multiple pages. For the </w:t>
+        <w:t xml:space="preserve">The Vue homepage presents films visually using large poster images organised under a Top Films heading. Each film is displayed with its title clearly beneath it and the page includes a Quick Book bar at the bottom allowing users to search by venue, film, date and time </w:t>
+      </w:r>
+      <w:r>
+        <w:lastRenderedPageBreak/>
+        <w:t xml:space="preserve">simultaneously. This is a clean and intuitive way of presenting information that allows customers to find what they want quickly without having to navigate through multiple pages. For the </w:t>
       </w:r>
       <w:proofErr w:type="spellStart"/>
       <w:r>
@@ -4210,18 +4547,84 @@
     </w:p>
     <w:p>
       <w:pPr>
-        <w:spacing w:before="120"/>
-        <w:jc w:val="center"/>
+        <w:pBdr>
+          <w:top w:val="single" w:sz="6" w:space="6" w:color="A02B93"/>
+          <w:left w:val="single" w:sz="6" w:space="6" w:color="A02B93"/>
+          <w:bottom w:val="single" w:sz="6" w:space="6" w:color="A02B93"/>
+          <w:right w:val="single" w:sz="6" w:space="6" w:color="A02B93"/>
+        </w:pBdr>
+        <w:shd w:val="clear" w:color="auto" w:fill="F7E9F3"/>
+        <w:spacing w:before="120" w:after="200"/>
+        <w:rPr>
+          <w:rFonts w:ascii="Aptos" w:eastAsia="Aptos" w:hAnsi="Aptos" w:cs="Aptos"/>
+          <w:b/>
+          <w:bCs/>
+          <w:color w:val="A02B93"/>
+          <w:sz w:val="22"/>
+          <w:szCs w:val="22"/>
+        </w:rPr>
+      </w:pPr>
+      <w:r>
+        <w:rPr>
+          <w:rFonts w:ascii="Aptos" w:eastAsia="Aptos" w:hAnsi="Aptos" w:cs="Aptos"/>
+          <w:b/>
+          <w:bCs/>
+          <w:color w:val="A02B93"/>
+          <w:sz w:val="22"/>
+          <w:szCs w:val="22"/>
+        </w:rPr>
+        <w:t>Vue</w:t>
+      </w:r>
+      <w:r>
+        <w:rPr>
+          <w:rFonts w:ascii="Aptos" w:eastAsia="Aptos" w:hAnsi="Aptos" w:cs="Aptos"/>
+          <w:b/>
+          <w:bCs/>
+          <w:color w:val="A02B93"/>
+          <w:sz w:val="22"/>
+          <w:szCs w:val="22"/>
+        </w:rPr>
+        <w:t xml:space="preserve"> screening times </w:t>
+      </w:r>
+      <w:r>
+        <w:rPr>
+          <w:rFonts w:ascii="Aptos" w:eastAsia="Aptos" w:hAnsi="Aptos" w:cs="Aptos"/>
+          <w:b/>
+          <w:bCs/>
+          <w:color w:val="A02B93"/>
+          <w:sz w:val="22"/>
+          <w:szCs w:val="22"/>
+        </w:rPr>
+        <w:t>page:</w:t>
+      </w:r>
+    </w:p>
+    <w:p>
+      <w:pPr>
+        <w:pBdr>
+          <w:top w:val="single" w:sz="6" w:space="6" w:color="A02B93"/>
+          <w:left w:val="single" w:sz="6" w:space="6" w:color="A02B93"/>
+          <w:bottom w:val="single" w:sz="6" w:space="6" w:color="A02B93"/>
+          <w:right w:val="single" w:sz="6" w:space="6" w:color="A02B93"/>
+        </w:pBdr>
+        <w:shd w:val="clear" w:color="auto" w:fill="F7E9F3"/>
+        <w:spacing w:before="120" w:after="200"/>
+        <w:rPr>
+          <w:rFonts w:ascii="Aptos" w:eastAsia="Aptos" w:hAnsi="Aptos" w:cs="Aptos"/>
+          <w:b/>
+          <w:bCs/>
+          <w:color w:val="A02B93"/>
+          <w:sz w:val="22"/>
+          <w:szCs w:val="22"/>
+        </w:rPr>
       </w:pPr>
       <w:r>
         <w:rPr>
           <w:noProof/>
         </w:rPr>
-        <w:lastRenderedPageBreak/>
         <w:drawing>
-          <wp:inline distT="0" distB="0" distL="0" distR="0" wp14:anchorId="249C92E6" wp14:editId="25BC37F4">
-            <wp:extent cx="4381500" cy="3914775"/>
-            <wp:effectExtent l="0" t="0" r="0" b="0"/>
+          <wp:inline distT="0" distB="0" distL="0" distR="0" wp14:anchorId="1FBBF3E3" wp14:editId="3ADAC7CB">
+            <wp:extent cx="5938915" cy="5306291"/>
+            <wp:effectExtent l="0" t="0" r="5080" b="8890"/>
             <wp:docPr id="1144634544" name="Picture 1144634544"/>
             <wp:cNvGraphicFramePr>
               <a:graphicFrameLocks xmlns:a="http://schemas.openxmlformats.org/drawingml/2006/main" noChangeAspect="1"/>
@@ -4245,7 +4648,7 @@
                   <pic:spPr bwMode="auto">
                     <a:xfrm>
                       <a:off x="0" y="0"/>
-                      <a:ext cx="4381500" cy="3914775"/>
+                      <a:ext cx="5951535" cy="5317567"/>
                     </a:xfrm>
                     <a:prstGeom prst="rect">
                       <a:avLst/>
@@ -4263,23 +4666,17 @@
         <w:spacing w:after="200"/>
         <w:jc w:val="center"/>
       </w:pPr>
-      <w:r>
-        <w:rPr>
-          <w:i/>
-          <w:iCs/>
-          <w:color w:val="595959"/>
-          <w:sz w:val="20"/>
-          <w:szCs w:val="20"/>
-        </w:rPr>
-        <w:t>Vue screening times page (myvue.com)</w:t>
-      </w:r>
     </w:p>
     <w:p>
       <w:pPr>
         <w:spacing w:line="276" w:lineRule="auto"/>
       </w:pPr>
       <w:r>
-        <w:t xml:space="preserve">When a film is selected Vue displays all upcoming showings for that film at the chosen venue, organised by date and time. Each screening card shows the start and end time, the screen number and the ticket price. Accessibility information such as audio description and wheelchair access is also clearly displayed. This level of detail is something I aim to replicate in </w:t>
+        <w:t xml:space="preserve">When a film is selected Vue displays all upcoming showings for that film at the chosen venue, organised by date and time. Each screening card shows the start and end time, the screen number and the ticket price. Accessibility information such as audio description </w:t>
+      </w:r>
+      <w:r>
+        <w:lastRenderedPageBreak/>
+        <w:t xml:space="preserve">and wheelchair access is also clearly displayed. This level of detail is something I aim to replicate in </w:t>
       </w:r>
       <w:proofErr w:type="spellStart"/>
       <w:r>
@@ -4304,18 +4701,73 @@
     </w:p>
     <w:p>
       <w:pPr>
-        <w:spacing w:before="120"/>
-        <w:jc w:val="center"/>
+        <w:pBdr>
+          <w:top w:val="single" w:sz="6" w:space="6" w:color="A02B93"/>
+          <w:left w:val="single" w:sz="6" w:space="6" w:color="A02B93"/>
+          <w:bottom w:val="single" w:sz="6" w:space="6" w:color="A02B93"/>
+          <w:right w:val="single" w:sz="6" w:space="6" w:color="A02B93"/>
+        </w:pBdr>
+        <w:shd w:val="clear" w:color="auto" w:fill="F7E9F3"/>
+        <w:spacing w:before="120" w:after="200"/>
+        <w:rPr>
+          <w:rFonts w:ascii="Aptos" w:eastAsia="Aptos" w:hAnsi="Aptos" w:cs="Aptos"/>
+          <w:b/>
+          <w:bCs/>
+          <w:color w:val="A02B93"/>
+          <w:sz w:val="22"/>
+          <w:szCs w:val="22"/>
+        </w:rPr>
+      </w:pPr>
+      <w:r>
+        <w:rPr>
+          <w:rFonts w:ascii="Aptos" w:eastAsia="Aptos" w:hAnsi="Aptos" w:cs="Aptos"/>
+          <w:b/>
+          <w:bCs/>
+          <w:color w:val="A02B93"/>
+          <w:sz w:val="22"/>
+          <w:szCs w:val="22"/>
+        </w:rPr>
+        <w:t>Vue graphical seat selection</w:t>
+      </w:r>
+      <w:r>
+        <w:rPr>
+          <w:rFonts w:ascii="Aptos" w:eastAsia="Aptos" w:hAnsi="Aptos" w:cs="Aptos"/>
+          <w:b/>
+          <w:bCs/>
+          <w:color w:val="A02B93"/>
+          <w:sz w:val="22"/>
+          <w:szCs w:val="22"/>
+        </w:rPr>
+        <w:t xml:space="preserve"> page:</w:t>
+      </w:r>
+    </w:p>
+    <w:p>
+      <w:pPr>
+        <w:pBdr>
+          <w:top w:val="single" w:sz="6" w:space="6" w:color="A02B93"/>
+          <w:left w:val="single" w:sz="6" w:space="6" w:color="A02B93"/>
+          <w:bottom w:val="single" w:sz="6" w:space="6" w:color="A02B93"/>
+          <w:right w:val="single" w:sz="6" w:space="6" w:color="A02B93"/>
+        </w:pBdr>
+        <w:shd w:val="clear" w:color="auto" w:fill="F7E9F3"/>
+        <w:spacing w:before="120" w:after="200"/>
+        <w:rPr>
+          <w:rFonts w:ascii="Aptos" w:eastAsia="Aptos" w:hAnsi="Aptos" w:cs="Aptos"/>
+          <w:b/>
+          <w:bCs/>
+          <w:color w:val="A02B93"/>
+          <w:sz w:val="22"/>
+          <w:szCs w:val="22"/>
+        </w:rPr>
       </w:pPr>
       <w:r>
         <w:rPr>
           <w:noProof/>
         </w:rPr>
-        <w:lastRenderedPageBreak/>
         <w:drawing>
-          <wp:inline distT="0" distB="0" distL="0" distR="0" wp14:anchorId="40BB6089" wp14:editId="6F7339E3">
-            <wp:extent cx="5524500" cy="2809875"/>
-            <wp:effectExtent l="0" t="0" r="0" b="0"/>
+          <wp:inline distT="0" distB="0" distL="0" distR="0" wp14:anchorId="3CC781EC" wp14:editId="14723731">
+            <wp:extent cx="5979059" cy="3041073"/>
+            <wp:effectExtent l="0" t="0" r="3175" b="6985"/>
             <wp:docPr id="1968098163" name="Picture 1968098163"/>
             <wp:cNvGraphicFramePr>
               <a:graphicFrameLocks xmlns:a="http://schemas.openxmlformats.org/drawingml/2006/main" noChangeAspect="1"/>
@@ -4339,7 +4791,7 @@
                   <pic:spPr bwMode="auto">
                     <a:xfrm>
                       <a:off x="0" y="0"/>
-                      <a:ext cx="5524500" cy="2809875"/>
+                      <a:ext cx="5994339" cy="3048845"/>
                     </a:xfrm>
                     <a:prstGeom prst="rect">
                       <a:avLst/>
@@ -4357,16 +4809,6 @@
         <w:spacing w:after="200"/>
         <w:jc w:val="center"/>
       </w:pPr>
-      <w:r>
-        <w:rPr>
-          <w:i/>
-          <w:iCs/>
-          <w:color w:val="595959"/>
-          <w:sz w:val="20"/>
-          <w:szCs w:val="20"/>
-        </w:rPr>
-        <w:t>Vue graphical seat selection screen (myvue.com)</w:t>
-      </w:r>
     </w:p>
     <w:p>
       <w:pPr>
@@ -4444,6 +4886,7 @@
         <w:contextualSpacing w:val="0"/>
       </w:pPr>
       <w:r>
+        <w:lastRenderedPageBreak/>
         <w:t>Colour coding to distinguish between different types of seats or statuses</w:t>
       </w:r>
     </w:p>
@@ -4481,6 +4924,8 @@
         <w:rPr>
           <w:b/>
           <w:bCs/>
+          <w:i w:val="0"/>
+          <w:iCs w:val="0"/>
           <w:color w:val="000000" w:themeColor="text1"/>
         </w:rPr>
       </w:pPr>
@@ -4488,6 +4933,8 @@
         <w:rPr>
           <w:b/>
           <w:bCs/>
+          <w:i w:val="0"/>
+          <w:iCs w:val="0"/>
           <w:color w:val="000000" w:themeColor="text1"/>
         </w:rPr>
         <w:t>Desk Based Research - Odeon Cinema (odeon.co.uk)</w:t>
@@ -4518,23 +4965,90 @@
           <w:b/>
           <w:bCs/>
         </w:rPr>
+        <w:t>Film Listings Page</w:t>
+      </w:r>
+    </w:p>
+    <w:p>
+      <w:pPr>
+        <w:pBdr>
+          <w:top w:val="single" w:sz="6" w:space="6" w:color="A02B93"/>
+          <w:left w:val="single" w:sz="6" w:space="6" w:color="A02B93"/>
+          <w:bottom w:val="single" w:sz="6" w:space="6" w:color="A02B93"/>
+          <w:right w:val="single" w:sz="6" w:space="6" w:color="A02B93"/>
+        </w:pBdr>
+        <w:shd w:val="clear" w:color="auto" w:fill="F7E9F3"/>
+        <w:spacing w:before="120" w:after="200"/>
+        <w:rPr>
+          <w:rFonts w:ascii="Aptos" w:eastAsia="Aptos" w:hAnsi="Aptos" w:cs="Aptos"/>
+          <w:b/>
+          <w:bCs/>
+          <w:color w:val="A02B93"/>
+          <w:sz w:val="22"/>
+          <w:szCs w:val="22"/>
+        </w:rPr>
+      </w:pPr>
+      <w:r>
+        <w:rPr>
+          <w:rFonts w:ascii="Aptos" w:eastAsia="Aptos" w:hAnsi="Aptos" w:cs="Aptos"/>
+          <w:b/>
+          <w:bCs/>
+          <w:color w:val="A02B93"/>
+          <w:sz w:val="22"/>
+          <w:szCs w:val="22"/>
+        </w:rPr>
+        <w:t xml:space="preserve">Odeon </w:t>
+      </w:r>
+      <w:r>
+        <w:rPr>
+          <w:rFonts w:ascii="Aptos" w:eastAsia="Aptos" w:hAnsi="Aptos" w:cs="Aptos"/>
+          <w:b/>
+          <w:bCs/>
+          <w:color w:val="A02B93"/>
+          <w:sz w:val="22"/>
+          <w:szCs w:val="22"/>
+        </w:rPr>
+        <w:t xml:space="preserve">film listings </w:t>
+      </w:r>
+      <w:r>
+        <w:rPr>
+          <w:rFonts w:ascii="Aptos" w:eastAsia="Aptos" w:hAnsi="Aptos" w:cs="Aptos"/>
+          <w:b/>
+          <w:bCs/>
+          <w:color w:val="A02B93"/>
+          <w:sz w:val="22"/>
+          <w:szCs w:val="22"/>
+        </w:rPr>
+        <w:t>page:</w:t>
+      </w:r>
+    </w:p>
+    <w:p>
+      <w:pPr>
+        <w:pBdr>
+          <w:top w:val="single" w:sz="6" w:space="6" w:color="A02B93"/>
+          <w:left w:val="single" w:sz="6" w:space="6" w:color="A02B93"/>
+          <w:bottom w:val="single" w:sz="6" w:space="6" w:color="A02B93"/>
+          <w:right w:val="single" w:sz="6" w:space="6" w:color="A02B93"/>
+        </w:pBdr>
+        <w:shd w:val="clear" w:color="auto" w:fill="F7E9F3"/>
+        <w:spacing w:before="120" w:after="200"/>
+        <w:rPr>
+          <w:rFonts w:ascii="Aptos" w:eastAsia="Aptos" w:hAnsi="Aptos" w:cs="Aptos"/>
+          <w:b/>
+          <w:bCs/>
+          <w:color w:val="A02B93"/>
+          <w:sz w:val="22"/>
+          <w:szCs w:val="22"/>
+        </w:rPr>
+      </w:pPr>
+      <w:r>
+        <w:rPr>
+          <w:noProof/>
+        </w:rPr>
         <w:lastRenderedPageBreak/>
-        <w:t>Film Listings Page</w:t>
-      </w:r>
-    </w:p>
-    <w:p>
-      <w:pPr>
-        <w:spacing w:before="120"/>
-        <w:jc w:val="center"/>
-      </w:pPr>
-      <w:r>
-        <w:rPr>
-          <w:noProof/>
-        </w:rPr>
         <w:drawing>
-          <wp:inline distT="0" distB="0" distL="0" distR="0" wp14:anchorId="3280BCAA" wp14:editId="0FD2A1B3">
-            <wp:extent cx="4476750" cy="4381500"/>
-            <wp:effectExtent l="0" t="0" r="0" b="0"/>
+          <wp:inline distT="0" distB="0" distL="0" distR="0" wp14:anchorId="34418A48" wp14:editId="399AAF6C">
+            <wp:extent cx="5974080" cy="5846972"/>
+            <wp:effectExtent l="0" t="0" r="7620" b="1905"/>
             <wp:docPr id="2009319500" name="Picture 2009319500"/>
             <wp:cNvGraphicFramePr>
               <a:graphicFrameLocks xmlns:a="http://schemas.openxmlformats.org/drawingml/2006/main" noChangeAspect="1"/>
@@ -4558,7 +5072,7 @@
                   <pic:spPr bwMode="auto">
                     <a:xfrm>
                       <a:off x="0" y="0"/>
-                      <a:ext cx="4476750" cy="4381500"/>
+                      <a:ext cx="5978533" cy="5851330"/>
                     </a:xfrm>
                     <a:prstGeom prst="rect">
                       <a:avLst/>
@@ -4579,131 +5093,118 @@
           <w:lang w:val="de-DE"/>
         </w:rPr>
       </w:pPr>
-      <w:r>
-        <w:rPr>
-          <w:i/>
-          <w:iCs/>
-          <w:color w:val="595959"/>
-          <w:sz w:val="20"/>
-          <w:szCs w:val="20"/>
-          <w:lang w:val="de-DE"/>
+    </w:p>
+    <w:p>
+      <w:pPr>
+        <w:spacing w:line="276" w:lineRule="auto"/>
+      </w:pPr>
+      <w:r>
+        <w:t xml:space="preserve">Similar to Vue, Odeon presents films using large poster images organised under a Top Films heading. However Odeon includes additional information directly on the film page such as the director, cast, runtime, release date and genre tags. This richer level of detail gives customers more context before making a booking decision. Odeon also includes a quick search bar at the bottom of the page allowing users to filter by cinema, film, date and time. One notable difference from Vue is that Odeon uses a darker navy blue colour scheme throughout which creates a more premium feel. For </w:t>
+      </w:r>
+      <w:proofErr w:type="spellStart"/>
+      <w:r>
+        <w:t>Filmtopia</w:t>
+      </w:r>
+      <w:proofErr w:type="spellEnd"/>
+      <w:r>
+        <w:t xml:space="preserve"> I will aim to display key film </w:t>
+      </w:r>
+      <w:r>
+        <w:lastRenderedPageBreak/>
+        <w:t>information clearly on the customer kiosk so customers can make informed decisions quickly.</w:t>
+      </w:r>
+    </w:p>
+    <w:p>
+      <w:pPr>
+        <w:spacing w:before="80" w:after="40"/>
+      </w:pPr>
+      <w:r>
+        <w:rPr>
+          <w:b/>
+          <w:bCs/>
+        </w:rPr>
+        <w:t>Screening Times Page</w:t>
+      </w:r>
+    </w:p>
+    <w:p>
+      <w:pPr>
+        <w:pBdr>
+          <w:top w:val="single" w:sz="6" w:space="6" w:color="A02B93"/>
+          <w:left w:val="single" w:sz="6" w:space="6" w:color="A02B93"/>
+          <w:bottom w:val="single" w:sz="6" w:space="6" w:color="A02B93"/>
+          <w:right w:val="single" w:sz="6" w:space="6" w:color="A02B93"/>
+        </w:pBdr>
+        <w:shd w:val="clear" w:color="auto" w:fill="F7E9F3"/>
+        <w:spacing w:before="120" w:after="200"/>
+        <w:rPr>
+          <w:rFonts w:ascii="Aptos" w:eastAsia="Aptos" w:hAnsi="Aptos" w:cs="Aptos"/>
+          <w:b/>
+          <w:bCs/>
+          <w:color w:val="A02B93"/>
+          <w:sz w:val="22"/>
+          <w:szCs w:val="22"/>
+        </w:rPr>
+      </w:pPr>
+      <w:r>
+        <w:rPr>
+          <w:rFonts w:ascii="Aptos" w:eastAsia="Aptos" w:hAnsi="Aptos" w:cs="Aptos"/>
+          <w:b/>
+          <w:bCs/>
+          <w:color w:val="A02B93"/>
+          <w:sz w:val="22"/>
+          <w:szCs w:val="22"/>
         </w:rPr>
         <w:t xml:space="preserve">Odeon </w:t>
       </w:r>
-      <w:proofErr w:type="spellStart"/>
-      <w:r>
-        <w:rPr>
-          <w:i/>
-          <w:iCs/>
-          <w:color w:val="595959"/>
-          <w:sz w:val="20"/>
-          <w:szCs w:val="20"/>
-          <w:lang w:val="de-DE"/>
-        </w:rPr>
-        <w:t>film</w:t>
-      </w:r>
-      <w:proofErr w:type="spellEnd"/>
-      <w:r>
-        <w:rPr>
-          <w:i/>
-          <w:iCs/>
-          <w:color w:val="595959"/>
-          <w:sz w:val="20"/>
-          <w:szCs w:val="20"/>
-          <w:lang w:val="de-DE"/>
-        </w:rPr>
-        <w:t xml:space="preserve"> </w:t>
-      </w:r>
-      <w:proofErr w:type="spellStart"/>
-      <w:r>
-        <w:rPr>
-          <w:i/>
-          <w:iCs/>
-          <w:color w:val="595959"/>
-          <w:sz w:val="20"/>
-          <w:szCs w:val="20"/>
-          <w:lang w:val="de-DE"/>
-        </w:rPr>
-        <w:t>listings</w:t>
-      </w:r>
-      <w:proofErr w:type="spellEnd"/>
-      <w:r>
-        <w:rPr>
-          <w:i/>
-          <w:iCs/>
-          <w:color w:val="595959"/>
-          <w:sz w:val="20"/>
-          <w:szCs w:val="20"/>
-          <w:lang w:val="de-DE"/>
-        </w:rPr>
-        <w:t xml:space="preserve"> </w:t>
-      </w:r>
-      <w:proofErr w:type="spellStart"/>
-      <w:r>
-        <w:rPr>
-          <w:i/>
-          <w:iCs/>
-          <w:color w:val="595959"/>
-          <w:sz w:val="20"/>
-          <w:szCs w:val="20"/>
-          <w:lang w:val="de-DE"/>
-        </w:rPr>
-        <w:t>page</w:t>
-      </w:r>
-      <w:proofErr w:type="spellEnd"/>
-      <w:r>
-        <w:rPr>
-          <w:i/>
-          <w:iCs/>
-          <w:color w:val="595959"/>
-          <w:sz w:val="20"/>
-          <w:szCs w:val="20"/>
-          <w:lang w:val="de-DE"/>
-        </w:rPr>
-        <w:t xml:space="preserve"> (odeon.co.uk)</w:t>
-      </w:r>
-    </w:p>
-    <w:p>
-      <w:pPr>
-        <w:spacing w:line="276" w:lineRule="auto"/>
-      </w:pPr>
-      <w:r>
-        <w:t xml:space="preserve">Similar to Vue, Odeon presents films using large poster images organised under a Top Films heading. However Odeon includes additional information directly on the film page such as the director, cast, runtime, release date and genre tags. This richer level of detail gives customers more context before making a booking decision. Odeon also includes a quick search bar at the bottom of the page allowing users to filter by cinema, film, date and time. One notable difference from Vue is that Odeon uses a darker navy blue colour scheme throughout which creates a more premium feel. For </w:t>
-      </w:r>
-      <w:proofErr w:type="spellStart"/>
-      <w:r>
-        <w:t>Filmtopia</w:t>
-      </w:r>
-      <w:proofErr w:type="spellEnd"/>
-      <w:r>
-        <w:t xml:space="preserve"> I will aim to display key film information clearly on the customer kiosk so customers can make informed decisions quickly.</w:t>
-      </w:r>
-    </w:p>
-    <w:p>
-      <w:pPr>
-        <w:spacing w:before="80" w:after="40"/>
-      </w:pPr>
-      <w:r>
-        <w:rPr>
-          <w:b/>
-          <w:bCs/>
-        </w:rPr>
-        <w:t>Screening Times Page</w:t>
-      </w:r>
-    </w:p>
-    <w:p>
-      <w:pPr>
-        <w:spacing w:before="120"/>
-        <w:jc w:val="center"/>
+      <w:r>
+        <w:rPr>
+          <w:rFonts w:ascii="Aptos" w:eastAsia="Aptos" w:hAnsi="Aptos" w:cs="Aptos"/>
+          <w:b/>
+          <w:bCs/>
+          <w:color w:val="A02B93"/>
+          <w:sz w:val="22"/>
+          <w:szCs w:val="22"/>
+        </w:rPr>
+        <w:t>screening times page</w:t>
+      </w:r>
+      <w:r>
+        <w:rPr>
+          <w:rFonts w:ascii="Aptos" w:eastAsia="Aptos" w:hAnsi="Aptos" w:cs="Aptos"/>
+          <w:b/>
+          <w:bCs/>
+          <w:color w:val="A02B93"/>
+          <w:sz w:val="22"/>
+          <w:szCs w:val="22"/>
+        </w:rPr>
+        <w:t>:</w:t>
+      </w:r>
+    </w:p>
+    <w:p>
+      <w:pPr>
+        <w:pBdr>
+          <w:top w:val="single" w:sz="6" w:space="6" w:color="A02B93"/>
+          <w:left w:val="single" w:sz="6" w:space="6" w:color="A02B93"/>
+          <w:bottom w:val="single" w:sz="6" w:space="6" w:color="A02B93"/>
+          <w:right w:val="single" w:sz="6" w:space="6" w:color="A02B93"/>
+        </w:pBdr>
+        <w:shd w:val="clear" w:color="auto" w:fill="F7E9F3"/>
+        <w:spacing w:before="120" w:after="200"/>
+        <w:rPr>
+          <w:rFonts w:ascii="Aptos" w:eastAsia="Aptos" w:hAnsi="Aptos" w:cs="Aptos"/>
+          <w:b/>
+          <w:bCs/>
+          <w:color w:val="A02B93"/>
+          <w:sz w:val="22"/>
+          <w:szCs w:val="22"/>
+        </w:rPr>
       </w:pPr>
       <w:r>
         <w:rPr>
           <w:noProof/>
         </w:rPr>
-        <w:lastRenderedPageBreak/>
         <w:drawing>
-          <wp:inline distT="0" distB="0" distL="0" distR="0" wp14:anchorId="1E91FEA3" wp14:editId="61E265F1">
-            <wp:extent cx="4286250" cy="4343400"/>
+          <wp:inline distT="0" distB="0" distL="0" distR="0" wp14:anchorId="730042C8" wp14:editId="46FF7316">
+            <wp:extent cx="5966460" cy="6046013"/>
             <wp:effectExtent l="0" t="0" r="0" b="0"/>
             <wp:docPr id="1339000641" name="Picture 1339000641"/>
             <wp:cNvGraphicFramePr>
@@ -4728,7 +5229,7 @@
                   <pic:spPr bwMode="auto">
                     <a:xfrm>
                       <a:off x="0" y="0"/>
-                      <a:ext cx="4286250" cy="4343400"/>
+                      <a:ext cx="5975148" cy="6054817"/>
                     </a:xfrm>
                     <a:prstGeom prst="rect">
                       <a:avLst/>
@@ -4743,26 +5244,14 @@
     </w:p>
     <w:p>
       <w:pPr>
-        <w:spacing w:after="200"/>
-        <w:jc w:val="center"/>
-      </w:pPr>
-      <w:r>
-        <w:rPr>
-          <w:i/>
-          <w:iCs/>
-          <w:color w:val="595959"/>
-          <w:sz w:val="20"/>
-          <w:szCs w:val="20"/>
-        </w:rPr>
-        <w:t>Odeon screening times page (odeon.co.uk)</w:t>
-      </w:r>
-    </w:p>
-    <w:p>
-      <w:pPr>
         <w:spacing w:line="276" w:lineRule="auto"/>
       </w:pPr>
       <w:r>
-        <w:t xml:space="preserve">Odeon's screening times page clearly displays the film title, runtime, release date and genre alongside all available showtimes. Screenings are organised by date across the top of the page and grouped by cinema location below. Each screening card shows the start time, screen number and format such as 3D. A Book Now button is displayed prominently on each card making the next action immediately obvious. This clear layout is something I will replicate in </w:t>
+        <w:t xml:space="preserve">Odeon's screening times page clearly displays the film title, runtime, release date and genre alongside all available showtimes. Screenings are organised by date across the top of the page and grouped by cinema location below. Each screening card shows the start </w:t>
+      </w:r>
+      <w:r>
+        <w:lastRenderedPageBreak/>
+        <w:t xml:space="preserve">time, screen number and format such as 3D. A Book Now button is displayed prominently on each card making the next action immediately obvious. This clear layout is something I will replicate in </w:t>
       </w:r>
       <w:proofErr w:type="spellStart"/>
       <w:r>
@@ -4787,18 +5276,62 @@
     </w:p>
     <w:p>
       <w:pPr>
-        <w:spacing w:before="120"/>
-        <w:jc w:val="center"/>
+        <w:pBdr>
+          <w:top w:val="single" w:sz="6" w:space="6" w:color="A02B93"/>
+          <w:left w:val="single" w:sz="6" w:space="6" w:color="A02B93"/>
+          <w:bottom w:val="single" w:sz="6" w:space="6" w:color="A02B93"/>
+          <w:right w:val="single" w:sz="6" w:space="6" w:color="A02B93"/>
+        </w:pBdr>
+        <w:shd w:val="clear" w:color="auto" w:fill="F7E9F3"/>
+        <w:spacing w:before="120" w:after="200"/>
+        <w:rPr>
+          <w:rFonts w:ascii="Aptos" w:eastAsia="Aptos" w:hAnsi="Aptos" w:cs="Aptos"/>
+          <w:b/>
+          <w:bCs/>
+          <w:color w:val="A02B93"/>
+          <w:sz w:val="22"/>
+          <w:szCs w:val="22"/>
+        </w:rPr>
+      </w:pPr>
+      <w:r>
+        <w:rPr>
+          <w:rFonts w:ascii="Aptos" w:eastAsia="Aptos" w:hAnsi="Aptos" w:cs="Aptos"/>
+          <w:b/>
+          <w:bCs/>
+          <w:color w:val="A02B93"/>
+          <w:sz w:val="22"/>
+          <w:szCs w:val="22"/>
+        </w:rPr>
+        <w:t>Odeon seat selection screen:</w:t>
+      </w:r>
+    </w:p>
+    <w:p>
+      <w:pPr>
+        <w:pBdr>
+          <w:top w:val="single" w:sz="6" w:space="6" w:color="A02B93"/>
+          <w:left w:val="single" w:sz="6" w:space="6" w:color="A02B93"/>
+          <w:bottom w:val="single" w:sz="6" w:space="6" w:color="A02B93"/>
+          <w:right w:val="single" w:sz="6" w:space="6" w:color="A02B93"/>
+        </w:pBdr>
+        <w:shd w:val="clear" w:color="auto" w:fill="F7E9F3"/>
+        <w:spacing w:before="120" w:after="200"/>
+        <w:rPr>
+          <w:rFonts w:ascii="Aptos" w:eastAsia="Aptos" w:hAnsi="Aptos" w:cs="Aptos"/>
+          <w:b/>
+          <w:bCs/>
+          <w:color w:val="A02B93"/>
+          <w:sz w:val="22"/>
+          <w:szCs w:val="22"/>
+        </w:rPr>
       </w:pPr>
       <w:r>
         <w:rPr>
           <w:noProof/>
         </w:rPr>
-        <w:lastRenderedPageBreak/>
         <w:drawing>
-          <wp:inline distT="0" distB="0" distL="0" distR="0" wp14:anchorId="456DA744" wp14:editId="1AB6B7F1">
-            <wp:extent cx="5143500" cy="4038600"/>
-            <wp:effectExtent l="0" t="0" r="0" b="0"/>
+          <wp:inline distT="0" distB="0" distL="0" distR="0" wp14:anchorId="62613872" wp14:editId="711244D3">
+            <wp:extent cx="5943600" cy="4666827"/>
+            <wp:effectExtent l="0" t="0" r="0" b="635"/>
             <wp:docPr id="899379480" name="Picture 899379480"/>
             <wp:cNvGraphicFramePr>
               <a:graphicFrameLocks xmlns:a="http://schemas.openxmlformats.org/drawingml/2006/main" noChangeAspect="1"/>
@@ -4822,7 +5355,7 @@
                   <pic:spPr bwMode="auto">
                     <a:xfrm>
                       <a:off x="0" y="0"/>
-                      <a:ext cx="5143500" cy="4038600"/>
+                      <a:ext cx="5947921" cy="4670220"/>
                     </a:xfrm>
                     <a:prstGeom prst="rect">
                       <a:avLst/>
@@ -4837,22 +5370,6 @@
     </w:p>
     <w:p>
       <w:pPr>
-        <w:spacing w:after="200"/>
-        <w:jc w:val="center"/>
-      </w:pPr>
-      <w:r>
-        <w:rPr>
-          <w:i/>
-          <w:iCs/>
-          <w:color w:val="595959"/>
-          <w:sz w:val="20"/>
-          <w:szCs w:val="20"/>
-        </w:rPr>
-        <w:t>Odeon seat selection screen (odeon.co.uk)</w:t>
-      </w:r>
-    </w:p>
-    <w:p>
-      <w:pPr>
         <w:spacing w:line="276" w:lineRule="auto"/>
       </w:pPr>
       <w:r>
@@ -4864,7 +5381,11 @@
       </w:r>
       <w:proofErr w:type="spellEnd"/>
       <w:r>
-        <w:t xml:space="preserve">. The screen displays a graphical layout of the entire auditorium with seats colour coded by type and price. Green seats represent Classic Saver at £14.99, cream seats represent Classic at £16.49 and orange seats represent Classic Popular at £17.99. Unavailable seats are shown with an X so it is immediately clear which seats cannot be booked. A seat key at the bottom explains the colour coding including wheelchair and companion seat options. The booking process is also clearly structured using a step by step tab navigation at the top showing Seats, Sign In, Tickets, Food, Summary and Payment. This staged approach guides the user through the process logically and reduces confusion. For </w:t>
+        <w:t xml:space="preserve">. The screen displays a graphical layout of the entire auditorium with seats colour coded by type and price. Green seats represent Classic Saver at £14.99, cream seats represent Classic at £16.49 and orange seats represent Classic Popular at £17.99. Unavailable seats are shown with an X so it is immediately clear which seats cannot be booked. A seat key at the bottom explains the colour coding including wheelchair and companion seat options. The booking process is also clearly structured </w:t>
+      </w:r>
+      <w:r>
+        <w:lastRenderedPageBreak/>
+        <w:t xml:space="preserve">using a step by step tab navigation at the top showing Seats, Sign In, Tickets, Food, Summary and Payment. This staged approach guides the user through the process logically and reduces confusion. For </w:t>
       </w:r>
       <w:proofErr w:type="spellStart"/>
       <w:r>
@@ -4949,7 +5470,6 @@
         <w:contextualSpacing w:val="0"/>
       </w:pPr>
       <w:r>
-        <w:lastRenderedPageBreak/>
         <w:t>A stepped booking process guiding users through each stage in order</w:t>
       </w:r>
     </w:p>
@@ -4995,78 +5515,4285 @@
     </w:p>
     <w:p>
       <w:pPr>
-        <w:spacing w:before="120"/>
-        <w:jc w:val="center"/>
+        <w:pBdr>
+          <w:top w:val="single" w:sz="6" w:space="6" w:color="A02B93"/>
+          <w:left w:val="single" w:sz="6" w:space="6" w:color="A02B93"/>
+          <w:bottom w:val="single" w:sz="6" w:space="6" w:color="A02B93"/>
+          <w:right w:val="single" w:sz="6" w:space="6" w:color="A02B93"/>
+        </w:pBdr>
+        <w:shd w:val="clear" w:color="auto" w:fill="F7E9F3"/>
+        <w:spacing w:before="120" w:after="200"/>
+        <w:rPr>
+          <w:rFonts w:ascii="Aptos" w:eastAsia="Aptos" w:hAnsi="Aptos" w:cs="Aptos"/>
+          <w:b/>
+          <w:bCs/>
+          <w:color w:val="A02B93"/>
+          <w:sz w:val="22"/>
+          <w:szCs w:val="22"/>
+        </w:rPr>
+      </w:pPr>
+      <w:r>
+        <w:rPr>
+          <w:rFonts w:ascii="Aptos" w:eastAsia="Aptos" w:hAnsi="Aptos" w:cs="Aptos"/>
+          <w:b/>
+          <w:bCs/>
+          <w:color w:val="A02B93"/>
+          <w:sz w:val="22"/>
+          <w:szCs w:val="22"/>
+        </w:rPr>
+        <w:t>Data flow diagram of the existing system</w:t>
+      </w:r>
+      <w:r>
+        <w:rPr>
+          <w:rFonts w:ascii="Aptos" w:eastAsia="Aptos" w:hAnsi="Aptos" w:cs="Aptos"/>
+          <w:b/>
+          <w:bCs/>
+          <w:color w:val="A02B93"/>
+          <w:sz w:val="22"/>
+          <w:szCs w:val="22"/>
+        </w:rPr>
+        <w:t>:</w:t>
+      </w:r>
+    </w:p>
+    <w:p>
+      <w:pPr>
+        <w:pBdr>
+          <w:top w:val="single" w:sz="6" w:space="6" w:color="A02B93"/>
+          <w:left w:val="single" w:sz="6" w:space="6" w:color="A02B93"/>
+          <w:bottom w:val="single" w:sz="6" w:space="6" w:color="A02B93"/>
+          <w:right w:val="single" w:sz="6" w:space="6" w:color="A02B93"/>
+        </w:pBdr>
+        <w:shd w:val="clear" w:color="auto" w:fill="F7E9F3"/>
+        <w:spacing w:before="120" w:after="200"/>
+        <w:rPr>
+          <w:rFonts w:ascii="Aptos" w:eastAsia="Aptos" w:hAnsi="Aptos" w:cs="Aptos"/>
+          <w:b/>
+          <w:bCs/>
+          <w:color w:val="A02B93"/>
+          <w:sz w:val="22"/>
+          <w:szCs w:val="22"/>
+        </w:rPr>
       </w:pPr>
       <w:r>
         <w:rPr>
           <w:noProof/>
         </w:rPr>
-        <w:drawing>
-          <wp:inline distT="0" distB="0" distL="0" distR="0" wp14:anchorId="3C5CE701" wp14:editId="190075C6">
-            <wp:extent cx="4366260" cy="3948760"/>
-            <wp:effectExtent l="0" t="0" r="0" b="0"/>
-            <wp:docPr id="1085132071" name="Graphic 1"/>
-            <wp:cNvGraphicFramePr>
-              <a:graphicFrameLocks xmlns:a="http://schemas.openxmlformats.org/drawingml/2006/main" noChangeAspect="1"/>
-            </wp:cNvGraphicFramePr>
-            <a:graphic xmlns:a="http://schemas.openxmlformats.org/drawingml/2006/main">
-              <a:graphicData uri="http://schemas.openxmlformats.org/drawingml/2006/picture">
-                <pic:pic xmlns:pic="http://schemas.openxmlformats.org/drawingml/2006/picture">
-                  <pic:nvPicPr>
-                    <pic:cNvPr id="1085132071" name="Graphic 1085132071"/>
-                    <pic:cNvPicPr/>
-                  </pic:nvPicPr>
-                  <pic:blipFill>
-                    <a:blip r:embed="rId26">
-                      <a:extLst>
-                        <a:ext uri="{96DAC541-7B7A-43D3-8B79-37D633B846F1}">
-                          <asvg:svgBlip xmlns:asvg="http://schemas.microsoft.com/office/drawing/2016/SVG/main" r:embed="rId27"/>
-                        </a:ext>
-                      </a:extLst>
-                    </a:blip>
-                    <a:stretch>
-                      <a:fillRect/>
-                    </a:stretch>
-                  </pic:blipFill>
-                  <pic:spPr>
-                    <a:xfrm>
-                      <a:off x="0" y="0"/>
-                      <a:ext cx="4386213" cy="3966806"/>
-                    </a:xfrm>
-                    <a:prstGeom prst="rect">
-                      <a:avLst/>
-                    </a:prstGeom>
-                  </pic:spPr>
-                </pic:pic>
-              </a:graphicData>
-            </a:graphic>
-          </wp:inline>
-        </w:drawing>
-      </w:r>
-    </w:p>
-    <w:p>
-      <w:pPr>
-        <w:spacing w:after="200"/>
-        <w:jc w:val="center"/>
-        <w:rPr>
-          <w:i/>
-          <w:iCs/>
+        <w:lastRenderedPageBreak/>
+        <mc:AlternateContent>
+          <mc:Choice Requires="wpc">
+            <w:drawing>
+              <wp:inline distT="0" distB="0" distL="0" distR="0" wp14:anchorId="0FC30938" wp14:editId="3CBD7F71">
+                <wp:extent cx="5943600" cy="4704715"/>
+                <wp:effectExtent l="0" t="0" r="0" b="635"/>
+                <wp:docPr id="13076" name="Canvas"/>
+                <wp:cNvGraphicFramePr>
+                  <a:graphicFrameLocks xmlns:a="http://schemas.openxmlformats.org/drawingml/2006/main" noChangeAspect="1"/>
+                </wp:cNvGraphicFramePr>
+                <a:graphic xmlns:a="http://schemas.openxmlformats.org/drawingml/2006/main">
+                  <a:graphicData uri="http://schemas.microsoft.com/office/word/2010/wordprocessingCanvas">
+                    <wpc:wpc>
+                      <wpc:bg>
+                        <a:solidFill>
+                          <a:prstClr val="white"/>
+                        </a:solidFill>
+                      </wpc:bg>
+                      <wpc:whole/>
+                      <wps:wsp>
+                        <wps:cNvPr id="13001" name="Flow 13001"/>
+                        <wps:cNvCnPr/>
+                        <wps:spPr>
+                          <a:xfrm flipV="1">
+                            <a:off x="1313848" y="315824"/>
+                            <a:ext cx="838360" cy="10511"/>
+                          </a:xfrm>
+                          <a:prstGeom prst="line">
+                            <a:avLst/>
+                          </a:prstGeom>
+                          <a:ln w="9525">
+                            <a:solidFill>
+                              <a:srgbClr val="595959"/>
+                            </a:solidFill>
+                            <a:tailEnd type="triangle" w="sm" len="sm"/>
+                          </a:ln>
+                        </wps:spPr>
+                        <wps:bodyPr/>
+                      </wps:wsp>
+                      <wps:wsp>
+                        <wps:cNvPr id="13002" name="Flow 13002"/>
+                        <wps:cNvCnPr/>
+                        <wps:spPr>
+                          <a:xfrm flipH="1">
+                            <a:off x="1313848" y="497511"/>
+                            <a:ext cx="838360" cy="27028"/>
+                          </a:xfrm>
+                          <a:prstGeom prst="line">
+                            <a:avLst/>
+                          </a:prstGeom>
+                          <a:ln w="9525">
+                            <a:solidFill>
+                              <a:srgbClr val="595959"/>
+                            </a:solidFill>
+                            <a:tailEnd type="triangle" w="sm" len="sm"/>
+                          </a:ln>
+                        </wps:spPr>
+                        <wps:bodyPr/>
+                      </wps:wsp>
+                      <wps:wsp>
+                        <wps:cNvPr id="13003" name="Flow 13003"/>
+                        <wps:cNvCnPr/>
+                        <wps:spPr>
+                          <a:xfrm>
+                            <a:off x="979756" y="650668"/>
+                            <a:ext cx="1172453" cy="549314"/>
+                          </a:xfrm>
+                          <a:prstGeom prst="line">
+                            <a:avLst/>
+                          </a:prstGeom>
+                          <a:ln w="9525">
+                            <a:solidFill>
+                              <a:srgbClr val="595959"/>
+                            </a:solidFill>
+                            <a:tailEnd type="triangle" w="sm" len="sm"/>
+                          </a:ln>
+                        </wps:spPr>
+                        <wps:bodyPr/>
+                      </wps:wsp>
+                      <wps:wsp>
+                        <wps:cNvPr id="13004" name="Flow 13004"/>
+                        <wps:cNvCnPr/>
+                        <wps:spPr>
+                          <a:xfrm flipH="1" flipV="1">
+                            <a:off x="578844" y="650668"/>
+                            <a:ext cx="1573365" cy="735129"/>
+                          </a:xfrm>
+                          <a:prstGeom prst="line">
+                            <a:avLst/>
+                          </a:prstGeom>
+                          <a:ln w="9525">
+                            <a:solidFill>
+                              <a:srgbClr val="595959"/>
+                            </a:solidFill>
+                            <a:tailEnd type="triangle" w="sm" len="sm"/>
+                          </a:ln>
+                        </wps:spPr>
+                        <wps:bodyPr/>
+                      </wps:wsp>
+                      <wps:wsp>
+                        <wps:cNvPr id="13005" name="Flow 13005"/>
+                        <wps:cNvCnPr/>
+                        <wps:spPr>
+                          <a:xfrm>
+                            <a:off x="3791391" y="406667"/>
+                            <a:ext cx="525539" cy="1"/>
+                          </a:xfrm>
+                          <a:prstGeom prst="line">
+                            <a:avLst/>
+                          </a:prstGeom>
+                          <a:ln w="9525">
+                            <a:solidFill>
+                              <a:srgbClr val="595959"/>
+                            </a:solidFill>
+                            <a:tailEnd type="triangle" w="sm" len="sm"/>
+                          </a:ln>
+                        </wps:spPr>
+                        <wps:bodyPr/>
+                      </wps:wsp>
+                      <wps:wsp>
+                        <wps:cNvPr id="13006" name="Flow 13006"/>
+                        <wps:cNvCnPr/>
+                        <wps:spPr>
+                          <a:xfrm>
+                            <a:off x="3791391" y="1282566"/>
+                            <a:ext cx="525539" cy="1"/>
+                          </a:xfrm>
+                          <a:prstGeom prst="line">
+                            <a:avLst/>
+                          </a:prstGeom>
+                          <a:ln w="9525">
+                            <a:solidFill>
+                              <a:srgbClr val="595959"/>
+                            </a:solidFill>
+                            <a:tailEnd type="triangle" w="sm" len="sm"/>
+                          </a:ln>
+                        </wps:spPr>
+                        <wps:bodyPr/>
+                      </wps:wsp>
+                      <wps:wsp>
+                        <wps:cNvPr id="13007" name="Flow 13007"/>
+                        <wps:cNvCnPr/>
+                        <wps:spPr>
+                          <a:xfrm>
+                            <a:off x="1313848" y="2171979"/>
+                            <a:ext cx="838360" cy="8258"/>
+                          </a:xfrm>
+                          <a:prstGeom prst="line">
+                            <a:avLst/>
+                          </a:prstGeom>
+                          <a:ln w="9525">
+                            <a:solidFill>
+                              <a:srgbClr val="595959"/>
+                            </a:solidFill>
+                            <a:tailEnd type="triangle" w="sm" len="sm"/>
+                          </a:ln>
+                        </wps:spPr>
+                        <wps:bodyPr/>
+                      </wps:wsp>
+                      <wps:wsp>
+                        <wps:cNvPr id="13008" name="Flow 13008"/>
+                        <wps:cNvCnPr/>
+                        <wps:spPr>
+                          <a:xfrm flipH="1">
+                            <a:off x="1313848" y="2361924"/>
+                            <a:ext cx="838360" cy="8258"/>
+                          </a:xfrm>
+                          <a:prstGeom prst="line">
+                            <a:avLst/>
+                          </a:prstGeom>
+                          <a:ln w="9525">
+                            <a:solidFill>
+                              <a:srgbClr val="595959"/>
+                            </a:solidFill>
+                            <a:tailEnd type="triangle" w="sm" len="sm"/>
+                          </a:ln>
+                        </wps:spPr>
+                        <wps:bodyPr/>
+                      </wps:wsp>
+                      <wps:wsp>
+                        <wps:cNvPr id="13009" name="Flow 13009"/>
+                        <wps:cNvCnPr/>
+                        <wps:spPr>
+                          <a:xfrm flipV="1">
+                            <a:off x="1313848" y="3350188"/>
+                            <a:ext cx="838360" cy="223980"/>
+                          </a:xfrm>
+                          <a:prstGeom prst="line">
+                            <a:avLst/>
+                          </a:prstGeom>
+                          <a:ln w="9525">
+                            <a:solidFill>
+                              <a:srgbClr val="595959"/>
+                            </a:solidFill>
+                            <a:tailEnd type="triangle" w="sm" len="sm"/>
+                          </a:ln>
+                        </wps:spPr>
+                        <wps:bodyPr/>
+                      </wps:wsp>
+                      <wps:wsp>
+                        <wps:cNvPr id="13010" name="Flow 13010"/>
+                        <wps:cNvCnPr/>
+                        <wps:spPr>
+                          <a:xfrm>
+                            <a:off x="1313848" y="3763362"/>
+                            <a:ext cx="838360" cy="256263"/>
+                          </a:xfrm>
+                          <a:prstGeom prst="line">
+                            <a:avLst/>
+                          </a:prstGeom>
+                          <a:ln w="9525">
+                            <a:solidFill>
+                              <a:srgbClr val="595959"/>
+                            </a:solidFill>
+                            <a:tailEnd type="triangle" w="sm" len="sm"/>
+                          </a:ln>
+                        </wps:spPr>
+                        <wps:bodyPr/>
+                      </wps:wsp>
+                      <wps:wsp>
+                        <wps:cNvPr id="13011" name="Flow 13011"/>
+                        <wps:cNvCnPr/>
+                        <wps:spPr>
+                          <a:xfrm flipH="1" flipV="1">
+                            <a:off x="1313848" y="3880483"/>
+                            <a:ext cx="838360" cy="337346"/>
+                          </a:xfrm>
+                          <a:prstGeom prst="line">
+                            <a:avLst/>
+                          </a:prstGeom>
+                          <a:ln w="9525">
+                            <a:solidFill>
+                              <a:srgbClr val="595959"/>
+                            </a:solidFill>
+                            <a:tailEnd type="triangle" w="sm" len="sm"/>
+                          </a:ln>
+                        </wps:spPr>
+                        <wps:bodyPr/>
+                      </wps:wsp>
+                      <wps:wsp>
+                        <wps:cNvPr id="13012" name="Flow 13012"/>
+                        <wps:cNvCnPr/>
+                        <wps:spPr>
+                          <a:xfrm>
+                            <a:off x="3791391" y="3234570"/>
+                            <a:ext cx="525539" cy="1"/>
+                          </a:xfrm>
+                          <a:prstGeom prst="line">
+                            <a:avLst/>
+                          </a:prstGeom>
+                          <a:ln w="9525">
+                            <a:solidFill>
+                              <a:srgbClr val="595959"/>
+                            </a:solidFill>
+                            <a:tailEnd type="triangle" w="sm" len="sm"/>
+                          </a:ln>
+                        </wps:spPr>
+                        <wps:bodyPr/>
+                      </wps:wsp>
+                      <wps:wsp>
+                        <wps:cNvPr id="13013" name="Flow 13013"/>
+                        <wps:cNvCnPr/>
+                        <wps:spPr>
+                          <a:xfrm>
+                            <a:off x="3791391" y="4110469"/>
+                            <a:ext cx="525539" cy="1"/>
+                          </a:xfrm>
+                          <a:prstGeom prst="line">
+                            <a:avLst/>
+                          </a:prstGeom>
+                          <a:ln w="9525">
+                            <a:solidFill>
+                              <a:srgbClr val="595959"/>
+                            </a:solidFill>
+                            <a:tailEnd type="triangle" w="sm" len="sm"/>
+                          </a:ln>
+                        </wps:spPr>
+                        <wps:bodyPr/>
+                      </wps:wsp>
+                      <wps:wsp>
+                        <wps:cNvPr id="13014" name="Flow 13014"/>
+                        <wps:cNvCnPr/>
+                        <wps:spPr>
+                          <a:xfrm>
+                            <a:off x="3791391" y="2271081"/>
+                            <a:ext cx="262770" cy="1"/>
+                          </a:xfrm>
+                          <a:prstGeom prst="line">
+                            <a:avLst/>
+                          </a:prstGeom>
+                          <a:ln w="9525">
+                            <a:solidFill>
+                              <a:srgbClr val="595959"/>
+                            </a:solidFill>
+                          </a:ln>
+                        </wps:spPr>
+                        <wps:bodyPr/>
+                      </wps:wsp>
+                      <wps:wsp>
+                        <wps:cNvPr id="13015" name="Flow 13015"/>
+                        <wps:cNvCnPr/>
+                        <wps:spPr>
+                          <a:xfrm flipV="1">
+                            <a:off x="4054161" y="725745"/>
+                            <a:ext cx="1" cy="1545336"/>
+                          </a:xfrm>
+                          <a:prstGeom prst="line">
+                            <a:avLst/>
+                          </a:prstGeom>
+                          <a:ln w="9525">
+                            <a:solidFill>
+                              <a:srgbClr val="595959"/>
+                            </a:solidFill>
+                          </a:ln>
+                        </wps:spPr>
+                        <wps:bodyPr/>
+                      </wps:wsp>
+                      <wps:wsp>
+                        <wps:cNvPr id="13016" name="Flow 13016"/>
+                        <wps:cNvCnPr/>
+                        <wps:spPr>
+                          <a:xfrm>
+                            <a:off x="4054161" y="725745"/>
+                            <a:ext cx="1051079" cy="1"/>
+                          </a:xfrm>
+                          <a:prstGeom prst="line">
+                            <a:avLst/>
+                          </a:prstGeom>
+                          <a:ln w="9525">
+                            <a:solidFill>
+                              <a:srgbClr val="595959"/>
+                            </a:solidFill>
+                          </a:ln>
+                        </wps:spPr>
+                        <wps:bodyPr/>
+                      </wps:wsp>
+                      <wps:wsp>
+                        <wps:cNvPr id="13017" name="Flow 13017"/>
+                        <wps:cNvCnPr/>
+                        <wps:spPr>
+                          <a:xfrm flipV="1">
+                            <a:off x="5105240" y="563078"/>
+                            <a:ext cx="1" cy="162667"/>
+                          </a:xfrm>
+                          <a:prstGeom prst="line">
+                            <a:avLst/>
+                          </a:prstGeom>
+                          <a:ln w="9525">
+                            <a:solidFill>
+                              <a:srgbClr val="595959"/>
+                            </a:solidFill>
+                            <a:tailEnd type="triangle" w="sm" len="sm"/>
+                          </a:ln>
+                        </wps:spPr>
+                        <wps:bodyPr/>
+                      </wps:wsp>
+                      <wps:wsp>
+                        <wps:cNvPr id="13018" name="Flow 13018"/>
+                        <wps:cNvCnPr/>
+                        <wps:spPr>
+                          <a:xfrm flipH="1">
+                            <a:off x="1826875" y="3234570"/>
+                            <a:ext cx="325334" cy="1"/>
+                          </a:xfrm>
+                          <a:prstGeom prst="line">
+                            <a:avLst/>
+                          </a:prstGeom>
+                          <a:ln w="9525">
+                            <a:solidFill>
+                              <a:srgbClr val="595959"/>
+                            </a:solidFill>
+                          </a:ln>
+                        </wps:spPr>
+                        <wps:bodyPr/>
+                      </wps:wsp>
+                      <wps:wsp>
+                        <wps:cNvPr id="13019" name="Flow 13019"/>
+                        <wps:cNvCnPr/>
+                        <wps:spPr>
+                          <a:xfrm flipV="1">
+                            <a:off x="1826875" y="2383696"/>
+                            <a:ext cx="1" cy="850873"/>
+                          </a:xfrm>
+                          <a:prstGeom prst="line">
+                            <a:avLst/>
+                          </a:prstGeom>
+                          <a:ln w="9525">
+                            <a:solidFill>
+                              <a:srgbClr val="595959"/>
+                            </a:solidFill>
+                          </a:ln>
+                        </wps:spPr>
+                        <wps:bodyPr/>
+                      </wps:wsp>
+                      <wps:wsp>
+                        <wps:cNvPr id="13020" name="Flow 13020"/>
+                        <wps:cNvCnPr/>
+                        <wps:spPr>
+                          <a:xfrm flipH="1">
+                            <a:off x="1313848" y="2383696"/>
+                            <a:ext cx="513027" cy="1"/>
+                          </a:xfrm>
+                          <a:prstGeom prst="line">
+                            <a:avLst/>
+                          </a:prstGeom>
+                          <a:ln w="9525">
+                            <a:solidFill>
+                              <a:srgbClr val="595959"/>
+                            </a:solidFill>
+                            <a:tailEnd type="triangle" w="sm" len="sm"/>
+                          </a:ln>
+                        </wps:spPr>
+                        <wps:bodyPr/>
+                      </wps:wsp>
+                      <wps:wsp>
+                        <wps:cNvPr id="13021" name="Shape 13021"/>
+                        <wps:cNvSpPr/>
+                        <wps:spPr>
+                          <a:xfrm>
+                            <a:off x="125128" y="125128"/>
+                            <a:ext cx="1113643" cy="450462"/>
+                          </a:xfrm>
+                          <a:prstGeom prst="rect">
+                            <a:avLst/>
+                          </a:prstGeom>
+                          <a:solidFill>
+                            <a:srgbClr val="F2CEED"/>
+                          </a:solidFill>
+                          <a:ln w="6350">
+                            <a:solidFill>
+                              <a:srgbClr val="A02B93"/>
+                            </a:solidFill>
+                          </a:ln>
+                        </wps:spPr>
+                        <wps:style>
+                          <a:lnRef idx="2">
+                            <a:schemeClr val="dk1"/>
+                          </a:lnRef>
+                          <a:fillRef idx="1">
+                            <a:schemeClr val="lt1"/>
+                          </a:fillRef>
+                          <a:effectRef idx="0">
+                            <a:schemeClr val="dk1"/>
+                          </a:effectRef>
+                          <a:fontRef idx="minor">
+                            <a:schemeClr val="dk1"/>
+                          </a:fontRef>
+                        </wps:style>
+                        <wps:bodyPr rot="0" spcFirstLastPara="0" vertOverflow="overflow" horzOverflow="overflow" vert="horz" wrap="square" lIns="13716" tIns="5400" rIns="13716" bIns="5400" numCol="1" spcCol="0" rtlCol="0" fromWordArt="0" anchor="ctr" anchorCtr="0" forceAA="0" compatLnSpc="1">
+                          <a:prstTxWarp prst="textNoShape">
+                            <a:avLst/>
+                          </a:prstTxWarp>
+                          <a:noAutofit/>
+                        </wps:bodyPr>
+                      </wps:wsp>
+                      <wps:wsp>
+                        <wps:cNvPr id="13022" name="Shape 13022"/>
+                        <wps:cNvSpPr/>
+                        <wps:spPr>
+                          <a:xfrm>
+                            <a:off x="162667" y="162667"/>
+                            <a:ext cx="1113643" cy="450462"/>
+                          </a:xfrm>
+                          <a:prstGeom prst="rect">
+                            <a:avLst/>
+                          </a:prstGeom>
+                          <a:solidFill>
+                            <a:srgbClr val="F2CEED"/>
+                          </a:solidFill>
+                          <a:ln w="6350">
+                            <a:solidFill>
+                              <a:srgbClr val="A02B93"/>
+                            </a:solidFill>
+                          </a:ln>
+                        </wps:spPr>
+                        <wps:style>
+                          <a:lnRef idx="2">
+                            <a:schemeClr val="dk1"/>
+                          </a:lnRef>
+                          <a:fillRef idx="1">
+                            <a:schemeClr val="lt1"/>
+                          </a:fillRef>
+                          <a:effectRef idx="0">
+                            <a:schemeClr val="dk1"/>
+                          </a:effectRef>
+                          <a:fontRef idx="minor">
+                            <a:schemeClr val="dk1"/>
+                          </a:fontRef>
+                        </wps:style>
+                        <wps:bodyPr rot="0" spcFirstLastPara="0" vertOverflow="overflow" horzOverflow="overflow" vert="horz" wrap="square" lIns="13716" tIns="5400" rIns="13716" bIns="5400" numCol="1" spcCol="0" rtlCol="0" fromWordArt="0" anchor="ctr" anchorCtr="0" forceAA="0" compatLnSpc="1">
+                          <a:prstTxWarp prst="textNoShape">
+                            <a:avLst/>
+                          </a:prstTxWarp>
+                          <a:noAutofit/>
+                        </wps:bodyPr>
+                      </wps:wsp>
+                      <wps:wsp>
+                        <wps:cNvPr id="13023" name="Shape 13023"/>
+                        <wps:cNvSpPr/>
+                        <wps:spPr>
+                          <a:xfrm>
+                            <a:off x="200205" y="200205"/>
+                            <a:ext cx="1113643" cy="450462"/>
+                          </a:xfrm>
+                          <a:prstGeom prst="rect">
+                            <a:avLst/>
+                          </a:prstGeom>
+                          <a:solidFill>
+                            <a:srgbClr val="A02B93"/>
+                          </a:solidFill>
+                          <a:ln w="6350">
+                            <a:solidFill>
+                              <a:srgbClr val="A02B93"/>
+                            </a:solidFill>
+                          </a:ln>
+                        </wps:spPr>
+                        <wps:style>
+                          <a:lnRef idx="2">
+                            <a:schemeClr val="dk1"/>
+                          </a:lnRef>
+                          <a:fillRef idx="1">
+                            <a:schemeClr val="lt1"/>
+                          </a:fillRef>
+                          <a:effectRef idx="0">
+                            <a:schemeClr val="dk1"/>
+                          </a:effectRef>
+                          <a:fontRef idx="minor">
+                            <a:schemeClr val="dk1"/>
+                          </a:fontRef>
+                        </wps:style>
+                        <wps:txbx>
+                          <w:txbxContent>
+                            <w:p>
+                              <w:pPr>
+                                <w:jc w:val="center"/>
+                                <w:rPr>
+                                  <w:b/>
+                                  <w:bCs/>
+                                  <w:color w:val="FFFFFF"/>
+                                  <w:sz w:val="15"/>
+                                  <w:szCs w:val="15"/>
+                                </w:rPr>
+                              </w:pPr>
+                              <w:r>
+                                <w:rPr>
+                                  <w:b/>
+                                  <w:bCs/>
+                                  <w:color w:val="FFFFFF"/>
+                                  <w:sz w:val="15"/>
+                                  <w:szCs w:val="15"/>
+                                </w:rPr>
+                                <w:t>Customer</w:t>
+                              </w:r>
+                            </w:p>
+                          </w:txbxContent>
+                        </wps:txbx>
+                        <wps:bodyPr rot="0" spcFirstLastPara="0" vertOverflow="overflow" horzOverflow="overflow" vert="horz" wrap="square" lIns="13716" tIns="5400" rIns="13716" bIns="5400" numCol="1" spcCol="0" rtlCol="0" fromWordArt="0" anchor="ctr" anchorCtr="0" forceAA="0" compatLnSpc="1">
+                          <a:prstTxWarp prst="textNoShape">
+                            <a:avLst/>
+                          </a:prstTxWarp>
+                          <a:noAutofit/>
+                        </wps:bodyPr>
+                      </wps:wsp>
+                      <wps:wsp>
+                        <wps:cNvPr id="13024" name="Shape 13024"/>
+                        <wps:cNvSpPr/>
+                        <wps:spPr>
+                          <a:xfrm>
+                            <a:off x="125128" y="1970773"/>
+                            <a:ext cx="1113643" cy="450462"/>
+                          </a:xfrm>
+                          <a:prstGeom prst="rect">
+                            <a:avLst/>
+                          </a:prstGeom>
+                          <a:solidFill>
+                            <a:srgbClr val="F2CEED"/>
+                          </a:solidFill>
+                          <a:ln w="6350">
+                            <a:solidFill>
+                              <a:srgbClr val="A02B93"/>
+                            </a:solidFill>
+                          </a:ln>
+                        </wps:spPr>
+                        <wps:style>
+                          <a:lnRef idx="2">
+                            <a:schemeClr val="dk1"/>
+                          </a:lnRef>
+                          <a:fillRef idx="1">
+                            <a:schemeClr val="lt1"/>
+                          </a:fillRef>
+                          <a:effectRef idx="0">
+                            <a:schemeClr val="dk1"/>
+                          </a:effectRef>
+                          <a:fontRef idx="minor">
+                            <a:schemeClr val="dk1"/>
+                          </a:fontRef>
+                        </wps:style>
+                        <wps:bodyPr rot="0" spcFirstLastPara="0" vertOverflow="overflow" horzOverflow="overflow" vert="horz" wrap="square" lIns="13716" tIns="5400" rIns="13716" bIns="5400" numCol="1" spcCol="0" rtlCol="0" fromWordArt="0" anchor="ctr" anchorCtr="0" forceAA="0" compatLnSpc="1">
+                          <a:prstTxWarp prst="textNoShape">
+                            <a:avLst/>
+                          </a:prstTxWarp>
+                          <a:noAutofit/>
+                        </wps:bodyPr>
+                      </wps:wsp>
+                      <wps:wsp>
+                        <wps:cNvPr id="13025" name="Shape 13025"/>
+                        <wps:cNvSpPr/>
+                        <wps:spPr>
+                          <a:xfrm>
+                            <a:off x="162667" y="2008311"/>
+                            <a:ext cx="1113643" cy="450462"/>
+                          </a:xfrm>
+                          <a:prstGeom prst="rect">
+                            <a:avLst/>
+                          </a:prstGeom>
+                          <a:solidFill>
+                            <a:srgbClr val="F2CEED"/>
+                          </a:solidFill>
+                          <a:ln w="6350">
+                            <a:solidFill>
+                              <a:srgbClr val="A02B93"/>
+                            </a:solidFill>
+                          </a:ln>
+                        </wps:spPr>
+                        <wps:style>
+                          <a:lnRef idx="2">
+                            <a:schemeClr val="dk1"/>
+                          </a:lnRef>
+                          <a:fillRef idx="1">
+                            <a:schemeClr val="lt1"/>
+                          </a:fillRef>
+                          <a:effectRef idx="0">
+                            <a:schemeClr val="dk1"/>
+                          </a:effectRef>
+                          <a:fontRef idx="minor">
+                            <a:schemeClr val="dk1"/>
+                          </a:fontRef>
+                        </wps:style>
+                        <wps:bodyPr rot="0" spcFirstLastPara="0" vertOverflow="overflow" horzOverflow="overflow" vert="horz" wrap="square" lIns="13716" tIns="5400" rIns="13716" bIns="5400" numCol="1" spcCol="0" rtlCol="0" fromWordArt="0" anchor="ctr" anchorCtr="0" forceAA="0" compatLnSpc="1">
+                          <a:prstTxWarp prst="textNoShape">
+                            <a:avLst/>
+                          </a:prstTxWarp>
+                          <a:noAutofit/>
+                        </wps:bodyPr>
+                      </wps:wsp>
+                      <wps:wsp>
+                        <wps:cNvPr id="13026" name="Shape 13026"/>
+                        <wps:cNvSpPr/>
+                        <wps:spPr>
+                          <a:xfrm>
+                            <a:off x="200205" y="2045850"/>
+                            <a:ext cx="1113643" cy="450462"/>
+                          </a:xfrm>
+                          <a:prstGeom prst="rect">
+                            <a:avLst/>
+                          </a:prstGeom>
+                          <a:solidFill>
+                            <a:srgbClr val="A02B93"/>
+                          </a:solidFill>
+                          <a:ln w="6350">
+                            <a:solidFill>
+                              <a:srgbClr val="A02B93"/>
+                            </a:solidFill>
+                          </a:ln>
+                        </wps:spPr>
+                        <wps:style>
+                          <a:lnRef idx="2">
+                            <a:schemeClr val="dk1"/>
+                          </a:lnRef>
+                          <a:fillRef idx="1">
+                            <a:schemeClr val="lt1"/>
+                          </a:fillRef>
+                          <a:effectRef idx="0">
+                            <a:schemeClr val="dk1"/>
+                          </a:effectRef>
+                          <a:fontRef idx="minor">
+                            <a:schemeClr val="dk1"/>
+                          </a:fontRef>
+                        </wps:style>
+                        <wps:txbx>
+                          <w:txbxContent>
+                            <w:p>
+                              <w:pPr>
+                                <w:jc w:val="center"/>
+                                <w:rPr>
+                                  <w:b/>
+                                  <w:bCs/>
+                                  <w:color w:val="FFFFFF"/>
+                                  <w:sz w:val="15"/>
+                                  <w:szCs w:val="15"/>
+                                </w:rPr>
+                              </w:pPr>
+                              <w:r>
+                                <w:rPr>
+                                  <w:b/>
+                                  <w:bCs/>
+                                  <w:color w:val="FFFFFF"/>
+                                  <w:sz w:val="15"/>
+                                  <w:szCs w:val="15"/>
+                                </w:rPr>
+                                <w:t>Staff member</w:t>
+                              </w:r>
+                            </w:p>
+                          </w:txbxContent>
+                        </wps:txbx>
+                        <wps:bodyPr rot="0" spcFirstLastPara="0" vertOverflow="overflow" horzOverflow="overflow" vert="horz" wrap="square" lIns="13716" tIns="5400" rIns="13716" bIns="5400" numCol="1" spcCol="0" rtlCol="0" fromWordArt="0" anchor="ctr" anchorCtr="0" forceAA="0" compatLnSpc="1">
+                          <a:prstTxWarp prst="textNoShape">
+                            <a:avLst/>
+                          </a:prstTxWarp>
+                          <a:noAutofit/>
+                        </wps:bodyPr>
+                      </wps:wsp>
+                      <wps:wsp>
+                        <wps:cNvPr id="13027" name="Shape 13027"/>
+                        <wps:cNvSpPr/>
+                        <wps:spPr>
+                          <a:xfrm>
+                            <a:off x="125128" y="3390980"/>
+                            <a:ext cx="1113643" cy="450462"/>
+                          </a:xfrm>
+                          <a:prstGeom prst="rect">
+                            <a:avLst/>
+                          </a:prstGeom>
+                          <a:solidFill>
+                            <a:srgbClr val="F2CEED"/>
+                          </a:solidFill>
+                          <a:ln w="6350">
+                            <a:solidFill>
+                              <a:srgbClr val="A02B93"/>
+                            </a:solidFill>
+                          </a:ln>
+                        </wps:spPr>
+                        <wps:style>
+                          <a:lnRef idx="2">
+                            <a:schemeClr val="dk1"/>
+                          </a:lnRef>
+                          <a:fillRef idx="1">
+                            <a:schemeClr val="lt1"/>
+                          </a:fillRef>
+                          <a:effectRef idx="0">
+                            <a:schemeClr val="dk1"/>
+                          </a:effectRef>
+                          <a:fontRef idx="minor">
+                            <a:schemeClr val="dk1"/>
+                          </a:fontRef>
+                        </wps:style>
+                        <wps:bodyPr rot="0" spcFirstLastPara="0" vertOverflow="overflow" horzOverflow="overflow" vert="horz" wrap="square" lIns="13716" tIns="5400" rIns="13716" bIns="5400" numCol="1" spcCol="0" rtlCol="0" fromWordArt="0" anchor="ctr" anchorCtr="0" forceAA="0" compatLnSpc="1">
+                          <a:prstTxWarp prst="textNoShape">
+                            <a:avLst/>
+                          </a:prstTxWarp>
+                          <a:noAutofit/>
+                        </wps:bodyPr>
+                      </wps:wsp>
+                      <wps:wsp>
+                        <wps:cNvPr id="13028" name="Shape 13028"/>
+                        <wps:cNvSpPr/>
+                        <wps:spPr>
+                          <a:xfrm>
+                            <a:off x="162667" y="3428519"/>
+                            <a:ext cx="1113643" cy="450462"/>
+                          </a:xfrm>
+                          <a:prstGeom prst="rect">
+                            <a:avLst/>
+                          </a:prstGeom>
+                          <a:solidFill>
+                            <a:srgbClr val="F2CEED"/>
+                          </a:solidFill>
+                          <a:ln w="6350">
+                            <a:solidFill>
+                              <a:srgbClr val="A02B93"/>
+                            </a:solidFill>
+                          </a:ln>
+                        </wps:spPr>
+                        <wps:style>
+                          <a:lnRef idx="2">
+                            <a:schemeClr val="dk1"/>
+                          </a:lnRef>
+                          <a:fillRef idx="1">
+                            <a:schemeClr val="lt1"/>
+                          </a:fillRef>
+                          <a:effectRef idx="0">
+                            <a:schemeClr val="dk1"/>
+                          </a:effectRef>
+                          <a:fontRef idx="minor">
+                            <a:schemeClr val="dk1"/>
+                          </a:fontRef>
+                        </wps:style>
+                        <wps:bodyPr rot="0" spcFirstLastPara="0" vertOverflow="overflow" horzOverflow="overflow" vert="horz" wrap="square" lIns="13716" tIns="5400" rIns="13716" bIns="5400" numCol="1" spcCol="0" rtlCol="0" fromWordArt="0" anchor="ctr" anchorCtr="0" forceAA="0" compatLnSpc="1">
+                          <a:prstTxWarp prst="textNoShape">
+                            <a:avLst/>
+                          </a:prstTxWarp>
+                          <a:noAutofit/>
+                        </wps:bodyPr>
+                      </wps:wsp>
+                      <wps:wsp>
+                        <wps:cNvPr id="13029" name="Shape 13029"/>
+                        <wps:cNvSpPr/>
+                        <wps:spPr>
+                          <a:xfrm>
+                            <a:off x="200205" y="3466057"/>
+                            <a:ext cx="1113643" cy="450462"/>
+                          </a:xfrm>
+                          <a:prstGeom prst="rect">
+                            <a:avLst/>
+                          </a:prstGeom>
+                          <a:solidFill>
+                            <a:srgbClr val="A02B93"/>
+                          </a:solidFill>
+                          <a:ln w="6350">
+                            <a:solidFill>
+                              <a:srgbClr val="A02B93"/>
+                            </a:solidFill>
+                          </a:ln>
+                        </wps:spPr>
+                        <wps:style>
+                          <a:lnRef idx="2">
+                            <a:schemeClr val="dk1"/>
+                          </a:lnRef>
+                          <a:fillRef idx="1">
+                            <a:schemeClr val="lt1"/>
+                          </a:fillRef>
+                          <a:effectRef idx="0">
+                            <a:schemeClr val="dk1"/>
+                          </a:effectRef>
+                          <a:fontRef idx="minor">
+                            <a:schemeClr val="dk1"/>
+                          </a:fontRef>
+                        </wps:style>
+                        <wps:txbx>
+                          <w:txbxContent>
+                            <w:p>
+                              <w:pPr>
+                                <w:jc w:val="center"/>
+                                <w:rPr>
+                                  <w:b/>
+                                  <w:bCs/>
+                                  <w:color w:val="FFFFFF"/>
+                                  <w:sz w:val="15"/>
+                                  <w:szCs w:val="15"/>
+                                </w:rPr>
+                              </w:pPr>
+                              <w:r>
+                                <w:rPr>
+                                  <w:b/>
+                                  <w:bCs/>
+                                  <w:color w:val="FFFFFF"/>
+                                  <w:sz w:val="15"/>
+                                  <w:szCs w:val="15"/>
+                                </w:rPr>
+                                <w:t>Manager</w:t>
+                              </w:r>
+                            </w:p>
+                          </w:txbxContent>
+                        </wps:txbx>
+                        <wps:bodyPr rot="0" spcFirstLastPara="0" vertOverflow="overflow" horzOverflow="overflow" vert="horz" wrap="square" lIns="13716" tIns="5400" rIns="13716" bIns="5400" numCol="1" spcCol="0" rtlCol="0" fromWordArt="0" anchor="ctr" anchorCtr="0" forceAA="0" compatLnSpc="1">
+                          <a:prstTxWarp prst="textNoShape">
+                            <a:avLst/>
+                          </a:prstTxWarp>
+                          <a:noAutofit/>
+                        </wps:bodyPr>
+                      </wps:wsp>
+                      <wps:wsp>
+                        <wps:cNvPr id="13030" name="Shape 13030"/>
+                        <wps:cNvSpPr/>
+                        <wps:spPr>
+                          <a:xfrm>
+                            <a:off x="2152209" y="200205"/>
+                            <a:ext cx="1639182" cy="412924"/>
+                          </a:xfrm>
+                          <a:prstGeom prst="roundRect">
+                            <a:avLst>
+                              <a:gd name="adj" fmla="val 18000"/>
+                            </a:avLst>
+                          </a:prstGeom>
+                          <a:solidFill>
+                            <a:srgbClr val="F2CEED"/>
+                          </a:solidFill>
+                          <a:ln w="6350">
+                            <a:solidFill>
+                              <a:srgbClr val="A02B93"/>
+                            </a:solidFill>
+                          </a:ln>
+                        </wps:spPr>
+                        <wps:style>
+                          <a:lnRef idx="2">
+                            <a:schemeClr val="dk1"/>
+                          </a:lnRef>
+                          <a:fillRef idx="1">
+                            <a:schemeClr val="lt1"/>
+                          </a:fillRef>
+                          <a:effectRef idx="0">
+                            <a:schemeClr val="dk1"/>
+                          </a:effectRef>
+                          <a:fontRef idx="minor">
+                            <a:schemeClr val="dk1"/>
+                          </a:fontRef>
+                        </wps:style>
+                        <wps:txbx>
+                          <w:txbxContent>
+                            <w:p>
+                              <w:pPr>
+                                <w:jc w:val="center"/>
+                                <w:rPr>
+                                  <w:b/>
+                                  <w:bCs/>
+                                  <w:color w:val="6B2A67"/>
+                                  <w:sz w:val="14"/>
+                                  <w:szCs w:val="14"/>
+                                </w:rPr>
+                              </w:pPr>
+                              <w:r>
+                                <w:rPr>
+                                  <w:b/>
+                                  <w:bCs/>
+                                  <w:color w:val="6B2A67"/>
+                                  <w:sz w:val="14"/>
+                                  <w:szCs w:val="14"/>
+                                </w:rPr>
+                                <w:t>Record ticket booking</w:t>
+                              </w:r>
+                            </w:p>
+                          </w:txbxContent>
+                        </wps:txbx>
+                        <wps:bodyPr rot="0" spcFirstLastPara="0" vertOverflow="overflow" horzOverflow="overflow" vert="horz" wrap="square" lIns="13716" tIns="5400" rIns="13716" bIns="5400" numCol="1" spcCol="0" rtlCol="0" fromWordArt="0" anchor="ctr" anchorCtr="0" forceAA="0" compatLnSpc="1">
+                          <a:prstTxWarp prst="textNoShape">
+                            <a:avLst/>
+                          </a:prstTxWarp>
+                          <a:noAutofit/>
+                        </wps:bodyPr>
+                      </wps:wsp>
+                      <wps:wsp>
+                        <wps:cNvPr id="13031" name="Shape 13031"/>
+                        <wps:cNvSpPr/>
+                        <wps:spPr>
+                          <a:xfrm>
+                            <a:off x="2152209" y="1076104"/>
+                            <a:ext cx="1639182" cy="412924"/>
+                          </a:xfrm>
+                          <a:prstGeom prst="roundRect">
+                            <a:avLst>
+                              <a:gd name="adj" fmla="val 18000"/>
+                            </a:avLst>
+                          </a:prstGeom>
+                          <a:solidFill>
+                            <a:srgbClr val="F2CEED"/>
+                          </a:solidFill>
+                          <a:ln w="6350">
+                            <a:solidFill>
+                              <a:srgbClr val="A02B93"/>
+                            </a:solidFill>
+                          </a:ln>
+                        </wps:spPr>
+                        <wps:style>
+                          <a:lnRef idx="2">
+                            <a:schemeClr val="dk1"/>
+                          </a:lnRef>
+                          <a:fillRef idx="1">
+                            <a:schemeClr val="lt1"/>
+                          </a:fillRef>
+                          <a:effectRef idx="0">
+                            <a:schemeClr val="dk1"/>
+                          </a:effectRef>
+                          <a:fontRef idx="minor">
+                            <a:schemeClr val="dk1"/>
+                          </a:fontRef>
+                        </wps:style>
+                        <wps:txbx>
+                          <w:txbxContent>
+                            <w:p>
+                              <w:pPr>
+                                <w:jc w:val="center"/>
+                                <w:rPr>
+                                  <w:b/>
+                                  <w:bCs/>
+                                  <w:color w:val="6B2A67"/>
+                                  <w:sz w:val="14"/>
+                                  <w:szCs w:val="14"/>
+                                </w:rPr>
+                              </w:pPr>
+                              <w:r>
+                                <w:rPr>
+                                  <w:b/>
+                                  <w:bCs/>
+                                  <w:color w:val="6B2A67"/>
+                                  <w:sz w:val="14"/>
+                                  <w:szCs w:val="14"/>
+                                </w:rPr>
+                                <w:t>Process food and drink</w:t>
+                              </w:r>
+                            </w:p>
+                          </w:txbxContent>
+                        </wps:txbx>
+                        <wps:bodyPr rot="0" spcFirstLastPara="0" vertOverflow="overflow" horzOverflow="overflow" vert="horz" wrap="square" lIns="13716" tIns="5400" rIns="13716" bIns="5400" numCol="1" spcCol="0" rtlCol="0" fromWordArt="0" anchor="ctr" anchorCtr="0" forceAA="0" compatLnSpc="1">
+                          <a:prstTxWarp prst="textNoShape">
+                            <a:avLst/>
+                          </a:prstTxWarp>
+                          <a:noAutofit/>
+                        </wps:bodyPr>
+                      </wps:wsp>
+                      <wps:wsp>
+                        <wps:cNvPr id="13032" name="Shape 13032"/>
+                        <wps:cNvSpPr/>
+                        <wps:spPr>
+                          <a:xfrm>
+                            <a:off x="2152209" y="2064619"/>
+                            <a:ext cx="1639182" cy="412924"/>
+                          </a:xfrm>
+                          <a:prstGeom prst="roundRect">
+                            <a:avLst>
+                              <a:gd name="adj" fmla="val 18000"/>
+                            </a:avLst>
+                          </a:prstGeom>
+                          <a:solidFill>
+                            <a:srgbClr val="F2CEED"/>
+                          </a:solidFill>
+                          <a:ln w="6350">
+                            <a:solidFill>
+                              <a:srgbClr val="A02B93"/>
+                            </a:solidFill>
+                          </a:ln>
+                        </wps:spPr>
+                        <wps:style>
+                          <a:lnRef idx="2">
+                            <a:schemeClr val="dk1"/>
+                          </a:lnRef>
+                          <a:fillRef idx="1">
+                            <a:schemeClr val="lt1"/>
+                          </a:fillRef>
+                          <a:effectRef idx="0">
+                            <a:schemeClr val="dk1"/>
+                          </a:effectRef>
+                          <a:fontRef idx="minor">
+                            <a:schemeClr val="dk1"/>
+                          </a:fontRef>
+                        </wps:style>
+                        <wps:txbx>
+                          <w:txbxContent>
+                            <w:p>
+                              <w:pPr>
+                                <w:jc w:val="center"/>
+                                <w:rPr>
+                                  <w:b/>
+                                  <w:bCs/>
+                                  <w:color w:val="6B2A67"/>
+                                  <w:sz w:val="14"/>
+                                  <w:szCs w:val="14"/>
+                                </w:rPr>
+                              </w:pPr>
+                              <w:r>
+                                <w:rPr>
+                                  <w:b/>
+                                  <w:bCs/>
+                                  <w:color w:val="6B2A67"/>
+                                  <w:sz w:val="14"/>
+                                  <w:szCs w:val="14"/>
+                                </w:rPr>
+                                <w:t>Check seat availability</w:t>
+                              </w:r>
+                            </w:p>
+                          </w:txbxContent>
+                        </wps:txbx>
+                        <wps:bodyPr rot="0" spcFirstLastPara="0" vertOverflow="overflow" horzOverflow="overflow" vert="horz" wrap="square" lIns="13716" tIns="5400" rIns="13716" bIns="5400" numCol="1" spcCol="0" rtlCol="0" fromWordArt="0" anchor="ctr" anchorCtr="0" forceAA="0" compatLnSpc="1">
+                          <a:prstTxWarp prst="textNoShape">
+                            <a:avLst/>
+                          </a:prstTxWarp>
+                          <a:noAutofit/>
+                        </wps:bodyPr>
+                      </wps:wsp>
+                      <wps:wsp>
+                        <wps:cNvPr id="13033" name="Shape 13033"/>
+                        <wps:cNvSpPr/>
+                        <wps:spPr>
+                          <a:xfrm>
+                            <a:off x="2152209" y="3028108"/>
+                            <a:ext cx="1639182" cy="412924"/>
+                          </a:xfrm>
+                          <a:prstGeom prst="roundRect">
+                            <a:avLst>
+                              <a:gd name="adj" fmla="val 18000"/>
+                            </a:avLst>
+                          </a:prstGeom>
+                          <a:solidFill>
+                            <a:srgbClr val="F2CEED"/>
+                          </a:solidFill>
+                          <a:ln w="6350">
+                            <a:solidFill>
+                              <a:srgbClr val="A02B93"/>
+                            </a:solidFill>
+                          </a:ln>
+                        </wps:spPr>
+                        <wps:style>
+                          <a:lnRef idx="2">
+                            <a:schemeClr val="dk1"/>
+                          </a:lnRef>
+                          <a:fillRef idx="1">
+                            <a:schemeClr val="lt1"/>
+                          </a:fillRef>
+                          <a:effectRef idx="0">
+                            <a:schemeClr val="dk1"/>
+                          </a:effectRef>
+                          <a:fontRef idx="minor">
+                            <a:schemeClr val="dk1"/>
+                          </a:fontRef>
+                        </wps:style>
+                        <wps:txbx>
+                          <w:txbxContent>
+                            <w:p>
+                              <w:pPr>
+                                <w:jc w:val="center"/>
+                                <w:rPr>
+                                  <w:b/>
+                                  <w:bCs/>
+                                  <w:color w:val="6B2A67"/>
+                                  <w:sz w:val="14"/>
+                                  <w:szCs w:val="14"/>
+                                </w:rPr>
+                              </w:pPr>
+                              <w:r>
+                                <w:rPr>
+                                  <w:b/>
+                                  <w:bCs/>
+                                  <w:color w:val="6B2A67"/>
+                                  <w:sz w:val="14"/>
+                                  <w:szCs w:val="14"/>
+                                </w:rPr>
+                                <w:t>Update staff rota</w:t>
+                              </w:r>
+                            </w:p>
+                          </w:txbxContent>
+                        </wps:txbx>
+                        <wps:bodyPr rot="0" spcFirstLastPara="0" vertOverflow="overflow" horzOverflow="overflow" vert="horz" wrap="square" lIns="13716" tIns="5400" rIns="13716" bIns="5400" numCol="1" spcCol="0" rtlCol="0" fromWordArt="0" anchor="ctr" anchorCtr="0" forceAA="0" compatLnSpc="1">
+                          <a:prstTxWarp prst="textNoShape">
+                            <a:avLst/>
+                          </a:prstTxWarp>
+                          <a:noAutofit/>
+                        </wps:bodyPr>
+                      </wps:wsp>
+                      <wps:wsp>
+                        <wps:cNvPr id="13034" name="Shape 13034"/>
+                        <wps:cNvSpPr/>
+                        <wps:spPr>
+                          <a:xfrm>
+                            <a:off x="2152209" y="3904007"/>
+                            <a:ext cx="1639182" cy="412924"/>
+                          </a:xfrm>
+                          <a:prstGeom prst="roundRect">
+                            <a:avLst>
+                              <a:gd name="adj" fmla="val 18000"/>
+                            </a:avLst>
+                          </a:prstGeom>
+                          <a:solidFill>
+                            <a:srgbClr val="F2CEED"/>
+                          </a:solidFill>
+                          <a:ln w="6350">
+                            <a:solidFill>
+                              <a:srgbClr val="A02B93"/>
+                            </a:solidFill>
+                          </a:ln>
+                        </wps:spPr>
+                        <wps:style>
+                          <a:lnRef idx="2">
+                            <a:schemeClr val="dk1"/>
+                          </a:lnRef>
+                          <a:fillRef idx="1">
+                            <a:schemeClr val="lt1"/>
+                          </a:fillRef>
+                          <a:effectRef idx="0">
+                            <a:schemeClr val="dk1"/>
+                          </a:effectRef>
+                          <a:fontRef idx="minor">
+                            <a:schemeClr val="dk1"/>
+                          </a:fontRef>
+                        </wps:style>
+                        <wps:txbx>
+                          <w:txbxContent>
+                            <w:p>
+                              <w:pPr>
+                                <w:jc w:val="center"/>
+                                <w:rPr>
+                                  <w:b/>
+                                  <w:bCs/>
+                                  <w:color w:val="6B2A67"/>
+                                  <w:sz w:val="14"/>
+                                  <w:szCs w:val="14"/>
+                                </w:rPr>
+                              </w:pPr>
+                              <w:r>
+                                <w:rPr>
+                                  <w:b/>
+                                  <w:bCs/>
+                                  <w:color w:val="6B2A67"/>
+                                  <w:sz w:val="14"/>
+                                  <w:szCs w:val="14"/>
+                                </w:rPr>
+                                <w:t>Produce sales summary</w:t>
+                              </w:r>
+                            </w:p>
+                          </w:txbxContent>
+                        </wps:txbx>
+                        <wps:bodyPr rot="0" spcFirstLastPara="0" vertOverflow="overflow" horzOverflow="overflow" vert="horz" wrap="square" lIns="13716" tIns="5400" rIns="13716" bIns="5400" numCol="1" spcCol="0" rtlCol="0" fromWordArt="0" anchor="ctr" anchorCtr="0" forceAA="0" compatLnSpc="1">
+                          <a:prstTxWarp prst="textNoShape">
+                            <a:avLst/>
+                          </a:prstTxWarp>
+                          <a:noAutofit/>
+                        </wps:bodyPr>
+                      </wps:wsp>
+                      <wps:wsp>
+                        <wps:cNvPr id="13035" name="Shape 13035"/>
+                        <wps:cNvSpPr/>
+                        <wps:spPr>
+                          <a:xfrm>
+                            <a:off x="4316931" y="250257"/>
+                            <a:ext cx="1576618" cy="312821"/>
+                          </a:xfrm>
+                          <a:prstGeom prst="rect">
+                            <a:avLst/>
+                          </a:prstGeom>
+                          <a:solidFill>
+                            <a:srgbClr val="F7E9F3"/>
+                          </a:solidFill>
+                          <a:ln>
+                            <a:noFill/>
+                          </a:ln>
+                        </wps:spPr>
+                        <wps:style>
+                          <a:lnRef idx="2">
+                            <a:schemeClr val="dk1"/>
+                          </a:lnRef>
+                          <a:fillRef idx="1">
+                            <a:schemeClr val="lt1"/>
+                          </a:fillRef>
+                          <a:effectRef idx="0">
+                            <a:schemeClr val="dk1"/>
+                          </a:effectRef>
+                          <a:fontRef idx="minor">
+                            <a:schemeClr val="dk1"/>
+                          </a:fontRef>
+                        </wps:style>
+                        <wps:bodyPr rot="0" spcFirstLastPara="0" vertOverflow="overflow" horzOverflow="overflow" vert="horz" wrap="square" lIns="13716" tIns="5400" rIns="13716" bIns="5400" numCol="1" spcCol="0" rtlCol="0" fromWordArt="0" anchor="ctr" anchorCtr="0" forceAA="0" compatLnSpc="1">
+                          <a:prstTxWarp prst="textNoShape">
+                            <a:avLst/>
+                          </a:prstTxWarp>
+                          <a:noAutofit/>
+                        </wps:bodyPr>
+                      </wps:wsp>
+                      <wps:wsp>
+                        <wps:cNvPr id="13036" name="Flow 13036"/>
+                        <wps:cNvCnPr/>
+                        <wps:spPr>
+                          <a:xfrm>
+                            <a:off x="4316931" y="250257"/>
+                            <a:ext cx="1576618" cy="1"/>
+                          </a:xfrm>
+                          <a:prstGeom prst="line">
+                            <a:avLst/>
+                          </a:prstGeom>
+                          <a:ln w="12700">
+                            <a:solidFill>
+                              <a:srgbClr val="C463B0"/>
+                            </a:solidFill>
+                          </a:ln>
+                        </wps:spPr>
+                        <wps:bodyPr/>
+                      </wps:wsp>
+                      <wps:wsp>
+                        <wps:cNvPr id="13037" name="Flow 13037"/>
+                        <wps:cNvCnPr/>
+                        <wps:spPr>
+                          <a:xfrm>
+                            <a:off x="4316931" y="563078"/>
+                            <a:ext cx="1576618" cy="1"/>
+                          </a:xfrm>
+                          <a:prstGeom prst="line">
+                            <a:avLst/>
+                          </a:prstGeom>
+                          <a:ln w="12700">
+                            <a:solidFill>
+                              <a:srgbClr val="C463B0"/>
+                            </a:solidFill>
+                          </a:ln>
+                        </wps:spPr>
+                        <wps:bodyPr/>
+                      </wps:wsp>
+                      <wps:wsp>
+                        <wps:cNvPr id="13038" name="Flow 13038"/>
+                        <wps:cNvCnPr/>
+                        <wps:spPr>
+                          <a:xfrm>
+                            <a:off x="4316931" y="250257"/>
+                            <a:ext cx="1" cy="312821"/>
+                          </a:xfrm>
+                          <a:prstGeom prst="line">
+                            <a:avLst/>
+                          </a:prstGeom>
+                          <a:ln w="12700">
+                            <a:solidFill>
+                              <a:srgbClr val="C463B0"/>
+                            </a:solidFill>
+                          </a:ln>
+                        </wps:spPr>
+                        <wps:bodyPr/>
+                      </wps:wsp>
+                      <wps:wsp>
+                        <wps:cNvPr id="13039" name="Shape 13039"/>
+                        <wps:cNvSpPr/>
+                        <wps:spPr>
+                          <a:xfrm>
+                            <a:off x="4341956" y="250257"/>
+                            <a:ext cx="1514054" cy="312821"/>
+                          </a:xfrm>
+                          <a:prstGeom prst="rect">
+                            <a:avLst/>
+                          </a:prstGeom>
+                          <a:solidFill>
+                            <a:srgbClr val="F7E9F3"/>
+                          </a:solidFill>
+                          <a:ln>
+                            <a:noFill/>
+                          </a:ln>
+                        </wps:spPr>
+                        <wps:style>
+                          <a:lnRef idx="2">
+                            <a:schemeClr val="dk1"/>
+                          </a:lnRef>
+                          <a:fillRef idx="1">
+                            <a:schemeClr val="lt1"/>
+                          </a:fillRef>
+                          <a:effectRef idx="0">
+                            <a:schemeClr val="dk1"/>
+                          </a:effectRef>
+                          <a:fontRef idx="minor">
+                            <a:schemeClr val="dk1"/>
+                          </a:fontRef>
+                        </wps:style>
+                        <wps:txbx>
+                          <w:txbxContent>
+                            <w:p>
+                              <w:pPr>
+                                <w:jc w:val="center"/>
+                                <w:rPr>
+                                  <w:b/>
+                                  <w:bCs/>
+                                  <w:color w:val="6B2A67"/>
+                                  <w:sz w:val="13"/>
+                                  <w:szCs w:val="13"/>
+                                </w:rPr>
+                              </w:pPr>
+                              <w:r>
+                                <w:rPr>
+                                  <w:b/>
+                                  <w:bCs/>
+                                  <w:color w:val="6B2A67"/>
+                                  <w:sz w:val="13"/>
+                                  <w:szCs w:val="13"/>
+                                </w:rPr>
+                                <w:t>Paper booking diary</w:t>
+                              </w:r>
+                            </w:p>
+                          </w:txbxContent>
+                        </wps:txbx>
+                        <wps:bodyPr rot="0" spcFirstLastPara="0" vertOverflow="overflow" horzOverflow="overflow" vert="horz" wrap="square" lIns="13716" tIns="5400" rIns="13716" bIns="5400" numCol="1" spcCol="0" rtlCol="0" fromWordArt="0" anchor="ctr" anchorCtr="0" forceAA="0" compatLnSpc="1">
+                          <a:prstTxWarp prst="textNoShape">
+                            <a:avLst/>
+                          </a:prstTxWarp>
+                          <a:noAutofit/>
+                        </wps:bodyPr>
+                      </wps:wsp>
+                      <wps:wsp>
+                        <wps:cNvPr id="13040" name="Shape 13040"/>
+                        <wps:cNvSpPr/>
+                        <wps:spPr>
+                          <a:xfrm>
+                            <a:off x="4316931" y="1126156"/>
+                            <a:ext cx="1576618" cy="312821"/>
+                          </a:xfrm>
+                          <a:prstGeom prst="rect">
+                            <a:avLst/>
+                          </a:prstGeom>
+                          <a:solidFill>
+                            <a:srgbClr val="F7E9F3"/>
+                          </a:solidFill>
+                          <a:ln>
+                            <a:noFill/>
+                          </a:ln>
+                        </wps:spPr>
+                        <wps:style>
+                          <a:lnRef idx="2">
+                            <a:schemeClr val="dk1"/>
+                          </a:lnRef>
+                          <a:fillRef idx="1">
+                            <a:schemeClr val="lt1"/>
+                          </a:fillRef>
+                          <a:effectRef idx="0">
+                            <a:schemeClr val="dk1"/>
+                          </a:effectRef>
+                          <a:fontRef idx="minor">
+                            <a:schemeClr val="dk1"/>
+                          </a:fontRef>
+                        </wps:style>
+                        <wps:bodyPr rot="0" spcFirstLastPara="0" vertOverflow="overflow" horzOverflow="overflow" vert="horz" wrap="square" lIns="13716" tIns="5400" rIns="13716" bIns="5400" numCol="1" spcCol="0" rtlCol="0" fromWordArt="0" anchor="ctr" anchorCtr="0" forceAA="0" compatLnSpc="1">
+                          <a:prstTxWarp prst="textNoShape">
+                            <a:avLst/>
+                          </a:prstTxWarp>
+                          <a:noAutofit/>
+                        </wps:bodyPr>
+                      </wps:wsp>
+                      <wps:wsp>
+                        <wps:cNvPr id="13041" name="Flow 13041"/>
+                        <wps:cNvCnPr/>
+                        <wps:spPr>
+                          <a:xfrm>
+                            <a:off x="4316931" y="1126156"/>
+                            <a:ext cx="1576618" cy="1"/>
+                          </a:xfrm>
+                          <a:prstGeom prst="line">
+                            <a:avLst/>
+                          </a:prstGeom>
+                          <a:ln w="12700">
+                            <a:solidFill>
+                              <a:srgbClr val="C463B0"/>
+                            </a:solidFill>
+                          </a:ln>
+                        </wps:spPr>
+                        <wps:bodyPr/>
+                      </wps:wsp>
+                      <wps:wsp>
+                        <wps:cNvPr id="13042" name="Flow 13042"/>
+                        <wps:cNvCnPr/>
+                        <wps:spPr>
+                          <a:xfrm>
+                            <a:off x="4316931" y="1438977"/>
+                            <a:ext cx="1576618" cy="1"/>
+                          </a:xfrm>
+                          <a:prstGeom prst="line">
+                            <a:avLst/>
+                          </a:prstGeom>
+                          <a:ln w="12700">
+                            <a:solidFill>
+                              <a:srgbClr val="C463B0"/>
+                            </a:solidFill>
+                          </a:ln>
+                        </wps:spPr>
+                        <wps:bodyPr/>
+                      </wps:wsp>
+                      <wps:wsp>
+                        <wps:cNvPr id="13043" name="Flow 13043"/>
+                        <wps:cNvCnPr/>
+                        <wps:spPr>
+                          <a:xfrm>
+                            <a:off x="4316931" y="1126156"/>
+                            <a:ext cx="1" cy="312821"/>
+                          </a:xfrm>
+                          <a:prstGeom prst="line">
+                            <a:avLst/>
+                          </a:prstGeom>
+                          <a:ln w="12700">
+                            <a:solidFill>
+                              <a:srgbClr val="C463B0"/>
+                            </a:solidFill>
+                          </a:ln>
+                        </wps:spPr>
+                        <wps:bodyPr/>
+                      </wps:wsp>
+                      <wps:wsp>
+                        <wps:cNvPr id="13044" name="Shape 13044"/>
+                        <wps:cNvSpPr/>
+                        <wps:spPr>
+                          <a:xfrm>
+                            <a:off x="4341956" y="1126156"/>
+                            <a:ext cx="1514054" cy="312821"/>
+                          </a:xfrm>
+                          <a:prstGeom prst="rect">
+                            <a:avLst/>
+                          </a:prstGeom>
+                          <a:solidFill>
+                            <a:srgbClr val="F7E9F3"/>
+                          </a:solidFill>
+                          <a:ln>
+                            <a:noFill/>
+                          </a:ln>
+                        </wps:spPr>
+                        <wps:style>
+                          <a:lnRef idx="2">
+                            <a:schemeClr val="dk1"/>
+                          </a:lnRef>
+                          <a:fillRef idx="1">
+                            <a:schemeClr val="lt1"/>
+                          </a:fillRef>
+                          <a:effectRef idx="0">
+                            <a:schemeClr val="dk1"/>
+                          </a:effectRef>
+                          <a:fontRef idx="minor">
+                            <a:schemeClr val="dk1"/>
+                          </a:fontRef>
+                        </wps:style>
+                        <wps:txbx>
+                          <w:txbxContent>
+                            <w:p>
+                              <w:pPr>
+                                <w:jc w:val="center"/>
+                                <w:rPr>
+                                  <w:b/>
+                                  <w:bCs/>
+                                  <w:color w:val="6B2A67"/>
+                                  <w:sz w:val="13"/>
+                                  <w:szCs w:val="13"/>
+                                </w:rPr>
+                              </w:pPr>
+                              <w:r>
+                                <w:rPr>
+                                  <w:b/>
+                                  <w:bCs/>
+                                  <w:color w:val="6B2A67"/>
+                                  <w:sz w:val="13"/>
+                                  <w:szCs w:val="13"/>
+                                </w:rPr>
+                                <w:t>Stock spreadsheet</w:t>
+                              </w:r>
+                            </w:p>
+                          </w:txbxContent>
+                        </wps:txbx>
+                        <wps:bodyPr rot="0" spcFirstLastPara="0" vertOverflow="overflow" horzOverflow="overflow" vert="horz" wrap="square" lIns="13716" tIns="5400" rIns="13716" bIns="5400" numCol="1" spcCol="0" rtlCol="0" fromWordArt="0" anchor="ctr" anchorCtr="0" forceAA="0" compatLnSpc="1">
+                          <a:prstTxWarp prst="textNoShape">
+                            <a:avLst/>
+                          </a:prstTxWarp>
+                          <a:noAutofit/>
+                        </wps:bodyPr>
+                      </wps:wsp>
+                      <wps:wsp>
+                        <wps:cNvPr id="13045" name="Shape 13045"/>
+                        <wps:cNvSpPr/>
+                        <wps:spPr>
+                          <a:xfrm>
+                            <a:off x="4316931" y="3078159"/>
+                            <a:ext cx="1576618" cy="312821"/>
+                          </a:xfrm>
+                          <a:prstGeom prst="rect">
+                            <a:avLst/>
+                          </a:prstGeom>
+                          <a:solidFill>
+                            <a:srgbClr val="F7E9F3"/>
+                          </a:solidFill>
+                          <a:ln>
+                            <a:noFill/>
+                          </a:ln>
+                        </wps:spPr>
+                        <wps:style>
+                          <a:lnRef idx="2">
+                            <a:schemeClr val="dk1"/>
+                          </a:lnRef>
+                          <a:fillRef idx="1">
+                            <a:schemeClr val="lt1"/>
+                          </a:fillRef>
+                          <a:effectRef idx="0">
+                            <a:schemeClr val="dk1"/>
+                          </a:effectRef>
+                          <a:fontRef idx="minor">
+                            <a:schemeClr val="dk1"/>
+                          </a:fontRef>
+                        </wps:style>
+                        <wps:bodyPr rot="0" spcFirstLastPara="0" vertOverflow="overflow" horzOverflow="overflow" vert="horz" wrap="square" lIns="13716" tIns="5400" rIns="13716" bIns="5400" numCol="1" spcCol="0" rtlCol="0" fromWordArt="0" anchor="ctr" anchorCtr="0" forceAA="0" compatLnSpc="1">
+                          <a:prstTxWarp prst="textNoShape">
+                            <a:avLst/>
+                          </a:prstTxWarp>
+                          <a:noAutofit/>
+                        </wps:bodyPr>
+                      </wps:wsp>
+                      <wps:wsp>
+                        <wps:cNvPr id="13046" name="Flow 13046"/>
+                        <wps:cNvCnPr/>
+                        <wps:spPr>
+                          <a:xfrm>
+                            <a:off x="4316931" y="3078159"/>
+                            <a:ext cx="1576618" cy="1"/>
+                          </a:xfrm>
+                          <a:prstGeom prst="line">
+                            <a:avLst/>
+                          </a:prstGeom>
+                          <a:ln w="12700">
+                            <a:solidFill>
+                              <a:srgbClr val="C463B0"/>
+                            </a:solidFill>
+                          </a:ln>
+                        </wps:spPr>
+                        <wps:bodyPr/>
+                      </wps:wsp>
+                      <wps:wsp>
+                        <wps:cNvPr id="13047" name="Flow 13047"/>
+                        <wps:cNvCnPr/>
+                        <wps:spPr>
+                          <a:xfrm>
+                            <a:off x="4316931" y="3390980"/>
+                            <a:ext cx="1576618" cy="1"/>
+                          </a:xfrm>
+                          <a:prstGeom prst="line">
+                            <a:avLst/>
+                          </a:prstGeom>
+                          <a:ln w="12700">
+                            <a:solidFill>
+                              <a:srgbClr val="C463B0"/>
+                            </a:solidFill>
+                          </a:ln>
+                        </wps:spPr>
+                        <wps:bodyPr/>
+                      </wps:wsp>
+                      <wps:wsp>
+                        <wps:cNvPr id="13048" name="Flow 13048"/>
+                        <wps:cNvCnPr/>
+                        <wps:spPr>
+                          <a:xfrm>
+                            <a:off x="4316931" y="3078159"/>
+                            <a:ext cx="1" cy="312821"/>
+                          </a:xfrm>
+                          <a:prstGeom prst="line">
+                            <a:avLst/>
+                          </a:prstGeom>
+                          <a:ln w="12700">
+                            <a:solidFill>
+                              <a:srgbClr val="C463B0"/>
+                            </a:solidFill>
+                          </a:ln>
+                        </wps:spPr>
+                        <wps:bodyPr/>
+                      </wps:wsp>
+                      <wps:wsp>
+                        <wps:cNvPr id="13049" name="Shape 13049"/>
+                        <wps:cNvSpPr/>
+                        <wps:spPr>
+                          <a:xfrm>
+                            <a:off x="4341956" y="3078159"/>
+                            <a:ext cx="1514054" cy="312821"/>
+                          </a:xfrm>
+                          <a:prstGeom prst="rect">
+                            <a:avLst/>
+                          </a:prstGeom>
+                          <a:solidFill>
+                            <a:srgbClr val="F7E9F3"/>
+                          </a:solidFill>
+                          <a:ln>
+                            <a:noFill/>
+                          </a:ln>
+                        </wps:spPr>
+                        <wps:style>
+                          <a:lnRef idx="2">
+                            <a:schemeClr val="dk1"/>
+                          </a:lnRef>
+                          <a:fillRef idx="1">
+                            <a:schemeClr val="lt1"/>
+                          </a:fillRef>
+                          <a:effectRef idx="0">
+                            <a:schemeClr val="dk1"/>
+                          </a:effectRef>
+                          <a:fontRef idx="minor">
+                            <a:schemeClr val="dk1"/>
+                          </a:fontRef>
+                        </wps:style>
+                        <wps:txbx>
+                          <w:txbxContent>
+                            <w:p>
+                              <w:pPr>
+                                <w:jc w:val="center"/>
+                                <w:rPr>
+                                  <w:b/>
+                                  <w:bCs/>
+                                  <w:color w:val="6B2A67"/>
+                                  <w:sz w:val="13"/>
+                                  <w:szCs w:val="13"/>
+                                </w:rPr>
+                              </w:pPr>
+                              <w:r>
+                                <w:rPr>
+                                  <w:b/>
+                                  <w:bCs/>
+                                  <w:color w:val="6B2A67"/>
+                                  <w:sz w:val="13"/>
+                                  <w:szCs w:val="13"/>
+                                </w:rPr>
+                                <w:t>Staff rota sheet</w:t>
+                              </w:r>
+                            </w:p>
+                          </w:txbxContent>
+                        </wps:txbx>
+                        <wps:bodyPr rot="0" spcFirstLastPara="0" vertOverflow="overflow" horzOverflow="overflow" vert="horz" wrap="square" lIns="13716" tIns="5400" rIns="13716" bIns="5400" numCol="1" spcCol="0" rtlCol="0" fromWordArt="0" anchor="ctr" anchorCtr="0" forceAA="0" compatLnSpc="1">
+                          <a:prstTxWarp prst="textNoShape">
+                            <a:avLst/>
+                          </a:prstTxWarp>
+                          <a:noAutofit/>
+                        </wps:bodyPr>
+                      </wps:wsp>
+                      <wps:wsp>
+                        <wps:cNvPr id="13050" name="Shape 13050"/>
+                        <wps:cNvSpPr/>
+                        <wps:spPr>
+                          <a:xfrm>
+                            <a:off x="4316931" y="3954058"/>
+                            <a:ext cx="1576618" cy="312821"/>
+                          </a:xfrm>
+                          <a:prstGeom prst="rect">
+                            <a:avLst/>
+                          </a:prstGeom>
+                          <a:solidFill>
+                            <a:srgbClr val="F7E9F3"/>
+                          </a:solidFill>
+                          <a:ln>
+                            <a:noFill/>
+                          </a:ln>
+                        </wps:spPr>
+                        <wps:style>
+                          <a:lnRef idx="2">
+                            <a:schemeClr val="dk1"/>
+                          </a:lnRef>
+                          <a:fillRef idx="1">
+                            <a:schemeClr val="lt1"/>
+                          </a:fillRef>
+                          <a:effectRef idx="0">
+                            <a:schemeClr val="dk1"/>
+                          </a:effectRef>
+                          <a:fontRef idx="minor">
+                            <a:schemeClr val="dk1"/>
+                          </a:fontRef>
+                        </wps:style>
+                        <wps:bodyPr rot="0" spcFirstLastPara="0" vertOverflow="overflow" horzOverflow="overflow" vert="horz" wrap="square" lIns="13716" tIns="5400" rIns="13716" bIns="5400" numCol="1" spcCol="0" rtlCol="0" fromWordArt="0" anchor="ctr" anchorCtr="0" forceAA="0" compatLnSpc="1">
+                          <a:prstTxWarp prst="textNoShape">
+                            <a:avLst/>
+                          </a:prstTxWarp>
+                          <a:noAutofit/>
+                        </wps:bodyPr>
+                      </wps:wsp>
+                      <wps:wsp>
+                        <wps:cNvPr id="13051" name="Flow 13051"/>
+                        <wps:cNvCnPr/>
+                        <wps:spPr>
+                          <a:xfrm>
+                            <a:off x="4316931" y="3954058"/>
+                            <a:ext cx="1576618" cy="1"/>
+                          </a:xfrm>
+                          <a:prstGeom prst="line">
+                            <a:avLst/>
+                          </a:prstGeom>
+                          <a:ln w="12700">
+                            <a:solidFill>
+                              <a:srgbClr val="C463B0"/>
+                            </a:solidFill>
+                          </a:ln>
+                        </wps:spPr>
+                        <wps:bodyPr/>
+                      </wps:wsp>
+                      <wps:wsp>
+                        <wps:cNvPr id="13052" name="Flow 13052"/>
+                        <wps:cNvCnPr/>
+                        <wps:spPr>
+                          <a:xfrm>
+                            <a:off x="4316931" y="4266879"/>
+                            <a:ext cx="1576618" cy="1"/>
+                          </a:xfrm>
+                          <a:prstGeom prst="line">
+                            <a:avLst/>
+                          </a:prstGeom>
+                          <a:ln w="12700">
+                            <a:solidFill>
+                              <a:srgbClr val="C463B0"/>
+                            </a:solidFill>
+                          </a:ln>
+                        </wps:spPr>
+                        <wps:bodyPr/>
+                      </wps:wsp>
+                      <wps:wsp>
+                        <wps:cNvPr id="13053" name="Flow 13053"/>
+                        <wps:cNvCnPr/>
+                        <wps:spPr>
+                          <a:xfrm>
+                            <a:off x="4316931" y="3954058"/>
+                            <a:ext cx="1" cy="312821"/>
+                          </a:xfrm>
+                          <a:prstGeom prst="line">
+                            <a:avLst/>
+                          </a:prstGeom>
+                          <a:ln w="12700">
+                            <a:solidFill>
+                              <a:srgbClr val="C463B0"/>
+                            </a:solidFill>
+                          </a:ln>
+                        </wps:spPr>
+                        <wps:bodyPr/>
+                      </wps:wsp>
+                      <wps:wsp>
+                        <wps:cNvPr id="13054" name="Shape 13054"/>
+                        <wps:cNvSpPr/>
+                        <wps:spPr>
+                          <a:xfrm>
+                            <a:off x="4341956" y="3954058"/>
+                            <a:ext cx="1514054" cy="312821"/>
+                          </a:xfrm>
+                          <a:prstGeom prst="rect">
+                            <a:avLst/>
+                          </a:prstGeom>
+                          <a:solidFill>
+                            <a:srgbClr val="F7E9F3"/>
+                          </a:solidFill>
+                          <a:ln>
+                            <a:noFill/>
+                          </a:ln>
+                        </wps:spPr>
+                        <wps:style>
+                          <a:lnRef idx="2">
+                            <a:schemeClr val="dk1"/>
+                          </a:lnRef>
+                          <a:fillRef idx="1">
+                            <a:schemeClr val="lt1"/>
+                          </a:fillRef>
+                          <a:effectRef idx="0">
+                            <a:schemeClr val="dk1"/>
+                          </a:effectRef>
+                          <a:fontRef idx="minor">
+                            <a:schemeClr val="dk1"/>
+                          </a:fontRef>
+                        </wps:style>
+                        <wps:txbx>
+                          <w:txbxContent>
+                            <w:p>
+                              <w:pPr>
+                                <w:jc w:val="center"/>
+                                <w:rPr>
+                                  <w:b/>
+                                  <w:bCs/>
+                                  <w:color w:val="6B2A67"/>
+                                  <w:sz w:val="13"/>
+                                  <w:szCs w:val="13"/>
+                                </w:rPr>
+                              </w:pPr>
+                              <w:r>
+                                <w:rPr>
+                                  <w:b/>
+                                  <w:bCs/>
+                                  <w:color w:val="6B2A67"/>
+                                  <w:sz w:val="13"/>
+                                  <w:szCs w:val="13"/>
+                                </w:rPr>
+                                <w:t>Paper booking diary</w:t>
+                              </w:r>
+                            </w:p>
+                          </w:txbxContent>
+                        </wps:txbx>
+                        <wps:bodyPr rot="0" spcFirstLastPara="0" vertOverflow="overflow" horzOverflow="overflow" vert="horz" wrap="square" lIns="13716" tIns="5400" rIns="13716" bIns="5400" numCol="1" spcCol="0" rtlCol="0" fromWordArt="0" anchor="ctr" anchorCtr="0" forceAA="0" compatLnSpc="1">
+                          <a:prstTxWarp prst="textNoShape">
+                            <a:avLst/>
+                          </a:prstTxWarp>
+                          <a:noAutofit/>
+                        </wps:bodyPr>
+                      </wps:wsp>
+                      <wps:wsp>
+                        <wps:cNvPr id="13055" name="Shape 13055"/>
+                        <wps:cNvSpPr/>
+                        <wps:spPr>
+                          <a:xfrm>
+                            <a:off x="1440850" y="164677"/>
+                            <a:ext cx="581847" cy="112616"/>
+                          </a:xfrm>
+                          <a:prstGeom prst="rect">
+                            <a:avLst/>
+                          </a:prstGeom>
+                          <a:solidFill>
+                            <a:srgbClr val="FFFFFF"/>
+                          </a:solidFill>
+                          <a:ln>
+                            <a:noFill/>
+                          </a:ln>
+                        </wps:spPr>
+                        <wps:style>
+                          <a:lnRef idx="2">
+                            <a:schemeClr val="dk1"/>
+                          </a:lnRef>
+                          <a:fillRef idx="1">
+                            <a:schemeClr val="lt1"/>
+                          </a:fillRef>
+                          <a:effectRef idx="0">
+                            <a:schemeClr val="dk1"/>
+                          </a:effectRef>
+                          <a:fontRef idx="minor">
+                            <a:schemeClr val="dk1"/>
+                          </a:fontRef>
+                        </wps:style>
+                        <wps:txbx>
+                          <w:txbxContent>
+                            <w:p>
+                              <w:pPr>
+                                <w:jc w:val="center"/>
+                                <w:rPr>
+                                  <w:color w:val="262626"/>
+                                  <w:sz w:val="11"/>
+                                  <w:szCs w:val="11"/>
+                                </w:rPr>
+                              </w:pPr>
+                              <w:r>
+                                <w:rPr>
+                                  <w:color w:val="262626"/>
+                                  <w:sz w:val="11"/>
+                                  <w:szCs w:val="11"/>
+                                </w:rPr>
+                                <w:t>booking details</w:t>
+                              </w:r>
+                            </w:p>
+                          </w:txbxContent>
+                        </wps:txbx>
+                        <wps:bodyPr rot="0" spcFirstLastPara="0" vertOverflow="overflow" horzOverflow="overflow" vert="horz" wrap="square" lIns="13716" tIns="5400" rIns="13716" bIns="5400" numCol="1" spcCol="0" rtlCol="0" fromWordArt="0" anchor="ctr" anchorCtr="0" forceAA="0" compatLnSpc="1">
+                          <a:prstTxWarp prst="textNoShape">
+                            <a:avLst/>
+                          </a:prstTxWarp>
+                          <a:noAutofit/>
+                        </wps:bodyPr>
+                      </wps:wsp>
+                      <wps:wsp>
+                        <wps:cNvPr id="13056" name="Shape 13056"/>
+                        <wps:cNvSpPr/>
+                        <wps:spPr>
+                          <a:xfrm>
+                            <a:off x="1462223" y="554767"/>
+                            <a:ext cx="548062" cy="112616"/>
+                          </a:xfrm>
+                          <a:prstGeom prst="rect">
+                            <a:avLst/>
+                          </a:prstGeom>
+                          <a:solidFill>
+                            <a:srgbClr val="FFFFFF"/>
+                          </a:solidFill>
+                          <a:ln>
+                            <a:noFill/>
+                          </a:ln>
+                        </wps:spPr>
+                        <wps:style>
+                          <a:lnRef idx="2">
+                            <a:schemeClr val="dk1"/>
+                          </a:lnRef>
+                          <a:fillRef idx="1">
+                            <a:schemeClr val="lt1"/>
+                          </a:fillRef>
+                          <a:effectRef idx="0">
+                            <a:schemeClr val="dk1"/>
+                          </a:effectRef>
+                          <a:fontRef idx="minor">
+                            <a:schemeClr val="dk1"/>
+                          </a:fontRef>
+                        </wps:style>
+                        <wps:txbx>
+                          <w:txbxContent>
+                            <w:p>
+                              <w:pPr>
+                                <w:jc w:val="center"/>
+                                <w:rPr>
+                                  <w:color w:val="262626"/>
+                                  <w:sz w:val="11"/>
+                                  <w:szCs w:val="11"/>
+                                </w:rPr>
+                              </w:pPr>
+                              <w:r>
+                                <w:rPr>
+                                  <w:color w:val="262626"/>
+                                  <w:sz w:val="11"/>
+                                  <w:szCs w:val="11"/>
+                                </w:rPr>
+                                <w:t>printed ticket</w:t>
+                              </w:r>
+                            </w:p>
+                          </w:txbxContent>
+                        </wps:txbx>
+                        <wps:bodyPr rot="0" spcFirstLastPara="0" vertOverflow="overflow" horzOverflow="overflow" vert="horz" wrap="square" lIns="13716" tIns="5400" rIns="13716" bIns="5400" numCol="1" spcCol="0" rtlCol="0" fromWordArt="0" anchor="ctr" anchorCtr="0" forceAA="0" compatLnSpc="1">
+                          <a:prstTxWarp prst="textNoShape">
+                            <a:avLst/>
+                          </a:prstTxWarp>
+                          <a:noAutofit/>
+                        </wps:bodyPr>
+                      </wps:wsp>
+                      <wps:wsp>
+                        <wps:cNvPr id="13057" name="Shape 13057"/>
+                        <wps:cNvSpPr/>
+                        <wps:spPr>
+                          <a:xfrm>
+                            <a:off x="1092699" y="734254"/>
+                            <a:ext cx="750771" cy="112616"/>
+                          </a:xfrm>
+                          <a:prstGeom prst="rect">
+                            <a:avLst/>
+                          </a:prstGeom>
+                          <a:solidFill>
+                            <a:srgbClr val="FFFFFF"/>
+                          </a:solidFill>
+                          <a:ln>
+                            <a:noFill/>
+                          </a:ln>
+                        </wps:spPr>
+                        <wps:style>
+                          <a:lnRef idx="2">
+                            <a:schemeClr val="dk1"/>
+                          </a:lnRef>
+                          <a:fillRef idx="1">
+                            <a:schemeClr val="lt1"/>
+                          </a:fillRef>
+                          <a:effectRef idx="0">
+                            <a:schemeClr val="dk1"/>
+                          </a:effectRef>
+                          <a:fontRef idx="minor">
+                            <a:schemeClr val="dk1"/>
+                          </a:fontRef>
+                        </wps:style>
+                        <wps:txbx>
+                          <w:txbxContent>
+                            <w:p>
+                              <w:pPr>
+                                <w:jc w:val="center"/>
+                                <w:rPr>
+                                  <w:color w:val="262626"/>
+                                  <w:sz w:val="11"/>
+                                  <w:szCs w:val="11"/>
+                                </w:rPr>
+                              </w:pPr>
+                              <w:r>
+                                <w:rPr>
+                                  <w:color w:val="262626"/>
+                                  <w:sz w:val="11"/>
+                                  <w:szCs w:val="11"/>
+                                </w:rPr>
+                                <w:t>food and drink order</w:t>
+                              </w:r>
+                            </w:p>
+                          </w:txbxContent>
+                        </wps:txbx>
+                        <wps:bodyPr rot="0" spcFirstLastPara="0" vertOverflow="overflow" horzOverflow="overflow" vert="horz" wrap="square" lIns="13716" tIns="5400" rIns="13716" bIns="5400" numCol="1" spcCol="0" rtlCol="0" fromWordArt="0" anchor="ctr" anchorCtr="0" forceAA="0" compatLnSpc="1">
+                          <a:prstTxWarp prst="textNoShape">
+                            <a:avLst/>
+                          </a:prstTxWarp>
+                          <a:noAutofit/>
+                        </wps:bodyPr>
+                      </wps:wsp>
+                      <wps:wsp>
+                        <wps:cNvPr id="13058" name="Shape 13058"/>
+                        <wps:cNvSpPr/>
+                        <wps:spPr>
+                          <a:xfrm>
+                            <a:off x="1374584" y="1209027"/>
+                            <a:ext cx="683201" cy="112616"/>
+                          </a:xfrm>
+                          <a:prstGeom prst="rect">
+                            <a:avLst/>
+                          </a:prstGeom>
+                          <a:solidFill>
+                            <a:srgbClr val="FFFFFF"/>
+                          </a:solidFill>
+                          <a:ln>
+                            <a:noFill/>
+                          </a:ln>
+                        </wps:spPr>
+                        <wps:style>
+                          <a:lnRef idx="2">
+                            <a:schemeClr val="dk1"/>
+                          </a:lnRef>
+                          <a:fillRef idx="1">
+                            <a:schemeClr val="lt1"/>
+                          </a:fillRef>
+                          <a:effectRef idx="0">
+                            <a:schemeClr val="dk1"/>
+                          </a:effectRef>
+                          <a:fontRef idx="minor">
+                            <a:schemeClr val="dk1"/>
+                          </a:fontRef>
+                        </wps:style>
+                        <wps:txbx>
+                          <w:txbxContent>
+                            <w:p>
+                              <w:pPr>
+                                <w:jc w:val="center"/>
+                                <w:rPr>
+                                  <w:color w:val="262626"/>
+                                  <w:sz w:val="11"/>
+                                  <w:szCs w:val="11"/>
+                                </w:rPr>
+                              </w:pPr>
+                              <w:r>
+                                <w:rPr>
+                                  <w:color w:val="262626"/>
+                                  <w:sz w:val="11"/>
+                                  <w:szCs w:val="11"/>
+                                </w:rPr>
+                                <w:t>order confirmation</w:t>
+                              </w:r>
+                            </w:p>
+                          </w:txbxContent>
+                        </wps:txbx>
+                        <wps:bodyPr rot="0" spcFirstLastPara="0" vertOverflow="overflow" horzOverflow="overflow" vert="horz" wrap="square" lIns="13716" tIns="5400" rIns="13716" bIns="5400" numCol="1" spcCol="0" rtlCol="0" fromWordArt="0" anchor="ctr" anchorCtr="0" forceAA="0" compatLnSpc="1">
+                          <a:prstTxWarp prst="textNoShape">
+                            <a:avLst/>
+                          </a:prstTxWarp>
+                          <a:noAutofit/>
+                        </wps:bodyPr>
+                      </wps:wsp>
+                      <wps:wsp>
+                        <wps:cNvPr id="13059" name="Shape 13059"/>
+                        <wps:cNvSpPr/>
+                        <wps:spPr>
+                          <a:xfrm>
+                            <a:off x="3768868" y="102348"/>
+                            <a:ext cx="548062" cy="112616"/>
+                          </a:xfrm>
+                          <a:prstGeom prst="rect">
+                            <a:avLst/>
+                          </a:prstGeom>
+                          <a:solidFill>
+                            <a:srgbClr val="FFFFFF"/>
+                          </a:solidFill>
+                          <a:ln>
+                            <a:noFill/>
+                          </a:ln>
+                        </wps:spPr>
+                        <wps:style>
+                          <a:lnRef idx="2">
+                            <a:schemeClr val="dk1"/>
+                          </a:lnRef>
+                          <a:fillRef idx="1">
+                            <a:schemeClr val="lt1"/>
+                          </a:fillRef>
+                          <a:effectRef idx="0">
+                            <a:schemeClr val="dk1"/>
+                          </a:effectRef>
+                          <a:fontRef idx="minor">
+                            <a:schemeClr val="dk1"/>
+                          </a:fontRef>
+                        </wps:style>
+                        <wps:txbx>
+                          <w:txbxContent>
+                            <w:p>
+                              <w:pPr>
+                                <w:jc w:val="center"/>
+                                <w:rPr>
+                                  <w:color w:val="262626"/>
+                                  <w:sz w:val="11"/>
+                                  <w:szCs w:val="11"/>
+                                </w:rPr>
+                              </w:pPr>
+                              <w:r>
+                                <w:rPr>
+                                  <w:color w:val="262626"/>
+                                  <w:sz w:val="11"/>
+                                  <w:szCs w:val="11"/>
+                                </w:rPr>
+                                <w:t>booking record</w:t>
+                              </w:r>
+                            </w:p>
+                          </w:txbxContent>
+                        </wps:txbx>
+                        <wps:bodyPr rot="0" spcFirstLastPara="0" vertOverflow="overflow" horzOverflow="overflow" vert="horz" wrap="square" lIns="13716" tIns="5400" rIns="13716" bIns="5400" numCol="1" spcCol="0" rtlCol="0" fromWordArt="0" anchor="ctr" anchorCtr="0" forceAA="0" compatLnSpc="1">
+                          <a:prstTxWarp prst="textNoShape">
+                            <a:avLst/>
+                          </a:prstTxWarp>
+                          <a:noAutofit/>
+                        </wps:bodyPr>
+                      </wps:wsp>
+                      <wps:wsp>
+                        <wps:cNvPr id="13060" name="Shape 13060"/>
+                        <wps:cNvSpPr/>
+                        <wps:spPr>
+                          <a:xfrm>
+                            <a:off x="3821935" y="1446998"/>
+                            <a:ext cx="480493" cy="112616"/>
+                          </a:xfrm>
+                          <a:prstGeom prst="rect">
+                            <a:avLst/>
+                          </a:prstGeom>
+                          <a:solidFill>
+                            <a:srgbClr val="FFFFFF"/>
+                          </a:solidFill>
+                          <a:ln>
+                            <a:noFill/>
+                          </a:ln>
+                        </wps:spPr>
+                        <wps:style>
+                          <a:lnRef idx="2">
+                            <a:schemeClr val="dk1"/>
+                          </a:lnRef>
+                          <a:fillRef idx="1">
+                            <a:schemeClr val="lt1"/>
+                          </a:fillRef>
+                          <a:effectRef idx="0">
+                            <a:schemeClr val="dk1"/>
+                          </a:effectRef>
+                          <a:fontRef idx="minor">
+                            <a:schemeClr val="dk1"/>
+                          </a:fontRef>
+                        </wps:style>
+                        <wps:txbx>
+                          <w:txbxContent>
+                            <w:p>
+                              <w:pPr>
+                                <w:jc w:val="center"/>
+                                <w:rPr>
+                                  <w:color w:val="262626"/>
+                                  <w:sz w:val="11"/>
+                                  <w:szCs w:val="11"/>
+                                </w:rPr>
+                              </w:pPr>
+                              <w:r>
+                                <w:rPr>
+                                  <w:color w:val="262626"/>
+                                  <w:sz w:val="11"/>
+                                  <w:szCs w:val="11"/>
+                                </w:rPr>
+                                <w:t>stock update</w:t>
+                              </w:r>
+                            </w:p>
+                          </w:txbxContent>
+                        </wps:txbx>
+                        <wps:bodyPr rot="0" spcFirstLastPara="0" vertOverflow="overflow" horzOverflow="overflow" vert="horz" wrap="square" lIns="13716" tIns="5400" rIns="13716" bIns="5400" numCol="1" spcCol="0" rtlCol="0" fromWordArt="0" anchor="ctr" anchorCtr="0" forceAA="0" compatLnSpc="1">
+                          <a:prstTxWarp prst="textNoShape">
+                            <a:avLst/>
+                          </a:prstTxWarp>
+                          <a:noAutofit/>
+                        </wps:bodyPr>
+                      </wps:wsp>
+                      <wps:wsp>
+                        <wps:cNvPr id="13061" name="Shape 13061"/>
+                        <wps:cNvSpPr/>
+                        <wps:spPr>
+                          <a:xfrm>
+                            <a:off x="1493768" y="2019703"/>
+                            <a:ext cx="480493" cy="112616"/>
+                          </a:xfrm>
+                          <a:prstGeom prst="rect">
+                            <a:avLst/>
+                          </a:prstGeom>
+                          <a:solidFill>
+                            <a:srgbClr val="FFFFFF"/>
+                          </a:solidFill>
+                          <a:ln>
+                            <a:noFill/>
+                          </a:ln>
+                        </wps:spPr>
+                        <wps:style>
+                          <a:lnRef idx="2">
+                            <a:schemeClr val="dk1"/>
+                          </a:lnRef>
+                          <a:fillRef idx="1">
+                            <a:schemeClr val="lt1"/>
+                          </a:fillRef>
+                          <a:effectRef idx="0">
+                            <a:schemeClr val="dk1"/>
+                          </a:effectRef>
+                          <a:fontRef idx="minor">
+                            <a:schemeClr val="dk1"/>
+                          </a:fontRef>
+                        </wps:style>
+                        <wps:txbx>
+                          <w:txbxContent>
+                            <w:p>
+                              <w:pPr>
+                                <w:jc w:val="center"/>
+                                <w:rPr>
+                                  <w:color w:val="262626"/>
+                                  <w:sz w:val="11"/>
+                                  <w:szCs w:val="11"/>
+                                </w:rPr>
+                              </w:pPr>
+                              <w:r>
+                                <w:rPr>
+                                  <w:color w:val="262626"/>
+                                  <w:sz w:val="11"/>
+                                  <w:szCs w:val="11"/>
+                                </w:rPr>
+                                <w:t>seat enquiry</w:t>
+                              </w:r>
+                            </w:p>
+                          </w:txbxContent>
+                        </wps:txbx>
+                        <wps:bodyPr rot="0" spcFirstLastPara="0" vertOverflow="overflow" horzOverflow="overflow" vert="horz" wrap="square" lIns="13716" tIns="5400" rIns="13716" bIns="5400" numCol="1" spcCol="0" rtlCol="0" fromWordArt="0" anchor="ctr" anchorCtr="0" forceAA="0" compatLnSpc="1">
+                          <a:prstTxWarp prst="textNoShape">
+                            <a:avLst/>
+                          </a:prstTxWarp>
+                          <a:noAutofit/>
+                        </wps:bodyPr>
+                      </wps:wsp>
+                      <wps:wsp>
+                        <wps:cNvPr id="13062" name="Shape 13062"/>
+                        <wps:cNvSpPr/>
+                        <wps:spPr>
+                          <a:xfrm>
+                            <a:off x="1848153" y="2509627"/>
+                            <a:ext cx="581847" cy="112616"/>
+                          </a:xfrm>
+                          <a:prstGeom prst="rect">
+                            <a:avLst/>
+                          </a:prstGeom>
+                          <a:solidFill>
+                            <a:srgbClr val="FFFFFF"/>
+                          </a:solidFill>
+                          <a:ln>
+                            <a:noFill/>
+                          </a:ln>
+                        </wps:spPr>
+                        <wps:style>
+                          <a:lnRef idx="2">
+                            <a:schemeClr val="dk1"/>
+                          </a:lnRef>
+                          <a:fillRef idx="1">
+                            <a:schemeClr val="lt1"/>
+                          </a:fillRef>
+                          <a:effectRef idx="0">
+                            <a:schemeClr val="dk1"/>
+                          </a:effectRef>
+                          <a:fontRef idx="minor">
+                            <a:schemeClr val="dk1"/>
+                          </a:fontRef>
+                        </wps:style>
+                        <wps:txbx>
+                          <w:txbxContent>
+                            <w:p>
+                              <w:pPr>
+                                <w:jc w:val="center"/>
+                                <w:rPr>
+                                  <w:color w:val="262626"/>
+                                  <w:sz w:val="11"/>
+                                  <w:szCs w:val="11"/>
+                                </w:rPr>
+                              </w:pPr>
+                              <w:r>
+                                <w:rPr>
+                                  <w:color w:val="262626"/>
+                                  <w:sz w:val="11"/>
+                                  <w:szCs w:val="11"/>
+                                </w:rPr>
+                                <w:t>available seats</w:t>
+                              </w:r>
+                            </w:p>
+                          </w:txbxContent>
+                        </wps:txbx>
+                        <wps:bodyPr rot="0" spcFirstLastPara="0" vertOverflow="overflow" horzOverflow="overflow" vert="horz" wrap="square" lIns="13716" tIns="5400" rIns="13716" bIns="5400" numCol="1" spcCol="0" rtlCol="0" fromWordArt="0" anchor="ctr" anchorCtr="0" forceAA="0" compatLnSpc="1">
+                          <a:prstTxWarp prst="textNoShape">
+                            <a:avLst/>
+                          </a:prstTxWarp>
+                          <a:noAutofit/>
+                        </wps:bodyPr>
+                      </wps:wsp>
+                      <wps:wsp>
+                        <wps:cNvPr id="13063" name="Shape 13063"/>
+                        <wps:cNvSpPr/>
+                        <wps:spPr>
+                          <a:xfrm>
+                            <a:off x="1414808" y="3437497"/>
+                            <a:ext cx="480493" cy="112616"/>
+                          </a:xfrm>
+                          <a:prstGeom prst="rect">
+                            <a:avLst/>
+                          </a:prstGeom>
+                          <a:solidFill>
+                            <a:srgbClr val="FFFFFF"/>
+                          </a:solidFill>
+                          <a:ln>
+                            <a:noFill/>
+                          </a:ln>
+                        </wps:spPr>
+                        <wps:style>
+                          <a:lnRef idx="2">
+                            <a:schemeClr val="dk1"/>
+                          </a:lnRef>
+                          <a:fillRef idx="1">
+                            <a:schemeClr val="lt1"/>
+                          </a:fillRef>
+                          <a:effectRef idx="0">
+                            <a:schemeClr val="dk1"/>
+                          </a:effectRef>
+                          <a:fontRef idx="minor">
+                            <a:schemeClr val="dk1"/>
+                          </a:fontRef>
+                        </wps:style>
+                        <wps:txbx>
+                          <w:txbxContent>
+                            <w:p>
+                              <w:pPr>
+                                <w:jc w:val="center"/>
+                                <w:rPr>
+                                  <w:color w:val="262626"/>
+                                  <w:sz w:val="11"/>
+                                  <w:szCs w:val="11"/>
+                                </w:rPr>
+                              </w:pPr>
+                              <w:r>
+                                <w:rPr>
+                                  <w:color w:val="262626"/>
+                                  <w:sz w:val="11"/>
+                                  <w:szCs w:val="11"/>
+                                </w:rPr>
+                                <w:t>rota details</w:t>
+                              </w:r>
+                            </w:p>
+                          </w:txbxContent>
+                        </wps:txbx>
+                        <wps:bodyPr rot="0" spcFirstLastPara="0" vertOverflow="overflow" horzOverflow="overflow" vert="horz" wrap="square" lIns="13716" tIns="5400" rIns="13716" bIns="5400" numCol="1" spcCol="0" rtlCol="0" fromWordArt="0" anchor="ctr" anchorCtr="0" forceAA="0" compatLnSpc="1">
+                          <a:prstTxWarp prst="textNoShape">
+                            <a:avLst/>
+                          </a:prstTxWarp>
+                          <a:noAutofit/>
+                        </wps:bodyPr>
+                      </wps:wsp>
+                      <wps:wsp>
+                        <wps:cNvPr id="13064" name="Shape 13064"/>
+                        <wps:cNvSpPr/>
+                        <wps:spPr>
+                          <a:xfrm>
+                            <a:off x="1608575" y="3827688"/>
+                            <a:ext cx="548062" cy="112616"/>
+                          </a:xfrm>
+                          <a:prstGeom prst="rect">
+                            <a:avLst/>
+                          </a:prstGeom>
+                          <a:solidFill>
+                            <a:srgbClr val="FFFFFF"/>
+                          </a:solidFill>
+                          <a:ln>
+                            <a:noFill/>
+                          </a:ln>
+                        </wps:spPr>
+                        <wps:style>
+                          <a:lnRef idx="2">
+                            <a:schemeClr val="dk1"/>
+                          </a:lnRef>
+                          <a:fillRef idx="1">
+                            <a:schemeClr val="lt1"/>
+                          </a:fillRef>
+                          <a:effectRef idx="0">
+                            <a:schemeClr val="dk1"/>
+                          </a:effectRef>
+                          <a:fontRef idx="minor">
+                            <a:schemeClr val="dk1"/>
+                          </a:fontRef>
+                        </wps:style>
+                        <wps:txbx>
+                          <w:txbxContent>
+                            <w:p>
+                              <w:pPr>
+                                <w:jc w:val="center"/>
+                                <w:rPr>
+                                  <w:color w:val="262626"/>
+                                  <w:sz w:val="11"/>
+                                  <w:szCs w:val="11"/>
+                                </w:rPr>
+                              </w:pPr>
+                              <w:r>
+                                <w:rPr>
+                                  <w:color w:val="262626"/>
+                                  <w:sz w:val="11"/>
+                                  <w:szCs w:val="11"/>
+                                </w:rPr>
+                                <w:t>report request</w:t>
+                              </w:r>
+                            </w:p>
+                          </w:txbxContent>
+                        </wps:txbx>
+                        <wps:bodyPr rot="0" spcFirstLastPara="0" vertOverflow="overflow" horzOverflow="overflow" vert="horz" wrap="square" lIns="13716" tIns="5400" rIns="13716" bIns="5400" numCol="1" spcCol="0" rtlCol="0" fromWordArt="0" anchor="ctr" anchorCtr="0" forceAA="0" compatLnSpc="1">
+                          <a:prstTxWarp prst="textNoShape">
+                            <a:avLst/>
+                          </a:prstTxWarp>
+                          <a:noAutofit/>
+                        </wps:bodyPr>
+                      </wps:wsp>
+                      <wps:wsp>
+                        <wps:cNvPr id="13065" name="Shape 13065"/>
+                        <wps:cNvSpPr/>
+                        <wps:spPr>
+                          <a:xfrm>
+                            <a:off x="1550816" y="4053630"/>
+                            <a:ext cx="514278" cy="112616"/>
+                          </a:xfrm>
+                          <a:prstGeom prst="rect">
+                            <a:avLst/>
+                          </a:prstGeom>
+                          <a:solidFill>
+                            <a:srgbClr val="FFFFFF"/>
+                          </a:solidFill>
+                          <a:ln>
+                            <a:noFill/>
+                          </a:ln>
+                        </wps:spPr>
+                        <wps:style>
+                          <a:lnRef idx="2">
+                            <a:schemeClr val="dk1"/>
+                          </a:lnRef>
+                          <a:fillRef idx="1">
+                            <a:schemeClr val="lt1"/>
+                          </a:fillRef>
+                          <a:effectRef idx="0">
+                            <a:schemeClr val="dk1"/>
+                          </a:effectRef>
+                          <a:fontRef idx="minor">
+                            <a:schemeClr val="dk1"/>
+                          </a:fontRef>
+                        </wps:style>
+                        <wps:txbx>
+                          <w:txbxContent>
+                            <w:p>
+                              <w:pPr>
+                                <w:jc w:val="center"/>
+                                <w:rPr>
+                                  <w:color w:val="262626"/>
+                                  <w:sz w:val="11"/>
+                                  <w:szCs w:val="11"/>
+                                </w:rPr>
+                              </w:pPr>
+                              <w:r>
+                                <w:rPr>
+                                  <w:color w:val="262626"/>
+                                  <w:sz w:val="11"/>
+                                  <w:szCs w:val="11"/>
+                                </w:rPr>
+                                <w:t>sales summary</w:t>
+                              </w:r>
+                            </w:p>
+                          </w:txbxContent>
+                        </wps:txbx>
+                        <wps:bodyPr rot="0" spcFirstLastPara="0" vertOverflow="overflow" horzOverflow="overflow" vert="horz" wrap="square" lIns="13716" tIns="5400" rIns="13716" bIns="5400" numCol="1" spcCol="0" rtlCol="0" fromWordArt="0" anchor="ctr" anchorCtr="0" forceAA="0" compatLnSpc="1">
+                          <a:prstTxWarp prst="textNoShape">
+                            <a:avLst/>
+                          </a:prstTxWarp>
+                          <a:noAutofit/>
+                        </wps:bodyPr>
+                      </wps:wsp>
+                      <wps:wsp>
+                        <wps:cNvPr id="13066" name="Shape 13066"/>
+                        <wps:cNvSpPr/>
+                        <wps:spPr>
+                          <a:xfrm>
+                            <a:off x="3813914" y="3078159"/>
+                            <a:ext cx="480493" cy="112616"/>
+                          </a:xfrm>
+                          <a:prstGeom prst="rect">
+                            <a:avLst/>
+                          </a:prstGeom>
+                          <a:solidFill>
+                            <a:srgbClr val="FFFFFF"/>
+                          </a:solidFill>
+                          <a:ln>
+                            <a:noFill/>
+                          </a:ln>
+                        </wps:spPr>
+                        <wps:style>
+                          <a:lnRef idx="2">
+                            <a:schemeClr val="dk1"/>
+                          </a:lnRef>
+                          <a:fillRef idx="1">
+                            <a:schemeClr val="lt1"/>
+                          </a:fillRef>
+                          <a:effectRef idx="0">
+                            <a:schemeClr val="dk1"/>
+                          </a:effectRef>
+                          <a:fontRef idx="minor">
+                            <a:schemeClr val="dk1"/>
+                          </a:fontRef>
+                        </wps:style>
+                        <wps:txbx>
+                          <w:txbxContent>
+                            <w:p>
+                              <w:pPr>
+                                <w:jc w:val="center"/>
+                                <w:rPr>
+                                  <w:color w:val="262626"/>
+                                  <w:sz w:val="11"/>
+                                  <w:szCs w:val="11"/>
+                                </w:rPr>
+                              </w:pPr>
+                              <w:r>
+                                <w:rPr>
+                                  <w:color w:val="262626"/>
+                                  <w:sz w:val="11"/>
+                                  <w:szCs w:val="11"/>
+                                </w:rPr>
+                                <w:t>updated rota</w:t>
+                              </w:r>
+                            </w:p>
+                          </w:txbxContent>
+                        </wps:txbx>
+                        <wps:bodyPr rot="0" spcFirstLastPara="0" vertOverflow="overflow" horzOverflow="overflow" vert="horz" wrap="square" lIns="13716" tIns="5400" rIns="13716" bIns="5400" numCol="1" spcCol="0" rtlCol="0" fromWordArt="0" anchor="ctr" anchorCtr="0" forceAA="0" compatLnSpc="1">
+                          <a:prstTxWarp prst="textNoShape">
+                            <a:avLst/>
+                          </a:prstTxWarp>
+                          <a:noAutofit/>
+                        </wps:bodyPr>
+                      </wps:wsp>
+                      <wps:wsp>
+                        <wps:cNvPr id="13067" name="Shape 13067"/>
+                        <wps:cNvSpPr/>
+                        <wps:spPr>
+                          <a:xfrm>
+                            <a:off x="3813914" y="3954058"/>
+                            <a:ext cx="480493" cy="112616"/>
+                          </a:xfrm>
+                          <a:prstGeom prst="rect">
+                            <a:avLst/>
+                          </a:prstGeom>
+                          <a:solidFill>
+                            <a:srgbClr val="FFFFFF"/>
+                          </a:solidFill>
+                          <a:ln>
+                            <a:noFill/>
+                          </a:ln>
+                        </wps:spPr>
+                        <wps:style>
+                          <a:lnRef idx="2">
+                            <a:schemeClr val="dk1"/>
+                          </a:lnRef>
+                          <a:fillRef idx="1">
+                            <a:schemeClr val="lt1"/>
+                          </a:fillRef>
+                          <a:effectRef idx="0">
+                            <a:schemeClr val="dk1"/>
+                          </a:effectRef>
+                          <a:fontRef idx="minor">
+                            <a:schemeClr val="dk1"/>
+                          </a:fontRef>
+                        </wps:style>
+                        <wps:txbx>
+                          <w:txbxContent>
+                            <w:p>
+                              <w:pPr>
+                                <w:jc w:val="center"/>
+                                <w:rPr>
+                                  <w:color w:val="262626"/>
+                                  <w:sz w:val="11"/>
+                                  <w:szCs w:val="11"/>
+                                </w:rPr>
+                              </w:pPr>
+                              <w:r>
+                                <w:rPr>
+                                  <w:color w:val="262626"/>
+                                  <w:sz w:val="11"/>
+                                  <w:szCs w:val="11"/>
+                                </w:rPr>
+                                <w:t>booking data</w:t>
+                              </w:r>
+                            </w:p>
+                          </w:txbxContent>
+                        </wps:txbx>
+                        <wps:bodyPr rot="0" spcFirstLastPara="0" vertOverflow="overflow" horzOverflow="overflow" vert="horz" wrap="square" lIns="13716" tIns="5400" rIns="13716" bIns="5400" numCol="1" spcCol="0" rtlCol="0" fromWordArt="0" anchor="ctr" anchorCtr="0" forceAA="0" compatLnSpc="1">
+                          <a:prstTxWarp prst="textNoShape">
+                            <a:avLst/>
+                          </a:prstTxWarp>
+                          <a:noAutofit/>
+                        </wps:bodyPr>
+                      </wps:wsp>
+                      <wps:wsp>
+                        <wps:cNvPr id="13068" name="Shape 13068"/>
+                        <wps:cNvSpPr/>
+                        <wps:spPr>
+                          <a:xfrm>
+                            <a:off x="4164065" y="679062"/>
+                            <a:ext cx="514278" cy="112616"/>
+                          </a:xfrm>
+                          <a:prstGeom prst="rect">
+                            <a:avLst/>
+                          </a:prstGeom>
+                          <a:solidFill>
+                            <a:srgbClr val="FFFFFF"/>
+                          </a:solidFill>
+                          <a:ln>
+                            <a:noFill/>
+                          </a:ln>
+                        </wps:spPr>
+                        <wps:style>
+                          <a:lnRef idx="2">
+                            <a:schemeClr val="dk1"/>
+                          </a:lnRef>
+                          <a:fillRef idx="1">
+                            <a:schemeClr val="lt1"/>
+                          </a:fillRef>
+                          <a:effectRef idx="0">
+                            <a:schemeClr val="dk1"/>
+                          </a:effectRef>
+                          <a:fontRef idx="minor">
+                            <a:schemeClr val="dk1"/>
+                          </a:fontRef>
+                        </wps:style>
+                        <wps:txbx>
+                          <w:txbxContent>
+                            <w:p>
+                              <w:pPr>
+                                <w:jc w:val="center"/>
+                                <w:rPr>
+                                  <w:color w:val="262626"/>
+                                  <w:sz w:val="11"/>
+                                  <w:szCs w:val="11"/>
+                                </w:rPr>
+                              </w:pPr>
+                              <w:r>
+                                <w:rPr>
+                                  <w:color w:val="262626"/>
+                                  <w:sz w:val="11"/>
+                                  <w:szCs w:val="11"/>
+                                </w:rPr>
+                                <w:t>bookings read</w:t>
+                              </w:r>
+                            </w:p>
+                          </w:txbxContent>
+                        </wps:txbx>
+                        <wps:bodyPr rot="0" spcFirstLastPara="0" vertOverflow="overflow" horzOverflow="overflow" vert="horz" wrap="square" lIns="13716" tIns="5400" rIns="13716" bIns="5400" numCol="1" spcCol="0" rtlCol="0" fromWordArt="0" anchor="ctr" anchorCtr="0" forceAA="0" compatLnSpc="1">
+                          <a:prstTxWarp prst="textNoShape">
+                            <a:avLst/>
+                          </a:prstTxWarp>
+                          <a:noAutofit/>
+                        </wps:bodyPr>
+                      </wps:wsp>
+                      <wps:wsp>
+                        <wps:cNvPr id="13069" name="Shape 13069"/>
+                        <wps:cNvSpPr/>
+                        <wps:spPr>
+                          <a:xfrm>
+                            <a:off x="1564105" y="3069656"/>
+                            <a:ext cx="548062" cy="112616"/>
+                          </a:xfrm>
+                          <a:prstGeom prst="rect">
+                            <a:avLst/>
+                          </a:prstGeom>
+                          <a:solidFill>
+                            <a:srgbClr val="FFFFFF"/>
+                          </a:solidFill>
+                          <a:ln>
+                            <a:noFill/>
+                          </a:ln>
+                        </wps:spPr>
+                        <wps:style>
+                          <a:lnRef idx="2">
+                            <a:schemeClr val="dk1"/>
+                          </a:lnRef>
+                          <a:fillRef idx="1">
+                            <a:schemeClr val="lt1"/>
+                          </a:fillRef>
+                          <a:effectRef idx="0">
+                            <a:schemeClr val="dk1"/>
+                          </a:effectRef>
+                          <a:fontRef idx="minor">
+                            <a:schemeClr val="dk1"/>
+                          </a:fontRef>
+                        </wps:style>
+                        <wps:txbx>
+                          <w:txbxContent>
+                            <w:p>
+                              <w:pPr>
+                                <w:jc w:val="center"/>
+                                <w:rPr>
+                                  <w:color w:val="262626"/>
+                                  <w:sz w:val="11"/>
+                                  <w:szCs w:val="11"/>
+                                </w:rPr>
+                              </w:pPr>
+                              <w:r>
+                                <w:rPr>
+                                  <w:color w:val="262626"/>
+                                  <w:sz w:val="11"/>
+                                  <w:szCs w:val="11"/>
+                                </w:rPr>
+                                <w:t>published rota</w:t>
+                              </w:r>
+                            </w:p>
+                          </w:txbxContent>
+                        </wps:txbx>
+                        <wps:bodyPr rot="0" spcFirstLastPara="0" vertOverflow="overflow" horzOverflow="overflow" vert="horz" wrap="square" lIns="13716" tIns="5400" rIns="13716" bIns="5400" numCol="1" spcCol="0" rtlCol="0" fromWordArt="0" anchor="ctr" anchorCtr="0" forceAA="0" compatLnSpc="1">
+                          <a:prstTxWarp prst="textNoShape">
+                            <a:avLst/>
+                          </a:prstTxWarp>
+                          <a:noAutofit/>
+                        </wps:bodyPr>
+                      </wps:wsp>
+                      <wps:wsp>
+                        <wps:cNvPr id="13070" name="Shape 13070"/>
+                        <wps:cNvSpPr/>
+                        <wps:spPr>
+                          <a:xfrm>
+                            <a:off x="212718" y="4479597"/>
+                            <a:ext cx="150154" cy="112616"/>
+                          </a:xfrm>
+                          <a:prstGeom prst="rect">
+                            <a:avLst/>
+                          </a:prstGeom>
+                          <a:solidFill>
+                            <a:srgbClr val="A02B93"/>
+                          </a:solidFill>
+                          <a:ln w="6350">
+                            <a:solidFill>
+                              <a:srgbClr val="A02B93"/>
+                            </a:solidFill>
+                          </a:ln>
+                        </wps:spPr>
+                        <wps:style>
+                          <a:lnRef idx="2">
+                            <a:schemeClr val="dk1"/>
+                          </a:lnRef>
+                          <a:fillRef idx="1">
+                            <a:schemeClr val="lt1"/>
+                          </a:fillRef>
+                          <a:effectRef idx="0">
+                            <a:schemeClr val="dk1"/>
+                          </a:effectRef>
+                          <a:fontRef idx="minor">
+                            <a:schemeClr val="dk1"/>
+                          </a:fontRef>
+                        </wps:style>
+                        <wps:bodyPr rot="0" spcFirstLastPara="0" vertOverflow="overflow" horzOverflow="overflow" vert="horz" wrap="square" lIns="13716" tIns="5400" rIns="13716" bIns="5400" numCol="1" spcCol="0" rtlCol="0" fromWordArt="0" anchor="ctr" anchorCtr="0" forceAA="0" compatLnSpc="1">
+                          <a:prstTxWarp prst="textNoShape">
+                            <a:avLst/>
+                          </a:prstTxWarp>
+                          <a:noAutofit/>
+                        </wps:bodyPr>
+                      </wps:wsp>
+                      <wps:wsp>
+                        <wps:cNvPr id="13071" name="Shape 13071"/>
+                        <wps:cNvSpPr/>
+                        <wps:spPr>
+                          <a:xfrm>
+                            <a:off x="400411" y="4473341"/>
+                            <a:ext cx="1001027" cy="125128"/>
+                          </a:xfrm>
+                          <a:prstGeom prst="rect">
+                            <a:avLst/>
+                          </a:prstGeom>
+                          <a:solidFill>
+                            <a:srgbClr val="FFFFFF"/>
+                          </a:solidFill>
+                          <a:ln>
+                            <a:noFill/>
+                          </a:ln>
+                        </wps:spPr>
+                        <wps:style>
+                          <a:lnRef idx="2">
+                            <a:schemeClr val="dk1"/>
+                          </a:lnRef>
+                          <a:fillRef idx="1">
+                            <a:schemeClr val="lt1"/>
+                          </a:fillRef>
+                          <a:effectRef idx="0">
+                            <a:schemeClr val="dk1"/>
+                          </a:effectRef>
+                          <a:fontRef idx="minor">
+                            <a:schemeClr val="dk1"/>
+                          </a:fontRef>
+                        </wps:style>
+                        <wps:txbx>
+                          <w:txbxContent>
+                            <w:p>
+                              <w:pPr>
+                                <w:rPr>
+                                  <w:color w:val="262626"/>
+                                  <w:sz w:val="12"/>
+                                  <w:szCs w:val="12"/>
+                                </w:rPr>
+                              </w:pPr>
+                              <w:r>
+                                <w:rPr>
+                                  <w:color w:val="262626"/>
+                                  <w:sz w:val="12"/>
+                                  <w:szCs w:val="12"/>
+                                </w:rPr>
+                                <w:t>External entity</w:t>
+                              </w:r>
+                            </w:p>
+                          </w:txbxContent>
+                        </wps:txbx>
+                        <wps:bodyPr rot="0" spcFirstLastPara="0" vertOverflow="overflow" horzOverflow="overflow" vert="horz" wrap="square" lIns="13716" tIns="5400" rIns="13716" bIns="5400" numCol="1" spcCol="0" rtlCol="0" fromWordArt="0" anchor="ctr" anchorCtr="0" forceAA="0" compatLnSpc="1">
+                          <a:prstTxWarp prst="textNoShape">
+                            <a:avLst/>
+                          </a:prstTxWarp>
+                          <a:noAutofit/>
+                        </wps:bodyPr>
+                      </wps:wsp>
+                      <wps:wsp>
+                        <wps:cNvPr id="13072" name="Shape 13072"/>
+                        <wps:cNvSpPr/>
+                        <wps:spPr>
+                          <a:xfrm>
+                            <a:off x="1564105" y="4479597"/>
+                            <a:ext cx="150154" cy="112616"/>
+                          </a:xfrm>
+                          <a:prstGeom prst="roundRect">
+                            <a:avLst>
+                              <a:gd name="adj" fmla="val 18000"/>
+                            </a:avLst>
+                          </a:prstGeom>
+                          <a:solidFill>
+                            <a:srgbClr val="F2CEED"/>
+                          </a:solidFill>
+                          <a:ln w="6350">
+                            <a:solidFill>
+                              <a:srgbClr val="A02B93"/>
+                            </a:solidFill>
+                          </a:ln>
+                        </wps:spPr>
+                        <wps:style>
+                          <a:lnRef idx="2">
+                            <a:schemeClr val="dk1"/>
+                          </a:lnRef>
+                          <a:fillRef idx="1">
+                            <a:schemeClr val="lt1"/>
+                          </a:fillRef>
+                          <a:effectRef idx="0">
+                            <a:schemeClr val="dk1"/>
+                          </a:effectRef>
+                          <a:fontRef idx="minor">
+                            <a:schemeClr val="dk1"/>
+                          </a:fontRef>
+                        </wps:style>
+                        <wps:bodyPr rot="0" spcFirstLastPara="0" vertOverflow="overflow" horzOverflow="overflow" vert="horz" wrap="square" lIns="13716" tIns="5400" rIns="13716" bIns="5400" numCol="1" spcCol="0" rtlCol="0" fromWordArt="0" anchor="ctr" anchorCtr="0" forceAA="0" compatLnSpc="1">
+                          <a:prstTxWarp prst="textNoShape">
+                            <a:avLst/>
+                          </a:prstTxWarp>
+                          <a:noAutofit/>
+                        </wps:bodyPr>
+                      </wps:wsp>
+                      <wps:wsp>
+                        <wps:cNvPr id="13073" name="Shape 13073"/>
+                        <wps:cNvSpPr/>
+                        <wps:spPr>
+                          <a:xfrm>
+                            <a:off x="1751798" y="4473341"/>
+                            <a:ext cx="750771" cy="125128"/>
+                          </a:xfrm>
+                          <a:prstGeom prst="rect">
+                            <a:avLst/>
+                          </a:prstGeom>
+                          <a:solidFill>
+                            <a:srgbClr val="FFFFFF"/>
+                          </a:solidFill>
+                          <a:ln>
+                            <a:noFill/>
+                          </a:ln>
+                        </wps:spPr>
+                        <wps:style>
+                          <a:lnRef idx="2">
+                            <a:schemeClr val="dk1"/>
+                          </a:lnRef>
+                          <a:fillRef idx="1">
+                            <a:schemeClr val="lt1"/>
+                          </a:fillRef>
+                          <a:effectRef idx="0">
+                            <a:schemeClr val="dk1"/>
+                          </a:effectRef>
+                          <a:fontRef idx="minor">
+                            <a:schemeClr val="dk1"/>
+                          </a:fontRef>
+                        </wps:style>
+                        <wps:txbx>
+                          <w:txbxContent>
+                            <w:p>
+                              <w:pPr>
+                                <w:rPr>
+                                  <w:color w:val="262626"/>
+                                  <w:sz w:val="12"/>
+                                  <w:szCs w:val="12"/>
+                                </w:rPr>
+                              </w:pPr>
+                              <w:r>
+                                <w:rPr>
+                                  <w:color w:val="262626"/>
+                                  <w:sz w:val="12"/>
+                                  <w:szCs w:val="12"/>
+                                </w:rPr>
+                                <w:t>Process</w:t>
+                              </w:r>
+                            </w:p>
+                          </w:txbxContent>
+                        </wps:txbx>
+                        <wps:bodyPr rot="0" spcFirstLastPara="0" vertOverflow="overflow" horzOverflow="overflow" vert="horz" wrap="square" lIns="13716" tIns="5400" rIns="13716" bIns="5400" numCol="1" spcCol="0" rtlCol="0" fromWordArt="0" anchor="ctr" anchorCtr="0" forceAA="0" compatLnSpc="1">
+                          <a:prstTxWarp prst="textNoShape">
+                            <a:avLst/>
+                          </a:prstTxWarp>
+                          <a:noAutofit/>
+                        </wps:bodyPr>
+                      </wps:wsp>
+                      <wps:wsp>
+                        <wps:cNvPr id="13074" name="Shape 13074"/>
+                        <wps:cNvSpPr/>
+                        <wps:spPr>
+                          <a:xfrm>
+                            <a:off x="2627697" y="4479597"/>
+                            <a:ext cx="150154" cy="112616"/>
+                          </a:xfrm>
+                          <a:prstGeom prst="rect">
+                            <a:avLst/>
+                          </a:prstGeom>
+                          <a:solidFill>
+                            <a:srgbClr val="F7E9F3"/>
+                          </a:solidFill>
+                          <a:ln w="6350">
+                            <a:solidFill>
+                              <a:srgbClr val="C463B0"/>
+                            </a:solidFill>
+                          </a:ln>
+                        </wps:spPr>
+                        <wps:style>
+                          <a:lnRef idx="2">
+                            <a:schemeClr val="dk1"/>
+                          </a:lnRef>
+                          <a:fillRef idx="1">
+                            <a:schemeClr val="lt1"/>
+                          </a:fillRef>
+                          <a:effectRef idx="0">
+                            <a:schemeClr val="dk1"/>
+                          </a:effectRef>
+                          <a:fontRef idx="minor">
+                            <a:schemeClr val="dk1"/>
+                          </a:fontRef>
+                        </wps:style>
+                        <wps:bodyPr rot="0" spcFirstLastPara="0" vertOverflow="overflow" horzOverflow="overflow" vert="horz" wrap="square" lIns="13716" tIns="5400" rIns="13716" bIns="5400" numCol="1" spcCol="0" rtlCol="0" fromWordArt="0" anchor="ctr" anchorCtr="0" forceAA="0" compatLnSpc="1">
+                          <a:prstTxWarp prst="textNoShape">
+                            <a:avLst/>
+                          </a:prstTxWarp>
+                          <a:noAutofit/>
+                        </wps:bodyPr>
+                      </wps:wsp>
+                      <wps:wsp>
+                        <wps:cNvPr id="13075" name="Shape 13075"/>
+                        <wps:cNvSpPr/>
+                        <wps:spPr>
+                          <a:xfrm>
+                            <a:off x="2815389" y="4473341"/>
+                            <a:ext cx="875899" cy="125128"/>
+                          </a:xfrm>
+                          <a:prstGeom prst="rect">
+                            <a:avLst/>
+                          </a:prstGeom>
+                          <a:solidFill>
+                            <a:srgbClr val="FFFFFF"/>
+                          </a:solidFill>
+                          <a:ln>
+                            <a:noFill/>
+                          </a:ln>
+                        </wps:spPr>
+                        <wps:style>
+                          <a:lnRef idx="2">
+                            <a:schemeClr val="dk1"/>
+                          </a:lnRef>
+                          <a:fillRef idx="1">
+                            <a:schemeClr val="lt1"/>
+                          </a:fillRef>
+                          <a:effectRef idx="0">
+                            <a:schemeClr val="dk1"/>
+                          </a:effectRef>
+                          <a:fontRef idx="minor">
+                            <a:schemeClr val="dk1"/>
+                          </a:fontRef>
+                        </wps:style>
+                        <wps:txbx>
+                          <w:txbxContent>
+                            <w:p>
+                              <w:pPr>
+                                <w:rPr>
+                                  <w:color w:val="262626"/>
+                                  <w:sz w:val="12"/>
+                                  <w:szCs w:val="12"/>
+                                </w:rPr>
+                              </w:pPr>
+                              <w:r>
+                                <w:rPr>
+                                  <w:color w:val="262626"/>
+                                  <w:sz w:val="12"/>
+                                  <w:szCs w:val="12"/>
+                                </w:rPr>
+                                <w:t>Data store</w:t>
+                              </w:r>
+                            </w:p>
+                          </w:txbxContent>
+                        </wps:txbx>
+                        <wps:bodyPr rot="0" spcFirstLastPara="0" vertOverflow="overflow" horzOverflow="overflow" vert="horz" wrap="square" lIns="13716" tIns="5400" rIns="13716" bIns="5400" numCol="1" spcCol="0" rtlCol="0" fromWordArt="0" anchor="ctr" anchorCtr="0" forceAA="0" compatLnSpc="1">
+                          <a:prstTxWarp prst="textNoShape">
+                            <a:avLst/>
+                          </a:prstTxWarp>
+                          <a:noAutofit/>
+                        </wps:bodyPr>
+                      </wps:wsp>
+                    </wpc:wpc>
+                  </a:graphicData>
+                </a:graphic>
+              </wp:inline>
+            </w:drawing>
+          </mc:Choice>
+          <mc:Fallback>
+            <w:pict>
+              <v:group w14:anchorId="0FC30938" id="Canvas" o:spid="_x0000_s1026" editas="canvas" style="width:468pt;height:370.45pt;mso-position-horizontal-relative:char;mso-position-vertical-relative:line" coordsize="59436,47047" o:gfxdata="UEsDBBQABgAIAAAAIQC2gziS/gAAAOEBAAATAAAAW0NvbnRlbnRfVHlwZXNdLnhtbJSRQU7DMBBF&#10;90jcwfIWJU67QAgl6YK0S0CoHGBkTxKLZGx5TGhvj5O2G0SRWNoz/78nu9wcxkFMGNg6quQqL6RA&#10;0s5Y6ir5vt9lD1JwBDIwOMJKHpHlpr69KfdHjyxSmriSfYz+USnWPY7AufNIadK6MEJMx9ApD/oD&#10;OlTrorhX2lFEilmcO2RdNtjC5xDF9pCuTyYBB5bi6bQ4syoJ3g9WQ0ymaiLzg5KdCXlKLjvcW893&#10;SUOqXwnz5DrgnHtJTxOsQfEKIT7DmDSUCaxw7Rqn8787ZsmRM9e2VmPeBN4uqYvTtW7jvijg9N/y&#10;JsXecLq0q+WD6m8AAAD//wMAUEsDBBQABgAIAAAAIQA4/SH/1gAAAJQBAAALAAAAX3JlbHMvLnJl&#10;bHOkkMFqwzAMhu+DvYPRfXGawxijTi+j0GvpHsDYimMaW0Yy2fr2M4PBMnrbUb/Q94l/f/hMi1qR&#10;JVI2sOt6UJgd+ZiDgffL8ekFlFSbvV0oo4EbChzGx4f9GRdb25HMsYhqlCwG5lrLq9biZkxWOiqY&#10;22YiTra2kYMu1l1tQD30/bPm3wwYN0x18gb45AdQl1tp5j/sFB2T0FQ7R0nTNEV3j6o9feQzro1i&#10;OWA14Fm+Q8a1a8+Bvu/d/dMb2JY5uiPbhG/ktn4cqGU/er3pcvwCAAD//wMAUEsDBBQABgAIAAAA&#10;IQBfqq2z3w4AAH7gAAAOAAAAZHJzL2Uyb0RvYy54bWzsXWtzo0YW/b5V+x8ovu+Y7uYlVzQpxzPO&#10;pmoqmZrJ7nzGErKVRaAAfkx+/Z7uhgYJPZDHsSXmJlUeCRBCXM7tc+89ffuHHx8XiXUf58U8S8c2&#10;e+PYVpxOsuk8vRnb//n96l+hbRVllE6jJEvjsf01Luwf3/7zHz88LM9jnt1myTTOLZwkLc4flmP7&#10;tiyX52dnxeQ2XkTFm2wZp9g5y/JFVOJtfnM2zaMHnH2RnHHH8c8esny6zLNJXBTY+k7vtN+q889m&#10;8aT8bTYr4tJKxjaurVR/c/X3Wv49e/tDdH6TR8vb+aS6jOgJV7GI5im+1JzqXVRG1l0+75xqMZ/k&#10;WZHNyjeTbHGWzWbzSax+A34Nc9Z+zWWU3keF+jET3J36AvHqGc97fSOvu8iS+fRqniTyzTIvyssk&#10;t+4j3LWH23kZy/t0tnLUGa7iXH5W/vsAO8Y45GEJKxZLY8/i267z8220jNXPL84nv95/zK35FA+Z&#10;cBxmW2m0wPN0lWQPlt5SfT8OvEw/5tW7Yvkxlz/pcZYvrFkyX/4XJ1CWwr23HuXZmAhdPKVfx7Zg&#10;Xshd/UzEj6U1wf5QhMLHkzPBfuZ4jFW3Qp6wvlc/x9nCkjdtbCfzVF5xdB7dfyhKfdfkHnmI3Jyk&#10;1sPYHnncU0et3PYiv7k2t90byf+79z06L6N58j6dWuXXJW5Amc+j9CaJbXneYmFbSQwg4oX+7iSF&#10;4aRZ9I2Qr66z6Vd1f9R2mOsF7cY7duPyQuVl7bHbv3fYzR0FlWGi801244HDQ7LbXn+zHW+iYzex&#10;327yea9QNgpgIl+BzPcc31fWaIzFWMBdD18iUea5I8EUCuFxCGbbh4ft5nI75lL3sy/MNjpKLwhD&#10;FyeGhTaa0AuE8D1twkB4jNfOi0z4FBPiTq6NcN5BiBPBiIkRxknYywXi/EB+vIEcRiBPjKpxjXzj&#10;N/hGuLU1S/lPthTjIfd89XkyVSsOOIg2b/eLQcdUChW7/WJrGGuTRc4ChmFtFVVttghLEunYH+Rs&#10;txZI+Rqw1P3cbS01du0ii1z4bLSL5ZPdegWn2+2GUWXNbgolPey2MzgTnsPCNeLYxhvnYhSqiJ54&#10;4860wlbLMcS5q5bDlr3h2Rb/KAIfhFCFd81QtmIvz+e+CiPIXk+0VycNotMTPZCmPORGnt8e40QY&#10;Om6obLTZhkIEwlV0hWz4RBt2UiKsR0qkhbk20RdcuF5QZTXrTAgx/TfPQx9ZJwuCLYe4x7apXMYc&#10;11+jj2Sq5zJVJwOiM0q7PeMWVHEeMCdUid/GC3KfB0CazgvLp+AVHSC++rjyvKyTvcCWvUjZOBy5&#10;jucyX+cxAu4FrjpRYwfsUal5D/lD8doj0fEZopOcYIclJ/befpREHETBhAPUcyrv0tSpWCfhgC1P&#10;wwFus8ddOByZIfeFE6xFQjUOwKl1qu8V/dFJ16hYJ+2ALf1s1kk7hNwPA/hC2GwjNRMcTgtDlfJg&#10;NIisFnlZJ4+ALf0M0ckjtAzBZUF3tJZirdATek4YvHZIenSDCO+kBbClnyE6iGhV2zcawkMtn8Nr&#10;HgMiTtqNcTzSOpej0j1SI4FNjdU+QxhRvdPSgKbWWisjOIp4WhjB9Esc3yJejAnfrWq2rodgRsWt&#10;24edHGKcXdKI7VqIK375/v07efE4+8phWk7hIzW4R05x4fCfRjWyW6fYDLai/JrE8scm6ad4BtXJ&#10;49jm+hukMCk2Ko3p/2o9iDpSfmQGEY35kJaaKDVT86GkrD9UHatuqxIrmQ9Wv2fbt8X10eobs7Q0&#10;H1zM0yzffakzfXwtDNG/VXIXrQyx8kzLpIrl5GoO7cqHqCg/Rjl0UXAE0HqVv+HPDMKbsZ1Vr2zr&#10;Nsv/2rRdHg8VEPZCoQKdFbQpf95FeQyhyi8p9EFMBKCkVqneeK6Dr8jbO65bO9K7xWUGSRIebVyb&#10;eikPL5P65SzPFl8gCLuQ34ldUTrBN4/tSZnXby5Lrf6CpGwSX1yowyDFWkblh/SzFFZpk0nNzu+P&#10;X6J8WQl7SqRTfs3q1GlH36OPldZIs4u7MpvNlfinuavV3X5RuQ03uaXGB7STSz18gKaTksAwwyzJ&#10;B5APIB8AqK9p/I7TB5ikZeMD2lnL/T4AMlvu6CCmevlaPGDbIF7LKokHPA8PKB+vHytuSJRgYJTA&#10;JMYbd9DWBu53B1UsoCjBKHACHS8TJyBOQJzgVDiBKc80TqBdn+nhBJq4AJwgFFp3QE6AnAA5gVNx&#10;AqY02DiBdm1wvxNYCQxcD8lzmaJ7FSdAkYGerNfkI/+eDKGMDPQkvDqVTAHCwAIEU7Ju3EK7Zr3f&#10;LbQCBCFGTqXJfRW3QIWDl3EL5AQG5gSMBqJxAm0RRA8n0AQIwuWhp0v35AQoQKAA4VQCBKO/aZxA&#10;W4Cz3wm0AgTMEvAdb20OKns5CQEFCC/DBEyAYOrMxA2GxQ0EdBVrwiJsqspFaOLRwy0wj3MH3gWq&#10;go0VRR8T10NoF6QIzEUjAT1bc4eyKLtLp59W5EUyD3EzrS40mv5hW7NFAgULWtpYLHQgM8EV44yq&#10;hKtetbu0tARCEBy127JQRPHCfsTUqsmPDMyPdAWK4jCBIm/5EUxC8DGhai0BSY6kUP2vpAztO9U0&#10;GkJiqtzkSAbmSLoqR2HY5xMIie+iQQQ5EnQCJHF05TSl/zSOxFTKyZEMzJF0pZLC0M+DHQnmW4SY&#10;NkyOhBxJw75WHImptpMjGZgj6YosMcvzqSkS1FAxLWY9dUqhDYU2tRjD1OfJkQzMkXSFmsLQz16M&#10;xBXMRztdnWv1HDTQWCMkXuD7csq7zLUK2X6ynpu4pW3rN8ziDN6PrjZMwdTNS+TEOdl/XKdlN7Qz&#10;+U7zFwTpgUHayC7r1vW6a41khkD0ltb1spxRTcs+CNF7wNyvWz1D//R986svXV/8VBdVWuWTzSkE&#10;/VBLqMuf/aJzYoXRt5n7b4bPg+//xkYsbY9K918/1k1LHGGkReb+t5VFz/D89x/LvsfHvyvqQBfw&#10;Q0ITV7hsVPXy5xsZBZNNo/pbgRjFy3Z5MIlMgzviGMPiGLJN2JpEA5sOA3kTNjDGfQbA4/Mt/WZ7&#10;lKO4ATSHerlQLxcs0lX8TUteuUYuUfMmbGkgfRhv2g9pIq7rxNU1ZWZjgHaV+UADuCIcBbtyMWSA&#10;jgFMec4YoF2dO9AAGwe1/qT1Owwd5OJP66zisKpGO3TY4oIodpBrLh5thzgTO5iYkWKHgcUO3ZKD&#10;brldJSj3y7vbCUrZp5jpZSwpdjinPpDUB/I1ct5YoaUauQ1zMtqTg3Pe+yFN1LVDXTtFB/fpRYfN&#10;k+rb+RgyQMcAnaoDlnx+avS8GQEUO6Q3aqIomg9XXKGp+rjdsgM2NQbowyqassNmA3gUO5xG7NAs&#10;KkfBw7CCB3SAWk8R6KZQTwseRugHrtdQpeCBggdqIp+/RvDgdQoP2NKM3IelXcVeSBN3XeeuXqfw&#10;gC1PNYCL5aHC9VWrGQUP8x3k1esUHrDlqQbYjAAKHnbd/27hAfqixgAHBg+bXRAFDycSPJjBh4KH&#10;gQUP3cqDd9hkB+a6juxCq5ercf31ArsXshCJN724mCwAqywotDvPP9fhSv4nfRTO3pJD01wHqZTa&#10;tv6UqS42S2ATyAcGclOKME3ltLSwd4aAYaE5zkHJMGHJ89xAr3baJAg8N3SwFB2BvI6kjkyY2IDc&#10;kGgC+cBAbspdDcjb9a79hJ05I+6PdIu4AA1kNd9vQB54WHgGiQm1TCiN5EenPm5AbgI1AvnAQG5K&#10;qg3I2zXVHiAXAVaNQHCPkZyhIaRc+BeMuUG5HwruEMqPXw3ITJxGKB8YyruFey3n683XReCHoQ9n&#10;IVHucKGFFw3Iia+jJ+0pSH51tkTanUA+LJD73bI9Nh2SYBfoGzJCaxIFctcFdVdUoEE5gnIX668T&#10;YT/6qNwEaoTygaHcFPINYfdNMaVXMyEGCGM0VygHMcfqryqFQyg/FWF/E5abSI1QPjCUG7VIg/K2&#10;XKRHWB66mLOjE+xo8DHy18NyKqOdCmM3EmtC+cBQbiRJDcpNOaXnWM7AyfVYLlxk4kZryTdi7CeC&#10;cm5CNUL5wFDeFb75pp7SD+U+BDGBjssRo8tU3GqKnbJvp4JyE6oRygeG8q7uzTf1lH4o9zwnRHpW&#10;Zt8wY0b4ekG2Ji7H1DgeYKyncnklyTtWTQw3oRqhfGAo7wrf/PYk/P1xuQgZ1kXU5fKNM2CJsZ/K&#10;WG5CNUL5wFDeVb5pfWr/cnkb5ZumqhDKTwXlJlQjlA8M5aDSa53wUBU7pF7uMt91wPIlY/eDkRSs&#10;ryjfiLCfCshNpEYgHxjIu8o339RTeoblvsucKvnm+CN/vYk2Jd9OBeUmUiOUDwvlQVf6hk2HDOUc&#10;y+PIBbRk7s0NRt56HY15DquXw1BNb/+2SacXDv8JGjtcfHfSqfUAoiEwN1bq61cmpBb5zfVlklsK&#10;ittOgRPSklxJrDubkQ8YmA/oCuMwt+wQH4D1OV2Gs2gfILBCziqdZ44D6Xs985x7WGevginNPD+P&#10;Z7N4Un6KZ9Z8+ji2Kxf1SmviaK0Tidw/pJ+XA0N5VxgXmGrLwXz+eYb67C6dfsLDr0bl6P5DUcrh&#10;+WZaZRei6R+2NVsk0djG6Gyx0ME6fHp4rw7GuLzMi/LnOFvsHtiv+OX79++qD6+M/0lK3KBuSaE9&#10;0GKeZrkmStu80NYWFsQNBuY1ukK7wFRv+nmNwGMBpsNsJQcrc9mJGxzvXHZN2ogbDJAbdIV2gane&#10;9EI5h0reR+h/BGmAqx3rbPcc6g9bzZdW5kbQYhXLydUcXOxDVJQfoxycDRvv47z8DX9mSYYETFa9&#10;si25Dsam7fJ4LCCHvbb1kEfLsV38eRflsW0lv6QFJlCLQOq8SvUG3ZHxFXl7x3VrR3q3uMwwsxhx&#10;Ka5NvZSHl0n9cpZniy9ZPr2Q34ldUTrBN4/tSZnXby5LvMeuWZZP4osL9XqSLZZROUAn0NXhQTl7&#10;SBqAy3kzoe5agwChmwcIAy+UXW2UDo+G+iMe6k2lhwj9yxB6rAQ/wfKZE5W8voHru51P3kVl1H6P&#10;1w/L85hnt1kyjfO3/wcAAP//AwBQSwMEFAAGAAgAAAAhANcz5nreAAAABQEAAA8AAABkcnMvZG93&#10;bnJldi54bWxMj09Lw0AQxe9Cv8MyBS9iN1qtNs2mSEGUQg6mBa+b7DR/mp0N2W0bv72jF708eLzh&#10;vd8k69F24oyDbxwpuJtFIJBKZxqqFOx3r7fPIHzQZHTnCBV8oYd1OrlKdGzchT7wnIdKcAn5WCuo&#10;Q+hjKX1Zo9V+5nokzg5usDqwHSppBn3hctvJ+yhaSKsb4oVa97ipsTzmJ6vgZt9m8zz73GRteDs+&#10;Fvl7u9s6pa6n48sKRMAx/B3DDz6jQ8pMhTuR8aJTwI+EX+VsOV+wLRQ8PURLkGki/9On3wAAAP//&#10;AwBQSwECLQAUAAYACAAAACEAtoM4kv4AAADhAQAAEwAAAAAAAAAAAAAAAAAAAAAAW0NvbnRlbnRf&#10;VHlwZXNdLnhtbFBLAQItABQABgAIAAAAIQA4/SH/1gAAAJQBAAALAAAAAAAAAAAAAAAAAC8BAABf&#10;cmVscy8ucmVsc1BLAQItABQABgAIAAAAIQBfqq2z3w4AAH7gAAAOAAAAAAAAAAAAAAAAAC4CAABk&#10;cnMvZTJvRG9jLnhtbFBLAQItABQABgAIAAAAIQDXM+Z63gAAAAUBAAAPAAAAAAAAAAAAAAAAADkR&#10;AABkcnMvZG93bnJldi54bWxQSwUGAAAAAAQABADzAAAARBIAAAAA&#10;">
+                <v:shapetype id="_x0000_t75" coordsize="21600,21600" o:spt="75" o:preferrelative="t" path="m@4@5l@4@11@9@11@9@5xe" filled="f" stroked="f">
+                  <v:stroke joinstyle="miter"/>
+                  <v:formulas>
+                    <v:f eqn="if lineDrawn pixelLineWidth 0"/>
+                    <v:f eqn="sum @0 1 0"/>
+                    <v:f eqn="sum 0 0 @1"/>
+                    <v:f eqn="prod @2 1 2"/>
+                    <v:f eqn="prod @3 21600 pixelWidth"/>
+                    <v:f eqn="prod @3 21600 pixelHeight"/>
+                    <v:f eqn="sum @0 0 1"/>
+                    <v:f eqn="prod @6 1 2"/>
+                    <v:f eqn="prod @7 21600 pixelWidth"/>
+                    <v:f eqn="sum @8 21600 0"/>
+                    <v:f eqn="prod @7 21600 pixelHeight"/>
+                    <v:f eqn="sum @10 21600 0"/>
+                  </v:formulas>
+                  <v:path o:extrusionok="f" gradientshapeok="t" o:connecttype="rect"/>
+                  <o:lock v:ext="edit" aspectratio="t"/>
+                </v:shapetype>
+                <v:shape id="_x0000_s1027" type="#_x0000_t75" style="position:absolute;width:59436;height:47047;visibility:visible;mso-wrap-style:square" filled="t">
+                  <v:fill o:detectmouseclick="t"/>
+                  <v:path o:connecttype="none"/>
+                </v:shape>
+                <v:line id="Flow 13001" o:spid="_x0000_s1028" style="position:absolute;flip:y;visibility:visible;mso-wrap-style:square" from="13138,3158" to="21522,3263" o:connectortype="straight" o:gfxdata="UEsDBBQABgAIAAAAIQDb4fbL7gAAAIUBAAATAAAAW0NvbnRlbnRfVHlwZXNdLnhtbHyQz07DMAyH&#10;70i8Q+QralM4IITa7kDhCAiNB7ASt43WOlEcyvb2pNu4IODoPz9/n1xv9vOkForiPDdwXVagiI23&#10;jocG3rdPxR0oScgWJ8/UwIEENu3lRb09BBKV0ywNjCmFe63FjDSjlD4Q50nv44wpl3HQAc0OB9I3&#10;VXWrjedEnIq03oC27qjHjympx31un0wiTQLq4bS4shrAECZnMGVTvbD9QSnOhDInjzsyuiBXWQP0&#10;r4R18jfgnHvJr4nOknrFmJ5xzhraRtHWf3Kkpfz/yGo5S+H73hkquyhdjr3R8m2lj09svwAAAP//&#10;AwBQSwMEFAAGAAgAAAAhAFr0LFu/AAAAFQEAAAsAAABfcmVscy8ucmVsc2zPwWrDMAwG4Ptg72B0&#10;X5TuUMaI01uh19I+gLGVxCy2jGSy9e1nemrHjpL4P0nD4SetZiPRyNnCruvBUPYcYp4tXC/Htw8w&#10;Wl0ObuVMFm6kcBhfX4Yzra62kC6xqGlKVgtLreUTUf1CyWnHhXKbTCzJ1VbKjMX5LzcTvvf9HuXR&#10;gPHJNKdgQU5hB+ZyK23zHztFL6w81c5zQp6m6P9TMfB3PtPWFCczVQtB9N4U2rp2HOA44NMz4y8A&#10;AAD//wMAUEsDBBQABgAIAAAAIQCZpJHBxAAAAN4AAAAPAAAAZHJzL2Rvd25yZXYueG1sRE/NSsNA&#10;EL4LfYdlCl7E7kZb0dhtCUIhBxFtfYAhO02i2dmwO7bx7V1B8DYf3++st5Mf1Ili6gNbKBYGFHET&#10;XM+thffD7voeVBJkh0NgsvBNCbab2cUaSxfO/EanvbQqh3Aq0UInMpZap6Yjj2kRRuLMHUP0KBnG&#10;VruI5xzuB31jzJ322HNu6HCkp46az/2Xt3C1lFpeq+Wwa57jw8vqIxTHqrb2cj5Vj6CEJvkX/7lr&#10;l+ffGlPA7zv5Br35AQAA//8DAFBLAQItABQABgAIAAAAIQDb4fbL7gAAAIUBAAATAAAAAAAAAAAA&#10;AAAAAAAAAABbQ29udGVudF9UeXBlc10ueG1sUEsBAi0AFAAGAAgAAAAhAFr0LFu/AAAAFQEAAAsA&#10;AAAAAAAAAAAAAAAAHwEAAF9yZWxzLy5yZWxzUEsBAi0AFAAGAAgAAAAhAJmkkcHEAAAA3gAAAA8A&#10;AAAAAAAAAAAAAAAABwIAAGRycy9kb3ducmV2LnhtbFBLBQYAAAAAAwADALcAAAD4AgAAAAA=&#10;" strokecolor="#595959">
+                  <v:stroke endarrow="block" endarrowwidth="narrow" endarrowlength="short"/>
+                </v:line>
+                <v:line id="Flow 13002" o:spid="_x0000_s1029" style="position:absolute;flip:x;visibility:visible;mso-wrap-style:square" from="13138,4975" to="21522,5245" o:connectortype="straight" o:gfxdata="UEsDBBQABgAIAAAAIQDb4fbL7gAAAIUBAAATAAAAW0NvbnRlbnRfVHlwZXNdLnhtbHyQz07DMAyH&#10;70i8Q+QralM4IITa7kDhCAiNB7ASt43WOlEcyvb2pNu4IODoPz9/n1xv9vOkForiPDdwXVagiI23&#10;jocG3rdPxR0oScgWJ8/UwIEENu3lRb09BBKV0ywNjCmFe63FjDSjlD4Q50nv44wpl3HQAc0OB9I3&#10;VXWrjedEnIq03oC27qjHjympx31un0wiTQLq4bS4shrAECZnMGVTvbD9QSnOhDInjzsyuiBXWQP0&#10;r4R18jfgnHvJr4nOknrFmJ5xzhraRtHWf3Kkpfz/yGo5S+H73hkquyhdjr3R8m2lj09svwAAAP//&#10;AwBQSwMEFAAGAAgAAAAhAFr0LFu/AAAAFQEAAAsAAABfcmVscy8ucmVsc2zPwWrDMAwG4Ptg72B0&#10;X5TuUMaI01uh19I+gLGVxCy2jGSy9e1nemrHjpL4P0nD4SetZiPRyNnCruvBUPYcYp4tXC/Htw8w&#10;Wl0ObuVMFm6kcBhfX4Yzra62kC6xqGlKVgtLreUTUf1CyWnHhXKbTCzJ1VbKjMX5LzcTvvf9HuXR&#10;gPHJNKdgQU5hB+ZyK23zHztFL6w81c5zQp6m6P9TMfB3PtPWFCczVQtB9N4U2rp2HOA44NMz4y8A&#10;AAD//wMAUEsDBBQABgAIAAAAIQBpdg+2xQAAAN4AAAAPAAAAZHJzL2Rvd25yZXYueG1sRE/NSgMx&#10;EL4LvkMYwYvYpLUV3TYti1DYg0hbfYBhM93dupksydiub28Ewdt8fL+z2oy+V2eKqQtsYToxoIjr&#10;4DpuLHy8b++fQCVBdtgHJgvflGCzvr5aYeHChfd0PkijcginAi20IkOhdapb8pgmYSDO3DFEj5Jh&#10;bLSLeMnhvtczYx61x45zQ4sDvbRUfx6+vIW7uVSyK+f9tn6Nz2+LU5gey8ra25uxXIISGuVf/Oeu&#10;XJ7/YMwMft/JN+j1DwAAAP//AwBQSwECLQAUAAYACAAAACEA2+H2y+4AAACFAQAAEwAAAAAAAAAA&#10;AAAAAAAAAAAAW0NvbnRlbnRfVHlwZXNdLnhtbFBLAQItABQABgAIAAAAIQBa9CxbvwAAABUBAAAL&#10;AAAAAAAAAAAAAAAAAB8BAABfcmVscy8ucmVsc1BLAQItABQABgAIAAAAIQBpdg+2xQAAAN4AAAAP&#10;AAAAAAAAAAAAAAAAAAcCAABkcnMvZG93bnJldi54bWxQSwUGAAAAAAMAAwC3AAAA+QIAAAAA&#10;" strokecolor="#595959">
+                  <v:stroke endarrow="block" endarrowwidth="narrow" endarrowlength="short"/>
+                </v:line>
+                <v:line id="Flow 13003" o:spid="_x0000_s1030" style="position:absolute;visibility:visible;mso-wrap-style:square" from="9797,6506" to="21522,11999" o:connectortype="straight" o:gfxdata="UEsDBBQABgAIAAAAIQDb4fbL7gAAAIUBAAATAAAAW0NvbnRlbnRfVHlwZXNdLnhtbHyQz07DMAyH&#10;70i8Q+QralM4IITa7kDhCAiNB7ASt43WOlEcyvb2pNu4IODoPz9/n1xv9vOkForiPDdwXVagiI23&#10;jocG3rdPxR0oScgWJ8/UwIEENu3lRb09BBKV0ywNjCmFe63FjDSjlD4Q50nv44wpl3HQAc0OB9I3&#10;VXWrjedEnIq03oC27qjHjympx31un0wiTQLq4bS4shrAECZnMGVTvbD9QSnOhDInjzsyuiBXWQP0&#10;r4R18jfgnHvJr4nOknrFmJ5xzhraRtHWf3Kkpfz/yGo5S+H73hkquyhdjr3R8m2lj09svwAAAP//&#10;AwBQSwMEFAAGAAgAAAAhAFr0LFu/AAAAFQEAAAsAAABfcmVscy8ucmVsc2zPwWrDMAwG4Ptg72B0&#10;X5TuUMaI01uh19I+gLGVxCy2jGSy9e1nemrHjpL4P0nD4SetZiPRyNnCruvBUPYcYp4tXC/Htw8w&#10;Wl0ObuVMFm6kcBhfX4Yzra62kC6xqGlKVgtLreUTUf1CyWnHhXKbTCzJ1VbKjMX5LzcTvvf9HuXR&#10;gPHJNKdgQU5hB+ZyK23zHztFL6w81c5zQp6m6P9TMfB3PtPWFCczVQtB9N4U2rp2HOA44NMz4y8A&#10;AAD//wMAUEsDBBQABgAIAAAAIQBZxE+xxgAAAN4AAAAPAAAAZHJzL2Rvd25yZXYueG1sRE/bagIx&#10;EH0X+g9hBF+KJq0isjVKKVvb+lC89APGzeyFbibbTVzXv28KBd/mcK6zXPe2Fh21vnKs4WGiQBBn&#10;zlRcaPg6vo4XIHxANlg7Jg1X8rBe3Q2WmBh34T11h1CIGMI+QQ1lCE0ipc9KsugnriGOXO5aiyHC&#10;tpCmxUsMt7V8VGouLVYcG0ps6KWk7Ptwthpmn12dbqp8d5+e8+vHNt2eZm8/Wo+G/fMTiEB9uIn/&#10;3e8mzp8qNYW/d+INcvULAAD//wMAUEsBAi0AFAAGAAgAAAAhANvh9svuAAAAhQEAABMAAAAAAAAA&#10;AAAAAAAAAAAAAFtDb250ZW50X1R5cGVzXS54bWxQSwECLQAUAAYACAAAACEAWvQsW78AAAAVAQAA&#10;CwAAAAAAAAAAAAAAAAAfAQAAX3JlbHMvLnJlbHNQSwECLQAUAAYACAAAACEAWcRPscYAAADeAAAA&#10;DwAAAAAAAAAAAAAAAAAHAgAAZHJzL2Rvd25yZXYueG1sUEsFBgAAAAADAAMAtwAAAPoCAAAAAA==&#10;" strokecolor="#595959">
+                  <v:stroke endarrow="block" endarrowwidth="narrow" endarrowlength="short"/>
+                </v:line>
+                <v:line id="Flow 13004" o:spid="_x0000_s1031" style="position:absolute;flip:x y;visibility:visible;mso-wrap-style:square" from="5788,6506" to="21522,13857" o:connectortype="straight" o:gfxdata="UEsDBBQABgAIAAAAIQDb4fbL7gAAAIUBAAATAAAAW0NvbnRlbnRfVHlwZXNdLnhtbHyQz07DMAyH&#10;70i8Q+QralM4IITa7kDhCAiNB7ASt43WOlEcyvb2pNu4IODoPz9/n1xv9vOkForiPDdwXVagiI23&#10;jocG3rdPxR0oScgWJ8/UwIEENu3lRb09BBKV0ywNjCmFe63FjDSjlD4Q50nv44wpl3HQAc0OB9I3&#10;VXWrjedEnIq03oC27qjHjympx31un0wiTQLq4bS4shrAECZnMGVTvbD9QSnOhDInjzsyuiBXWQP0&#10;r4R18jfgnHvJr4nOknrFmJ5xzhraRtHWf3Kkpfz/yGo5S+H73hkquyhdjr3R8m2lj09svwAAAP//&#10;AwBQSwMEFAAGAAgAAAAhAFr0LFu/AAAAFQEAAAsAAABfcmVscy8ucmVsc2zPwWrDMAwG4Ptg72B0&#10;X5TuUMaI01uh19I+gLGVxCy2jGSy9e1nemrHjpL4P0nD4SetZiPRyNnCruvBUPYcYp4tXC/Htw8w&#10;Wl0ObuVMFm6kcBhfX4Yzra62kC6xqGlKVgtLreUTUf1CyWnHhXKbTCzJ1VbKjMX5LzcTvvf9HuXR&#10;gPHJNKdgQU5hB+ZyK23zHztFL6w81c5zQp6m6P9TMfB3PtPWFCczVQtB9N4U2rp2HOA44NMz4y8A&#10;AAD//wMAUEsDBBQABgAIAAAAIQCWT0DBwQAAAN4AAAAPAAAAZHJzL2Rvd25yZXYueG1sRE9NawIx&#10;EL0X/A9hCr3VpFZsWY2ihQXBk24PPQ6bcbO4mSxJ1O2/N4LgbR7vcxarwXXiQiG2njV8jBUI4tqb&#10;lhsNv1X5/g0iJmSDnWfS8E8RVsvRywIL46+8